--- a/docs/Agentic_Workflows_wtith_RL_Loop.docx
+++ b/docs/Agentic_Workflows_wtith_RL_Loop.docx
@@ -24,6 +24,9 @@
     <w:p/>
     <w:p/>
     <w:p>
+      <w:pPr>
+        <w:pStyle w:val="Heading1"/>
+      </w:pPr>
       <w:r>
         <w:t>System Flowchart</w:t>
       </w:r>
@@ -78,7 +81,14 @@
       </w:r>
     </w:p>
     <w:p/>
-    <w:p/>
+    <w:p>
+      <w:pPr>
+        <w:pStyle w:val="Heading2"/>
+      </w:pPr>
+      <w:r>
+        <w:t xml:space="preserve">Training Loop </w:t>
+      </w:r>
+    </w:p>
     <w:p/>
     <w:p/>
     <w:p/>
@@ -548,7 +558,6 @@
     <w:next w:val="Normal"/>
     <w:link w:val="Heading2Char"/>
     <w:uiPriority w:val="9"/>
-    <w:semiHidden/>
     <w:unhideWhenUsed/>
     <w:qFormat/>
     <w:rsid w:val="007B451F"/>
@@ -762,7 +771,6 @@
     <w:basedOn w:val="DefaultParagraphFont"/>
     <w:link w:val="Heading2"/>
     <w:uiPriority w:val="9"/>
-    <w:semiHidden/>
     <w:rsid w:val="007B451F"/>
     <w:rPr>
       <w:rFonts w:ascii="Calibri Light" w:eastAsiaTheme="majorEastAsia" w:hAnsi="Calibri Light" w:cstheme="majorBidi"/>

--- a/docs/Agentic_Workflows_wtith_RL_Loop.docx
+++ b/docs/Agentic_Workflows_wtith_RL_Loop.docx
@@ -32,16 +32,26 @@
       </w:r>
     </w:p>
     <w:p/>
+    <w:p/>
     <w:p>
       <w:r>
         <w:rPr>
           <w:noProof/>
         </w:rPr>
+        <w:lastRenderedPageBreak/>
         <w:drawing>
-          <wp:inline distT="0" distB="0" distL="0" distR="0" wp14:anchorId="1FB94403" wp14:editId="46A91D9C">
-            <wp:extent cx="6588525" cy="4694324"/>
-            <wp:effectExtent l="0" t="0" r="3175" b="5080"/>
-            <wp:docPr id="1292439775" name="Picture 1" descr="A diagram of a company&#10;&#10;AI-generated content may be incorrect."/>
+          <wp:anchor distT="0" distB="0" distL="114300" distR="114300" simplePos="0" relativeHeight="251659264" behindDoc="0" locked="0" layoutInCell="1" allowOverlap="1" wp14:anchorId="32158E50" wp14:editId="5AF4C671">
+            <wp:simplePos x="0" y="0"/>
+            <wp:positionH relativeFrom="column">
+              <wp:posOffset>1156447</wp:posOffset>
+            </wp:positionH>
+            <wp:positionV relativeFrom="paragraph">
+              <wp:posOffset>449</wp:posOffset>
+            </wp:positionV>
+            <wp:extent cx="3764280" cy="8229600"/>
+            <wp:effectExtent l="0" t="0" r="0" b="0"/>
+            <wp:wrapTopAndBottom/>
+            <wp:docPr id="849186350" name="Picture 5" descr="A diagram of a process&#10;&#10;AI-generated content may be incorrect."/>
             <wp:cNvGraphicFramePr>
               <a:graphicFrameLocks xmlns:a="http://schemas.openxmlformats.org/drawingml/2006/main" noChangeAspect="1"/>
             </wp:cNvGraphicFramePr>
@@ -49,7 +59,7 @@
               <a:graphicData uri="http://schemas.openxmlformats.org/drawingml/2006/picture">
                 <pic:pic xmlns:pic="http://schemas.openxmlformats.org/drawingml/2006/picture">
                   <pic:nvPicPr>
-                    <pic:cNvPr id="1292439775" name="Picture 1" descr="A diagram of a company&#10;&#10;AI-generated content may be incorrect."/>
+                    <pic:cNvPr id="849186350" name="Picture 5" descr="A diagram of a process&#10;&#10;AI-generated content may be incorrect."/>
                     <pic:cNvPicPr/>
                   </pic:nvPicPr>
                   <pic:blipFill>
@@ -67,7 +77,7 @@
                   <pic:spPr>
                     <a:xfrm>
                       <a:off x="0" y="0"/>
-                      <a:ext cx="6605266" cy="4706252"/>
+                      <a:ext cx="3764280" cy="8229600"/>
                     </a:xfrm>
                     <a:prstGeom prst="rect">
                       <a:avLst/>
@@ -76,19 +86,177 @@
                 </pic:pic>
               </a:graphicData>
             </a:graphic>
-          </wp:inline>
+            <wp14:sizeRelH relativeFrom="page">
+              <wp14:pctWidth>0</wp14:pctWidth>
+            </wp14:sizeRelH>
+            <wp14:sizeRelV relativeFrom="page">
+              <wp14:pctHeight>0</wp14:pctHeight>
+            </wp14:sizeRelV>
+          </wp:anchor>
         </w:drawing>
       </w:r>
     </w:p>
-    <w:p/>
     <w:p>
       <w:pPr>
         <w:pStyle w:val="Heading2"/>
       </w:pPr>
       <w:r>
-        <w:t xml:space="preserve">Training Loop </w:t>
-      </w:r>
-    </w:p>
+        <w:rPr>
+          <w:noProof/>
+        </w:rPr>
+        <w:lastRenderedPageBreak/>
+        <w:drawing>
+          <wp:anchor distT="0" distB="0" distL="114300" distR="114300" simplePos="0" relativeHeight="251661312" behindDoc="0" locked="0" layoutInCell="1" allowOverlap="1" wp14:anchorId="3093014B" wp14:editId="69FFF0AD">
+            <wp:simplePos x="0" y="0"/>
+            <wp:positionH relativeFrom="column">
+              <wp:posOffset>665629</wp:posOffset>
+            </wp:positionH>
+            <wp:positionV relativeFrom="paragraph">
+              <wp:posOffset>299122</wp:posOffset>
+            </wp:positionV>
+            <wp:extent cx="3105785" cy="7927340"/>
+            <wp:effectExtent l="0" t="0" r="5715" b="0"/>
+            <wp:wrapTopAndBottom/>
+            <wp:docPr id="1793027756" name="Picture 4" descr="A diagram of a company&#10;&#10;AI-generated content may be incorrect."/>
+            <wp:cNvGraphicFramePr>
+              <a:graphicFrameLocks xmlns:a="http://schemas.openxmlformats.org/drawingml/2006/main" noChangeAspect="1"/>
+            </wp:cNvGraphicFramePr>
+            <a:graphic xmlns:a="http://schemas.openxmlformats.org/drawingml/2006/main">
+              <a:graphicData uri="http://schemas.openxmlformats.org/drawingml/2006/picture">
+                <pic:pic xmlns:pic="http://schemas.openxmlformats.org/drawingml/2006/picture">
+                  <pic:nvPicPr>
+                    <pic:cNvPr id="1793027756" name="Picture 4" descr="A diagram of a company&#10;&#10;AI-generated content may be incorrect."/>
+                    <pic:cNvPicPr/>
+                  </pic:nvPicPr>
+                  <pic:blipFill>
+                    <a:blip r:embed="rId5" cstate="print">
+                      <a:extLst>
+                        <a:ext uri="{28A0092B-C50C-407E-A947-70E740481C1C}">
+                          <a14:useLocalDpi xmlns:a14="http://schemas.microsoft.com/office/drawing/2010/main" val="0"/>
+                        </a:ext>
+                      </a:extLst>
+                    </a:blip>
+                    <a:stretch>
+                      <a:fillRect/>
+                    </a:stretch>
+                  </pic:blipFill>
+                  <pic:spPr>
+                    <a:xfrm>
+                      <a:off x="0" y="0"/>
+                      <a:ext cx="3105785" cy="7927340"/>
+                    </a:xfrm>
+                    <a:prstGeom prst="rect">
+                      <a:avLst/>
+                    </a:prstGeom>
+                  </pic:spPr>
+                </pic:pic>
+              </a:graphicData>
+            </a:graphic>
+            <wp14:sizeRelH relativeFrom="page">
+              <wp14:pctWidth>0</wp14:pctWidth>
+            </wp14:sizeRelH>
+            <wp14:sizeRelV relativeFrom="page">
+              <wp14:pctHeight>0</wp14:pctHeight>
+            </wp14:sizeRelV>
+          </wp:anchor>
+        </w:drawing>
+      </w:r>
+      <w:r>
+        <w:t>Training Loop</w:t>
+      </w:r>
+    </w:p>
+    <w:p>
+      <w:r>
+        <w:lastRenderedPageBreak/>
+        <w:t xml:space="preserve">The training process begins by creating an instance of the </w:t>
+      </w:r>
+      <w:r>
+        <w:rPr>
+          <w:rFonts w:ascii="Consolas" w:hAnsi="Consolas" w:cs="Consolas"/>
+        </w:rPr>
+        <w:t>AgenticRLSystem</w:t>
+      </w:r>
+      <w:r>
+        <w:t xml:space="preserve"> class </w:t>
+      </w:r>
+      <w:r>
+        <w:t xml:space="preserve">which serves as an orchestrator for the entire training pipeline. </w:t>
+      </w:r>
+    </w:p>
+    <w:p/>
+    <w:p>
+      <w:pPr>
+        <w:rPr>
+          <w:rFonts w:ascii="Consolas" w:hAnsi="Consolas" w:cs="Consolas"/>
+        </w:rPr>
+      </w:pPr>
+      <w:r>
+        <w:rPr>
+          <w:rFonts w:ascii="Consolas" w:hAnsi="Consolas" w:cs="Consolas"/>
+        </w:rPr>
+        <w:t>system = AgenticRLSystem(</w:t>
+      </w:r>
+    </w:p>
+    <w:p>
+      <w:pPr>
+        <w:rPr>
+          <w:rFonts w:ascii="Consolas" w:hAnsi="Consolas" w:cs="Consolas"/>
+        </w:rPr>
+      </w:pPr>
+      <w:r>
+        <w:rPr>
+          <w:rFonts w:ascii="Consolas" w:hAnsi="Consolas" w:cs="Consolas"/>
+        </w:rPr>
+        <w:t xml:space="preserve">    env_class=MultiAgentTaskEnvironment,</w:t>
+      </w:r>
+    </w:p>
+    <w:p>
+      <w:pPr>
+        <w:rPr>
+          <w:rFonts w:ascii="Consolas" w:hAnsi="Consolas" w:cs="Consolas"/>
+        </w:rPr>
+      </w:pPr>
+      <w:r>
+        <w:rPr>
+          <w:rFonts w:ascii="Consolas" w:hAnsi="Consolas" w:cs="Consolas"/>
+        </w:rPr>
+        <w:t xml:space="preserve">    n_envs=4  # Number of parallel environments</w:t>
+      </w:r>
+    </w:p>
+    <w:p>
+      <w:pPr>
+        <w:rPr>
+          <w:rFonts w:ascii="Consolas" w:hAnsi="Consolas" w:cs="Consolas"/>
+        </w:rPr>
+      </w:pPr>
+      <w:r>
+        <w:rPr>
+          <w:rFonts w:ascii="Consolas" w:hAnsi="Consolas" w:cs="Consolas"/>
+        </w:rPr>
+        <w:t>)</w:t>
+      </w:r>
+    </w:p>
+    <w:p/>
+    <w:p>
+      <w:pPr>
+        <w:pStyle w:val="Heading3"/>
+      </w:pPr>
+      <w:r>
+        <w:t>Parallel Vectorized Environments</w:t>
+      </w:r>
+    </w:p>
+    <w:p/>
+    <w:p>
+      <w:r>
+        <w:t>The training process creates vectorized environments</w:t>
+      </w:r>
+      <w:r>
+        <w:t xml:space="preserve">. These environments are updated in parallel for efficient experience collection. The vectorized environment paradigm  </w:t>
+      </w:r>
+    </w:p>
+    <w:p/>
+    <w:p/>
+    <w:p/>
     <w:p/>
     <w:p/>
     <w:p/>
@@ -104,7 +272,7 @@
       <w:r>
         <w:t xml:space="preserve">[1] </w:t>
       </w:r>
-      <w:hyperlink r:id="rId5" w:history="1">
+      <w:hyperlink r:id="rId6" w:history="1">
         <w:r>
           <w:rPr>
             <w:rStyle w:val="Hyperlink"/>
@@ -113,6 +281,36 @@
         </w:r>
       </w:hyperlink>
     </w:p>
+    <w:p/>
+    <w:p>
+      <w:r>
+        <w:t xml:space="preserve">[2] </w:t>
+      </w:r>
+      <w:hyperlink r:id="rId7" w:history="1">
+        <w:r>
+          <w:rPr>
+            <w:rStyle w:val="Hyperlink"/>
+          </w:rPr>
+          <w:t>https://github.com/dimitarpg13/agentic_architectures_and_design_patterns/blob/main/notebooks/reinforcement_learning/agentic_rl_diagrams.md</w:t>
+        </w:r>
+      </w:hyperlink>
+    </w:p>
+    <w:p/>
+    <w:p>
+      <w:r>
+        <w:t xml:space="preserve">[3] </w:t>
+      </w:r>
+      <w:hyperlink r:id="rId8" w:history="1">
+        <w:r>
+          <w:rPr>
+            <w:rStyle w:val="Hyperlink"/>
+          </w:rPr>
+          <w:t>https://github.com/dimitarpg13/agentic_architectures_and_design_patterns/blob/main/notebooks/reinforcement_learning/agentic_rl_training_loop.md</w:t>
+        </w:r>
+      </w:hyperlink>
+    </w:p>
+    <w:p/>
+    <w:p/>
     <w:p/>
     <w:sectPr>
       <w:pgSz w:w="12240" w:h="15840"/>
@@ -579,20 +777,18 @@
     <w:next w:val="Normal"/>
     <w:link w:val="Heading3Char"/>
     <w:uiPriority w:val="9"/>
-    <w:semiHidden/>
     <w:unhideWhenUsed/>
     <w:qFormat/>
-    <w:rsid w:val="00721EF6"/>
+    <w:rsid w:val="0096679F"/>
     <w:pPr>
       <w:keepNext/>
       <w:keepLines/>
-      <w:spacing w:before="160" w:after="80"/>
       <w:outlineLvl w:val="2"/>
     </w:pPr>
     <w:rPr>
-      <w:rFonts w:eastAsiaTheme="majorEastAsia" w:cstheme="majorBidi"/>
+      <w:rFonts w:ascii="Calibri Light" w:eastAsiaTheme="majorEastAsia" w:hAnsi="Calibri Light" w:cstheme="majorBidi"/>
       <w:color w:val="0F4761" w:themeColor="accent1" w:themeShade="BF"/>
-      <w:sz w:val="28"/>
+      <w:sz w:val="22"/>
       <w:szCs w:val="28"/>
     </w:rPr>
   </w:style>
@@ -783,12 +979,11 @@
     <w:basedOn w:val="DefaultParagraphFont"/>
     <w:link w:val="Heading3"/>
     <w:uiPriority w:val="9"/>
-    <w:semiHidden/>
-    <w:rsid w:val="00721EF6"/>
-    <w:rPr>
-      <w:rFonts w:eastAsiaTheme="majorEastAsia" w:cstheme="majorBidi"/>
+    <w:rsid w:val="0096679F"/>
+    <w:rPr>
+      <w:rFonts w:ascii="Calibri Light" w:eastAsiaTheme="majorEastAsia" w:hAnsi="Calibri Light" w:cstheme="majorBidi"/>
       <w:color w:val="0F4761" w:themeColor="accent1" w:themeShade="BF"/>
-      <w:sz w:val="28"/>
+      <w:sz w:val="22"/>
       <w:szCs w:val="28"/>
     </w:rPr>
   </w:style>

--- a/docs/Agentic_Workflows_wtith_RL_Loop.docx
+++ b/docs/Agentic_Workflows_wtith_RL_Loop.docx
@@ -13,6 +13,9 @@
     <w:p>
       <w:r>
         <w:t>compiled by D.Gueorguiev using Claude Opus 4.1</w:t>
+      </w:r>
+      <w:r>
+        <w:t>, 1/4/2026</w:t>
       </w:r>
     </w:p>
     <w:p/>
@@ -251,7 +254,13 @@
         <w:t>The training process creates vectorized environments</w:t>
       </w:r>
       <w:r>
-        <w:t xml:space="preserve">. These environments are updated in parallel for efficient experience collection. The vectorized environment paradigm  </w:t>
+        <w:t xml:space="preserve">. These environments are updated in parallel for efficient experience collection. The vectorized environment paradigm </w:t>
+      </w:r>
+      <w:r>
+        <w:t xml:space="preserve">allows to run multiple environment instances independently and simultaneously. Thus we speed up the training by collecting more diverse experiences per training step. </w:t>
+      </w:r>
+      <w:r>
+        <w:t xml:space="preserve"> </w:t>
       </w:r>
     </w:p>
     <w:p/>

--- a/docs/Agentic_Workflows_wtith_RL_Loop.docx
+++ b/docs/Agentic_Workflows_wtith_RL_Loop.docx
@@ -197,7 +197,20 @@
         <w:rPr>
           <w:rFonts w:ascii="Consolas" w:hAnsi="Consolas" w:cs="Consolas"/>
         </w:rPr>
-        <w:t>system = AgenticRLSystem(</w:t>
+        <w:t xml:space="preserve">system = </w:t>
+      </w:r>
+      <w:r>
+        <w:rPr>
+          <w:rFonts w:ascii="Consolas" w:hAnsi="Consolas" w:cs="Consolas"/>
+          <w:color w:val="0F9ED5" w:themeColor="accent4"/>
+        </w:rPr>
+        <w:t>AgenticRLSystem</w:t>
+      </w:r>
+      <w:r>
+        <w:rPr>
+          <w:rFonts w:ascii="Consolas" w:hAnsi="Consolas" w:cs="Consolas"/>
+        </w:rPr>
+        <w:t>(</w:t>
       </w:r>
     </w:p>
     <w:p>
@@ -210,7 +223,20 @@
         <w:rPr>
           <w:rFonts w:ascii="Consolas" w:hAnsi="Consolas" w:cs="Consolas"/>
         </w:rPr>
-        <w:t xml:space="preserve">    env_class=MultiAgentTaskEnvironment,</w:t>
+        <w:t xml:space="preserve">    env_class=</w:t>
+      </w:r>
+      <w:r>
+        <w:rPr>
+          <w:rFonts w:ascii="Consolas" w:hAnsi="Consolas" w:cs="Consolas"/>
+          <w:color w:val="0F9ED5" w:themeColor="accent4"/>
+        </w:rPr>
+        <w:t>MultiAgentTaskEnvironment</w:t>
+      </w:r>
+      <w:r>
+        <w:rPr>
+          <w:rFonts w:ascii="Consolas" w:hAnsi="Consolas" w:cs="Consolas"/>
+        </w:rPr>
+        <w:t>,</w:t>
       </w:r>
     </w:p>
     <w:p>
@@ -223,7 +249,27 @@
         <w:rPr>
           <w:rFonts w:ascii="Consolas" w:hAnsi="Consolas" w:cs="Consolas"/>
         </w:rPr>
-        <w:t xml:space="preserve">    n_envs=4  # Number of parallel environments</w:t>
+        <w:t xml:space="preserve">    n_envs=</w:t>
+      </w:r>
+      <w:r>
+        <w:rPr>
+          <w:rFonts w:ascii="Consolas" w:hAnsi="Consolas" w:cs="Consolas"/>
+          <w:color w:val="0B769F" w:themeColor="accent4" w:themeShade="BF"/>
+        </w:rPr>
+        <w:t>4</w:t>
+      </w:r>
+      <w:r>
+        <w:rPr>
+          <w:rFonts w:ascii="Consolas" w:hAnsi="Consolas" w:cs="Consolas"/>
+        </w:rPr>
+        <w:t xml:space="preserve">  </w:t>
+      </w:r>
+      <w:r>
+        <w:rPr>
+          <w:rFonts w:ascii="Consolas" w:hAnsi="Consolas" w:cs="Consolas"/>
+          <w:color w:val="3A7C22" w:themeColor="accent6" w:themeShade="BF"/>
+        </w:rPr>
+        <w:t># Number of parallel environments</w:t>
       </w:r>
     </w:p>
     <w:p>
@@ -261,6 +307,150 @@
       </w:r>
       <w:r>
         <w:t xml:space="preserve"> </w:t>
+      </w:r>
+      <w:r>
+        <w:t xml:space="preserve">Thus the vectorized environment workflow collects </w:t>
+      </w:r>
+      <w:r>
+        <w:rPr>
+          <w:rFonts w:ascii="Consolas" w:hAnsi="Consolas" w:cs="Consolas"/>
+        </w:rPr>
+        <w:t>n_envs</w:t>
+      </w:r>
+      <w:r>
+        <w:t xml:space="preserve"> times more experience per step.</w:t>
+      </w:r>
+    </w:p>
+    <w:p>
+      <w:r>
+        <w:t>Each environment evolves independently, reducing correlation in training data. More diverse experiences lead to more stable policy updates due to better gradient estimates.</w:t>
+      </w:r>
+    </w:p>
+    <w:p/>
+    <w:p>
+      <w:r>
+        <w:t>Example implementation:</w:t>
+      </w:r>
+    </w:p>
+    <w:p/>
+    <w:p>
+      <w:pPr>
+        <w:rPr>
+          <w:rFonts w:ascii="Consolas" w:hAnsi="Consolas" w:cs="Consolas"/>
+        </w:rPr>
+      </w:pPr>
+      <w:r>
+        <w:rPr>
+          <w:rFonts w:ascii="Consolas" w:hAnsi="Consolas" w:cs="Consolas"/>
+          <w:color w:val="7030A0"/>
+        </w:rPr>
+        <w:t>self</w:t>
+      </w:r>
+      <w:r>
+        <w:rPr>
+          <w:rFonts w:ascii="Consolas" w:hAnsi="Consolas" w:cs="Consolas"/>
+        </w:rPr>
+        <w:t xml:space="preserve">.env = </w:t>
+      </w:r>
+      <w:r>
+        <w:rPr>
+          <w:rFonts w:ascii="Consolas" w:hAnsi="Consolas" w:cs="Consolas"/>
+          <w:color w:val="0F9ED5" w:themeColor="accent4"/>
+        </w:rPr>
+        <w:t>DummyVecEnv</w:t>
+      </w:r>
+      <w:r>
+        <w:rPr>
+          <w:rFonts w:ascii="Consolas" w:hAnsi="Consolas" w:cs="Consolas"/>
+        </w:rPr>
+        <w:t>([</w:t>
+      </w:r>
+      <w:r>
+        <w:rPr>
+          <w:rFonts w:ascii="Consolas" w:hAnsi="Consolas" w:cs="Consolas"/>
+          <w:color w:val="BF4E14" w:themeColor="accent2" w:themeShade="BF"/>
+        </w:rPr>
+        <w:t>lambda</w:t>
+      </w:r>
+      <w:r>
+        <w:rPr>
+          <w:rFonts w:ascii="Consolas" w:hAnsi="Consolas" w:cs="Consolas"/>
+        </w:rPr>
+        <w:t xml:space="preserve">: env_class() </w:t>
+      </w:r>
+      <w:r>
+        <w:rPr>
+          <w:rFonts w:ascii="Consolas" w:hAnsi="Consolas" w:cs="Consolas"/>
+          <w:color w:val="BF4E14" w:themeColor="accent2" w:themeShade="BF"/>
+        </w:rPr>
+        <w:t>for</w:t>
+      </w:r>
+      <w:r>
+        <w:rPr>
+          <w:rFonts w:ascii="Consolas" w:hAnsi="Consolas" w:cs="Consolas"/>
+        </w:rPr>
+        <w:t xml:space="preserve"> _ </w:t>
+      </w:r>
+      <w:r>
+        <w:rPr>
+          <w:rFonts w:ascii="Consolas" w:hAnsi="Consolas" w:cs="Consolas"/>
+          <w:color w:val="BF4E14" w:themeColor="accent2" w:themeShade="BF"/>
+        </w:rPr>
+        <w:t>in</w:t>
+      </w:r>
+      <w:r>
+        <w:rPr>
+          <w:rFonts w:ascii="Consolas" w:hAnsi="Consolas" w:cs="Consolas"/>
+        </w:rPr>
+        <w:t xml:space="preserve"> </w:t>
+      </w:r>
+      <w:r>
+        <w:rPr>
+          <w:rFonts w:ascii="Consolas" w:hAnsi="Consolas" w:cs="Consolas"/>
+          <w:color w:val="0B769F" w:themeColor="accent4" w:themeShade="BF"/>
+        </w:rPr>
+        <w:t>range</w:t>
+      </w:r>
+      <w:r>
+        <w:rPr>
+          <w:rFonts w:ascii="Consolas" w:hAnsi="Consolas" w:cs="Consolas"/>
+        </w:rPr>
+        <w:t>(n_envs)])</w:t>
+      </w:r>
+    </w:p>
+    <w:p/>
+    <w:p>
+      <w:r>
+        <w:t>Each environment maintains its own agent states (capacity, expertise, workload), task queue with varying priorities and complexities, collaboration matrix tracking inter-agent relationships, independent random seeds for task generation.</w:t>
+      </w:r>
+    </w:p>
+    <w:p/>
+    <w:p>
+      <w:pPr>
+        <w:pStyle w:val="Heading3"/>
+      </w:pPr>
+      <w:r>
+        <w:t xml:space="preserve">Initialize the PPO model </w:t>
+      </w:r>
+    </w:p>
+    <w:p>
+      <w:r>
+        <w:t>Creates the neural network architecture and optimization components.</w:t>
+      </w:r>
+    </w:p>
+    <w:p>
+      <w:r>
+        <w:t>The PPO model consists of two main networks:</w:t>
+      </w:r>
+    </w:p>
+    <w:p>
+      <w:r>
+        <w:t>Policy Network (Actor): outputs action probabilities</w:t>
+      </w:r>
+    </w:p>
+    <w:p>
+      <w:r>
+        <w:t>Value Network (Critic): estimates state values for advantage calculation</w:t>
       </w:r>
     </w:p>
     <w:p/>
@@ -307,6 +497,7 @@
     <w:p/>
     <w:p>
       <w:r>
+        <w:lastRenderedPageBreak/>
         <w:t xml:space="preserve">[3] </w:t>
       </w:r>
       <w:hyperlink r:id="rId8" w:history="1">
@@ -318,6 +509,51 @@
         </w:r>
       </w:hyperlink>
     </w:p>
+    <w:p/>
+    <w:p>
+      <w:r>
+        <w:t xml:space="preserve">[4] </w:t>
+      </w:r>
+      <w:hyperlink r:id="rId9" w:history="1">
+        <w:r>
+          <w:rPr>
+            <w:rStyle w:val="Hyperlink"/>
+          </w:rPr>
+          <w:t>Neuronlike Adaptive Elements That Can Solve Difficult Learning Control Problems, Andrew G. Barto et al, 1983</w:t>
+        </w:r>
+      </w:hyperlink>
+    </w:p>
+    <w:p/>
+    <w:p>
+      <w:r>
+        <w:t xml:space="preserve">[5] </w:t>
+      </w:r>
+      <w:hyperlink r:id="rId10" w:history="1">
+        <w:r>
+          <w:rPr>
+            <w:rStyle w:val="Hyperlink"/>
+          </w:rPr>
+          <w:t>Actor-Critic Algorithms, Vijay Konda, John N. Tsitsiklis, 1999</w:t>
+        </w:r>
+      </w:hyperlink>
+    </w:p>
+    <w:p/>
+    <w:p>
+      <w:r>
+        <w:t xml:space="preserve">[6] </w:t>
+      </w:r>
+      <w:hyperlink r:id="rId11" w:history="1">
+        <w:r>
+          <w:rPr>
+            <w:rStyle w:val="Hyperlink"/>
+          </w:rPr>
+          <w:t>Survey of Actor-Critic Reinforcement Learning: Standard and Natural Policy Gradients, Ivo Grondman et al, 2012</w:t>
+        </w:r>
+      </w:hyperlink>
+    </w:p>
+    <w:p/>
+    <w:p/>
+    <w:p/>
     <w:p/>
     <w:p/>
     <w:p/>

--- a/docs/Agentic_Workflows_wtith_RL_Loop.docx
+++ b/docs/Agentic_Workflows_wtith_RL_Loop.docx
@@ -553,7 +553,38 @@
     </w:p>
     <w:p/>
     <w:p/>
-    <w:p/>
+    <w:p>
+      <w:pPr>
+        <w:pStyle w:val="Heading1"/>
+      </w:pPr>
+      <w:r>
+        <w:t>Appendix</w:t>
+      </w:r>
+    </w:p>
+    <w:p/>
+    <w:p>
+      <w:pPr>
+        <w:pStyle w:val="Heading2"/>
+      </w:pPr>
+      <w:r>
+        <w:t>Actor-Critic Reinforcement Learning Algorithms</w:t>
+      </w:r>
+    </w:p>
+    <w:p/>
+    <w:p/>
+    <w:p>
+      <w:pPr>
+        <w:rPr>
+          <w:color w:val="EE0000"/>
+        </w:rPr>
+      </w:pPr>
+      <w:r>
+        <w:rPr>
+          <w:color w:val="EE0000"/>
+        </w:rPr>
+        <w:t>//TODO: finish the appendix section on actor-critic algorithms</w:t>
+      </w:r>
+    </w:p>
     <w:p/>
     <w:p/>
     <w:p/>

--- a/docs/Agentic_Workflows_wtith_RL_Loop.docx
+++ b/docs/Agentic_Workflows_wtith_RL_Loop.docx
@@ -571,6 +571,185 @@
       </w:r>
     </w:p>
     <w:p/>
+    <w:p>
+      <w:pPr>
+        <w:pStyle w:val="Heading3"/>
+      </w:pPr>
+      <w:r>
+        <w:t>Markov Decision Processes (MDP)</w:t>
+      </w:r>
+    </w:p>
+    <w:p>
+      <w:r>
+        <w:t xml:space="preserve">MDP is a tuple </w:t>
+      </w:r>
+      <m:oMath>
+        <m:d>
+          <m:dPr>
+            <m:begChr m:val="〈"/>
+            <m:endChr m:val="〉"/>
+            <m:ctrlPr>
+              <w:rPr>
+                <w:rFonts w:ascii="Cambria Math" w:hAnsi="Cambria Math"/>
+                <w:i/>
+              </w:rPr>
+            </m:ctrlPr>
+          </m:dPr>
+          <m:e>
+            <m:r>
+              <w:rPr>
+                <w:rFonts w:ascii="Cambria Math" w:hAnsi="Cambria Math"/>
+              </w:rPr>
+              <m:t>X,U,f,ρ</m:t>
+            </m:r>
+          </m:e>
+        </m:d>
+      </m:oMath>
+      <w:r>
+        <w:rPr>
+          <w:rFonts w:eastAsiaTheme="minorEastAsia"/>
+        </w:rPr>
+        <w:t xml:space="preserve"> where </w:t>
+      </w:r>
+      <m:oMath>
+        <m:r>
+          <w:rPr>
+            <w:rFonts w:ascii="Cambria Math" w:eastAsiaTheme="minorEastAsia" w:hAnsi="Cambria Math"/>
+          </w:rPr>
+          <m:t>X</m:t>
+        </m:r>
+      </m:oMath>
+      <w:r>
+        <w:rPr>
+          <w:rFonts w:eastAsiaTheme="minorEastAsia"/>
+        </w:rPr>
+        <w:t xml:space="preserve"> denotes the state space, </w:t>
+      </w:r>
+      <m:oMath>
+        <m:r>
+          <w:rPr>
+            <w:rFonts w:ascii="Cambria Math" w:eastAsiaTheme="minorEastAsia" w:hAnsi="Cambria Math"/>
+          </w:rPr>
+          <m:t>U</m:t>
+        </m:r>
+      </m:oMath>
+      <w:r>
+        <w:rPr>
+          <w:rFonts w:eastAsiaTheme="minorEastAsia"/>
+        </w:rPr>
+        <w:t xml:space="preserve"> the action space , </w:t>
+      </w:r>
+      <m:oMath>
+        <m:r>
+          <w:rPr>
+            <w:rFonts w:ascii="Cambria Math" w:eastAsiaTheme="minorEastAsia" w:hAnsi="Cambria Math"/>
+          </w:rPr>
+          <m:t>f</m:t>
+        </m:r>
+        <m:r>
+          <w:rPr>
+            <w:rFonts w:ascii="Cambria Math" w:eastAsiaTheme="minorEastAsia" w:hAnsi="Cambria Math"/>
+          </w:rPr>
+          <m:t xml:space="preserve"> :X×U×X⟼</m:t>
+        </m:r>
+        <m:d>
+          <m:dPr>
+            <m:begChr m:val="["/>
+            <m:endChr m:val=""/>
+            <m:ctrlPr>
+              <w:rPr>
+                <w:rFonts w:ascii="Cambria Math" w:eastAsiaTheme="minorEastAsia" w:hAnsi="Cambria Math"/>
+                <w:i/>
+              </w:rPr>
+            </m:ctrlPr>
+          </m:dPr>
+          <m:e>
+            <m:d>
+              <m:dPr>
+                <m:begChr m:val=""/>
+                <m:ctrlPr>
+                  <w:rPr>
+                    <w:rFonts w:ascii="Cambria Math" w:eastAsiaTheme="minorEastAsia" w:hAnsi="Cambria Math"/>
+                    <w:i/>
+                  </w:rPr>
+                </m:ctrlPr>
+              </m:dPr>
+              <m:e>
+                <m:r>
+                  <w:rPr>
+                    <w:rFonts w:ascii="Cambria Math" w:eastAsiaTheme="minorEastAsia" w:hAnsi="Cambria Math"/>
+                  </w:rPr>
+                  <m:t>0,∞</m:t>
+                </m:r>
+              </m:e>
+            </m:d>
+          </m:e>
+        </m:d>
+      </m:oMath>
+      <w:r>
+        <w:rPr>
+          <w:rFonts w:eastAsiaTheme="minorEastAsia"/>
+        </w:rPr>
+        <w:t xml:space="preserve"> the state transition probability density function and </w:t>
+      </w:r>
+      <m:oMath>
+        <m:r>
+          <w:rPr>
+            <w:rFonts w:ascii="Cambria Math" w:eastAsiaTheme="minorEastAsia" w:hAnsi="Cambria Math"/>
+          </w:rPr>
+          <m:t>ρ :X×U×X⟼</m:t>
+        </m:r>
+        <m:r>
+          <m:rPr>
+            <m:scr m:val="double-struck"/>
+          </m:rPr>
+          <w:rPr>
+            <w:rFonts w:ascii="Cambria Math" w:eastAsiaTheme="minorEastAsia" w:hAnsi="Cambria Math"/>
+          </w:rPr>
+          <m:t>R</m:t>
+        </m:r>
+      </m:oMath>
+      <w:r>
+        <w:rPr>
+          <w:rFonts w:eastAsiaTheme="minorEastAsia"/>
+        </w:rPr>
+        <w:t xml:space="preserve"> the reward function.</w:t>
+      </w:r>
+      <w:r>
+        <w:rPr>
+          <w:rFonts w:eastAsiaTheme="minorEastAsia"/>
+        </w:rPr>
+        <w:t xml:space="preserve"> Stationary MDP is such MDP in which all of the elements of the tuple </w:t>
+      </w:r>
+      <m:oMath>
+        <m:d>
+          <m:dPr>
+            <m:begChr m:val="〈"/>
+            <m:endChr m:val="〉"/>
+            <m:ctrlPr>
+              <w:rPr>
+                <w:rFonts w:ascii="Cambria Math" w:hAnsi="Cambria Math"/>
+                <w:i/>
+              </w:rPr>
+            </m:ctrlPr>
+          </m:dPr>
+          <m:e>
+            <m:r>
+              <w:rPr>
+                <w:rFonts w:ascii="Cambria Math" w:hAnsi="Cambria Math"/>
+              </w:rPr>
+              <m:t>X,U,f,ρ</m:t>
+            </m:r>
+          </m:e>
+        </m:d>
+      </m:oMath>
+      <w:r>
+        <w:rPr>
+          <w:rFonts w:eastAsiaTheme="minorEastAsia"/>
+        </w:rPr>
+        <w:t xml:space="preserve"> are constants in time.</w:t>
+      </w:r>
+    </w:p>
     <w:p/>
     <w:p>
       <w:pPr>
@@ -1535,6 +1714,16 @@
       <w:shd w:val="clear" w:color="auto" w:fill="E1DFDD"/>
     </w:rPr>
   </w:style>
+  <w:style w:type="character" w:styleId="PlaceholderText">
+    <w:name w:val="Placeholder Text"/>
+    <w:basedOn w:val="DefaultParagraphFont"/>
+    <w:uiPriority w:val="99"/>
+    <w:semiHidden/>
+    <w:rsid w:val="009C6F19"/>
+    <w:rPr>
+      <w:color w:val="666666"/>
+    </w:rPr>
+  </w:style>
 </w:styles>
 </file>
 

--- a/docs/Agentic_Workflows_wtith_RL_Loop.docx
+++ b/docs/Agentic_Workflows_wtith_RL_Loop.docx
@@ -12,7 +12,13 @@
     </w:p>
     <w:p>
       <w:r>
-        <w:t>compiled by D.Gueorguiev using Claude Opus 4.1</w:t>
+        <w:t xml:space="preserve">compiled by D.Gueorguiev </w:t>
+      </w:r>
+      <w:r>
+        <w:t>with the help of</w:t>
+      </w:r>
+      <w:r>
+        <w:t xml:space="preserve"> Claude Opus 4.1</w:t>
       </w:r>
       <w:r>
         <w:t>, 1/4/2026</w:t>
@@ -623,7 +629,21 @@
         <w:rPr>
           <w:rFonts w:eastAsiaTheme="minorEastAsia"/>
         </w:rPr>
-        <w:t xml:space="preserve"> denotes the state space, </w:t>
+        <w:t xml:space="preserve"> denotes the </w:t>
+      </w:r>
+      <w:r>
+        <w:rPr>
+          <w:rFonts w:eastAsiaTheme="minorEastAsia"/>
+          <w:i/>
+          <w:iCs/>
+        </w:rPr>
+        <w:t>state space</w:t>
+      </w:r>
+      <w:r>
+        <w:rPr>
+          <w:rFonts w:eastAsiaTheme="minorEastAsia"/>
+        </w:rPr>
+        <w:t xml:space="preserve">, </w:t>
       </w:r>
       <m:oMath>
         <m:r>
@@ -637,7 +657,21 @@
         <w:rPr>
           <w:rFonts w:eastAsiaTheme="minorEastAsia"/>
         </w:rPr>
-        <w:t xml:space="preserve"> the action space , </w:t>
+        <w:t xml:space="preserve"> the </w:t>
+      </w:r>
+      <w:r>
+        <w:rPr>
+          <w:rFonts w:eastAsiaTheme="minorEastAsia"/>
+          <w:i/>
+          <w:iCs/>
+        </w:rPr>
+        <w:t>action space</w:t>
+      </w:r>
+      <w:r>
+        <w:rPr>
+          <w:rFonts w:eastAsiaTheme="minorEastAsia"/>
+        </w:rPr>
+        <w:t xml:space="preserve"> , </w:t>
       </w:r>
       <m:oMath>
         <m:r>
@@ -690,7 +724,33 @@
         <w:rPr>
           <w:rFonts w:eastAsiaTheme="minorEastAsia"/>
         </w:rPr>
-        <w:t xml:space="preserve"> the state transition probability density function and </w:t>
+        <w:t xml:space="preserve"> </w:t>
+      </w:r>
+      <w:r>
+        <w:rPr>
+          <w:rFonts w:eastAsiaTheme="minorEastAsia"/>
+        </w:rPr>
+        <w:t xml:space="preserve">is </w:t>
+      </w:r>
+      <w:r>
+        <w:rPr>
+          <w:rFonts w:eastAsiaTheme="minorEastAsia"/>
+        </w:rPr>
+        <w:t xml:space="preserve">the </w:t>
+      </w:r>
+      <w:r>
+        <w:rPr>
+          <w:rFonts w:eastAsiaTheme="minorEastAsia"/>
+          <w:i/>
+          <w:iCs/>
+        </w:rPr>
+        <w:t>state transition probability density function</w:t>
+      </w:r>
+      <w:r>
+        <w:rPr>
+          <w:rFonts w:eastAsiaTheme="minorEastAsia"/>
+        </w:rPr>
+        <w:t xml:space="preserve"> and </w:t>
       </w:r>
       <m:oMath>
         <m:r>
@@ -713,7 +773,21 @@
         <w:rPr>
           <w:rFonts w:eastAsiaTheme="minorEastAsia"/>
         </w:rPr>
-        <w:t xml:space="preserve"> the reward function.</w:t>
+        <w:t xml:space="preserve"> the </w:t>
+      </w:r>
+      <w:r>
+        <w:rPr>
+          <w:rFonts w:eastAsiaTheme="minorEastAsia"/>
+          <w:i/>
+          <w:iCs/>
+        </w:rPr>
+        <w:t>reward function</w:t>
+      </w:r>
+      <w:r>
+        <w:rPr>
+          <w:rFonts w:eastAsiaTheme="minorEastAsia"/>
+        </w:rPr>
+        <w:t>.</w:t>
       </w:r>
       <w:r>
         <w:rPr>
@@ -750,6 +824,1289 @@
         <w:t xml:space="preserve"> are constants in time.</w:t>
       </w:r>
     </w:p>
+    <w:p>
+      <w:r>
+        <w:t xml:space="preserve">We will assume that the state space is </w:t>
+      </w:r>
+      <w:r>
+        <w:rPr>
+          <w:i/>
+          <w:iCs/>
+        </w:rPr>
+        <w:t>continuous</w:t>
+      </w:r>
+      <w:r>
+        <w:t>. This assumption implies that it is only possible to define a probability of reaching a certain state region since the probability of reaching a particular state is 0.</w:t>
+      </w:r>
+    </w:p>
+    <w:p>
+      <w:pPr>
+        <w:rPr>
+          <w:rFonts w:eastAsiaTheme="minorEastAsia"/>
+        </w:rPr>
+      </w:pPr>
+      <w:r>
+        <w:t xml:space="preserve">The probability of reaching a state </w:t>
+      </w:r>
+      <m:oMath>
+        <m:sSub>
+          <m:sSubPr>
+            <m:ctrlPr>
+              <w:rPr>
+                <w:rFonts w:ascii="Cambria Math" w:hAnsi="Cambria Math"/>
+                <w:i/>
+              </w:rPr>
+            </m:ctrlPr>
+          </m:sSubPr>
+          <m:e>
+            <m:r>
+              <w:rPr>
+                <w:rFonts w:ascii="Cambria Math" w:hAnsi="Cambria Math"/>
+              </w:rPr>
+              <m:t>x</m:t>
+            </m:r>
+          </m:e>
+          <m:sub>
+            <m:r>
+              <w:rPr>
+                <w:rFonts w:ascii="Cambria Math" w:hAnsi="Cambria Math"/>
+              </w:rPr>
+              <m:t>k+1</m:t>
+            </m:r>
+          </m:sub>
+        </m:sSub>
+      </m:oMath>
+      <w:r>
+        <w:rPr>
+          <w:rFonts w:eastAsiaTheme="minorEastAsia"/>
+        </w:rPr>
+        <w:t xml:space="preserve"> in the region </w:t>
+      </w:r>
+      <m:oMath>
+        <m:sSub>
+          <m:sSubPr>
+            <m:ctrlPr>
+              <w:rPr>
+                <w:rFonts w:ascii="Cambria Math" w:eastAsiaTheme="minorEastAsia" w:hAnsi="Cambria Math"/>
+                <w:i/>
+              </w:rPr>
+            </m:ctrlPr>
+          </m:sSubPr>
+          <m:e>
+            <m:r>
+              <w:rPr>
+                <w:rFonts w:ascii="Cambria Math" w:eastAsiaTheme="minorEastAsia" w:hAnsi="Cambria Math"/>
+              </w:rPr>
+              <m:t>X</m:t>
+            </m:r>
+          </m:e>
+          <m:sub>
+            <m:r>
+              <w:rPr>
+                <w:rFonts w:ascii="Cambria Math" w:eastAsiaTheme="minorEastAsia" w:hAnsi="Cambria Math"/>
+              </w:rPr>
+              <m:t>k+1</m:t>
+            </m:r>
+          </m:sub>
+        </m:sSub>
+        <m:r>
+          <w:rPr>
+            <w:rFonts w:ascii="Cambria Math" w:eastAsiaTheme="minorEastAsia" w:hAnsi="Cambria Math"/>
+          </w:rPr>
+          <m:t>⊆X</m:t>
+        </m:r>
+      </m:oMath>
+      <w:r>
+        <w:rPr>
+          <w:rFonts w:eastAsiaTheme="minorEastAsia"/>
+        </w:rPr>
+        <w:t xml:space="preserve"> from state </w:t>
+      </w:r>
+      <m:oMath>
+        <m:sSub>
+          <m:sSubPr>
+            <m:ctrlPr>
+              <w:rPr>
+                <w:rFonts w:ascii="Cambria Math" w:eastAsiaTheme="minorEastAsia" w:hAnsi="Cambria Math"/>
+                <w:i/>
+              </w:rPr>
+            </m:ctrlPr>
+          </m:sSubPr>
+          <m:e>
+            <m:r>
+              <w:rPr>
+                <w:rFonts w:ascii="Cambria Math" w:eastAsiaTheme="minorEastAsia" w:hAnsi="Cambria Math"/>
+              </w:rPr>
+              <m:t>x</m:t>
+            </m:r>
+          </m:e>
+          <m:sub>
+            <m:r>
+              <w:rPr>
+                <w:rFonts w:ascii="Cambria Math" w:eastAsiaTheme="minorEastAsia" w:hAnsi="Cambria Math"/>
+              </w:rPr>
+              <m:t>k</m:t>
+            </m:r>
+          </m:sub>
+        </m:sSub>
+      </m:oMath>
+      <w:r>
+        <w:rPr>
+          <w:rFonts w:eastAsiaTheme="minorEastAsia"/>
+        </w:rPr>
+        <w:t xml:space="preserve"> after applying action </w:t>
+      </w:r>
+      <m:oMath>
+        <m:sSub>
+          <m:sSubPr>
+            <m:ctrlPr>
+              <w:rPr>
+                <w:rFonts w:ascii="Cambria Math" w:eastAsiaTheme="minorEastAsia" w:hAnsi="Cambria Math"/>
+                <w:i/>
+              </w:rPr>
+            </m:ctrlPr>
+          </m:sSubPr>
+          <m:e>
+            <m:r>
+              <w:rPr>
+                <w:rFonts w:ascii="Cambria Math" w:eastAsiaTheme="minorEastAsia" w:hAnsi="Cambria Math"/>
+              </w:rPr>
+              <m:t>u</m:t>
+            </m:r>
+          </m:e>
+          <m:sub>
+            <m:r>
+              <w:rPr>
+                <w:rFonts w:ascii="Cambria Math" w:eastAsiaTheme="minorEastAsia" w:hAnsi="Cambria Math"/>
+              </w:rPr>
+              <m:t>k</m:t>
+            </m:r>
+          </m:sub>
+        </m:sSub>
+      </m:oMath>
+      <w:r>
+        <w:rPr>
+          <w:rFonts w:eastAsiaTheme="minorEastAsia"/>
+        </w:rPr>
+        <w:t xml:space="preserve"> is</w:t>
+      </w:r>
+    </w:p>
+    <w:p>
+      <w:pPr>
+        <w:rPr>
+          <w:rFonts w:eastAsiaTheme="minorEastAsia"/>
+        </w:rPr>
+      </w:pPr>
+    </w:p>
+    <w:p>
+      <w:pPr>
+        <w:rPr>
+          <w:rFonts w:eastAsiaTheme="minorEastAsia"/>
+        </w:rPr>
+      </w:pPr>
+      <m:oMath>
+        <m:r>
+          <w:rPr>
+            <w:rFonts w:ascii="Cambria Math" w:hAnsi="Cambria Math"/>
+          </w:rPr>
+          <m:t>P</m:t>
+        </m:r>
+        <m:d>
+          <m:dPr>
+            <m:ctrlPr>
+              <w:rPr>
+                <w:rFonts w:ascii="Cambria Math" w:hAnsi="Cambria Math"/>
+                <w:i/>
+              </w:rPr>
+            </m:ctrlPr>
+          </m:dPr>
+          <m:e>
+            <m:sSub>
+              <m:sSubPr>
+                <m:ctrlPr>
+                  <w:rPr>
+                    <w:rFonts w:ascii="Cambria Math" w:hAnsi="Cambria Math"/>
+                    <w:i/>
+                  </w:rPr>
+                </m:ctrlPr>
+              </m:sSubPr>
+              <m:e>
+                <m:r>
+                  <w:rPr>
+                    <w:rFonts w:ascii="Cambria Math" w:hAnsi="Cambria Math"/>
+                  </w:rPr>
+                  <m:t>x</m:t>
+                </m:r>
+              </m:e>
+              <m:sub>
+                <m:r>
+                  <w:rPr>
+                    <w:rFonts w:ascii="Cambria Math" w:hAnsi="Cambria Math"/>
+                  </w:rPr>
+                  <m:t>k+1</m:t>
+                </m:r>
+              </m:sub>
+            </m:sSub>
+            <m:r>
+              <w:rPr>
+                <w:rFonts w:ascii="Cambria Math" w:hAnsi="Cambria Math"/>
+              </w:rPr>
+              <m:t>∈</m:t>
+            </m:r>
+            <m:sSub>
+              <m:sSubPr>
+                <m:ctrlPr>
+                  <w:rPr>
+                    <w:rFonts w:ascii="Cambria Math" w:hAnsi="Cambria Math"/>
+                    <w:i/>
+                  </w:rPr>
+                </m:ctrlPr>
+              </m:sSubPr>
+              <m:e>
+                <m:r>
+                  <w:rPr>
+                    <w:rFonts w:ascii="Cambria Math" w:hAnsi="Cambria Math"/>
+                  </w:rPr>
+                  <m:t>X</m:t>
+                </m:r>
+              </m:e>
+              <m:sub>
+                <m:r>
+                  <w:rPr>
+                    <w:rFonts w:ascii="Cambria Math" w:hAnsi="Cambria Math"/>
+                  </w:rPr>
+                  <m:t>k+1</m:t>
+                </m:r>
+              </m:sub>
+            </m:sSub>
+            <m:r>
+              <w:rPr>
+                <w:rFonts w:ascii="Cambria Math" w:hAnsi="Cambria Math"/>
+              </w:rPr>
+              <m:t>|</m:t>
+            </m:r>
+            <m:sSub>
+              <m:sSubPr>
+                <m:ctrlPr>
+                  <w:rPr>
+                    <w:rFonts w:ascii="Cambria Math" w:hAnsi="Cambria Math"/>
+                    <w:i/>
+                  </w:rPr>
+                </m:ctrlPr>
+              </m:sSubPr>
+              <m:e>
+                <m:r>
+                  <w:rPr>
+                    <w:rFonts w:ascii="Cambria Math" w:hAnsi="Cambria Math"/>
+                  </w:rPr>
+                  <m:t>x</m:t>
+                </m:r>
+              </m:e>
+              <m:sub>
+                <m:r>
+                  <w:rPr>
+                    <w:rFonts w:ascii="Cambria Math" w:hAnsi="Cambria Math"/>
+                  </w:rPr>
+                  <m:t>k</m:t>
+                </m:r>
+              </m:sub>
+            </m:sSub>
+            <m:r>
+              <w:rPr>
+                <w:rFonts w:ascii="Cambria Math" w:hAnsi="Cambria Math"/>
+              </w:rPr>
+              <m:t>,</m:t>
+            </m:r>
+            <m:sSub>
+              <m:sSubPr>
+                <m:ctrlPr>
+                  <w:rPr>
+                    <w:rFonts w:ascii="Cambria Math" w:hAnsi="Cambria Math"/>
+                    <w:i/>
+                  </w:rPr>
+                </m:ctrlPr>
+              </m:sSubPr>
+              <m:e>
+                <m:r>
+                  <w:rPr>
+                    <w:rFonts w:ascii="Cambria Math" w:hAnsi="Cambria Math"/>
+                  </w:rPr>
+                  <m:t>u</m:t>
+                </m:r>
+              </m:e>
+              <m:sub>
+                <m:r>
+                  <w:rPr>
+                    <w:rFonts w:ascii="Cambria Math" w:hAnsi="Cambria Math"/>
+                  </w:rPr>
+                  <m:t>k</m:t>
+                </m:r>
+              </m:sub>
+            </m:sSub>
+          </m:e>
+        </m:d>
+        <m:r>
+          <w:rPr>
+            <w:rFonts w:ascii="Cambria Math" w:hAnsi="Cambria Math"/>
+          </w:rPr>
+          <m:t>=</m:t>
+        </m:r>
+        <m:nary>
+          <m:naryPr>
+            <m:limLoc m:val="subSup"/>
+            <m:ctrlPr>
+              <w:rPr>
+                <w:rFonts w:ascii="Cambria Math" w:hAnsi="Cambria Math"/>
+                <w:i/>
+              </w:rPr>
+            </m:ctrlPr>
+          </m:naryPr>
+          <m:sub>
+            <m:sSub>
+              <m:sSubPr>
+                <m:ctrlPr>
+                  <w:rPr>
+                    <w:rFonts w:ascii="Cambria Math" w:hAnsi="Cambria Math"/>
+                    <w:i/>
+                  </w:rPr>
+                </m:ctrlPr>
+              </m:sSubPr>
+              <m:e>
+                <m:r>
+                  <w:rPr>
+                    <w:rFonts w:ascii="Cambria Math" w:hAnsi="Cambria Math"/>
+                  </w:rPr>
+                  <m:t>X</m:t>
+                </m:r>
+              </m:e>
+              <m:sub>
+                <m:r>
+                  <w:rPr>
+                    <w:rFonts w:ascii="Cambria Math" w:hAnsi="Cambria Math"/>
+                  </w:rPr>
+                  <m:t>k+1</m:t>
+                </m:r>
+              </m:sub>
+            </m:sSub>
+          </m:sub>
+          <m:sup/>
+          <m:e>
+            <m:r>
+              <w:rPr>
+                <w:rFonts w:ascii="Cambria Math" w:hAnsi="Cambria Math"/>
+              </w:rPr>
+              <m:t>f</m:t>
+            </m:r>
+            <m:d>
+              <m:dPr>
+                <m:ctrlPr>
+                  <w:rPr>
+                    <w:rFonts w:ascii="Cambria Math" w:hAnsi="Cambria Math"/>
+                    <w:i/>
+                  </w:rPr>
+                </m:ctrlPr>
+              </m:dPr>
+              <m:e>
+                <m:sSub>
+                  <m:sSubPr>
+                    <m:ctrlPr>
+                      <w:rPr>
+                        <w:rFonts w:ascii="Cambria Math" w:hAnsi="Cambria Math"/>
+                        <w:i/>
+                      </w:rPr>
+                    </m:ctrlPr>
+                  </m:sSubPr>
+                  <m:e>
+                    <m:r>
+                      <w:rPr>
+                        <w:rFonts w:ascii="Cambria Math" w:hAnsi="Cambria Math"/>
+                      </w:rPr>
+                      <m:t>x</m:t>
+                    </m:r>
+                  </m:e>
+                  <m:sub>
+                    <m:r>
+                      <w:rPr>
+                        <w:rFonts w:ascii="Cambria Math" w:hAnsi="Cambria Math"/>
+                      </w:rPr>
+                      <m:t>k</m:t>
+                    </m:r>
+                  </m:sub>
+                </m:sSub>
+                <m:r>
+                  <w:rPr>
+                    <w:rFonts w:ascii="Cambria Math" w:hAnsi="Cambria Math"/>
+                  </w:rPr>
+                  <m:t>,</m:t>
+                </m:r>
+                <m:sSub>
+                  <m:sSubPr>
+                    <m:ctrlPr>
+                      <w:rPr>
+                        <w:rFonts w:ascii="Cambria Math" w:hAnsi="Cambria Math"/>
+                        <w:i/>
+                      </w:rPr>
+                    </m:ctrlPr>
+                  </m:sSubPr>
+                  <m:e>
+                    <m:r>
+                      <w:rPr>
+                        <w:rFonts w:ascii="Cambria Math" w:hAnsi="Cambria Math"/>
+                      </w:rPr>
+                      <m:t>u</m:t>
+                    </m:r>
+                  </m:e>
+                  <m:sub>
+                    <m:r>
+                      <w:rPr>
+                        <w:rFonts w:ascii="Cambria Math" w:hAnsi="Cambria Math"/>
+                      </w:rPr>
+                      <m:t>k</m:t>
+                    </m:r>
+                  </m:sub>
+                </m:sSub>
+                <m:r>
+                  <w:rPr>
+                    <w:rFonts w:ascii="Cambria Math" w:hAnsi="Cambria Math"/>
+                  </w:rPr>
+                  <m:t>,</m:t>
+                </m:r>
+                <m:sSup>
+                  <m:sSupPr>
+                    <m:ctrlPr>
+                      <w:rPr>
+                        <w:rFonts w:ascii="Cambria Math" w:hAnsi="Cambria Math"/>
+                        <w:i/>
+                      </w:rPr>
+                    </m:ctrlPr>
+                  </m:sSupPr>
+                  <m:e>
+                    <m:r>
+                      <w:rPr>
+                        <w:rFonts w:ascii="Cambria Math" w:hAnsi="Cambria Math"/>
+                      </w:rPr>
+                      <m:t>x</m:t>
+                    </m:r>
+                  </m:e>
+                  <m:sup>
+                    <m:r>
+                      <w:rPr>
+                        <w:rFonts w:ascii="Cambria Math" w:hAnsi="Cambria Math"/>
+                      </w:rPr>
+                      <m:t>'</m:t>
+                    </m:r>
+                  </m:sup>
+                </m:sSup>
+              </m:e>
+            </m:d>
+            <m:r>
+              <w:rPr>
+                <w:rFonts w:ascii="Cambria Math" w:hAnsi="Cambria Math"/>
+              </w:rPr>
+              <m:t>d</m:t>
+            </m:r>
+            <m:sSup>
+              <m:sSupPr>
+                <m:ctrlPr>
+                  <w:rPr>
+                    <w:rFonts w:ascii="Cambria Math" w:hAnsi="Cambria Math"/>
+                    <w:i/>
+                  </w:rPr>
+                </m:ctrlPr>
+              </m:sSupPr>
+              <m:e>
+                <m:r>
+                  <w:rPr>
+                    <w:rFonts w:ascii="Cambria Math" w:hAnsi="Cambria Math"/>
+                  </w:rPr>
+                  <m:t>x</m:t>
+                </m:r>
+              </m:e>
+              <m:sup>
+                <m:r>
+                  <w:rPr>
+                    <w:rFonts w:ascii="Cambria Math" w:hAnsi="Cambria Math"/>
+                  </w:rPr>
+                  <m:t>'</m:t>
+                </m:r>
+              </m:sup>
+            </m:sSup>
+          </m:e>
+        </m:nary>
+      </m:oMath>
+      <w:r>
+        <w:rPr>
+          <w:rFonts w:eastAsiaTheme="minorEastAsia"/>
+        </w:rPr>
+        <w:t xml:space="preserve"> </w:t>
+      </w:r>
+      <w:r>
+        <w:rPr>
+          <w:rFonts w:eastAsiaTheme="minorEastAsia"/>
+        </w:rPr>
+        <w:t xml:space="preserve">  (a.mdp.1)</w:t>
+      </w:r>
+    </w:p>
+    <w:p>
+      <w:pPr>
+        <w:rPr>
+          <w:rFonts w:eastAsiaTheme="minorEastAsia"/>
+        </w:rPr>
+      </w:pPr>
+    </w:p>
+    <w:p>
+      <w:pPr>
+        <w:rPr>
+          <w:rFonts w:eastAsiaTheme="minorEastAsia"/>
+        </w:rPr>
+      </w:pPr>
+      <w:r>
+        <w:rPr>
+          <w:rFonts w:eastAsiaTheme="minorEastAsia"/>
+        </w:rPr>
+        <w:t xml:space="preserve">After each transition to a state  </w:t>
+      </w:r>
+      <m:oMath>
+        <m:sSub>
+          <m:sSubPr>
+            <m:ctrlPr>
+              <w:rPr>
+                <w:rFonts w:ascii="Cambria Math" w:hAnsi="Cambria Math"/>
+                <w:i/>
+              </w:rPr>
+            </m:ctrlPr>
+          </m:sSubPr>
+          <m:e>
+            <m:r>
+              <w:rPr>
+                <w:rFonts w:ascii="Cambria Math" w:hAnsi="Cambria Math"/>
+              </w:rPr>
+              <m:t>x</m:t>
+            </m:r>
+          </m:e>
+          <m:sub>
+            <m:r>
+              <w:rPr>
+                <w:rFonts w:ascii="Cambria Math" w:hAnsi="Cambria Math"/>
+              </w:rPr>
+              <m:t>k+1</m:t>
+            </m:r>
+          </m:sub>
+        </m:sSub>
+      </m:oMath>
+      <w:r>
+        <w:rPr>
+          <w:rFonts w:eastAsiaTheme="minorEastAsia"/>
+        </w:rPr>
+        <w:t>, the controller receives an immediate reward</w:t>
+      </w:r>
+    </w:p>
+    <w:p>
+      <w:pPr>
+        <w:rPr>
+          <w:rFonts w:eastAsiaTheme="minorEastAsia"/>
+        </w:rPr>
+      </w:pPr>
+    </w:p>
+    <w:p>
+      <w:pPr>
+        <w:rPr>
+          <w:rFonts w:eastAsiaTheme="minorEastAsia"/>
+        </w:rPr>
+      </w:pPr>
+      <m:oMath>
+        <m:sSub>
+          <m:sSubPr>
+            <m:ctrlPr>
+              <w:rPr>
+                <w:rFonts w:ascii="Cambria Math" w:hAnsi="Cambria Math"/>
+                <w:i/>
+              </w:rPr>
+            </m:ctrlPr>
+          </m:sSubPr>
+          <m:e>
+            <m:r>
+              <w:rPr>
+                <w:rFonts w:ascii="Cambria Math" w:hAnsi="Cambria Math"/>
+              </w:rPr>
+              <m:t>r</m:t>
+            </m:r>
+          </m:e>
+          <m:sub>
+            <m:r>
+              <w:rPr>
+                <w:rFonts w:ascii="Cambria Math" w:hAnsi="Cambria Math"/>
+              </w:rPr>
+              <m:t>k+1</m:t>
+            </m:r>
+          </m:sub>
+        </m:sSub>
+        <m:r>
+          <w:rPr>
+            <w:rFonts w:ascii="Cambria Math" w:hAnsi="Cambria Math"/>
+          </w:rPr>
+          <m:t>=ρ</m:t>
+        </m:r>
+        <m:d>
+          <m:dPr>
+            <m:ctrlPr>
+              <w:rPr>
+                <w:rFonts w:ascii="Cambria Math" w:hAnsi="Cambria Math"/>
+                <w:i/>
+              </w:rPr>
+            </m:ctrlPr>
+          </m:dPr>
+          <m:e>
+            <m:sSub>
+              <m:sSubPr>
+                <m:ctrlPr>
+                  <w:rPr>
+                    <w:rFonts w:ascii="Cambria Math" w:hAnsi="Cambria Math"/>
+                    <w:i/>
+                  </w:rPr>
+                </m:ctrlPr>
+              </m:sSubPr>
+              <m:e>
+                <m:r>
+                  <w:rPr>
+                    <w:rFonts w:ascii="Cambria Math" w:hAnsi="Cambria Math"/>
+                  </w:rPr>
+                  <m:t>x</m:t>
+                </m:r>
+              </m:e>
+              <m:sub>
+                <m:r>
+                  <w:rPr>
+                    <w:rFonts w:ascii="Cambria Math" w:hAnsi="Cambria Math"/>
+                  </w:rPr>
+                  <m:t>k</m:t>
+                </m:r>
+              </m:sub>
+            </m:sSub>
+            <m:r>
+              <w:rPr>
+                <w:rFonts w:ascii="Cambria Math" w:hAnsi="Cambria Math"/>
+              </w:rPr>
+              <m:t>,</m:t>
+            </m:r>
+            <m:sSub>
+              <m:sSubPr>
+                <m:ctrlPr>
+                  <w:rPr>
+                    <w:rFonts w:ascii="Cambria Math" w:hAnsi="Cambria Math"/>
+                    <w:i/>
+                  </w:rPr>
+                </m:ctrlPr>
+              </m:sSubPr>
+              <m:e>
+                <m:r>
+                  <w:rPr>
+                    <w:rFonts w:ascii="Cambria Math" w:hAnsi="Cambria Math"/>
+                  </w:rPr>
+                  <m:t>u</m:t>
+                </m:r>
+              </m:e>
+              <m:sub>
+                <m:r>
+                  <w:rPr>
+                    <w:rFonts w:ascii="Cambria Math" w:hAnsi="Cambria Math"/>
+                  </w:rPr>
+                  <m:t>k</m:t>
+                </m:r>
+              </m:sub>
+            </m:sSub>
+            <m:r>
+              <w:rPr>
+                <w:rFonts w:ascii="Cambria Math" w:hAnsi="Cambria Math"/>
+              </w:rPr>
+              <m:t>,</m:t>
+            </m:r>
+            <m:sSub>
+              <m:sSubPr>
+                <m:ctrlPr>
+                  <w:rPr>
+                    <w:rFonts w:ascii="Cambria Math" w:hAnsi="Cambria Math"/>
+                    <w:i/>
+                  </w:rPr>
+                </m:ctrlPr>
+              </m:sSubPr>
+              <m:e>
+                <m:r>
+                  <w:rPr>
+                    <w:rFonts w:ascii="Cambria Math" w:hAnsi="Cambria Math"/>
+                  </w:rPr>
+                  <m:t>x</m:t>
+                </m:r>
+              </m:e>
+              <m:sub>
+                <m:r>
+                  <w:rPr>
+                    <w:rFonts w:ascii="Cambria Math" w:hAnsi="Cambria Math"/>
+                  </w:rPr>
+                  <m:t>k+1</m:t>
+                </m:r>
+              </m:sub>
+            </m:sSub>
+          </m:e>
+        </m:d>
+      </m:oMath>
+      <w:r>
+        <w:rPr>
+          <w:rFonts w:eastAsiaTheme="minorEastAsia"/>
+        </w:rPr>
+        <w:t xml:space="preserve"> </w:t>
+      </w:r>
+      <w:r>
+        <w:rPr>
+          <w:rFonts w:eastAsiaTheme="minorEastAsia"/>
+        </w:rPr>
+        <w:t xml:space="preserve">  (a.rwr.1)</w:t>
+      </w:r>
+    </w:p>
+    <w:p>
+      <w:pPr>
+        <w:rPr>
+          <w:rFonts w:eastAsiaTheme="minorEastAsia"/>
+        </w:rPr>
+      </w:pPr>
+    </w:p>
+    <w:p>
+      <w:pPr>
+        <w:rPr>
+          <w:rFonts w:eastAsiaTheme="minorEastAsia"/>
+        </w:rPr>
+      </w:pPr>
+      <w:r>
+        <w:rPr>
+          <w:rFonts w:eastAsiaTheme="minorEastAsia"/>
+        </w:rPr>
+        <w:t xml:space="preserve">which depends on the previous state, the current state and the action taken. </w:t>
+      </w:r>
+      <w:r>
+        <w:rPr>
+          <w:rFonts w:eastAsiaTheme="minorEastAsia"/>
+        </w:rPr>
+        <w:t xml:space="preserve">The reward function </w:t>
+      </w:r>
+      <m:oMath>
+        <m:r>
+          <w:rPr>
+            <w:rFonts w:ascii="Cambria Math" w:eastAsiaTheme="minorEastAsia" w:hAnsi="Cambria Math"/>
+          </w:rPr>
+          <m:t>ρ</m:t>
+        </m:r>
+      </m:oMath>
+      <w:r>
+        <w:rPr>
+          <w:rFonts w:eastAsiaTheme="minorEastAsia"/>
+        </w:rPr>
+        <w:t xml:space="preserve"> is assumed to be bounded. </w:t>
+      </w:r>
+    </w:p>
+    <w:p>
+      <w:pPr>
+        <w:rPr>
+          <w:rFonts w:eastAsiaTheme="minorEastAsia"/>
+        </w:rPr>
+      </w:pPr>
+      <w:r>
+        <w:rPr>
+          <w:rFonts w:eastAsiaTheme="minorEastAsia"/>
+        </w:rPr>
+        <w:t xml:space="preserve">  </w:t>
+      </w:r>
+      <w:r>
+        <w:rPr>
+          <w:rFonts w:eastAsiaTheme="minorEastAsia"/>
+        </w:rPr>
+        <w:t xml:space="preserve">The action </w:t>
+      </w:r>
+      <m:oMath>
+        <m:sSub>
+          <m:sSubPr>
+            <m:ctrlPr>
+              <w:rPr>
+                <w:rFonts w:ascii="Cambria Math" w:eastAsiaTheme="minorEastAsia" w:hAnsi="Cambria Math"/>
+                <w:i/>
+              </w:rPr>
+            </m:ctrlPr>
+          </m:sSubPr>
+          <m:e>
+            <m:r>
+              <w:rPr>
+                <w:rFonts w:ascii="Cambria Math" w:eastAsiaTheme="minorEastAsia" w:hAnsi="Cambria Math"/>
+              </w:rPr>
+              <m:t>u</m:t>
+            </m:r>
+          </m:e>
+          <m:sub>
+            <m:r>
+              <w:rPr>
+                <w:rFonts w:ascii="Cambria Math" w:eastAsiaTheme="minorEastAsia" w:hAnsi="Cambria Math"/>
+              </w:rPr>
+              <m:t>k</m:t>
+            </m:r>
+          </m:sub>
+        </m:sSub>
+      </m:oMath>
+      <w:r>
+        <w:rPr>
+          <w:rFonts w:eastAsiaTheme="minorEastAsia"/>
+        </w:rPr>
+        <w:t xml:space="preserve"> taken in a state</w:t>
+      </w:r>
+      <w:r>
+        <w:rPr>
+          <w:rFonts w:eastAsiaTheme="minorEastAsia"/>
+        </w:rPr>
+        <w:t xml:space="preserve"> </w:t>
+      </w:r>
+      <m:oMath>
+        <m:sSub>
+          <m:sSubPr>
+            <m:ctrlPr>
+              <w:rPr>
+                <w:rFonts w:ascii="Cambria Math" w:eastAsiaTheme="minorEastAsia" w:hAnsi="Cambria Math"/>
+                <w:i/>
+              </w:rPr>
+            </m:ctrlPr>
+          </m:sSubPr>
+          <m:e>
+            <m:r>
+              <w:rPr>
+                <w:rFonts w:ascii="Cambria Math" w:eastAsiaTheme="minorEastAsia" w:hAnsi="Cambria Math"/>
+              </w:rPr>
+              <m:t>x</m:t>
+            </m:r>
+          </m:e>
+          <m:sub>
+            <m:r>
+              <w:rPr>
+                <w:rFonts w:ascii="Cambria Math" w:eastAsiaTheme="minorEastAsia" w:hAnsi="Cambria Math"/>
+              </w:rPr>
+              <m:t>k</m:t>
+            </m:r>
+          </m:sub>
+        </m:sSub>
+      </m:oMath>
+      <w:r>
+        <w:rPr>
+          <w:rFonts w:eastAsiaTheme="minorEastAsia"/>
+        </w:rPr>
+        <w:t xml:space="preserve"> is drawn from a stochastic policy </w:t>
+      </w:r>
+      <m:oMath>
+        <m:r>
+          <w:rPr>
+            <w:rFonts w:ascii="Cambria Math" w:eastAsiaTheme="minorEastAsia" w:hAnsi="Cambria Math"/>
+          </w:rPr>
+          <m:t>π :X×U⟼</m:t>
+        </m:r>
+        <m:d>
+          <m:dPr>
+            <m:begChr m:val="["/>
+            <m:endChr m:val=""/>
+            <m:ctrlPr>
+              <w:rPr>
+                <w:rFonts w:ascii="Cambria Math" w:eastAsiaTheme="minorEastAsia" w:hAnsi="Cambria Math"/>
+                <w:i/>
+              </w:rPr>
+            </m:ctrlPr>
+          </m:dPr>
+          <m:e>
+            <m:d>
+              <m:dPr>
+                <m:begChr m:val=""/>
+                <m:ctrlPr>
+                  <w:rPr>
+                    <w:rFonts w:ascii="Cambria Math" w:eastAsiaTheme="minorEastAsia" w:hAnsi="Cambria Math"/>
+                    <w:i/>
+                  </w:rPr>
+                </m:ctrlPr>
+              </m:dPr>
+              <m:e>
+                <m:r>
+                  <w:rPr>
+                    <w:rFonts w:ascii="Cambria Math" w:eastAsiaTheme="minorEastAsia" w:hAnsi="Cambria Math"/>
+                  </w:rPr>
+                  <m:t>0,∞</m:t>
+                </m:r>
+              </m:e>
+            </m:d>
+          </m:e>
+        </m:d>
+      </m:oMath>
+      <w:r>
+        <w:rPr>
+          <w:rFonts w:eastAsiaTheme="minorEastAsia"/>
+        </w:rPr>
+        <w:t>.</w:t>
+      </w:r>
+    </w:p>
+    <w:p>
+      <w:pPr>
+        <w:rPr>
+          <w:rFonts w:eastAsiaTheme="minorEastAsia"/>
+        </w:rPr>
+      </w:pPr>
+      <w:r>
+        <w:rPr>
+          <w:rFonts w:eastAsiaTheme="minorEastAsia"/>
+        </w:rPr>
+        <w:t xml:space="preserve">The goal here is to find the policy </w:t>
+      </w:r>
+      <m:oMath>
+        <m:sSub>
+          <m:sSubPr>
+            <m:ctrlPr>
+              <w:rPr>
+                <w:rFonts w:ascii="Cambria Math" w:eastAsiaTheme="minorEastAsia" w:hAnsi="Cambria Math"/>
+                <w:i/>
+              </w:rPr>
+            </m:ctrlPr>
+          </m:sSubPr>
+          <m:e>
+            <m:r>
+              <w:rPr>
+                <w:rFonts w:ascii="Cambria Math" w:eastAsiaTheme="minorEastAsia" w:hAnsi="Cambria Math"/>
+              </w:rPr>
+              <m:t>π</m:t>
+            </m:r>
+          </m:e>
+          <m:sub>
+            <m:r>
+              <w:rPr>
+                <w:rFonts w:ascii="Cambria Math" w:eastAsiaTheme="minorEastAsia" w:hAnsi="Cambria Math"/>
+              </w:rPr>
+              <m:t>opt</m:t>
+            </m:r>
+          </m:sub>
+        </m:sSub>
+      </m:oMath>
+      <w:r>
+        <w:rPr>
+          <w:rFonts w:eastAsiaTheme="minorEastAsia"/>
+        </w:rPr>
+        <w:t xml:space="preserve"> which maximizes the expected value of a certain function </w:t>
+      </w:r>
+      <m:oMath>
+        <m:r>
+          <w:rPr>
+            <w:rFonts w:ascii="Cambria Math" w:eastAsiaTheme="minorEastAsia" w:hAnsi="Cambria Math"/>
+          </w:rPr>
+          <m:t>g</m:t>
+        </m:r>
+      </m:oMath>
+      <w:r>
+        <w:rPr>
+          <w:rFonts w:eastAsiaTheme="minorEastAsia"/>
+        </w:rPr>
+        <w:t xml:space="preserve"> of the immediate rewards </w:t>
+      </w:r>
+      <w:r>
+        <w:rPr>
+          <w:rFonts w:eastAsiaTheme="minorEastAsia"/>
+        </w:rPr>
+        <w:t xml:space="preserve">(usually total return) </w:t>
+      </w:r>
+      <w:r>
+        <w:rPr>
+          <w:rFonts w:eastAsiaTheme="minorEastAsia"/>
+        </w:rPr>
+        <w:t>received while following the policy</w:t>
+      </w:r>
+      <w:r>
+        <w:rPr>
+          <w:rFonts w:eastAsiaTheme="minorEastAsia"/>
+        </w:rPr>
+        <w:t>. This expected value is known as the cost-to-go function</w:t>
+      </w:r>
+    </w:p>
+    <w:p>
+      <w:pPr>
+        <w:rPr>
+          <w:rFonts w:eastAsiaTheme="minorEastAsia"/>
+        </w:rPr>
+      </w:pPr>
+    </w:p>
+    <w:p>
+      <w:pPr>
+        <w:rPr>
+          <w:rFonts w:eastAsiaTheme="minorEastAsia"/>
+        </w:rPr>
+      </w:pPr>
+      <w:r>
+        <w:rPr>
+          <w:rFonts w:eastAsiaTheme="minorEastAsia"/>
+        </w:rPr>
+        <w:t xml:space="preserve">  </w:t>
+      </w:r>
+      <m:oMath>
+        <m:r>
+          <w:rPr>
+            <w:rFonts w:ascii="Cambria Math" w:eastAsiaTheme="minorEastAsia" w:hAnsi="Cambria Math"/>
+          </w:rPr>
+          <m:t>J</m:t>
+        </m:r>
+        <m:d>
+          <m:dPr>
+            <m:ctrlPr>
+              <w:rPr>
+                <w:rFonts w:ascii="Cambria Math" w:eastAsiaTheme="minorEastAsia" w:hAnsi="Cambria Math"/>
+                <w:i/>
+              </w:rPr>
+            </m:ctrlPr>
+          </m:dPr>
+          <m:e>
+            <m:r>
+              <w:rPr>
+                <w:rFonts w:ascii="Cambria Math" w:eastAsiaTheme="minorEastAsia" w:hAnsi="Cambria Math"/>
+              </w:rPr>
+              <m:t>π</m:t>
+            </m:r>
+          </m:e>
+        </m:d>
+        <m:r>
+          <w:rPr>
+            <w:rFonts w:ascii="Cambria Math" w:eastAsiaTheme="minorEastAsia" w:hAnsi="Cambria Math"/>
+          </w:rPr>
+          <m:t>=E</m:t>
+        </m:r>
+        <m:d>
+          <m:dPr>
+            <m:begChr m:val="{"/>
+            <m:endChr m:val="}"/>
+            <m:ctrlPr>
+              <w:rPr>
+                <w:rFonts w:ascii="Cambria Math" w:eastAsiaTheme="minorEastAsia" w:hAnsi="Cambria Math"/>
+                <w:i/>
+              </w:rPr>
+            </m:ctrlPr>
+          </m:dPr>
+          <m:e>
+            <m:r>
+              <w:rPr>
+                <w:rFonts w:ascii="Cambria Math" w:eastAsiaTheme="minorEastAsia" w:hAnsi="Cambria Math"/>
+              </w:rPr>
+              <m:t>g</m:t>
+            </m:r>
+            <m:d>
+              <m:dPr>
+                <m:ctrlPr>
+                  <w:rPr>
+                    <w:rFonts w:ascii="Cambria Math" w:eastAsiaTheme="minorEastAsia" w:hAnsi="Cambria Math"/>
+                    <w:i/>
+                  </w:rPr>
+                </m:ctrlPr>
+              </m:dPr>
+              <m:e>
+                <m:sSub>
+                  <m:sSubPr>
+                    <m:ctrlPr>
+                      <w:rPr>
+                        <w:rFonts w:ascii="Cambria Math" w:eastAsiaTheme="minorEastAsia" w:hAnsi="Cambria Math"/>
+                        <w:i/>
+                      </w:rPr>
+                    </m:ctrlPr>
+                  </m:sSubPr>
+                  <m:e>
+                    <m:r>
+                      <w:rPr>
+                        <w:rFonts w:ascii="Cambria Math" w:eastAsiaTheme="minorEastAsia" w:hAnsi="Cambria Math"/>
+                      </w:rPr>
+                      <m:t>r</m:t>
+                    </m:r>
+                  </m:e>
+                  <m:sub>
+                    <m:r>
+                      <w:rPr>
+                        <w:rFonts w:ascii="Cambria Math" w:eastAsiaTheme="minorEastAsia" w:hAnsi="Cambria Math"/>
+                      </w:rPr>
+                      <m:t>1</m:t>
+                    </m:r>
+                  </m:sub>
+                </m:sSub>
+                <m:r>
+                  <w:rPr>
+                    <w:rFonts w:ascii="Cambria Math" w:eastAsiaTheme="minorEastAsia" w:hAnsi="Cambria Math"/>
+                  </w:rPr>
+                  <m:t>,</m:t>
+                </m:r>
+                <m:sSub>
+                  <m:sSubPr>
+                    <m:ctrlPr>
+                      <w:rPr>
+                        <w:rFonts w:ascii="Cambria Math" w:eastAsiaTheme="minorEastAsia" w:hAnsi="Cambria Math"/>
+                        <w:i/>
+                      </w:rPr>
+                    </m:ctrlPr>
+                  </m:sSubPr>
+                  <m:e>
+                    <m:r>
+                      <w:rPr>
+                        <w:rFonts w:ascii="Cambria Math" w:eastAsiaTheme="minorEastAsia" w:hAnsi="Cambria Math"/>
+                      </w:rPr>
+                      <m:t>r</m:t>
+                    </m:r>
+                  </m:e>
+                  <m:sub>
+                    <m:r>
+                      <w:rPr>
+                        <w:rFonts w:ascii="Cambria Math" w:eastAsiaTheme="minorEastAsia" w:hAnsi="Cambria Math"/>
+                      </w:rPr>
+                      <m:t>2</m:t>
+                    </m:r>
+                  </m:sub>
+                </m:sSub>
+                <m:r>
+                  <w:rPr>
+                    <w:rFonts w:ascii="Cambria Math" w:eastAsiaTheme="minorEastAsia" w:hAnsi="Cambria Math"/>
+                  </w:rPr>
+                  <m:t>,…</m:t>
+                </m:r>
+              </m:e>
+            </m:d>
+            <m:r>
+              <w:rPr>
+                <w:rFonts w:ascii="Cambria Math" w:eastAsiaTheme="minorEastAsia" w:hAnsi="Cambria Math"/>
+              </w:rPr>
+              <m:t>|</m:t>
+            </m:r>
+            <m:r>
+              <w:rPr>
+                <w:rFonts w:ascii="Cambria Math" w:eastAsiaTheme="minorEastAsia" w:hAnsi="Cambria Math"/>
+              </w:rPr>
+              <m:t>π</m:t>
+            </m:r>
+          </m:e>
+        </m:d>
+      </m:oMath>
+      <w:r>
+        <w:rPr>
+          <w:rFonts w:eastAsiaTheme="minorEastAsia"/>
+        </w:rPr>
+        <w:t xml:space="preserve">     (a.ctg.1)</w:t>
+      </w:r>
+    </w:p>
+    <w:p>
+      <w:pPr>
+        <w:rPr>
+          <w:rFonts w:eastAsiaTheme="minorEastAsia"/>
+        </w:rPr>
+      </w:pPr>
+    </w:p>
+    <w:p>
+      <w:pPr>
+        <w:rPr>
+          <w:rFonts w:eastAsiaTheme="minorEastAsia"/>
+        </w:rPr>
+      </w:pPr>
+      <w:r>
+        <w:rPr>
+          <w:rFonts w:eastAsiaTheme="minorEastAsia"/>
+        </w:rPr>
+        <w:t xml:space="preserve">In most cases, the function </w:t>
+      </w:r>
+      <m:oMath>
+        <m:r>
+          <w:rPr>
+            <w:rFonts w:ascii="Cambria Math" w:eastAsiaTheme="minorEastAsia" w:hAnsi="Cambria Math"/>
+          </w:rPr>
+          <m:t>g</m:t>
+        </m:r>
+      </m:oMath>
+      <w:r>
+        <w:rPr>
+          <w:rFonts w:eastAsiaTheme="minorEastAsia"/>
+        </w:rPr>
+        <w:t xml:space="preserve"> is either the discounted sum of rewards or the average reward received, as explained </w:t>
+      </w:r>
+      <w:r>
+        <w:rPr>
+          <w:rFonts w:eastAsiaTheme="minorEastAsia"/>
+        </w:rPr>
+        <w:t xml:space="preserve">in the </w:t>
+      </w:r>
+      <w:r>
+        <w:rPr>
+          <w:rFonts w:eastAsiaTheme="minorEastAsia"/>
+        </w:rPr>
+        <w:t>next</w:t>
+      </w:r>
+      <w:r>
+        <w:rPr>
+          <w:rFonts w:eastAsiaTheme="minorEastAsia"/>
+        </w:rPr>
+        <w:t xml:space="preserve"> two paragraphs.</w:t>
+      </w:r>
+    </w:p>
+    <w:p>
+      <w:pPr>
+        <w:rPr>
+          <w:rFonts w:eastAsiaTheme="minorEastAsia"/>
+        </w:rPr>
+      </w:pPr>
+    </w:p>
+    <w:p>
+      <w:pPr>
+        <w:rPr>
+          <w:rFonts w:eastAsiaTheme="minorEastAsia"/>
+          <w:b/>
+          <w:bCs/>
+        </w:rPr>
+      </w:pPr>
+      <w:r>
+        <w:rPr>
+          <w:rFonts w:eastAsiaTheme="minorEastAsia"/>
+          <w:b/>
+          <w:bCs/>
+        </w:rPr>
+        <w:t xml:space="preserve">Discounted Reward </w:t>
+      </w:r>
+    </w:p>
+    <w:p>
+      <w:pPr>
+        <w:rPr>
+          <w:rFonts w:eastAsiaTheme="minorEastAsia"/>
+        </w:rPr>
+      </w:pPr>
+    </w:p>
+    <w:p>
+      <w:pPr>
+        <w:rPr>
+          <w:rFonts w:eastAsiaTheme="minorEastAsia"/>
+        </w:rPr>
+      </w:pPr>
+    </w:p>
+    <w:p>
+      <w:pPr>
+        <w:rPr>
+          <w:rFonts w:eastAsiaTheme="minorEastAsia"/>
+        </w:rPr>
+      </w:pPr>
+      <w:r>
+        <w:rPr>
+          <w:rFonts w:eastAsiaTheme="minorEastAsia"/>
+        </w:rPr>
+        <w:t xml:space="preserve"> </w:t>
+      </w:r>
+    </w:p>
+    <w:p>
+      <w:pPr>
+        <w:rPr>
+          <w:rFonts w:eastAsiaTheme="minorEastAsia"/>
+        </w:rPr>
+      </w:pPr>
+    </w:p>
+    <w:p>
+      <w:pPr>
+        <w:rPr>
+          <w:rFonts w:eastAsiaTheme="minorEastAsia"/>
+        </w:rPr>
+      </w:pPr>
+    </w:p>
+    <w:p/>
+    <w:p/>
     <w:p/>
     <w:p>
       <w:pPr>

--- a/docs/Agentic_Workflows_wtith_RL_Loop.docx
+++ b/docs/Agentic_Workflows_wtith_RL_Loop.docx
@@ -460,16 +460,127 @@
       </w:r>
     </w:p>
     <w:p/>
+    <w:p>
+      <w:pPr>
+        <w:rPr>
+          <w:b/>
+          <w:bCs/>
+        </w:rPr>
+      </w:pPr>
+      <w:r>
+        <w:rPr>
+          <w:b/>
+          <w:bCs/>
+        </w:rPr>
+        <w:t>Architecture configuration</w:t>
+      </w:r>
+    </w:p>
+    <w:p/>
+    <w:p>
+      <w:pPr>
+        <w:rPr>
+          <w:rFonts w:ascii="Consolas" w:hAnsi="Consolas" w:cs="Consolas"/>
+        </w:rPr>
+      </w:pPr>
+      <w:r>
+        <w:rPr>
+          <w:rFonts w:ascii="Consolas" w:hAnsi="Consolas" w:cs="Consolas"/>
+        </w:rPr>
+        <w:t>policy_kwargs = dict(</w:t>
+      </w:r>
+    </w:p>
+    <w:p>
+      <w:pPr>
+        <w:rPr>
+          <w:rFonts w:ascii="Consolas" w:hAnsi="Consolas" w:cs="Consolas"/>
+        </w:rPr>
+      </w:pPr>
+      <w:r>
+        <w:rPr>
+          <w:rFonts w:ascii="Consolas" w:hAnsi="Consolas" w:cs="Consolas"/>
+        </w:rPr>
+        <w:t xml:space="preserve">    net_arch=[</w:t>
+      </w:r>
+    </w:p>
+    <w:p>
+      <w:pPr>
+        <w:rPr>
+          <w:rFonts w:ascii="Consolas" w:hAnsi="Consolas" w:cs="Consolas"/>
+        </w:rPr>
+      </w:pPr>
+      <w:r>
+        <w:rPr>
+          <w:rFonts w:ascii="Consolas" w:hAnsi="Consolas" w:cs="Consolas"/>
+        </w:rPr>
+        <w:t xml:space="preserve">        dict(pi=[256, 256, 128],  # Policy network layers</w:t>
+      </w:r>
+    </w:p>
+    <w:p>
+      <w:pPr>
+        <w:rPr>
+          <w:rFonts w:ascii="Consolas" w:hAnsi="Consolas" w:cs="Consolas"/>
+        </w:rPr>
+      </w:pPr>
+      <w:r>
+        <w:rPr>
+          <w:rFonts w:ascii="Consolas" w:hAnsi="Consolas" w:cs="Consolas"/>
+        </w:rPr>
+        <w:t xml:space="preserve">             vf=[256, 256, 128])   # Value network layers</w:t>
+      </w:r>
+    </w:p>
+    <w:p>
+      <w:pPr>
+        <w:rPr>
+          <w:rFonts w:ascii="Consolas" w:hAnsi="Consolas" w:cs="Consolas"/>
+        </w:rPr>
+      </w:pPr>
+      <w:r>
+        <w:rPr>
+          <w:rFonts w:ascii="Consolas" w:hAnsi="Consolas" w:cs="Consolas"/>
+        </w:rPr>
+        <w:t xml:space="preserve">    ],</w:t>
+      </w:r>
+    </w:p>
+    <w:p>
+      <w:pPr>
+        <w:rPr>
+          <w:rFonts w:ascii="Consolas" w:hAnsi="Consolas" w:cs="Consolas"/>
+        </w:rPr>
+      </w:pPr>
+      <w:r>
+        <w:rPr>
+          <w:rFonts w:ascii="Consolas" w:hAnsi="Consolas" w:cs="Consolas"/>
+        </w:rPr>
+        <w:t xml:space="preserve">    activation_fn=nn.ReLU</w:t>
+      </w:r>
+    </w:p>
+    <w:p>
+      <w:pPr>
+        <w:rPr>
+          <w:rFonts w:ascii="Consolas" w:hAnsi="Consolas" w:cs="Consolas"/>
+        </w:rPr>
+      </w:pPr>
+      <w:r>
+        <w:rPr>
+          <w:rFonts w:ascii="Consolas" w:hAnsi="Consolas" w:cs="Consolas"/>
+        </w:rPr>
+        <w:t>)</w:t>
+      </w:r>
+    </w:p>
     <w:p/>
     <w:p/>
     <w:p/>
     <w:p/>
     <w:p/>
+    <w:p/>
+    <w:p/>
+    <w:p/>
     <w:p>
       <w:pPr>
         <w:pStyle w:val="Heading1"/>
       </w:pPr>
       <w:r>
+        <w:lastRenderedPageBreak/>
         <w:t>References</w:t>
       </w:r>
     </w:p>
@@ -503,7 +614,6 @@
     <w:p/>
     <w:p>
       <w:r>
-        <w:lastRenderedPageBreak/>
         <w:t xml:space="preserve">[3] </w:t>
       </w:r>
       <w:hyperlink r:id="rId8" w:history="1">
@@ -2077,18 +2187,1837 @@
           <w:rFonts w:eastAsiaTheme="minorEastAsia"/>
         </w:rPr>
       </w:pPr>
-    </w:p>
-    <w:p>
-      <w:pPr>
-        <w:rPr>
-          <w:rFonts w:eastAsiaTheme="minorEastAsia"/>
-        </w:rPr>
-      </w:pPr>
+      <w:r>
+        <w:rPr>
+          <w:rFonts w:eastAsiaTheme="minorEastAsia"/>
+        </w:rPr>
+        <w:t xml:space="preserve">  In the discounted reward setting, the cost function </w:t>
+      </w:r>
+      <m:oMath>
+        <m:r>
+          <w:rPr>
+            <w:rFonts w:ascii="Cambria Math" w:eastAsiaTheme="minorEastAsia" w:hAnsi="Cambria Math"/>
+          </w:rPr>
+          <m:t>J</m:t>
+        </m:r>
+      </m:oMath>
+      <w:r>
+        <w:rPr>
+          <w:rFonts w:eastAsiaTheme="minorEastAsia"/>
+        </w:rPr>
+        <w:t xml:space="preserve"> is equal to the expected value of the discounted sum of rewards when starting with the initial state </w:t>
+      </w:r>
+      <m:oMath>
+        <m:sSub>
+          <m:sSubPr>
+            <m:ctrlPr>
+              <w:rPr>
+                <w:rFonts w:ascii="Cambria Math" w:eastAsiaTheme="minorEastAsia" w:hAnsi="Cambria Math"/>
+                <w:i/>
+              </w:rPr>
+            </m:ctrlPr>
+          </m:sSubPr>
+          <m:e>
+            <m:r>
+              <w:rPr>
+                <w:rFonts w:ascii="Cambria Math" w:eastAsiaTheme="minorEastAsia" w:hAnsi="Cambria Math"/>
+              </w:rPr>
+              <m:t>x</m:t>
+            </m:r>
+          </m:e>
+          <m:sub>
+            <m:r>
+              <w:rPr>
+                <w:rFonts w:ascii="Cambria Math" w:eastAsiaTheme="minorEastAsia" w:hAnsi="Cambria Math"/>
+              </w:rPr>
+              <m:t>0</m:t>
+            </m:r>
+          </m:sub>
+        </m:sSub>
+        <m:r>
+          <w:rPr>
+            <w:rFonts w:ascii="Cambria Math" w:eastAsiaTheme="minorEastAsia" w:hAnsi="Cambria Math"/>
+          </w:rPr>
+          <m:t>∈X</m:t>
+        </m:r>
+      </m:oMath>
+      <w:r>
+        <w:rPr>
+          <w:rFonts w:eastAsiaTheme="minorEastAsia"/>
+        </w:rPr>
+        <w:t xml:space="preserve"> drawn from an initial state distribution </w:t>
+      </w:r>
+      <m:oMath>
+        <m:sSub>
+          <m:sSubPr>
+            <m:ctrlPr>
+              <w:rPr>
+                <w:rFonts w:ascii="Cambria Math" w:eastAsiaTheme="minorEastAsia" w:hAnsi="Cambria Math"/>
+                <w:i/>
+              </w:rPr>
+            </m:ctrlPr>
+          </m:sSubPr>
+          <m:e>
+            <m:r>
+              <w:rPr>
+                <w:rFonts w:ascii="Cambria Math" w:eastAsiaTheme="minorEastAsia" w:hAnsi="Cambria Math"/>
+              </w:rPr>
+              <m:t>x</m:t>
+            </m:r>
+          </m:e>
+          <m:sub>
+            <m:r>
+              <w:rPr>
+                <w:rFonts w:ascii="Cambria Math" w:eastAsiaTheme="minorEastAsia" w:hAnsi="Cambria Math"/>
+              </w:rPr>
+              <m:t>0</m:t>
+            </m:r>
+          </m:sub>
+        </m:sSub>
+        <m:r>
+          <w:rPr>
+            <w:rFonts w:ascii="Cambria Math" w:eastAsiaTheme="minorEastAsia" w:hAnsi="Cambria Math"/>
+          </w:rPr>
+          <m:t>~</m:t>
+        </m:r>
+        <m:sSub>
+          <m:sSubPr>
+            <m:ctrlPr>
+              <w:rPr>
+                <w:rFonts w:ascii="Cambria Math" w:eastAsiaTheme="minorEastAsia" w:hAnsi="Cambria Math"/>
+                <w:i/>
+              </w:rPr>
+            </m:ctrlPr>
+          </m:sSubPr>
+          <m:e>
+            <m:r>
+              <w:rPr>
+                <w:rFonts w:ascii="Cambria Math" w:eastAsiaTheme="minorEastAsia" w:hAnsi="Cambria Math"/>
+              </w:rPr>
+              <m:t>d</m:t>
+            </m:r>
+          </m:e>
+          <m:sub>
+            <m:r>
+              <w:rPr>
+                <w:rFonts w:ascii="Cambria Math" w:eastAsiaTheme="minorEastAsia" w:hAnsi="Cambria Math"/>
+              </w:rPr>
+              <m:t>0</m:t>
+            </m:r>
+          </m:sub>
+        </m:sSub>
+        <m:d>
+          <m:dPr>
+            <m:ctrlPr>
+              <w:rPr>
+                <w:rFonts w:ascii="Cambria Math" w:eastAsiaTheme="minorEastAsia" w:hAnsi="Cambria Math"/>
+                <w:i/>
+              </w:rPr>
+            </m:ctrlPr>
+          </m:dPr>
+          <m:e>
+            <m:r>
+              <w:rPr>
+                <w:rFonts w:ascii="Cambria Math" w:eastAsiaTheme="minorEastAsia" w:hAnsi="Cambria Math"/>
+              </w:rPr>
+              <m:t>∙</m:t>
+            </m:r>
+          </m:e>
+        </m:d>
+      </m:oMath>
+      <w:r>
+        <w:rPr>
+          <w:rFonts w:eastAsiaTheme="minorEastAsia"/>
+        </w:rPr>
+        <w:t>, also called the discounted return</w:t>
+      </w:r>
+    </w:p>
+    <w:p>
+      <w:pPr>
+        <w:rPr>
+          <w:rFonts w:eastAsiaTheme="minorEastAsia"/>
+        </w:rPr>
+      </w:pPr>
+    </w:p>
+    <w:p>
+      <w:pPr>
+        <w:rPr>
+          <w:rFonts w:eastAsiaTheme="minorEastAsia"/>
+        </w:rPr>
+      </w:pPr>
+      <m:oMath>
+        <m:r>
+          <w:rPr>
+            <w:rFonts w:ascii="Cambria Math" w:eastAsiaTheme="minorEastAsia" w:hAnsi="Cambria Math"/>
+          </w:rPr>
+          <m:t>J</m:t>
+        </m:r>
+        <m:d>
+          <m:dPr>
+            <m:ctrlPr>
+              <w:rPr>
+                <w:rFonts w:ascii="Cambria Math" w:eastAsiaTheme="minorEastAsia" w:hAnsi="Cambria Math"/>
+                <w:i/>
+              </w:rPr>
+            </m:ctrlPr>
+          </m:dPr>
+          <m:e>
+            <m:r>
+              <w:rPr>
+                <w:rFonts w:ascii="Cambria Math" w:eastAsiaTheme="minorEastAsia" w:hAnsi="Cambria Math"/>
+              </w:rPr>
+              <m:t>π</m:t>
+            </m:r>
+          </m:e>
+        </m:d>
+        <m:r>
+          <w:rPr>
+            <w:rFonts w:ascii="Cambria Math" w:eastAsiaTheme="minorEastAsia" w:hAnsi="Cambria Math"/>
+          </w:rPr>
+          <m:t>=E</m:t>
+        </m:r>
+        <m:d>
+          <m:dPr>
+            <m:begChr m:val="{"/>
+            <m:endChr m:val="}"/>
+            <m:ctrlPr>
+              <w:rPr>
+                <w:rFonts w:ascii="Cambria Math" w:eastAsiaTheme="minorEastAsia" w:hAnsi="Cambria Math"/>
+                <w:i/>
+              </w:rPr>
+            </m:ctrlPr>
+          </m:dPr>
+          <m:e>
+            <m:nary>
+              <m:naryPr>
+                <m:chr m:val="∑"/>
+                <m:limLoc m:val="undOvr"/>
+                <m:ctrlPr>
+                  <w:rPr>
+                    <w:rFonts w:ascii="Cambria Math" w:eastAsiaTheme="minorEastAsia" w:hAnsi="Cambria Math"/>
+                    <w:i/>
+                  </w:rPr>
+                </m:ctrlPr>
+              </m:naryPr>
+              <m:sub>
+                <m:r>
+                  <w:rPr>
+                    <w:rFonts w:ascii="Cambria Math" w:eastAsiaTheme="minorEastAsia" w:hAnsi="Cambria Math"/>
+                  </w:rPr>
+                  <m:t>k=0</m:t>
+                </m:r>
+              </m:sub>
+              <m:sup>
+                <m:r>
+                  <w:rPr>
+                    <w:rFonts w:ascii="Cambria Math" w:eastAsiaTheme="minorEastAsia" w:hAnsi="Cambria Math"/>
+                  </w:rPr>
+                  <m:t>∞</m:t>
+                </m:r>
+              </m:sup>
+              <m:e>
+                <m:sSup>
+                  <m:sSupPr>
+                    <m:ctrlPr>
+                      <w:rPr>
+                        <w:rFonts w:ascii="Cambria Math" w:eastAsiaTheme="minorEastAsia" w:hAnsi="Cambria Math"/>
+                        <w:i/>
+                      </w:rPr>
+                    </m:ctrlPr>
+                  </m:sSupPr>
+                  <m:e>
+                    <m:r>
+                      <w:rPr>
+                        <w:rFonts w:ascii="Cambria Math" w:eastAsiaTheme="minorEastAsia" w:hAnsi="Cambria Math"/>
+                      </w:rPr>
+                      <m:t>γ</m:t>
+                    </m:r>
+                  </m:e>
+                  <m:sup>
+                    <m:r>
+                      <w:rPr>
+                        <w:rFonts w:ascii="Cambria Math" w:eastAsiaTheme="minorEastAsia" w:hAnsi="Cambria Math"/>
+                      </w:rPr>
+                      <m:t>k</m:t>
+                    </m:r>
+                  </m:sup>
+                </m:sSup>
+                <m:sSub>
+                  <m:sSubPr>
+                    <m:ctrlPr>
+                      <w:rPr>
+                        <w:rFonts w:ascii="Cambria Math" w:eastAsiaTheme="minorEastAsia" w:hAnsi="Cambria Math"/>
+                        <w:i/>
+                      </w:rPr>
+                    </m:ctrlPr>
+                  </m:sSubPr>
+                  <m:e>
+                    <m:r>
+                      <w:rPr>
+                        <w:rFonts w:ascii="Cambria Math" w:eastAsiaTheme="minorEastAsia" w:hAnsi="Cambria Math"/>
+                      </w:rPr>
+                      <m:t>r</m:t>
+                    </m:r>
+                  </m:e>
+                  <m:sub>
+                    <m:r>
+                      <w:rPr>
+                        <w:rFonts w:ascii="Cambria Math" w:eastAsiaTheme="minorEastAsia" w:hAnsi="Cambria Math"/>
+                      </w:rPr>
+                      <m:t>k+1</m:t>
+                    </m:r>
+                  </m:sub>
+                </m:sSub>
+              </m:e>
+            </m:nary>
+            <m:r>
+              <w:rPr>
+                <w:rFonts w:ascii="Cambria Math" w:eastAsiaTheme="minorEastAsia" w:hAnsi="Cambria Math"/>
+              </w:rPr>
+              <m:t>|</m:t>
+            </m:r>
+            <m:sSub>
+              <m:sSubPr>
+                <m:ctrlPr>
+                  <w:rPr>
+                    <w:rFonts w:ascii="Cambria Math" w:eastAsiaTheme="minorEastAsia" w:hAnsi="Cambria Math"/>
+                    <w:i/>
+                  </w:rPr>
+                </m:ctrlPr>
+              </m:sSubPr>
+              <m:e>
+                <m:r>
+                  <w:rPr>
+                    <w:rFonts w:ascii="Cambria Math" w:eastAsiaTheme="minorEastAsia" w:hAnsi="Cambria Math"/>
+                  </w:rPr>
+                  <m:t>d</m:t>
+                </m:r>
+              </m:e>
+              <m:sub>
+                <m:r>
+                  <w:rPr>
+                    <w:rFonts w:ascii="Cambria Math" w:eastAsiaTheme="minorEastAsia" w:hAnsi="Cambria Math"/>
+                  </w:rPr>
+                  <m:t>0</m:t>
+                </m:r>
+              </m:sub>
+            </m:sSub>
+            <m:r>
+              <w:rPr>
+                <w:rFonts w:ascii="Cambria Math" w:eastAsiaTheme="minorEastAsia" w:hAnsi="Cambria Math"/>
+              </w:rPr>
+              <m:t>,</m:t>
+            </m:r>
+            <m:r>
+              <w:rPr>
+                <w:rFonts w:ascii="Cambria Math" w:eastAsiaTheme="minorEastAsia" w:hAnsi="Cambria Math"/>
+              </w:rPr>
+              <m:t>π</m:t>
+            </m:r>
+          </m:e>
+        </m:d>
+      </m:oMath>
+      <w:r>
+        <w:rPr>
+          <w:rFonts w:eastAsiaTheme="minorEastAsia"/>
+        </w:rPr>
+        <w:t xml:space="preserve">       </w:t>
+      </w:r>
+      <w:r>
+        <w:rPr>
+          <w:rFonts w:eastAsiaTheme="minorEastAsia"/>
+        </w:rPr>
+        <w:t xml:space="preserve">  </w:t>
+      </w:r>
+      <w:r>
+        <w:rPr>
+          <w:rFonts w:eastAsiaTheme="minorEastAsia"/>
+        </w:rPr>
+        <w:t>(a.dsc.1)</w:t>
+      </w:r>
+    </w:p>
+    <w:p>
+      <w:pPr>
+        <w:rPr>
+          <w:rFonts w:eastAsiaTheme="minorEastAsia"/>
+        </w:rPr>
+      </w:pPr>
+      <w:r>
+        <w:rPr>
+          <w:rFonts w:eastAsiaTheme="minorEastAsia"/>
+        </w:rPr>
+        <w:t xml:space="preserve">           </w:t>
+      </w:r>
+      <m:oMath>
+        <m:r>
+          <w:rPr>
+            <w:rFonts w:ascii="Cambria Math" w:eastAsiaTheme="minorEastAsia" w:hAnsi="Cambria Math"/>
+          </w:rPr>
+          <m:t>=</m:t>
+        </m:r>
+        <m:nary>
+          <m:naryPr>
+            <m:limLoc m:val="subSup"/>
+            <m:ctrlPr>
+              <w:rPr>
+                <w:rFonts w:ascii="Cambria Math" w:eastAsiaTheme="minorEastAsia" w:hAnsi="Cambria Math"/>
+                <w:i/>
+              </w:rPr>
+            </m:ctrlPr>
+          </m:naryPr>
+          <m:sub>
+            <m:r>
+              <w:rPr>
+                <w:rFonts w:ascii="Cambria Math" w:eastAsiaTheme="minorEastAsia" w:hAnsi="Cambria Math"/>
+              </w:rPr>
+              <m:t>X</m:t>
+            </m:r>
+          </m:sub>
+          <m:sup/>
+          <m:e>
+            <m:sSubSup>
+              <m:sSubSupPr>
+                <m:ctrlPr>
+                  <w:rPr>
+                    <w:rFonts w:ascii="Cambria Math" w:eastAsiaTheme="minorEastAsia" w:hAnsi="Cambria Math"/>
+                    <w:i/>
+                  </w:rPr>
+                </m:ctrlPr>
+              </m:sSubSupPr>
+              <m:e>
+                <m:r>
+                  <w:rPr>
+                    <w:rFonts w:ascii="Cambria Math" w:eastAsiaTheme="minorEastAsia" w:hAnsi="Cambria Math"/>
+                  </w:rPr>
+                  <m:t>d</m:t>
+                </m:r>
+              </m:e>
+              <m:sub>
+                <m:r>
+                  <w:rPr>
+                    <w:rFonts w:ascii="Cambria Math" w:eastAsiaTheme="minorEastAsia" w:hAnsi="Cambria Math"/>
+                  </w:rPr>
+                  <m:t>γ</m:t>
+                </m:r>
+              </m:sub>
+              <m:sup>
+                <m:r>
+                  <w:rPr>
+                    <w:rFonts w:ascii="Cambria Math" w:eastAsiaTheme="minorEastAsia" w:hAnsi="Cambria Math"/>
+                  </w:rPr>
+                  <m:t>π</m:t>
+                </m:r>
+              </m:sup>
+            </m:sSubSup>
+          </m:e>
+        </m:nary>
+        <m:d>
+          <m:dPr>
+            <m:ctrlPr>
+              <w:rPr>
+                <w:rFonts w:ascii="Cambria Math" w:eastAsiaTheme="minorEastAsia" w:hAnsi="Cambria Math"/>
+                <w:i/>
+              </w:rPr>
+            </m:ctrlPr>
+          </m:dPr>
+          <m:e>
+            <m:r>
+              <w:rPr>
+                <w:rFonts w:ascii="Cambria Math" w:eastAsiaTheme="minorEastAsia" w:hAnsi="Cambria Math"/>
+              </w:rPr>
+              <m:t>x</m:t>
+            </m:r>
+          </m:e>
+        </m:d>
+        <m:nary>
+          <m:naryPr>
+            <m:limLoc m:val="subSup"/>
+            <m:ctrlPr>
+              <w:rPr>
+                <w:rFonts w:ascii="Cambria Math" w:eastAsiaTheme="minorEastAsia" w:hAnsi="Cambria Math"/>
+                <w:i/>
+              </w:rPr>
+            </m:ctrlPr>
+          </m:naryPr>
+          <m:sub>
+            <m:r>
+              <w:rPr>
+                <w:rFonts w:ascii="Cambria Math" w:eastAsiaTheme="minorEastAsia" w:hAnsi="Cambria Math"/>
+              </w:rPr>
+              <m:t>U</m:t>
+            </m:r>
+          </m:sub>
+          <m:sup/>
+          <m:e>
+            <m:r>
+              <w:rPr>
+                <w:rFonts w:ascii="Cambria Math" w:eastAsiaTheme="minorEastAsia" w:hAnsi="Cambria Math"/>
+              </w:rPr>
+              <m:t>π</m:t>
+            </m:r>
+            <m:d>
+              <m:dPr>
+                <m:ctrlPr>
+                  <w:rPr>
+                    <w:rFonts w:ascii="Cambria Math" w:eastAsiaTheme="minorEastAsia" w:hAnsi="Cambria Math"/>
+                    <w:i/>
+                  </w:rPr>
+                </m:ctrlPr>
+              </m:dPr>
+              <m:e>
+                <m:r>
+                  <w:rPr>
+                    <w:rFonts w:ascii="Cambria Math" w:eastAsiaTheme="minorEastAsia" w:hAnsi="Cambria Math"/>
+                  </w:rPr>
+                  <m:t>x,u</m:t>
+                </m:r>
+              </m:e>
+            </m:d>
+          </m:e>
+        </m:nary>
+        <m:nary>
+          <m:naryPr>
+            <m:limLoc m:val="subSup"/>
+            <m:ctrlPr>
+              <w:rPr>
+                <w:rFonts w:ascii="Cambria Math" w:eastAsiaTheme="minorEastAsia" w:hAnsi="Cambria Math"/>
+                <w:i/>
+              </w:rPr>
+            </m:ctrlPr>
+          </m:naryPr>
+          <m:sub>
+            <m:r>
+              <w:rPr>
+                <w:rFonts w:ascii="Cambria Math" w:eastAsiaTheme="minorEastAsia" w:hAnsi="Cambria Math"/>
+              </w:rPr>
+              <m:t>X</m:t>
+            </m:r>
+          </m:sub>
+          <m:sup/>
+          <m:e>
+            <m:r>
+              <w:rPr>
+                <w:rFonts w:ascii="Cambria Math" w:eastAsiaTheme="minorEastAsia" w:hAnsi="Cambria Math"/>
+              </w:rPr>
+              <m:t>f</m:t>
+            </m:r>
+            <m:d>
+              <m:dPr>
+                <m:ctrlPr>
+                  <w:rPr>
+                    <w:rFonts w:ascii="Cambria Math" w:eastAsiaTheme="minorEastAsia" w:hAnsi="Cambria Math"/>
+                    <w:i/>
+                  </w:rPr>
+                </m:ctrlPr>
+              </m:dPr>
+              <m:e>
+                <m:r>
+                  <w:rPr>
+                    <w:rFonts w:ascii="Cambria Math" w:eastAsiaTheme="minorEastAsia" w:hAnsi="Cambria Math"/>
+                  </w:rPr>
+                  <m:t>x,u,</m:t>
+                </m:r>
+                <m:sSup>
+                  <m:sSupPr>
+                    <m:ctrlPr>
+                      <w:rPr>
+                        <w:rFonts w:ascii="Cambria Math" w:eastAsiaTheme="minorEastAsia" w:hAnsi="Cambria Math"/>
+                        <w:i/>
+                      </w:rPr>
+                    </m:ctrlPr>
+                  </m:sSupPr>
+                  <m:e>
+                    <m:r>
+                      <w:rPr>
+                        <w:rFonts w:ascii="Cambria Math" w:eastAsiaTheme="minorEastAsia" w:hAnsi="Cambria Math"/>
+                      </w:rPr>
+                      <m:t>x</m:t>
+                    </m:r>
+                  </m:e>
+                  <m:sup>
+                    <m:r>
+                      <w:rPr>
+                        <w:rFonts w:ascii="Cambria Math" w:eastAsiaTheme="minorEastAsia" w:hAnsi="Cambria Math"/>
+                      </w:rPr>
+                      <m:t>'</m:t>
+                    </m:r>
+                  </m:sup>
+                </m:sSup>
+              </m:e>
+            </m:d>
+            <m:r>
+              <w:rPr>
+                <w:rFonts w:ascii="Cambria Math" w:eastAsiaTheme="minorEastAsia" w:hAnsi="Cambria Math"/>
+              </w:rPr>
+              <m:t>ρ</m:t>
+            </m:r>
+            <m:d>
+              <m:dPr>
+                <m:ctrlPr>
+                  <w:rPr>
+                    <w:rFonts w:ascii="Cambria Math" w:eastAsiaTheme="minorEastAsia" w:hAnsi="Cambria Math"/>
+                    <w:i/>
+                  </w:rPr>
+                </m:ctrlPr>
+              </m:dPr>
+              <m:e>
+                <m:r>
+                  <w:rPr>
+                    <w:rFonts w:ascii="Cambria Math" w:eastAsiaTheme="minorEastAsia" w:hAnsi="Cambria Math"/>
+                  </w:rPr>
+                  <m:t>x,u,</m:t>
+                </m:r>
+                <m:sSup>
+                  <m:sSupPr>
+                    <m:ctrlPr>
+                      <w:rPr>
+                        <w:rFonts w:ascii="Cambria Math" w:eastAsiaTheme="minorEastAsia" w:hAnsi="Cambria Math"/>
+                        <w:i/>
+                      </w:rPr>
+                    </m:ctrlPr>
+                  </m:sSupPr>
+                  <m:e>
+                    <m:r>
+                      <w:rPr>
+                        <w:rFonts w:ascii="Cambria Math" w:eastAsiaTheme="minorEastAsia" w:hAnsi="Cambria Math"/>
+                      </w:rPr>
+                      <m:t>x</m:t>
+                    </m:r>
+                  </m:e>
+                  <m:sup>
+                    <m:r>
+                      <w:rPr>
+                        <w:rFonts w:ascii="Cambria Math" w:eastAsiaTheme="minorEastAsia" w:hAnsi="Cambria Math"/>
+                      </w:rPr>
+                      <m:t>'</m:t>
+                    </m:r>
+                  </m:sup>
+                </m:sSup>
+              </m:e>
+            </m:d>
+            <m:r>
+              <w:rPr>
+                <w:rFonts w:ascii="Cambria Math" w:eastAsiaTheme="minorEastAsia" w:hAnsi="Cambria Math"/>
+              </w:rPr>
+              <m:t xml:space="preserve"> d</m:t>
+            </m:r>
+            <m:sSup>
+              <m:sSupPr>
+                <m:ctrlPr>
+                  <w:rPr>
+                    <w:rFonts w:ascii="Cambria Math" w:eastAsiaTheme="minorEastAsia" w:hAnsi="Cambria Math"/>
+                    <w:i/>
+                  </w:rPr>
+                </m:ctrlPr>
+              </m:sSupPr>
+              <m:e>
+                <m:r>
+                  <w:rPr>
+                    <w:rFonts w:ascii="Cambria Math" w:eastAsiaTheme="minorEastAsia" w:hAnsi="Cambria Math"/>
+                  </w:rPr>
+                  <m:t>x</m:t>
+                </m:r>
+              </m:e>
+              <m:sup>
+                <m:r>
+                  <w:rPr>
+                    <w:rFonts w:ascii="Cambria Math" w:eastAsiaTheme="minorEastAsia" w:hAnsi="Cambria Math"/>
+                  </w:rPr>
+                  <m:t>'</m:t>
+                </m:r>
+              </m:sup>
+            </m:sSup>
+            <m:r>
+              <w:rPr>
+                <w:rFonts w:ascii="Cambria Math" w:eastAsiaTheme="minorEastAsia" w:hAnsi="Cambria Math"/>
+              </w:rPr>
+              <m:t>du dx</m:t>
+            </m:r>
+          </m:e>
+        </m:nary>
+      </m:oMath>
+      <w:r>
+        <w:rPr>
+          <w:rFonts w:eastAsiaTheme="minorEastAsia"/>
+        </w:rPr>
+        <w:t xml:space="preserve">         (a.cfun.1)</w:t>
+      </w:r>
+    </w:p>
+    <w:p>
+      <w:pPr>
+        <w:rPr>
+          <w:rFonts w:eastAsiaTheme="minorEastAsia"/>
+        </w:rPr>
+      </w:pPr>
+    </w:p>
+    <w:p>
+      <w:pPr>
+        <w:rPr>
+          <w:rFonts w:eastAsiaTheme="minorEastAsia"/>
+        </w:rPr>
+      </w:pPr>
+      <w:r>
+        <w:rPr>
+          <w:rFonts w:eastAsiaTheme="minorEastAsia"/>
+        </w:rPr>
+        <w:t xml:space="preserve">Here </w:t>
+      </w:r>
+      <m:oMath>
+        <m:sSubSup>
+          <m:sSubSupPr>
+            <m:ctrlPr>
+              <w:rPr>
+                <w:rFonts w:ascii="Cambria Math" w:eastAsiaTheme="minorEastAsia" w:hAnsi="Cambria Math"/>
+                <w:i/>
+              </w:rPr>
+            </m:ctrlPr>
+          </m:sSubSupPr>
+          <m:e>
+            <m:r>
+              <w:rPr>
+                <w:rFonts w:ascii="Cambria Math" w:eastAsiaTheme="minorEastAsia" w:hAnsi="Cambria Math"/>
+              </w:rPr>
+              <m:t>d</m:t>
+            </m:r>
+          </m:e>
+          <m:sub>
+            <m:r>
+              <w:rPr>
+                <w:rFonts w:ascii="Cambria Math" w:eastAsiaTheme="minorEastAsia" w:hAnsi="Cambria Math"/>
+              </w:rPr>
+              <m:t>γ</m:t>
+            </m:r>
+          </m:sub>
+          <m:sup>
+            <m:r>
+              <w:rPr>
+                <w:rFonts w:ascii="Cambria Math" w:eastAsiaTheme="minorEastAsia" w:hAnsi="Cambria Math"/>
+              </w:rPr>
+              <m:t>π</m:t>
+            </m:r>
+          </m:sup>
+        </m:sSubSup>
+        <m:d>
+          <m:dPr>
+            <m:ctrlPr>
+              <w:rPr>
+                <w:rFonts w:ascii="Cambria Math" w:eastAsiaTheme="minorEastAsia" w:hAnsi="Cambria Math"/>
+                <w:i/>
+              </w:rPr>
+            </m:ctrlPr>
+          </m:dPr>
+          <m:e>
+            <m:r>
+              <w:rPr>
+                <w:rFonts w:ascii="Cambria Math" w:eastAsiaTheme="minorEastAsia" w:hAnsi="Cambria Math"/>
+              </w:rPr>
+              <m:t>x</m:t>
+            </m:r>
+          </m:e>
+        </m:d>
+        <m:r>
+          <w:rPr>
+            <w:rFonts w:ascii="Cambria Math" w:eastAsiaTheme="minorEastAsia" w:hAnsi="Cambria Math"/>
+          </w:rPr>
+          <m:t>=</m:t>
+        </m:r>
+        <m:nary>
+          <m:naryPr>
+            <m:chr m:val="∑"/>
+            <m:limLoc m:val="undOvr"/>
+            <m:ctrlPr>
+              <w:rPr>
+                <w:rFonts w:ascii="Cambria Math" w:eastAsiaTheme="minorEastAsia" w:hAnsi="Cambria Math"/>
+                <w:i/>
+              </w:rPr>
+            </m:ctrlPr>
+          </m:naryPr>
+          <m:sub>
+            <m:r>
+              <w:rPr>
+                <w:rFonts w:ascii="Cambria Math" w:eastAsiaTheme="minorEastAsia" w:hAnsi="Cambria Math"/>
+              </w:rPr>
+              <m:t>k=0</m:t>
+            </m:r>
+          </m:sub>
+          <m:sup>
+            <m:r>
+              <w:rPr>
+                <w:rFonts w:ascii="Cambria Math" w:eastAsiaTheme="minorEastAsia" w:hAnsi="Cambria Math"/>
+              </w:rPr>
+              <m:t>∞</m:t>
+            </m:r>
+          </m:sup>
+          <m:e>
+            <m:sSup>
+              <m:sSupPr>
+                <m:ctrlPr>
+                  <w:rPr>
+                    <w:rFonts w:ascii="Cambria Math" w:eastAsiaTheme="minorEastAsia" w:hAnsi="Cambria Math"/>
+                    <w:i/>
+                  </w:rPr>
+                </m:ctrlPr>
+              </m:sSupPr>
+              <m:e>
+                <m:r>
+                  <w:rPr>
+                    <w:rFonts w:ascii="Cambria Math" w:eastAsiaTheme="minorEastAsia" w:hAnsi="Cambria Math"/>
+                  </w:rPr>
+                  <m:t>γ</m:t>
+                </m:r>
+              </m:e>
+              <m:sup>
+                <m:r>
+                  <w:rPr>
+                    <w:rFonts w:ascii="Cambria Math" w:eastAsiaTheme="minorEastAsia" w:hAnsi="Cambria Math"/>
+                  </w:rPr>
+                  <m:t>k</m:t>
+                </m:r>
+              </m:sup>
+            </m:sSup>
+            <m:r>
+              <w:rPr>
+                <w:rFonts w:ascii="Cambria Math" w:eastAsiaTheme="minorEastAsia" w:hAnsi="Cambria Math"/>
+              </w:rPr>
+              <m:t>p</m:t>
+            </m:r>
+            <m:d>
+              <m:dPr>
+                <m:ctrlPr>
+                  <w:rPr>
+                    <w:rFonts w:ascii="Cambria Math" w:eastAsiaTheme="minorEastAsia" w:hAnsi="Cambria Math"/>
+                    <w:i/>
+                  </w:rPr>
+                </m:ctrlPr>
+              </m:dPr>
+              <m:e>
+                <m:sSub>
+                  <m:sSubPr>
+                    <m:ctrlPr>
+                      <w:rPr>
+                        <w:rFonts w:ascii="Cambria Math" w:eastAsiaTheme="minorEastAsia" w:hAnsi="Cambria Math"/>
+                        <w:i/>
+                      </w:rPr>
+                    </m:ctrlPr>
+                  </m:sSubPr>
+                  <m:e>
+                    <m:r>
+                      <w:rPr>
+                        <w:rFonts w:ascii="Cambria Math" w:eastAsiaTheme="minorEastAsia" w:hAnsi="Cambria Math"/>
+                      </w:rPr>
+                      <m:t>x</m:t>
+                    </m:r>
+                  </m:e>
+                  <m:sub>
+                    <m:r>
+                      <w:rPr>
+                        <w:rFonts w:ascii="Cambria Math" w:eastAsiaTheme="minorEastAsia" w:hAnsi="Cambria Math"/>
+                      </w:rPr>
+                      <m:t>k</m:t>
+                    </m:r>
+                  </m:sub>
+                </m:sSub>
+                <m:r>
+                  <w:rPr>
+                    <w:rFonts w:ascii="Cambria Math" w:eastAsiaTheme="minorEastAsia" w:hAnsi="Cambria Math"/>
+                  </w:rPr>
+                  <m:t>=x|</m:t>
+                </m:r>
+                <m:sSub>
+                  <m:sSubPr>
+                    <m:ctrlPr>
+                      <w:rPr>
+                        <w:rFonts w:ascii="Cambria Math" w:eastAsiaTheme="minorEastAsia" w:hAnsi="Cambria Math"/>
+                        <w:i/>
+                      </w:rPr>
+                    </m:ctrlPr>
+                  </m:sSubPr>
+                  <m:e>
+                    <m:r>
+                      <w:rPr>
+                        <w:rFonts w:ascii="Cambria Math" w:eastAsiaTheme="minorEastAsia" w:hAnsi="Cambria Math"/>
+                      </w:rPr>
+                      <m:t>d</m:t>
+                    </m:r>
+                  </m:e>
+                  <m:sub>
+                    <m:r>
+                      <w:rPr>
+                        <w:rFonts w:ascii="Cambria Math" w:eastAsiaTheme="minorEastAsia" w:hAnsi="Cambria Math"/>
+                      </w:rPr>
+                      <m:t>0</m:t>
+                    </m:r>
+                  </m:sub>
+                </m:sSub>
+                <m:r>
+                  <w:rPr>
+                    <w:rFonts w:ascii="Cambria Math" w:eastAsiaTheme="minorEastAsia" w:hAnsi="Cambria Math"/>
+                  </w:rPr>
+                  <m:t>,</m:t>
+                </m:r>
+                <m:r>
+                  <w:rPr>
+                    <w:rFonts w:ascii="Cambria Math" w:eastAsiaTheme="minorEastAsia" w:hAnsi="Cambria Math"/>
+                  </w:rPr>
+                  <m:t>π</m:t>
+                </m:r>
+              </m:e>
+            </m:d>
+          </m:e>
+        </m:nary>
+      </m:oMath>
       <w:r>
         <w:rPr>
           <w:rFonts w:eastAsiaTheme="minorEastAsia"/>
         </w:rPr>
         <w:t xml:space="preserve"> </w:t>
+      </w:r>
+      <w:r>
+        <w:rPr>
+          <w:rFonts w:eastAsiaTheme="minorEastAsia"/>
+        </w:rPr>
+        <w:t xml:space="preserve">is the discounted state distribution under the policy </w:t>
+      </w:r>
+      <m:oMath>
+        <m:r>
+          <w:rPr>
+            <w:rFonts w:ascii="Cambria Math" w:eastAsiaTheme="minorEastAsia" w:hAnsi="Cambria Math"/>
+          </w:rPr>
+          <m:t>π</m:t>
+        </m:r>
+      </m:oMath>
+      <w:r>
+        <w:rPr>
+          <w:rFonts w:eastAsiaTheme="minorEastAsia"/>
+        </w:rPr>
+        <w:t xml:space="preserve"> and </w:t>
+      </w:r>
+      <m:oMath>
+        <m:r>
+          <w:rPr>
+            <w:rFonts w:ascii="Cambria Math" w:eastAsiaTheme="minorEastAsia" w:hAnsi="Cambria Math"/>
+          </w:rPr>
+          <m:t>γ</m:t>
+        </m:r>
+        <m:r>
+          <w:rPr>
+            <w:rFonts w:ascii="Cambria Math" w:eastAsiaTheme="minorEastAsia" w:hAnsi="Cambria Math"/>
+          </w:rPr>
+          <m:t>∈</m:t>
+        </m:r>
+        <m:d>
+          <m:dPr>
+            <m:begChr m:val="["/>
+            <m:endChr m:val=""/>
+            <m:ctrlPr>
+              <w:rPr>
+                <w:rFonts w:ascii="Cambria Math" w:eastAsiaTheme="minorEastAsia" w:hAnsi="Cambria Math"/>
+                <w:i/>
+              </w:rPr>
+            </m:ctrlPr>
+          </m:dPr>
+          <m:e>
+            <m:d>
+              <m:dPr>
+                <m:begChr m:val=""/>
+                <m:ctrlPr>
+                  <w:rPr>
+                    <w:rFonts w:ascii="Cambria Math" w:eastAsiaTheme="minorEastAsia" w:hAnsi="Cambria Math"/>
+                    <w:i/>
+                  </w:rPr>
+                </m:ctrlPr>
+              </m:dPr>
+              <m:e>
+                <m:r>
+                  <w:rPr>
+                    <w:rFonts w:ascii="Cambria Math" w:eastAsiaTheme="minorEastAsia" w:hAnsi="Cambria Math"/>
+                  </w:rPr>
+                  <m:t>0,1</m:t>
+                </m:r>
+              </m:e>
+            </m:d>
+          </m:e>
+        </m:d>
+      </m:oMath>
+      <w:r>
+        <w:rPr>
+          <w:rFonts w:eastAsiaTheme="minorEastAsia"/>
+        </w:rPr>
+        <w:t xml:space="preserve"> denotes the reward discount factor. </w:t>
+      </w:r>
+      <w:r>
+        <w:rPr>
+          <w:rFonts w:eastAsiaTheme="minorEastAsia"/>
+        </w:rPr>
+        <w:t xml:space="preserve">Note that </w:t>
+      </w:r>
+      <m:oMath>
+        <m:r>
+          <w:rPr>
+            <w:rFonts w:ascii="Cambria Math" w:eastAsiaTheme="minorEastAsia" w:hAnsi="Cambria Math"/>
+          </w:rPr>
+          <m:t>p</m:t>
+        </m:r>
+        <m:d>
+          <m:dPr>
+            <m:ctrlPr>
+              <w:rPr>
+                <w:rFonts w:ascii="Cambria Math" w:eastAsiaTheme="minorEastAsia" w:hAnsi="Cambria Math"/>
+                <w:i/>
+              </w:rPr>
+            </m:ctrlPr>
+          </m:dPr>
+          <m:e>
+            <m:sSub>
+              <m:sSubPr>
+                <m:ctrlPr>
+                  <w:rPr>
+                    <w:rFonts w:ascii="Cambria Math" w:eastAsiaTheme="minorEastAsia" w:hAnsi="Cambria Math"/>
+                    <w:i/>
+                  </w:rPr>
+                </m:ctrlPr>
+              </m:sSubPr>
+              <m:e>
+                <m:r>
+                  <w:rPr>
+                    <w:rFonts w:ascii="Cambria Math" w:eastAsiaTheme="minorEastAsia" w:hAnsi="Cambria Math"/>
+                  </w:rPr>
+                  <m:t>x</m:t>
+                </m:r>
+              </m:e>
+              <m:sub>
+                <m:r>
+                  <w:rPr>
+                    <w:rFonts w:ascii="Cambria Math" w:eastAsiaTheme="minorEastAsia" w:hAnsi="Cambria Math"/>
+                  </w:rPr>
+                  <m:t>k</m:t>
+                </m:r>
+              </m:sub>
+            </m:sSub>
+            <m:r>
+              <w:rPr>
+                <w:rFonts w:ascii="Cambria Math" w:eastAsiaTheme="minorEastAsia" w:hAnsi="Cambria Math"/>
+              </w:rPr>
+              <m:t>=x</m:t>
+            </m:r>
+          </m:e>
+        </m:d>
+      </m:oMath>
+      <w:r>
+        <w:rPr>
+          <w:rFonts w:eastAsiaTheme="minorEastAsia"/>
+        </w:rPr>
+        <w:t xml:space="preserve"> is a probability density function. </w:t>
+      </w:r>
+    </w:p>
+    <w:p>
+      <w:pPr>
+        <w:rPr>
+          <w:rFonts w:eastAsiaTheme="minorEastAsia"/>
+        </w:rPr>
+      </w:pPr>
+    </w:p>
+    <w:p>
+      <w:pPr>
+        <w:rPr>
+          <w:rFonts w:eastAsiaTheme="minorEastAsia"/>
+        </w:rPr>
+      </w:pPr>
+      <w:r>
+        <w:rPr>
+          <w:rFonts w:eastAsiaTheme="minorEastAsia"/>
+        </w:rPr>
+        <w:t xml:space="preserve">   During learning the agent will have to estimate the cost-to-go function </w:t>
+      </w:r>
+      <m:oMath>
+        <m:r>
+          <w:rPr>
+            <w:rFonts w:ascii="Cambria Math" w:eastAsiaTheme="minorEastAsia" w:hAnsi="Cambria Math"/>
+          </w:rPr>
+          <m:t>J</m:t>
+        </m:r>
+      </m:oMath>
+      <w:r>
+        <w:rPr>
+          <w:rFonts w:eastAsiaTheme="minorEastAsia"/>
+        </w:rPr>
+        <w:t xml:space="preserve"> for a given policy </w:t>
+      </w:r>
+      <m:oMath>
+        <m:r>
+          <w:rPr>
+            <w:rFonts w:ascii="Cambria Math" w:eastAsiaTheme="minorEastAsia" w:hAnsi="Cambria Math"/>
+          </w:rPr>
+          <m:t>π</m:t>
+        </m:r>
+      </m:oMath>
+      <w:r>
+        <w:rPr>
+          <w:rFonts w:eastAsiaTheme="minorEastAsia"/>
+        </w:rPr>
+        <w:t xml:space="preserve">. The procedure is called </w:t>
+      </w:r>
+      <w:r>
+        <w:rPr>
+          <w:rFonts w:eastAsiaTheme="minorEastAsia"/>
+          <w:i/>
+          <w:iCs/>
+        </w:rPr>
+        <w:t>policy evaluation</w:t>
+      </w:r>
+      <w:r>
+        <w:rPr>
+          <w:rFonts w:eastAsiaTheme="minorEastAsia"/>
+        </w:rPr>
+        <w:t xml:space="preserve">. </w:t>
+      </w:r>
+      <w:r>
+        <w:rPr>
+          <w:rFonts w:eastAsiaTheme="minorEastAsia"/>
+        </w:rPr>
+        <w:t xml:space="preserve">The resulting estimate of </w:t>
+      </w:r>
+      <m:oMath>
+        <m:r>
+          <w:rPr>
+            <w:rFonts w:ascii="Cambria Math" w:eastAsiaTheme="minorEastAsia" w:hAnsi="Cambria Math"/>
+          </w:rPr>
+          <m:t>J</m:t>
+        </m:r>
+      </m:oMath>
+      <w:r>
+        <w:rPr>
+          <w:rFonts w:eastAsiaTheme="minorEastAsia"/>
+        </w:rPr>
+        <w:t xml:space="preserve"> is called the </w:t>
+      </w:r>
+      <w:r>
+        <w:rPr>
+          <w:rFonts w:eastAsiaTheme="minorEastAsia"/>
+          <w:i/>
+          <w:iCs/>
+        </w:rPr>
+        <w:t>value function</w:t>
+      </w:r>
+      <w:r>
+        <w:rPr>
+          <w:rFonts w:eastAsiaTheme="minorEastAsia"/>
+        </w:rPr>
+        <w:t>. We distinguish</w:t>
+      </w:r>
+      <w:r>
+        <w:rPr>
+          <w:rFonts w:eastAsiaTheme="minorEastAsia"/>
+        </w:rPr>
+        <w:t xml:space="preserve"> two kinds of value function: the</w:t>
+      </w:r>
+      <w:r>
+        <w:rPr>
+          <w:rFonts w:eastAsiaTheme="minorEastAsia"/>
+        </w:rPr>
+        <w:t xml:space="preserve"> </w:t>
+      </w:r>
+      <w:r>
+        <w:rPr>
+          <w:rFonts w:eastAsiaTheme="minorEastAsia"/>
+          <w:i/>
+          <w:iCs/>
+        </w:rPr>
+        <w:t>state value function</w:t>
+      </w:r>
+      <w:r>
+        <w:rPr>
+          <w:rFonts w:eastAsiaTheme="minorEastAsia"/>
+        </w:rPr>
+        <w:t xml:space="preserve"> and </w:t>
+      </w:r>
+      <w:r>
+        <w:rPr>
+          <w:rFonts w:eastAsiaTheme="minorEastAsia"/>
+        </w:rPr>
+        <w:t xml:space="preserve">the </w:t>
+      </w:r>
+      <w:r>
+        <w:rPr>
+          <w:rFonts w:eastAsiaTheme="minorEastAsia"/>
+          <w:i/>
+          <w:iCs/>
+        </w:rPr>
+        <w:t>state-action value function</w:t>
+      </w:r>
+      <w:r>
+        <w:rPr>
+          <w:rFonts w:eastAsiaTheme="minorEastAsia"/>
+        </w:rPr>
+        <w:t xml:space="preserve">. The </w:t>
+      </w:r>
+      <w:r>
+        <w:rPr>
+          <w:rFonts w:eastAsiaTheme="minorEastAsia"/>
+        </w:rPr>
+        <w:t>state value function is given with</w:t>
+      </w:r>
+    </w:p>
+    <w:p>
+      <w:pPr>
+        <w:rPr>
+          <w:rFonts w:eastAsiaTheme="minorEastAsia"/>
+        </w:rPr>
+      </w:pPr>
+    </w:p>
+    <w:p>
+      <w:pPr>
+        <w:rPr>
+          <w:rFonts w:eastAsiaTheme="minorEastAsia"/>
+        </w:rPr>
+      </w:pPr>
+      <m:oMath>
+        <m:sSup>
+          <m:sSupPr>
+            <m:ctrlPr>
+              <w:rPr>
+                <w:rFonts w:ascii="Cambria Math" w:eastAsiaTheme="minorEastAsia" w:hAnsi="Cambria Math"/>
+                <w:i/>
+              </w:rPr>
+            </m:ctrlPr>
+          </m:sSupPr>
+          <m:e>
+            <m:r>
+              <w:rPr>
+                <w:rFonts w:ascii="Cambria Math" w:eastAsiaTheme="minorEastAsia" w:hAnsi="Cambria Math"/>
+              </w:rPr>
+              <m:t>V</m:t>
+            </m:r>
+          </m:e>
+          <m:sup>
+            <m:r>
+              <w:rPr>
+                <w:rFonts w:ascii="Cambria Math" w:eastAsiaTheme="minorEastAsia" w:hAnsi="Cambria Math"/>
+              </w:rPr>
+              <m:t>π</m:t>
+            </m:r>
+          </m:sup>
+        </m:sSup>
+        <m:d>
+          <m:dPr>
+            <m:ctrlPr>
+              <w:rPr>
+                <w:rFonts w:ascii="Cambria Math" w:eastAsiaTheme="minorEastAsia" w:hAnsi="Cambria Math"/>
+                <w:i/>
+              </w:rPr>
+            </m:ctrlPr>
+          </m:dPr>
+          <m:e>
+            <m:r>
+              <w:rPr>
+                <w:rFonts w:ascii="Cambria Math" w:eastAsiaTheme="minorEastAsia" w:hAnsi="Cambria Math"/>
+              </w:rPr>
+              <m:t>x</m:t>
+            </m:r>
+          </m:e>
+        </m:d>
+        <m:r>
+          <w:rPr>
+            <w:rFonts w:ascii="Cambria Math" w:eastAsiaTheme="minorEastAsia" w:hAnsi="Cambria Math"/>
+          </w:rPr>
+          <m:t>=E</m:t>
+        </m:r>
+        <m:d>
+          <m:dPr>
+            <m:begChr m:val="{"/>
+            <m:endChr m:val="}"/>
+            <m:ctrlPr>
+              <w:rPr>
+                <w:rFonts w:ascii="Cambria Math" w:eastAsiaTheme="minorEastAsia" w:hAnsi="Cambria Math"/>
+                <w:i/>
+              </w:rPr>
+            </m:ctrlPr>
+          </m:dPr>
+          <m:e>
+            <m:nary>
+              <m:naryPr>
+                <m:chr m:val="∑"/>
+                <m:limLoc m:val="undOvr"/>
+                <m:ctrlPr>
+                  <w:rPr>
+                    <w:rFonts w:ascii="Cambria Math" w:eastAsiaTheme="minorEastAsia" w:hAnsi="Cambria Math"/>
+                    <w:i/>
+                  </w:rPr>
+                </m:ctrlPr>
+              </m:naryPr>
+              <m:sub>
+                <m:r>
+                  <w:rPr>
+                    <w:rFonts w:ascii="Cambria Math" w:eastAsiaTheme="minorEastAsia" w:hAnsi="Cambria Math"/>
+                  </w:rPr>
+                  <m:t>k=0</m:t>
+                </m:r>
+              </m:sub>
+              <m:sup>
+                <m:r>
+                  <w:rPr>
+                    <w:rFonts w:ascii="Cambria Math" w:eastAsiaTheme="minorEastAsia" w:hAnsi="Cambria Math"/>
+                  </w:rPr>
+                  <m:t>∞</m:t>
+                </m:r>
+              </m:sup>
+              <m:e>
+                <m:sSup>
+                  <m:sSupPr>
+                    <m:ctrlPr>
+                      <w:rPr>
+                        <w:rFonts w:ascii="Cambria Math" w:eastAsiaTheme="minorEastAsia" w:hAnsi="Cambria Math"/>
+                        <w:i/>
+                      </w:rPr>
+                    </m:ctrlPr>
+                  </m:sSupPr>
+                  <m:e>
+                    <m:r>
+                      <w:rPr>
+                        <w:rFonts w:ascii="Cambria Math" w:eastAsiaTheme="minorEastAsia" w:hAnsi="Cambria Math"/>
+                      </w:rPr>
+                      <m:t>γ</m:t>
+                    </m:r>
+                  </m:e>
+                  <m:sup>
+                    <m:r>
+                      <w:rPr>
+                        <w:rFonts w:ascii="Cambria Math" w:eastAsiaTheme="minorEastAsia" w:hAnsi="Cambria Math"/>
+                      </w:rPr>
+                      <m:t>k</m:t>
+                    </m:r>
+                  </m:sup>
+                </m:sSup>
+                <m:sSub>
+                  <m:sSubPr>
+                    <m:ctrlPr>
+                      <w:rPr>
+                        <w:rFonts w:ascii="Cambria Math" w:eastAsiaTheme="minorEastAsia" w:hAnsi="Cambria Math"/>
+                        <w:i/>
+                      </w:rPr>
+                    </m:ctrlPr>
+                  </m:sSubPr>
+                  <m:e>
+                    <m:r>
+                      <w:rPr>
+                        <w:rFonts w:ascii="Cambria Math" w:eastAsiaTheme="minorEastAsia" w:hAnsi="Cambria Math"/>
+                      </w:rPr>
+                      <m:t>r</m:t>
+                    </m:r>
+                  </m:e>
+                  <m:sub>
+                    <m:r>
+                      <w:rPr>
+                        <w:rFonts w:ascii="Cambria Math" w:eastAsiaTheme="minorEastAsia" w:hAnsi="Cambria Math"/>
+                      </w:rPr>
+                      <m:t>k+1</m:t>
+                    </m:r>
+                  </m:sub>
+                </m:sSub>
+                <m:r>
+                  <w:rPr>
+                    <w:rFonts w:ascii="Cambria Math" w:eastAsiaTheme="minorEastAsia" w:hAnsi="Cambria Math"/>
+                  </w:rPr>
+                  <m:t>|</m:t>
+                </m:r>
+                <m:sSub>
+                  <m:sSubPr>
+                    <m:ctrlPr>
+                      <w:rPr>
+                        <w:rFonts w:ascii="Cambria Math" w:eastAsiaTheme="minorEastAsia" w:hAnsi="Cambria Math"/>
+                        <w:i/>
+                      </w:rPr>
+                    </m:ctrlPr>
+                  </m:sSubPr>
+                  <m:e>
+                    <m:r>
+                      <w:rPr>
+                        <w:rFonts w:ascii="Cambria Math" w:eastAsiaTheme="minorEastAsia" w:hAnsi="Cambria Math"/>
+                      </w:rPr>
+                      <m:t>x</m:t>
+                    </m:r>
+                  </m:e>
+                  <m:sub>
+                    <m:r>
+                      <w:rPr>
+                        <w:rFonts w:ascii="Cambria Math" w:eastAsiaTheme="minorEastAsia" w:hAnsi="Cambria Math"/>
+                      </w:rPr>
+                      <m:t>0</m:t>
+                    </m:r>
+                  </m:sub>
+                </m:sSub>
+                <m:r>
+                  <w:rPr>
+                    <w:rFonts w:ascii="Cambria Math" w:eastAsiaTheme="minorEastAsia" w:hAnsi="Cambria Math"/>
+                  </w:rPr>
+                  <m:t>=x,π</m:t>
+                </m:r>
+              </m:e>
+            </m:nary>
+          </m:e>
+        </m:d>
+      </m:oMath>
+      <w:r>
+        <w:rPr>
+          <w:rFonts w:eastAsiaTheme="minorEastAsia"/>
+        </w:rPr>
+        <w:t xml:space="preserve"> </w:t>
+      </w:r>
+      <w:r>
+        <w:rPr>
+          <w:rFonts w:eastAsiaTheme="minorEastAsia"/>
+        </w:rPr>
+        <w:t xml:space="preserve">       (a.svf.1)</w:t>
+      </w:r>
+    </w:p>
+    <w:p>
+      <w:pPr>
+        <w:rPr>
+          <w:rFonts w:eastAsiaTheme="minorEastAsia"/>
+        </w:rPr>
+      </w:pPr>
+    </w:p>
+    <w:p>
+      <w:pPr>
+        <w:rPr>
+          <w:rFonts w:eastAsiaTheme="minorEastAsia"/>
+        </w:rPr>
+      </w:pPr>
+      <w:r>
+        <w:rPr>
+          <w:rFonts w:eastAsiaTheme="minorEastAsia"/>
+        </w:rPr>
+        <w:t xml:space="preserve">Notice that </w:t>
+      </w:r>
+      <m:oMath>
+        <m:sSup>
+          <m:sSupPr>
+            <m:ctrlPr>
+              <w:rPr>
+                <w:rFonts w:ascii="Cambria Math" w:eastAsiaTheme="minorEastAsia" w:hAnsi="Cambria Math"/>
+                <w:i/>
+              </w:rPr>
+            </m:ctrlPr>
+          </m:sSupPr>
+          <m:e>
+            <m:r>
+              <w:rPr>
+                <w:rFonts w:ascii="Cambria Math" w:eastAsiaTheme="minorEastAsia" w:hAnsi="Cambria Math"/>
+              </w:rPr>
+              <m:t>V</m:t>
+            </m:r>
+          </m:e>
+          <m:sup>
+            <m:r>
+              <w:rPr>
+                <w:rFonts w:ascii="Cambria Math" w:eastAsiaTheme="minorEastAsia" w:hAnsi="Cambria Math"/>
+              </w:rPr>
+              <m:t>π</m:t>
+            </m:r>
+          </m:sup>
+        </m:sSup>
+        <m:d>
+          <m:dPr>
+            <m:ctrlPr>
+              <w:rPr>
+                <w:rFonts w:ascii="Cambria Math" w:eastAsiaTheme="minorEastAsia" w:hAnsi="Cambria Math"/>
+                <w:i/>
+              </w:rPr>
+            </m:ctrlPr>
+          </m:dPr>
+          <m:e>
+            <m:r>
+              <w:rPr>
+                <w:rFonts w:ascii="Cambria Math" w:eastAsiaTheme="minorEastAsia" w:hAnsi="Cambria Math"/>
+              </w:rPr>
+              <m:t>x</m:t>
+            </m:r>
+          </m:e>
+        </m:d>
+      </m:oMath>
+      <w:r>
+        <w:rPr>
+          <w:rFonts w:eastAsiaTheme="minorEastAsia"/>
+        </w:rPr>
+        <w:t xml:space="preserve"> depends only on the state </w:t>
+      </w:r>
+      <m:oMath>
+        <m:r>
+          <w:rPr>
+            <w:rFonts w:ascii="Cambria Math" w:eastAsiaTheme="minorEastAsia" w:hAnsi="Cambria Math"/>
+          </w:rPr>
+          <m:t>x</m:t>
+        </m:r>
+      </m:oMath>
+      <w:r>
+        <w:rPr>
+          <w:rFonts w:eastAsiaTheme="minorEastAsia"/>
+        </w:rPr>
+        <w:t xml:space="preserve"> and the policy </w:t>
+      </w:r>
+      <m:oMath>
+        <m:r>
+          <w:rPr>
+            <w:rFonts w:ascii="Cambria Math" w:eastAsiaTheme="minorEastAsia" w:hAnsi="Cambria Math"/>
+          </w:rPr>
+          <m:t>π</m:t>
+        </m:r>
+      </m:oMath>
+      <w:r>
+        <w:rPr>
+          <w:rFonts w:eastAsiaTheme="minorEastAsia"/>
+        </w:rPr>
+        <w:t xml:space="preserve"> is followed starting from that state.</w:t>
+      </w:r>
+    </w:p>
+    <w:p>
+      <w:pPr>
+        <w:rPr>
+          <w:rFonts w:eastAsiaTheme="minorEastAsia"/>
+        </w:rPr>
+      </w:pPr>
+    </w:p>
+    <w:p>
+      <w:pPr>
+        <w:rPr>
+          <w:rFonts w:eastAsiaTheme="minorEastAsia"/>
+        </w:rPr>
+      </w:pPr>
+      <w:r>
+        <w:rPr>
+          <w:rFonts w:eastAsiaTheme="minorEastAsia"/>
+        </w:rPr>
+        <w:t>The state-action value function is given with</w:t>
+      </w:r>
+    </w:p>
+    <w:p>
+      <w:pPr>
+        <w:rPr>
+          <w:rFonts w:eastAsiaTheme="minorEastAsia"/>
+        </w:rPr>
+      </w:pPr>
+    </w:p>
+    <w:p>
+      <w:pPr>
+        <w:rPr>
+          <w:rFonts w:eastAsiaTheme="minorEastAsia"/>
+        </w:rPr>
+      </w:pPr>
+      <m:oMath>
+        <m:sSup>
+          <m:sSupPr>
+            <m:ctrlPr>
+              <w:rPr>
+                <w:rFonts w:ascii="Cambria Math" w:eastAsiaTheme="minorEastAsia" w:hAnsi="Cambria Math"/>
+                <w:i/>
+              </w:rPr>
+            </m:ctrlPr>
+          </m:sSupPr>
+          <m:e>
+            <m:r>
+              <w:rPr>
+                <w:rFonts w:ascii="Cambria Math" w:eastAsiaTheme="minorEastAsia" w:hAnsi="Cambria Math"/>
+              </w:rPr>
+              <m:t>Q</m:t>
+            </m:r>
+          </m:e>
+          <m:sup>
+            <m:r>
+              <w:rPr>
+                <w:rFonts w:ascii="Cambria Math" w:eastAsiaTheme="minorEastAsia" w:hAnsi="Cambria Math"/>
+              </w:rPr>
+              <m:t>π</m:t>
+            </m:r>
+          </m:sup>
+        </m:sSup>
+        <m:d>
+          <m:dPr>
+            <m:ctrlPr>
+              <w:rPr>
+                <w:rFonts w:ascii="Cambria Math" w:eastAsiaTheme="minorEastAsia" w:hAnsi="Cambria Math"/>
+                <w:i/>
+              </w:rPr>
+            </m:ctrlPr>
+          </m:dPr>
+          <m:e>
+            <m:r>
+              <w:rPr>
+                <w:rFonts w:ascii="Cambria Math" w:eastAsiaTheme="minorEastAsia" w:hAnsi="Cambria Math"/>
+              </w:rPr>
+              <m:t>x</m:t>
+            </m:r>
+            <m:r>
+              <w:rPr>
+                <w:rFonts w:ascii="Cambria Math" w:eastAsiaTheme="minorEastAsia" w:hAnsi="Cambria Math"/>
+              </w:rPr>
+              <m:t>,u</m:t>
+            </m:r>
+          </m:e>
+        </m:d>
+        <m:r>
+          <w:rPr>
+            <w:rFonts w:ascii="Cambria Math" w:eastAsiaTheme="minorEastAsia" w:hAnsi="Cambria Math"/>
+          </w:rPr>
+          <m:t>=E</m:t>
+        </m:r>
+        <m:d>
+          <m:dPr>
+            <m:begChr m:val="{"/>
+            <m:endChr m:val="}"/>
+            <m:ctrlPr>
+              <w:rPr>
+                <w:rFonts w:ascii="Cambria Math" w:eastAsiaTheme="minorEastAsia" w:hAnsi="Cambria Math"/>
+                <w:i/>
+              </w:rPr>
+            </m:ctrlPr>
+          </m:dPr>
+          <m:e>
+            <m:nary>
+              <m:naryPr>
+                <m:chr m:val="∑"/>
+                <m:limLoc m:val="undOvr"/>
+                <m:ctrlPr>
+                  <w:rPr>
+                    <w:rFonts w:ascii="Cambria Math" w:eastAsiaTheme="minorEastAsia" w:hAnsi="Cambria Math"/>
+                    <w:i/>
+                  </w:rPr>
+                </m:ctrlPr>
+              </m:naryPr>
+              <m:sub>
+                <m:r>
+                  <w:rPr>
+                    <w:rFonts w:ascii="Cambria Math" w:eastAsiaTheme="minorEastAsia" w:hAnsi="Cambria Math"/>
+                  </w:rPr>
+                  <m:t>k=0</m:t>
+                </m:r>
+              </m:sub>
+              <m:sup>
+                <m:r>
+                  <w:rPr>
+                    <w:rFonts w:ascii="Cambria Math" w:eastAsiaTheme="minorEastAsia" w:hAnsi="Cambria Math"/>
+                  </w:rPr>
+                  <m:t>∞</m:t>
+                </m:r>
+              </m:sup>
+              <m:e>
+                <m:sSup>
+                  <m:sSupPr>
+                    <m:ctrlPr>
+                      <w:rPr>
+                        <w:rFonts w:ascii="Cambria Math" w:eastAsiaTheme="minorEastAsia" w:hAnsi="Cambria Math"/>
+                        <w:i/>
+                      </w:rPr>
+                    </m:ctrlPr>
+                  </m:sSupPr>
+                  <m:e>
+                    <m:r>
+                      <w:rPr>
+                        <w:rFonts w:ascii="Cambria Math" w:eastAsiaTheme="minorEastAsia" w:hAnsi="Cambria Math"/>
+                      </w:rPr>
+                      <m:t>γ</m:t>
+                    </m:r>
+                  </m:e>
+                  <m:sup>
+                    <m:r>
+                      <w:rPr>
+                        <w:rFonts w:ascii="Cambria Math" w:eastAsiaTheme="minorEastAsia" w:hAnsi="Cambria Math"/>
+                      </w:rPr>
+                      <m:t>k</m:t>
+                    </m:r>
+                  </m:sup>
+                </m:sSup>
+                <m:sSub>
+                  <m:sSubPr>
+                    <m:ctrlPr>
+                      <w:rPr>
+                        <w:rFonts w:ascii="Cambria Math" w:eastAsiaTheme="minorEastAsia" w:hAnsi="Cambria Math"/>
+                        <w:i/>
+                      </w:rPr>
+                    </m:ctrlPr>
+                  </m:sSubPr>
+                  <m:e>
+                    <m:r>
+                      <w:rPr>
+                        <w:rFonts w:ascii="Cambria Math" w:eastAsiaTheme="minorEastAsia" w:hAnsi="Cambria Math"/>
+                      </w:rPr>
+                      <m:t>r</m:t>
+                    </m:r>
+                  </m:e>
+                  <m:sub>
+                    <m:r>
+                      <w:rPr>
+                        <w:rFonts w:ascii="Cambria Math" w:eastAsiaTheme="minorEastAsia" w:hAnsi="Cambria Math"/>
+                      </w:rPr>
+                      <m:t>k+1</m:t>
+                    </m:r>
+                  </m:sub>
+                </m:sSub>
+                <m:r>
+                  <w:rPr>
+                    <w:rFonts w:ascii="Cambria Math" w:eastAsiaTheme="minorEastAsia" w:hAnsi="Cambria Math"/>
+                  </w:rPr>
+                  <m:t>|</m:t>
+                </m:r>
+                <m:sSub>
+                  <m:sSubPr>
+                    <m:ctrlPr>
+                      <w:rPr>
+                        <w:rFonts w:ascii="Cambria Math" w:eastAsiaTheme="minorEastAsia" w:hAnsi="Cambria Math"/>
+                        <w:i/>
+                      </w:rPr>
+                    </m:ctrlPr>
+                  </m:sSubPr>
+                  <m:e>
+                    <m:r>
+                      <w:rPr>
+                        <w:rFonts w:ascii="Cambria Math" w:eastAsiaTheme="minorEastAsia" w:hAnsi="Cambria Math"/>
+                      </w:rPr>
+                      <m:t>x</m:t>
+                    </m:r>
+                  </m:e>
+                  <m:sub>
+                    <m:r>
+                      <w:rPr>
+                        <w:rFonts w:ascii="Cambria Math" w:eastAsiaTheme="minorEastAsia" w:hAnsi="Cambria Math"/>
+                      </w:rPr>
+                      <m:t>0</m:t>
+                    </m:r>
+                  </m:sub>
+                </m:sSub>
+                <m:r>
+                  <w:rPr>
+                    <w:rFonts w:ascii="Cambria Math" w:eastAsiaTheme="minorEastAsia" w:hAnsi="Cambria Math"/>
+                  </w:rPr>
+                  <m:t>=x,</m:t>
+                </m:r>
+                <m:sSub>
+                  <m:sSubPr>
+                    <m:ctrlPr>
+                      <w:rPr>
+                        <w:rFonts w:ascii="Cambria Math" w:eastAsiaTheme="minorEastAsia" w:hAnsi="Cambria Math"/>
+                        <w:i/>
+                      </w:rPr>
+                    </m:ctrlPr>
+                  </m:sSubPr>
+                  <m:e>
+                    <m:r>
+                      <w:rPr>
+                        <w:rFonts w:ascii="Cambria Math" w:eastAsiaTheme="minorEastAsia" w:hAnsi="Cambria Math"/>
+                      </w:rPr>
+                      <m:t>u</m:t>
+                    </m:r>
+                  </m:e>
+                  <m:sub>
+                    <m:r>
+                      <w:rPr>
+                        <w:rFonts w:ascii="Cambria Math" w:eastAsiaTheme="minorEastAsia" w:hAnsi="Cambria Math"/>
+                      </w:rPr>
+                      <m:t>0</m:t>
+                    </m:r>
+                  </m:sub>
+                </m:sSub>
+                <m:r>
+                  <w:rPr>
+                    <w:rFonts w:ascii="Cambria Math" w:eastAsiaTheme="minorEastAsia" w:hAnsi="Cambria Math"/>
+                  </w:rPr>
+                  <m:t>=</m:t>
+                </m:r>
+                <m:r>
+                  <w:rPr>
+                    <w:rFonts w:ascii="Cambria Math" w:eastAsiaTheme="minorEastAsia" w:hAnsi="Cambria Math"/>
+                  </w:rPr>
+                  <m:t>u,</m:t>
+                </m:r>
+                <m:r>
+                  <w:rPr>
+                    <w:rFonts w:ascii="Cambria Math" w:eastAsiaTheme="minorEastAsia" w:hAnsi="Cambria Math"/>
+                  </w:rPr>
+                  <m:t>π</m:t>
+                </m:r>
+              </m:e>
+            </m:nary>
+          </m:e>
+        </m:d>
+      </m:oMath>
+      <w:r>
+        <w:rPr>
+          <w:rFonts w:eastAsiaTheme="minorEastAsia"/>
+        </w:rPr>
+        <w:t xml:space="preserve">        (a.s</w:t>
+      </w:r>
+      <w:r>
+        <w:rPr>
+          <w:rFonts w:eastAsiaTheme="minorEastAsia"/>
+        </w:rPr>
+        <w:t>a</w:t>
+      </w:r>
+      <w:r>
+        <w:rPr>
+          <w:rFonts w:eastAsiaTheme="minorEastAsia"/>
+        </w:rPr>
+        <w:t>vf.1)</w:t>
+      </w:r>
+    </w:p>
+    <w:p>
+      <w:pPr>
+        <w:rPr>
+          <w:rFonts w:eastAsiaTheme="minorEastAsia"/>
+        </w:rPr>
+      </w:pPr>
+    </w:p>
+    <w:p>
+      <w:pPr>
+        <w:rPr>
+          <w:rFonts w:eastAsiaTheme="minorEastAsia"/>
+        </w:rPr>
+      </w:pPr>
+      <w:r>
+        <w:rPr>
+          <w:rFonts w:eastAsiaTheme="minorEastAsia"/>
+        </w:rPr>
+        <w:t xml:space="preserve">also depends on the state </w:t>
+      </w:r>
+      <m:oMath>
+        <m:r>
+          <w:rPr>
+            <w:rFonts w:ascii="Cambria Math" w:eastAsiaTheme="minorEastAsia" w:hAnsi="Cambria Math"/>
+          </w:rPr>
+          <m:t>x</m:t>
+        </m:r>
+      </m:oMath>
+      <w:r>
+        <w:rPr>
+          <w:rFonts w:eastAsiaTheme="minorEastAsia"/>
+        </w:rPr>
+        <w:t xml:space="preserve">, but makes the action </w:t>
+      </w:r>
+      <m:oMath>
+        <m:r>
+          <w:rPr>
+            <w:rFonts w:ascii="Cambria Math" w:eastAsiaTheme="minorEastAsia" w:hAnsi="Cambria Math"/>
+          </w:rPr>
+          <m:t>u</m:t>
+        </m:r>
+      </m:oMath>
+      <w:r>
+        <w:rPr>
+          <w:rFonts w:eastAsiaTheme="minorEastAsia"/>
+        </w:rPr>
+        <w:t xml:space="preserve"> chosen in this state a free variable instead of having it generated by the policy </w:t>
+      </w:r>
+      <m:oMath>
+        <m:r>
+          <w:rPr>
+            <w:rFonts w:ascii="Cambria Math" w:eastAsiaTheme="minorEastAsia" w:hAnsi="Cambria Math"/>
+          </w:rPr>
+          <m:t>π</m:t>
+        </m:r>
+      </m:oMath>
+      <w:r>
+        <w:rPr>
+          <w:rFonts w:eastAsiaTheme="minorEastAsia"/>
+        </w:rPr>
+        <w:t>.</w:t>
       </w:r>
     </w:p>
     <w:p>

--- a/docs/Agentic_Workflows_wtith_RL_Loop.docx
+++ b/docs/Agentic_Workflows_wtith_RL_Loop.docx
@@ -486,7 +486,20 @@
         <w:rPr>
           <w:rFonts w:ascii="Consolas" w:hAnsi="Consolas" w:cs="Consolas"/>
         </w:rPr>
-        <w:t>policy_kwargs = dict(</w:t>
+        <w:t xml:space="preserve">policy_kwargs = </w:t>
+      </w:r>
+      <w:r>
+        <w:rPr>
+          <w:rFonts w:ascii="Consolas" w:hAnsi="Consolas" w:cs="Consolas"/>
+          <w:color w:val="0B769F" w:themeColor="accent4" w:themeShade="BF"/>
+        </w:rPr>
+        <w:t>dict</w:t>
+      </w:r>
+      <w:r>
+        <w:rPr>
+          <w:rFonts w:ascii="Consolas" w:hAnsi="Consolas" w:cs="Consolas"/>
+        </w:rPr>
+        <w:t>(</w:t>
       </w:r>
     </w:p>
     <w:p>
@@ -512,20 +525,125 @@
         <w:rPr>
           <w:rFonts w:ascii="Consolas" w:hAnsi="Consolas" w:cs="Consolas"/>
         </w:rPr>
-        <w:t xml:space="preserve">        dict(pi=[256, 256, 128],  # Policy network layers</w:t>
-      </w:r>
-    </w:p>
-    <w:p>
-      <w:pPr>
-        <w:rPr>
-          <w:rFonts w:ascii="Consolas" w:hAnsi="Consolas" w:cs="Consolas"/>
-        </w:rPr>
-      </w:pPr>
-      <w:r>
-        <w:rPr>
-          <w:rFonts w:ascii="Consolas" w:hAnsi="Consolas" w:cs="Consolas"/>
-        </w:rPr>
-        <w:t xml:space="preserve">             vf=[256, 256, 128])   # Value network layers</w:t>
+        <w:t xml:space="preserve">        </w:t>
+      </w:r>
+      <w:r>
+        <w:rPr>
+          <w:rFonts w:ascii="Consolas" w:hAnsi="Consolas" w:cs="Consolas"/>
+          <w:color w:val="0B769F" w:themeColor="accent4" w:themeShade="BF"/>
+        </w:rPr>
+        <w:t>dict</w:t>
+      </w:r>
+      <w:r>
+        <w:rPr>
+          <w:rFonts w:ascii="Consolas" w:hAnsi="Consolas" w:cs="Consolas"/>
+        </w:rPr>
+        <w:t>(pi=[</w:t>
+      </w:r>
+      <w:r>
+        <w:rPr>
+          <w:rFonts w:ascii="Consolas" w:hAnsi="Consolas" w:cs="Consolas"/>
+          <w:color w:val="0F9ED5" w:themeColor="accent4"/>
+        </w:rPr>
+        <w:t>256</w:t>
+      </w:r>
+      <w:r>
+        <w:rPr>
+          <w:rFonts w:ascii="Consolas" w:hAnsi="Consolas" w:cs="Consolas"/>
+        </w:rPr>
+        <w:t xml:space="preserve">, </w:t>
+      </w:r>
+      <w:r>
+        <w:rPr>
+          <w:rFonts w:ascii="Consolas" w:hAnsi="Consolas" w:cs="Consolas"/>
+          <w:color w:val="0F9ED5" w:themeColor="accent4"/>
+        </w:rPr>
+        <w:t>256</w:t>
+      </w:r>
+      <w:r>
+        <w:rPr>
+          <w:rFonts w:ascii="Consolas" w:hAnsi="Consolas" w:cs="Consolas"/>
+        </w:rPr>
+        <w:t xml:space="preserve">, </w:t>
+      </w:r>
+      <w:r>
+        <w:rPr>
+          <w:rFonts w:ascii="Consolas" w:hAnsi="Consolas" w:cs="Consolas"/>
+          <w:color w:val="0F9ED5" w:themeColor="accent4"/>
+        </w:rPr>
+        <w:t>128</w:t>
+      </w:r>
+      <w:r>
+        <w:rPr>
+          <w:rFonts w:ascii="Consolas" w:hAnsi="Consolas" w:cs="Consolas"/>
+        </w:rPr>
+        <w:t xml:space="preserve">],  </w:t>
+      </w:r>
+      <w:r>
+        <w:rPr>
+          <w:rFonts w:ascii="Consolas" w:hAnsi="Consolas" w:cs="Consolas"/>
+          <w:color w:val="3A7C22" w:themeColor="accent6" w:themeShade="BF"/>
+        </w:rPr>
+        <w:t># Policy network layers</w:t>
+      </w:r>
+    </w:p>
+    <w:p>
+      <w:pPr>
+        <w:rPr>
+          <w:rFonts w:ascii="Consolas" w:hAnsi="Consolas" w:cs="Consolas"/>
+        </w:rPr>
+      </w:pPr>
+      <w:r>
+        <w:rPr>
+          <w:rFonts w:ascii="Consolas" w:hAnsi="Consolas" w:cs="Consolas"/>
+        </w:rPr>
+        <w:t xml:space="preserve">             vf=[</w:t>
+      </w:r>
+      <w:r>
+        <w:rPr>
+          <w:rFonts w:ascii="Consolas" w:hAnsi="Consolas" w:cs="Consolas"/>
+          <w:color w:val="0F9ED5" w:themeColor="accent4"/>
+        </w:rPr>
+        <w:t>256</w:t>
+      </w:r>
+      <w:r>
+        <w:rPr>
+          <w:rFonts w:ascii="Consolas" w:hAnsi="Consolas" w:cs="Consolas"/>
+        </w:rPr>
+        <w:t xml:space="preserve">, </w:t>
+      </w:r>
+      <w:r>
+        <w:rPr>
+          <w:rFonts w:ascii="Consolas" w:hAnsi="Consolas" w:cs="Consolas"/>
+          <w:color w:val="0F9ED5" w:themeColor="accent4"/>
+        </w:rPr>
+        <w:t>256</w:t>
+      </w:r>
+      <w:r>
+        <w:rPr>
+          <w:rFonts w:ascii="Consolas" w:hAnsi="Consolas" w:cs="Consolas"/>
+        </w:rPr>
+        <w:t xml:space="preserve">, </w:t>
+      </w:r>
+      <w:r>
+        <w:rPr>
+          <w:rFonts w:ascii="Consolas" w:hAnsi="Consolas" w:cs="Consolas"/>
+          <w:color w:val="0F9ED5" w:themeColor="accent4"/>
+        </w:rPr>
+        <w:t>128</w:t>
+      </w:r>
+      <w:r>
+        <w:rPr>
+          <w:rFonts w:ascii="Consolas" w:hAnsi="Consolas" w:cs="Consolas"/>
+        </w:rPr>
+        <w:t xml:space="preserve">])   </w:t>
+      </w:r>
+      <w:r>
+        <w:rPr>
+          <w:rFonts w:ascii="Consolas" w:hAnsi="Consolas" w:cs="Consolas"/>
+          <w:color w:val="3A7C22" w:themeColor="accent6" w:themeShade="BF"/>
+        </w:rPr>
+        <w:t># Value network layers</w:t>
       </w:r>
     </w:p>
     <w:p>
@@ -551,7 +669,14 @@
         <w:rPr>
           <w:rFonts w:ascii="Consolas" w:hAnsi="Consolas" w:cs="Consolas"/>
         </w:rPr>
-        <w:t xml:space="preserve">    activation_fn=nn.ReLU</w:t>
+        <w:t xml:space="preserve">    activation_fn=nn.</w:t>
+      </w:r>
+      <w:r>
+        <w:rPr>
+          <w:rFonts w:ascii="Consolas" w:hAnsi="Consolas" w:cs="Consolas"/>
+          <w:color w:val="80340D" w:themeColor="accent2" w:themeShade="80"/>
+        </w:rPr>
+        <w:t>ReLU</w:t>
       </w:r>
     </w:p>
     <w:p>
@@ -565,6 +690,79 @@
           <w:rFonts w:ascii="Consolas" w:hAnsi="Consolas" w:cs="Consolas"/>
         </w:rPr>
         <w:t>)</w:t>
+      </w:r>
+    </w:p>
+    <w:p/>
+    <w:p>
+      <w:r>
+        <w:t>Key PPO hyperparameters</w:t>
+      </w:r>
+    </w:p>
+    <w:p/>
+    <w:p>
+      <w:r>
+        <w:rPr>
+          <w:rFonts w:ascii="Consolas" w:hAnsi="Consolas" w:cs="Consolas"/>
+        </w:rPr>
+        <w:t>learning_rate=3e-4</w:t>
+      </w:r>
+      <w:r>
+        <w:t>: Step size for gradient descent</w:t>
+      </w:r>
+    </w:p>
+    <w:p>
+      <w:r>
+        <w:rPr>
+          <w:rFonts w:ascii="Consolas" w:hAnsi="Consolas" w:cs="Consolas"/>
+        </w:rPr>
+        <w:t>n_steps=2048</w:t>
+      </w:r>
+      <w:r>
+        <w:t>: Steps before policy update (trajectory length)</w:t>
+      </w:r>
+    </w:p>
+    <w:p>
+      <w:r>
+        <w:rPr>
+          <w:rFonts w:ascii="Consolas" w:hAnsi="Consolas" w:cs="Consolas"/>
+        </w:rPr>
+        <w:t>batch_size=64</w:t>
+      </w:r>
+      <w:r>
+        <w:t>: Minibatch size for optimization</w:t>
+      </w:r>
+    </w:p>
+    <w:p>
+      <w:r>
+        <w:rPr>
+          <w:rFonts w:ascii="Consolas" w:hAnsi="Consolas" w:cs="Consolas"/>
+        </w:rPr>
+        <w:t>n_epochs=10</w:t>
+      </w:r>
+      <w:r>
+        <w:t>: Number of optimization epochs per update</w:t>
+      </w:r>
+    </w:p>
+    <w:p>
+      <w:r>
+        <w:rPr>
+          <w:rFonts w:ascii="Consolas" w:hAnsi="Consolas" w:cs="Consolas"/>
+        </w:rPr>
+        <w:t>gamma=0.99</w:t>
+      </w:r>
+      <w:r>
+        <w:t>: Discount factor for future rewards</w:t>
+      </w:r>
+    </w:p>
+    <w:p>
+      <w:r>
+        <w:lastRenderedPageBreak/>
+        <w:t>gae_lambda=0.95: GAE parameter for advantage estimation</w:t>
+      </w:r>
+    </w:p>
+    <w:p>
+      <w:r>
+        <w:t>clip_range=0.2: PPO clipping parameter to limit policy changes</w:t>
       </w:r>
     </w:p>
     <w:p/>
@@ -573,14 +771,11 @@
     <w:p/>
     <w:p/>
     <w:p/>
-    <w:p/>
-    <w:p/>
     <w:p>
       <w:pPr>
         <w:pStyle w:val="Heading1"/>
       </w:pPr>
       <w:r>
-        <w:lastRenderedPageBreak/>
         <w:t>References</w:t>
       </w:r>
     </w:p>
@@ -668,8 +863,139 @@
       </w:hyperlink>
     </w:p>
     <w:p/>
+    <w:p>
+      <w:r>
+        <w:t>[7]</w:t>
+      </w:r>
+      <w:r>
+        <w:t xml:space="preserve"> </w:t>
+      </w:r>
+      <w:hyperlink r:id="rId12" w:history="1">
+        <w:r>
+          <w:rPr>
+            <w:rStyle w:val="Hyperlink"/>
+          </w:rPr>
+          <w:t>High-Dimensional Continuous Control Using Generalized Advantage Estimation, John Schulman, Philipp Moritz, Sergey Levine, Michael Jordan, Pieter Abbeel, 2015</w:t>
+        </w:r>
+      </w:hyperlink>
+    </w:p>
     <w:p/>
     <w:p>
+      <w:r>
+        <w:t>[8]</w:t>
+      </w:r>
+      <w:r>
+        <w:t xml:space="preserve"> </w:t>
+      </w:r>
+      <w:hyperlink r:id="rId13" w:history="1">
+        <w:r>
+          <w:rPr>
+            <w:rStyle w:val="Hyperlink"/>
+          </w:rPr>
+          <w:t>Notes on the Generalized Advantage Estimation Paper</w:t>
+        </w:r>
+        <w:r>
+          <w:rPr>
+            <w:rStyle w:val="Hyperlink"/>
+          </w:rPr>
+          <w:t>, Seita’s Place blog, April 2017</w:t>
+        </w:r>
+      </w:hyperlink>
+    </w:p>
+    <w:p/>
+    <w:p>
+      <w:r>
+        <w:t xml:space="preserve">[9] </w:t>
+      </w:r>
+      <w:hyperlink r:id="rId14" w:history="1">
+        <w:r>
+          <w:rPr>
+            <w:rStyle w:val="Hyperlink"/>
+            <w:szCs w:val="19"/>
+          </w:rPr>
+          <w:t xml:space="preserve">Human-level control through deep reinforcement learning, Volodymyr </w:t>
+        </w:r>
+        <w:proofErr w:type="spellStart"/>
+        <w:r>
+          <w:rPr>
+            <w:rStyle w:val="Hyperlink"/>
+            <w:szCs w:val="19"/>
+          </w:rPr>
+          <w:t>Mnih</w:t>
+        </w:r>
+        <w:proofErr w:type="spellEnd"/>
+        <w:r>
+          <w:rPr>
+            <w:rStyle w:val="Hyperlink"/>
+            <w:szCs w:val="19"/>
+          </w:rPr>
+          <w:t xml:space="preserve"> et al, Nature, 2015</w:t>
+        </w:r>
+      </w:hyperlink>
+    </w:p>
+    <w:p/>
+    <w:p>
+      <w:r>
+        <w:t xml:space="preserve">[10] </w:t>
+      </w:r>
+      <w:hyperlink r:id="rId15" w:history="1">
+        <w:r>
+          <w:rPr>
+            <w:rStyle w:val="Hyperlink"/>
+            <w:szCs w:val="19"/>
+          </w:rPr>
+          <w:t xml:space="preserve">Asynchronous methods for deep reinforcement learning, Volodymyr </w:t>
+        </w:r>
+        <w:proofErr w:type="spellStart"/>
+        <w:r>
+          <w:rPr>
+            <w:rStyle w:val="Hyperlink"/>
+            <w:szCs w:val="19"/>
+          </w:rPr>
+          <w:t>Mnih</w:t>
+        </w:r>
+        <w:proofErr w:type="spellEnd"/>
+        <w:r>
+          <w:rPr>
+            <w:rStyle w:val="Hyperlink"/>
+            <w:szCs w:val="19"/>
+          </w:rPr>
+          <w:t xml:space="preserve"> et al, Google DeepMind, 2016</w:t>
+        </w:r>
+      </w:hyperlink>
+    </w:p>
+    <w:p/>
+    <w:p>
+      <w:r>
+        <w:t xml:space="preserve">[11] </w:t>
+      </w:r>
+      <w:hyperlink r:id="rId16" w:history="1">
+        <w:r>
+          <w:rPr>
+            <w:rStyle w:val="Hyperlink"/>
+            <w:szCs w:val="19"/>
+          </w:rPr>
+          <w:t>Trust Region Policy Optimization, John Schulman et al, OpenAI, 2017</w:t>
+        </w:r>
+      </w:hyperlink>
+    </w:p>
+    <w:p/>
+    <w:p>
+      <w:r>
+        <w:t xml:space="preserve">[12] </w:t>
+      </w:r>
+      <w:hyperlink r:id="rId17" w:history="1">
+        <w:r>
+          <w:rPr>
+            <w:rStyle w:val="Hyperlink"/>
+            <w:szCs w:val="19"/>
+          </w:rPr>
+          <w:t xml:space="preserve"> Proximal Policy Optimization Algorithms, John Schulman et al, OpenAI, 2017</w:t>
+        </w:r>
+      </w:hyperlink>
+    </w:p>
+    <w:p/>
+    <w:p>
       <w:pPr>
         <w:pStyle w:val="Heading1"/>
       </w:pPr>
@@ -692,6 +1018,7 @@
         <w:pStyle w:val="Heading3"/>
       </w:pPr>
       <w:r>
+        <w:lastRenderedPageBreak/>
         <w:t>Markov Decision Processes (MDP)</w:t>
       </w:r>
     </w:p>
@@ -4050,6 +4377,37 @@
         <w:t>//TODO: finish the appendix section on actor-critic algorithms</w:t>
       </w:r>
     </w:p>
+    <w:p/>
+    <w:p/>
+    <w:p>
+      <w:pPr>
+        <w:pStyle w:val="Heading2"/>
+      </w:pPr>
+      <w:r>
+        <w:rPr>
+          <w:color w:val="auto"/>
+        </w:rPr>
+        <w:t>Generaliz</w:t>
+      </w:r>
+      <w:r>
+        <w:t>ed Advantage Estimation</w:t>
+      </w:r>
+    </w:p>
+    <w:p/>
+    <w:p>
+      <w:pPr>
+        <w:rPr>
+          <w:color w:val="EE0000"/>
+        </w:rPr>
+      </w:pPr>
+      <w:r>
+        <w:rPr>
+          <w:color w:val="EE0000"/>
+        </w:rPr>
+        <w:t>//TODO: finish the appendix section on generalized advantage estimation</w:t>
+      </w:r>
+    </w:p>
+    <w:p/>
     <w:p/>
     <w:p/>
     <w:p/>
@@ -5010,6 +5368,18 @@
       <w:color w:val="666666"/>
     </w:rPr>
   </w:style>
+  <w:style w:type="character" w:styleId="FollowedHyperlink">
+    <w:name w:val="FollowedHyperlink"/>
+    <w:basedOn w:val="DefaultParagraphFont"/>
+    <w:uiPriority w:val="99"/>
+    <w:semiHidden/>
+    <w:unhideWhenUsed/>
+    <w:rsid w:val="00BC0F65"/>
+    <w:rPr>
+      <w:color w:val="96607D" w:themeColor="followedHyperlink"/>
+      <w:u w:val="single"/>
+    </w:rPr>
+  </w:style>
 </w:styles>
 </file>
 

--- a/docs/Agentic_Workflows_wtith_RL_Loop.docx
+++ b/docs/Agentic_Workflows_wtith_RL_Loop.docx
@@ -991,6 +991,42 @@
             <w:szCs w:val="19"/>
           </w:rPr>
           <w:t xml:space="preserve"> Proximal Policy Optimization Algorithms, John Schulman et al, OpenAI, 2017</w:t>
+        </w:r>
+      </w:hyperlink>
+    </w:p>
+    <w:p/>
+    <w:p>
+      <w:r>
+        <w:t>[13</w:t>
+      </w:r>
+      <w:r>
+        <w:t xml:space="preserve">] </w:t>
+      </w:r>
+      <w:hyperlink r:id="rId18" w:history="1">
+        <w:r>
+          <w:rPr>
+            <w:rStyle w:val="Hyperlink"/>
+          </w:rPr>
+          <w:t>PPO for LLMs: A Guide for Normal People</w:t>
+        </w:r>
+        <w:r>
+          <w:rPr>
+            <w:rStyle w:val="Hyperlink"/>
+          </w:rPr>
+          <w:t>, Cameron Wolfe, Substack, Oct 27</w:t>
+        </w:r>
+        <w:r>
+          <w:rPr>
+            <w:rStyle w:val="Hyperlink"/>
+            <w:vertAlign w:val="superscript"/>
+          </w:rPr>
+          <w:t>th</w:t>
+        </w:r>
+        <w:r>
+          <w:rPr>
+            <w:rStyle w:val="Hyperlink"/>
+          </w:rPr>
+          <w:t>, 2025</w:t>
         </w:r>
       </w:hyperlink>
     </w:p>
@@ -4394,6 +4430,8 @@
       </w:r>
     </w:p>
     <w:p/>
+    <w:p/>
+    <w:p/>
     <w:p>
       <w:pPr>
         <w:rPr>
@@ -4405,12 +4443,34 @@
           <w:color w:val="EE0000"/>
         </w:rPr>
         <w:t>//TODO: finish the appendix section on generalized advantage estimation</w:t>
+      </w:r>
+    </w:p>
+    <w:p/>
+    <w:p/>
+    <w:p>
+      <w:pPr>
+        <w:pStyle w:val="Heading2"/>
+      </w:pPr>
+      <w:r>
+        <w:t>Proximal Policy Optimization</w:t>
       </w:r>
     </w:p>
     <w:p/>
     <w:p/>
     <w:p/>
-    <w:p/>
+    <w:p>
+      <w:pPr>
+        <w:rPr>
+          <w:color w:val="EE0000"/>
+        </w:rPr>
+      </w:pPr>
+      <w:r>
+        <w:rPr>
+          <w:color w:val="EE0000"/>
+        </w:rPr>
+        <w:t>//TODO: finish the appendix section on the PPO</w:t>
+      </w:r>
+    </w:p>
     <w:sectPr>
       <w:pgSz w:w="12240" w:h="15840"/>
       <w:pgMar w:top="1440" w:right="1440" w:bottom="1440" w:left="1440" w:header="720" w:footer="720" w:gutter="0"/>

--- a/docs/Agentic_Workflows_wtith_RL_Loop.docx
+++ b/docs/Agentic_Workflows_wtith_RL_Loop.docx
@@ -1817,7 +1817,19 @@
         <w:rPr>
           <w:rFonts w:eastAsiaTheme="minorEastAsia"/>
         </w:rPr>
-        <w:t xml:space="preserve">  (a.mdp.1)</w:t>
+        <w:t xml:space="preserve">  (a</w:t>
+      </w:r>
+      <w:r>
+        <w:rPr>
+          <w:rFonts w:eastAsiaTheme="minorEastAsia"/>
+        </w:rPr>
+        <w:t>1</w:t>
+      </w:r>
+      <w:r>
+        <w:rPr>
+          <w:rFonts w:eastAsiaTheme="minorEastAsia"/>
+        </w:rPr>
+        <w:t>.mdp.1)</w:t>
       </w:r>
     </w:p>
     <w:p>
@@ -2033,7 +2045,19 @@
         <w:rPr>
           <w:rFonts w:eastAsiaTheme="minorEastAsia"/>
         </w:rPr>
-        <w:t xml:space="preserve">  (a.rwr.1)</w:t>
+        <w:t xml:space="preserve">  (a</w:t>
+      </w:r>
+      <w:r>
+        <w:rPr>
+          <w:rFonts w:eastAsiaTheme="minorEastAsia"/>
+        </w:rPr>
+        <w:t>1</w:t>
+      </w:r>
+      <w:r>
+        <w:rPr>
+          <w:rFonts w:eastAsiaTheme="minorEastAsia"/>
+        </w:rPr>
+        <w:t>.rwr.1)</w:t>
       </w:r>
     </w:p>
     <w:p>
@@ -2458,7 +2482,19 @@
         <w:rPr>
           <w:rFonts w:eastAsiaTheme="minorEastAsia"/>
         </w:rPr>
-        <w:t xml:space="preserve">     (a.ctg.1)</w:t>
+        <w:t xml:space="preserve">     (a</w:t>
+      </w:r>
+      <w:r>
+        <w:rPr>
+          <w:rFonts w:eastAsiaTheme="minorEastAsia"/>
+        </w:rPr>
+        <w:t>1</w:t>
+      </w:r>
+      <w:r>
+        <w:rPr>
+          <w:rFonts w:eastAsiaTheme="minorEastAsia"/>
+        </w:rPr>
+        <w:t>.ctg.1)</w:t>
       </w:r>
     </w:p>
     <w:p>
@@ -3203,7 +3239,19 @@
         <w:rPr>
           <w:rFonts w:eastAsiaTheme="minorEastAsia"/>
         </w:rPr>
-        <w:t xml:space="preserve">         (a.cfun.1)</w:t>
+        <w:t xml:space="preserve">         (a</w:t>
+      </w:r>
+      <w:r>
+        <w:rPr>
+          <w:rFonts w:eastAsiaTheme="minorEastAsia"/>
+        </w:rPr>
+        <w:t>1</w:t>
+      </w:r>
+      <w:r>
+        <w:rPr>
+          <w:rFonts w:eastAsiaTheme="minorEastAsia"/>
+        </w:rPr>
+        <w:t>.cfun.1)</w:t>
       </w:r>
     </w:p>
     <w:p>
@@ -3930,7 +3978,19 @@
         <w:rPr>
           <w:rFonts w:eastAsiaTheme="minorEastAsia"/>
         </w:rPr>
-        <w:t xml:space="preserve">       (a.svf.1)</w:t>
+        <w:t xml:space="preserve">       (a</w:t>
+      </w:r>
+      <w:r>
+        <w:rPr>
+          <w:rFonts w:eastAsiaTheme="minorEastAsia"/>
+        </w:rPr>
+        <w:t>1</w:t>
+      </w:r>
+      <w:r>
+        <w:rPr>
+          <w:rFonts w:eastAsiaTheme="minorEastAsia"/>
+        </w:rPr>
+        <w:t>.svf.1)</w:t>
       </w:r>
     </w:p>
     <w:p>
@@ -4039,17 +4099,169 @@
           <w:rFonts w:eastAsiaTheme="minorEastAsia"/>
         </w:rPr>
       </w:pPr>
-    </w:p>
-    <w:p>
-      <w:pPr>
-        <w:rPr>
-          <w:rFonts w:eastAsiaTheme="minorEastAsia"/>
-        </w:rPr>
-      </w:pPr>
-      <w:r>
-        <w:rPr>
-          <w:rFonts w:eastAsiaTheme="minorEastAsia"/>
-        </w:rPr>
+      <w:r>
+        <w:rPr>
+          <w:rFonts w:eastAsiaTheme="minorEastAsia"/>
+        </w:rPr>
+        <w:t xml:space="preserve">Basically, </w:t>
+      </w:r>
+      <m:oMath>
+        <m:sSup>
+          <m:sSupPr>
+            <m:ctrlPr>
+              <w:rPr>
+                <w:rFonts w:ascii="Cambria Math" w:eastAsiaTheme="minorEastAsia" w:hAnsi="Cambria Math"/>
+                <w:i/>
+              </w:rPr>
+            </m:ctrlPr>
+          </m:sSupPr>
+          <m:e>
+            <m:r>
+              <w:rPr>
+                <w:rFonts w:ascii="Cambria Math" w:eastAsiaTheme="minorEastAsia" w:hAnsi="Cambria Math"/>
+              </w:rPr>
+              <m:t>V</m:t>
+            </m:r>
+          </m:e>
+          <m:sup>
+            <m:r>
+              <w:rPr>
+                <w:rFonts w:ascii="Cambria Math" w:eastAsiaTheme="minorEastAsia" w:hAnsi="Cambria Math"/>
+              </w:rPr>
+              <m:t>π</m:t>
+            </m:r>
+          </m:sup>
+        </m:sSup>
+        <m:d>
+          <m:dPr>
+            <m:ctrlPr>
+              <w:rPr>
+                <w:rFonts w:ascii="Cambria Math" w:eastAsiaTheme="minorEastAsia" w:hAnsi="Cambria Math"/>
+                <w:i/>
+              </w:rPr>
+            </m:ctrlPr>
+          </m:dPr>
+          <m:e>
+            <m:r>
+              <w:rPr>
+                <w:rFonts w:ascii="Cambria Math" w:eastAsiaTheme="minorEastAsia" w:hAnsi="Cambria Math"/>
+              </w:rPr>
+              <m:t>x</m:t>
+            </m:r>
+          </m:e>
+        </m:d>
+      </m:oMath>
+      <w:r>
+        <w:rPr>
+          <w:rFonts w:eastAsiaTheme="minorEastAsia"/>
+        </w:rPr>
+        <w:t xml:space="preserve"> is </w:t>
+      </w:r>
+      <m:oMath>
+        <m:r>
+          <w:rPr>
+            <w:rFonts w:ascii="Cambria Math" w:eastAsiaTheme="minorEastAsia" w:hAnsi="Cambria Math"/>
+          </w:rPr>
+          <m:t>J</m:t>
+        </m:r>
+        <m:d>
+          <m:dPr>
+            <m:ctrlPr>
+              <w:rPr>
+                <w:rFonts w:ascii="Cambria Math" w:eastAsiaTheme="minorEastAsia" w:hAnsi="Cambria Math"/>
+                <w:i/>
+              </w:rPr>
+            </m:ctrlPr>
+          </m:dPr>
+          <m:e>
+            <m:r>
+              <w:rPr>
+                <w:rFonts w:ascii="Cambria Math" w:eastAsiaTheme="minorEastAsia" w:hAnsi="Cambria Math"/>
+              </w:rPr>
+              <m:t>π</m:t>
+            </m:r>
+          </m:e>
+        </m:d>
+      </m:oMath>
+      <w:r>
+        <w:rPr>
+          <w:rFonts w:eastAsiaTheme="minorEastAsia"/>
+        </w:rPr>
+        <w:t>,</w:t>
+      </w:r>
+      <w:r>
+        <w:rPr>
+          <w:rFonts w:eastAsiaTheme="minorEastAsia"/>
+        </w:rPr>
+        <w:t xml:space="preserve"> parameterized with respect to </w:t>
+      </w:r>
+      <m:oMath>
+        <m:sSub>
+          <m:sSubPr>
+            <m:ctrlPr>
+              <w:rPr>
+                <w:rFonts w:ascii="Cambria Math" w:eastAsiaTheme="minorEastAsia" w:hAnsi="Cambria Math"/>
+                <w:i/>
+              </w:rPr>
+            </m:ctrlPr>
+          </m:sSubPr>
+          <m:e>
+            <m:r>
+              <w:rPr>
+                <w:rFonts w:ascii="Cambria Math" w:eastAsiaTheme="minorEastAsia" w:hAnsi="Cambria Math"/>
+              </w:rPr>
+              <m:t>x</m:t>
+            </m:r>
+          </m:e>
+          <m:sub>
+            <m:r>
+              <w:rPr>
+                <w:rFonts w:ascii="Cambria Math" w:eastAsiaTheme="minorEastAsia" w:hAnsi="Cambria Math"/>
+              </w:rPr>
+              <m:t>0</m:t>
+            </m:r>
+          </m:sub>
+        </m:sSub>
+      </m:oMath>
+      <w:r>
+        <w:rPr>
+          <w:rFonts w:eastAsiaTheme="minorEastAsia"/>
+        </w:rPr>
+        <w:t xml:space="preserve"> which is renamed to </w:t>
+      </w:r>
+      <m:oMath>
+        <m:r>
+          <w:rPr>
+            <w:rFonts w:ascii="Cambria Math" w:eastAsiaTheme="minorEastAsia" w:hAnsi="Cambria Math"/>
+          </w:rPr>
+          <m:t>x</m:t>
+        </m:r>
+      </m:oMath>
+      <w:r>
+        <w:rPr>
+          <w:rFonts w:eastAsiaTheme="minorEastAsia"/>
+        </w:rPr>
+        <w:t>.</w:t>
+      </w:r>
+    </w:p>
+    <w:p>
+      <w:pPr>
+        <w:rPr>
+          <w:rFonts w:eastAsiaTheme="minorEastAsia"/>
+        </w:rPr>
+      </w:pPr>
+    </w:p>
+    <w:p>
+      <w:pPr>
+        <w:rPr>
+          <w:rFonts w:eastAsiaTheme="minorEastAsia"/>
+        </w:rPr>
+      </w:pPr>
+      <w:r>
+        <w:rPr>
+          <w:rFonts w:eastAsiaTheme="minorEastAsia"/>
+        </w:rPr>
+        <w:lastRenderedPageBreak/>
         <w:t>The state-action value function is given with</w:t>
       </w:r>
     </w:p>
@@ -4306,7 +4518,19 @@
         <w:rPr>
           <w:rFonts w:eastAsiaTheme="minorEastAsia"/>
         </w:rPr>
-        <w:t xml:space="preserve">        (a.s</w:t>
+        <w:t xml:space="preserve">        (a</w:t>
+      </w:r>
+      <w:r>
+        <w:rPr>
+          <w:rFonts w:eastAsiaTheme="minorEastAsia"/>
+        </w:rPr>
+        <w:t>1</w:t>
+      </w:r>
+      <w:r>
+        <w:rPr>
+          <w:rFonts w:eastAsiaTheme="minorEastAsia"/>
+        </w:rPr>
+        <w:t>.s</w:t>
       </w:r>
       <w:r>
         <w:rPr>
@@ -4389,13 +4613,454 @@
           <w:rFonts w:eastAsiaTheme="minorEastAsia"/>
         </w:rPr>
       </w:pPr>
-    </w:p>
-    <w:p>
-      <w:pPr>
-        <w:rPr>
-          <w:rFonts w:eastAsiaTheme="minorEastAsia"/>
-        </w:rPr>
-      </w:pPr>
+      <w:r>
+        <w:rPr>
+          <w:rFonts w:eastAsiaTheme="minorEastAsia"/>
+        </w:rPr>
+        <w:t>Looking at (a</w:t>
+      </w:r>
+      <w:r>
+        <w:rPr>
+          <w:rFonts w:eastAsiaTheme="minorEastAsia"/>
+        </w:rPr>
+        <w:t>1</w:t>
+      </w:r>
+      <w:r>
+        <w:rPr>
+          <w:rFonts w:eastAsiaTheme="minorEastAsia"/>
+        </w:rPr>
+        <w:t>.cfun.1) we write</w:t>
+      </w:r>
+    </w:p>
+    <w:p>
+      <w:pPr>
+        <w:rPr>
+          <w:rFonts w:eastAsiaTheme="minorEastAsia"/>
+        </w:rPr>
+      </w:pPr>
+    </w:p>
+    <w:p>
+      <w:pPr>
+        <w:rPr>
+          <w:rFonts w:eastAsiaTheme="minorEastAsia"/>
+        </w:rPr>
+      </w:pPr>
+      <m:oMath>
+        <m:sSup>
+          <m:sSupPr>
+            <m:ctrlPr>
+              <w:rPr>
+                <w:rFonts w:ascii="Cambria Math" w:eastAsiaTheme="minorEastAsia" w:hAnsi="Cambria Math"/>
+                <w:i/>
+              </w:rPr>
+            </m:ctrlPr>
+          </m:sSupPr>
+          <m:e>
+            <m:r>
+              <w:rPr>
+                <w:rFonts w:ascii="Cambria Math" w:eastAsiaTheme="minorEastAsia" w:hAnsi="Cambria Math"/>
+              </w:rPr>
+              <m:t>Q</m:t>
+            </m:r>
+          </m:e>
+          <m:sup>
+            <m:r>
+              <w:rPr>
+                <w:rFonts w:ascii="Cambria Math" w:eastAsiaTheme="minorEastAsia" w:hAnsi="Cambria Math"/>
+              </w:rPr>
+              <m:t>π</m:t>
+            </m:r>
+          </m:sup>
+        </m:sSup>
+        <m:d>
+          <m:dPr>
+            <m:ctrlPr>
+              <w:rPr>
+                <w:rFonts w:ascii="Cambria Math" w:eastAsiaTheme="minorEastAsia" w:hAnsi="Cambria Math"/>
+                <w:i/>
+              </w:rPr>
+            </m:ctrlPr>
+          </m:dPr>
+          <m:e>
+            <m:r>
+              <w:rPr>
+                <w:rFonts w:ascii="Cambria Math" w:eastAsiaTheme="minorEastAsia" w:hAnsi="Cambria Math"/>
+              </w:rPr>
+              <m:t>x,u</m:t>
+            </m:r>
+          </m:e>
+        </m:d>
+        <m:r>
+          <w:rPr>
+            <w:rFonts w:ascii="Cambria Math" w:eastAsiaTheme="minorEastAsia" w:hAnsi="Cambria Math"/>
+          </w:rPr>
+          <m:t>=</m:t>
+        </m:r>
+        <m:nary>
+          <m:naryPr>
+            <m:limLoc m:val="subSup"/>
+            <m:ctrlPr>
+              <w:rPr>
+                <w:rFonts w:ascii="Cambria Math" w:eastAsiaTheme="minorEastAsia" w:hAnsi="Cambria Math"/>
+                <w:i/>
+              </w:rPr>
+            </m:ctrlPr>
+          </m:naryPr>
+          <m:sub>
+            <m:r>
+              <w:rPr>
+                <w:rFonts w:ascii="Cambria Math" w:eastAsiaTheme="minorEastAsia" w:hAnsi="Cambria Math"/>
+              </w:rPr>
+              <m:t>X</m:t>
+            </m:r>
+          </m:sub>
+          <m:sup/>
+          <m:e>
+            <m:sSubSup>
+              <m:sSubSupPr>
+                <m:ctrlPr>
+                  <w:rPr>
+                    <w:rFonts w:ascii="Cambria Math" w:eastAsiaTheme="minorEastAsia" w:hAnsi="Cambria Math"/>
+                    <w:i/>
+                  </w:rPr>
+                </m:ctrlPr>
+              </m:sSubSupPr>
+              <m:e>
+                <m:r>
+                  <w:rPr>
+                    <w:rFonts w:ascii="Cambria Math" w:eastAsiaTheme="minorEastAsia" w:hAnsi="Cambria Math"/>
+                  </w:rPr>
+                  <m:t>d</m:t>
+                </m:r>
+              </m:e>
+              <m:sub>
+                <m:r>
+                  <w:rPr>
+                    <w:rFonts w:ascii="Cambria Math" w:eastAsiaTheme="minorEastAsia" w:hAnsi="Cambria Math"/>
+                  </w:rPr>
+                  <m:t>γ</m:t>
+                </m:r>
+              </m:sub>
+              <m:sup>
+                <m:r>
+                  <w:rPr>
+                    <w:rFonts w:ascii="Cambria Math" w:eastAsiaTheme="minorEastAsia" w:hAnsi="Cambria Math"/>
+                  </w:rPr>
+                  <m:t>π</m:t>
+                </m:r>
+              </m:sup>
+            </m:sSubSup>
+          </m:e>
+        </m:nary>
+        <m:d>
+          <m:dPr>
+            <m:ctrlPr>
+              <w:rPr>
+                <w:rFonts w:ascii="Cambria Math" w:eastAsiaTheme="minorEastAsia" w:hAnsi="Cambria Math"/>
+                <w:i/>
+              </w:rPr>
+            </m:ctrlPr>
+          </m:dPr>
+          <m:e>
+            <m:r>
+              <w:rPr>
+                <w:rFonts w:ascii="Cambria Math" w:eastAsiaTheme="minorEastAsia" w:hAnsi="Cambria Math"/>
+              </w:rPr>
+              <m:t>x</m:t>
+            </m:r>
+          </m:e>
+        </m:d>
+        <m:nary>
+          <m:naryPr>
+            <m:limLoc m:val="subSup"/>
+            <m:ctrlPr>
+              <w:rPr>
+                <w:rFonts w:ascii="Cambria Math" w:eastAsiaTheme="minorEastAsia" w:hAnsi="Cambria Math"/>
+                <w:i/>
+              </w:rPr>
+            </m:ctrlPr>
+          </m:naryPr>
+          <m:sub>
+            <m:r>
+              <w:rPr>
+                <w:rFonts w:ascii="Cambria Math" w:eastAsiaTheme="minorEastAsia" w:hAnsi="Cambria Math"/>
+              </w:rPr>
+              <m:t>X</m:t>
+            </m:r>
+          </m:sub>
+          <m:sup/>
+          <m:e>
+            <m:r>
+              <w:rPr>
+                <w:rFonts w:ascii="Cambria Math" w:eastAsiaTheme="minorEastAsia" w:hAnsi="Cambria Math"/>
+              </w:rPr>
+              <m:t>π</m:t>
+            </m:r>
+            <m:d>
+              <m:dPr>
+                <m:ctrlPr>
+                  <w:rPr>
+                    <w:rFonts w:ascii="Cambria Math" w:eastAsiaTheme="minorEastAsia" w:hAnsi="Cambria Math"/>
+                    <w:i/>
+                  </w:rPr>
+                </m:ctrlPr>
+              </m:dPr>
+              <m:e>
+                <m:r>
+                  <w:rPr>
+                    <w:rFonts w:ascii="Cambria Math" w:eastAsiaTheme="minorEastAsia" w:hAnsi="Cambria Math"/>
+                  </w:rPr>
+                  <m:t>x,u</m:t>
+                </m:r>
+              </m:e>
+            </m:d>
+            <m:r>
+              <w:rPr>
+                <w:rFonts w:ascii="Cambria Math" w:eastAsiaTheme="minorEastAsia" w:hAnsi="Cambria Math"/>
+              </w:rPr>
+              <m:t>f</m:t>
+            </m:r>
+            <m:d>
+              <m:dPr>
+                <m:ctrlPr>
+                  <w:rPr>
+                    <w:rFonts w:ascii="Cambria Math" w:eastAsiaTheme="minorEastAsia" w:hAnsi="Cambria Math"/>
+                    <w:i/>
+                  </w:rPr>
+                </m:ctrlPr>
+              </m:dPr>
+              <m:e>
+                <m:r>
+                  <w:rPr>
+                    <w:rFonts w:ascii="Cambria Math" w:eastAsiaTheme="minorEastAsia" w:hAnsi="Cambria Math"/>
+                  </w:rPr>
+                  <m:t>x,u,</m:t>
+                </m:r>
+                <m:sSup>
+                  <m:sSupPr>
+                    <m:ctrlPr>
+                      <w:rPr>
+                        <w:rFonts w:ascii="Cambria Math" w:eastAsiaTheme="minorEastAsia" w:hAnsi="Cambria Math"/>
+                        <w:i/>
+                      </w:rPr>
+                    </m:ctrlPr>
+                  </m:sSupPr>
+                  <m:e>
+                    <m:r>
+                      <w:rPr>
+                        <w:rFonts w:ascii="Cambria Math" w:eastAsiaTheme="minorEastAsia" w:hAnsi="Cambria Math"/>
+                      </w:rPr>
+                      <m:t>x</m:t>
+                    </m:r>
+                  </m:e>
+                  <m:sup>
+                    <m:r>
+                      <w:rPr>
+                        <w:rFonts w:ascii="Cambria Math" w:eastAsiaTheme="minorEastAsia" w:hAnsi="Cambria Math"/>
+                      </w:rPr>
+                      <m:t>'</m:t>
+                    </m:r>
+                  </m:sup>
+                </m:sSup>
+              </m:e>
+            </m:d>
+            <m:r>
+              <w:rPr>
+                <w:rFonts w:ascii="Cambria Math" w:eastAsiaTheme="minorEastAsia" w:hAnsi="Cambria Math"/>
+              </w:rPr>
+              <m:t>ρ</m:t>
+            </m:r>
+            <m:d>
+              <m:dPr>
+                <m:ctrlPr>
+                  <w:rPr>
+                    <w:rFonts w:ascii="Cambria Math" w:eastAsiaTheme="minorEastAsia" w:hAnsi="Cambria Math"/>
+                    <w:i/>
+                  </w:rPr>
+                </m:ctrlPr>
+              </m:dPr>
+              <m:e>
+                <m:r>
+                  <w:rPr>
+                    <w:rFonts w:ascii="Cambria Math" w:eastAsiaTheme="minorEastAsia" w:hAnsi="Cambria Math"/>
+                  </w:rPr>
+                  <m:t>x,u,</m:t>
+                </m:r>
+                <m:sSup>
+                  <m:sSupPr>
+                    <m:ctrlPr>
+                      <w:rPr>
+                        <w:rFonts w:ascii="Cambria Math" w:eastAsiaTheme="minorEastAsia" w:hAnsi="Cambria Math"/>
+                        <w:i/>
+                      </w:rPr>
+                    </m:ctrlPr>
+                  </m:sSupPr>
+                  <m:e>
+                    <m:r>
+                      <w:rPr>
+                        <w:rFonts w:ascii="Cambria Math" w:eastAsiaTheme="minorEastAsia" w:hAnsi="Cambria Math"/>
+                      </w:rPr>
+                      <m:t>x</m:t>
+                    </m:r>
+                  </m:e>
+                  <m:sup>
+                    <m:r>
+                      <w:rPr>
+                        <w:rFonts w:ascii="Cambria Math" w:eastAsiaTheme="minorEastAsia" w:hAnsi="Cambria Math"/>
+                      </w:rPr>
+                      <m:t>'</m:t>
+                    </m:r>
+                  </m:sup>
+                </m:sSup>
+              </m:e>
+            </m:d>
+            <m:r>
+              <w:rPr>
+                <w:rFonts w:ascii="Cambria Math" w:eastAsiaTheme="minorEastAsia" w:hAnsi="Cambria Math"/>
+              </w:rPr>
+              <m:t xml:space="preserve"> d</m:t>
+            </m:r>
+            <m:sSup>
+              <m:sSupPr>
+                <m:ctrlPr>
+                  <w:rPr>
+                    <w:rFonts w:ascii="Cambria Math" w:eastAsiaTheme="minorEastAsia" w:hAnsi="Cambria Math"/>
+                    <w:i/>
+                  </w:rPr>
+                </m:ctrlPr>
+              </m:sSupPr>
+              <m:e>
+                <m:r>
+                  <w:rPr>
+                    <w:rFonts w:ascii="Cambria Math" w:eastAsiaTheme="minorEastAsia" w:hAnsi="Cambria Math"/>
+                  </w:rPr>
+                  <m:t>x</m:t>
+                </m:r>
+              </m:e>
+              <m:sup>
+                <m:r>
+                  <w:rPr>
+                    <w:rFonts w:ascii="Cambria Math" w:eastAsiaTheme="minorEastAsia" w:hAnsi="Cambria Math"/>
+                  </w:rPr>
+                  <m:t>'</m:t>
+                </m:r>
+              </m:sup>
+            </m:sSup>
+            <m:r>
+              <w:rPr>
+                <w:rFonts w:ascii="Cambria Math" w:eastAsiaTheme="minorEastAsia" w:hAnsi="Cambria Math"/>
+              </w:rPr>
+              <m:t xml:space="preserve"> dx</m:t>
+            </m:r>
+          </m:e>
+        </m:nary>
+      </m:oMath>
+      <w:r>
+        <w:rPr>
+          <w:rFonts w:eastAsiaTheme="minorEastAsia"/>
+        </w:rPr>
+        <w:t xml:space="preserve">   </w:t>
+      </w:r>
+      <w:r>
+        <w:rPr>
+          <w:rFonts w:eastAsiaTheme="minorEastAsia"/>
+        </w:rPr>
+        <w:t>(a1.savf.2)</w:t>
+      </w:r>
+    </w:p>
+    <w:p>
+      <w:pPr>
+        <w:rPr>
+          <w:rFonts w:eastAsiaTheme="minorEastAsia"/>
+        </w:rPr>
+      </w:pPr>
+    </w:p>
+    <w:p>
+      <w:pPr>
+        <w:rPr>
+          <w:rFonts w:eastAsiaTheme="minorEastAsia"/>
+        </w:rPr>
+      </w:pPr>
+      <w:r>
+        <w:rPr>
+          <w:rFonts w:eastAsiaTheme="minorEastAsia"/>
+        </w:rPr>
+        <w:t xml:space="preserve">also depends on the state </w:t>
+      </w:r>
+      <m:oMath>
+        <m:r>
+          <w:rPr>
+            <w:rFonts w:ascii="Cambria Math" w:eastAsiaTheme="minorEastAsia" w:hAnsi="Cambria Math"/>
+          </w:rPr>
+          <m:t>x</m:t>
+        </m:r>
+      </m:oMath>
+      <w:r>
+        <w:rPr>
+          <w:rFonts w:eastAsiaTheme="minorEastAsia"/>
+        </w:rPr>
+        <w:t xml:space="preserve"> , but makes the action </w:t>
+      </w:r>
+      <m:oMath>
+        <m:r>
+          <w:rPr>
+            <w:rFonts w:ascii="Cambria Math" w:eastAsiaTheme="minorEastAsia" w:hAnsi="Cambria Math"/>
+          </w:rPr>
+          <m:t>u</m:t>
+        </m:r>
+      </m:oMath>
+      <w:r>
+        <w:rPr>
+          <w:rFonts w:eastAsiaTheme="minorEastAsia"/>
+        </w:rPr>
+        <w:t xml:space="preserve"> chosen in this state a free variable instead of having it generated by the policy </w:t>
+      </w:r>
+      <m:oMath>
+        <m:r>
+          <w:rPr>
+            <w:rFonts w:ascii="Cambria Math" w:eastAsiaTheme="minorEastAsia" w:hAnsi="Cambria Math"/>
+          </w:rPr>
+          <m:t>π</m:t>
+        </m:r>
+      </m:oMath>
+      <w:r>
+        <w:rPr>
+          <w:rFonts w:eastAsiaTheme="minorEastAsia"/>
+        </w:rPr>
+        <w:t>.</w:t>
+      </w:r>
+      <w:r>
+        <w:rPr>
+          <w:rFonts w:eastAsiaTheme="minorEastAsia"/>
+        </w:rPr>
+        <w:t xml:space="preserve"> Once the first transition onto a next state has been made </w:t>
+      </w:r>
+      <m:oMath>
+        <m:r>
+          <w:rPr>
+            <w:rFonts w:ascii="Cambria Math" w:eastAsiaTheme="minorEastAsia" w:hAnsi="Cambria Math"/>
+          </w:rPr>
+          <m:t>π</m:t>
+        </m:r>
+      </m:oMath>
+      <w:r>
+        <w:rPr>
+          <w:rFonts w:eastAsiaTheme="minorEastAsia"/>
+        </w:rPr>
+        <w:t xml:space="preserve"> governs the rest of the action selection. </w:t>
+      </w:r>
+      <w:r>
+        <w:rPr>
+          <w:rFonts w:eastAsiaTheme="minorEastAsia"/>
+        </w:rPr>
+        <w:t xml:space="preserve">The relationship </w:t>
+      </w:r>
+      <w:r>
+        <w:rPr>
+          <w:rFonts w:eastAsiaTheme="minorEastAsia"/>
+        </w:rPr>
+        <w:t xml:space="preserve"> </w:t>
+      </w:r>
     </w:p>
     <w:p/>
     <w:p/>

--- a/docs/Agentic_Workflows_wtith_RL_Loop.docx
+++ b/docs/Agentic_Workflows_wtith_RL_Loop.docx
@@ -4243,25 +4243,818 @@
         </w:rPr>
         <w:t>.</w:t>
       </w:r>
-    </w:p>
-    <w:p>
-      <w:pPr>
-        <w:rPr>
-          <w:rFonts w:eastAsiaTheme="minorEastAsia"/>
-        </w:rPr>
-      </w:pPr>
-    </w:p>
-    <w:p>
-      <w:pPr>
-        <w:rPr>
-          <w:rFonts w:eastAsiaTheme="minorEastAsia"/>
-        </w:rPr>
-      </w:pPr>
-      <w:r>
-        <w:rPr>
-          <w:rFonts w:eastAsiaTheme="minorEastAsia"/>
-        </w:rPr>
-        <w:lastRenderedPageBreak/>
+      <w:r>
+        <w:rPr>
+          <w:rFonts w:eastAsiaTheme="minorEastAsia"/>
+        </w:rPr>
+        <w:t xml:space="preserve"> This can be expressed as </w:t>
+      </w:r>
+    </w:p>
+    <w:p>
+      <w:pPr>
+        <w:rPr>
+          <w:rFonts w:eastAsiaTheme="minorEastAsia"/>
+        </w:rPr>
+      </w:pPr>
+    </w:p>
+    <w:p>
+      <w:pPr>
+        <w:rPr>
+          <w:rFonts w:eastAsiaTheme="minorEastAsia"/>
+        </w:rPr>
+      </w:pPr>
+      <m:oMath>
+        <m:sSup>
+          <m:sSupPr>
+            <m:ctrlPr>
+              <w:rPr>
+                <w:rFonts w:ascii="Cambria Math" w:eastAsiaTheme="minorEastAsia" w:hAnsi="Cambria Math"/>
+                <w:i/>
+              </w:rPr>
+            </m:ctrlPr>
+          </m:sSupPr>
+          <m:e>
+            <m:r>
+              <w:rPr>
+                <w:rFonts w:ascii="Cambria Math" w:eastAsiaTheme="minorEastAsia" w:hAnsi="Cambria Math"/>
+              </w:rPr>
+              <m:t>V</m:t>
+            </m:r>
+          </m:e>
+          <m:sup>
+            <m:r>
+              <w:rPr>
+                <w:rFonts w:ascii="Cambria Math" w:eastAsiaTheme="minorEastAsia" w:hAnsi="Cambria Math"/>
+              </w:rPr>
+              <m:t>π</m:t>
+            </m:r>
+          </m:sup>
+        </m:sSup>
+        <m:d>
+          <m:dPr>
+            <m:ctrlPr>
+              <w:rPr>
+                <w:rFonts w:ascii="Cambria Math" w:eastAsiaTheme="minorEastAsia" w:hAnsi="Cambria Math"/>
+                <w:i/>
+              </w:rPr>
+            </m:ctrlPr>
+          </m:dPr>
+          <m:e>
+            <m:r>
+              <w:rPr>
+                <w:rFonts w:ascii="Cambria Math" w:eastAsiaTheme="minorEastAsia" w:hAnsi="Cambria Math"/>
+              </w:rPr>
+              <m:t>x</m:t>
+            </m:r>
+          </m:e>
+        </m:d>
+        <m:r>
+          <w:rPr>
+            <w:rFonts w:ascii="Cambria Math" w:eastAsiaTheme="minorEastAsia" w:hAnsi="Cambria Math"/>
+          </w:rPr>
+          <m:t>=</m:t>
+        </m:r>
+        <m:nary>
+          <m:naryPr>
+            <m:limLoc m:val="subSup"/>
+            <m:ctrlPr>
+              <w:rPr>
+                <w:rFonts w:ascii="Cambria Math" w:eastAsiaTheme="minorEastAsia" w:hAnsi="Cambria Math"/>
+                <w:i/>
+              </w:rPr>
+            </m:ctrlPr>
+          </m:naryPr>
+          <m:sub>
+            <m:r>
+              <w:rPr>
+                <w:rFonts w:ascii="Cambria Math" w:eastAsiaTheme="minorEastAsia" w:hAnsi="Cambria Math"/>
+              </w:rPr>
+              <m:t>X</m:t>
+            </m:r>
+          </m:sub>
+          <m:sup/>
+          <m:e>
+            <m:sSubSup>
+              <m:sSubSupPr>
+                <m:ctrlPr>
+                  <w:rPr>
+                    <w:rFonts w:ascii="Cambria Math" w:eastAsiaTheme="minorEastAsia" w:hAnsi="Cambria Math"/>
+                    <w:i/>
+                  </w:rPr>
+                </m:ctrlPr>
+              </m:sSubSupPr>
+              <m:e>
+                <m:r>
+                  <w:rPr>
+                    <w:rFonts w:ascii="Cambria Math" w:eastAsiaTheme="minorEastAsia" w:hAnsi="Cambria Math"/>
+                  </w:rPr>
+                  <m:t>d</m:t>
+                </m:r>
+              </m:e>
+              <m:sub>
+                <m:r>
+                  <w:rPr>
+                    <w:rFonts w:ascii="Cambria Math" w:eastAsiaTheme="minorEastAsia" w:hAnsi="Cambria Math"/>
+                  </w:rPr>
+                  <m:t>γ</m:t>
+                </m:r>
+              </m:sub>
+              <m:sup>
+                <m:r>
+                  <w:rPr>
+                    <w:rFonts w:ascii="Cambria Math" w:eastAsiaTheme="minorEastAsia" w:hAnsi="Cambria Math"/>
+                  </w:rPr>
+                  <m:t>π</m:t>
+                </m:r>
+              </m:sup>
+            </m:sSubSup>
+          </m:e>
+        </m:nary>
+        <m:d>
+          <m:dPr>
+            <m:ctrlPr>
+              <w:rPr>
+                <w:rFonts w:ascii="Cambria Math" w:eastAsiaTheme="minorEastAsia" w:hAnsi="Cambria Math"/>
+                <w:i/>
+              </w:rPr>
+            </m:ctrlPr>
+          </m:dPr>
+          <m:e>
+            <m:sSup>
+              <m:sSupPr>
+                <m:ctrlPr>
+                  <w:rPr>
+                    <w:rFonts w:ascii="Cambria Math" w:eastAsiaTheme="minorEastAsia" w:hAnsi="Cambria Math"/>
+                    <w:i/>
+                  </w:rPr>
+                </m:ctrlPr>
+              </m:sSupPr>
+              <m:e>
+                <m:r>
+                  <w:rPr>
+                    <w:rFonts w:ascii="Cambria Math" w:eastAsiaTheme="minorEastAsia" w:hAnsi="Cambria Math"/>
+                  </w:rPr>
+                  <m:t>x</m:t>
+                </m:r>
+              </m:e>
+              <m:sup>
+                <m:r>
+                  <w:rPr>
+                    <w:rFonts w:ascii="Cambria Math" w:eastAsiaTheme="minorEastAsia" w:hAnsi="Cambria Math"/>
+                  </w:rPr>
+                  <m:t>''</m:t>
+                </m:r>
+              </m:sup>
+            </m:sSup>
+            <m:r>
+              <w:rPr>
+                <w:rFonts w:ascii="Cambria Math" w:eastAsiaTheme="minorEastAsia" w:hAnsi="Cambria Math"/>
+              </w:rPr>
+              <m:t>,x</m:t>
+            </m:r>
+          </m:e>
+        </m:d>
+        <m:nary>
+          <m:naryPr>
+            <m:limLoc m:val="subSup"/>
+            <m:ctrlPr>
+              <w:rPr>
+                <w:rFonts w:ascii="Cambria Math" w:eastAsiaTheme="minorEastAsia" w:hAnsi="Cambria Math"/>
+                <w:i/>
+              </w:rPr>
+            </m:ctrlPr>
+          </m:naryPr>
+          <m:sub>
+            <m:r>
+              <w:rPr>
+                <w:rFonts w:ascii="Cambria Math" w:eastAsiaTheme="minorEastAsia" w:hAnsi="Cambria Math"/>
+              </w:rPr>
+              <m:t>U</m:t>
+            </m:r>
+          </m:sub>
+          <m:sup/>
+          <m:e>
+            <m:r>
+              <w:rPr>
+                <w:rFonts w:ascii="Cambria Math" w:eastAsiaTheme="minorEastAsia" w:hAnsi="Cambria Math"/>
+              </w:rPr>
+              <m:t>π</m:t>
+            </m:r>
+            <m:d>
+              <m:dPr>
+                <m:ctrlPr>
+                  <w:rPr>
+                    <w:rFonts w:ascii="Cambria Math" w:eastAsiaTheme="minorEastAsia" w:hAnsi="Cambria Math"/>
+                    <w:i/>
+                  </w:rPr>
+                </m:ctrlPr>
+              </m:dPr>
+              <m:e>
+                <m:sSup>
+                  <m:sSupPr>
+                    <m:ctrlPr>
+                      <w:rPr>
+                        <w:rFonts w:ascii="Cambria Math" w:eastAsiaTheme="minorEastAsia" w:hAnsi="Cambria Math"/>
+                        <w:i/>
+                      </w:rPr>
+                    </m:ctrlPr>
+                  </m:sSupPr>
+                  <m:e>
+                    <m:r>
+                      <w:rPr>
+                        <w:rFonts w:ascii="Cambria Math" w:eastAsiaTheme="minorEastAsia" w:hAnsi="Cambria Math"/>
+                      </w:rPr>
+                      <m:t>x</m:t>
+                    </m:r>
+                  </m:e>
+                  <m:sup>
+                    <m:r>
+                      <w:rPr>
+                        <w:rFonts w:ascii="Cambria Math" w:eastAsiaTheme="minorEastAsia" w:hAnsi="Cambria Math"/>
+                      </w:rPr>
+                      <m:t>''</m:t>
+                    </m:r>
+                  </m:sup>
+                </m:sSup>
+                <m:r>
+                  <w:rPr>
+                    <w:rFonts w:ascii="Cambria Math" w:eastAsiaTheme="minorEastAsia" w:hAnsi="Cambria Math"/>
+                  </w:rPr>
+                  <m:t>,u</m:t>
+                </m:r>
+              </m:e>
+            </m:d>
+          </m:e>
+        </m:nary>
+        <m:nary>
+          <m:naryPr>
+            <m:limLoc m:val="subSup"/>
+            <m:ctrlPr>
+              <w:rPr>
+                <w:rFonts w:ascii="Cambria Math" w:eastAsiaTheme="minorEastAsia" w:hAnsi="Cambria Math"/>
+                <w:i/>
+              </w:rPr>
+            </m:ctrlPr>
+          </m:naryPr>
+          <m:sub>
+            <m:r>
+              <w:rPr>
+                <w:rFonts w:ascii="Cambria Math" w:eastAsiaTheme="minorEastAsia" w:hAnsi="Cambria Math"/>
+              </w:rPr>
+              <m:t>X</m:t>
+            </m:r>
+          </m:sub>
+          <m:sup/>
+          <m:e>
+            <m:r>
+              <w:rPr>
+                <w:rFonts w:ascii="Cambria Math" w:eastAsiaTheme="minorEastAsia" w:hAnsi="Cambria Math"/>
+              </w:rPr>
+              <m:t>f</m:t>
+            </m:r>
+            <m:d>
+              <m:dPr>
+                <m:ctrlPr>
+                  <w:rPr>
+                    <w:rFonts w:ascii="Cambria Math" w:eastAsiaTheme="minorEastAsia" w:hAnsi="Cambria Math"/>
+                    <w:i/>
+                  </w:rPr>
+                </m:ctrlPr>
+              </m:dPr>
+              <m:e>
+                <m:sSup>
+                  <m:sSupPr>
+                    <m:ctrlPr>
+                      <w:rPr>
+                        <w:rFonts w:ascii="Cambria Math" w:eastAsiaTheme="minorEastAsia" w:hAnsi="Cambria Math"/>
+                        <w:i/>
+                      </w:rPr>
+                    </m:ctrlPr>
+                  </m:sSupPr>
+                  <m:e>
+                    <m:r>
+                      <w:rPr>
+                        <w:rFonts w:ascii="Cambria Math" w:eastAsiaTheme="minorEastAsia" w:hAnsi="Cambria Math"/>
+                      </w:rPr>
+                      <m:t>x</m:t>
+                    </m:r>
+                  </m:e>
+                  <m:sup>
+                    <m:r>
+                      <w:rPr>
+                        <w:rFonts w:ascii="Cambria Math" w:eastAsiaTheme="minorEastAsia" w:hAnsi="Cambria Math"/>
+                      </w:rPr>
+                      <m:t>''</m:t>
+                    </m:r>
+                  </m:sup>
+                </m:sSup>
+                <m:r>
+                  <w:rPr>
+                    <w:rFonts w:ascii="Cambria Math" w:eastAsiaTheme="minorEastAsia" w:hAnsi="Cambria Math"/>
+                  </w:rPr>
+                  <m:t>,u,</m:t>
+                </m:r>
+                <m:sSup>
+                  <m:sSupPr>
+                    <m:ctrlPr>
+                      <w:rPr>
+                        <w:rFonts w:ascii="Cambria Math" w:eastAsiaTheme="minorEastAsia" w:hAnsi="Cambria Math"/>
+                        <w:i/>
+                      </w:rPr>
+                    </m:ctrlPr>
+                  </m:sSupPr>
+                  <m:e>
+                    <m:r>
+                      <w:rPr>
+                        <w:rFonts w:ascii="Cambria Math" w:eastAsiaTheme="minorEastAsia" w:hAnsi="Cambria Math"/>
+                      </w:rPr>
+                      <m:t>x</m:t>
+                    </m:r>
+                  </m:e>
+                  <m:sup>
+                    <m:r>
+                      <w:rPr>
+                        <w:rFonts w:ascii="Cambria Math" w:eastAsiaTheme="minorEastAsia" w:hAnsi="Cambria Math"/>
+                      </w:rPr>
+                      <m:t>'</m:t>
+                    </m:r>
+                  </m:sup>
+                </m:sSup>
+              </m:e>
+            </m:d>
+            <m:r>
+              <w:rPr>
+                <w:rFonts w:ascii="Cambria Math" w:eastAsiaTheme="minorEastAsia" w:hAnsi="Cambria Math"/>
+              </w:rPr>
+              <m:t>ρ</m:t>
+            </m:r>
+            <m:d>
+              <m:dPr>
+                <m:ctrlPr>
+                  <w:rPr>
+                    <w:rFonts w:ascii="Cambria Math" w:eastAsiaTheme="minorEastAsia" w:hAnsi="Cambria Math"/>
+                    <w:i/>
+                  </w:rPr>
+                </m:ctrlPr>
+              </m:dPr>
+              <m:e>
+                <m:sSup>
+                  <m:sSupPr>
+                    <m:ctrlPr>
+                      <w:rPr>
+                        <w:rFonts w:ascii="Cambria Math" w:eastAsiaTheme="minorEastAsia" w:hAnsi="Cambria Math"/>
+                        <w:i/>
+                      </w:rPr>
+                    </m:ctrlPr>
+                  </m:sSupPr>
+                  <m:e>
+                    <m:r>
+                      <w:rPr>
+                        <w:rFonts w:ascii="Cambria Math" w:eastAsiaTheme="minorEastAsia" w:hAnsi="Cambria Math"/>
+                      </w:rPr>
+                      <m:t>x</m:t>
+                    </m:r>
+                  </m:e>
+                  <m:sup>
+                    <m:r>
+                      <w:rPr>
+                        <w:rFonts w:ascii="Cambria Math" w:eastAsiaTheme="minorEastAsia" w:hAnsi="Cambria Math"/>
+                      </w:rPr>
+                      <m:t>''</m:t>
+                    </m:r>
+                  </m:sup>
+                </m:sSup>
+                <m:r>
+                  <w:rPr>
+                    <w:rFonts w:ascii="Cambria Math" w:eastAsiaTheme="minorEastAsia" w:hAnsi="Cambria Math"/>
+                  </w:rPr>
+                  <m:t>,u,</m:t>
+                </m:r>
+                <m:sSup>
+                  <m:sSupPr>
+                    <m:ctrlPr>
+                      <w:rPr>
+                        <w:rFonts w:ascii="Cambria Math" w:eastAsiaTheme="minorEastAsia" w:hAnsi="Cambria Math"/>
+                        <w:i/>
+                      </w:rPr>
+                    </m:ctrlPr>
+                  </m:sSupPr>
+                  <m:e>
+                    <m:r>
+                      <w:rPr>
+                        <w:rFonts w:ascii="Cambria Math" w:eastAsiaTheme="minorEastAsia" w:hAnsi="Cambria Math"/>
+                      </w:rPr>
+                      <m:t>x</m:t>
+                    </m:r>
+                  </m:e>
+                  <m:sup>
+                    <m:r>
+                      <w:rPr>
+                        <w:rFonts w:ascii="Cambria Math" w:eastAsiaTheme="minorEastAsia" w:hAnsi="Cambria Math"/>
+                      </w:rPr>
+                      <m:t>'</m:t>
+                    </m:r>
+                  </m:sup>
+                </m:sSup>
+              </m:e>
+            </m:d>
+            <m:r>
+              <w:rPr>
+                <w:rFonts w:ascii="Cambria Math" w:eastAsiaTheme="minorEastAsia" w:hAnsi="Cambria Math"/>
+              </w:rPr>
+              <m:t xml:space="preserve"> d</m:t>
+            </m:r>
+            <m:sSup>
+              <m:sSupPr>
+                <m:ctrlPr>
+                  <w:rPr>
+                    <w:rFonts w:ascii="Cambria Math" w:eastAsiaTheme="minorEastAsia" w:hAnsi="Cambria Math"/>
+                    <w:i/>
+                  </w:rPr>
+                </m:ctrlPr>
+              </m:sSupPr>
+              <m:e>
+                <m:r>
+                  <w:rPr>
+                    <w:rFonts w:ascii="Cambria Math" w:eastAsiaTheme="minorEastAsia" w:hAnsi="Cambria Math"/>
+                  </w:rPr>
+                  <m:t>x</m:t>
+                </m:r>
+              </m:e>
+              <m:sup>
+                <m:r>
+                  <w:rPr>
+                    <w:rFonts w:ascii="Cambria Math" w:eastAsiaTheme="minorEastAsia" w:hAnsi="Cambria Math"/>
+                  </w:rPr>
+                  <m:t>'</m:t>
+                </m:r>
+              </m:sup>
+            </m:sSup>
+            <m:r>
+              <w:rPr>
+                <w:rFonts w:ascii="Cambria Math" w:eastAsiaTheme="minorEastAsia" w:hAnsi="Cambria Math"/>
+              </w:rPr>
+              <m:t>du d</m:t>
+            </m:r>
+            <m:sSup>
+              <m:sSupPr>
+                <m:ctrlPr>
+                  <w:rPr>
+                    <w:rFonts w:ascii="Cambria Math" w:eastAsiaTheme="minorEastAsia" w:hAnsi="Cambria Math"/>
+                    <w:i/>
+                  </w:rPr>
+                </m:ctrlPr>
+              </m:sSupPr>
+              <m:e>
+                <m:r>
+                  <w:rPr>
+                    <w:rFonts w:ascii="Cambria Math" w:eastAsiaTheme="minorEastAsia" w:hAnsi="Cambria Math"/>
+                  </w:rPr>
+                  <m:t>x</m:t>
+                </m:r>
+              </m:e>
+              <m:sup>
+                <m:r>
+                  <w:rPr>
+                    <w:rFonts w:ascii="Cambria Math" w:eastAsiaTheme="minorEastAsia" w:hAnsi="Cambria Math"/>
+                  </w:rPr>
+                  <m:t>''</m:t>
+                </m:r>
+              </m:sup>
+            </m:sSup>
+          </m:e>
+        </m:nary>
+      </m:oMath>
+      <w:r>
+        <w:rPr>
+          <w:rFonts w:eastAsiaTheme="minorEastAsia"/>
+        </w:rPr>
+        <w:t xml:space="preserve"> </w:t>
+      </w:r>
+      <w:r>
+        <w:rPr>
+          <w:rFonts w:eastAsiaTheme="minorEastAsia"/>
+        </w:rPr>
+        <w:t xml:space="preserve">    </w:t>
+      </w:r>
+      <w:r>
+        <w:rPr>
+          <w:rFonts w:eastAsiaTheme="minorEastAsia"/>
+        </w:rPr>
+        <w:t>(a1.svf.</w:t>
+      </w:r>
+      <w:r>
+        <w:rPr>
+          <w:rFonts w:eastAsiaTheme="minorEastAsia"/>
+        </w:rPr>
+        <w:t>2</w:t>
+      </w:r>
+      <w:r>
+        <w:rPr>
+          <w:rFonts w:eastAsiaTheme="minorEastAsia"/>
+        </w:rPr>
+        <w:t>)</w:t>
+      </w:r>
+    </w:p>
+    <w:p>
+      <w:pPr>
+        <w:rPr>
+          <w:rFonts w:eastAsiaTheme="minorEastAsia"/>
+        </w:rPr>
+      </w:pPr>
+    </w:p>
+    <w:p>
+      <w:pPr>
+        <w:rPr>
+          <w:rFonts w:eastAsiaTheme="minorEastAsia"/>
+        </w:rPr>
+      </w:pPr>
+      <w:r>
+        <w:rPr>
+          <w:rFonts w:eastAsiaTheme="minorEastAsia"/>
+        </w:rPr>
+        <w:t xml:space="preserve">where </w:t>
+      </w:r>
+      <m:oMath>
+        <m:sSubSup>
+          <m:sSubSupPr>
+            <m:ctrlPr>
+              <w:rPr>
+                <w:rFonts w:ascii="Cambria Math" w:eastAsiaTheme="minorEastAsia" w:hAnsi="Cambria Math"/>
+                <w:i/>
+              </w:rPr>
+            </m:ctrlPr>
+          </m:sSubSupPr>
+          <m:e>
+            <m:r>
+              <w:rPr>
+                <w:rFonts w:ascii="Cambria Math" w:eastAsiaTheme="minorEastAsia" w:hAnsi="Cambria Math"/>
+              </w:rPr>
+              <m:t>d</m:t>
+            </m:r>
+          </m:e>
+          <m:sub>
+            <m:r>
+              <w:rPr>
+                <w:rFonts w:ascii="Cambria Math" w:eastAsiaTheme="minorEastAsia" w:hAnsi="Cambria Math"/>
+              </w:rPr>
+              <m:t>γ</m:t>
+            </m:r>
+          </m:sub>
+          <m:sup>
+            <m:r>
+              <w:rPr>
+                <w:rFonts w:ascii="Cambria Math" w:eastAsiaTheme="minorEastAsia" w:hAnsi="Cambria Math"/>
+              </w:rPr>
+              <m:t>π</m:t>
+            </m:r>
+          </m:sup>
+        </m:sSubSup>
+        <m:d>
+          <m:dPr>
+            <m:ctrlPr>
+              <w:rPr>
+                <w:rFonts w:ascii="Cambria Math" w:eastAsiaTheme="minorEastAsia" w:hAnsi="Cambria Math"/>
+                <w:i/>
+              </w:rPr>
+            </m:ctrlPr>
+          </m:dPr>
+          <m:e>
+            <m:sSup>
+              <m:sSupPr>
+                <m:ctrlPr>
+                  <w:rPr>
+                    <w:rFonts w:ascii="Cambria Math" w:eastAsiaTheme="minorEastAsia" w:hAnsi="Cambria Math"/>
+                    <w:i/>
+                  </w:rPr>
+                </m:ctrlPr>
+              </m:sSupPr>
+              <m:e>
+                <m:r>
+                  <w:rPr>
+                    <w:rFonts w:ascii="Cambria Math" w:eastAsiaTheme="minorEastAsia" w:hAnsi="Cambria Math"/>
+                  </w:rPr>
+                  <m:t>x</m:t>
+                </m:r>
+              </m:e>
+              <m:sup>
+                <m:r>
+                  <w:rPr>
+                    <w:rFonts w:ascii="Cambria Math" w:eastAsiaTheme="minorEastAsia" w:hAnsi="Cambria Math"/>
+                  </w:rPr>
+                  <m:t>''</m:t>
+                </m:r>
+              </m:sup>
+            </m:sSup>
+            <m:r>
+              <w:rPr>
+                <w:rFonts w:ascii="Cambria Math" w:eastAsiaTheme="minorEastAsia" w:hAnsi="Cambria Math"/>
+              </w:rPr>
+              <m:t>,x</m:t>
+            </m:r>
+          </m:e>
+        </m:d>
+        <m:r>
+          <w:rPr>
+            <w:rFonts w:ascii="Cambria Math" w:eastAsiaTheme="minorEastAsia" w:hAnsi="Cambria Math"/>
+          </w:rPr>
+          <m:t>=</m:t>
+        </m:r>
+        <m:nary>
+          <m:naryPr>
+            <m:chr m:val="∑"/>
+            <m:limLoc m:val="undOvr"/>
+            <m:ctrlPr>
+              <w:rPr>
+                <w:rFonts w:ascii="Cambria Math" w:eastAsiaTheme="minorEastAsia" w:hAnsi="Cambria Math"/>
+                <w:i/>
+              </w:rPr>
+            </m:ctrlPr>
+          </m:naryPr>
+          <m:sub>
+            <m:r>
+              <w:rPr>
+                <w:rFonts w:ascii="Cambria Math" w:eastAsiaTheme="minorEastAsia" w:hAnsi="Cambria Math"/>
+              </w:rPr>
+              <m:t>k=0</m:t>
+            </m:r>
+          </m:sub>
+          <m:sup>
+            <m:r>
+              <w:rPr>
+                <w:rFonts w:ascii="Cambria Math" w:eastAsiaTheme="minorEastAsia" w:hAnsi="Cambria Math"/>
+              </w:rPr>
+              <m:t>∞</m:t>
+            </m:r>
+          </m:sup>
+          <m:e>
+            <m:sSup>
+              <m:sSupPr>
+                <m:ctrlPr>
+                  <w:rPr>
+                    <w:rFonts w:ascii="Cambria Math" w:eastAsiaTheme="minorEastAsia" w:hAnsi="Cambria Math"/>
+                    <w:i/>
+                  </w:rPr>
+                </m:ctrlPr>
+              </m:sSupPr>
+              <m:e>
+                <m:r>
+                  <w:rPr>
+                    <w:rFonts w:ascii="Cambria Math" w:eastAsiaTheme="minorEastAsia" w:hAnsi="Cambria Math"/>
+                  </w:rPr>
+                  <m:t>γ</m:t>
+                </m:r>
+              </m:e>
+              <m:sup>
+                <m:r>
+                  <w:rPr>
+                    <w:rFonts w:ascii="Cambria Math" w:eastAsiaTheme="minorEastAsia" w:hAnsi="Cambria Math"/>
+                  </w:rPr>
+                  <m:t>k</m:t>
+                </m:r>
+              </m:sup>
+            </m:sSup>
+            <m:r>
+              <w:rPr>
+                <w:rFonts w:ascii="Cambria Math" w:eastAsiaTheme="minorEastAsia" w:hAnsi="Cambria Math"/>
+              </w:rPr>
+              <m:t>p</m:t>
+            </m:r>
+            <m:d>
+              <m:dPr>
+                <m:ctrlPr>
+                  <w:rPr>
+                    <w:rFonts w:ascii="Cambria Math" w:eastAsiaTheme="minorEastAsia" w:hAnsi="Cambria Math"/>
+                    <w:i/>
+                  </w:rPr>
+                </m:ctrlPr>
+              </m:dPr>
+              <m:e>
+                <m:sSub>
+                  <m:sSubPr>
+                    <m:ctrlPr>
+                      <w:rPr>
+                        <w:rFonts w:ascii="Cambria Math" w:eastAsiaTheme="minorEastAsia" w:hAnsi="Cambria Math"/>
+                        <w:i/>
+                      </w:rPr>
+                    </m:ctrlPr>
+                  </m:sSubPr>
+                  <m:e>
+                    <m:r>
+                      <w:rPr>
+                        <w:rFonts w:ascii="Cambria Math" w:eastAsiaTheme="minorEastAsia" w:hAnsi="Cambria Math"/>
+                      </w:rPr>
+                      <m:t>x</m:t>
+                    </m:r>
+                  </m:e>
+                  <m:sub>
+                    <m:r>
+                      <w:rPr>
+                        <w:rFonts w:ascii="Cambria Math" w:eastAsiaTheme="minorEastAsia" w:hAnsi="Cambria Math"/>
+                      </w:rPr>
+                      <m:t>k</m:t>
+                    </m:r>
+                  </m:sub>
+                </m:sSub>
+                <m:r>
+                  <w:rPr>
+                    <w:rFonts w:ascii="Cambria Math" w:eastAsiaTheme="minorEastAsia" w:hAnsi="Cambria Math"/>
+                  </w:rPr>
+                  <m:t>=</m:t>
+                </m:r>
+                <m:sSup>
+                  <m:sSupPr>
+                    <m:ctrlPr>
+                      <w:rPr>
+                        <w:rFonts w:ascii="Cambria Math" w:eastAsiaTheme="minorEastAsia" w:hAnsi="Cambria Math"/>
+                        <w:i/>
+                      </w:rPr>
+                    </m:ctrlPr>
+                  </m:sSupPr>
+                  <m:e>
+                    <m:r>
+                      <w:rPr>
+                        <w:rFonts w:ascii="Cambria Math" w:eastAsiaTheme="minorEastAsia" w:hAnsi="Cambria Math"/>
+                      </w:rPr>
+                      <m:t>x</m:t>
+                    </m:r>
+                  </m:e>
+                  <m:sup>
+                    <m:r>
+                      <w:rPr>
+                        <w:rFonts w:ascii="Cambria Math" w:eastAsiaTheme="minorEastAsia" w:hAnsi="Cambria Math"/>
+                      </w:rPr>
+                      <m:t>''</m:t>
+                    </m:r>
+                  </m:sup>
+                </m:sSup>
+                <m:r>
+                  <w:rPr>
+                    <w:rFonts w:ascii="Cambria Math" w:eastAsiaTheme="minorEastAsia" w:hAnsi="Cambria Math"/>
+                  </w:rPr>
+                  <m:t>|</m:t>
+                </m:r>
+                <m:sSub>
+                  <m:sSubPr>
+                    <m:ctrlPr>
+                      <w:rPr>
+                        <w:rFonts w:ascii="Cambria Math" w:eastAsiaTheme="minorEastAsia" w:hAnsi="Cambria Math"/>
+                        <w:i/>
+                      </w:rPr>
+                    </m:ctrlPr>
+                  </m:sSubPr>
+                  <m:e>
+                    <m:r>
+                      <w:rPr>
+                        <w:rFonts w:ascii="Cambria Math" w:eastAsiaTheme="minorEastAsia" w:hAnsi="Cambria Math"/>
+                      </w:rPr>
+                      <m:t>x</m:t>
+                    </m:r>
+                  </m:e>
+                  <m:sub>
+                    <m:r>
+                      <w:rPr>
+                        <w:rFonts w:ascii="Cambria Math" w:eastAsiaTheme="minorEastAsia" w:hAnsi="Cambria Math"/>
+                      </w:rPr>
+                      <m:t>0</m:t>
+                    </m:r>
+                  </m:sub>
+                </m:sSub>
+                <m:r>
+                  <w:rPr>
+                    <w:rFonts w:ascii="Cambria Math" w:eastAsiaTheme="minorEastAsia" w:hAnsi="Cambria Math"/>
+                  </w:rPr>
+                  <m:t>=x</m:t>
+                </m:r>
+                <m:r>
+                  <w:rPr>
+                    <w:rFonts w:ascii="Cambria Math" w:eastAsiaTheme="minorEastAsia" w:hAnsi="Cambria Math"/>
+                  </w:rPr>
+                  <m:t>,π</m:t>
+                </m:r>
+              </m:e>
+            </m:d>
+          </m:e>
+        </m:nary>
+      </m:oMath>
+    </w:p>
+    <w:p>
+      <w:pPr>
+        <w:rPr>
+          <w:rFonts w:eastAsiaTheme="minorEastAsia"/>
+        </w:rPr>
+      </w:pPr>
+    </w:p>
+    <w:p>
+      <w:pPr>
+        <w:rPr>
+          <w:rFonts w:eastAsiaTheme="minorEastAsia"/>
+        </w:rPr>
+      </w:pPr>
+      <w:r>
+        <w:rPr>
+          <w:rFonts w:eastAsiaTheme="minorEastAsia"/>
+        </w:rPr>
         <w:t>The state-action value function is given with</w:t>
       </w:r>
     </w:p>
@@ -4762,11 +5555,37 @@
             </m:ctrlPr>
           </m:dPr>
           <m:e>
-            <m:r>
-              <w:rPr>
-                <w:rFonts w:ascii="Cambria Math" w:eastAsiaTheme="minorEastAsia" w:hAnsi="Cambria Math"/>
-              </w:rPr>
-              <m:t>x</m:t>
+            <m:sSup>
+              <m:sSupPr>
+                <m:ctrlPr>
+                  <w:rPr>
+                    <w:rFonts w:ascii="Cambria Math" w:eastAsiaTheme="minorEastAsia" w:hAnsi="Cambria Math"/>
+                    <w:i/>
+                  </w:rPr>
+                </m:ctrlPr>
+              </m:sSupPr>
+              <m:e>
+                <m:r>
+                  <w:rPr>
+                    <w:rFonts w:ascii="Cambria Math" w:eastAsiaTheme="minorEastAsia" w:hAnsi="Cambria Math"/>
+                  </w:rPr>
+                  <m:t>x</m:t>
+                </m:r>
+              </m:e>
+              <m:sup>
+                <m:r>
+                  <w:rPr>
+                    <w:rFonts w:ascii="Cambria Math" w:eastAsiaTheme="minorEastAsia" w:hAnsi="Cambria Math"/>
+                  </w:rPr>
+                  <m:t>''</m:t>
+                </m:r>
+              </m:sup>
+            </m:sSup>
+            <m:r>
+              <w:rPr>
+                <w:rFonts w:ascii="Cambria Math" w:eastAsiaTheme="minorEastAsia" w:hAnsi="Cambria Math"/>
+              </w:rPr>
+              <m:t>,x</m:t>
             </m:r>
           </m:e>
         </m:d>
@@ -4806,11 +5625,37 @@
                 </m:ctrlPr>
               </m:dPr>
               <m:e>
-                <m:r>
-                  <w:rPr>
-                    <w:rFonts w:ascii="Cambria Math" w:eastAsiaTheme="minorEastAsia" w:hAnsi="Cambria Math"/>
-                  </w:rPr>
-                  <m:t>x,u</m:t>
+                <m:sSup>
+                  <m:sSupPr>
+                    <m:ctrlPr>
+                      <w:rPr>
+                        <w:rFonts w:ascii="Cambria Math" w:eastAsiaTheme="minorEastAsia" w:hAnsi="Cambria Math"/>
+                        <w:i/>
+                      </w:rPr>
+                    </m:ctrlPr>
+                  </m:sSupPr>
+                  <m:e>
+                    <m:r>
+                      <w:rPr>
+                        <w:rFonts w:ascii="Cambria Math" w:eastAsiaTheme="minorEastAsia" w:hAnsi="Cambria Math"/>
+                      </w:rPr>
+                      <m:t>x</m:t>
+                    </m:r>
+                  </m:e>
+                  <m:sup>
+                    <m:r>
+                      <w:rPr>
+                        <w:rFonts w:ascii="Cambria Math" w:eastAsiaTheme="minorEastAsia" w:hAnsi="Cambria Math"/>
+                      </w:rPr>
+                      <m:t>''</m:t>
+                    </m:r>
+                  </m:sup>
+                </m:sSup>
+                <m:r>
+                  <w:rPr>
+                    <w:rFonts w:ascii="Cambria Math" w:eastAsiaTheme="minorEastAsia" w:hAnsi="Cambria Math"/>
+                  </w:rPr>
+                  <m:t>,u</m:t>
                 </m:r>
               </m:e>
             </m:d>
@@ -4830,11 +5675,37 @@
                 </m:ctrlPr>
               </m:dPr>
               <m:e>
-                <m:r>
-                  <w:rPr>
-                    <w:rFonts w:ascii="Cambria Math" w:eastAsiaTheme="minorEastAsia" w:hAnsi="Cambria Math"/>
-                  </w:rPr>
-                  <m:t>x,u,</m:t>
+                <m:sSup>
+                  <m:sSupPr>
+                    <m:ctrlPr>
+                      <w:rPr>
+                        <w:rFonts w:ascii="Cambria Math" w:eastAsiaTheme="minorEastAsia" w:hAnsi="Cambria Math"/>
+                        <w:i/>
+                      </w:rPr>
+                    </m:ctrlPr>
+                  </m:sSupPr>
+                  <m:e>
+                    <m:r>
+                      <w:rPr>
+                        <w:rFonts w:ascii="Cambria Math" w:eastAsiaTheme="minorEastAsia" w:hAnsi="Cambria Math"/>
+                      </w:rPr>
+                      <m:t>x</m:t>
+                    </m:r>
+                  </m:e>
+                  <m:sup>
+                    <m:r>
+                      <w:rPr>
+                        <w:rFonts w:ascii="Cambria Math" w:eastAsiaTheme="minorEastAsia" w:hAnsi="Cambria Math"/>
+                      </w:rPr>
+                      <m:t>''</m:t>
+                    </m:r>
+                  </m:sup>
+                </m:sSup>
+                <m:r>
+                  <w:rPr>
+                    <w:rFonts w:ascii="Cambria Math" w:eastAsiaTheme="minorEastAsia" w:hAnsi="Cambria Math"/>
+                  </w:rPr>
+                  <m:t>,u,</m:t>
                 </m:r>
                 <m:sSup>
                   <m:sSupPr>
@@ -4880,11 +5751,37 @@
                 </m:ctrlPr>
               </m:dPr>
               <m:e>
-                <m:r>
-                  <w:rPr>
-                    <w:rFonts w:ascii="Cambria Math" w:eastAsiaTheme="minorEastAsia" w:hAnsi="Cambria Math"/>
-                  </w:rPr>
-                  <m:t>x,u,</m:t>
+                <m:sSup>
+                  <m:sSupPr>
+                    <m:ctrlPr>
+                      <w:rPr>
+                        <w:rFonts w:ascii="Cambria Math" w:eastAsiaTheme="minorEastAsia" w:hAnsi="Cambria Math"/>
+                        <w:i/>
+                      </w:rPr>
+                    </m:ctrlPr>
+                  </m:sSupPr>
+                  <m:e>
+                    <m:r>
+                      <w:rPr>
+                        <w:rFonts w:ascii="Cambria Math" w:eastAsiaTheme="minorEastAsia" w:hAnsi="Cambria Math"/>
+                      </w:rPr>
+                      <m:t>x</m:t>
+                    </m:r>
+                  </m:e>
+                  <m:sup>
+                    <m:r>
+                      <w:rPr>
+                        <w:rFonts w:ascii="Cambria Math" w:eastAsiaTheme="minorEastAsia" w:hAnsi="Cambria Math"/>
+                      </w:rPr>
+                      <m:t>''</m:t>
+                    </m:r>
+                  </m:sup>
+                </m:sSup>
+                <m:r>
+                  <w:rPr>
+                    <w:rFonts w:ascii="Cambria Math" w:eastAsiaTheme="minorEastAsia" w:hAnsi="Cambria Math"/>
+                  </w:rPr>
+                  <m:t>,u,</m:t>
                 </m:r>
                 <m:sSup>
                   <m:sSupPr>
@@ -4950,8 +5847,34 @@
               <w:rPr>
                 <w:rFonts w:ascii="Cambria Math" w:eastAsiaTheme="minorEastAsia" w:hAnsi="Cambria Math"/>
               </w:rPr>
-              <m:t xml:space="preserve"> dx</m:t>
-            </m:r>
+              <m:t xml:space="preserve"> d</m:t>
+            </m:r>
+            <m:sSup>
+              <m:sSupPr>
+                <m:ctrlPr>
+                  <w:rPr>
+                    <w:rFonts w:ascii="Cambria Math" w:eastAsiaTheme="minorEastAsia" w:hAnsi="Cambria Math"/>
+                    <w:i/>
+                  </w:rPr>
+                </m:ctrlPr>
+              </m:sSupPr>
+              <m:e>
+                <m:r>
+                  <w:rPr>
+                    <w:rFonts w:ascii="Cambria Math" w:eastAsiaTheme="minorEastAsia" w:hAnsi="Cambria Math"/>
+                  </w:rPr>
+                  <m:t>x</m:t>
+                </m:r>
+              </m:e>
+              <m:sup>
+                <m:r>
+                  <w:rPr>
+                    <w:rFonts w:ascii="Cambria Math" w:eastAsiaTheme="minorEastAsia" w:hAnsi="Cambria Math"/>
+                  </w:rPr>
+                  <m:t>''</m:t>
+                </m:r>
+              </m:sup>
+            </m:sSup>
           </m:e>
         </m:nary>
       </m:oMath>
@@ -5061,6 +5984,566 @@
         </w:rPr>
         <w:t xml:space="preserve"> </w:t>
       </w:r>
+      <w:r>
+        <w:rPr>
+          <w:rFonts w:eastAsiaTheme="minorEastAsia"/>
+        </w:rPr>
+        <w:t>between the state value function and the state-action value function is given with</w:t>
+      </w:r>
+    </w:p>
+    <w:p>
+      <w:pPr>
+        <w:rPr>
+          <w:rFonts w:eastAsiaTheme="minorEastAsia"/>
+        </w:rPr>
+      </w:pPr>
+    </w:p>
+    <w:p>
+      <w:pPr>
+        <w:rPr>
+          <w:rFonts w:eastAsiaTheme="minorEastAsia"/>
+        </w:rPr>
+      </w:pPr>
+      <m:oMath>
+        <m:sSup>
+          <m:sSupPr>
+            <m:ctrlPr>
+              <w:rPr>
+                <w:rFonts w:ascii="Cambria Math" w:eastAsiaTheme="minorEastAsia" w:hAnsi="Cambria Math"/>
+                <w:i/>
+              </w:rPr>
+            </m:ctrlPr>
+          </m:sSupPr>
+          <m:e>
+            <m:r>
+              <w:rPr>
+                <w:rFonts w:ascii="Cambria Math" w:eastAsiaTheme="minorEastAsia" w:hAnsi="Cambria Math"/>
+              </w:rPr>
+              <m:t>V</m:t>
+            </m:r>
+          </m:e>
+          <m:sup>
+            <m:r>
+              <w:rPr>
+                <w:rFonts w:ascii="Cambria Math" w:eastAsiaTheme="minorEastAsia" w:hAnsi="Cambria Math"/>
+              </w:rPr>
+              <m:t>π</m:t>
+            </m:r>
+          </m:sup>
+        </m:sSup>
+        <m:d>
+          <m:dPr>
+            <m:ctrlPr>
+              <w:rPr>
+                <w:rFonts w:ascii="Cambria Math" w:eastAsiaTheme="minorEastAsia" w:hAnsi="Cambria Math"/>
+                <w:i/>
+              </w:rPr>
+            </m:ctrlPr>
+          </m:dPr>
+          <m:e>
+            <m:r>
+              <w:rPr>
+                <w:rFonts w:ascii="Cambria Math" w:eastAsiaTheme="minorEastAsia" w:hAnsi="Cambria Math"/>
+              </w:rPr>
+              <m:t>x</m:t>
+            </m:r>
+          </m:e>
+        </m:d>
+        <m:r>
+          <w:rPr>
+            <w:rFonts w:ascii="Cambria Math" w:eastAsiaTheme="minorEastAsia" w:hAnsi="Cambria Math"/>
+          </w:rPr>
+          <m:t>=</m:t>
+        </m:r>
+        <m:r>
+          <w:rPr>
+            <w:rFonts w:ascii="Cambria Math" w:eastAsiaTheme="minorEastAsia" w:hAnsi="Cambria Math"/>
+          </w:rPr>
+          <m:t>E</m:t>
+        </m:r>
+        <m:d>
+          <m:dPr>
+            <m:begChr m:val="{"/>
+            <m:endChr m:val="}"/>
+            <m:ctrlPr>
+              <w:rPr>
+                <w:rFonts w:ascii="Cambria Math" w:eastAsiaTheme="minorEastAsia" w:hAnsi="Cambria Math"/>
+                <w:i/>
+              </w:rPr>
+            </m:ctrlPr>
+          </m:dPr>
+          <m:e>
+            <m:sSup>
+              <m:sSupPr>
+                <m:ctrlPr>
+                  <w:rPr>
+                    <w:rFonts w:ascii="Cambria Math" w:eastAsiaTheme="minorEastAsia" w:hAnsi="Cambria Math"/>
+                    <w:i/>
+                  </w:rPr>
+                </m:ctrlPr>
+              </m:sSupPr>
+              <m:e>
+                <m:r>
+                  <w:rPr>
+                    <w:rFonts w:ascii="Cambria Math" w:eastAsiaTheme="minorEastAsia" w:hAnsi="Cambria Math"/>
+                  </w:rPr>
+                  <m:t>Q</m:t>
+                </m:r>
+              </m:e>
+              <m:sup>
+                <m:r>
+                  <w:rPr>
+                    <w:rFonts w:ascii="Cambria Math" w:eastAsiaTheme="minorEastAsia" w:hAnsi="Cambria Math"/>
+                  </w:rPr>
+                  <m:t>π</m:t>
+                </m:r>
+              </m:sup>
+            </m:sSup>
+            <m:d>
+              <m:dPr>
+                <m:ctrlPr>
+                  <w:rPr>
+                    <w:rFonts w:ascii="Cambria Math" w:eastAsiaTheme="minorEastAsia" w:hAnsi="Cambria Math"/>
+                    <w:i/>
+                  </w:rPr>
+                </m:ctrlPr>
+              </m:dPr>
+              <m:e>
+                <m:r>
+                  <w:rPr>
+                    <w:rFonts w:ascii="Cambria Math" w:eastAsiaTheme="minorEastAsia" w:hAnsi="Cambria Math"/>
+                  </w:rPr>
+                  <m:t>x,u</m:t>
+                </m:r>
+              </m:e>
+            </m:d>
+            <m:r>
+              <w:rPr>
+                <w:rFonts w:ascii="Cambria Math" w:eastAsiaTheme="minorEastAsia" w:hAnsi="Cambria Math"/>
+              </w:rPr>
+              <m:t xml:space="preserve">| u ~ </m:t>
+            </m:r>
+            <m:r>
+              <w:rPr>
+                <w:rFonts w:ascii="Cambria Math" w:eastAsiaTheme="minorEastAsia" w:hAnsi="Cambria Math"/>
+              </w:rPr>
+              <m:t>π</m:t>
+            </m:r>
+            <m:d>
+              <m:dPr>
+                <m:ctrlPr>
+                  <w:rPr>
+                    <w:rFonts w:ascii="Cambria Math" w:eastAsiaTheme="minorEastAsia" w:hAnsi="Cambria Math"/>
+                    <w:i/>
+                  </w:rPr>
+                </m:ctrlPr>
+              </m:dPr>
+              <m:e>
+                <m:r>
+                  <w:rPr>
+                    <w:rFonts w:ascii="Cambria Math" w:eastAsiaTheme="minorEastAsia" w:hAnsi="Cambria Math"/>
+                  </w:rPr>
+                  <m:t>x,</m:t>
+                </m:r>
+                <m:r>
+                  <w:rPr>
+                    <w:rFonts w:ascii="Cambria Math" w:eastAsiaTheme="minorEastAsia" w:hAnsi="Cambria Math"/>
+                  </w:rPr>
+                  <m:t>∙</m:t>
+                </m:r>
+              </m:e>
+            </m:d>
+          </m:e>
+        </m:d>
+      </m:oMath>
+      <w:r>
+        <w:rPr>
+          <w:rFonts w:eastAsiaTheme="minorEastAsia"/>
+        </w:rPr>
+        <w:t xml:space="preserve">     (a1.svf.2)</w:t>
+      </w:r>
+    </w:p>
+    <w:p>
+      <w:pPr>
+        <w:rPr>
+          <w:rFonts w:eastAsiaTheme="minorEastAsia"/>
+        </w:rPr>
+      </w:pPr>
+    </w:p>
+    <w:p>
+      <w:pPr>
+        <w:rPr>
+          <w:rFonts w:eastAsiaTheme="minorEastAsia"/>
+        </w:rPr>
+      </w:pPr>
+      <w:r>
+        <w:rPr>
+          <w:rFonts w:eastAsiaTheme="minorEastAsia"/>
+        </w:rPr>
+        <w:t xml:space="preserve">We can derive the recursive form of the latter by manipulating further </w:t>
+      </w:r>
+      <w:r>
+        <w:rPr>
+          <w:rFonts w:eastAsiaTheme="minorEastAsia"/>
+        </w:rPr>
+        <w:t>(a1.svf.1)</w:t>
+      </w:r>
+      <w:r>
+        <w:rPr>
+          <w:rFonts w:eastAsiaTheme="minorEastAsia"/>
+        </w:rPr>
+        <w:t xml:space="preserve"> and </w:t>
+      </w:r>
+      <w:r>
+        <w:rPr>
+          <w:rFonts w:eastAsiaTheme="minorEastAsia"/>
+        </w:rPr>
+        <w:t>(a1.savf.1)</w:t>
+      </w:r>
+      <w:r>
+        <w:rPr>
+          <w:rFonts w:eastAsiaTheme="minorEastAsia"/>
+        </w:rPr>
+        <w:t>:</w:t>
+      </w:r>
+    </w:p>
+    <w:p>
+      <w:pPr>
+        <w:rPr>
+          <w:rFonts w:eastAsiaTheme="minorEastAsia"/>
+        </w:rPr>
+      </w:pPr>
+    </w:p>
+    <w:p>
+      <w:pPr>
+        <w:rPr>
+          <w:rFonts w:eastAsiaTheme="minorEastAsia"/>
+        </w:rPr>
+      </w:pPr>
+      <m:oMath>
+        <m:sSup>
+          <m:sSupPr>
+            <m:ctrlPr>
+              <w:rPr>
+                <w:rFonts w:ascii="Cambria Math" w:eastAsiaTheme="minorEastAsia" w:hAnsi="Cambria Math"/>
+                <w:i/>
+              </w:rPr>
+            </m:ctrlPr>
+          </m:sSupPr>
+          <m:e>
+            <m:r>
+              <w:rPr>
+                <w:rFonts w:ascii="Cambria Math" w:eastAsiaTheme="minorEastAsia" w:hAnsi="Cambria Math"/>
+              </w:rPr>
+              <m:t>V</m:t>
+            </m:r>
+          </m:e>
+          <m:sup>
+            <m:r>
+              <w:rPr>
+                <w:rFonts w:ascii="Cambria Math" w:eastAsiaTheme="minorEastAsia" w:hAnsi="Cambria Math"/>
+              </w:rPr>
+              <m:t>π</m:t>
+            </m:r>
+          </m:sup>
+        </m:sSup>
+        <m:d>
+          <m:dPr>
+            <m:ctrlPr>
+              <w:rPr>
+                <w:rFonts w:ascii="Cambria Math" w:eastAsiaTheme="minorEastAsia" w:hAnsi="Cambria Math"/>
+                <w:i/>
+              </w:rPr>
+            </m:ctrlPr>
+          </m:dPr>
+          <m:e>
+            <m:r>
+              <w:rPr>
+                <w:rFonts w:ascii="Cambria Math" w:eastAsiaTheme="minorEastAsia" w:hAnsi="Cambria Math"/>
+              </w:rPr>
+              <m:t>x</m:t>
+            </m:r>
+          </m:e>
+        </m:d>
+        <m:r>
+          <w:rPr>
+            <w:rFonts w:ascii="Cambria Math" w:eastAsiaTheme="minorEastAsia" w:hAnsi="Cambria Math"/>
+          </w:rPr>
+          <m:t>=E</m:t>
+        </m:r>
+        <m:d>
+          <m:dPr>
+            <m:begChr m:val="{"/>
+            <m:endChr m:val="}"/>
+            <m:ctrlPr>
+              <w:rPr>
+                <w:rFonts w:ascii="Cambria Math" w:eastAsiaTheme="minorEastAsia" w:hAnsi="Cambria Math"/>
+                <w:i/>
+              </w:rPr>
+            </m:ctrlPr>
+          </m:dPr>
+          <m:e>
+            <m:r>
+              <w:rPr>
+                <w:rFonts w:ascii="Cambria Math" w:eastAsiaTheme="minorEastAsia" w:hAnsi="Cambria Math"/>
+              </w:rPr>
+              <m:t>ρ</m:t>
+            </m:r>
+            <m:d>
+              <m:dPr>
+                <m:ctrlPr>
+                  <w:rPr>
+                    <w:rFonts w:ascii="Cambria Math" w:eastAsiaTheme="minorEastAsia" w:hAnsi="Cambria Math"/>
+                    <w:i/>
+                  </w:rPr>
+                </m:ctrlPr>
+              </m:dPr>
+              <m:e>
+                <m:r>
+                  <w:rPr>
+                    <w:rFonts w:ascii="Cambria Math" w:eastAsiaTheme="minorEastAsia" w:hAnsi="Cambria Math"/>
+                  </w:rPr>
+                  <m:t>x,u,</m:t>
+                </m:r>
+                <m:sSup>
+                  <m:sSupPr>
+                    <m:ctrlPr>
+                      <w:rPr>
+                        <w:rFonts w:ascii="Cambria Math" w:eastAsiaTheme="minorEastAsia" w:hAnsi="Cambria Math"/>
+                        <w:i/>
+                      </w:rPr>
+                    </m:ctrlPr>
+                  </m:sSupPr>
+                  <m:e>
+                    <m:r>
+                      <w:rPr>
+                        <w:rFonts w:ascii="Cambria Math" w:eastAsiaTheme="minorEastAsia" w:hAnsi="Cambria Math"/>
+                      </w:rPr>
+                      <m:t>x</m:t>
+                    </m:r>
+                  </m:e>
+                  <m:sup>
+                    <m:r>
+                      <w:rPr>
+                        <w:rFonts w:ascii="Cambria Math" w:eastAsiaTheme="minorEastAsia" w:hAnsi="Cambria Math"/>
+                      </w:rPr>
+                      <m:t>'</m:t>
+                    </m:r>
+                  </m:sup>
+                </m:sSup>
+              </m:e>
+            </m:d>
+            <m:r>
+              <w:rPr>
+                <w:rFonts w:ascii="Cambria Math" w:eastAsiaTheme="minorEastAsia" w:hAnsi="Cambria Math"/>
+              </w:rPr>
+              <m:t>+γ</m:t>
+            </m:r>
+            <m:sSup>
+              <m:sSupPr>
+                <m:ctrlPr>
+                  <w:rPr>
+                    <w:rFonts w:ascii="Cambria Math" w:eastAsiaTheme="minorEastAsia" w:hAnsi="Cambria Math"/>
+                    <w:i/>
+                  </w:rPr>
+                </m:ctrlPr>
+              </m:sSupPr>
+              <m:e>
+                <m:r>
+                  <w:rPr>
+                    <w:rFonts w:ascii="Cambria Math" w:eastAsiaTheme="minorEastAsia" w:hAnsi="Cambria Math"/>
+                  </w:rPr>
+                  <m:t>V</m:t>
+                </m:r>
+              </m:e>
+              <m:sup>
+                <m:r>
+                  <w:rPr>
+                    <w:rFonts w:ascii="Cambria Math" w:eastAsiaTheme="minorEastAsia" w:hAnsi="Cambria Math"/>
+                  </w:rPr>
+                  <m:t>π</m:t>
+                </m:r>
+              </m:sup>
+            </m:sSup>
+            <m:d>
+              <m:dPr>
+                <m:ctrlPr>
+                  <w:rPr>
+                    <w:rFonts w:ascii="Cambria Math" w:eastAsiaTheme="minorEastAsia" w:hAnsi="Cambria Math"/>
+                    <w:i/>
+                  </w:rPr>
+                </m:ctrlPr>
+              </m:dPr>
+              <m:e>
+                <m:sSup>
+                  <m:sSupPr>
+                    <m:ctrlPr>
+                      <w:rPr>
+                        <w:rFonts w:ascii="Cambria Math" w:eastAsiaTheme="minorEastAsia" w:hAnsi="Cambria Math"/>
+                        <w:i/>
+                      </w:rPr>
+                    </m:ctrlPr>
+                  </m:sSupPr>
+                  <m:e>
+                    <m:r>
+                      <w:rPr>
+                        <w:rFonts w:ascii="Cambria Math" w:eastAsiaTheme="minorEastAsia" w:hAnsi="Cambria Math"/>
+                      </w:rPr>
+                      <m:t>x</m:t>
+                    </m:r>
+                  </m:e>
+                  <m:sup>
+                    <m:r>
+                      <w:rPr>
+                        <w:rFonts w:ascii="Cambria Math" w:eastAsiaTheme="minorEastAsia" w:hAnsi="Cambria Math"/>
+                      </w:rPr>
+                      <m:t>'</m:t>
+                    </m:r>
+                  </m:sup>
+                </m:sSup>
+              </m:e>
+            </m:d>
+          </m:e>
+        </m:d>
+      </m:oMath>
+      <w:r>
+        <w:rPr>
+          <w:rFonts w:eastAsiaTheme="minorEastAsia"/>
+        </w:rPr>
+        <w:t xml:space="preserve">      (a1.bel.1)</w:t>
+      </w:r>
+    </w:p>
+    <w:p>
+      <w:pPr>
+        <w:rPr>
+          <w:rFonts w:eastAsiaTheme="minorEastAsia"/>
+        </w:rPr>
+      </w:pPr>
+    </w:p>
+    <w:p>
+      <w:pPr>
+        <w:rPr>
+          <w:rFonts w:eastAsiaTheme="minorEastAsia"/>
+        </w:rPr>
+      </w:pPr>
+      <w:r>
+        <w:rPr>
+          <w:rFonts w:eastAsiaTheme="minorEastAsia"/>
+        </w:rPr>
+        <w:t>This equation is known as the Bellman’s equation. The derivation of (a1.bel.1) is shown below:</w:t>
+      </w:r>
+    </w:p>
+    <w:p>
+      <w:pPr>
+        <w:rPr>
+          <w:rFonts w:eastAsiaTheme="minorEastAsia"/>
+        </w:rPr>
+      </w:pPr>
+    </w:p>
+    <w:p>
+      <w:pPr>
+        <w:rPr>
+          <w:rFonts w:eastAsiaTheme="minorEastAsia"/>
+        </w:rPr>
+      </w:pPr>
+      <w:r>
+        <w:rPr>
+          <w:rFonts w:eastAsiaTheme="minorEastAsia"/>
+        </w:rPr>
+        <w:t xml:space="preserve"> </w:t>
+      </w:r>
+      <w:r>
+        <w:rPr>
+          <w:rFonts w:eastAsiaTheme="minorEastAsia"/>
+        </w:rPr>
+        <w:t xml:space="preserve">From </w:t>
+      </w:r>
+      <w:r>
+        <w:rPr>
+          <w:rFonts w:eastAsiaTheme="minorEastAsia"/>
+        </w:rPr>
+        <w:t>(a1.svf.1)</w:t>
+      </w:r>
+      <w:r>
+        <w:rPr>
+          <w:rFonts w:eastAsiaTheme="minorEastAsia"/>
+        </w:rPr>
+        <w:t xml:space="preserve"> and </w:t>
+      </w:r>
+      <w:r>
+        <w:rPr>
+          <w:rFonts w:eastAsiaTheme="minorEastAsia"/>
+        </w:rPr>
+        <w:t>(a1.cfun.1)</w:t>
+      </w:r>
+    </w:p>
+    <w:p>
+      <w:pPr>
+        <w:rPr>
+          <w:rFonts w:eastAsiaTheme="minorEastAsia"/>
+        </w:rPr>
+      </w:pPr>
+      <m:oMathPara>
+        <m:oMath>
+          <m:sSup>
+            <m:sSupPr>
+              <m:ctrlPr>
+                <w:rPr>
+                  <w:rFonts w:ascii="Cambria Math" w:eastAsiaTheme="minorEastAsia" w:hAnsi="Cambria Math"/>
+                  <w:i/>
+                </w:rPr>
+              </m:ctrlPr>
+            </m:sSupPr>
+            <m:e>
+              <m:r>
+                <w:rPr>
+                  <w:rFonts w:ascii="Cambria Math" w:eastAsiaTheme="minorEastAsia" w:hAnsi="Cambria Math"/>
+                </w:rPr>
+                <m:t>V</m:t>
+              </m:r>
+            </m:e>
+            <m:sup>
+              <m:r>
+                <w:rPr>
+                  <w:rFonts w:ascii="Cambria Math" w:eastAsiaTheme="minorEastAsia" w:hAnsi="Cambria Math"/>
+                </w:rPr>
+                <m:t>π</m:t>
+              </m:r>
+            </m:sup>
+          </m:sSup>
+          <m:d>
+            <m:dPr>
+              <m:ctrlPr>
+                <w:rPr>
+                  <w:rFonts w:ascii="Cambria Math" w:eastAsiaTheme="minorEastAsia" w:hAnsi="Cambria Math"/>
+                  <w:i/>
+                </w:rPr>
+              </m:ctrlPr>
+            </m:dPr>
+            <m:e>
+              <m:r>
+                <w:rPr>
+                  <w:rFonts w:ascii="Cambria Math" w:eastAsiaTheme="minorEastAsia" w:hAnsi="Cambria Math"/>
+                </w:rPr>
+                <m:t>x</m:t>
+              </m:r>
+            </m:e>
+          </m:d>
+          <m:r>
+            <w:rPr>
+              <w:rFonts w:ascii="Cambria Math" w:eastAsiaTheme="minorEastAsia" w:hAnsi="Cambria Math"/>
+            </w:rPr>
+            <m:t>=</m:t>
+          </m:r>
+        </m:oMath>
+      </m:oMathPara>
+    </w:p>
+    <w:p>
+      <w:pPr>
+        <w:rPr>
+          <w:rFonts w:eastAsiaTheme="minorEastAsia"/>
+        </w:rPr>
+      </w:pPr>
     </w:p>
     <w:p/>
     <w:p/>

--- a/docs/Agentic_Workflows_wtith_RL_Loop.docx
+++ b/docs/Agentic_Workflows_wtith_RL_Loop.docx
@@ -2246,6 +2246,381 @@
           <w:rFonts w:eastAsiaTheme="minorEastAsia"/>
         </w:rPr>
       </w:pPr>
+    </w:p>
+    <w:p>
+      <w:r>
+        <w:rPr>
+          <w:b/>
+          <w:bCs/>
+        </w:rPr>
+        <w:t>Definition</w:t>
+      </w:r>
+      <w:r>
+        <w:t xml:space="preserve"> </w:t>
+      </w:r>
+      <w:r>
+        <w:rPr>
+          <w:i/>
+          <w:iCs/>
+        </w:rPr>
+        <w:t>Policy</w:t>
+      </w:r>
+    </w:p>
+    <w:p>
+      <w:pPr>
+        <w:rPr>
+          <w:sz w:val="20"/>
+          <w:szCs w:val="20"/>
+        </w:rPr>
+      </w:pPr>
+      <w:r>
+        <w:t xml:space="preserve">Policy is a map from state to action – a function </w:t>
+      </w:r>
+      <m:oMath>
+        <m:r>
+          <w:rPr>
+            <w:rFonts w:ascii="Cambria Math" w:hAnsi="Cambria Math"/>
+            <w:sz w:val="20"/>
+            <w:szCs w:val="20"/>
+          </w:rPr>
+          <m:t>π :</m:t>
+        </m:r>
+        <m:r>
+          <m:rPr>
+            <m:scr m:val="script"/>
+          </m:rPr>
+          <w:rPr>
+            <w:rFonts w:ascii="Cambria Math" w:hAnsi="Cambria Math"/>
+            <w:sz w:val="20"/>
+            <w:szCs w:val="20"/>
+          </w:rPr>
+          <m:t>S→A</m:t>
+        </m:r>
+      </m:oMath>
+      <w:r>
+        <w:rPr>
+          <w:sz w:val="20"/>
+          <w:szCs w:val="20"/>
+        </w:rPr>
+        <w:t xml:space="preserve"> which represents mapping from states to probabilities of selecting each possible action. </w:t>
+      </w:r>
+    </w:p>
+    <w:p>
+      <w:pPr>
+        <w:rPr>
+          <w:sz w:val="20"/>
+          <w:szCs w:val="20"/>
+        </w:rPr>
+      </w:pPr>
+      <w:r>
+        <w:rPr>
+          <w:sz w:val="20"/>
+          <w:szCs w:val="20"/>
+        </w:rPr>
+        <w:t xml:space="preserve">If the agent is following policy </w:t>
+      </w:r>
+      <m:oMath>
+        <m:r>
+          <w:rPr>
+            <w:rFonts w:ascii="Cambria Math" w:hAnsi="Cambria Math"/>
+            <w:sz w:val="20"/>
+            <w:szCs w:val="20"/>
+          </w:rPr>
+          <m:t>π</m:t>
+        </m:r>
+      </m:oMath>
+      <w:r>
+        <w:rPr>
+          <w:sz w:val="20"/>
+          <w:szCs w:val="20"/>
+        </w:rPr>
+        <w:t xml:space="preserve"> at time </w:t>
+      </w:r>
+      <m:oMath>
+        <m:r>
+          <w:rPr>
+            <w:rFonts w:ascii="Cambria Math" w:hAnsi="Cambria Math"/>
+            <w:sz w:val="20"/>
+            <w:szCs w:val="20"/>
+          </w:rPr>
+          <m:t>t</m:t>
+        </m:r>
+      </m:oMath>
+      <w:r>
+        <w:rPr>
+          <w:sz w:val="20"/>
+          <w:szCs w:val="20"/>
+        </w:rPr>
+        <w:t xml:space="preserve">, then </w:t>
+      </w:r>
+      <m:oMath>
+        <m:r>
+          <w:rPr>
+            <w:rFonts w:ascii="Cambria Math" w:hAnsi="Cambria Math"/>
+            <w:sz w:val="20"/>
+            <w:szCs w:val="20"/>
+          </w:rPr>
+          <m:t>π</m:t>
+        </m:r>
+        <m:d>
+          <m:dPr>
+            <m:ctrlPr>
+              <w:rPr>
+                <w:rFonts w:ascii="Cambria Math" w:hAnsi="Cambria Math"/>
+                <w:i/>
+                <w:sz w:val="20"/>
+                <w:szCs w:val="20"/>
+              </w:rPr>
+            </m:ctrlPr>
+          </m:dPr>
+          <m:e>
+            <m:r>
+              <w:rPr>
+                <w:rFonts w:ascii="Cambria Math" w:hAnsi="Cambria Math"/>
+                <w:sz w:val="20"/>
+                <w:szCs w:val="20"/>
+              </w:rPr>
+              <m:t>a|s</m:t>
+            </m:r>
+          </m:e>
+        </m:d>
+      </m:oMath>
+      <w:r>
+        <w:rPr>
+          <w:sz w:val="20"/>
+          <w:szCs w:val="20"/>
+        </w:rPr>
+        <w:t xml:space="preserve"> is the probability that </w:t>
+      </w:r>
+      <m:oMath>
+        <m:sSub>
+          <m:sSubPr>
+            <m:ctrlPr>
+              <w:rPr>
+                <w:rFonts w:ascii="Cambria Math" w:hAnsi="Cambria Math"/>
+                <w:i/>
+                <w:sz w:val="20"/>
+                <w:szCs w:val="20"/>
+              </w:rPr>
+            </m:ctrlPr>
+          </m:sSubPr>
+          <m:e>
+            <m:r>
+              <w:rPr>
+                <w:rFonts w:ascii="Cambria Math" w:hAnsi="Cambria Math"/>
+                <w:sz w:val="20"/>
+                <w:szCs w:val="20"/>
+              </w:rPr>
+              <m:t>A</m:t>
+            </m:r>
+          </m:e>
+          <m:sub>
+            <m:r>
+              <w:rPr>
+                <w:rFonts w:ascii="Cambria Math" w:hAnsi="Cambria Math"/>
+                <w:sz w:val="20"/>
+                <w:szCs w:val="20"/>
+              </w:rPr>
+              <m:t>t</m:t>
+            </m:r>
+          </m:sub>
+        </m:sSub>
+        <m:r>
+          <w:rPr>
+            <w:rFonts w:ascii="Cambria Math" w:hAnsi="Cambria Math"/>
+            <w:sz w:val="20"/>
+            <w:szCs w:val="20"/>
+          </w:rPr>
+          <m:t>=a</m:t>
+        </m:r>
+      </m:oMath>
+      <w:r>
+        <w:rPr>
+          <w:sz w:val="20"/>
+          <w:szCs w:val="20"/>
+        </w:rPr>
+        <w:t xml:space="preserve"> if </w:t>
+      </w:r>
+      <m:oMath>
+        <m:sSub>
+          <m:sSubPr>
+            <m:ctrlPr>
+              <w:rPr>
+                <w:rFonts w:ascii="Cambria Math" w:hAnsi="Cambria Math"/>
+                <w:i/>
+                <w:sz w:val="20"/>
+                <w:szCs w:val="20"/>
+              </w:rPr>
+            </m:ctrlPr>
+          </m:sSubPr>
+          <m:e>
+            <m:r>
+              <w:rPr>
+                <w:rFonts w:ascii="Cambria Math" w:hAnsi="Cambria Math"/>
+                <w:sz w:val="20"/>
+                <w:szCs w:val="20"/>
+              </w:rPr>
+              <m:t>S</m:t>
+            </m:r>
+          </m:e>
+          <m:sub>
+            <m:r>
+              <w:rPr>
+                <w:rFonts w:ascii="Cambria Math" w:hAnsi="Cambria Math"/>
+                <w:sz w:val="20"/>
+                <w:szCs w:val="20"/>
+              </w:rPr>
+              <m:t>t</m:t>
+            </m:r>
+          </m:sub>
+        </m:sSub>
+        <m:r>
+          <w:rPr>
+            <w:rFonts w:ascii="Cambria Math" w:hAnsi="Cambria Math"/>
+            <w:sz w:val="20"/>
+            <w:szCs w:val="20"/>
+          </w:rPr>
+          <m:t>=s</m:t>
+        </m:r>
+      </m:oMath>
+      <w:r>
+        <w:rPr>
+          <w:sz w:val="20"/>
+          <w:szCs w:val="20"/>
+        </w:rPr>
+        <w:t xml:space="preserve">. Note that </w:t>
+      </w:r>
+      <m:oMath>
+        <m:r>
+          <w:rPr>
+            <w:rFonts w:ascii="Cambria Math" w:hAnsi="Cambria Math"/>
+            <w:sz w:val="20"/>
+            <w:szCs w:val="20"/>
+          </w:rPr>
+          <m:t>π</m:t>
+        </m:r>
+        <m:d>
+          <m:dPr>
+            <m:ctrlPr>
+              <w:rPr>
+                <w:rFonts w:ascii="Cambria Math" w:hAnsi="Cambria Math"/>
+                <w:i/>
+                <w:sz w:val="20"/>
+                <w:szCs w:val="20"/>
+              </w:rPr>
+            </m:ctrlPr>
+          </m:dPr>
+          <m:e>
+            <m:r>
+              <w:rPr>
+                <w:rFonts w:ascii="Cambria Math" w:hAnsi="Cambria Math"/>
+                <w:sz w:val="20"/>
+                <w:szCs w:val="20"/>
+              </w:rPr>
+              <m:t>a|s</m:t>
+            </m:r>
+          </m:e>
+        </m:d>
+      </m:oMath>
+      <w:r>
+        <w:rPr>
+          <w:sz w:val="20"/>
+          <w:szCs w:val="20"/>
+        </w:rPr>
+        <w:t xml:space="preserve"> is an ordinary function which defines a probability distribution over </w:t>
+      </w:r>
+      <m:oMath>
+        <m:r>
+          <w:rPr>
+            <w:rFonts w:ascii="Cambria Math" w:hAnsi="Cambria Math"/>
+            <w:sz w:val="20"/>
+            <w:szCs w:val="20"/>
+          </w:rPr>
+          <m:t>a∈</m:t>
+        </m:r>
+        <m:r>
+          <m:rPr>
+            <m:scr m:val="script"/>
+          </m:rPr>
+          <w:rPr>
+            <w:rFonts w:ascii="Cambria Math" w:hAnsi="Cambria Math"/>
+            <w:sz w:val="20"/>
+            <w:szCs w:val="20"/>
+          </w:rPr>
+          <m:t>A</m:t>
+        </m:r>
+        <m:d>
+          <m:dPr>
+            <m:ctrlPr>
+              <w:rPr>
+                <w:rFonts w:ascii="Cambria Math" w:hAnsi="Cambria Math"/>
+                <w:i/>
+                <w:sz w:val="20"/>
+                <w:szCs w:val="20"/>
+              </w:rPr>
+            </m:ctrlPr>
+          </m:dPr>
+          <m:e>
+            <m:r>
+              <w:rPr>
+                <w:rFonts w:ascii="Cambria Math" w:hAnsi="Cambria Math"/>
+                <w:sz w:val="20"/>
+                <w:szCs w:val="20"/>
+              </w:rPr>
+              <m:t>s</m:t>
+            </m:r>
+          </m:e>
+        </m:d>
+      </m:oMath>
+      <w:r>
+        <w:rPr>
+          <w:sz w:val="20"/>
+          <w:szCs w:val="20"/>
+        </w:rPr>
+        <w:t xml:space="preserve"> for each </w:t>
+      </w:r>
+      <m:oMath>
+        <m:r>
+          <w:rPr>
+            <w:rFonts w:ascii="Cambria Math" w:hAnsi="Cambria Math"/>
+            <w:sz w:val="20"/>
+            <w:szCs w:val="20"/>
+          </w:rPr>
+          <m:t>s∈</m:t>
+        </m:r>
+        <m:r>
+          <m:rPr>
+            <m:scr m:val="script"/>
+          </m:rPr>
+          <w:rPr>
+            <w:rFonts w:ascii="Cambria Math" w:hAnsi="Cambria Math"/>
+            <w:sz w:val="20"/>
+            <w:szCs w:val="20"/>
+          </w:rPr>
+          <m:t>S</m:t>
+        </m:r>
+      </m:oMath>
+      <w:r>
+        <w:rPr>
+          <w:sz w:val="20"/>
+          <w:szCs w:val="20"/>
+        </w:rPr>
+        <w:t>.</w:t>
+      </w:r>
+    </w:p>
+    <w:p>
+      <w:pPr>
+        <w:rPr>
+          <w:rFonts w:eastAsiaTheme="minorEastAsia"/>
+        </w:rPr>
+      </w:pPr>
+    </w:p>
+    <w:p>
+      <w:pPr>
+        <w:rPr>
+          <w:rFonts w:eastAsiaTheme="minorEastAsia"/>
+        </w:rPr>
+      </w:pPr>
       <w:r>
         <w:rPr>
           <w:rFonts w:eastAsiaTheme="minorEastAsia"/>
@@ -2590,7 +2965,19 @@
         <w:rPr>
           <w:rFonts w:eastAsiaTheme="minorEastAsia"/>
         </w:rPr>
-        <w:t xml:space="preserve">  In the discounted reward setting, the cost function </w:t>
+        <w:t xml:space="preserve">  In the discounted reward setting, the </w:t>
+      </w:r>
+      <w:r>
+        <w:rPr>
+          <w:rFonts w:eastAsiaTheme="minorEastAsia"/>
+        </w:rPr>
+        <w:t>reward</w:t>
+      </w:r>
+      <w:r>
+        <w:rPr>
+          <w:rFonts w:eastAsiaTheme="minorEastAsia"/>
+        </w:rPr>
+        <w:t xml:space="preserve"> function </w:t>
       </w:r>
       <m:oMath>
         <m:r>
@@ -3638,6 +4025,7 @@
         <w:rPr>
           <w:rFonts w:eastAsiaTheme="minorEastAsia"/>
         </w:rPr>
+        <w:lastRenderedPageBreak/>
         <w:t xml:space="preserve">   During learning the agent will have to estimate the cost-to-go function </w:t>
       </w:r>
       <m:oMath>
@@ -6432,6 +6820,370 @@
         </w:rPr>
         <w:t>This equation is known as the Bellman’s equation. The derivation of (a1.bel.1) is shown below:</w:t>
       </w:r>
+    </w:p>
+    <w:p>
+      <w:pPr>
+        <w:rPr>
+          <w:rFonts w:eastAsiaTheme="minorEastAsia"/>
+        </w:rPr>
+      </w:pPr>
+    </w:p>
+    <w:p>
+      <w:pPr>
+        <w:rPr>
+          <w:rFonts w:eastAsiaTheme="minorEastAsia"/>
+        </w:rPr>
+      </w:pPr>
+      <m:oMathPara>
+        <m:oMath>
+          <m:sSub>
+            <m:sSubPr>
+              <m:ctrlPr>
+                <w:rPr>
+                  <w:rFonts w:ascii="Cambria Math" w:eastAsiaTheme="minorEastAsia" w:hAnsi="Cambria Math"/>
+                  <w:i/>
+                </w:rPr>
+              </m:ctrlPr>
+            </m:sSubPr>
+            <m:e>
+              <m:r>
+                <w:rPr>
+                  <w:rFonts w:ascii="Cambria Math" w:eastAsiaTheme="minorEastAsia" w:hAnsi="Cambria Math"/>
+                </w:rPr>
+                <m:t>E</m:t>
+              </m:r>
+            </m:e>
+            <m:sub>
+              <m:r>
+                <w:rPr>
+                  <w:rFonts w:ascii="Cambria Math" w:eastAsiaTheme="minorEastAsia" w:hAnsi="Cambria Math"/>
+                </w:rPr>
+                <m:t>u,</m:t>
+              </m:r>
+              <m:sSup>
+                <m:sSupPr>
+                  <m:ctrlPr>
+                    <w:rPr>
+                      <w:rFonts w:ascii="Cambria Math" w:eastAsiaTheme="minorEastAsia" w:hAnsi="Cambria Math"/>
+                      <w:i/>
+                    </w:rPr>
+                  </m:ctrlPr>
+                </m:sSupPr>
+                <m:e>
+                  <m:r>
+                    <w:rPr>
+                      <w:rFonts w:ascii="Cambria Math" w:eastAsiaTheme="minorEastAsia" w:hAnsi="Cambria Math"/>
+                    </w:rPr>
+                    <m:t>x</m:t>
+                  </m:r>
+                </m:e>
+                <m:sup>
+                  <m:r>
+                    <w:rPr>
+                      <w:rFonts w:ascii="Cambria Math" w:eastAsiaTheme="minorEastAsia" w:hAnsi="Cambria Math"/>
+                    </w:rPr>
+                    <m:t>'</m:t>
+                  </m:r>
+                </m:sup>
+              </m:sSup>
+            </m:sub>
+          </m:sSub>
+          <m:d>
+            <m:dPr>
+              <m:begChr m:val="{"/>
+              <m:endChr m:val="}"/>
+              <m:ctrlPr>
+                <w:rPr>
+                  <w:rFonts w:ascii="Cambria Math" w:eastAsiaTheme="minorEastAsia" w:hAnsi="Cambria Math"/>
+                  <w:i/>
+                </w:rPr>
+              </m:ctrlPr>
+            </m:dPr>
+            <m:e>
+              <m:r>
+                <w:rPr>
+                  <w:rFonts w:ascii="Cambria Math" w:eastAsiaTheme="minorEastAsia" w:hAnsi="Cambria Math"/>
+                </w:rPr>
+                <m:t>ρ</m:t>
+              </m:r>
+              <m:d>
+                <m:dPr>
+                  <m:ctrlPr>
+                    <w:rPr>
+                      <w:rFonts w:ascii="Cambria Math" w:eastAsiaTheme="minorEastAsia" w:hAnsi="Cambria Math"/>
+                      <w:i/>
+                    </w:rPr>
+                  </m:ctrlPr>
+                </m:dPr>
+                <m:e>
+                  <m:r>
+                    <w:rPr>
+                      <w:rFonts w:ascii="Cambria Math" w:eastAsiaTheme="minorEastAsia" w:hAnsi="Cambria Math"/>
+                    </w:rPr>
+                    <m:t>x,u,</m:t>
+                  </m:r>
+                  <m:sSup>
+                    <m:sSupPr>
+                      <m:ctrlPr>
+                        <w:rPr>
+                          <w:rFonts w:ascii="Cambria Math" w:eastAsiaTheme="minorEastAsia" w:hAnsi="Cambria Math"/>
+                          <w:i/>
+                        </w:rPr>
+                      </m:ctrlPr>
+                    </m:sSupPr>
+                    <m:e>
+                      <m:r>
+                        <w:rPr>
+                          <w:rFonts w:ascii="Cambria Math" w:eastAsiaTheme="minorEastAsia" w:hAnsi="Cambria Math"/>
+                        </w:rPr>
+                        <m:t>x</m:t>
+                      </m:r>
+                    </m:e>
+                    <m:sup>
+                      <m:r>
+                        <w:rPr>
+                          <w:rFonts w:ascii="Cambria Math" w:eastAsiaTheme="minorEastAsia" w:hAnsi="Cambria Math"/>
+                        </w:rPr>
+                        <m:t>'</m:t>
+                      </m:r>
+                    </m:sup>
+                  </m:sSup>
+                </m:e>
+              </m:d>
+            </m:e>
+          </m:d>
+          <m:r>
+            <w:rPr>
+              <w:rFonts w:ascii="Cambria Math" w:eastAsiaTheme="minorEastAsia" w:hAnsi="Cambria Math"/>
+            </w:rPr>
+            <m:t>=</m:t>
+          </m:r>
+          <m:nary>
+            <m:naryPr>
+              <m:limLoc m:val="subSup"/>
+              <m:ctrlPr>
+                <w:rPr>
+                  <w:rFonts w:ascii="Cambria Math" w:eastAsiaTheme="minorEastAsia" w:hAnsi="Cambria Math"/>
+                  <w:i/>
+                </w:rPr>
+              </m:ctrlPr>
+            </m:naryPr>
+            <m:sub>
+              <m:r>
+                <w:rPr>
+                  <w:rFonts w:ascii="Cambria Math" w:eastAsiaTheme="minorEastAsia" w:hAnsi="Cambria Math"/>
+                </w:rPr>
+                <m:t>U</m:t>
+              </m:r>
+            </m:sub>
+            <m:sup/>
+            <m:e>
+              <m:r>
+                <w:rPr>
+                  <w:rFonts w:ascii="Cambria Math" w:eastAsiaTheme="minorEastAsia" w:hAnsi="Cambria Math"/>
+                </w:rPr>
+                <m:t>π</m:t>
+              </m:r>
+              <m:d>
+                <m:dPr>
+                  <m:ctrlPr>
+                    <w:rPr>
+                      <w:rFonts w:ascii="Cambria Math" w:eastAsiaTheme="minorEastAsia" w:hAnsi="Cambria Math"/>
+                      <w:i/>
+                    </w:rPr>
+                  </m:ctrlPr>
+                </m:dPr>
+                <m:e>
+                  <m:r>
+                    <w:rPr>
+                      <w:rFonts w:ascii="Cambria Math" w:eastAsiaTheme="minorEastAsia" w:hAnsi="Cambria Math"/>
+                    </w:rPr>
+                    <m:t>x</m:t>
+                  </m:r>
+                  <m:r>
+                    <w:rPr>
+                      <w:rFonts w:ascii="Cambria Math" w:eastAsiaTheme="minorEastAsia" w:hAnsi="Cambria Math"/>
+                    </w:rPr>
+                    <m:t>,u</m:t>
+                  </m:r>
+                </m:e>
+              </m:d>
+            </m:e>
+          </m:nary>
+          <m:nary>
+            <m:naryPr>
+              <m:limLoc m:val="subSup"/>
+              <m:ctrlPr>
+                <w:rPr>
+                  <w:rFonts w:ascii="Cambria Math" w:eastAsiaTheme="minorEastAsia" w:hAnsi="Cambria Math"/>
+                  <w:i/>
+                </w:rPr>
+              </m:ctrlPr>
+            </m:naryPr>
+            <m:sub>
+              <m:r>
+                <w:rPr>
+                  <w:rFonts w:ascii="Cambria Math" w:eastAsiaTheme="minorEastAsia" w:hAnsi="Cambria Math"/>
+                </w:rPr>
+                <m:t>X</m:t>
+              </m:r>
+            </m:sub>
+            <m:sup/>
+            <m:e>
+              <m:r>
+                <w:rPr>
+                  <w:rFonts w:ascii="Cambria Math" w:eastAsiaTheme="minorEastAsia" w:hAnsi="Cambria Math"/>
+                </w:rPr>
+                <m:t>f</m:t>
+              </m:r>
+              <m:d>
+                <m:dPr>
+                  <m:ctrlPr>
+                    <w:rPr>
+                      <w:rFonts w:ascii="Cambria Math" w:eastAsiaTheme="minorEastAsia" w:hAnsi="Cambria Math"/>
+                      <w:i/>
+                    </w:rPr>
+                  </m:ctrlPr>
+                </m:dPr>
+                <m:e>
+                  <m:r>
+                    <w:rPr>
+                      <w:rFonts w:ascii="Cambria Math" w:eastAsiaTheme="minorEastAsia" w:hAnsi="Cambria Math"/>
+                    </w:rPr>
+                    <m:t>x</m:t>
+                  </m:r>
+                  <m:r>
+                    <w:rPr>
+                      <w:rFonts w:ascii="Cambria Math" w:eastAsiaTheme="minorEastAsia" w:hAnsi="Cambria Math"/>
+                    </w:rPr>
+                    <m:t>,u,</m:t>
+                  </m:r>
+                  <m:sSup>
+                    <m:sSupPr>
+                      <m:ctrlPr>
+                        <w:rPr>
+                          <w:rFonts w:ascii="Cambria Math" w:eastAsiaTheme="minorEastAsia" w:hAnsi="Cambria Math"/>
+                          <w:i/>
+                        </w:rPr>
+                      </m:ctrlPr>
+                    </m:sSupPr>
+                    <m:e>
+                      <m:r>
+                        <w:rPr>
+                          <w:rFonts w:ascii="Cambria Math" w:eastAsiaTheme="minorEastAsia" w:hAnsi="Cambria Math"/>
+                        </w:rPr>
+                        <m:t>x</m:t>
+                      </m:r>
+                    </m:e>
+                    <m:sup>
+                      <m:r>
+                        <w:rPr>
+                          <w:rFonts w:ascii="Cambria Math" w:eastAsiaTheme="minorEastAsia" w:hAnsi="Cambria Math"/>
+                        </w:rPr>
+                        <m:t>'</m:t>
+                      </m:r>
+                    </m:sup>
+                  </m:sSup>
+                </m:e>
+              </m:d>
+              <m:r>
+                <w:rPr>
+                  <w:rFonts w:ascii="Cambria Math" w:eastAsiaTheme="minorEastAsia" w:hAnsi="Cambria Math"/>
+                </w:rPr>
+                <m:t>ρ</m:t>
+              </m:r>
+              <m:d>
+                <m:dPr>
+                  <m:ctrlPr>
+                    <w:rPr>
+                      <w:rFonts w:ascii="Cambria Math" w:eastAsiaTheme="minorEastAsia" w:hAnsi="Cambria Math"/>
+                      <w:i/>
+                    </w:rPr>
+                  </m:ctrlPr>
+                </m:dPr>
+                <m:e>
+                  <m:r>
+                    <w:rPr>
+                      <w:rFonts w:ascii="Cambria Math" w:eastAsiaTheme="minorEastAsia" w:hAnsi="Cambria Math"/>
+                    </w:rPr>
+                    <m:t>x</m:t>
+                  </m:r>
+                  <m:r>
+                    <w:rPr>
+                      <w:rFonts w:ascii="Cambria Math" w:eastAsiaTheme="minorEastAsia" w:hAnsi="Cambria Math"/>
+                    </w:rPr>
+                    <m:t>,u,</m:t>
+                  </m:r>
+                  <m:sSup>
+                    <m:sSupPr>
+                      <m:ctrlPr>
+                        <w:rPr>
+                          <w:rFonts w:ascii="Cambria Math" w:eastAsiaTheme="minorEastAsia" w:hAnsi="Cambria Math"/>
+                          <w:i/>
+                        </w:rPr>
+                      </m:ctrlPr>
+                    </m:sSupPr>
+                    <m:e>
+                      <m:r>
+                        <w:rPr>
+                          <w:rFonts w:ascii="Cambria Math" w:eastAsiaTheme="minorEastAsia" w:hAnsi="Cambria Math"/>
+                        </w:rPr>
+                        <m:t>x</m:t>
+                      </m:r>
+                    </m:e>
+                    <m:sup>
+                      <m:r>
+                        <w:rPr>
+                          <w:rFonts w:ascii="Cambria Math" w:eastAsiaTheme="minorEastAsia" w:hAnsi="Cambria Math"/>
+                        </w:rPr>
+                        <m:t>'</m:t>
+                      </m:r>
+                    </m:sup>
+                  </m:sSup>
+                </m:e>
+              </m:d>
+              <m:r>
+                <w:rPr>
+                  <w:rFonts w:ascii="Cambria Math" w:eastAsiaTheme="minorEastAsia" w:hAnsi="Cambria Math"/>
+                </w:rPr>
+                <m:t xml:space="preserve"> d</m:t>
+              </m:r>
+              <m:sSup>
+                <m:sSupPr>
+                  <m:ctrlPr>
+                    <w:rPr>
+                      <w:rFonts w:ascii="Cambria Math" w:eastAsiaTheme="minorEastAsia" w:hAnsi="Cambria Math"/>
+                      <w:i/>
+                    </w:rPr>
+                  </m:ctrlPr>
+                </m:sSupPr>
+                <m:e>
+                  <m:r>
+                    <w:rPr>
+                      <w:rFonts w:ascii="Cambria Math" w:eastAsiaTheme="minorEastAsia" w:hAnsi="Cambria Math"/>
+                    </w:rPr>
+                    <m:t>x</m:t>
+                  </m:r>
+                </m:e>
+                <m:sup>
+                  <m:r>
+                    <w:rPr>
+                      <w:rFonts w:ascii="Cambria Math" w:eastAsiaTheme="minorEastAsia" w:hAnsi="Cambria Math"/>
+                    </w:rPr>
+                    <m:t>'</m:t>
+                  </m:r>
+                </m:sup>
+              </m:sSup>
+              <m:r>
+                <w:rPr>
+                  <w:rFonts w:ascii="Cambria Math" w:eastAsiaTheme="minorEastAsia" w:hAnsi="Cambria Math"/>
+                </w:rPr>
+                <m:t xml:space="preserve">du </m:t>
+              </m:r>
+            </m:e>
+          </m:nary>
+        </m:oMath>
+      </m:oMathPara>
     </w:p>
     <w:p>
       <w:pPr>
@@ -6571,6 +7323,7 @@
         <w:rPr>
           <w:color w:val="auto"/>
         </w:rPr>
+        <w:lastRenderedPageBreak/>
         <w:t>Generaliz</w:t>
       </w:r>
       <w:r>

--- a/docs/Agentic_Workflows_wtith_RL_Loop.docx
+++ b/docs/Agentic_Workflows_wtith_RL_Loop.docx
@@ -2106,11 +2106,35 @@
           <w:rFonts w:eastAsiaTheme="minorEastAsia"/>
         </w:rPr>
       </w:pPr>
-      <w:r>
-        <w:rPr>
-          <w:rFonts w:eastAsiaTheme="minorEastAsia"/>
-        </w:rPr>
-        <w:t xml:space="preserve">  </w:t>
+    </w:p>
+    <w:p>
+      <w:pPr>
+        <w:rPr>
+          <w:rFonts w:eastAsiaTheme="minorEastAsia"/>
+          <w:b/>
+          <w:bCs/>
+        </w:rPr>
+      </w:pPr>
+      <w:r>
+        <w:rPr>
+          <w:rFonts w:eastAsiaTheme="minorEastAsia"/>
+          <w:b/>
+          <w:bCs/>
+        </w:rPr>
+        <w:t xml:space="preserve">Policy </w:t>
+      </w:r>
+    </w:p>
+    <w:p>
+      <w:pPr>
+        <w:rPr>
+          <w:rFonts w:eastAsiaTheme="minorEastAsia"/>
+        </w:rPr>
+      </w:pPr>
+      <w:r>
+        <w:rPr>
+          <w:rFonts w:eastAsiaTheme="minorEastAsia"/>
+        </w:rPr>
+        <w:t xml:space="preserve"> </w:t>
       </w:r>
       <w:r>
         <w:rPr>
@@ -2238,32 +2262,6 @@
           <w:rFonts w:eastAsiaTheme="minorEastAsia"/>
         </w:rPr>
         <w:t>.</w:t>
-      </w:r>
-    </w:p>
-    <w:p>
-      <w:pPr>
-        <w:rPr>
-          <w:rFonts w:eastAsiaTheme="minorEastAsia"/>
-        </w:rPr>
-      </w:pPr>
-    </w:p>
-    <w:p>
-      <w:r>
-        <w:rPr>
-          <w:b/>
-          <w:bCs/>
-        </w:rPr>
-        <w:t>Definition</w:t>
-      </w:r>
-      <w:r>
-        <w:t xml:space="preserve"> </w:t>
-      </w:r>
-      <w:r>
-        <w:rPr>
-          <w:i/>
-          <w:iCs/>
-        </w:rPr>
-        <w:t>Policy</w:t>
       </w:r>
     </w:p>
     <w:p>

--- a/docs/Agentic_Workflows_wtith_RL_Loop.docx
+++ b/docs/Agentic_Workflows_wtith_RL_Loop.docx
@@ -1296,6 +1296,244 @@
         </w:rPr>
         <w:t xml:space="preserve"> are constants in time.</w:t>
       </w:r>
+      <w:r>
+        <w:rPr>
+          <w:rFonts w:eastAsiaTheme="minorEastAsia"/>
+        </w:rPr>
+        <w:t xml:space="preserve"> Note that in case state space is discrete we will use state transition distribution </w:t>
+      </w:r>
+      <m:oMath>
+        <m:r>
+          <w:rPr>
+            <w:rFonts w:ascii="Cambria Math" w:eastAsiaTheme="minorEastAsia" w:hAnsi="Cambria Math"/>
+          </w:rPr>
+          <m:t>p</m:t>
+        </m:r>
+        <m:d>
+          <m:dPr>
+            <m:ctrlPr>
+              <w:rPr>
+                <w:rFonts w:ascii="Cambria Math" w:eastAsiaTheme="minorEastAsia" w:hAnsi="Cambria Math"/>
+                <w:i/>
+              </w:rPr>
+            </m:ctrlPr>
+          </m:dPr>
+          <m:e>
+            <m:sSub>
+              <m:sSubPr>
+                <m:ctrlPr>
+                  <w:rPr>
+                    <w:rFonts w:ascii="Cambria Math" w:eastAsiaTheme="minorEastAsia" w:hAnsi="Cambria Math"/>
+                    <w:i/>
+                  </w:rPr>
+                </m:ctrlPr>
+              </m:sSubPr>
+              <m:e>
+                <m:r>
+                  <w:rPr>
+                    <w:rFonts w:ascii="Cambria Math" w:eastAsiaTheme="minorEastAsia" w:hAnsi="Cambria Math"/>
+                  </w:rPr>
+                  <m:t>x</m:t>
+                </m:r>
+              </m:e>
+              <m:sub>
+                <m:r>
+                  <w:rPr>
+                    <w:rFonts w:ascii="Cambria Math" w:eastAsiaTheme="minorEastAsia" w:hAnsi="Cambria Math"/>
+                  </w:rPr>
+                  <m:t>t+1</m:t>
+                </m:r>
+              </m:sub>
+            </m:sSub>
+            <m:r>
+              <w:rPr>
+                <w:rFonts w:ascii="Cambria Math" w:eastAsiaTheme="minorEastAsia" w:hAnsi="Cambria Math"/>
+              </w:rPr>
+              <m:t>|</m:t>
+            </m:r>
+            <m:sSub>
+              <m:sSubPr>
+                <m:ctrlPr>
+                  <w:rPr>
+                    <w:rFonts w:ascii="Cambria Math" w:eastAsiaTheme="minorEastAsia" w:hAnsi="Cambria Math"/>
+                    <w:i/>
+                  </w:rPr>
+                </m:ctrlPr>
+              </m:sSubPr>
+              <m:e>
+                <m:sSub>
+                  <m:sSubPr>
+                    <m:ctrlPr>
+                      <w:rPr>
+                        <w:rFonts w:ascii="Cambria Math" w:eastAsiaTheme="minorEastAsia" w:hAnsi="Cambria Math"/>
+                        <w:i/>
+                      </w:rPr>
+                    </m:ctrlPr>
+                  </m:sSubPr>
+                  <m:e>
+                    <m:r>
+                      <w:rPr>
+                        <w:rFonts w:ascii="Cambria Math" w:eastAsiaTheme="minorEastAsia" w:hAnsi="Cambria Math"/>
+                      </w:rPr>
+                      <m:t>u</m:t>
+                    </m:r>
+                  </m:e>
+                  <m:sub>
+                    <m:r>
+                      <w:rPr>
+                        <w:rFonts w:ascii="Cambria Math" w:eastAsiaTheme="minorEastAsia" w:hAnsi="Cambria Math"/>
+                      </w:rPr>
+                      <m:t>t</m:t>
+                    </m:r>
+                  </m:sub>
+                </m:sSub>
+                <m:r>
+                  <w:rPr>
+                    <w:rFonts w:ascii="Cambria Math" w:eastAsiaTheme="minorEastAsia" w:hAnsi="Cambria Math"/>
+                  </w:rPr>
+                  <m:t xml:space="preserve">, </m:t>
+                </m:r>
+                <m:r>
+                  <w:rPr>
+                    <w:rFonts w:ascii="Cambria Math" w:eastAsiaTheme="minorEastAsia" w:hAnsi="Cambria Math"/>
+                  </w:rPr>
+                  <m:t>x</m:t>
+                </m:r>
+              </m:e>
+              <m:sub>
+                <m:r>
+                  <w:rPr>
+                    <w:rFonts w:ascii="Cambria Math" w:eastAsiaTheme="minorEastAsia" w:hAnsi="Cambria Math"/>
+                  </w:rPr>
+                  <m:t>t</m:t>
+                </m:r>
+              </m:sub>
+            </m:sSub>
+          </m:e>
+        </m:d>
+      </m:oMath>
+      <w:r>
+        <w:rPr>
+          <w:rFonts w:eastAsiaTheme="minorEastAsia"/>
+        </w:rPr>
+        <w:t xml:space="preserve"> instead of density function </w:t>
+      </w:r>
+      <m:oMath>
+        <m:r>
+          <w:rPr>
+            <w:rFonts w:ascii="Cambria Math" w:hAnsi="Cambria Math"/>
+          </w:rPr>
+          <m:t>f</m:t>
+        </m:r>
+        <m:d>
+          <m:dPr>
+            <m:ctrlPr>
+              <w:rPr>
+                <w:rFonts w:ascii="Cambria Math" w:hAnsi="Cambria Math"/>
+                <w:i/>
+              </w:rPr>
+            </m:ctrlPr>
+          </m:dPr>
+          <m:e>
+            <m:sSub>
+              <m:sSubPr>
+                <m:ctrlPr>
+                  <w:rPr>
+                    <w:rFonts w:ascii="Cambria Math" w:hAnsi="Cambria Math"/>
+                    <w:i/>
+                  </w:rPr>
+                </m:ctrlPr>
+              </m:sSubPr>
+              <m:e>
+                <m:sSub>
+                  <m:sSubPr>
+                    <m:ctrlPr>
+                      <w:rPr>
+                        <w:rFonts w:ascii="Cambria Math" w:eastAsiaTheme="minorEastAsia" w:hAnsi="Cambria Math"/>
+                        <w:i/>
+                      </w:rPr>
+                    </m:ctrlPr>
+                  </m:sSubPr>
+                  <m:e>
+                    <m:r>
+                      <w:rPr>
+                        <w:rFonts w:ascii="Cambria Math" w:eastAsiaTheme="minorEastAsia" w:hAnsi="Cambria Math"/>
+                      </w:rPr>
+                      <m:t>x</m:t>
+                    </m:r>
+                  </m:e>
+                  <m:sub>
+                    <m:r>
+                      <w:rPr>
+                        <w:rFonts w:ascii="Cambria Math" w:eastAsiaTheme="minorEastAsia" w:hAnsi="Cambria Math"/>
+                      </w:rPr>
+                      <m:t>t+1</m:t>
+                    </m:r>
+                  </m:sub>
+                </m:sSub>
+                <m:r>
+                  <w:rPr>
+                    <w:rFonts w:ascii="Cambria Math" w:hAnsi="Cambria Math"/>
+                  </w:rPr>
+                  <m:t>,</m:t>
+                </m:r>
+                <m:sSub>
+                  <m:sSubPr>
+                    <m:ctrlPr>
+                      <w:rPr>
+                        <w:rFonts w:ascii="Cambria Math" w:hAnsi="Cambria Math"/>
+                        <w:i/>
+                      </w:rPr>
+                    </m:ctrlPr>
+                  </m:sSubPr>
+                  <m:e>
+                    <m:r>
+                      <w:rPr>
+                        <w:rFonts w:ascii="Cambria Math" w:hAnsi="Cambria Math"/>
+                      </w:rPr>
+                      <m:t>u</m:t>
+                    </m:r>
+                  </m:e>
+                  <m:sub>
+                    <m:r>
+                      <w:rPr>
+                        <w:rFonts w:ascii="Cambria Math" w:hAnsi="Cambria Math"/>
+                      </w:rPr>
+                      <m:t>t</m:t>
+                    </m:r>
+                  </m:sub>
+                </m:sSub>
+                <m:r>
+                  <w:rPr>
+                    <w:rFonts w:ascii="Cambria Math" w:hAnsi="Cambria Math"/>
+                  </w:rPr>
+                  <m:t xml:space="preserve">, </m:t>
+                </m:r>
+                <m:r>
+                  <w:rPr>
+                    <w:rFonts w:ascii="Cambria Math" w:hAnsi="Cambria Math"/>
+                  </w:rPr>
+                  <m:t>x</m:t>
+                </m:r>
+              </m:e>
+              <m:sub>
+                <m:r>
+                  <w:rPr>
+                    <w:rFonts w:ascii="Cambria Math" w:hAnsi="Cambria Math"/>
+                  </w:rPr>
+                  <m:t>t</m:t>
+                </m:r>
+              </m:sub>
+            </m:sSub>
+          </m:e>
+        </m:d>
+      </m:oMath>
+      <w:r>
+        <w:rPr>
+          <w:rFonts w:eastAsiaTheme="minorEastAsia"/>
+        </w:rPr>
+        <w:t>.</w:t>
+      </w:r>
     </w:p>
     <w:p>
       <w:r>
@@ -1568,43 +1806,43 @@
                 </m:ctrlPr>
               </m:sSubPr>
               <m:e>
+                <m:sSub>
+                  <m:sSubPr>
+                    <m:ctrlPr>
+                      <w:rPr>
+                        <w:rFonts w:ascii="Cambria Math" w:hAnsi="Cambria Math"/>
+                        <w:i/>
+                      </w:rPr>
+                    </m:ctrlPr>
+                  </m:sSubPr>
+                  <m:e>
+                    <m:r>
+                      <w:rPr>
+                        <w:rFonts w:ascii="Cambria Math" w:hAnsi="Cambria Math"/>
+                      </w:rPr>
+                      <m:t>u</m:t>
+                    </m:r>
+                  </m:e>
+                  <m:sub>
+                    <m:r>
+                      <w:rPr>
+                        <w:rFonts w:ascii="Cambria Math" w:hAnsi="Cambria Math"/>
+                      </w:rPr>
+                      <m:t>k</m:t>
+                    </m:r>
+                  </m:sub>
+                </m:sSub>
                 <m:r>
                   <w:rPr>
                     <w:rFonts w:ascii="Cambria Math" w:hAnsi="Cambria Math"/>
                   </w:rPr>
+                  <m:t xml:space="preserve">, </m:t>
+                </m:r>
+                <m:r>
+                  <w:rPr>
+                    <w:rFonts w:ascii="Cambria Math" w:hAnsi="Cambria Math"/>
+                  </w:rPr>
                   <m:t>x</m:t>
-                </m:r>
-              </m:e>
-              <m:sub>
-                <m:r>
-                  <w:rPr>
-                    <w:rFonts w:ascii="Cambria Math" w:hAnsi="Cambria Math"/>
-                  </w:rPr>
-                  <m:t>k</m:t>
-                </m:r>
-              </m:sub>
-            </m:sSub>
-            <m:r>
-              <w:rPr>
-                <w:rFonts w:ascii="Cambria Math" w:hAnsi="Cambria Math"/>
-              </w:rPr>
-              <m:t>,</m:t>
-            </m:r>
-            <m:sSub>
-              <m:sSubPr>
-                <m:ctrlPr>
-                  <w:rPr>
-                    <w:rFonts w:ascii="Cambria Math" w:hAnsi="Cambria Math"/>
-                    <w:i/>
-                  </w:rPr>
-                </m:ctrlPr>
-              </m:sSubPr>
-              <m:e>
-                <m:r>
-                  <w:rPr>
-                    <w:rFonts w:ascii="Cambria Math" w:hAnsi="Cambria Math"/>
-                  </w:rPr>
-                  <m:t>u</m:t>
                 </m:r>
               </m:e>
               <m:sub>
@@ -1690,6 +1928,70 @@
                     </m:ctrlPr>
                   </m:sSubPr>
                   <m:e>
+                    <m:sSup>
+                      <m:sSupPr>
+                        <m:ctrlPr>
+                          <w:rPr>
+                            <w:rFonts w:ascii="Cambria Math" w:hAnsi="Cambria Math"/>
+                            <w:i/>
+                          </w:rPr>
+                        </m:ctrlPr>
+                      </m:sSupPr>
+                      <m:e>
+                        <m:r>
+                          <w:rPr>
+                            <w:rFonts w:ascii="Cambria Math" w:hAnsi="Cambria Math"/>
+                          </w:rPr>
+                          <m:t>x</m:t>
+                        </m:r>
+                      </m:e>
+                      <m:sup>
+                        <m:r>
+                          <w:rPr>
+                            <w:rFonts w:ascii="Cambria Math" w:hAnsi="Cambria Math"/>
+                          </w:rPr>
+                          <m:t>'</m:t>
+                        </m:r>
+                      </m:sup>
+                    </m:sSup>
+                    <m:r>
+                      <w:rPr>
+                        <w:rFonts w:ascii="Cambria Math" w:hAnsi="Cambria Math"/>
+                      </w:rPr>
+                      <m:t xml:space="preserve">, </m:t>
+                    </m:r>
+                    <m:sSub>
+                      <m:sSubPr>
+                        <m:ctrlPr>
+                          <w:rPr>
+                            <w:rFonts w:ascii="Cambria Math" w:hAnsi="Cambria Math"/>
+                            <w:i/>
+                          </w:rPr>
+                        </m:ctrlPr>
+                      </m:sSubPr>
+                      <m:e>
+                        <m:r>
+                          <w:rPr>
+                            <w:rFonts w:ascii="Cambria Math" w:hAnsi="Cambria Math"/>
+                          </w:rPr>
+                          <m:t>u</m:t>
+                        </m:r>
+                      </m:e>
+                      <m:sub>
+                        <m:r>
+                          <w:rPr>
+                            <w:rFonts w:ascii="Cambria Math" w:hAnsi="Cambria Math"/>
+                          </w:rPr>
+                          <m:t>k</m:t>
+                        </m:r>
+                      </m:sub>
+                    </m:sSub>
+                    <m:r>
+                      <w:rPr>
+                        <w:rFonts w:ascii="Cambria Math" w:hAnsi="Cambria Math"/>
+                      </w:rPr>
+                      <m:t xml:space="preserve">, </m:t>
+                    </m:r>
                     <m:r>
                       <w:rPr>
                         <w:rFonts w:ascii="Cambria Math" w:hAnsi="Cambria Math"/>
@@ -1712,64 +2014,6 @@
                   </w:rPr>
                   <m:t>,</m:t>
                 </m:r>
-                <m:sSub>
-                  <m:sSubPr>
-                    <m:ctrlPr>
-                      <w:rPr>
-                        <w:rFonts w:ascii="Cambria Math" w:hAnsi="Cambria Math"/>
-                        <w:i/>
-                      </w:rPr>
-                    </m:ctrlPr>
-                  </m:sSubPr>
-                  <m:e>
-                    <m:r>
-                      <w:rPr>
-                        <w:rFonts w:ascii="Cambria Math" w:hAnsi="Cambria Math"/>
-                      </w:rPr>
-                      <m:t>u</m:t>
-                    </m:r>
-                  </m:e>
-                  <m:sub>
-                    <m:r>
-                      <w:rPr>
-                        <w:rFonts w:ascii="Cambria Math" w:hAnsi="Cambria Math"/>
-                      </w:rPr>
-                      <m:t>k</m:t>
-                    </m:r>
-                  </m:sub>
-                </m:sSub>
-                <m:r>
-                  <w:rPr>
-                    <w:rFonts w:ascii="Cambria Math" w:hAnsi="Cambria Math"/>
-                  </w:rPr>
-                  <m:t>,</m:t>
-                </m:r>
-                <m:sSup>
-                  <m:sSupPr>
-                    <m:ctrlPr>
-                      <w:rPr>
-                        <w:rFonts w:ascii="Cambria Math" w:hAnsi="Cambria Math"/>
-                        <w:i/>
-                      </w:rPr>
-                    </m:ctrlPr>
-                  </m:sSupPr>
-                  <m:e>
-                    <m:r>
-                      <w:rPr>
-                        <w:rFonts w:ascii="Cambria Math" w:hAnsi="Cambria Math"/>
-                      </w:rPr>
-                      <m:t>x</m:t>
-                    </m:r>
-                  </m:e>
-                  <m:sup>
-                    <m:r>
-                      <w:rPr>
-                        <w:rFonts w:ascii="Cambria Math" w:hAnsi="Cambria Math"/>
-                      </w:rPr>
-                      <m:t>'</m:t>
-                    </m:r>
-                  </m:sup>
-                </m:sSup>
               </m:e>
             </m:d>
             <m:r>
@@ -1952,6 +2196,82 @@
                 </m:ctrlPr>
               </m:sSubPr>
               <m:e>
+                <m:sSub>
+                  <m:sSubPr>
+                    <m:ctrlPr>
+                      <w:rPr>
+                        <w:rFonts w:ascii="Cambria Math" w:hAnsi="Cambria Math"/>
+                        <w:i/>
+                      </w:rPr>
+                    </m:ctrlPr>
+                  </m:sSubPr>
+                  <m:e>
+                    <m:r>
+                      <w:rPr>
+                        <w:rFonts w:ascii="Cambria Math" w:hAnsi="Cambria Math"/>
+                      </w:rPr>
+                      <m:t>x</m:t>
+                    </m:r>
+                  </m:e>
+                  <m:sub>
+                    <m:r>
+                      <w:rPr>
+                        <w:rFonts w:ascii="Cambria Math" w:hAnsi="Cambria Math"/>
+                      </w:rPr>
+                      <m:t>k+1</m:t>
+                    </m:r>
+                  </m:sub>
+                </m:sSub>
+                <m:r>
+                  <w:rPr>
+                    <w:rFonts w:ascii="Cambria Math" w:hAnsi="Cambria Math"/>
+                  </w:rPr>
+                  <m:t>,</m:t>
+                </m:r>
+                <m:r>
+                  <w:rPr>
+                    <w:rFonts w:ascii="Cambria Math" w:hAnsi="Cambria Math"/>
+                  </w:rPr>
+                  <m:t xml:space="preserve"> </m:t>
+                </m:r>
+                <m:sSub>
+                  <m:sSubPr>
+                    <m:ctrlPr>
+                      <w:rPr>
+                        <w:rFonts w:ascii="Cambria Math" w:hAnsi="Cambria Math"/>
+                        <w:i/>
+                      </w:rPr>
+                    </m:ctrlPr>
+                  </m:sSubPr>
+                  <m:e>
+                    <m:r>
+                      <w:rPr>
+                        <w:rFonts w:ascii="Cambria Math" w:hAnsi="Cambria Math"/>
+                      </w:rPr>
+                      <m:t>u</m:t>
+                    </m:r>
+                  </m:e>
+                  <m:sub>
+                    <m:r>
+                      <w:rPr>
+                        <w:rFonts w:ascii="Cambria Math" w:hAnsi="Cambria Math"/>
+                      </w:rPr>
+                      <m:t>k</m:t>
+                    </m:r>
+                  </m:sub>
+                </m:sSub>
+                <m:r>
+                  <w:rPr>
+                    <w:rFonts w:ascii="Cambria Math" w:hAnsi="Cambria Math"/>
+                  </w:rPr>
+                  <m:t>,</m:t>
+                </m:r>
+                <m:r>
+                  <w:rPr>
+                    <w:rFonts w:ascii="Cambria Math" w:hAnsi="Cambria Math"/>
+                  </w:rPr>
+                  <m:t xml:space="preserve"> </m:t>
+                </m:r>
                 <m:r>
                   <w:rPr>
                     <w:rFonts w:ascii="Cambria Math" w:hAnsi="Cambria Math"/>
@@ -1965,70 +2285,6 @@
                     <w:rFonts w:ascii="Cambria Math" w:hAnsi="Cambria Math"/>
                   </w:rPr>
                   <m:t>k</m:t>
-                </m:r>
-              </m:sub>
-            </m:sSub>
-            <m:r>
-              <w:rPr>
-                <w:rFonts w:ascii="Cambria Math" w:hAnsi="Cambria Math"/>
-              </w:rPr>
-              <m:t>,</m:t>
-            </m:r>
-            <m:sSub>
-              <m:sSubPr>
-                <m:ctrlPr>
-                  <w:rPr>
-                    <w:rFonts w:ascii="Cambria Math" w:hAnsi="Cambria Math"/>
-                    <w:i/>
-                  </w:rPr>
-                </m:ctrlPr>
-              </m:sSubPr>
-              <m:e>
-                <m:r>
-                  <w:rPr>
-                    <w:rFonts w:ascii="Cambria Math" w:hAnsi="Cambria Math"/>
-                  </w:rPr>
-                  <m:t>u</m:t>
-                </m:r>
-              </m:e>
-              <m:sub>
-                <m:r>
-                  <w:rPr>
-                    <w:rFonts w:ascii="Cambria Math" w:hAnsi="Cambria Math"/>
-                  </w:rPr>
-                  <m:t>k</m:t>
-                </m:r>
-              </m:sub>
-            </m:sSub>
-            <m:r>
-              <w:rPr>
-                <w:rFonts w:ascii="Cambria Math" w:hAnsi="Cambria Math"/>
-              </w:rPr>
-              <m:t>,</m:t>
-            </m:r>
-            <m:sSub>
-              <m:sSubPr>
-                <m:ctrlPr>
-                  <w:rPr>
-                    <w:rFonts w:ascii="Cambria Math" w:hAnsi="Cambria Math"/>
-                    <w:i/>
-                  </w:rPr>
-                </m:ctrlPr>
-              </m:sSubPr>
-              <m:e>
-                <m:r>
-                  <w:rPr>
-                    <w:rFonts w:ascii="Cambria Math" w:hAnsi="Cambria Math"/>
-                  </w:rPr>
-                  <m:t>x</m:t>
-                </m:r>
-              </m:e>
-              <m:sub>
-                <m:r>
-                  <w:rPr>
-                    <w:rFonts w:ascii="Cambria Math" w:hAnsi="Cambria Math"/>
-                  </w:rPr>
-                  <m:t>k+1</m:t>
                 </m:r>
               </m:sub>
             </m:sSub>
@@ -2130,6 +2386,13 @@
           <w:rFonts w:eastAsiaTheme="minorEastAsia"/>
         </w:rPr>
       </w:pPr>
+    </w:p>
+    <w:p>
+      <w:pPr>
+        <w:rPr>
+          <w:rFonts w:eastAsiaTheme="minorEastAsia"/>
+        </w:rPr>
+      </w:pPr>
       <w:r>
         <w:rPr>
           <w:rFonts w:eastAsiaTheme="minorEastAsia"/>
@@ -2221,7 +2484,19 @@
           <w:rPr>
             <w:rFonts w:ascii="Cambria Math" w:eastAsiaTheme="minorEastAsia" w:hAnsi="Cambria Math"/>
           </w:rPr>
-          <m:t>π :X×U⟼</m:t>
+          <m:t>π :</m:t>
+        </m:r>
+        <m:r>
+          <w:rPr>
+            <w:rFonts w:ascii="Cambria Math" w:eastAsiaTheme="minorEastAsia" w:hAnsi="Cambria Math"/>
+          </w:rPr>
+          <m:t>U×</m:t>
+        </m:r>
+        <m:r>
+          <w:rPr>
+            <w:rFonts w:ascii="Cambria Math" w:eastAsiaTheme="minorEastAsia" w:hAnsi="Cambria Math"/>
+          </w:rPr>
+          <m:t>X⟼</m:t>
         </m:r>
         <m:d>
           <m:dPr>
@@ -2262,6 +2537,557 @@
           <w:rFonts w:eastAsiaTheme="minorEastAsia"/>
         </w:rPr>
         <w:t>.</w:t>
+      </w:r>
+      <w:r>
+        <w:rPr>
+          <w:rFonts w:eastAsiaTheme="minorEastAsia"/>
+        </w:rPr>
+        <w:t xml:space="preserve"> At any state </w:t>
+      </w:r>
+      <m:oMath>
+        <m:sSub>
+          <m:sSubPr>
+            <m:ctrlPr>
+              <w:rPr>
+                <w:rFonts w:ascii="Cambria Math" w:eastAsiaTheme="minorEastAsia" w:hAnsi="Cambria Math"/>
+                <w:i/>
+              </w:rPr>
+            </m:ctrlPr>
+          </m:sSubPr>
+          <m:e>
+            <m:r>
+              <w:rPr>
+                <w:rFonts w:ascii="Cambria Math" w:eastAsiaTheme="minorEastAsia" w:hAnsi="Cambria Math"/>
+              </w:rPr>
+              <m:t>x</m:t>
+            </m:r>
+          </m:e>
+          <m:sub>
+            <m:r>
+              <w:rPr>
+                <w:rFonts w:ascii="Cambria Math" w:eastAsiaTheme="minorEastAsia" w:hAnsi="Cambria Math"/>
+              </w:rPr>
+              <m:t>k</m:t>
+            </m:r>
+          </m:sub>
+        </m:sSub>
+      </m:oMath>
+      <w:r>
+        <w:rPr>
+          <w:rFonts w:eastAsiaTheme="minorEastAsia"/>
+        </w:rPr>
+        <w:t xml:space="preserve"> the actor will choose an action </w:t>
+      </w:r>
+      <m:oMath>
+        <m:sSub>
+          <m:sSubPr>
+            <m:ctrlPr>
+              <w:rPr>
+                <w:rFonts w:ascii="Cambria Math" w:eastAsiaTheme="minorEastAsia" w:hAnsi="Cambria Math"/>
+                <w:i/>
+              </w:rPr>
+            </m:ctrlPr>
+          </m:sSubPr>
+          <m:e>
+            <m:r>
+              <w:rPr>
+                <w:rFonts w:ascii="Cambria Math" w:eastAsiaTheme="minorEastAsia" w:hAnsi="Cambria Math"/>
+              </w:rPr>
+              <m:t>u</m:t>
+            </m:r>
+          </m:e>
+          <m:sub>
+            <m:r>
+              <w:rPr>
+                <w:rFonts w:ascii="Cambria Math" w:eastAsiaTheme="minorEastAsia" w:hAnsi="Cambria Math"/>
+              </w:rPr>
+              <m:t>k</m:t>
+            </m:r>
+          </m:sub>
+        </m:sSub>
+      </m:oMath>
+      <w:r>
+        <w:rPr>
+          <w:rFonts w:eastAsiaTheme="minorEastAsia"/>
+        </w:rPr>
+        <w:t xml:space="preserve"> by drawing it from a stochastic parametrized policy </w:t>
+      </w:r>
+      <m:oMath>
+        <m:r>
+          <w:rPr>
+            <w:rFonts w:ascii="Cambria Math" w:eastAsiaTheme="minorEastAsia" w:hAnsi="Cambria Math"/>
+          </w:rPr>
+          <m:t>π</m:t>
+        </m:r>
+        <m:d>
+          <m:dPr>
+            <m:ctrlPr>
+              <w:rPr>
+                <w:rFonts w:ascii="Cambria Math" w:eastAsiaTheme="minorEastAsia" w:hAnsi="Cambria Math"/>
+                <w:i/>
+              </w:rPr>
+            </m:ctrlPr>
+          </m:dPr>
+          <m:e>
+            <m:sSub>
+              <m:sSubPr>
+                <m:ctrlPr>
+                  <w:rPr>
+                    <w:rFonts w:ascii="Cambria Math" w:eastAsiaTheme="minorEastAsia" w:hAnsi="Cambria Math"/>
+                    <w:i/>
+                  </w:rPr>
+                </m:ctrlPr>
+              </m:sSubPr>
+              <m:e>
+                <m:r>
+                  <w:rPr>
+                    <w:rFonts w:ascii="Cambria Math" w:eastAsiaTheme="minorEastAsia" w:hAnsi="Cambria Math"/>
+                  </w:rPr>
+                  <m:t>u</m:t>
+                </m:r>
+              </m:e>
+              <m:sub>
+                <m:r>
+                  <w:rPr>
+                    <w:rFonts w:ascii="Cambria Math" w:eastAsiaTheme="minorEastAsia" w:hAnsi="Cambria Math"/>
+                  </w:rPr>
+                  <m:t>k</m:t>
+                </m:r>
+              </m:sub>
+            </m:sSub>
+            <m:r>
+              <w:rPr>
+                <w:rFonts w:ascii="Cambria Math" w:eastAsiaTheme="minorEastAsia" w:hAnsi="Cambria Math"/>
+              </w:rPr>
+              <m:t>|</m:t>
+            </m:r>
+            <m:sSub>
+              <m:sSubPr>
+                <m:ctrlPr>
+                  <w:rPr>
+                    <w:rFonts w:ascii="Cambria Math" w:eastAsiaTheme="minorEastAsia" w:hAnsi="Cambria Math"/>
+                    <w:i/>
+                  </w:rPr>
+                </m:ctrlPr>
+              </m:sSubPr>
+              <m:e>
+                <m:r>
+                  <w:rPr>
+                    <w:rFonts w:ascii="Cambria Math" w:eastAsiaTheme="minorEastAsia" w:hAnsi="Cambria Math"/>
+                  </w:rPr>
+                  <m:t>x</m:t>
+                </m:r>
+              </m:e>
+              <m:sub>
+                <m:r>
+                  <w:rPr>
+                    <w:rFonts w:ascii="Cambria Math" w:eastAsiaTheme="minorEastAsia" w:hAnsi="Cambria Math"/>
+                  </w:rPr>
+                  <m:t>k</m:t>
+                </m:r>
+              </m:sub>
+            </m:sSub>
+          </m:e>
+        </m:d>
+        <m:r>
+          <w:rPr>
+            <w:rFonts w:ascii="Cambria Math" w:eastAsiaTheme="minorEastAsia" w:hAnsi="Cambria Math"/>
+          </w:rPr>
+          <m:t>=p</m:t>
+        </m:r>
+        <m:d>
+          <m:dPr>
+            <m:ctrlPr>
+              <w:rPr>
+                <w:rFonts w:ascii="Cambria Math" w:eastAsiaTheme="minorEastAsia" w:hAnsi="Cambria Math"/>
+                <w:i/>
+              </w:rPr>
+            </m:ctrlPr>
+          </m:dPr>
+          <m:e>
+            <m:sSub>
+              <m:sSubPr>
+                <m:ctrlPr>
+                  <w:rPr>
+                    <w:rFonts w:ascii="Cambria Math" w:eastAsiaTheme="minorEastAsia" w:hAnsi="Cambria Math"/>
+                    <w:i/>
+                  </w:rPr>
+                </m:ctrlPr>
+              </m:sSubPr>
+              <m:e>
+                <m:r>
+                  <w:rPr>
+                    <w:rFonts w:ascii="Cambria Math" w:eastAsiaTheme="minorEastAsia" w:hAnsi="Cambria Math"/>
+                  </w:rPr>
+                  <m:t>u</m:t>
+                </m:r>
+              </m:e>
+              <m:sub>
+                <m:r>
+                  <w:rPr>
+                    <w:rFonts w:ascii="Cambria Math" w:eastAsiaTheme="minorEastAsia" w:hAnsi="Cambria Math"/>
+                  </w:rPr>
+                  <m:t>k</m:t>
+                </m:r>
+              </m:sub>
+            </m:sSub>
+            <m:r>
+              <w:rPr>
+                <w:rFonts w:ascii="Cambria Math" w:eastAsiaTheme="minorEastAsia" w:hAnsi="Cambria Math"/>
+              </w:rPr>
+              <m:t>|</m:t>
+            </m:r>
+            <m:sSub>
+              <m:sSubPr>
+                <m:ctrlPr>
+                  <w:rPr>
+                    <w:rFonts w:ascii="Cambria Math" w:eastAsiaTheme="minorEastAsia" w:hAnsi="Cambria Math"/>
+                    <w:i/>
+                  </w:rPr>
+                </m:ctrlPr>
+              </m:sSubPr>
+              <m:e>
+                <m:r>
+                  <w:rPr>
+                    <w:rFonts w:ascii="Cambria Math" w:eastAsiaTheme="minorEastAsia" w:hAnsi="Cambria Math"/>
+                  </w:rPr>
+                  <m:t>x</m:t>
+                </m:r>
+              </m:e>
+              <m:sub>
+                <m:r>
+                  <w:rPr>
+                    <w:rFonts w:ascii="Cambria Math" w:eastAsiaTheme="minorEastAsia" w:hAnsi="Cambria Math"/>
+                  </w:rPr>
+                  <m:t>k</m:t>
+                </m:r>
+              </m:sub>
+            </m:sSub>
+            <m:r>
+              <w:rPr>
+                <w:rFonts w:ascii="Cambria Math" w:eastAsiaTheme="minorEastAsia" w:hAnsi="Cambria Math"/>
+              </w:rPr>
+              <m:t>,θ</m:t>
+            </m:r>
+          </m:e>
+        </m:d>
+      </m:oMath>
+      <w:r>
+        <w:rPr>
+          <w:rFonts w:eastAsiaTheme="minorEastAsia"/>
+        </w:rPr>
+        <w:t xml:space="preserve"> with parameters </w:t>
+      </w:r>
+      <m:oMath>
+        <m:r>
+          <w:rPr>
+            <w:rFonts w:ascii="Cambria Math" w:eastAsiaTheme="minorEastAsia" w:hAnsi="Cambria Math"/>
+          </w:rPr>
+          <m:t>θ</m:t>
+        </m:r>
+        <m:r>
+          <w:rPr>
+            <w:rFonts w:ascii="Cambria Math" w:eastAsiaTheme="minorEastAsia" w:hAnsi="Cambria Math"/>
+          </w:rPr>
+          <m:t>∈</m:t>
+        </m:r>
+        <m:sSup>
+          <m:sSupPr>
+            <m:ctrlPr>
+              <w:rPr>
+                <w:rFonts w:ascii="Cambria Math" w:eastAsiaTheme="minorEastAsia" w:hAnsi="Cambria Math"/>
+                <w:i/>
+              </w:rPr>
+            </m:ctrlPr>
+          </m:sSupPr>
+          <m:e>
+            <m:r>
+              <m:rPr>
+                <m:scr m:val="double-struck"/>
+              </m:rPr>
+              <w:rPr>
+                <w:rFonts w:ascii="Cambria Math" w:eastAsiaTheme="minorEastAsia" w:hAnsi="Cambria Math"/>
+              </w:rPr>
+              <m:t>R</m:t>
+            </m:r>
+          </m:e>
+          <m:sup>
+            <m:r>
+              <w:rPr>
+                <w:rFonts w:ascii="Cambria Math" w:eastAsiaTheme="minorEastAsia" w:hAnsi="Cambria Math"/>
+              </w:rPr>
+              <m:t>N</m:t>
+            </m:r>
+          </m:sup>
+        </m:sSup>
+      </m:oMath>
+      <w:r>
+        <w:rPr>
+          <w:rFonts w:eastAsiaTheme="minorEastAsia"/>
+        </w:rPr>
+        <w:t xml:space="preserve"> and the system transfers to a new state drawn from the state </w:t>
+      </w:r>
+      <w:r>
+        <w:rPr>
+          <w:rFonts w:eastAsiaTheme="minorEastAsia"/>
+        </w:rPr>
+        <w:t>transition density</w:t>
+      </w:r>
+      <w:r>
+        <w:rPr>
+          <w:rFonts w:eastAsiaTheme="minorEastAsia"/>
+        </w:rPr>
+        <w:t xml:space="preserve"> </w:t>
+      </w:r>
+      <m:oMath>
+        <m:r>
+          <w:rPr>
+            <w:rFonts w:ascii="Cambria Math" w:hAnsi="Cambria Math"/>
+          </w:rPr>
+          <m:t>f</m:t>
+        </m:r>
+        <m:d>
+          <m:dPr>
+            <m:ctrlPr>
+              <w:rPr>
+                <w:rFonts w:ascii="Cambria Math" w:hAnsi="Cambria Math"/>
+                <w:i/>
+              </w:rPr>
+            </m:ctrlPr>
+          </m:dPr>
+          <m:e>
+            <m:sSub>
+              <m:sSubPr>
+                <m:ctrlPr>
+                  <w:rPr>
+                    <w:rFonts w:ascii="Cambria Math" w:hAnsi="Cambria Math"/>
+                    <w:i/>
+                  </w:rPr>
+                </m:ctrlPr>
+              </m:sSubPr>
+              <m:e>
+                <m:r>
+                  <w:rPr>
+                    <w:rFonts w:ascii="Cambria Math" w:hAnsi="Cambria Math"/>
+                  </w:rPr>
+                  <m:t>x</m:t>
+                </m:r>
+              </m:e>
+              <m:sub>
+                <m:r>
+                  <w:rPr>
+                    <w:rFonts w:ascii="Cambria Math" w:hAnsi="Cambria Math"/>
+                  </w:rPr>
+                  <m:t>k+1</m:t>
+                </m:r>
+              </m:sub>
+            </m:sSub>
+            <m:r>
+              <w:rPr>
+                <w:rFonts w:ascii="Cambria Math" w:hAnsi="Cambria Math"/>
+              </w:rPr>
+              <m:t xml:space="preserve">, </m:t>
+            </m:r>
+            <m:sSub>
+              <m:sSubPr>
+                <m:ctrlPr>
+                  <w:rPr>
+                    <w:rFonts w:ascii="Cambria Math" w:hAnsi="Cambria Math"/>
+                    <w:i/>
+                  </w:rPr>
+                </m:ctrlPr>
+              </m:sSubPr>
+              <m:e>
+                <m:sSub>
+                  <m:sSubPr>
+                    <m:ctrlPr>
+                      <w:rPr>
+                        <w:rFonts w:ascii="Cambria Math" w:hAnsi="Cambria Math"/>
+                        <w:i/>
+                      </w:rPr>
+                    </m:ctrlPr>
+                  </m:sSubPr>
+                  <m:e>
+                    <m:r>
+                      <w:rPr>
+                        <w:rFonts w:ascii="Cambria Math" w:hAnsi="Cambria Math"/>
+                      </w:rPr>
+                      <m:t>u</m:t>
+                    </m:r>
+                  </m:e>
+                  <m:sub>
+                    <m:r>
+                      <w:rPr>
+                        <w:rFonts w:ascii="Cambria Math" w:hAnsi="Cambria Math"/>
+                      </w:rPr>
+                      <m:t>k</m:t>
+                    </m:r>
+                  </m:sub>
+                </m:sSub>
+                <m:r>
+                  <w:rPr>
+                    <w:rFonts w:ascii="Cambria Math" w:hAnsi="Cambria Math"/>
+                  </w:rPr>
+                  <m:t xml:space="preserve">, </m:t>
+                </m:r>
+                <m:r>
+                  <w:rPr>
+                    <w:rFonts w:ascii="Cambria Math" w:hAnsi="Cambria Math"/>
+                  </w:rPr>
+                  <m:t>x</m:t>
+                </m:r>
+              </m:e>
+              <m:sub>
+                <m:r>
+                  <w:rPr>
+                    <w:rFonts w:ascii="Cambria Math" w:hAnsi="Cambria Math"/>
+                  </w:rPr>
+                  <m:t>k</m:t>
+                </m:r>
+              </m:sub>
+            </m:sSub>
+          </m:e>
+        </m:d>
+      </m:oMath>
+      <w:r>
+        <w:rPr>
+          <w:rFonts w:eastAsiaTheme="minorEastAsia"/>
+        </w:rPr>
+        <w:t xml:space="preserve"> or </w:t>
+      </w:r>
+      <w:r>
+        <w:rPr>
+          <w:rFonts w:eastAsiaTheme="minorEastAsia"/>
+        </w:rPr>
+        <w:t>state trans</w:t>
+      </w:r>
+      <w:r>
+        <w:rPr>
+          <w:rFonts w:eastAsiaTheme="minorEastAsia"/>
+        </w:rPr>
+        <w:t>ition</w:t>
+      </w:r>
+      <w:r>
+        <w:rPr>
+          <w:rFonts w:eastAsiaTheme="minorEastAsia"/>
+        </w:rPr>
+        <w:t xml:space="preserve"> distribution </w:t>
+      </w:r>
+      <m:oMath>
+        <m:r>
+          <w:rPr>
+            <w:rFonts w:ascii="Cambria Math" w:eastAsiaTheme="minorEastAsia" w:hAnsi="Cambria Math"/>
+          </w:rPr>
+          <m:t>p</m:t>
+        </m:r>
+        <m:d>
+          <m:dPr>
+            <m:ctrlPr>
+              <w:rPr>
+                <w:rFonts w:ascii="Cambria Math" w:eastAsiaTheme="minorEastAsia" w:hAnsi="Cambria Math"/>
+                <w:i/>
+              </w:rPr>
+            </m:ctrlPr>
+          </m:dPr>
+          <m:e>
+            <m:sSub>
+              <m:sSubPr>
+                <m:ctrlPr>
+                  <w:rPr>
+                    <w:rFonts w:ascii="Cambria Math" w:eastAsiaTheme="minorEastAsia" w:hAnsi="Cambria Math"/>
+                    <w:i/>
+                  </w:rPr>
+                </m:ctrlPr>
+              </m:sSubPr>
+              <m:e>
+                <m:r>
+                  <w:rPr>
+                    <w:rFonts w:ascii="Cambria Math" w:eastAsiaTheme="minorEastAsia" w:hAnsi="Cambria Math"/>
+                  </w:rPr>
+                  <m:t>x</m:t>
+                </m:r>
+              </m:e>
+              <m:sub>
+                <m:r>
+                  <w:rPr>
+                    <w:rFonts w:ascii="Cambria Math" w:eastAsiaTheme="minorEastAsia" w:hAnsi="Cambria Math"/>
+                  </w:rPr>
+                  <m:t>t+1</m:t>
+                </m:r>
+              </m:sub>
+            </m:sSub>
+            <m:r>
+              <w:rPr>
+                <w:rFonts w:ascii="Cambria Math" w:eastAsiaTheme="minorEastAsia" w:hAnsi="Cambria Math"/>
+              </w:rPr>
+              <m:t>|</m:t>
+            </m:r>
+            <m:sSub>
+              <m:sSubPr>
+                <m:ctrlPr>
+                  <w:rPr>
+                    <w:rFonts w:ascii="Cambria Math" w:eastAsiaTheme="minorEastAsia" w:hAnsi="Cambria Math"/>
+                    <w:i/>
+                  </w:rPr>
+                </m:ctrlPr>
+              </m:sSubPr>
+              <m:e>
+                <m:sSub>
+                  <m:sSubPr>
+                    <m:ctrlPr>
+                      <w:rPr>
+                        <w:rFonts w:ascii="Cambria Math" w:eastAsiaTheme="minorEastAsia" w:hAnsi="Cambria Math"/>
+                        <w:i/>
+                      </w:rPr>
+                    </m:ctrlPr>
+                  </m:sSubPr>
+                  <m:e>
+                    <m:r>
+                      <w:rPr>
+                        <w:rFonts w:ascii="Cambria Math" w:eastAsiaTheme="minorEastAsia" w:hAnsi="Cambria Math"/>
+                      </w:rPr>
+                      <m:t>u</m:t>
+                    </m:r>
+                  </m:e>
+                  <m:sub>
+                    <m:r>
+                      <w:rPr>
+                        <w:rFonts w:ascii="Cambria Math" w:eastAsiaTheme="minorEastAsia" w:hAnsi="Cambria Math"/>
+                      </w:rPr>
+                      <m:t>t</m:t>
+                    </m:r>
+                  </m:sub>
+                </m:sSub>
+                <m:r>
+                  <w:rPr>
+                    <w:rFonts w:ascii="Cambria Math" w:eastAsiaTheme="minorEastAsia" w:hAnsi="Cambria Math"/>
+                  </w:rPr>
+                  <m:t xml:space="preserve">, </m:t>
+                </m:r>
+                <m:r>
+                  <w:rPr>
+                    <w:rFonts w:ascii="Cambria Math" w:eastAsiaTheme="minorEastAsia" w:hAnsi="Cambria Math"/>
+                  </w:rPr>
+                  <m:t>x</m:t>
+                </m:r>
+              </m:e>
+              <m:sub>
+                <m:r>
+                  <w:rPr>
+                    <w:rFonts w:ascii="Cambria Math" w:eastAsiaTheme="minorEastAsia" w:hAnsi="Cambria Math"/>
+                  </w:rPr>
+                  <m:t>t</m:t>
+                </m:r>
+              </m:sub>
+            </m:sSub>
+          </m:e>
+        </m:d>
+      </m:oMath>
+      <w:r>
+        <w:rPr>
+          <w:rFonts w:eastAsiaTheme="minorEastAsia"/>
+        </w:rPr>
+        <w:t xml:space="preserve"> in the discrete case.</w:t>
       </w:r>
     </w:p>
     <w:p>
@@ -3495,12 +4321,6 @@
                 </m:ctrlPr>
               </m:dPr>
               <m:e>
-                <m:r>
-                  <w:rPr>
-                    <w:rFonts w:ascii="Cambria Math" w:eastAsiaTheme="minorEastAsia" w:hAnsi="Cambria Math"/>
-                  </w:rPr>
-                  <m:t>x,u,</m:t>
-                </m:r>
                 <m:sSup>
                   <m:sSupPr>
                     <m:ctrlPr>
@@ -3527,6 +4347,30 @@
                     </m:r>
                   </m:sup>
                 </m:sSup>
+                <m:r>
+                  <w:rPr>
+                    <w:rFonts w:ascii="Cambria Math" w:eastAsiaTheme="minorEastAsia" w:hAnsi="Cambria Math"/>
+                  </w:rPr>
+                  <m:t xml:space="preserve">, </m:t>
+                </m:r>
+                <m:r>
+                  <w:rPr>
+                    <w:rFonts w:ascii="Cambria Math" w:eastAsiaTheme="minorEastAsia" w:hAnsi="Cambria Math"/>
+                  </w:rPr>
+                  <m:t>u</m:t>
+                </m:r>
+                <m:r>
+                  <w:rPr>
+                    <w:rFonts w:ascii="Cambria Math" w:eastAsiaTheme="minorEastAsia" w:hAnsi="Cambria Math"/>
+                  </w:rPr>
+                  <m:t xml:space="preserve">, </m:t>
+                </m:r>
+                <m:r>
+                  <w:rPr>
+                    <w:rFonts w:ascii="Cambria Math" w:eastAsiaTheme="minorEastAsia" w:hAnsi="Cambria Math"/>
+                  </w:rPr>
+                  <m:t>x</m:t>
+                </m:r>
               </m:e>
             </m:d>
             <m:r>
@@ -3545,12 +4389,6 @@
                 </m:ctrlPr>
               </m:dPr>
               <m:e>
-                <m:r>
-                  <w:rPr>
-                    <w:rFonts w:ascii="Cambria Math" w:eastAsiaTheme="minorEastAsia" w:hAnsi="Cambria Math"/>
-                  </w:rPr>
-                  <m:t>x,u,</m:t>
-                </m:r>
                 <m:sSup>
                   <m:sSupPr>
                     <m:ctrlPr>
@@ -3577,6 +4415,30 @@
                     </m:r>
                   </m:sup>
                 </m:sSup>
+                <m:r>
+                  <w:rPr>
+                    <w:rFonts w:ascii="Cambria Math" w:eastAsiaTheme="minorEastAsia" w:hAnsi="Cambria Math"/>
+                  </w:rPr>
+                  <m:t>,</m:t>
+                </m:r>
+                <m:r>
+                  <w:rPr>
+                    <w:rFonts w:ascii="Cambria Math" w:eastAsiaTheme="minorEastAsia" w:hAnsi="Cambria Math"/>
+                  </w:rPr>
+                  <m:t>u</m:t>
+                </m:r>
+                <m:r>
+                  <w:rPr>
+                    <w:rFonts w:ascii="Cambria Math" w:eastAsiaTheme="minorEastAsia" w:hAnsi="Cambria Math"/>
+                  </w:rPr>
+                  <m:t xml:space="preserve">, </m:t>
+                </m:r>
+                <m:r>
+                  <w:rPr>
+                    <w:rFonts w:ascii="Cambria Math" w:eastAsiaTheme="minorEastAsia" w:hAnsi="Cambria Math"/>
+                  </w:rPr>
+                  <m:t>x</m:t>
+                </m:r>
               </m:e>
             </m:d>
             <m:r>
@@ -3656,6 +4518,7 @@
         <w:rPr>
           <w:rFonts w:eastAsiaTheme="minorEastAsia"/>
         </w:rPr>
+        <w:lastRenderedPageBreak/>
         <w:t xml:space="preserve">Here </w:t>
       </w:r>
       <m:oMath>
@@ -4023,7 +4886,6 @@
         <w:rPr>
           <w:rFonts w:eastAsiaTheme="minorEastAsia"/>
         </w:rPr>
-        <w:lastRenderedPageBreak/>
         <w:t xml:space="preserve">   During learning the agent will have to estimate the cost-to-go function </w:t>
       </w:r>
       <m:oMath>
@@ -4930,7 +5792,7 @@
                       <w:rPr>
                         <w:rFonts w:ascii="Cambria Math" w:eastAsiaTheme="minorEastAsia" w:hAnsi="Cambria Math"/>
                       </w:rPr>
-                      <m:t>''</m:t>
+                      <m:t>'</m:t>
                     </m:r>
                   </m:sup>
                 </m:sSup>
@@ -4938,7 +5800,19 @@
                   <w:rPr>
                     <w:rFonts w:ascii="Cambria Math" w:eastAsiaTheme="minorEastAsia" w:hAnsi="Cambria Math"/>
                   </w:rPr>
-                  <m:t>,u,</m:t>
+                  <m:t xml:space="preserve">, </m:t>
+                </m:r>
+                <m:r>
+                  <w:rPr>
+                    <w:rFonts w:ascii="Cambria Math" w:eastAsiaTheme="minorEastAsia" w:hAnsi="Cambria Math"/>
+                  </w:rPr>
+                  <m:t>u</m:t>
+                </m:r>
+                <m:r>
+                  <w:rPr>
+                    <w:rFonts w:ascii="Cambria Math" w:eastAsiaTheme="minorEastAsia" w:hAnsi="Cambria Math"/>
+                  </w:rPr>
+                  <m:t xml:space="preserve">, </m:t>
                 </m:r>
                 <m:sSup>
                   <m:sSupPr>
@@ -4962,7 +5836,7 @@
                       <w:rPr>
                         <w:rFonts w:ascii="Cambria Math" w:eastAsiaTheme="minorEastAsia" w:hAnsi="Cambria Math"/>
                       </w:rPr>
-                      <m:t>'</m:t>
+                      <m:t>''</m:t>
                     </m:r>
                   </m:sup>
                 </m:sSup>
@@ -4994,6 +5868,50 @@
                     </m:ctrlPr>
                   </m:sSupPr>
                   <m:e>
+                    <m:sSup>
+                      <m:sSupPr>
+                        <m:ctrlPr>
+                          <w:rPr>
+                            <w:rFonts w:ascii="Cambria Math" w:eastAsiaTheme="minorEastAsia" w:hAnsi="Cambria Math"/>
+                            <w:i/>
+                          </w:rPr>
+                        </m:ctrlPr>
+                      </m:sSupPr>
+                      <m:e>
+                        <m:r>
+                          <w:rPr>
+                            <w:rFonts w:ascii="Cambria Math" w:eastAsiaTheme="minorEastAsia" w:hAnsi="Cambria Math"/>
+                          </w:rPr>
+                          <m:t>x</m:t>
+                        </m:r>
+                      </m:e>
+                      <m:sup>
+                        <m:r>
+                          <w:rPr>
+                            <w:rFonts w:ascii="Cambria Math" w:eastAsiaTheme="minorEastAsia" w:hAnsi="Cambria Math"/>
+                          </w:rPr>
+                          <m:t>'</m:t>
+                        </m:r>
+                      </m:sup>
+                    </m:sSup>
+                    <m:r>
+                      <w:rPr>
+                        <w:rFonts w:ascii="Cambria Math" w:eastAsiaTheme="minorEastAsia" w:hAnsi="Cambria Math"/>
+                      </w:rPr>
+                      <m:t>,</m:t>
+                    </m:r>
+                    <m:r>
+                      <w:rPr>
+                        <w:rFonts w:ascii="Cambria Math" w:eastAsiaTheme="minorEastAsia" w:hAnsi="Cambria Math"/>
+                      </w:rPr>
+                      <m:t>u</m:t>
+                    </m:r>
+                    <m:r>
+                      <w:rPr>
+                        <w:rFonts w:ascii="Cambria Math" w:eastAsiaTheme="minorEastAsia" w:hAnsi="Cambria Math"/>
+                      </w:rPr>
+                      <m:t xml:space="preserve">, </m:t>
+                    </m:r>
                     <m:r>
                       <w:rPr>
                         <w:rFonts w:ascii="Cambria Math" w:eastAsiaTheme="minorEastAsia" w:hAnsi="Cambria Math"/>
@@ -5007,38 +5925,6 @@
                         <w:rFonts w:ascii="Cambria Math" w:eastAsiaTheme="minorEastAsia" w:hAnsi="Cambria Math"/>
                       </w:rPr>
                       <m:t>''</m:t>
-                    </m:r>
-                  </m:sup>
-                </m:sSup>
-                <m:r>
-                  <w:rPr>
-                    <w:rFonts w:ascii="Cambria Math" w:eastAsiaTheme="minorEastAsia" w:hAnsi="Cambria Math"/>
-                  </w:rPr>
-                  <m:t>,u,</m:t>
-                </m:r>
-                <m:sSup>
-                  <m:sSupPr>
-                    <m:ctrlPr>
-                      <w:rPr>
-                        <w:rFonts w:ascii="Cambria Math" w:eastAsiaTheme="minorEastAsia" w:hAnsi="Cambria Math"/>
-                        <w:i/>
-                      </w:rPr>
-                    </m:ctrlPr>
-                  </m:sSupPr>
-                  <m:e>
-                    <m:r>
-                      <w:rPr>
-                        <w:rFonts w:ascii="Cambria Math" w:eastAsiaTheme="minorEastAsia" w:hAnsi="Cambria Math"/>
-                      </w:rPr>
-                      <m:t>x</m:t>
-                    </m:r>
-                  </m:e>
-                  <m:sup>
-                    <m:r>
-                      <w:rPr>
-                        <w:rFonts w:ascii="Cambria Math" w:eastAsiaTheme="minorEastAsia" w:hAnsi="Cambria Math"/>
-                      </w:rPr>
-                      <m:t>'</m:t>
                     </m:r>
                   </m:sup>
                 </m:sSup>
@@ -6083,7 +6969,7 @@
                       <w:rPr>
                         <w:rFonts w:ascii="Cambria Math" w:eastAsiaTheme="minorEastAsia" w:hAnsi="Cambria Math"/>
                       </w:rPr>
-                      <m:t>''</m:t>
+                      <m:t>'</m:t>
                     </m:r>
                   </m:sup>
                 </m:sSup>
@@ -6091,7 +6977,7 @@
                   <w:rPr>
                     <w:rFonts w:ascii="Cambria Math" w:eastAsiaTheme="minorEastAsia" w:hAnsi="Cambria Math"/>
                   </w:rPr>
-                  <m:t>,u,</m:t>
+                  <m:t xml:space="preserve">, </m:t>
                 </m:r>
                 <m:sSup>
                   <m:sSupPr>
@@ -6103,6 +6989,18 @@
                     </m:ctrlPr>
                   </m:sSupPr>
                   <m:e>
+                    <m:r>
+                      <w:rPr>
+                        <w:rFonts w:ascii="Cambria Math" w:eastAsiaTheme="minorEastAsia" w:hAnsi="Cambria Math"/>
+                      </w:rPr>
+                      <m:t>u</m:t>
+                    </m:r>
+                    <m:r>
+                      <w:rPr>
+                        <w:rFonts w:ascii="Cambria Math" w:eastAsiaTheme="minorEastAsia" w:hAnsi="Cambria Math"/>
+                      </w:rPr>
+                      <m:t xml:space="preserve">, </m:t>
+                    </m:r>
                     <m:r>
                       <w:rPr>
                         <w:rFonts w:ascii="Cambria Math" w:eastAsiaTheme="minorEastAsia" w:hAnsi="Cambria Math"/>
@@ -6115,7 +7013,7 @@
                       <w:rPr>
                         <w:rFonts w:ascii="Cambria Math" w:eastAsiaTheme="minorEastAsia" w:hAnsi="Cambria Math"/>
                       </w:rPr>
-                      <m:t>'</m:t>
+                      <m:t>''</m:t>
                     </m:r>
                   </m:sup>
                 </m:sSup>
@@ -6147,6 +7045,44 @@
                     </m:ctrlPr>
                   </m:sSupPr>
                   <m:e>
+                    <m:sSup>
+                      <m:sSupPr>
+                        <m:ctrlPr>
+                          <w:rPr>
+                            <w:rFonts w:ascii="Cambria Math" w:eastAsiaTheme="minorEastAsia" w:hAnsi="Cambria Math"/>
+                            <w:i/>
+                          </w:rPr>
+                        </m:ctrlPr>
+                      </m:sSupPr>
+                      <m:e>
+                        <m:r>
+                          <w:rPr>
+                            <w:rFonts w:ascii="Cambria Math" w:eastAsiaTheme="minorEastAsia" w:hAnsi="Cambria Math"/>
+                          </w:rPr>
+                          <m:t>x</m:t>
+                        </m:r>
+                      </m:e>
+                      <m:sup>
+                        <m:r>
+                          <w:rPr>
+                            <w:rFonts w:ascii="Cambria Math" w:eastAsiaTheme="minorEastAsia" w:hAnsi="Cambria Math"/>
+                          </w:rPr>
+                          <m:t>'</m:t>
+                        </m:r>
+                      </m:sup>
+                    </m:sSup>
+                    <m:r>
+                      <w:rPr>
+                        <w:rFonts w:ascii="Cambria Math" w:eastAsiaTheme="minorEastAsia" w:hAnsi="Cambria Math"/>
+                      </w:rPr>
+                      <m:t xml:space="preserve">, </m:t>
+                    </m:r>
+                    <m:r>
+                      <w:rPr>
+                        <w:rFonts w:ascii="Cambria Math" w:eastAsiaTheme="minorEastAsia" w:hAnsi="Cambria Math"/>
+                      </w:rPr>
+                      <m:t xml:space="preserve">u, </m:t>
+                    </m:r>
                     <m:r>
                       <w:rPr>
                         <w:rFonts w:ascii="Cambria Math" w:eastAsiaTheme="minorEastAsia" w:hAnsi="Cambria Math"/>
@@ -6160,38 +7096,6 @@
                         <w:rFonts w:ascii="Cambria Math" w:eastAsiaTheme="minorEastAsia" w:hAnsi="Cambria Math"/>
                       </w:rPr>
                       <m:t>''</m:t>
-                    </m:r>
-                  </m:sup>
-                </m:sSup>
-                <m:r>
-                  <w:rPr>
-                    <w:rFonts w:ascii="Cambria Math" w:eastAsiaTheme="minorEastAsia" w:hAnsi="Cambria Math"/>
-                  </w:rPr>
-                  <m:t>,u,</m:t>
-                </m:r>
-                <m:sSup>
-                  <m:sSupPr>
-                    <m:ctrlPr>
-                      <w:rPr>
-                        <w:rFonts w:ascii="Cambria Math" w:eastAsiaTheme="minorEastAsia" w:hAnsi="Cambria Math"/>
-                        <w:i/>
-                      </w:rPr>
-                    </m:ctrlPr>
-                  </m:sSupPr>
-                  <m:e>
-                    <m:r>
-                      <w:rPr>
-                        <w:rFonts w:ascii="Cambria Math" w:eastAsiaTheme="minorEastAsia" w:hAnsi="Cambria Math"/>
-                      </w:rPr>
-                      <m:t>x</m:t>
-                    </m:r>
-                  </m:e>
-                  <m:sup>
-                    <m:r>
-                      <w:rPr>
-                        <w:rFonts w:ascii="Cambria Math" w:eastAsiaTheme="minorEastAsia" w:hAnsi="Cambria Math"/>
-                      </w:rPr>
-                      <m:t>'</m:t>
                     </m:r>
                   </m:sup>
                 </m:sSup>
@@ -6685,12 +7589,6 @@
                 </m:ctrlPr>
               </m:dPr>
               <m:e>
-                <m:r>
-                  <w:rPr>
-                    <w:rFonts w:ascii="Cambria Math" w:eastAsiaTheme="minorEastAsia" w:hAnsi="Cambria Math"/>
-                  </w:rPr>
-                  <m:t>x,u,</m:t>
-                </m:r>
                 <m:sSup>
                   <m:sSupPr>
                     <m:ctrlPr>
@@ -6717,6 +7615,30 @@
                     </m:r>
                   </m:sup>
                 </m:sSup>
+                <m:r>
+                  <w:rPr>
+                    <w:rFonts w:ascii="Cambria Math" w:eastAsiaTheme="minorEastAsia" w:hAnsi="Cambria Math"/>
+                  </w:rPr>
+                  <m:t xml:space="preserve">, </m:t>
+                </m:r>
+                <m:r>
+                  <w:rPr>
+                    <w:rFonts w:ascii="Cambria Math" w:eastAsiaTheme="minorEastAsia" w:hAnsi="Cambria Math"/>
+                  </w:rPr>
+                  <m:t>u</m:t>
+                </m:r>
+                <m:r>
+                  <w:rPr>
+                    <w:rFonts w:ascii="Cambria Math" w:eastAsiaTheme="minorEastAsia" w:hAnsi="Cambria Math"/>
+                  </w:rPr>
+                  <m:t xml:space="preserve">, </m:t>
+                </m:r>
+                <m:r>
+                  <w:rPr>
+                    <w:rFonts w:ascii="Cambria Math" w:eastAsiaTheme="minorEastAsia" w:hAnsi="Cambria Math"/>
+                  </w:rPr>
+                  <m:t>x</m:t>
+                </m:r>
               </m:e>
             </m:d>
             <m:r>
@@ -6832,356 +7754,410 @@
           <w:rFonts w:eastAsiaTheme="minorEastAsia"/>
         </w:rPr>
       </w:pPr>
-      <m:oMathPara>
-        <m:oMath>
-          <m:sSub>
-            <m:sSubPr>
-              <m:ctrlPr>
-                <w:rPr>
-                  <w:rFonts w:ascii="Cambria Math" w:eastAsiaTheme="minorEastAsia" w:hAnsi="Cambria Math"/>
-                  <w:i/>
-                </w:rPr>
-              </m:ctrlPr>
-            </m:sSubPr>
-            <m:e>
-              <m:r>
-                <w:rPr>
-                  <w:rFonts w:ascii="Cambria Math" w:eastAsiaTheme="minorEastAsia" w:hAnsi="Cambria Math"/>
-                </w:rPr>
-                <m:t>E</m:t>
-              </m:r>
-            </m:e>
-            <m:sub>
-              <m:r>
-                <w:rPr>
-                  <w:rFonts w:ascii="Cambria Math" w:eastAsiaTheme="minorEastAsia" w:hAnsi="Cambria Math"/>
-                </w:rPr>
-                <m:t>u,</m:t>
-              </m:r>
-              <m:sSup>
-                <m:sSupPr>
-                  <m:ctrlPr>
-                    <w:rPr>
-                      <w:rFonts w:ascii="Cambria Math" w:eastAsiaTheme="minorEastAsia" w:hAnsi="Cambria Math"/>
-                      <w:i/>
-                    </w:rPr>
-                  </m:ctrlPr>
-                </m:sSupPr>
-                <m:e>
-                  <m:r>
-                    <w:rPr>
-                      <w:rFonts w:ascii="Cambria Math" w:eastAsiaTheme="minorEastAsia" w:hAnsi="Cambria Math"/>
-                    </w:rPr>
-                    <m:t>x</m:t>
-                  </m:r>
-                </m:e>
-                <m:sup>
-                  <m:r>
-                    <w:rPr>
-                      <w:rFonts w:ascii="Cambria Math" w:eastAsiaTheme="minorEastAsia" w:hAnsi="Cambria Math"/>
-                    </w:rPr>
-                    <m:t>'</m:t>
-                  </m:r>
-                </m:sup>
-              </m:sSup>
-            </m:sub>
-          </m:sSub>
-          <m:d>
-            <m:dPr>
-              <m:begChr m:val="{"/>
-              <m:endChr m:val="}"/>
-              <m:ctrlPr>
-                <w:rPr>
-                  <w:rFonts w:ascii="Cambria Math" w:eastAsiaTheme="minorEastAsia" w:hAnsi="Cambria Math"/>
-                  <w:i/>
-                </w:rPr>
-              </m:ctrlPr>
-            </m:dPr>
-            <m:e>
-              <m:r>
-                <w:rPr>
-                  <w:rFonts w:ascii="Cambria Math" w:eastAsiaTheme="minorEastAsia" w:hAnsi="Cambria Math"/>
-                </w:rPr>
-                <m:t>ρ</m:t>
-              </m:r>
-              <m:d>
-                <m:dPr>
-                  <m:ctrlPr>
-                    <w:rPr>
-                      <w:rFonts w:ascii="Cambria Math" w:eastAsiaTheme="minorEastAsia" w:hAnsi="Cambria Math"/>
-                      <w:i/>
-                    </w:rPr>
-                  </m:ctrlPr>
-                </m:dPr>
-                <m:e>
-                  <m:r>
-                    <w:rPr>
-                      <w:rFonts w:ascii="Cambria Math" w:eastAsiaTheme="minorEastAsia" w:hAnsi="Cambria Math"/>
-                    </w:rPr>
-                    <m:t>x,u,</m:t>
-                  </m:r>
-                  <m:sSup>
-                    <m:sSupPr>
-                      <m:ctrlPr>
-                        <w:rPr>
-                          <w:rFonts w:ascii="Cambria Math" w:eastAsiaTheme="minorEastAsia" w:hAnsi="Cambria Math"/>
-                          <w:i/>
-                        </w:rPr>
-                      </m:ctrlPr>
-                    </m:sSupPr>
-                    <m:e>
-                      <m:r>
-                        <w:rPr>
-                          <w:rFonts w:ascii="Cambria Math" w:eastAsiaTheme="minorEastAsia" w:hAnsi="Cambria Math"/>
-                        </w:rPr>
-                        <m:t>x</m:t>
-                      </m:r>
-                    </m:e>
-                    <m:sup>
-                      <m:r>
-                        <w:rPr>
-                          <w:rFonts w:ascii="Cambria Math" w:eastAsiaTheme="minorEastAsia" w:hAnsi="Cambria Math"/>
-                        </w:rPr>
-                        <m:t>'</m:t>
-                      </m:r>
-                    </m:sup>
-                  </m:sSup>
-                </m:e>
-              </m:d>
-            </m:e>
-          </m:d>
-          <m:r>
-            <w:rPr>
-              <w:rFonts w:ascii="Cambria Math" w:eastAsiaTheme="minorEastAsia" w:hAnsi="Cambria Math"/>
-            </w:rPr>
-            <m:t>=</m:t>
-          </m:r>
-          <m:nary>
-            <m:naryPr>
-              <m:limLoc m:val="subSup"/>
-              <m:ctrlPr>
-                <w:rPr>
-                  <w:rFonts w:ascii="Cambria Math" w:eastAsiaTheme="minorEastAsia" w:hAnsi="Cambria Math"/>
-                  <w:i/>
-                </w:rPr>
-              </m:ctrlPr>
-            </m:naryPr>
-            <m:sub>
-              <m:r>
-                <w:rPr>
-                  <w:rFonts w:ascii="Cambria Math" w:eastAsiaTheme="minorEastAsia" w:hAnsi="Cambria Math"/>
-                </w:rPr>
-                <m:t>U</m:t>
-              </m:r>
-            </m:sub>
-            <m:sup/>
-            <m:e>
-              <m:r>
-                <w:rPr>
-                  <w:rFonts w:ascii="Cambria Math" w:eastAsiaTheme="minorEastAsia" w:hAnsi="Cambria Math"/>
-                </w:rPr>
-                <m:t>π</m:t>
-              </m:r>
-              <m:d>
-                <m:dPr>
-                  <m:ctrlPr>
-                    <w:rPr>
-                      <w:rFonts w:ascii="Cambria Math" w:eastAsiaTheme="minorEastAsia" w:hAnsi="Cambria Math"/>
-                      <w:i/>
-                    </w:rPr>
-                  </m:ctrlPr>
-                </m:dPr>
-                <m:e>
-                  <m:r>
-                    <w:rPr>
-                      <w:rFonts w:ascii="Cambria Math" w:eastAsiaTheme="minorEastAsia" w:hAnsi="Cambria Math"/>
-                    </w:rPr>
-                    <m:t>x</m:t>
-                  </m:r>
-                  <m:r>
-                    <w:rPr>
-                      <w:rFonts w:ascii="Cambria Math" w:eastAsiaTheme="minorEastAsia" w:hAnsi="Cambria Math"/>
-                    </w:rPr>
-                    <m:t>,u</m:t>
-                  </m:r>
-                </m:e>
-              </m:d>
-            </m:e>
-          </m:nary>
-          <m:nary>
-            <m:naryPr>
-              <m:limLoc m:val="subSup"/>
-              <m:ctrlPr>
-                <w:rPr>
-                  <w:rFonts w:ascii="Cambria Math" w:eastAsiaTheme="minorEastAsia" w:hAnsi="Cambria Math"/>
-                  <w:i/>
-                </w:rPr>
-              </m:ctrlPr>
-            </m:naryPr>
-            <m:sub>
-              <m:r>
-                <w:rPr>
-                  <w:rFonts w:ascii="Cambria Math" w:eastAsiaTheme="minorEastAsia" w:hAnsi="Cambria Math"/>
-                </w:rPr>
-                <m:t>X</m:t>
-              </m:r>
-            </m:sub>
-            <m:sup/>
-            <m:e>
-              <m:r>
-                <w:rPr>
-                  <w:rFonts w:ascii="Cambria Math" w:eastAsiaTheme="minorEastAsia" w:hAnsi="Cambria Math"/>
-                </w:rPr>
-                <m:t>f</m:t>
-              </m:r>
-              <m:d>
-                <m:dPr>
-                  <m:ctrlPr>
-                    <w:rPr>
-                      <w:rFonts w:ascii="Cambria Math" w:eastAsiaTheme="minorEastAsia" w:hAnsi="Cambria Math"/>
-                      <w:i/>
-                    </w:rPr>
-                  </m:ctrlPr>
-                </m:dPr>
-                <m:e>
-                  <m:r>
-                    <w:rPr>
-                      <w:rFonts w:ascii="Cambria Math" w:eastAsiaTheme="minorEastAsia" w:hAnsi="Cambria Math"/>
-                    </w:rPr>
-                    <m:t>x</m:t>
-                  </m:r>
-                  <m:r>
-                    <w:rPr>
-                      <w:rFonts w:ascii="Cambria Math" w:eastAsiaTheme="minorEastAsia" w:hAnsi="Cambria Math"/>
-                    </w:rPr>
-                    <m:t>,u,</m:t>
-                  </m:r>
-                  <m:sSup>
-                    <m:sSupPr>
-                      <m:ctrlPr>
-                        <w:rPr>
-                          <w:rFonts w:ascii="Cambria Math" w:eastAsiaTheme="minorEastAsia" w:hAnsi="Cambria Math"/>
-                          <w:i/>
-                        </w:rPr>
-                      </m:ctrlPr>
-                    </m:sSupPr>
-                    <m:e>
-                      <m:r>
-                        <w:rPr>
-                          <w:rFonts w:ascii="Cambria Math" w:eastAsiaTheme="minorEastAsia" w:hAnsi="Cambria Math"/>
-                        </w:rPr>
-                        <m:t>x</m:t>
-                      </m:r>
-                    </m:e>
-                    <m:sup>
-                      <m:r>
-                        <w:rPr>
-                          <w:rFonts w:ascii="Cambria Math" w:eastAsiaTheme="minorEastAsia" w:hAnsi="Cambria Math"/>
-                        </w:rPr>
-                        <m:t>'</m:t>
-                      </m:r>
-                    </m:sup>
-                  </m:sSup>
-                </m:e>
-              </m:d>
-              <m:r>
-                <w:rPr>
-                  <w:rFonts w:ascii="Cambria Math" w:eastAsiaTheme="minorEastAsia" w:hAnsi="Cambria Math"/>
-                </w:rPr>
-                <m:t>ρ</m:t>
-              </m:r>
-              <m:d>
-                <m:dPr>
-                  <m:ctrlPr>
-                    <w:rPr>
-                      <w:rFonts w:ascii="Cambria Math" w:eastAsiaTheme="minorEastAsia" w:hAnsi="Cambria Math"/>
-                      <w:i/>
-                    </w:rPr>
-                  </m:ctrlPr>
-                </m:dPr>
-                <m:e>
-                  <m:r>
-                    <w:rPr>
-                      <w:rFonts w:ascii="Cambria Math" w:eastAsiaTheme="minorEastAsia" w:hAnsi="Cambria Math"/>
-                    </w:rPr>
-                    <m:t>x</m:t>
-                  </m:r>
-                  <m:r>
-                    <w:rPr>
-                      <w:rFonts w:ascii="Cambria Math" w:eastAsiaTheme="minorEastAsia" w:hAnsi="Cambria Math"/>
-                    </w:rPr>
-                    <m:t>,u,</m:t>
-                  </m:r>
-                  <m:sSup>
-                    <m:sSupPr>
-                      <m:ctrlPr>
-                        <w:rPr>
-                          <w:rFonts w:ascii="Cambria Math" w:eastAsiaTheme="minorEastAsia" w:hAnsi="Cambria Math"/>
-                          <w:i/>
-                        </w:rPr>
-                      </m:ctrlPr>
-                    </m:sSupPr>
-                    <m:e>
-                      <m:r>
-                        <w:rPr>
-                          <w:rFonts w:ascii="Cambria Math" w:eastAsiaTheme="minorEastAsia" w:hAnsi="Cambria Math"/>
-                        </w:rPr>
-                        <m:t>x</m:t>
-                      </m:r>
-                    </m:e>
-                    <m:sup>
-                      <m:r>
-                        <w:rPr>
-                          <w:rFonts w:ascii="Cambria Math" w:eastAsiaTheme="minorEastAsia" w:hAnsi="Cambria Math"/>
-                        </w:rPr>
-                        <m:t>'</m:t>
-                      </m:r>
-                    </m:sup>
-                  </m:sSup>
-                </m:e>
-              </m:d>
-              <m:r>
-                <w:rPr>
-                  <w:rFonts w:ascii="Cambria Math" w:eastAsiaTheme="minorEastAsia" w:hAnsi="Cambria Math"/>
-                </w:rPr>
-                <m:t xml:space="preserve"> d</m:t>
-              </m:r>
-              <m:sSup>
-                <m:sSupPr>
-                  <m:ctrlPr>
-                    <w:rPr>
-                      <w:rFonts w:ascii="Cambria Math" w:eastAsiaTheme="minorEastAsia" w:hAnsi="Cambria Math"/>
-                      <w:i/>
-                    </w:rPr>
-                  </m:ctrlPr>
-                </m:sSupPr>
-                <m:e>
-                  <m:r>
-                    <w:rPr>
-                      <w:rFonts w:ascii="Cambria Math" w:eastAsiaTheme="minorEastAsia" w:hAnsi="Cambria Math"/>
-                    </w:rPr>
-                    <m:t>x</m:t>
-                  </m:r>
-                </m:e>
-                <m:sup>
-                  <m:r>
-                    <w:rPr>
-                      <w:rFonts w:ascii="Cambria Math" w:eastAsiaTheme="minorEastAsia" w:hAnsi="Cambria Math"/>
-                    </w:rPr>
-                    <m:t>'</m:t>
-                  </m:r>
-                </m:sup>
-              </m:sSup>
-              <m:r>
-                <w:rPr>
-                  <w:rFonts w:ascii="Cambria Math" w:eastAsiaTheme="minorEastAsia" w:hAnsi="Cambria Math"/>
-                </w:rPr>
-                <m:t xml:space="preserve">du </m:t>
-              </m:r>
-            </m:e>
-          </m:nary>
-        </m:oMath>
-      </m:oMathPara>
+      <m:oMath>
+        <m:sSub>
+          <m:sSubPr>
+            <m:ctrlPr>
+              <w:rPr>
+                <w:rFonts w:ascii="Cambria Math" w:eastAsiaTheme="minorEastAsia" w:hAnsi="Cambria Math"/>
+                <w:i/>
+              </w:rPr>
+            </m:ctrlPr>
+          </m:sSubPr>
+          <m:e>
+            <m:r>
+              <w:rPr>
+                <w:rFonts w:ascii="Cambria Math" w:eastAsiaTheme="minorEastAsia" w:hAnsi="Cambria Math"/>
+              </w:rPr>
+              <m:t>E</m:t>
+            </m:r>
+          </m:e>
+          <m:sub>
+            <m:sSup>
+              <m:sSupPr>
+                <m:ctrlPr>
+                  <w:rPr>
+                    <w:rFonts w:ascii="Cambria Math" w:eastAsiaTheme="minorEastAsia" w:hAnsi="Cambria Math"/>
+                    <w:i/>
+                  </w:rPr>
+                </m:ctrlPr>
+              </m:sSupPr>
+              <m:e>
+                <m:r>
+                  <w:rPr>
+                    <w:rFonts w:ascii="Cambria Math" w:eastAsiaTheme="minorEastAsia" w:hAnsi="Cambria Math"/>
+                  </w:rPr>
+                  <m:t>x</m:t>
+                </m:r>
+              </m:e>
+              <m:sup>
+                <m:r>
+                  <w:rPr>
+                    <w:rFonts w:ascii="Cambria Math" w:eastAsiaTheme="minorEastAsia" w:hAnsi="Cambria Math"/>
+                  </w:rPr>
+                  <m:t>'</m:t>
+                </m:r>
+              </m:sup>
+            </m:sSup>
+            <m:r>
+              <w:rPr>
+                <w:rFonts w:ascii="Cambria Math" w:eastAsiaTheme="minorEastAsia" w:hAnsi="Cambria Math"/>
+              </w:rPr>
+              <m:t>,</m:t>
+            </m:r>
+            <m:r>
+              <w:rPr>
+                <w:rFonts w:ascii="Cambria Math" w:eastAsiaTheme="minorEastAsia" w:hAnsi="Cambria Math"/>
+              </w:rPr>
+              <m:t>u</m:t>
+            </m:r>
+          </m:sub>
+        </m:sSub>
+        <m:d>
+          <m:dPr>
+            <m:begChr m:val="{"/>
+            <m:endChr m:val="}"/>
+            <m:ctrlPr>
+              <w:rPr>
+                <w:rFonts w:ascii="Cambria Math" w:eastAsiaTheme="minorEastAsia" w:hAnsi="Cambria Math"/>
+                <w:i/>
+              </w:rPr>
+            </m:ctrlPr>
+          </m:dPr>
+          <m:e>
+            <m:r>
+              <w:rPr>
+                <w:rFonts w:ascii="Cambria Math" w:eastAsiaTheme="minorEastAsia" w:hAnsi="Cambria Math"/>
+              </w:rPr>
+              <m:t>ρ</m:t>
+            </m:r>
+            <m:d>
+              <m:dPr>
+                <m:ctrlPr>
+                  <w:rPr>
+                    <w:rFonts w:ascii="Cambria Math" w:eastAsiaTheme="minorEastAsia" w:hAnsi="Cambria Math"/>
+                    <w:i/>
+                  </w:rPr>
+                </m:ctrlPr>
+              </m:dPr>
+              <m:e>
+                <m:sSup>
+                  <m:sSupPr>
+                    <m:ctrlPr>
+                      <w:rPr>
+                        <w:rFonts w:ascii="Cambria Math" w:eastAsiaTheme="minorEastAsia" w:hAnsi="Cambria Math"/>
+                        <w:i/>
+                      </w:rPr>
+                    </m:ctrlPr>
+                  </m:sSupPr>
+                  <m:e>
+                    <m:r>
+                      <w:rPr>
+                        <w:rFonts w:ascii="Cambria Math" w:eastAsiaTheme="minorEastAsia" w:hAnsi="Cambria Math"/>
+                      </w:rPr>
+                      <m:t>x</m:t>
+                    </m:r>
+                  </m:e>
+                  <m:sup>
+                    <m:r>
+                      <w:rPr>
+                        <w:rFonts w:ascii="Cambria Math" w:eastAsiaTheme="minorEastAsia" w:hAnsi="Cambria Math"/>
+                      </w:rPr>
+                      <m:t>'</m:t>
+                    </m:r>
+                  </m:sup>
+                </m:sSup>
+                <m:r>
+                  <w:rPr>
+                    <w:rFonts w:ascii="Cambria Math" w:eastAsiaTheme="minorEastAsia" w:hAnsi="Cambria Math"/>
+                  </w:rPr>
+                  <m:t xml:space="preserve">, </m:t>
+                </m:r>
+                <m:r>
+                  <w:rPr>
+                    <w:rFonts w:ascii="Cambria Math" w:eastAsiaTheme="minorEastAsia" w:hAnsi="Cambria Math"/>
+                  </w:rPr>
+                  <m:t xml:space="preserve">u, </m:t>
+                </m:r>
+                <m:r>
+                  <w:rPr>
+                    <w:rFonts w:ascii="Cambria Math" w:eastAsiaTheme="minorEastAsia" w:hAnsi="Cambria Math"/>
+                  </w:rPr>
+                  <m:t>x</m:t>
+                </m:r>
+              </m:e>
+            </m:d>
+          </m:e>
+        </m:d>
+        <m:r>
+          <w:rPr>
+            <w:rFonts w:ascii="Cambria Math" w:eastAsiaTheme="minorEastAsia" w:hAnsi="Cambria Math"/>
+          </w:rPr>
+          <m:t>=</m:t>
+        </m:r>
+        <m:nary>
+          <m:naryPr>
+            <m:limLoc m:val="subSup"/>
+            <m:ctrlPr>
+              <w:rPr>
+                <w:rFonts w:ascii="Cambria Math" w:eastAsiaTheme="minorEastAsia" w:hAnsi="Cambria Math"/>
+                <w:i/>
+              </w:rPr>
+            </m:ctrlPr>
+          </m:naryPr>
+          <m:sub>
+            <m:r>
+              <w:rPr>
+                <w:rFonts w:ascii="Cambria Math" w:eastAsiaTheme="minorEastAsia" w:hAnsi="Cambria Math"/>
+              </w:rPr>
+              <m:t>U</m:t>
+            </m:r>
+          </m:sub>
+          <m:sup/>
+          <m:e>
+            <m:r>
+              <w:rPr>
+                <w:rFonts w:ascii="Cambria Math" w:eastAsiaTheme="minorEastAsia" w:hAnsi="Cambria Math"/>
+              </w:rPr>
+              <m:t>π</m:t>
+            </m:r>
+            <m:d>
+              <m:dPr>
+                <m:ctrlPr>
+                  <w:rPr>
+                    <w:rFonts w:ascii="Cambria Math" w:eastAsiaTheme="minorEastAsia" w:hAnsi="Cambria Math"/>
+                    <w:i/>
+                  </w:rPr>
+                </m:ctrlPr>
+              </m:dPr>
+              <m:e>
+                <m:r>
+                  <w:rPr>
+                    <w:rFonts w:ascii="Cambria Math" w:eastAsiaTheme="minorEastAsia" w:hAnsi="Cambria Math"/>
+                  </w:rPr>
+                  <m:t>x</m:t>
+                </m:r>
+                <m:r>
+                  <w:rPr>
+                    <w:rFonts w:ascii="Cambria Math" w:eastAsiaTheme="minorEastAsia" w:hAnsi="Cambria Math"/>
+                  </w:rPr>
+                  <m:t>,u</m:t>
+                </m:r>
+              </m:e>
+            </m:d>
+          </m:e>
+        </m:nary>
+        <m:nary>
+          <m:naryPr>
+            <m:limLoc m:val="subSup"/>
+            <m:ctrlPr>
+              <w:rPr>
+                <w:rFonts w:ascii="Cambria Math" w:eastAsiaTheme="minorEastAsia" w:hAnsi="Cambria Math"/>
+                <w:i/>
+              </w:rPr>
+            </m:ctrlPr>
+          </m:naryPr>
+          <m:sub>
+            <m:r>
+              <w:rPr>
+                <w:rFonts w:ascii="Cambria Math" w:eastAsiaTheme="minorEastAsia" w:hAnsi="Cambria Math"/>
+              </w:rPr>
+              <m:t>X</m:t>
+            </m:r>
+          </m:sub>
+          <m:sup/>
+          <m:e>
+            <m:r>
+              <w:rPr>
+                <w:rFonts w:ascii="Cambria Math" w:eastAsiaTheme="minorEastAsia" w:hAnsi="Cambria Math"/>
+              </w:rPr>
+              <m:t>f</m:t>
+            </m:r>
+            <m:d>
+              <m:dPr>
+                <m:ctrlPr>
+                  <w:rPr>
+                    <w:rFonts w:ascii="Cambria Math" w:eastAsiaTheme="minorEastAsia" w:hAnsi="Cambria Math"/>
+                    <w:i/>
+                  </w:rPr>
+                </m:ctrlPr>
+              </m:dPr>
+              <m:e>
+                <m:sSup>
+                  <m:sSupPr>
+                    <m:ctrlPr>
+                      <w:rPr>
+                        <w:rFonts w:ascii="Cambria Math" w:eastAsiaTheme="minorEastAsia" w:hAnsi="Cambria Math"/>
+                        <w:i/>
+                      </w:rPr>
+                    </m:ctrlPr>
+                  </m:sSupPr>
+                  <m:e>
+                    <m:r>
+                      <w:rPr>
+                        <w:rFonts w:ascii="Cambria Math" w:eastAsiaTheme="minorEastAsia" w:hAnsi="Cambria Math"/>
+                      </w:rPr>
+                      <m:t>x</m:t>
+                    </m:r>
+                  </m:e>
+                  <m:sup>
+                    <m:r>
+                      <w:rPr>
+                        <w:rFonts w:ascii="Cambria Math" w:eastAsiaTheme="minorEastAsia" w:hAnsi="Cambria Math"/>
+                      </w:rPr>
+                      <m:t>'</m:t>
+                    </m:r>
+                  </m:sup>
+                </m:sSup>
+                <m:r>
+                  <w:rPr>
+                    <w:rFonts w:ascii="Cambria Math" w:eastAsiaTheme="minorEastAsia" w:hAnsi="Cambria Math"/>
+                  </w:rPr>
+                  <m:t>,</m:t>
+                </m:r>
+                <m:r>
+                  <w:rPr>
+                    <w:rFonts w:ascii="Cambria Math" w:eastAsiaTheme="minorEastAsia" w:hAnsi="Cambria Math"/>
+                  </w:rPr>
+                  <m:t xml:space="preserve">u, </m:t>
+                </m:r>
+                <m:r>
+                  <w:rPr>
+                    <w:rFonts w:ascii="Cambria Math" w:eastAsiaTheme="minorEastAsia" w:hAnsi="Cambria Math"/>
+                  </w:rPr>
+                  <m:t>x</m:t>
+                </m:r>
+              </m:e>
+            </m:d>
+            <m:r>
+              <w:rPr>
+                <w:rFonts w:ascii="Cambria Math" w:eastAsiaTheme="minorEastAsia" w:hAnsi="Cambria Math"/>
+              </w:rPr>
+              <m:t>ρ</m:t>
+            </m:r>
+            <m:d>
+              <m:dPr>
+                <m:ctrlPr>
+                  <w:rPr>
+                    <w:rFonts w:ascii="Cambria Math" w:eastAsiaTheme="minorEastAsia" w:hAnsi="Cambria Math"/>
+                    <w:i/>
+                  </w:rPr>
+                </m:ctrlPr>
+              </m:dPr>
+              <m:e>
+                <m:sSup>
+                  <m:sSupPr>
+                    <m:ctrlPr>
+                      <w:rPr>
+                        <w:rFonts w:ascii="Cambria Math" w:eastAsiaTheme="minorEastAsia" w:hAnsi="Cambria Math"/>
+                        <w:i/>
+                      </w:rPr>
+                    </m:ctrlPr>
+                  </m:sSupPr>
+                  <m:e>
+                    <m:r>
+                      <w:rPr>
+                        <w:rFonts w:ascii="Cambria Math" w:eastAsiaTheme="minorEastAsia" w:hAnsi="Cambria Math"/>
+                      </w:rPr>
+                      <m:t>x</m:t>
+                    </m:r>
+                  </m:e>
+                  <m:sup>
+                    <m:r>
+                      <w:rPr>
+                        <w:rFonts w:ascii="Cambria Math" w:eastAsiaTheme="minorEastAsia" w:hAnsi="Cambria Math"/>
+                      </w:rPr>
+                      <m:t>'</m:t>
+                    </m:r>
+                  </m:sup>
+                </m:sSup>
+                <m:r>
+                  <w:rPr>
+                    <w:rFonts w:ascii="Cambria Math" w:eastAsiaTheme="minorEastAsia" w:hAnsi="Cambria Math"/>
+                  </w:rPr>
+                  <m:t>,</m:t>
+                </m:r>
+                <m:r>
+                  <w:rPr>
+                    <w:rFonts w:ascii="Cambria Math" w:eastAsiaTheme="minorEastAsia" w:hAnsi="Cambria Math"/>
+                  </w:rPr>
+                  <m:t>u,</m:t>
+                </m:r>
+                <m:r>
+                  <w:rPr>
+                    <w:rFonts w:ascii="Cambria Math" w:eastAsiaTheme="minorEastAsia" w:hAnsi="Cambria Math"/>
+                  </w:rPr>
+                  <m:t xml:space="preserve"> </m:t>
+                </m:r>
+                <m:r>
+                  <w:rPr>
+                    <w:rFonts w:ascii="Cambria Math" w:eastAsiaTheme="minorEastAsia" w:hAnsi="Cambria Math"/>
+                  </w:rPr>
+                  <m:t>x</m:t>
+                </m:r>
+              </m:e>
+            </m:d>
+            <m:r>
+              <w:rPr>
+                <w:rFonts w:ascii="Cambria Math" w:eastAsiaTheme="minorEastAsia" w:hAnsi="Cambria Math"/>
+              </w:rPr>
+              <m:t xml:space="preserve"> d</m:t>
+            </m:r>
+            <m:sSup>
+              <m:sSupPr>
+                <m:ctrlPr>
+                  <w:rPr>
+                    <w:rFonts w:ascii="Cambria Math" w:eastAsiaTheme="minorEastAsia" w:hAnsi="Cambria Math"/>
+                    <w:i/>
+                  </w:rPr>
+                </m:ctrlPr>
+              </m:sSupPr>
+              <m:e>
+                <m:r>
+                  <w:rPr>
+                    <w:rFonts w:ascii="Cambria Math" w:eastAsiaTheme="minorEastAsia" w:hAnsi="Cambria Math"/>
+                  </w:rPr>
+                  <m:t>x</m:t>
+                </m:r>
+              </m:e>
+              <m:sup>
+                <m:r>
+                  <w:rPr>
+                    <w:rFonts w:ascii="Cambria Math" w:eastAsiaTheme="minorEastAsia" w:hAnsi="Cambria Math"/>
+                  </w:rPr>
+                  <m:t>'</m:t>
+                </m:r>
+              </m:sup>
+            </m:sSup>
+            <m:r>
+              <w:rPr>
+                <w:rFonts w:ascii="Cambria Math" w:eastAsiaTheme="minorEastAsia" w:hAnsi="Cambria Math"/>
+              </w:rPr>
+              <m:t xml:space="preserve">du </m:t>
+            </m:r>
+          </m:e>
+        </m:nary>
+      </m:oMath>
+      <w:r>
+        <w:rPr>
+          <w:rFonts w:eastAsiaTheme="minorEastAsia"/>
+        </w:rPr>
+        <w:t xml:space="preserve"> </w:t>
+      </w:r>
+    </w:p>
+    <w:p>
+      <w:pPr>
+        <w:rPr>
+          <w:rFonts w:eastAsiaTheme="minorEastAsia"/>
+        </w:rPr>
+      </w:pPr>
+    </w:p>
+    <w:p>
+      <w:pPr>
+        <w:rPr>
+          <w:rFonts w:eastAsiaTheme="minorEastAsia"/>
+        </w:rPr>
+      </w:pPr>
     </w:p>
     <w:p>
       <w:pPr>
@@ -7321,7 +8297,6 @@
         <w:rPr>
           <w:color w:val="auto"/>
         </w:rPr>
-        <w:lastRenderedPageBreak/>
         <w:t>Generaliz</w:t>
       </w:r>
       <w:r>

--- a/docs/Agentic_Workflows_wtith_RL_Loop.docx
+++ b/docs/Agentic_Workflows_wtith_RL_Loop.docx
@@ -858,36 +858,71 @@
           <w:rPr>
             <w:rStyle w:val="Hyperlink"/>
           </w:rPr>
-          <w:t>Survey of Actor-Critic Reinforcement Learning: Standard and Natural Policy Gradients, Ivo Grondman et al, 2012</w:t>
+          <w:t>Natural Actor-Critic, Jan Peters et al, 2005</w:t>
         </w:r>
       </w:hyperlink>
     </w:p>
     <w:p/>
     <w:p>
       <w:r>
-        <w:t>[7]</w:t>
-      </w:r>
-      <w:r>
-        <w:t xml:space="preserve"> </w:t>
+        <w:t>[</w:t>
+      </w:r>
+      <w:r>
+        <w:t>7</w:t>
+      </w:r>
+      <w:r>
+        <w:t xml:space="preserve">] </w:t>
       </w:r>
       <w:hyperlink r:id="rId12" w:history="1">
         <w:r>
           <w:rPr>
             <w:rStyle w:val="Hyperlink"/>
           </w:rPr>
-          <w:t>High-Dimensional Continuous Control Using Generalized Advantage Estimation, John Schulman, Philipp Moritz, Sergey Levine, Michael Jordan, Pieter Abbeel, 2015</w:t>
+          <w:t>Survey of Actor-Critic Reinforcement Learning: Standard and Natural Policy Gradients, Ivo Grondman et al, 2012</w:t>
         </w:r>
       </w:hyperlink>
     </w:p>
     <w:p/>
     <w:p>
       <w:r>
-        <w:t>[8]</w:t>
+        <w:t>[</w:t>
+      </w:r>
+      <w:r>
+        <w:t>8</w:t>
+      </w:r>
+      <w:r>
+        <w:t xml:space="preserve">] </w:t>
+      </w:r>
+      <w:hyperlink r:id="rId13" w:history="1">
+        <w:r>
+          <w:rPr>
+            <w:rStyle w:val="Hyperlink"/>
+          </w:rPr>
+          <w:t>Going Deeper Into Reinforcement Learning: Fundamentals of Policy Gradients</w:t>
+        </w:r>
+        <w:r>
+          <w:rPr>
+            <w:rStyle w:val="Hyperlink"/>
+          </w:rPr>
+          <w:t>, Seita’s Place Blog, March 2017</w:t>
+        </w:r>
+      </w:hyperlink>
+    </w:p>
+    <w:p/>
+    <w:p>
+      <w:r>
+        <w:t>[</w:t>
+      </w:r>
+      <w:r>
+        <w:t>9</w:t>
+      </w:r>
+      <w:r>
+        <w:t>]</w:t>
       </w:r>
       <w:r>
         <w:t xml:space="preserve"> </w:t>
       </w:r>
-      <w:hyperlink r:id="rId13" w:history="1">
+      <w:hyperlink r:id="rId14" w:history="1">
         <w:r>
           <w:rPr>
             <w:rStyle w:val="Hyperlink"/>
@@ -905,71 +940,80 @@
     <w:p/>
     <w:p>
       <w:r>
-        <w:t xml:space="preserve">[9] </w:t>
-      </w:r>
-      <w:hyperlink r:id="rId14" w:history="1">
+        <w:t>[</w:t>
+      </w:r>
+      <w:r>
+        <w:t>10</w:t>
+      </w:r>
+      <w:r>
+        <w:t xml:space="preserve">] </w:t>
+      </w:r>
+      <w:hyperlink r:id="rId15" w:history="1">
+        <w:r>
+          <w:rPr>
+            <w:rStyle w:val="Hyperlink"/>
+          </w:rPr>
+          <w:t>High-Dimensional Continuous Control Using Generalized Advantage Estimation, John Schulman, Philipp Moritz, Sergey Levine, Michael Jordan, Pieter Abbeel, 2015</w:t>
+        </w:r>
+      </w:hyperlink>
+    </w:p>
+    <w:p/>
+    <w:p>
+      <w:r>
+        <w:t>[</w:t>
+      </w:r>
+      <w:r>
+        <w:t>1</w:t>
+      </w:r>
+      <w:r>
+        <w:t>1</w:t>
+      </w:r>
+      <w:r>
+        <w:t xml:space="preserve">] </w:t>
+      </w:r>
+      <w:hyperlink r:id="rId16" w:history="1">
         <w:r>
           <w:rPr>
             <w:rStyle w:val="Hyperlink"/>
             <w:szCs w:val="19"/>
           </w:rPr>
-          <w:t xml:space="preserve">Human-level control through deep reinforcement learning, Volodymyr </w:t>
+          <w:t>Human-level control through deep reinforcement learning, Volodymyr Mnih et al, Nature, 2015</w:t>
         </w:r>
-        <w:proofErr w:type="spellStart"/>
+      </w:hyperlink>
+    </w:p>
+    <w:p/>
+    <w:p>
+      <w:r>
+        <w:t>[1</w:t>
+      </w:r>
+      <w:r>
+        <w:t>2</w:t>
+      </w:r>
+      <w:r>
+        <w:t xml:space="preserve">] </w:t>
+      </w:r>
+      <w:hyperlink r:id="rId17" w:history="1">
         <w:r>
           <w:rPr>
             <w:rStyle w:val="Hyperlink"/>
             <w:szCs w:val="19"/>
           </w:rPr>
-          <w:t>Mnih</w:t>
-        </w:r>
-        <w:proofErr w:type="spellEnd"/>
-        <w:r>
-          <w:rPr>
-            <w:rStyle w:val="Hyperlink"/>
-            <w:szCs w:val="19"/>
-          </w:rPr>
-          <w:t xml:space="preserve"> et al, Nature, 2015</w:t>
+          <w:t>Asynchronous methods for deep reinforcement learning, Volodymyr Mnih et al, Google DeepMind, 2016</w:t>
         </w:r>
       </w:hyperlink>
     </w:p>
     <w:p/>
     <w:p>
       <w:r>
-        <w:t xml:space="preserve">[10] </w:t>
-      </w:r>
-      <w:hyperlink r:id="rId15" w:history="1">
-        <w:r>
-          <w:rPr>
-            <w:rStyle w:val="Hyperlink"/>
-            <w:szCs w:val="19"/>
-          </w:rPr>
-          <w:t xml:space="preserve">Asynchronous methods for deep reinforcement learning, Volodymyr </w:t>
-        </w:r>
-        <w:proofErr w:type="spellStart"/>
-        <w:r>
-          <w:rPr>
-            <w:rStyle w:val="Hyperlink"/>
-            <w:szCs w:val="19"/>
-          </w:rPr>
-          <w:t>Mnih</w:t>
-        </w:r>
-        <w:proofErr w:type="spellEnd"/>
-        <w:r>
-          <w:rPr>
-            <w:rStyle w:val="Hyperlink"/>
-            <w:szCs w:val="19"/>
-          </w:rPr>
-          <w:t xml:space="preserve"> et al, Google DeepMind, 2016</w:t>
-        </w:r>
-      </w:hyperlink>
-    </w:p>
-    <w:p/>
-    <w:p>
-      <w:r>
-        <w:t xml:space="preserve">[11] </w:t>
-      </w:r>
-      <w:hyperlink r:id="rId16" w:history="1">
+        <w:t>[1</w:t>
+      </w:r>
+      <w:r>
+        <w:t>3</w:t>
+      </w:r>
+      <w:r>
+        <w:t xml:space="preserve">] </w:t>
+      </w:r>
+      <w:hyperlink r:id="rId18" w:history="1">
         <w:r>
           <w:rPr>
             <w:rStyle w:val="Hyperlink"/>
@@ -982,9 +1026,15 @@
     <w:p/>
     <w:p>
       <w:r>
-        <w:t xml:space="preserve">[12] </w:t>
-      </w:r>
-      <w:hyperlink r:id="rId17" w:history="1">
+        <w:t>[1</w:t>
+      </w:r>
+      <w:r>
+        <w:t>4</w:t>
+      </w:r>
+      <w:r>
+        <w:t xml:space="preserve">] </w:t>
+      </w:r>
+      <w:hyperlink r:id="rId19" w:history="1">
         <w:r>
           <w:rPr>
             <w:rStyle w:val="Hyperlink"/>
@@ -997,12 +1047,15 @@
     <w:p/>
     <w:p>
       <w:r>
-        <w:t>[13</w:t>
+        <w:t>[1</w:t>
+      </w:r>
+      <w:r>
+        <w:t>5</w:t>
       </w:r>
       <w:r>
         <w:t xml:space="preserve">] </w:t>
       </w:r>
-      <w:hyperlink r:id="rId18" w:history="1">
+      <w:hyperlink r:id="rId20" w:history="1">
         <w:r>
           <w:rPr>
             <w:rStyle w:val="Hyperlink"/>
@@ -1036,6 +1089,7 @@
         <w:pStyle w:val="Heading1"/>
       </w:pPr>
       <w:r>
+        <w:lastRenderedPageBreak/>
         <w:t>Appendix</w:t>
       </w:r>
     </w:p>
@@ -1054,7 +1108,6 @@
         <w:pStyle w:val="Heading3"/>
       </w:pPr>
       <w:r>
-        <w:lastRenderedPageBreak/>
         <w:t>Markov Decision Processes (MDP)</w:t>
       </w:r>
     </w:p>
@@ -1230,7 +1283,19 @@
           <w:rPr>
             <w:rFonts w:ascii="Cambria Math" w:eastAsiaTheme="minorEastAsia" w:hAnsi="Cambria Math"/>
           </w:rPr>
-          <m:t>ρ :X×U×X⟼</m:t>
+          <m:t>ρ :</m:t>
+        </m:r>
+        <m:r>
+          <w:rPr>
+            <w:rFonts w:ascii="Cambria Math" w:eastAsiaTheme="minorEastAsia" w:hAnsi="Cambria Math"/>
+          </w:rPr>
+          <m:t>X×</m:t>
+        </m:r>
+        <m:r>
+          <w:rPr>
+            <w:rFonts w:ascii="Cambria Math" w:eastAsiaTheme="minorEastAsia" w:hAnsi="Cambria Math"/>
+          </w:rPr>
+          <m:t>U×X⟼</m:t>
         </m:r>
         <m:r>
           <m:rPr>
@@ -1256,6 +1321,114 @@
         </w:rPr>
         <w:t>reward function</w:t>
       </w:r>
+      <w:r>
+        <w:rPr>
+          <w:rFonts w:eastAsiaTheme="minorEastAsia"/>
+        </w:rPr>
+        <w:t xml:space="preserve"> which represents the reward of going from state </w:t>
+      </w:r>
+      <m:oMath>
+        <m:sSub>
+          <m:sSubPr>
+            <m:ctrlPr>
+              <w:rPr>
+                <w:rFonts w:ascii="Cambria Math" w:eastAsiaTheme="minorEastAsia" w:hAnsi="Cambria Math"/>
+                <w:i/>
+              </w:rPr>
+            </m:ctrlPr>
+          </m:sSubPr>
+          <m:e>
+            <m:r>
+              <w:rPr>
+                <w:rFonts w:ascii="Cambria Math" w:eastAsiaTheme="minorEastAsia" w:hAnsi="Cambria Math"/>
+              </w:rPr>
+              <m:t>x</m:t>
+            </m:r>
+          </m:e>
+          <m:sub>
+            <m:r>
+              <w:rPr>
+                <w:rFonts w:ascii="Cambria Math" w:eastAsiaTheme="minorEastAsia" w:hAnsi="Cambria Math"/>
+              </w:rPr>
+              <m:t>k</m:t>
+            </m:r>
+          </m:sub>
+        </m:sSub>
+      </m:oMath>
+      <w:r>
+        <w:rPr>
+          <w:rFonts w:eastAsiaTheme="minorEastAsia"/>
+        </w:rPr>
+        <w:t xml:space="preserve"> to state </w:t>
+      </w:r>
+      <m:oMath>
+        <m:sSub>
+          <m:sSubPr>
+            <m:ctrlPr>
+              <w:rPr>
+                <w:rFonts w:ascii="Cambria Math" w:eastAsiaTheme="minorEastAsia" w:hAnsi="Cambria Math"/>
+                <w:i/>
+              </w:rPr>
+            </m:ctrlPr>
+          </m:sSubPr>
+          <m:e>
+            <m:r>
+              <w:rPr>
+                <w:rFonts w:ascii="Cambria Math" w:eastAsiaTheme="minorEastAsia" w:hAnsi="Cambria Math"/>
+              </w:rPr>
+              <m:t>x</m:t>
+            </m:r>
+          </m:e>
+          <m:sub>
+            <m:r>
+              <w:rPr>
+                <w:rFonts w:ascii="Cambria Math" w:eastAsiaTheme="minorEastAsia" w:hAnsi="Cambria Math"/>
+              </w:rPr>
+              <m:t>k</m:t>
+            </m:r>
+            <m:r>
+              <w:rPr>
+                <w:rFonts w:ascii="Cambria Math" w:eastAsiaTheme="minorEastAsia" w:hAnsi="Cambria Math"/>
+              </w:rPr>
+              <m:t>+1</m:t>
+            </m:r>
+          </m:sub>
+        </m:sSub>
+      </m:oMath>
+      <w:r>
+        <w:rPr>
+          <w:rFonts w:eastAsiaTheme="minorEastAsia"/>
+        </w:rPr>
+        <w:t xml:space="preserve"> taking action </w:t>
+      </w:r>
+      <m:oMath>
+        <m:sSub>
+          <m:sSubPr>
+            <m:ctrlPr>
+              <w:rPr>
+                <w:rFonts w:ascii="Cambria Math" w:eastAsiaTheme="minorEastAsia" w:hAnsi="Cambria Math"/>
+                <w:i/>
+              </w:rPr>
+            </m:ctrlPr>
+          </m:sSubPr>
+          <m:e>
+            <m:r>
+              <w:rPr>
+                <w:rFonts w:ascii="Cambria Math" w:eastAsiaTheme="minorEastAsia" w:hAnsi="Cambria Math"/>
+              </w:rPr>
+              <m:t>u</m:t>
+            </m:r>
+          </m:e>
+          <m:sub>
+            <m:r>
+              <w:rPr>
+                <w:rFonts w:ascii="Cambria Math" w:eastAsiaTheme="minorEastAsia" w:hAnsi="Cambria Math"/>
+              </w:rPr>
+              <m:t>k</m:t>
+            </m:r>
+          </m:sub>
+        </m:sSub>
+      </m:oMath>
       <w:r>
         <w:rPr>
           <w:rFonts w:eastAsiaTheme="minorEastAsia"/>
@@ -2008,12 +2181,6 @@
                     </m:r>
                   </m:sub>
                 </m:sSub>
-                <m:r>
-                  <w:rPr>
-                    <w:rFonts w:ascii="Cambria Math" w:hAnsi="Cambria Math"/>
-                  </w:rPr>
-                  <m:t>,</m:t>
-                </m:r>
               </m:e>
             </m:d>
             <m:r>
@@ -3789,6 +3956,7 @@
         <w:rPr>
           <w:rFonts w:eastAsiaTheme="minorEastAsia"/>
         </w:rPr>
+        <w:lastRenderedPageBreak/>
         <w:t xml:space="preserve">  In the discounted reward setting, the </w:t>
       </w:r>
       <w:r>
@@ -4279,8 +4447,40 @@
                   <w:rPr>
                     <w:rFonts w:ascii="Cambria Math" w:eastAsiaTheme="minorEastAsia" w:hAnsi="Cambria Math"/>
                   </w:rPr>
-                  <m:t>x,u</m:t>
-                </m:r>
+                  <m:t>u</m:t>
+                </m:r>
+                <m:r>
+                  <w:rPr>
+                    <w:rFonts w:ascii="Cambria Math" w:eastAsiaTheme="minorEastAsia" w:hAnsi="Cambria Math"/>
+                  </w:rPr>
+                  <m:t xml:space="preserve"> | </m:t>
+                </m:r>
+                <m:sSup>
+                  <m:sSupPr>
+                    <m:ctrlPr>
+                      <w:rPr>
+                        <w:rFonts w:ascii="Cambria Math" w:eastAsiaTheme="minorEastAsia" w:hAnsi="Cambria Math"/>
+                        <w:i/>
+                      </w:rPr>
+                    </m:ctrlPr>
+                  </m:sSupPr>
+                  <m:e>
+                    <m:r>
+                      <w:rPr>
+                        <w:rFonts w:ascii="Cambria Math" w:eastAsiaTheme="minorEastAsia" w:hAnsi="Cambria Math"/>
+                      </w:rPr>
+                      <m:t>x</m:t>
+                    </m:r>
+                  </m:e>
+                  <m:sup>
+                    <m:r>
+                      <w:rPr>
+                        <w:rFonts w:ascii="Cambria Math" w:eastAsiaTheme="minorEastAsia" w:hAnsi="Cambria Math"/>
+                      </w:rPr>
+                      <m:t>'</m:t>
+                    </m:r>
+                  </m:sup>
+                </m:sSup>
               </m:e>
             </m:d>
           </m:e>
@@ -4518,7 +4718,6 @@
         <w:rPr>
           <w:rFonts w:eastAsiaTheme="minorEastAsia"/>
         </w:rPr>
-        <w:lastRenderedPageBreak/>
         <w:t xml:space="preserve">Here </w:t>
       </w:r>
       <m:oMath>
@@ -4867,6 +5066,299 @@
           <w:rFonts w:eastAsiaTheme="minorEastAsia"/>
         </w:rPr>
         <w:t xml:space="preserve"> is a probability density function. </w:t>
+      </w:r>
+      <w:r>
+        <w:rPr>
+          <w:rFonts w:eastAsiaTheme="minorEastAsia"/>
+        </w:rPr>
+        <w:t xml:space="preserve">Here we are not making an assumption of stationarity for  </w:t>
+      </w:r>
+      <m:oMath>
+        <m:r>
+          <w:rPr>
+            <w:rFonts w:ascii="Cambria Math" w:eastAsiaTheme="minorEastAsia" w:hAnsi="Cambria Math"/>
+          </w:rPr>
+          <m:t>p</m:t>
+        </m:r>
+        <m:d>
+          <m:dPr>
+            <m:ctrlPr>
+              <w:rPr>
+                <w:rFonts w:ascii="Cambria Math" w:eastAsiaTheme="minorEastAsia" w:hAnsi="Cambria Math"/>
+                <w:i/>
+              </w:rPr>
+            </m:ctrlPr>
+          </m:dPr>
+          <m:e>
+            <m:sSub>
+              <m:sSubPr>
+                <m:ctrlPr>
+                  <w:rPr>
+                    <w:rFonts w:ascii="Cambria Math" w:eastAsiaTheme="minorEastAsia" w:hAnsi="Cambria Math"/>
+                    <w:i/>
+                  </w:rPr>
+                </m:ctrlPr>
+              </m:sSubPr>
+              <m:e>
+                <m:r>
+                  <w:rPr>
+                    <w:rFonts w:ascii="Cambria Math" w:eastAsiaTheme="minorEastAsia" w:hAnsi="Cambria Math"/>
+                  </w:rPr>
+                  <m:t>x</m:t>
+                </m:r>
+              </m:e>
+              <m:sub>
+                <m:r>
+                  <w:rPr>
+                    <w:rFonts w:ascii="Cambria Math" w:eastAsiaTheme="minorEastAsia" w:hAnsi="Cambria Math"/>
+                  </w:rPr>
+                  <m:t>k</m:t>
+                </m:r>
+              </m:sub>
+            </m:sSub>
+            <m:r>
+              <w:rPr>
+                <w:rFonts w:ascii="Cambria Math" w:eastAsiaTheme="minorEastAsia" w:hAnsi="Cambria Math"/>
+              </w:rPr>
+              <m:t>=</m:t>
+            </m:r>
+            <m:sSup>
+              <m:sSupPr>
+                <m:ctrlPr>
+                  <w:rPr>
+                    <w:rFonts w:ascii="Cambria Math" w:eastAsiaTheme="minorEastAsia" w:hAnsi="Cambria Math"/>
+                    <w:i/>
+                  </w:rPr>
+                </m:ctrlPr>
+              </m:sSupPr>
+              <m:e>
+                <m:r>
+                  <w:rPr>
+                    <w:rFonts w:ascii="Cambria Math" w:eastAsiaTheme="minorEastAsia" w:hAnsi="Cambria Math"/>
+                  </w:rPr>
+                  <m:t>x</m:t>
+                </m:r>
+              </m:e>
+              <m:sup>
+                <m:r>
+                  <w:rPr>
+                    <w:rFonts w:ascii="Cambria Math" w:eastAsiaTheme="minorEastAsia" w:hAnsi="Cambria Math"/>
+                  </w:rPr>
+                  <m:t>''</m:t>
+                </m:r>
+              </m:sup>
+            </m:sSup>
+            <m:r>
+              <w:rPr>
+                <w:rFonts w:ascii="Cambria Math" w:eastAsiaTheme="minorEastAsia" w:hAnsi="Cambria Math"/>
+              </w:rPr>
+              <m:t>|</m:t>
+            </m:r>
+            <m:sSub>
+              <m:sSubPr>
+                <m:ctrlPr>
+                  <w:rPr>
+                    <w:rFonts w:ascii="Cambria Math" w:eastAsiaTheme="minorEastAsia" w:hAnsi="Cambria Math"/>
+                    <w:i/>
+                  </w:rPr>
+                </m:ctrlPr>
+              </m:sSubPr>
+              <m:e>
+                <m:r>
+                  <w:rPr>
+                    <w:rFonts w:ascii="Cambria Math" w:eastAsiaTheme="minorEastAsia" w:hAnsi="Cambria Math"/>
+                  </w:rPr>
+                  <m:t>x</m:t>
+                </m:r>
+              </m:e>
+              <m:sub>
+                <m:r>
+                  <w:rPr>
+                    <w:rFonts w:ascii="Cambria Math" w:eastAsiaTheme="minorEastAsia" w:hAnsi="Cambria Math"/>
+                  </w:rPr>
+                  <m:t>0</m:t>
+                </m:r>
+              </m:sub>
+            </m:sSub>
+            <m:r>
+              <w:rPr>
+                <w:rFonts w:ascii="Cambria Math" w:eastAsiaTheme="minorEastAsia" w:hAnsi="Cambria Math"/>
+              </w:rPr>
+              <m:t>=x,π</m:t>
+            </m:r>
+          </m:e>
+        </m:d>
+      </m:oMath>
+      <w:r>
+        <w:rPr>
+          <w:rFonts w:eastAsiaTheme="minorEastAsia"/>
+        </w:rPr>
+        <w:t xml:space="preserve">; that is </w:t>
+      </w:r>
+      <m:oMath>
+        <m:func>
+          <m:funcPr>
+            <m:ctrlPr>
+              <w:rPr>
+                <w:rFonts w:ascii="Cambria Math" w:eastAsiaTheme="minorEastAsia" w:hAnsi="Cambria Math"/>
+                <w:i/>
+              </w:rPr>
+            </m:ctrlPr>
+          </m:funcPr>
+          <m:fName>
+            <m:limLow>
+              <m:limLowPr>
+                <m:ctrlPr>
+                  <w:rPr>
+                    <w:rFonts w:ascii="Cambria Math" w:eastAsiaTheme="minorEastAsia" w:hAnsi="Cambria Math"/>
+                    <w:i/>
+                  </w:rPr>
+                </m:ctrlPr>
+              </m:limLowPr>
+              <m:e>
+                <m:r>
+                  <m:rPr>
+                    <m:sty m:val="p"/>
+                  </m:rPr>
+                  <w:rPr>
+                    <w:rFonts w:ascii="Cambria Math" w:hAnsi="Cambria Math"/>
+                  </w:rPr>
+                  <m:t>lim</m:t>
+                </m:r>
+              </m:e>
+              <m:lim>
+                <m:r>
+                  <w:rPr>
+                    <w:rFonts w:ascii="Cambria Math" w:eastAsiaTheme="minorEastAsia" w:hAnsi="Cambria Math"/>
+                  </w:rPr>
+                  <m:t>k→ ∞</m:t>
+                </m:r>
+              </m:lim>
+            </m:limLow>
+          </m:fName>
+          <m:e>
+            <m:r>
+              <w:rPr>
+                <w:rFonts w:ascii="Cambria Math" w:eastAsiaTheme="minorEastAsia" w:hAnsi="Cambria Math"/>
+              </w:rPr>
+              <m:t>p</m:t>
+            </m:r>
+            <m:d>
+              <m:dPr>
+                <m:ctrlPr>
+                  <w:rPr>
+                    <w:rFonts w:ascii="Cambria Math" w:eastAsiaTheme="minorEastAsia" w:hAnsi="Cambria Math"/>
+                    <w:i/>
+                  </w:rPr>
+                </m:ctrlPr>
+              </m:dPr>
+              <m:e>
+                <m:sSub>
+                  <m:sSubPr>
+                    <m:ctrlPr>
+                      <w:rPr>
+                        <w:rFonts w:ascii="Cambria Math" w:eastAsiaTheme="minorEastAsia" w:hAnsi="Cambria Math"/>
+                        <w:i/>
+                      </w:rPr>
+                    </m:ctrlPr>
+                  </m:sSubPr>
+                  <m:e>
+                    <m:r>
+                      <w:rPr>
+                        <w:rFonts w:ascii="Cambria Math" w:eastAsiaTheme="minorEastAsia" w:hAnsi="Cambria Math"/>
+                      </w:rPr>
+                      <m:t>x</m:t>
+                    </m:r>
+                  </m:e>
+                  <m:sub>
+                    <m:r>
+                      <w:rPr>
+                        <w:rFonts w:ascii="Cambria Math" w:eastAsiaTheme="minorEastAsia" w:hAnsi="Cambria Math"/>
+                      </w:rPr>
+                      <m:t>k</m:t>
+                    </m:r>
+                  </m:sub>
+                </m:sSub>
+                <m:r>
+                  <w:rPr>
+                    <w:rFonts w:ascii="Cambria Math" w:eastAsiaTheme="minorEastAsia" w:hAnsi="Cambria Math"/>
+                  </w:rPr>
+                  <m:t>=</m:t>
+                </m:r>
+                <m:sSup>
+                  <m:sSupPr>
+                    <m:ctrlPr>
+                      <w:rPr>
+                        <w:rFonts w:ascii="Cambria Math" w:eastAsiaTheme="minorEastAsia" w:hAnsi="Cambria Math"/>
+                        <w:i/>
+                      </w:rPr>
+                    </m:ctrlPr>
+                  </m:sSupPr>
+                  <m:e>
+                    <m:r>
+                      <w:rPr>
+                        <w:rFonts w:ascii="Cambria Math" w:eastAsiaTheme="minorEastAsia" w:hAnsi="Cambria Math"/>
+                      </w:rPr>
+                      <m:t>x</m:t>
+                    </m:r>
+                  </m:e>
+                  <m:sup>
+                    <m:r>
+                      <w:rPr>
+                        <w:rFonts w:ascii="Cambria Math" w:eastAsiaTheme="minorEastAsia" w:hAnsi="Cambria Math"/>
+                      </w:rPr>
+                      <m:t>''</m:t>
+                    </m:r>
+                  </m:sup>
+                </m:sSup>
+                <m:r>
+                  <w:rPr>
+                    <w:rFonts w:ascii="Cambria Math" w:eastAsiaTheme="minorEastAsia" w:hAnsi="Cambria Math"/>
+                  </w:rPr>
+                  <m:t>|</m:t>
+                </m:r>
+                <m:sSub>
+                  <m:sSubPr>
+                    <m:ctrlPr>
+                      <w:rPr>
+                        <w:rFonts w:ascii="Cambria Math" w:eastAsiaTheme="minorEastAsia" w:hAnsi="Cambria Math"/>
+                        <w:i/>
+                      </w:rPr>
+                    </m:ctrlPr>
+                  </m:sSubPr>
+                  <m:e>
+                    <m:r>
+                      <w:rPr>
+                        <w:rFonts w:ascii="Cambria Math" w:eastAsiaTheme="minorEastAsia" w:hAnsi="Cambria Math"/>
+                      </w:rPr>
+                      <m:t>x</m:t>
+                    </m:r>
+                  </m:e>
+                  <m:sub>
+                    <m:r>
+                      <w:rPr>
+                        <w:rFonts w:ascii="Cambria Math" w:eastAsiaTheme="minorEastAsia" w:hAnsi="Cambria Math"/>
+                      </w:rPr>
+                      <m:t>0</m:t>
+                    </m:r>
+                  </m:sub>
+                </m:sSub>
+                <m:r>
+                  <w:rPr>
+                    <w:rFonts w:ascii="Cambria Math" w:eastAsiaTheme="minorEastAsia" w:hAnsi="Cambria Math"/>
+                  </w:rPr>
+                  <m:t>=x,π</m:t>
+                </m:r>
+              </m:e>
+            </m:d>
+          </m:e>
+        </m:func>
+      </m:oMath>
+      <w:r>
+        <w:rPr>
+          <w:rFonts w:eastAsiaTheme="minorEastAsia"/>
+        </w:rPr>
+        <w:t xml:space="preserve"> does not necessarily exist.</w:t>
       </w:r>
     </w:p>
     <w:p>
@@ -6309,6 +6801,18 @@
           </m:e>
         </m:nary>
       </m:oMath>
+      <w:r>
+        <w:rPr>
+          <w:rFonts w:eastAsiaTheme="minorEastAsia"/>
+        </w:rPr>
+        <w:t xml:space="preserve"> is the discounted state distribution</w:t>
+      </w:r>
+      <w:r>
+        <w:rPr>
+          <w:rFonts w:eastAsiaTheme="minorEastAsia"/>
+        </w:rPr>
+        <w:t xml:space="preserve">. </w:t>
+      </w:r>
     </w:p>
     <w:p>
       <w:pPr>
@@ -7045,37 +7549,43 @@
                     </m:ctrlPr>
                   </m:sSupPr>
                   <m:e>
-                    <m:sSup>
-                      <m:sSupPr>
-                        <m:ctrlPr>
-                          <w:rPr>
-                            <w:rFonts w:ascii="Cambria Math" w:eastAsiaTheme="minorEastAsia" w:hAnsi="Cambria Math"/>
-                            <w:i/>
-                          </w:rPr>
-                        </m:ctrlPr>
-                      </m:sSupPr>
-                      <m:e>
-                        <m:r>
-                          <w:rPr>
-                            <w:rFonts w:ascii="Cambria Math" w:eastAsiaTheme="minorEastAsia" w:hAnsi="Cambria Math"/>
-                          </w:rPr>
-                          <m:t>x</m:t>
-                        </m:r>
-                      </m:e>
-                      <m:sup>
-                        <m:r>
-                          <w:rPr>
-                            <w:rFonts w:ascii="Cambria Math" w:eastAsiaTheme="minorEastAsia" w:hAnsi="Cambria Math"/>
-                          </w:rPr>
-                          <m:t>'</m:t>
-                        </m:r>
-                      </m:sup>
-                    </m:sSup>
                     <m:r>
                       <w:rPr>
                         <w:rFonts w:ascii="Cambria Math" w:eastAsiaTheme="minorEastAsia" w:hAnsi="Cambria Math"/>
                       </w:rPr>
-                      <m:t xml:space="preserve">, </m:t>
+                      <m:t>x</m:t>
+                    </m:r>
+                  </m:e>
+                  <m:sup>
+                    <m:r>
+                      <w:rPr>
+                        <w:rFonts w:ascii="Cambria Math" w:eastAsiaTheme="minorEastAsia" w:hAnsi="Cambria Math"/>
+                      </w:rPr>
+                      <m:t>'</m:t>
+                    </m:r>
+                  </m:sup>
+                </m:sSup>
+                <m:sSup>
+                  <m:sSupPr>
+                    <m:ctrlPr>
+                      <w:rPr>
+                        <w:rFonts w:ascii="Cambria Math" w:eastAsiaTheme="minorEastAsia" w:hAnsi="Cambria Math"/>
+                        <w:i/>
+                      </w:rPr>
+                    </m:ctrlPr>
+                  </m:sSupPr>
+                  <m:e>
+                    <m:r>
+                      <w:rPr>
+                        <w:rFonts w:ascii="Cambria Math" w:eastAsiaTheme="minorEastAsia" w:hAnsi="Cambria Math"/>
+                      </w:rPr>
+                      <m:t>,</m:t>
+                    </m:r>
+                    <m:r>
+                      <w:rPr>
+                        <w:rFonts w:ascii="Cambria Math" w:eastAsiaTheme="minorEastAsia" w:hAnsi="Cambria Math"/>
+                      </w:rPr>
+                      <m:t xml:space="preserve"> </m:t>
                     </m:r>
                     <m:r>
                       <w:rPr>
@@ -7619,7 +8129,7 @@
                   <w:rPr>
                     <w:rFonts w:ascii="Cambria Math" w:eastAsiaTheme="minorEastAsia" w:hAnsi="Cambria Math"/>
                   </w:rPr>
-                  <m:t xml:space="preserve">, </m:t>
+                  <m:t>,</m:t>
                 </m:r>
                 <m:r>
                   <w:rPr>
@@ -7841,38 +8351,6 @@
                 </m:ctrlPr>
               </m:dPr>
               <m:e>
-                <m:sSup>
-                  <m:sSupPr>
-                    <m:ctrlPr>
-                      <w:rPr>
-                        <w:rFonts w:ascii="Cambria Math" w:eastAsiaTheme="minorEastAsia" w:hAnsi="Cambria Math"/>
-                        <w:i/>
-                      </w:rPr>
-                    </m:ctrlPr>
-                  </m:sSupPr>
-                  <m:e>
-                    <m:r>
-                      <w:rPr>
-                        <w:rFonts w:ascii="Cambria Math" w:eastAsiaTheme="minorEastAsia" w:hAnsi="Cambria Math"/>
-                      </w:rPr>
-                      <m:t>x</m:t>
-                    </m:r>
-                  </m:e>
-                  <m:sup>
-                    <m:r>
-                      <w:rPr>
-                        <w:rFonts w:ascii="Cambria Math" w:eastAsiaTheme="minorEastAsia" w:hAnsi="Cambria Math"/>
-                      </w:rPr>
-                      <m:t>'</m:t>
-                    </m:r>
-                  </m:sup>
-                </m:sSup>
-                <m:r>
-                  <w:rPr>
-                    <w:rFonts w:ascii="Cambria Math" w:eastAsiaTheme="minorEastAsia" w:hAnsi="Cambria Math"/>
-                  </w:rPr>
-                  <m:t xml:space="preserve">, </m:t>
-                </m:r>
                 <m:r>
                   <w:rPr>
                     <w:rFonts w:ascii="Cambria Math" w:eastAsiaTheme="minorEastAsia" w:hAnsi="Cambria Math"/>
@@ -7935,13 +8413,19 @@
                   <w:rPr>
                     <w:rFonts w:ascii="Cambria Math" w:eastAsiaTheme="minorEastAsia" w:hAnsi="Cambria Math"/>
                   </w:rPr>
+                  <m:t>u</m:t>
+                </m:r>
+                <m:r>
+                  <w:rPr>
+                    <w:rFonts w:ascii="Cambria Math" w:eastAsiaTheme="minorEastAsia" w:hAnsi="Cambria Math"/>
+                  </w:rPr>
+                  <m:t xml:space="preserve"> | </m:t>
+                </m:r>
+                <m:r>
+                  <w:rPr>
+                    <w:rFonts w:ascii="Cambria Math" w:eastAsiaTheme="minorEastAsia" w:hAnsi="Cambria Math"/>
+                  </w:rPr>
                   <m:t>x</m:t>
-                </m:r>
-                <m:r>
-                  <w:rPr>
-                    <w:rFonts w:ascii="Cambria Math" w:eastAsiaTheme="minorEastAsia" w:hAnsi="Cambria Math"/>
-                  </w:rPr>
-                  <m:t>,u</m:t>
                 </m:r>
               </m:e>
             </m:d>
@@ -8144,20 +8628,6 @@
         </w:rPr>
         <w:t xml:space="preserve"> </w:t>
       </w:r>
-    </w:p>
-    <w:p>
-      <w:pPr>
-        <w:rPr>
-          <w:rFonts w:eastAsiaTheme="minorEastAsia"/>
-        </w:rPr>
-      </w:pPr>
-    </w:p>
-    <w:p>
-      <w:pPr>
-        <w:rPr>
-          <w:rFonts w:eastAsiaTheme="minorEastAsia"/>
-        </w:rPr>
-      </w:pPr>
     </w:p>
     <w:p>
       <w:pPr>
@@ -8286,21 +8756,20 @@
         </w:rPr>
         <w:t>//TODO: finish the appendix section on actor-critic algorithms</w:t>
       </w:r>
-    </w:p>
-    <w:p/>
+      <w:r>
+        <w:rPr>
+          <w:color w:val="EE0000"/>
+        </w:rPr>
+        <w:t xml:space="preserve"> (mainly from [5] , [6] and [7])</w:t>
+      </w:r>
+    </w:p>
     <w:p/>
     <w:p>
       <w:pPr>
         <w:pStyle w:val="Heading2"/>
       </w:pPr>
       <w:r>
-        <w:rPr>
-          <w:color w:val="auto"/>
-        </w:rPr>
-        <w:t>Generaliz</w:t>
-      </w:r>
-      <w:r>
-        <w:t>ed Advantage Estimation</w:t>
+        <w:t>Policy Gradients</w:t>
       </w:r>
     </w:p>
     <w:p/>
@@ -8316,7 +8785,19 @@
         <w:rPr>
           <w:color w:val="EE0000"/>
         </w:rPr>
-        <w:t>//TODO: finish the appendix section on generalized advantage estimation</w:t>
+        <w:t xml:space="preserve">//TODO: finish the appendix section on </w:t>
+      </w:r>
+      <w:r>
+        <w:rPr>
+          <w:color w:val="EE0000"/>
+        </w:rPr>
+        <w:t>the policy gradients</w:t>
+      </w:r>
+      <w:r>
+        <w:rPr>
+          <w:color w:val="EE0000"/>
+        </w:rPr>
+        <w:t xml:space="preserve"> (mainly from [8])</w:t>
       </w:r>
     </w:p>
     <w:p/>
@@ -8326,7 +8807,13 @@
         <w:pStyle w:val="Heading2"/>
       </w:pPr>
       <w:r>
-        <w:t>Proximal Policy Optimization</w:t>
+        <w:rPr>
+          <w:color w:val="auto"/>
+        </w:rPr>
+        <w:t>Generaliz</w:t>
+      </w:r>
+      <w:r>
+        <w:t>ed Advantage Estimation</w:t>
       </w:r>
     </w:p>
     <w:p/>
@@ -8342,7 +8829,45 @@
         <w:rPr>
           <w:color w:val="EE0000"/>
         </w:rPr>
+        <w:t>//TODO: finish the appendix section on generalized advantage estimation</w:t>
+      </w:r>
+      <w:r>
+        <w:rPr>
+          <w:color w:val="EE0000"/>
+        </w:rPr>
+        <w:t xml:space="preserve"> (mainly from [9], [10])</w:t>
+      </w:r>
+    </w:p>
+    <w:p/>
+    <w:p/>
+    <w:p>
+      <w:pPr>
+        <w:pStyle w:val="Heading2"/>
+      </w:pPr>
+      <w:r>
+        <w:t>Proximal Policy Optimization</w:t>
+      </w:r>
+    </w:p>
+    <w:p/>
+    <w:p/>
+    <w:p/>
+    <w:p>
+      <w:pPr>
+        <w:rPr>
+          <w:color w:val="EE0000"/>
+        </w:rPr>
+      </w:pPr>
+      <w:r>
+        <w:rPr>
+          <w:color w:val="EE0000"/>
+        </w:rPr>
         <w:t>//TODO: finish the appendix section on the PPO</w:t>
+      </w:r>
+      <w:r>
+        <w:rPr>
+          <w:color w:val="EE0000"/>
+        </w:rPr>
+        <w:t xml:space="preserve"> (mainly from [14] and [15])</w:t>
       </w:r>
     </w:p>
     <w:sectPr>

--- a/docs/Agentic_Workflows_wtith_RL_Loop.docx
+++ b/docs/Agentic_Workflows_wtith_RL_Loop.docx
@@ -898,13 +898,7 @@
           <w:rPr>
             <w:rStyle w:val="Hyperlink"/>
           </w:rPr>
-          <w:t>Going Deeper Into Reinforcement Learning: Fundamentals of Policy Gradients</w:t>
-        </w:r>
-        <w:r>
-          <w:rPr>
-            <w:rStyle w:val="Hyperlink"/>
-          </w:rPr>
-          <w:t>, Seita’s Place Blog, March 2017</w:t>
+          <w:t>Going Deeper Into Reinforcement Learning: Fundamentals of Policy Gradients, Seita’s Place Blog, March 2017</w:t>
         </w:r>
       </w:hyperlink>
     </w:p>
@@ -927,26 +921,14 @@
           <w:rPr>
             <w:rStyle w:val="Hyperlink"/>
           </w:rPr>
-          <w:t>Notes on the Generalized Advantage Estimation Paper</w:t>
-        </w:r>
-        <w:r>
-          <w:rPr>
-            <w:rStyle w:val="Hyperlink"/>
-          </w:rPr>
-          <w:t>, Seita’s Place blog, April 2017</w:t>
+          <w:t>Notes on the Generalized Advantage Estimation Paper, Seita’s Place blog, April 2017</w:t>
         </w:r>
       </w:hyperlink>
     </w:p>
     <w:p/>
     <w:p>
       <w:r>
-        <w:t>[</w:t>
-      </w:r>
-      <w:r>
-        <w:t>10</w:t>
-      </w:r>
-      <w:r>
-        <w:t xml:space="preserve">] </w:t>
+        <w:t xml:space="preserve">[10] </w:t>
       </w:r>
       <w:hyperlink r:id="rId15" w:history="1">
         <w:r>
@@ -1060,13 +1042,7 @@
           <w:rPr>
             <w:rStyle w:val="Hyperlink"/>
           </w:rPr>
-          <w:t>PPO for LLMs: A Guide for Normal People</w:t>
-        </w:r>
-        <w:r>
-          <w:rPr>
-            <w:rStyle w:val="Hyperlink"/>
-          </w:rPr>
-          <w:t>, Cameron Wolfe, Substack, Oct 27</w:t>
+          <w:t>PPO for LLMs: A Guide for Normal People, Cameron Wolfe, Substack, Oct 27</w:t>
         </w:r>
         <w:r>
           <w:rPr>
@@ -1204,13 +1180,7 @@
           <w:rPr>
             <w:rFonts w:ascii="Cambria Math" w:eastAsiaTheme="minorEastAsia" w:hAnsi="Cambria Math"/>
           </w:rPr>
-          <m:t>f</m:t>
-        </m:r>
-        <m:r>
-          <w:rPr>
-            <w:rFonts w:ascii="Cambria Math" w:eastAsiaTheme="minorEastAsia" w:hAnsi="Cambria Math"/>
-          </w:rPr>
-          <m:t xml:space="preserve"> :X×U×X⟼</m:t>
+          <m:t>f :X×U×X⟼</m:t>
         </m:r>
         <m:d>
           <m:dPr>
@@ -1283,19 +1253,7 @@
           <w:rPr>
             <w:rFonts w:ascii="Cambria Math" w:eastAsiaTheme="minorEastAsia" w:hAnsi="Cambria Math"/>
           </w:rPr>
-          <m:t>ρ :</m:t>
-        </m:r>
-        <m:r>
-          <w:rPr>
-            <w:rFonts w:ascii="Cambria Math" w:eastAsiaTheme="minorEastAsia" w:hAnsi="Cambria Math"/>
-          </w:rPr>
-          <m:t>X×</m:t>
-        </m:r>
-        <m:r>
-          <w:rPr>
-            <w:rFonts w:ascii="Cambria Math" w:eastAsiaTheme="minorEastAsia" w:hAnsi="Cambria Math"/>
-          </w:rPr>
-          <m:t>U×X⟼</m:t>
+          <m:t>ρ :X×U×X⟼</m:t>
         </m:r>
         <m:r>
           <m:rPr>
@@ -1384,13 +1342,7 @@
               <w:rPr>
                 <w:rFonts w:ascii="Cambria Math" w:eastAsiaTheme="minorEastAsia" w:hAnsi="Cambria Math"/>
               </w:rPr>
-              <m:t>k</m:t>
-            </m:r>
-            <m:r>
-              <w:rPr>
-                <w:rFonts w:ascii="Cambria Math" w:eastAsiaTheme="minorEastAsia" w:hAnsi="Cambria Math"/>
-              </w:rPr>
-              <m:t>+1</m:t>
+              <m:t>k+1</m:t>
             </m:r>
           </m:sub>
         </m:sSub>
@@ -1564,13 +1516,7 @@
                   <w:rPr>
                     <w:rFonts w:ascii="Cambria Math" w:eastAsiaTheme="minorEastAsia" w:hAnsi="Cambria Math"/>
                   </w:rPr>
-                  <m:t xml:space="preserve">, </m:t>
-                </m:r>
-                <m:r>
-                  <w:rPr>
-                    <w:rFonts w:ascii="Cambria Math" w:eastAsiaTheme="minorEastAsia" w:hAnsi="Cambria Math"/>
-                  </w:rPr>
-                  <m:t>x</m:t>
+                  <m:t>, x</m:t>
                 </m:r>
               </m:e>
               <m:sub>
@@ -1680,13 +1626,7 @@
                   <w:rPr>
                     <w:rFonts w:ascii="Cambria Math" w:hAnsi="Cambria Math"/>
                   </w:rPr>
-                  <m:t xml:space="preserve">, </m:t>
-                </m:r>
-                <m:r>
-                  <w:rPr>
-                    <w:rFonts w:ascii="Cambria Math" w:hAnsi="Cambria Math"/>
-                  </w:rPr>
-                  <m:t>x</m:t>
+                  <m:t>, x</m:t>
                 </m:r>
               </m:e>
               <m:sub>
@@ -1720,8 +1660,13 @@
         <w:t>continuous</w:t>
       </w:r>
       <w:r>
-        <w:t>. This assumption implies that it is only possible to define a probability of reaching a certain state region since the probability of reaching a particular state is 0.</w:t>
-      </w:r>
+        <w:t xml:space="preserve">. </w:t>
+      </w:r>
+      <w:bookmarkStart w:id="0" w:name="_Int_DOnuSteo"/>
+      <w:r>
+        <w:t>This assumption implies that it is only possible to define a probability of reaching a certain state region since the probability of reaching a particular state is 0.</w:t>
+      </w:r>
+      <w:bookmarkEnd w:id="0"/>
     </w:p>
     <w:p>
       <w:pPr>
@@ -2009,13 +1954,7 @@
                   <w:rPr>
                     <w:rFonts w:ascii="Cambria Math" w:hAnsi="Cambria Math"/>
                   </w:rPr>
-                  <m:t xml:space="preserve">, </m:t>
-                </m:r>
-                <m:r>
-                  <w:rPr>
-                    <w:rFonts w:ascii="Cambria Math" w:hAnsi="Cambria Math"/>
-                  </w:rPr>
-                  <m:t>x</m:t>
+                  <m:t>, x</m:t>
                 </m:r>
               </m:e>
               <m:sub>
@@ -2163,13 +2102,7 @@
                       <w:rPr>
                         <w:rFonts w:ascii="Cambria Math" w:hAnsi="Cambria Math"/>
                       </w:rPr>
-                      <m:t xml:space="preserve">, </m:t>
-                    </m:r>
-                    <m:r>
-                      <w:rPr>
-                        <w:rFonts w:ascii="Cambria Math" w:hAnsi="Cambria Math"/>
-                      </w:rPr>
-                      <m:t>x</m:t>
+                      <m:t>, x</m:t>
                     </m:r>
                   </m:e>
                   <m:sub>
@@ -2393,13 +2326,7 @@
                   <w:rPr>
                     <w:rFonts w:ascii="Cambria Math" w:hAnsi="Cambria Math"/>
                   </w:rPr>
-                  <m:t>,</m:t>
-                </m:r>
-                <m:r>
-                  <w:rPr>
-                    <w:rFonts w:ascii="Cambria Math" w:hAnsi="Cambria Math"/>
-                  </w:rPr>
-                  <m:t xml:space="preserve"> </m:t>
+                  <m:t xml:space="preserve">, </m:t>
                 </m:r>
                 <m:sSub>
                   <m:sSubPr>
@@ -2431,19 +2358,7 @@
                   <w:rPr>
                     <w:rFonts w:ascii="Cambria Math" w:hAnsi="Cambria Math"/>
                   </w:rPr>
-                  <m:t>,</m:t>
-                </m:r>
-                <m:r>
-                  <w:rPr>
-                    <w:rFonts w:ascii="Cambria Math" w:hAnsi="Cambria Math"/>
-                  </w:rPr>
-                  <m:t xml:space="preserve"> </m:t>
-                </m:r>
-                <m:r>
-                  <w:rPr>
-                    <w:rFonts w:ascii="Cambria Math" w:hAnsi="Cambria Math"/>
-                  </w:rPr>
-                  <m:t>x</m:t>
+                  <m:t>, x</m:t>
                 </m:r>
               </m:e>
               <m:sub>
@@ -2557,715 +2472,15 @@
     <w:p>
       <w:pPr>
         <w:rPr>
-          <w:rFonts w:eastAsiaTheme="minorEastAsia"/>
-        </w:rPr>
-      </w:pPr>
-      <w:r>
-        <w:rPr>
-          <w:rFonts w:eastAsiaTheme="minorEastAsia"/>
-        </w:rPr>
-        <w:t xml:space="preserve"> </w:t>
-      </w:r>
-      <w:r>
-        <w:rPr>
-          <w:rFonts w:eastAsiaTheme="minorEastAsia"/>
-        </w:rPr>
-        <w:t xml:space="preserve">The action </w:t>
-      </w:r>
-      <m:oMath>
-        <m:sSub>
-          <m:sSubPr>
-            <m:ctrlPr>
-              <w:rPr>
-                <w:rFonts w:ascii="Cambria Math" w:eastAsiaTheme="minorEastAsia" w:hAnsi="Cambria Math"/>
-                <w:i/>
-              </w:rPr>
-            </m:ctrlPr>
-          </m:sSubPr>
-          <m:e>
-            <m:r>
-              <w:rPr>
-                <w:rFonts w:ascii="Cambria Math" w:eastAsiaTheme="minorEastAsia" w:hAnsi="Cambria Math"/>
-              </w:rPr>
-              <m:t>u</m:t>
-            </m:r>
-          </m:e>
-          <m:sub>
-            <m:r>
-              <w:rPr>
-                <w:rFonts w:ascii="Cambria Math" w:eastAsiaTheme="minorEastAsia" w:hAnsi="Cambria Math"/>
-              </w:rPr>
-              <m:t>k</m:t>
-            </m:r>
-          </m:sub>
-        </m:sSub>
-      </m:oMath>
-      <w:r>
-        <w:rPr>
-          <w:rFonts w:eastAsiaTheme="minorEastAsia"/>
-        </w:rPr>
-        <w:t xml:space="preserve"> taken in a state</w:t>
-      </w:r>
-      <w:r>
-        <w:rPr>
-          <w:rFonts w:eastAsiaTheme="minorEastAsia"/>
-        </w:rPr>
-        <w:t xml:space="preserve"> </w:t>
-      </w:r>
-      <m:oMath>
-        <m:sSub>
-          <m:sSubPr>
-            <m:ctrlPr>
-              <w:rPr>
-                <w:rFonts w:ascii="Cambria Math" w:eastAsiaTheme="minorEastAsia" w:hAnsi="Cambria Math"/>
-                <w:i/>
-              </w:rPr>
-            </m:ctrlPr>
-          </m:sSubPr>
-          <m:e>
-            <m:r>
-              <w:rPr>
-                <w:rFonts w:ascii="Cambria Math" w:eastAsiaTheme="minorEastAsia" w:hAnsi="Cambria Math"/>
-              </w:rPr>
-              <m:t>x</m:t>
-            </m:r>
-          </m:e>
-          <m:sub>
-            <m:r>
-              <w:rPr>
-                <w:rFonts w:ascii="Cambria Math" w:eastAsiaTheme="minorEastAsia" w:hAnsi="Cambria Math"/>
-              </w:rPr>
-              <m:t>k</m:t>
-            </m:r>
-          </m:sub>
-        </m:sSub>
-      </m:oMath>
-      <w:r>
-        <w:rPr>
-          <w:rFonts w:eastAsiaTheme="minorEastAsia"/>
-        </w:rPr>
-        <w:t xml:space="preserve"> is drawn from a stochastic policy </w:t>
-      </w:r>
-      <m:oMath>
-        <m:r>
-          <w:rPr>
-            <w:rFonts w:ascii="Cambria Math" w:eastAsiaTheme="minorEastAsia" w:hAnsi="Cambria Math"/>
-          </w:rPr>
-          <m:t>π :</m:t>
-        </m:r>
-        <m:r>
-          <w:rPr>
-            <w:rFonts w:ascii="Cambria Math" w:eastAsiaTheme="minorEastAsia" w:hAnsi="Cambria Math"/>
-          </w:rPr>
-          <m:t>U×</m:t>
-        </m:r>
-        <m:r>
-          <w:rPr>
-            <w:rFonts w:ascii="Cambria Math" w:eastAsiaTheme="minorEastAsia" w:hAnsi="Cambria Math"/>
-          </w:rPr>
-          <m:t>X⟼</m:t>
-        </m:r>
-        <m:d>
-          <m:dPr>
-            <m:begChr m:val="["/>
-            <m:endChr m:val=""/>
-            <m:ctrlPr>
-              <w:rPr>
-                <w:rFonts w:ascii="Cambria Math" w:eastAsiaTheme="minorEastAsia" w:hAnsi="Cambria Math"/>
-                <w:i/>
-              </w:rPr>
-            </m:ctrlPr>
-          </m:dPr>
-          <m:e>
-            <m:d>
-              <m:dPr>
-                <m:begChr m:val=""/>
-                <m:ctrlPr>
-                  <w:rPr>
-                    <w:rFonts w:ascii="Cambria Math" w:eastAsiaTheme="minorEastAsia" w:hAnsi="Cambria Math"/>
-                    <w:i/>
-                  </w:rPr>
-                </m:ctrlPr>
-              </m:dPr>
-              <m:e>
-                <m:r>
-                  <w:rPr>
-                    <w:rFonts w:ascii="Cambria Math" w:eastAsiaTheme="minorEastAsia" w:hAnsi="Cambria Math"/>
-                  </w:rPr>
-                  <m:t>0,∞</m:t>
-                </m:r>
-              </m:e>
-            </m:d>
-          </m:e>
-        </m:d>
-      </m:oMath>
-      <w:r>
-        <w:rPr>
-          <w:rFonts w:eastAsiaTheme="minorEastAsia"/>
-        </w:rPr>
-        <w:t>.</w:t>
-      </w:r>
-      <w:r>
-        <w:rPr>
-          <w:rFonts w:eastAsiaTheme="minorEastAsia"/>
-        </w:rPr>
-        <w:t xml:space="preserve"> At any state </w:t>
-      </w:r>
-      <m:oMath>
-        <m:sSub>
-          <m:sSubPr>
-            <m:ctrlPr>
-              <w:rPr>
-                <w:rFonts w:ascii="Cambria Math" w:eastAsiaTheme="minorEastAsia" w:hAnsi="Cambria Math"/>
-                <w:i/>
-              </w:rPr>
-            </m:ctrlPr>
-          </m:sSubPr>
-          <m:e>
-            <m:r>
-              <w:rPr>
-                <w:rFonts w:ascii="Cambria Math" w:eastAsiaTheme="minorEastAsia" w:hAnsi="Cambria Math"/>
-              </w:rPr>
-              <m:t>x</m:t>
-            </m:r>
-          </m:e>
-          <m:sub>
-            <m:r>
-              <w:rPr>
-                <w:rFonts w:ascii="Cambria Math" w:eastAsiaTheme="minorEastAsia" w:hAnsi="Cambria Math"/>
-              </w:rPr>
-              <m:t>k</m:t>
-            </m:r>
-          </m:sub>
-        </m:sSub>
-      </m:oMath>
-      <w:r>
-        <w:rPr>
-          <w:rFonts w:eastAsiaTheme="minorEastAsia"/>
-        </w:rPr>
-        <w:t xml:space="preserve"> the actor will choose an action </w:t>
-      </w:r>
-      <m:oMath>
-        <m:sSub>
-          <m:sSubPr>
-            <m:ctrlPr>
-              <w:rPr>
-                <w:rFonts w:ascii="Cambria Math" w:eastAsiaTheme="minorEastAsia" w:hAnsi="Cambria Math"/>
-                <w:i/>
-              </w:rPr>
-            </m:ctrlPr>
-          </m:sSubPr>
-          <m:e>
-            <m:r>
-              <w:rPr>
-                <w:rFonts w:ascii="Cambria Math" w:eastAsiaTheme="minorEastAsia" w:hAnsi="Cambria Math"/>
-              </w:rPr>
-              <m:t>u</m:t>
-            </m:r>
-          </m:e>
-          <m:sub>
-            <m:r>
-              <w:rPr>
-                <w:rFonts w:ascii="Cambria Math" w:eastAsiaTheme="minorEastAsia" w:hAnsi="Cambria Math"/>
-              </w:rPr>
-              <m:t>k</m:t>
-            </m:r>
-          </m:sub>
-        </m:sSub>
-      </m:oMath>
-      <w:r>
-        <w:rPr>
-          <w:rFonts w:eastAsiaTheme="minorEastAsia"/>
-        </w:rPr>
-        <w:t xml:space="preserve"> by drawing it from a stochastic parametrized policy </w:t>
-      </w:r>
-      <m:oMath>
-        <m:r>
-          <w:rPr>
-            <w:rFonts w:ascii="Cambria Math" w:eastAsiaTheme="minorEastAsia" w:hAnsi="Cambria Math"/>
-          </w:rPr>
-          <m:t>π</m:t>
-        </m:r>
-        <m:d>
-          <m:dPr>
-            <m:ctrlPr>
-              <w:rPr>
-                <w:rFonts w:ascii="Cambria Math" w:eastAsiaTheme="minorEastAsia" w:hAnsi="Cambria Math"/>
-                <w:i/>
-              </w:rPr>
-            </m:ctrlPr>
-          </m:dPr>
-          <m:e>
-            <m:sSub>
-              <m:sSubPr>
-                <m:ctrlPr>
-                  <w:rPr>
-                    <w:rFonts w:ascii="Cambria Math" w:eastAsiaTheme="minorEastAsia" w:hAnsi="Cambria Math"/>
-                    <w:i/>
-                  </w:rPr>
-                </m:ctrlPr>
-              </m:sSubPr>
-              <m:e>
-                <m:r>
-                  <w:rPr>
-                    <w:rFonts w:ascii="Cambria Math" w:eastAsiaTheme="minorEastAsia" w:hAnsi="Cambria Math"/>
-                  </w:rPr>
-                  <m:t>u</m:t>
-                </m:r>
-              </m:e>
-              <m:sub>
-                <m:r>
-                  <w:rPr>
-                    <w:rFonts w:ascii="Cambria Math" w:eastAsiaTheme="minorEastAsia" w:hAnsi="Cambria Math"/>
-                  </w:rPr>
-                  <m:t>k</m:t>
-                </m:r>
-              </m:sub>
-            </m:sSub>
-            <m:r>
-              <w:rPr>
-                <w:rFonts w:ascii="Cambria Math" w:eastAsiaTheme="minorEastAsia" w:hAnsi="Cambria Math"/>
-              </w:rPr>
-              <m:t>|</m:t>
-            </m:r>
-            <m:sSub>
-              <m:sSubPr>
-                <m:ctrlPr>
-                  <w:rPr>
-                    <w:rFonts w:ascii="Cambria Math" w:eastAsiaTheme="minorEastAsia" w:hAnsi="Cambria Math"/>
-                    <w:i/>
-                  </w:rPr>
-                </m:ctrlPr>
-              </m:sSubPr>
-              <m:e>
-                <m:r>
-                  <w:rPr>
-                    <w:rFonts w:ascii="Cambria Math" w:eastAsiaTheme="minorEastAsia" w:hAnsi="Cambria Math"/>
-                  </w:rPr>
-                  <m:t>x</m:t>
-                </m:r>
-              </m:e>
-              <m:sub>
-                <m:r>
-                  <w:rPr>
-                    <w:rFonts w:ascii="Cambria Math" w:eastAsiaTheme="minorEastAsia" w:hAnsi="Cambria Math"/>
-                  </w:rPr>
-                  <m:t>k</m:t>
-                </m:r>
-              </m:sub>
-            </m:sSub>
-          </m:e>
-        </m:d>
-        <m:r>
-          <w:rPr>
-            <w:rFonts w:ascii="Cambria Math" w:eastAsiaTheme="minorEastAsia" w:hAnsi="Cambria Math"/>
-          </w:rPr>
-          <m:t>=p</m:t>
-        </m:r>
-        <m:d>
-          <m:dPr>
-            <m:ctrlPr>
-              <w:rPr>
-                <w:rFonts w:ascii="Cambria Math" w:eastAsiaTheme="minorEastAsia" w:hAnsi="Cambria Math"/>
-                <w:i/>
-              </w:rPr>
-            </m:ctrlPr>
-          </m:dPr>
-          <m:e>
-            <m:sSub>
-              <m:sSubPr>
-                <m:ctrlPr>
-                  <w:rPr>
-                    <w:rFonts w:ascii="Cambria Math" w:eastAsiaTheme="minorEastAsia" w:hAnsi="Cambria Math"/>
-                    <w:i/>
-                  </w:rPr>
-                </m:ctrlPr>
-              </m:sSubPr>
-              <m:e>
-                <m:r>
-                  <w:rPr>
-                    <w:rFonts w:ascii="Cambria Math" w:eastAsiaTheme="minorEastAsia" w:hAnsi="Cambria Math"/>
-                  </w:rPr>
-                  <m:t>u</m:t>
-                </m:r>
-              </m:e>
-              <m:sub>
-                <m:r>
-                  <w:rPr>
-                    <w:rFonts w:ascii="Cambria Math" w:eastAsiaTheme="minorEastAsia" w:hAnsi="Cambria Math"/>
-                  </w:rPr>
-                  <m:t>k</m:t>
-                </m:r>
-              </m:sub>
-            </m:sSub>
-            <m:r>
-              <w:rPr>
-                <w:rFonts w:ascii="Cambria Math" w:eastAsiaTheme="minorEastAsia" w:hAnsi="Cambria Math"/>
-              </w:rPr>
-              <m:t>|</m:t>
-            </m:r>
-            <m:sSub>
-              <m:sSubPr>
-                <m:ctrlPr>
-                  <w:rPr>
-                    <w:rFonts w:ascii="Cambria Math" w:eastAsiaTheme="minorEastAsia" w:hAnsi="Cambria Math"/>
-                    <w:i/>
-                  </w:rPr>
-                </m:ctrlPr>
-              </m:sSubPr>
-              <m:e>
-                <m:r>
-                  <w:rPr>
-                    <w:rFonts w:ascii="Cambria Math" w:eastAsiaTheme="minorEastAsia" w:hAnsi="Cambria Math"/>
-                  </w:rPr>
-                  <m:t>x</m:t>
-                </m:r>
-              </m:e>
-              <m:sub>
-                <m:r>
-                  <w:rPr>
-                    <w:rFonts w:ascii="Cambria Math" w:eastAsiaTheme="minorEastAsia" w:hAnsi="Cambria Math"/>
-                  </w:rPr>
-                  <m:t>k</m:t>
-                </m:r>
-              </m:sub>
-            </m:sSub>
-            <m:r>
-              <w:rPr>
-                <w:rFonts w:ascii="Cambria Math" w:eastAsiaTheme="minorEastAsia" w:hAnsi="Cambria Math"/>
-              </w:rPr>
-              <m:t>,θ</m:t>
-            </m:r>
-          </m:e>
-        </m:d>
-      </m:oMath>
-      <w:r>
-        <w:rPr>
-          <w:rFonts w:eastAsiaTheme="minorEastAsia"/>
-        </w:rPr>
-        <w:t xml:space="preserve"> with parameters </w:t>
-      </w:r>
-      <m:oMath>
-        <m:r>
-          <w:rPr>
-            <w:rFonts w:ascii="Cambria Math" w:eastAsiaTheme="minorEastAsia" w:hAnsi="Cambria Math"/>
-          </w:rPr>
-          <m:t>θ</m:t>
-        </m:r>
-        <m:r>
-          <w:rPr>
-            <w:rFonts w:ascii="Cambria Math" w:eastAsiaTheme="minorEastAsia" w:hAnsi="Cambria Math"/>
-          </w:rPr>
-          <m:t>∈</m:t>
-        </m:r>
-        <m:sSup>
-          <m:sSupPr>
-            <m:ctrlPr>
-              <w:rPr>
-                <w:rFonts w:ascii="Cambria Math" w:eastAsiaTheme="minorEastAsia" w:hAnsi="Cambria Math"/>
-                <w:i/>
-              </w:rPr>
-            </m:ctrlPr>
-          </m:sSupPr>
-          <m:e>
-            <m:r>
-              <m:rPr>
-                <m:scr m:val="double-struck"/>
-              </m:rPr>
-              <w:rPr>
-                <w:rFonts w:ascii="Cambria Math" w:eastAsiaTheme="minorEastAsia" w:hAnsi="Cambria Math"/>
-              </w:rPr>
-              <m:t>R</m:t>
-            </m:r>
-          </m:e>
-          <m:sup>
-            <m:r>
-              <w:rPr>
-                <w:rFonts w:ascii="Cambria Math" w:eastAsiaTheme="minorEastAsia" w:hAnsi="Cambria Math"/>
-              </w:rPr>
-              <m:t>N</m:t>
-            </m:r>
-          </m:sup>
-        </m:sSup>
-      </m:oMath>
-      <w:r>
-        <w:rPr>
-          <w:rFonts w:eastAsiaTheme="minorEastAsia"/>
-        </w:rPr>
-        <w:t xml:space="preserve"> and the system transfers to a new state drawn from the state </w:t>
-      </w:r>
-      <w:r>
-        <w:rPr>
-          <w:rFonts w:eastAsiaTheme="minorEastAsia"/>
-        </w:rPr>
-        <w:t>transition density</w:t>
-      </w:r>
-      <w:r>
-        <w:rPr>
-          <w:rFonts w:eastAsiaTheme="minorEastAsia"/>
-        </w:rPr>
-        <w:t xml:space="preserve"> </w:t>
-      </w:r>
-      <m:oMath>
-        <m:r>
-          <w:rPr>
-            <w:rFonts w:ascii="Cambria Math" w:hAnsi="Cambria Math"/>
-          </w:rPr>
-          <m:t>f</m:t>
-        </m:r>
-        <m:d>
-          <m:dPr>
-            <m:ctrlPr>
-              <w:rPr>
-                <w:rFonts w:ascii="Cambria Math" w:hAnsi="Cambria Math"/>
-                <w:i/>
-              </w:rPr>
-            </m:ctrlPr>
-          </m:dPr>
-          <m:e>
-            <m:sSub>
-              <m:sSubPr>
-                <m:ctrlPr>
-                  <w:rPr>
-                    <w:rFonts w:ascii="Cambria Math" w:hAnsi="Cambria Math"/>
-                    <w:i/>
-                  </w:rPr>
-                </m:ctrlPr>
-              </m:sSubPr>
-              <m:e>
-                <m:r>
-                  <w:rPr>
-                    <w:rFonts w:ascii="Cambria Math" w:hAnsi="Cambria Math"/>
-                  </w:rPr>
-                  <m:t>x</m:t>
-                </m:r>
-              </m:e>
-              <m:sub>
-                <m:r>
-                  <w:rPr>
-                    <w:rFonts w:ascii="Cambria Math" w:hAnsi="Cambria Math"/>
-                  </w:rPr>
-                  <m:t>k+1</m:t>
-                </m:r>
-              </m:sub>
-            </m:sSub>
-            <m:r>
-              <w:rPr>
-                <w:rFonts w:ascii="Cambria Math" w:hAnsi="Cambria Math"/>
-              </w:rPr>
-              <m:t xml:space="preserve">, </m:t>
-            </m:r>
-            <m:sSub>
-              <m:sSubPr>
-                <m:ctrlPr>
-                  <w:rPr>
-                    <w:rFonts w:ascii="Cambria Math" w:hAnsi="Cambria Math"/>
-                    <w:i/>
-                  </w:rPr>
-                </m:ctrlPr>
-              </m:sSubPr>
-              <m:e>
-                <m:sSub>
-                  <m:sSubPr>
-                    <m:ctrlPr>
-                      <w:rPr>
-                        <w:rFonts w:ascii="Cambria Math" w:hAnsi="Cambria Math"/>
-                        <w:i/>
-                      </w:rPr>
-                    </m:ctrlPr>
-                  </m:sSubPr>
-                  <m:e>
-                    <m:r>
-                      <w:rPr>
-                        <w:rFonts w:ascii="Cambria Math" w:hAnsi="Cambria Math"/>
-                      </w:rPr>
-                      <m:t>u</m:t>
-                    </m:r>
-                  </m:e>
-                  <m:sub>
-                    <m:r>
-                      <w:rPr>
-                        <w:rFonts w:ascii="Cambria Math" w:hAnsi="Cambria Math"/>
-                      </w:rPr>
-                      <m:t>k</m:t>
-                    </m:r>
-                  </m:sub>
-                </m:sSub>
-                <m:r>
-                  <w:rPr>
-                    <w:rFonts w:ascii="Cambria Math" w:hAnsi="Cambria Math"/>
-                  </w:rPr>
-                  <m:t xml:space="preserve">, </m:t>
-                </m:r>
-                <m:r>
-                  <w:rPr>
-                    <w:rFonts w:ascii="Cambria Math" w:hAnsi="Cambria Math"/>
-                  </w:rPr>
-                  <m:t>x</m:t>
-                </m:r>
-              </m:e>
-              <m:sub>
-                <m:r>
-                  <w:rPr>
-                    <w:rFonts w:ascii="Cambria Math" w:hAnsi="Cambria Math"/>
-                  </w:rPr>
-                  <m:t>k</m:t>
-                </m:r>
-              </m:sub>
-            </m:sSub>
-          </m:e>
-        </m:d>
-      </m:oMath>
-      <w:r>
-        <w:rPr>
-          <w:rFonts w:eastAsiaTheme="minorEastAsia"/>
-        </w:rPr>
-        <w:t xml:space="preserve"> or </w:t>
-      </w:r>
-      <w:r>
-        <w:rPr>
-          <w:rFonts w:eastAsiaTheme="minorEastAsia"/>
-        </w:rPr>
-        <w:t>state trans</w:t>
-      </w:r>
-      <w:r>
-        <w:rPr>
-          <w:rFonts w:eastAsiaTheme="minorEastAsia"/>
-        </w:rPr>
-        <w:t>ition</w:t>
-      </w:r>
-      <w:r>
-        <w:rPr>
-          <w:rFonts w:eastAsiaTheme="minorEastAsia"/>
-        </w:rPr>
-        <w:t xml:space="preserve"> distribution </w:t>
-      </w:r>
-      <m:oMath>
-        <m:r>
-          <w:rPr>
-            <w:rFonts w:ascii="Cambria Math" w:eastAsiaTheme="minorEastAsia" w:hAnsi="Cambria Math"/>
-          </w:rPr>
-          <m:t>p</m:t>
-        </m:r>
-        <m:d>
-          <m:dPr>
-            <m:ctrlPr>
-              <w:rPr>
-                <w:rFonts w:ascii="Cambria Math" w:eastAsiaTheme="minorEastAsia" w:hAnsi="Cambria Math"/>
-                <w:i/>
-              </w:rPr>
-            </m:ctrlPr>
-          </m:dPr>
-          <m:e>
-            <m:sSub>
-              <m:sSubPr>
-                <m:ctrlPr>
-                  <w:rPr>
-                    <w:rFonts w:ascii="Cambria Math" w:eastAsiaTheme="minorEastAsia" w:hAnsi="Cambria Math"/>
-                    <w:i/>
-                  </w:rPr>
-                </m:ctrlPr>
-              </m:sSubPr>
-              <m:e>
-                <m:r>
-                  <w:rPr>
-                    <w:rFonts w:ascii="Cambria Math" w:eastAsiaTheme="minorEastAsia" w:hAnsi="Cambria Math"/>
-                  </w:rPr>
-                  <m:t>x</m:t>
-                </m:r>
-              </m:e>
-              <m:sub>
-                <m:r>
-                  <w:rPr>
-                    <w:rFonts w:ascii="Cambria Math" w:eastAsiaTheme="minorEastAsia" w:hAnsi="Cambria Math"/>
-                  </w:rPr>
-                  <m:t>t+1</m:t>
-                </m:r>
-              </m:sub>
-            </m:sSub>
-            <m:r>
-              <w:rPr>
-                <w:rFonts w:ascii="Cambria Math" w:eastAsiaTheme="minorEastAsia" w:hAnsi="Cambria Math"/>
-              </w:rPr>
-              <m:t>|</m:t>
-            </m:r>
-            <m:sSub>
-              <m:sSubPr>
-                <m:ctrlPr>
-                  <w:rPr>
-                    <w:rFonts w:ascii="Cambria Math" w:eastAsiaTheme="minorEastAsia" w:hAnsi="Cambria Math"/>
-                    <w:i/>
-                  </w:rPr>
-                </m:ctrlPr>
-              </m:sSubPr>
-              <m:e>
-                <m:sSub>
-                  <m:sSubPr>
-                    <m:ctrlPr>
-                      <w:rPr>
-                        <w:rFonts w:ascii="Cambria Math" w:eastAsiaTheme="minorEastAsia" w:hAnsi="Cambria Math"/>
-                        <w:i/>
-                      </w:rPr>
-                    </m:ctrlPr>
-                  </m:sSubPr>
-                  <m:e>
-                    <m:r>
-                      <w:rPr>
-                        <w:rFonts w:ascii="Cambria Math" w:eastAsiaTheme="minorEastAsia" w:hAnsi="Cambria Math"/>
-                      </w:rPr>
-                      <m:t>u</m:t>
-                    </m:r>
-                  </m:e>
-                  <m:sub>
-                    <m:r>
-                      <w:rPr>
-                        <w:rFonts w:ascii="Cambria Math" w:eastAsiaTheme="minorEastAsia" w:hAnsi="Cambria Math"/>
-                      </w:rPr>
-                      <m:t>t</m:t>
-                    </m:r>
-                  </m:sub>
-                </m:sSub>
-                <m:r>
-                  <w:rPr>
-                    <w:rFonts w:ascii="Cambria Math" w:eastAsiaTheme="minorEastAsia" w:hAnsi="Cambria Math"/>
-                  </w:rPr>
-                  <m:t xml:space="preserve">, </m:t>
-                </m:r>
-                <m:r>
-                  <w:rPr>
-                    <w:rFonts w:ascii="Cambria Math" w:eastAsiaTheme="minorEastAsia" w:hAnsi="Cambria Math"/>
-                  </w:rPr>
-                  <m:t>x</m:t>
-                </m:r>
-              </m:e>
-              <m:sub>
-                <m:r>
-                  <w:rPr>
-                    <w:rFonts w:ascii="Cambria Math" w:eastAsiaTheme="minorEastAsia" w:hAnsi="Cambria Math"/>
-                  </w:rPr>
-                  <m:t>t</m:t>
-                </m:r>
-              </m:sub>
-            </m:sSub>
-          </m:e>
-        </m:d>
-      </m:oMath>
-      <w:r>
-        <w:rPr>
-          <w:rFonts w:eastAsiaTheme="minorEastAsia"/>
-        </w:rPr>
-        <w:t xml:space="preserve"> in the discrete case.</w:t>
-      </w:r>
-    </w:p>
-    <w:p>
-      <w:pPr>
-        <w:rPr>
           <w:sz w:val="20"/>
           <w:szCs w:val="20"/>
         </w:rPr>
       </w:pPr>
       <w:r>
-        <w:t xml:space="preserve">Policy is a map from state to action – a function </w:t>
+        <w:t>Generally, t</w:t>
+      </w:r>
+      <w:r>
+        <w:t xml:space="preserve">he policy is a map from state to action – that is, a function </w:t>
       </w:r>
       <m:oMath>
         <m:r>
@@ -3294,6 +2509,667 @@
           <w:szCs w:val="20"/>
         </w:rPr>
         <w:t xml:space="preserve"> which represents mapping from states to probabilities of selecting each possible action. </w:t>
+      </w:r>
+    </w:p>
+    <w:p>
+      <w:pPr>
+        <w:rPr>
+          <w:rFonts w:eastAsiaTheme="minorEastAsia"/>
+        </w:rPr>
+      </w:pPr>
+      <w:r>
+        <w:rPr>
+          <w:rFonts w:eastAsiaTheme="minorEastAsia"/>
+        </w:rPr>
+        <w:t>More precisely, t</w:t>
+      </w:r>
+      <w:r>
+        <w:rPr>
+          <w:rFonts w:eastAsiaTheme="minorEastAsia"/>
+        </w:rPr>
+        <w:t xml:space="preserve">he action </w:t>
+      </w:r>
+      <m:oMath>
+        <m:sSub>
+          <m:sSubPr>
+            <m:ctrlPr>
+              <w:rPr>
+                <w:rFonts w:ascii="Cambria Math" w:eastAsiaTheme="minorEastAsia" w:hAnsi="Cambria Math"/>
+                <w:i/>
+              </w:rPr>
+            </m:ctrlPr>
+          </m:sSubPr>
+          <m:e>
+            <m:r>
+              <w:rPr>
+                <w:rFonts w:ascii="Cambria Math" w:eastAsiaTheme="minorEastAsia" w:hAnsi="Cambria Math"/>
+              </w:rPr>
+              <m:t>u</m:t>
+            </m:r>
+          </m:e>
+          <m:sub>
+            <m:r>
+              <w:rPr>
+                <w:rFonts w:ascii="Cambria Math" w:eastAsiaTheme="minorEastAsia" w:hAnsi="Cambria Math"/>
+              </w:rPr>
+              <m:t>k</m:t>
+            </m:r>
+          </m:sub>
+        </m:sSub>
+      </m:oMath>
+      <w:r>
+        <w:rPr>
+          <w:rFonts w:eastAsiaTheme="minorEastAsia"/>
+        </w:rPr>
+        <w:t xml:space="preserve"> taken in a state</w:t>
+      </w:r>
+      <w:r>
+        <w:rPr>
+          <w:rFonts w:eastAsiaTheme="minorEastAsia"/>
+        </w:rPr>
+        <w:t xml:space="preserve"> </w:t>
+      </w:r>
+      <m:oMath>
+        <m:sSub>
+          <m:sSubPr>
+            <m:ctrlPr>
+              <w:rPr>
+                <w:rFonts w:ascii="Cambria Math" w:eastAsiaTheme="minorEastAsia" w:hAnsi="Cambria Math"/>
+                <w:i/>
+              </w:rPr>
+            </m:ctrlPr>
+          </m:sSubPr>
+          <m:e>
+            <m:r>
+              <w:rPr>
+                <w:rFonts w:ascii="Cambria Math" w:eastAsiaTheme="minorEastAsia" w:hAnsi="Cambria Math"/>
+              </w:rPr>
+              <m:t>x</m:t>
+            </m:r>
+          </m:e>
+          <m:sub>
+            <m:r>
+              <w:rPr>
+                <w:rFonts w:ascii="Cambria Math" w:eastAsiaTheme="minorEastAsia" w:hAnsi="Cambria Math"/>
+              </w:rPr>
+              <m:t>k</m:t>
+            </m:r>
+          </m:sub>
+        </m:sSub>
+      </m:oMath>
+      <w:r>
+        <w:rPr>
+          <w:rFonts w:eastAsiaTheme="minorEastAsia"/>
+        </w:rPr>
+        <w:t xml:space="preserve"> is drawn from a stochastic policy </w:t>
+      </w:r>
+      <m:oMath>
+        <m:r>
+          <w:rPr>
+            <w:rFonts w:ascii="Cambria Math" w:eastAsiaTheme="minorEastAsia" w:hAnsi="Cambria Math"/>
+          </w:rPr>
+          <m:t>π :U×X⟼</m:t>
+        </m:r>
+        <m:d>
+          <m:dPr>
+            <m:begChr m:val="["/>
+            <m:endChr m:val=""/>
+            <m:ctrlPr>
+              <w:rPr>
+                <w:rFonts w:ascii="Cambria Math" w:eastAsiaTheme="minorEastAsia" w:hAnsi="Cambria Math"/>
+                <w:i/>
+              </w:rPr>
+            </m:ctrlPr>
+          </m:dPr>
+          <m:e>
+            <m:d>
+              <m:dPr>
+                <m:begChr m:val=""/>
+                <m:ctrlPr>
+                  <w:rPr>
+                    <w:rFonts w:ascii="Cambria Math" w:eastAsiaTheme="minorEastAsia" w:hAnsi="Cambria Math"/>
+                    <w:i/>
+                  </w:rPr>
+                </m:ctrlPr>
+              </m:dPr>
+              <m:e>
+                <m:r>
+                  <w:rPr>
+                    <w:rFonts w:ascii="Cambria Math" w:eastAsiaTheme="minorEastAsia" w:hAnsi="Cambria Math"/>
+                  </w:rPr>
+                  <m:t>0,∞</m:t>
+                </m:r>
+              </m:e>
+            </m:d>
+          </m:e>
+        </m:d>
+      </m:oMath>
+      <w:r>
+        <w:rPr>
+          <w:rFonts w:eastAsiaTheme="minorEastAsia"/>
+        </w:rPr>
+        <w:t>.</w:t>
+      </w:r>
+      <w:r>
+        <w:rPr>
+          <w:rFonts w:eastAsiaTheme="minorEastAsia"/>
+        </w:rPr>
+        <w:t xml:space="preserve"> At any state </w:t>
+      </w:r>
+      <m:oMath>
+        <m:sSub>
+          <m:sSubPr>
+            <m:ctrlPr>
+              <w:rPr>
+                <w:rFonts w:ascii="Cambria Math" w:eastAsiaTheme="minorEastAsia" w:hAnsi="Cambria Math"/>
+                <w:i/>
+              </w:rPr>
+            </m:ctrlPr>
+          </m:sSubPr>
+          <m:e>
+            <m:r>
+              <w:rPr>
+                <w:rFonts w:ascii="Cambria Math" w:eastAsiaTheme="minorEastAsia" w:hAnsi="Cambria Math"/>
+              </w:rPr>
+              <m:t>x</m:t>
+            </m:r>
+          </m:e>
+          <m:sub>
+            <m:r>
+              <w:rPr>
+                <w:rFonts w:ascii="Cambria Math" w:eastAsiaTheme="minorEastAsia" w:hAnsi="Cambria Math"/>
+              </w:rPr>
+              <m:t>k</m:t>
+            </m:r>
+          </m:sub>
+        </m:sSub>
+      </m:oMath>
+      <w:r>
+        <w:rPr>
+          <w:rFonts w:eastAsiaTheme="minorEastAsia"/>
+        </w:rPr>
+        <w:t xml:space="preserve"> the actor will choose an action </w:t>
+      </w:r>
+      <m:oMath>
+        <m:sSub>
+          <m:sSubPr>
+            <m:ctrlPr>
+              <w:rPr>
+                <w:rFonts w:ascii="Cambria Math" w:eastAsiaTheme="minorEastAsia" w:hAnsi="Cambria Math"/>
+                <w:i/>
+              </w:rPr>
+            </m:ctrlPr>
+          </m:sSubPr>
+          <m:e>
+            <m:r>
+              <w:rPr>
+                <w:rFonts w:ascii="Cambria Math" w:eastAsiaTheme="minorEastAsia" w:hAnsi="Cambria Math"/>
+              </w:rPr>
+              <m:t>u</m:t>
+            </m:r>
+          </m:e>
+          <m:sub>
+            <m:r>
+              <w:rPr>
+                <w:rFonts w:ascii="Cambria Math" w:eastAsiaTheme="minorEastAsia" w:hAnsi="Cambria Math"/>
+              </w:rPr>
+              <m:t>k</m:t>
+            </m:r>
+          </m:sub>
+        </m:sSub>
+      </m:oMath>
+      <w:r>
+        <w:rPr>
+          <w:rFonts w:eastAsiaTheme="minorEastAsia"/>
+        </w:rPr>
+        <w:t xml:space="preserve"> by drawing it from a stochastic parametrized policy </w:t>
+      </w:r>
+      <m:oMath>
+        <m:r>
+          <w:rPr>
+            <w:rFonts w:ascii="Cambria Math" w:eastAsiaTheme="minorEastAsia" w:hAnsi="Cambria Math"/>
+          </w:rPr>
+          <m:t>π</m:t>
+        </m:r>
+        <m:d>
+          <m:dPr>
+            <m:ctrlPr>
+              <w:rPr>
+                <w:rFonts w:ascii="Cambria Math" w:eastAsiaTheme="minorEastAsia" w:hAnsi="Cambria Math"/>
+                <w:i/>
+              </w:rPr>
+            </m:ctrlPr>
+          </m:dPr>
+          <m:e>
+            <m:sSub>
+              <m:sSubPr>
+                <m:ctrlPr>
+                  <w:rPr>
+                    <w:rFonts w:ascii="Cambria Math" w:eastAsiaTheme="minorEastAsia" w:hAnsi="Cambria Math"/>
+                    <w:i/>
+                  </w:rPr>
+                </m:ctrlPr>
+              </m:sSubPr>
+              <m:e>
+                <m:r>
+                  <w:rPr>
+                    <w:rFonts w:ascii="Cambria Math" w:eastAsiaTheme="minorEastAsia" w:hAnsi="Cambria Math"/>
+                  </w:rPr>
+                  <m:t>u</m:t>
+                </m:r>
+              </m:e>
+              <m:sub>
+                <m:r>
+                  <w:rPr>
+                    <w:rFonts w:ascii="Cambria Math" w:eastAsiaTheme="minorEastAsia" w:hAnsi="Cambria Math"/>
+                  </w:rPr>
+                  <m:t>k</m:t>
+                </m:r>
+              </m:sub>
+            </m:sSub>
+            <m:r>
+              <w:rPr>
+                <w:rFonts w:ascii="Cambria Math" w:eastAsiaTheme="minorEastAsia" w:hAnsi="Cambria Math"/>
+              </w:rPr>
+              <m:t>|</m:t>
+            </m:r>
+            <m:sSub>
+              <m:sSubPr>
+                <m:ctrlPr>
+                  <w:rPr>
+                    <w:rFonts w:ascii="Cambria Math" w:eastAsiaTheme="minorEastAsia" w:hAnsi="Cambria Math"/>
+                    <w:i/>
+                  </w:rPr>
+                </m:ctrlPr>
+              </m:sSubPr>
+              <m:e>
+                <m:r>
+                  <w:rPr>
+                    <w:rFonts w:ascii="Cambria Math" w:eastAsiaTheme="minorEastAsia" w:hAnsi="Cambria Math"/>
+                  </w:rPr>
+                  <m:t>x</m:t>
+                </m:r>
+              </m:e>
+              <m:sub>
+                <m:r>
+                  <w:rPr>
+                    <w:rFonts w:ascii="Cambria Math" w:eastAsiaTheme="minorEastAsia" w:hAnsi="Cambria Math"/>
+                  </w:rPr>
+                  <m:t>k</m:t>
+                </m:r>
+              </m:sub>
+            </m:sSub>
+          </m:e>
+        </m:d>
+        <m:r>
+          <w:rPr>
+            <w:rFonts w:ascii="Cambria Math" w:eastAsiaTheme="minorEastAsia" w:hAnsi="Cambria Math"/>
+          </w:rPr>
+          <m:t>=p</m:t>
+        </m:r>
+        <m:d>
+          <m:dPr>
+            <m:ctrlPr>
+              <w:rPr>
+                <w:rFonts w:ascii="Cambria Math" w:eastAsiaTheme="minorEastAsia" w:hAnsi="Cambria Math"/>
+                <w:i/>
+              </w:rPr>
+            </m:ctrlPr>
+          </m:dPr>
+          <m:e>
+            <m:sSub>
+              <m:sSubPr>
+                <m:ctrlPr>
+                  <w:rPr>
+                    <w:rFonts w:ascii="Cambria Math" w:eastAsiaTheme="minorEastAsia" w:hAnsi="Cambria Math"/>
+                    <w:i/>
+                  </w:rPr>
+                </m:ctrlPr>
+              </m:sSubPr>
+              <m:e>
+                <m:r>
+                  <w:rPr>
+                    <w:rFonts w:ascii="Cambria Math" w:eastAsiaTheme="minorEastAsia" w:hAnsi="Cambria Math"/>
+                  </w:rPr>
+                  <m:t>u</m:t>
+                </m:r>
+              </m:e>
+              <m:sub>
+                <m:r>
+                  <w:rPr>
+                    <w:rFonts w:ascii="Cambria Math" w:eastAsiaTheme="minorEastAsia" w:hAnsi="Cambria Math"/>
+                  </w:rPr>
+                  <m:t>k</m:t>
+                </m:r>
+              </m:sub>
+            </m:sSub>
+            <m:r>
+              <w:rPr>
+                <w:rFonts w:ascii="Cambria Math" w:eastAsiaTheme="minorEastAsia" w:hAnsi="Cambria Math"/>
+              </w:rPr>
+              <m:t>|</m:t>
+            </m:r>
+            <m:sSub>
+              <m:sSubPr>
+                <m:ctrlPr>
+                  <w:rPr>
+                    <w:rFonts w:ascii="Cambria Math" w:eastAsiaTheme="minorEastAsia" w:hAnsi="Cambria Math"/>
+                    <w:i/>
+                  </w:rPr>
+                </m:ctrlPr>
+              </m:sSubPr>
+              <m:e>
+                <m:r>
+                  <w:rPr>
+                    <w:rFonts w:ascii="Cambria Math" w:eastAsiaTheme="minorEastAsia" w:hAnsi="Cambria Math"/>
+                  </w:rPr>
+                  <m:t>x</m:t>
+                </m:r>
+              </m:e>
+              <m:sub>
+                <m:r>
+                  <w:rPr>
+                    <w:rFonts w:ascii="Cambria Math" w:eastAsiaTheme="minorEastAsia" w:hAnsi="Cambria Math"/>
+                  </w:rPr>
+                  <m:t>k</m:t>
+                </m:r>
+              </m:sub>
+            </m:sSub>
+            <m:r>
+              <w:rPr>
+                <w:rFonts w:ascii="Cambria Math" w:eastAsiaTheme="minorEastAsia" w:hAnsi="Cambria Math"/>
+              </w:rPr>
+              <m:t>,θ</m:t>
+            </m:r>
+          </m:e>
+        </m:d>
+      </m:oMath>
+      <w:r>
+        <w:rPr>
+          <w:rFonts w:eastAsiaTheme="minorEastAsia"/>
+        </w:rPr>
+        <w:t xml:space="preserve"> with parameters </w:t>
+      </w:r>
+      <m:oMath>
+        <m:r>
+          <w:rPr>
+            <w:rFonts w:ascii="Cambria Math" w:eastAsiaTheme="minorEastAsia" w:hAnsi="Cambria Math"/>
+          </w:rPr>
+          <m:t>θ∈</m:t>
+        </m:r>
+        <m:sSup>
+          <m:sSupPr>
+            <m:ctrlPr>
+              <w:rPr>
+                <w:rFonts w:ascii="Cambria Math" w:eastAsiaTheme="minorEastAsia" w:hAnsi="Cambria Math"/>
+                <w:i/>
+              </w:rPr>
+            </m:ctrlPr>
+          </m:sSupPr>
+          <m:e>
+            <m:r>
+              <m:rPr>
+                <m:scr m:val="double-struck"/>
+              </m:rPr>
+              <w:rPr>
+                <w:rFonts w:ascii="Cambria Math" w:eastAsiaTheme="minorEastAsia" w:hAnsi="Cambria Math"/>
+              </w:rPr>
+              <m:t>R</m:t>
+            </m:r>
+          </m:e>
+          <m:sup>
+            <m:r>
+              <w:rPr>
+                <w:rFonts w:ascii="Cambria Math" w:eastAsiaTheme="minorEastAsia" w:hAnsi="Cambria Math"/>
+              </w:rPr>
+              <m:t>N</m:t>
+            </m:r>
+          </m:sup>
+        </m:sSup>
+      </m:oMath>
+      <w:r>
+        <w:rPr>
+          <w:rFonts w:eastAsiaTheme="minorEastAsia"/>
+        </w:rPr>
+        <w:t xml:space="preserve"> and the system transfers to a new state drawn from the state </w:t>
+      </w:r>
+      <w:r>
+        <w:rPr>
+          <w:rFonts w:eastAsiaTheme="minorEastAsia"/>
+        </w:rPr>
+        <w:t>transition density</w:t>
+      </w:r>
+      <w:r>
+        <w:rPr>
+          <w:rFonts w:eastAsiaTheme="minorEastAsia"/>
+        </w:rPr>
+        <w:t xml:space="preserve"> </w:t>
+      </w:r>
+      <m:oMath>
+        <m:r>
+          <w:rPr>
+            <w:rFonts w:ascii="Cambria Math" w:hAnsi="Cambria Math"/>
+          </w:rPr>
+          <m:t>f</m:t>
+        </m:r>
+        <m:d>
+          <m:dPr>
+            <m:ctrlPr>
+              <w:rPr>
+                <w:rFonts w:ascii="Cambria Math" w:hAnsi="Cambria Math"/>
+                <w:i/>
+              </w:rPr>
+            </m:ctrlPr>
+          </m:dPr>
+          <m:e>
+            <m:sSub>
+              <m:sSubPr>
+                <m:ctrlPr>
+                  <w:rPr>
+                    <w:rFonts w:ascii="Cambria Math" w:hAnsi="Cambria Math"/>
+                    <w:i/>
+                  </w:rPr>
+                </m:ctrlPr>
+              </m:sSubPr>
+              <m:e>
+                <m:r>
+                  <w:rPr>
+                    <w:rFonts w:ascii="Cambria Math" w:hAnsi="Cambria Math"/>
+                  </w:rPr>
+                  <m:t>x</m:t>
+                </m:r>
+              </m:e>
+              <m:sub>
+                <m:r>
+                  <w:rPr>
+                    <w:rFonts w:ascii="Cambria Math" w:hAnsi="Cambria Math"/>
+                  </w:rPr>
+                  <m:t>k+1</m:t>
+                </m:r>
+              </m:sub>
+            </m:sSub>
+            <m:r>
+              <w:rPr>
+                <w:rFonts w:ascii="Cambria Math" w:hAnsi="Cambria Math"/>
+              </w:rPr>
+              <m:t xml:space="preserve">, </m:t>
+            </m:r>
+            <m:sSub>
+              <m:sSubPr>
+                <m:ctrlPr>
+                  <w:rPr>
+                    <w:rFonts w:ascii="Cambria Math" w:hAnsi="Cambria Math"/>
+                    <w:i/>
+                  </w:rPr>
+                </m:ctrlPr>
+              </m:sSubPr>
+              <m:e>
+                <m:sSub>
+                  <m:sSubPr>
+                    <m:ctrlPr>
+                      <w:rPr>
+                        <w:rFonts w:ascii="Cambria Math" w:hAnsi="Cambria Math"/>
+                        <w:i/>
+                      </w:rPr>
+                    </m:ctrlPr>
+                  </m:sSubPr>
+                  <m:e>
+                    <m:r>
+                      <w:rPr>
+                        <w:rFonts w:ascii="Cambria Math" w:hAnsi="Cambria Math"/>
+                      </w:rPr>
+                      <m:t>u</m:t>
+                    </m:r>
+                  </m:e>
+                  <m:sub>
+                    <m:r>
+                      <w:rPr>
+                        <w:rFonts w:ascii="Cambria Math" w:hAnsi="Cambria Math"/>
+                      </w:rPr>
+                      <m:t>k</m:t>
+                    </m:r>
+                  </m:sub>
+                </m:sSub>
+                <m:r>
+                  <w:rPr>
+                    <w:rFonts w:ascii="Cambria Math" w:hAnsi="Cambria Math"/>
+                  </w:rPr>
+                  <m:t>, x</m:t>
+                </m:r>
+              </m:e>
+              <m:sub>
+                <m:r>
+                  <w:rPr>
+                    <w:rFonts w:ascii="Cambria Math" w:hAnsi="Cambria Math"/>
+                  </w:rPr>
+                  <m:t>k</m:t>
+                </m:r>
+              </m:sub>
+            </m:sSub>
+          </m:e>
+        </m:d>
+      </m:oMath>
+      <w:r>
+        <w:rPr>
+          <w:rFonts w:eastAsiaTheme="minorEastAsia"/>
+        </w:rPr>
+        <w:t xml:space="preserve"> or </w:t>
+      </w:r>
+      <w:r>
+        <w:rPr>
+          <w:rFonts w:eastAsiaTheme="minorEastAsia"/>
+        </w:rPr>
+        <w:t xml:space="preserve">state transition distribution </w:t>
+      </w:r>
+      <m:oMath>
+        <m:r>
+          <w:rPr>
+            <w:rFonts w:ascii="Cambria Math" w:eastAsiaTheme="minorEastAsia" w:hAnsi="Cambria Math"/>
+          </w:rPr>
+          <m:t>p</m:t>
+        </m:r>
+        <m:d>
+          <m:dPr>
+            <m:ctrlPr>
+              <w:rPr>
+                <w:rFonts w:ascii="Cambria Math" w:eastAsiaTheme="minorEastAsia" w:hAnsi="Cambria Math"/>
+                <w:i/>
+              </w:rPr>
+            </m:ctrlPr>
+          </m:dPr>
+          <m:e>
+            <m:sSub>
+              <m:sSubPr>
+                <m:ctrlPr>
+                  <w:rPr>
+                    <w:rFonts w:ascii="Cambria Math" w:eastAsiaTheme="minorEastAsia" w:hAnsi="Cambria Math"/>
+                    <w:i/>
+                  </w:rPr>
+                </m:ctrlPr>
+              </m:sSubPr>
+              <m:e>
+                <m:r>
+                  <w:rPr>
+                    <w:rFonts w:ascii="Cambria Math" w:eastAsiaTheme="minorEastAsia" w:hAnsi="Cambria Math"/>
+                  </w:rPr>
+                  <m:t>x</m:t>
+                </m:r>
+              </m:e>
+              <m:sub>
+                <m:r>
+                  <w:rPr>
+                    <w:rFonts w:ascii="Cambria Math" w:eastAsiaTheme="minorEastAsia" w:hAnsi="Cambria Math"/>
+                  </w:rPr>
+                  <m:t>t+1</m:t>
+                </m:r>
+              </m:sub>
+            </m:sSub>
+            <m:r>
+              <w:rPr>
+                <w:rFonts w:ascii="Cambria Math" w:eastAsiaTheme="minorEastAsia" w:hAnsi="Cambria Math"/>
+              </w:rPr>
+              <m:t>|</m:t>
+            </m:r>
+            <m:sSub>
+              <m:sSubPr>
+                <m:ctrlPr>
+                  <w:rPr>
+                    <w:rFonts w:ascii="Cambria Math" w:eastAsiaTheme="minorEastAsia" w:hAnsi="Cambria Math"/>
+                    <w:i/>
+                  </w:rPr>
+                </m:ctrlPr>
+              </m:sSubPr>
+              <m:e>
+                <m:sSub>
+                  <m:sSubPr>
+                    <m:ctrlPr>
+                      <w:rPr>
+                        <w:rFonts w:ascii="Cambria Math" w:eastAsiaTheme="minorEastAsia" w:hAnsi="Cambria Math"/>
+                        <w:i/>
+                      </w:rPr>
+                    </m:ctrlPr>
+                  </m:sSubPr>
+                  <m:e>
+                    <m:r>
+                      <w:rPr>
+                        <w:rFonts w:ascii="Cambria Math" w:eastAsiaTheme="minorEastAsia" w:hAnsi="Cambria Math"/>
+                      </w:rPr>
+                      <m:t>u</m:t>
+                    </m:r>
+                  </m:e>
+                  <m:sub>
+                    <m:r>
+                      <w:rPr>
+                        <w:rFonts w:ascii="Cambria Math" w:eastAsiaTheme="minorEastAsia" w:hAnsi="Cambria Math"/>
+                      </w:rPr>
+                      <m:t>t</m:t>
+                    </m:r>
+                  </m:sub>
+                </m:sSub>
+                <m:r>
+                  <w:rPr>
+                    <w:rFonts w:ascii="Cambria Math" w:eastAsiaTheme="minorEastAsia" w:hAnsi="Cambria Math"/>
+                  </w:rPr>
+                  <m:t>, x</m:t>
+                </m:r>
+              </m:e>
+              <m:sub>
+                <m:r>
+                  <w:rPr>
+                    <w:rFonts w:ascii="Cambria Math" w:eastAsiaTheme="minorEastAsia" w:hAnsi="Cambria Math"/>
+                  </w:rPr>
+                  <m:t>t</m:t>
+                </m:r>
+              </m:sub>
+            </m:sSub>
+          </m:e>
+        </m:d>
+      </m:oMath>
+      <w:r>
+        <w:rPr>
+          <w:rFonts w:eastAsiaTheme="minorEastAsia"/>
+        </w:rPr>
+        <w:t xml:space="preserve"> in the discrete case.</w:t>
       </w:r>
     </w:p>
     <w:p>
@@ -3833,13 +3709,7 @@
               <w:rPr>
                 <w:rFonts w:ascii="Cambria Math" w:eastAsiaTheme="minorEastAsia" w:hAnsi="Cambria Math"/>
               </w:rPr>
-              <m:t>|</m:t>
-            </m:r>
-            <m:r>
-              <w:rPr>
-                <w:rFonts w:ascii="Cambria Math" w:eastAsiaTheme="minorEastAsia" w:hAnsi="Cambria Math"/>
-              </w:rPr>
-              <m:t>π</m:t>
+              <m:t>|π</m:t>
             </m:r>
           </m:e>
         </m:d>
@@ -3880,7 +3750,13 @@
         <w:rPr>
           <w:rFonts w:eastAsiaTheme="minorEastAsia"/>
         </w:rPr>
-        <w:t xml:space="preserve">In most cases, the function </w:t>
+        <w:t>T</w:t>
+      </w:r>
+      <w:r>
+        <w:rPr>
+          <w:rFonts w:eastAsiaTheme="minorEastAsia"/>
+        </w:rPr>
+        <w:t xml:space="preserve">he function </w:t>
       </w:r>
       <m:oMath>
         <m:r>
@@ -4284,13 +4160,7 @@
               <w:rPr>
                 <w:rFonts w:ascii="Cambria Math" w:eastAsiaTheme="minorEastAsia" w:hAnsi="Cambria Math"/>
               </w:rPr>
-              <m:t>,</m:t>
-            </m:r>
-            <m:r>
-              <w:rPr>
-                <w:rFonts w:ascii="Cambria Math" w:eastAsiaTheme="minorEastAsia" w:hAnsi="Cambria Math"/>
-              </w:rPr>
-              <m:t>π</m:t>
+              <m:t>,π</m:t>
             </m:r>
           </m:e>
         </m:d>
@@ -4305,13 +4175,7 @@
         <w:rPr>
           <w:rFonts w:eastAsiaTheme="minorEastAsia"/>
         </w:rPr>
-        <w:t xml:space="preserve">  </w:t>
-      </w:r>
-      <w:r>
-        <w:rPr>
-          <w:rFonts w:eastAsiaTheme="minorEastAsia"/>
-        </w:rPr>
-        <w:t>(a.dsc.1)</w:t>
+        <w:t xml:space="preserve">  (a.dsc.1)</w:t>
       </w:r>
     </w:p>
     <w:p>
@@ -4447,13 +4311,7 @@
                   <w:rPr>
                     <w:rFonts w:ascii="Cambria Math" w:eastAsiaTheme="minorEastAsia" w:hAnsi="Cambria Math"/>
                   </w:rPr>
-                  <m:t>u</m:t>
-                </m:r>
-                <m:r>
-                  <w:rPr>
-                    <w:rFonts w:ascii="Cambria Math" w:eastAsiaTheme="minorEastAsia" w:hAnsi="Cambria Math"/>
-                  </w:rPr>
-                  <m:t xml:space="preserve"> | </m:t>
+                  <m:t xml:space="preserve">u | </m:t>
                 </m:r>
                 <m:sSup>
                   <m:sSupPr>
@@ -4551,25 +4409,7 @@
                   <w:rPr>
                     <w:rFonts w:ascii="Cambria Math" w:eastAsiaTheme="minorEastAsia" w:hAnsi="Cambria Math"/>
                   </w:rPr>
-                  <m:t xml:space="preserve">, </m:t>
-                </m:r>
-                <m:r>
-                  <w:rPr>
-                    <w:rFonts w:ascii="Cambria Math" w:eastAsiaTheme="minorEastAsia" w:hAnsi="Cambria Math"/>
-                  </w:rPr>
-                  <m:t>u</m:t>
-                </m:r>
-                <m:r>
-                  <w:rPr>
-                    <w:rFonts w:ascii="Cambria Math" w:eastAsiaTheme="minorEastAsia" w:hAnsi="Cambria Math"/>
-                  </w:rPr>
-                  <m:t xml:space="preserve">, </m:t>
-                </m:r>
-                <m:r>
-                  <w:rPr>
-                    <w:rFonts w:ascii="Cambria Math" w:eastAsiaTheme="minorEastAsia" w:hAnsi="Cambria Math"/>
-                  </w:rPr>
-                  <m:t>x</m:t>
+                  <m:t>, u, x</m:t>
                 </m:r>
               </m:e>
             </m:d>
@@ -4619,25 +4459,7 @@
                   <w:rPr>
                     <w:rFonts w:ascii="Cambria Math" w:eastAsiaTheme="minorEastAsia" w:hAnsi="Cambria Math"/>
                   </w:rPr>
-                  <m:t>,</m:t>
-                </m:r>
-                <m:r>
-                  <w:rPr>
-                    <w:rFonts w:ascii="Cambria Math" w:eastAsiaTheme="minorEastAsia" w:hAnsi="Cambria Math"/>
-                  </w:rPr>
-                  <m:t>u</m:t>
-                </m:r>
-                <m:r>
-                  <w:rPr>
-                    <w:rFonts w:ascii="Cambria Math" w:eastAsiaTheme="minorEastAsia" w:hAnsi="Cambria Math"/>
-                  </w:rPr>
-                  <m:t xml:space="preserve">, </m:t>
-                </m:r>
-                <m:r>
-                  <w:rPr>
-                    <w:rFonts w:ascii="Cambria Math" w:eastAsiaTheme="minorEastAsia" w:hAnsi="Cambria Math"/>
-                  </w:rPr>
-                  <m:t>x</m:t>
+                  <m:t>,u, x</m:t>
                 </m:r>
               </m:e>
             </m:d>
@@ -4911,13 +4733,7 @@
                   <w:rPr>
                     <w:rFonts w:ascii="Cambria Math" w:eastAsiaTheme="minorEastAsia" w:hAnsi="Cambria Math"/>
                   </w:rPr>
-                  <m:t>,</m:t>
-                </m:r>
-                <m:r>
-                  <w:rPr>
-                    <w:rFonts w:ascii="Cambria Math" w:eastAsiaTheme="minorEastAsia" w:hAnsi="Cambria Math"/>
-                  </w:rPr>
-                  <m:t>π</m:t>
+                  <m:t>,π</m:t>
                 </m:r>
               </m:e>
             </m:d>
@@ -4955,13 +4771,7 @@
           <w:rPr>
             <w:rFonts w:ascii="Cambria Math" w:eastAsiaTheme="minorEastAsia" w:hAnsi="Cambria Math"/>
           </w:rPr>
-          <m:t>γ</m:t>
-        </m:r>
-        <m:r>
-          <w:rPr>
-            <w:rFonts w:ascii="Cambria Math" w:eastAsiaTheme="minorEastAsia" w:hAnsi="Cambria Math"/>
-          </w:rPr>
-          <m:t>∈</m:t>
+          <m:t>γ∈</m:t>
         </m:r>
         <m:d>
           <m:dPr>
@@ -6292,19 +6102,7 @@
                   <w:rPr>
                     <w:rFonts w:ascii="Cambria Math" w:eastAsiaTheme="minorEastAsia" w:hAnsi="Cambria Math"/>
                   </w:rPr>
-                  <m:t xml:space="preserve">, </m:t>
-                </m:r>
-                <m:r>
-                  <w:rPr>
-                    <w:rFonts w:ascii="Cambria Math" w:eastAsiaTheme="minorEastAsia" w:hAnsi="Cambria Math"/>
-                  </w:rPr>
-                  <m:t>u</m:t>
-                </m:r>
-                <m:r>
-                  <w:rPr>
-                    <w:rFonts w:ascii="Cambria Math" w:eastAsiaTheme="minorEastAsia" w:hAnsi="Cambria Math"/>
-                  </w:rPr>
-                  <m:t xml:space="preserve">, </m:t>
+                  <m:t xml:space="preserve">, u, </m:t>
                 </m:r>
                 <m:sSup>
                   <m:sSupPr>
@@ -6390,25 +6188,7 @@
                       <w:rPr>
                         <w:rFonts w:ascii="Cambria Math" w:eastAsiaTheme="minorEastAsia" w:hAnsi="Cambria Math"/>
                       </w:rPr>
-                      <m:t>,</m:t>
-                    </m:r>
-                    <m:r>
-                      <w:rPr>
-                        <w:rFonts w:ascii="Cambria Math" w:eastAsiaTheme="minorEastAsia" w:hAnsi="Cambria Math"/>
-                      </w:rPr>
-                      <m:t>u</m:t>
-                    </m:r>
-                    <m:r>
-                      <w:rPr>
-                        <w:rFonts w:ascii="Cambria Math" w:eastAsiaTheme="minorEastAsia" w:hAnsi="Cambria Math"/>
-                      </w:rPr>
-                      <m:t xml:space="preserve">, </m:t>
-                    </m:r>
-                    <m:r>
-                      <w:rPr>
-                        <w:rFonts w:ascii="Cambria Math" w:eastAsiaTheme="minorEastAsia" w:hAnsi="Cambria Math"/>
-                      </w:rPr>
-                      <m:t>x</m:t>
+                      <m:t>,u, x</m:t>
                     </m:r>
                   </m:e>
                   <m:sup>
@@ -6499,25 +6279,7 @@
         <w:rPr>
           <w:rFonts w:eastAsiaTheme="minorEastAsia"/>
         </w:rPr>
-        <w:t xml:space="preserve">    </w:t>
-      </w:r>
-      <w:r>
-        <w:rPr>
-          <w:rFonts w:eastAsiaTheme="minorEastAsia"/>
-        </w:rPr>
-        <w:t>(a1.svf.</w:t>
-      </w:r>
-      <w:r>
-        <w:rPr>
-          <w:rFonts w:eastAsiaTheme="minorEastAsia"/>
-        </w:rPr>
-        <w:t>2</w:t>
-      </w:r>
-      <w:r>
-        <w:rPr>
-          <w:rFonts w:eastAsiaTheme="minorEastAsia"/>
-        </w:rPr>
-        <w:t>)</w:t>
+        <w:t xml:space="preserve">    (a1.svf.2)</w:t>
       </w:r>
     </w:p>
     <w:p>
@@ -6788,13 +6550,7 @@
                   <w:rPr>
                     <w:rFonts w:ascii="Cambria Math" w:eastAsiaTheme="minorEastAsia" w:hAnsi="Cambria Math"/>
                   </w:rPr>
-                  <m:t>=x</m:t>
-                </m:r>
-                <m:r>
-                  <w:rPr>
-                    <w:rFonts w:ascii="Cambria Math" w:eastAsiaTheme="minorEastAsia" w:hAnsi="Cambria Math"/>
-                  </w:rPr>
-                  <m:t>,π</m:t>
+                  <m:t>=x,π</m:t>
                 </m:r>
               </m:e>
             </m:d>
@@ -6888,13 +6644,7 @@
               <w:rPr>
                 <w:rFonts w:ascii="Cambria Math" w:eastAsiaTheme="minorEastAsia" w:hAnsi="Cambria Math"/>
               </w:rPr>
-              <m:t>x</m:t>
-            </m:r>
-            <m:r>
-              <w:rPr>
-                <w:rFonts w:ascii="Cambria Math" w:eastAsiaTheme="minorEastAsia" w:hAnsi="Cambria Math"/>
-              </w:rPr>
-              <m:t>,u</m:t>
+              <m:t>x,u</m:t>
             </m:r>
           </m:e>
         </m:d>
@@ -7064,19 +6814,7 @@
                   <w:rPr>
                     <w:rFonts w:ascii="Cambria Math" w:eastAsiaTheme="minorEastAsia" w:hAnsi="Cambria Math"/>
                   </w:rPr>
-                  <m:t>=</m:t>
-                </m:r>
-                <m:r>
-                  <w:rPr>
-                    <w:rFonts w:ascii="Cambria Math" w:eastAsiaTheme="minorEastAsia" w:hAnsi="Cambria Math"/>
-                  </w:rPr>
-                  <m:t>u,</m:t>
-                </m:r>
-                <m:r>
-                  <w:rPr>
-                    <w:rFonts w:ascii="Cambria Math" w:eastAsiaTheme="minorEastAsia" w:hAnsi="Cambria Math"/>
-                  </w:rPr>
-                  <m:t>π</m:t>
+                  <m:t>=u,π</m:t>
                 </m:r>
               </m:e>
             </m:nary>
@@ -7099,19 +6837,7 @@
         <w:rPr>
           <w:rFonts w:eastAsiaTheme="minorEastAsia"/>
         </w:rPr>
-        <w:t>.s</w:t>
-      </w:r>
-      <w:r>
-        <w:rPr>
-          <w:rFonts w:eastAsiaTheme="minorEastAsia"/>
-        </w:rPr>
-        <w:t>a</w:t>
-      </w:r>
-      <w:r>
-        <w:rPr>
-          <w:rFonts w:eastAsiaTheme="minorEastAsia"/>
-        </w:rPr>
-        <w:t>vf.1)</w:t>
+        <w:t>.savf.1)</w:t>
       </w:r>
     </w:p>
     <w:p>
@@ -7131,7 +6857,7 @@
         <w:rPr>
           <w:rFonts w:eastAsiaTheme="minorEastAsia"/>
         </w:rPr>
-        <w:t xml:space="preserve">also depends on the state </w:t>
+        <w:t xml:space="preserve">depends on the state </w:t>
       </w:r>
       <m:oMath>
         <m:r>
@@ -7174,6 +6900,32 @@
           <w:rFonts w:eastAsiaTheme="minorEastAsia"/>
         </w:rPr>
         <w:t>.</w:t>
+      </w:r>
+      <w:r>
+        <w:rPr>
+          <w:rFonts w:eastAsiaTheme="minorEastAsia"/>
+        </w:rPr>
+        <w:t xml:space="preserve"> </w:t>
+      </w:r>
+      <w:r>
+        <w:rPr>
+          <w:rFonts w:eastAsiaTheme="minorEastAsia"/>
+        </w:rPr>
+        <w:t xml:space="preserve">Once the first transition onto a next state has been made </w:t>
+      </w:r>
+      <m:oMath>
+        <m:r>
+          <w:rPr>
+            <w:rFonts w:ascii="Cambria Math" w:eastAsiaTheme="minorEastAsia" w:hAnsi="Cambria Math"/>
+          </w:rPr>
+          <m:t>π</m:t>
+        </m:r>
+      </m:oMath>
+      <w:r>
+        <w:rPr>
+          <w:rFonts w:eastAsiaTheme="minorEastAsia"/>
+        </w:rPr>
+        <w:t xml:space="preserve"> governs the rest of the action selection.</w:t>
       </w:r>
     </w:p>
     <w:p>
@@ -7497,19 +7249,7 @@
                       <w:rPr>
                         <w:rFonts w:ascii="Cambria Math" w:eastAsiaTheme="minorEastAsia" w:hAnsi="Cambria Math"/>
                       </w:rPr>
-                      <m:t>u</m:t>
-                    </m:r>
-                    <m:r>
-                      <w:rPr>
-                        <w:rFonts w:ascii="Cambria Math" w:eastAsiaTheme="minorEastAsia" w:hAnsi="Cambria Math"/>
-                      </w:rPr>
-                      <m:t xml:space="preserve">, </m:t>
-                    </m:r>
-                    <m:r>
-                      <w:rPr>
-                        <w:rFonts w:ascii="Cambria Math" w:eastAsiaTheme="minorEastAsia" w:hAnsi="Cambria Math"/>
-                      </w:rPr>
-                      <m:t>x</m:t>
+                      <m:t>u, x</m:t>
                     </m:r>
                   </m:e>
                   <m:sup>
@@ -7579,25 +7319,7 @@
                       <w:rPr>
                         <w:rFonts w:ascii="Cambria Math" w:eastAsiaTheme="minorEastAsia" w:hAnsi="Cambria Math"/>
                       </w:rPr>
-                      <m:t>,</m:t>
-                    </m:r>
-                    <m:r>
-                      <w:rPr>
-                        <w:rFonts w:ascii="Cambria Math" w:eastAsiaTheme="minorEastAsia" w:hAnsi="Cambria Math"/>
-                      </w:rPr>
-                      <m:t xml:space="preserve"> </m:t>
-                    </m:r>
-                    <m:r>
-                      <w:rPr>
-                        <w:rFonts w:ascii="Cambria Math" w:eastAsiaTheme="minorEastAsia" w:hAnsi="Cambria Math"/>
-                      </w:rPr>
-                      <m:t xml:space="preserve">u, </m:t>
-                    </m:r>
-                    <m:r>
-                      <w:rPr>
-                        <w:rFonts w:ascii="Cambria Math" w:eastAsiaTheme="minorEastAsia" w:hAnsi="Cambria Math"/>
-                      </w:rPr>
-                      <m:t>x</m:t>
+                      <m:t>, u, x</m:t>
                     </m:r>
                   </m:e>
                   <m:sup>
@@ -7708,74 +7430,6 @@
         <w:rPr>
           <w:rFonts w:eastAsiaTheme="minorEastAsia"/>
         </w:rPr>
-        <w:t xml:space="preserve">also depends on the state </w:t>
-      </w:r>
-      <m:oMath>
-        <m:r>
-          <w:rPr>
-            <w:rFonts w:ascii="Cambria Math" w:eastAsiaTheme="minorEastAsia" w:hAnsi="Cambria Math"/>
-          </w:rPr>
-          <m:t>x</m:t>
-        </m:r>
-      </m:oMath>
-      <w:r>
-        <w:rPr>
-          <w:rFonts w:eastAsiaTheme="minorEastAsia"/>
-        </w:rPr>
-        <w:t xml:space="preserve"> , but makes the action </w:t>
-      </w:r>
-      <m:oMath>
-        <m:r>
-          <w:rPr>
-            <w:rFonts w:ascii="Cambria Math" w:eastAsiaTheme="minorEastAsia" w:hAnsi="Cambria Math"/>
-          </w:rPr>
-          <m:t>u</m:t>
-        </m:r>
-      </m:oMath>
-      <w:r>
-        <w:rPr>
-          <w:rFonts w:eastAsiaTheme="minorEastAsia"/>
-        </w:rPr>
-        <w:t xml:space="preserve"> chosen in this state a free variable instead of having it generated by the policy </w:t>
-      </w:r>
-      <m:oMath>
-        <m:r>
-          <w:rPr>
-            <w:rFonts w:ascii="Cambria Math" w:eastAsiaTheme="minorEastAsia" w:hAnsi="Cambria Math"/>
-          </w:rPr>
-          <m:t>π</m:t>
-        </m:r>
-      </m:oMath>
-      <w:r>
-        <w:rPr>
-          <w:rFonts w:eastAsiaTheme="minorEastAsia"/>
-        </w:rPr>
-        <w:t>.</w:t>
-      </w:r>
-      <w:r>
-        <w:rPr>
-          <w:rFonts w:eastAsiaTheme="minorEastAsia"/>
-        </w:rPr>
-        <w:t xml:space="preserve"> Once the first transition onto a next state has been made </w:t>
-      </w:r>
-      <m:oMath>
-        <m:r>
-          <w:rPr>
-            <w:rFonts w:ascii="Cambria Math" w:eastAsiaTheme="minorEastAsia" w:hAnsi="Cambria Math"/>
-          </w:rPr>
-          <m:t>π</m:t>
-        </m:r>
-      </m:oMath>
-      <w:r>
-        <w:rPr>
-          <w:rFonts w:eastAsiaTheme="minorEastAsia"/>
-        </w:rPr>
-        <w:t xml:space="preserve"> governs the rest of the action selection. </w:t>
-      </w:r>
-      <w:r>
-        <w:rPr>
-          <w:rFonts w:eastAsiaTheme="minorEastAsia"/>
-        </w:rPr>
         <w:t xml:space="preserve">The relationship </w:t>
       </w:r>
       <w:r>
@@ -7789,222 +7443,6 @@
           <w:rFonts w:eastAsiaTheme="minorEastAsia"/>
         </w:rPr>
         <w:t>between the state value function and the state-action value function is given with</w:t>
-      </w:r>
-    </w:p>
-    <w:p>
-      <w:pPr>
-        <w:rPr>
-          <w:rFonts w:eastAsiaTheme="minorEastAsia"/>
-        </w:rPr>
-      </w:pPr>
-    </w:p>
-    <w:p>
-      <w:pPr>
-        <w:rPr>
-          <w:rFonts w:eastAsiaTheme="minorEastAsia"/>
-        </w:rPr>
-      </w:pPr>
-      <m:oMath>
-        <m:sSup>
-          <m:sSupPr>
-            <m:ctrlPr>
-              <w:rPr>
-                <w:rFonts w:ascii="Cambria Math" w:eastAsiaTheme="minorEastAsia" w:hAnsi="Cambria Math"/>
-                <w:i/>
-              </w:rPr>
-            </m:ctrlPr>
-          </m:sSupPr>
-          <m:e>
-            <m:r>
-              <w:rPr>
-                <w:rFonts w:ascii="Cambria Math" w:eastAsiaTheme="minorEastAsia" w:hAnsi="Cambria Math"/>
-              </w:rPr>
-              <m:t>V</m:t>
-            </m:r>
-          </m:e>
-          <m:sup>
-            <m:r>
-              <w:rPr>
-                <w:rFonts w:ascii="Cambria Math" w:eastAsiaTheme="minorEastAsia" w:hAnsi="Cambria Math"/>
-              </w:rPr>
-              <m:t>π</m:t>
-            </m:r>
-          </m:sup>
-        </m:sSup>
-        <m:d>
-          <m:dPr>
-            <m:ctrlPr>
-              <w:rPr>
-                <w:rFonts w:ascii="Cambria Math" w:eastAsiaTheme="minorEastAsia" w:hAnsi="Cambria Math"/>
-                <w:i/>
-              </w:rPr>
-            </m:ctrlPr>
-          </m:dPr>
-          <m:e>
-            <m:r>
-              <w:rPr>
-                <w:rFonts w:ascii="Cambria Math" w:eastAsiaTheme="minorEastAsia" w:hAnsi="Cambria Math"/>
-              </w:rPr>
-              <m:t>x</m:t>
-            </m:r>
-          </m:e>
-        </m:d>
-        <m:r>
-          <w:rPr>
-            <w:rFonts w:ascii="Cambria Math" w:eastAsiaTheme="minorEastAsia" w:hAnsi="Cambria Math"/>
-          </w:rPr>
-          <m:t>=</m:t>
-        </m:r>
-        <m:r>
-          <w:rPr>
-            <w:rFonts w:ascii="Cambria Math" w:eastAsiaTheme="minorEastAsia" w:hAnsi="Cambria Math"/>
-          </w:rPr>
-          <m:t>E</m:t>
-        </m:r>
-        <m:d>
-          <m:dPr>
-            <m:begChr m:val="{"/>
-            <m:endChr m:val="}"/>
-            <m:ctrlPr>
-              <w:rPr>
-                <w:rFonts w:ascii="Cambria Math" w:eastAsiaTheme="minorEastAsia" w:hAnsi="Cambria Math"/>
-                <w:i/>
-              </w:rPr>
-            </m:ctrlPr>
-          </m:dPr>
-          <m:e>
-            <m:sSup>
-              <m:sSupPr>
-                <m:ctrlPr>
-                  <w:rPr>
-                    <w:rFonts w:ascii="Cambria Math" w:eastAsiaTheme="minorEastAsia" w:hAnsi="Cambria Math"/>
-                    <w:i/>
-                  </w:rPr>
-                </m:ctrlPr>
-              </m:sSupPr>
-              <m:e>
-                <m:r>
-                  <w:rPr>
-                    <w:rFonts w:ascii="Cambria Math" w:eastAsiaTheme="minorEastAsia" w:hAnsi="Cambria Math"/>
-                  </w:rPr>
-                  <m:t>Q</m:t>
-                </m:r>
-              </m:e>
-              <m:sup>
-                <m:r>
-                  <w:rPr>
-                    <w:rFonts w:ascii="Cambria Math" w:eastAsiaTheme="minorEastAsia" w:hAnsi="Cambria Math"/>
-                  </w:rPr>
-                  <m:t>π</m:t>
-                </m:r>
-              </m:sup>
-            </m:sSup>
-            <m:d>
-              <m:dPr>
-                <m:ctrlPr>
-                  <w:rPr>
-                    <w:rFonts w:ascii="Cambria Math" w:eastAsiaTheme="minorEastAsia" w:hAnsi="Cambria Math"/>
-                    <w:i/>
-                  </w:rPr>
-                </m:ctrlPr>
-              </m:dPr>
-              <m:e>
-                <m:r>
-                  <w:rPr>
-                    <w:rFonts w:ascii="Cambria Math" w:eastAsiaTheme="minorEastAsia" w:hAnsi="Cambria Math"/>
-                  </w:rPr>
-                  <m:t>x,u</m:t>
-                </m:r>
-              </m:e>
-            </m:d>
-            <m:r>
-              <w:rPr>
-                <w:rFonts w:ascii="Cambria Math" w:eastAsiaTheme="minorEastAsia" w:hAnsi="Cambria Math"/>
-              </w:rPr>
-              <m:t xml:space="preserve">| u ~ </m:t>
-            </m:r>
-            <m:r>
-              <w:rPr>
-                <w:rFonts w:ascii="Cambria Math" w:eastAsiaTheme="minorEastAsia" w:hAnsi="Cambria Math"/>
-              </w:rPr>
-              <m:t>π</m:t>
-            </m:r>
-            <m:d>
-              <m:dPr>
-                <m:ctrlPr>
-                  <w:rPr>
-                    <w:rFonts w:ascii="Cambria Math" w:eastAsiaTheme="minorEastAsia" w:hAnsi="Cambria Math"/>
-                    <w:i/>
-                  </w:rPr>
-                </m:ctrlPr>
-              </m:dPr>
-              <m:e>
-                <m:r>
-                  <w:rPr>
-                    <w:rFonts w:ascii="Cambria Math" w:eastAsiaTheme="minorEastAsia" w:hAnsi="Cambria Math"/>
-                  </w:rPr>
-                  <m:t>x,</m:t>
-                </m:r>
-                <m:r>
-                  <w:rPr>
-                    <w:rFonts w:ascii="Cambria Math" w:eastAsiaTheme="minorEastAsia" w:hAnsi="Cambria Math"/>
-                  </w:rPr>
-                  <m:t>∙</m:t>
-                </m:r>
-              </m:e>
-            </m:d>
-          </m:e>
-        </m:d>
-      </m:oMath>
-      <w:r>
-        <w:rPr>
-          <w:rFonts w:eastAsiaTheme="minorEastAsia"/>
-        </w:rPr>
-        <w:t xml:space="preserve">     (a1.svf.2)</w:t>
-      </w:r>
-    </w:p>
-    <w:p>
-      <w:pPr>
-        <w:rPr>
-          <w:rFonts w:eastAsiaTheme="minorEastAsia"/>
-        </w:rPr>
-      </w:pPr>
-    </w:p>
-    <w:p>
-      <w:pPr>
-        <w:rPr>
-          <w:rFonts w:eastAsiaTheme="minorEastAsia"/>
-        </w:rPr>
-      </w:pPr>
-      <w:r>
-        <w:rPr>
-          <w:rFonts w:eastAsiaTheme="minorEastAsia"/>
-        </w:rPr>
-        <w:t xml:space="preserve">We can derive the recursive form of the latter by manipulating further </w:t>
-      </w:r>
-      <w:r>
-        <w:rPr>
-          <w:rFonts w:eastAsiaTheme="minorEastAsia"/>
-        </w:rPr>
-        <w:t>(a1.svf.1)</w:t>
-      </w:r>
-      <w:r>
-        <w:rPr>
-          <w:rFonts w:eastAsiaTheme="minorEastAsia"/>
-        </w:rPr>
-        <w:t xml:space="preserve"> and </w:t>
-      </w:r>
-      <w:r>
-        <w:rPr>
-          <w:rFonts w:eastAsiaTheme="minorEastAsia"/>
-        </w:rPr>
-        <w:t>(a1.savf.1)</w:t>
-      </w:r>
-      <w:r>
-        <w:rPr>
-          <w:rFonts w:eastAsiaTheme="minorEastAsia"/>
-        </w:rPr>
-        <w:t>:</w:t>
       </w:r>
     </w:p>
     <w:p>
@@ -8083,6 +7521,180 @@
             </m:ctrlPr>
           </m:dPr>
           <m:e>
+            <m:sSup>
+              <m:sSupPr>
+                <m:ctrlPr>
+                  <w:rPr>
+                    <w:rFonts w:ascii="Cambria Math" w:eastAsiaTheme="minorEastAsia" w:hAnsi="Cambria Math"/>
+                    <w:i/>
+                  </w:rPr>
+                </m:ctrlPr>
+              </m:sSupPr>
+              <m:e>
+                <m:r>
+                  <w:rPr>
+                    <w:rFonts w:ascii="Cambria Math" w:eastAsiaTheme="minorEastAsia" w:hAnsi="Cambria Math"/>
+                  </w:rPr>
+                  <m:t>Q</m:t>
+                </m:r>
+              </m:e>
+              <m:sup>
+                <m:r>
+                  <w:rPr>
+                    <w:rFonts w:ascii="Cambria Math" w:eastAsiaTheme="minorEastAsia" w:hAnsi="Cambria Math"/>
+                  </w:rPr>
+                  <m:t>π</m:t>
+                </m:r>
+              </m:sup>
+            </m:sSup>
+            <m:d>
+              <m:dPr>
+                <m:ctrlPr>
+                  <w:rPr>
+                    <w:rFonts w:ascii="Cambria Math" w:eastAsiaTheme="minorEastAsia" w:hAnsi="Cambria Math"/>
+                    <w:i/>
+                  </w:rPr>
+                </m:ctrlPr>
+              </m:dPr>
+              <m:e>
+                <m:r>
+                  <w:rPr>
+                    <w:rFonts w:ascii="Cambria Math" w:eastAsiaTheme="minorEastAsia" w:hAnsi="Cambria Math"/>
+                  </w:rPr>
+                  <m:t>x,u</m:t>
+                </m:r>
+              </m:e>
+            </m:d>
+            <m:r>
+              <w:rPr>
+                <w:rFonts w:ascii="Cambria Math" w:eastAsiaTheme="minorEastAsia" w:hAnsi="Cambria Math"/>
+              </w:rPr>
+              <m:t>| u ~ π</m:t>
+            </m:r>
+            <m:d>
+              <m:dPr>
+                <m:ctrlPr>
+                  <w:rPr>
+                    <w:rFonts w:ascii="Cambria Math" w:eastAsiaTheme="minorEastAsia" w:hAnsi="Cambria Math"/>
+                    <w:i/>
+                  </w:rPr>
+                </m:ctrlPr>
+              </m:dPr>
+              <m:e>
+                <m:r>
+                  <w:rPr>
+                    <w:rFonts w:ascii="Cambria Math" w:eastAsiaTheme="minorEastAsia" w:hAnsi="Cambria Math"/>
+                  </w:rPr>
+                  <m:t>x,∙</m:t>
+                </m:r>
+              </m:e>
+            </m:d>
+          </m:e>
+        </m:d>
+      </m:oMath>
+      <w:r>
+        <w:rPr>
+          <w:rFonts w:eastAsiaTheme="minorEastAsia"/>
+        </w:rPr>
+        <w:t xml:space="preserve">     (a1.svf.2)</w:t>
+      </w:r>
+    </w:p>
+    <w:p>
+      <w:pPr>
+        <w:rPr>
+          <w:rFonts w:eastAsiaTheme="minorEastAsia"/>
+        </w:rPr>
+      </w:pPr>
+    </w:p>
+    <w:p>
+      <w:pPr>
+        <w:rPr>
+          <w:rFonts w:eastAsiaTheme="minorEastAsia"/>
+        </w:rPr>
+      </w:pPr>
+      <w:r>
+        <w:rPr>
+          <w:rFonts w:eastAsiaTheme="minorEastAsia"/>
+        </w:rPr>
+        <w:t>We can derive the recursive form of the latter by manipulating further (a1.svf.1) and (a1.savf.1):</w:t>
+      </w:r>
+    </w:p>
+    <w:p>
+      <w:pPr>
+        <w:rPr>
+          <w:rFonts w:eastAsiaTheme="minorEastAsia"/>
+        </w:rPr>
+      </w:pPr>
+    </w:p>
+    <w:p>
+      <w:pPr>
+        <w:rPr>
+          <w:rFonts w:eastAsiaTheme="minorEastAsia"/>
+        </w:rPr>
+      </w:pPr>
+      <m:oMath>
+        <m:sSup>
+          <m:sSupPr>
+            <m:ctrlPr>
+              <w:rPr>
+                <w:rFonts w:ascii="Cambria Math" w:eastAsiaTheme="minorEastAsia" w:hAnsi="Cambria Math"/>
+                <w:i/>
+              </w:rPr>
+            </m:ctrlPr>
+          </m:sSupPr>
+          <m:e>
+            <m:r>
+              <w:rPr>
+                <w:rFonts w:ascii="Cambria Math" w:eastAsiaTheme="minorEastAsia" w:hAnsi="Cambria Math"/>
+              </w:rPr>
+              <m:t>V</m:t>
+            </m:r>
+          </m:e>
+          <m:sup>
+            <m:r>
+              <w:rPr>
+                <w:rFonts w:ascii="Cambria Math" w:eastAsiaTheme="minorEastAsia" w:hAnsi="Cambria Math"/>
+              </w:rPr>
+              <m:t>π</m:t>
+            </m:r>
+          </m:sup>
+        </m:sSup>
+        <m:d>
+          <m:dPr>
+            <m:ctrlPr>
+              <w:rPr>
+                <w:rFonts w:ascii="Cambria Math" w:eastAsiaTheme="minorEastAsia" w:hAnsi="Cambria Math"/>
+                <w:i/>
+              </w:rPr>
+            </m:ctrlPr>
+          </m:dPr>
+          <m:e>
+            <m:r>
+              <w:rPr>
+                <w:rFonts w:ascii="Cambria Math" w:eastAsiaTheme="minorEastAsia" w:hAnsi="Cambria Math"/>
+              </w:rPr>
+              <m:t>x</m:t>
+            </m:r>
+          </m:e>
+        </m:d>
+        <m:r>
+          <w:rPr>
+            <w:rFonts w:ascii="Cambria Math" w:eastAsiaTheme="minorEastAsia" w:hAnsi="Cambria Math"/>
+          </w:rPr>
+          <m:t>=E</m:t>
+        </m:r>
+        <m:d>
+          <m:dPr>
+            <m:begChr m:val="{"/>
+            <m:endChr m:val="}"/>
+            <m:ctrlPr>
+              <w:rPr>
+                <w:rFonts w:ascii="Cambria Math" w:eastAsiaTheme="minorEastAsia" w:hAnsi="Cambria Math"/>
+                <w:i/>
+              </w:rPr>
+            </m:ctrlPr>
+          </m:dPr>
+          <m:e>
             <m:r>
               <w:rPr>
                 <w:rFonts w:ascii="Cambria Math" w:eastAsiaTheme="minorEastAsia" w:hAnsi="Cambria Math"/>
@@ -8129,25 +7741,7 @@
                   <w:rPr>
                     <w:rFonts w:ascii="Cambria Math" w:eastAsiaTheme="minorEastAsia" w:hAnsi="Cambria Math"/>
                   </w:rPr>
-                  <m:t>,</m:t>
-                </m:r>
-                <m:r>
-                  <w:rPr>
-                    <w:rFonts w:ascii="Cambria Math" w:eastAsiaTheme="minorEastAsia" w:hAnsi="Cambria Math"/>
-                  </w:rPr>
-                  <m:t>u</m:t>
-                </m:r>
-                <m:r>
-                  <w:rPr>
-                    <w:rFonts w:ascii="Cambria Math" w:eastAsiaTheme="minorEastAsia" w:hAnsi="Cambria Math"/>
-                  </w:rPr>
-                  <m:t xml:space="preserve">, </m:t>
-                </m:r>
-                <m:r>
-                  <w:rPr>
-                    <w:rFonts w:ascii="Cambria Math" w:eastAsiaTheme="minorEastAsia" w:hAnsi="Cambria Math"/>
-                  </w:rPr>
-                  <m:t>x</m:t>
+                  <m:t>,u, x</m:t>
                 </m:r>
               </m:e>
             </m:d>
@@ -8313,13 +7907,7 @@
               <w:rPr>
                 <w:rFonts w:ascii="Cambria Math" w:eastAsiaTheme="minorEastAsia" w:hAnsi="Cambria Math"/>
               </w:rPr>
-              <m:t>,</m:t>
-            </m:r>
-            <m:r>
-              <w:rPr>
-                <w:rFonts w:ascii="Cambria Math" w:eastAsiaTheme="minorEastAsia" w:hAnsi="Cambria Math"/>
-              </w:rPr>
-              <m:t>u</m:t>
+              <m:t>,u</m:t>
             </m:r>
           </m:sub>
         </m:sSub>
@@ -8355,13 +7943,7 @@
                   <w:rPr>
                     <w:rFonts w:ascii="Cambria Math" w:eastAsiaTheme="minorEastAsia" w:hAnsi="Cambria Math"/>
                   </w:rPr>
-                  <m:t xml:space="preserve">u, </m:t>
-                </m:r>
-                <m:r>
-                  <w:rPr>
-                    <w:rFonts w:ascii="Cambria Math" w:eastAsiaTheme="minorEastAsia" w:hAnsi="Cambria Math"/>
-                  </w:rPr>
-                  <m:t>x</m:t>
+                  <m:t>u, x</m:t>
                 </m:r>
               </m:e>
             </m:d>
@@ -8413,19 +7995,7 @@
                   <w:rPr>
                     <w:rFonts w:ascii="Cambria Math" w:eastAsiaTheme="minorEastAsia" w:hAnsi="Cambria Math"/>
                   </w:rPr>
-                  <m:t>u</m:t>
-                </m:r>
-                <m:r>
-                  <w:rPr>
-                    <w:rFonts w:ascii="Cambria Math" w:eastAsiaTheme="minorEastAsia" w:hAnsi="Cambria Math"/>
-                  </w:rPr>
-                  <m:t xml:space="preserve"> | </m:t>
-                </m:r>
-                <m:r>
-                  <w:rPr>
-                    <w:rFonts w:ascii="Cambria Math" w:eastAsiaTheme="minorEastAsia" w:hAnsi="Cambria Math"/>
-                  </w:rPr>
-                  <m:t>x</m:t>
+                  <m:t>u | x</m:t>
                 </m:r>
               </m:e>
             </m:d>
@@ -8497,19 +8067,7 @@
                   <w:rPr>
                     <w:rFonts w:ascii="Cambria Math" w:eastAsiaTheme="minorEastAsia" w:hAnsi="Cambria Math"/>
                   </w:rPr>
-                  <m:t>,</m:t>
-                </m:r>
-                <m:r>
-                  <w:rPr>
-                    <w:rFonts w:ascii="Cambria Math" w:eastAsiaTheme="minorEastAsia" w:hAnsi="Cambria Math"/>
-                  </w:rPr>
-                  <m:t xml:space="preserve">u, </m:t>
-                </m:r>
-                <m:r>
-                  <w:rPr>
-                    <w:rFonts w:ascii="Cambria Math" w:eastAsiaTheme="minorEastAsia" w:hAnsi="Cambria Math"/>
-                  </w:rPr>
-                  <m:t>x</m:t>
+                  <m:t>,u, x</m:t>
                 </m:r>
               </m:e>
             </m:d>
@@ -8559,25 +8117,7 @@
                   <w:rPr>
                     <w:rFonts w:ascii="Cambria Math" w:eastAsiaTheme="minorEastAsia" w:hAnsi="Cambria Math"/>
                   </w:rPr>
-                  <m:t>,</m:t>
-                </m:r>
-                <m:r>
-                  <w:rPr>
-                    <w:rFonts w:ascii="Cambria Math" w:eastAsiaTheme="minorEastAsia" w:hAnsi="Cambria Math"/>
-                  </w:rPr>
-                  <m:t>u,</m:t>
-                </m:r>
-                <m:r>
-                  <w:rPr>
-                    <w:rFonts w:ascii="Cambria Math" w:eastAsiaTheme="minorEastAsia" w:hAnsi="Cambria Math"/>
-                  </w:rPr>
-                  <m:t xml:space="preserve"> </m:t>
-                </m:r>
-                <m:r>
-                  <w:rPr>
-                    <w:rFonts w:ascii="Cambria Math" w:eastAsiaTheme="minorEastAsia" w:hAnsi="Cambria Math"/>
-                  </w:rPr>
-                  <m:t>x</m:t>
+                  <m:t>,u, x</m:t>
                 </m:r>
               </m:e>
             </m:d>
@@ -8646,31 +8186,14 @@
         <w:rPr>
           <w:rFonts w:eastAsiaTheme="minorEastAsia"/>
         </w:rPr>
+        <w:lastRenderedPageBreak/>
         <w:t xml:space="preserve"> </w:t>
       </w:r>
       <w:r>
         <w:rPr>
           <w:rFonts w:eastAsiaTheme="minorEastAsia"/>
         </w:rPr>
-        <w:t xml:space="preserve">From </w:t>
-      </w:r>
-      <w:r>
-        <w:rPr>
-          <w:rFonts w:eastAsiaTheme="minorEastAsia"/>
-        </w:rPr>
-        <w:t>(a1.svf.1)</w:t>
-      </w:r>
-      <w:r>
-        <w:rPr>
-          <w:rFonts w:eastAsiaTheme="minorEastAsia"/>
-        </w:rPr>
-        <w:t xml:space="preserve"> and </w:t>
-      </w:r>
-      <w:r>
-        <w:rPr>
-          <w:rFonts w:eastAsiaTheme="minorEastAsia"/>
-        </w:rPr>
-        <w:t>(a1.cfun.1)</w:t>
+        <w:t>From (a1.svf.1) and (a1.cfun.1)</w:t>
       </w:r>
     </w:p>
     <w:p>
@@ -8878,6 +8401,18 @@
     </w:sectPr>
   </w:body>
 </w:document>
+</file>
+
+<file path=word/intelligence2.xml><?xml version="1.0" encoding="utf-8"?>
+<int2:intelligence xmlns:int2="http://schemas.microsoft.com/office/intelligence/2020/intelligence" xmlns:oel="http://schemas.microsoft.com/office/2019/extlst">
+  <int2:observations>
+    <int2:bookmark int2:bookmarkName="_Int_DOnuSteo" int2:invalidationBookmarkName="" int2:hashCode="I/YjjaDCghNOtD" int2:id="YhDzCjJM">
+      <int2:state int2:value="Rejected" int2:type="similarity"/>
+    </int2:bookmark>
+  </int2:observations>
+  <int2:intelligenceSettings/>
+  <int2:onDemandWorkflows/>
+</int2:intelligence>
 </file>
 
 <file path=word/styles.xml><?xml version="1.0" encoding="utf-8"?>

--- a/docs/Agentic_Workflows_wtith_RL_Loop.docx
+++ b/docs/Agentic_Workflows_wtith_RL_Loop.docx
@@ -756,13 +756,25 @@
     </w:p>
     <w:p>
       <w:r>
+        <w:rPr>
+          <w:rFonts w:ascii="Consolas" w:hAnsi="Consolas" w:cs="Consolas"/>
+        </w:rPr>
         <w:lastRenderedPageBreak/>
-        <w:t>gae_lambda=0.95: GAE parameter for advantage estimation</w:t>
-      </w:r>
-    </w:p>
-    <w:p>
-      <w:r>
-        <w:t>clip_range=0.2: PPO clipping parameter to limit policy changes</w:t>
+        <w:t>gae_lambda=0.95</w:t>
+      </w:r>
+      <w:r>
+        <w:t>: GAE parameter for advantage estimation</w:t>
+      </w:r>
+    </w:p>
+    <w:p>
+      <w:r>
+        <w:rPr>
+          <w:rFonts w:ascii="Consolas" w:hAnsi="Consolas" w:cs="Consolas"/>
+        </w:rPr>
+        <w:t>clip_range=0.2</w:t>
+      </w:r>
+      <w:r>
+        <w:t>: PPO clipping parameter to limit policy changes</w:t>
       </w:r>
     </w:p>
     <w:p/>
@@ -1087,6 +1099,23 @@
         <w:t>Markov Decision Processes (MDP)</w:t>
       </w:r>
     </w:p>
+    <w:p/>
+    <w:p>
+      <w:pPr>
+        <w:rPr>
+          <w:b/>
+          <w:bCs/>
+        </w:rPr>
+      </w:pPr>
+      <w:r>
+        <w:rPr>
+          <w:b/>
+          <w:bCs/>
+        </w:rPr>
+        <w:t>Definition of MDP</w:t>
+      </w:r>
+    </w:p>
+    <w:p/>
     <w:p>
       <w:r>
         <w:t xml:space="preserve">MDP is a tuple </w:t>
@@ -1660,13 +1689,8 @@
         <w:t>continuous</w:t>
       </w:r>
       <w:r>
-        <w:t xml:space="preserve">. </w:t>
-      </w:r>
-      <w:bookmarkStart w:id="0" w:name="_Int_DOnuSteo"/>
-      <w:r>
-        <w:t>This assumption implies that it is only possible to define a probability of reaching a certain state region since the probability of reaching a particular state is 0.</w:t>
-      </w:r>
-      <w:bookmarkEnd w:id="0"/>
+        <w:t>. This assumption implies that it is only possible to define a probability of reaching a certain state region since the probability of reaching a particular state is 0.</w:t>
+      </w:r>
     </w:p>
     <w:p>
       <w:pPr>
@@ -2449,6 +2473,27 @@
       <w:pPr>
         <w:rPr>
           <w:rFonts w:eastAsiaTheme="minorEastAsia"/>
+        </w:rPr>
+      </w:pPr>
+    </w:p>
+    <w:p>
+      <w:pPr>
+        <w:rPr>
+          <w:rFonts w:eastAsiaTheme="minorEastAsia"/>
+        </w:rPr>
+      </w:pPr>
+    </w:p>
+    <w:p>
+      <w:pPr>
+        <w:rPr>
+          <w:rFonts w:eastAsiaTheme="minorEastAsia"/>
+        </w:rPr>
+      </w:pPr>
+    </w:p>
+    <w:p>
+      <w:pPr>
+        <w:rPr>
+          <w:rFonts w:eastAsiaTheme="minorEastAsia"/>
           <w:b/>
           <w:bCs/>
         </w:rPr>
@@ -2472,15 +2517,673 @@
     <w:p>
       <w:pPr>
         <w:rPr>
+          <w:rFonts w:eastAsiaTheme="minorEastAsia"/>
+        </w:rPr>
+      </w:pPr>
+      <w:r>
+        <w:rPr>
+          <w:rFonts w:eastAsiaTheme="minorEastAsia"/>
+        </w:rPr>
+        <w:t xml:space="preserve"> </w:t>
+      </w:r>
+      <w:r>
+        <w:rPr>
+          <w:rFonts w:eastAsiaTheme="minorEastAsia"/>
+        </w:rPr>
+        <w:t xml:space="preserve">The action </w:t>
+      </w:r>
+      <m:oMath>
+        <m:sSub>
+          <m:sSubPr>
+            <m:ctrlPr>
+              <w:rPr>
+                <w:rFonts w:ascii="Cambria Math" w:eastAsiaTheme="minorEastAsia" w:hAnsi="Cambria Math"/>
+                <w:i/>
+              </w:rPr>
+            </m:ctrlPr>
+          </m:sSubPr>
+          <m:e>
+            <m:r>
+              <w:rPr>
+                <w:rFonts w:ascii="Cambria Math" w:eastAsiaTheme="minorEastAsia" w:hAnsi="Cambria Math"/>
+              </w:rPr>
+              <m:t>u</m:t>
+            </m:r>
+          </m:e>
+          <m:sub>
+            <m:r>
+              <w:rPr>
+                <w:rFonts w:ascii="Cambria Math" w:eastAsiaTheme="minorEastAsia" w:hAnsi="Cambria Math"/>
+              </w:rPr>
+              <m:t>k</m:t>
+            </m:r>
+          </m:sub>
+        </m:sSub>
+      </m:oMath>
+      <w:r>
+        <w:rPr>
+          <w:rFonts w:eastAsiaTheme="minorEastAsia"/>
+        </w:rPr>
+        <w:t xml:space="preserve"> taken in a state</w:t>
+      </w:r>
+      <w:r>
+        <w:rPr>
+          <w:rFonts w:eastAsiaTheme="minorEastAsia"/>
+        </w:rPr>
+        <w:t xml:space="preserve"> </w:t>
+      </w:r>
+      <m:oMath>
+        <m:sSub>
+          <m:sSubPr>
+            <m:ctrlPr>
+              <w:rPr>
+                <w:rFonts w:ascii="Cambria Math" w:eastAsiaTheme="minorEastAsia" w:hAnsi="Cambria Math"/>
+                <w:i/>
+              </w:rPr>
+            </m:ctrlPr>
+          </m:sSubPr>
+          <m:e>
+            <m:r>
+              <w:rPr>
+                <w:rFonts w:ascii="Cambria Math" w:eastAsiaTheme="minorEastAsia" w:hAnsi="Cambria Math"/>
+              </w:rPr>
+              <m:t>x</m:t>
+            </m:r>
+          </m:e>
+          <m:sub>
+            <m:r>
+              <w:rPr>
+                <w:rFonts w:ascii="Cambria Math" w:eastAsiaTheme="minorEastAsia" w:hAnsi="Cambria Math"/>
+              </w:rPr>
+              <m:t>k</m:t>
+            </m:r>
+          </m:sub>
+        </m:sSub>
+      </m:oMath>
+      <w:r>
+        <w:rPr>
+          <w:rFonts w:eastAsiaTheme="minorEastAsia"/>
+        </w:rPr>
+        <w:t xml:space="preserve"> is drawn from a stochastic policy </w:t>
+      </w:r>
+      <m:oMath>
+        <m:r>
+          <w:rPr>
+            <w:rFonts w:ascii="Cambria Math" w:eastAsiaTheme="minorEastAsia" w:hAnsi="Cambria Math"/>
+          </w:rPr>
+          <m:t>π :U×X⟼</m:t>
+        </m:r>
+        <m:d>
+          <m:dPr>
+            <m:begChr m:val="["/>
+            <m:endChr m:val=""/>
+            <m:ctrlPr>
+              <w:rPr>
+                <w:rFonts w:ascii="Cambria Math" w:eastAsiaTheme="minorEastAsia" w:hAnsi="Cambria Math"/>
+                <w:i/>
+              </w:rPr>
+            </m:ctrlPr>
+          </m:dPr>
+          <m:e>
+            <m:d>
+              <m:dPr>
+                <m:begChr m:val=""/>
+                <m:ctrlPr>
+                  <w:rPr>
+                    <w:rFonts w:ascii="Cambria Math" w:eastAsiaTheme="minorEastAsia" w:hAnsi="Cambria Math"/>
+                    <w:i/>
+                  </w:rPr>
+                </m:ctrlPr>
+              </m:dPr>
+              <m:e>
+                <m:r>
+                  <w:rPr>
+                    <w:rFonts w:ascii="Cambria Math" w:eastAsiaTheme="minorEastAsia" w:hAnsi="Cambria Math"/>
+                  </w:rPr>
+                  <m:t>0,∞</m:t>
+                </m:r>
+              </m:e>
+            </m:d>
+          </m:e>
+        </m:d>
+      </m:oMath>
+      <w:r>
+        <w:rPr>
+          <w:rFonts w:eastAsiaTheme="minorEastAsia"/>
+        </w:rPr>
+        <w:t>.</w:t>
+      </w:r>
+      <w:r>
+        <w:rPr>
+          <w:rFonts w:eastAsiaTheme="minorEastAsia"/>
+        </w:rPr>
+        <w:t xml:space="preserve"> At any state </w:t>
+      </w:r>
+      <m:oMath>
+        <m:sSub>
+          <m:sSubPr>
+            <m:ctrlPr>
+              <w:rPr>
+                <w:rFonts w:ascii="Cambria Math" w:eastAsiaTheme="minorEastAsia" w:hAnsi="Cambria Math"/>
+                <w:i/>
+              </w:rPr>
+            </m:ctrlPr>
+          </m:sSubPr>
+          <m:e>
+            <m:r>
+              <w:rPr>
+                <w:rFonts w:ascii="Cambria Math" w:eastAsiaTheme="minorEastAsia" w:hAnsi="Cambria Math"/>
+              </w:rPr>
+              <m:t>x</m:t>
+            </m:r>
+          </m:e>
+          <m:sub>
+            <m:r>
+              <w:rPr>
+                <w:rFonts w:ascii="Cambria Math" w:eastAsiaTheme="minorEastAsia" w:hAnsi="Cambria Math"/>
+              </w:rPr>
+              <m:t>k</m:t>
+            </m:r>
+          </m:sub>
+        </m:sSub>
+      </m:oMath>
+      <w:r>
+        <w:rPr>
+          <w:rFonts w:eastAsiaTheme="minorEastAsia"/>
+        </w:rPr>
+        <w:t xml:space="preserve"> the actor will choose an action </w:t>
+      </w:r>
+      <m:oMath>
+        <m:sSub>
+          <m:sSubPr>
+            <m:ctrlPr>
+              <w:rPr>
+                <w:rFonts w:ascii="Cambria Math" w:eastAsiaTheme="minorEastAsia" w:hAnsi="Cambria Math"/>
+                <w:i/>
+              </w:rPr>
+            </m:ctrlPr>
+          </m:sSubPr>
+          <m:e>
+            <m:r>
+              <w:rPr>
+                <w:rFonts w:ascii="Cambria Math" w:eastAsiaTheme="minorEastAsia" w:hAnsi="Cambria Math"/>
+              </w:rPr>
+              <m:t>u</m:t>
+            </m:r>
+          </m:e>
+          <m:sub>
+            <m:r>
+              <w:rPr>
+                <w:rFonts w:ascii="Cambria Math" w:eastAsiaTheme="minorEastAsia" w:hAnsi="Cambria Math"/>
+              </w:rPr>
+              <m:t>k</m:t>
+            </m:r>
+          </m:sub>
+        </m:sSub>
+      </m:oMath>
+      <w:r>
+        <w:rPr>
+          <w:rFonts w:eastAsiaTheme="minorEastAsia"/>
+        </w:rPr>
+        <w:t xml:space="preserve"> by drawing it from a stochastic parametrized policy </w:t>
+      </w:r>
+      <m:oMath>
+        <m:r>
+          <w:rPr>
+            <w:rFonts w:ascii="Cambria Math" w:eastAsiaTheme="minorEastAsia" w:hAnsi="Cambria Math"/>
+          </w:rPr>
+          <m:t>π</m:t>
+        </m:r>
+        <m:d>
+          <m:dPr>
+            <m:ctrlPr>
+              <w:rPr>
+                <w:rFonts w:ascii="Cambria Math" w:eastAsiaTheme="minorEastAsia" w:hAnsi="Cambria Math"/>
+                <w:i/>
+              </w:rPr>
+            </m:ctrlPr>
+          </m:dPr>
+          <m:e>
+            <m:sSub>
+              <m:sSubPr>
+                <m:ctrlPr>
+                  <w:rPr>
+                    <w:rFonts w:ascii="Cambria Math" w:eastAsiaTheme="minorEastAsia" w:hAnsi="Cambria Math"/>
+                    <w:i/>
+                  </w:rPr>
+                </m:ctrlPr>
+              </m:sSubPr>
+              <m:e>
+                <m:r>
+                  <w:rPr>
+                    <w:rFonts w:ascii="Cambria Math" w:eastAsiaTheme="minorEastAsia" w:hAnsi="Cambria Math"/>
+                  </w:rPr>
+                  <m:t>u</m:t>
+                </m:r>
+              </m:e>
+              <m:sub>
+                <m:r>
+                  <w:rPr>
+                    <w:rFonts w:ascii="Cambria Math" w:eastAsiaTheme="minorEastAsia" w:hAnsi="Cambria Math"/>
+                  </w:rPr>
+                  <m:t>k</m:t>
+                </m:r>
+              </m:sub>
+            </m:sSub>
+            <m:r>
+              <w:rPr>
+                <w:rFonts w:ascii="Cambria Math" w:eastAsiaTheme="minorEastAsia" w:hAnsi="Cambria Math"/>
+              </w:rPr>
+              <m:t>|</m:t>
+            </m:r>
+            <m:sSub>
+              <m:sSubPr>
+                <m:ctrlPr>
+                  <w:rPr>
+                    <w:rFonts w:ascii="Cambria Math" w:eastAsiaTheme="minorEastAsia" w:hAnsi="Cambria Math"/>
+                    <w:i/>
+                  </w:rPr>
+                </m:ctrlPr>
+              </m:sSubPr>
+              <m:e>
+                <m:r>
+                  <w:rPr>
+                    <w:rFonts w:ascii="Cambria Math" w:eastAsiaTheme="minorEastAsia" w:hAnsi="Cambria Math"/>
+                  </w:rPr>
+                  <m:t>x</m:t>
+                </m:r>
+              </m:e>
+              <m:sub>
+                <m:r>
+                  <w:rPr>
+                    <w:rFonts w:ascii="Cambria Math" w:eastAsiaTheme="minorEastAsia" w:hAnsi="Cambria Math"/>
+                  </w:rPr>
+                  <m:t>k</m:t>
+                </m:r>
+              </m:sub>
+            </m:sSub>
+          </m:e>
+        </m:d>
+        <m:r>
+          <w:rPr>
+            <w:rFonts w:ascii="Cambria Math" w:eastAsiaTheme="minorEastAsia" w:hAnsi="Cambria Math"/>
+          </w:rPr>
+          <m:t>=p</m:t>
+        </m:r>
+        <m:d>
+          <m:dPr>
+            <m:ctrlPr>
+              <w:rPr>
+                <w:rFonts w:ascii="Cambria Math" w:eastAsiaTheme="minorEastAsia" w:hAnsi="Cambria Math"/>
+                <w:i/>
+              </w:rPr>
+            </m:ctrlPr>
+          </m:dPr>
+          <m:e>
+            <m:sSub>
+              <m:sSubPr>
+                <m:ctrlPr>
+                  <w:rPr>
+                    <w:rFonts w:ascii="Cambria Math" w:eastAsiaTheme="minorEastAsia" w:hAnsi="Cambria Math"/>
+                    <w:i/>
+                  </w:rPr>
+                </m:ctrlPr>
+              </m:sSubPr>
+              <m:e>
+                <m:r>
+                  <w:rPr>
+                    <w:rFonts w:ascii="Cambria Math" w:eastAsiaTheme="minorEastAsia" w:hAnsi="Cambria Math"/>
+                  </w:rPr>
+                  <m:t>u</m:t>
+                </m:r>
+              </m:e>
+              <m:sub>
+                <m:r>
+                  <w:rPr>
+                    <w:rFonts w:ascii="Cambria Math" w:eastAsiaTheme="minorEastAsia" w:hAnsi="Cambria Math"/>
+                  </w:rPr>
+                  <m:t>k</m:t>
+                </m:r>
+              </m:sub>
+            </m:sSub>
+            <m:r>
+              <w:rPr>
+                <w:rFonts w:ascii="Cambria Math" w:eastAsiaTheme="minorEastAsia" w:hAnsi="Cambria Math"/>
+              </w:rPr>
+              <m:t>|</m:t>
+            </m:r>
+            <m:sSub>
+              <m:sSubPr>
+                <m:ctrlPr>
+                  <w:rPr>
+                    <w:rFonts w:ascii="Cambria Math" w:eastAsiaTheme="minorEastAsia" w:hAnsi="Cambria Math"/>
+                    <w:i/>
+                  </w:rPr>
+                </m:ctrlPr>
+              </m:sSubPr>
+              <m:e>
+                <m:r>
+                  <w:rPr>
+                    <w:rFonts w:ascii="Cambria Math" w:eastAsiaTheme="minorEastAsia" w:hAnsi="Cambria Math"/>
+                  </w:rPr>
+                  <m:t>x</m:t>
+                </m:r>
+              </m:e>
+              <m:sub>
+                <m:r>
+                  <w:rPr>
+                    <w:rFonts w:ascii="Cambria Math" w:eastAsiaTheme="minorEastAsia" w:hAnsi="Cambria Math"/>
+                  </w:rPr>
+                  <m:t>k</m:t>
+                </m:r>
+              </m:sub>
+            </m:sSub>
+            <m:r>
+              <w:rPr>
+                <w:rFonts w:ascii="Cambria Math" w:eastAsiaTheme="minorEastAsia" w:hAnsi="Cambria Math"/>
+              </w:rPr>
+              <m:t>,θ</m:t>
+            </m:r>
+          </m:e>
+        </m:d>
+      </m:oMath>
+      <w:r>
+        <w:rPr>
+          <w:rFonts w:eastAsiaTheme="minorEastAsia"/>
+        </w:rPr>
+        <w:t xml:space="preserve"> with parameters </w:t>
+      </w:r>
+      <m:oMath>
+        <m:r>
+          <w:rPr>
+            <w:rFonts w:ascii="Cambria Math" w:eastAsiaTheme="minorEastAsia" w:hAnsi="Cambria Math"/>
+          </w:rPr>
+          <m:t>θ∈</m:t>
+        </m:r>
+        <m:sSup>
+          <m:sSupPr>
+            <m:ctrlPr>
+              <w:rPr>
+                <w:rFonts w:ascii="Cambria Math" w:eastAsiaTheme="minorEastAsia" w:hAnsi="Cambria Math"/>
+                <w:i/>
+              </w:rPr>
+            </m:ctrlPr>
+          </m:sSupPr>
+          <m:e>
+            <m:r>
+              <m:rPr>
+                <m:scr m:val="double-struck"/>
+              </m:rPr>
+              <w:rPr>
+                <w:rFonts w:ascii="Cambria Math" w:eastAsiaTheme="minorEastAsia" w:hAnsi="Cambria Math"/>
+              </w:rPr>
+              <m:t>R</m:t>
+            </m:r>
+          </m:e>
+          <m:sup>
+            <m:r>
+              <w:rPr>
+                <w:rFonts w:ascii="Cambria Math" w:eastAsiaTheme="minorEastAsia" w:hAnsi="Cambria Math"/>
+              </w:rPr>
+              <m:t>N</m:t>
+            </m:r>
+          </m:sup>
+        </m:sSup>
+      </m:oMath>
+      <w:r>
+        <w:rPr>
+          <w:rFonts w:eastAsiaTheme="minorEastAsia"/>
+        </w:rPr>
+        <w:t xml:space="preserve"> and the system transfers to a new state drawn from the state </w:t>
+      </w:r>
+      <w:r>
+        <w:rPr>
+          <w:rFonts w:eastAsiaTheme="minorEastAsia"/>
+        </w:rPr>
+        <w:t>transition density</w:t>
+      </w:r>
+      <w:r>
+        <w:rPr>
+          <w:rFonts w:eastAsiaTheme="minorEastAsia"/>
+        </w:rPr>
+        <w:t xml:space="preserve"> </w:t>
+      </w:r>
+      <m:oMath>
+        <m:r>
+          <w:rPr>
+            <w:rFonts w:ascii="Cambria Math" w:hAnsi="Cambria Math"/>
+          </w:rPr>
+          <m:t>f</m:t>
+        </m:r>
+        <m:d>
+          <m:dPr>
+            <m:ctrlPr>
+              <w:rPr>
+                <w:rFonts w:ascii="Cambria Math" w:hAnsi="Cambria Math"/>
+                <w:i/>
+              </w:rPr>
+            </m:ctrlPr>
+          </m:dPr>
+          <m:e>
+            <m:sSub>
+              <m:sSubPr>
+                <m:ctrlPr>
+                  <w:rPr>
+                    <w:rFonts w:ascii="Cambria Math" w:hAnsi="Cambria Math"/>
+                    <w:i/>
+                  </w:rPr>
+                </m:ctrlPr>
+              </m:sSubPr>
+              <m:e>
+                <m:r>
+                  <w:rPr>
+                    <w:rFonts w:ascii="Cambria Math" w:hAnsi="Cambria Math"/>
+                  </w:rPr>
+                  <m:t>x</m:t>
+                </m:r>
+              </m:e>
+              <m:sub>
+                <m:r>
+                  <w:rPr>
+                    <w:rFonts w:ascii="Cambria Math" w:hAnsi="Cambria Math"/>
+                  </w:rPr>
+                  <m:t>k+1</m:t>
+                </m:r>
+              </m:sub>
+            </m:sSub>
+            <m:r>
+              <w:rPr>
+                <w:rFonts w:ascii="Cambria Math" w:hAnsi="Cambria Math"/>
+              </w:rPr>
+              <m:t xml:space="preserve">, </m:t>
+            </m:r>
+            <m:sSub>
+              <m:sSubPr>
+                <m:ctrlPr>
+                  <w:rPr>
+                    <w:rFonts w:ascii="Cambria Math" w:hAnsi="Cambria Math"/>
+                    <w:i/>
+                  </w:rPr>
+                </m:ctrlPr>
+              </m:sSubPr>
+              <m:e>
+                <m:sSub>
+                  <m:sSubPr>
+                    <m:ctrlPr>
+                      <w:rPr>
+                        <w:rFonts w:ascii="Cambria Math" w:hAnsi="Cambria Math"/>
+                        <w:i/>
+                      </w:rPr>
+                    </m:ctrlPr>
+                  </m:sSubPr>
+                  <m:e>
+                    <m:r>
+                      <w:rPr>
+                        <w:rFonts w:ascii="Cambria Math" w:hAnsi="Cambria Math"/>
+                      </w:rPr>
+                      <m:t>u</m:t>
+                    </m:r>
+                  </m:e>
+                  <m:sub>
+                    <m:r>
+                      <w:rPr>
+                        <w:rFonts w:ascii="Cambria Math" w:hAnsi="Cambria Math"/>
+                      </w:rPr>
+                      <m:t>k</m:t>
+                    </m:r>
+                  </m:sub>
+                </m:sSub>
+                <m:r>
+                  <w:rPr>
+                    <w:rFonts w:ascii="Cambria Math" w:hAnsi="Cambria Math"/>
+                  </w:rPr>
+                  <m:t>, x</m:t>
+                </m:r>
+              </m:e>
+              <m:sub>
+                <m:r>
+                  <w:rPr>
+                    <w:rFonts w:ascii="Cambria Math" w:hAnsi="Cambria Math"/>
+                  </w:rPr>
+                  <m:t>k</m:t>
+                </m:r>
+              </m:sub>
+            </m:sSub>
+          </m:e>
+        </m:d>
+      </m:oMath>
+      <w:r>
+        <w:rPr>
+          <w:rFonts w:eastAsiaTheme="minorEastAsia"/>
+        </w:rPr>
+        <w:t xml:space="preserve"> or </w:t>
+      </w:r>
+      <w:r>
+        <w:rPr>
+          <w:rFonts w:eastAsiaTheme="minorEastAsia"/>
+        </w:rPr>
+        <w:t xml:space="preserve">state transition distribution </w:t>
+      </w:r>
+      <m:oMath>
+        <m:r>
+          <w:rPr>
+            <w:rFonts w:ascii="Cambria Math" w:eastAsiaTheme="minorEastAsia" w:hAnsi="Cambria Math"/>
+          </w:rPr>
+          <m:t>p</m:t>
+        </m:r>
+        <m:d>
+          <m:dPr>
+            <m:ctrlPr>
+              <w:rPr>
+                <w:rFonts w:ascii="Cambria Math" w:eastAsiaTheme="minorEastAsia" w:hAnsi="Cambria Math"/>
+                <w:i/>
+              </w:rPr>
+            </m:ctrlPr>
+          </m:dPr>
+          <m:e>
+            <m:sSub>
+              <m:sSubPr>
+                <m:ctrlPr>
+                  <w:rPr>
+                    <w:rFonts w:ascii="Cambria Math" w:eastAsiaTheme="minorEastAsia" w:hAnsi="Cambria Math"/>
+                    <w:i/>
+                  </w:rPr>
+                </m:ctrlPr>
+              </m:sSubPr>
+              <m:e>
+                <m:r>
+                  <w:rPr>
+                    <w:rFonts w:ascii="Cambria Math" w:eastAsiaTheme="minorEastAsia" w:hAnsi="Cambria Math"/>
+                  </w:rPr>
+                  <m:t>x</m:t>
+                </m:r>
+              </m:e>
+              <m:sub>
+                <m:r>
+                  <w:rPr>
+                    <w:rFonts w:ascii="Cambria Math" w:eastAsiaTheme="minorEastAsia" w:hAnsi="Cambria Math"/>
+                  </w:rPr>
+                  <m:t>t+1</m:t>
+                </m:r>
+              </m:sub>
+            </m:sSub>
+            <m:r>
+              <w:rPr>
+                <w:rFonts w:ascii="Cambria Math" w:eastAsiaTheme="minorEastAsia" w:hAnsi="Cambria Math"/>
+              </w:rPr>
+              <m:t>|</m:t>
+            </m:r>
+            <m:sSub>
+              <m:sSubPr>
+                <m:ctrlPr>
+                  <w:rPr>
+                    <w:rFonts w:ascii="Cambria Math" w:eastAsiaTheme="minorEastAsia" w:hAnsi="Cambria Math"/>
+                    <w:i/>
+                  </w:rPr>
+                </m:ctrlPr>
+              </m:sSubPr>
+              <m:e>
+                <m:sSub>
+                  <m:sSubPr>
+                    <m:ctrlPr>
+                      <w:rPr>
+                        <w:rFonts w:ascii="Cambria Math" w:eastAsiaTheme="minorEastAsia" w:hAnsi="Cambria Math"/>
+                        <w:i/>
+                      </w:rPr>
+                    </m:ctrlPr>
+                  </m:sSubPr>
+                  <m:e>
+                    <m:r>
+                      <w:rPr>
+                        <w:rFonts w:ascii="Cambria Math" w:eastAsiaTheme="minorEastAsia" w:hAnsi="Cambria Math"/>
+                      </w:rPr>
+                      <m:t>u</m:t>
+                    </m:r>
+                  </m:e>
+                  <m:sub>
+                    <m:r>
+                      <w:rPr>
+                        <w:rFonts w:ascii="Cambria Math" w:eastAsiaTheme="minorEastAsia" w:hAnsi="Cambria Math"/>
+                      </w:rPr>
+                      <m:t>t</m:t>
+                    </m:r>
+                  </m:sub>
+                </m:sSub>
+                <m:r>
+                  <w:rPr>
+                    <w:rFonts w:ascii="Cambria Math" w:eastAsiaTheme="minorEastAsia" w:hAnsi="Cambria Math"/>
+                  </w:rPr>
+                  <m:t>, x</m:t>
+                </m:r>
+              </m:e>
+              <m:sub>
+                <m:r>
+                  <w:rPr>
+                    <w:rFonts w:ascii="Cambria Math" w:eastAsiaTheme="minorEastAsia" w:hAnsi="Cambria Math"/>
+                  </w:rPr>
+                  <m:t>t</m:t>
+                </m:r>
+              </m:sub>
+            </m:sSub>
+          </m:e>
+        </m:d>
+      </m:oMath>
+      <w:r>
+        <w:rPr>
+          <w:rFonts w:eastAsiaTheme="minorEastAsia"/>
+        </w:rPr>
+        <w:t xml:space="preserve"> in the discrete case.</w:t>
+      </w:r>
+    </w:p>
+    <w:p>
+      <w:pPr>
+        <w:rPr>
           <w:sz w:val="20"/>
           <w:szCs w:val="20"/>
         </w:rPr>
       </w:pPr>
       <w:r>
-        <w:t>Generally, t</w:t>
-      </w:r>
-      <w:r>
-        <w:t xml:space="preserve">he policy is a map from state to action – that is, a function </w:t>
+        <w:t xml:space="preserve">Policy is a map from state to action – a function </w:t>
       </w:r>
       <m:oMath>
         <m:r>
@@ -2509,667 +3212,6 @@
           <w:szCs w:val="20"/>
         </w:rPr>
         <w:t xml:space="preserve"> which represents mapping from states to probabilities of selecting each possible action. </w:t>
-      </w:r>
-    </w:p>
-    <w:p>
-      <w:pPr>
-        <w:rPr>
-          <w:rFonts w:eastAsiaTheme="minorEastAsia"/>
-        </w:rPr>
-      </w:pPr>
-      <w:r>
-        <w:rPr>
-          <w:rFonts w:eastAsiaTheme="minorEastAsia"/>
-        </w:rPr>
-        <w:t>More precisely, t</w:t>
-      </w:r>
-      <w:r>
-        <w:rPr>
-          <w:rFonts w:eastAsiaTheme="minorEastAsia"/>
-        </w:rPr>
-        <w:t xml:space="preserve">he action </w:t>
-      </w:r>
-      <m:oMath>
-        <m:sSub>
-          <m:sSubPr>
-            <m:ctrlPr>
-              <w:rPr>
-                <w:rFonts w:ascii="Cambria Math" w:eastAsiaTheme="minorEastAsia" w:hAnsi="Cambria Math"/>
-                <w:i/>
-              </w:rPr>
-            </m:ctrlPr>
-          </m:sSubPr>
-          <m:e>
-            <m:r>
-              <w:rPr>
-                <w:rFonts w:ascii="Cambria Math" w:eastAsiaTheme="minorEastAsia" w:hAnsi="Cambria Math"/>
-              </w:rPr>
-              <m:t>u</m:t>
-            </m:r>
-          </m:e>
-          <m:sub>
-            <m:r>
-              <w:rPr>
-                <w:rFonts w:ascii="Cambria Math" w:eastAsiaTheme="minorEastAsia" w:hAnsi="Cambria Math"/>
-              </w:rPr>
-              <m:t>k</m:t>
-            </m:r>
-          </m:sub>
-        </m:sSub>
-      </m:oMath>
-      <w:r>
-        <w:rPr>
-          <w:rFonts w:eastAsiaTheme="minorEastAsia"/>
-        </w:rPr>
-        <w:t xml:space="preserve"> taken in a state</w:t>
-      </w:r>
-      <w:r>
-        <w:rPr>
-          <w:rFonts w:eastAsiaTheme="minorEastAsia"/>
-        </w:rPr>
-        <w:t xml:space="preserve"> </w:t>
-      </w:r>
-      <m:oMath>
-        <m:sSub>
-          <m:sSubPr>
-            <m:ctrlPr>
-              <w:rPr>
-                <w:rFonts w:ascii="Cambria Math" w:eastAsiaTheme="minorEastAsia" w:hAnsi="Cambria Math"/>
-                <w:i/>
-              </w:rPr>
-            </m:ctrlPr>
-          </m:sSubPr>
-          <m:e>
-            <m:r>
-              <w:rPr>
-                <w:rFonts w:ascii="Cambria Math" w:eastAsiaTheme="minorEastAsia" w:hAnsi="Cambria Math"/>
-              </w:rPr>
-              <m:t>x</m:t>
-            </m:r>
-          </m:e>
-          <m:sub>
-            <m:r>
-              <w:rPr>
-                <w:rFonts w:ascii="Cambria Math" w:eastAsiaTheme="minorEastAsia" w:hAnsi="Cambria Math"/>
-              </w:rPr>
-              <m:t>k</m:t>
-            </m:r>
-          </m:sub>
-        </m:sSub>
-      </m:oMath>
-      <w:r>
-        <w:rPr>
-          <w:rFonts w:eastAsiaTheme="minorEastAsia"/>
-        </w:rPr>
-        <w:t xml:space="preserve"> is drawn from a stochastic policy </w:t>
-      </w:r>
-      <m:oMath>
-        <m:r>
-          <w:rPr>
-            <w:rFonts w:ascii="Cambria Math" w:eastAsiaTheme="minorEastAsia" w:hAnsi="Cambria Math"/>
-          </w:rPr>
-          <m:t>π :U×X⟼</m:t>
-        </m:r>
-        <m:d>
-          <m:dPr>
-            <m:begChr m:val="["/>
-            <m:endChr m:val=""/>
-            <m:ctrlPr>
-              <w:rPr>
-                <w:rFonts w:ascii="Cambria Math" w:eastAsiaTheme="minorEastAsia" w:hAnsi="Cambria Math"/>
-                <w:i/>
-              </w:rPr>
-            </m:ctrlPr>
-          </m:dPr>
-          <m:e>
-            <m:d>
-              <m:dPr>
-                <m:begChr m:val=""/>
-                <m:ctrlPr>
-                  <w:rPr>
-                    <w:rFonts w:ascii="Cambria Math" w:eastAsiaTheme="minorEastAsia" w:hAnsi="Cambria Math"/>
-                    <w:i/>
-                  </w:rPr>
-                </m:ctrlPr>
-              </m:dPr>
-              <m:e>
-                <m:r>
-                  <w:rPr>
-                    <w:rFonts w:ascii="Cambria Math" w:eastAsiaTheme="minorEastAsia" w:hAnsi="Cambria Math"/>
-                  </w:rPr>
-                  <m:t>0,∞</m:t>
-                </m:r>
-              </m:e>
-            </m:d>
-          </m:e>
-        </m:d>
-      </m:oMath>
-      <w:r>
-        <w:rPr>
-          <w:rFonts w:eastAsiaTheme="minorEastAsia"/>
-        </w:rPr>
-        <w:t>.</w:t>
-      </w:r>
-      <w:r>
-        <w:rPr>
-          <w:rFonts w:eastAsiaTheme="minorEastAsia"/>
-        </w:rPr>
-        <w:t xml:space="preserve"> At any state </w:t>
-      </w:r>
-      <m:oMath>
-        <m:sSub>
-          <m:sSubPr>
-            <m:ctrlPr>
-              <w:rPr>
-                <w:rFonts w:ascii="Cambria Math" w:eastAsiaTheme="minorEastAsia" w:hAnsi="Cambria Math"/>
-                <w:i/>
-              </w:rPr>
-            </m:ctrlPr>
-          </m:sSubPr>
-          <m:e>
-            <m:r>
-              <w:rPr>
-                <w:rFonts w:ascii="Cambria Math" w:eastAsiaTheme="minorEastAsia" w:hAnsi="Cambria Math"/>
-              </w:rPr>
-              <m:t>x</m:t>
-            </m:r>
-          </m:e>
-          <m:sub>
-            <m:r>
-              <w:rPr>
-                <w:rFonts w:ascii="Cambria Math" w:eastAsiaTheme="minorEastAsia" w:hAnsi="Cambria Math"/>
-              </w:rPr>
-              <m:t>k</m:t>
-            </m:r>
-          </m:sub>
-        </m:sSub>
-      </m:oMath>
-      <w:r>
-        <w:rPr>
-          <w:rFonts w:eastAsiaTheme="minorEastAsia"/>
-        </w:rPr>
-        <w:t xml:space="preserve"> the actor will choose an action </w:t>
-      </w:r>
-      <m:oMath>
-        <m:sSub>
-          <m:sSubPr>
-            <m:ctrlPr>
-              <w:rPr>
-                <w:rFonts w:ascii="Cambria Math" w:eastAsiaTheme="minorEastAsia" w:hAnsi="Cambria Math"/>
-                <w:i/>
-              </w:rPr>
-            </m:ctrlPr>
-          </m:sSubPr>
-          <m:e>
-            <m:r>
-              <w:rPr>
-                <w:rFonts w:ascii="Cambria Math" w:eastAsiaTheme="minorEastAsia" w:hAnsi="Cambria Math"/>
-              </w:rPr>
-              <m:t>u</m:t>
-            </m:r>
-          </m:e>
-          <m:sub>
-            <m:r>
-              <w:rPr>
-                <w:rFonts w:ascii="Cambria Math" w:eastAsiaTheme="minorEastAsia" w:hAnsi="Cambria Math"/>
-              </w:rPr>
-              <m:t>k</m:t>
-            </m:r>
-          </m:sub>
-        </m:sSub>
-      </m:oMath>
-      <w:r>
-        <w:rPr>
-          <w:rFonts w:eastAsiaTheme="minorEastAsia"/>
-        </w:rPr>
-        <w:t xml:space="preserve"> by drawing it from a stochastic parametrized policy </w:t>
-      </w:r>
-      <m:oMath>
-        <m:r>
-          <w:rPr>
-            <w:rFonts w:ascii="Cambria Math" w:eastAsiaTheme="minorEastAsia" w:hAnsi="Cambria Math"/>
-          </w:rPr>
-          <m:t>π</m:t>
-        </m:r>
-        <m:d>
-          <m:dPr>
-            <m:ctrlPr>
-              <w:rPr>
-                <w:rFonts w:ascii="Cambria Math" w:eastAsiaTheme="minorEastAsia" w:hAnsi="Cambria Math"/>
-                <w:i/>
-              </w:rPr>
-            </m:ctrlPr>
-          </m:dPr>
-          <m:e>
-            <m:sSub>
-              <m:sSubPr>
-                <m:ctrlPr>
-                  <w:rPr>
-                    <w:rFonts w:ascii="Cambria Math" w:eastAsiaTheme="minorEastAsia" w:hAnsi="Cambria Math"/>
-                    <w:i/>
-                  </w:rPr>
-                </m:ctrlPr>
-              </m:sSubPr>
-              <m:e>
-                <m:r>
-                  <w:rPr>
-                    <w:rFonts w:ascii="Cambria Math" w:eastAsiaTheme="minorEastAsia" w:hAnsi="Cambria Math"/>
-                  </w:rPr>
-                  <m:t>u</m:t>
-                </m:r>
-              </m:e>
-              <m:sub>
-                <m:r>
-                  <w:rPr>
-                    <w:rFonts w:ascii="Cambria Math" w:eastAsiaTheme="minorEastAsia" w:hAnsi="Cambria Math"/>
-                  </w:rPr>
-                  <m:t>k</m:t>
-                </m:r>
-              </m:sub>
-            </m:sSub>
-            <m:r>
-              <w:rPr>
-                <w:rFonts w:ascii="Cambria Math" w:eastAsiaTheme="minorEastAsia" w:hAnsi="Cambria Math"/>
-              </w:rPr>
-              <m:t>|</m:t>
-            </m:r>
-            <m:sSub>
-              <m:sSubPr>
-                <m:ctrlPr>
-                  <w:rPr>
-                    <w:rFonts w:ascii="Cambria Math" w:eastAsiaTheme="minorEastAsia" w:hAnsi="Cambria Math"/>
-                    <w:i/>
-                  </w:rPr>
-                </m:ctrlPr>
-              </m:sSubPr>
-              <m:e>
-                <m:r>
-                  <w:rPr>
-                    <w:rFonts w:ascii="Cambria Math" w:eastAsiaTheme="minorEastAsia" w:hAnsi="Cambria Math"/>
-                  </w:rPr>
-                  <m:t>x</m:t>
-                </m:r>
-              </m:e>
-              <m:sub>
-                <m:r>
-                  <w:rPr>
-                    <w:rFonts w:ascii="Cambria Math" w:eastAsiaTheme="minorEastAsia" w:hAnsi="Cambria Math"/>
-                  </w:rPr>
-                  <m:t>k</m:t>
-                </m:r>
-              </m:sub>
-            </m:sSub>
-          </m:e>
-        </m:d>
-        <m:r>
-          <w:rPr>
-            <w:rFonts w:ascii="Cambria Math" w:eastAsiaTheme="minorEastAsia" w:hAnsi="Cambria Math"/>
-          </w:rPr>
-          <m:t>=p</m:t>
-        </m:r>
-        <m:d>
-          <m:dPr>
-            <m:ctrlPr>
-              <w:rPr>
-                <w:rFonts w:ascii="Cambria Math" w:eastAsiaTheme="minorEastAsia" w:hAnsi="Cambria Math"/>
-                <w:i/>
-              </w:rPr>
-            </m:ctrlPr>
-          </m:dPr>
-          <m:e>
-            <m:sSub>
-              <m:sSubPr>
-                <m:ctrlPr>
-                  <w:rPr>
-                    <w:rFonts w:ascii="Cambria Math" w:eastAsiaTheme="minorEastAsia" w:hAnsi="Cambria Math"/>
-                    <w:i/>
-                  </w:rPr>
-                </m:ctrlPr>
-              </m:sSubPr>
-              <m:e>
-                <m:r>
-                  <w:rPr>
-                    <w:rFonts w:ascii="Cambria Math" w:eastAsiaTheme="minorEastAsia" w:hAnsi="Cambria Math"/>
-                  </w:rPr>
-                  <m:t>u</m:t>
-                </m:r>
-              </m:e>
-              <m:sub>
-                <m:r>
-                  <w:rPr>
-                    <w:rFonts w:ascii="Cambria Math" w:eastAsiaTheme="minorEastAsia" w:hAnsi="Cambria Math"/>
-                  </w:rPr>
-                  <m:t>k</m:t>
-                </m:r>
-              </m:sub>
-            </m:sSub>
-            <m:r>
-              <w:rPr>
-                <w:rFonts w:ascii="Cambria Math" w:eastAsiaTheme="minorEastAsia" w:hAnsi="Cambria Math"/>
-              </w:rPr>
-              <m:t>|</m:t>
-            </m:r>
-            <m:sSub>
-              <m:sSubPr>
-                <m:ctrlPr>
-                  <w:rPr>
-                    <w:rFonts w:ascii="Cambria Math" w:eastAsiaTheme="minorEastAsia" w:hAnsi="Cambria Math"/>
-                    <w:i/>
-                  </w:rPr>
-                </m:ctrlPr>
-              </m:sSubPr>
-              <m:e>
-                <m:r>
-                  <w:rPr>
-                    <w:rFonts w:ascii="Cambria Math" w:eastAsiaTheme="minorEastAsia" w:hAnsi="Cambria Math"/>
-                  </w:rPr>
-                  <m:t>x</m:t>
-                </m:r>
-              </m:e>
-              <m:sub>
-                <m:r>
-                  <w:rPr>
-                    <w:rFonts w:ascii="Cambria Math" w:eastAsiaTheme="minorEastAsia" w:hAnsi="Cambria Math"/>
-                  </w:rPr>
-                  <m:t>k</m:t>
-                </m:r>
-              </m:sub>
-            </m:sSub>
-            <m:r>
-              <w:rPr>
-                <w:rFonts w:ascii="Cambria Math" w:eastAsiaTheme="minorEastAsia" w:hAnsi="Cambria Math"/>
-              </w:rPr>
-              <m:t>,θ</m:t>
-            </m:r>
-          </m:e>
-        </m:d>
-      </m:oMath>
-      <w:r>
-        <w:rPr>
-          <w:rFonts w:eastAsiaTheme="minorEastAsia"/>
-        </w:rPr>
-        <w:t xml:space="preserve"> with parameters </w:t>
-      </w:r>
-      <m:oMath>
-        <m:r>
-          <w:rPr>
-            <w:rFonts w:ascii="Cambria Math" w:eastAsiaTheme="minorEastAsia" w:hAnsi="Cambria Math"/>
-          </w:rPr>
-          <m:t>θ∈</m:t>
-        </m:r>
-        <m:sSup>
-          <m:sSupPr>
-            <m:ctrlPr>
-              <w:rPr>
-                <w:rFonts w:ascii="Cambria Math" w:eastAsiaTheme="minorEastAsia" w:hAnsi="Cambria Math"/>
-                <w:i/>
-              </w:rPr>
-            </m:ctrlPr>
-          </m:sSupPr>
-          <m:e>
-            <m:r>
-              <m:rPr>
-                <m:scr m:val="double-struck"/>
-              </m:rPr>
-              <w:rPr>
-                <w:rFonts w:ascii="Cambria Math" w:eastAsiaTheme="minorEastAsia" w:hAnsi="Cambria Math"/>
-              </w:rPr>
-              <m:t>R</m:t>
-            </m:r>
-          </m:e>
-          <m:sup>
-            <m:r>
-              <w:rPr>
-                <w:rFonts w:ascii="Cambria Math" w:eastAsiaTheme="minorEastAsia" w:hAnsi="Cambria Math"/>
-              </w:rPr>
-              <m:t>N</m:t>
-            </m:r>
-          </m:sup>
-        </m:sSup>
-      </m:oMath>
-      <w:r>
-        <w:rPr>
-          <w:rFonts w:eastAsiaTheme="minorEastAsia"/>
-        </w:rPr>
-        <w:t xml:space="preserve"> and the system transfers to a new state drawn from the state </w:t>
-      </w:r>
-      <w:r>
-        <w:rPr>
-          <w:rFonts w:eastAsiaTheme="minorEastAsia"/>
-        </w:rPr>
-        <w:t>transition density</w:t>
-      </w:r>
-      <w:r>
-        <w:rPr>
-          <w:rFonts w:eastAsiaTheme="minorEastAsia"/>
-        </w:rPr>
-        <w:t xml:space="preserve"> </w:t>
-      </w:r>
-      <m:oMath>
-        <m:r>
-          <w:rPr>
-            <w:rFonts w:ascii="Cambria Math" w:hAnsi="Cambria Math"/>
-          </w:rPr>
-          <m:t>f</m:t>
-        </m:r>
-        <m:d>
-          <m:dPr>
-            <m:ctrlPr>
-              <w:rPr>
-                <w:rFonts w:ascii="Cambria Math" w:hAnsi="Cambria Math"/>
-                <w:i/>
-              </w:rPr>
-            </m:ctrlPr>
-          </m:dPr>
-          <m:e>
-            <m:sSub>
-              <m:sSubPr>
-                <m:ctrlPr>
-                  <w:rPr>
-                    <w:rFonts w:ascii="Cambria Math" w:hAnsi="Cambria Math"/>
-                    <w:i/>
-                  </w:rPr>
-                </m:ctrlPr>
-              </m:sSubPr>
-              <m:e>
-                <m:r>
-                  <w:rPr>
-                    <w:rFonts w:ascii="Cambria Math" w:hAnsi="Cambria Math"/>
-                  </w:rPr>
-                  <m:t>x</m:t>
-                </m:r>
-              </m:e>
-              <m:sub>
-                <m:r>
-                  <w:rPr>
-                    <w:rFonts w:ascii="Cambria Math" w:hAnsi="Cambria Math"/>
-                  </w:rPr>
-                  <m:t>k+1</m:t>
-                </m:r>
-              </m:sub>
-            </m:sSub>
-            <m:r>
-              <w:rPr>
-                <w:rFonts w:ascii="Cambria Math" w:hAnsi="Cambria Math"/>
-              </w:rPr>
-              <m:t xml:space="preserve">, </m:t>
-            </m:r>
-            <m:sSub>
-              <m:sSubPr>
-                <m:ctrlPr>
-                  <w:rPr>
-                    <w:rFonts w:ascii="Cambria Math" w:hAnsi="Cambria Math"/>
-                    <w:i/>
-                  </w:rPr>
-                </m:ctrlPr>
-              </m:sSubPr>
-              <m:e>
-                <m:sSub>
-                  <m:sSubPr>
-                    <m:ctrlPr>
-                      <w:rPr>
-                        <w:rFonts w:ascii="Cambria Math" w:hAnsi="Cambria Math"/>
-                        <w:i/>
-                      </w:rPr>
-                    </m:ctrlPr>
-                  </m:sSubPr>
-                  <m:e>
-                    <m:r>
-                      <w:rPr>
-                        <w:rFonts w:ascii="Cambria Math" w:hAnsi="Cambria Math"/>
-                      </w:rPr>
-                      <m:t>u</m:t>
-                    </m:r>
-                  </m:e>
-                  <m:sub>
-                    <m:r>
-                      <w:rPr>
-                        <w:rFonts w:ascii="Cambria Math" w:hAnsi="Cambria Math"/>
-                      </w:rPr>
-                      <m:t>k</m:t>
-                    </m:r>
-                  </m:sub>
-                </m:sSub>
-                <m:r>
-                  <w:rPr>
-                    <w:rFonts w:ascii="Cambria Math" w:hAnsi="Cambria Math"/>
-                  </w:rPr>
-                  <m:t>, x</m:t>
-                </m:r>
-              </m:e>
-              <m:sub>
-                <m:r>
-                  <w:rPr>
-                    <w:rFonts w:ascii="Cambria Math" w:hAnsi="Cambria Math"/>
-                  </w:rPr>
-                  <m:t>k</m:t>
-                </m:r>
-              </m:sub>
-            </m:sSub>
-          </m:e>
-        </m:d>
-      </m:oMath>
-      <w:r>
-        <w:rPr>
-          <w:rFonts w:eastAsiaTheme="minorEastAsia"/>
-        </w:rPr>
-        <w:t xml:space="preserve"> or </w:t>
-      </w:r>
-      <w:r>
-        <w:rPr>
-          <w:rFonts w:eastAsiaTheme="minorEastAsia"/>
-        </w:rPr>
-        <w:t xml:space="preserve">state transition distribution </w:t>
-      </w:r>
-      <m:oMath>
-        <m:r>
-          <w:rPr>
-            <w:rFonts w:ascii="Cambria Math" w:eastAsiaTheme="minorEastAsia" w:hAnsi="Cambria Math"/>
-          </w:rPr>
-          <m:t>p</m:t>
-        </m:r>
-        <m:d>
-          <m:dPr>
-            <m:ctrlPr>
-              <w:rPr>
-                <w:rFonts w:ascii="Cambria Math" w:eastAsiaTheme="minorEastAsia" w:hAnsi="Cambria Math"/>
-                <w:i/>
-              </w:rPr>
-            </m:ctrlPr>
-          </m:dPr>
-          <m:e>
-            <m:sSub>
-              <m:sSubPr>
-                <m:ctrlPr>
-                  <w:rPr>
-                    <w:rFonts w:ascii="Cambria Math" w:eastAsiaTheme="minorEastAsia" w:hAnsi="Cambria Math"/>
-                    <w:i/>
-                  </w:rPr>
-                </m:ctrlPr>
-              </m:sSubPr>
-              <m:e>
-                <m:r>
-                  <w:rPr>
-                    <w:rFonts w:ascii="Cambria Math" w:eastAsiaTheme="minorEastAsia" w:hAnsi="Cambria Math"/>
-                  </w:rPr>
-                  <m:t>x</m:t>
-                </m:r>
-              </m:e>
-              <m:sub>
-                <m:r>
-                  <w:rPr>
-                    <w:rFonts w:ascii="Cambria Math" w:eastAsiaTheme="minorEastAsia" w:hAnsi="Cambria Math"/>
-                  </w:rPr>
-                  <m:t>t+1</m:t>
-                </m:r>
-              </m:sub>
-            </m:sSub>
-            <m:r>
-              <w:rPr>
-                <w:rFonts w:ascii="Cambria Math" w:eastAsiaTheme="minorEastAsia" w:hAnsi="Cambria Math"/>
-              </w:rPr>
-              <m:t>|</m:t>
-            </m:r>
-            <m:sSub>
-              <m:sSubPr>
-                <m:ctrlPr>
-                  <w:rPr>
-                    <w:rFonts w:ascii="Cambria Math" w:eastAsiaTheme="minorEastAsia" w:hAnsi="Cambria Math"/>
-                    <w:i/>
-                  </w:rPr>
-                </m:ctrlPr>
-              </m:sSubPr>
-              <m:e>
-                <m:sSub>
-                  <m:sSubPr>
-                    <m:ctrlPr>
-                      <w:rPr>
-                        <w:rFonts w:ascii="Cambria Math" w:eastAsiaTheme="minorEastAsia" w:hAnsi="Cambria Math"/>
-                        <w:i/>
-                      </w:rPr>
-                    </m:ctrlPr>
-                  </m:sSubPr>
-                  <m:e>
-                    <m:r>
-                      <w:rPr>
-                        <w:rFonts w:ascii="Cambria Math" w:eastAsiaTheme="minorEastAsia" w:hAnsi="Cambria Math"/>
-                      </w:rPr>
-                      <m:t>u</m:t>
-                    </m:r>
-                  </m:e>
-                  <m:sub>
-                    <m:r>
-                      <w:rPr>
-                        <w:rFonts w:ascii="Cambria Math" w:eastAsiaTheme="minorEastAsia" w:hAnsi="Cambria Math"/>
-                      </w:rPr>
-                      <m:t>t</m:t>
-                    </m:r>
-                  </m:sub>
-                </m:sSub>
-                <m:r>
-                  <w:rPr>
-                    <w:rFonts w:ascii="Cambria Math" w:eastAsiaTheme="minorEastAsia" w:hAnsi="Cambria Math"/>
-                  </w:rPr>
-                  <m:t>, x</m:t>
-                </m:r>
-              </m:e>
-              <m:sub>
-                <m:r>
-                  <w:rPr>
-                    <w:rFonts w:ascii="Cambria Math" w:eastAsiaTheme="minorEastAsia" w:hAnsi="Cambria Math"/>
-                  </w:rPr>
-                  <m:t>t</m:t>
-                </m:r>
-              </m:sub>
-            </m:sSub>
-          </m:e>
-        </m:d>
-      </m:oMath>
-      <w:r>
-        <w:rPr>
-          <w:rFonts w:eastAsiaTheme="minorEastAsia"/>
-        </w:rPr>
-        <w:t xml:space="preserve"> in the discrete case.</w:t>
       </w:r>
     </w:p>
     <w:p>
@@ -3750,13 +3792,8 @@
         <w:rPr>
           <w:rFonts w:eastAsiaTheme="minorEastAsia"/>
         </w:rPr>
-        <w:t>T</w:t>
-      </w:r>
-      <w:r>
-        <w:rPr>
-          <w:rFonts w:eastAsiaTheme="minorEastAsia"/>
-        </w:rPr>
-        <w:t xml:space="preserve">he function </w:t>
+        <w:lastRenderedPageBreak/>
+        <w:t xml:space="preserve">In most cases, the function </w:t>
       </w:r>
       <m:oMath>
         <m:r>
@@ -3770,7 +3807,193 @@
         <w:rPr>
           <w:rFonts w:eastAsiaTheme="minorEastAsia"/>
         </w:rPr>
-        <w:t xml:space="preserve"> is either the discounted sum of rewards or the average reward received, as explained </w:t>
+        <w:t xml:space="preserve"> is either the discounted sum of rewards </w:t>
+      </w:r>
+      <m:oMath>
+        <m:nary>
+          <m:naryPr>
+            <m:chr m:val="∑"/>
+            <m:limLoc m:val="undOvr"/>
+            <m:ctrlPr>
+              <w:rPr>
+                <w:rFonts w:ascii="Cambria Math" w:eastAsiaTheme="minorEastAsia" w:hAnsi="Cambria Math"/>
+                <w:i/>
+              </w:rPr>
+            </m:ctrlPr>
+          </m:naryPr>
+          <m:sub>
+            <m:r>
+              <w:rPr>
+                <w:rFonts w:ascii="Cambria Math" w:eastAsiaTheme="minorEastAsia" w:hAnsi="Cambria Math"/>
+              </w:rPr>
+              <m:t>k=0</m:t>
+            </m:r>
+          </m:sub>
+          <m:sup>
+            <m:r>
+              <w:rPr>
+                <w:rFonts w:ascii="Cambria Math" w:eastAsiaTheme="minorEastAsia" w:hAnsi="Cambria Math"/>
+              </w:rPr>
+              <m:t>∞</m:t>
+            </m:r>
+          </m:sup>
+          <m:e>
+            <m:sSup>
+              <m:sSupPr>
+                <m:ctrlPr>
+                  <w:rPr>
+                    <w:rFonts w:ascii="Cambria Math" w:eastAsiaTheme="minorEastAsia" w:hAnsi="Cambria Math"/>
+                    <w:i/>
+                  </w:rPr>
+                </m:ctrlPr>
+              </m:sSupPr>
+              <m:e>
+                <m:r>
+                  <w:rPr>
+                    <w:rFonts w:ascii="Cambria Math" w:eastAsiaTheme="minorEastAsia" w:hAnsi="Cambria Math"/>
+                  </w:rPr>
+                  <m:t>γ</m:t>
+                </m:r>
+              </m:e>
+              <m:sup>
+                <m:r>
+                  <w:rPr>
+                    <w:rFonts w:ascii="Cambria Math" w:eastAsiaTheme="minorEastAsia" w:hAnsi="Cambria Math"/>
+                  </w:rPr>
+                  <m:t>k</m:t>
+                </m:r>
+              </m:sup>
+            </m:sSup>
+            <m:sSub>
+              <m:sSubPr>
+                <m:ctrlPr>
+                  <w:rPr>
+                    <w:rFonts w:ascii="Cambria Math" w:eastAsiaTheme="minorEastAsia" w:hAnsi="Cambria Math"/>
+                    <w:i/>
+                  </w:rPr>
+                </m:ctrlPr>
+              </m:sSubPr>
+              <m:e>
+                <m:r>
+                  <w:rPr>
+                    <w:rFonts w:ascii="Cambria Math" w:eastAsiaTheme="minorEastAsia" w:hAnsi="Cambria Math"/>
+                  </w:rPr>
+                  <m:t>r</m:t>
+                </m:r>
+              </m:e>
+              <m:sub>
+                <m:r>
+                  <w:rPr>
+                    <w:rFonts w:ascii="Cambria Math" w:eastAsiaTheme="minorEastAsia" w:hAnsi="Cambria Math"/>
+                  </w:rPr>
+                  <m:t>k+1</m:t>
+                </m:r>
+              </m:sub>
+            </m:sSub>
+          </m:e>
+        </m:nary>
+      </m:oMath>
+      <w:r>
+        <w:rPr>
+          <w:rFonts w:eastAsiaTheme="minorEastAsia"/>
+        </w:rPr>
+        <w:t xml:space="preserve"> </w:t>
+      </w:r>
+      <w:r>
+        <w:rPr>
+          <w:rFonts w:eastAsiaTheme="minorEastAsia"/>
+        </w:rPr>
+        <w:t>or the average reward received</w:t>
+      </w:r>
+      <w:r>
+        <w:rPr>
+          <w:rFonts w:eastAsiaTheme="minorEastAsia"/>
+        </w:rPr>
+        <w:t xml:space="preserve"> </w:t>
+      </w:r>
+      <m:oMath>
+        <m:f>
+          <m:fPr>
+            <m:ctrlPr>
+              <w:rPr>
+                <w:rFonts w:ascii="Cambria Math" w:eastAsiaTheme="minorEastAsia" w:hAnsi="Cambria Math"/>
+                <w:i/>
+              </w:rPr>
+            </m:ctrlPr>
+          </m:fPr>
+          <m:num>
+            <m:nary>
+              <m:naryPr>
+                <m:chr m:val="∑"/>
+                <m:limLoc m:val="undOvr"/>
+                <m:ctrlPr>
+                  <w:rPr>
+                    <w:rFonts w:ascii="Cambria Math" w:eastAsiaTheme="minorEastAsia" w:hAnsi="Cambria Math"/>
+                    <w:i/>
+                  </w:rPr>
+                </m:ctrlPr>
+              </m:naryPr>
+              <m:sub>
+                <m:r>
+                  <w:rPr>
+                    <w:rFonts w:ascii="Cambria Math" w:eastAsiaTheme="minorEastAsia" w:hAnsi="Cambria Math"/>
+                  </w:rPr>
+                  <m:t>k=0</m:t>
+                </m:r>
+              </m:sub>
+              <m:sup>
+                <m:r>
+                  <w:rPr>
+                    <w:rFonts w:ascii="Cambria Math" w:eastAsiaTheme="minorEastAsia" w:hAnsi="Cambria Math"/>
+                  </w:rPr>
+                  <m:t>N</m:t>
+                </m:r>
+              </m:sup>
+              <m:e>
+                <m:sSub>
+                  <m:sSubPr>
+                    <m:ctrlPr>
+                      <w:rPr>
+                        <w:rFonts w:ascii="Cambria Math" w:eastAsiaTheme="minorEastAsia" w:hAnsi="Cambria Math"/>
+                        <w:i/>
+                      </w:rPr>
+                    </m:ctrlPr>
+                  </m:sSubPr>
+                  <m:e>
+                    <m:r>
+                      <w:rPr>
+                        <w:rFonts w:ascii="Cambria Math" w:eastAsiaTheme="minorEastAsia" w:hAnsi="Cambria Math"/>
+                      </w:rPr>
+                      <m:t>r</m:t>
+                    </m:r>
+                  </m:e>
+                  <m:sub>
+                    <m:r>
+                      <w:rPr>
+                        <w:rFonts w:ascii="Cambria Math" w:eastAsiaTheme="minorEastAsia" w:hAnsi="Cambria Math"/>
+                      </w:rPr>
+                      <m:t>k</m:t>
+                    </m:r>
+                  </m:sub>
+                </m:sSub>
+              </m:e>
+            </m:nary>
+          </m:num>
+          <m:den>
+            <m:r>
+              <w:rPr>
+                <w:rFonts w:ascii="Cambria Math" w:eastAsiaTheme="minorEastAsia" w:hAnsi="Cambria Math"/>
+              </w:rPr>
+              <m:t>N</m:t>
+            </m:r>
+          </m:den>
+        </m:f>
+      </m:oMath>
+      <w:r>
+        <w:rPr>
+          <w:rFonts w:eastAsiaTheme="minorEastAsia"/>
+        </w:rPr>
+        <w:t xml:space="preserve">, as explained </w:t>
       </w:r>
       <w:r>
         <w:rPr>
@@ -3832,7 +4055,6 @@
         <w:rPr>
           <w:rFonts w:eastAsiaTheme="minorEastAsia"/>
         </w:rPr>
-        <w:lastRenderedPageBreak/>
         <w:t xml:space="preserve">  In the discounted reward setting, the </w:t>
       </w:r>
       <w:r>
@@ -6857,7 +7079,7 @@
         <w:rPr>
           <w:rFonts w:eastAsiaTheme="minorEastAsia"/>
         </w:rPr>
-        <w:t xml:space="preserve">depends on the state </w:t>
+        <w:t xml:space="preserve">also depends on the state </w:t>
       </w:r>
       <m:oMath>
         <m:r>
@@ -6900,32 +7122,6 @@
           <w:rFonts w:eastAsiaTheme="minorEastAsia"/>
         </w:rPr>
         <w:t>.</w:t>
-      </w:r>
-      <w:r>
-        <w:rPr>
-          <w:rFonts w:eastAsiaTheme="minorEastAsia"/>
-        </w:rPr>
-        <w:t xml:space="preserve"> </w:t>
-      </w:r>
-      <w:r>
-        <w:rPr>
-          <w:rFonts w:eastAsiaTheme="minorEastAsia"/>
-        </w:rPr>
-        <w:t xml:space="preserve">Once the first transition onto a next state has been made </w:t>
-      </w:r>
-      <m:oMath>
-        <m:r>
-          <w:rPr>
-            <w:rFonts w:ascii="Cambria Math" w:eastAsiaTheme="minorEastAsia" w:hAnsi="Cambria Math"/>
-          </w:rPr>
-          <m:t>π</m:t>
-        </m:r>
-      </m:oMath>
-      <w:r>
-        <w:rPr>
-          <w:rFonts w:eastAsiaTheme="minorEastAsia"/>
-        </w:rPr>
-        <w:t xml:space="preserve"> governs the rest of the action selection.</w:t>
       </w:r>
     </w:p>
     <w:p>
@@ -7426,6 +7622,74 @@
           <w:rFonts w:eastAsiaTheme="minorEastAsia"/>
         </w:rPr>
       </w:pPr>
+      <w:r>
+        <w:rPr>
+          <w:rFonts w:eastAsiaTheme="minorEastAsia"/>
+        </w:rPr>
+        <w:t xml:space="preserve">also depends on the state </w:t>
+      </w:r>
+      <m:oMath>
+        <m:r>
+          <w:rPr>
+            <w:rFonts w:ascii="Cambria Math" w:eastAsiaTheme="minorEastAsia" w:hAnsi="Cambria Math"/>
+          </w:rPr>
+          <m:t>x</m:t>
+        </m:r>
+      </m:oMath>
+      <w:r>
+        <w:rPr>
+          <w:rFonts w:eastAsiaTheme="minorEastAsia"/>
+        </w:rPr>
+        <w:t xml:space="preserve"> , but makes the action </w:t>
+      </w:r>
+      <m:oMath>
+        <m:r>
+          <w:rPr>
+            <w:rFonts w:ascii="Cambria Math" w:eastAsiaTheme="minorEastAsia" w:hAnsi="Cambria Math"/>
+          </w:rPr>
+          <m:t>u</m:t>
+        </m:r>
+      </m:oMath>
+      <w:r>
+        <w:rPr>
+          <w:rFonts w:eastAsiaTheme="minorEastAsia"/>
+        </w:rPr>
+        <w:t xml:space="preserve"> chosen in this state a free variable instead of having it generated by the policy </w:t>
+      </w:r>
+      <m:oMath>
+        <m:r>
+          <w:rPr>
+            <w:rFonts w:ascii="Cambria Math" w:eastAsiaTheme="minorEastAsia" w:hAnsi="Cambria Math"/>
+          </w:rPr>
+          <m:t>π</m:t>
+        </m:r>
+      </m:oMath>
+      <w:r>
+        <w:rPr>
+          <w:rFonts w:eastAsiaTheme="minorEastAsia"/>
+        </w:rPr>
+        <w:t>.</w:t>
+      </w:r>
+      <w:r>
+        <w:rPr>
+          <w:rFonts w:eastAsiaTheme="minorEastAsia"/>
+        </w:rPr>
+        <w:t xml:space="preserve"> Once the first transition onto a next state has been made </w:t>
+      </w:r>
+      <m:oMath>
+        <m:r>
+          <w:rPr>
+            <w:rFonts w:ascii="Cambria Math" w:eastAsiaTheme="minorEastAsia" w:hAnsi="Cambria Math"/>
+          </w:rPr>
+          <m:t>π</m:t>
+        </m:r>
+      </m:oMath>
+      <w:r>
+        <w:rPr>
+          <w:rFonts w:eastAsiaTheme="minorEastAsia"/>
+        </w:rPr>
+        <w:t xml:space="preserve"> governs the rest of the action selection. </w:t>
+      </w:r>
       <w:r>
         <w:rPr>
           <w:rFonts w:eastAsiaTheme="minorEastAsia"/>
@@ -7939,6 +8203,38 @@
                 </m:ctrlPr>
               </m:dPr>
               <m:e>
+                <m:sSup>
+                  <m:sSupPr>
+                    <m:ctrlPr>
+                      <w:rPr>
+                        <w:rFonts w:ascii="Cambria Math" w:eastAsiaTheme="minorEastAsia" w:hAnsi="Cambria Math"/>
+                        <w:i/>
+                      </w:rPr>
+                    </m:ctrlPr>
+                  </m:sSupPr>
+                  <m:e>
+                    <m:r>
+                      <w:rPr>
+                        <w:rFonts w:ascii="Cambria Math" w:eastAsiaTheme="minorEastAsia" w:hAnsi="Cambria Math"/>
+                      </w:rPr>
+                      <m:t>x</m:t>
+                    </m:r>
+                  </m:e>
+                  <m:sup>
+                    <m:r>
+                      <w:rPr>
+                        <w:rFonts w:ascii="Cambria Math" w:eastAsiaTheme="minorEastAsia" w:hAnsi="Cambria Math"/>
+                      </w:rPr>
+                      <m:t>'</m:t>
+                    </m:r>
+                  </m:sup>
+                </m:sSup>
+                <m:r>
+                  <w:rPr>
+                    <w:rFonts w:ascii="Cambria Math" w:eastAsiaTheme="minorEastAsia" w:hAnsi="Cambria Math"/>
+                  </w:rPr>
+                  <m:t>,</m:t>
+                </m:r>
                 <m:r>
                   <w:rPr>
                     <w:rFonts w:ascii="Cambria Math" w:eastAsiaTheme="minorEastAsia" w:hAnsi="Cambria Math"/>
@@ -8186,7 +8482,6 @@
         <w:rPr>
           <w:rFonts w:eastAsiaTheme="minorEastAsia"/>
         </w:rPr>
-        <w:lastRenderedPageBreak/>
         <w:t xml:space="preserve"> </w:t>
       </w:r>
       <w:r>
@@ -8296,6 +8591,465 @@
       </w:r>
     </w:p>
     <w:p/>
+    <w:p>
+      <w:r>
+        <w:rPr>
+          <w:b/>
+          <w:bCs/>
+        </w:rPr>
+        <w:t>Definition</w:t>
+      </w:r>
+      <w:r>
+        <w:t xml:space="preserve"> </w:t>
+      </w:r>
+      <w:r>
+        <w:rPr>
+          <w:i/>
+          <w:iCs/>
+        </w:rPr>
+        <w:t>Trajectory</w:t>
+      </w:r>
+    </w:p>
+    <w:p>
+      <w:r>
+        <w:t xml:space="preserve">We define a trajectory </w:t>
+      </w:r>
+      <m:oMath>
+        <m:r>
+          <w:rPr>
+            <w:rFonts w:ascii="Cambria Math" w:hAnsi="Cambria Math"/>
+          </w:rPr>
+          <m:t>τ</m:t>
+        </m:r>
+      </m:oMath>
+      <w:r>
+        <w:t xml:space="preserve"> of length </w:t>
+      </w:r>
+      <m:oMath>
+        <m:r>
+          <w:rPr>
+            <w:rFonts w:ascii="Cambria Math" w:hAnsi="Cambria Math"/>
+          </w:rPr>
+          <m:t>T</m:t>
+        </m:r>
+      </m:oMath>
+      <w:r>
+        <w:t xml:space="preserve"> as</w:t>
+      </w:r>
+    </w:p>
+    <w:p>
+      <w:pPr>
+        <w:rPr>
+          <w:rFonts w:eastAsiaTheme="minorEastAsia"/>
+        </w:rPr>
+      </w:pPr>
+      <m:oMath>
+        <m:r>
+          <w:rPr>
+            <w:rFonts w:ascii="Cambria Math" w:hAnsi="Cambria Math"/>
+          </w:rPr>
+          <m:t>τ</m:t>
+        </m:r>
+        <m:r>
+          <w:rPr>
+            <w:rFonts w:ascii="Cambria Math" w:hAnsi="Cambria Math"/>
+          </w:rPr>
+          <m:t>=</m:t>
+        </m:r>
+        <m:d>
+          <m:dPr>
+            <m:ctrlPr>
+              <w:rPr>
+                <w:rFonts w:ascii="Cambria Math" w:hAnsi="Cambria Math"/>
+                <w:i/>
+              </w:rPr>
+            </m:ctrlPr>
+          </m:dPr>
+          <m:e>
+            <m:sSub>
+              <m:sSubPr>
+                <m:ctrlPr>
+                  <w:rPr>
+                    <w:rFonts w:ascii="Cambria Math" w:hAnsi="Cambria Math"/>
+                    <w:i/>
+                  </w:rPr>
+                </m:ctrlPr>
+              </m:sSubPr>
+              <m:e>
+                <m:r>
+                  <w:rPr>
+                    <w:rFonts w:ascii="Cambria Math" w:hAnsi="Cambria Math"/>
+                  </w:rPr>
+                  <m:t>s</m:t>
+                </m:r>
+              </m:e>
+              <m:sub>
+                <m:r>
+                  <w:rPr>
+                    <w:rFonts w:ascii="Cambria Math" w:hAnsi="Cambria Math"/>
+                  </w:rPr>
+                  <m:t>0</m:t>
+                </m:r>
+              </m:sub>
+            </m:sSub>
+            <m:r>
+              <w:rPr>
+                <w:rFonts w:ascii="Cambria Math" w:hAnsi="Cambria Math"/>
+              </w:rPr>
+              <m:t>,</m:t>
+            </m:r>
+            <m:sSub>
+              <m:sSubPr>
+                <m:ctrlPr>
+                  <w:rPr>
+                    <w:rFonts w:ascii="Cambria Math" w:hAnsi="Cambria Math"/>
+                    <w:i/>
+                  </w:rPr>
+                </m:ctrlPr>
+              </m:sSubPr>
+              <m:e>
+                <m:r>
+                  <w:rPr>
+                    <w:rFonts w:ascii="Cambria Math" w:hAnsi="Cambria Math"/>
+                  </w:rPr>
+                  <m:t>a</m:t>
+                </m:r>
+              </m:e>
+              <m:sub>
+                <m:r>
+                  <w:rPr>
+                    <w:rFonts w:ascii="Cambria Math" w:hAnsi="Cambria Math"/>
+                  </w:rPr>
+                  <m:t>0</m:t>
+                </m:r>
+              </m:sub>
+            </m:sSub>
+            <m:r>
+              <w:rPr>
+                <w:rFonts w:ascii="Cambria Math" w:hAnsi="Cambria Math"/>
+              </w:rPr>
+              <m:t>,</m:t>
+            </m:r>
+            <m:sSub>
+              <m:sSubPr>
+                <m:ctrlPr>
+                  <w:rPr>
+                    <w:rFonts w:ascii="Cambria Math" w:hAnsi="Cambria Math"/>
+                    <w:i/>
+                  </w:rPr>
+                </m:ctrlPr>
+              </m:sSubPr>
+              <m:e>
+                <m:r>
+                  <w:rPr>
+                    <w:rFonts w:ascii="Cambria Math" w:hAnsi="Cambria Math"/>
+                  </w:rPr>
+                  <m:t>r</m:t>
+                </m:r>
+              </m:e>
+              <m:sub>
+                <m:r>
+                  <w:rPr>
+                    <w:rFonts w:ascii="Cambria Math" w:hAnsi="Cambria Math"/>
+                  </w:rPr>
+                  <m:t>0</m:t>
+                </m:r>
+              </m:sub>
+            </m:sSub>
+            <m:r>
+              <w:rPr>
+                <w:rFonts w:ascii="Cambria Math" w:hAnsi="Cambria Math"/>
+              </w:rPr>
+              <m:t>,</m:t>
+            </m:r>
+            <m:sSub>
+              <m:sSubPr>
+                <m:ctrlPr>
+                  <w:rPr>
+                    <w:rFonts w:ascii="Cambria Math" w:hAnsi="Cambria Math"/>
+                    <w:i/>
+                  </w:rPr>
+                </m:ctrlPr>
+              </m:sSubPr>
+              <m:e>
+                <m:r>
+                  <w:rPr>
+                    <w:rFonts w:ascii="Cambria Math" w:hAnsi="Cambria Math"/>
+                  </w:rPr>
+                  <m:t>s</m:t>
+                </m:r>
+              </m:e>
+              <m:sub>
+                <m:r>
+                  <w:rPr>
+                    <w:rFonts w:ascii="Cambria Math" w:hAnsi="Cambria Math"/>
+                  </w:rPr>
+                  <m:t>1</m:t>
+                </m:r>
+              </m:sub>
+            </m:sSub>
+            <m:r>
+              <w:rPr>
+                <w:rFonts w:ascii="Cambria Math" w:hAnsi="Cambria Math"/>
+              </w:rPr>
+              <m:t>,</m:t>
+            </m:r>
+            <m:sSub>
+              <m:sSubPr>
+                <m:ctrlPr>
+                  <w:rPr>
+                    <w:rFonts w:ascii="Cambria Math" w:hAnsi="Cambria Math"/>
+                    <w:i/>
+                  </w:rPr>
+                </m:ctrlPr>
+              </m:sSubPr>
+              <m:e>
+                <m:r>
+                  <w:rPr>
+                    <w:rFonts w:ascii="Cambria Math" w:hAnsi="Cambria Math"/>
+                  </w:rPr>
+                  <m:t>a</m:t>
+                </m:r>
+              </m:e>
+              <m:sub>
+                <m:r>
+                  <w:rPr>
+                    <w:rFonts w:ascii="Cambria Math" w:hAnsi="Cambria Math"/>
+                  </w:rPr>
+                  <m:t>1</m:t>
+                </m:r>
+              </m:sub>
+            </m:sSub>
+            <m:r>
+              <w:rPr>
+                <w:rFonts w:ascii="Cambria Math" w:hAnsi="Cambria Math"/>
+              </w:rPr>
+              <m:t>,</m:t>
+            </m:r>
+            <m:sSub>
+              <m:sSubPr>
+                <m:ctrlPr>
+                  <w:rPr>
+                    <w:rFonts w:ascii="Cambria Math" w:hAnsi="Cambria Math"/>
+                    <w:i/>
+                  </w:rPr>
+                </m:ctrlPr>
+              </m:sSubPr>
+              <m:e>
+                <m:r>
+                  <w:rPr>
+                    <w:rFonts w:ascii="Cambria Math" w:hAnsi="Cambria Math"/>
+                  </w:rPr>
+                  <m:t>r</m:t>
+                </m:r>
+              </m:e>
+              <m:sub>
+                <m:r>
+                  <w:rPr>
+                    <w:rFonts w:ascii="Cambria Math" w:hAnsi="Cambria Math"/>
+                  </w:rPr>
+                  <m:t>1</m:t>
+                </m:r>
+              </m:sub>
+            </m:sSub>
+            <m:r>
+              <w:rPr>
+                <w:rFonts w:ascii="Cambria Math" w:hAnsi="Cambria Math"/>
+              </w:rPr>
+              <m:t>,…,</m:t>
+            </m:r>
+            <m:sSub>
+              <m:sSubPr>
+                <m:ctrlPr>
+                  <w:rPr>
+                    <w:rFonts w:ascii="Cambria Math" w:hAnsi="Cambria Math"/>
+                    <w:i/>
+                  </w:rPr>
+                </m:ctrlPr>
+              </m:sSubPr>
+              <m:e>
+                <m:r>
+                  <w:rPr>
+                    <w:rFonts w:ascii="Cambria Math" w:hAnsi="Cambria Math"/>
+                  </w:rPr>
+                  <m:t>s</m:t>
+                </m:r>
+              </m:e>
+              <m:sub>
+                <m:r>
+                  <w:rPr>
+                    <w:rFonts w:ascii="Cambria Math" w:hAnsi="Cambria Math"/>
+                  </w:rPr>
+                  <m:t>T-</m:t>
+                </m:r>
+                <m:r>
+                  <w:rPr>
+                    <w:rFonts w:ascii="Cambria Math" w:hAnsi="Cambria Math"/>
+                  </w:rPr>
+                  <m:t>1</m:t>
+                </m:r>
+              </m:sub>
+            </m:sSub>
+            <m:r>
+              <w:rPr>
+                <w:rFonts w:ascii="Cambria Math" w:hAnsi="Cambria Math"/>
+              </w:rPr>
+              <m:t>,</m:t>
+            </m:r>
+            <m:sSub>
+              <m:sSubPr>
+                <m:ctrlPr>
+                  <w:rPr>
+                    <w:rFonts w:ascii="Cambria Math" w:hAnsi="Cambria Math"/>
+                    <w:i/>
+                  </w:rPr>
+                </m:ctrlPr>
+              </m:sSubPr>
+              <m:e>
+                <m:r>
+                  <w:rPr>
+                    <w:rFonts w:ascii="Cambria Math" w:hAnsi="Cambria Math"/>
+                  </w:rPr>
+                  <m:t>a</m:t>
+                </m:r>
+              </m:e>
+              <m:sub>
+                <m:r>
+                  <w:rPr>
+                    <w:rFonts w:ascii="Cambria Math" w:hAnsi="Cambria Math"/>
+                  </w:rPr>
+                  <m:t>T-</m:t>
+                </m:r>
+                <m:r>
+                  <w:rPr>
+                    <w:rFonts w:ascii="Cambria Math" w:hAnsi="Cambria Math"/>
+                  </w:rPr>
+                  <m:t>1</m:t>
+                </m:r>
+              </m:sub>
+            </m:sSub>
+            <m:r>
+              <w:rPr>
+                <w:rFonts w:ascii="Cambria Math" w:hAnsi="Cambria Math"/>
+              </w:rPr>
+              <m:t>,</m:t>
+            </m:r>
+            <m:sSub>
+              <m:sSubPr>
+                <m:ctrlPr>
+                  <w:rPr>
+                    <w:rFonts w:ascii="Cambria Math" w:hAnsi="Cambria Math"/>
+                    <w:i/>
+                  </w:rPr>
+                </m:ctrlPr>
+              </m:sSubPr>
+              <m:e>
+                <m:r>
+                  <w:rPr>
+                    <w:rFonts w:ascii="Cambria Math" w:hAnsi="Cambria Math"/>
+                  </w:rPr>
+                  <m:t>r</m:t>
+                </m:r>
+              </m:e>
+              <m:sub>
+                <m:r>
+                  <w:rPr>
+                    <w:rFonts w:ascii="Cambria Math" w:hAnsi="Cambria Math"/>
+                  </w:rPr>
+                  <m:t>T-</m:t>
+                </m:r>
+                <m:r>
+                  <w:rPr>
+                    <w:rFonts w:ascii="Cambria Math" w:hAnsi="Cambria Math"/>
+                  </w:rPr>
+                  <m:t>1</m:t>
+                </m:r>
+              </m:sub>
+            </m:sSub>
+            <m:r>
+              <w:rPr>
+                <w:rFonts w:ascii="Cambria Math" w:hAnsi="Cambria Math"/>
+              </w:rPr>
+              <m:t>,</m:t>
+            </m:r>
+            <m:sSub>
+              <m:sSubPr>
+                <m:ctrlPr>
+                  <w:rPr>
+                    <w:rFonts w:ascii="Cambria Math" w:hAnsi="Cambria Math"/>
+                    <w:i/>
+                  </w:rPr>
+                </m:ctrlPr>
+              </m:sSubPr>
+              <m:e>
+                <m:r>
+                  <w:rPr>
+                    <w:rFonts w:ascii="Cambria Math" w:hAnsi="Cambria Math"/>
+                  </w:rPr>
+                  <m:t>s</m:t>
+                </m:r>
+              </m:e>
+              <m:sub>
+                <m:r>
+                  <w:rPr>
+                    <w:rFonts w:ascii="Cambria Math" w:hAnsi="Cambria Math"/>
+                  </w:rPr>
+                  <m:t>T</m:t>
+                </m:r>
+              </m:sub>
+            </m:sSub>
+          </m:e>
+        </m:d>
+      </m:oMath>
+      <w:r>
+        <w:rPr>
+          <w:rFonts w:eastAsiaTheme="minorEastAsia"/>
+        </w:rPr>
+        <w:t xml:space="preserve"> </w:t>
+      </w:r>
+    </w:p>
+    <w:p>
+      <w:r>
+        <w:rPr>
+          <w:rFonts w:eastAsiaTheme="minorEastAsia"/>
+        </w:rPr>
+        <w:t xml:space="preserve">where </w:t>
+      </w:r>
+      <m:oMath>
+        <m:sSub>
+          <m:sSubPr>
+            <m:ctrlPr>
+              <w:rPr>
+                <w:rFonts w:ascii="Cambria Math" w:hAnsi="Cambria Math"/>
+                <w:i/>
+              </w:rPr>
+            </m:ctrlPr>
+          </m:sSubPr>
+          <m:e>
+            <m:r>
+              <w:rPr>
+                <w:rFonts w:ascii="Cambria Math" w:hAnsi="Cambria Math"/>
+              </w:rPr>
+              <m:t>s</m:t>
+            </m:r>
+          </m:e>
+          <m:sub>
+            <m:r>
+              <w:rPr>
+                <w:rFonts w:ascii="Cambria Math" w:hAnsi="Cambria Math"/>
+              </w:rPr>
+              <m:t>0</m:t>
+            </m:r>
+          </m:sub>
+        </m:sSub>
+      </m:oMath>
+      <w:r>
+        <w:rPr>
+          <w:rFonts w:eastAsiaTheme="minorEastAsia"/>
+        </w:rPr>
+        <w:t xml:space="preserve"> starts from the starting distribution of states </w:t>
+      </w:r>
+    </w:p>
     <w:p/>
     <w:p/>
     <w:p>
@@ -8401,18 +9155,6 @@
     </w:sectPr>
   </w:body>
 </w:document>
-</file>
-
-<file path=word/intelligence2.xml><?xml version="1.0" encoding="utf-8"?>
-<int2:intelligence xmlns:int2="http://schemas.microsoft.com/office/intelligence/2020/intelligence" xmlns:oel="http://schemas.microsoft.com/office/2019/extlst">
-  <int2:observations>
-    <int2:bookmark int2:bookmarkName="_Int_DOnuSteo" int2:invalidationBookmarkName="" int2:hashCode="I/YjjaDCghNOtD" int2:id="YhDzCjJM">
-      <int2:state int2:value="Rejected" int2:type="similarity"/>
-    </int2:bookmark>
-  </int2:observations>
-  <int2:intelligenceSettings/>
-  <int2:onDemandWorkflows/>
-</int2:intelligence>
 </file>
 
 <file path=word/styles.xml><?xml version="1.0" encoding="utf-8"?>

--- a/docs/Agentic_Workflows_wtith_RL_Loop.docx
+++ b/docs/Agentic_Workflows_wtith_RL_Loop.docx
@@ -910,6 +910,26 @@
           <w:rPr>
             <w:rStyle w:val="Hyperlink"/>
           </w:rPr>
+          <w:t>Policy Gradient Methods for Reinforcement Learning with Function Approximation, Richard Sutton et al, AT&amp;T, 1999</w:t>
+        </w:r>
+      </w:hyperlink>
+    </w:p>
+    <w:p/>
+    <w:p>
+      <w:r>
+        <w:t>[</w:t>
+      </w:r>
+      <w:r>
+        <w:t>9</w:t>
+      </w:r>
+      <w:r>
+        <w:t xml:space="preserve">] </w:t>
+      </w:r>
+      <w:hyperlink r:id="rId14" w:history="1">
+        <w:r>
+          <w:rPr>
+            <w:rStyle w:val="Hyperlink"/>
+          </w:rPr>
           <w:t>Going Deeper Into Reinforcement Learning: Fundamentals of Policy Gradients, Seita’s Place Blog, March 2017</w:t>
         </w:r>
       </w:hyperlink>
@@ -920,7 +940,7 @@
         <w:t>[</w:t>
       </w:r>
       <w:r>
-        <w:t>9</w:t>
+        <w:t>10</w:t>
       </w:r>
       <w:r>
         <w:t>]</w:t>
@@ -928,7 +948,7 @@
       <w:r>
         <w:t xml:space="preserve"> </w:t>
       </w:r>
-      <w:hyperlink r:id="rId14" w:history="1">
+      <w:hyperlink r:id="rId15" w:history="1">
         <w:r>
           <w:rPr>
             <w:rStyle w:val="Hyperlink"/>
@@ -940,9 +960,15 @@
     <w:p/>
     <w:p>
       <w:r>
-        <w:t xml:space="preserve">[10] </w:t>
-      </w:r>
-      <w:hyperlink r:id="rId15" w:history="1">
+        <w:t>[1</w:t>
+      </w:r>
+      <w:r>
+        <w:t>1</w:t>
+      </w:r>
+      <w:r>
+        <w:t xml:space="preserve">] </w:t>
+      </w:r>
+      <w:hyperlink r:id="rId16" w:history="1">
         <w:r>
           <w:rPr>
             <w:rStyle w:val="Hyperlink"/>
@@ -960,12 +986,12 @@
         <w:t>1</w:t>
       </w:r>
       <w:r>
-        <w:t>1</w:t>
+        <w:t>2</w:t>
       </w:r>
       <w:r>
         <w:t xml:space="preserve">] </w:t>
       </w:r>
-      <w:hyperlink r:id="rId16" w:history="1">
+      <w:hyperlink r:id="rId17" w:history="1">
         <w:r>
           <w:rPr>
             <w:rStyle w:val="Hyperlink"/>
@@ -981,12 +1007,12 @@
         <w:t>[1</w:t>
       </w:r>
       <w:r>
-        <w:t>2</w:t>
+        <w:t>3</w:t>
       </w:r>
       <w:r>
         <w:t xml:space="preserve">] </w:t>
       </w:r>
-      <w:hyperlink r:id="rId17" w:history="1">
+      <w:hyperlink r:id="rId18" w:history="1">
         <w:r>
           <w:rPr>
             <w:rStyle w:val="Hyperlink"/>
@@ -1002,12 +1028,12 @@
         <w:t>[1</w:t>
       </w:r>
       <w:r>
-        <w:t>3</w:t>
+        <w:t>4</w:t>
       </w:r>
       <w:r>
         <w:t xml:space="preserve">] </w:t>
       </w:r>
-      <w:hyperlink r:id="rId18" w:history="1">
+      <w:hyperlink r:id="rId19" w:history="1">
         <w:r>
           <w:rPr>
             <w:rStyle w:val="Hyperlink"/>
@@ -1023,12 +1049,12 @@
         <w:t>[1</w:t>
       </w:r>
       <w:r>
-        <w:t>4</w:t>
+        <w:t>5</w:t>
       </w:r>
       <w:r>
         <w:t xml:space="preserve">] </w:t>
       </w:r>
-      <w:hyperlink r:id="rId19" w:history="1">
+      <w:hyperlink r:id="rId20" w:history="1">
         <w:r>
           <w:rPr>
             <w:rStyle w:val="Hyperlink"/>
@@ -1044,12 +1070,12 @@
         <w:t>[1</w:t>
       </w:r>
       <w:r>
-        <w:t>5</w:t>
+        <w:t>6</w:t>
       </w:r>
       <w:r>
         <w:t xml:space="preserve">] </w:t>
       </w:r>
-      <w:hyperlink r:id="rId20" w:history="1">
+      <w:hyperlink r:id="rId21" w:history="1">
         <w:r>
           <w:rPr>
             <w:rStyle w:val="Hyperlink"/>
@@ -1077,7 +1103,6 @@
         <w:pStyle w:val="Heading1"/>
       </w:pPr>
       <w:r>
-        <w:lastRenderedPageBreak/>
         <w:t>Appendix</w:t>
       </w:r>
     </w:p>
@@ -3792,7 +3817,6 @@
         <w:rPr>
           <w:rFonts w:eastAsiaTheme="minorEastAsia"/>
         </w:rPr>
-        <w:lastRenderedPageBreak/>
         <w:t xml:space="preserve">In most cases, the function </w:t>
       </w:r>
       <m:oMath>
@@ -4013,6 +4037,13 @@
         </w:rPr>
         <w:t xml:space="preserve"> two paragraphs.</w:t>
       </w:r>
+    </w:p>
+    <w:p>
+      <w:pPr>
+        <w:rPr>
+          <w:rFonts w:eastAsiaTheme="minorEastAsia"/>
+        </w:rPr>
+      </w:pPr>
     </w:p>
     <w:p>
       <w:pPr>
@@ -4207,6 +4238,212 @@
         </w:rPr>
         <w:t>, also called the discounted return</w:t>
       </w:r>
+      <w:r>
+        <w:rPr>
+          <w:rFonts w:eastAsiaTheme="minorEastAsia"/>
+        </w:rPr>
+        <w:t>:</w:t>
+      </w:r>
+    </w:p>
+    <w:p>
+      <w:pPr>
+        <w:rPr>
+          <w:rFonts w:eastAsiaTheme="minorEastAsia"/>
+        </w:rPr>
+      </w:pPr>
+    </w:p>
+    <w:p>
+      <w:pPr>
+        <w:rPr>
+          <w:rFonts w:eastAsiaTheme="minorEastAsia"/>
+        </w:rPr>
+      </w:pPr>
+      <m:oMath>
+        <m:r>
+          <w:rPr>
+            <w:rFonts w:ascii="Cambria Math" w:eastAsiaTheme="minorEastAsia" w:hAnsi="Cambria Math"/>
+          </w:rPr>
+          <m:t>J</m:t>
+        </m:r>
+        <m:d>
+          <m:dPr>
+            <m:ctrlPr>
+              <w:rPr>
+                <w:rFonts w:ascii="Cambria Math" w:eastAsiaTheme="minorEastAsia" w:hAnsi="Cambria Math"/>
+                <w:i/>
+              </w:rPr>
+            </m:ctrlPr>
+          </m:dPr>
+          <m:e>
+            <m:r>
+              <w:rPr>
+                <w:rFonts w:ascii="Cambria Math" w:eastAsiaTheme="minorEastAsia" w:hAnsi="Cambria Math"/>
+              </w:rPr>
+              <m:t>π</m:t>
+            </m:r>
+          </m:e>
+        </m:d>
+        <m:r>
+          <w:rPr>
+            <w:rFonts w:ascii="Cambria Math" w:eastAsiaTheme="minorEastAsia" w:hAnsi="Cambria Math"/>
+          </w:rPr>
+          <m:t>=E</m:t>
+        </m:r>
+        <m:d>
+          <m:dPr>
+            <m:begChr m:val="{"/>
+            <m:endChr m:val="}"/>
+            <m:ctrlPr>
+              <w:rPr>
+                <w:rFonts w:ascii="Cambria Math" w:eastAsiaTheme="minorEastAsia" w:hAnsi="Cambria Math"/>
+                <w:i/>
+              </w:rPr>
+            </m:ctrlPr>
+          </m:dPr>
+          <m:e>
+            <m:nary>
+              <m:naryPr>
+                <m:chr m:val="∑"/>
+                <m:limLoc m:val="undOvr"/>
+                <m:ctrlPr>
+                  <w:rPr>
+                    <w:rFonts w:ascii="Cambria Math" w:eastAsiaTheme="minorEastAsia" w:hAnsi="Cambria Math"/>
+                    <w:i/>
+                  </w:rPr>
+                </m:ctrlPr>
+              </m:naryPr>
+              <m:sub>
+                <m:r>
+                  <w:rPr>
+                    <w:rFonts w:ascii="Cambria Math" w:eastAsiaTheme="minorEastAsia" w:hAnsi="Cambria Math"/>
+                  </w:rPr>
+                  <m:t>k=0</m:t>
+                </m:r>
+              </m:sub>
+              <m:sup>
+                <m:r>
+                  <w:rPr>
+                    <w:rFonts w:ascii="Cambria Math" w:eastAsiaTheme="minorEastAsia" w:hAnsi="Cambria Math"/>
+                  </w:rPr>
+                  <m:t>∞</m:t>
+                </m:r>
+              </m:sup>
+              <m:e>
+                <m:sSup>
+                  <m:sSupPr>
+                    <m:ctrlPr>
+                      <w:rPr>
+                        <w:rFonts w:ascii="Cambria Math" w:eastAsiaTheme="minorEastAsia" w:hAnsi="Cambria Math"/>
+                        <w:i/>
+                      </w:rPr>
+                    </m:ctrlPr>
+                  </m:sSupPr>
+                  <m:e>
+                    <m:r>
+                      <w:rPr>
+                        <w:rFonts w:ascii="Cambria Math" w:eastAsiaTheme="minorEastAsia" w:hAnsi="Cambria Math"/>
+                      </w:rPr>
+                      <m:t>γ</m:t>
+                    </m:r>
+                  </m:e>
+                  <m:sup>
+                    <m:r>
+                      <w:rPr>
+                        <w:rFonts w:ascii="Cambria Math" w:eastAsiaTheme="minorEastAsia" w:hAnsi="Cambria Math"/>
+                      </w:rPr>
+                      <m:t>k</m:t>
+                    </m:r>
+                  </m:sup>
+                </m:sSup>
+                <m:sSub>
+                  <m:sSubPr>
+                    <m:ctrlPr>
+                      <w:rPr>
+                        <w:rFonts w:ascii="Cambria Math" w:eastAsiaTheme="minorEastAsia" w:hAnsi="Cambria Math"/>
+                        <w:i/>
+                      </w:rPr>
+                    </m:ctrlPr>
+                  </m:sSubPr>
+                  <m:e>
+                    <m:r>
+                      <w:rPr>
+                        <w:rFonts w:ascii="Cambria Math" w:eastAsiaTheme="minorEastAsia" w:hAnsi="Cambria Math"/>
+                      </w:rPr>
+                      <m:t>r</m:t>
+                    </m:r>
+                  </m:e>
+                  <m:sub>
+                    <m:r>
+                      <w:rPr>
+                        <w:rFonts w:ascii="Cambria Math" w:eastAsiaTheme="minorEastAsia" w:hAnsi="Cambria Math"/>
+                      </w:rPr>
+                      <m:t>k+1</m:t>
+                    </m:r>
+                  </m:sub>
+                </m:sSub>
+              </m:e>
+            </m:nary>
+            <m:r>
+              <w:rPr>
+                <w:rFonts w:ascii="Cambria Math" w:eastAsiaTheme="minorEastAsia" w:hAnsi="Cambria Math"/>
+              </w:rPr>
+              <m:t>|</m:t>
+            </m:r>
+            <m:sSub>
+              <m:sSubPr>
+                <m:ctrlPr>
+                  <w:rPr>
+                    <w:rFonts w:ascii="Cambria Math" w:eastAsiaTheme="minorEastAsia" w:hAnsi="Cambria Math"/>
+                    <w:i/>
+                  </w:rPr>
+                </m:ctrlPr>
+              </m:sSubPr>
+              <m:e>
+                <m:r>
+                  <w:rPr>
+                    <w:rFonts w:ascii="Cambria Math" w:eastAsiaTheme="minorEastAsia" w:hAnsi="Cambria Math"/>
+                  </w:rPr>
+                  <m:t>d</m:t>
+                </m:r>
+              </m:e>
+              <m:sub>
+                <m:r>
+                  <w:rPr>
+                    <w:rFonts w:ascii="Cambria Math" w:eastAsiaTheme="minorEastAsia" w:hAnsi="Cambria Math"/>
+                  </w:rPr>
+                  <m:t>0</m:t>
+                </m:r>
+              </m:sub>
+            </m:sSub>
+            <m:r>
+              <w:rPr>
+                <w:rFonts w:ascii="Cambria Math" w:eastAsiaTheme="minorEastAsia" w:hAnsi="Cambria Math"/>
+              </w:rPr>
+              <m:t>,π</m:t>
+            </m:r>
+          </m:e>
+        </m:d>
+      </m:oMath>
+      <w:r>
+        <w:rPr>
+          <w:rFonts w:eastAsiaTheme="minorEastAsia"/>
+        </w:rPr>
+        <w:t xml:space="preserve">         (a.dsc.1)</w:t>
+      </w:r>
+    </w:p>
+    <w:p>
+      <w:pPr>
+        <w:rPr>
+          <w:rFonts w:eastAsiaTheme="minorEastAsia"/>
+        </w:rPr>
+      </w:pPr>
+    </w:p>
+    <w:p>
+      <w:pPr>
+        <w:rPr>
+          <w:rFonts w:eastAsiaTheme="minorEastAsia"/>
+        </w:rPr>
+      </w:pPr>
     </w:p>
     <w:p>
       <w:pPr>
@@ -7626,6 +7863,7 @@
         <w:rPr>
           <w:rFonts w:eastAsiaTheme="minorEastAsia"/>
         </w:rPr>
+        <w:lastRenderedPageBreak/>
         <w:t xml:space="preserve">also depends on the state </w:t>
       </w:r>
       <m:oMath>
@@ -9074,7 +9312,19 @@
         <w:rPr>
           <w:color w:val="EE0000"/>
         </w:rPr>
-        <w:t xml:space="preserve"> (mainly from [8])</w:t>
+        <w:t xml:space="preserve"> (mainly from [8]</w:t>
+      </w:r>
+      <w:r>
+        <w:rPr>
+          <w:color w:val="EE0000"/>
+        </w:rPr>
+        <w:t xml:space="preserve"> and [9]</w:t>
+      </w:r>
+      <w:r>
+        <w:rPr>
+          <w:color w:val="EE0000"/>
+        </w:rPr>
+        <w:t>)</w:t>
       </w:r>
     </w:p>
     <w:p/>
@@ -9112,7 +9362,31 @@
         <w:rPr>
           <w:color w:val="EE0000"/>
         </w:rPr>
-        <w:t xml:space="preserve"> (mainly from [9], [10])</w:t>
+        <w:t xml:space="preserve"> (mainly from [</w:t>
+      </w:r>
+      <w:r>
+        <w:rPr>
+          <w:color w:val="EE0000"/>
+        </w:rPr>
+        <w:t>10</w:t>
+      </w:r>
+      <w:r>
+        <w:rPr>
+          <w:color w:val="EE0000"/>
+        </w:rPr>
+        <w:t>], [1</w:t>
+      </w:r>
+      <w:r>
+        <w:rPr>
+          <w:color w:val="EE0000"/>
+        </w:rPr>
+        <w:t>1</w:t>
+      </w:r>
+      <w:r>
+        <w:rPr>
+          <w:color w:val="EE0000"/>
+        </w:rPr>
+        <w:t>])</w:t>
       </w:r>
     </w:p>
     <w:p/>
@@ -9144,7 +9418,31 @@
         <w:rPr>
           <w:color w:val="EE0000"/>
         </w:rPr>
-        <w:t xml:space="preserve"> (mainly from [14] and [15])</w:t>
+        <w:t xml:space="preserve"> (mainly from [1</w:t>
+      </w:r>
+      <w:r>
+        <w:rPr>
+          <w:color w:val="EE0000"/>
+        </w:rPr>
+        <w:t>5</w:t>
+      </w:r>
+      <w:r>
+        <w:rPr>
+          <w:color w:val="EE0000"/>
+        </w:rPr>
+        <w:t>] and [1</w:t>
+      </w:r>
+      <w:r>
+        <w:rPr>
+          <w:color w:val="EE0000"/>
+        </w:rPr>
+        <w:t>6</w:t>
+      </w:r>
+      <w:r>
+        <w:rPr>
+          <w:color w:val="EE0000"/>
+        </w:rPr>
+        <w:t>])</w:t>
       </w:r>
     </w:p>
     <w:sectPr>

--- a/docs/Agentic_Workflows_wtith_RL_Loop.docx
+++ b/docs/Agentic_Workflows_wtith_RL_Loop.docx
@@ -4444,6 +4444,44 @@
           <w:rFonts w:eastAsiaTheme="minorEastAsia"/>
         </w:rPr>
       </w:pPr>
+      <w:r>
+        <w:rPr>
+          <w:rFonts w:eastAsiaTheme="minorEastAsia"/>
+        </w:rPr>
+        <w:t xml:space="preserve">We denote with the </w:t>
+      </w:r>
+      <m:oMath>
+        <m:r>
+          <w:rPr>
+            <w:rFonts w:ascii="Cambria Math" w:eastAsiaTheme="minorEastAsia" w:hAnsi="Cambria Math"/>
+          </w:rPr>
+          <m:t>r</m:t>
+        </m:r>
+        <m:d>
+          <m:dPr>
+            <m:ctrlPr>
+              <w:rPr>
+                <w:rFonts w:ascii="Cambria Math" w:eastAsiaTheme="minorEastAsia" w:hAnsi="Cambria Math"/>
+                <w:i/>
+              </w:rPr>
+            </m:ctrlPr>
+          </m:dPr>
+          <m:e>
+            <m:r>
+              <w:rPr>
+                <w:rFonts w:ascii="Cambria Math" w:eastAsiaTheme="minorEastAsia" w:hAnsi="Cambria Math"/>
+              </w:rPr>
+              <m:t>x,u</m:t>
+            </m:r>
+          </m:e>
+        </m:d>
+      </m:oMath>
+      <w:r>
+        <w:rPr>
+          <w:rFonts w:eastAsiaTheme="minorEastAsia"/>
+        </w:rPr>
+        <w:t xml:space="preserve"> the expected reward which is given with </w:t>
+      </w:r>
     </w:p>
     <w:p>
       <w:pPr>
@@ -4451,6 +4489,370 @@
           <w:rFonts w:eastAsiaTheme="minorEastAsia"/>
         </w:rPr>
       </w:pPr>
+      <m:oMath>
+        <m:r>
+          <w:rPr>
+            <w:rFonts w:ascii="Cambria Math" w:eastAsiaTheme="minorEastAsia" w:hAnsi="Cambria Math"/>
+          </w:rPr>
+          <m:t>r</m:t>
+        </m:r>
+        <m:d>
+          <m:dPr>
+            <m:ctrlPr>
+              <w:rPr>
+                <w:rFonts w:ascii="Cambria Math" w:eastAsiaTheme="minorEastAsia" w:hAnsi="Cambria Math"/>
+                <w:i/>
+              </w:rPr>
+            </m:ctrlPr>
+          </m:dPr>
+          <m:e>
+            <m:r>
+              <w:rPr>
+                <w:rFonts w:ascii="Cambria Math" w:eastAsiaTheme="minorEastAsia" w:hAnsi="Cambria Math"/>
+              </w:rPr>
+              <m:t>x,u</m:t>
+            </m:r>
+          </m:e>
+        </m:d>
+        <m:r>
+          <w:rPr>
+            <w:rFonts w:ascii="Cambria Math" w:eastAsiaTheme="minorEastAsia" w:hAnsi="Cambria Math"/>
+          </w:rPr>
+          <m:t>=</m:t>
+        </m:r>
+        <m:r>
+          <w:rPr>
+            <w:rFonts w:ascii="Cambria Math" w:eastAsiaTheme="minorEastAsia" w:hAnsi="Cambria Math"/>
+          </w:rPr>
+          <m:t>Pr</m:t>
+        </m:r>
+        <m:d>
+          <m:dPr>
+            <m:begChr m:val="{"/>
+            <m:endChr m:val="}"/>
+            <m:ctrlPr>
+              <w:rPr>
+                <w:rFonts w:ascii="Cambria Math" w:eastAsiaTheme="minorEastAsia" w:hAnsi="Cambria Math"/>
+                <w:i/>
+              </w:rPr>
+            </m:ctrlPr>
+          </m:dPr>
+          <m:e>
+            <m:sSub>
+              <m:sSubPr>
+                <m:ctrlPr>
+                  <w:rPr>
+                    <w:rFonts w:ascii="Cambria Math" w:eastAsiaTheme="minorEastAsia" w:hAnsi="Cambria Math"/>
+                    <w:i/>
+                  </w:rPr>
+                </m:ctrlPr>
+              </m:sSubPr>
+              <m:e>
+                <m:r>
+                  <w:rPr>
+                    <w:rFonts w:ascii="Cambria Math" w:eastAsiaTheme="minorEastAsia" w:hAnsi="Cambria Math"/>
+                  </w:rPr>
+                  <m:t>r</m:t>
+                </m:r>
+              </m:e>
+              <m:sub>
+                <m:r>
+                  <w:rPr>
+                    <w:rFonts w:ascii="Cambria Math" w:eastAsiaTheme="minorEastAsia" w:hAnsi="Cambria Math"/>
+                  </w:rPr>
+                  <m:t>k+1</m:t>
+                </m:r>
+              </m:sub>
+            </m:sSub>
+            <m:r>
+              <w:rPr>
+                <w:rFonts w:ascii="Cambria Math" w:eastAsiaTheme="minorEastAsia" w:hAnsi="Cambria Math"/>
+              </w:rPr>
+              <m:t>|</m:t>
+            </m:r>
+            <m:sSub>
+              <m:sSubPr>
+                <m:ctrlPr>
+                  <w:rPr>
+                    <w:rFonts w:ascii="Cambria Math" w:eastAsiaTheme="minorEastAsia" w:hAnsi="Cambria Math"/>
+                    <w:i/>
+                  </w:rPr>
+                </m:ctrlPr>
+              </m:sSubPr>
+              <m:e>
+                <m:r>
+                  <w:rPr>
+                    <w:rFonts w:ascii="Cambria Math" w:eastAsiaTheme="minorEastAsia" w:hAnsi="Cambria Math"/>
+                  </w:rPr>
+                  <m:t>x</m:t>
+                </m:r>
+              </m:e>
+              <m:sub>
+                <m:r>
+                  <w:rPr>
+                    <w:rFonts w:ascii="Cambria Math" w:eastAsiaTheme="minorEastAsia" w:hAnsi="Cambria Math"/>
+                  </w:rPr>
+                  <m:t>k</m:t>
+                </m:r>
+              </m:sub>
+            </m:sSub>
+            <m:r>
+              <w:rPr>
+                <w:rFonts w:ascii="Cambria Math" w:eastAsiaTheme="minorEastAsia" w:hAnsi="Cambria Math"/>
+              </w:rPr>
+              <m:t>=x,</m:t>
+            </m:r>
+            <m:sSub>
+              <m:sSubPr>
+                <m:ctrlPr>
+                  <w:rPr>
+                    <w:rFonts w:ascii="Cambria Math" w:eastAsiaTheme="minorEastAsia" w:hAnsi="Cambria Math"/>
+                    <w:i/>
+                  </w:rPr>
+                </m:ctrlPr>
+              </m:sSubPr>
+              <m:e>
+                <m:r>
+                  <w:rPr>
+                    <w:rFonts w:ascii="Cambria Math" w:eastAsiaTheme="minorEastAsia" w:hAnsi="Cambria Math"/>
+                  </w:rPr>
+                  <m:t>u</m:t>
+                </m:r>
+              </m:e>
+              <m:sub>
+                <m:r>
+                  <w:rPr>
+                    <w:rFonts w:ascii="Cambria Math" w:eastAsiaTheme="minorEastAsia" w:hAnsi="Cambria Math"/>
+                  </w:rPr>
+                  <m:t>k</m:t>
+                </m:r>
+              </m:sub>
+            </m:sSub>
+            <m:r>
+              <w:rPr>
+                <w:rFonts w:ascii="Cambria Math" w:eastAsiaTheme="minorEastAsia" w:hAnsi="Cambria Math"/>
+              </w:rPr>
+              <m:t>=u</m:t>
+            </m:r>
+          </m:e>
+        </m:d>
+        <m:r>
+          <w:rPr>
+            <w:rFonts w:ascii="Cambria Math" w:eastAsiaTheme="minorEastAsia" w:hAnsi="Cambria Math"/>
+          </w:rPr>
+          <m:t>=</m:t>
+        </m:r>
+        <m:nary>
+          <m:naryPr>
+            <m:limLoc m:val="subSup"/>
+            <m:ctrlPr>
+              <w:rPr>
+                <w:rFonts w:ascii="Cambria Math" w:eastAsiaTheme="minorEastAsia" w:hAnsi="Cambria Math"/>
+                <w:i/>
+              </w:rPr>
+            </m:ctrlPr>
+          </m:naryPr>
+          <m:sub>
+            <m:r>
+              <w:rPr>
+                <w:rFonts w:ascii="Cambria Math" w:eastAsiaTheme="minorEastAsia" w:hAnsi="Cambria Math"/>
+              </w:rPr>
+              <m:t>X</m:t>
+            </m:r>
+          </m:sub>
+          <m:sup/>
+          <m:e>
+            <m:r>
+              <w:rPr>
+                <w:rFonts w:ascii="Cambria Math" w:eastAsiaTheme="minorEastAsia" w:hAnsi="Cambria Math"/>
+              </w:rPr>
+              <m:t>f</m:t>
+            </m:r>
+            <m:d>
+              <m:dPr>
+                <m:ctrlPr>
+                  <w:rPr>
+                    <w:rFonts w:ascii="Cambria Math" w:eastAsiaTheme="minorEastAsia" w:hAnsi="Cambria Math"/>
+                    <w:i/>
+                  </w:rPr>
+                </m:ctrlPr>
+              </m:dPr>
+              <m:e>
+                <m:r>
+                  <w:rPr>
+                    <w:rFonts w:ascii="Cambria Math" w:eastAsiaTheme="minorEastAsia" w:hAnsi="Cambria Math"/>
+                  </w:rPr>
+                  <m:t>x</m:t>
+                </m:r>
+                <m:r>
+                  <w:rPr>
+                    <w:rFonts w:ascii="Cambria Math" w:eastAsiaTheme="minorEastAsia" w:hAnsi="Cambria Math"/>
+                  </w:rPr>
+                  <m:t xml:space="preserve">, u, </m:t>
+                </m:r>
+                <m:sSup>
+                  <m:sSupPr>
+                    <m:ctrlPr>
+                      <w:rPr>
+                        <w:rFonts w:ascii="Cambria Math" w:eastAsiaTheme="minorEastAsia" w:hAnsi="Cambria Math"/>
+                        <w:i/>
+                      </w:rPr>
+                    </m:ctrlPr>
+                  </m:sSupPr>
+                  <m:e>
+                    <m:r>
+                      <w:rPr>
+                        <w:rFonts w:ascii="Cambria Math" w:eastAsiaTheme="minorEastAsia" w:hAnsi="Cambria Math"/>
+                      </w:rPr>
+                      <m:t>x</m:t>
+                    </m:r>
+                  </m:e>
+                  <m:sup>
+                    <m:r>
+                      <w:rPr>
+                        <w:rFonts w:ascii="Cambria Math" w:eastAsiaTheme="minorEastAsia" w:hAnsi="Cambria Math"/>
+                      </w:rPr>
+                      <m:t>'</m:t>
+                    </m:r>
+                  </m:sup>
+                </m:sSup>
+              </m:e>
+            </m:d>
+            <m:r>
+              <w:rPr>
+                <w:rFonts w:ascii="Cambria Math" w:eastAsiaTheme="minorEastAsia" w:hAnsi="Cambria Math"/>
+              </w:rPr>
+              <m:t>ρ</m:t>
+            </m:r>
+            <m:d>
+              <m:dPr>
+                <m:ctrlPr>
+                  <w:rPr>
+                    <w:rFonts w:ascii="Cambria Math" w:eastAsiaTheme="minorEastAsia" w:hAnsi="Cambria Math"/>
+                    <w:i/>
+                  </w:rPr>
+                </m:ctrlPr>
+              </m:dPr>
+              <m:e>
+                <m:r>
+                  <w:rPr>
+                    <w:rFonts w:ascii="Cambria Math" w:eastAsiaTheme="minorEastAsia" w:hAnsi="Cambria Math"/>
+                  </w:rPr>
+                  <m:t>x</m:t>
+                </m:r>
+                <m:r>
+                  <w:rPr>
+                    <w:rFonts w:ascii="Cambria Math" w:eastAsiaTheme="minorEastAsia" w:hAnsi="Cambria Math"/>
+                  </w:rPr>
+                  <m:t xml:space="preserve">,u, </m:t>
+                </m:r>
+                <m:sSup>
+                  <m:sSupPr>
+                    <m:ctrlPr>
+                      <w:rPr>
+                        <w:rFonts w:ascii="Cambria Math" w:eastAsiaTheme="minorEastAsia" w:hAnsi="Cambria Math"/>
+                        <w:i/>
+                      </w:rPr>
+                    </m:ctrlPr>
+                  </m:sSupPr>
+                  <m:e>
+                    <m:r>
+                      <w:rPr>
+                        <w:rFonts w:ascii="Cambria Math" w:eastAsiaTheme="minorEastAsia" w:hAnsi="Cambria Math"/>
+                      </w:rPr>
+                      <m:t>x</m:t>
+                    </m:r>
+                  </m:e>
+                  <m:sup>
+                    <m:r>
+                      <w:rPr>
+                        <w:rFonts w:ascii="Cambria Math" w:eastAsiaTheme="minorEastAsia" w:hAnsi="Cambria Math"/>
+                      </w:rPr>
+                      <m:t>'</m:t>
+                    </m:r>
+                  </m:sup>
+                </m:sSup>
+              </m:e>
+            </m:d>
+            <m:r>
+              <w:rPr>
+                <w:rFonts w:ascii="Cambria Math" w:eastAsiaTheme="minorEastAsia" w:hAnsi="Cambria Math"/>
+              </w:rPr>
+              <m:t xml:space="preserve"> d</m:t>
+            </m:r>
+            <m:sSup>
+              <m:sSupPr>
+                <m:ctrlPr>
+                  <w:rPr>
+                    <w:rFonts w:ascii="Cambria Math" w:eastAsiaTheme="minorEastAsia" w:hAnsi="Cambria Math"/>
+                    <w:i/>
+                  </w:rPr>
+                </m:ctrlPr>
+              </m:sSupPr>
+              <m:e>
+                <m:r>
+                  <w:rPr>
+                    <w:rFonts w:ascii="Cambria Math" w:eastAsiaTheme="minorEastAsia" w:hAnsi="Cambria Math"/>
+                  </w:rPr>
+                  <m:t>x</m:t>
+                </m:r>
+              </m:e>
+              <m:sup>
+                <m:r>
+                  <w:rPr>
+                    <w:rFonts w:ascii="Cambria Math" w:eastAsiaTheme="minorEastAsia" w:hAnsi="Cambria Math"/>
+                  </w:rPr>
+                  <m:t>'</m:t>
+                </m:r>
+              </m:sup>
+            </m:sSup>
+          </m:e>
+        </m:nary>
+      </m:oMath>
+      <w:r>
+        <w:rPr>
+          <w:rFonts w:eastAsiaTheme="minorEastAsia"/>
+        </w:rPr>
+        <w:t xml:space="preserve"> </w:t>
+      </w:r>
+      <w:r>
+        <w:rPr>
+          <w:rFonts w:eastAsiaTheme="minorEastAsia"/>
+        </w:rPr>
+        <w:t>(a.</w:t>
+      </w:r>
+      <w:r>
+        <w:rPr>
+          <w:rFonts w:eastAsiaTheme="minorEastAsia"/>
+        </w:rPr>
+        <w:t>expr</w:t>
+      </w:r>
+      <w:r>
+        <w:rPr>
+          <w:rFonts w:eastAsiaTheme="minorEastAsia"/>
+        </w:rPr>
+        <w:t>.1)</w:t>
+      </w:r>
+    </w:p>
+    <w:p>
+      <w:pPr>
+        <w:rPr>
+          <w:rFonts w:eastAsiaTheme="minorEastAsia"/>
+        </w:rPr>
+      </w:pPr>
+    </w:p>
+    <w:p>
+      <w:pPr>
+        <w:rPr>
+          <w:rFonts w:eastAsiaTheme="minorEastAsia"/>
+        </w:rPr>
+      </w:pPr>
+      <w:r>
+        <w:rPr>
+          <w:rFonts w:eastAsiaTheme="minorEastAsia"/>
+        </w:rPr>
+        <w:t>Thus we get</w:t>
+      </w:r>
     </w:p>
     <w:p>
       <w:pPr>
@@ -4487,173 +4889,6 @@
           <w:rPr>
             <w:rFonts w:ascii="Cambria Math" w:eastAsiaTheme="minorEastAsia" w:hAnsi="Cambria Math"/>
           </w:rPr>
-          <m:t>=E</m:t>
-        </m:r>
-        <m:d>
-          <m:dPr>
-            <m:begChr m:val="{"/>
-            <m:endChr m:val="}"/>
-            <m:ctrlPr>
-              <w:rPr>
-                <w:rFonts w:ascii="Cambria Math" w:eastAsiaTheme="minorEastAsia" w:hAnsi="Cambria Math"/>
-                <w:i/>
-              </w:rPr>
-            </m:ctrlPr>
-          </m:dPr>
-          <m:e>
-            <m:nary>
-              <m:naryPr>
-                <m:chr m:val="∑"/>
-                <m:limLoc m:val="undOvr"/>
-                <m:ctrlPr>
-                  <w:rPr>
-                    <w:rFonts w:ascii="Cambria Math" w:eastAsiaTheme="minorEastAsia" w:hAnsi="Cambria Math"/>
-                    <w:i/>
-                  </w:rPr>
-                </m:ctrlPr>
-              </m:naryPr>
-              <m:sub>
-                <m:r>
-                  <w:rPr>
-                    <w:rFonts w:ascii="Cambria Math" w:eastAsiaTheme="minorEastAsia" w:hAnsi="Cambria Math"/>
-                  </w:rPr>
-                  <m:t>k=0</m:t>
-                </m:r>
-              </m:sub>
-              <m:sup>
-                <m:r>
-                  <w:rPr>
-                    <w:rFonts w:ascii="Cambria Math" w:eastAsiaTheme="minorEastAsia" w:hAnsi="Cambria Math"/>
-                  </w:rPr>
-                  <m:t>∞</m:t>
-                </m:r>
-              </m:sup>
-              <m:e>
-                <m:sSup>
-                  <m:sSupPr>
-                    <m:ctrlPr>
-                      <w:rPr>
-                        <w:rFonts w:ascii="Cambria Math" w:eastAsiaTheme="minorEastAsia" w:hAnsi="Cambria Math"/>
-                        <w:i/>
-                      </w:rPr>
-                    </m:ctrlPr>
-                  </m:sSupPr>
-                  <m:e>
-                    <m:r>
-                      <w:rPr>
-                        <w:rFonts w:ascii="Cambria Math" w:eastAsiaTheme="minorEastAsia" w:hAnsi="Cambria Math"/>
-                      </w:rPr>
-                      <m:t>γ</m:t>
-                    </m:r>
-                  </m:e>
-                  <m:sup>
-                    <m:r>
-                      <w:rPr>
-                        <w:rFonts w:ascii="Cambria Math" w:eastAsiaTheme="minorEastAsia" w:hAnsi="Cambria Math"/>
-                      </w:rPr>
-                      <m:t>k</m:t>
-                    </m:r>
-                  </m:sup>
-                </m:sSup>
-                <m:sSub>
-                  <m:sSubPr>
-                    <m:ctrlPr>
-                      <w:rPr>
-                        <w:rFonts w:ascii="Cambria Math" w:eastAsiaTheme="minorEastAsia" w:hAnsi="Cambria Math"/>
-                        <w:i/>
-                      </w:rPr>
-                    </m:ctrlPr>
-                  </m:sSubPr>
-                  <m:e>
-                    <m:r>
-                      <w:rPr>
-                        <w:rFonts w:ascii="Cambria Math" w:eastAsiaTheme="minorEastAsia" w:hAnsi="Cambria Math"/>
-                      </w:rPr>
-                      <m:t>r</m:t>
-                    </m:r>
-                  </m:e>
-                  <m:sub>
-                    <m:r>
-                      <w:rPr>
-                        <w:rFonts w:ascii="Cambria Math" w:eastAsiaTheme="minorEastAsia" w:hAnsi="Cambria Math"/>
-                      </w:rPr>
-                      <m:t>k+1</m:t>
-                    </m:r>
-                  </m:sub>
-                </m:sSub>
-              </m:e>
-            </m:nary>
-            <m:r>
-              <w:rPr>
-                <w:rFonts w:ascii="Cambria Math" w:eastAsiaTheme="minorEastAsia" w:hAnsi="Cambria Math"/>
-              </w:rPr>
-              <m:t>|</m:t>
-            </m:r>
-            <m:sSub>
-              <m:sSubPr>
-                <m:ctrlPr>
-                  <w:rPr>
-                    <w:rFonts w:ascii="Cambria Math" w:eastAsiaTheme="minorEastAsia" w:hAnsi="Cambria Math"/>
-                    <w:i/>
-                  </w:rPr>
-                </m:ctrlPr>
-              </m:sSubPr>
-              <m:e>
-                <m:r>
-                  <w:rPr>
-                    <w:rFonts w:ascii="Cambria Math" w:eastAsiaTheme="minorEastAsia" w:hAnsi="Cambria Math"/>
-                  </w:rPr>
-                  <m:t>d</m:t>
-                </m:r>
-              </m:e>
-              <m:sub>
-                <m:r>
-                  <w:rPr>
-                    <w:rFonts w:ascii="Cambria Math" w:eastAsiaTheme="minorEastAsia" w:hAnsi="Cambria Math"/>
-                  </w:rPr>
-                  <m:t>0</m:t>
-                </m:r>
-              </m:sub>
-            </m:sSub>
-            <m:r>
-              <w:rPr>
-                <w:rFonts w:ascii="Cambria Math" w:eastAsiaTheme="minorEastAsia" w:hAnsi="Cambria Math"/>
-              </w:rPr>
-              <m:t>,π</m:t>
-            </m:r>
-          </m:e>
-        </m:d>
-      </m:oMath>
-      <w:r>
-        <w:rPr>
-          <w:rFonts w:eastAsiaTheme="minorEastAsia"/>
-        </w:rPr>
-        <w:t xml:space="preserve">       </w:t>
-      </w:r>
-      <w:r>
-        <w:rPr>
-          <w:rFonts w:eastAsiaTheme="minorEastAsia"/>
-        </w:rPr>
-        <w:t xml:space="preserve">  (a.dsc.1)</w:t>
-      </w:r>
-    </w:p>
-    <w:p>
-      <w:pPr>
-        <w:rPr>
-          <w:rFonts w:eastAsiaTheme="minorEastAsia"/>
-        </w:rPr>
-      </w:pPr>
-      <w:r>
-        <w:rPr>
-          <w:rFonts w:eastAsiaTheme="minorEastAsia"/>
-        </w:rPr>
-        <w:t xml:space="preserve">           </w:t>
-      </w:r>
-      <m:oMath>
-        <m:r>
-          <w:rPr>
-            <w:rFonts w:ascii="Cambria Math" w:eastAsiaTheme="minorEastAsia" w:hAnsi="Cambria Math"/>
-          </w:rPr>
           <m:t>=</m:t>
         </m:r>
         <m:nary>
@@ -4772,61 +5007,25 @@
                   </w:rPr>
                   <m:t xml:space="preserve">u | </m:t>
                 </m:r>
-                <m:sSup>
-                  <m:sSupPr>
-                    <m:ctrlPr>
-                      <w:rPr>
-                        <w:rFonts w:ascii="Cambria Math" w:eastAsiaTheme="minorEastAsia" w:hAnsi="Cambria Math"/>
-                        <w:i/>
-                      </w:rPr>
-                    </m:ctrlPr>
-                  </m:sSupPr>
-                  <m:e>
-                    <m:r>
-                      <w:rPr>
-                        <w:rFonts w:ascii="Cambria Math" w:eastAsiaTheme="minorEastAsia" w:hAnsi="Cambria Math"/>
-                      </w:rPr>
-                      <m:t>x</m:t>
-                    </m:r>
-                  </m:e>
-                  <m:sup>
-                    <m:r>
-                      <w:rPr>
-                        <w:rFonts w:ascii="Cambria Math" w:eastAsiaTheme="minorEastAsia" w:hAnsi="Cambria Math"/>
-                      </w:rPr>
-                      <m:t>'</m:t>
-                    </m:r>
-                  </m:sup>
-                </m:sSup>
+                <m:r>
+                  <w:rPr>
+                    <w:rFonts w:ascii="Cambria Math" w:eastAsiaTheme="minorEastAsia" w:hAnsi="Cambria Math"/>
+                  </w:rPr>
+                  <m:t>x</m:t>
+                </m:r>
               </m:e>
             </m:d>
-          </m:e>
-        </m:nary>
-        <m:nary>
-          <m:naryPr>
-            <m:limLoc m:val="subSup"/>
-            <m:ctrlPr>
-              <w:rPr>
-                <w:rFonts w:ascii="Cambria Math" w:eastAsiaTheme="minorEastAsia" w:hAnsi="Cambria Math"/>
-                <w:i/>
-              </w:rPr>
-            </m:ctrlPr>
-          </m:naryPr>
-          <m:sub>
-            <m:r>
-              <w:rPr>
-                <w:rFonts w:ascii="Cambria Math" w:eastAsiaTheme="minorEastAsia" w:hAnsi="Cambria Math"/>
-              </w:rPr>
-              <m:t>X</m:t>
-            </m:r>
-          </m:sub>
-          <m:sup/>
-          <m:e>
-            <m:r>
-              <w:rPr>
-                <w:rFonts w:ascii="Cambria Math" w:eastAsiaTheme="minorEastAsia" w:hAnsi="Cambria Math"/>
-              </w:rPr>
-              <m:t>f</m:t>
+            <m:r>
+              <w:rPr>
+                <w:rFonts w:ascii="Cambria Math" w:eastAsiaTheme="minorEastAsia" w:hAnsi="Cambria Math"/>
+              </w:rPr>
+              <m:t xml:space="preserve"> </m:t>
+            </m:r>
+            <m:r>
+              <w:rPr>
+                <w:rFonts w:ascii="Cambria Math" w:eastAsiaTheme="minorEastAsia" w:hAnsi="Cambria Math"/>
+              </w:rPr>
+              <m:t>r</m:t>
             </m:r>
             <m:d>
               <m:dPr>
@@ -4838,37 +5037,11 @@
                 </m:ctrlPr>
               </m:dPr>
               <m:e>
-                <m:sSup>
-                  <m:sSupPr>
-                    <m:ctrlPr>
-                      <w:rPr>
-                        <w:rFonts w:ascii="Cambria Math" w:eastAsiaTheme="minorEastAsia" w:hAnsi="Cambria Math"/>
-                        <w:i/>
-                      </w:rPr>
-                    </m:ctrlPr>
-                  </m:sSupPr>
-                  <m:e>
-                    <m:r>
-                      <w:rPr>
-                        <w:rFonts w:ascii="Cambria Math" w:eastAsiaTheme="minorEastAsia" w:hAnsi="Cambria Math"/>
-                      </w:rPr>
-                      <m:t>x</m:t>
-                    </m:r>
-                  </m:e>
-                  <m:sup>
-                    <m:r>
-                      <w:rPr>
-                        <w:rFonts w:ascii="Cambria Math" w:eastAsiaTheme="minorEastAsia" w:hAnsi="Cambria Math"/>
-                      </w:rPr>
-                      <m:t>'</m:t>
-                    </m:r>
-                  </m:sup>
-                </m:sSup>
-                <m:r>
-                  <w:rPr>
-                    <w:rFonts w:ascii="Cambria Math" w:eastAsiaTheme="minorEastAsia" w:hAnsi="Cambria Math"/>
-                  </w:rPr>
-                  <m:t>, u, x</m:t>
+                <m:r>
+                  <w:rPr>
+                    <w:rFonts w:ascii="Cambria Math" w:eastAsiaTheme="minorEastAsia" w:hAnsi="Cambria Math"/>
+                  </w:rPr>
+                  <m:t>x,u</m:t>
                 </m:r>
               </m:e>
             </m:d>
@@ -4876,89 +5049,19 @@
               <w:rPr>
                 <w:rFonts w:ascii="Cambria Math" w:eastAsiaTheme="minorEastAsia" w:hAnsi="Cambria Math"/>
               </w:rPr>
-              <m:t>ρ</m:t>
-            </m:r>
-            <m:d>
-              <m:dPr>
-                <m:ctrlPr>
-                  <w:rPr>
-                    <w:rFonts w:ascii="Cambria Math" w:eastAsiaTheme="minorEastAsia" w:hAnsi="Cambria Math"/>
-                    <w:i/>
-                  </w:rPr>
-                </m:ctrlPr>
-              </m:dPr>
-              <m:e>
-                <m:sSup>
-                  <m:sSupPr>
-                    <m:ctrlPr>
-                      <w:rPr>
-                        <w:rFonts w:ascii="Cambria Math" w:eastAsiaTheme="minorEastAsia" w:hAnsi="Cambria Math"/>
-                        <w:i/>
-                      </w:rPr>
-                    </m:ctrlPr>
-                  </m:sSupPr>
-                  <m:e>
-                    <m:r>
-                      <w:rPr>
-                        <w:rFonts w:ascii="Cambria Math" w:eastAsiaTheme="minorEastAsia" w:hAnsi="Cambria Math"/>
-                      </w:rPr>
-                      <m:t>x</m:t>
-                    </m:r>
-                  </m:e>
-                  <m:sup>
-                    <m:r>
-                      <w:rPr>
-                        <w:rFonts w:ascii="Cambria Math" w:eastAsiaTheme="minorEastAsia" w:hAnsi="Cambria Math"/>
-                      </w:rPr>
-                      <m:t>'</m:t>
-                    </m:r>
-                  </m:sup>
-                </m:sSup>
-                <m:r>
-                  <w:rPr>
-                    <w:rFonts w:ascii="Cambria Math" w:eastAsiaTheme="minorEastAsia" w:hAnsi="Cambria Math"/>
-                  </w:rPr>
-                  <m:t>,u, x</m:t>
-                </m:r>
-              </m:e>
-            </m:d>
-            <m:r>
-              <w:rPr>
-                <w:rFonts w:ascii="Cambria Math" w:eastAsiaTheme="minorEastAsia" w:hAnsi="Cambria Math"/>
-              </w:rPr>
-              <m:t xml:space="preserve"> d</m:t>
-            </m:r>
-            <m:sSup>
-              <m:sSupPr>
-                <m:ctrlPr>
-                  <w:rPr>
-                    <w:rFonts w:ascii="Cambria Math" w:eastAsiaTheme="minorEastAsia" w:hAnsi="Cambria Math"/>
-                    <w:i/>
-                  </w:rPr>
-                </m:ctrlPr>
-              </m:sSupPr>
-              <m:e>
-                <m:r>
-                  <w:rPr>
-                    <w:rFonts w:ascii="Cambria Math" w:eastAsiaTheme="minorEastAsia" w:hAnsi="Cambria Math"/>
-                  </w:rPr>
-                  <m:t>x</m:t>
-                </m:r>
-              </m:e>
-              <m:sup>
-                <m:r>
-                  <w:rPr>
-                    <w:rFonts w:ascii="Cambria Math" w:eastAsiaTheme="minorEastAsia" w:hAnsi="Cambria Math"/>
-                  </w:rPr>
-                  <m:t>'</m:t>
-                </m:r>
-              </m:sup>
-            </m:sSup>
-            <m:r>
-              <w:rPr>
-                <w:rFonts w:ascii="Cambria Math" w:eastAsiaTheme="minorEastAsia" w:hAnsi="Cambria Math"/>
-              </w:rPr>
-              <m:t>du dx</m:t>
+              <m:t xml:space="preserve"> du</m:t>
+            </m:r>
+            <m:r>
+              <w:rPr>
+                <w:rFonts w:ascii="Cambria Math" w:eastAsiaTheme="minorEastAsia" w:hAnsi="Cambria Math"/>
+              </w:rPr>
+              <m:t xml:space="preserve"> </m:t>
+            </m:r>
+            <m:r>
+              <w:rPr>
+                <w:rFonts w:ascii="Cambria Math" w:eastAsiaTheme="minorEastAsia" w:hAnsi="Cambria Math"/>
+              </w:rPr>
+              <m:t>dx</m:t>
             </m:r>
           </m:e>
         </m:nary>
@@ -4967,19 +5070,13 @@
         <w:rPr>
           <w:rFonts w:eastAsiaTheme="minorEastAsia"/>
         </w:rPr>
-        <w:t xml:space="preserve">         (a</w:t>
-      </w:r>
-      <w:r>
-        <w:rPr>
-          <w:rFonts w:eastAsiaTheme="minorEastAsia"/>
-        </w:rPr>
-        <w:t>1</w:t>
-      </w:r>
-      <w:r>
-        <w:rPr>
-          <w:rFonts w:eastAsiaTheme="minorEastAsia"/>
-        </w:rPr>
-        <w:t>.cfun.1)</w:t>
+        <w:t xml:space="preserve">     </w:t>
+      </w:r>
+      <w:r>
+        <w:rPr>
+          <w:rFonts w:eastAsiaTheme="minorEastAsia"/>
+        </w:rPr>
+        <w:t>(a1.cfun.1)</w:t>
       </w:r>
     </w:p>
     <w:p>
@@ -5340,7 +5437,21 @@
         <w:rPr>
           <w:rFonts w:eastAsiaTheme="minorEastAsia"/>
         </w:rPr>
-        <w:t xml:space="preserve">Here we are not making an assumption of stationarity for  </w:t>
+        <w:t xml:space="preserve">Here we are not </w:t>
+      </w:r>
+      <w:proofErr w:type="gramStart"/>
+      <w:r>
+        <w:rPr>
+          <w:rFonts w:eastAsiaTheme="minorEastAsia"/>
+        </w:rPr>
+        <w:t>making an assumption</w:t>
+      </w:r>
+      <w:proofErr w:type="gramEnd"/>
+      <w:r>
+        <w:rPr>
+          <w:rFonts w:eastAsiaTheme="minorEastAsia"/>
+        </w:rPr>
+        <w:t xml:space="preserve"> of stationarity for  </w:t>
       </w:r>
       <m:oMath>
         <m:r>
@@ -5391,32 +5502,12 @@
               </w:rPr>
               <m:t>=</m:t>
             </m:r>
-            <m:sSup>
-              <m:sSupPr>
-                <m:ctrlPr>
-                  <w:rPr>
-                    <w:rFonts w:ascii="Cambria Math" w:eastAsiaTheme="minorEastAsia" w:hAnsi="Cambria Math"/>
-                    <w:i/>
-                  </w:rPr>
-                </m:ctrlPr>
-              </m:sSupPr>
-              <m:e>
-                <m:r>
-                  <w:rPr>
-                    <w:rFonts w:ascii="Cambria Math" w:eastAsiaTheme="minorEastAsia" w:hAnsi="Cambria Math"/>
-                  </w:rPr>
-                  <m:t>x</m:t>
-                </m:r>
-              </m:e>
-              <m:sup>
-                <m:r>
-                  <w:rPr>
-                    <w:rFonts w:ascii="Cambria Math" w:eastAsiaTheme="minorEastAsia" w:hAnsi="Cambria Math"/>
-                  </w:rPr>
-                  <m:t>''</m:t>
-                </m:r>
-              </m:sup>
-            </m:sSup>
+            <m:r>
+              <w:rPr>
+                <w:rFonts w:ascii="Cambria Math" w:eastAsiaTheme="minorEastAsia" w:hAnsi="Cambria Math"/>
+              </w:rPr>
+              <m:t>x</m:t>
+            </m:r>
             <m:r>
               <w:rPr>
                 <w:rFonts w:ascii="Cambria Math" w:eastAsiaTheme="minorEastAsia" w:hAnsi="Cambria Math"/>
@@ -5453,7 +5544,7 @@
               <w:rPr>
                 <w:rFonts w:ascii="Cambria Math" w:eastAsiaTheme="minorEastAsia" w:hAnsi="Cambria Math"/>
               </w:rPr>
-              <m:t>=x,π</m:t>
+              <m:t>,π</m:t>
             </m:r>
           </m:e>
         </m:d>
@@ -5554,32 +5645,12 @@
                   </w:rPr>
                   <m:t>=</m:t>
                 </m:r>
-                <m:sSup>
-                  <m:sSupPr>
-                    <m:ctrlPr>
-                      <w:rPr>
-                        <w:rFonts w:ascii="Cambria Math" w:eastAsiaTheme="minorEastAsia" w:hAnsi="Cambria Math"/>
-                        <w:i/>
-                      </w:rPr>
-                    </m:ctrlPr>
-                  </m:sSupPr>
-                  <m:e>
-                    <m:r>
-                      <w:rPr>
-                        <w:rFonts w:ascii="Cambria Math" w:eastAsiaTheme="minorEastAsia" w:hAnsi="Cambria Math"/>
-                      </w:rPr>
-                      <m:t>x</m:t>
-                    </m:r>
-                  </m:e>
-                  <m:sup>
-                    <m:r>
-                      <w:rPr>
-                        <w:rFonts w:ascii="Cambria Math" w:eastAsiaTheme="minorEastAsia" w:hAnsi="Cambria Math"/>
-                      </w:rPr>
-                      <m:t>''</m:t>
-                    </m:r>
-                  </m:sup>
-                </m:sSup>
+                <m:r>
+                  <w:rPr>
+                    <w:rFonts w:ascii="Cambria Math" w:eastAsiaTheme="minorEastAsia" w:hAnsi="Cambria Math"/>
+                  </w:rPr>
+                  <m:t>x</m:t>
+                </m:r>
                 <m:r>
                   <w:rPr>
                     <w:rFonts w:ascii="Cambria Math" w:eastAsiaTheme="minorEastAsia" w:hAnsi="Cambria Math"/>
@@ -5616,7 +5687,7 @@
                   <w:rPr>
                     <w:rFonts w:ascii="Cambria Math" w:eastAsiaTheme="minorEastAsia" w:hAnsi="Cambria Math"/>
                   </w:rPr>
-                  <m:t>=x,π</m:t>
+                  <m:t>,π</m:t>
                 </m:r>
               </m:e>
             </m:d>

--- a/docs/Agentic_Workflows_wtith_RL_Loop.docx
+++ b/docs/Agentic_Workflows_wtith_RL_Loop.docx
@@ -3203,17 +3203,22 @@
     <w:p>
       <w:pPr>
         <w:rPr>
+          <w:color w:val="EE0000"/>
           <w:sz w:val="20"/>
           <w:szCs w:val="20"/>
         </w:rPr>
       </w:pPr>
       <w:r>
+        <w:rPr>
+          <w:color w:val="EE0000"/>
+        </w:rPr>
         <w:t xml:space="preserve">Policy is a map from state to action – a function </w:t>
       </w:r>
       <m:oMath>
         <m:r>
           <w:rPr>
             <w:rFonts w:ascii="Cambria Math" w:hAnsi="Cambria Math"/>
+            <w:color w:val="EE0000"/>
             <w:sz w:val="20"/>
             <w:szCs w:val="20"/>
           </w:rPr>
@@ -3225,6 +3230,7 @@
           </m:rPr>
           <w:rPr>
             <w:rFonts w:ascii="Cambria Math" w:hAnsi="Cambria Math"/>
+            <w:color w:val="EE0000"/>
             <w:sz w:val="20"/>
             <w:szCs w:val="20"/>
           </w:rPr>
@@ -3233,6 +3239,7 @@
       </m:oMath>
       <w:r>
         <w:rPr>
+          <w:color w:val="EE0000"/>
           <w:sz w:val="20"/>
           <w:szCs w:val="20"/>
         </w:rPr>
@@ -3242,12 +3249,14 @@
     <w:p>
       <w:pPr>
         <w:rPr>
+          <w:color w:val="EE0000"/>
           <w:sz w:val="20"/>
           <w:szCs w:val="20"/>
         </w:rPr>
       </w:pPr>
       <w:r>
         <w:rPr>
+          <w:color w:val="EE0000"/>
           <w:sz w:val="20"/>
           <w:szCs w:val="20"/>
         </w:rPr>
@@ -3257,6 +3266,7 @@
         <m:r>
           <w:rPr>
             <w:rFonts w:ascii="Cambria Math" w:hAnsi="Cambria Math"/>
+            <w:color w:val="EE0000"/>
             <w:sz w:val="20"/>
             <w:szCs w:val="20"/>
           </w:rPr>
@@ -3265,6 +3275,7 @@
       </m:oMath>
       <w:r>
         <w:rPr>
+          <w:color w:val="EE0000"/>
           <w:sz w:val="20"/>
           <w:szCs w:val="20"/>
         </w:rPr>
@@ -3274,6 +3285,7 @@
         <m:r>
           <w:rPr>
             <w:rFonts w:ascii="Cambria Math" w:hAnsi="Cambria Math"/>
+            <w:color w:val="EE0000"/>
             <w:sz w:val="20"/>
             <w:szCs w:val="20"/>
           </w:rPr>
@@ -3282,6 +3294,7 @@
       </m:oMath>
       <w:r>
         <w:rPr>
+          <w:color w:val="EE0000"/>
           <w:sz w:val="20"/>
           <w:szCs w:val="20"/>
         </w:rPr>
@@ -3291,6 +3304,7 @@
         <m:r>
           <w:rPr>
             <w:rFonts w:ascii="Cambria Math" w:hAnsi="Cambria Math"/>
+            <w:color w:val="EE0000"/>
             <w:sz w:val="20"/>
             <w:szCs w:val="20"/>
           </w:rPr>
@@ -3302,6 +3316,7 @@
               <w:rPr>
                 <w:rFonts w:ascii="Cambria Math" w:hAnsi="Cambria Math"/>
                 <w:i/>
+                <w:color w:val="EE0000"/>
                 <w:sz w:val="20"/>
                 <w:szCs w:val="20"/>
               </w:rPr>
@@ -3311,6 +3326,7 @@
             <m:r>
               <w:rPr>
                 <w:rFonts w:ascii="Cambria Math" w:hAnsi="Cambria Math"/>
+                <w:color w:val="EE0000"/>
                 <w:sz w:val="20"/>
                 <w:szCs w:val="20"/>
               </w:rPr>
@@ -3321,6 +3337,7 @@
       </m:oMath>
       <w:r>
         <w:rPr>
+          <w:color w:val="EE0000"/>
           <w:sz w:val="20"/>
           <w:szCs w:val="20"/>
         </w:rPr>
@@ -3333,6 +3350,7 @@
               <w:rPr>
                 <w:rFonts w:ascii="Cambria Math" w:hAnsi="Cambria Math"/>
                 <w:i/>
+                <w:color w:val="EE0000"/>
                 <w:sz w:val="20"/>
                 <w:szCs w:val="20"/>
               </w:rPr>
@@ -3342,6 +3360,7 @@
             <m:r>
               <w:rPr>
                 <w:rFonts w:ascii="Cambria Math" w:hAnsi="Cambria Math"/>
+                <w:color w:val="EE0000"/>
                 <w:sz w:val="20"/>
                 <w:szCs w:val="20"/>
               </w:rPr>
@@ -3352,6 +3371,7 @@
             <m:r>
               <w:rPr>
                 <w:rFonts w:ascii="Cambria Math" w:hAnsi="Cambria Math"/>
+                <w:color w:val="EE0000"/>
                 <w:sz w:val="20"/>
                 <w:szCs w:val="20"/>
               </w:rPr>
@@ -3362,6 +3382,7 @@
         <m:r>
           <w:rPr>
             <w:rFonts w:ascii="Cambria Math" w:hAnsi="Cambria Math"/>
+            <w:color w:val="EE0000"/>
             <w:sz w:val="20"/>
             <w:szCs w:val="20"/>
           </w:rPr>
@@ -3370,6 +3391,7 @@
       </m:oMath>
       <w:r>
         <w:rPr>
+          <w:color w:val="EE0000"/>
           <w:sz w:val="20"/>
           <w:szCs w:val="20"/>
         </w:rPr>
@@ -3382,6 +3404,7 @@
               <w:rPr>
                 <w:rFonts w:ascii="Cambria Math" w:hAnsi="Cambria Math"/>
                 <w:i/>
+                <w:color w:val="EE0000"/>
                 <w:sz w:val="20"/>
                 <w:szCs w:val="20"/>
               </w:rPr>
@@ -3391,6 +3414,7 @@
             <m:r>
               <w:rPr>
                 <w:rFonts w:ascii="Cambria Math" w:hAnsi="Cambria Math"/>
+                <w:color w:val="EE0000"/>
                 <w:sz w:val="20"/>
                 <w:szCs w:val="20"/>
               </w:rPr>
@@ -3401,6 +3425,7 @@
             <m:r>
               <w:rPr>
                 <w:rFonts w:ascii="Cambria Math" w:hAnsi="Cambria Math"/>
+                <w:color w:val="EE0000"/>
                 <w:sz w:val="20"/>
                 <w:szCs w:val="20"/>
               </w:rPr>
@@ -3411,6 +3436,7 @@
         <m:r>
           <w:rPr>
             <w:rFonts w:ascii="Cambria Math" w:hAnsi="Cambria Math"/>
+            <w:color w:val="EE0000"/>
             <w:sz w:val="20"/>
             <w:szCs w:val="20"/>
           </w:rPr>
@@ -3419,6 +3445,7 @@
       </m:oMath>
       <w:r>
         <w:rPr>
+          <w:color w:val="EE0000"/>
           <w:sz w:val="20"/>
           <w:szCs w:val="20"/>
         </w:rPr>
@@ -3428,6 +3455,7 @@
         <m:r>
           <w:rPr>
             <w:rFonts w:ascii="Cambria Math" w:hAnsi="Cambria Math"/>
+            <w:color w:val="EE0000"/>
             <w:sz w:val="20"/>
             <w:szCs w:val="20"/>
           </w:rPr>
@@ -3439,6 +3467,7 @@
               <w:rPr>
                 <w:rFonts w:ascii="Cambria Math" w:hAnsi="Cambria Math"/>
                 <w:i/>
+                <w:color w:val="EE0000"/>
                 <w:sz w:val="20"/>
                 <w:szCs w:val="20"/>
               </w:rPr>
@@ -3448,6 +3477,7 @@
             <m:r>
               <w:rPr>
                 <w:rFonts w:ascii="Cambria Math" w:hAnsi="Cambria Math"/>
+                <w:color w:val="EE0000"/>
                 <w:sz w:val="20"/>
                 <w:szCs w:val="20"/>
               </w:rPr>
@@ -3458,6 +3488,7 @@
       </m:oMath>
       <w:r>
         <w:rPr>
+          <w:color w:val="EE0000"/>
           <w:sz w:val="20"/>
           <w:szCs w:val="20"/>
         </w:rPr>
@@ -3467,6 +3498,7 @@
         <m:r>
           <w:rPr>
             <w:rFonts w:ascii="Cambria Math" w:hAnsi="Cambria Math"/>
+            <w:color w:val="EE0000"/>
             <w:sz w:val="20"/>
             <w:szCs w:val="20"/>
           </w:rPr>
@@ -3478,6 +3510,7 @@
           </m:rPr>
           <w:rPr>
             <w:rFonts w:ascii="Cambria Math" w:hAnsi="Cambria Math"/>
+            <w:color w:val="EE0000"/>
             <w:sz w:val="20"/>
             <w:szCs w:val="20"/>
           </w:rPr>
@@ -3489,6 +3522,7 @@
               <w:rPr>
                 <w:rFonts w:ascii="Cambria Math" w:hAnsi="Cambria Math"/>
                 <w:i/>
+                <w:color w:val="EE0000"/>
                 <w:sz w:val="20"/>
                 <w:szCs w:val="20"/>
               </w:rPr>
@@ -3498,6 +3532,7 @@
             <m:r>
               <w:rPr>
                 <w:rFonts w:ascii="Cambria Math" w:hAnsi="Cambria Math"/>
+                <w:color w:val="EE0000"/>
                 <w:sz w:val="20"/>
                 <w:szCs w:val="20"/>
               </w:rPr>
@@ -3508,6 +3543,7 @@
       </m:oMath>
       <w:r>
         <w:rPr>
+          <w:color w:val="EE0000"/>
           <w:sz w:val="20"/>
           <w:szCs w:val="20"/>
         </w:rPr>
@@ -3517,6 +3553,7 @@
         <m:r>
           <w:rPr>
             <w:rFonts w:ascii="Cambria Math" w:hAnsi="Cambria Math"/>
+            <w:color w:val="EE0000"/>
             <w:sz w:val="20"/>
             <w:szCs w:val="20"/>
           </w:rPr>
@@ -3528,6 +3565,7 @@
           </m:rPr>
           <w:rPr>
             <w:rFonts w:ascii="Cambria Math" w:hAnsi="Cambria Math"/>
+            <w:color w:val="EE0000"/>
             <w:sz w:val="20"/>
             <w:szCs w:val="20"/>
           </w:rPr>
@@ -3536,6 +3574,7 @@
       </m:oMath>
       <w:r>
         <w:rPr>
+          <w:color w:val="EE0000"/>
           <w:sz w:val="20"/>
           <w:szCs w:val="20"/>
         </w:rPr>
@@ -3546,6 +3585,7 @@
       <w:pPr>
         <w:rPr>
           <w:rFonts w:eastAsiaTheme="minorEastAsia"/>
+          <w:color w:val="EE0000"/>
         </w:rPr>
       </w:pPr>
     </w:p>
@@ -6482,7 +6522,7 @@
                   <w:rPr>
                     <w:rFonts w:ascii="Cambria Math" w:eastAsiaTheme="minorEastAsia" w:hAnsi="Cambria Math"/>
                   </w:rPr>
-                  <m:t>''</m:t>
+                  <m:t>'</m:t>
                 </m:r>
               </m:sup>
             </m:sSup>
@@ -6490,7 +6530,13 @@
               <w:rPr>
                 <w:rFonts w:ascii="Cambria Math" w:eastAsiaTheme="minorEastAsia" w:hAnsi="Cambria Math"/>
               </w:rPr>
-              <m:t>,x</m:t>
+              <m:t xml:space="preserve"> | </m:t>
+            </m:r>
+            <m:r>
+              <w:rPr>
+                <w:rFonts w:ascii="Cambria Math" w:eastAsiaTheme="minorEastAsia" w:hAnsi="Cambria Math"/>
+              </w:rPr>
+              <m:t>x</m:t>
             </m:r>
           </m:e>
         </m:d>
@@ -6530,6 +6576,12 @@
                 </m:ctrlPr>
               </m:dPr>
               <m:e>
+                <m:r>
+                  <w:rPr>
+                    <w:rFonts w:ascii="Cambria Math" w:eastAsiaTheme="minorEastAsia" w:hAnsi="Cambria Math"/>
+                  </w:rPr>
+                  <m:t xml:space="preserve">u | </m:t>
+                </m:r>
                 <m:sSup>
                   <m:sSupPr>
                     <m:ctrlPr>
@@ -6552,45 +6604,23 @@
                       <w:rPr>
                         <w:rFonts w:ascii="Cambria Math" w:eastAsiaTheme="minorEastAsia" w:hAnsi="Cambria Math"/>
                       </w:rPr>
-                      <m:t>''</m:t>
+                      <m:t>'</m:t>
                     </m:r>
                   </m:sup>
                 </m:sSup>
-                <m:r>
-                  <w:rPr>
-                    <w:rFonts w:ascii="Cambria Math" w:eastAsiaTheme="minorEastAsia" w:hAnsi="Cambria Math"/>
-                  </w:rPr>
-                  <m:t>,u</m:t>
-                </m:r>
               </m:e>
             </m:d>
-          </m:e>
-        </m:nary>
-        <m:nary>
-          <m:naryPr>
-            <m:limLoc m:val="subSup"/>
-            <m:ctrlPr>
-              <w:rPr>
-                <w:rFonts w:ascii="Cambria Math" w:eastAsiaTheme="minorEastAsia" w:hAnsi="Cambria Math"/>
-                <w:i/>
-              </w:rPr>
-            </m:ctrlPr>
-          </m:naryPr>
-          <m:sub>
-            <m:r>
-              <w:rPr>
-                <w:rFonts w:ascii="Cambria Math" w:eastAsiaTheme="minorEastAsia" w:hAnsi="Cambria Math"/>
-              </w:rPr>
-              <m:t>X</m:t>
-            </m:r>
-          </m:sub>
-          <m:sup/>
-          <m:e>
-            <m:r>
-              <w:rPr>
-                <w:rFonts w:ascii="Cambria Math" w:eastAsiaTheme="minorEastAsia" w:hAnsi="Cambria Math"/>
-              </w:rPr>
-              <m:t>f</m:t>
+            <m:r>
+              <w:rPr>
+                <w:rFonts w:ascii="Cambria Math" w:eastAsiaTheme="minorEastAsia" w:hAnsi="Cambria Math"/>
+              </w:rPr>
+              <m:t xml:space="preserve"> </m:t>
+            </m:r>
+            <m:r>
+              <w:rPr>
+                <w:rFonts w:ascii="Cambria Math" w:eastAsiaTheme="minorEastAsia" w:hAnsi="Cambria Math"/>
+              </w:rPr>
+              <m:t>r</m:t>
             </m:r>
             <m:d>
               <m:dPr>
@@ -6632,111 +6662,15 @@
                   <w:rPr>
                     <w:rFonts w:ascii="Cambria Math" w:eastAsiaTheme="minorEastAsia" w:hAnsi="Cambria Math"/>
                   </w:rPr>
-                  <m:t xml:space="preserve">, u, </m:t>
-                </m:r>
-                <m:sSup>
-                  <m:sSupPr>
-                    <m:ctrlPr>
-                      <w:rPr>
-                        <w:rFonts w:ascii="Cambria Math" w:eastAsiaTheme="minorEastAsia" w:hAnsi="Cambria Math"/>
-                        <w:i/>
-                      </w:rPr>
-                    </m:ctrlPr>
-                  </m:sSupPr>
-                  <m:e>
-                    <m:r>
-                      <w:rPr>
-                        <w:rFonts w:ascii="Cambria Math" w:eastAsiaTheme="minorEastAsia" w:hAnsi="Cambria Math"/>
-                      </w:rPr>
-                      <m:t>x</m:t>
-                    </m:r>
-                  </m:e>
-                  <m:sup>
-                    <m:r>
-                      <w:rPr>
-                        <w:rFonts w:ascii="Cambria Math" w:eastAsiaTheme="minorEastAsia" w:hAnsi="Cambria Math"/>
-                      </w:rPr>
-                      <m:t>''</m:t>
-                    </m:r>
-                  </m:sup>
-                </m:sSup>
+                  <m:t>,u</m:t>
+                </m:r>
               </m:e>
             </m:d>
             <m:r>
               <w:rPr>
                 <w:rFonts w:ascii="Cambria Math" w:eastAsiaTheme="minorEastAsia" w:hAnsi="Cambria Math"/>
               </w:rPr>
-              <m:t>ρ</m:t>
-            </m:r>
-            <m:d>
-              <m:dPr>
-                <m:ctrlPr>
-                  <w:rPr>
-                    <w:rFonts w:ascii="Cambria Math" w:eastAsiaTheme="minorEastAsia" w:hAnsi="Cambria Math"/>
-                    <w:i/>
-                  </w:rPr>
-                </m:ctrlPr>
-              </m:dPr>
-              <m:e>
-                <m:sSup>
-                  <m:sSupPr>
-                    <m:ctrlPr>
-                      <w:rPr>
-                        <w:rFonts w:ascii="Cambria Math" w:eastAsiaTheme="minorEastAsia" w:hAnsi="Cambria Math"/>
-                        <w:i/>
-                      </w:rPr>
-                    </m:ctrlPr>
-                  </m:sSupPr>
-                  <m:e>
-                    <m:sSup>
-                      <m:sSupPr>
-                        <m:ctrlPr>
-                          <w:rPr>
-                            <w:rFonts w:ascii="Cambria Math" w:eastAsiaTheme="minorEastAsia" w:hAnsi="Cambria Math"/>
-                            <w:i/>
-                          </w:rPr>
-                        </m:ctrlPr>
-                      </m:sSupPr>
-                      <m:e>
-                        <m:r>
-                          <w:rPr>
-                            <w:rFonts w:ascii="Cambria Math" w:eastAsiaTheme="minorEastAsia" w:hAnsi="Cambria Math"/>
-                          </w:rPr>
-                          <m:t>x</m:t>
-                        </m:r>
-                      </m:e>
-                      <m:sup>
-                        <m:r>
-                          <w:rPr>
-                            <w:rFonts w:ascii="Cambria Math" w:eastAsiaTheme="minorEastAsia" w:hAnsi="Cambria Math"/>
-                          </w:rPr>
-                          <m:t>'</m:t>
-                        </m:r>
-                      </m:sup>
-                    </m:sSup>
-                    <m:r>
-                      <w:rPr>
-                        <w:rFonts w:ascii="Cambria Math" w:eastAsiaTheme="minorEastAsia" w:hAnsi="Cambria Math"/>
-                      </w:rPr>
-                      <m:t>,u, x</m:t>
-                    </m:r>
-                  </m:e>
-                  <m:sup>
-                    <m:r>
-                      <w:rPr>
-                        <w:rFonts w:ascii="Cambria Math" w:eastAsiaTheme="minorEastAsia" w:hAnsi="Cambria Math"/>
-                      </w:rPr>
-                      <m:t>''</m:t>
-                    </m:r>
-                  </m:sup>
-                </m:sSup>
-              </m:e>
-            </m:d>
-            <m:r>
-              <w:rPr>
-                <w:rFonts w:ascii="Cambria Math" w:eastAsiaTheme="minorEastAsia" w:hAnsi="Cambria Math"/>
-              </w:rPr>
-              <m:t xml:space="preserve"> d</m:t>
+              <m:t xml:space="preserve"> du d</m:t>
             </m:r>
             <m:sSup>
               <m:sSupPr>
@@ -6761,38 +6695,6 @@
                     <w:rFonts w:ascii="Cambria Math" w:eastAsiaTheme="minorEastAsia" w:hAnsi="Cambria Math"/>
                   </w:rPr>
                   <m:t>'</m:t>
-                </m:r>
-              </m:sup>
-            </m:sSup>
-            <m:r>
-              <w:rPr>
-                <w:rFonts w:ascii="Cambria Math" w:eastAsiaTheme="minorEastAsia" w:hAnsi="Cambria Math"/>
-              </w:rPr>
-              <m:t>du d</m:t>
-            </m:r>
-            <m:sSup>
-              <m:sSupPr>
-                <m:ctrlPr>
-                  <w:rPr>
-                    <w:rFonts w:ascii="Cambria Math" w:eastAsiaTheme="minorEastAsia" w:hAnsi="Cambria Math"/>
-                    <w:i/>
-                  </w:rPr>
-                </m:ctrlPr>
-              </m:sSupPr>
-              <m:e>
-                <m:r>
-                  <w:rPr>
-                    <w:rFonts w:ascii="Cambria Math" w:eastAsiaTheme="minorEastAsia" w:hAnsi="Cambria Math"/>
-                  </w:rPr>
-                  <m:t>x</m:t>
-                </m:r>
-              </m:e>
-              <m:sup>
-                <m:r>
-                  <w:rPr>
-                    <w:rFonts w:ascii="Cambria Math" w:eastAsiaTheme="minorEastAsia" w:hAnsi="Cambria Math"/>
-                  </w:rPr>
-                  <m:t>''</m:t>
                 </m:r>
               </m:sup>
             </m:sSup>
@@ -6906,7 +6808,13 @@
               <w:rPr>
                 <w:rFonts w:ascii="Cambria Math" w:eastAsiaTheme="minorEastAsia" w:hAnsi="Cambria Math"/>
               </w:rPr>
-              <m:t>,x</m:t>
+              <m:t xml:space="preserve"> | </m:t>
+            </m:r>
+            <m:r>
+              <w:rPr>
+                <w:rFonts w:ascii="Cambria Math" w:eastAsiaTheme="minorEastAsia" w:hAnsi="Cambria Math"/>
+              </w:rPr>
+              <m:t>x</m:t>
             </m:r>
           </m:e>
         </m:d>
@@ -7048,7 +6956,19 @@
                   <w:rPr>
                     <w:rFonts w:ascii="Cambria Math" w:eastAsiaTheme="minorEastAsia" w:hAnsi="Cambria Math"/>
                   </w:rPr>
+                  <m:t xml:space="preserve"> </m:t>
+                </m:r>
+                <m:r>
+                  <w:rPr>
+                    <w:rFonts w:ascii="Cambria Math" w:eastAsiaTheme="minorEastAsia" w:hAnsi="Cambria Math"/>
+                  </w:rPr>
                   <m:t>|</m:t>
+                </m:r>
+                <m:r>
+                  <w:rPr>
+                    <w:rFonts w:ascii="Cambria Math" w:eastAsiaTheme="minorEastAsia" w:hAnsi="Cambria Math"/>
+                  </w:rPr>
+                  <m:t xml:space="preserve"> </m:t>
                 </m:r>
                 <m:sSub>
                   <m:sSubPr>
@@ -7609,7 +7529,7 @@
                   <w:rPr>
                     <w:rFonts w:ascii="Cambria Math" w:eastAsiaTheme="minorEastAsia" w:hAnsi="Cambria Math"/>
                   </w:rPr>
-                  <m:t>''</m:t>
+                  <m:t>'</m:t>
                 </m:r>
               </m:sup>
             </m:sSup>
@@ -7617,231 +7537,37 @@
               <w:rPr>
                 <w:rFonts w:ascii="Cambria Math" w:eastAsiaTheme="minorEastAsia" w:hAnsi="Cambria Math"/>
               </w:rPr>
-              <m:t>,x</m:t>
+              <m:t xml:space="preserve"> | x</m:t>
             </m:r>
           </m:e>
         </m:d>
-        <m:nary>
-          <m:naryPr>
-            <m:limLoc m:val="subSup"/>
+        <m:r>
+          <w:rPr>
+            <w:rFonts w:ascii="Cambria Math" w:eastAsiaTheme="minorEastAsia" w:hAnsi="Cambria Math"/>
+          </w:rPr>
+          <m:t xml:space="preserve"> </m:t>
+        </m:r>
+        <m:r>
+          <w:rPr>
+            <w:rFonts w:ascii="Cambria Math" w:eastAsiaTheme="minorEastAsia" w:hAnsi="Cambria Math"/>
+          </w:rPr>
+          <m:t>π</m:t>
+        </m:r>
+        <m:d>
+          <m:dPr>
             <m:ctrlPr>
               <w:rPr>
                 <w:rFonts w:ascii="Cambria Math" w:eastAsiaTheme="minorEastAsia" w:hAnsi="Cambria Math"/>
                 <w:i/>
               </w:rPr>
             </m:ctrlPr>
-          </m:naryPr>
-          <m:sub>
-            <m:r>
-              <w:rPr>
-                <w:rFonts w:ascii="Cambria Math" w:eastAsiaTheme="minorEastAsia" w:hAnsi="Cambria Math"/>
-              </w:rPr>
-              <m:t>X</m:t>
-            </m:r>
-          </m:sub>
-          <m:sup/>
+          </m:dPr>
           <m:e>
             <m:r>
               <w:rPr>
                 <w:rFonts w:ascii="Cambria Math" w:eastAsiaTheme="minorEastAsia" w:hAnsi="Cambria Math"/>
               </w:rPr>
-              <m:t>π</m:t>
-            </m:r>
-            <m:d>
-              <m:dPr>
-                <m:ctrlPr>
-                  <w:rPr>
-                    <w:rFonts w:ascii="Cambria Math" w:eastAsiaTheme="minorEastAsia" w:hAnsi="Cambria Math"/>
-                    <w:i/>
-                  </w:rPr>
-                </m:ctrlPr>
-              </m:dPr>
-              <m:e>
-                <m:sSup>
-                  <m:sSupPr>
-                    <m:ctrlPr>
-                      <w:rPr>
-                        <w:rFonts w:ascii="Cambria Math" w:eastAsiaTheme="minorEastAsia" w:hAnsi="Cambria Math"/>
-                        <w:i/>
-                      </w:rPr>
-                    </m:ctrlPr>
-                  </m:sSupPr>
-                  <m:e>
-                    <m:r>
-                      <w:rPr>
-                        <w:rFonts w:ascii="Cambria Math" w:eastAsiaTheme="minorEastAsia" w:hAnsi="Cambria Math"/>
-                      </w:rPr>
-                      <m:t>x</m:t>
-                    </m:r>
-                  </m:e>
-                  <m:sup>
-                    <m:r>
-                      <w:rPr>
-                        <w:rFonts w:ascii="Cambria Math" w:eastAsiaTheme="minorEastAsia" w:hAnsi="Cambria Math"/>
-                      </w:rPr>
-                      <m:t>''</m:t>
-                    </m:r>
-                  </m:sup>
-                </m:sSup>
-                <m:r>
-                  <w:rPr>
-                    <w:rFonts w:ascii="Cambria Math" w:eastAsiaTheme="minorEastAsia" w:hAnsi="Cambria Math"/>
-                  </w:rPr>
-                  <m:t>,u</m:t>
-                </m:r>
-              </m:e>
-            </m:d>
-            <m:r>
-              <w:rPr>
-                <w:rFonts w:ascii="Cambria Math" w:eastAsiaTheme="minorEastAsia" w:hAnsi="Cambria Math"/>
-              </w:rPr>
-              <m:t>f</m:t>
-            </m:r>
-            <m:d>
-              <m:dPr>
-                <m:ctrlPr>
-                  <w:rPr>
-                    <w:rFonts w:ascii="Cambria Math" w:eastAsiaTheme="minorEastAsia" w:hAnsi="Cambria Math"/>
-                    <w:i/>
-                  </w:rPr>
-                </m:ctrlPr>
-              </m:dPr>
-              <m:e>
-                <m:sSup>
-                  <m:sSupPr>
-                    <m:ctrlPr>
-                      <w:rPr>
-                        <w:rFonts w:ascii="Cambria Math" w:eastAsiaTheme="minorEastAsia" w:hAnsi="Cambria Math"/>
-                        <w:i/>
-                      </w:rPr>
-                    </m:ctrlPr>
-                  </m:sSupPr>
-                  <m:e>
-                    <m:r>
-                      <w:rPr>
-                        <w:rFonts w:ascii="Cambria Math" w:eastAsiaTheme="minorEastAsia" w:hAnsi="Cambria Math"/>
-                      </w:rPr>
-                      <m:t>x</m:t>
-                    </m:r>
-                  </m:e>
-                  <m:sup>
-                    <m:r>
-                      <w:rPr>
-                        <w:rFonts w:ascii="Cambria Math" w:eastAsiaTheme="minorEastAsia" w:hAnsi="Cambria Math"/>
-                      </w:rPr>
-                      <m:t>'</m:t>
-                    </m:r>
-                  </m:sup>
-                </m:sSup>
-                <m:r>
-                  <w:rPr>
-                    <w:rFonts w:ascii="Cambria Math" w:eastAsiaTheme="minorEastAsia" w:hAnsi="Cambria Math"/>
-                  </w:rPr>
-                  <m:t xml:space="preserve">, </m:t>
-                </m:r>
-                <m:sSup>
-                  <m:sSupPr>
-                    <m:ctrlPr>
-                      <w:rPr>
-                        <w:rFonts w:ascii="Cambria Math" w:eastAsiaTheme="minorEastAsia" w:hAnsi="Cambria Math"/>
-                        <w:i/>
-                      </w:rPr>
-                    </m:ctrlPr>
-                  </m:sSupPr>
-                  <m:e>
-                    <m:r>
-                      <w:rPr>
-                        <w:rFonts w:ascii="Cambria Math" w:eastAsiaTheme="minorEastAsia" w:hAnsi="Cambria Math"/>
-                      </w:rPr>
-                      <m:t>u, x</m:t>
-                    </m:r>
-                  </m:e>
-                  <m:sup>
-                    <m:r>
-                      <w:rPr>
-                        <w:rFonts w:ascii="Cambria Math" w:eastAsiaTheme="minorEastAsia" w:hAnsi="Cambria Math"/>
-                      </w:rPr>
-                      <m:t>''</m:t>
-                    </m:r>
-                  </m:sup>
-                </m:sSup>
-              </m:e>
-            </m:d>
-            <m:r>
-              <w:rPr>
-                <w:rFonts w:ascii="Cambria Math" w:eastAsiaTheme="minorEastAsia" w:hAnsi="Cambria Math"/>
-              </w:rPr>
-              <m:t>ρ</m:t>
-            </m:r>
-            <m:d>
-              <m:dPr>
-                <m:ctrlPr>
-                  <w:rPr>
-                    <w:rFonts w:ascii="Cambria Math" w:eastAsiaTheme="minorEastAsia" w:hAnsi="Cambria Math"/>
-                    <w:i/>
-                  </w:rPr>
-                </m:ctrlPr>
-              </m:dPr>
-              <m:e>
-                <m:sSup>
-                  <m:sSupPr>
-                    <m:ctrlPr>
-                      <w:rPr>
-                        <w:rFonts w:ascii="Cambria Math" w:eastAsiaTheme="minorEastAsia" w:hAnsi="Cambria Math"/>
-                        <w:i/>
-                      </w:rPr>
-                    </m:ctrlPr>
-                  </m:sSupPr>
-                  <m:e>
-                    <m:r>
-                      <w:rPr>
-                        <w:rFonts w:ascii="Cambria Math" w:eastAsiaTheme="minorEastAsia" w:hAnsi="Cambria Math"/>
-                      </w:rPr>
-                      <m:t>x</m:t>
-                    </m:r>
-                  </m:e>
-                  <m:sup>
-                    <m:r>
-                      <w:rPr>
-                        <w:rFonts w:ascii="Cambria Math" w:eastAsiaTheme="minorEastAsia" w:hAnsi="Cambria Math"/>
-                      </w:rPr>
-                      <m:t>'</m:t>
-                    </m:r>
-                  </m:sup>
-                </m:sSup>
-                <m:sSup>
-                  <m:sSupPr>
-                    <m:ctrlPr>
-                      <w:rPr>
-                        <w:rFonts w:ascii="Cambria Math" w:eastAsiaTheme="minorEastAsia" w:hAnsi="Cambria Math"/>
-                        <w:i/>
-                      </w:rPr>
-                    </m:ctrlPr>
-                  </m:sSupPr>
-                  <m:e>
-                    <m:r>
-                      <w:rPr>
-                        <w:rFonts w:ascii="Cambria Math" w:eastAsiaTheme="minorEastAsia" w:hAnsi="Cambria Math"/>
-                      </w:rPr>
-                      <m:t>, u, x</m:t>
-                    </m:r>
-                  </m:e>
-                  <m:sup>
-                    <m:r>
-                      <w:rPr>
-                        <w:rFonts w:ascii="Cambria Math" w:eastAsiaTheme="minorEastAsia" w:hAnsi="Cambria Math"/>
-                      </w:rPr>
-                      <m:t>''</m:t>
-                    </m:r>
-                  </m:sup>
-                </m:sSup>
-              </m:e>
-            </m:d>
-            <m:r>
-              <w:rPr>
-                <w:rFonts w:ascii="Cambria Math" w:eastAsiaTheme="minorEastAsia" w:hAnsi="Cambria Math"/>
-              </w:rPr>
-              <m:t xml:space="preserve"> d</m:t>
+              <m:t xml:space="preserve">u | </m:t>
             </m:r>
             <m:sSup>
               <m:sSupPr>
@@ -7869,12 +7595,30 @@
                 </m:r>
               </m:sup>
             </m:sSup>
-            <m:r>
-              <w:rPr>
-                <w:rFonts w:ascii="Cambria Math" w:eastAsiaTheme="minorEastAsia" w:hAnsi="Cambria Math"/>
-              </w:rPr>
-              <m:t xml:space="preserve"> d</m:t>
-            </m:r>
+          </m:e>
+        </m:d>
+        <m:r>
+          <w:rPr>
+            <w:rFonts w:ascii="Cambria Math" w:eastAsiaTheme="minorEastAsia" w:hAnsi="Cambria Math"/>
+          </w:rPr>
+          <m:t xml:space="preserve"> </m:t>
+        </m:r>
+        <m:r>
+          <w:rPr>
+            <w:rFonts w:ascii="Cambria Math" w:eastAsiaTheme="minorEastAsia" w:hAnsi="Cambria Math"/>
+          </w:rPr>
+          <m:t>r</m:t>
+        </m:r>
+        <m:d>
+          <m:dPr>
+            <m:ctrlPr>
+              <w:rPr>
+                <w:rFonts w:ascii="Cambria Math" w:eastAsiaTheme="minorEastAsia" w:hAnsi="Cambria Math"/>
+                <w:i/>
+              </w:rPr>
+            </m:ctrlPr>
+          </m:dPr>
+          <m:e>
             <m:sSup>
               <m:sSupPr>
                 <m:ctrlPr>
@@ -7897,12 +7641,62 @@
                   <w:rPr>
                     <w:rFonts w:ascii="Cambria Math" w:eastAsiaTheme="minorEastAsia" w:hAnsi="Cambria Math"/>
                   </w:rPr>
-                  <m:t>''</m:t>
+                  <m:t>'</m:t>
                 </m:r>
               </m:sup>
             </m:sSup>
+            <m:r>
+              <w:rPr>
+                <w:rFonts w:ascii="Cambria Math" w:eastAsiaTheme="minorEastAsia" w:hAnsi="Cambria Math"/>
+              </w:rPr>
+              <m:t>,u</m:t>
+            </m:r>
           </m:e>
-        </m:nary>
+        </m:d>
+        <m:r>
+          <w:rPr>
+            <w:rFonts w:ascii="Cambria Math" w:eastAsiaTheme="minorEastAsia" w:hAnsi="Cambria Math"/>
+          </w:rPr>
+          <m:t xml:space="preserve"> </m:t>
+        </m:r>
+        <m:r>
+          <w:rPr>
+            <w:rFonts w:ascii="Cambria Math" w:eastAsiaTheme="minorEastAsia" w:hAnsi="Cambria Math"/>
+          </w:rPr>
+          <m:t>d</m:t>
+        </m:r>
+        <m:sSup>
+          <m:sSupPr>
+            <m:ctrlPr>
+              <w:rPr>
+                <w:rFonts w:ascii="Cambria Math" w:eastAsiaTheme="minorEastAsia" w:hAnsi="Cambria Math"/>
+                <w:i/>
+              </w:rPr>
+            </m:ctrlPr>
+          </m:sSupPr>
+          <m:e>
+            <m:r>
+              <w:rPr>
+                <w:rFonts w:ascii="Cambria Math" w:eastAsiaTheme="minorEastAsia" w:hAnsi="Cambria Math"/>
+              </w:rPr>
+              <m:t>x</m:t>
+            </m:r>
+          </m:e>
+          <m:sup>
+            <m:r>
+              <w:rPr>
+                <w:rFonts w:ascii="Cambria Math" w:eastAsiaTheme="minorEastAsia" w:hAnsi="Cambria Math"/>
+              </w:rPr>
+              <m:t>'</m:t>
+            </m:r>
+          </m:sup>
+        </m:sSup>
+        <m:r>
+          <w:rPr>
+            <w:rFonts w:ascii="Cambria Math" w:eastAsiaTheme="minorEastAsia" w:hAnsi="Cambria Math"/>
+          </w:rPr>
+          <m:t xml:space="preserve"> </m:t>
+        </m:r>
       </m:oMath>
       <w:r>
         <w:rPr>

--- a/docs/Agentic_Workflows_wtith_RL_Loop.docx
+++ b/docs/Agentic_Workflows_wtith_RL_Loop.docx
@@ -6727,11 +6727,39 @@
           <w:rFonts w:eastAsiaTheme="minorEastAsia"/>
         </w:rPr>
       </w:pPr>
-      <w:r>
-        <w:rPr>
-          <w:rFonts w:eastAsiaTheme="minorEastAsia"/>
-        </w:rPr>
-        <w:t xml:space="preserve">where </w:t>
+      <w:proofErr w:type="gramStart"/>
+      <w:r>
+        <w:rPr>
+          <w:rFonts w:eastAsiaTheme="minorEastAsia"/>
+        </w:rPr>
+        <w:t>w</w:t>
+      </w:r>
+      <w:r>
+        <w:rPr>
+          <w:rFonts w:eastAsiaTheme="minorEastAsia"/>
+        </w:rPr>
+        <w:t>here</w:t>
+      </w:r>
+      <w:proofErr w:type="gramEnd"/>
+    </w:p>
+    <w:p>
+      <w:pPr>
+        <w:rPr>
+          <w:rFonts w:eastAsiaTheme="minorEastAsia"/>
+        </w:rPr>
+      </w:pPr>
+    </w:p>
+    <w:p>
+      <w:pPr>
+        <w:rPr>
+          <w:rFonts w:eastAsiaTheme="minorEastAsia"/>
+        </w:rPr>
+      </w:pPr>
+      <w:r>
+        <w:rPr>
+          <w:rFonts w:eastAsiaTheme="minorEastAsia"/>
+        </w:rPr>
+        <w:t xml:space="preserve"> </w:t>
       </w:r>
       <m:oMath>
         <m:sSubSup>
@@ -6800,7 +6828,7 @@
                   <w:rPr>
                     <w:rFonts w:ascii="Cambria Math" w:eastAsiaTheme="minorEastAsia" w:hAnsi="Cambria Math"/>
                   </w:rPr>
-                  <m:t>''</m:t>
+                  <m:t>'</m:t>
                 </m:r>
               </m:sup>
             </m:sSup>
@@ -6948,7 +6976,7 @@
                       <w:rPr>
                         <w:rFonts w:ascii="Cambria Math" w:eastAsiaTheme="minorEastAsia" w:hAnsi="Cambria Math"/>
                       </w:rPr>
-                      <m:t>''</m:t>
+                      <m:t>'</m:t>
                     </m:r>
                   </m:sup>
                 </m:sSup>
@@ -7011,7 +7039,33 @@
         <w:rPr>
           <w:rFonts w:eastAsiaTheme="minorEastAsia"/>
         </w:rPr>
-        <w:t xml:space="preserve"> is the discounted state distribution</w:t>
+        <w:t xml:space="preserve"> </w:t>
+      </w:r>
+      <w:r>
+        <w:rPr>
+          <w:rFonts w:eastAsiaTheme="minorEastAsia"/>
+        </w:rPr>
+        <w:t xml:space="preserve">   (a1.dsd.1)</w:t>
+      </w:r>
+    </w:p>
+    <w:p>
+      <w:pPr>
+        <w:rPr>
+          <w:rFonts w:eastAsiaTheme="minorEastAsia"/>
+        </w:rPr>
+      </w:pPr>
+    </w:p>
+    <w:p>
+      <w:pPr>
+        <w:rPr>
+          <w:rFonts w:eastAsiaTheme="minorEastAsia"/>
+        </w:rPr>
+      </w:pPr>
+      <w:r>
+        <w:rPr>
+          <w:rFonts w:eastAsiaTheme="minorEastAsia"/>
+        </w:rPr>
+        <w:t>is the discounted state distribution</w:t>
       </w:r>
       <w:r>
         <w:rPr>
@@ -7362,6 +7416,7 @@
         <w:rPr>
           <w:rFonts w:eastAsiaTheme="minorEastAsia"/>
         </w:rPr>
+        <w:lastRenderedPageBreak/>
         <w:t>Looking at (a</w:t>
       </w:r>
       <w:r>
@@ -7728,7 +7783,6 @@
         <w:rPr>
           <w:rFonts w:eastAsiaTheme="minorEastAsia"/>
         </w:rPr>
-        <w:lastRenderedPageBreak/>
         <w:t xml:space="preserve">also depends on the state </w:t>
       </w:r>
       <m:oMath>
@@ -7952,7 +8006,13 @@
                   <w:rPr>
                     <w:rFonts w:ascii="Cambria Math" w:eastAsiaTheme="minorEastAsia" w:hAnsi="Cambria Math"/>
                   </w:rPr>
-                  <m:t>x,∙</m:t>
+                  <m:t>∙|</m:t>
+                </m:r>
+                <m:r>
+                  <w:rPr>
+                    <w:rFonts w:ascii="Cambria Math" w:eastAsiaTheme="minorEastAsia" w:hAnsi="Cambria Math"/>
+                  </w:rPr>
+                  <m:t>x</m:t>
                 </m:r>
               </m:e>
             </m:d>
@@ -8223,6 +8283,7 @@
       <w:pPr>
         <w:rPr>
           <w:rFonts w:eastAsiaTheme="minorEastAsia"/>
+          <w:color w:val="EE0000"/>
         </w:rPr>
       </w:pPr>
       <m:oMath>
@@ -8232,6 +8293,7 @@
               <w:rPr>
                 <w:rFonts w:ascii="Cambria Math" w:eastAsiaTheme="minorEastAsia" w:hAnsi="Cambria Math"/>
                 <w:i/>
+                <w:color w:val="EE0000"/>
               </w:rPr>
             </m:ctrlPr>
           </m:sSubPr>
@@ -8239,6 +8301,7 @@
             <m:r>
               <w:rPr>
                 <w:rFonts w:ascii="Cambria Math" w:eastAsiaTheme="minorEastAsia" w:hAnsi="Cambria Math"/>
+                <w:color w:val="EE0000"/>
               </w:rPr>
               <m:t>E</m:t>
             </m:r>
@@ -8250,6 +8313,7 @@
                   <w:rPr>
                     <w:rFonts w:ascii="Cambria Math" w:eastAsiaTheme="minorEastAsia" w:hAnsi="Cambria Math"/>
                     <w:i/>
+                    <w:color w:val="EE0000"/>
                   </w:rPr>
                 </m:ctrlPr>
               </m:sSupPr>
@@ -8257,6 +8321,7 @@
                 <m:r>
                   <w:rPr>
                     <w:rFonts w:ascii="Cambria Math" w:eastAsiaTheme="minorEastAsia" w:hAnsi="Cambria Math"/>
+                    <w:color w:val="EE0000"/>
                   </w:rPr>
                   <m:t>x</m:t>
                 </m:r>
@@ -8265,6 +8330,7 @@
                 <m:r>
                   <w:rPr>
                     <w:rFonts w:ascii="Cambria Math" w:eastAsiaTheme="minorEastAsia" w:hAnsi="Cambria Math"/>
+                    <w:color w:val="EE0000"/>
                   </w:rPr>
                   <m:t>'</m:t>
                 </m:r>
@@ -8273,6 +8339,7 @@
             <m:r>
               <w:rPr>
                 <w:rFonts w:ascii="Cambria Math" w:eastAsiaTheme="minorEastAsia" w:hAnsi="Cambria Math"/>
+                <w:color w:val="EE0000"/>
               </w:rPr>
               <m:t>,u</m:t>
             </m:r>
@@ -8286,6 +8353,7 @@
               <w:rPr>
                 <w:rFonts w:ascii="Cambria Math" w:eastAsiaTheme="minorEastAsia" w:hAnsi="Cambria Math"/>
                 <w:i/>
+                <w:color w:val="EE0000"/>
               </w:rPr>
             </m:ctrlPr>
           </m:dPr>
@@ -8293,6 +8361,7 @@
             <m:r>
               <w:rPr>
                 <w:rFonts w:ascii="Cambria Math" w:eastAsiaTheme="minorEastAsia" w:hAnsi="Cambria Math"/>
+                <w:color w:val="EE0000"/>
               </w:rPr>
               <m:t>ρ</m:t>
             </m:r>
@@ -8302,6 +8371,7 @@
                   <w:rPr>
                     <w:rFonts w:ascii="Cambria Math" w:eastAsiaTheme="minorEastAsia" w:hAnsi="Cambria Math"/>
                     <w:i/>
+                    <w:color w:val="EE0000"/>
                   </w:rPr>
                 </m:ctrlPr>
               </m:dPr>
@@ -8312,6 +8382,7 @@
                       <w:rPr>
                         <w:rFonts w:ascii="Cambria Math" w:eastAsiaTheme="minorEastAsia" w:hAnsi="Cambria Math"/>
                         <w:i/>
+                        <w:color w:val="EE0000"/>
                       </w:rPr>
                     </m:ctrlPr>
                   </m:sSupPr>
@@ -8319,6 +8390,7 @@
                     <m:r>
                       <w:rPr>
                         <w:rFonts w:ascii="Cambria Math" w:eastAsiaTheme="minorEastAsia" w:hAnsi="Cambria Math"/>
+                        <w:color w:val="EE0000"/>
                       </w:rPr>
                       <m:t>x</m:t>
                     </m:r>
@@ -8327,6 +8399,7 @@
                     <m:r>
                       <w:rPr>
                         <w:rFonts w:ascii="Cambria Math" w:eastAsiaTheme="minorEastAsia" w:hAnsi="Cambria Math"/>
+                        <w:color w:val="EE0000"/>
                       </w:rPr>
                       <m:t>'</m:t>
                     </m:r>
@@ -8335,14 +8408,339 @@
                 <m:r>
                   <w:rPr>
                     <w:rFonts w:ascii="Cambria Math" w:eastAsiaTheme="minorEastAsia" w:hAnsi="Cambria Math"/>
+                    <w:color w:val="EE0000"/>
                   </w:rPr>
                   <m:t>,</m:t>
                 </m:r>
                 <m:r>
                   <w:rPr>
                     <w:rFonts w:ascii="Cambria Math" w:eastAsiaTheme="minorEastAsia" w:hAnsi="Cambria Math"/>
+                    <w:color w:val="EE0000"/>
                   </w:rPr>
                   <m:t>u, x</m:t>
+                </m:r>
+              </m:e>
+            </m:d>
+          </m:e>
+        </m:d>
+        <m:r>
+          <w:rPr>
+            <w:rFonts w:ascii="Cambria Math" w:eastAsiaTheme="minorEastAsia" w:hAnsi="Cambria Math"/>
+            <w:color w:val="EE0000"/>
+          </w:rPr>
+          <m:t>=</m:t>
+        </m:r>
+        <m:nary>
+          <m:naryPr>
+            <m:limLoc m:val="subSup"/>
+            <m:ctrlPr>
+              <w:rPr>
+                <w:rFonts w:ascii="Cambria Math" w:eastAsiaTheme="minorEastAsia" w:hAnsi="Cambria Math"/>
+                <w:i/>
+                <w:color w:val="EE0000"/>
+              </w:rPr>
+            </m:ctrlPr>
+          </m:naryPr>
+          <m:sub>
+            <m:r>
+              <w:rPr>
+                <w:rFonts w:ascii="Cambria Math" w:eastAsiaTheme="minorEastAsia" w:hAnsi="Cambria Math"/>
+                <w:color w:val="EE0000"/>
+              </w:rPr>
+              <m:t>U</m:t>
+            </m:r>
+          </m:sub>
+          <m:sup/>
+          <m:e>
+            <m:r>
+              <w:rPr>
+                <w:rFonts w:ascii="Cambria Math" w:eastAsiaTheme="minorEastAsia" w:hAnsi="Cambria Math"/>
+                <w:color w:val="EE0000"/>
+              </w:rPr>
+              <m:t>π</m:t>
+            </m:r>
+            <m:d>
+              <m:dPr>
+                <m:ctrlPr>
+                  <w:rPr>
+                    <w:rFonts w:ascii="Cambria Math" w:eastAsiaTheme="minorEastAsia" w:hAnsi="Cambria Math"/>
+                    <w:i/>
+                    <w:color w:val="EE0000"/>
+                  </w:rPr>
+                </m:ctrlPr>
+              </m:dPr>
+              <m:e>
+                <m:r>
+                  <w:rPr>
+                    <w:rFonts w:ascii="Cambria Math" w:eastAsiaTheme="minorEastAsia" w:hAnsi="Cambria Math"/>
+                    <w:color w:val="EE0000"/>
+                  </w:rPr>
+                  <m:t>u | x</m:t>
+                </m:r>
+              </m:e>
+            </m:d>
+          </m:e>
+        </m:nary>
+        <m:nary>
+          <m:naryPr>
+            <m:limLoc m:val="subSup"/>
+            <m:ctrlPr>
+              <w:rPr>
+                <w:rFonts w:ascii="Cambria Math" w:eastAsiaTheme="minorEastAsia" w:hAnsi="Cambria Math"/>
+                <w:i/>
+                <w:color w:val="EE0000"/>
+              </w:rPr>
+            </m:ctrlPr>
+          </m:naryPr>
+          <m:sub>
+            <m:r>
+              <w:rPr>
+                <w:rFonts w:ascii="Cambria Math" w:eastAsiaTheme="minorEastAsia" w:hAnsi="Cambria Math"/>
+                <w:color w:val="EE0000"/>
+              </w:rPr>
+              <m:t>X</m:t>
+            </m:r>
+          </m:sub>
+          <m:sup/>
+          <m:e>
+            <m:r>
+              <w:rPr>
+                <w:rFonts w:ascii="Cambria Math" w:eastAsiaTheme="minorEastAsia" w:hAnsi="Cambria Math"/>
+                <w:color w:val="EE0000"/>
+              </w:rPr>
+              <m:t>f</m:t>
+            </m:r>
+            <m:d>
+              <m:dPr>
+                <m:ctrlPr>
+                  <w:rPr>
+                    <w:rFonts w:ascii="Cambria Math" w:eastAsiaTheme="minorEastAsia" w:hAnsi="Cambria Math"/>
+                    <w:i/>
+                    <w:color w:val="EE0000"/>
+                  </w:rPr>
+                </m:ctrlPr>
+              </m:dPr>
+              <m:e>
+                <m:sSup>
+                  <m:sSupPr>
+                    <m:ctrlPr>
+                      <w:rPr>
+                        <w:rFonts w:ascii="Cambria Math" w:eastAsiaTheme="minorEastAsia" w:hAnsi="Cambria Math"/>
+                        <w:i/>
+                        <w:color w:val="EE0000"/>
+                      </w:rPr>
+                    </m:ctrlPr>
+                  </m:sSupPr>
+                  <m:e>
+                    <m:r>
+                      <w:rPr>
+                        <w:rFonts w:ascii="Cambria Math" w:eastAsiaTheme="minorEastAsia" w:hAnsi="Cambria Math"/>
+                        <w:color w:val="EE0000"/>
+                      </w:rPr>
+                      <m:t>x</m:t>
+                    </m:r>
+                  </m:e>
+                  <m:sup>
+                    <m:r>
+                      <w:rPr>
+                        <w:rFonts w:ascii="Cambria Math" w:eastAsiaTheme="minorEastAsia" w:hAnsi="Cambria Math"/>
+                        <w:color w:val="EE0000"/>
+                      </w:rPr>
+                      <m:t>'</m:t>
+                    </m:r>
+                  </m:sup>
+                </m:sSup>
+                <m:r>
+                  <w:rPr>
+                    <w:rFonts w:ascii="Cambria Math" w:eastAsiaTheme="minorEastAsia" w:hAnsi="Cambria Math"/>
+                    <w:color w:val="EE0000"/>
+                  </w:rPr>
+                  <m:t>,u, x</m:t>
+                </m:r>
+              </m:e>
+            </m:d>
+            <m:r>
+              <w:rPr>
+                <w:rFonts w:ascii="Cambria Math" w:eastAsiaTheme="minorEastAsia" w:hAnsi="Cambria Math"/>
+                <w:color w:val="EE0000"/>
+              </w:rPr>
+              <m:t>ρ</m:t>
+            </m:r>
+            <m:d>
+              <m:dPr>
+                <m:ctrlPr>
+                  <w:rPr>
+                    <w:rFonts w:ascii="Cambria Math" w:eastAsiaTheme="minorEastAsia" w:hAnsi="Cambria Math"/>
+                    <w:i/>
+                    <w:color w:val="EE0000"/>
+                  </w:rPr>
+                </m:ctrlPr>
+              </m:dPr>
+              <m:e>
+                <m:sSup>
+                  <m:sSupPr>
+                    <m:ctrlPr>
+                      <w:rPr>
+                        <w:rFonts w:ascii="Cambria Math" w:eastAsiaTheme="minorEastAsia" w:hAnsi="Cambria Math"/>
+                        <w:i/>
+                        <w:color w:val="EE0000"/>
+                      </w:rPr>
+                    </m:ctrlPr>
+                  </m:sSupPr>
+                  <m:e>
+                    <m:r>
+                      <w:rPr>
+                        <w:rFonts w:ascii="Cambria Math" w:eastAsiaTheme="minorEastAsia" w:hAnsi="Cambria Math"/>
+                        <w:color w:val="EE0000"/>
+                      </w:rPr>
+                      <m:t>x</m:t>
+                    </m:r>
+                  </m:e>
+                  <m:sup>
+                    <m:r>
+                      <w:rPr>
+                        <w:rFonts w:ascii="Cambria Math" w:eastAsiaTheme="minorEastAsia" w:hAnsi="Cambria Math"/>
+                        <w:color w:val="EE0000"/>
+                      </w:rPr>
+                      <m:t>'</m:t>
+                    </m:r>
+                  </m:sup>
+                </m:sSup>
+                <m:r>
+                  <w:rPr>
+                    <w:rFonts w:ascii="Cambria Math" w:eastAsiaTheme="minorEastAsia" w:hAnsi="Cambria Math"/>
+                    <w:color w:val="EE0000"/>
+                  </w:rPr>
+                  <m:t>,u, x</m:t>
+                </m:r>
+              </m:e>
+            </m:d>
+            <m:r>
+              <w:rPr>
+                <w:rFonts w:ascii="Cambria Math" w:eastAsiaTheme="minorEastAsia" w:hAnsi="Cambria Math"/>
+                <w:color w:val="EE0000"/>
+              </w:rPr>
+              <m:t xml:space="preserve"> d</m:t>
+            </m:r>
+            <m:sSup>
+              <m:sSupPr>
+                <m:ctrlPr>
+                  <w:rPr>
+                    <w:rFonts w:ascii="Cambria Math" w:eastAsiaTheme="minorEastAsia" w:hAnsi="Cambria Math"/>
+                    <w:i/>
+                    <w:color w:val="EE0000"/>
+                  </w:rPr>
+                </m:ctrlPr>
+              </m:sSupPr>
+              <m:e>
+                <m:r>
+                  <w:rPr>
+                    <w:rFonts w:ascii="Cambria Math" w:eastAsiaTheme="minorEastAsia" w:hAnsi="Cambria Math"/>
+                    <w:color w:val="EE0000"/>
+                  </w:rPr>
+                  <m:t>x</m:t>
+                </m:r>
+              </m:e>
+              <m:sup>
+                <m:r>
+                  <w:rPr>
+                    <w:rFonts w:ascii="Cambria Math" w:eastAsiaTheme="minorEastAsia" w:hAnsi="Cambria Math"/>
+                    <w:color w:val="EE0000"/>
+                  </w:rPr>
+                  <m:t>'</m:t>
+                </m:r>
+              </m:sup>
+            </m:sSup>
+            <m:r>
+              <w:rPr>
+                <w:rFonts w:ascii="Cambria Math" w:eastAsiaTheme="minorEastAsia" w:hAnsi="Cambria Math"/>
+                <w:color w:val="EE0000"/>
+              </w:rPr>
+              <m:t xml:space="preserve">du </m:t>
+            </m:r>
+          </m:e>
+        </m:nary>
+      </m:oMath>
+      <w:r>
+        <w:rPr>
+          <w:rFonts w:eastAsiaTheme="minorEastAsia"/>
+          <w:color w:val="EE0000"/>
+        </w:rPr>
+        <w:t xml:space="preserve"> </w:t>
+      </w:r>
+    </w:p>
+    <w:p>
+      <w:pPr>
+        <w:rPr>
+          <w:rFonts w:eastAsiaTheme="minorEastAsia"/>
+        </w:rPr>
+      </w:pPr>
+      <m:oMath>
+        <m:sSub>
+          <m:sSubPr>
+            <m:ctrlPr>
+              <w:rPr>
+                <w:rFonts w:ascii="Cambria Math" w:eastAsiaTheme="minorEastAsia" w:hAnsi="Cambria Math"/>
+                <w:i/>
+              </w:rPr>
+            </m:ctrlPr>
+          </m:sSubPr>
+          <m:e>
+            <m:r>
+              <w:rPr>
+                <w:rFonts w:ascii="Cambria Math" w:eastAsiaTheme="minorEastAsia" w:hAnsi="Cambria Math"/>
+              </w:rPr>
+              <m:t>E</m:t>
+            </m:r>
+          </m:e>
+          <m:sub>
+            <m:r>
+              <w:rPr>
+                <w:rFonts w:ascii="Cambria Math" w:eastAsiaTheme="minorEastAsia" w:hAnsi="Cambria Math"/>
+              </w:rPr>
+              <m:t>u</m:t>
+            </m:r>
+          </m:sub>
+        </m:sSub>
+        <m:d>
+          <m:dPr>
+            <m:begChr m:val="{"/>
+            <m:endChr m:val="}"/>
+            <m:ctrlPr>
+              <w:rPr>
+                <w:rFonts w:ascii="Cambria Math" w:eastAsiaTheme="minorEastAsia" w:hAnsi="Cambria Math"/>
+                <w:i/>
+              </w:rPr>
+            </m:ctrlPr>
+          </m:dPr>
+          <m:e>
+            <m:r>
+              <w:rPr>
+                <w:rFonts w:ascii="Cambria Math" w:eastAsiaTheme="minorEastAsia" w:hAnsi="Cambria Math"/>
+              </w:rPr>
+              <m:t>r</m:t>
+            </m:r>
+            <m:d>
+              <m:dPr>
+                <m:ctrlPr>
+                  <w:rPr>
+                    <w:rFonts w:ascii="Cambria Math" w:eastAsiaTheme="minorEastAsia" w:hAnsi="Cambria Math"/>
+                    <w:i/>
+                  </w:rPr>
+                </m:ctrlPr>
+              </m:dPr>
+              <m:e>
+                <m:r>
+                  <w:rPr>
+                    <w:rFonts w:ascii="Cambria Math" w:eastAsiaTheme="minorEastAsia" w:hAnsi="Cambria Math"/>
+                  </w:rPr>
+                  <m:t>x</m:t>
+                </m:r>
+                <m:r>
+                  <w:rPr>
+                    <w:rFonts w:ascii="Cambria Math" w:eastAsiaTheme="minorEastAsia" w:hAnsi="Cambria Math"/>
+                  </w:rPr>
+                  <m:t>,u</m:t>
                 </m:r>
               </m:e>
             </m:d>
@@ -8394,12 +8792,132 @@
                   <w:rPr>
                     <w:rFonts w:ascii="Cambria Math" w:eastAsiaTheme="minorEastAsia" w:hAnsi="Cambria Math"/>
                   </w:rPr>
-                  <m:t>u | x</m:t>
+                  <m:t xml:space="preserve">u | </m:t>
+                </m:r>
+                <m:r>
+                  <w:rPr>
+                    <w:rFonts w:ascii="Cambria Math" w:eastAsiaTheme="minorEastAsia" w:hAnsi="Cambria Math"/>
+                  </w:rPr>
+                  <m:t>x</m:t>
                 </m:r>
               </m:e>
             </m:d>
+            <m:r>
+              <w:rPr>
+                <w:rFonts w:ascii="Cambria Math" w:eastAsiaTheme="minorEastAsia" w:hAnsi="Cambria Math"/>
+              </w:rPr>
+              <m:t xml:space="preserve"> </m:t>
+            </m:r>
+            <m:r>
+              <w:rPr>
+                <w:rFonts w:ascii="Cambria Math" w:eastAsiaTheme="minorEastAsia" w:hAnsi="Cambria Math"/>
+              </w:rPr>
+              <m:t>r</m:t>
+            </m:r>
+            <m:d>
+              <m:dPr>
+                <m:ctrlPr>
+                  <w:rPr>
+                    <w:rFonts w:ascii="Cambria Math" w:eastAsiaTheme="minorEastAsia" w:hAnsi="Cambria Math"/>
+                    <w:i/>
+                  </w:rPr>
+                </m:ctrlPr>
+              </m:dPr>
+              <m:e>
+                <m:r>
+                  <w:rPr>
+                    <w:rFonts w:ascii="Cambria Math" w:eastAsiaTheme="minorEastAsia" w:hAnsi="Cambria Math"/>
+                  </w:rPr>
+                  <m:t>x</m:t>
+                </m:r>
+                <m:r>
+                  <w:rPr>
+                    <w:rFonts w:ascii="Cambria Math" w:eastAsiaTheme="minorEastAsia" w:hAnsi="Cambria Math"/>
+                  </w:rPr>
+                  <m:t>,u</m:t>
+                </m:r>
+              </m:e>
+            </m:d>
+            <m:r>
+              <w:rPr>
+                <w:rFonts w:ascii="Cambria Math" w:eastAsiaTheme="minorEastAsia" w:hAnsi="Cambria Math"/>
+              </w:rPr>
+              <m:t xml:space="preserve"> du </m:t>
+            </m:r>
           </m:e>
         </m:nary>
+      </m:oMath>
+      <w:r>
+        <w:rPr>
+          <w:rFonts w:eastAsiaTheme="minorEastAsia"/>
+        </w:rPr>
+        <w:t xml:space="preserve"> </w:t>
+      </w:r>
+    </w:p>
+    <w:p>
+      <w:pPr>
+        <w:rPr>
+          <w:rFonts w:eastAsiaTheme="minorEastAsia"/>
+        </w:rPr>
+      </w:pPr>
+    </w:p>
+    <w:p>
+      <w:pPr>
+        <w:rPr>
+          <w:rFonts w:eastAsiaTheme="minorEastAsia"/>
+        </w:rPr>
+      </w:pPr>
+      <m:oMath>
+        <m:sSup>
+          <m:sSupPr>
+            <m:ctrlPr>
+              <w:rPr>
+                <w:rFonts w:ascii="Cambria Math" w:eastAsiaTheme="minorEastAsia" w:hAnsi="Cambria Math"/>
+                <w:i/>
+              </w:rPr>
+            </m:ctrlPr>
+          </m:sSupPr>
+          <m:e>
+            <m:r>
+              <w:rPr>
+                <w:rFonts w:ascii="Cambria Math" w:eastAsiaTheme="minorEastAsia" w:hAnsi="Cambria Math"/>
+              </w:rPr>
+              <m:t>V</m:t>
+            </m:r>
+          </m:e>
+          <m:sup>
+            <m:r>
+              <w:rPr>
+                <w:rFonts w:ascii="Cambria Math" w:eastAsiaTheme="minorEastAsia" w:hAnsi="Cambria Math"/>
+              </w:rPr>
+              <m:t>π</m:t>
+            </m:r>
+          </m:sup>
+        </m:sSup>
+        <m:d>
+          <m:dPr>
+            <m:ctrlPr>
+              <w:rPr>
+                <w:rFonts w:ascii="Cambria Math" w:eastAsiaTheme="minorEastAsia" w:hAnsi="Cambria Math"/>
+                <w:i/>
+              </w:rPr>
+            </m:ctrlPr>
+          </m:dPr>
+          <m:e>
+            <m:r>
+              <w:rPr>
+                <w:rFonts w:ascii="Cambria Math" w:eastAsiaTheme="minorEastAsia" w:hAnsi="Cambria Math"/>
+              </w:rPr>
+              <m:t>x</m:t>
+            </m:r>
+          </m:e>
+        </m:d>
+        <m:r>
+          <w:rPr>
+            <w:rFonts w:ascii="Cambria Math" w:eastAsiaTheme="minorEastAsia" w:hAnsi="Cambria Math"/>
+          </w:rPr>
+          <m:t>=</m:t>
+        </m:r>
         <m:nary>
           <m:naryPr>
             <m:limLoc m:val="subSup"/>
@@ -8420,11 +8938,167 @@
           </m:sub>
           <m:sup/>
           <m:e>
-            <m:r>
-              <w:rPr>
-                <w:rFonts w:ascii="Cambria Math" w:eastAsiaTheme="minorEastAsia" w:hAnsi="Cambria Math"/>
-              </w:rPr>
-              <m:t>f</m:t>
+            <m:sSubSup>
+              <m:sSubSupPr>
+                <m:ctrlPr>
+                  <w:rPr>
+                    <w:rFonts w:ascii="Cambria Math" w:eastAsiaTheme="minorEastAsia" w:hAnsi="Cambria Math"/>
+                    <w:i/>
+                  </w:rPr>
+                </m:ctrlPr>
+              </m:sSubSupPr>
+              <m:e>
+                <m:r>
+                  <w:rPr>
+                    <w:rFonts w:ascii="Cambria Math" w:eastAsiaTheme="minorEastAsia" w:hAnsi="Cambria Math"/>
+                  </w:rPr>
+                  <m:t>d</m:t>
+                </m:r>
+              </m:e>
+              <m:sub>
+                <m:r>
+                  <w:rPr>
+                    <w:rFonts w:ascii="Cambria Math" w:eastAsiaTheme="minorEastAsia" w:hAnsi="Cambria Math"/>
+                  </w:rPr>
+                  <m:t>γ</m:t>
+                </m:r>
+              </m:sub>
+              <m:sup>
+                <m:r>
+                  <w:rPr>
+                    <w:rFonts w:ascii="Cambria Math" w:eastAsiaTheme="minorEastAsia" w:hAnsi="Cambria Math"/>
+                  </w:rPr>
+                  <m:t>π</m:t>
+                </m:r>
+              </m:sup>
+            </m:sSubSup>
+          </m:e>
+        </m:nary>
+        <m:d>
+          <m:dPr>
+            <m:ctrlPr>
+              <w:rPr>
+                <w:rFonts w:ascii="Cambria Math" w:eastAsiaTheme="minorEastAsia" w:hAnsi="Cambria Math"/>
+                <w:i/>
+              </w:rPr>
+            </m:ctrlPr>
+          </m:dPr>
+          <m:e>
+            <m:sSup>
+              <m:sSupPr>
+                <m:ctrlPr>
+                  <w:rPr>
+                    <w:rFonts w:ascii="Cambria Math" w:eastAsiaTheme="minorEastAsia" w:hAnsi="Cambria Math"/>
+                    <w:i/>
+                  </w:rPr>
+                </m:ctrlPr>
+              </m:sSupPr>
+              <m:e>
+                <m:r>
+                  <w:rPr>
+                    <w:rFonts w:ascii="Cambria Math" w:eastAsiaTheme="minorEastAsia" w:hAnsi="Cambria Math"/>
+                  </w:rPr>
+                  <m:t>x</m:t>
+                </m:r>
+              </m:e>
+              <m:sup>
+                <m:r>
+                  <w:rPr>
+                    <w:rFonts w:ascii="Cambria Math" w:eastAsiaTheme="minorEastAsia" w:hAnsi="Cambria Math"/>
+                  </w:rPr>
+                  <m:t>'</m:t>
+                </m:r>
+              </m:sup>
+            </m:sSup>
+            <m:r>
+              <w:rPr>
+                <w:rFonts w:ascii="Cambria Math" w:eastAsiaTheme="minorEastAsia" w:hAnsi="Cambria Math"/>
+              </w:rPr>
+              <m:t xml:space="preserve"> | x</m:t>
+            </m:r>
+          </m:e>
+        </m:d>
+        <m:nary>
+          <m:naryPr>
+            <m:limLoc m:val="subSup"/>
+            <m:ctrlPr>
+              <w:rPr>
+                <w:rFonts w:ascii="Cambria Math" w:eastAsiaTheme="minorEastAsia" w:hAnsi="Cambria Math"/>
+                <w:i/>
+              </w:rPr>
+            </m:ctrlPr>
+          </m:naryPr>
+          <m:sub>
+            <m:r>
+              <w:rPr>
+                <w:rFonts w:ascii="Cambria Math" w:eastAsiaTheme="minorEastAsia" w:hAnsi="Cambria Math"/>
+              </w:rPr>
+              <m:t>U</m:t>
+            </m:r>
+          </m:sub>
+          <m:sup/>
+          <m:e>
+            <m:r>
+              <w:rPr>
+                <w:rFonts w:ascii="Cambria Math" w:eastAsiaTheme="minorEastAsia" w:hAnsi="Cambria Math"/>
+              </w:rPr>
+              <m:t>π</m:t>
+            </m:r>
+            <m:d>
+              <m:dPr>
+                <m:ctrlPr>
+                  <w:rPr>
+                    <w:rFonts w:ascii="Cambria Math" w:eastAsiaTheme="minorEastAsia" w:hAnsi="Cambria Math"/>
+                    <w:i/>
+                  </w:rPr>
+                </m:ctrlPr>
+              </m:dPr>
+              <m:e>
+                <m:r>
+                  <w:rPr>
+                    <w:rFonts w:ascii="Cambria Math" w:eastAsiaTheme="minorEastAsia" w:hAnsi="Cambria Math"/>
+                  </w:rPr>
+                  <m:t xml:space="preserve">u | </m:t>
+                </m:r>
+                <m:sSup>
+                  <m:sSupPr>
+                    <m:ctrlPr>
+                      <w:rPr>
+                        <w:rFonts w:ascii="Cambria Math" w:eastAsiaTheme="minorEastAsia" w:hAnsi="Cambria Math"/>
+                        <w:i/>
+                      </w:rPr>
+                    </m:ctrlPr>
+                  </m:sSupPr>
+                  <m:e>
+                    <m:r>
+                      <w:rPr>
+                        <w:rFonts w:ascii="Cambria Math" w:eastAsiaTheme="minorEastAsia" w:hAnsi="Cambria Math"/>
+                      </w:rPr>
+                      <m:t>x</m:t>
+                    </m:r>
+                  </m:e>
+                  <m:sup>
+                    <m:r>
+                      <w:rPr>
+                        <w:rFonts w:ascii="Cambria Math" w:eastAsiaTheme="minorEastAsia" w:hAnsi="Cambria Math"/>
+                      </w:rPr>
+                      <m:t>'</m:t>
+                    </m:r>
+                  </m:sup>
+                </m:sSup>
+              </m:e>
+            </m:d>
+            <m:r>
+              <w:rPr>
+                <w:rFonts w:ascii="Cambria Math" w:eastAsiaTheme="minorEastAsia" w:hAnsi="Cambria Math"/>
+              </w:rPr>
+              <m:t xml:space="preserve"> </m:t>
+            </m:r>
+            <m:r>
+              <w:rPr>
+                <w:rFonts w:ascii="Cambria Math" w:eastAsiaTheme="minorEastAsia" w:hAnsi="Cambria Math"/>
+              </w:rPr>
+              <m:t>r</m:t>
             </m:r>
             <m:d>
               <m:dPr>
@@ -8466,7 +9140,7 @@
                   <w:rPr>
                     <w:rFonts w:ascii="Cambria Math" w:eastAsiaTheme="minorEastAsia" w:hAnsi="Cambria Math"/>
                   </w:rPr>
-                  <m:t>,u, x</m:t>
+                  <m:t>,u</m:t>
                 </m:r>
               </m:e>
             </m:d>
@@ -8474,7 +9148,194 @@
               <w:rPr>
                 <w:rFonts w:ascii="Cambria Math" w:eastAsiaTheme="minorEastAsia" w:hAnsi="Cambria Math"/>
               </w:rPr>
-              <m:t>ρ</m:t>
+              <m:t xml:space="preserve"> du d</m:t>
+            </m:r>
+            <m:sSup>
+              <m:sSupPr>
+                <m:ctrlPr>
+                  <w:rPr>
+                    <w:rFonts w:ascii="Cambria Math" w:eastAsiaTheme="minorEastAsia" w:hAnsi="Cambria Math"/>
+                    <w:i/>
+                  </w:rPr>
+                </m:ctrlPr>
+              </m:sSupPr>
+              <m:e>
+                <m:r>
+                  <w:rPr>
+                    <w:rFonts w:ascii="Cambria Math" w:eastAsiaTheme="minorEastAsia" w:hAnsi="Cambria Math"/>
+                  </w:rPr>
+                  <m:t>x</m:t>
+                </m:r>
+              </m:e>
+              <m:sup>
+                <m:r>
+                  <w:rPr>
+                    <w:rFonts w:ascii="Cambria Math" w:eastAsiaTheme="minorEastAsia" w:hAnsi="Cambria Math"/>
+                  </w:rPr>
+                  <m:t>'</m:t>
+                </m:r>
+              </m:sup>
+            </m:sSup>
+          </m:e>
+        </m:nary>
+      </m:oMath>
+      <w:r>
+        <w:rPr>
+          <w:rFonts w:eastAsiaTheme="minorEastAsia"/>
+        </w:rPr>
+        <w:t xml:space="preserve">     </w:t>
+      </w:r>
+    </w:p>
+    <w:p>
+      <w:pPr>
+        <w:rPr>
+          <w:rFonts w:eastAsiaTheme="minorEastAsia"/>
+        </w:rPr>
+      </w:pPr>
+      <m:oMath>
+        <m:sSubSup>
+          <m:sSubSupPr>
+            <m:ctrlPr>
+              <w:rPr>
+                <w:rFonts w:ascii="Cambria Math" w:eastAsiaTheme="minorEastAsia" w:hAnsi="Cambria Math"/>
+                <w:i/>
+              </w:rPr>
+            </m:ctrlPr>
+          </m:sSubSupPr>
+          <m:e>
+            <m:r>
+              <w:rPr>
+                <w:rFonts w:ascii="Cambria Math" w:eastAsiaTheme="minorEastAsia" w:hAnsi="Cambria Math"/>
+              </w:rPr>
+              <m:t>d</m:t>
+            </m:r>
+          </m:e>
+          <m:sub>
+            <m:r>
+              <w:rPr>
+                <w:rFonts w:ascii="Cambria Math" w:eastAsiaTheme="minorEastAsia" w:hAnsi="Cambria Math"/>
+              </w:rPr>
+              <m:t>γ</m:t>
+            </m:r>
+          </m:sub>
+          <m:sup>
+            <m:r>
+              <w:rPr>
+                <w:rFonts w:ascii="Cambria Math" w:eastAsiaTheme="minorEastAsia" w:hAnsi="Cambria Math"/>
+              </w:rPr>
+              <m:t>π</m:t>
+            </m:r>
+          </m:sup>
+        </m:sSubSup>
+        <m:d>
+          <m:dPr>
+            <m:ctrlPr>
+              <w:rPr>
+                <w:rFonts w:ascii="Cambria Math" w:eastAsiaTheme="minorEastAsia" w:hAnsi="Cambria Math"/>
+                <w:i/>
+              </w:rPr>
+            </m:ctrlPr>
+          </m:dPr>
+          <m:e>
+            <m:sSup>
+              <m:sSupPr>
+                <m:ctrlPr>
+                  <w:rPr>
+                    <w:rFonts w:ascii="Cambria Math" w:eastAsiaTheme="minorEastAsia" w:hAnsi="Cambria Math"/>
+                    <w:i/>
+                  </w:rPr>
+                </m:ctrlPr>
+              </m:sSupPr>
+              <m:e>
+                <m:r>
+                  <w:rPr>
+                    <w:rFonts w:ascii="Cambria Math" w:eastAsiaTheme="minorEastAsia" w:hAnsi="Cambria Math"/>
+                  </w:rPr>
+                  <m:t>x</m:t>
+                </m:r>
+              </m:e>
+              <m:sup>
+                <m:r>
+                  <w:rPr>
+                    <w:rFonts w:ascii="Cambria Math" w:eastAsiaTheme="minorEastAsia" w:hAnsi="Cambria Math"/>
+                  </w:rPr>
+                  <m:t>'</m:t>
+                </m:r>
+              </m:sup>
+            </m:sSup>
+            <m:r>
+              <w:rPr>
+                <w:rFonts w:ascii="Cambria Math" w:eastAsiaTheme="minorEastAsia" w:hAnsi="Cambria Math"/>
+              </w:rPr>
+              <m:t xml:space="preserve"> | x</m:t>
+            </m:r>
+          </m:e>
+        </m:d>
+        <m:r>
+          <w:rPr>
+            <w:rFonts w:ascii="Cambria Math" w:eastAsiaTheme="minorEastAsia" w:hAnsi="Cambria Math"/>
+          </w:rPr>
+          <m:t>=</m:t>
+        </m:r>
+        <m:nary>
+          <m:naryPr>
+            <m:chr m:val="∑"/>
+            <m:limLoc m:val="undOvr"/>
+            <m:ctrlPr>
+              <w:rPr>
+                <w:rFonts w:ascii="Cambria Math" w:eastAsiaTheme="minorEastAsia" w:hAnsi="Cambria Math"/>
+                <w:i/>
+              </w:rPr>
+            </m:ctrlPr>
+          </m:naryPr>
+          <m:sub>
+            <m:r>
+              <w:rPr>
+                <w:rFonts w:ascii="Cambria Math" w:eastAsiaTheme="minorEastAsia" w:hAnsi="Cambria Math"/>
+              </w:rPr>
+              <m:t>k=0</m:t>
+            </m:r>
+          </m:sub>
+          <m:sup>
+            <m:r>
+              <w:rPr>
+                <w:rFonts w:ascii="Cambria Math" w:eastAsiaTheme="minorEastAsia" w:hAnsi="Cambria Math"/>
+              </w:rPr>
+              <m:t>∞</m:t>
+            </m:r>
+          </m:sup>
+          <m:e>
+            <m:sSup>
+              <m:sSupPr>
+                <m:ctrlPr>
+                  <w:rPr>
+                    <w:rFonts w:ascii="Cambria Math" w:eastAsiaTheme="minorEastAsia" w:hAnsi="Cambria Math"/>
+                    <w:i/>
+                  </w:rPr>
+                </m:ctrlPr>
+              </m:sSupPr>
+              <m:e>
+                <m:r>
+                  <w:rPr>
+                    <w:rFonts w:ascii="Cambria Math" w:eastAsiaTheme="minorEastAsia" w:hAnsi="Cambria Math"/>
+                  </w:rPr>
+                  <m:t>γ</m:t>
+                </m:r>
+              </m:e>
+              <m:sup>
+                <m:r>
+                  <w:rPr>
+                    <w:rFonts w:ascii="Cambria Math" w:eastAsiaTheme="minorEastAsia" w:hAnsi="Cambria Math"/>
+                  </w:rPr>
+                  <m:t>k</m:t>
+                </m:r>
+              </m:sup>
+            </m:sSup>
+            <m:r>
+              <w:rPr>
+                <w:rFonts w:ascii="Cambria Math" w:eastAsiaTheme="minorEastAsia" w:hAnsi="Cambria Math"/>
+              </w:rPr>
+              <m:t>p</m:t>
             </m:r>
             <m:d>
               <m:dPr>
@@ -8486,6 +9347,38 @@
                 </m:ctrlPr>
               </m:dPr>
               <m:e>
+                <m:sSub>
+                  <m:sSubPr>
+                    <m:ctrlPr>
+                      <w:rPr>
+                        <w:rFonts w:ascii="Cambria Math" w:eastAsiaTheme="minorEastAsia" w:hAnsi="Cambria Math"/>
+                        <w:i/>
+                      </w:rPr>
+                    </m:ctrlPr>
+                  </m:sSubPr>
+                  <m:e>
+                    <m:r>
+                      <w:rPr>
+                        <w:rFonts w:ascii="Cambria Math" w:eastAsiaTheme="minorEastAsia" w:hAnsi="Cambria Math"/>
+                      </w:rPr>
+                      <m:t>x</m:t>
+                    </m:r>
+                  </m:e>
+                  <m:sub>
+                    <m:r>
+                      <w:rPr>
+                        <w:rFonts w:ascii="Cambria Math" w:eastAsiaTheme="minorEastAsia" w:hAnsi="Cambria Math"/>
+                      </w:rPr>
+                      <m:t>k</m:t>
+                    </m:r>
+                  </m:sub>
+                </m:sSub>
+                <m:r>
+                  <w:rPr>
+                    <w:rFonts w:ascii="Cambria Math" w:eastAsiaTheme="minorEastAsia" w:hAnsi="Cambria Math"/>
+                  </w:rPr>
+                  <m:t>=</m:t>
+                </m:r>
                 <m:sSup>
                   <m:sSupPr>
                     <m:ctrlPr>
@@ -8516,16 +9409,181 @@
                   <w:rPr>
                     <w:rFonts w:ascii="Cambria Math" w:eastAsiaTheme="minorEastAsia" w:hAnsi="Cambria Math"/>
                   </w:rPr>
-                  <m:t>,u, x</m:t>
+                  <m:t xml:space="preserve"> | </m:t>
+                </m:r>
+                <m:sSub>
+                  <m:sSubPr>
+                    <m:ctrlPr>
+                      <w:rPr>
+                        <w:rFonts w:ascii="Cambria Math" w:eastAsiaTheme="minorEastAsia" w:hAnsi="Cambria Math"/>
+                        <w:i/>
+                      </w:rPr>
+                    </m:ctrlPr>
+                  </m:sSubPr>
+                  <m:e>
+                    <m:r>
+                      <w:rPr>
+                        <w:rFonts w:ascii="Cambria Math" w:eastAsiaTheme="minorEastAsia" w:hAnsi="Cambria Math"/>
+                      </w:rPr>
+                      <m:t>x</m:t>
+                    </m:r>
+                  </m:e>
+                  <m:sub>
+                    <m:r>
+                      <w:rPr>
+                        <w:rFonts w:ascii="Cambria Math" w:eastAsiaTheme="minorEastAsia" w:hAnsi="Cambria Math"/>
+                      </w:rPr>
+                      <m:t>0</m:t>
+                    </m:r>
+                  </m:sub>
+                </m:sSub>
+                <m:r>
+                  <w:rPr>
+                    <w:rFonts w:ascii="Cambria Math" w:eastAsiaTheme="minorEastAsia" w:hAnsi="Cambria Math"/>
+                  </w:rPr>
+                  <m:t>=x,π</m:t>
                 </m:r>
               </m:e>
             </m:d>
-            <m:r>
-              <w:rPr>
-                <w:rFonts w:ascii="Cambria Math" w:eastAsiaTheme="minorEastAsia" w:hAnsi="Cambria Math"/>
-              </w:rPr>
-              <m:t xml:space="preserve"> d</m:t>
-            </m:r>
+          </m:e>
+        </m:nary>
+      </m:oMath>
+      <w:r>
+        <w:rPr>
+          <w:rFonts w:eastAsiaTheme="minorEastAsia"/>
+        </w:rPr>
+        <w:t xml:space="preserve"> </w:t>
+      </w:r>
+      <w:r>
+        <w:rPr>
+          <w:rFonts w:eastAsiaTheme="minorEastAsia"/>
+        </w:rPr>
+        <w:t xml:space="preserve">   </w:t>
+      </w:r>
+    </w:p>
+    <w:p>
+      <w:pPr>
+        <w:rPr>
+          <w:rFonts w:eastAsiaTheme="minorEastAsia"/>
+        </w:rPr>
+      </w:pPr>
+    </w:p>
+    <w:p>
+      <w:pPr>
+        <w:rPr>
+          <w:rFonts w:eastAsiaTheme="minorEastAsia"/>
+        </w:rPr>
+      </w:pPr>
+    </w:p>
+    <w:p>
+      <w:pPr>
+        <w:rPr>
+          <w:rFonts w:eastAsiaTheme="minorEastAsia"/>
+        </w:rPr>
+      </w:pPr>
+    </w:p>
+    <w:p>
+      <w:pPr>
+        <w:rPr>
+          <w:rFonts w:eastAsiaTheme="minorEastAsia"/>
+        </w:rPr>
+      </w:pPr>
+      <w:r>
+        <w:rPr>
+          <w:rFonts w:eastAsiaTheme="minorEastAsia"/>
+        </w:rPr>
+        <w:t xml:space="preserve"> </w:t>
+      </w:r>
+      <w:r>
+        <w:rPr>
+          <w:rFonts w:eastAsiaTheme="minorEastAsia"/>
+        </w:rPr>
+        <w:t>From (a1.svf.1) and (a1.cfun.1)</w:t>
+      </w:r>
+    </w:p>
+    <w:p>
+      <w:pPr>
+        <w:rPr>
+          <w:rFonts w:eastAsiaTheme="minorEastAsia"/>
+        </w:rPr>
+      </w:pPr>
+      <w:r>
+        <w:rPr>
+          <w:rFonts w:eastAsiaTheme="minorEastAsia"/>
+        </w:rPr>
+        <w:t xml:space="preserve">We rewrite </w:t>
+      </w:r>
+      <w:r>
+        <w:rPr>
+          <w:rFonts w:eastAsiaTheme="minorEastAsia"/>
+        </w:rPr>
+        <w:t>(a1.dsd.1)</w:t>
+      </w:r>
+      <w:r>
+        <w:rPr>
+          <w:rFonts w:eastAsiaTheme="minorEastAsia"/>
+        </w:rPr>
+        <w:t xml:space="preserve"> splitting it into two terms</w:t>
+      </w:r>
+    </w:p>
+    <w:p>
+      <w:pPr>
+        <w:rPr>
+          <w:rFonts w:eastAsiaTheme="minorEastAsia"/>
+        </w:rPr>
+      </w:pPr>
+    </w:p>
+    <w:p>
+      <w:pPr>
+        <w:rPr>
+          <w:rFonts w:eastAsiaTheme="minorEastAsia"/>
+        </w:rPr>
+      </w:pPr>
+      <m:oMath>
+        <m:sSubSup>
+          <m:sSubSupPr>
+            <m:ctrlPr>
+              <w:rPr>
+                <w:rFonts w:ascii="Cambria Math" w:eastAsiaTheme="minorEastAsia" w:hAnsi="Cambria Math"/>
+                <w:i/>
+              </w:rPr>
+            </m:ctrlPr>
+          </m:sSubSupPr>
+          <m:e>
+            <m:r>
+              <w:rPr>
+                <w:rFonts w:ascii="Cambria Math" w:eastAsiaTheme="minorEastAsia" w:hAnsi="Cambria Math"/>
+              </w:rPr>
+              <m:t>d</m:t>
+            </m:r>
+          </m:e>
+          <m:sub>
+            <m:r>
+              <w:rPr>
+                <w:rFonts w:ascii="Cambria Math" w:eastAsiaTheme="minorEastAsia" w:hAnsi="Cambria Math"/>
+              </w:rPr>
+              <m:t>γ</m:t>
+            </m:r>
+          </m:sub>
+          <m:sup>
+            <m:r>
+              <w:rPr>
+                <w:rFonts w:ascii="Cambria Math" w:eastAsiaTheme="minorEastAsia" w:hAnsi="Cambria Math"/>
+              </w:rPr>
+              <m:t>π</m:t>
+            </m:r>
+          </m:sup>
+        </m:sSubSup>
+        <m:d>
+          <m:dPr>
+            <m:ctrlPr>
+              <w:rPr>
+                <w:rFonts w:ascii="Cambria Math" w:eastAsiaTheme="minorEastAsia" w:hAnsi="Cambria Math"/>
+                <w:i/>
+              </w:rPr>
+            </m:ctrlPr>
+          </m:dPr>
+          <m:e>
             <m:sSup>
               <m:sSupPr>
                 <m:ctrlPr>
@@ -8556,8 +9614,316 @@
               <w:rPr>
                 <w:rFonts w:ascii="Cambria Math" w:eastAsiaTheme="minorEastAsia" w:hAnsi="Cambria Math"/>
               </w:rPr>
-              <m:t xml:space="preserve">du </m:t>
-            </m:r>
+              <m:t xml:space="preserve"> | x</m:t>
+            </m:r>
+          </m:e>
+        </m:d>
+        <m:r>
+          <w:rPr>
+            <w:rFonts w:ascii="Cambria Math" w:eastAsiaTheme="minorEastAsia" w:hAnsi="Cambria Math"/>
+          </w:rPr>
+          <m:t>=</m:t>
+        </m:r>
+        <m:r>
+          <w:rPr>
+            <w:rFonts w:ascii="Cambria Math" w:eastAsiaTheme="minorEastAsia" w:hAnsi="Cambria Math"/>
+          </w:rPr>
+          <m:t>p</m:t>
+        </m:r>
+        <m:d>
+          <m:dPr>
+            <m:ctrlPr>
+              <w:rPr>
+                <w:rFonts w:ascii="Cambria Math" w:eastAsiaTheme="minorEastAsia" w:hAnsi="Cambria Math"/>
+                <w:i/>
+              </w:rPr>
+            </m:ctrlPr>
+          </m:dPr>
+          <m:e>
+            <m:sSub>
+              <m:sSubPr>
+                <m:ctrlPr>
+                  <w:rPr>
+                    <w:rFonts w:ascii="Cambria Math" w:eastAsiaTheme="minorEastAsia" w:hAnsi="Cambria Math"/>
+                    <w:i/>
+                  </w:rPr>
+                </m:ctrlPr>
+              </m:sSubPr>
+              <m:e>
+                <m:r>
+                  <w:rPr>
+                    <w:rFonts w:ascii="Cambria Math" w:eastAsiaTheme="minorEastAsia" w:hAnsi="Cambria Math"/>
+                  </w:rPr>
+                  <m:t>x</m:t>
+                </m:r>
+              </m:e>
+              <m:sub>
+                <m:r>
+                  <w:rPr>
+                    <w:rFonts w:ascii="Cambria Math" w:eastAsiaTheme="minorEastAsia" w:hAnsi="Cambria Math"/>
+                  </w:rPr>
+                  <m:t>0</m:t>
+                </m:r>
+              </m:sub>
+            </m:sSub>
+            <m:r>
+              <w:rPr>
+                <w:rFonts w:ascii="Cambria Math" w:eastAsiaTheme="minorEastAsia" w:hAnsi="Cambria Math"/>
+              </w:rPr>
+              <m:t>=</m:t>
+            </m:r>
+            <m:sSup>
+              <m:sSupPr>
+                <m:ctrlPr>
+                  <w:rPr>
+                    <w:rFonts w:ascii="Cambria Math" w:eastAsiaTheme="minorEastAsia" w:hAnsi="Cambria Math"/>
+                    <w:i/>
+                  </w:rPr>
+                </m:ctrlPr>
+              </m:sSupPr>
+              <m:e>
+                <m:r>
+                  <w:rPr>
+                    <w:rFonts w:ascii="Cambria Math" w:eastAsiaTheme="minorEastAsia" w:hAnsi="Cambria Math"/>
+                  </w:rPr>
+                  <m:t>x</m:t>
+                </m:r>
+              </m:e>
+              <m:sup>
+                <m:r>
+                  <w:rPr>
+                    <w:rFonts w:ascii="Cambria Math" w:eastAsiaTheme="minorEastAsia" w:hAnsi="Cambria Math"/>
+                  </w:rPr>
+                  <m:t>'</m:t>
+                </m:r>
+              </m:sup>
+            </m:sSup>
+            <m:r>
+              <w:rPr>
+                <w:rFonts w:ascii="Cambria Math" w:eastAsiaTheme="minorEastAsia" w:hAnsi="Cambria Math"/>
+              </w:rPr>
+              <m:t xml:space="preserve"> | </m:t>
+            </m:r>
+            <m:sSub>
+              <m:sSubPr>
+                <m:ctrlPr>
+                  <w:rPr>
+                    <w:rFonts w:ascii="Cambria Math" w:eastAsiaTheme="minorEastAsia" w:hAnsi="Cambria Math"/>
+                    <w:i/>
+                  </w:rPr>
+                </m:ctrlPr>
+              </m:sSubPr>
+              <m:e>
+                <m:r>
+                  <w:rPr>
+                    <w:rFonts w:ascii="Cambria Math" w:eastAsiaTheme="minorEastAsia" w:hAnsi="Cambria Math"/>
+                  </w:rPr>
+                  <m:t>x</m:t>
+                </m:r>
+              </m:e>
+              <m:sub>
+                <m:r>
+                  <w:rPr>
+                    <w:rFonts w:ascii="Cambria Math" w:eastAsiaTheme="minorEastAsia" w:hAnsi="Cambria Math"/>
+                  </w:rPr>
+                  <m:t>0</m:t>
+                </m:r>
+              </m:sub>
+            </m:sSub>
+            <m:r>
+              <w:rPr>
+                <w:rFonts w:ascii="Cambria Math" w:eastAsiaTheme="minorEastAsia" w:hAnsi="Cambria Math"/>
+              </w:rPr>
+              <m:t>=x,π</m:t>
+            </m:r>
+          </m:e>
+        </m:d>
+        <m:r>
+          <w:rPr>
+            <w:rFonts w:ascii="Cambria Math" w:eastAsiaTheme="minorEastAsia" w:hAnsi="Cambria Math"/>
+          </w:rPr>
+          <m:t>+</m:t>
+        </m:r>
+        <m:r>
+          <w:rPr>
+            <w:rFonts w:ascii="Cambria Math" w:eastAsiaTheme="minorEastAsia" w:hAnsi="Cambria Math"/>
+          </w:rPr>
+          <m:t>γ</m:t>
+        </m:r>
+        <m:nary>
+          <m:naryPr>
+            <m:chr m:val="∑"/>
+            <m:limLoc m:val="undOvr"/>
+            <m:ctrlPr>
+              <w:rPr>
+                <w:rFonts w:ascii="Cambria Math" w:eastAsiaTheme="minorEastAsia" w:hAnsi="Cambria Math"/>
+                <w:i/>
+              </w:rPr>
+            </m:ctrlPr>
+          </m:naryPr>
+          <m:sub>
+            <m:r>
+              <w:rPr>
+                <w:rFonts w:ascii="Cambria Math" w:eastAsiaTheme="minorEastAsia" w:hAnsi="Cambria Math"/>
+              </w:rPr>
+              <m:t>k=0</m:t>
+            </m:r>
+          </m:sub>
+          <m:sup>
+            <m:r>
+              <w:rPr>
+                <w:rFonts w:ascii="Cambria Math" w:eastAsiaTheme="minorEastAsia" w:hAnsi="Cambria Math"/>
+              </w:rPr>
+              <m:t>∞</m:t>
+            </m:r>
+          </m:sup>
+          <m:e>
+            <m:sSup>
+              <m:sSupPr>
+                <m:ctrlPr>
+                  <w:rPr>
+                    <w:rFonts w:ascii="Cambria Math" w:eastAsiaTheme="minorEastAsia" w:hAnsi="Cambria Math"/>
+                    <w:i/>
+                  </w:rPr>
+                </m:ctrlPr>
+              </m:sSupPr>
+              <m:e>
+                <m:r>
+                  <w:rPr>
+                    <w:rFonts w:ascii="Cambria Math" w:eastAsiaTheme="minorEastAsia" w:hAnsi="Cambria Math"/>
+                  </w:rPr>
+                  <m:t>γ</m:t>
+                </m:r>
+              </m:e>
+              <m:sup>
+                <m:r>
+                  <w:rPr>
+                    <w:rFonts w:ascii="Cambria Math" w:eastAsiaTheme="minorEastAsia" w:hAnsi="Cambria Math"/>
+                  </w:rPr>
+                  <m:t>k</m:t>
+                </m:r>
+              </m:sup>
+            </m:sSup>
+            <m:r>
+              <w:rPr>
+                <w:rFonts w:ascii="Cambria Math" w:eastAsiaTheme="minorEastAsia" w:hAnsi="Cambria Math"/>
+              </w:rPr>
+              <m:t>p</m:t>
+            </m:r>
+            <m:d>
+              <m:dPr>
+                <m:ctrlPr>
+                  <w:rPr>
+                    <w:rFonts w:ascii="Cambria Math" w:eastAsiaTheme="minorEastAsia" w:hAnsi="Cambria Math"/>
+                    <w:i/>
+                  </w:rPr>
+                </m:ctrlPr>
+              </m:dPr>
+              <m:e>
+                <m:sSub>
+                  <m:sSubPr>
+                    <m:ctrlPr>
+                      <w:rPr>
+                        <w:rFonts w:ascii="Cambria Math" w:eastAsiaTheme="minorEastAsia" w:hAnsi="Cambria Math"/>
+                        <w:i/>
+                      </w:rPr>
+                    </m:ctrlPr>
+                  </m:sSubPr>
+                  <m:e>
+                    <m:r>
+                      <w:rPr>
+                        <w:rFonts w:ascii="Cambria Math" w:eastAsiaTheme="minorEastAsia" w:hAnsi="Cambria Math"/>
+                      </w:rPr>
+                      <m:t>x</m:t>
+                    </m:r>
+                  </m:e>
+                  <m:sub>
+                    <m:r>
+                      <w:rPr>
+                        <w:rFonts w:ascii="Cambria Math" w:eastAsiaTheme="minorEastAsia" w:hAnsi="Cambria Math"/>
+                      </w:rPr>
+                      <m:t>k</m:t>
+                    </m:r>
+                    <m:r>
+                      <w:rPr>
+                        <w:rFonts w:ascii="Cambria Math" w:eastAsiaTheme="minorEastAsia" w:hAnsi="Cambria Math"/>
+                      </w:rPr>
+                      <m:t>+1</m:t>
+                    </m:r>
+                  </m:sub>
+                </m:sSub>
+                <m:r>
+                  <w:rPr>
+                    <w:rFonts w:ascii="Cambria Math" w:eastAsiaTheme="minorEastAsia" w:hAnsi="Cambria Math"/>
+                  </w:rPr>
+                  <m:t>=</m:t>
+                </m:r>
+                <m:sSup>
+                  <m:sSupPr>
+                    <m:ctrlPr>
+                      <w:rPr>
+                        <w:rFonts w:ascii="Cambria Math" w:eastAsiaTheme="minorEastAsia" w:hAnsi="Cambria Math"/>
+                        <w:i/>
+                      </w:rPr>
+                    </m:ctrlPr>
+                  </m:sSupPr>
+                  <m:e>
+                    <m:r>
+                      <w:rPr>
+                        <w:rFonts w:ascii="Cambria Math" w:eastAsiaTheme="minorEastAsia" w:hAnsi="Cambria Math"/>
+                      </w:rPr>
+                      <m:t>x</m:t>
+                    </m:r>
+                  </m:e>
+                  <m:sup>
+                    <m:r>
+                      <w:rPr>
+                        <w:rFonts w:ascii="Cambria Math" w:eastAsiaTheme="minorEastAsia" w:hAnsi="Cambria Math"/>
+                      </w:rPr>
+                      <m:t>'</m:t>
+                    </m:r>
+                  </m:sup>
+                </m:sSup>
+                <m:r>
+                  <w:rPr>
+                    <w:rFonts w:ascii="Cambria Math" w:eastAsiaTheme="minorEastAsia" w:hAnsi="Cambria Math"/>
+                  </w:rPr>
+                  <m:t xml:space="preserve"> | </m:t>
+                </m:r>
+                <m:sSub>
+                  <m:sSubPr>
+                    <m:ctrlPr>
+                      <w:rPr>
+                        <w:rFonts w:ascii="Cambria Math" w:eastAsiaTheme="minorEastAsia" w:hAnsi="Cambria Math"/>
+                        <w:i/>
+                      </w:rPr>
+                    </m:ctrlPr>
+                  </m:sSubPr>
+                  <m:e>
+                    <m:r>
+                      <w:rPr>
+                        <w:rFonts w:ascii="Cambria Math" w:eastAsiaTheme="minorEastAsia" w:hAnsi="Cambria Math"/>
+                      </w:rPr>
+                      <m:t>x</m:t>
+                    </m:r>
+                  </m:e>
+                  <m:sub>
+                    <m:r>
+                      <w:rPr>
+                        <w:rFonts w:ascii="Cambria Math" w:eastAsiaTheme="minorEastAsia" w:hAnsi="Cambria Math"/>
+                      </w:rPr>
+                      <m:t>0</m:t>
+                    </m:r>
+                  </m:sub>
+                </m:sSub>
+                <m:r>
+                  <w:rPr>
+                    <w:rFonts w:ascii="Cambria Math" w:eastAsiaTheme="minorEastAsia" w:hAnsi="Cambria Math"/>
+                  </w:rPr>
+                  <m:t>=x,π</m:t>
+                </m:r>
+              </m:e>
+            </m:d>
           </m:e>
         </m:nary>
       </m:oMath>
@@ -8565,7 +9931,7 @@
         <w:rPr>
           <w:rFonts w:eastAsiaTheme="minorEastAsia"/>
         </w:rPr>
-        <w:t xml:space="preserve"> </w:t>
+        <w:t xml:space="preserve">   (a1.dsd.2)</w:t>
       </w:r>
     </w:p>
     <w:p>
@@ -8585,13 +9951,19 @@
         <w:rPr>
           <w:rFonts w:eastAsiaTheme="minorEastAsia"/>
         </w:rPr>
-        <w:t xml:space="preserve"> </w:t>
-      </w:r>
-      <w:r>
-        <w:rPr>
-          <w:rFonts w:eastAsiaTheme="minorEastAsia"/>
-        </w:rPr>
-        <w:t>From (a1.svf.1) and (a1.cfun.1)</w:t>
+        <w:t>Substituting (a1.dsd.</w:t>
+      </w:r>
+      <w:r>
+        <w:rPr>
+          <w:rFonts w:eastAsiaTheme="minorEastAsia"/>
+        </w:rPr>
+        <w:t>2</w:t>
+      </w:r>
+      <w:r>
+        <w:rPr>
+          <w:rFonts w:eastAsiaTheme="minorEastAsia"/>
+        </w:rPr>
+        <w:t>) into (a1.svf.2) gives us</w:t>
       </w:r>
     </w:p>
     <w:p>
@@ -8652,6 +10024,236 @@
             </w:rPr>
             <m:t>=</m:t>
           </m:r>
+          <m:nary>
+            <m:naryPr>
+              <m:limLoc m:val="undOvr"/>
+              <m:ctrlPr>
+                <w:rPr>
+                  <w:rFonts w:ascii="Cambria Math" w:eastAsiaTheme="minorEastAsia" w:hAnsi="Cambria Math"/>
+                  <w:i/>
+                </w:rPr>
+              </m:ctrlPr>
+            </m:naryPr>
+            <m:sub>
+              <m:r>
+                <w:rPr>
+                  <w:rFonts w:ascii="Cambria Math" w:eastAsiaTheme="minorEastAsia" w:hAnsi="Cambria Math"/>
+                </w:rPr>
+                <m:t>X</m:t>
+              </m:r>
+            </m:sub>
+            <m:sup/>
+            <m:e>
+              <m:r>
+                <w:rPr>
+                  <w:rFonts w:ascii="Cambria Math" w:eastAsiaTheme="minorEastAsia" w:hAnsi="Cambria Math"/>
+                </w:rPr>
+                <m:t>p</m:t>
+              </m:r>
+              <m:d>
+                <m:dPr>
+                  <m:ctrlPr>
+                    <w:rPr>
+                      <w:rFonts w:ascii="Cambria Math" w:eastAsiaTheme="minorEastAsia" w:hAnsi="Cambria Math"/>
+                      <w:i/>
+                    </w:rPr>
+                  </m:ctrlPr>
+                </m:dPr>
+                <m:e>
+                  <m:sSub>
+                    <m:sSubPr>
+                      <m:ctrlPr>
+                        <w:rPr>
+                          <w:rFonts w:ascii="Cambria Math" w:eastAsiaTheme="minorEastAsia" w:hAnsi="Cambria Math"/>
+                          <w:i/>
+                        </w:rPr>
+                      </m:ctrlPr>
+                    </m:sSubPr>
+                    <m:e>
+                      <m:r>
+                        <w:rPr>
+                          <w:rFonts w:ascii="Cambria Math" w:eastAsiaTheme="minorEastAsia" w:hAnsi="Cambria Math"/>
+                        </w:rPr>
+                        <m:t>x</m:t>
+                      </m:r>
+                    </m:e>
+                    <m:sub>
+                      <m:r>
+                        <w:rPr>
+                          <w:rFonts w:ascii="Cambria Math" w:eastAsiaTheme="minorEastAsia" w:hAnsi="Cambria Math"/>
+                        </w:rPr>
+                        <m:t>k</m:t>
+                      </m:r>
+                    </m:sub>
+                  </m:sSub>
+                  <m:r>
+                    <w:rPr>
+                      <w:rFonts w:ascii="Cambria Math" w:eastAsiaTheme="minorEastAsia" w:hAnsi="Cambria Math"/>
+                    </w:rPr>
+                    <m:t>=</m:t>
+                  </m:r>
+                  <m:sSup>
+                    <m:sSupPr>
+                      <m:ctrlPr>
+                        <w:rPr>
+                          <w:rFonts w:ascii="Cambria Math" w:eastAsiaTheme="minorEastAsia" w:hAnsi="Cambria Math"/>
+                          <w:i/>
+                        </w:rPr>
+                      </m:ctrlPr>
+                    </m:sSupPr>
+                    <m:e>
+                      <m:r>
+                        <w:rPr>
+                          <w:rFonts w:ascii="Cambria Math" w:eastAsiaTheme="minorEastAsia" w:hAnsi="Cambria Math"/>
+                        </w:rPr>
+                        <m:t>x</m:t>
+                      </m:r>
+                    </m:e>
+                    <m:sup>
+                      <m:r>
+                        <w:rPr>
+                          <w:rFonts w:ascii="Cambria Math" w:eastAsiaTheme="minorEastAsia" w:hAnsi="Cambria Math"/>
+                        </w:rPr>
+                        <m:t>'</m:t>
+                      </m:r>
+                    </m:sup>
+                  </m:sSup>
+                  <m:r>
+                    <w:rPr>
+                      <w:rFonts w:ascii="Cambria Math" w:eastAsiaTheme="minorEastAsia" w:hAnsi="Cambria Math"/>
+                    </w:rPr>
+                    <m:t xml:space="preserve"> | </m:t>
+                  </m:r>
+                  <m:sSub>
+                    <m:sSubPr>
+                      <m:ctrlPr>
+                        <w:rPr>
+                          <w:rFonts w:ascii="Cambria Math" w:eastAsiaTheme="minorEastAsia" w:hAnsi="Cambria Math"/>
+                          <w:i/>
+                        </w:rPr>
+                      </m:ctrlPr>
+                    </m:sSubPr>
+                    <m:e>
+                      <m:r>
+                        <w:rPr>
+                          <w:rFonts w:ascii="Cambria Math" w:eastAsiaTheme="minorEastAsia" w:hAnsi="Cambria Math"/>
+                        </w:rPr>
+                        <m:t>x</m:t>
+                      </m:r>
+                    </m:e>
+                    <m:sub>
+                      <m:r>
+                        <w:rPr>
+                          <w:rFonts w:ascii="Cambria Math" w:eastAsiaTheme="minorEastAsia" w:hAnsi="Cambria Math"/>
+                        </w:rPr>
+                        <m:t>0</m:t>
+                      </m:r>
+                    </m:sub>
+                  </m:sSub>
+                  <m:r>
+                    <w:rPr>
+                      <w:rFonts w:ascii="Cambria Math" w:eastAsiaTheme="minorEastAsia" w:hAnsi="Cambria Math"/>
+                    </w:rPr>
+                    <m:t>=x,π</m:t>
+                  </m:r>
+                </m:e>
+              </m:d>
+              <m:nary>
+                <m:naryPr>
+                  <m:limLoc m:val="subSup"/>
+                  <m:ctrlPr>
+                    <w:rPr>
+                      <w:rFonts w:ascii="Cambria Math" w:eastAsiaTheme="minorEastAsia" w:hAnsi="Cambria Math"/>
+                      <w:i/>
+                    </w:rPr>
+                  </m:ctrlPr>
+                </m:naryPr>
+                <m:sub>
+                  <m:r>
+                    <w:rPr>
+                      <w:rFonts w:ascii="Cambria Math" w:eastAsiaTheme="minorEastAsia" w:hAnsi="Cambria Math"/>
+                    </w:rPr>
+                    <m:t>U</m:t>
+                  </m:r>
+                </m:sub>
+                <m:sup/>
+                <m:e>
+                  <m:r>
+                    <w:rPr>
+                      <w:rFonts w:ascii="Cambria Math" w:eastAsiaTheme="minorEastAsia" w:hAnsi="Cambria Math"/>
+                    </w:rPr>
+                    <m:t>π</m:t>
+                  </m:r>
+                  <m:d>
+                    <m:dPr>
+                      <m:ctrlPr>
+                        <w:rPr>
+                          <w:rFonts w:ascii="Cambria Math" w:eastAsiaTheme="minorEastAsia" w:hAnsi="Cambria Math"/>
+                          <w:i/>
+                        </w:rPr>
+                      </m:ctrlPr>
+                    </m:dPr>
+                    <m:e>
+                      <m:r>
+                        <w:rPr>
+                          <w:rFonts w:ascii="Cambria Math" w:eastAsiaTheme="minorEastAsia" w:hAnsi="Cambria Math"/>
+                        </w:rPr>
+                        <m:t xml:space="preserve">u | </m:t>
+                      </m:r>
+                      <m:r>
+                        <w:rPr>
+                          <w:rFonts w:ascii="Cambria Math" w:eastAsiaTheme="minorEastAsia" w:hAnsi="Cambria Math"/>
+                        </w:rPr>
+                        <m:t>x</m:t>
+                      </m:r>
+                    </m:e>
+                  </m:d>
+                  <m:r>
+                    <w:rPr>
+                      <w:rFonts w:ascii="Cambria Math" w:eastAsiaTheme="minorEastAsia" w:hAnsi="Cambria Math"/>
+                    </w:rPr>
+                    <m:t xml:space="preserve"> </m:t>
+                  </m:r>
+                  <m:r>
+                    <w:rPr>
+                      <w:rFonts w:ascii="Cambria Math" w:eastAsiaTheme="minorEastAsia" w:hAnsi="Cambria Math"/>
+                    </w:rPr>
+                    <m:t>r</m:t>
+                  </m:r>
+                  <m:d>
+                    <m:dPr>
+                      <m:ctrlPr>
+                        <w:rPr>
+                          <w:rFonts w:ascii="Cambria Math" w:eastAsiaTheme="minorEastAsia" w:hAnsi="Cambria Math"/>
+                          <w:i/>
+                        </w:rPr>
+                      </m:ctrlPr>
+                    </m:dPr>
+                    <m:e>
+                      <m:r>
+                        <w:rPr>
+                          <w:rFonts w:ascii="Cambria Math" w:eastAsiaTheme="minorEastAsia" w:hAnsi="Cambria Math"/>
+                        </w:rPr>
+                        <m:t>x</m:t>
+                      </m:r>
+                      <m:r>
+                        <w:rPr>
+                          <w:rFonts w:ascii="Cambria Math" w:eastAsiaTheme="minorEastAsia" w:hAnsi="Cambria Math"/>
+                        </w:rPr>
+                        <m:t>,u</m:t>
+                      </m:r>
+                    </m:e>
+                  </m:d>
+                  <m:r>
+                    <w:rPr>
+                      <w:rFonts w:ascii="Cambria Math" w:eastAsiaTheme="minorEastAsia" w:hAnsi="Cambria Math"/>
+                    </w:rPr>
+                    <m:t xml:space="preserve"> du </m:t>
+                  </m:r>
+                </m:e>
+              </m:nary>
+            </m:e>
+          </m:nary>
         </m:oMath>
       </m:oMathPara>
     </w:p>

--- a/docs/Agentic_Workflows_wtith_RL_Loop.docx
+++ b/docs/Agentic_Workflows_wtith_RL_Loop.docx
@@ -1097,8 +1097,115 @@
         </w:r>
       </w:hyperlink>
     </w:p>
+    <w:p>
+      <w:r>
+        <w:lastRenderedPageBreak/>
+        <w:t xml:space="preserve">[17] </w:t>
+      </w:r>
+      <w:hyperlink r:id="rId22" w:history="1">
+        <w:r>
+          <w:rPr>
+            <w:rStyle w:val="Hyperlink"/>
+          </w:rPr>
+          <w:t>Key Concepts in Reinforcement Learning, OpenAI Spinning Up (Part1)</w:t>
+        </w:r>
+      </w:hyperlink>
+    </w:p>
     <w:p/>
     <w:p>
+      <w:r>
+        <w:t xml:space="preserve">[18] </w:t>
+      </w:r>
+      <w:hyperlink r:id="rId23" w:history="1">
+        <w:r>
+          <w:rPr>
+            <w:rStyle w:val="Hyperlink"/>
+          </w:rPr>
+          <w:t>Kinds of Reinforcement Learning Algorithms, OpenAI Spinning Up (Part 2)</w:t>
+        </w:r>
+      </w:hyperlink>
+    </w:p>
+    <w:p/>
+    <w:p>
+      <w:r>
+        <w:t xml:space="preserve">[19] </w:t>
+      </w:r>
+      <w:hyperlink r:id="rId24" w:history="1">
+        <w:r>
+          <w:rPr>
+            <w:rStyle w:val="Hyperlink"/>
+          </w:rPr>
+          <w:t>Intro to Policy Optimization, OpenAI Spinning Up (Part 3)</w:t>
+        </w:r>
+      </w:hyperlink>
+    </w:p>
+    <w:p/>
+    <w:p>
+      <w:r>
+        <w:t>[20]</w:t>
+      </w:r>
+      <w:r>
+        <w:t xml:space="preserve"> </w:t>
+      </w:r>
+      <w:hyperlink r:id="rId25" w:history="1">
+        <w:r>
+          <w:rPr>
+            <w:rStyle w:val="Hyperlink"/>
+          </w:rPr>
+          <w:t>Vanila Policy Gradient, OpenAI docs</w:t>
+        </w:r>
+      </w:hyperlink>
+    </w:p>
+    <w:p/>
+    <w:p>
+      <w:r>
+        <w:t>[21]</w:t>
+      </w:r>
+      <w:r>
+        <w:t xml:space="preserve"> </w:t>
+      </w:r>
+      <w:hyperlink r:id="rId26" w:history="1">
+        <w:r>
+          <w:rPr>
+            <w:rStyle w:val="Hyperlink"/>
+          </w:rPr>
+          <w:t>Trust Region Policy Optimization, OpenAI docs</w:t>
+        </w:r>
+      </w:hyperlink>
+    </w:p>
+    <w:p/>
+    <w:p>
+      <w:r>
+        <w:t>[22]</w:t>
+      </w:r>
+      <w:r>
+        <w:t xml:space="preserve"> </w:t>
+      </w:r>
+      <w:hyperlink r:id="rId27" w:history="1">
+        <w:r>
+          <w:rPr>
+            <w:rStyle w:val="Hyperlink"/>
+          </w:rPr>
+          <w:t>Proximal Policy Optimization, OpenAI docs</w:t>
+        </w:r>
+      </w:hyperlink>
+    </w:p>
+    <w:p/>
+    <w:p>
+      <w:r>
+        <w:t xml:space="preserve">[23] </w:t>
+      </w:r>
+      <w:hyperlink r:id="rId28" w:history="1">
+        <w:r>
+          <w:rPr>
+            <w:rStyle w:val="Hyperlink"/>
+          </w:rPr>
+          <w:t>Note on Q functions and V functions in Reinforcement Learning, D. Gueorguiev, 2023</w:t>
+        </w:r>
+      </w:hyperlink>
+    </w:p>
+    <w:p/>
+    <w:p>
       <w:pPr>
         <w:pStyle w:val="Heading1"/>
       </w:pPr>
@@ -1106,6 +1213,54 @@
         <w:t>Appendix</w:t>
       </w:r>
     </w:p>
+    <w:p/>
+    <w:p>
+      <w:pPr>
+        <w:pStyle w:val="Heading2"/>
+      </w:pPr>
+      <w:r>
+        <w:t>Key Concepts in Reinforcement Learning</w:t>
+      </w:r>
+    </w:p>
+    <w:p/>
+    <w:p>
+      <w:pPr>
+        <w:rPr>
+          <w:color w:val="EE0000"/>
+        </w:rPr>
+      </w:pPr>
+      <w:r>
+        <w:rPr>
+          <w:color w:val="EE0000"/>
+        </w:rPr>
+        <w:t>//TODO: finish key concepts in RL (mainly from [17] and [18])</w:t>
+      </w:r>
+    </w:p>
+    <w:p/>
+    <w:p>
+      <w:pPr>
+        <w:pStyle w:val="Heading2"/>
+      </w:pPr>
+      <w:r>
+        <w:t>Bellman’s Equations for Markov Decision Processes</w:t>
+      </w:r>
+    </w:p>
+    <w:p/>
+    <w:p>
+      <w:pPr>
+        <w:rPr>
+          <w:color w:val="EE0000"/>
+        </w:rPr>
+      </w:pPr>
+      <w:r>
+        <w:rPr>
+          <w:color w:val="EE0000"/>
+        </w:rPr>
+        <w:t>//TODO: finish Bellman’s Equations for MDP (mainly from [23])</w:t>
+      </w:r>
+    </w:p>
+    <w:p/>
+    <w:p/>
     <w:p/>
     <w:p>
       <w:pPr>
@@ -5758,6 +5913,7 @@
         <w:rPr>
           <w:rFonts w:eastAsiaTheme="minorEastAsia"/>
         </w:rPr>
+        <w:lastRenderedPageBreak/>
         <w:t xml:space="preserve">   During learning the agent will have to estimate the cost-to-go function </w:t>
       </w:r>
       <m:oMath>
@@ -7416,7 +7572,6 @@
         <w:rPr>
           <w:rFonts w:eastAsiaTheme="minorEastAsia"/>
         </w:rPr>
-        <w:lastRenderedPageBreak/>
         <w:t>Looking at (a</w:t>
       </w:r>
       <w:r>

--- a/docs/Agentic_Workflows_wtith_RL_Loop.docx
+++ b/docs/Agentic_Workflows_wtith_RL_Loop.docx
@@ -1206,6 +1206,34 @@
     </w:p>
     <w:p/>
     <w:p>
+      <w:r>
+        <w:t xml:space="preserve">[24] </w:t>
+      </w:r>
+      <w:hyperlink r:id="rId29" w:history="1">
+        <w:r>
+          <w:rPr>
+            <w:rStyle w:val="Hyperlink"/>
+          </w:rPr>
+          <w:t>Notes on Reinforcement Learning by David Silver (notes taken by D. Gueorguiev), 2026</w:t>
+        </w:r>
+      </w:hyperlink>
+    </w:p>
+    <w:p/>
+    <w:p>
+      <w:r>
+        <w:t xml:space="preserve">[25] </w:t>
+      </w:r>
+      <w:hyperlink r:id="rId30" w:history="1">
+        <w:r>
+          <w:rPr>
+            <w:rStyle w:val="Hyperlink"/>
+          </w:rPr>
+          <w:t>Notes on Reinforcement Learning and Deep Reinforcement Learning , D. Gueorguiev, 2025</w:t>
+        </w:r>
+      </w:hyperlink>
+    </w:p>
+    <w:p/>
+    <w:p>
       <w:pPr>
         <w:pStyle w:val="Heading1"/>
       </w:pPr>
@@ -5291,6 +5319,7 @@
         <w:rPr>
           <w:rFonts w:eastAsiaTheme="minorEastAsia"/>
         </w:rPr>
+        <w:lastRenderedPageBreak/>
         <w:t xml:space="preserve">Here </w:t>
       </w:r>
       <m:oMath>
@@ -5913,7 +5942,6 @@
         <w:rPr>
           <w:rFonts w:eastAsiaTheme="minorEastAsia"/>
         </w:rPr>
-        <w:lastRenderedPageBreak/>
         <w:t xml:space="preserve">   During learning the agent will have to estimate the cost-to-go function </w:t>
       </w:r>
       <m:oMath>

--- a/docs/Agentic_Workflows_wtith_RL_Loop.docx
+++ b/docs/Agentic_Workflows_wtith_RL_Loop.docx
@@ -1526,7 +1526,7 @@
           </mc:Choice>
           <mc:Fallback>
             <w:pict>
-              <v:shape w14:anchorId="4C7D667E" id="Freeform 3" o:spid="_x0000_s1026" style="position:absolute;margin-left:71.05pt;margin-top:3.35pt;width:110.75pt;height:26pt;z-index:251665408;visibility:visible;mso-wrap-style:square;mso-wrap-distance-left:9pt;mso-wrap-distance-top:0;mso-wrap-distance-right:9pt;mso-wrap-distance-bottom:0;mso-position-horizontal:absolute;mso-position-horizontal-relative:text;mso-position-vertical:absolute;mso-position-vertical-relative:text;v-text-anchor:middle" coordsize="1406771,330481" o:gfxdata="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" path="m,324504c6474,267230,12949,209956,65741,163140,118533,116324,217145,70504,316753,43610,416361,16716,560792,6755,663388,1775v102596,-4980,183278,996,268941,11953c1017992,24685,1117600,48591,1177365,67516v59765,18925,79686,35859,113553,59765c1324785,151187,1361640,183061,1380565,210951v18925,27890,23906,83671,23906,83671c1408455,314544,1406463,322512,1404471,330481e" filled="f" strokecolor="#030e13 [484]" strokeweight="1pt">
+              <v:shape w14:anchorId="49DD58C9" id="Freeform 3" o:spid="_x0000_s1026" style="position:absolute;margin-left:71.05pt;margin-top:3.35pt;width:110.75pt;height:26pt;z-index:251665408;visibility:visible;mso-wrap-style:square;mso-wrap-distance-left:9pt;mso-wrap-distance-top:0;mso-wrap-distance-right:9pt;mso-wrap-distance-bottom:0;mso-position-horizontal:absolute;mso-position-horizontal-relative:text;mso-position-vertical:absolute;mso-position-vertical-relative:text;v-text-anchor:middle" coordsize="1406771,330481" o:gfxdata="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" path="m,324504c6474,267230,12949,209956,65741,163140,118533,116324,217145,70504,316753,43610,416361,16716,560792,6755,663388,1775v102596,-4980,183278,996,268941,11953c1017992,24685,1117600,48591,1177365,67516v59765,18925,79686,35859,113553,59765c1324785,151187,1361640,183061,1380565,210951v18925,27890,23906,83671,23906,83671c1408455,314544,1406463,322512,1404471,330481e" filled="f" strokecolor="#030e13 [484]" strokeweight="1pt">
                 <v:stroke endarrow="block" endarrowwidth="narrow" endarrowlength="short" joinstyle="miter"/>
                 <v:path arrowok="t" o:connecttype="custom" o:connectlocs="0,324504;65741,163140;316753,43610;663388,1775;932329,13728;1177365,67516;1290918,127281;1380565,210951;1404471,294622;1404471,330481" o:connectangles="0,0,0,0,0,0,0,0,0,0"/>
               </v:shape>
@@ -1967,7 +1967,7 @@
           </mc:Choice>
           <mc:Fallback>
             <w:pict>
-              <v:shape w14:anchorId="72962FFF" id="Freeform 4" o:spid="_x0000_s1026" style="position:absolute;margin-left:70.45pt;margin-top:3.2pt;width:111.2pt;height:25pt;z-index:251666432;visibility:visible;mso-wrap-style:square;mso-wrap-distance-left:9pt;mso-wrap-distance-top:0;mso-wrap-distance-right:9pt;mso-wrap-distance-bottom:0;mso-position-horizontal:absolute;mso-position-horizontal-relative:text;mso-position-vertical:absolute;mso-position-vertical-relative:text;v-text-anchor:middle" coordsize="1412408,317188" o:gfxdata="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" path="m1412217,v498,46816,996,93632,-11953,125506c1387315,157380,1374366,169333,1334523,191247v-39843,21914,-108573,48808,-173318,65741c1096460,273921,1060601,282886,946052,292847v-114549,9961,-356596,21914,-472141,23906c358366,318745,312546,313765,252781,304800,193016,295835,153174,286871,115323,262965,77472,239059,44600,190251,25675,161365,6750,132479,5754,112557,1770,89647v-3984,-22910,,-65741,,-65741l1770,11953e" filled="f" strokecolor="#030e13 [484]" strokeweight="1pt">
+              <v:shape w14:anchorId="781E082B" id="Freeform 4" o:spid="_x0000_s1026" style="position:absolute;margin-left:70.45pt;margin-top:3.2pt;width:111.2pt;height:25pt;z-index:251666432;visibility:visible;mso-wrap-style:square;mso-wrap-distance-left:9pt;mso-wrap-distance-top:0;mso-wrap-distance-right:9pt;mso-wrap-distance-bottom:0;mso-position-horizontal:absolute;mso-position-horizontal-relative:text;mso-position-vertical:absolute;mso-position-vertical-relative:text;v-text-anchor:middle" coordsize="1412408,317188" o:gfxdata="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" path="m1412217,v498,46816,996,93632,-11953,125506c1387315,157380,1374366,169333,1334523,191247v-39843,21914,-108573,48808,-173318,65741c1096460,273921,1060601,282886,946052,292847v-114549,9961,-356596,21914,-472141,23906c358366,318745,312546,313765,252781,304800,193016,295835,153174,286871,115323,262965,77472,239059,44600,190251,25675,161365,6750,132479,5754,112557,1770,89647v-3984,-22910,,-65741,,-65741l1770,11953e" filled="f" strokecolor="#030e13 [484]" strokeweight="1pt">
                 <v:stroke endarrow="block" endarrowwidth="narrow" endarrowlength="short" joinstyle="miter"/>
                 <v:path arrowok="t" o:connecttype="custom" o:connectlocs="1412217,0;1400264,125506;1334523,191247;1161205,256988;946052,292847;473911,316753;252781,304800;115323,262965;25675,161365;1770,89647;1770,23906;1770,11953" o:connectangles="0,0,0,0,0,0,0,0,0,0,0,0"/>
               </v:shape>
@@ -2350,15 +2350,42 @@
     </w:p>
     <w:p/>
     <w:p>
-      <w:r>
-        <w:t>Note:</w:t>
-      </w:r>
-    </w:p>
-    <w:p>
-      <w:r>
-        <w:t xml:space="preserve">The distinction between discrete and continuous state and action spaces have profound </w:t>
-      </w:r>
-    </w:p>
+      <w:pPr>
+        <w:rPr>
+          <w:u w:val="single"/>
+        </w:rPr>
+      </w:pPr>
+      <w:r>
+        <w:rPr>
+          <w:u w:val="single"/>
+        </w:rPr>
+        <w:t>Note</w:t>
+      </w:r>
+      <w:r>
+        <w:rPr>
+          <w:u w:val="single"/>
+        </w:rPr>
+        <w:t xml:space="preserve"> on continuous vs discrete state and action space  models</w:t>
+      </w:r>
+    </w:p>
+    <w:p>
+      <w:r>
+        <w:t xml:space="preserve">The distinction between discrete and continuous state and action spaces </w:t>
+      </w:r>
+      <w:proofErr w:type="gramStart"/>
+      <w:r>
+        <w:t>have</w:t>
+      </w:r>
+      <w:proofErr w:type="gramEnd"/>
+      <w:r>
+        <w:t xml:space="preserve"> profound </w:t>
+      </w:r>
+      <w:r>
+        <w:t>consequences for the methods of deep RL. Some families of algorithms can only be applied directly in one case and need substantial rework which would impose additional limitations on their performance in the other case.</w:t>
+      </w:r>
+    </w:p>
+    <w:p/>
+    <w:p/>
     <w:p/>
     <w:p>
       <w:pPr>
@@ -3006,7 +3033,6 @@
         <w:pStyle w:val="Heading2"/>
       </w:pPr>
       <w:r>
-        <w:lastRenderedPageBreak/>
         <w:t>Proximal Policy Optimization</w:t>
       </w:r>
     </w:p>

--- a/docs/Agentic_Workflows_wtith_RL_Loop.docx
+++ b/docs/Agentic_Workflows_wtith_RL_Loop.docx
@@ -1526,7 +1526,7 @@
           </mc:Choice>
           <mc:Fallback>
             <w:pict>
-              <v:shape w14:anchorId="49DD58C9" id="Freeform 3" o:spid="_x0000_s1026" style="position:absolute;margin-left:71.05pt;margin-top:3.35pt;width:110.75pt;height:26pt;z-index:251665408;visibility:visible;mso-wrap-style:square;mso-wrap-distance-left:9pt;mso-wrap-distance-top:0;mso-wrap-distance-right:9pt;mso-wrap-distance-bottom:0;mso-position-horizontal:absolute;mso-position-horizontal-relative:text;mso-position-vertical:absolute;mso-position-vertical-relative:text;v-text-anchor:middle" coordsize="1406771,330481" o:gfxdata="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" path="m,324504c6474,267230,12949,209956,65741,163140,118533,116324,217145,70504,316753,43610,416361,16716,560792,6755,663388,1775v102596,-4980,183278,996,268941,11953c1017992,24685,1117600,48591,1177365,67516v59765,18925,79686,35859,113553,59765c1324785,151187,1361640,183061,1380565,210951v18925,27890,23906,83671,23906,83671c1408455,314544,1406463,322512,1404471,330481e" filled="f" strokecolor="#030e13 [484]" strokeweight="1pt">
+              <v:shape w14:anchorId="768B8DF3" id="Freeform 3" o:spid="_x0000_s1026" style="position:absolute;margin-left:71.05pt;margin-top:3.35pt;width:110.75pt;height:26pt;z-index:251665408;visibility:visible;mso-wrap-style:square;mso-wrap-distance-left:9pt;mso-wrap-distance-top:0;mso-wrap-distance-right:9pt;mso-wrap-distance-bottom:0;mso-position-horizontal:absolute;mso-position-horizontal-relative:text;mso-position-vertical:absolute;mso-position-vertical-relative:text;v-text-anchor:middle" coordsize="1406771,330481" o:gfxdata="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" path="m,324504c6474,267230,12949,209956,65741,163140,118533,116324,217145,70504,316753,43610,416361,16716,560792,6755,663388,1775v102596,-4980,183278,996,268941,11953c1017992,24685,1117600,48591,1177365,67516v59765,18925,79686,35859,113553,59765c1324785,151187,1361640,183061,1380565,210951v18925,27890,23906,83671,23906,83671c1408455,314544,1406463,322512,1404471,330481e" filled="f" strokecolor="#030e13 [484]" strokeweight="1pt">
                 <v:stroke endarrow="block" endarrowwidth="narrow" endarrowlength="short" joinstyle="miter"/>
                 <v:path arrowok="t" o:connecttype="custom" o:connectlocs="0,324504;65741,163140;316753,43610;663388,1775;932329,13728;1177365,67516;1290918,127281;1380565,210951;1404471,294622;1404471,330481" o:connectangles="0,0,0,0,0,0,0,0,0,0"/>
               </v:shape>
@@ -1967,7 +1967,7 @@
           </mc:Choice>
           <mc:Fallback>
             <w:pict>
-              <v:shape w14:anchorId="781E082B" id="Freeform 4" o:spid="_x0000_s1026" style="position:absolute;margin-left:70.45pt;margin-top:3.2pt;width:111.2pt;height:25pt;z-index:251666432;visibility:visible;mso-wrap-style:square;mso-wrap-distance-left:9pt;mso-wrap-distance-top:0;mso-wrap-distance-right:9pt;mso-wrap-distance-bottom:0;mso-position-horizontal:absolute;mso-position-horizontal-relative:text;mso-position-vertical:absolute;mso-position-vertical-relative:text;v-text-anchor:middle" coordsize="1412408,317188" o:gfxdata="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" path="m1412217,v498,46816,996,93632,-11953,125506c1387315,157380,1374366,169333,1334523,191247v-39843,21914,-108573,48808,-173318,65741c1096460,273921,1060601,282886,946052,292847v-114549,9961,-356596,21914,-472141,23906c358366,318745,312546,313765,252781,304800,193016,295835,153174,286871,115323,262965,77472,239059,44600,190251,25675,161365,6750,132479,5754,112557,1770,89647v-3984,-22910,,-65741,,-65741l1770,11953e" filled="f" strokecolor="#030e13 [484]" strokeweight="1pt">
+              <v:shape w14:anchorId="6E17AE21" id="Freeform 4" o:spid="_x0000_s1026" style="position:absolute;margin-left:70.45pt;margin-top:3.2pt;width:111.2pt;height:25pt;z-index:251666432;visibility:visible;mso-wrap-style:square;mso-wrap-distance-left:9pt;mso-wrap-distance-top:0;mso-wrap-distance-right:9pt;mso-wrap-distance-bottom:0;mso-position-horizontal:absolute;mso-position-horizontal-relative:text;mso-position-vertical:absolute;mso-position-vertical-relative:text;v-text-anchor:middle" coordsize="1412408,317188" o:gfxdata="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" path="m1412217,v498,46816,996,93632,-11953,125506c1387315,157380,1374366,169333,1334523,191247v-39843,21914,-108573,48808,-173318,65741c1096460,273921,1060601,282886,946052,292847v-114549,9961,-356596,21914,-472141,23906c358366,318745,312546,313765,252781,304800,193016,295835,153174,286871,115323,262965,77472,239059,44600,190251,25675,161365,6750,132479,5754,112557,1770,89647v-3984,-22910,,-65741,,-65741l1770,11953e" filled="f" strokecolor="#030e13 [484]" strokeweight="1pt">
                 <v:stroke endarrow="block" endarrowwidth="narrow" endarrowlength="short" joinstyle="miter"/>
                 <v:path arrowok="t" o:connecttype="custom" o:connectlocs="1412217,0;1400264,125506;1334523,191247;1161205,256988;946052,292847;473911,316753;252781,304800;115323,262965;25675,161365;1770,89647;1770,23906;1770,11953" o:connectangles="0,0,0,0,0,0,0,0,0,0,0,0"/>
               </v:shape>
@@ -2382,6 +2382,9 @@
       </w:r>
       <w:r>
         <w:t>consequences for the methods of deep RL. Some families of algorithms can only be applied directly in one case and need substantial rework which would impose additional limitations on their performance in the other case.</w:t>
+      </w:r>
+      <w:r>
+        <w:t xml:space="preserve"> In this expose we will limit our attention to discrete state and action spaces governed by discrete Markov Decision Processes in order to make the presentation of the discussed algorithms as simple as possible.</w:t>
       </w:r>
     </w:p>
     <w:p/>
@@ -2974,6 +2977,7 @@
         <w:rPr>
           <w:color w:val="auto"/>
         </w:rPr>
+        <w:lastRenderedPageBreak/>
         <w:t>Generaliz</w:t>
       </w:r>
       <w:r>

--- a/docs/Agentic_Workflows_wtith_RL_Loop.docx
+++ b/docs/Agentic_Workflows_wtith_RL_Loop.docx
@@ -1526,7 +1526,7 @@
           </mc:Choice>
           <mc:Fallback>
             <w:pict>
-              <v:shape w14:anchorId="768B8DF3" id="Freeform 3" o:spid="_x0000_s1026" style="position:absolute;margin-left:71.05pt;margin-top:3.35pt;width:110.75pt;height:26pt;z-index:251665408;visibility:visible;mso-wrap-style:square;mso-wrap-distance-left:9pt;mso-wrap-distance-top:0;mso-wrap-distance-right:9pt;mso-wrap-distance-bottom:0;mso-position-horizontal:absolute;mso-position-horizontal-relative:text;mso-position-vertical:absolute;mso-position-vertical-relative:text;v-text-anchor:middle" coordsize="1406771,330481" o:gfxdata="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" path="m,324504c6474,267230,12949,209956,65741,163140,118533,116324,217145,70504,316753,43610,416361,16716,560792,6755,663388,1775v102596,-4980,183278,996,268941,11953c1017992,24685,1117600,48591,1177365,67516v59765,18925,79686,35859,113553,59765c1324785,151187,1361640,183061,1380565,210951v18925,27890,23906,83671,23906,83671c1408455,314544,1406463,322512,1404471,330481e" filled="f" strokecolor="#030e13 [484]" strokeweight="1pt">
+              <v:shape w14:anchorId="276049F0" id="Freeform 3" o:spid="_x0000_s1026" style="position:absolute;margin-left:71.05pt;margin-top:3.35pt;width:110.75pt;height:26pt;z-index:251665408;visibility:visible;mso-wrap-style:square;mso-wrap-distance-left:9pt;mso-wrap-distance-top:0;mso-wrap-distance-right:9pt;mso-wrap-distance-bottom:0;mso-position-horizontal:absolute;mso-position-horizontal-relative:text;mso-position-vertical:absolute;mso-position-vertical-relative:text;v-text-anchor:middle" coordsize="1406771,330481" o:gfxdata="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" path="m,324504c6474,267230,12949,209956,65741,163140,118533,116324,217145,70504,316753,43610,416361,16716,560792,6755,663388,1775v102596,-4980,183278,996,268941,11953c1017992,24685,1117600,48591,1177365,67516v59765,18925,79686,35859,113553,59765c1324785,151187,1361640,183061,1380565,210951v18925,27890,23906,83671,23906,83671c1408455,314544,1406463,322512,1404471,330481e" filled="f" strokecolor="#030e13 [484]" strokeweight="1pt">
                 <v:stroke endarrow="block" endarrowwidth="narrow" endarrowlength="short" joinstyle="miter"/>
                 <v:path arrowok="t" o:connecttype="custom" o:connectlocs="0,324504;65741,163140;316753,43610;663388,1775;932329,13728;1177365,67516;1290918,127281;1380565,210951;1404471,294622;1404471,330481" o:connectangles="0,0,0,0,0,0,0,0,0,0"/>
               </v:shape>
@@ -1967,7 +1967,7 @@
           </mc:Choice>
           <mc:Fallback>
             <w:pict>
-              <v:shape w14:anchorId="6E17AE21" id="Freeform 4" o:spid="_x0000_s1026" style="position:absolute;margin-left:70.45pt;margin-top:3.2pt;width:111.2pt;height:25pt;z-index:251666432;visibility:visible;mso-wrap-style:square;mso-wrap-distance-left:9pt;mso-wrap-distance-top:0;mso-wrap-distance-right:9pt;mso-wrap-distance-bottom:0;mso-position-horizontal:absolute;mso-position-horizontal-relative:text;mso-position-vertical:absolute;mso-position-vertical-relative:text;v-text-anchor:middle" coordsize="1412408,317188" o:gfxdata="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" path="m1412217,v498,46816,996,93632,-11953,125506c1387315,157380,1374366,169333,1334523,191247v-39843,21914,-108573,48808,-173318,65741c1096460,273921,1060601,282886,946052,292847v-114549,9961,-356596,21914,-472141,23906c358366,318745,312546,313765,252781,304800,193016,295835,153174,286871,115323,262965,77472,239059,44600,190251,25675,161365,6750,132479,5754,112557,1770,89647v-3984,-22910,,-65741,,-65741l1770,11953e" filled="f" strokecolor="#030e13 [484]" strokeweight="1pt">
+              <v:shape w14:anchorId="5107CA42" id="Freeform 4" o:spid="_x0000_s1026" style="position:absolute;margin-left:70.45pt;margin-top:3.2pt;width:111.2pt;height:25pt;z-index:251666432;visibility:visible;mso-wrap-style:square;mso-wrap-distance-left:9pt;mso-wrap-distance-top:0;mso-wrap-distance-right:9pt;mso-wrap-distance-bottom:0;mso-position-horizontal:absolute;mso-position-horizontal-relative:text;mso-position-vertical:absolute;mso-position-vertical-relative:text;v-text-anchor:middle" coordsize="1412408,317188" o:gfxdata="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" path="m1412217,v498,46816,996,93632,-11953,125506c1387315,157380,1374366,169333,1334523,191247v-39843,21914,-108573,48808,-173318,65741c1096460,273921,1060601,282886,946052,292847v-114549,9961,-356596,21914,-472141,23906c358366,318745,312546,313765,252781,304800,193016,295835,153174,286871,115323,262965,77472,239059,44600,190251,25675,161365,6750,132479,5754,112557,1770,89647v-3984,-22910,,-65741,,-65741l1770,11953e" filled="f" strokecolor="#030e13 [484]" strokeweight="1pt">
                 <v:stroke endarrow="block" endarrowwidth="narrow" endarrowlength="short" joinstyle="miter"/>
                 <v:path arrowok="t" o:connecttype="custom" o:connectlocs="1412217,0;1400264,125506;1334523,191247;1161205,256988;946052,292847;473911,316753;252781,304800;115323,262965;25675,161365;1770,89647;1770,23906;1770,11953" o:connectangles="0,0,0,0,0,0,0,0,0,0,0,0"/>
               </v:shape>
@@ -2370,15 +2370,7 @@
     </w:p>
     <w:p>
       <w:r>
-        <w:t xml:space="preserve">The distinction between discrete and continuous state and action spaces </w:t>
-      </w:r>
-      <w:proofErr w:type="gramStart"/>
-      <w:r>
-        <w:t>have</w:t>
-      </w:r>
-      <w:proofErr w:type="gramEnd"/>
-      <w:r>
-        <w:t xml:space="preserve"> profound </w:t>
+        <w:t xml:space="preserve">The distinction between discrete and continuous state and action spaces have profound </w:t>
       </w:r>
       <w:r>
         <w:t>consequences for the methods of deep RL. Some families of algorithms can only be applied directly in one case and need substantial rework which would impose additional limitations on their performance in the other case.</w:t>
@@ -2388,7 +2380,1326 @@
       </w:r>
     </w:p>
     <w:p/>
-    <w:p/>
+    <w:p>
+      <w:r>
+        <w:rPr>
+          <w:b/>
+          <w:bCs/>
+        </w:rPr>
+        <w:t>Definition</w:t>
+      </w:r>
+      <w:r>
+        <w:t xml:space="preserve"> </w:t>
+      </w:r>
+      <w:r>
+        <w:rPr>
+          <w:i/>
+          <w:iCs/>
+        </w:rPr>
+        <w:t>Policy</w:t>
+      </w:r>
+    </w:p>
+    <w:p>
+      <w:pPr>
+        <w:rPr>
+          <w:rFonts w:eastAsiaTheme="minorEastAsia"/>
+        </w:rPr>
+      </w:pPr>
+      <w:r>
+        <w:t xml:space="preserve">A </w:t>
+      </w:r>
+      <w:r>
+        <w:rPr>
+          <w:i/>
+          <w:iCs/>
+        </w:rPr>
+        <w:t>policy</w:t>
+      </w:r>
+      <w:r>
+        <w:t xml:space="preserve"> is a rule </w:t>
+      </w:r>
+      <w:r>
+        <w:t>used by an agent to decide on actions to take. It can be deterministic in which case it is denot</w:t>
+      </w:r>
+      <w:r>
+        <w:t>ed wi</w:t>
+      </w:r>
+      <w:r>
+        <w:t xml:space="preserve">th </w:t>
+      </w:r>
+      <m:oMath>
+        <m:r>
+          <w:rPr>
+            <w:rFonts w:ascii="Cambria Math" w:hAnsi="Cambria Math"/>
+          </w:rPr>
+          <m:t>μ</m:t>
+        </m:r>
+      </m:oMath>
+      <w:r>
+        <w:rPr>
+          <w:rFonts w:eastAsiaTheme="minorEastAsia"/>
+        </w:rPr>
+        <w:t>:</w:t>
+      </w:r>
+    </w:p>
+    <w:p>
+      <w:pPr>
+        <w:rPr>
+          <w:rFonts w:eastAsiaTheme="minorEastAsia"/>
+        </w:rPr>
+      </w:pPr>
+    </w:p>
+    <w:p>
+      <w:pPr>
+        <w:rPr>
+          <w:rFonts w:eastAsiaTheme="minorEastAsia"/>
+        </w:rPr>
+      </w:pPr>
+      <m:oMath>
+        <m:sSub>
+          <m:sSubPr>
+            <m:ctrlPr>
+              <w:rPr>
+                <w:rFonts w:ascii="Cambria Math" w:hAnsi="Cambria Math"/>
+                <w:i/>
+              </w:rPr>
+            </m:ctrlPr>
+          </m:sSubPr>
+          <m:e>
+            <m:r>
+              <w:rPr>
+                <w:rFonts w:ascii="Cambria Math" w:hAnsi="Cambria Math"/>
+              </w:rPr>
+              <m:t>a</m:t>
+            </m:r>
+          </m:e>
+          <m:sub>
+            <m:r>
+              <w:rPr>
+                <w:rFonts w:ascii="Cambria Math" w:hAnsi="Cambria Math"/>
+              </w:rPr>
+              <m:t>t</m:t>
+            </m:r>
+          </m:sub>
+        </m:sSub>
+        <m:r>
+          <w:rPr>
+            <w:rFonts w:ascii="Cambria Math" w:eastAsiaTheme="minorEastAsia" w:hAnsi="Cambria Math"/>
+          </w:rPr>
+          <m:t>=μ</m:t>
+        </m:r>
+        <m:d>
+          <m:dPr>
+            <m:ctrlPr>
+              <w:rPr>
+                <w:rFonts w:ascii="Cambria Math" w:eastAsiaTheme="minorEastAsia" w:hAnsi="Cambria Math"/>
+                <w:i/>
+              </w:rPr>
+            </m:ctrlPr>
+          </m:dPr>
+          <m:e>
+            <m:sSub>
+              <m:sSubPr>
+                <m:ctrlPr>
+                  <w:rPr>
+                    <w:rFonts w:ascii="Cambria Math" w:eastAsiaTheme="minorEastAsia" w:hAnsi="Cambria Math"/>
+                    <w:i/>
+                  </w:rPr>
+                </m:ctrlPr>
+              </m:sSubPr>
+              <m:e>
+                <m:r>
+                  <w:rPr>
+                    <w:rFonts w:ascii="Cambria Math" w:eastAsiaTheme="minorEastAsia" w:hAnsi="Cambria Math"/>
+                  </w:rPr>
+                  <m:t>s</m:t>
+                </m:r>
+              </m:e>
+              <m:sub>
+                <m:r>
+                  <w:rPr>
+                    <w:rFonts w:ascii="Cambria Math" w:eastAsiaTheme="minorEastAsia" w:hAnsi="Cambria Math"/>
+                  </w:rPr>
+                  <m:t>t</m:t>
+                </m:r>
+              </m:sub>
+            </m:sSub>
+          </m:e>
+        </m:d>
+      </m:oMath>
+      <w:r>
+        <w:rPr>
+          <w:rFonts w:eastAsiaTheme="minorEastAsia"/>
+        </w:rPr>
+        <w:t xml:space="preserve"> </w:t>
+      </w:r>
+    </w:p>
+    <w:p>
+      <w:pPr>
+        <w:rPr>
+          <w:rFonts w:eastAsiaTheme="minorEastAsia"/>
+        </w:rPr>
+      </w:pPr>
+    </w:p>
+    <w:p>
+      <w:pPr>
+        <w:rPr>
+          <w:rFonts w:eastAsiaTheme="minorEastAsia"/>
+        </w:rPr>
+      </w:pPr>
+      <w:r>
+        <w:t xml:space="preserve">or it may be stochastic in which case it is usually denoted by </w:t>
+      </w:r>
+      <m:oMath>
+        <m:r>
+          <w:rPr>
+            <w:rFonts w:ascii="Cambria Math" w:hAnsi="Cambria Math"/>
+          </w:rPr>
+          <m:t>π</m:t>
+        </m:r>
+      </m:oMath>
+      <w:r>
+        <w:rPr>
+          <w:rFonts w:eastAsiaTheme="minorEastAsia"/>
+        </w:rPr>
+        <w:t>:</w:t>
+      </w:r>
+    </w:p>
+    <w:p>
+      <w:pPr>
+        <w:rPr>
+          <w:rFonts w:eastAsiaTheme="minorEastAsia"/>
+        </w:rPr>
+      </w:pPr>
+    </w:p>
+    <w:p>
+      <w:pPr>
+        <w:rPr>
+          <w:rFonts w:eastAsiaTheme="minorEastAsia"/>
+        </w:rPr>
+      </w:pPr>
+      <m:oMath>
+        <m:sSub>
+          <m:sSubPr>
+            <m:ctrlPr>
+              <w:rPr>
+                <w:rFonts w:ascii="Cambria Math" w:hAnsi="Cambria Math"/>
+                <w:i/>
+              </w:rPr>
+            </m:ctrlPr>
+          </m:sSubPr>
+          <m:e>
+            <m:r>
+              <w:rPr>
+                <w:rFonts w:ascii="Cambria Math" w:hAnsi="Cambria Math"/>
+              </w:rPr>
+              <m:t>a</m:t>
+            </m:r>
+          </m:e>
+          <m:sub>
+            <m:r>
+              <w:rPr>
+                <w:rFonts w:ascii="Cambria Math" w:hAnsi="Cambria Math"/>
+              </w:rPr>
+              <m:t>t</m:t>
+            </m:r>
+          </m:sub>
+        </m:sSub>
+        <m:r>
+          <w:rPr>
+            <w:rFonts w:ascii="Cambria Math" w:eastAsiaTheme="minorEastAsia" w:hAnsi="Cambria Math"/>
+          </w:rPr>
+          <m:t xml:space="preserve"> ~ </m:t>
+        </m:r>
+        <m:r>
+          <w:rPr>
+            <w:rFonts w:ascii="Cambria Math" w:hAnsi="Cambria Math"/>
+          </w:rPr>
+          <m:t>π</m:t>
+        </m:r>
+        <m:d>
+          <m:dPr>
+            <m:ctrlPr>
+              <w:rPr>
+                <w:rFonts w:ascii="Cambria Math" w:hAnsi="Cambria Math"/>
+                <w:i/>
+              </w:rPr>
+            </m:ctrlPr>
+          </m:dPr>
+          <m:e>
+            <m:r>
+              <w:rPr>
+                <w:rFonts w:ascii="Cambria Math" w:hAnsi="Cambria Math"/>
+              </w:rPr>
+              <m:t>∙|</m:t>
+            </m:r>
+            <m:sSub>
+              <m:sSubPr>
+                <m:ctrlPr>
+                  <w:rPr>
+                    <w:rFonts w:ascii="Cambria Math" w:hAnsi="Cambria Math"/>
+                    <w:i/>
+                  </w:rPr>
+                </m:ctrlPr>
+              </m:sSubPr>
+              <m:e>
+                <m:r>
+                  <w:rPr>
+                    <w:rFonts w:ascii="Cambria Math" w:hAnsi="Cambria Math"/>
+                  </w:rPr>
+                  <m:t>s</m:t>
+                </m:r>
+              </m:e>
+              <m:sub>
+                <m:r>
+                  <w:rPr>
+                    <w:rFonts w:ascii="Cambria Math" w:hAnsi="Cambria Math"/>
+                  </w:rPr>
+                  <m:t>t</m:t>
+                </m:r>
+              </m:sub>
+            </m:sSub>
+          </m:e>
+        </m:d>
+      </m:oMath>
+      <w:r>
+        <w:rPr>
+          <w:rFonts w:eastAsiaTheme="minorEastAsia"/>
+        </w:rPr>
+        <w:t xml:space="preserve"> </w:t>
+      </w:r>
+    </w:p>
+    <w:p>
+      <w:pPr>
+        <w:rPr>
+          <w:rFonts w:eastAsiaTheme="minorEastAsia"/>
+        </w:rPr>
+      </w:pPr>
+    </w:p>
+    <w:p>
+      <w:pPr>
+        <w:rPr>
+          <w:rFonts w:eastAsiaTheme="minorEastAsia"/>
+        </w:rPr>
+      </w:pPr>
+      <w:r>
+        <w:rPr>
+          <w:rFonts w:eastAsiaTheme="minorEastAsia"/>
+        </w:rPr>
+        <w:t>The policy defines the agent’s behavior, and it is not uncommon to substitute the notion of an “agent” with that of a “policy”.</w:t>
+      </w:r>
+    </w:p>
+    <w:p>
+      <w:pPr>
+        <w:rPr>
+          <w:rFonts w:eastAsiaTheme="minorEastAsia"/>
+        </w:rPr>
+      </w:pPr>
+    </w:p>
+    <w:p>
+      <w:r>
+        <w:rPr>
+          <w:b/>
+          <w:bCs/>
+        </w:rPr>
+        <w:t>Definition</w:t>
+      </w:r>
+      <w:r>
+        <w:t xml:space="preserve"> </w:t>
+      </w:r>
+      <w:r>
+        <w:rPr>
+          <w:i/>
+          <w:iCs/>
+        </w:rPr>
+        <w:t>Parametrized policy</w:t>
+      </w:r>
+    </w:p>
+    <w:p>
+      <w:pPr>
+        <w:rPr>
+          <w:rFonts w:eastAsiaTheme="minorEastAsia"/>
+        </w:rPr>
+      </w:pPr>
+      <w:r>
+        <w:t xml:space="preserve">Policy as a computable function which depends on a set of parameters </w:t>
+      </w:r>
+      <w:r>
+        <w:t xml:space="preserve">which are obtained through some sort of optimization procedure (e.g. neural network </w:t>
+      </w:r>
+      <w:r>
+        <w:t>trai</w:t>
+      </w:r>
+      <w:r>
+        <w:t>ning)</w:t>
+      </w:r>
+      <w:r>
+        <w:t xml:space="preserve">. We will denote the parameters of such policy by </w:t>
+      </w:r>
+      <m:oMath>
+        <m:r>
+          <w:rPr>
+            <w:rFonts w:ascii="Cambria Math" w:hAnsi="Cambria Math"/>
+          </w:rPr>
+          <m:t>θ</m:t>
+        </m:r>
+      </m:oMath>
+      <w:r>
+        <w:rPr>
+          <w:rFonts w:eastAsiaTheme="minorEastAsia"/>
+        </w:rPr>
+        <w:t xml:space="preserve"> or </w:t>
+      </w:r>
+      <m:oMath>
+        <m:r>
+          <w:rPr>
+            <w:rFonts w:ascii="Cambria Math" w:eastAsiaTheme="minorEastAsia" w:hAnsi="Cambria Math"/>
+          </w:rPr>
+          <m:t>ϕ</m:t>
+        </m:r>
+      </m:oMath>
+      <w:r>
+        <w:rPr>
+          <w:rFonts w:eastAsiaTheme="minorEastAsia"/>
+        </w:rPr>
+        <w:t xml:space="preserve"> and then we will use subscript to highlight the connection</w:t>
+      </w:r>
+    </w:p>
+    <w:p>
+      <w:pPr>
+        <w:rPr>
+          <w:rFonts w:eastAsiaTheme="minorEastAsia"/>
+        </w:rPr>
+      </w:pPr>
+    </w:p>
+    <w:p>
+      <w:pPr>
+        <w:rPr>
+          <w:rFonts w:eastAsiaTheme="minorEastAsia"/>
+        </w:rPr>
+      </w:pPr>
+      <m:oMath>
+        <m:sSub>
+          <m:sSubPr>
+            <m:ctrlPr>
+              <w:rPr>
+                <w:rFonts w:ascii="Cambria Math" w:hAnsi="Cambria Math"/>
+                <w:i/>
+              </w:rPr>
+            </m:ctrlPr>
+          </m:sSubPr>
+          <m:e>
+            <m:r>
+              <w:rPr>
+                <w:rFonts w:ascii="Cambria Math" w:hAnsi="Cambria Math"/>
+              </w:rPr>
+              <m:t>a</m:t>
+            </m:r>
+          </m:e>
+          <m:sub>
+            <m:r>
+              <w:rPr>
+                <w:rFonts w:ascii="Cambria Math" w:hAnsi="Cambria Math"/>
+              </w:rPr>
+              <m:t>t</m:t>
+            </m:r>
+          </m:sub>
+        </m:sSub>
+        <m:r>
+          <w:rPr>
+            <w:rFonts w:ascii="Cambria Math" w:hAnsi="Cambria Math"/>
+          </w:rPr>
+          <m:t>=</m:t>
+        </m:r>
+        <m:sSub>
+          <m:sSubPr>
+            <m:ctrlPr>
+              <w:rPr>
+                <w:rFonts w:ascii="Cambria Math" w:hAnsi="Cambria Math"/>
+                <w:i/>
+              </w:rPr>
+            </m:ctrlPr>
+          </m:sSubPr>
+          <m:e>
+            <m:r>
+              <w:rPr>
+                <w:rFonts w:ascii="Cambria Math" w:hAnsi="Cambria Math"/>
+              </w:rPr>
+              <m:t>μ</m:t>
+            </m:r>
+          </m:e>
+          <m:sub>
+            <m:r>
+              <w:rPr>
+                <w:rFonts w:ascii="Cambria Math" w:hAnsi="Cambria Math"/>
+              </w:rPr>
+              <m:t>θ</m:t>
+            </m:r>
+          </m:sub>
+        </m:sSub>
+        <m:d>
+          <m:dPr>
+            <m:ctrlPr>
+              <w:rPr>
+                <w:rFonts w:ascii="Cambria Math" w:hAnsi="Cambria Math"/>
+                <w:i/>
+              </w:rPr>
+            </m:ctrlPr>
+          </m:dPr>
+          <m:e>
+            <m:sSub>
+              <m:sSubPr>
+                <m:ctrlPr>
+                  <w:rPr>
+                    <w:rFonts w:ascii="Cambria Math" w:hAnsi="Cambria Math"/>
+                    <w:i/>
+                  </w:rPr>
+                </m:ctrlPr>
+              </m:sSubPr>
+              <m:e>
+                <m:r>
+                  <w:rPr>
+                    <w:rFonts w:ascii="Cambria Math" w:hAnsi="Cambria Math"/>
+                  </w:rPr>
+                  <m:t>s</m:t>
+                </m:r>
+              </m:e>
+              <m:sub>
+                <m:r>
+                  <w:rPr>
+                    <w:rFonts w:ascii="Cambria Math" w:hAnsi="Cambria Math"/>
+                  </w:rPr>
+                  <m:t>t</m:t>
+                </m:r>
+              </m:sub>
+            </m:sSub>
+          </m:e>
+        </m:d>
+      </m:oMath>
+      <w:r>
+        <w:rPr>
+          <w:rFonts w:eastAsiaTheme="minorEastAsia"/>
+        </w:rPr>
+        <w:t xml:space="preserve"> </w:t>
+      </w:r>
+    </w:p>
+    <w:p>
+      <w:pPr>
+        <w:rPr>
+          <w:rFonts w:eastAsiaTheme="minorEastAsia"/>
+        </w:rPr>
+      </w:pPr>
+    </w:p>
+    <w:p>
+      <w:pPr>
+        <w:rPr>
+          <w:rFonts w:eastAsiaTheme="minorEastAsia"/>
+        </w:rPr>
+      </w:pPr>
+      <m:oMath>
+        <m:sSub>
+          <m:sSubPr>
+            <m:ctrlPr>
+              <w:rPr>
+                <w:rFonts w:ascii="Cambria Math" w:hAnsi="Cambria Math"/>
+                <w:i/>
+              </w:rPr>
+            </m:ctrlPr>
+          </m:sSubPr>
+          <m:e>
+            <m:r>
+              <w:rPr>
+                <w:rFonts w:ascii="Cambria Math" w:hAnsi="Cambria Math"/>
+              </w:rPr>
+              <m:t>a</m:t>
+            </m:r>
+          </m:e>
+          <m:sub>
+            <m:r>
+              <w:rPr>
+                <w:rFonts w:ascii="Cambria Math" w:hAnsi="Cambria Math"/>
+              </w:rPr>
+              <m:t>t</m:t>
+            </m:r>
+          </m:sub>
+        </m:sSub>
+        <m:r>
+          <w:rPr>
+            <w:rFonts w:ascii="Cambria Math" w:hAnsi="Cambria Math"/>
+          </w:rPr>
+          <m:t xml:space="preserve"> ~ </m:t>
+        </m:r>
+        <m:sSub>
+          <m:sSubPr>
+            <m:ctrlPr>
+              <w:rPr>
+                <w:rFonts w:ascii="Cambria Math" w:hAnsi="Cambria Math"/>
+                <w:i/>
+              </w:rPr>
+            </m:ctrlPr>
+          </m:sSubPr>
+          <m:e>
+            <m:r>
+              <w:rPr>
+                <w:rFonts w:ascii="Cambria Math" w:hAnsi="Cambria Math"/>
+              </w:rPr>
+              <m:t>π</m:t>
+            </m:r>
+          </m:e>
+          <m:sub>
+            <m:r>
+              <w:rPr>
+                <w:rFonts w:ascii="Cambria Math" w:hAnsi="Cambria Math"/>
+              </w:rPr>
+              <m:t>θ</m:t>
+            </m:r>
+          </m:sub>
+        </m:sSub>
+        <m:d>
+          <m:dPr>
+            <m:ctrlPr>
+              <w:rPr>
+                <w:rFonts w:ascii="Cambria Math" w:hAnsi="Cambria Math"/>
+                <w:i/>
+              </w:rPr>
+            </m:ctrlPr>
+          </m:dPr>
+          <m:e>
+            <m:r>
+              <w:rPr>
+                <w:rFonts w:ascii="Cambria Math" w:hAnsi="Cambria Math"/>
+              </w:rPr>
+              <m:t>∙|</m:t>
+            </m:r>
+            <m:sSub>
+              <m:sSubPr>
+                <m:ctrlPr>
+                  <w:rPr>
+                    <w:rFonts w:ascii="Cambria Math" w:hAnsi="Cambria Math"/>
+                    <w:i/>
+                  </w:rPr>
+                </m:ctrlPr>
+              </m:sSubPr>
+              <m:e>
+                <m:r>
+                  <w:rPr>
+                    <w:rFonts w:ascii="Cambria Math" w:hAnsi="Cambria Math"/>
+                  </w:rPr>
+                  <m:t>s</m:t>
+                </m:r>
+              </m:e>
+              <m:sub>
+                <m:r>
+                  <w:rPr>
+                    <w:rFonts w:ascii="Cambria Math" w:hAnsi="Cambria Math"/>
+                  </w:rPr>
+                  <m:t>t</m:t>
+                </m:r>
+              </m:sub>
+            </m:sSub>
+          </m:e>
+        </m:d>
+      </m:oMath>
+      <w:r>
+        <w:rPr>
+          <w:rFonts w:eastAsiaTheme="minorEastAsia"/>
+        </w:rPr>
+        <w:t xml:space="preserve"> </w:t>
+      </w:r>
+    </w:p>
+    <w:p>
+      <w:pPr>
+        <w:rPr>
+          <w:rFonts w:eastAsiaTheme="minorEastAsia"/>
+        </w:rPr>
+      </w:pPr>
+    </w:p>
+    <w:p>
+      <w:pPr>
+        <w:rPr>
+          <w:rFonts w:eastAsiaTheme="minorEastAsia"/>
+          <w:b/>
+          <w:bCs/>
+        </w:rPr>
+      </w:pPr>
+      <w:r>
+        <w:rPr>
+          <w:rFonts w:eastAsiaTheme="minorEastAsia"/>
+          <w:b/>
+          <w:bCs/>
+        </w:rPr>
+        <w:t>Deterministic Policies</w:t>
+      </w:r>
+    </w:p>
+    <w:p>
+      <w:pPr>
+        <w:rPr>
+          <w:rFonts w:eastAsiaTheme="minorEastAsia"/>
+        </w:rPr>
+      </w:pPr>
+    </w:p>
+    <w:p>
+      <w:pPr>
+        <w:keepNext/>
+        <w:keepLines/>
+        <w:spacing w:line="240" w:lineRule="auto"/>
+        <w:rPr>
+          <w:rFonts w:eastAsiaTheme="minorEastAsia"/>
+        </w:rPr>
+      </w:pPr>
+      <w:r>
+        <w:rPr>
+          <w:rFonts w:eastAsiaTheme="minorEastAsia"/>
+          <w:b/>
+          <w:bCs/>
+        </w:rPr>
+        <w:lastRenderedPageBreak/>
+        <w:t>Example</w:t>
+      </w:r>
+      <w:r>
+        <w:rPr>
+          <w:rFonts w:eastAsiaTheme="minorEastAsia"/>
+        </w:rPr>
+        <w:t>: Deterministic Policy</w:t>
+      </w:r>
+      <w:r>
+        <w:rPr>
+          <w:rFonts w:eastAsiaTheme="minorEastAsia"/>
+        </w:rPr>
+        <w:t xml:space="preserve"> in continuous action space in PyTorch</w:t>
+      </w:r>
+      <w:r>
+        <w:rPr>
+          <w:rFonts w:eastAsiaTheme="minorEastAsia"/>
+        </w:rPr>
+        <w:t xml:space="preserve"> deep learning library</w:t>
+      </w:r>
+      <w:r>
+        <w:rPr>
+          <w:rFonts w:eastAsiaTheme="minorEastAsia"/>
+        </w:rPr>
+        <w:t xml:space="preserve"> </w:t>
+      </w:r>
+      <w:r>
+        <w:rPr>
+          <w:rFonts w:ascii="Consolas" w:eastAsiaTheme="minorEastAsia" w:hAnsi="Consolas" w:cs="Consolas"/>
+        </w:rPr>
+        <w:t>torch.nn</w:t>
+      </w:r>
+    </w:p>
+    <w:p>
+      <w:pPr>
+        <w:keepNext/>
+        <w:keepLines/>
+        <w:spacing w:line="240" w:lineRule="auto"/>
+        <w:rPr>
+          <w:rFonts w:eastAsiaTheme="minorEastAsia"/>
+        </w:rPr>
+      </w:pPr>
+    </w:p>
+    <w:p>
+      <w:pPr>
+        <w:keepNext/>
+        <w:keepLines/>
+        <w:tabs>
+          <w:tab w:val="left" w:pos="916"/>
+          <w:tab w:val="left" w:pos="1832"/>
+          <w:tab w:val="left" w:pos="2748"/>
+          <w:tab w:val="left" w:pos="3664"/>
+          <w:tab w:val="left" w:pos="4580"/>
+          <w:tab w:val="left" w:pos="5496"/>
+          <w:tab w:val="left" w:pos="6412"/>
+          <w:tab w:val="left" w:pos="7328"/>
+          <w:tab w:val="left" w:pos="8244"/>
+          <w:tab w:val="left" w:pos="9160"/>
+          <w:tab w:val="left" w:pos="10076"/>
+          <w:tab w:val="left" w:pos="10992"/>
+          <w:tab w:val="left" w:pos="11908"/>
+          <w:tab w:val="left" w:pos="12824"/>
+          <w:tab w:val="left" w:pos="13740"/>
+          <w:tab w:val="left" w:pos="14656"/>
+        </w:tabs>
+        <w:spacing w:line="240" w:lineRule="auto"/>
+        <w:rPr>
+          <w:rFonts w:ascii="Consolas" w:eastAsia="Times New Roman" w:hAnsi="Consolas" w:cs="Consolas"/>
+          <w:color w:val="000000"/>
+          <w:kern w:val="0"/>
+          <w:sz w:val="18"/>
+          <w:szCs w:val="18"/>
+          <w14:ligatures w14:val="none"/>
+        </w:rPr>
+      </w:pPr>
+      <w:r>
+        <w:rPr>
+          <w:rFonts w:ascii="Consolas" w:eastAsia="Times New Roman" w:hAnsi="Consolas" w:cs="Consolas"/>
+          <w:color w:val="000000"/>
+          <w:kern w:val="0"/>
+          <w:sz w:val="18"/>
+          <w:szCs w:val="18"/>
+          <w14:ligatures w14:val="none"/>
+        </w:rPr>
+        <w:t xml:space="preserve">pi_net </w:t>
+      </w:r>
+      <w:r>
+        <w:rPr>
+          <w:rFonts w:ascii="Consolas" w:eastAsia="Times New Roman" w:hAnsi="Consolas" w:cs="Consolas"/>
+          <w:color w:val="666666"/>
+          <w:kern w:val="0"/>
+          <w:sz w:val="18"/>
+          <w:szCs w:val="18"/>
+          <w14:ligatures w14:val="none"/>
+        </w:rPr>
+        <w:t>=</w:t>
+      </w:r>
+      <w:r>
+        <w:rPr>
+          <w:rFonts w:ascii="Consolas" w:eastAsia="Times New Roman" w:hAnsi="Consolas" w:cs="Consolas"/>
+          <w:color w:val="000000"/>
+          <w:kern w:val="0"/>
+          <w:sz w:val="18"/>
+          <w:szCs w:val="18"/>
+          <w14:ligatures w14:val="none"/>
+        </w:rPr>
+        <w:t xml:space="preserve"> nn</w:t>
+      </w:r>
+      <w:r>
+        <w:rPr>
+          <w:rFonts w:ascii="Consolas" w:eastAsia="Times New Roman" w:hAnsi="Consolas" w:cs="Consolas"/>
+          <w:color w:val="666666"/>
+          <w:kern w:val="0"/>
+          <w:sz w:val="18"/>
+          <w:szCs w:val="18"/>
+          <w14:ligatures w14:val="none"/>
+        </w:rPr>
+        <w:t>.</w:t>
+      </w:r>
+      <w:r>
+        <w:rPr>
+          <w:rFonts w:ascii="Consolas" w:eastAsia="Times New Roman" w:hAnsi="Consolas" w:cs="Consolas"/>
+          <w:color w:val="000000"/>
+          <w:kern w:val="0"/>
+          <w:sz w:val="18"/>
+          <w:szCs w:val="18"/>
+          <w14:ligatures w14:val="none"/>
+        </w:rPr>
+        <w:t>Sequential(</w:t>
+      </w:r>
+    </w:p>
+    <w:p>
+      <w:pPr>
+        <w:keepNext/>
+        <w:keepLines/>
+        <w:tabs>
+          <w:tab w:val="left" w:pos="916"/>
+          <w:tab w:val="left" w:pos="1832"/>
+          <w:tab w:val="left" w:pos="2748"/>
+          <w:tab w:val="left" w:pos="3664"/>
+          <w:tab w:val="left" w:pos="4580"/>
+          <w:tab w:val="left" w:pos="5496"/>
+          <w:tab w:val="left" w:pos="6412"/>
+          <w:tab w:val="left" w:pos="7328"/>
+          <w:tab w:val="left" w:pos="8244"/>
+          <w:tab w:val="left" w:pos="9160"/>
+          <w:tab w:val="left" w:pos="10076"/>
+          <w:tab w:val="left" w:pos="10992"/>
+          <w:tab w:val="left" w:pos="11908"/>
+          <w:tab w:val="left" w:pos="12824"/>
+          <w:tab w:val="left" w:pos="13740"/>
+          <w:tab w:val="left" w:pos="14656"/>
+        </w:tabs>
+        <w:spacing w:line="240" w:lineRule="auto"/>
+        <w:rPr>
+          <w:rFonts w:ascii="Consolas" w:eastAsia="Times New Roman" w:hAnsi="Consolas" w:cs="Consolas"/>
+          <w:color w:val="000000"/>
+          <w:kern w:val="0"/>
+          <w:sz w:val="18"/>
+          <w:szCs w:val="18"/>
+          <w14:ligatures w14:val="none"/>
+        </w:rPr>
+      </w:pPr>
+      <w:r>
+        <w:rPr>
+          <w:rFonts w:ascii="Consolas" w:eastAsia="Times New Roman" w:hAnsi="Consolas" w:cs="Consolas"/>
+          <w:color w:val="000000"/>
+          <w:kern w:val="0"/>
+          <w:sz w:val="18"/>
+          <w:szCs w:val="18"/>
+          <w14:ligatures w14:val="none"/>
+        </w:rPr>
+        <w:t xml:space="preserve">              nn</w:t>
+      </w:r>
+      <w:r>
+        <w:rPr>
+          <w:rFonts w:ascii="Consolas" w:eastAsia="Times New Roman" w:hAnsi="Consolas" w:cs="Consolas"/>
+          <w:color w:val="666666"/>
+          <w:kern w:val="0"/>
+          <w:sz w:val="18"/>
+          <w:szCs w:val="18"/>
+          <w14:ligatures w14:val="none"/>
+        </w:rPr>
+        <w:t>.</w:t>
+      </w:r>
+      <w:r>
+        <w:rPr>
+          <w:rFonts w:ascii="Consolas" w:eastAsia="Times New Roman" w:hAnsi="Consolas" w:cs="Consolas"/>
+          <w:color w:val="000000"/>
+          <w:kern w:val="0"/>
+          <w:sz w:val="18"/>
+          <w:szCs w:val="18"/>
+          <w14:ligatures w14:val="none"/>
+        </w:rPr>
+        <w:t xml:space="preserve">Linear(obs_dim, </w:t>
+      </w:r>
+      <w:r>
+        <w:rPr>
+          <w:rFonts w:ascii="Consolas" w:eastAsia="Times New Roman" w:hAnsi="Consolas" w:cs="Consolas"/>
+          <w:color w:val="666666"/>
+          <w:kern w:val="0"/>
+          <w:sz w:val="18"/>
+          <w:szCs w:val="18"/>
+          <w14:ligatures w14:val="none"/>
+        </w:rPr>
+        <w:t>64</w:t>
+      </w:r>
+      <w:r>
+        <w:rPr>
+          <w:rFonts w:ascii="Consolas" w:eastAsia="Times New Roman" w:hAnsi="Consolas" w:cs="Consolas"/>
+          <w:color w:val="000000"/>
+          <w:kern w:val="0"/>
+          <w:sz w:val="18"/>
+          <w:szCs w:val="18"/>
+          <w14:ligatures w14:val="none"/>
+        </w:rPr>
+        <w:t>),</w:t>
+      </w:r>
+    </w:p>
+    <w:p>
+      <w:pPr>
+        <w:keepNext/>
+        <w:keepLines/>
+        <w:tabs>
+          <w:tab w:val="left" w:pos="916"/>
+          <w:tab w:val="left" w:pos="1832"/>
+          <w:tab w:val="left" w:pos="2748"/>
+          <w:tab w:val="left" w:pos="3664"/>
+          <w:tab w:val="left" w:pos="4580"/>
+          <w:tab w:val="left" w:pos="5496"/>
+          <w:tab w:val="left" w:pos="6412"/>
+          <w:tab w:val="left" w:pos="7328"/>
+          <w:tab w:val="left" w:pos="8244"/>
+          <w:tab w:val="left" w:pos="9160"/>
+          <w:tab w:val="left" w:pos="10076"/>
+          <w:tab w:val="left" w:pos="10992"/>
+          <w:tab w:val="left" w:pos="11908"/>
+          <w:tab w:val="left" w:pos="12824"/>
+          <w:tab w:val="left" w:pos="13740"/>
+          <w:tab w:val="left" w:pos="14656"/>
+        </w:tabs>
+        <w:spacing w:line="240" w:lineRule="auto"/>
+        <w:rPr>
+          <w:rFonts w:ascii="Consolas" w:eastAsia="Times New Roman" w:hAnsi="Consolas" w:cs="Consolas"/>
+          <w:color w:val="000000"/>
+          <w:kern w:val="0"/>
+          <w:sz w:val="18"/>
+          <w:szCs w:val="18"/>
+          <w14:ligatures w14:val="none"/>
+        </w:rPr>
+      </w:pPr>
+      <w:r>
+        <w:rPr>
+          <w:rFonts w:ascii="Consolas" w:eastAsia="Times New Roman" w:hAnsi="Consolas" w:cs="Consolas"/>
+          <w:color w:val="000000"/>
+          <w:kern w:val="0"/>
+          <w:sz w:val="18"/>
+          <w:szCs w:val="18"/>
+          <w14:ligatures w14:val="none"/>
+        </w:rPr>
+        <w:t xml:space="preserve">              nn</w:t>
+      </w:r>
+      <w:r>
+        <w:rPr>
+          <w:rFonts w:ascii="Consolas" w:eastAsia="Times New Roman" w:hAnsi="Consolas" w:cs="Consolas"/>
+          <w:color w:val="666666"/>
+          <w:kern w:val="0"/>
+          <w:sz w:val="18"/>
+          <w:szCs w:val="18"/>
+          <w14:ligatures w14:val="none"/>
+        </w:rPr>
+        <w:t>.</w:t>
+      </w:r>
+      <w:r>
+        <w:rPr>
+          <w:rFonts w:ascii="Consolas" w:eastAsia="Times New Roman" w:hAnsi="Consolas" w:cs="Consolas"/>
+          <w:color w:val="000000"/>
+          <w:kern w:val="0"/>
+          <w:sz w:val="18"/>
+          <w:szCs w:val="18"/>
+          <w14:ligatures w14:val="none"/>
+        </w:rPr>
+        <w:t>Tanh(),</w:t>
+      </w:r>
+    </w:p>
+    <w:p>
+      <w:pPr>
+        <w:keepNext/>
+        <w:keepLines/>
+        <w:tabs>
+          <w:tab w:val="left" w:pos="916"/>
+          <w:tab w:val="left" w:pos="1832"/>
+          <w:tab w:val="left" w:pos="2748"/>
+          <w:tab w:val="left" w:pos="3664"/>
+          <w:tab w:val="left" w:pos="4580"/>
+          <w:tab w:val="left" w:pos="5496"/>
+          <w:tab w:val="left" w:pos="6412"/>
+          <w:tab w:val="left" w:pos="7328"/>
+          <w:tab w:val="left" w:pos="8244"/>
+          <w:tab w:val="left" w:pos="9160"/>
+          <w:tab w:val="left" w:pos="10076"/>
+          <w:tab w:val="left" w:pos="10992"/>
+          <w:tab w:val="left" w:pos="11908"/>
+          <w:tab w:val="left" w:pos="12824"/>
+          <w:tab w:val="left" w:pos="13740"/>
+          <w:tab w:val="left" w:pos="14656"/>
+        </w:tabs>
+        <w:spacing w:line="240" w:lineRule="auto"/>
+        <w:rPr>
+          <w:rFonts w:ascii="Consolas" w:eastAsia="Times New Roman" w:hAnsi="Consolas" w:cs="Consolas"/>
+          <w:color w:val="000000"/>
+          <w:kern w:val="0"/>
+          <w:sz w:val="18"/>
+          <w:szCs w:val="18"/>
+          <w14:ligatures w14:val="none"/>
+        </w:rPr>
+      </w:pPr>
+      <w:r>
+        <w:rPr>
+          <w:rFonts w:ascii="Consolas" w:eastAsia="Times New Roman" w:hAnsi="Consolas" w:cs="Consolas"/>
+          <w:color w:val="000000"/>
+          <w:kern w:val="0"/>
+          <w:sz w:val="18"/>
+          <w:szCs w:val="18"/>
+          <w14:ligatures w14:val="none"/>
+        </w:rPr>
+        <w:t xml:space="preserve">              nn</w:t>
+      </w:r>
+      <w:r>
+        <w:rPr>
+          <w:rFonts w:ascii="Consolas" w:eastAsia="Times New Roman" w:hAnsi="Consolas" w:cs="Consolas"/>
+          <w:color w:val="666666"/>
+          <w:kern w:val="0"/>
+          <w:sz w:val="18"/>
+          <w:szCs w:val="18"/>
+          <w14:ligatures w14:val="none"/>
+        </w:rPr>
+        <w:t>.</w:t>
+      </w:r>
+      <w:r>
+        <w:rPr>
+          <w:rFonts w:ascii="Consolas" w:eastAsia="Times New Roman" w:hAnsi="Consolas" w:cs="Consolas"/>
+          <w:color w:val="000000"/>
+          <w:kern w:val="0"/>
+          <w:sz w:val="18"/>
+          <w:szCs w:val="18"/>
+          <w14:ligatures w14:val="none"/>
+        </w:rPr>
+        <w:t>Linear(</w:t>
+      </w:r>
+      <w:r>
+        <w:rPr>
+          <w:rFonts w:ascii="Consolas" w:eastAsia="Times New Roman" w:hAnsi="Consolas" w:cs="Consolas"/>
+          <w:color w:val="666666"/>
+          <w:kern w:val="0"/>
+          <w:sz w:val="18"/>
+          <w:szCs w:val="18"/>
+          <w14:ligatures w14:val="none"/>
+        </w:rPr>
+        <w:t>64</w:t>
+      </w:r>
+      <w:r>
+        <w:rPr>
+          <w:rFonts w:ascii="Consolas" w:eastAsia="Times New Roman" w:hAnsi="Consolas" w:cs="Consolas"/>
+          <w:color w:val="000000"/>
+          <w:kern w:val="0"/>
+          <w:sz w:val="18"/>
+          <w:szCs w:val="18"/>
+          <w14:ligatures w14:val="none"/>
+        </w:rPr>
+        <w:t xml:space="preserve">, </w:t>
+      </w:r>
+      <w:r>
+        <w:rPr>
+          <w:rFonts w:ascii="Consolas" w:eastAsia="Times New Roman" w:hAnsi="Consolas" w:cs="Consolas"/>
+          <w:color w:val="666666"/>
+          <w:kern w:val="0"/>
+          <w:sz w:val="18"/>
+          <w:szCs w:val="18"/>
+          <w14:ligatures w14:val="none"/>
+        </w:rPr>
+        <w:t>64</w:t>
+      </w:r>
+      <w:r>
+        <w:rPr>
+          <w:rFonts w:ascii="Consolas" w:eastAsia="Times New Roman" w:hAnsi="Consolas" w:cs="Consolas"/>
+          <w:color w:val="000000"/>
+          <w:kern w:val="0"/>
+          <w:sz w:val="18"/>
+          <w:szCs w:val="18"/>
+          <w14:ligatures w14:val="none"/>
+        </w:rPr>
+        <w:t>),</w:t>
+      </w:r>
+    </w:p>
+    <w:p>
+      <w:pPr>
+        <w:keepNext/>
+        <w:keepLines/>
+        <w:tabs>
+          <w:tab w:val="left" w:pos="916"/>
+          <w:tab w:val="left" w:pos="1832"/>
+          <w:tab w:val="left" w:pos="2748"/>
+          <w:tab w:val="left" w:pos="3664"/>
+          <w:tab w:val="left" w:pos="4580"/>
+          <w:tab w:val="left" w:pos="5496"/>
+          <w:tab w:val="left" w:pos="6412"/>
+          <w:tab w:val="left" w:pos="7328"/>
+          <w:tab w:val="left" w:pos="8244"/>
+          <w:tab w:val="left" w:pos="9160"/>
+          <w:tab w:val="left" w:pos="10076"/>
+          <w:tab w:val="left" w:pos="10992"/>
+          <w:tab w:val="left" w:pos="11908"/>
+          <w:tab w:val="left" w:pos="12824"/>
+          <w:tab w:val="left" w:pos="13740"/>
+          <w:tab w:val="left" w:pos="14656"/>
+        </w:tabs>
+        <w:spacing w:line="240" w:lineRule="auto"/>
+        <w:rPr>
+          <w:rFonts w:ascii="Consolas" w:eastAsia="Times New Roman" w:hAnsi="Consolas" w:cs="Consolas"/>
+          <w:color w:val="000000"/>
+          <w:kern w:val="0"/>
+          <w:sz w:val="18"/>
+          <w:szCs w:val="18"/>
+          <w14:ligatures w14:val="none"/>
+        </w:rPr>
+      </w:pPr>
+      <w:r>
+        <w:rPr>
+          <w:rFonts w:ascii="Consolas" w:eastAsia="Times New Roman" w:hAnsi="Consolas" w:cs="Consolas"/>
+          <w:color w:val="000000"/>
+          <w:kern w:val="0"/>
+          <w:sz w:val="18"/>
+          <w:szCs w:val="18"/>
+          <w14:ligatures w14:val="none"/>
+        </w:rPr>
+        <w:t xml:space="preserve">              nn</w:t>
+      </w:r>
+      <w:r>
+        <w:rPr>
+          <w:rFonts w:ascii="Consolas" w:eastAsia="Times New Roman" w:hAnsi="Consolas" w:cs="Consolas"/>
+          <w:color w:val="666666"/>
+          <w:kern w:val="0"/>
+          <w:sz w:val="18"/>
+          <w:szCs w:val="18"/>
+          <w14:ligatures w14:val="none"/>
+        </w:rPr>
+        <w:t>.</w:t>
+      </w:r>
+      <w:r>
+        <w:rPr>
+          <w:rFonts w:ascii="Consolas" w:eastAsia="Times New Roman" w:hAnsi="Consolas" w:cs="Consolas"/>
+          <w:color w:val="000000"/>
+          <w:kern w:val="0"/>
+          <w:sz w:val="18"/>
+          <w:szCs w:val="18"/>
+          <w14:ligatures w14:val="none"/>
+        </w:rPr>
+        <w:t>Tanh(),</w:t>
+      </w:r>
+    </w:p>
+    <w:p>
+      <w:pPr>
+        <w:keepNext/>
+        <w:keepLines/>
+        <w:tabs>
+          <w:tab w:val="left" w:pos="916"/>
+          <w:tab w:val="left" w:pos="1832"/>
+          <w:tab w:val="left" w:pos="2748"/>
+          <w:tab w:val="left" w:pos="3664"/>
+          <w:tab w:val="left" w:pos="4580"/>
+          <w:tab w:val="left" w:pos="5496"/>
+          <w:tab w:val="left" w:pos="6412"/>
+          <w:tab w:val="left" w:pos="7328"/>
+          <w:tab w:val="left" w:pos="8244"/>
+          <w:tab w:val="left" w:pos="9160"/>
+          <w:tab w:val="left" w:pos="10076"/>
+          <w:tab w:val="left" w:pos="10992"/>
+          <w:tab w:val="left" w:pos="11908"/>
+          <w:tab w:val="left" w:pos="12824"/>
+          <w:tab w:val="left" w:pos="13740"/>
+          <w:tab w:val="left" w:pos="14656"/>
+        </w:tabs>
+        <w:spacing w:line="240" w:lineRule="auto"/>
+        <w:rPr>
+          <w:rFonts w:ascii="Consolas" w:eastAsia="Times New Roman" w:hAnsi="Consolas" w:cs="Consolas"/>
+          <w:color w:val="000000"/>
+          <w:kern w:val="0"/>
+          <w:sz w:val="18"/>
+          <w:szCs w:val="18"/>
+          <w14:ligatures w14:val="none"/>
+        </w:rPr>
+      </w:pPr>
+      <w:r>
+        <w:rPr>
+          <w:rFonts w:ascii="Consolas" w:eastAsia="Times New Roman" w:hAnsi="Consolas" w:cs="Consolas"/>
+          <w:color w:val="000000"/>
+          <w:kern w:val="0"/>
+          <w:sz w:val="18"/>
+          <w:szCs w:val="18"/>
+          <w14:ligatures w14:val="none"/>
+        </w:rPr>
+        <w:t xml:space="preserve">              nn</w:t>
+      </w:r>
+      <w:r>
+        <w:rPr>
+          <w:rFonts w:ascii="Consolas" w:eastAsia="Times New Roman" w:hAnsi="Consolas" w:cs="Consolas"/>
+          <w:color w:val="666666"/>
+          <w:kern w:val="0"/>
+          <w:sz w:val="18"/>
+          <w:szCs w:val="18"/>
+          <w14:ligatures w14:val="none"/>
+        </w:rPr>
+        <w:t>.</w:t>
+      </w:r>
+      <w:r>
+        <w:rPr>
+          <w:rFonts w:ascii="Consolas" w:eastAsia="Times New Roman" w:hAnsi="Consolas" w:cs="Consolas"/>
+          <w:color w:val="000000"/>
+          <w:kern w:val="0"/>
+          <w:sz w:val="18"/>
+          <w:szCs w:val="18"/>
+          <w14:ligatures w14:val="none"/>
+        </w:rPr>
+        <w:t>Linear(</w:t>
+      </w:r>
+      <w:r>
+        <w:rPr>
+          <w:rFonts w:ascii="Consolas" w:eastAsia="Times New Roman" w:hAnsi="Consolas" w:cs="Consolas"/>
+          <w:color w:val="666666"/>
+          <w:kern w:val="0"/>
+          <w:sz w:val="18"/>
+          <w:szCs w:val="18"/>
+          <w14:ligatures w14:val="none"/>
+        </w:rPr>
+        <w:t>64</w:t>
+      </w:r>
+      <w:r>
+        <w:rPr>
+          <w:rFonts w:ascii="Consolas" w:eastAsia="Times New Roman" w:hAnsi="Consolas" w:cs="Consolas"/>
+          <w:color w:val="000000"/>
+          <w:kern w:val="0"/>
+          <w:sz w:val="18"/>
+          <w:szCs w:val="18"/>
+          <w14:ligatures w14:val="none"/>
+        </w:rPr>
+        <w:t>, act_dim)</w:t>
+      </w:r>
+    </w:p>
+    <w:p>
+      <w:pPr>
+        <w:keepNext/>
+        <w:keepLines/>
+        <w:tabs>
+          <w:tab w:val="left" w:pos="916"/>
+          <w:tab w:val="left" w:pos="1832"/>
+          <w:tab w:val="left" w:pos="2748"/>
+          <w:tab w:val="left" w:pos="3664"/>
+          <w:tab w:val="left" w:pos="4580"/>
+          <w:tab w:val="left" w:pos="5496"/>
+          <w:tab w:val="left" w:pos="6412"/>
+          <w:tab w:val="left" w:pos="7328"/>
+          <w:tab w:val="left" w:pos="8244"/>
+          <w:tab w:val="left" w:pos="9160"/>
+          <w:tab w:val="left" w:pos="10076"/>
+          <w:tab w:val="left" w:pos="10992"/>
+          <w:tab w:val="left" w:pos="11908"/>
+          <w:tab w:val="left" w:pos="12824"/>
+          <w:tab w:val="left" w:pos="13740"/>
+          <w:tab w:val="left" w:pos="14656"/>
+        </w:tabs>
+        <w:spacing w:line="240" w:lineRule="auto"/>
+        <w:rPr>
+          <w:rFonts w:ascii="Consolas" w:eastAsia="Times New Roman" w:hAnsi="Consolas" w:cs="Consolas"/>
+          <w:color w:val="000000"/>
+          <w:kern w:val="0"/>
+          <w:sz w:val="18"/>
+          <w:szCs w:val="18"/>
+          <w14:ligatures w14:val="none"/>
+        </w:rPr>
+      </w:pPr>
+      <w:r>
+        <w:rPr>
+          <w:rFonts w:ascii="Consolas" w:eastAsia="Times New Roman" w:hAnsi="Consolas" w:cs="Consolas"/>
+          <w:color w:val="000000"/>
+          <w:kern w:val="0"/>
+          <w:sz w:val="18"/>
+          <w:szCs w:val="18"/>
+          <w14:ligatures w14:val="none"/>
+        </w:rPr>
+        <w:t xml:space="preserve">            )</w:t>
+      </w:r>
+    </w:p>
+    <w:p>
+      <w:pPr>
+        <w:rPr>
+          <w:rFonts w:eastAsiaTheme="minorEastAsia"/>
+        </w:rPr>
+      </w:pPr>
+    </w:p>
+    <w:p>
+      <w:pPr>
+        <w:rPr>
+          <w:rFonts w:eastAsiaTheme="minorEastAsia"/>
+        </w:rPr>
+      </w:pPr>
+      <w:r>
+        <w:rPr>
+          <w:rFonts w:eastAsiaTheme="minorEastAsia"/>
+        </w:rPr>
+        <w:t xml:space="preserve">This builds a MLP network with two hidden layers of size </w:t>
+      </w:r>
+      <m:oMath>
+        <m:r>
+          <w:rPr>
+            <w:rFonts w:ascii="Cambria Math" w:eastAsiaTheme="minorEastAsia" w:hAnsi="Cambria Math"/>
+          </w:rPr>
+          <m:t>64</m:t>
+        </m:r>
+      </m:oMath>
+      <w:r>
+        <w:rPr>
+          <w:rFonts w:eastAsiaTheme="minorEastAsia"/>
+        </w:rPr>
+        <w:t xml:space="preserve"> and </w:t>
+      </w:r>
+      <w:r>
+        <w:rPr>
+          <w:rFonts w:ascii="Consolas" w:eastAsiaTheme="minorEastAsia" w:hAnsi="Consolas" w:cs="Consolas"/>
+        </w:rPr>
+        <w:t>tanh</w:t>
+      </w:r>
+      <w:r>
+        <w:rPr>
+          <w:rFonts w:eastAsiaTheme="minorEastAsia"/>
+        </w:rPr>
+        <w:t xml:space="preserve"> activation functions. </w:t>
+      </w:r>
+    </w:p>
+    <w:p>
+      <w:pPr>
+        <w:rPr>
+          <w:rFonts w:eastAsiaTheme="minorEastAsia"/>
+        </w:rPr>
+      </w:pPr>
+    </w:p>
     <w:p/>
     <w:p>
       <w:pPr>
@@ -2977,115 +4288,1132 @@
         <w:rPr>
           <w:color w:val="auto"/>
         </w:rPr>
+        <w:t>Generaliz</w:t>
+      </w:r>
+      <w:r>
+        <w:t>ed Advantage Estimation</w:t>
+      </w:r>
+    </w:p>
+    <w:p/>
+    <w:p/>
+    <w:p/>
+    <w:p>
+      <w:pPr>
+        <w:rPr>
+          <w:color w:val="EE0000"/>
+        </w:rPr>
+      </w:pPr>
+      <w:r>
+        <w:rPr>
+          <w:color w:val="EE0000"/>
+        </w:rPr>
+        <w:t>//TODO: finish the appendix section on generalized advantage estimation</w:t>
+      </w:r>
+      <w:r>
+        <w:rPr>
+          <w:color w:val="EE0000"/>
+        </w:rPr>
+        <w:t xml:space="preserve"> (mainly from [</w:t>
+      </w:r>
+      <w:r>
+        <w:rPr>
+          <w:color w:val="EE0000"/>
+        </w:rPr>
+        <w:t>10</w:t>
+      </w:r>
+      <w:r>
+        <w:rPr>
+          <w:color w:val="EE0000"/>
+        </w:rPr>
+        <w:t>], [1</w:t>
+      </w:r>
+      <w:r>
+        <w:rPr>
+          <w:color w:val="EE0000"/>
+        </w:rPr>
+        <w:t>1</w:t>
+      </w:r>
+      <w:r>
+        <w:rPr>
+          <w:color w:val="EE0000"/>
+        </w:rPr>
+        <w:t>])</w:t>
+      </w:r>
+    </w:p>
+    <w:p/>
+    <w:p/>
+    <w:p>
+      <w:pPr>
+        <w:pStyle w:val="Heading2"/>
+      </w:pPr>
+      <w:r>
+        <w:t>Proximal Policy Optimization</w:t>
+      </w:r>
+    </w:p>
+    <w:p/>
+    <w:p/>
+    <w:p/>
+    <w:p>
+      <w:pPr>
+        <w:rPr>
+          <w:color w:val="EE0000"/>
+        </w:rPr>
+      </w:pPr>
+      <w:r>
+        <w:rPr>
+          <w:color w:val="EE0000"/>
+        </w:rPr>
+        <w:t>//TODO: finish the appendix section on the PPO</w:t>
+      </w:r>
+      <w:r>
+        <w:rPr>
+          <w:color w:val="EE0000"/>
+        </w:rPr>
+        <w:t xml:space="preserve"> (mainly from [1</w:t>
+      </w:r>
+      <w:r>
+        <w:rPr>
+          <w:color w:val="EE0000"/>
+        </w:rPr>
+        <w:t>5</w:t>
+      </w:r>
+      <w:r>
+        <w:rPr>
+          <w:color w:val="EE0000"/>
+        </w:rPr>
+        <w:t>] and [1</w:t>
+      </w:r>
+      <w:r>
+        <w:rPr>
+          <w:color w:val="EE0000"/>
+        </w:rPr>
+        <w:t>6</w:t>
+      </w:r>
+      <w:r>
+        <w:rPr>
+          <w:color w:val="EE0000"/>
+        </w:rPr>
+        <w:t>])</w:t>
+      </w:r>
+    </w:p>
+    <w:p>
+      <w:pPr>
+        <w:rPr>
+          <w:color w:val="EE0000"/>
+        </w:rPr>
+      </w:pPr>
+    </w:p>
+    <w:p>
+      <w:pPr>
+        <w:pStyle w:val="Heading2"/>
+        <w:rPr>
+          <w:rFonts w:eastAsiaTheme="minorEastAsia"/>
+        </w:rPr>
+      </w:pPr>
+      <w:r>
+        <w:rPr>
+          <w:rFonts w:eastAsiaTheme="minorEastAsia"/>
+        </w:rPr>
+        <w:t>A Note on</w:t>
+      </w:r>
+      <w:r>
+        <w:rPr>
+          <w:rFonts w:eastAsiaTheme="minorEastAsia"/>
+        </w:rPr>
+        <w:t xml:space="preserve"> </w:t>
+      </w:r>
+      <w:r>
+        <w:rPr>
+          <w:rFonts w:eastAsiaTheme="minorEastAsia"/>
+        </w:rPr>
+        <w:t>nn.Sequential</w:t>
+      </w:r>
+      <w:r>
+        <w:rPr>
+          <w:rFonts w:eastAsiaTheme="minorEastAsia"/>
+        </w:rPr>
+        <w:t xml:space="preserve"> implemented with PyTorch Deep Learning library </w:t>
+      </w:r>
+    </w:p>
+    <w:p>
+      <w:pPr>
+        <w:rPr>
+          <w:rFonts w:eastAsiaTheme="minorEastAsia"/>
+          <w:u w:val="single"/>
+        </w:rPr>
+      </w:pPr>
+    </w:p>
+    <w:p>
+      <w:pPr>
+        <w:rPr>
+          <w:rFonts w:eastAsiaTheme="minorEastAsia"/>
+        </w:rPr>
+      </w:pPr>
+      <w:r>
+        <w:rPr>
+          <w:rFonts w:ascii="Consolas" w:eastAsiaTheme="minorEastAsia" w:hAnsi="Consolas" w:cs="Consolas"/>
+        </w:rPr>
+        <w:t>nn.Sequential</w:t>
+      </w:r>
+      <w:r>
+        <w:rPr>
+          <w:rFonts w:eastAsiaTheme="minorEastAsia"/>
+        </w:rPr>
+        <w:t xml:space="preserve"> is a container class in PyTorch deep learning library that stacks neural network layers in a linear order. It allows you to build models by simply passing a sequence of modules to its constructor, where the output of each module is automatically passed as the input to the next one.</w:t>
+      </w:r>
+    </w:p>
+    <w:p>
+      <w:pPr>
+        <w:rPr>
+          <w:rFonts w:eastAsiaTheme="minorEastAsia"/>
+        </w:rPr>
+      </w:pPr>
+      <w:r>
+        <w:rPr>
+          <w:rFonts w:eastAsiaTheme="minorEastAsia"/>
+        </w:rPr>
+        <w:t xml:space="preserve">This class is </w:t>
+      </w:r>
+      <w:r>
+        <w:rPr>
+          <w:rFonts w:eastAsiaTheme="minorEastAsia"/>
+          <w:i/>
+          <w:iCs/>
+        </w:rPr>
+        <w:t>linear stacking</w:t>
+      </w:r>
+      <w:r>
+        <w:rPr>
+          <w:rFonts w:eastAsiaTheme="minorEastAsia"/>
+        </w:rPr>
+        <w:t xml:space="preserve">,  that is - it is designed for networks where data flows through the layers in strictly sequential manner, with one input and one output for each layer. The entire </w:t>
+      </w:r>
+      <w:r>
+        <w:rPr>
+          <w:rFonts w:ascii="Consolas" w:eastAsiaTheme="minorEastAsia" w:hAnsi="Consolas" w:cs="Consolas"/>
+        </w:rPr>
+        <w:t>nn.Sequential</w:t>
+      </w:r>
+      <w:r>
+        <w:rPr>
+          <w:rFonts w:eastAsiaTheme="minorEastAsia"/>
+        </w:rPr>
+        <w:t xml:space="preserve"> container acts as a single </w:t>
+      </w:r>
+      <w:r>
+        <w:rPr>
+          <w:rFonts w:ascii="Consolas" w:eastAsiaTheme="minorEastAsia" w:hAnsi="Consolas" w:cs="Consolas"/>
+        </w:rPr>
+        <w:t>nn.Module</w:t>
+      </w:r>
+      <w:r>
+        <w:rPr>
+          <w:rFonts w:eastAsiaTheme="minorEastAsia"/>
+        </w:rPr>
+        <w:t xml:space="preserve"> allowing it to use it just like any other layer in the network.</w:t>
+      </w:r>
+    </w:p>
+    <w:p>
+      <w:pPr>
+        <w:rPr>
+          <w:rFonts w:eastAsiaTheme="minorEastAsia"/>
+        </w:rPr>
+      </w:pPr>
+    </w:p>
+    <w:p>
+      <w:pPr>
+        <w:rPr>
+          <w:rFonts w:eastAsiaTheme="minorEastAsia"/>
+        </w:rPr>
+      </w:pPr>
+      <w:r>
+        <w:rPr>
+          <w:rFonts w:eastAsiaTheme="minorEastAsia"/>
+        </w:rPr>
+        <w:t xml:space="preserve">Example usage of </w:t>
+      </w:r>
+      <w:r>
+        <w:rPr>
+          <w:rFonts w:ascii="Consolas" w:eastAsiaTheme="minorEastAsia" w:hAnsi="Consolas" w:cs="Consolas"/>
+        </w:rPr>
+        <w:t>nn.Sequential</w:t>
+      </w:r>
+    </w:p>
+    <w:p>
+      <w:pPr>
+        <w:rPr>
+          <w:rFonts w:ascii="Consolas" w:eastAsiaTheme="minorEastAsia" w:hAnsi="Consolas" w:cs="Consolas"/>
+          <w:sz w:val="18"/>
+          <w:szCs w:val="18"/>
+        </w:rPr>
+      </w:pPr>
+      <w:r>
+        <w:rPr>
+          <w:rFonts w:ascii="Consolas" w:eastAsiaTheme="minorEastAsia" w:hAnsi="Consolas" w:cs="Consolas"/>
+          <w:color w:val="BF4E14" w:themeColor="accent2" w:themeShade="BF"/>
+          <w:sz w:val="18"/>
+          <w:szCs w:val="18"/>
+        </w:rPr>
+        <w:t>import</w:t>
+      </w:r>
+      <w:r>
+        <w:rPr>
+          <w:rFonts w:ascii="Consolas" w:eastAsiaTheme="minorEastAsia" w:hAnsi="Consolas" w:cs="Consolas"/>
+          <w:sz w:val="18"/>
+          <w:szCs w:val="18"/>
+        </w:rPr>
+        <w:t xml:space="preserve"> torch.nn </w:t>
+      </w:r>
+      <w:r>
+        <w:rPr>
+          <w:rFonts w:ascii="Consolas" w:eastAsiaTheme="minorEastAsia" w:hAnsi="Consolas" w:cs="Consolas"/>
+          <w:color w:val="BF4E14" w:themeColor="accent2" w:themeShade="BF"/>
+          <w:sz w:val="18"/>
+          <w:szCs w:val="18"/>
+        </w:rPr>
+        <w:t>as</w:t>
+      </w:r>
+      <w:r>
+        <w:rPr>
+          <w:rFonts w:ascii="Consolas" w:eastAsiaTheme="minorEastAsia" w:hAnsi="Consolas" w:cs="Consolas"/>
+          <w:sz w:val="18"/>
+          <w:szCs w:val="18"/>
+        </w:rPr>
+        <w:t xml:space="preserve"> nn</w:t>
+      </w:r>
+    </w:p>
+    <w:p>
+      <w:pPr>
+        <w:rPr>
+          <w:rFonts w:ascii="Consolas" w:eastAsiaTheme="minorEastAsia" w:hAnsi="Consolas" w:cs="Consolas"/>
+          <w:sz w:val="18"/>
+          <w:szCs w:val="18"/>
+        </w:rPr>
+      </w:pPr>
+      <w:r>
+        <w:rPr>
+          <w:rFonts w:ascii="Consolas" w:eastAsiaTheme="minorEastAsia" w:hAnsi="Consolas" w:cs="Consolas"/>
+          <w:color w:val="BF4E14" w:themeColor="accent2" w:themeShade="BF"/>
+          <w:sz w:val="18"/>
+          <w:szCs w:val="18"/>
+        </w:rPr>
+        <w:t>import</w:t>
+      </w:r>
+      <w:r>
+        <w:rPr>
+          <w:rFonts w:ascii="Consolas" w:eastAsiaTheme="minorEastAsia" w:hAnsi="Consolas" w:cs="Consolas"/>
+          <w:sz w:val="18"/>
+          <w:szCs w:val="18"/>
+        </w:rPr>
+        <w:t xml:space="preserve"> torch</w:t>
+      </w:r>
+    </w:p>
+    <w:p>
+      <w:pPr>
+        <w:rPr>
+          <w:rFonts w:ascii="Consolas" w:eastAsiaTheme="minorEastAsia" w:hAnsi="Consolas" w:cs="Consolas"/>
+          <w:sz w:val="18"/>
+          <w:szCs w:val="18"/>
+        </w:rPr>
+      </w:pPr>
+    </w:p>
+    <w:p>
+      <w:pPr>
+        <w:rPr>
+          <w:rFonts w:ascii="Consolas" w:eastAsiaTheme="minorEastAsia" w:hAnsi="Consolas" w:cs="Consolas"/>
+          <w:color w:val="3A7C22" w:themeColor="accent6" w:themeShade="BF"/>
+          <w:sz w:val="18"/>
+          <w:szCs w:val="18"/>
+        </w:rPr>
+      </w:pPr>
+      <w:r>
+        <w:rPr>
+          <w:rFonts w:ascii="Consolas" w:eastAsiaTheme="minorEastAsia" w:hAnsi="Consolas" w:cs="Consolas"/>
+          <w:color w:val="3A7C22" w:themeColor="accent6" w:themeShade="BF"/>
+          <w:sz w:val="18"/>
+          <w:szCs w:val="18"/>
+        </w:rPr>
+        <w:t># Define the sequential model</w:t>
+      </w:r>
+    </w:p>
+    <w:p>
+      <w:pPr>
+        <w:rPr>
+          <w:rFonts w:ascii="Consolas" w:eastAsiaTheme="minorEastAsia" w:hAnsi="Consolas" w:cs="Consolas"/>
+          <w:sz w:val="18"/>
+          <w:szCs w:val="18"/>
+        </w:rPr>
+      </w:pPr>
+      <w:r>
+        <w:rPr>
+          <w:rFonts w:ascii="Consolas" w:eastAsiaTheme="minorEastAsia" w:hAnsi="Consolas" w:cs="Consolas"/>
+          <w:sz w:val="18"/>
+          <w:szCs w:val="18"/>
+        </w:rPr>
+        <w:t>model = nn.Sequential(</w:t>
+      </w:r>
+    </w:p>
+    <w:p>
+      <w:pPr>
+        <w:rPr>
+          <w:rFonts w:ascii="Consolas" w:eastAsiaTheme="minorEastAsia" w:hAnsi="Consolas" w:cs="Consolas"/>
+          <w:sz w:val="18"/>
+          <w:szCs w:val="18"/>
+        </w:rPr>
+      </w:pPr>
+      <w:r>
+        <w:rPr>
+          <w:rFonts w:ascii="Consolas" w:eastAsiaTheme="minorEastAsia" w:hAnsi="Consolas" w:cs="Consolas"/>
+          <w:sz w:val="18"/>
+          <w:szCs w:val="18"/>
+        </w:rPr>
+        <w:t xml:space="preserve">    nn.Flatten(),          </w:t>
+      </w:r>
+      <w:r>
+        <w:rPr>
+          <w:rFonts w:ascii="Consolas" w:eastAsiaTheme="minorEastAsia" w:hAnsi="Consolas" w:cs="Consolas"/>
+          <w:color w:val="3A7C22" w:themeColor="accent6" w:themeShade="BF"/>
+          <w:sz w:val="18"/>
+          <w:szCs w:val="18"/>
+        </w:rPr>
+        <w:t># Flattens the input image from 2D to 1D</w:t>
+      </w:r>
+    </w:p>
+    <w:p>
+      <w:pPr>
+        <w:rPr>
+          <w:rFonts w:ascii="Consolas" w:eastAsiaTheme="minorEastAsia" w:hAnsi="Consolas" w:cs="Consolas"/>
+          <w:color w:val="3A7C22" w:themeColor="accent6" w:themeShade="BF"/>
+          <w:sz w:val="18"/>
+          <w:szCs w:val="18"/>
+        </w:rPr>
+      </w:pPr>
+      <w:r>
+        <w:rPr>
+          <w:rFonts w:ascii="Consolas" w:eastAsiaTheme="minorEastAsia" w:hAnsi="Consolas" w:cs="Consolas"/>
+          <w:sz w:val="18"/>
+          <w:szCs w:val="18"/>
+        </w:rPr>
+        <w:t xml:space="preserve">    nn.Linear(</w:t>
+      </w:r>
+      <w:r>
+        <w:rPr>
+          <w:rFonts w:ascii="Consolas" w:eastAsiaTheme="minorEastAsia" w:hAnsi="Consolas" w:cs="Consolas"/>
+          <w:color w:val="0F9ED5" w:themeColor="accent4"/>
+          <w:sz w:val="18"/>
+          <w:szCs w:val="18"/>
+        </w:rPr>
+        <w:t>28</w:t>
+      </w:r>
+      <w:r>
+        <w:rPr>
+          <w:rFonts w:ascii="Consolas" w:eastAsiaTheme="minorEastAsia" w:hAnsi="Consolas" w:cs="Consolas"/>
+          <w:sz w:val="18"/>
+          <w:szCs w:val="18"/>
+        </w:rPr>
+        <w:t>*</w:t>
+      </w:r>
+      <w:r>
+        <w:rPr>
+          <w:rFonts w:ascii="Consolas" w:eastAsiaTheme="minorEastAsia" w:hAnsi="Consolas" w:cs="Consolas"/>
+          <w:color w:val="0F9ED5" w:themeColor="accent4"/>
+          <w:sz w:val="18"/>
+          <w:szCs w:val="18"/>
+        </w:rPr>
+        <w:t>28</w:t>
+      </w:r>
+      <w:r>
+        <w:rPr>
+          <w:rFonts w:ascii="Consolas" w:eastAsiaTheme="minorEastAsia" w:hAnsi="Consolas" w:cs="Consolas"/>
+          <w:sz w:val="18"/>
+          <w:szCs w:val="18"/>
+        </w:rPr>
+        <w:t xml:space="preserve">, </w:t>
+      </w:r>
+      <w:r>
+        <w:rPr>
+          <w:rFonts w:ascii="Consolas" w:eastAsiaTheme="minorEastAsia" w:hAnsi="Consolas" w:cs="Consolas"/>
+          <w:color w:val="0F9ED5" w:themeColor="accent4"/>
+          <w:sz w:val="18"/>
+          <w:szCs w:val="18"/>
+        </w:rPr>
+        <w:t>128</w:t>
+      </w:r>
+      <w:r>
+        <w:rPr>
+          <w:rFonts w:ascii="Consolas" w:eastAsiaTheme="minorEastAsia" w:hAnsi="Consolas" w:cs="Consolas"/>
+          <w:sz w:val="18"/>
+          <w:szCs w:val="18"/>
+        </w:rPr>
+        <w:t xml:space="preserve">), </w:t>
+      </w:r>
+      <w:r>
+        <w:rPr>
+          <w:rFonts w:ascii="Consolas" w:eastAsiaTheme="minorEastAsia" w:hAnsi="Consolas" w:cs="Consolas"/>
+          <w:color w:val="3A7C22" w:themeColor="accent6" w:themeShade="BF"/>
+          <w:sz w:val="18"/>
+          <w:szCs w:val="18"/>
+        </w:rPr>
+        <w:t># A linear (fully connected) layer</w:t>
+      </w:r>
+    </w:p>
+    <w:p>
+      <w:pPr>
+        <w:rPr>
+          <w:rFonts w:ascii="Consolas" w:eastAsiaTheme="minorEastAsia" w:hAnsi="Consolas" w:cs="Consolas"/>
+          <w:sz w:val="18"/>
+          <w:szCs w:val="18"/>
+        </w:rPr>
+      </w:pPr>
+      <w:r>
+        <w:rPr>
+          <w:rFonts w:ascii="Consolas" w:eastAsiaTheme="minorEastAsia" w:hAnsi="Consolas" w:cs="Consolas"/>
+          <w:sz w:val="18"/>
+          <w:szCs w:val="18"/>
+        </w:rPr>
+        <w:t xml:space="preserve">    nn.ReLU(),             </w:t>
+      </w:r>
+      <w:r>
+        <w:rPr>
+          <w:rFonts w:ascii="Consolas" w:eastAsiaTheme="minorEastAsia" w:hAnsi="Consolas" w:cs="Consolas"/>
+          <w:color w:val="3A7C22" w:themeColor="accent6" w:themeShade="BF"/>
+          <w:sz w:val="18"/>
+          <w:szCs w:val="18"/>
+        </w:rPr>
+        <w:t># A ReLU activation function (introduces non-linearity)</w:t>
+      </w:r>
+    </w:p>
+    <w:p>
+      <w:pPr>
+        <w:rPr>
+          <w:rFonts w:ascii="Consolas" w:eastAsiaTheme="minorEastAsia" w:hAnsi="Consolas" w:cs="Consolas"/>
+          <w:sz w:val="18"/>
+          <w:szCs w:val="18"/>
+        </w:rPr>
+      </w:pPr>
+      <w:r>
+        <w:rPr>
+          <w:rFonts w:ascii="Consolas" w:eastAsiaTheme="minorEastAsia" w:hAnsi="Consolas" w:cs="Consolas"/>
+          <w:sz w:val="18"/>
+          <w:szCs w:val="18"/>
+        </w:rPr>
+        <w:t xml:space="preserve">    nn.Linear(</w:t>
+      </w:r>
+      <w:r>
+        <w:rPr>
+          <w:rFonts w:ascii="Consolas" w:eastAsiaTheme="minorEastAsia" w:hAnsi="Consolas" w:cs="Consolas"/>
+          <w:color w:val="0F9ED5" w:themeColor="accent4"/>
+          <w:sz w:val="18"/>
+          <w:szCs w:val="18"/>
+        </w:rPr>
+        <w:t>128</w:t>
+      </w:r>
+      <w:r>
+        <w:rPr>
+          <w:rFonts w:ascii="Consolas" w:eastAsiaTheme="minorEastAsia" w:hAnsi="Consolas" w:cs="Consolas"/>
+          <w:sz w:val="18"/>
+          <w:szCs w:val="18"/>
+        </w:rPr>
+        <w:t xml:space="preserve">, </w:t>
+      </w:r>
+      <w:r>
+        <w:rPr>
+          <w:rFonts w:ascii="Consolas" w:eastAsiaTheme="minorEastAsia" w:hAnsi="Consolas" w:cs="Consolas"/>
+          <w:color w:val="0F9ED5" w:themeColor="accent4"/>
+          <w:sz w:val="18"/>
+          <w:szCs w:val="18"/>
+        </w:rPr>
+        <w:t>10</w:t>
+      </w:r>
+      <w:r>
+        <w:rPr>
+          <w:rFonts w:ascii="Consolas" w:eastAsiaTheme="minorEastAsia" w:hAnsi="Consolas" w:cs="Consolas"/>
+          <w:sz w:val="18"/>
+          <w:szCs w:val="18"/>
+        </w:rPr>
+        <w:t xml:space="preserve">),    </w:t>
+      </w:r>
+      <w:r>
+        <w:rPr>
+          <w:rFonts w:ascii="Consolas" w:eastAsiaTheme="minorEastAsia" w:hAnsi="Consolas" w:cs="Consolas"/>
+          <w:color w:val="3A7C22" w:themeColor="accent6" w:themeShade="BF"/>
+          <w:sz w:val="18"/>
+          <w:szCs w:val="18"/>
+        </w:rPr>
+        <w:t># Another linear layer to output final class scores</w:t>
+      </w:r>
+    </w:p>
+    <w:p>
+      <w:pPr>
+        <w:rPr>
+          <w:rFonts w:ascii="Consolas" w:eastAsiaTheme="minorEastAsia" w:hAnsi="Consolas" w:cs="Consolas"/>
+          <w:sz w:val="18"/>
+          <w:szCs w:val="18"/>
+        </w:rPr>
+      </w:pPr>
+      <w:r>
+        <w:rPr>
+          <w:rFonts w:ascii="Consolas" w:eastAsiaTheme="minorEastAsia" w:hAnsi="Consolas" w:cs="Consolas"/>
+          <w:sz w:val="18"/>
+          <w:szCs w:val="18"/>
+        </w:rPr>
+        <w:t xml:space="preserve">    nn.Softmax(dim=</w:t>
+      </w:r>
+      <w:r>
+        <w:rPr>
+          <w:rFonts w:ascii="Consolas" w:eastAsiaTheme="minorEastAsia" w:hAnsi="Consolas" w:cs="Consolas"/>
+          <w:color w:val="0F9ED5" w:themeColor="accent4"/>
+          <w:sz w:val="18"/>
+          <w:szCs w:val="18"/>
+        </w:rPr>
+        <w:t>1</w:t>
+      </w:r>
+      <w:r>
+        <w:rPr>
+          <w:rFonts w:ascii="Consolas" w:eastAsiaTheme="minorEastAsia" w:hAnsi="Consolas" w:cs="Consolas"/>
+          <w:sz w:val="18"/>
+          <w:szCs w:val="18"/>
+        </w:rPr>
+        <w:t xml:space="preserve">)      </w:t>
+      </w:r>
+      <w:r>
+        <w:rPr>
+          <w:rFonts w:ascii="Consolas" w:eastAsiaTheme="minorEastAsia" w:hAnsi="Consolas" w:cs="Consolas"/>
+          <w:color w:val="3A7C22" w:themeColor="accent6" w:themeShade="BF"/>
+          <w:sz w:val="18"/>
+          <w:szCs w:val="18"/>
+        </w:rPr>
+        <w:t># Softmax activation for probability distribution</w:t>
+      </w:r>
+    </w:p>
+    <w:p>
+      <w:pPr>
+        <w:rPr>
+          <w:rFonts w:ascii="Consolas" w:eastAsiaTheme="minorEastAsia" w:hAnsi="Consolas" w:cs="Consolas"/>
+          <w:sz w:val="18"/>
+          <w:szCs w:val="18"/>
+        </w:rPr>
+      </w:pPr>
+      <w:r>
+        <w:rPr>
+          <w:rFonts w:ascii="Consolas" w:eastAsiaTheme="minorEastAsia" w:hAnsi="Consolas" w:cs="Consolas"/>
+          <w:sz w:val="18"/>
+          <w:szCs w:val="18"/>
+        </w:rPr>
+        <w:t>)</w:t>
+      </w:r>
+    </w:p>
+    <w:p>
+      <w:pPr>
+        <w:rPr>
+          <w:rFonts w:ascii="Consolas" w:eastAsiaTheme="minorEastAsia" w:hAnsi="Consolas" w:cs="Consolas"/>
+          <w:sz w:val="18"/>
+          <w:szCs w:val="18"/>
+        </w:rPr>
+      </w:pPr>
+    </w:p>
+    <w:p>
+      <w:pPr>
+        <w:rPr>
+          <w:rFonts w:ascii="Consolas" w:eastAsiaTheme="minorEastAsia" w:hAnsi="Consolas" w:cs="Consolas"/>
+          <w:color w:val="3A7C22" w:themeColor="accent6" w:themeShade="BF"/>
+          <w:sz w:val="18"/>
+          <w:szCs w:val="18"/>
+        </w:rPr>
+      </w:pPr>
+      <w:r>
+        <w:rPr>
+          <w:rFonts w:ascii="Consolas" w:eastAsiaTheme="minorEastAsia" w:hAnsi="Consolas" w:cs="Consolas"/>
+          <w:color w:val="3A7C22" w:themeColor="accent6" w:themeShade="BF"/>
+          <w:sz w:val="18"/>
+          <w:szCs w:val="18"/>
+        </w:rPr>
+        <w:t># Example input (batch of 1, 28x28 image)</w:t>
+      </w:r>
+    </w:p>
+    <w:p>
+      <w:pPr>
+        <w:rPr>
+          <w:rFonts w:ascii="Consolas" w:eastAsiaTheme="minorEastAsia" w:hAnsi="Consolas" w:cs="Consolas"/>
+          <w:sz w:val="18"/>
+          <w:szCs w:val="18"/>
+        </w:rPr>
+      </w:pPr>
+      <w:r>
+        <w:rPr>
+          <w:rFonts w:ascii="Consolas" w:eastAsiaTheme="minorEastAsia" w:hAnsi="Consolas" w:cs="Consolas"/>
+          <w:sz w:val="18"/>
+          <w:szCs w:val="18"/>
+        </w:rPr>
+        <w:t>input_image = torch.rand(1, 28, 28)</w:t>
+      </w:r>
+    </w:p>
+    <w:p>
+      <w:pPr>
+        <w:rPr>
+          <w:rFonts w:ascii="Consolas" w:eastAsiaTheme="minorEastAsia" w:hAnsi="Consolas" w:cs="Consolas"/>
+          <w:sz w:val="18"/>
+          <w:szCs w:val="18"/>
+        </w:rPr>
+      </w:pPr>
+    </w:p>
+    <w:p>
+      <w:pPr>
+        <w:rPr>
+          <w:rFonts w:ascii="Consolas" w:eastAsiaTheme="minorEastAsia" w:hAnsi="Consolas" w:cs="Consolas"/>
+          <w:color w:val="3A7C22" w:themeColor="accent6" w:themeShade="BF"/>
+          <w:sz w:val="18"/>
+          <w:szCs w:val="18"/>
+        </w:rPr>
+      </w:pPr>
+      <w:r>
+        <w:rPr>
+          <w:rFonts w:ascii="Consolas" w:eastAsiaTheme="minorEastAsia" w:hAnsi="Consolas" w:cs="Consolas"/>
+          <w:color w:val="3A7C22" w:themeColor="accent6" w:themeShade="BF"/>
+          <w:sz w:val="18"/>
+          <w:szCs w:val="18"/>
+        </w:rPr>
+        <w:t># Pass the input through the model</w:t>
+      </w:r>
+    </w:p>
+    <w:p>
+      <w:pPr>
+        <w:rPr>
+          <w:rFonts w:ascii="Consolas" w:eastAsiaTheme="minorEastAsia" w:hAnsi="Consolas" w:cs="Consolas"/>
+          <w:sz w:val="18"/>
+          <w:szCs w:val="18"/>
+        </w:rPr>
+      </w:pPr>
+      <w:r>
+        <w:rPr>
+          <w:rFonts w:ascii="Consolas" w:eastAsiaTheme="minorEastAsia" w:hAnsi="Consolas" w:cs="Consolas"/>
+          <w:sz w:val="18"/>
+          <w:szCs w:val="18"/>
+        </w:rPr>
+        <w:t>output = model(input_image)</w:t>
+      </w:r>
+    </w:p>
+    <w:p>
+      <w:pPr>
+        <w:rPr>
+          <w:rFonts w:ascii="Consolas" w:eastAsiaTheme="minorEastAsia" w:hAnsi="Consolas" w:cs="Consolas"/>
+          <w:sz w:val="18"/>
+          <w:szCs w:val="18"/>
+        </w:rPr>
+      </w:pPr>
+      <w:r>
+        <w:rPr>
+          <w:rFonts w:ascii="Consolas" w:eastAsiaTheme="minorEastAsia" w:hAnsi="Consolas" w:cs="Consolas"/>
+          <w:sz w:val="18"/>
+          <w:szCs w:val="18"/>
+        </w:rPr>
+        <w:t>print(output)</w:t>
+      </w:r>
+    </w:p>
+    <w:p/>
+    <w:p>
+      <w:r>
+        <w:t>Architecture Flow</w:t>
+      </w:r>
+      <w:r>
+        <w:t xml:space="preserve"> and Tensor Shape Transformations shown below</w:t>
+      </w:r>
+    </w:p>
+    <w:p>
+      <w:r>
+        <w:rPr>
+          <w:noProof/>
+        </w:rPr>
         <w:lastRenderedPageBreak/>
-        <w:t>Generaliz</w:t>
-      </w:r>
-      <w:r>
-        <w:t>ed Advantage Estimation</w:t>
-      </w:r>
-    </w:p>
-    <w:p/>
-    <w:p/>
-    <w:p/>
-    <w:p>
-      <w:pPr>
-        <w:rPr>
-          <w:color w:val="EE0000"/>
-        </w:rPr>
-      </w:pPr>
-      <w:r>
-        <w:rPr>
-          <w:color w:val="EE0000"/>
-        </w:rPr>
-        <w:t>//TODO: finish the appendix section on generalized advantage estimation</w:t>
-      </w:r>
-      <w:r>
-        <w:rPr>
-          <w:color w:val="EE0000"/>
-        </w:rPr>
-        <w:t xml:space="preserve"> (mainly from [</w:t>
-      </w:r>
-      <w:r>
-        <w:rPr>
-          <w:color w:val="EE0000"/>
-        </w:rPr>
-        <w:t>10</w:t>
-      </w:r>
-      <w:r>
-        <w:rPr>
-          <w:color w:val="EE0000"/>
-        </w:rPr>
-        <w:t>], [1</w:t>
-      </w:r>
-      <w:r>
-        <w:rPr>
-          <w:color w:val="EE0000"/>
-        </w:rPr>
-        <w:t>1</w:t>
-      </w:r>
-      <w:r>
-        <w:rPr>
-          <w:color w:val="EE0000"/>
-        </w:rPr>
-        <w:t>])</w:t>
-      </w:r>
-    </w:p>
-    <w:p/>
-    <w:p/>
-    <w:p>
-      <w:pPr>
-        <w:pStyle w:val="Heading2"/>
-      </w:pPr>
-      <w:r>
-        <w:t>Proximal Policy Optimization</w:t>
-      </w:r>
-    </w:p>
-    <w:p/>
-    <w:p/>
-    <w:p/>
-    <w:p>
-      <w:pPr>
-        <w:rPr>
-          <w:color w:val="EE0000"/>
-        </w:rPr>
-      </w:pPr>
-      <w:r>
-        <w:rPr>
-          <w:color w:val="EE0000"/>
-        </w:rPr>
-        <w:t>//TODO: finish the appendix section on the PPO</w:t>
-      </w:r>
-      <w:r>
-        <w:rPr>
-          <w:color w:val="EE0000"/>
-        </w:rPr>
-        <w:t xml:space="preserve"> (mainly from [1</w:t>
-      </w:r>
-      <w:r>
-        <w:rPr>
-          <w:color w:val="EE0000"/>
-        </w:rPr>
-        <w:t>5</w:t>
-      </w:r>
-      <w:r>
-        <w:rPr>
-          <w:color w:val="EE0000"/>
-        </w:rPr>
-        <w:t>] and [1</w:t>
-      </w:r>
-      <w:r>
-        <w:rPr>
-          <w:color w:val="EE0000"/>
-        </w:rPr>
-        <w:t>6</w:t>
-      </w:r>
-      <w:r>
-        <w:rPr>
-          <w:color w:val="EE0000"/>
-        </w:rPr>
-        <w:t>])</w:t>
-      </w:r>
-    </w:p>
+        <mc:AlternateContent>
+          <mc:Choice Requires="wps">
+            <w:drawing>
+              <wp:anchor distT="0" distB="0" distL="114300" distR="114300" simplePos="0" relativeHeight="251674624" behindDoc="0" locked="0" layoutInCell="1" allowOverlap="1" wp14:anchorId="5FAF9385" wp14:editId="7A21A089">
+                <wp:simplePos x="0" y="0"/>
+                <wp:positionH relativeFrom="column">
+                  <wp:posOffset>2364105</wp:posOffset>
+                </wp:positionH>
+                <wp:positionV relativeFrom="paragraph">
+                  <wp:posOffset>7915644</wp:posOffset>
+                </wp:positionV>
+                <wp:extent cx="1999882" cy="430652"/>
+                <wp:effectExtent l="0" t="0" r="0" b="0"/>
+                <wp:wrapNone/>
+                <wp:docPr id="530075617" name="Rectangle 4"/>
+                <wp:cNvGraphicFramePr/>
+                <a:graphic xmlns:a="http://schemas.openxmlformats.org/drawingml/2006/main">
+                  <a:graphicData uri="http://schemas.microsoft.com/office/word/2010/wordprocessingShape">
+                    <wps:wsp>
+                      <wps:cNvSpPr/>
+                      <wps:spPr>
+                        <a:xfrm>
+                          <a:off x="0" y="0"/>
+                          <a:ext cx="1999882" cy="430652"/>
+                        </a:xfrm>
+                        <a:prstGeom prst="rect">
+                          <a:avLst/>
+                        </a:prstGeom>
+                        <a:noFill/>
+                        <a:ln>
+                          <a:noFill/>
+                        </a:ln>
+                      </wps:spPr>
+                      <wps:style>
+                        <a:lnRef idx="2">
+                          <a:schemeClr val="accent1">
+                            <a:shade val="15000"/>
+                          </a:schemeClr>
+                        </a:lnRef>
+                        <a:fillRef idx="1">
+                          <a:schemeClr val="accent1"/>
+                        </a:fillRef>
+                        <a:effectRef idx="0">
+                          <a:schemeClr val="accent1"/>
+                        </a:effectRef>
+                        <a:fontRef idx="minor">
+                          <a:schemeClr val="lt1"/>
+                        </a:fontRef>
+                      </wps:style>
+                      <wps:txbx>
+                        <w:txbxContent>
+                          <w:p>
+                            <w:pPr>
+                              <w:rPr>
+                                <w:color w:val="156082" w:themeColor="accent1"/>
+                                <w14:textOutline w14:w="9525" w14:cap="rnd" w14:cmpd="sng" w14:algn="ctr">
+                                  <w14:noFill/>
+                                  <w14:prstDash w14:val="solid"/>
+                                  <w14:bevel/>
+                                </w14:textOutline>
+                              </w:rPr>
+                            </w:pPr>
+                            <w:r>
+                              <w:rPr>
+                                <w:color w:val="156082" w:themeColor="accent1"/>
+                              </w:rPr>
+                              <w:t>Architecture Flow</w:t>
+                            </w:r>
+                          </w:p>
+                        </w:txbxContent>
+                      </wps:txbx>
+                      <wps:bodyPr rot="0" spcFirstLastPara="0" vertOverflow="overflow" horzOverflow="overflow" vert="horz" wrap="none" lIns="91440" tIns="45720" rIns="91440" bIns="45720" numCol="1" spcCol="0" rtlCol="0" fromWordArt="0" anchor="ctr" anchorCtr="0" forceAA="0" compatLnSpc="1">
+                        <a:prstTxWarp prst="textNoShape">
+                          <a:avLst/>
+                        </a:prstTxWarp>
+                        <a:noAutofit/>
+                      </wps:bodyPr>
+                    </wps:wsp>
+                  </a:graphicData>
+                </a:graphic>
+                <wp14:sizeRelH relativeFrom="margin">
+                  <wp14:pctWidth>0</wp14:pctWidth>
+                </wp14:sizeRelH>
+              </wp:anchor>
+            </w:drawing>
+          </mc:Choice>
+          <mc:Fallback>
+            <w:pict>
+              <v:rect w14:anchorId="5FAF9385" id="Rectangle 4" o:spid="_x0000_s1030" style="position:absolute;margin-left:186.15pt;margin-top:623.3pt;width:157.45pt;height:33.9pt;z-index:251674624;visibility:visible;mso-wrap-style:none;mso-width-percent:0;mso-wrap-distance-left:9pt;mso-wrap-distance-top:0;mso-wrap-distance-right:9pt;mso-wrap-distance-bottom:0;mso-position-horizontal:absolute;mso-position-horizontal-relative:text;mso-position-vertical:absolute;mso-position-vertical-relative:text;mso-width-percent:0;mso-width-relative:margin;v-text-anchor:middle" o:gfxdata="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" filled="f" stroked="f" strokeweight="1pt">
+                <v:textbox>
+                  <w:txbxContent>
+                    <w:p>
+                      <w:pPr>
+                        <w:rPr>
+                          <w:color w:val="156082" w:themeColor="accent1"/>
+                          <w14:textOutline w14:w="9525" w14:cap="rnd" w14:cmpd="sng" w14:algn="ctr">
+                            <w14:noFill/>
+                            <w14:prstDash w14:val="solid"/>
+                            <w14:bevel/>
+                          </w14:textOutline>
+                        </w:rPr>
+                      </w:pPr>
+                      <w:r>
+                        <w:rPr>
+                          <w:color w:val="156082" w:themeColor="accent1"/>
+                        </w:rPr>
+                        <w:t>Architecture Flow</w:t>
+                      </w:r>
+                    </w:p>
+                  </w:txbxContent>
+                </v:textbox>
+              </v:rect>
+            </w:pict>
+          </mc:Fallback>
+        </mc:AlternateContent>
+      </w:r>
+      <w:r>
+        <w:rPr>
+          <w:noProof/>
+        </w:rPr>
+        <mc:AlternateContent>
+          <mc:Choice Requires="wps">
+            <w:drawing>
+              <wp:anchor distT="0" distB="0" distL="114300" distR="114300" simplePos="0" relativeHeight="251672576" behindDoc="0" locked="0" layoutInCell="1" allowOverlap="1" wp14:anchorId="661C3747" wp14:editId="4E3A42E4">
+                <wp:simplePos x="0" y="0"/>
+                <wp:positionH relativeFrom="column">
+                  <wp:posOffset>3568905</wp:posOffset>
+                </wp:positionH>
+                <wp:positionV relativeFrom="paragraph">
+                  <wp:posOffset>6364605</wp:posOffset>
+                </wp:positionV>
+                <wp:extent cx="1999882" cy="430652"/>
+                <wp:effectExtent l="0" t="0" r="0" b="0"/>
+                <wp:wrapNone/>
+                <wp:docPr id="1258517123" name="Rectangle 4"/>
+                <wp:cNvGraphicFramePr/>
+                <a:graphic xmlns:a="http://schemas.openxmlformats.org/drawingml/2006/main">
+                  <a:graphicData uri="http://schemas.microsoft.com/office/word/2010/wordprocessingShape">
+                    <wps:wsp>
+                      <wps:cNvSpPr/>
+                      <wps:spPr>
+                        <a:xfrm>
+                          <a:off x="0" y="0"/>
+                          <a:ext cx="1999882" cy="430652"/>
+                        </a:xfrm>
+                        <a:prstGeom prst="rect">
+                          <a:avLst/>
+                        </a:prstGeom>
+                        <a:noFill/>
+                        <a:ln>
+                          <a:noFill/>
+                        </a:ln>
+                      </wps:spPr>
+                      <wps:style>
+                        <a:lnRef idx="2">
+                          <a:schemeClr val="accent1">
+                            <a:shade val="15000"/>
+                          </a:schemeClr>
+                        </a:lnRef>
+                        <a:fillRef idx="1">
+                          <a:schemeClr val="accent1"/>
+                        </a:fillRef>
+                        <a:effectRef idx="0">
+                          <a:schemeClr val="accent1"/>
+                        </a:effectRef>
+                        <a:fontRef idx="minor">
+                          <a:schemeClr val="lt1"/>
+                        </a:fontRef>
+                      </wps:style>
+                      <wps:txbx>
+                        <w:txbxContent>
+                          <w:p>
+                            <w:pPr>
+                              <w:rPr>
+                                <w:color w:val="156082" w:themeColor="accent1"/>
+                                <w14:textOutline w14:w="9525" w14:cap="rnd" w14:cmpd="sng" w14:algn="ctr">
+                                  <w14:noFill/>
+                                  <w14:prstDash w14:val="solid"/>
+                                  <w14:bevel/>
+                                </w14:textOutline>
+                              </w:rPr>
+                            </w:pPr>
+                            <w:r>
+                              <w:rPr>
+                                <w:color w:val="156082" w:themeColor="accent1"/>
+                              </w:rPr>
+                              <w:t>Tensor Shape Transformations</w:t>
+                            </w:r>
+                          </w:p>
+                        </w:txbxContent>
+                      </wps:txbx>
+                      <wps:bodyPr rot="0" spcFirstLastPara="0" vertOverflow="overflow" horzOverflow="overflow" vert="horz" wrap="none" lIns="91440" tIns="45720" rIns="91440" bIns="45720" numCol="1" spcCol="0" rtlCol="0" fromWordArt="0" anchor="ctr" anchorCtr="0" forceAA="0" compatLnSpc="1">
+                        <a:prstTxWarp prst="textNoShape">
+                          <a:avLst/>
+                        </a:prstTxWarp>
+                        <a:noAutofit/>
+                      </wps:bodyPr>
+                    </wps:wsp>
+                  </a:graphicData>
+                </a:graphic>
+                <wp14:sizeRelH relativeFrom="margin">
+                  <wp14:pctWidth>0</wp14:pctWidth>
+                </wp14:sizeRelH>
+              </wp:anchor>
+            </w:drawing>
+          </mc:Choice>
+          <mc:Fallback>
+            <w:pict>
+              <v:rect w14:anchorId="661C3747" id="_x0000_s1031" style="position:absolute;margin-left:281pt;margin-top:501.15pt;width:157.45pt;height:33.9pt;z-index:251672576;visibility:visible;mso-wrap-style:none;mso-width-percent:0;mso-wrap-distance-left:9pt;mso-wrap-distance-top:0;mso-wrap-distance-right:9pt;mso-wrap-distance-bottom:0;mso-position-horizontal:absolute;mso-position-horizontal-relative:text;mso-position-vertical:absolute;mso-position-vertical-relative:text;mso-width-percent:0;mso-width-relative:margin;v-text-anchor:middle" o:gfxdata="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" filled="f" stroked="f" strokeweight="1pt">
+                <v:textbox>
+                  <w:txbxContent>
+                    <w:p>
+                      <w:pPr>
+                        <w:rPr>
+                          <w:color w:val="156082" w:themeColor="accent1"/>
+                          <w14:textOutline w14:w="9525" w14:cap="rnd" w14:cmpd="sng" w14:algn="ctr">
+                            <w14:noFill/>
+                            <w14:prstDash w14:val="solid"/>
+                            <w14:bevel/>
+                          </w14:textOutline>
+                        </w:rPr>
+                      </w:pPr>
+                      <w:r>
+                        <w:rPr>
+                          <w:color w:val="156082" w:themeColor="accent1"/>
+                        </w:rPr>
+                        <w:t>Tensor Shape Transformations</w:t>
+                      </w:r>
+                    </w:p>
+                  </w:txbxContent>
+                </v:textbox>
+              </v:rect>
+            </w:pict>
+          </mc:Fallback>
+        </mc:AlternateContent>
+      </w:r>
+      <w:r>
+        <w:rPr>
+          <w:noProof/>
+        </w:rPr>
+        <w:drawing>
+          <wp:anchor distT="0" distB="0" distL="114300" distR="114300" simplePos="0" relativeHeight="251669504" behindDoc="0" locked="0" layoutInCell="1" allowOverlap="1" wp14:anchorId="60504AA9" wp14:editId="6F347158">
+            <wp:simplePos x="0" y="0"/>
+            <wp:positionH relativeFrom="column">
+              <wp:posOffset>217846</wp:posOffset>
+            </wp:positionH>
+            <wp:positionV relativeFrom="paragraph">
+              <wp:posOffset>0</wp:posOffset>
+            </wp:positionV>
+            <wp:extent cx="2358390" cy="8229600"/>
+            <wp:effectExtent l="0" t="0" r="3810" b="0"/>
+            <wp:wrapTopAndBottom/>
+            <wp:docPr id="483495084" name="Picture 2" descr="A diagram of a software program&#10;&#10;AI-generated content may be incorrect."/>
+            <wp:cNvGraphicFramePr>
+              <a:graphicFrameLocks xmlns:a="http://schemas.openxmlformats.org/drawingml/2006/main" noChangeAspect="1"/>
+            </wp:cNvGraphicFramePr>
+            <a:graphic xmlns:a="http://schemas.openxmlformats.org/drawingml/2006/main">
+              <a:graphicData uri="http://schemas.openxmlformats.org/drawingml/2006/picture">
+                <pic:pic xmlns:pic="http://schemas.openxmlformats.org/drawingml/2006/picture">
+                  <pic:nvPicPr>
+                    <pic:cNvPr id="483495084" name="Picture 2" descr="A diagram of a software program&#10;&#10;AI-generated content may be incorrect."/>
+                    <pic:cNvPicPr/>
+                  </pic:nvPicPr>
+                  <pic:blipFill>
+                    <a:blip r:embed="rId31" cstate="print">
+                      <a:extLst>
+                        <a:ext uri="{28A0092B-C50C-407E-A947-70E740481C1C}">
+                          <a14:useLocalDpi xmlns:a14="http://schemas.microsoft.com/office/drawing/2010/main" val="0"/>
+                        </a:ext>
+                      </a:extLst>
+                    </a:blip>
+                    <a:stretch>
+                      <a:fillRect/>
+                    </a:stretch>
+                  </pic:blipFill>
+                  <pic:spPr>
+                    <a:xfrm>
+                      <a:off x="0" y="0"/>
+                      <a:ext cx="2358390" cy="8229600"/>
+                    </a:xfrm>
+                    <a:prstGeom prst="rect">
+                      <a:avLst/>
+                    </a:prstGeom>
+                  </pic:spPr>
+                </pic:pic>
+              </a:graphicData>
+            </a:graphic>
+            <wp14:sizeRelH relativeFrom="page">
+              <wp14:pctWidth>0</wp14:pctWidth>
+            </wp14:sizeRelH>
+            <wp14:sizeRelV relativeFrom="page">
+              <wp14:pctHeight>0</wp14:pctHeight>
+            </wp14:sizeRelV>
+          </wp:anchor>
+        </w:drawing>
+      </w:r>
+      <w:r>
+        <w:rPr>
+          <w:noProof/>
+        </w:rPr>
+        <w:drawing>
+          <wp:anchor distT="0" distB="0" distL="114300" distR="114300" simplePos="0" relativeHeight="251671552" behindDoc="1" locked="0" layoutInCell="1" allowOverlap="1" wp14:anchorId="444DDE26" wp14:editId="43D510B6">
+            <wp:simplePos x="0" y="0"/>
+            <wp:positionH relativeFrom="column">
+              <wp:posOffset>3622204</wp:posOffset>
+            </wp:positionH>
+            <wp:positionV relativeFrom="paragraph">
+              <wp:posOffset>152789</wp:posOffset>
+            </wp:positionV>
+            <wp:extent cx="1600200" cy="5928360"/>
+            <wp:effectExtent l="0" t="0" r="0" b="2540"/>
+            <wp:wrapNone/>
+            <wp:docPr id="216274489" name="Picture 3" descr="A diagram of a diagram&#10;&#10;AI-generated content may be incorrect."/>
+            <wp:cNvGraphicFramePr>
+              <a:graphicFrameLocks xmlns:a="http://schemas.openxmlformats.org/drawingml/2006/main" noChangeAspect="1"/>
+            </wp:cNvGraphicFramePr>
+            <a:graphic xmlns:a="http://schemas.openxmlformats.org/drawingml/2006/main">
+              <a:graphicData uri="http://schemas.openxmlformats.org/drawingml/2006/picture">
+                <pic:pic xmlns:pic="http://schemas.openxmlformats.org/drawingml/2006/picture">
+                  <pic:nvPicPr>
+                    <pic:cNvPr id="216274489" name="Picture 3" descr="A diagram of a diagram&#10;&#10;AI-generated content may be incorrect."/>
+                    <pic:cNvPicPr/>
+                  </pic:nvPicPr>
+                  <pic:blipFill>
+                    <a:blip r:embed="rId32" cstate="print">
+                      <a:extLst>
+                        <a:ext uri="{28A0092B-C50C-407E-A947-70E740481C1C}">
+                          <a14:useLocalDpi xmlns:a14="http://schemas.microsoft.com/office/drawing/2010/main" val="0"/>
+                        </a:ext>
+                      </a:extLst>
+                    </a:blip>
+                    <a:stretch>
+                      <a:fillRect/>
+                    </a:stretch>
+                  </pic:blipFill>
+                  <pic:spPr>
+                    <a:xfrm>
+                      <a:off x="0" y="0"/>
+                      <a:ext cx="1600200" cy="5928360"/>
+                    </a:xfrm>
+                    <a:prstGeom prst="rect">
+                      <a:avLst/>
+                    </a:prstGeom>
+                  </pic:spPr>
+                </pic:pic>
+              </a:graphicData>
+            </a:graphic>
+            <wp14:sizeRelH relativeFrom="page">
+              <wp14:pctWidth>0</wp14:pctWidth>
+            </wp14:sizeRelH>
+            <wp14:sizeRelV relativeFrom="page">
+              <wp14:pctHeight>0</wp14:pctHeight>
+            </wp14:sizeRelV>
+          </wp:anchor>
+        </w:drawing>
+      </w:r>
+      <w:r>
+        <w:rPr>
+          <w:noProof/>
+        </w:rPr>
+        <w:t xml:space="preserve"> </w:t>
+      </w:r>
+    </w:p>
+    <w:p/>
+    <w:p/>
+    <w:p/>
+    <w:p/>
+    <w:p/>
+    <w:p/>
+    <w:p/>
+    <w:p>
+      <w:r>
+        <w:t xml:space="preserve">For more details see </w:t>
+      </w:r>
+      <w:hyperlink r:id="rId33" w:history="1">
+        <w:r>
+          <w:rPr>
+            <w:rStyle w:val="Hyperlink"/>
+          </w:rPr>
+          <w:t>PyTorch docs on nn.Sequential</w:t>
+        </w:r>
+      </w:hyperlink>
+      <w:r>
+        <w:t>.</w:t>
+      </w:r>
+    </w:p>
+    <w:p/>
+    <w:p/>
+    <w:p/>
     <w:sectPr>
       <w:pgSz w:w="12240" w:h="15840"/>
       <w:pgMar w:top="1440" w:right="1440" w:bottom="1440" w:left="1440" w:header="720" w:footer="720" w:gutter="0"/>
@@ -4055,6 +6383,78 @@
       <w:u w:val="single"/>
     </w:rPr>
   </w:style>
+  <w:style w:type="paragraph" w:styleId="HTMLPreformatted">
+    <w:name w:val="HTML Preformatted"/>
+    <w:basedOn w:val="Normal"/>
+    <w:link w:val="HTMLPreformattedChar"/>
+    <w:uiPriority w:val="99"/>
+    <w:semiHidden/>
+    <w:unhideWhenUsed/>
+    <w:rsid w:val="00B90EB2"/>
+    <w:pPr>
+      <w:tabs>
+        <w:tab w:val="left" w:pos="916"/>
+        <w:tab w:val="left" w:pos="1832"/>
+        <w:tab w:val="left" w:pos="2748"/>
+        <w:tab w:val="left" w:pos="3664"/>
+        <w:tab w:val="left" w:pos="4580"/>
+        <w:tab w:val="left" w:pos="5496"/>
+        <w:tab w:val="left" w:pos="6412"/>
+        <w:tab w:val="left" w:pos="7328"/>
+        <w:tab w:val="left" w:pos="8244"/>
+        <w:tab w:val="left" w:pos="9160"/>
+        <w:tab w:val="left" w:pos="10076"/>
+        <w:tab w:val="left" w:pos="10992"/>
+        <w:tab w:val="left" w:pos="11908"/>
+        <w:tab w:val="left" w:pos="12824"/>
+        <w:tab w:val="left" w:pos="13740"/>
+        <w:tab w:val="left" w:pos="14656"/>
+      </w:tabs>
+      <w:spacing w:line="240" w:lineRule="auto"/>
+    </w:pPr>
+    <w:rPr>
+      <w:rFonts w:ascii="Courier New" w:eastAsia="Times New Roman" w:hAnsi="Courier New" w:cs="Courier New"/>
+      <w:kern w:val="0"/>
+      <w:sz w:val="20"/>
+      <w:szCs w:val="20"/>
+      <w14:ligatures w14:val="none"/>
+    </w:rPr>
+  </w:style>
+  <w:style w:type="character" w:customStyle="1" w:styleId="HTMLPreformattedChar">
+    <w:name w:val="HTML Preformatted Char"/>
+    <w:basedOn w:val="DefaultParagraphFont"/>
+    <w:link w:val="HTMLPreformatted"/>
+    <w:uiPriority w:val="99"/>
+    <w:semiHidden/>
+    <w:rsid w:val="00B90EB2"/>
+    <w:rPr>
+      <w:rFonts w:ascii="Courier New" w:eastAsia="Times New Roman" w:hAnsi="Courier New" w:cs="Courier New"/>
+      <w:kern w:val="0"/>
+      <w:sz w:val="20"/>
+      <w:szCs w:val="20"/>
+      <w14:ligatures w14:val="none"/>
+    </w:rPr>
+  </w:style>
+  <w:style w:type="character" w:customStyle="1" w:styleId="n">
+    <w:name w:val="n"/>
+    <w:basedOn w:val="DefaultParagraphFont"/>
+    <w:rsid w:val="00B90EB2"/>
+  </w:style>
+  <w:style w:type="character" w:customStyle="1" w:styleId="o">
+    <w:name w:val="o"/>
+    <w:basedOn w:val="DefaultParagraphFont"/>
+    <w:rsid w:val="00B90EB2"/>
+  </w:style>
+  <w:style w:type="character" w:customStyle="1" w:styleId="p">
+    <w:name w:val="p"/>
+    <w:basedOn w:val="DefaultParagraphFont"/>
+    <w:rsid w:val="00B90EB2"/>
+  </w:style>
+  <w:style w:type="character" w:customStyle="1" w:styleId="mi">
+    <w:name w:val="mi"/>
+    <w:basedOn w:val="DefaultParagraphFont"/>
+    <w:rsid w:val="00B90EB2"/>
+  </w:style>
 </w:styles>
 </file>
 

--- a/docs/Agentic_Workflows_wtith_RL_Loop.docx
+++ b/docs/Agentic_Workflows_wtith_RL_Loop.docx
@@ -1526,7 +1526,7 @@
           </mc:Choice>
           <mc:Fallback>
             <w:pict>
-              <v:shape w14:anchorId="276049F0" id="Freeform 3" o:spid="_x0000_s1026" style="position:absolute;margin-left:71.05pt;margin-top:3.35pt;width:110.75pt;height:26pt;z-index:251665408;visibility:visible;mso-wrap-style:square;mso-wrap-distance-left:9pt;mso-wrap-distance-top:0;mso-wrap-distance-right:9pt;mso-wrap-distance-bottom:0;mso-position-horizontal:absolute;mso-position-horizontal-relative:text;mso-position-vertical:absolute;mso-position-vertical-relative:text;v-text-anchor:middle" coordsize="1406771,330481" o:gfxdata="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" path="m,324504c6474,267230,12949,209956,65741,163140,118533,116324,217145,70504,316753,43610,416361,16716,560792,6755,663388,1775v102596,-4980,183278,996,268941,11953c1017992,24685,1117600,48591,1177365,67516v59765,18925,79686,35859,113553,59765c1324785,151187,1361640,183061,1380565,210951v18925,27890,23906,83671,23906,83671c1408455,314544,1406463,322512,1404471,330481e" filled="f" strokecolor="#030e13 [484]" strokeweight="1pt">
+              <v:shape w14:anchorId="28CE2893" id="Freeform 3" o:spid="_x0000_s1026" style="position:absolute;margin-left:71.05pt;margin-top:3.35pt;width:110.75pt;height:26pt;z-index:251665408;visibility:visible;mso-wrap-style:square;mso-wrap-distance-left:9pt;mso-wrap-distance-top:0;mso-wrap-distance-right:9pt;mso-wrap-distance-bottom:0;mso-position-horizontal:absolute;mso-position-horizontal-relative:text;mso-position-vertical:absolute;mso-position-vertical-relative:text;v-text-anchor:middle" coordsize="1406771,330481" o:gfxdata="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" path="m,324504c6474,267230,12949,209956,65741,163140,118533,116324,217145,70504,316753,43610,416361,16716,560792,6755,663388,1775v102596,-4980,183278,996,268941,11953c1017992,24685,1117600,48591,1177365,67516v59765,18925,79686,35859,113553,59765c1324785,151187,1361640,183061,1380565,210951v18925,27890,23906,83671,23906,83671c1408455,314544,1406463,322512,1404471,330481e" filled="f" strokecolor="#030e13 [484]" strokeweight="1pt">
                 <v:stroke endarrow="block" endarrowwidth="narrow" endarrowlength="short" joinstyle="miter"/>
                 <v:path arrowok="t" o:connecttype="custom" o:connectlocs="0,324504;65741,163140;316753,43610;663388,1775;932329,13728;1177365,67516;1290918,127281;1380565,210951;1404471,294622;1404471,330481" o:connectangles="0,0,0,0,0,0,0,0,0,0"/>
               </v:shape>
@@ -1967,7 +1967,7 @@
           </mc:Choice>
           <mc:Fallback>
             <w:pict>
-              <v:shape w14:anchorId="5107CA42" id="Freeform 4" o:spid="_x0000_s1026" style="position:absolute;margin-left:70.45pt;margin-top:3.2pt;width:111.2pt;height:25pt;z-index:251666432;visibility:visible;mso-wrap-style:square;mso-wrap-distance-left:9pt;mso-wrap-distance-top:0;mso-wrap-distance-right:9pt;mso-wrap-distance-bottom:0;mso-position-horizontal:absolute;mso-position-horizontal-relative:text;mso-position-vertical:absolute;mso-position-vertical-relative:text;v-text-anchor:middle" coordsize="1412408,317188" o:gfxdata="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" path="m1412217,v498,46816,996,93632,-11953,125506c1387315,157380,1374366,169333,1334523,191247v-39843,21914,-108573,48808,-173318,65741c1096460,273921,1060601,282886,946052,292847v-114549,9961,-356596,21914,-472141,23906c358366,318745,312546,313765,252781,304800,193016,295835,153174,286871,115323,262965,77472,239059,44600,190251,25675,161365,6750,132479,5754,112557,1770,89647v-3984,-22910,,-65741,,-65741l1770,11953e" filled="f" strokecolor="#030e13 [484]" strokeweight="1pt">
+              <v:shape w14:anchorId="2D0CE4C2" id="Freeform 4" o:spid="_x0000_s1026" style="position:absolute;margin-left:70.45pt;margin-top:3.2pt;width:111.2pt;height:25pt;z-index:251666432;visibility:visible;mso-wrap-style:square;mso-wrap-distance-left:9pt;mso-wrap-distance-top:0;mso-wrap-distance-right:9pt;mso-wrap-distance-bottom:0;mso-position-horizontal:absolute;mso-position-horizontal-relative:text;mso-position-vertical:absolute;mso-position-vertical-relative:text;v-text-anchor:middle" coordsize="1412408,317188" o:gfxdata="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" path="m1412217,v498,46816,996,93632,-11953,125506c1387315,157380,1374366,169333,1334523,191247v-39843,21914,-108573,48808,-173318,65741c1096460,273921,1060601,282886,946052,292847v-114549,9961,-356596,21914,-472141,23906c358366,318745,312546,313765,252781,304800,193016,295835,153174,286871,115323,262965,77472,239059,44600,190251,25675,161365,6750,132479,5754,112557,1770,89647v-3984,-22910,,-65741,,-65741l1770,11953e" filled="f" strokecolor="#030e13 [484]" strokeweight="1pt">
                 <v:stroke endarrow="block" endarrowwidth="narrow" endarrowlength="short" joinstyle="miter"/>
                 <v:path arrowok="t" o:connecttype="custom" o:connectlocs="1412217,0;1400264,125506;1334523,191247;1161205,256988;946052,292847;473911,316753;252781,304800;115323,262965;25675,161365;1770,89647;1770,23906;1770,11953" o:connectangles="0,0,0,0,0,0,0,0,0,0,0,0"/>
               </v:shape>
@@ -5388,6 +5388,158 @@
         <w:t xml:space="preserve"> </w:t>
       </w:r>
     </w:p>
+    <w:p>
+      <w:r>
+        <w:lastRenderedPageBreak/>
+        <w:t>Network layer stack  and Layer operations shown below:</w:t>
+      </w:r>
+    </w:p>
+    <w:p>
+      <w:r>
+        <w:rPr>
+          <w:noProof/>
+        </w:rPr>
+        <w:drawing>
+          <wp:anchor distT="0" distB="0" distL="114300" distR="114300" simplePos="0" relativeHeight="251676672" behindDoc="1" locked="0" layoutInCell="1" allowOverlap="1" wp14:anchorId="3589608F" wp14:editId="2FFFD4A6">
+            <wp:simplePos x="0" y="0"/>
+            <wp:positionH relativeFrom="column">
+              <wp:posOffset>795942</wp:posOffset>
+            </wp:positionH>
+            <wp:positionV relativeFrom="paragraph">
+              <wp:posOffset>324915</wp:posOffset>
+            </wp:positionV>
+            <wp:extent cx="5943600" cy="5300345"/>
+            <wp:effectExtent l="0" t="0" r="0" b="0"/>
+            <wp:wrapNone/>
+            <wp:docPr id="34034241" name="Picture 7"/>
+            <wp:cNvGraphicFramePr>
+              <a:graphicFrameLocks xmlns:a="http://schemas.openxmlformats.org/drawingml/2006/main" noChangeAspect="1"/>
+            </wp:cNvGraphicFramePr>
+            <a:graphic xmlns:a="http://schemas.openxmlformats.org/drawingml/2006/main">
+              <a:graphicData uri="http://schemas.openxmlformats.org/drawingml/2006/picture">
+                <pic:pic xmlns:pic="http://schemas.openxmlformats.org/drawingml/2006/picture">
+                  <pic:nvPicPr>
+                    <pic:cNvPr id="34034241" name="Picture 34034241"/>
+                    <pic:cNvPicPr/>
+                  </pic:nvPicPr>
+                  <pic:blipFill>
+                    <a:blip r:embed="rId33" cstate="print">
+                      <a:extLst>
+                        <a:ext uri="{28A0092B-C50C-407E-A947-70E740481C1C}">
+                          <a14:useLocalDpi xmlns:a14="http://schemas.microsoft.com/office/drawing/2010/main" val="0"/>
+                        </a:ext>
+                      </a:extLst>
+                    </a:blip>
+                    <a:stretch>
+                      <a:fillRect/>
+                    </a:stretch>
+                  </pic:blipFill>
+                  <pic:spPr>
+                    <a:xfrm>
+                      <a:off x="0" y="0"/>
+                      <a:ext cx="5943600" cy="5300345"/>
+                    </a:xfrm>
+                    <a:prstGeom prst="rect">
+                      <a:avLst/>
+                    </a:prstGeom>
+                  </pic:spPr>
+                </pic:pic>
+              </a:graphicData>
+            </a:graphic>
+            <wp14:sizeRelH relativeFrom="page">
+              <wp14:pctWidth>0</wp14:pctWidth>
+            </wp14:sizeRelH>
+            <wp14:sizeRelV relativeFrom="page">
+              <wp14:pctHeight>0</wp14:pctHeight>
+            </wp14:sizeRelV>
+          </wp:anchor>
+        </w:drawing>
+      </w:r>
+      <w:r>
+        <w:rPr>
+          <w:noProof/>
+        </w:rPr>
+        <w:drawing>
+          <wp:anchor distT="0" distB="0" distL="114300" distR="114300" simplePos="0" relativeHeight="251675648" behindDoc="0" locked="0" layoutInCell="1" allowOverlap="1" wp14:anchorId="5FAB61B2" wp14:editId="10EA8A43">
+            <wp:simplePos x="0" y="0"/>
+            <wp:positionH relativeFrom="column">
+              <wp:posOffset>-460027</wp:posOffset>
+            </wp:positionH>
+            <wp:positionV relativeFrom="paragraph">
+              <wp:posOffset>159098</wp:posOffset>
+            </wp:positionV>
+            <wp:extent cx="1286510" cy="5515610"/>
+            <wp:effectExtent l="0" t="0" r="0" b="0"/>
+            <wp:wrapTopAndBottom/>
+            <wp:docPr id="1981581261" name="Picture 5" descr="A diagram of a computer&#10;&#10;AI-generated content may be incorrect."/>
+            <wp:cNvGraphicFramePr>
+              <a:graphicFrameLocks xmlns:a="http://schemas.openxmlformats.org/drawingml/2006/main" noChangeAspect="1"/>
+            </wp:cNvGraphicFramePr>
+            <a:graphic xmlns:a="http://schemas.openxmlformats.org/drawingml/2006/main">
+              <a:graphicData uri="http://schemas.openxmlformats.org/drawingml/2006/picture">
+                <pic:pic xmlns:pic="http://schemas.openxmlformats.org/drawingml/2006/picture">
+                  <pic:nvPicPr>
+                    <pic:cNvPr id="1981581261" name="Picture 5" descr="A diagram of a computer&#10;&#10;AI-generated content may be incorrect."/>
+                    <pic:cNvPicPr/>
+                  </pic:nvPicPr>
+                  <pic:blipFill>
+                    <a:blip r:embed="rId34" cstate="print">
+                      <a:extLst>
+                        <a:ext uri="{28A0092B-C50C-407E-A947-70E740481C1C}">
+                          <a14:useLocalDpi xmlns:a14="http://schemas.microsoft.com/office/drawing/2010/main" val="0"/>
+                        </a:ext>
+                      </a:extLst>
+                    </a:blip>
+                    <a:stretch>
+                      <a:fillRect/>
+                    </a:stretch>
+                  </pic:blipFill>
+                  <pic:spPr>
+                    <a:xfrm>
+                      <a:off x="0" y="0"/>
+                      <a:ext cx="1286510" cy="5515610"/>
+                    </a:xfrm>
+                    <a:prstGeom prst="rect">
+                      <a:avLst/>
+                    </a:prstGeom>
+                  </pic:spPr>
+                </pic:pic>
+              </a:graphicData>
+            </a:graphic>
+            <wp14:sizeRelH relativeFrom="page">
+              <wp14:pctWidth>0</wp14:pctWidth>
+            </wp14:sizeRelH>
+            <wp14:sizeRelV relativeFrom="page">
+              <wp14:pctHeight>0</wp14:pctHeight>
+            </wp14:sizeRelV>
+          </wp:anchor>
+        </w:drawing>
+      </w:r>
+    </w:p>
+    <w:p/>
+    <w:p/>
+    <w:p/>
+    <w:p/>
+    <w:p/>
+    <w:p/>
+    <w:p/>
+    <w:p/>
+    <w:p/>
+    <w:p/>
+    <w:p/>
+    <w:p/>
+    <w:p/>
+    <w:p/>
+    <w:p>
+      <w:r>
+        <w:lastRenderedPageBreak/>
+        <w:t>Information Flow with Dimensions and Computation Graph shown below:</w:t>
+      </w:r>
+    </w:p>
+    <w:p/>
+    <w:p/>
+    <w:p/>
+    <w:p/>
     <w:p/>
     <w:p/>
     <w:p/>
@@ -5399,7 +5551,7 @@
       <w:r>
         <w:t xml:space="preserve">For more details see </w:t>
       </w:r>
-      <w:hyperlink r:id="rId33" w:history="1">
+      <w:hyperlink r:id="rId35" w:history="1">
         <w:r>
           <w:rPr>
             <w:rStyle w:val="Hyperlink"/>

--- a/docs/Agentic_Workflows_wtith_RL_Loop.docx
+++ b/docs/Agentic_Workflows_wtith_RL_Loop.docx
@@ -1526,7 +1526,7 @@
           </mc:Choice>
           <mc:Fallback>
             <w:pict>
-              <v:shape w14:anchorId="28CE2893" id="Freeform 3" o:spid="_x0000_s1026" style="position:absolute;margin-left:71.05pt;margin-top:3.35pt;width:110.75pt;height:26pt;z-index:251665408;visibility:visible;mso-wrap-style:square;mso-wrap-distance-left:9pt;mso-wrap-distance-top:0;mso-wrap-distance-right:9pt;mso-wrap-distance-bottom:0;mso-position-horizontal:absolute;mso-position-horizontal-relative:text;mso-position-vertical:absolute;mso-position-vertical-relative:text;v-text-anchor:middle" coordsize="1406771,330481" o:gfxdata="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" path="m,324504c6474,267230,12949,209956,65741,163140,118533,116324,217145,70504,316753,43610,416361,16716,560792,6755,663388,1775v102596,-4980,183278,996,268941,11953c1017992,24685,1117600,48591,1177365,67516v59765,18925,79686,35859,113553,59765c1324785,151187,1361640,183061,1380565,210951v18925,27890,23906,83671,23906,83671c1408455,314544,1406463,322512,1404471,330481e" filled="f" strokecolor="#030e13 [484]" strokeweight="1pt">
+              <v:shape w14:anchorId="3C12122E" id="Freeform 3" o:spid="_x0000_s1026" style="position:absolute;margin-left:71.05pt;margin-top:3.35pt;width:110.75pt;height:26pt;z-index:251665408;visibility:visible;mso-wrap-style:square;mso-wrap-distance-left:9pt;mso-wrap-distance-top:0;mso-wrap-distance-right:9pt;mso-wrap-distance-bottom:0;mso-position-horizontal:absolute;mso-position-horizontal-relative:text;mso-position-vertical:absolute;mso-position-vertical-relative:text;v-text-anchor:middle" coordsize="1406771,330481" o:gfxdata="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" path="m,324504c6474,267230,12949,209956,65741,163140,118533,116324,217145,70504,316753,43610,416361,16716,560792,6755,663388,1775v102596,-4980,183278,996,268941,11953c1017992,24685,1117600,48591,1177365,67516v59765,18925,79686,35859,113553,59765c1324785,151187,1361640,183061,1380565,210951v18925,27890,23906,83671,23906,83671c1408455,314544,1406463,322512,1404471,330481e" filled="f" strokecolor="#030e13 [484]" strokeweight="1pt">
                 <v:stroke endarrow="block" endarrowwidth="narrow" endarrowlength="short" joinstyle="miter"/>
                 <v:path arrowok="t" o:connecttype="custom" o:connectlocs="0,324504;65741,163140;316753,43610;663388,1775;932329,13728;1177365,67516;1290918,127281;1380565,210951;1404471,294622;1404471,330481" o:connectangles="0,0,0,0,0,0,0,0,0,0"/>
               </v:shape>
@@ -1967,7 +1967,7 @@
           </mc:Choice>
           <mc:Fallback>
             <w:pict>
-              <v:shape w14:anchorId="2D0CE4C2" id="Freeform 4" o:spid="_x0000_s1026" style="position:absolute;margin-left:70.45pt;margin-top:3.2pt;width:111.2pt;height:25pt;z-index:251666432;visibility:visible;mso-wrap-style:square;mso-wrap-distance-left:9pt;mso-wrap-distance-top:0;mso-wrap-distance-right:9pt;mso-wrap-distance-bottom:0;mso-position-horizontal:absolute;mso-position-horizontal-relative:text;mso-position-vertical:absolute;mso-position-vertical-relative:text;v-text-anchor:middle" coordsize="1412408,317188" o:gfxdata="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" path="m1412217,v498,46816,996,93632,-11953,125506c1387315,157380,1374366,169333,1334523,191247v-39843,21914,-108573,48808,-173318,65741c1096460,273921,1060601,282886,946052,292847v-114549,9961,-356596,21914,-472141,23906c358366,318745,312546,313765,252781,304800,193016,295835,153174,286871,115323,262965,77472,239059,44600,190251,25675,161365,6750,132479,5754,112557,1770,89647v-3984,-22910,,-65741,,-65741l1770,11953e" filled="f" strokecolor="#030e13 [484]" strokeweight="1pt">
+              <v:shape w14:anchorId="47B1E230" id="Freeform 4" o:spid="_x0000_s1026" style="position:absolute;margin-left:70.45pt;margin-top:3.2pt;width:111.2pt;height:25pt;z-index:251666432;visibility:visible;mso-wrap-style:square;mso-wrap-distance-left:9pt;mso-wrap-distance-top:0;mso-wrap-distance-right:9pt;mso-wrap-distance-bottom:0;mso-position-horizontal:absolute;mso-position-horizontal-relative:text;mso-position-vertical:absolute;mso-position-vertical-relative:text;v-text-anchor:middle" coordsize="1412408,317188" o:gfxdata="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" path="m1412217,v498,46816,996,93632,-11953,125506c1387315,157380,1374366,169333,1334523,191247v-39843,21914,-108573,48808,-173318,65741c1096460,273921,1060601,282886,946052,292847v-114549,9961,-356596,21914,-472141,23906c358366,318745,312546,313765,252781,304800,193016,295835,153174,286871,115323,262965,77472,239059,44600,190251,25675,161365,6750,132479,5754,112557,1770,89647v-3984,-22910,,-65741,,-65741l1770,11953e" filled="f" strokecolor="#030e13 [484]" strokeweight="1pt">
                 <v:stroke endarrow="block" endarrowwidth="narrow" endarrowlength="short" joinstyle="miter"/>
                 <v:path arrowok="t" o:connecttype="custom" o:connectlocs="1412217,0;1400264,125506;1334523,191247;1161205,256988;946052,292847;473911,316753;252781,304800;115323,262965;25675,161365;1770,89647;1770,23906;1770,11953" o:connectangles="0,0,0,0,0,0,0,0,0,0,0,0"/>
               </v:shape>
@@ -4523,21 +4523,34 @@
     <w:p>
       <w:pPr>
         <w:rPr>
+          <w:rFonts w:eastAsiaTheme="minorEastAsia" w:cs="Consolas"/>
+        </w:rPr>
+      </w:pPr>
+      <w:r>
+        <w:rPr>
           <w:rFonts w:eastAsiaTheme="minorEastAsia"/>
         </w:rPr>
-      </w:pPr>
-      <w:r>
+        <w:t xml:space="preserve">Example usage of </w:t>
+      </w:r>
+      <w:r>
+        <w:rPr>
+          <w:rFonts w:ascii="Consolas" w:eastAsiaTheme="minorEastAsia" w:hAnsi="Consolas" w:cs="Consolas"/>
+        </w:rPr>
+        <w:t>nn.Sequential</w:t>
+      </w:r>
+      <w:r>
+        <w:rPr>
+          <w:rFonts w:eastAsiaTheme="minorEastAsia" w:cs="Consolas"/>
+        </w:rPr>
+        <w:t xml:space="preserve"> designed for MNIST-style digit classification (0-9)</w:t>
+      </w:r>
+    </w:p>
+    <w:p>
+      <w:pPr>
         <w:rPr>
           <w:rFonts w:eastAsiaTheme="minorEastAsia"/>
         </w:rPr>
-        <w:t xml:space="preserve">Example usage of </w:t>
-      </w:r>
-      <w:r>
-        <w:rPr>
-          <w:rFonts w:ascii="Consolas" w:eastAsiaTheme="minorEastAsia" w:hAnsi="Consolas" w:cs="Consolas"/>
-        </w:rPr>
-        <w:t>nn.Sequential</w:t>
-      </w:r>
+      </w:pPr>
     </w:p>
     <w:p>
       <w:pPr>
@@ -5533,16 +5546,489 @@
     <w:p>
       <w:r>
         <w:lastRenderedPageBreak/>
-        <w:t>Information Flow with Dimensions and Computation Graph shown below:</w:t>
-      </w:r>
-    </w:p>
-    <w:p/>
-    <w:p/>
-    <w:p/>
-    <w:p/>
-    <w:p/>
-    <w:p/>
-    <w:p/>
+        <w:t>Information Flow with Dimensions shown below:</w:t>
+      </w:r>
+    </w:p>
+    <w:p/>
+    <w:p/>
+    <w:p>
+      <w:r>
+        <w:rPr>
+          <w:noProof/>
+        </w:rPr>
+        <w:drawing>
+          <wp:anchor distT="0" distB="0" distL="114300" distR="114300" simplePos="0" relativeHeight="251677696" behindDoc="0" locked="0" layoutInCell="1" allowOverlap="1" wp14:anchorId="6C4D2193" wp14:editId="003885FF">
+            <wp:simplePos x="0" y="0"/>
+            <wp:positionH relativeFrom="column">
+              <wp:posOffset>0</wp:posOffset>
+            </wp:positionH>
+            <wp:positionV relativeFrom="paragraph">
+              <wp:posOffset>1905</wp:posOffset>
+            </wp:positionV>
+            <wp:extent cx="5943600" cy="3153410"/>
+            <wp:effectExtent l="0" t="0" r="0" b="0"/>
+            <wp:wrapTopAndBottom/>
+            <wp:docPr id="1726092145" name="Picture 8" descr="A diagram of a function&#10;&#10;AI-generated content may be incorrect."/>
+            <wp:cNvGraphicFramePr>
+              <a:graphicFrameLocks xmlns:a="http://schemas.openxmlformats.org/drawingml/2006/main" noChangeAspect="1"/>
+            </wp:cNvGraphicFramePr>
+            <a:graphic xmlns:a="http://schemas.openxmlformats.org/drawingml/2006/main">
+              <a:graphicData uri="http://schemas.openxmlformats.org/drawingml/2006/picture">
+                <pic:pic xmlns:pic="http://schemas.openxmlformats.org/drawingml/2006/picture">
+                  <pic:nvPicPr>
+                    <pic:cNvPr id="1726092145" name="Picture 8" descr="A diagram of a function&#10;&#10;AI-generated content may be incorrect."/>
+                    <pic:cNvPicPr/>
+                  </pic:nvPicPr>
+                  <pic:blipFill>
+                    <a:blip r:embed="rId35" cstate="print">
+                      <a:extLst>
+                        <a:ext uri="{28A0092B-C50C-407E-A947-70E740481C1C}">
+                          <a14:useLocalDpi xmlns:a14="http://schemas.microsoft.com/office/drawing/2010/main" val="0"/>
+                        </a:ext>
+                      </a:extLst>
+                    </a:blip>
+                    <a:stretch>
+                      <a:fillRect/>
+                    </a:stretch>
+                  </pic:blipFill>
+                  <pic:spPr>
+                    <a:xfrm>
+                      <a:off x="0" y="0"/>
+                      <a:ext cx="5943600" cy="3153410"/>
+                    </a:xfrm>
+                    <a:prstGeom prst="rect">
+                      <a:avLst/>
+                    </a:prstGeom>
+                  </pic:spPr>
+                </pic:pic>
+              </a:graphicData>
+            </a:graphic>
+            <wp14:sizeRelH relativeFrom="page">
+              <wp14:pctWidth>0</wp14:pctWidth>
+            </wp14:sizeRelH>
+            <wp14:sizeRelV relativeFrom="page">
+              <wp14:pctHeight>0</wp14:pctHeight>
+            </wp14:sizeRelV>
+          </wp:anchor>
+        </w:drawing>
+      </w:r>
+    </w:p>
+    <w:p/>
+    <w:p>
+      <w:r>
+        <w:rPr>
+          <w:noProof/>
+        </w:rPr>
+        <w:drawing>
+          <wp:anchor distT="0" distB="0" distL="114300" distR="114300" simplePos="0" relativeHeight="251679744" behindDoc="0" locked="0" layoutInCell="1" allowOverlap="1" wp14:anchorId="2EA39671" wp14:editId="266EB593">
+            <wp:simplePos x="0" y="0"/>
+            <wp:positionH relativeFrom="column">
+              <wp:posOffset>-59300</wp:posOffset>
+            </wp:positionH>
+            <wp:positionV relativeFrom="paragraph">
+              <wp:posOffset>241259</wp:posOffset>
+            </wp:positionV>
+            <wp:extent cx="2880360" cy="3977640"/>
+            <wp:effectExtent l="0" t="0" r="2540" b="0"/>
+            <wp:wrapTopAndBottom/>
+            <wp:docPr id="914421308" name="Picture 9" descr="A screenshot of a computer&#10;&#10;AI-generated content may be incorrect."/>
+            <wp:cNvGraphicFramePr>
+              <a:graphicFrameLocks xmlns:a="http://schemas.openxmlformats.org/drawingml/2006/main" noChangeAspect="1"/>
+            </wp:cNvGraphicFramePr>
+            <a:graphic xmlns:a="http://schemas.openxmlformats.org/drawingml/2006/main">
+              <a:graphicData uri="http://schemas.openxmlformats.org/drawingml/2006/picture">
+                <pic:pic xmlns:pic="http://schemas.openxmlformats.org/drawingml/2006/picture">
+                  <pic:nvPicPr>
+                    <pic:cNvPr id="914421308" name="Picture 9" descr="A screenshot of a computer&#10;&#10;AI-generated content may be incorrect."/>
+                    <pic:cNvPicPr/>
+                  </pic:nvPicPr>
+                  <pic:blipFill>
+                    <a:blip r:embed="rId36" cstate="print">
+                      <a:extLst>
+                        <a:ext uri="{28A0092B-C50C-407E-A947-70E740481C1C}">
+                          <a14:useLocalDpi xmlns:a14="http://schemas.microsoft.com/office/drawing/2010/main" val="0"/>
+                        </a:ext>
+                      </a:extLst>
+                    </a:blip>
+                    <a:stretch>
+                      <a:fillRect/>
+                    </a:stretch>
+                  </pic:blipFill>
+                  <pic:spPr>
+                    <a:xfrm>
+                      <a:off x="0" y="0"/>
+                      <a:ext cx="2880360" cy="3977640"/>
+                    </a:xfrm>
+                    <a:prstGeom prst="rect">
+                      <a:avLst/>
+                    </a:prstGeom>
+                  </pic:spPr>
+                </pic:pic>
+              </a:graphicData>
+            </a:graphic>
+            <wp14:sizeRelH relativeFrom="page">
+              <wp14:pctWidth>0</wp14:pctWidth>
+            </wp14:sizeRelH>
+            <wp14:sizeRelV relativeFrom="page">
+              <wp14:pctHeight>0</wp14:pctHeight>
+            </wp14:sizeRelV>
+          </wp:anchor>
+        </w:drawing>
+      </w:r>
+      <w:r>
+        <w:t>Computation Graph shown below:</w:t>
+      </w:r>
+    </w:p>
+    <w:p/>
+    <w:p/>
+    <w:p>
+      <w:r>
+        <w:t>Summary Table</w:t>
+      </w:r>
+    </w:p>
+    <w:p>
+      <w:r>
+        <w:rPr>
+          <w:noProof/>
+        </w:rPr>
+        <w:drawing>
+          <wp:anchor distT="0" distB="0" distL="114300" distR="114300" simplePos="0" relativeHeight="251680768" behindDoc="0" locked="0" layoutInCell="1" allowOverlap="1" wp14:anchorId="3B799890" wp14:editId="2BB64DF0">
+            <wp:simplePos x="0" y="0"/>
+            <wp:positionH relativeFrom="column">
+              <wp:posOffset>0</wp:posOffset>
+            </wp:positionH>
+            <wp:positionV relativeFrom="paragraph">
+              <wp:posOffset>172085</wp:posOffset>
+            </wp:positionV>
+            <wp:extent cx="3964305" cy="1903730"/>
+            <wp:effectExtent l="0" t="0" r="0" b="1270"/>
+            <wp:wrapTopAndBottom/>
+            <wp:docPr id="632244737" name="Picture 10" descr="A screenshot of a graph&#10;&#10;AI-generated content may be incorrect."/>
+            <wp:cNvGraphicFramePr>
+              <a:graphicFrameLocks xmlns:a="http://schemas.openxmlformats.org/drawingml/2006/main" noChangeAspect="1"/>
+            </wp:cNvGraphicFramePr>
+            <a:graphic xmlns:a="http://schemas.openxmlformats.org/drawingml/2006/main">
+              <a:graphicData uri="http://schemas.openxmlformats.org/drawingml/2006/picture">
+                <pic:pic xmlns:pic="http://schemas.openxmlformats.org/drawingml/2006/picture">
+                  <pic:nvPicPr>
+                    <pic:cNvPr id="632244737" name="Picture 10" descr="A screenshot of a graph&#10;&#10;AI-generated content may be incorrect."/>
+                    <pic:cNvPicPr/>
+                  </pic:nvPicPr>
+                  <pic:blipFill>
+                    <a:blip r:embed="rId37" cstate="print">
+                      <a:extLst>
+                        <a:ext uri="{28A0092B-C50C-407E-A947-70E740481C1C}">
+                          <a14:useLocalDpi xmlns:a14="http://schemas.microsoft.com/office/drawing/2010/main" val="0"/>
+                        </a:ext>
+                      </a:extLst>
+                    </a:blip>
+                    <a:stretch>
+                      <a:fillRect/>
+                    </a:stretch>
+                  </pic:blipFill>
+                  <pic:spPr>
+                    <a:xfrm>
+                      <a:off x="0" y="0"/>
+                      <a:ext cx="3964305" cy="1903730"/>
+                    </a:xfrm>
+                    <a:prstGeom prst="rect">
+                      <a:avLst/>
+                    </a:prstGeom>
+                  </pic:spPr>
+                </pic:pic>
+              </a:graphicData>
+            </a:graphic>
+            <wp14:sizeRelH relativeFrom="page">
+              <wp14:pctWidth>0</wp14:pctWidth>
+            </wp14:sizeRelH>
+            <wp14:sizeRelV relativeFrom="page">
+              <wp14:pctHeight>0</wp14:pctHeight>
+            </wp14:sizeRelV>
+          </wp:anchor>
+        </w:drawing>
+      </w:r>
+    </w:p>
+    <w:p/>
+    <w:p/>
+    <w:p>
+      <w:r>
+        <w:t>Equations for the Example Network</w:t>
+      </w:r>
+    </w:p>
+    <w:p/>
+    <w:p>
+      <w:r>
+        <w:t>Layer 2 (First linear)</w:t>
+      </w:r>
+    </w:p>
+    <w:p/>
+    <w:p>
+      <m:oMath>
+        <m:sSub>
+          <m:sSubPr>
+            <m:ctrlPr>
+              <w:rPr>
+                <w:rFonts w:ascii="Cambria Math" w:hAnsi="Cambria Math"/>
+                <w:i/>
+              </w:rPr>
+            </m:ctrlPr>
+          </m:sSubPr>
+          <m:e>
+            <m:r>
+              <w:rPr>
+                <w:rFonts w:ascii="Cambria Math" w:hAnsi="Cambria Math"/>
+              </w:rPr>
+              <m:t>z</m:t>
+            </m:r>
+          </m:e>
+          <m:sub>
+            <m:r>
+              <w:rPr>
+                <w:rFonts w:ascii="Cambria Math" w:hAnsi="Cambria Math"/>
+              </w:rPr>
+              <m:t>1</m:t>
+            </m:r>
+          </m:sub>
+        </m:sSub>
+        <m:r>
+          <w:rPr>
+            <w:rFonts w:ascii="Cambria Math" w:hAnsi="Cambria Math"/>
+          </w:rPr>
+          <m:t>=</m:t>
+        </m:r>
+        <m:sSub>
+          <m:sSubPr>
+            <m:ctrlPr>
+              <w:rPr>
+                <w:rFonts w:ascii="Cambria Math" w:hAnsi="Cambria Math"/>
+                <w:i/>
+              </w:rPr>
+            </m:ctrlPr>
+          </m:sSubPr>
+          <m:e>
+            <m:r>
+              <w:rPr>
+                <w:rFonts w:ascii="Cambria Math" w:hAnsi="Cambria Math"/>
+              </w:rPr>
+              <m:t>W</m:t>
+            </m:r>
+          </m:e>
+          <m:sub>
+            <m:r>
+              <w:rPr>
+                <w:rFonts w:ascii="Cambria Math" w:hAnsi="Cambria Math"/>
+              </w:rPr>
+              <m:t>1</m:t>
+            </m:r>
+          </m:sub>
+        </m:sSub>
+        <m:r>
+          <w:rPr>
+            <w:rFonts w:ascii="Cambria Math" w:hAnsi="Cambria Math"/>
+          </w:rPr>
+          <m:t>∙</m:t>
+        </m:r>
+        <m:sSub>
+          <m:sSubPr>
+            <m:ctrlPr>
+              <w:rPr>
+                <w:rFonts w:ascii="Cambria Math" w:hAnsi="Cambria Math"/>
+                <w:i/>
+              </w:rPr>
+            </m:ctrlPr>
+          </m:sSubPr>
+          <m:e>
+            <m:r>
+              <w:rPr>
+                <w:rFonts w:ascii="Cambria Math" w:hAnsi="Cambria Math"/>
+              </w:rPr>
+              <m:t>x</m:t>
+            </m:r>
+          </m:e>
+          <m:sub>
+            <m:r>
+              <w:rPr>
+                <w:rFonts w:ascii="Cambria Math" w:hAnsi="Cambria Math"/>
+              </w:rPr>
+              <m:t>flat</m:t>
+            </m:r>
+          </m:sub>
+        </m:sSub>
+        <m:r>
+          <w:rPr>
+            <w:rFonts w:ascii="Cambria Math" w:hAnsi="Cambria Math"/>
+          </w:rPr>
+          <m:t>+</m:t>
+        </m:r>
+        <m:sSub>
+          <m:sSubPr>
+            <m:ctrlPr>
+              <w:rPr>
+                <w:rFonts w:ascii="Cambria Math" w:hAnsi="Cambria Math"/>
+                <w:i/>
+              </w:rPr>
+            </m:ctrlPr>
+          </m:sSubPr>
+          <m:e>
+            <m:r>
+              <w:rPr>
+                <w:rFonts w:ascii="Cambria Math" w:hAnsi="Cambria Math"/>
+              </w:rPr>
+              <m:t>b</m:t>
+            </m:r>
+          </m:e>
+          <m:sub>
+            <m:r>
+              <w:rPr>
+                <w:rFonts w:ascii="Cambria Math" w:hAnsi="Cambria Math"/>
+              </w:rPr>
+              <m:t>1</m:t>
+            </m:r>
+          </m:sub>
+        </m:sSub>
+      </m:oMath>
+      <w:r>
+        <w:rPr>
+          <w:rFonts w:eastAsiaTheme="minorEastAsia"/>
+        </w:rPr>
+        <w:t xml:space="preserve">  where </w:t>
+      </w:r>
+      <w:r>
+        <w:t xml:space="preserve"> </w:t>
+      </w:r>
+      <m:oMath>
+        <m:sSub>
+          <m:sSubPr>
+            <m:ctrlPr>
+              <w:rPr>
+                <w:rFonts w:ascii="Cambria Math" w:hAnsi="Cambria Math"/>
+                <w:i/>
+              </w:rPr>
+            </m:ctrlPr>
+          </m:sSubPr>
+          <m:e>
+            <m:r>
+              <w:rPr>
+                <w:rFonts w:ascii="Cambria Math" w:hAnsi="Cambria Math"/>
+              </w:rPr>
+              <m:t>W</m:t>
+            </m:r>
+          </m:e>
+          <m:sub>
+            <m:r>
+              <w:rPr>
+                <w:rFonts w:ascii="Cambria Math" w:hAnsi="Cambria Math"/>
+              </w:rPr>
+              <m:t>1</m:t>
+            </m:r>
+          </m:sub>
+        </m:sSub>
+        <m:r>
+          <w:rPr>
+            <w:rFonts w:ascii="Cambria Math" w:hAnsi="Cambria Math"/>
+          </w:rPr>
+          <m:t>∈</m:t>
+        </m:r>
+        <m:sSup>
+          <m:sSupPr>
+            <m:ctrlPr>
+              <w:rPr>
+                <w:rFonts w:ascii="Cambria Math" w:hAnsi="Cambria Math"/>
+                <w:i/>
+              </w:rPr>
+            </m:ctrlPr>
+          </m:sSupPr>
+          <m:e>
+            <m:r>
+              <m:rPr>
+                <m:scr m:val="double-struck"/>
+              </m:rPr>
+              <w:rPr>
+                <w:rFonts w:ascii="Cambria Math" w:hAnsi="Cambria Math"/>
+              </w:rPr>
+              <m:t>R</m:t>
+            </m:r>
+          </m:e>
+          <m:sup>
+            <m:r>
+              <w:rPr>
+                <w:rFonts w:ascii="Cambria Math" w:hAnsi="Cambria Math"/>
+              </w:rPr>
+              <m:t>128×784</m:t>
+            </m:r>
+          </m:sup>
+        </m:sSup>
+      </m:oMath>
+      <w:r>
+        <w:rPr>
+          <w:rFonts w:eastAsiaTheme="minorEastAsia"/>
+        </w:rPr>
+        <w:t xml:space="preserve">, </w:t>
+      </w:r>
+      <m:oMath>
+        <m:sSub>
+          <m:sSubPr>
+            <m:ctrlPr>
+              <w:rPr>
+                <w:rFonts w:ascii="Cambria Math" w:hAnsi="Cambria Math"/>
+                <w:i/>
+              </w:rPr>
+            </m:ctrlPr>
+          </m:sSubPr>
+          <m:e>
+            <m:r>
+              <w:rPr>
+                <w:rFonts w:ascii="Cambria Math" w:hAnsi="Cambria Math"/>
+              </w:rPr>
+              <m:t>b</m:t>
+            </m:r>
+          </m:e>
+          <m:sub>
+            <m:r>
+              <w:rPr>
+                <w:rFonts w:ascii="Cambria Math" w:hAnsi="Cambria Math"/>
+              </w:rPr>
+              <m:t>1</m:t>
+            </m:r>
+          </m:sub>
+        </m:sSub>
+        <m:r>
+          <w:rPr>
+            <w:rFonts w:ascii="Cambria Math" w:hAnsi="Cambria Math"/>
+          </w:rPr>
+          <m:t>∈</m:t>
+        </m:r>
+        <m:sSup>
+          <m:sSupPr>
+            <m:ctrlPr>
+              <w:rPr>
+                <w:rFonts w:ascii="Cambria Math" w:hAnsi="Cambria Math"/>
+                <w:i/>
+              </w:rPr>
+            </m:ctrlPr>
+          </m:sSupPr>
+          <m:e>
+            <m:r>
+              <m:rPr>
+                <m:scr m:val="double-struck"/>
+              </m:rPr>
+              <w:rPr>
+                <w:rFonts w:ascii="Cambria Math" w:hAnsi="Cambria Math"/>
+              </w:rPr>
+              <m:t>R</m:t>
+            </m:r>
+          </m:e>
+          <m:sup>
+            <m:r>
+              <w:rPr>
+                <w:rFonts w:ascii="Cambria Math" w:hAnsi="Cambria Math"/>
+              </w:rPr>
+              <m:t>128</m:t>
+            </m:r>
+          </m:sup>
+        </m:sSup>
+      </m:oMath>
+    </w:p>
     <w:p/>
     <w:p/>
     <w:p/>
@@ -5551,7 +6037,7 @@
       <w:r>
         <w:t xml:space="preserve">For more details see </w:t>
       </w:r>
-      <w:hyperlink r:id="rId35" w:history="1">
+      <w:hyperlink r:id="rId38" w:history="1">
         <w:r>
           <w:rPr>
             <w:rStyle w:val="Hyperlink"/>

--- a/docs/Agentic_Workflows_wtith_RL_Loop.docx
+++ b/docs/Agentic_Workflows_wtith_RL_Loop.docx
@@ -1526,7 +1526,7 @@
           </mc:Choice>
           <mc:Fallback>
             <w:pict>
-              <v:shape w14:anchorId="3C12122E" id="Freeform 3" o:spid="_x0000_s1026" style="position:absolute;margin-left:71.05pt;margin-top:3.35pt;width:110.75pt;height:26pt;z-index:251665408;visibility:visible;mso-wrap-style:square;mso-wrap-distance-left:9pt;mso-wrap-distance-top:0;mso-wrap-distance-right:9pt;mso-wrap-distance-bottom:0;mso-position-horizontal:absolute;mso-position-horizontal-relative:text;mso-position-vertical:absolute;mso-position-vertical-relative:text;v-text-anchor:middle" coordsize="1406771,330481" o:gfxdata="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" path="m,324504c6474,267230,12949,209956,65741,163140,118533,116324,217145,70504,316753,43610,416361,16716,560792,6755,663388,1775v102596,-4980,183278,996,268941,11953c1017992,24685,1117600,48591,1177365,67516v59765,18925,79686,35859,113553,59765c1324785,151187,1361640,183061,1380565,210951v18925,27890,23906,83671,23906,83671c1408455,314544,1406463,322512,1404471,330481e" filled="f" strokecolor="#030e13 [484]" strokeweight="1pt">
+              <v:shape w14:anchorId="5F3795E8" id="Freeform 3" o:spid="_x0000_s1026" style="position:absolute;margin-left:71.05pt;margin-top:3.35pt;width:110.75pt;height:26pt;z-index:251665408;visibility:visible;mso-wrap-style:square;mso-wrap-distance-left:9pt;mso-wrap-distance-top:0;mso-wrap-distance-right:9pt;mso-wrap-distance-bottom:0;mso-position-horizontal:absolute;mso-position-horizontal-relative:text;mso-position-vertical:absolute;mso-position-vertical-relative:text;v-text-anchor:middle" coordsize="1406771,330481" o:gfxdata="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" path="m,324504c6474,267230,12949,209956,65741,163140,118533,116324,217145,70504,316753,43610,416361,16716,560792,6755,663388,1775v102596,-4980,183278,996,268941,11953c1017992,24685,1117600,48591,1177365,67516v59765,18925,79686,35859,113553,59765c1324785,151187,1361640,183061,1380565,210951v18925,27890,23906,83671,23906,83671c1408455,314544,1406463,322512,1404471,330481e" filled="f" strokecolor="#030e13 [484]" strokeweight="1pt">
                 <v:stroke endarrow="block" endarrowwidth="narrow" endarrowlength="short" joinstyle="miter"/>
                 <v:path arrowok="t" o:connecttype="custom" o:connectlocs="0,324504;65741,163140;316753,43610;663388,1775;932329,13728;1177365,67516;1290918,127281;1380565,210951;1404471,294622;1404471,330481" o:connectangles="0,0,0,0,0,0,0,0,0,0"/>
               </v:shape>
@@ -1967,7 +1967,7 @@
           </mc:Choice>
           <mc:Fallback>
             <w:pict>
-              <v:shape w14:anchorId="47B1E230" id="Freeform 4" o:spid="_x0000_s1026" style="position:absolute;margin-left:70.45pt;margin-top:3.2pt;width:111.2pt;height:25pt;z-index:251666432;visibility:visible;mso-wrap-style:square;mso-wrap-distance-left:9pt;mso-wrap-distance-top:0;mso-wrap-distance-right:9pt;mso-wrap-distance-bottom:0;mso-position-horizontal:absolute;mso-position-horizontal-relative:text;mso-position-vertical:absolute;mso-position-vertical-relative:text;v-text-anchor:middle" coordsize="1412408,317188" o:gfxdata="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" path="m1412217,v498,46816,996,93632,-11953,125506c1387315,157380,1374366,169333,1334523,191247v-39843,21914,-108573,48808,-173318,65741c1096460,273921,1060601,282886,946052,292847v-114549,9961,-356596,21914,-472141,23906c358366,318745,312546,313765,252781,304800,193016,295835,153174,286871,115323,262965,77472,239059,44600,190251,25675,161365,6750,132479,5754,112557,1770,89647v-3984,-22910,,-65741,,-65741l1770,11953e" filled="f" strokecolor="#030e13 [484]" strokeweight="1pt">
+              <v:shape w14:anchorId="61098E71" id="Freeform 4" o:spid="_x0000_s1026" style="position:absolute;margin-left:70.45pt;margin-top:3.2pt;width:111.2pt;height:25pt;z-index:251666432;visibility:visible;mso-wrap-style:square;mso-wrap-distance-left:9pt;mso-wrap-distance-top:0;mso-wrap-distance-right:9pt;mso-wrap-distance-bottom:0;mso-position-horizontal:absolute;mso-position-horizontal-relative:text;mso-position-vertical:absolute;mso-position-vertical-relative:text;v-text-anchor:middle" coordsize="1412408,317188" o:gfxdata="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" path="m1412217,v498,46816,996,93632,-11953,125506c1387315,157380,1374366,169333,1334523,191247v-39843,21914,-108573,48808,-173318,65741c1096460,273921,1060601,282886,946052,292847v-114549,9961,-356596,21914,-472141,23906c358366,318745,312546,313765,252781,304800,193016,295835,153174,286871,115323,262965,77472,239059,44600,190251,25675,161365,6750,132479,5754,112557,1770,89647v-3984,-22910,,-65741,,-65741l1770,11953e" filled="f" strokecolor="#030e13 [484]" strokeweight="1pt">
                 <v:stroke endarrow="block" endarrowwidth="narrow" endarrowlength="short" joinstyle="miter"/>
                 <v:path arrowok="t" o:connecttype="custom" o:connectlocs="1412217,0;1400264,125506;1334523,191247;1161205,256988;946052,292847;473911,316753;252781,304800;115323,262965;25675,161365;1770,89647;1770,23906;1770,11953" o:connectangles="0,0,0,0,0,0,0,0,0,0,0,0"/>
               </v:shape>
@@ -4521,28 +4521,82 @@
       </w:pPr>
     </w:p>
     <w:p>
-      <w:pPr>
-        <w:rPr>
-          <w:rFonts w:eastAsiaTheme="minorEastAsia" w:cs="Consolas"/>
-        </w:rPr>
-      </w:pPr>
-      <w:r>
+      <w:r>
+        <w:t xml:space="preserve">For more details see </w:t>
+      </w:r>
+      <w:hyperlink r:id="rId31" w:history="1">
+        <w:r>
+          <w:rPr>
+            <w:rStyle w:val="Hyperlink"/>
+          </w:rPr>
+          <w:t>PyTorch docs on nn.Sequential</w:t>
+        </w:r>
+      </w:hyperlink>
+      <w:r>
+        <w:t>.</w:t>
+      </w:r>
+    </w:p>
+    <w:p>
+      <w:pPr>
         <w:rPr>
           <w:rFonts w:eastAsiaTheme="minorEastAsia"/>
         </w:rPr>
-        <w:t xml:space="preserve">Example usage of </w:t>
-      </w:r>
-      <w:r>
-        <w:rPr>
-          <w:rFonts w:ascii="Consolas" w:eastAsiaTheme="minorEastAsia" w:hAnsi="Consolas" w:cs="Consolas"/>
+      </w:pPr>
+    </w:p>
+    <w:p>
+      <w:pPr>
+        <w:pStyle w:val="Heading3"/>
+        <w:rPr>
+          <w:rFonts w:eastAsiaTheme="minorEastAsia"/>
+        </w:rPr>
+      </w:pPr>
+      <w:r>
+        <w:rPr>
+          <w:rFonts w:eastAsiaTheme="minorEastAsia"/>
+        </w:rPr>
+        <w:t>Example</w:t>
+      </w:r>
+      <w:r>
+        <w:rPr>
+          <w:rFonts w:eastAsiaTheme="minorEastAsia"/>
+        </w:rPr>
+        <w:t xml:space="preserve"> 1:</w:t>
+      </w:r>
+      <w:r>
+        <w:rPr>
+          <w:rFonts w:eastAsiaTheme="minorEastAsia"/>
+        </w:rPr>
+        <w:t xml:space="preserve"> </w:t>
+      </w:r>
+      <w:r>
+        <w:rPr>
+          <w:rFonts w:eastAsiaTheme="minorEastAsia"/>
+        </w:rPr>
+        <w:t>MNIST-style digit classification (0-9)</w:t>
+      </w:r>
+      <w:r>
+        <w:rPr>
+          <w:rFonts w:eastAsiaTheme="minorEastAsia"/>
+        </w:rPr>
+        <w:t xml:space="preserve"> using</w:t>
+      </w:r>
+      <w:r>
+        <w:rPr>
+          <w:rFonts w:eastAsiaTheme="minorEastAsia"/>
+        </w:rPr>
+        <w:t xml:space="preserve"> </w:t>
+      </w:r>
+      <w:r>
+        <w:rPr>
+          <w:rFonts w:ascii="Consolas" w:eastAsiaTheme="minorEastAsia" w:hAnsi="Consolas"/>
         </w:rPr>
         <w:t>nn.Sequential</w:t>
       </w:r>
       <w:r>
         <w:rPr>
-          <w:rFonts w:eastAsiaTheme="minorEastAsia" w:cs="Consolas"/>
-        </w:rPr>
-        <w:t xml:space="preserve"> designed for MNIST-style digit classification (0-9)</w:t>
+          <w:rFonts w:eastAsiaTheme="minorEastAsia"/>
+        </w:rPr>
+        <w:t xml:space="preserve"> </w:t>
       </w:r>
     </w:p>
     <w:p>
@@ -5302,7 +5356,7 @@
                     <pic:cNvPicPr/>
                   </pic:nvPicPr>
                   <pic:blipFill>
-                    <a:blip r:embed="rId31" cstate="print">
+                    <a:blip r:embed="rId32" cstate="print">
                       <a:extLst>
                         <a:ext uri="{28A0092B-C50C-407E-A947-70E740481C1C}">
                           <a14:useLocalDpi xmlns:a14="http://schemas.microsoft.com/office/drawing/2010/main" val="0"/>
@@ -5362,7 +5416,7 @@
                     <pic:cNvPicPr/>
                   </pic:nvPicPr>
                   <pic:blipFill>
-                    <a:blip r:embed="rId32" cstate="print">
+                    <a:blip r:embed="rId33" cstate="print">
                       <a:extLst>
                         <a:ext uri="{28A0092B-C50C-407E-A947-70E740481C1C}">
                           <a14:useLocalDpi xmlns:a14="http://schemas.microsoft.com/office/drawing/2010/main" val="0"/>
@@ -5436,7 +5490,7 @@
                     <pic:cNvPicPr/>
                   </pic:nvPicPr>
                   <pic:blipFill>
-                    <a:blip r:embed="rId33" cstate="print">
+                    <a:blip r:embed="rId34" cstate="print">
                       <a:extLst>
                         <a:ext uri="{28A0092B-C50C-407E-A947-70E740481C1C}">
                           <a14:useLocalDpi xmlns:a14="http://schemas.microsoft.com/office/drawing/2010/main" val="0"/>
@@ -5496,7 +5550,7 @@
                     <pic:cNvPicPr/>
                   </pic:nvPicPr>
                   <pic:blipFill>
-                    <a:blip r:embed="rId34" cstate="print">
+                    <a:blip r:embed="rId35" cstate="print">
                       <a:extLst>
                         <a:ext uri="{28A0092B-C50C-407E-A947-70E740481C1C}">
                           <a14:useLocalDpi xmlns:a14="http://schemas.microsoft.com/office/drawing/2010/main" val="0"/>
@@ -5580,7 +5634,7 @@
                     <pic:cNvPicPr/>
                   </pic:nvPicPr>
                   <pic:blipFill>
-                    <a:blip r:embed="rId35" cstate="print">
+                    <a:blip r:embed="rId36" cstate="print">
                       <a:extLst>
                         <a:ext uri="{28A0092B-C50C-407E-A947-70E740481C1C}">
                           <a14:useLocalDpi xmlns:a14="http://schemas.microsoft.com/office/drawing/2010/main" val="0"/>
@@ -5643,7 +5697,7 @@
                     <pic:cNvPicPr/>
                   </pic:nvPicPr>
                   <pic:blipFill>
-                    <a:blip r:embed="rId36" cstate="print">
+                    <a:blip r:embed="rId37" cstate="print">
                       <a:extLst>
                         <a:ext uri="{28A0092B-C50C-407E-A947-70E740481C1C}">
                           <a14:useLocalDpi xmlns:a14="http://schemas.microsoft.com/office/drawing/2010/main" val="0"/>
@@ -5715,7 +5769,7 @@
                     <pic:cNvPicPr/>
                   </pic:nvPicPr>
                   <pic:blipFill>
-                    <a:blip r:embed="rId37" cstate="print">
+                    <a:blip r:embed="rId38" cstate="print">
                       <a:extLst>
                         <a:ext uri="{28A0092B-C50C-407E-A947-70E740481C1C}">
                           <a14:useLocalDpi xmlns:a14="http://schemas.microsoft.com/office/drawing/2010/main" val="0"/>
@@ -6030,25 +6084,1081 @@
       </m:oMath>
     </w:p>
     <w:p/>
-    <w:p/>
-    <w:p/>
-    <w:p/>
-    <w:p>
-      <w:r>
-        <w:t xml:space="preserve">For more details see </w:t>
-      </w:r>
-      <w:hyperlink r:id="rId38" w:history="1">
+    <w:p>
+      <w:pPr>
+        <w:rPr>
+          <w:color w:val="EE0000"/>
+        </w:rPr>
+      </w:pPr>
+      <w:r>
+        <w:rPr>
+          <w:color w:val="EE0000"/>
+        </w:rPr>
+        <w:t>//TODO: finish the equations for the example network</w:t>
+      </w:r>
+    </w:p>
+    <w:p/>
+    <w:p>
+      <w:r>
+        <w:t xml:space="preserve">For details see the markdown </w:t>
+      </w:r>
+      <w:hyperlink r:id="rId39" w:history="1">
         <w:r>
           <w:rPr>
             <w:rStyle w:val="Hyperlink"/>
           </w:rPr>
-          <w:t>PyTorch docs on nn.Sequential</w:t>
+          <w:t>pytorch_example_neural_network_diagrams.md</w:t>
         </w:r>
       </w:hyperlink>
-      <w:r>
+    </w:p>
+    <w:p/>
+    <w:p/>
+    <w:p>
+      <w:pPr>
+        <w:pStyle w:val="Heading3"/>
+      </w:pPr>
+      <w:r>
+        <w:rPr>
+          <w:rFonts w:eastAsiaTheme="minorEastAsia"/>
+        </w:rPr>
+        <w:t xml:space="preserve">Example 2: </w:t>
+      </w:r>
+      <w:r>
+        <w:rPr>
+          <w:rFonts w:eastAsiaTheme="minorEastAsia"/>
+        </w:rPr>
+        <w:t xml:space="preserve">Deterministic Policy in continuous action space </w:t>
+      </w:r>
+      <w:r>
+        <w:rPr>
+          <w:rFonts w:eastAsiaTheme="minorEastAsia"/>
+        </w:rPr>
+        <w:t>modeled with nn.Sequential</w:t>
+      </w:r>
+    </w:p>
+    <w:p/>
+    <w:p>
+      <w:pPr>
+        <w:keepNext/>
+        <w:keepLines/>
+        <w:tabs>
+          <w:tab w:val="left" w:pos="916"/>
+          <w:tab w:val="left" w:pos="1832"/>
+          <w:tab w:val="left" w:pos="2748"/>
+          <w:tab w:val="left" w:pos="3664"/>
+          <w:tab w:val="left" w:pos="4580"/>
+          <w:tab w:val="left" w:pos="5496"/>
+          <w:tab w:val="left" w:pos="6412"/>
+          <w:tab w:val="left" w:pos="7328"/>
+          <w:tab w:val="left" w:pos="8244"/>
+          <w:tab w:val="left" w:pos="9160"/>
+          <w:tab w:val="left" w:pos="10076"/>
+          <w:tab w:val="left" w:pos="10992"/>
+          <w:tab w:val="left" w:pos="11908"/>
+          <w:tab w:val="left" w:pos="12824"/>
+          <w:tab w:val="left" w:pos="13740"/>
+          <w:tab w:val="left" w:pos="14656"/>
+        </w:tabs>
+        <w:spacing w:line="240" w:lineRule="auto"/>
+        <w:rPr>
+          <w:rFonts w:ascii="Consolas" w:eastAsia="Times New Roman" w:hAnsi="Consolas" w:cs="Consolas"/>
+          <w:color w:val="000000"/>
+          <w:kern w:val="0"/>
+          <w:sz w:val="18"/>
+          <w:szCs w:val="18"/>
+          <w14:ligatures w14:val="none"/>
+        </w:rPr>
+      </w:pPr>
+      <w:r>
+        <w:rPr>
+          <w:rFonts w:ascii="Consolas" w:eastAsia="Times New Roman" w:hAnsi="Consolas" w:cs="Consolas"/>
+          <w:color w:val="000000"/>
+          <w:kern w:val="0"/>
+          <w:sz w:val="18"/>
+          <w:szCs w:val="18"/>
+          <w14:ligatures w14:val="none"/>
+        </w:rPr>
+        <w:t xml:space="preserve">pi_net </w:t>
+      </w:r>
+      <w:r>
+        <w:rPr>
+          <w:rFonts w:ascii="Consolas" w:eastAsia="Times New Roman" w:hAnsi="Consolas" w:cs="Consolas"/>
+          <w:color w:val="666666"/>
+          <w:kern w:val="0"/>
+          <w:sz w:val="18"/>
+          <w:szCs w:val="18"/>
+          <w14:ligatures w14:val="none"/>
+        </w:rPr>
+        <w:t>=</w:t>
+      </w:r>
+      <w:r>
+        <w:rPr>
+          <w:rFonts w:ascii="Consolas" w:eastAsia="Times New Roman" w:hAnsi="Consolas" w:cs="Consolas"/>
+          <w:color w:val="000000"/>
+          <w:kern w:val="0"/>
+          <w:sz w:val="18"/>
+          <w:szCs w:val="18"/>
+          <w14:ligatures w14:val="none"/>
+        </w:rPr>
+        <w:t xml:space="preserve"> nn</w:t>
+      </w:r>
+      <w:r>
+        <w:rPr>
+          <w:rFonts w:ascii="Consolas" w:eastAsia="Times New Roman" w:hAnsi="Consolas" w:cs="Consolas"/>
+          <w:color w:val="666666"/>
+          <w:kern w:val="0"/>
+          <w:sz w:val="18"/>
+          <w:szCs w:val="18"/>
+          <w14:ligatures w14:val="none"/>
+        </w:rPr>
         <w:t>.</w:t>
       </w:r>
-    </w:p>
+      <w:r>
+        <w:rPr>
+          <w:rFonts w:ascii="Consolas" w:eastAsia="Times New Roman" w:hAnsi="Consolas" w:cs="Consolas"/>
+          <w:color w:val="000000"/>
+          <w:kern w:val="0"/>
+          <w:sz w:val="18"/>
+          <w:szCs w:val="18"/>
+          <w14:ligatures w14:val="none"/>
+        </w:rPr>
+        <w:t>Sequential(</w:t>
+      </w:r>
+    </w:p>
+    <w:p>
+      <w:pPr>
+        <w:keepNext/>
+        <w:keepLines/>
+        <w:tabs>
+          <w:tab w:val="left" w:pos="916"/>
+          <w:tab w:val="left" w:pos="1832"/>
+          <w:tab w:val="left" w:pos="2748"/>
+          <w:tab w:val="left" w:pos="3664"/>
+          <w:tab w:val="left" w:pos="4580"/>
+          <w:tab w:val="left" w:pos="5496"/>
+          <w:tab w:val="left" w:pos="6412"/>
+          <w:tab w:val="left" w:pos="7328"/>
+          <w:tab w:val="left" w:pos="8244"/>
+          <w:tab w:val="left" w:pos="9160"/>
+          <w:tab w:val="left" w:pos="10076"/>
+          <w:tab w:val="left" w:pos="10992"/>
+          <w:tab w:val="left" w:pos="11908"/>
+          <w:tab w:val="left" w:pos="12824"/>
+          <w:tab w:val="left" w:pos="13740"/>
+          <w:tab w:val="left" w:pos="14656"/>
+        </w:tabs>
+        <w:spacing w:line="240" w:lineRule="auto"/>
+        <w:rPr>
+          <w:rFonts w:ascii="Consolas" w:eastAsia="Times New Roman" w:hAnsi="Consolas" w:cs="Consolas"/>
+          <w:color w:val="000000"/>
+          <w:kern w:val="0"/>
+          <w:sz w:val="18"/>
+          <w:szCs w:val="18"/>
+          <w14:ligatures w14:val="none"/>
+        </w:rPr>
+      </w:pPr>
+      <w:r>
+        <w:rPr>
+          <w:rFonts w:ascii="Consolas" w:eastAsia="Times New Roman" w:hAnsi="Consolas" w:cs="Consolas"/>
+          <w:color w:val="000000"/>
+          <w:kern w:val="0"/>
+          <w:sz w:val="18"/>
+          <w:szCs w:val="18"/>
+          <w14:ligatures w14:val="none"/>
+        </w:rPr>
+        <w:t xml:space="preserve">              nn</w:t>
+      </w:r>
+      <w:r>
+        <w:rPr>
+          <w:rFonts w:ascii="Consolas" w:eastAsia="Times New Roman" w:hAnsi="Consolas" w:cs="Consolas"/>
+          <w:color w:val="666666"/>
+          <w:kern w:val="0"/>
+          <w:sz w:val="18"/>
+          <w:szCs w:val="18"/>
+          <w14:ligatures w14:val="none"/>
+        </w:rPr>
+        <w:t>.</w:t>
+      </w:r>
+      <w:r>
+        <w:rPr>
+          <w:rFonts w:ascii="Consolas" w:eastAsia="Times New Roman" w:hAnsi="Consolas" w:cs="Consolas"/>
+          <w:color w:val="000000"/>
+          <w:kern w:val="0"/>
+          <w:sz w:val="18"/>
+          <w:szCs w:val="18"/>
+          <w14:ligatures w14:val="none"/>
+        </w:rPr>
+        <w:t xml:space="preserve">Linear(obs_dim, </w:t>
+      </w:r>
+      <w:r>
+        <w:rPr>
+          <w:rFonts w:ascii="Consolas" w:eastAsia="Times New Roman" w:hAnsi="Consolas" w:cs="Consolas"/>
+          <w:color w:val="666666"/>
+          <w:kern w:val="0"/>
+          <w:sz w:val="18"/>
+          <w:szCs w:val="18"/>
+          <w14:ligatures w14:val="none"/>
+        </w:rPr>
+        <w:t>64</w:t>
+      </w:r>
+      <w:r>
+        <w:rPr>
+          <w:rFonts w:ascii="Consolas" w:eastAsia="Times New Roman" w:hAnsi="Consolas" w:cs="Consolas"/>
+          <w:color w:val="000000"/>
+          <w:kern w:val="0"/>
+          <w:sz w:val="18"/>
+          <w:szCs w:val="18"/>
+          <w14:ligatures w14:val="none"/>
+        </w:rPr>
+        <w:t>),</w:t>
+      </w:r>
+    </w:p>
+    <w:p>
+      <w:pPr>
+        <w:keepNext/>
+        <w:keepLines/>
+        <w:tabs>
+          <w:tab w:val="left" w:pos="916"/>
+          <w:tab w:val="left" w:pos="1832"/>
+          <w:tab w:val="left" w:pos="2748"/>
+          <w:tab w:val="left" w:pos="3664"/>
+          <w:tab w:val="left" w:pos="4580"/>
+          <w:tab w:val="left" w:pos="5496"/>
+          <w:tab w:val="left" w:pos="6412"/>
+          <w:tab w:val="left" w:pos="7328"/>
+          <w:tab w:val="left" w:pos="8244"/>
+          <w:tab w:val="left" w:pos="9160"/>
+          <w:tab w:val="left" w:pos="10076"/>
+          <w:tab w:val="left" w:pos="10992"/>
+          <w:tab w:val="left" w:pos="11908"/>
+          <w:tab w:val="left" w:pos="12824"/>
+          <w:tab w:val="left" w:pos="13740"/>
+          <w:tab w:val="left" w:pos="14656"/>
+        </w:tabs>
+        <w:spacing w:line="240" w:lineRule="auto"/>
+        <w:rPr>
+          <w:rFonts w:ascii="Consolas" w:eastAsia="Times New Roman" w:hAnsi="Consolas" w:cs="Consolas"/>
+          <w:color w:val="000000"/>
+          <w:kern w:val="0"/>
+          <w:sz w:val="18"/>
+          <w:szCs w:val="18"/>
+          <w14:ligatures w14:val="none"/>
+        </w:rPr>
+      </w:pPr>
+      <w:r>
+        <w:rPr>
+          <w:rFonts w:ascii="Consolas" w:eastAsia="Times New Roman" w:hAnsi="Consolas" w:cs="Consolas"/>
+          <w:color w:val="000000"/>
+          <w:kern w:val="0"/>
+          <w:sz w:val="18"/>
+          <w:szCs w:val="18"/>
+          <w14:ligatures w14:val="none"/>
+        </w:rPr>
+        <w:t xml:space="preserve">              nn</w:t>
+      </w:r>
+      <w:r>
+        <w:rPr>
+          <w:rFonts w:ascii="Consolas" w:eastAsia="Times New Roman" w:hAnsi="Consolas" w:cs="Consolas"/>
+          <w:color w:val="666666"/>
+          <w:kern w:val="0"/>
+          <w:sz w:val="18"/>
+          <w:szCs w:val="18"/>
+          <w14:ligatures w14:val="none"/>
+        </w:rPr>
+        <w:t>.</w:t>
+      </w:r>
+      <w:r>
+        <w:rPr>
+          <w:rFonts w:ascii="Consolas" w:eastAsia="Times New Roman" w:hAnsi="Consolas" w:cs="Consolas"/>
+          <w:color w:val="000000"/>
+          <w:kern w:val="0"/>
+          <w:sz w:val="18"/>
+          <w:szCs w:val="18"/>
+          <w14:ligatures w14:val="none"/>
+        </w:rPr>
+        <w:t>Tanh(),</w:t>
+      </w:r>
+    </w:p>
+    <w:p>
+      <w:pPr>
+        <w:keepNext/>
+        <w:keepLines/>
+        <w:tabs>
+          <w:tab w:val="left" w:pos="916"/>
+          <w:tab w:val="left" w:pos="1832"/>
+          <w:tab w:val="left" w:pos="2748"/>
+          <w:tab w:val="left" w:pos="3664"/>
+          <w:tab w:val="left" w:pos="4580"/>
+          <w:tab w:val="left" w:pos="5496"/>
+          <w:tab w:val="left" w:pos="6412"/>
+          <w:tab w:val="left" w:pos="7328"/>
+          <w:tab w:val="left" w:pos="8244"/>
+          <w:tab w:val="left" w:pos="9160"/>
+          <w:tab w:val="left" w:pos="10076"/>
+          <w:tab w:val="left" w:pos="10992"/>
+          <w:tab w:val="left" w:pos="11908"/>
+          <w:tab w:val="left" w:pos="12824"/>
+          <w:tab w:val="left" w:pos="13740"/>
+          <w:tab w:val="left" w:pos="14656"/>
+        </w:tabs>
+        <w:spacing w:line="240" w:lineRule="auto"/>
+        <w:rPr>
+          <w:rFonts w:ascii="Consolas" w:eastAsia="Times New Roman" w:hAnsi="Consolas" w:cs="Consolas"/>
+          <w:color w:val="000000"/>
+          <w:kern w:val="0"/>
+          <w:sz w:val="18"/>
+          <w:szCs w:val="18"/>
+          <w14:ligatures w14:val="none"/>
+        </w:rPr>
+      </w:pPr>
+      <w:r>
+        <w:rPr>
+          <w:rFonts w:ascii="Consolas" w:eastAsia="Times New Roman" w:hAnsi="Consolas" w:cs="Consolas"/>
+          <w:color w:val="000000"/>
+          <w:kern w:val="0"/>
+          <w:sz w:val="18"/>
+          <w:szCs w:val="18"/>
+          <w14:ligatures w14:val="none"/>
+        </w:rPr>
+        <w:t xml:space="preserve">              nn</w:t>
+      </w:r>
+      <w:r>
+        <w:rPr>
+          <w:rFonts w:ascii="Consolas" w:eastAsia="Times New Roman" w:hAnsi="Consolas" w:cs="Consolas"/>
+          <w:color w:val="666666"/>
+          <w:kern w:val="0"/>
+          <w:sz w:val="18"/>
+          <w:szCs w:val="18"/>
+          <w14:ligatures w14:val="none"/>
+        </w:rPr>
+        <w:t>.</w:t>
+      </w:r>
+      <w:r>
+        <w:rPr>
+          <w:rFonts w:ascii="Consolas" w:eastAsia="Times New Roman" w:hAnsi="Consolas" w:cs="Consolas"/>
+          <w:color w:val="000000"/>
+          <w:kern w:val="0"/>
+          <w:sz w:val="18"/>
+          <w:szCs w:val="18"/>
+          <w14:ligatures w14:val="none"/>
+        </w:rPr>
+        <w:t>Linear(</w:t>
+      </w:r>
+      <w:r>
+        <w:rPr>
+          <w:rFonts w:ascii="Consolas" w:eastAsia="Times New Roman" w:hAnsi="Consolas" w:cs="Consolas"/>
+          <w:color w:val="666666"/>
+          <w:kern w:val="0"/>
+          <w:sz w:val="18"/>
+          <w:szCs w:val="18"/>
+          <w14:ligatures w14:val="none"/>
+        </w:rPr>
+        <w:t>64</w:t>
+      </w:r>
+      <w:r>
+        <w:rPr>
+          <w:rFonts w:ascii="Consolas" w:eastAsia="Times New Roman" w:hAnsi="Consolas" w:cs="Consolas"/>
+          <w:color w:val="000000"/>
+          <w:kern w:val="0"/>
+          <w:sz w:val="18"/>
+          <w:szCs w:val="18"/>
+          <w14:ligatures w14:val="none"/>
+        </w:rPr>
+        <w:t xml:space="preserve">, </w:t>
+      </w:r>
+      <w:r>
+        <w:rPr>
+          <w:rFonts w:ascii="Consolas" w:eastAsia="Times New Roman" w:hAnsi="Consolas" w:cs="Consolas"/>
+          <w:color w:val="666666"/>
+          <w:kern w:val="0"/>
+          <w:sz w:val="18"/>
+          <w:szCs w:val="18"/>
+          <w14:ligatures w14:val="none"/>
+        </w:rPr>
+        <w:t>64</w:t>
+      </w:r>
+      <w:r>
+        <w:rPr>
+          <w:rFonts w:ascii="Consolas" w:eastAsia="Times New Roman" w:hAnsi="Consolas" w:cs="Consolas"/>
+          <w:color w:val="000000"/>
+          <w:kern w:val="0"/>
+          <w:sz w:val="18"/>
+          <w:szCs w:val="18"/>
+          <w14:ligatures w14:val="none"/>
+        </w:rPr>
+        <w:t>),</w:t>
+      </w:r>
+    </w:p>
+    <w:p>
+      <w:pPr>
+        <w:keepNext/>
+        <w:keepLines/>
+        <w:tabs>
+          <w:tab w:val="left" w:pos="916"/>
+          <w:tab w:val="left" w:pos="1832"/>
+          <w:tab w:val="left" w:pos="2748"/>
+          <w:tab w:val="left" w:pos="3664"/>
+          <w:tab w:val="left" w:pos="4580"/>
+          <w:tab w:val="left" w:pos="5496"/>
+          <w:tab w:val="left" w:pos="6412"/>
+          <w:tab w:val="left" w:pos="7328"/>
+          <w:tab w:val="left" w:pos="8244"/>
+          <w:tab w:val="left" w:pos="9160"/>
+          <w:tab w:val="left" w:pos="10076"/>
+          <w:tab w:val="left" w:pos="10992"/>
+          <w:tab w:val="left" w:pos="11908"/>
+          <w:tab w:val="left" w:pos="12824"/>
+          <w:tab w:val="left" w:pos="13740"/>
+          <w:tab w:val="left" w:pos="14656"/>
+        </w:tabs>
+        <w:spacing w:line="240" w:lineRule="auto"/>
+        <w:rPr>
+          <w:rFonts w:ascii="Consolas" w:eastAsia="Times New Roman" w:hAnsi="Consolas" w:cs="Consolas"/>
+          <w:color w:val="000000"/>
+          <w:kern w:val="0"/>
+          <w:sz w:val="18"/>
+          <w:szCs w:val="18"/>
+          <w14:ligatures w14:val="none"/>
+        </w:rPr>
+      </w:pPr>
+      <w:r>
+        <w:rPr>
+          <w:rFonts w:ascii="Consolas" w:eastAsia="Times New Roman" w:hAnsi="Consolas" w:cs="Consolas"/>
+          <w:color w:val="000000"/>
+          <w:kern w:val="0"/>
+          <w:sz w:val="18"/>
+          <w:szCs w:val="18"/>
+          <w14:ligatures w14:val="none"/>
+        </w:rPr>
+        <w:t xml:space="preserve">              nn</w:t>
+      </w:r>
+      <w:r>
+        <w:rPr>
+          <w:rFonts w:ascii="Consolas" w:eastAsia="Times New Roman" w:hAnsi="Consolas" w:cs="Consolas"/>
+          <w:color w:val="666666"/>
+          <w:kern w:val="0"/>
+          <w:sz w:val="18"/>
+          <w:szCs w:val="18"/>
+          <w14:ligatures w14:val="none"/>
+        </w:rPr>
+        <w:t>.</w:t>
+      </w:r>
+      <w:r>
+        <w:rPr>
+          <w:rFonts w:ascii="Consolas" w:eastAsia="Times New Roman" w:hAnsi="Consolas" w:cs="Consolas"/>
+          <w:color w:val="000000"/>
+          <w:kern w:val="0"/>
+          <w:sz w:val="18"/>
+          <w:szCs w:val="18"/>
+          <w14:ligatures w14:val="none"/>
+        </w:rPr>
+        <w:t>Tanh(),</w:t>
+      </w:r>
+    </w:p>
+    <w:p>
+      <w:pPr>
+        <w:keepNext/>
+        <w:keepLines/>
+        <w:tabs>
+          <w:tab w:val="left" w:pos="916"/>
+          <w:tab w:val="left" w:pos="1832"/>
+          <w:tab w:val="left" w:pos="2748"/>
+          <w:tab w:val="left" w:pos="3664"/>
+          <w:tab w:val="left" w:pos="4580"/>
+          <w:tab w:val="left" w:pos="5496"/>
+          <w:tab w:val="left" w:pos="6412"/>
+          <w:tab w:val="left" w:pos="7328"/>
+          <w:tab w:val="left" w:pos="8244"/>
+          <w:tab w:val="left" w:pos="9160"/>
+          <w:tab w:val="left" w:pos="10076"/>
+          <w:tab w:val="left" w:pos="10992"/>
+          <w:tab w:val="left" w:pos="11908"/>
+          <w:tab w:val="left" w:pos="12824"/>
+          <w:tab w:val="left" w:pos="13740"/>
+          <w:tab w:val="left" w:pos="14656"/>
+        </w:tabs>
+        <w:spacing w:line="240" w:lineRule="auto"/>
+        <w:rPr>
+          <w:rFonts w:ascii="Consolas" w:eastAsia="Times New Roman" w:hAnsi="Consolas" w:cs="Consolas"/>
+          <w:color w:val="000000"/>
+          <w:kern w:val="0"/>
+          <w:sz w:val="18"/>
+          <w:szCs w:val="18"/>
+          <w14:ligatures w14:val="none"/>
+        </w:rPr>
+      </w:pPr>
+      <w:r>
+        <w:rPr>
+          <w:rFonts w:ascii="Consolas" w:eastAsia="Times New Roman" w:hAnsi="Consolas" w:cs="Consolas"/>
+          <w:color w:val="000000"/>
+          <w:kern w:val="0"/>
+          <w:sz w:val="18"/>
+          <w:szCs w:val="18"/>
+          <w14:ligatures w14:val="none"/>
+        </w:rPr>
+        <w:t xml:space="preserve">              nn</w:t>
+      </w:r>
+      <w:r>
+        <w:rPr>
+          <w:rFonts w:ascii="Consolas" w:eastAsia="Times New Roman" w:hAnsi="Consolas" w:cs="Consolas"/>
+          <w:color w:val="666666"/>
+          <w:kern w:val="0"/>
+          <w:sz w:val="18"/>
+          <w:szCs w:val="18"/>
+          <w14:ligatures w14:val="none"/>
+        </w:rPr>
+        <w:t>.</w:t>
+      </w:r>
+      <w:r>
+        <w:rPr>
+          <w:rFonts w:ascii="Consolas" w:eastAsia="Times New Roman" w:hAnsi="Consolas" w:cs="Consolas"/>
+          <w:color w:val="000000"/>
+          <w:kern w:val="0"/>
+          <w:sz w:val="18"/>
+          <w:szCs w:val="18"/>
+          <w14:ligatures w14:val="none"/>
+        </w:rPr>
+        <w:t>Linear(</w:t>
+      </w:r>
+      <w:r>
+        <w:rPr>
+          <w:rFonts w:ascii="Consolas" w:eastAsia="Times New Roman" w:hAnsi="Consolas" w:cs="Consolas"/>
+          <w:color w:val="666666"/>
+          <w:kern w:val="0"/>
+          <w:sz w:val="18"/>
+          <w:szCs w:val="18"/>
+          <w14:ligatures w14:val="none"/>
+        </w:rPr>
+        <w:t>64</w:t>
+      </w:r>
+      <w:r>
+        <w:rPr>
+          <w:rFonts w:ascii="Consolas" w:eastAsia="Times New Roman" w:hAnsi="Consolas" w:cs="Consolas"/>
+          <w:color w:val="000000"/>
+          <w:kern w:val="0"/>
+          <w:sz w:val="18"/>
+          <w:szCs w:val="18"/>
+          <w14:ligatures w14:val="none"/>
+        </w:rPr>
+        <w:t>, act_dim)</w:t>
+      </w:r>
+    </w:p>
+    <w:p>
+      <w:pPr>
+        <w:keepNext/>
+        <w:keepLines/>
+        <w:tabs>
+          <w:tab w:val="left" w:pos="916"/>
+          <w:tab w:val="left" w:pos="1832"/>
+          <w:tab w:val="left" w:pos="2748"/>
+          <w:tab w:val="left" w:pos="3664"/>
+          <w:tab w:val="left" w:pos="4580"/>
+          <w:tab w:val="left" w:pos="5496"/>
+          <w:tab w:val="left" w:pos="6412"/>
+          <w:tab w:val="left" w:pos="7328"/>
+          <w:tab w:val="left" w:pos="8244"/>
+          <w:tab w:val="left" w:pos="9160"/>
+          <w:tab w:val="left" w:pos="10076"/>
+          <w:tab w:val="left" w:pos="10992"/>
+          <w:tab w:val="left" w:pos="11908"/>
+          <w:tab w:val="left" w:pos="12824"/>
+          <w:tab w:val="left" w:pos="13740"/>
+          <w:tab w:val="left" w:pos="14656"/>
+        </w:tabs>
+        <w:spacing w:line="240" w:lineRule="auto"/>
+        <w:rPr>
+          <w:rFonts w:ascii="Consolas" w:eastAsia="Times New Roman" w:hAnsi="Consolas" w:cs="Consolas"/>
+          <w:color w:val="000000"/>
+          <w:kern w:val="0"/>
+          <w:sz w:val="18"/>
+          <w:szCs w:val="18"/>
+          <w14:ligatures w14:val="none"/>
+        </w:rPr>
+      </w:pPr>
+      <w:r>
+        <w:rPr>
+          <w:rFonts w:ascii="Consolas" w:eastAsia="Times New Roman" w:hAnsi="Consolas" w:cs="Consolas"/>
+          <w:color w:val="000000"/>
+          <w:kern w:val="0"/>
+          <w:sz w:val="18"/>
+          <w:szCs w:val="18"/>
+          <w14:ligatures w14:val="none"/>
+        </w:rPr>
+        <w:t xml:space="preserve">            )</w:t>
+      </w:r>
+    </w:p>
+    <w:p>
+      <w:pPr>
+        <w:rPr>
+          <w:rFonts w:eastAsiaTheme="minorEastAsia"/>
+        </w:rPr>
+      </w:pPr>
+    </w:p>
+    <w:p>
+      <w:pPr>
+        <w:rPr>
+          <w:rFonts w:eastAsiaTheme="minorEastAsia"/>
+        </w:rPr>
+      </w:pPr>
+      <w:r>
+        <w:rPr>
+          <w:rFonts w:eastAsiaTheme="minorEastAsia"/>
+        </w:rPr>
+        <w:t xml:space="preserve">This builds a MLP network with two hidden layers of size </w:t>
+      </w:r>
+      <m:oMath>
+        <m:r>
+          <w:rPr>
+            <w:rFonts w:ascii="Cambria Math" w:eastAsiaTheme="minorEastAsia" w:hAnsi="Cambria Math"/>
+          </w:rPr>
+          <m:t>64</m:t>
+        </m:r>
+      </m:oMath>
+      <w:r>
+        <w:rPr>
+          <w:rFonts w:eastAsiaTheme="minorEastAsia"/>
+        </w:rPr>
+        <w:t xml:space="preserve"> and </w:t>
+      </w:r>
+      <w:r>
+        <w:rPr>
+          <w:rFonts w:ascii="Consolas" w:eastAsiaTheme="minorEastAsia" w:hAnsi="Consolas" w:cs="Consolas"/>
+        </w:rPr>
+        <w:t>tanh</w:t>
+      </w:r>
+      <w:r>
+        <w:rPr>
+          <w:rFonts w:eastAsiaTheme="minorEastAsia"/>
+        </w:rPr>
+        <w:t xml:space="preserve"> activation functions. </w:t>
+      </w:r>
+    </w:p>
+    <w:p/>
+    <w:p>
+      <w:pPr>
+        <w:keepNext/>
+        <w:keepLines/>
+      </w:pPr>
+      <w:r>
+        <w:lastRenderedPageBreak/>
+        <w:t>Architecture Flow and Tensor Shape Transformations</w:t>
+      </w:r>
+    </w:p>
+    <w:p>
+      <w:pPr>
+        <w:keepNext/>
+        <w:keepLines/>
+      </w:pPr>
+    </w:p>
+    <w:p>
+      <w:pPr>
+        <w:keepNext/>
+        <w:keepLines/>
+      </w:pPr>
+      <w:r>
+        <w:rPr>
+          <w:noProof/>
+        </w:rPr>
+        <mc:AlternateContent>
+          <mc:Choice Requires="wps">
+            <w:drawing>
+              <wp:anchor distT="0" distB="0" distL="114300" distR="114300" simplePos="0" relativeHeight="251687936" behindDoc="0" locked="0" layoutInCell="1" allowOverlap="1" wp14:anchorId="09DEE339" wp14:editId="24BD4F18">
+                <wp:simplePos x="0" y="0"/>
+                <wp:positionH relativeFrom="column">
+                  <wp:posOffset>4259293</wp:posOffset>
+                </wp:positionH>
+                <wp:positionV relativeFrom="paragraph">
+                  <wp:posOffset>6518214</wp:posOffset>
+                </wp:positionV>
+                <wp:extent cx="1999882" cy="430652"/>
+                <wp:effectExtent l="0" t="0" r="0" b="0"/>
+                <wp:wrapNone/>
+                <wp:docPr id="1495442430" name="Rectangle 4"/>
+                <wp:cNvGraphicFramePr/>
+                <a:graphic xmlns:a="http://schemas.openxmlformats.org/drawingml/2006/main">
+                  <a:graphicData uri="http://schemas.microsoft.com/office/word/2010/wordprocessingShape">
+                    <wps:wsp>
+                      <wps:cNvSpPr/>
+                      <wps:spPr>
+                        <a:xfrm>
+                          <a:off x="0" y="0"/>
+                          <a:ext cx="1999882" cy="430652"/>
+                        </a:xfrm>
+                        <a:prstGeom prst="rect">
+                          <a:avLst/>
+                        </a:prstGeom>
+                        <a:noFill/>
+                        <a:ln>
+                          <a:noFill/>
+                        </a:ln>
+                      </wps:spPr>
+                      <wps:style>
+                        <a:lnRef idx="2">
+                          <a:schemeClr val="accent1">
+                            <a:shade val="15000"/>
+                          </a:schemeClr>
+                        </a:lnRef>
+                        <a:fillRef idx="1">
+                          <a:schemeClr val="accent1"/>
+                        </a:fillRef>
+                        <a:effectRef idx="0">
+                          <a:schemeClr val="accent1"/>
+                        </a:effectRef>
+                        <a:fontRef idx="minor">
+                          <a:schemeClr val="lt1"/>
+                        </a:fontRef>
+                      </wps:style>
+                      <wps:txbx>
+                        <w:txbxContent>
+                          <w:p>
+                            <w:pPr>
+                              <w:rPr>
+                                <w:color w:val="156082" w:themeColor="accent1"/>
+                                <w14:textOutline w14:w="9525" w14:cap="rnd" w14:cmpd="sng" w14:algn="ctr">
+                                  <w14:noFill/>
+                                  <w14:prstDash w14:val="solid"/>
+                                  <w14:bevel/>
+                                </w14:textOutline>
+                              </w:rPr>
+                            </w:pPr>
+                            <w:r>
+                              <w:rPr>
+                                <w:color w:val="156082" w:themeColor="accent1"/>
+                              </w:rPr>
+                              <w:t>Tensor Shape Transformations</w:t>
+                            </w:r>
+                          </w:p>
+                        </w:txbxContent>
+                      </wps:txbx>
+                      <wps:bodyPr rot="0" spcFirstLastPara="0" vertOverflow="overflow" horzOverflow="overflow" vert="horz" wrap="none" lIns="91440" tIns="45720" rIns="91440" bIns="45720" numCol="1" spcCol="0" rtlCol="0" fromWordArt="0" anchor="ctr" anchorCtr="0" forceAA="0" compatLnSpc="1">
+                        <a:prstTxWarp prst="textNoShape">
+                          <a:avLst/>
+                        </a:prstTxWarp>
+                        <a:noAutofit/>
+                      </wps:bodyPr>
+                    </wps:wsp>
+                  </a:graphicData>
+                </a:graphic>
+                <wp14:sizeRelH relativeFrom="margin">
+                  <wp14:pctWidth>0</wp14:pctWidth>
+                </wp14:sizeRelH>
+              </wp:anchor>
+            </w:drawing>
+          </mc:Choice>
+          <mc:Fallback>
+            <w:pict>
+              <v:rect w14:anchorId="09DEE339" id="_x0000_s1032" style="position:absolute;margin-left:335.4pt;margin-top:513.25pt;width:157.45pt;height:33.9pt;z-index:251687936;visibility:visible;mso-wrap-style:none;mso-width-percent:0;mso-wrap-distance-left:9pt;mso-wrap-distance-top:0;mso-wrap-distance-right:9pt;mso-wrap-distance-bottom:0;mso-position-horizontal:absolute;mso-position-horizontal-relative:text;mso-position-vertical:absolute;mso-position-vertical-relative:text;mso-width-percent:0;mso-width-relative:margin;v-text-anchor:middle" o:gfxdata="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" filled="f" stroked="f" strokeweight="1pt">
+                <v:textbox>
+                  <w:txbxContent>
+                    <w:p>
+                      <w:pPr>
+                        <w:rPr>
+                          <w:color w:val="156082" w:themeColor="accent1"/>
+                          <w14:textOutline w14:w="9525" w14:cap="rnd" w14:cmpd="sng" w14:algn="ctr">
+                            <w14:noFill/>
+                            <w14:prstDash w14:val="solid"/>
+                            <w14:bevel/>
+                          </w14:textOutline>
+                        </w:rPr>
+                      </w:pPr>
+                      <w:r>
+                        <w:rPr>
+                          <w:color w:val="156082" w:themeColor="accent1"/>
+                        </w:rPr>
+                        <w:t>Tensor Shape Transformations</w:t>
+                      </w:r>
+                    </w:p>
+                  </w:txbxContent>
+                </v:textbox>
+              </v:rect>
+            </w:pict>
+          </mc:Fallback>
+        </mc:AlternateContent>
+      </w:r>
+      <w:r>
+        <w:rPr>
+          <w:noProof/>
+        </w:rPr>
+        <mc:AlternateContent>
+          <mc:Choice Requires="wps">
+            <w:drawing>
+              <wp:anchor distT="0" distB="0" distL="114300" distR="114300" simplePos="0" relativeHeight="251685888" behindDoc="0" locked="0" layoutInCell="1" allowOverlap="1" wp14:anchorId="52CC3947" wp14:editId="5ECDF720">
+                <wp:simplePos x="0" y="0"/>
+                <wp:positionH relativeFrom="column">
+                  <wp:posOffset>2230100</wp:posOffset>
+                </wp:positionH>
+                <wp:positionV relativeFrom="paragraph">
+                  <wp:posOffset>7348446</wp:posOffset>
+                </wp:positionV>
+                <wp:extent cx="1999882" cy="430652"/>
+                <wp:effectExtent l="0" t="0" r="0" b="0"/>
+                <wp:wrapNone/>
+                <wp:docPr id="1904012583" name="Rectangle 4"/>
+                <wp:cNvGraphicFramePr/>
+                <a:graphic xmlns:a="http://schemas.openxmlformats.org/drawingml/2006/main">
+                  <a:graphicData uri="http://schemas.microsoft.com/office/word/2010/wordprocessingShape">
+                    <wps:wsp>
+                      <wps:cNvSpPr/>
+                      <wps:spPr>
+                        <a:xfrm>
+                          <a:off x="0" y="0"/>
+                          <a:ext cx="1999882" cy="430652"/>
+                        </a:xfrm>
+                        <a:prstGeom prst="rect">
+                          <a:avLst/>
+                        </a:prstGeom>
+                        <a:noFill/>
+                        <a:ln>
+                          <a:noFill/>
+                        </a:ln>
+                      </wps:spPr>
+                      <wps:style>
+                        <a:lnRef idx="2">
+                          <a:schemeClr val="accent1">
+                            <a:shade val="15000"/>
+                          </a:schemeClr>
+                        </a:lnRef>
+                        <a:fillRef idx="1">
+                          <a:schemeClr val="accent1"/>
+                        </a:fillRef>
+                        <a:effectRef idx="0">
+                          <a:schemeClr val="accent1"/>
+                        </a:effectRef>
+                        <a:fontRef idx="minor">
+                          <a:schemeClr val="lt1"/>
+                        </a:fontRef>
+                      </wps:style>
+                      <wps:txbx>
+                        <w:txbxContent>
+                          <w:p>
+                            <w:pPr>
+                              <w:rPr>
+                                <w:color w:val="156082" w:themeColor="accent1"/>
+                                <w14:textOutline w14:w="9525" w14:cap="rnd" w14:cmpd="sng" w14:algn="ctr">
+                                  <w14:noFill/>
+                                  <w14:prstDash w14:val="solid"/>
+                                  <w14:bevel/>
+                                </w14:textOutline>
+                              </w:rPr>
+                            </w:pPr>
+                            <w:r>
+                              <w:rPr>
+                                <w:color w:val="156082" w:themeColor="accent1"/>
+                              </w:rPr>
+                              <w:t>Architecture Flow</w:t>
+                            </w:r>
+                          </w:p>
+                        </w:txbxContent>
+                      </wps:txbx>
+                      <wps:bodyPr rot="0" spcFirstLastPara="0" vertOverflow="overflow" horzOverflow="overflow" vert="horz" wrap="none" lIns="91440" tIns="45720" rIns="91440" bIns="45720" numCol="1" spcCol="0" rtlCol="0" fromWordArt="0" anchor="ctr" anchorCtr="0" forceAA="0" compatLnSpc="1">
+                        <a:prstTxWarp prst="textNoShape">
+                          <a:avLst/>
+                        </a:prstTxWarp>
+                        <a:noAutofit/>
+                      </wps:bodyPr>
+                    </wps:wsp>
+                  </a:graphicData>
+                </a:graphic>
+                <wp14:sizeRelH relativeFrom="margin">
+                  <wp14:pctWidth>0</wp14:pctWidth>
+                </wp14:sizeRelH>
+              </wp:anchor>
+            </w:drawing>
+          </mc:Choice>
+          <mc:Fallback>
+            <w:pict>
+              <v:rect w14:anchorId="52CC3947" id="_x0000_s1033" style="position:absolute;margin-left:175.6pt;margin-top:578.6pt;width:157.45pt;height:33.9pt;z-index:251685888;visibility:visible;mso-wrap-style:none;mso-width-percent:0;mso-wrap-distance-left:9pt;mso-wrap-distance-top:0;mso-wrap-distance-right:9pt;mso-wrap-distance-bottom:0;mso-position-horizontal:absolute;mso-position-horizontal-relative:text;mso-position-vertical:absolute;mso-position-vertical-relative:text;mso-width-percent:0;mso-width-relative:margin;v-text-anchor:middle" o:gfxdata="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" filled="f" stroked="f" strokeweight="1pt">
+                <v:textbox>
+                  <w:txbxContent>
+                    <w:p>
+                      <w:pPr>
+                        <w:rPr>
+                          <w:color w:val="156082" w:themeColor="accent1"/>
+                          <w14:textOutline w14:w="9525" w14:cap="rnd" w14:cmpd="sng" w14:algn="ctr">
+                            <w14:noFill/>
+                            <w14:prstDash w14:val="solid"/>
+                            <w14:bevel/>
+                          </w14:textOutline>
+                        </w:rPr>
+                      </w:pPr>
+                      <w:r>
+                        <w:rPr>
+                          <w:color w:val="156082" w:themeColor="accent1"/>
+                        </w:rPr>
+                        <w:t>Architecture Flow</w:t>
+                      </w:r>
+                    </w:p>
+                  </w:txbxContent>
+                </v:textbox>
+              </v:rect>
+            </w:pict>
+          </mc:Fallback>
+        </mc:AlternateContent>
+      </w:r>
+      <w:r>
+        <w:rPr>
+          <w:noProof/>
+        </w:rPr>
+        <w:drawing>
+          <wp:anchor distT="0" distB="0" distL="114300" distR="114300" simplePos="0" relativeHeight="251682816" behindDoc="0" locked="0" layoutInCell="1" allowOverlap="1" wp14:anchorId="43845E0F" wp14:editId="2D039DBC">
+            <wp:simplePos x="0" y="0"/>
+            <wp:positionH relativeFrom="column">
+              <wp:posOffset>506730</wp:posOffset>
+            </wp:positionH>
+            <wp:positionV relativeFrom="paragraph">
+              <wp:posOffset>200025</wp:posOffset>
+            </wp:positionV>
+            <wp:extent cx="1722755" cy="7255510"/>
+            <wp:effectExtent l="0" t="0" r="4445" b="0"/>
+            <wp:wrapTopAndBottom/>
+            <wp:docPr id="965434276" name="Picture 11" descr="A diagram of a layer&#10;&#10;AI-generated content may be incorrect."/>
+            <wp:cNvGraphicFramePr>
+              <a:graphicFrameLocks xmlns:a="http://schemas.openxmlformats.org/drawingml/2006/main" noChangeAspect="1"/>
+            </wp:cNvGraphicFramePr>
+            <a:graphic xmlns:a="http://schemas.openxmlformats.org/drawingml/2006/main">
+              <a:graphicData uri="http://schemas.openxmlformats.org/drawingml/2006/picture">
+                <pic:pic xmlns:pic="http://schemas.openxmlformats.org/drawingml/2006/picture">
+                  <pic:nvPicPr>
+                    <pic:cNvPr id="965434276" name="Picture 11" descr="A diagram of a layer&#10;&#10;AI-generated content may be incorrect."/>
+                    <pic:cNvPicPr/>
+                  </pic:nvPicPr>
+                  <pic:blipFill>
+                    <a:blip r:embed="rId40" cstate="print">
+                      <a:extLst>
+                        <a:ext uri="{28A0092B-C50C-407E-A947-70E740481C1C}">
+                          <a14:useLocalDpi xmlns:a14="http://schemas.microsoft.com/office/drawing/2010/main" val="0"/>
+                        </a:ext>
+                      </a:extLst>
+                    </a:blip>
+                    <a:stretch>
+                      <a:fillRect/>
+                    </a:stretch>
+                  </pic:blipFill>
+                  <pic:spPr>
+                    <a:xfrm>
+                      <a:off x="0" y="0"/>
+                      <a:ext cx="1722755" cy="7255510"/>
+                    </a:xfrm>
+                    <a:prstGeom prst="rect">
+                      <a:avLst/>
+                    </a:prstGeom>
+                  </pic:spPr>
+                </pic:pic>
+              </a:graphicData>
+            </a:graphic>
+            <wp14:sizeRelH relativeFrom="page">
+              <wp14:pctWidth>0</wp14:pctWidth>
+            </wp14:sizeRelH>
+            <wp14:sizeRelV relativeFrom="page">
+              <wp14:pctHeight>0</wp14:pctHeight>
+            </wp14:sizeRelV>
+          </wp:anchor>
+        </w:drawing>
+      </w:r>
+      <w:r>
+        <w:rPr>
+          <w:noProof/>
+        </w:rPr>
+        <w:drawing>
+          <wp:anchor distT="0" distB="0" distL="114300" distR="114300" simplePos="0" relativeHeight="251683840" behindDoc="1" locked="0" layoutInCell="1" allowOverlap="1" wp14:anchorId="52163FC5" wp14:editId="61EF6553">
+            <wp:simplePos x="0" y="0"/>
+            <wp:positionH relativeFrom="column">
+              <wp:posOffset>3716471</wp:posOffset>
+            </wp:positionH>
+            <wp:positionV relativeFrom="paragraph">
+              <wp:posOffset>301605</wp:posOffset>
+            </wp:positionV>
+            <wp:extent cx="1468939" cy="5696423"/>
+            <wp:effectExtent l="0" t="0" r="4445" b="0"/>
+            <wp:wrapNone/>
+            <wp:docPr id="1541276932" name="Picture 12" descr="A screenshot of a computer screen&#10;&#10;AI-generated content may be incorrect."/>
+            <wp:cNvGraphicFramePr>
+              <a:graphicFrameLocks xmlns:a="http://schemas.openxmlformats.org/drawingml/2006/main" noChangeAspect="1"/>
+            </wp:cNvGraphicFramePr>
+            <a:graphic xmlns:a="http://schemas.openxmlformats.org/drawingml/2006/main">
+              <a:graphicData uri="http://schemas.openxmlformats.org/drawingml/2006/picture">
+                <pic:pic xmlns:pic="http://schemas.openxmlformats.org/drawingml/2006/picture">
+                  <pic:nvPicPr>
+                    <pic:cNvPr id="1541276932" name="Picture 12" descr="A screenshot of a computer screen&#10;&#10;AI-generated content may be incorrect."/>
+                    <pic:cNvPicPr/>
+                  </pic:nvPicPr>
+                  <pic:blipFill>
+                    <a:blip r:embed="rId41" cstate="print">
+                      <a:extLst>
+                        <a:ext uri="{28A0092B-C50C-407E-A947-70E740481C1C}">
+                          <a14:useLocalDpi xmlns:a14="http://schemas.microsoft.com/office/drawing/2010/main" val="0"/>
+                        </a:ext>
+                      </a:extLst>
+                    </a:blip>
+                    <a:stretch>
+                      <a:fillRect/>
+                    </a:stretch>
+                  </pic:blipFill>
+                  <pic:spPr>
+                    <a:xfrm>
+                      <a:off x="0" y="0"/>
+                      <a:ext cx="1468939" cy="5696423"/>
+                    </a:xfrm>
+                    <a:prstGeom prst="rect">
+                      <a:avLst/>
+                    </a:prstGeom>
+                  </pic:spPr>
+                </pic:pic>
+              </a:graphicData>
+            </a:graphic>
+            <wp14:sizeRelH relativeFrom="page">
+              <wp14:pctWidth>0</wp14:pctWidth>
+            </wp14:sizeRelH>
+            <wp14:sizeRelV relativeFrom="page">
+              <wp14:pctHeight>0</wp14:pctHeight>
+            </wp14:sizeRelV>
+          </wp:anchor>
+        </w:drawing>
+      </w:r>
+    </w:p>
+    <w:p/>
+    <w:p/>
+    <w:p/>
+    <w:p/>
+    <w:p>
+      <w:pPr>
+        <w:rPr>
+          <w:color w:val="EE0000"/>
+        </w:rPr>
+      </w:pPr>
+      <w:r>
+        <w:rPr>
+          <w:color w:val="EE0000"/>
+        </w:rPr>
+        <w:t>//TODO: finish the</w:t>
+      </w:r>
+      <w:r>
+        <w:rPr>
+          <w:color w:val="EE0000"/>
+        </w:rPr>
+        <w:t xml:space="preserve"> diagrams for the deterministic policy in continuous action space</w:t>
+      </w:r>
+    </w:p>
+    <w:p/>
+    <w:p>
+      <w:r>
+        <w:t>For details see the markdown</w:t>
+      </w:r>
+      <w:r>
+        <w:t xml:space="preserve"> </w:t>
+      </w:r>
+      <w:hyperlink r:id="rId42" w:history="1">
+        <w:r>
+          <w:rPr>
+            <w:rStyle w:val="Hyperlink"/>
+          </w:rPr>
+          <w:t>pytorch_policy_net_diagrams.md</w:t>
+        </w:r>
+      </w:hyperlink>
+    </w:p>
+    <w:p/>
+    <w:p/>
+    <w:p/>
     <w:p/>
     <w:p/>
     <w:p/>

--- a/docs/Agentic_Workflows_wtith_RL_Loop.docx
+++ b/docs/Agentic_Workflows_wtith_RL_Loop.docx
@@ -2864,7 +2864,7 @@
           </mc:Choice>
           <mc:Fallback>
             <w:pict>
-              <v:shape w14:anchorId="13F9ACA8" id="Freeform 3" o:spid="_x0000_s1026" style="position:absolute;margin-left:71.05pt;margin-top:3.35pt;width:110.75pt;height:26pt;z-index:251665408;visibility:visible;mso-wrap-style:square;mso-wrap-distance-left:9pt;mso-wrap-distance-top:0;mso-wrap-distance-right:9pt;mso-wrap-distance-bottom:0;mso-position-horizontal:absolute;mso-position-horizontal-relative:text;mso-position-vertical:absolute;mso-position-vertical-relative:text;v-text-anchor:middle" coordsize="1406771,330481" o:gfxdata="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" path="m,324504c6474,267230,12949,209956,65741,163140,118533,116324,217145,70504,316753,43610,416361,16716,560792,6755,663388,1775v102596,-4980,183278,996,268941,11953c1017992,24685,1117600,48591,1177365,67516v59765,18925,79686,35859,113553,59765c1324785,151187,1361640,183061,1380565,210951v18925,27890,23906,83671,23906,83671c1408455,314544,1406463,322512,1404471,330481e" filled="f" strokecolor="#030e13 [484]" strokeweight="1pt">
+              <v:shape w14:anchorId="3F93E6F9" id="Freeform 3" o:spid="_x0000_s1026" style="position:absolute;margin-left:71.05pt;margin-top:3.35pt;width:110.75pt;height:26pt;z-index:251665408;visibility:visible;mso-wrap-style:square;mso-wrap-distance-left:9pt;mso-wrap-distance-top:0;mso-wrap-distance-right:9pt;mso-wrap-distance-bottom:0;mso-position-horizontal:absolute;mso-position-horizontal-relative:text;mso-position-vertical:absolute;mso-position-vertical-relative:text;v-text-anchor:middle" coordsize="1406771,330481" o:gfxdata="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" path="m,324504c6474,267230,12949,209956,65741,163140,118533,116324,217145,70504,316753,43610,416361,16716,560792,6755,663388,1775v102596,-4980,183278,996,268941,11953c1017992,24685,1117600,48591,1177365,67516v59765,18925,79686,35859,113553,59765c1324785,151187,1361640,183061,1380565,210951v18925,27890,23906,83671,23906,83671c1408455,314544,1406463,322512,1404471,330481e" filled="f" strokecolor="#030e13 [484]" strokeweight="1pt">
                 <v:stroke endarrow="block" endarrowwidth="narrow" endarrowlength="short" joinstyle="miter"/>
                 <v:path arrowok="t" o:connecttype="custom" o:connectlocs="0,324504;65741,163140;316753,43610;663388,1775;932329,13728;1177365,67516;1290918,127281;1380565,210951;1404471,294622;1404471,330481" o:connectangles="0,0,0,0,0,0,0,0,0,0"/>
               </v:shape>
@@ -3305,7 +3305,7 @@
           </mc:Choice>
           <mc:Fallback>
             <w:pict>
-              <v:shape w14:anchorId="2467AB4A" id="Freeform 4" o:spid="_x0000_s1026" style="position:absolute;margin-left:70.45pt;margin-top:3.2pt;width:111.2pt;height:25pt;z-index:251666432;visibility:visible;mso-wrap-style:square;mso-wrap-distance-left:9pt;mso-wrap-distance-top:0;mso-wrap-distance-right:9pt;mso-wrap-distance-bottom:0;mso-position-horizontal:absolute;mso-position-horizontal-relative:text;mso-position-vertical:absolute;mso-position-vertical-relative:text;v-text-anchor:middle" coordsize="1412408,317188" o:gfxdata="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" path="m1412217,v498,46816,996,93632,-11953,125506c1387315,157380,1374366,169333,1334523,191247v-39843,21914,-108573,48808,-173318,65741c1096460,273921,1060601,282886,946052,292847v-114549,9961,-356596,21914,-472141,23906c358366,318745,312546,313765,252781,304800,193016,295835,153174,286871,115323,262965,77472,239059,44600,190251,25675,161365,6750,132479,5754,112557,1770,89647v-3984,-22910,,-65741,,-65741l1770,11953e" filled="f" strokecolor="#030e13 [484]" strokeweight="1pt">
+              <v:shape w14:anchorId="6E48C637" id="Freeform 4" o:spid="_x0000_s1026" style="position:absolute;margin-left:70.45pt;margin-top:3.2pt;width:111.2pt;height:25pt;z-index:251666432;visibility:visible;mso-wrap-style:square;mso-wrap-distance-left:9pt;mso-wrap-distance-top:0;mso-wrap-distance-right:9pt;mso-wrap-distance-bottom:0;mso-position-horizontal:absolute;mso-position-horizontal-relative:text;mso-position-vertical:absolute;mso-position-vertical-relative:text;v-text-anchor:middle" coordsize="1412408,317188" o:gfxdata="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" path="m1412217,v498,46816,996,93632,-11953,125506c1387315,157380,1374366,169333,1334523,191247v-39843,21914,-108573,48808,-173318,65741c1096460,273921,1060601,282886,946052,292847v-114549,9961,-356596,21914,-472141,23906c358366,318745,312546,313765,252781,304800,193016,295835,153174,286871,115323,262965,77472,239059,44600,190251,25675,161365,6750,132479,5754,112557,1770,89647v-3984,-22910,,-65741,,-65741l1770,11953e" filled="f" strokecolor="#030e13 [484]" strokeweight="1pt">
                 <v:stroke endarrow="block" endarrowwidth="narrow" endarrowlength="short" joinstyle="miter"/>
                 <v:path arrowok="t" o:connecttype="custom" o:connectlocs="1412217,0;1400264,125506;1334523,191247;1161205,256988;946052,292847;473911,316753;252781,304800;115323,262965;25675,161365;1770,89647;1770,23906;1770,11953" o:connectangles="0,0,0,0,0,0,0,0,0,0,0,0"/>
               </v:shape>
@@ -17523,18 +17523,18 @@
         </w:rPr>
         <w:lastRenderedPageBreak/>
         <w:drawing>
-          <wp:anchor distT="0" distB="0" distL="114300" distR="114300" simplePos="0" relativeHeight="251691008" behindDoc="0" locked="0" layoutInCell="1" allowOverlap="1" wp14:anchorId="2D21C58E" wp14:editId="326A40CB">
+          <wp:anchor distT="0" distB="0" distL="114300" distR="114300" simplePos="0" relativeHeight="251689984" behindDoc="0" locked="0" layoutInCell="1" allowOverlap="1" wp14:anchorId="079F9185" wp14:editId="6C97472D">
             <wp:simplePos x="0" y="0"/>
             <wp:positionH relativeFrom="column">
-              <wp:posOffset>-544871</wp:posOffset>
+              <wp:posOffset>-655320</wp:posOffset>
             </wp:positionH>
             <wp:positionV relativeFrom="paragraph">
-              <wp:posOffset>288782</wp:posOffset>
+              <wp:posOffset>217805</wp:posOffset>
             </wp:positionV>
-            <wp:extent cx="7138035" cy="4099560"/>
-            <wp:effectExtent l="0" t="0" r="0" b="2540"/>
+            <wp:extent cx="7279005" cy="4141470"/>
+            <wp:effectExtent l="0" t="0" r="0" b="0"/>
             <wp:wrapTopAndBottom/>
-            <wp:docPr id="1437975293" name="Picture 14" descr="A diagram of a flowchart&#10;&#10;AI-generated content may be incorrect."/>
+            <wp:docPr id="486168533" name="Picture 15" descr="A diagram of a flowchart&#10;&#10;AI-generated content may be incorrect."/>
             <wp:cNvGraphicFramePr>
               <a:graphicFrameLocks xmlns:a="http://schemas.openxmlformats.org/drawingml/2006/main" noChangeAspect="1"/>
             </wp:cNvGraphicFramePr>
@@ -17542,7 +17542,7 @@
               <a:graphicData uri="http://schemas.openxmlformats.org/drawingml/2006/picture">
                 <pic:pic xmlns:pic="http://schemas.openxmlformats.org/drawingml/2006/picture">
                   <pic:nvPicPr>
-                    <pic:cNvPr id="1437975293" name="Picture 14" descr="A diagram of a flowchart&#10;&#10;AI-generated content may be incorrect."/>
+                    <pic:cNvPr id="486168533" name="Picture 15" descr="A diagram of a flowchart&#10;&#10;AI-generated content may be incorrect."/>
                     <pic:cNvPicPr/>
                   </pic:nvPicPr>
                   <pic:blipFill>
@@ -17560,7 +17560,7 @@
                   <pic:spPr>
                     <a:xfrm>
                       <a:off x="0" y="0"/>
-                      <a:ext cx="7138035" cy="4099560"/>
+                      <a:ext cx="7279005" cy="4141470"/>
                     </a:xfrm>
                     <a:prstGeom prst="rect">
                       <a:avLst/>
@@ -17579,7 +17579,10 @@
         </w:drawing>
       </w:r>
       <w:r>
-        <w:t>Layer operations:</w:t>
+        <w:t>Detailed Network Architecture</w:t>
+      </w:r>
+      <w:r>
+        <w:t>:</w:t>
       </w:r>
     </w:p>
     <w:p/>
@@ -19168,7 +19171,7 @@
 </file>
 
 <file path=customXml/itemProps1.xml><?xml version="1.0" encoding="utf-8"?>
-<ds:datastoreItem xmlns:ds="http://schemas.openxmlformats.org/officeDocument/2006/customXml" ds:itemID="{796D70EC-E7F3-FC4F-A39C-6D75D1DBC823}">
+<ds:datastoreItem xmlns:ds="http://schemas.openxmlformats.org/officeDocument/2006/customXml" ds:itemID="{63A36C8C-52E5-9C4F-8CE8-530E85C2FE20}">
   <ds:schemaRefs>
     <ds:schemaRef ds:uri="http://schemas.openxmlformats.org/officeDocument/2006/bibliography"/>
   </ds:schemaRefs>

--- a/docs/Agentic_Workflows_wtith_RL_Loop.docx
+++ b/docs/Agentic_Workflows_wtith_RL_Loop.docx
@@ -1348,24 +1348,204 @@
     <w:p/>
     <w:p>
       <w:r>
-        <w:t>We will discuss application of RL algorithms such as PPO to implement adaptive workflow which will manage learning-based task allocation.</w:t>
+        <w:t xml:space="preserve">We will discuss application of RL algorithms such as </w:t>
+      </w:r>
+      <w:r>
+        <w:t>Proximal Policy Optimization (</w:t>
+      </w:r>
+      <w:r>
+        <w:t>PPO</w:t>
+      </w:r>
+      <w:r>
+        <w:t>)</w:t>
+      </w:r>
+      <w:r>
+        <w:t xml:space="preserve"> to implement adaptive workflow which will manage learning-based task allocation.</w:t>
+      </w:r>
+      <w:r>
+        <w:t xml:space="preserve"> In this document we will discuss the application of the PPO for the agentic workflow illustrated in the notebook [1].</w:t>
+      </w:r>
+    </w:p>
+    <w:p/>
+    <w:p>
+      <w:pPr>
+        <w:pStyle w:val="Heading1"/>
+      </w:pPr>
+      <w:r>
+        <w:t>Class Diagrams</w:t>
+      </w:r>
+    </w:p>
+    <w:p/>
+    <w:p>
+      <w:pPr>
+        <w:pStyle w:val="Heading2"/>
+      </w:pPr>
+      <w:r>
+        <w:lastRenderedPageBreak/>
+        <w:t>Core Classes</w:t>
+      </w:r>
+    </w:p>
+    <w:p>
+      <w:pPr>
+        <w:keepNext/>
+        <w:keepLines/>
+      </w:pPr>
+      <w:r>
+        <w:rPr>
+          <w:noProof/>
+        </w:rPr>
+        <w:drawing>
+          <wp:anchor distT="0" distB="0" distL="114300" distR="114300" simplePos="0" relativeHeight="251696128" behindDoc="0" locked="0" layoutInCell="1" allowOverlap="1" wp14:anchorId="0726B1EE" wp14:editId="7284A04B">
+            <wp:simplePos x="0" y="0"/>
+            <wp:positionH relativeFrom="column">
+              <wp:posOffset>1734185</wp:posOffset>
+            </wp:positionH>
+            <wp:positionV relativeFrom="paragraph">
+              <wp:posOffset>222250</wp:posOffset>
+            </wp:positionV>
+            <wp:extent cx="2388235" cy="6779260"/>
+            <wp:effectExtent l="0" t="0" r="0" b="2540"/>
+            <wp:wrapTopAndBottom/>
+            <wp:docPr id="1741732422" name="Picture 16" descr="A diagram of a computer program&#10;&#10;AI-generated content may be incorrect."/>
+            <wp:cNvGraphicFramePr>
+              <a:graphicFrameLocks xmlns:a="http://schemas.openxmlformats.org/drawingml/2006/main" noChangeAspect="1"/>
+            </wp:cNvGraphicFramePr>
+            <a:graphic xmlns:a="http://schemas.openxmlformats.org/drawingml/2006/main">
+              <a:graphicData uri="http://schemas.openxmlformats.org/drawingml/2006/picture">
+                <pic:pic xmlns:pic="http://schemas.openxmlformats.org/drawingml/2006/picture">
+                  <pic:nvPicPr>
+                    <pic:cNvPr id="1741732422" name="Picture 16" descr="A diagram of a computer program&#10;&#10;AI-generated content may be incorrect."/>
+                    <pic:cNvPicPr/>
+                  </pic:nvPicPr>
+                  <pic:blipFill>
+                    <a:blip r:embed="rId5" cstate="print">
+                      <a:extLst>
+                        <a:ext uri="{28A0092B-C50C-407E-A947-70E740481C1C}">
+                          <a14:useLocalDpi xmlns:a14="http://schemas.microsoft.com/office/drawing/2010/main" val="0"/>
+                        </a:ext>
+                      </a:extLst>
+                    </a:blip>
+                    <a:stretch>
+                      <a:fillRect/>
+                    </a:stretch>
+                  </pic:blipFill>
+                  <pic:spPr>
+                    <a:xfrm>
+                      <a:off x="0" y="0"/>
+                      <a:ext cx="2388235" cy="6779260"/>
+                    </a:xfrm>
+                    <a:prstGeom prst="rect">
+                      <a:avLst/>
+                    </a:prstGeom>
+                  </pic:spPr>
+                </pic:pic>
+              </a:graphicData>
+            </a:graphic>
+            <wp14:sizeRelH relativeFrom="page">
+              <wp14:pctWidth>0</wp14:pctWidth>
+            </wp14:sizeRelH>
+            <wp14:sizeRelV relativeFrom="page">
+              <wp14:pctHeight>0</wp14:pctHeight>
+            </wp14:sizeRelV>
+          </wp:anchor>
+        </w:drawing>
       </w:r>
     </w:p>
     <w:p/>
     <w:p/>
     <w:p>
       <w:pPr>
-        <w:pStyle w:val="Heading1"/>
-      </w:pPr>
-      <w:bookmarkStart w:id="0" w:name="_Toc220489377"/>
-      <w:r>
-        <w:t>System Flowchart</w:t>
-      </w:r>
-      <w:bookmarkEnd w:id="0"/>
+        <w:pStyle w:val="Heading2"/>
+      </w:pPr>
+      <w:r>
+        <w:lastRenderedPageBreak/>
+        <w:t>Smart Agent and Tool System Classes</w:t>
+      </w:r>
+    </w:p>
+    <w:p>
+      <w:pPr>
+        <w:keepNext/>
+        <w:keepLines/>
+      </w:pPr>
+      <w:r>
+        <w:rPr>
+          <w:noProof/>
+        </w:rPr>
+        <w:drawing>
+          <wp:anchor distT="0" distB="0" distL="114300" distR="114300" simplePos="0" relativeHeight="251698176" behindDoc="1" locked="0" layoutInCell="1" allowOverlap="1" wp14:anchorId="27926100" wp14:editId="35A00036">
+            <wp:simplePos x="0" y="0"/>
+            <wp:positionH relativeFrom="column">
+              <wp:posOffset>-88669</wp:posOffset>
+            </wp:positionH>
+            <wp:positionV relativeFrom="paragraph">
+              <wp:posOffset>237201</wp:posOffset>
+            </wp:positionV>
+            <wp:extent cx="5943600" cy="4650105"/>
+            <wp:effectExtent l="0" t="0" r="0" b="0"/>
+            <wp:wrapTopAndBottom/>
+            <wp:docPr id="1244075696" name="Picture 17" descr="A diagram of a software company&#10;&#10;AI-generated content may be incorrect."/>
+            <wp:cNvGraphicFramePr>
+              <a:graphicFrameLocks xmlns:a="http://schemas.openxmlformats.org/drawingml/2006/main" noChangeAspect="1"/>
+            </wp:cNvGraphicFramePr>
+            <a:graphic xmlns:a="http://schemas.openxmlformats.org/drawingml/2006/main">
+              <a:graphicData uri="http://schemas.openxmlformats.org/drawingml/2006/picture">
+                <pic:pic xmlns:pic="http://schemas.openxmlformats.org/drawingml/2006/picture">
+                  <pic:nvPicPr>
+                    <pic:cNvPr id="1244075696" name="Picture 17" descr="A diagram of a software company&#10;&#10;AI-generated content may be incorrect."/>
+                    <pic:cNvPicPr/>
+                  </pic:nvPicPr>
+                  <pic:blipFill>
+                    <a:blip r:embed="rId6" cstate="print">
+                      <a:extLst>
+                        <a:ext uri="{28A0092B-C50C-407E-A947-70E740481C1C}">
+                          <a14:useLocalDpi xmlns:a14="http://schemas.microsoft.com/office/drawing/2010/main" val="0"/>
+                        </a:ext>
+                      </a:extLst>
+                    </a:blip>
+                    <a:stretch>
+                      <a:fillRect/>
+                    </a:stretch>
+                  </pic:blipFill>
+                  <pic:spPr>
+                    <a:xfrm>
+                      <a:off x="0" y="0"/>
+                      <a:ext cx="5943600" cy="4650105"/>
+                    </a:xfrm>
+                    <a:prstGeom prst="rect">
+                      <a:avLst/>
+                    </a:prstGeom>
+                  </pic:spPr>
+                </pic:pic>
+              </a:graphicData>
+            </a:graphic>
+            <wp14:sizeRelH relativeFrom="page">
+              <wp14:pctWidth>0</wp14:pctWidth>
+            </wp14:sizeRelH>
+            <wp14:sizeRelV relativeFrom="page">
+              <wp14:pctHeight>0</wp14:pctHeight>
+            </wp14:sizeRelV>
+          </wp:anchor>
+        </w:drawing>
+      </w:r>
     </w:p>
     <w:p/>
     <w:p/>
     <w:p>
+      <w:pPr>
+        <w:pStyle w:val="Heading1"/>
+      </w:pPr>
+      <w:bookmarkStart w:id="0" w:name="_Toc220489377"/>
+      <w:r>
+        <w:t>System Flowchart</w:t>
+      </w:r>
+      <w:bookmarkEnd w:id="0"/>
+    </w:p>
+    <w:p/>
+    <w:p>
+      <w:pPr>
+        <w:keepNext/>
+        <w:keepLines/>
+      </w:pPr>
       <w:r>
         <w:rPr>
           <w:noProof/>
@@ -1395,7 +1575,7 @@
                     <pic:cNvPicPr/>
                   </pic:nvPicPr>
                   <pic:blipFill>
-                    <a:blip r:embed="rId5" cstate="print">
+                    <a:blip r:embed="rId7" cstate="print">
                       <a:extLst>
                         <a:ext uri="{28A0092B-C50C-407E-A947-70E740481C1C}">
                           <a14:useLocalDpi xmlns:a14="http://schemas.microsoft.com/office/drawing/2010/main" val="0"/>
@@ -1439,13 +1619,83 @@
         </w:rPr>
         <w:lastRenderedPageBreak/>
         <w:drawing>
-          <wp:anchor distT="0" distB="0" distL="114300" distR="114300" simplePos="0" relativeHeight="251661312" behindDoc="0" locked="0" layoutInCell="1" allowOverlap="1" wp14:anchorId="3093014B" wp14:editId="69FFF0AD">
+          <wp:anchor distT="0" distB="0" distL="114300" distR="114300" simplePos="0" relativeHeight="251694080" behindDoc="0" locked="0" layoutInCell="1" allowOverlap="1" wp14:anchorId="5EFFAC86" wp14:editId="0A077882">
             <wp:simplePos x="0" y="0"/>
             <wp:positionH relativeFrom="column">
-              <wp:posOffset>665629</wp:posOffset>
+              <wp:posOffset>0</wp:posOffset>
             </wp:positionH>
             <wp:positionV relativeFrom="paragraph">
-              <wp:posOffset>299122</wp:posOffset>
+              <wp:posOffset>205047</wp:posOffset>
+            </wp:positionV>
+            <wp:extent cx="5549265" cy="7586345"/>
+            <wp:effectExtent l="0" t="0" r="635" b="0"/>
+            <wp:wrapTopAndBottom/>
+            <wp:docPr id="1694424933" name="Picture 18" descr="A diagram of a program&#10;&#10;AI-generated content may be incorrect."/>
+            <wp:cNvGraphicFramePr>
+              <a:graphicFrameLocks xmlns:a="http://schemas.openxmlformats.org/drawingml/2006/main" noChangeAspect="1"/>
+            </wp:cNvGraphicFramePr>
+            <a:graphic xmlns:a="http://schemas.openxmlformats.org/drawingml/2006/main">
+              <a:graphicData uri="http://schemas.openxmlformats.org/drawingml/2006/picture">
+                <pic:pic xmlns:pic="http://schemas.openxmlformats.org/drawingml/2006/picture">
+                  <pic:nvPicPr>
+                    <pic:cNvPr id="1694424933" name="Picture 18" descr="A diagram of a program&#10;&#10;AI-generated content may be incorrect."/>
+                    <pic:cNvPicPr/>
+                  </pic:nvPicPr>
+                  <pic:blipFill>
+                    <a:blip r:embed="rId8" cstate="print">
+                      <a:extLst>
+                        <a:ext uri="{28A0092B-C50C-407E-A947-70E740481C1C}">
+                          <a14:useLocalDpi xmlns:a14="http://schemas.microsoft.com/office/drawing/2010/main" val="0"/>
+                        </a:ext>
+                      </a:extLst>
+                    </a:blip>
+                    <a:stretch>
+                      <a:fillRect/>
+                    </a:stretch>
+                  </pic:blipFill>
+                  <pic:spPr>
+                    <a:xfrm>
+                      <a:off x="0" y="0"/>
+                      <a:ext cx="5549265" cy="7586345"/>
+                    </a:xfrm>
+                    <a:prstGeom prst="rect">
+                      <a:avLst/>
+                    </a:prstGeom>
+                  </pic:spPr>
+                </pic:pic>
+              </a:graphicData>
+            </a:graphic>
+            <wp14:sizeRelH relativeFrom="page">
+              <wp14:pctWidth>0</wp14:pctWidth>
+            </wp14:sizeRelH>
+            <wp14:sizeRelV relativeFrom="page">
+              <wp14:pctHeight>0</wp14:pctHeight>
+            </wp14:sizeRelV>
+          </wp:anchor>
+        </w:drawing>
+      </w:r>
+      <w:r>
+        <w:t>Training Sequence</w:t>
+      </w:r>
+    </w:p>
+    <w:p/>
+    <w:p>
+      <w:pPr>
+        <w:pStyle w:val="Heading2"/>
+      </w:pPr>
+      <w:r>
+        <w:rPr>
+          <w:noProof/>
+        </w:rPr>
+        <w:lastRenderedPageBreak/>
+        <w:drawing>
+          <wp:anchor distT="0" distB="0" distL="114300" distR="114300" simplePos="0" relativeHeight="251661312" behindDoc="0" locked="0" layoutInCell="1" allowOverlap="1" wp14:anchorId="3093014B" wp14:editId="1E7E7476">
+            <wp:simplePos x="0" y="0"/>
+            <wp:positionH relativeFrom="column">
+              <wp:posOffset>1236288</wp:posOffset>
+            </wp:positionH>
+            <wp:positionV relativeFrom="paragraph">
+              <wp:posOffset>299085</wp:posOffset>
             </wp:positionV>
             <wp:extent cx="3105785" cy="7927340"/>
             <wp:effectExtent l="0" t="0" r="5715" b="0"/>
@@ -1462,7 +1712,7 @@
                     <pic:cNvPicPr/>
                   </pic:nvPicPr>
                   <pic:blipFill>
-                    <a:blip r:embed="rId6" cstate="print">
+                    <a:blip r:embed="rId9" cstate="print">
                       <a:extLst>
                         <a:ext uri="{28A0092B-C50C-407E-A947-70E740481C1C}">
                           <a14:useLocalDpi xmlns:a14="http://schemas.microsoft.com/office/drawing/2010/main" val="0"/>
@@ -1499,622 +1749,724 @@
       </w:r>
       <w:bookmarkEnd w:id="1"/>
     </w:p>
-    <w:p>
-      <w:r>
-        <w:lastRenderedPageBreak/>
-        <w:t xml:space="preserve">The training process begins by creating an instance of the </w:t>
-      </w:r>
-      <w:r>
-        <w:rPr>
-          <w:rFonts w:ascii="Consolas" w:hAnsi="Consolas" w:cs="Consolas"/>
-        </w:rPr>
-        <w:t>AgenticRLSystem</w:t>
-      </w:r>
-      <w:r>
-        <w:t xml:space="preserve"> class </w:t>
-      </w:r>
-      <w:r>
-        <w:t xml:space="preserve">which serves as an orchestrator for the entire training pipeline. </w:t>
-      </w:r>
-    </w:p>
-    <w:p/>
-    <w:p>
-      <w:pPr>
-        <w:rPr>
-          <w:rFonts w:ascii="Consolas" w:hAnsi="Consolas" w:cs="Consolas"/>
-        </w:rPr>
-      </w:pPr>
-      <w:r>
-        <w:rPr>
-          <w:rFonts w:ascii="Consolas" w:hAnsi="Consolas" w:cs="Consolas"/>
-        </w:rPr>
-        <w:t xml:space="preserve">system = </w:t>
-      </w:r>
-      <w:r>
-        <w:rPr>
-          <w:rFonts w:ascii="Consolas" w:hAnsi="Consolas" w:cs="Consolas"/>
-          <w:color w:val="0F9ED5" w:themeColor="accent4"/>
-        </w:rPr>
-        <w:t>AgenticRLSystem</w:t>
-      </w:r>
-      <w:r>
-        <w:rPr>
-          <w:rFonts w:ascii="Consolas" w:hAnsi="Consolas" w:cs="Consolas"/>
-        </w:rPr>
-        <w:t>(</w:t>
-      </w:r>
-    </w:p>
-    <w:p>
-      <w:pPr>
-        <w:rPr>
-          <w:rFonts w:ascii="Consolas" w:hAnsi="Consolas" w:cs="Consolas"/>
-        </w:rPr>
-      </w:pPr>
-      <w:r>
-        <w:rPr>
-          <w:rFonts w:ascii="Consolas" w:hAnsi="Consolas" w:cs="Consolas"/>
-        </w:rPr>
-        <w:t xml:space="preserve">    env_class=</w:t>
-      </w:r>
-      <w:r>
-        <w:rPr>
-          <w:rFonts w:ascii="Consolas" w:hAnsi="Consolas" w:cs="Consolas"/>
-          <w:color w:val="0F9ED5" w:themeColor="accent4"/>
-        </w:rPr>
-        <w:t>MultiAgentTaskEnvironment</w:t>
-      </w:r>
-      <w:r>
-        <w:rPr>
-          <w:rFonts w:ascii="Consolas" w:hAnsi="Consolas" w:cs="Consolas"/>
-        </w:rPr>
-        <w:t>,</w:t>
-      </w:r>
-    </w:p>
-    <w:p>
-      <w:pPr>
-        <w:rPr>
-          <w:rFonts w:ascii="Consolas" w:hAnsi="Consolas" w:cs="Consolas"/>
-        </w:rPr>
-      </w:pPr>
-      <w:r>
-        <w:rPr>
-          <w:rFonts w:ascii="Consolas" w:hAnsi="Consolas" w:cs="Consolas"/>
-        </w:rPr>
-        <w:t xml:space="preserve">    n_envs=</w:t>
-      </w:r>
-      <w:r>
-        <w:rPr>
-          <w:rFonts w:ascii="Consolas" w:hAnsi="Consolas" w:cs="Consolas"/>
-          <w:color w:val="0B769F" w:themeColor="accent4" w:themeShade="BF"/>
-        </w:rPr>
-        <w:t>4</w:t>
-      </w:r>
-      <w:r>
-        <w:rPr>
-          <w:rFonts w:ascii="Consolas" w:hAnsi="Consolas" w:cs="Consolas"/>
-        </w:rPr>
-        <w:t xml:space="preserve">  </w:t>
-      </w:r>
-      <w:r>
-        <w:rPr>
-          <w:rFonts w:ascii="Consolas" w:hAnsi="Consolas" w:cs="Consolas"/>
-          <w:color w:val="3A7C22" w:themeColor="accent6" w:themeShade="BF"/>
-        </w:rPr>
-        <w:t># Number of parallel environments</w:t>
-      </w:r>
-    </w:p>
-    <w:p>
-      <w:pPr>
-        <w:rPr>
-          <w:rFonts w:ascii="Consolas" w:hAnsi="Consolas" w:cs="Consolas"/>
-        </w:rPr>
-      </w:pPr>
-      <w:r>
-        <w:rPr>
-          <w:rFonts w:ascii="Consolas" w:hAnsi="Consolas" w:cs="Consolas"/>
-        </w:rPr>
-        <w:t>)</w:t>
-      </w:r>
-    </w:p>
-    <w:p/>
-    <w:p>
-      <w:pPr>
-        <w:pStyle w:val="Heading3"/>
-      </w:pPr>
-      <w:bookmarkStart w:id="2" w:name="_Toc220489379"/>
-      <w:r>
-        <w:t>Parallel Vectorized Environments</w:t>
-      </w:r>
-      <w:bookmarkEnd w:id="2"/>
-    </w:p>
-    <w:p/>
-    <w:p>
-      <w:r>
-        <w:t>The training process creates vectorized environments</w:t>
-      </w:r>
-      <w:r>
-        <w:t xml:space="preserve">. These environments are updated in parallel for efficient experience collection. The vectorized environment paradigm </w:t>
-      </w:r>
-      <w:r>
-        <w:t xml:space="preserve">allows to run multiple environment instances independently and simultaneously. Thus we speed up the training by collecting more diverse experiences per training step. </w:t>
-      </w:r>
-      <w:r>
-        <w:t xml:space="preserve"> </w:t>
-      </w:r>
-      <w:r>
-        <w:t xml:space="preserve">Thus the vectorized environment workflow collects </w:t>
-      </w:r>
-      <w:r>
-        <w:rPr>
-          <w:rFonts w:ascii="Consolas" w:hAnsi="Consolas" w:cs="Consolas"/>
-        </w:rPr>
-        <w:t>n_envs</w:t>
-      </w:r>
-      <w:r>
-        <w:t xml:space="preserve"> times more experience per step.</w:t>
-      </w:r>
-    </w:p>
-    <w:p>
-      <w:r>
-        <w:t>Each environment evolves independently, reducing correlation in training data. More diverse experiences lead to more stable policy updates due to better gradient estimates.</w:t>
-      </w:r>
-    </w:p>
-    <w:p/>
-    <w:p>
-      <w:r>
-        <w:t>Example implementation:</w:t>
-      </w:r>
-    </w:p>
-    <w:p/>
-    <w:p>
-      <w:pPr>
-        <w:rPr>
-          <w:rFonts w:ascii="Consolas" w:hAnsi="Consolas" w:cs="Consolas"/>
-        </w:rPr>
-      </w:pPr>
-      <w:r>
-        <w:rPr>
-          <w:rFonts w:ascii="Consolas" w:hAnsi="Consolas" w:cs="Consolas"/>
-          <w:color w:val="7030A0"/>
-        </w:rPr>
-        <w:t>self</w:t>
-      </w:r>
-      <w:r>
-        <w:rPr>
-          <w:rFonts w:ascii="Consolas" w:hAnsi="Consolas" w:cs="Consolas"/>
-        </w:rPr>
-        <w:t xml:space="preserve">.env = </w:t>
-      </w:r>
-      <w:r>
-        <w:rPr>
-          <w:rFonts w:ascii="Consolas" w:hAnsi="Consolas" w:cs="Consolas"/>
-          <w:color w:val="0F9ED5" w:themeColor="accent4"/>
-        </w:rPr>
-        <w:t>DummyVecEnv</w:t>
-      </w:r>
-      <w:r>
-        <w:rPr>
-          <w:rFonts w:ascii="Consolas" w:hAnsi="Consolas" w:cs="Consolas"/>
-        </w:rPr>
-        <w:t>([</w:t>
-      </w:r>
-      <w:r>
-        <w:rPr>
-          <w:rFonts w:ascii="Consolas" w:hAnsi="Consolas" w:cs="Consolas"/>
-          <w:color w:val="BF4E14" w:themeColor="accent2" w:themeShade="BF"/>
-        </w:rPr>
-        <w:t>lambda</w:t>
-      </w:r>
-      <w:r>
-        <w:rPr>
-          <w:rFonts w:ascii="Consolas" w:hAnsi="Consolas" w:cs="Consolas"/>
-        </w:rPr>
-        <w:t xml:space="preserve">: env_class() </w:t>
-      </w:r>
-      <w:r>
-        <w:rPr>
-          <w:rFonts w:ascii="Consolas" w:hAnsi="Consolas" w:cs="Consolas"/>
-          <w:color w:val="BF4E14" w:themeColor="accent2" w:themeShade="BF"/>
-        </w:rPr>
-        <w:t>for</w:t>
-      </w:r>
-      <w:r>
-        <w:rPr>
-          <w:rFonts w:ascii="Consolas" w:hAnsi="Consolas" w:cs="Consolas"/>
-        </w:rPr>
-        <w:t xml:space="preserve"> _ </w:t>
-      </w:r>
-      <w:r>
-        <w:rPr>
-          <w:rFonts w:ascii="Consolas" w:hAnsi="Consolas" w:cs="Consolas"/>
-          <w:color w:val="BF4E14" w:themeColor="accent2" w:themeShade="BF"/>
-        </w:rPr>
-        <w:t>in</w:t>
-      </w:r>
-      <w:r>
-        <w:rPr>
-          <w:rFonts w:ascii="Consolas" w:hAnsi="Consolas" w:cs="Consolas"/>
-        </w:rPr>
-        <w:t xml:space="preserve"> </w:t>
-      </w:r>
-      <w:r>
-        <w:rPr>
-          <w:rFonts w:ascii="Consolas" w:hAnsi="Consolas" w:cs="Consolas"/>
-          <w:color w:val="0B769F" w:themeColor="accent4" w:themeShade="BF"/>
-        </w:rPr>
-        <w:t>range</w:t>
-      </w:r>
-      <w:r>
-        <w:rPr>
-          <w:rFonts w:ascii="Consolas" w:hAnsi="Consolas" w:cs="Consolas"/>
-        </w:rPr>
-        <w:t>(n_envs)])</w:t>
-      </w:r>
-    </w:p>
-    <w:p/>
-    <w:p>
-      <w:r>
-        <w:t>Each environment maintains its own agent states (capacity, expertise, workload), task queue with varying priorities and complexities, collaboration matrix tracking inter-agent relationships, independent random seeds for task generation.</w:t>
-      </w:r>
-    </w:p>
-    <w:p/>
-    <w:p>
-      <w:pPr>
-        <w:pStyle w:val="Heading3"/>
-      </w:pPr>
-      <w:bookmarkStart w:id="3" w:name="_Toc220489380"/>
-      <w:r>
-        <w:t>Initialize the PPO model</w:t>
-      </w:r>
-      <w:bookmarkEnd w:id="3"/>
-      <w:r>
-        <w:t xml:space="preserve"> </w:t>
-      </w:r>
-    </w:p>
-    <w:p>
-      <w:r>
-        <w:t>Creates the neural network architecture and optimization components.</w:t>
-      </w:r>
-    </w:p>
-    <w:p>
-      <w:r>
-        <w:t>The PPO model consists of two main networks:</w:t>
-      </w:r>
-    </w:p>
-    <w:p>
-      <w:r>
-        <w:t>Policy Network (Actor): outputs action probabilities</w:t>
-      </w:r>
-    </w:p>
-    <w:p>
-      <w:r>
-        <w:t>Value Network (Critic): estimates state values for advantage calculation</w:t>
-      </w:r>
-    </w:p>
-    <w:p/>
-    <w:p>
-      <w:pPr>
-        <w:rPr>
-          <w:b/>
-          <w:bCs/>
-        </w:rPr>
-      </w:pPr>
-      <w:r>
-        <w:rPr>
-          <w:b/>
-          <w:bCs/>
-        </w:rPr>
-        <w:t>Architecture configuration</w:t>
-      </w:r>
-    </w:p>
-    <w:p/>
-    <w:p>
-      <w:pPr>
-        <w:rPr>
-          <w:rFonts w:ascii="Consolas" w:hAnsi="Consolas" w:cs="Consolas"/>
-        </w:rPr>
-      </w:pPr>
-      <w:r>
-        <w:rPr>
-          <w:rFonts w:ascii="Consolas" w:hAnsi="Consolas" w:cs="Consolas"/>
-        </w:rPr>
-        <w:t xml:space="preserve">policy_kwargs = </w:t>
-      </w:r>
-      <w:r>
-        <w:rPr>
-          <w:rFonts w:ascii="Consolas" w:hAnsi="Consolas" w:cs="Consolas"/>
-          <w:color w:val="0B769F" w:themeColor="accent4" w:themeShade="BF"/>
-        </w:rPr>
-        <w:t>dict</w:t>
-      </w:r>
-      <w:r>
-        <w:rPr>
-          <w:rFonts w:ascii="Consolas" w:hAnsi="Consolas" w:cs="Consolas"/>
-        </w:rPr>
-        <w:t>(</w:t>
-      </w:r>
-    </w:p>
-    <w:p>
-      <w:pPr>
-        <w:rPr>
-          <w:rFonts w:ascii="Consolas" w:hAnsi="Consolas" w:cs="Consolas"/>
-        </w:rPr>
-      </w:pPr>
-      <w:r>
-        <w:rPr>
-          <w:rFonts w:ascii="Consolas" w:hAnsi="Consolas" w:cs="Consolas"/>
-        </w:rPr>
-        <w:t xml:space="preserve">    net_arch=[</w:t>
-      </w:r>
-    </w:p>
-    <w:p>
-      <w:pPr>
-        <w:rPr>
-          <w:rFonts w:ascii="Consolas" w:hAnsi="Consolas" w:cs="Consolas"/>
-        </w:rPr>
-      </w:pPr>
-      <w:r>
-        <w:rPr>
-          <w:rFonts w:ascii="Consolas" w:hAnsi="Consolas" w:cs="Consolas"/>
-        </w:rPr>
-        <w:t xml:space="preserve">        </w:t>
-      </w:r>
-      <w:r>
-        <w:rPr>
-          <w:rFonts w:ascii="Consolas" w:hAnsi="Consolas" w:cs="Consolas"/>
-          <w:color w:val="0B769F" w:themeColor="accent4" w:themeShade="BF"/>
-        </w:rPr>
-        <w:t>dict</w:t>
-      </w:r>
-      <w:r>
-        <w:rPr>
-          <w:rFonts w:ascii="Consolas" w:hAnsi="Consolas" w:cs="Consolas"/>
-        </w:rPr>
-        <w:t>(pi=[</w:t>
-      </w:r>
-      <w:r>
-        <w:rPr>
-          <w:rFonts w:ascii="Consolas" w:hAnsi="Consolas" w:cs="Consolas"/>
-          <w:color w:val="0F9ED5" w:themeColor="accent4"/>
-        </w:rPr>
-        <w:t>256</w:t>
-      </w:r>
-      <w:r>
-        <w:rPr>
-          <w:rFonts w:ascii="Consolas" w:hAnsi="Consolas" w:cs="Consolas"/>
-        </w:rPr>
-        <w:t xml:space="preserve">, </w:t>
-      </w:r>
-      <w:r>
-        <w:rPr>
-          <w:rFonts w:ascii="Consolas" w:hAnsi="Consolas" w:cs="Consolas"/>
-          <w:color w:val="0F9ED5" w:themeColor="accent4"/>
-        </w:rPr>
-        <w:t>256</w:t>
-      </w:r>
-      <w:r>
-        <w:rPr>
-          <w:rFonts w:ascii="Consolas" w:hAnsi="Consolas" w:cs="Consolas"/>
-        </w:rPr>
-        <w:t xml:space="preserve">, </w:t>
-      </w:r>
-      <w:r>
-        <w:rPr>
-          <w:rFonts w:ascii="Consolas" w:hAnsi="Consolas" w:cs="Consolas"/>
-          <w:color w:val="0F9ED5" w:themeColor="accent4"/>
-        </w:rPr>
-        <w:t>128</w:t>
-      </w:r>
-      <w:r>
-        <w:rPr>
-          <w:rFonts w:ascii="Consolas" w:hAnsi="Consolas" w:cs="Consolas"/>
-        </w:rPr>
-        <w:t xml:space="preserve">],  </w:t>
-      </w:r>
-      <w:r>
-        <w:rPr>
-          <w:rFonts w:ascii="Consolas" w:hAnsi="Consolas" w:cs="Consolas"/>
-          <w:color w:val="3A7C22" w:themeColor="accent6" w:themeShade="BF"/>
-        </w:rPr>
-        <w:t># Policy network layers</w:t>
-      </w:r>
-    </w:p>
-    <w:p>
-      <w:pPr>
-        <w:rPr>
-          <w:rFonts w:ascii="Consolas" w:hAnsi="Consolas" w:cs="Consolas"/>
-        </w:rPr>
-      </w:pPr>
-      <w:r>
-        <w:rPr>
-          <w:rFonts w:ascii="Consolas" w:hAnsi="Consolas" w:cs="Consolas"/>
-        </w:rPr>
-        <w:t xml:space="preserve">             vf=[</w:t>
-      </w:r>
-      <w:r>
-        <w:rPr>
-          <w:rFonts w:ascii="Consolas" w:hAnsi="Consolas" w:cs="Consolas"/>
-          <w:color w:val="0F9ED5" w:themeColor="accent4"/>
-        </w:rPr>
-        <w:t>256</w:t>
-      </w:r>
-      <w:r>
-        <w:rPr>
-          <w:rFonts w:ascii="Consolas" w:hAnsi="Consolas" w:cs="Consolas"/>
-        </w:rPr>
-        <w:t xml:space="preserve">, </w:t>
-      </w:r>
-      <w:r>
-        <w:rPr>
-          <w:rFonts w:ascii="Consolas" w:hAnsi="Consolas" w:cs="Consolas"/>
-          <w:color w:val="0F9ED5" w:themeColor="accent4"/>
-        </w:rPr>
-        <w:t>256</w:t>
-      </w:r>
-      <w:r>
-        <w:rPr>
-          <w:rFonts w:ascii="Consolas" w:hAnsi="Consolas" w:cs="Consolas"/>
-        </w:rPr>
-        <w:t xml:space="preserve">, </w:t>
-      </w:r>
-      <w:r>
-        <w:rPr>
-          <w:rFonts w:ascii="Consolas" w:hAnsi="Consolas" w:cs="Consolas"/>
-          <w:color w:val="0F9ED5" w:themeColor="accent4"/>
-        </w:rPr>
-        <w:t>128</w:t>
-      </w:r>
-      <w:r>
-        <w:rPr>
-          <w:rFonts w:ascii="Consolas" w:hAnsi="Consolas" w:cs="Consolas"/>
-        </w:rPr>
-        <w:t xml:space="preserve">])   </w:t>
-      </w:r>
-      <w:r>
-        <w:rPr>
-          <w:rFonts w:ascii="Consolas" w:hAnsi="Consolas" w:cs="Consolas"/>
-          <w:color w:val="3A7C22" w:themeColor="accent6" w:themeShade="BF"/>
-        </w:rPr>
-        <w:t># Value network layers</w:t>
-      </w:r>
-    </w:p>
-    <w:p>
-      <w:pPr>
-        <w:rPr>
-          <w:rFonts w:ascii="Consolas" w:hAnsi="Consolas" w:cs="Consolas"/>
-        </w:rPr>
-      </w:pPr>
-      <w:r>
-        <w:rPr>
-          <w:rFonts w:ascii="Consolas" w:hAnsi="Consolas" w:cs="Consolas"/>
-        </w:rPr>
-        <w:t xml:space="preserve">    ],</w:t>
-      </w:r>
-    </w:p>
-    <w:p>
-      <w:pPr>
-        <w:rPr>
-          <w:rFonts w:ascii="Consolas" w:hAnsi="Consolas" w:cs="Consolas"/>
-        </w:rPr>
-      </w:pPr>
-      <w:r>
-        <w:rPr>
-          <w:rFonts w:ascii="Consolas" w:hAnsi="Consolas" w:cs="Consolas"/>
-        </w:rPr>
-        <w:t xml:space="preserve">    activation_fn=nn.</w:t>
-      </w:r>
-      <w:r>
-        <w:rPr>
-          <w:rFonts w:ascii="Consolas" w:hAnsi="Consolas" w:cs="Consolas"/>
-          <w:color w:val="80340D" w:themeColor="accent2" w:themeShade="80"/>
-        </w:rPr>
-        <w:t>ReLU</w:t>
-      </w:r>
-    </w:p>
-    <w:p>
-      <w:pPr>
-        <w:rPr>
-          <w:rFonts w:ascii="Consolas" w:hAnsi="Consolas" w:cs="Consolas"/>
-        </w:rPr>
-      </w:pPr>
-      <w:r>
-        <w:rPr>
-          <w:rFonts w:ascii="Consolas" w:hAnsi="Consolas" w:cs="Consolas"/>
-        </w:rPr>
-        <w:t>)</w:t>
-      </w:r>
-    </w:p>
-    <w:p/>
-    <w:p>
-      <w:r>
-        <w:t>Key PPO hyperparameters</w:t>
-      </w:r>
-    </w:p>
-    <w:p/>
-    <w:p>
-      <w:r>
-        <w:rPr>
-          <w:rFonts w:ascii="Consolas" w:hAnsi="Consolas" w:cs="Consolas"/>
-        </w:rPr>
-        <w:t>learning_rate=3e-4</w:t>
-      </w:r>
-      <w:r>
-        <w:t>: Step size for gradient descent</w:t>
-      </w:r>
-    </w:p>
-    <w:p>
-      <w:r>
-        <w:rPr>
-          <w:rFonts w:ascii="Consolas" w:hAnsi="Consolas" w:cs="Consolas"/>
-        </w:rPr>
-        <w:t>n_steps=2048</w:t>
-      </w:r>
-      <w:r>
-        <w:t>: Steps before policy update (trajectory length)</w:t>
-      </w:r>
-    </w:p>
-    <w:p>
-      <w:r>
-        <w:rPr>
-          <w:rFonts w:ascii="Consolas" w:hAnsi="Consolas" w:cs="Consolas"/>
-        </w:rPr>
-        <w:t>batch_size=64</w:t>
-      </w:r>
-      <w:r>
-        <w:t>: Minibatch size for optimization</w:t>
-      </w:r>
-    </w:p>
-    <w:p>
-      <w:r>
-        <w:rPr>
-          <w:rFonts w:ascii="Consolas" w:hAnsi="Consolas" w:cs="Consolas"/>
-        </w:rPr>
-        <w:t>n_epochs=10</w:t>
-      </w:r>
-      <w:r>
-        <w:t>: Number of optimization epochs per update</w:t>
-      </w:r>
-    </w:p>
-    <w:p>
-      <w:r>
-        <w:rPr>
-          <w:rFonts w:ascii="Consolas" w:hAnsi="Consolas" w:cs="Consolas"/>
-        </w:rPr>
-        <w:t>gamma=0.99</w:t>
-      </w:r>
-      <w:r>
-        <w:t>: Discount factor for future rewards</w:t>
-      </w:r>
-    </w:p>
-    <w:p>
-      <w:r>
-        <w:rPr>
-          <w:rFonts w:ascii="Consolas" w:hAnsi="Consolas" w:cs="Consolas"/>
-        </w:rPr>
-        <w:lastRenderedPageBreak/>
-        <w:t>gae_lambda=0.95</w:t>
-      </w:r>
-      <w:r>
-        <w:t>: GAE parameter for advantage estimation</w:t>
-      </w:r>
-    </w:p>
-    <w:p>
-      <w:r>
-        <w:rPr>
-          <w:rFonts w:ascii="Consolas" w:hAnsi="Consolas" w:cs="Consolas"/>
-        </w:rPr>
-        <w:t>clip_range=0.2</w:t>
-      </w:r>
-      <w:r>
-        <w:t>: PPO clipping parameter to limit policy changes</w:t>
-      </w:r>
-    </w:p>
     <w:p/>
     <w:p/>
     <w:p/>
     <w:p/>
+    <w:p>
+      <w:r>
+        <w:t xml:space="preserve">The training loop in the agentic reinforcement learning system </w:t>
+      </w:r>
+      <w:r>
+        <w:t xml:space="preserve">combines Proximal Policy Optimization method for obtaining optimal policy and multi-agent coordination to learn optimal task allocation and collaboration strategies. </w:t>
+      </w:r>
+    </w:p>
+    <w:p/>
+    <w:p>
+      <w:r>
+        <w:t xml:space="preserve">The training process begins by creating an instance of the </w:t>
+      </w:r>
+      <w:r>
+        <w:rPr>
+          <w:rFonts w:ascii="Consolas" w:hAnsi="Consolas" w:cs="Consolas"/>
+        </w:rPr>
+        <w:t>AgenticRLSystem</w:t>
+      </w:r>
+      <w:r>
+        <w:t xml:space="preserve"> class </w:t>
+      </w:r>
+      <w:r>
+        <w:t xml:space="preserve">which serves as an orchestrator for the entire training pipeline. </w:t>
+      </w:r>
+    </w:p>
+    <w:p/>
+    <w:p>
+      <w:pPr>
+        <w:rPr>
+          <w:rFonts w:ascii="Consolas" w:hAnsi="Consolas" w:cs="Consolas"/>
+        </w:rPr>
+      </w:pPr>
+      <w:r>
+        <w:rPr>
+          <w:rFonts w:ascii="Consolas" w:hAnsi="Consolas" w:cs="Consolas"/>
+        </w:rPr>
+        <w:t xml:space="preserve">system = </w:t>
+      </w:r>
+      <w:r>
+        <w:rPr>
+          <w:rFonts w:ascii="Consolas" w:hAnsi="Consolas" w:cs="Consolas"/>
+          <w:color w:val="0F9ED5" w:themeColor="accent4"/>
+        </w:rPr>
+        <w:t>AgenticRLSystem</w:t>
+      </w:r>
+      <w:r>
+        <w:rPr>
+          <w:rFonts w:ascii="Consolas" w:hAnsi="Consolas" w:cs="Consolas"/>
+        </w:rPr>
+        <w:t>(</w:t>
+      </w:r>
+    </w:p>
+    <w:p>
+      <w:pPr>
+        <w:rPr>
+          <w:rFonts w:ascii="Consolas" w:hAnsi="Consolas" w:cs="Consolas"/>
+        </w:rPr>
+      </w:pPr>
+      <w:r>
+        <w:rPr>
+          <w:rFonts w:ascii="Consolas" w:hAnsi="Consolas" w:cs="Consolas"/>
+        </w:rPr>
+        <w:t xml:space="preserve">    env_class=</w:t>
+      </w:r>
+      <w:r>
+        <w:rPr>
+          <w:rFonts w:ascii="Consolas" w:hAnsi="Consolas" w:cs="Consolas"/>
+          <w:color w:val="0F9ED5" w:themeColor="accent4"/>
+        </w:rPr>
+        <w:t>MultiAgentTaskEnvironment</w:t>
+      </w:r>
+      <w:r>
+        <w:rPr>
+          <w:rFonts w:ascii="Consolas" w:hAnsi="Consolas" w:cs="Consolas"/>
+        </w:rPr>
+        <w:t>,</w:t>
+      </w:r>
+    </w:p>
+    <w:p>
+      <w:pPr>
+        <w:rPr>
+          <w:rFonts w:ascii="Consolas" w:hAnsi="Consolas" w:cs="Consolas"/>
+        </w:rPr>
+      </w:pPr>
+      <w:r>
+        <w:rPr>
+          <w:rFonts w:ascii="Consolas" w:hAnsi="Consolas" w:cs="Consolas"/>
+        </w:rPr>
+        <w:t xml:space="preserve">    n_envs=</w:t>
+      </w:r>
+      <w:r>
+        <w:rPr>
+          <w:rFonts w:ascii="Consolas" w:hAnsi="Consolas" w:cs="Consolas"/>
+          <w:color w:val="0B769F" w:themeColor="accent4" w:themeShade="BF"/>
+        </w:rPr>
+        <w:t>4</w:t>
+      </w:r>
+      <w:r>
+        <w:rPr>
+          <w:rFonts w:ascii="Consolas" w:hAnsi="Consolas" w:cs="Consolas"/>
+        </w:rPr>
+        <w:t xml:space="preserve">  </w:t>
+      </w:r>
+      <w:r>
+        <w:rPr>
+          <w:rFonts w:ascii="Consolas" w:hAnsi="Consolas" w:cs="Consolas"/>
+          <w:color w:val="3A7C22" w:themeColor="accent6" w:themeShade="BF"/>
+        </w:rPr>
+        <w:t># Number of parallel environments</w:t>
+      </w:r>
+    </w:p>
+    <w:p>
+      <w:pPr>
+        <w:rPr>
+          <w:rFonts w:ascii="Consolas" w:hAnsi="Consolas" w:cs="Consolas"/>
+        </w:rPr>
+      </w:pPr>
+      <w:r>
+        <w:rPr>
+          <w:rFonts w:ascii="Consolas" w:hAnsi="Consolas" w:cs="Consolas"/>
+        </w:rPr>
+        <w:t>)</w:t>
+      </w:r>
+    </w:p>
+    <w:p/>
+    <w:p>
+      <w:pPr>
+        <w:pStyle w:val="Heading3"/>
+      </w:pPr>
+      <w:bookmarkStart w:id="2" w:name="_Toc220489379"/>
+      <w:r>
+        <w:t>Parallel Vectorized Environments</w:t>
+      </w:r>
+      <w:bookmarkEnd w:id="2"/>
+    </w:p>
+    <w:p/>
+    <w:p>
+      <w:r>
+        <w:t>The training process creates vectorized environments</w:t>
+      </w:r>
+      <w:r>
+        <w:t xml:space="preserve">. These environments are updated in parallel for efficient experience collection. The vectorized environment paradigm </w:t>
+      </w:r>
+      <w:r>
+        <w:t xml:space="preserve">allows to run multiple environment instances independently and simultaneously. Thus we speed up the training by collecting more diverse experiences per training step. </w:t>
+      </w:r>
+      <w:r>
+        <w:t xml:space="preserve"> </w:t>
+      </w:r>
+      <w:r>
+        <w:t xml:space="preserve">Thus the vectorized environment workflow collects </w:t>
+      </w:r>
+      <w:r>
+        <w:rPr>
+          <w:rFonts w:ascii="Consolas" w:hAnsi="Consolas" w:cs="Consolas"/>
+        </w:rPr>
+        <w:t>n_envs</w:t>
+      </w:r>
+      <w:r>
+        <w:t xml:space="preserve"> times more experience per step.</w:t>
+      </w:r>
+    </w:p>
+    <w:p>
+      <w:r>
+        <w:t>Each environment evolves independently, reducing correlation in training data. More diverse experiences lead to more stable policy updates due to better gradient estimates.</w:t>
+      </w:r>
+    </w:p>
+    <w:p/>
+    <w:p>
+      <w:r>
+        <w:t>Example implementation:</w:t>
+      </w:r>
+    </w:p>
+    <w:p/>
+    <w:p>
+      <w:pPr>
+        <w:rPr>
+          <w:rFonts w:ascii="Consolas" w:hAnsi="Consolas" w:cs="Consolas"/>
+        </w:rPr>
+      </w:pPr>
+      <w:r>
+        <w:rPr>
+          <w:rFonts w:ascii="Consolas" w:hAnsi="Consolas" w:cs="Consolas"/>
+          <w:color w:val="7030A0"/>
+        </w:rPr>
+        <w:t>self</w:t>
+      </w:r>
+      <w:r>
+        <w:rPr>
+          <w:rFonts w:ascii="Consolas" w:hAnsi="Consolas" w:cs="Consolas"/>
+        </w:rPr>
+        <w:t xml:space="preserve">.env = </w:t>
+      </w:r>
+      <w:r>
+        <w:rPr>
+          <w:rFonts w:ascii="Consolas" w:hAnsi="Consolas" w:cs="Consolas"/>
+          <w:color w:val="0F9ED5" w:themeColor="accent4"/>
+        </w:rPr>
+        <w:t>DummyVecEnv</w:t>
+      </w:r>
+      <w:r>
+        <w:rPr>
+          <w:rFonts w:ascii="Consolas" w:hAnsi="Consolas" w:cs="Consolas"/>
+        </w:rPr>
+        <w:t>([</w:t>
+      </w:r>
+      <w:r>
+        <w:rPr>
+          <w:rFonts w:ascii="Consolas" w:hAnsi="Consolas" w:cs="Consolas"/>
+          <w:color w:val="BF4E14" w:themeColor="accent2" w:themeShade="BF"/>
+        </w:rPr>
+        <w:t>lambda</w:t>
+      </w:r>
+      <w:r>
+        <w:rPr>
+          <w:rFonts w:ascii="Consolas" w:hAnsi="Consolas" w:cs="Consolas"/>
+        </w:rPr>
+        <w:t xml:space="preserve">: env_class() </w:t>
+      </w:r>
+      <w:r>
+        <w:rPr>
+          <w:rFonts w:ascii="Consolas" w:hAnsi="Consolas" w:cs="Consolas"/>
+          <w:color w:val="BF4E14" w:themeColor="accent2" w:themeShade="BF"/>
+        </w:rPr>
+        <w:t>for</w:t>
+      </w:r>
+      <w:r>
+        <w:rPr>
+          <w:rFonts w:ascii="Consolas" w:hAnsi="Consolas" w:cs="Consolas"/>
+        </w:rPr>
+        <w:t xml:space="preserve"> _ </w:t>
+      </w:r>
+      <w:r>
+        <w:rPr>
+          <w:rFonts w:ascii="Consolas" w:hAnsi="Consolas" w:cs="Consolas"/>
+          <w:color w:val="BF4E14" w:themeColor="accent2" w:themeShade="BF"/>
+        </w:rPr>
+        <w:t>in</w:t>
+      </w:r>
+      <w:r>
+        <w:rPr>
+          <w:rFonts w:ascii="Consolas" w:hAnsi="Consolas" w:cs="Consolas"/>
+        </w:rPr>
+        <w:t xml:space="preserve"> </w:t>
+      </w:r>
+      <w:r>
+        <w:rPr>
+          <w:rFonts w:ascii="Consolas" w:hAnsi="Consolas" w:cs="Consolas"/>
+          <w:color w:val="0B769F" w:themeColor="accent4" w:themeShade="BF"/>
+        </w:rPr>
+        <w:t>range</w:t>
+      </w:r>
+      <w:r>
+        <w:rPr>
+          <w:rFonts w:ascii="Consolas" w:hAnsi="Consolas" w:cs="Consolas"/>
+        </w:rPr>
+        <w:t>(n_envs)])</w:t>
+      </w:r>
+    </w:p>
+    <w:p/>
+    <w:p>
+      <w:r>
+        <w:t>Each environment maintains its own agent states (capacity, expertise, workload), task queue with varying priorities and complexities, collaboration matrix tracking inter-agent relationships, independent random seeds for task generation.</w:t>
+      </w:r>
+    </w:p>
+    <w:p/>
+    <w:p>
+      <w:pPr>
+        <w:pStyle w:val="Heading3"/>
+      </w:pPr>
+      <w:bookmarkStart w:id="3" w:name="_Toc220489380"/>
+      <w:r>
+        <w:t>Initialize the PPO model</w:t>
+      </w:r>
+      <w:bookmarkEnd w:id="3"/>
+      <w:r>
+        <w:t xml:space="preserve"> </w:t>
+      </w:r>
+    </w:p>
+    <w:p>
+      <w:r>
+        <w:t>Creates the neural network architecture and optimization components.</w:t>
+      </w:r>
+    </w:p>
+    <w:p>
+      <w:r>
+        <w:t>The PPO model consists of two main networks:</w:t>
+      </w:r>
+    </w:p>
+    <w:p>
+      <w:r>
+        <w:t>Policy Network (Actor): outputs action probabilities</w:t>
+      </w:r>
+    </w:p>
+    <w:p>
+      <w:r>
+        <w:t>Value Network (Critic): estimates state values for advantage calculation</w:t>
+      </w:r>
+    </w:p>
+    <w:p/>
+    <w:p>
+      <w:pPr>
+        <w:rPr>
+          <w:b/>
+          <w:bCs/>
+        </w:rPr>
+      </w:pPr>
+      <w:r>
+        <w:rPr>
+          <w:b/>
+          <w:bCs/>
+        </w:rPr>
+        <w:t>Architecture configuration</w:t>
+      </w:r>
+    </w:p>
+    <w:p/>
+    <w:p>
+      <w:pPr>
+        <w:rPr>
+          <w:rFonts w:ascii="Consolas" w:hAnsi="Consolas" w:cs="Consolas"/>
+        </w:rPr>
+      </w:pPr>
+      <w:r>
+        <w:rPr>
+          <w:rFonts w:ascii="Consolas" w:hAnsi="Consolas" w:cs="Consolas"/>
+        </w:rPr>
+        <w:t xml:space="preserve">policy_kwargs = </w:t>
+      </w:r>
+      <w:r>
+        <w:rPr>
+          <w:rFonts w:ascii="Consolas" w:hAnsi="Consolas" w:cs="Consolas"/>
+          <w:color w:val="0B769F" w:themeColor="accent4" w:themeShade="BF"/>
+        </w:rPr>
+        <w:t>dict</w:t>
+      </w:r>
+      <w:r>
+        <w:rPr>
+          <w:rFonts w:ascii="Consolas" w:hAnsi="Consolas" w:cs="Consolas"/>
+        </w:rPr>
+        <w:t>(</w:t>
+      </w:r>
+    </w:p>
+    <w:p>
+      <w:pPr>
+        <w:rPr>
+          <w:rFonts w:ascii="Consolas" w:hAnsi="Consolas" w:cs="Consolas"/>
+        </w:rPr>
+      </w:pPr>
+      <w:r>
+        <w:rPr>
+          <w:rFonts w:ascii="Consolas" w:hAnsi="Consolas" w:cs="Consolas"/>
+        </w:rPr>
+        <w:t xml:space="preserve">    net_arch=[</w:t>
+      </w:r>
+    </w:p>
+    <w:p>
+      <w:pPr>
+        <w:rPr>
+          <w:rFonts w:ascii="Consolas" w:hAnsi="Consolas" w:cs="Consolas"/>
+        </w:rPr>
+      </w:pPr>
+      <w:r>
+        <w:rPr>
+          <w:rFonts w:ascii="Consolas" w:hAnsi="Consolas" w:cs="Consolas"/>
+        </w:rPr>
+        <w:t xml:space="preserve">        </w:t>
+      </w:r>
+      <w:r>
+        <w:rPr>
+          <w:rFonts w:ascii="Consolas" w:hAnsi="Consolas" w:cs="Consolas"/>
+          <w:color w:val="0B769F" w:themeColor="accent4" w:themeShade="BF"/>
+        </w:rPr>
+        <w:t>dict</w:t>
+      </w:r>
+      <w:r>
+        <w:rPr>
+          <w:rFonts w:ascii="Consolas" w:hAnsi="Consolas" w:cs="Consolas"/>
+        </w:rPr>
+        <w:t>(pi=[</w:t>
+      </w:r>
+      <w:r>
+        <w:rPr>
+          <w:rFonts w:ascii="Consolas" w:hAnsi="Consolas" w:cs="Consolas"/>
+          <w:color w:val="0F9ED5" w:themeColor="accent4"/>
+        </w:rPr>
+        <w:t>256</w:t>
+      </w:r>
+      <w:r>
+        <w:rPr>
+          <w:rFonts w:ascii="Consolas" w:hAnsi="Consolas" w:cs="Consolas"/>
+        </w:rPr>
+        <w:t xml:space="preserve">, </w:t>
+      </w:r>
+      <w:r>
+        <w:rPr>
+          <w:rFonts w:ascii="Consolas" w:hAnsi="Consolas" w:cs="Consolas"/>
+          <w:color w:val="0F9ED5" w:themeColor="accent4"/>
+        </w:rPr>
+        <w:t>256</w:t>
+      </w:r>
+      <w:r>
+        <w:rPr>
+          <w:rFonts w:ascii="Consolas" w:hAnsi="Consolas" w:cs="Consolas"/>
+        </w:rPr>
+        <w:t xml:space="preserve">, </w:t>
+      </w:r>
+      <w:r>
+        <w:rPr>
+          <w:rFonts w:ascii="Consolas" w:hAnsi="Consolas" w:cs="Consolas"/>
+          <w:color w:val="0F9ED5" w:themeColor="accent4"/>
+        </w:rPr>
+        <w:t>128</w:t>
+      </w:r>
+      <w:r>
+        <w:rPr>
+          <w:rFonts w:ascii="Consolas" w:hAnsi="Consolas" w:cs="Consolas"/>
+        </w:rPr>
+        <w:t xml:space="preserve">],  </w:t>
+      </w:r>
+      <w:r>
+        <w:rPr>
+          <w:rFonts w:ascii="Consolas" w:hAnsi="Consolas" w:cs="Consolas"/>
+          <w:color w:val="3A7C22" w:themeColor="accent6" w:themeShade="BF"/>
+        </w:rPr>
+        <w:t># Policy network layers</w:t>
+      </w:r>
+    </w:p>
+    <w:p>
+      <w:pPr>
+        <w:rPr>
+          <w:rFonts w:ascii="Consolas" w:hAnsi="Consolas" w:cs="Consolas"/>
+        </w:rPr>
+      </w:pPr>
+      <w:r>
+        <w:rPr>
+          <w:rFonts w:ascii="Consolas" w:hAnsi="Consolas" w:cs="Consolas"/>
+        </w:rPr>
+        <w:t xml:space="preserve">             vf=[</w:t>
+      </w:r>
+      <w:r>
+        <w:rPr>
+          <w:rFonts w:ascii="Consolas" w:hAnsi="Consolas" w:cs="Consolas"/>
+          <w:color w:val="0F9ED5" w:themeColor="accent4"/>
+        </w:rPr>
+        <w:t>256</w:t>
+      </w:r>
+      <w:r>
+        <w:rPr>
+          <w:rFonts w:ascii="Consolas" w:hAnsi="Consolas" w:cs="Consolas"/>
+        </w:rPr>
+        <w:t xml:space="preserve">, </w:t>
+      </w:r>
+      <w:r>
+        <w:rPr>
+          <w:rFonts w:ascii="Consolas" w:hAnsi="Consolas" w:cs="Consolas"/>
+          <w:color w:val="0F9ED5" w:themeColor="accent4"/>
+        </w:rPr>
+        <w:t>256</w:t>
+      </w:r>
+      <w:r>
+        <w:rPr>
+          <w:rFonts w:ascii="Consolas" w:hAnsi="Consolas" w:cs="Consolas"/>
+        </w:rPr>
+        <w:t xml:space="preserve">, </w:t>
+      </w:r>
+      <w:r>
+        <w:rPr>
+          <w:rFonts w:ascii="Consolas" w:hAnsi="Consolas" w:cs="Consolas"/>
+          <w:color w:val="0F9ED5" w:themeColor="accent4"/>
+        </w:rPr>
+        <w:t>128</w:t>
+      </w:r>
+      <w:r>
+        <w:rPr>
+          <w:rFonts w:ascii="Consolas" w:hAnsi="Consolas" w:cs="Consolas"/>
+        </w:rPr>
+        <w:t xml:space="preserve">])   </w:t>
+      </w:r>
+      <w:r>
+        <w:rPr>
+          <w:rFonts w:ascii="Consolas" w:hAnsi="Consolas" w:cs="Consolas"/>
+          <w:color w:val="3A7C22" w:themeColor="accent6" w:themeShade="BF"/>
+        </w:rPr>
+        <w:t># Value network layers</w:t>
+      </w:r>
+    </w:p>
+    <w:p>
+      <w:pPr>
+        <w:rPr>
+          <w:rFonts w:ascii="Consolas" w:hAnsi="Consolas" w:cs="Consolas"/>
+        </w:rPr>
+      </w:pPr>
+      <w:r>
+        <w:rPr>
+          <w:rFonts w:ascii="Consolas" w:hAnsi="Consolas" w:cs="Consolas"/>
+        </w:rPr>
+        <w:t xml:space="preserve">    ],</w:t>
+      </w:r>
+    </w:p>
+    <w:p>
+      <w:pPr>
+        <w:rPr>
+          <w:rFonts w:ascii="Consolas" w:hAnsi="Consolas" w:cs="Consolas"/>
+        </w:rPr>
+      </w:pPr>
+      <w:r>
+        <w:rPr>
+          <w:rFonts w:ascii="Consolas" w:hAnsi="Consolas" w:cs="Consolas"/>
+        </w:rPr>
+        <w:t xml:space="preserve">    activation_fn=nn.</w:t>
+      </w:r>
+      <w:r>
+        <w:rPr>
+          <w:rFonts w:ascii="Consolas" w:hAnsi="Consolas" w:cs="Consolas"/>
+          <w:color w:val="80340D" w:themeColor="accent2" w:themeShade="80"/>
+        </w:rPr>
+        <w:t>ReLU</w:t>
+      </w:r>
+    </w:p>
+    <w:p>
+      <w:pPr>
+        <w:rPr>
+          <w:rFonts w:ascii="Consolas" w:hAnsi="Consolas" w:cs="Consolas"/>
+        </w:rPr>
+      </w:pPr>
+      <w:r>
+        <w:rPr>
+          <w:rFonts w:ascii="Consolas" w:hAnsi="Consolas" w:cs="Consolas"/>
+        </w:rPr>
+        <w:t>)</w:t>
+      </w:r>
+    </w:p>
+    <w:p/>
+    <w:p>
+      <w:pPr>
+        <w:pStyle w:val="Heading3"/>
+      </w:pPr>
+      <w:r>
+        <w:lastRenderedPageBreak/>
+        <w:t>Key PPO hyperparameters</w:t>
+      </w:r>
+    </w:p>
+    <w:p/>
+    <w:p>
+      <w:r>
+        <w:rPr>
+          <w:rFonts w:ascii="Consolas" w:hAnsi="Consolas" w:cs="Consolas"/>
+        </w:rPr>
+        <w:t>learning_rate=3e-4</w:t>
+      </w:r>
+      <w:r>
+        <w:t>: Step size for gradient descent</w:t>
+      </w:r>
+    </w:p>
+    <w:p>
+      <w:r>
+        <w:rPr>
+          <w:rFonts w:ascii="Consolas" w:hAnsi="Consolas" w:cs="Consolas"/>
+        </w:rPr>
+        <w:t>n_steps=2048</w:t>
+      </w:r>
+      <w:r>
+        <w:t>: Steps before policy update (trajectory length)</w:t>
+      </w:r>
+    </w:p>
+    <w:p>
+      <w:r>
+        <w:rPr>
+          <w:rFonts w:ascii="Consolas" w:hAnsi="Consolas" w:cs="Consolas"/>
+        </w:rPr>
+        <w:t>batch_size=64</w:t>
+      </w:r>
+      <w:r>
+        <w:t>: Minibatch size for optimization</w:t>
+      </w:r>
+    </w:p>
+    <w:p>
+      <w:r>
+        <w:rPr>
+          <w:rFonts w:ascii="Consolas" w:hAnsi="Consolas" w:cs="Consolas"/>
+        </w:rPr>
+        <w:t>n_epochs=10</w:t>
+      </w:r>
+      <w:r>
+        <w:t>: Number of optimization epochs per update</w:t>
+      </w:r>
+    </w:p>
+    <w:p>
+      <w:r>
+        <w:rPr>
+          <w:rFonts w:ascii="Consolas" w:hAnsi="Consolas" w:cs="Consolas"/>
+        </w:rPr>
+        <w:t>gamma=0.99</w:t>
+      </w:r>
+      <w:r>
+        <w:t>: Discount factor for future rewards</w:t>
+      </w:r>
+    </w:p>
+    <w:p>
+      <w:r>
+        <w:rPr>
+          <w:rFonts w:ascii="Consolas" w:hAnsi="Consolas" w:cs="Consolas"/>
+        </w:rPr>
+        <w:t>gae_lambda=0.95</w:t>
+      </w:r>
+      <w:r>
+        <w:t>: GAE parameter for advantage estimation</w:t>
+      </w:r>
+    </w:p>
+    <w:p>
+      <w:r>
+        <w:rPr>
+          <w:rFonts w:ascii="Consolas" w:hAnsi="Consolas" w:cs="Consolas"/>
+        </w:rPr>
+        <w:t>clip_range=0.2</w:t>
+      </w:r>
+      <w:r>
+        <w:t>: PPO clipping parameter to limit policy changes</w:t>
+      </w:r>
+    </w:p>
+    <w:p/>
+    <w:p>
+      <w:pPr>
+        <w:pStyle w:val="Heading3"/>
+      </w:pPr>
+      <w:r>
+        <w:t>PPO Hyperparameters deep dive</w:t>
+      </w:r>
+    </w:p>
+    <w:p>
+      <w:pPr>
+        <w:rPr>
+          <w:b/>
+          <w:bCs/>
+        </w:rPr>
+      </w:pPr>
+      <w:r>
+        <w:rPr>
+          <w:b/>
+          <w:bCs/>
+        </w:rPr>
+        <w:t>Learning rate</w:t>
+      </w:r>
+    </w:p>
+    <w:p>
+      <w:r>
+        <w:t>The learning rate</w:t>
+      </w:r>
+      <w:r>
+        <w:t xml:space="preserve"> can be viewed as a step size for the gradient descent updates </w:t>
+      </w:r>
+      <w:r>
+        <w:t>to both policy and value networks.</w:t>
+      </w:r>
+    </w:p>
+    <w:p>
+      <w:r>
+        <w:t xml:space="preserve">The custom policy and value networks in the example in [1] have both  3 layers with size </w:t>
+      </w:r>
+      <m:oMath>
+        <m:r>
+          <w:rPr>
+            <w:rFonts w:ascii="Cambria Math" w:hAnsi="Cambria Math"/>
+          </w:rPr>
+          <m:t>256</m:t>
+        </m:r>
+        <m:r>
+          <w:rPr>
+            <w:rFonts w:ascii="Cambria Math" w:hAnsi="Cambria Math"/>
+          </w:rPr>
+          <m:t>→</m:t>
+        </m:r>
+        <m:r>
+          <w:rPr>
+            <w:rFonts w:ascii="Cambria Math" w:hAnsi="Cambria Math"/>
+          </w:rPr>
+          <m:t>256</m:t>
+        </m:r>
+        <m:r>
+          <w:rPr>
+            <w:rFonts w:ascii="Cambria Math" w:hAnsi="Cambria Math"/>
+          </w:rPr>
+          <m:t>→</m:t>
+        </m:r>
+        <m:r>
+          <w:rPr>
+            <w:rFonts w:ascii="Cambria Math" w:hAnsi="Cambria Math"/>
+          </w:rPr>
+          <m:t>128</m:t>
+        </m:r>
+      </m:oMath>
+      <w:r>
+        <w:t>.</w:t>
+      </w:r>
+    </w:p>
+    <w:p>
+      <w:r>
+        <w:t xml:space="preserve">Conservative learning rate prevents destabilizing multi-agent coordination patterns the network learns. </w:t>
+      </w:r>
+    </w:p>
+    <w:p>
+      <w:r>
+        <w:t>Too high learning rate would cause the agents to “forget” the successful collaboration strategies.</w:t>
+      </w:r>
+    </w:p>
+    <w:p>
+      <w:r>
+        <w:t xml:space="preserve"> </w:t>
+      </w:r>
+    </w:p>
     <w:p/>
     <w:p/>
+    <w:p/>
     <w:p>
       <w:pPr>
         <w:pStyle w:val="Heading1"/>
@@ -2129,7 +2481,7 @@
       <w:r>
         <w:t xml:space="preserve">[1] </w:t>
       </w:r>
-      <w:hyperlink r:id="rId7" w:history="1">
+      <w:hyperlink r:id="rId10" w:history="1">
         <w:r>
           <w:rPr>
             <w:rStyle w:val="Hyperlink"/>
@@ -2143,7 +2495,7 @@
       <w:r>
         <w:t xml:space="preserve">[2] </w:t>
       </w:r>
-      <w:hyperlink r:id="rId8" w:history="1">
+      <w:hyperlink r:id="rId11" w:history="1">
         <w:r>
           <w:rPr>
             <w:rStyle w:val="Hyperlink"/>
@@ -2157,7 +2509,7 @@
       <w:r>
         <w:t xml:space="preserve">[3] </w:t>
       </w:r>
-      <w:hyperlink r:id="rId9" w:history="1">
+      <w:hyperlink r:id="rId12" w:history="1">
         <w:r>
           <w:rPr>
             <w:rStyle w:val="Hyperlink"/>
@@ -2171,7 +2523,7 @@
       <w:r>
         <w:t xml:space="preserve">[4] </w:t>
       </w:r>
-      <w:hyperlink r:id="rId10" w:history="1">
+      <w:hyperlink r:id="rId13" w:history="1">
         <w:r>
           <w:rPr>
             <w:rStyle w:val="Hyperlink"/>
@@ -2185,7 +2537,7 @@
       <w:r>
         <w:t xml:space="preserve">[5] </w:t>
       </w:r>
-      <w:hyperlink r:id="rId11" w:history="1">
+      <w:hyperlink r:id="rId14" w:history="1">
         <w:r>
           <w:rPr>
             <w:rStyle w:val="Hyperlink"/>
@@ -2199,7 +2551,7 @@
       <w:r>
         <w:t xml:space="preserve">[6] </w:t>
       </w:r>
-      <w:hyperlink r:id="rId12" w:history="1">
+      <w:hyperlink r:id="rId15" w:history="1">
         <w:r>
           <w:rPr>
             <w:rStyle w:val="Hyperlink"/>
@@ -2219,7 +2571,7 @@
       <w:r>
         <w:t xml:space="preserve">] </w:t>
       </w:r>
-      <w:hyperlink r:id="rId13" w:history="1">
+      <w:hyperlink r:id="rId16" w:history="1">
         <w:r>
           <w:rPr>
             <w:rStyle w:val="Hyperlink"/>
@@ -2239,7 +2591,7 @@
       <w:r>
         <w:t xml:space="preserve">] </w:t>
       </w:r>
-      <w:hyperlink r:id="rId14" w:history="1">
+      <w:hyperlink r:id="rId17" w:history="1">
         <w:r>
           <w:rPr>
             <w:rStyle w:val="Hyperlink"/>
@@ -2259,7 +2611,7 @@
       <w:r>
         <w:t xml:space="preserve">] </w:t>
       </w:r>
-      <w:hyperlink r:id="rId15" w:history="1">
+      <w:hyperlink r:id="rId18" w:history="1">
         <w:r>
           <w:rPr>
             <w:rStyle w:val="Hyperlink"/>
@@ -2282,7 +2634,7 @@
       <w:r>
         <w:t xml:space="preserve"> </w:t>
       </w:r>
-      <w:hyperlink r:id="rId16" w:history="1">
+      <w:hyperlink r:id="rId19" w:history="1">
         <w:r>
           <w:rPr>
             <w:rStyle w:val="Hyperlink"/>
@@ -2302,7 +2654,7 @@
       <w:r>
         <w:t xml:space="preserve">] </w:t>
       </w:r>
-      <w:hyperlink r:id="rId17" w:history="1">
+      <w:hyperlink r:id="rId20" w:history="1">
         <w:r>
           <w:rPr>
             <w:rStyle w:val="Hyperlink"/>
@@ -2325,7 +2677,7 @@
       <w:r>
         <w:t xml:space="preserve">] </w:t>
       </w:r>
-      <w:hyperlink r:id="rId18" w:history="1">
+      <w:hyperlink r:id="rId21" w:history="1">
         <w:r>
           <w:rPr>
             <w:rStyle w:val="Hyperlink"/>
@@ -2346,7 +2698,7 @@
       <w:r>
         <w:t xml:space="preserve">] </w:t>
       </w:r>
-      <w:hyperlink r:id="rId19" w:history="1">
+      <w:hyperlink r:id="rId22" w:history="1">
         <w:r>
           <w:rPr>
             <w:rStyle w:val="Hyperlink"/>
@@ -2367,7 +2719,7 @@
       <w:r>
         <w:t xml:space="preserve">] </w:t>
       </w:r>
-      <w:hyperlink r:id="rId20" w:history="1">
+      <w:hyperlink r:id="rId23" w:history="1">
         <w:r>
           <w:rPr>
             <w:rStyle w:val="Hyperlink"/>
@@ -2388,7 +2740,7 @@
       <w:r>
         <w:t xml:space="preserve">] </w:t>
       </w:r>
-      <w:hyperlink r:id="rId21" w:history="1">
+      <w:hyperlink r:id="rId24" w:history="1">
         <w:r>
           <w:rPr>
             <w:rStyle w:val="Hyperlink"/>
@@ -2409,7 +2761,7 @@
       <w:r>
         <w:t xml:space="preserve">] </w:t>
       </w:r>
-      <w:hyperlink r:id="rId22" w:history="1">
+      <w:hyperlink r:id="rId25" w:history="1">
         <w:r>
           <w:rPr>
             <w:rStyle w:val="Hyperlink"/>
@@ -2433,10 +2785,9 @@
     </w:p>
     <w:p>
       <w:r>
-        <w:lastRenderedPageBreak/>
         <w:t xml:space="preserve">[17] </w:t>
       </w:r>
-      <w:hyperlink r:id="rId23" w:history="1">
+      <w:hyperlink r:id="rId26" w:history="1">
         <w:r>
           <w:rPr>
             <w:rStyle w:val="Hyperlink"/>
@@ -2450,7 +2801,7 @@
       <w:r>
         <w:t xml:space="preserve">[18] </w:t>
       </w:r>
-      <w:hyperlink r:id="rId24" w:history="1">
+      <w:hyperlink r:id="rId27" w:history="1">
         <w:r>
           <w:rPr>
             <w:rStyle w:val="Hyperlink"/>
@@ -2464,7 +2815,7 @@
       <w:r>
         <w:t xml:space="preserve">[19] </w:t>
       </w:r>
-      <w:hyperlink r:id="rId25" w:history="1">
+      <w:hyperlink r:id="rId28" w:history="1">
         <w:r>
           <w:rPr>
             <w:rStyle w:val="Hyperlink"/>
@@ -2481,7 +2832,7 @@
       <w:r>
         <w:t xml:space="preserve"> </w:t>
       </w:r>
-      <w:hyperlink r:id="rId26" w:history="1">
+      <w:hyperlink r:id="rId29" w:history="1">
         <w:r>
           <w:rPr>
             <w:rStyle w:val="Hyperlink"/>
@@ -2498,7 +2849,7 @@
       <w:r>
         <w:t xml:space="preserve"> </w:t>
       </w:r>
-      <w:hyperlink r:id="rId27" w:history="1">
+      <w:hyperlink r:id="rId30" w:history="1">
         <w:r>
           <w:rPr>
             <w:rStyle w:val="Hyperlink"/>
@@ -2515,7 +2866,7 @@
       <w:r>
         <w:t xml:space="preserve"> </w:t>
       </w:r>
-      <w:hyperlink r:id="rId28" w:history="1">
+      <w:hyperlink r:id="rId31" w:history="1">
         <w:r>
           <w:rPr>
             <w:rStyle w:val="Hyperlink"/>
@@ -2529,7 +2880,7 @@
       <w:r>
         <w:t xml:space="preserve">[23] </w:t>
       </w:r>
-      <w:hyperlink r:id="rId29" w:history="1">
+      <w:hyperlink r:id="rId32" w:history="1">
         <w:r>
           <w:rPr>
             <w:rStyle w:val="Hyperlink"/>
@@ -2543,7 +2894,7 @@
       <w:r>
         <w:t xml:space="preserve">[24] </w:t>
       </w:r>
-      <w:hyperlink r:id="rId30" w:history="1">
+      <w:hyperlink r:id="rId33" w:history="1">
         <w:r>
           <w:rPr>
             <w:rStyle w:val="Hyperlink"/>
@@ -2557,7 +2908,7 @@
       <w:r>
         <w:t xml:space="preserve">[25] </w:t>
       </w:r>
-      <w:hyperlink r:id="rId31" w:history="1">
+      <w:hyperlink r:id="rId34" w:history="1">
         <w:r>
           <w:rPr>
             <w:rStyle w:val="Hyperlink"/>
@@ -2864,7 +3215,7 @@
           </mc:Choice>
           <mc:Fallback>
             <w:pict>
-              <v:shape w14:anchorId="3F93E6F9" id="Freeform 3" o:spid="_x0000_s1026" style="position:absolute;margin-left:71.05pt;margin-top:3.35pt;width:110.75pt;height:26pt;z-index:251665408;visibility:visible;mso-wrap-style:square;mso-wrap-distance-left:9pt;mso-wrap-distance-top:0;mso-wrap-distance-right:9pt;mso-wrap-distance-bottom:0;mso-position-horizontal:absolute;mso-position-horizontal-relative:text;mso-position-vertical:absolute;mso-position-vertical-relative:text;v-text-anchor:middle" coordsize="1406771,330481" o:gfxdata="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" path="m,324504c6474,267230,12949,209956,65741,163140,118533,116324,217145,70504,316753,43610,416361,16716,560792,6755,663388,1775v102596,-4980,183278,996,268941,11953c1017992,24685,1117600,48591,1177365,67516v59765,18925,79686,35859,113553,59765c1324785,151187,1361640,183061,1380565,210951v18925,27890,23906,83671,23906,83671c1408455,314544,1406463,322512,1404471,330481e" filled="f" strokecolor="#030e13 [484]" strokeweight="1pt">
+              <v:shape w14:anchorId="4E957905" id="Freeform 3" o:spid="_x0000_s1026" style="position:absolute;margin-left:71.05pt;margin-top:3.35pt;width:110.75pt;height:26pt;z-index:251665408;visibility:visible;mso-wrap-style:square;mso-wrap-distance-left:9pt;mso-wrap-distance-top:0;mso-wrap-distance-right:9pt;mso-wrap-distance-bottom:0;mso-position-horizontal:absolute;mso-position-horizontal-relative:text;mso-position-vertical:absolute;mso-position-vertical-relative:text;v-text-anchor:middle" coordsize="1406771,330481" o:gfxdata="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" path="m,324504c6474,267230,12949,209956,65741,163140,118533,116324,217145,70504,316753,43610,416361,16716,560792,6755,663388,1775v102596,-4980,183278,996,268941,11953c1017992,24685,1117600,48591,1177365,67516v59765,18925,79686,35859,113553,59765c1324785,151187,1361640,183061,1380565,210951v18925,27890,23906,83671,23906,83671c1408455,314544,1406463,322512,1404471,330481e" filled="f" strokecolor="#030e13 [484]" strokeweight="1pt">
                 <v:stroke endarrow="block" endarrowwidth="narrow" endarrowlength="short" joinstyle="miter"/>
                 <v:path arrowok="t" o:connecttype="custom" o:connectlocs="0,324504;65741,163140;316753,43610;663388,1775;932329,13728;1177365,67516;1290918,127281;1380565,210951;1404471,294622;1404471,330481" o:connectangles="0,0,0,0,0,0,0,0,0,0"/>
               </v:shape>
@@ -3305,7 +3656,7 @@
           </mc:Choice>
           <mc:Fallback>
             <w:pict>
-              <v:shape w14:anchorId="6E48C637" id="Freeform 4" o:spid="_x0000_s1026" style="position:absolute;margin-left:70.45pt;margin-top:3.2pt;width:111.2pt;height:25pt;z-index:251666432;visibility:visible;mso-wrap-style:square;mso-wrap-distance-left:9pt;mso-wrap-distance-top:0;mso-wrap-distance-right:9pt;mso-wrap-distance-bottom:0;mso-position-horizontal:absolute;mso-position-horizontal-relative:text;mso-position-vertical:absolute;mso-position-vertical-relative:text;v-text-anchor:middle" coordsize="1412408,317188" o:gfxdata="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" path="m1412217,v498,46816,996,93632,-11953,125506c1387315,157380,1374366,169333,1334523,191247v-39843,21914,-108573,48808,-173318,65741c1096460,273921,1060601,282886,946052,292847v-114549,9961,-356596,21914,-472141,23906c358366,318745,312546,313765,252781,304800,193016,295835,153174,286871,115323,262965,77472,239059,44600,190251,25675,161365,6750,132479,5754,112557,1770,89647v-3984,-22910,,-65741,,-65741l1770,11953e" filled="f" strokecolor="#030e13 [484]" strokeweight="1pt">
+              <v:shape w14:anchorId="5619159C" id="Freeform 4" o:spid="_x0000_s1026" style="position:absolute;margin-left:70.45pt;margin-top:3.2pt;width:111.2pt;height:25pt;z-index:251666432;visibility:visible;mso-wrap-style:square;mso-wrap-distance-left:9pt;mso-wrap-distance-top:0;mso-wrap-distance-right:9pt;mso-wrap-distance-bottom:0;mso-position-horizontal:absolute;mso-position-horizontal-relative:text;mso-position-vertical:absolute;mso-position-vertical-relative:text;v-text-anchor:middle" coordsize="1412408,317188" o:gfxdata="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" path="m1412217,v498,46816,996,93632,-11953,125506c1387315,157380,1374366,169333,1334523,191247v-39843,21914,-108573,48808,-173318,65741c1096460,273921,1060601,282886,946052,292847v-114549,9961,-356596,21914,-472141,23906c358366,318745,312546,313765,252781,304800,193016,295835,153174,286871,115323,262965,77472,239059,44600,190251,25675,161365,6750,132479,5754,112557,1770,89647v-3984,-22910,,-65741,,-65741l1770,11953e" filled="f" strokecolor="#030e13 [484]" strokeweight="1pt">
                 <v:stroke endarrow="block" endarrowwidth="narrow" endarrowlength="short" joinstyle="miter"/>
                 <v:path arrowok="t" o:connecttype="custom" o:connectlocs="1412217,0;1400264,125506;1334523,191247;1161205,256988;946052,292847;473911,316753;252781,304800;115323,262965;25675,161365;1770,89647;1770,23906;1770,11953" o:connectangles="0,0,0,0,0,0,0,0,0,0,0,0"/>
               </v:shape>
@@ -3401,6 +3752,7 @@
     <w:p/>
     <w:p>
       <w:r>
+        <w:lastRenderedPageBreak/>
         <w:t xml:space="preserve">                         Figure </w:t>
       </w:r>
       <w:r>
@@ -3525,7 +3877,6 @@
           <w:b/>
           <w:bCs/>
         </w:rPr>
-        <w:lastRenderedPageBreak/>
         <w:t>Definition</w:t>
       </w:r>
       <w:r>
@@ -4060,6 +4411,7 @@
         </w:rPr>
       </w:pPr>
       <w:r>
+        <w:lastRenderedPageBreak/>
         <w:t xml:space="preserve">Policy as a computable function which depends on a set of parameters </w:t>
       </w:r>
       <w:r>
@@ -4391,7 +4743,6 @@
           <w:b/>
           <w:bCs/>
         </w:rPr>
-        <w:lastRenderedPageBreak/>
         <w:t>Example</w:t>
       </w:r>
       <w:r>
@@ -5041,7 +5392,102 @@
         <w:rPr>
           <w:rFonts w:eastAsiaTheme="minorEastAsia"/>
         </w:rPr>
-        <w:t xml:space="preserve">For details on the MLP network constructed with the expression pi_net above see the section </w:t>
+        <w:t xml:space="preserve">Here </w:t>
+      </w:r>
+      <w:r>
+        <w:rPr>
+          <w:rFonts w:ascii="Consolas" w:eastAsiaTheme="minorEastAsia" w:hAnsi="Consolas" w:cs="Consolas"/>
+        </w:rPr>
+        <w:t>obs</w:t>
+      </w:r>
+      <w:r>
+        <w:rPr>
+          <w:rFonts w:eastAsiaTheme="minorEastAsia"/>
+        </w:rPr>
+        <w:t xml:space="preserve"> is a NumPy array which contains a batch of observations and </w:t>
+      </w:r>
+      <w:r>
+        <w:rPr>
+          <w:rFonts w:ascii="Consolas" w:eastAsiaTheme="minorEastAsia" w:hAnsi="Consolas" w:cs="Consolas"/>
+        </w:rPr>
+        <w:t>pi_net</w:t>
+      </w:r>
+      <w:r>
+        <w:rPr>
+          <w:rFonts w:eastAsiaTheme="minorEastAsia"/>
+        </w:rPr>
+        <w:t xml:space="preserve"> can be used to obtain a batch of actions as:</w:t>
+      </w:r>
+    </w:p>
+    <w:p>
+      <w:pPr>
+        <w:rPr>
+          <w:rFonts w:eastAsiaTheme="minorEastAsia"/>
+        </w:rPr>
+      </w:pPr>
+    </w:p>
+    <w:p>
+      <w:pPr>
+        <w:rPr>
+          <w:rFonts w:ascii="Consolas" w:eastAsiaTheme="minorEastAsia" w:hAnsi="Consolas" w:cs="Consolas"/>
+        </w:rPr>
+      </w:pPr>
+      <w:r>
+        <w:rPr>
+          <w:rFonts w:ascii="Consolas" w:eastAsiaTheme="minorEastAsia" w:hAnsi="Consolas" w:cs="Consolas"/>
+        </w:rPr>
+        <w:t>obs_tensor = torch.as_tensor(obs, dtype=torch.float32)</w:t>
+      </w:r>
+    </w:p>
+    <w:p>
+      <w:pPr>
+        <w:rPr>
+          <w:rFonts w:ascii="Consolas" w:eastAsiaTheme="minorEastAsia" w:hAnsi="Consolas" w:cs="Consolas"/>
+        </w:rPr>
+      </w:pPr>
+      <w:r>
+        <w:rPr>
+          <w:rFonts w:ascii="Consolas" w:eastAsiaTheme="minorEastAsia" w:hAnsi="Consolas" w:cs="Consolas"/>
+        </w:rPr>
+        <w:t>actions = pi_net(obs_tensor)</w:t>
+      </w:r>
+    </w:p>
+    <w:p>
+      <w:pPr>
+        <w:rPr>
+          <w:rFonts w:eastAsiaTheme="minorEastAsia"/>
+        </w:rPr>
+      </w:pPr>
+    </w:p>
+    <w:p>
+      <w:pPr>
+        <w:rPr>
+          <w:rFonts w:eastAsiaTheme="minorEastAsia"/>
+        </w:rPr>
+      </w:pPr>
+      <w:r>
+        <w:rPr>
+          <w:rFonts w:eastAsiaTheme="minorEastAsia"/>
+        </w:rPr>
+        <w:t xml:space="preserve">For details on the MLP network </w:t>
+      </w:r>
+      <w:r>
+        <w:rPr>
+          <w:rFonts w:eastAsiaTheme="minorEastAsia"/>
+        </w:rPr>
+        <w:t>pi_net</w:t>
+      </w:r>
+      <w:r>
+        <w:rPr>
+          <w:rFonts w:eastAsiaTheme="minorEastAsia"/>
+        </w:rPr>
+        <w:t xml:space="preserve"> </w:t>
+      </w:r>
+      <w:r>
+        <w:rPr>
+          <w:rFonts w:eastAsiaTheme="minorEastAsia"/>
+        </w:rPr>
+        <w:t xml:space="preserve">constructed with the expression above see the section </w:t>
       </w:r>
       <w:r>
         <w:rPr>
@@ -5118,50 +5564,47 @@
         <w:t>in the Appendix.</w:t>
       </w:r>
     </w:p>
-    <w:p>
-      <w:pPr>
-        <w:rPr>
-          <w:rFonts w:eastAsiaTheme="minorEastAsia"/>
-        </w:rPr>
-      </w:pPr>
-    </w:p>
     <w:p/>
-    <w:p>
-      <w:pPr>
-        <w:rPr>
-          <w:color w:val="EE0000"/>
-        </w:rPr>
-      </w:pPr>
-      <w:r>
-        <w:rPr>
-          <w:color w:val="EE0000"/>
-        </w:rPr>
-        <w:t>//TODO: finish key concepts in RL (mainly from [17] and [18])</w:t>
-      </w:r>
-    </w:p>
     <w:p/>
     <w:p>
       <w:pPr>
-        <w:pStyle w:val="Heading2"/>
-      </w:pPr>
-      <w:bookmarkStart w:id="7" w:name="_Toc220489384"/>
-      <w:r>
-        <w:t>Bellman’s Equations for Markov Decision Processes</w:t>
-      </w:r>
-      <w:bookmarkEnd w:id="7"/>
+        <w:rPr>
+          <w:b/>
+          <w:bCs/>
+        </w:rPr>
+      </w:pPr>
+      <w:r>
+        <w:rPr>
+          <w:b/>
+          <w:bCs/>
+        </w:rPr>
+        <w:t>Stochastic Policies</w:t>
+      </w:r>
     </w:p>
     <w:p/>
     <w:p>
-      <w:pPr>
-        <w:rPr>
-          <w:color w:val="EE0000"/>
-        </w:rPr>
-      </w:pPr>
-      <w:r>
-        <w:rPr>
-          <w:color w:val="EE0000"/>
-        </w:rPr>
-        <w:t>//TODO: finish Bellman’s Equations for MDP (mainly from [23])</w:t>
+      <w:r>
+        <w:t xml:space="preserve">The two most common types of stochastic policies are </w:t>
+      </w:r>
+      <w:r>
+        <w:rPr>
+          <w:i/>
+          <w:iCs/>
+        </w:rPr>
+        <w:t>categorical policies</w:t>
+      </w:r>
+      <w:r>
+        <w:t xml:space="preserve"> and </w:t>
+      </w:r>
+      <w:r>
+        <w:rPr>
+          <w:i/>
+          <w:iCs/>
+        </w:rPr>
+        <w:t>diagonal Gaussian policies</w:t>
+      </w:r>
+      <w:r>
+        <w:t>.</w:t>
       </w:r>
     </w:p>
     <w:p/>
@@ -5169,6 +5612,47 @@
     <w:p/>
     <w:p>
       <w:pPr>
+        <w:rPr>
+          <w:color w:val="EE0000"/>
+        </w:rPr>
+      </w:pPr>
+      <w:r>
+        <w:rPr>
+          <w:color w:val="EE0000"/>
+        </w:rPr>
+        <w:t>//TODO: finish key concepts in RL (mainly from [17] and [18])</w:t>
+      </w:r>
+    </w:p>
+    <w:p/>
+    <w:p>
+      <w:pPr>
+        <w:pStyle w:val="Heading2"/>
+      </w:pPr>
+      <w:bookmarkStart w:id="7" w:name="_Toc220489384"/>
+      <w:r>
+        <w:t>Bellman’s Equations for Markov Decision Processes</w:t>
+      </w:r>
+      <w:bookmarkEnd w:id="7"/>
+    </w:p>
+    <w:p/>
+    <w:p>
+      <w:pPr>
+        <w:rPr>
+          <w:color w:val="EE0000"/>
+        </w:rPr>
+      </w:pPr>
+      <w:r>
+        <w:rPr>
+          <w:color w:val="EE0000"/>
+        </w:rPr>
+        <w:t>//TODO: finish Bellman’s Equations for MDP (mainly from [23])</w:t>
+      </w:r>
+    </w:p>
+    <w:p/>
+    <w:p/>
+    <w:p/>
+    <w:p>
+      <w:pPr>
         <w:pStyle w:val="Heading2"/>
       </w:pPr>
       <w:bookmarkStart w:id="8" w:name="_Toc220489385"/>
@@ -5196,6 +5680,7 @@
     <w:p/>
     <w:p>
       <w:r>
+        <w:lastRenderedPageBreak/>
         <w:t xml:space="preserve">MDP is a tuple </w:t>
       </w:r>
       <m:oMath>
@@ -6543,7 +7028,6 @@
           <w:b/>
           <w:bCs/>
         </w:rPr>
-        <w:lastRenderedPageBreak/>
         <w:t xml:space="preserve">Policy </w:t>
       </w:r>
     </w:p>
@@ -8057,6 +8541,7 @@
         <w:rPr>
           <w:rFonts w:eastAsiaTheme="minorEastAsia"/>
         </w:rPr>
+        <w:lastRenderedPageBreak/>
         <w:t xml:space="preserve">  In the discounted reward setting, the reward function </w:t>
       </w:r>
       <m:oMath>
@@ -8445,21 +8930,7 @@
         <w:rPr>
           <w:rFonts w:eastAsiaTheme="minorEastAsia"/>
         </w:rPr>
-        <w:t xml:space="preserve"> the expected reward which is gi</w:t>
-      </w:r>
-      <w:proofErr w:type="spellStart"/>
-      <w:r>
-        <w:rPr>
-          <w:rFonts w:eastAsiaTheme="minorEastAsia"/>
-        </w:rPr>
-        <w:t>ven</w:t>
-      </w:r>
-      <w:proofErr w:type="spellEnd"/>
-      <w:r>
-        <w:rPr>
-          <w:rFonts w:eastAsiaTheme="minorEastAsia"/>
-        </w:rPr>
-        <w:t xml:space="preserve"> with </w:t>
+        <w:t xml:space="preserve"> the expected reward which is given with </w:t>
       </w:r>
     </w:p>
     <w:p>
@@ -10048,7 +10519,6 @@
         <w:rPr>
           <w:rFonts w:eastAsiaTheme="minorEastAsia"/>
         </w:rPr>
-        <w:lastRenderedPageBreak/>
         <w:t xml:space="preserve">Basically, </w:t>
       </w:r>
       <m:oMath>
@@ -14839,7 +15309,7 @@
       <w:r>
         <w:t xml:space="preserve">For more details see </w:t>
       </w:r>
-      <w:hyperlink r:id="rId32" w:history="1">
+      <w:hyperlink r:id="rId35" w:history="1">
         <w:r>
           <w:rPr>
             <w:rStyle w:val="Hyperlink"/>
@@ -15034,7 +15504,6 @@
           <w:sz w:val="18"/>
           <w:szCs w:val="18"/>
         </w:rPr>
-        <w:lastRenderedPageBreak/>
         <w:t>model = nn.Sequential(</w:t>
       </w:r>
     </w:p>
@@ -15674,7 +16143,7 @@
                     <pic:cNvPicPr/>
                   </pic:nvPicPr>
                   <pic:blipFill>
-                    <a:blip r:embed="rId33" cstate="print">
+                    <a:blip r:embed="rId36" cstate="print">
                       <a:extLst>
                         <a:ext uri="{28A0092B-C50C-407E-A947-70E740481C1C}">
                           <a14:useLocalDpi xmlns:a14="http://schemas.microsoft.com/office/drawing/2010/main" val="0"/>
@@ -15734,7 +16203,7 @@
                     <pic:cNvPicPr/>
                   </pic:nvPicPr>
                   <pic:blipFill>
-                    <a:blip r:embed="rId34" cstate="print">
+                    <a:blip r:embed="rId37" cstate="print">
                       <a:extLst>
                         <a:ext uri="{28A0092B-C50C-407E-A947-70E740481C1C}">
                           <a14:useLocalDpi xmlns:a14="http://schemas.microsoft.com/office/drawing/2010/main" val="0"/>
@@ -15808,7 +16277,7 @@
                     <pic:cNvPicPr/>
                   </pic:nvPicPr>
                   <pic:blipFill>
-                    <a:blip r:embed="rId35" cstate="print">
+                    <a:blip r:embed="rId38" cstate="print">
                       <a:extLst>
                         <a:ext uri="{28A0092B-C50C-407E-A947-70E740481C1C}">
                           <a14:useLocalDpi xmlns:a14="http://schemas.microsoft.com/office/drawing/2010/main" val="0"/>
@@ -15868,7 +16337,7 @@
                     <pic:cNvPicPr/>
                   </pic:nvPicPr>
                   <pic:blipFill>
-                    <a:blip r:embed="rId36" cstate="print">
+                    <a:blip r:embed="rId39" cstate="print">
                       <a:extLst>
                         <a:ext uri="{28A0092B-C50C-407E-A947-70E740481C1C}">
                           <a14:useLocalDpi xmlns:a14="http://schemas.microsoft.com/office/drawing/2010/main" val="0"/>
@@ -15952,7 +16421,7 @@
                     <pic:cNvPicPr/>
                   </pic:nvPicPr>
                   <pic:blipFill>
-                    <a:blip r:embed="rId37" cstate="print">
+                    <a:blip r:embed="rId40" cstate="print">
                       <a:extLst>
                         <a:ext uri="{28A0092B-C50C-407E-A947-70E740481C1C}">
                           <a14:useLocalDpi xmlns:a14="http://schemas.microsoft.com/office/drawing/2010/main" val="0"/>
@@ -16015,7 +16484,7 @@
                     <pic:cNvPicPr/>
                   </pic:nvPicPr>
                   <pic:blipFill>
-                    <a:blip r:embed="rId38" cstate="print">
+                    <a:blip r:embed="rId41" cstate="print">
                       <a:extLst>
                         <a:ext uri="{28A0092B-C50C-407E-A947-70E740481C1C}">
                           <a14:useLocalDpi xmlns:a14="http://schemas.microsoft.com/office/drawing/2010/main" val="0"/>
@@ -16087,7 +16556,7 @@
                     <pic:cNvPicPr/>
                   </pic:nvPicPr>
                   <pic:blipFill>
-                    <a:blip r:embed="rId39" cstate="print">
+                    <a:blip r:embed="rId42" cstate="print">
                       <a:extLst>
                         <a:ext uri="{28A0092B-C50C-407E-A947-70E740481C1C}">
                           <a14:useLocalDpi xmlns:a14="http://schemas.microsoft.com/office/drawing/2010/main" val="0"/>
@@ -16420,7 +16889,7 @@
       <w:r>
         <w:t xml:space="preserve">For details see the markdown </w:t>
       </w:r>
-      <w:hyperlink r:id="rId40" w:history="1">
+      <w:hyperlink r:id="rId43" w:history="1">
         <w:r>
           <w:rPr>
             <w:rStyle w:val="Hyperlink"/>
@@ -17345,7 +17814,7 @@
                     <pic:cNvPicPr/>
                   </pic:nvPicPr>
                   <pic:blipFill>
-                    <a:blip r:embed="rId41" cstate="print">
+                    <a:blip r:embed="rId44" cstate="print">
                       <a:extLst>
                         <a:ext uri="{28A0092B-C50C-407E-A947-70E740481C1C}">
                           <a14:useLocalDpi xmlns:a14="http://schemas.microsoft.com/office/drawing/2010/main" val="0"/>
@@ -17405,7 +17874,7 @@
                     <pic:cNvPicPr/>
                   </pic:nvPicPr>
                   <pic:blipFill>
-                    <a:blip r:embed="rId42" cstate="print">
+                    <a:blip r:embed="rId45" cstate="print">
                       <a:extLst>
                         <a:ext uri="{28A0092B-C50C-407E-A947-70E740481C1C}">
                           <a14:useLocalDpi xmlns:a14="http://schemas.microsoft.com/office/drawing/2010/main" val="0"/>
@@ -17478,7 +17947,7 @@
                     <pic:cNvPicPr/>
                   </pic:nvPicPr>
                   <pic:blipFill>
-                    <a:blip r:embed="rId43" cstate="print">
+                    <a:blip r:embed="rId46" cstate="print">
                       <a:extLst>
                         <a:ext uri="{28A0092B-C50C-407E-A947-70E740481C1C}">
                           <a14:useLocalDpi xmlns:a14="http://schemas.microsoft.com/office/drawing/2010/main" val="0"/>
@@ -17546,7 +18015,7 @@
                     <pic:cNvPicPr/>
                   </pic:nvPicPr>
                   <pic:blipFill>
-                    <a:blip r:embed="rId44" cstate="print">
+                    <a:blip r:embed="rId47" cstate="print">
                       <a:extLst>
                         <a:ext uri="{28A0092B-C50C-407E-A947-70E740481C1C}">
                           <a14:useLocalDpi xmlns:a14="http://schemas.microsoft.com/office/drawing/2010/main" val="0"/>
@@ -17634,7 +18103,7 @@
       <w:r>
         <w:t xml:space="preserve"> </w:t>
       </w:r>
-      <w:hyperlink r:id="rId45" w:history="1">
+      <w:hyperlink r:id="rId48" w:history="1">
         <w:r>
           <w:rPr>
             <w:rStyle w:val="Hyperlink"/>
@@ -18135,7 +18604,6 @@
     <w:next w:val="Normal"/>
     <w:link w:val="Heading4Char"/>
     <w:uiPriority w:val="9"/>
-    <w:semiHidden/>
     <w:unhideWhenUsed/>
     <w:qFormat/>
     <w:rsid w:val="00721EF6"/>
@@ -18329,7 +18797,6 @@
     <w:basedOn w:val="DefaultParagraphFont"/>
     <w:link w:val="Heading4"/>
     <w:uiPriority w:val="9"/>
-    <w:semiHidden/>
     <w:rsid w:val="00721EF6"/>
     <w:rPr>
       <w:rFonts w:eastAsiaTheme="majorEastAsia" w:cstheme="majorBidi"/>
@@ -19171,7 +19638,7 @@
 </file>
 
 <file path=customXml/itemProps1.xml><?xml version="1.0" encoding="utf-8"?>
-<ds:datastoreItem xmlns:ds="http://schemas.openxmlformats.org/officeDocument/2006/customXml" ds:itemID="{63A36C8C-52E5-9C4F-8CE8-530E85C2FE20}">
+<ds:datastoreItem xmlns:ds="http://schemas.openxmlformats.org/officeDocument/2006/customXml" ds:itemID="{05E98AD1-C428-424B-89F8-DDCB47DEA92B}">
   <ds:schemaRefs>
     <ds:schemaRef ds:uri="http://schemas.openxmlformats.org/officeDocument/2006/bibliography"/>
   </ds:schemaRefs>

--- a/docs/Agentic_Workflows_wtith_RL_Loop.docx
+++ b/docs/Agentic_Workflows_wtith_RL_Loop.docx
@@ -1368,6 +1368,1232 @@
     </w:p>
     <w:p/>
     <w:p>
+      <w:r>
+        <w:t xml:space="preserve">Key structures are </w:t>
+      </w:r>
+      <w:r>
+        <w:rPr>
+          <w:rFonts w:ascii="Consolas" w:hAnsi="Consolas" w:cs="Consolas"/>
+          <w:sz w:val="18"/>
+          <w:szCs w:val="18"/>
+        </w:rPr>
+        <w:t>AgentRole</w:t>
+      </w:r>
+      <w:r>
+        <w:t xml:space="preserve">, </w:t>
+      </w:r>
+      <w:r>
+        <w:rPr>
+          <w:rFonts w:ascii="Consolas" w:hAnsi="Consolas" w:cs="Consolas"/>
+          <w:sz w:val="18"/>
+          <w:szCs w:val="18"/>
+        </w:rPr>
+        <w:t>AgentState</w:t>
+      </w:r>
+      <w:r>
+        <w:t xml:space="preserve">, and </w:t>
+      </w:r>
+      <w:r>
+        <w:rPr>
+          <w:rFonts w:ascii="Consolas" w:hAnsi="Consolas" w:cs="Consolas"/>
+          <w:sz w:val="18"/>
+          <w:szCs w:val="18"/>
+        </w:rPr>
+        <w:t>Task</w:t>
+      </w:r>
+      <w:r>
+        <w:t xml:space="preserve"> for </w:t>
+      </w:r>
+      <w:r>
+        <w:t>tracking agent roles, agent states and tasks in the system.</w:t>
+      </w:r>
+    </w:p>
+    <w:p/>
+    <w:p>
+      <w:pPr>
+        <w:rPr>
+          <w:rFonts w:ascii="Consolas" w:hAnsi="Consolas" w:cs="Consolas"/>
+          <w:sz w:val="18"/>
+          <w:szCs w:val="18"/>
+        </w:rPr>
+      </w:pPr>
+      <w:r>
+        <w:rPr>
+          <w:rFonts w:ascii="Consolas" w:hAnsi="Consolas" w:cs="Consolas"/>
+          <w:color w:val="C00000"/>
+          <w:sz w:val="18"/>
+          <w:szCs w:val="18"/>
+        </w:rPr>
+        <w:t>class</w:t>
+      </w:r>
+      <w:r>
+        <w:rPr>
+          <w:rFonts w:ascii="Consolas" w:hAnsi="Consolas" w:cs="Consolas"/>
+          <w:sz w:val="18"/>
+          <w:szCs w:val="18"/>
+        </w:rPr>
+        <w:t xml:space="preserve"> AgentRole(</w:t>
+      </w:r>
+      <w:r>
+        <w:rPr>
+          <w:rFonts w:ascii="Consolas" w:hAnsi="Consolas" w:cs="Consolas"/>
+          <w:color w:val="0B769F" w:themeColor="accent4" w:themeShade="BF"/>
+          <w:sz w:val="18"/>
+          <w:szCs w:val="18"/>
+        </w:rPr>
+        <w:t>Enum</w:t>
+      </w:r>
+      <w:r>
+        <w:rPr>
+          <w:rFonts w:ascii="Consolas" w:hAnsi="Consolas" w:cs="Consolas"/>
+          <w:sz w:val="18"/>
+          <w:szCs w:val="18"/>
+        </w:rPr>
+        <w:t>):</w:t>
+      </w:r>
+    </w:p>
+    <w:p>
+      <w:pPr>
+        <w:rPr>
+          <w:rFonts w:ascii="Consolas" w:hAnsi="Consolas" w:cs="Consolas"/>
+          <w:sz w:val="18"/>
+          <w:szCs w:val="18"/>
+        </w:rPr>
+      </w:pPr>
+      <w:r>
+        <w:rPr>
+          <w:rFonts w:ascii="Consolas" w:hAnsi="Consolas" w:cs="Consolas"/>
+          <w:sz w:val="18"/>
+          <w:szCs w:val="18"/>
+        </w:rPr>
+        <w:t xml:space="preserve">    </w:t>
+      </w:r>
+      <w:r>
+        <w:rPr>
+          <w:rFonts w:ascii="Consolas" w:hAnsi="Consolas" w:cs="Consolas"/>
+          <w:color w:val="3A7C22" w:themeColor="accent6" w:themeShade="BF"/>
+          <w:sz w:val="18"/>
+          <w:szCs w:val="18"/>
+        </w:rPr>
+        <w:t>"""Defines specialized agent roles in the system"""</w:t>
+      </w:r>
+    </w:p>
+    <w:p>
+      <w:pPr>
+        <w:rPr>
+          <w:rFonts w:ascii="Consolas" w:hAnsi="Consolas" w:cs="Consolas"/>
+          <w:sz w:val="18"/>
+          <w:szCs w:val="18"/>
+        </w:rPr>
+      </w:pPr>
+      <w:r>
+        <w:rPr>
+          <w:rFonts w:ascii="Consolas" w:hAnsi="Consolas" w:cs="Consolas"/>
+          <w:sz w:val="18"/>
+          <w:szCs w:val="18"/>
+        </w:rPr>
+        <w:t xml:space="preserve">    </w:t>
+      </w:r>
+      <w:r>
+        <w:rPr>
+          <w:rFonts w:ascii="Consolas" w:hAnsi="Consolas" w:cs="Consolas"/>
+          <w:color w:val="00B0F0"/>
+          <w:sz w:val="18"/>
+          <w:szCs w:val="18"/>
+        </w:rPr>
+        <w:t>RESEARCHER</w:t>
+      </w:r>
+      <w:r>
+        <w:rPr>
+          <w:rFonts w:ascii="Consolas" w:hAnsi="Consolas" w:cs="Consolas"/>
+          <w:sz w:val="18"/>
+          <w:szCs w:val="18"/>
+        </w:rPr>
+        <w:t xml:space="preserve"> = </w:t>
+      </w:r>
+      <w:r>
+        <w:rPr>
+          <w:rFonts w:ascii="Consolas" w:hAnsi="Consolas" w:cs="Consolas"/>
+          <w:color w:val="4EA72E" w:themeColor="accent6"/>
+          <w:sz w:val="18"/>
+          <w:szCs w:val="18"/>
+        </w:rPr>
+        <w:t>"researcher"</w:t>
+      </w:r>
+    </w:p>
+    <w:p>
+      <w:pPr>
+        <w:rPr>
+          <w:rFonts w:ascii="Consolas" w:hAnsi="Consolas" w:cs="Consolas"/>
+          <w:sz w:val="18"/>
+          <w:szCs w:val="18"/>
+        </w:rPr>
+      </w:pPr>
+      <w:r>
+        <w:rPr>
+          <w:rFonts w:ascii="Consolas" w:hAnsi="Consolas" w:cs="Consolas"/>
+          <w:sz w:val="18"/>
+          <w:szCs w:val="18"/>
+        </w:rPr>
+        <w:t xml:space="preserve">    </w:t>
+      </w:r>
+      <w:r>
+        <w:rPr>
+          <w:rFonts w:ascii="Consolas" w:hAnsi="Consolas" w:cs="Consolas"/>
+          <w:color w:val="00B0F0"/>
+          <w:sz w:val="18"/>
+          <w:szCs w:val="18"/>
+        </w:rPr>
+        <w:t>ANALYZER</w:t>
+      </w:r>
+      <w:r>
+        <w:rPr>
+          <w:rFonts w:ascii="Consolas" w:hAnsi="Consolas" w:cs="Consolas"/>
+          <w:sz w:val="18"/>
+          <w:szCs w:val="18"/>
+        </w:rPr>
+        <w:t xml:space="preserve"> = </w:t>
+      </w:r>
+      <w:r>
+        <w:rPr>
+          <w:rFonts w:ascii="Consolas" w:hAnsi="Consolas" w:cs="Consolas"/>
+          <w:color w:val="4EA72E" w:themeColor="accent6"/>
+          <w:sz w:val="18"/>
+          <w:szCs w:val="18"/>
+        </w:rPr>
+        <w:t>"analyzer"</w:t>
+      </w:r>
+    </w:p>
+    <w:p>
+      <w:pPr>
+        <w:rPr>
+          <w:rFonts w:ascii="Consolas" w:hAnsi="Consolas" w:cs="Consolas"/>
+          <w:sz w:val="18"/>
+          <w:szCs w:val="18"/>
+        </w:rPr>
+      </w:pPr>
+      <w:r>
+        <w:rPr>
+          <w:rFonts w:ascii="Consolas" w:hAnsi="Consolas" w:cs="Consolas"/>
+          <w:sz w:val="18"/>
+          <w:szCs w:val="18"/>
+        </w:rPr>
+        <w:t xml:space="preserve">    </w:t>
+      </w:r>
+      <w:r>
+        <w:rPr>
+          <w:rFonts w:ascii="Consolas" w:hAnsi="Consolas" w:cs="Consolas"/>
+          <w:color w:val="00B0F0"/>
+          <w:sz w:val="18"/>
+          <w:szCs w:val="18"/>
+        </w:rPr>
+        <w:t>EXECUTOR</w:t>
+      </w:r>
+      <w:r>
+        <w:rPr>
+          <w:rFonts w:ascii="Consolas" w:hAnsi="Consolas" w:cs="Consolas"/>
+          <w:sz w:val="18"/>
+          <w:szCs w:val="18"/>
+        </w:rPr>
+        <w:t xml:space="preserve"> = </w:t>
+      </w:r>
+      <w:r>
+        <w:rPr>
+          <w:rFonts w:ascii="Consolas" w:hAnsi="Consolas" w:cs="Consolas"/>
+          <w:color w:val="4EA72E" w:themeColor="accent6"/>
+          <w:sz w:val="18"/>
+          <w:szCs w:val="18"/>
+        </w:rPr>
+        <w:t>"executor"</w:t>
+      </w:r>
+    </w:p>
+    <w:p>
+      <w:pPr>
+        <w:rPr>
+          <w:rFonts w:ascii="Consolas" w:hAnsi="Consolas" w:cs="Consolas"/>
+          <w:sz w:val="18"/>
+          <w:szCs w:val="18"/>
+        </w:rPr>
+      </w:pPr>
+      <w:r>
+        <w:rPr>
+          <w:rFonts w:ascii="Consolas" w:hAnsi="Consolas" w:cs="Consolas"/>
+          <w:sz w:val="18"/>
+          <w:szCs w:val="18"/>
+        </w:rPr>
+        <w:t xml:space="preserve">    </w:t>
+      </w:r>
+      <w:r>
+        <w:rPr>
+          <w:rFonts w:ascii="Consolas" w:hAnsi="Consolas" w:cs="Consolas"/>
+          <w:color w:val="00B0F0"/>
+          <w:sz w:val="18"/>
+          <w:szCs w:val="18"/>
+        </w:rPr>
+        <w:t>VALIDATOR</w:t>
+      </w:r>
+      <w:r>
+        <w:rPr>
+          <w:rFonts w:ascii="Consolas" w:hAnsi="Consolas" w:cs="Consolas"/>
+          <w:sz w:val="18"/>
+          <w:szCs w:val="18"/>
+        </w:rPr>
+        <w:t xml:space="preserve"> = </w:t>
+      </w:r>
+      <w:r>
+        <w:rPr>
+          <w:rFonts w:ascii="Consolas" w:hAnsi="Consolas" w:cs="Consolas"/>
+          <w:color w:val="4EA72E" w:themeColor="accent6"/>
+          <w:sz w:val="18"/>
+          <w:szCs w:val="18"/>
+        </w:rPr>
+        <w:t>"validator"</w:t>
+      </w:r>
+    </w:p>
+    <w:p>
+      <w:pPr>
+        <w:rPr>
+          <w:rFonts w:ascii="Consolas" w:hAnsi="Consolas" w:cs="Consolas"/>
+          <w:sz w:val="18"/>
+          <w:szCs w:val="18"/>
+        </w:rPr>
+      </w:pPr>
+      <w:r>
+        <w:rPr>
+          <w:rFonts w:ascii="Consolas" w:hAnsi="Consolas" w:cs="Consolas"/>
+          <w:sz w:val="18"/>
+          <w:szCs w:val="18"/>
+        </w:rPr>
+        <w:t xml:space="preserve">    </w:t>
+      </w:r>
+      <w:r>
+        <w:rPr>
+          <w:rFonts w:ascii="Consolas" w:hAnsi="Consolas" w:cs="Consolas"/>
+          <w:color w:val="00B0F0"/>
+          <w:sz w:val="18"/>
+          <w:szCs w:val="18"/>
+        </w:rPr>
+        <w:t>COORDINATOR</w:t>
+      </w:r>
+      <w:r>
+        <w:rPr>
+          <w:rFonts w:ascii="Consolas" w:hAnsi="Consolas" w:cs="Consolas"/>
+          <w:sz w:val="18"/>
+          <w:szCs w:val="18"/>
+        </w:rPr>
+        <w:t xml:space="preserve"> = </w:t>
+      </w:r>
+      <w:r>
+        <w:rPr>
+          <w:rFonts w:ascii="Consolas" w:hAnsi="Consolas" w:cs="Consolas"/>
+          <w:color w:val="4EA72E" w:themeColor="accent6"/>
+          <w:sz w:val="18"/>
+          <w:szCs w:val="18"/>
+        </w:rPr>
+        <w:t>"coordinator"</w:t>
+      </w:r>
+    </w:p>
+    <w:p>
+      <w:pPr>
+        <w:rPr>
+          <w:rFonts w:ascii="Consolas" w:hAnsi="Consolas" w:cs="Consolas"/>
+          <w:sz w:val="18"/>
+          <w:szCs w:val="18"/>
+        </w:rPr>
+      </w:pPr>
+    </w:p>
+    <w:p>
+      <w:pPr>
+        <w:rPr>
+          <w:rFonts w:ascii="Consolas" w:hAnsi="Consolas" w:cs="Consolas"/>
+          <w:color w:val="FFC000"/>
+          <w:sz w:val="18"/>
+          <w:szCs w:val="18"/>
+        </w:rPr>
+      </w:pPr>
+      <w:r>
+        <w:rPr>
+          <w:rFonts w:ascii="Consolas" w:hAnsi="Consolas" w:cs="Consolas"/>
+          <w:color w:val="FFC000"/>
+          <w:sz w:val="18"/>
+          <w:szCs w:val="18"/>
+        </w:rPr>
+        <w:t>@dataclass</w:t>
+      </w:r>
+    </w:p>
+    <w:p>
+      <w:pPr>
+        <w:rPr>
+          <w:rFonts w:ascii="Consolas" w:hAnsi="Consolas" w:cs="Consolas"/>
+          <w:sz w:val="18"/>
+          <w:szCs w:val="18"/>
+        </w:rPr>
+      </w:pPr>
+      <w:r>
+        <w:rPr>
+          <w:rFonts w:ascii="Consolas" w:hAnsi="Consolas" w:cs="Consolas"/>
+          <w:color w:val="C00000"/>
+          <w:sz w:val="18"/>
+          <w:szCs w:val="18"/>
+        </w:rPr>
+        <w:t>class</w:t>
+      </w:r>
+      <w:r>
+        <w:rPr>
+          <w:rFonts w:ascii="Consolas" w:hAnsi="Consolas" w:cs="Consolas"/>
+          <w:sz w:val="18"/>
+          <w:szCs w:val="18"/>
+        </w:rPr>
+        <w:t xml:space="preserve"> Task:</w:t>
+      </w:r>
+    </w:p>
+    <w:p>
+      <w:pPr>
+        <w:rPr>
+          <w:rFonts w:ascii="Consolas" w:hAnsi="Consolas" w:cs="Consolas"/>
+          <w:sz w:val="18"/>
+          <w:szCs w:val="18"/>
+        </w:rPr>
+      </w:pPr>
+      <w:r>
+        <w:rPr>
+          <w:rFonts w:ascii="Consolas" w:hAnsi="Consolas" w:cs="Consolas"/>
+          <w:sz w:val="18"/>
+          <w:szCs w:val="18"/>
+        </w:rPr>
+        <w:t xml:space="preserve">    </w:t>
+      </w:r>
+      <w:r>
+        <w:rPr>
+          <w:rFonts w:ascii="Consolas" w:hAnsi="Consolas" w:cs="Consolas"/>
+          <w:color w:val="3A7C22" w:themeColor="accent6" w:themeShade="BF"/>
+          <w:sz w:val="18"/>
+          <w:szCs w:val="18"/>
+        </w:rPr>
+        <w:t>"""Represents a task in the workflow"""</w:t>
+      </w:r>
+    </w:p>
+    <w:p>
+      <w:pPr>
+        <w:rPr>
+          <w:rFonts w:ascii="Consolas" w:hAnsi="Consolas" w:cs="Consolas"/>
+          <w:sz w:val="18"/>
+          <w:szCs w:val="18"/>
+        </w:rPr>
+      </w:pPr>
+      <w:r>
+        <w:rPr>
+          <w:rFonts w:ascii="Consolas" w:hAnsi="Consolas" w:cs="Consolas"/>
+          <w:sz w:val="18"/>
+          <w:szCs w:val="18"/>
+        </w:rPr>
+        <w:t xml:space="preserve">    id: </w:t>
+      </w:r>
+      <w:r>
+        <w:rPr>
+          <w:rFonts w:ascii="Consolas" w:hAnsi="Consolas" w:cs="Consolas"/>
+          <w:color w:val="0B769F" w:themeColor="accent4" w:themeShade="BF"/>
+          <w:sz w:val="18"/>
+          <w:szCs w:val="18"/>
+        </w:rPr>
+        <w:t>str</w:t>
+      </w:r>
+    </w:p>
+    <w:p>
+      <w:pPr>
+        <w:rPr>
+          <w:rFonts w:ascii="Consolas" w:hAnsi="Consolas" w:cs="Consolas"/>
+          <w:sz w:val="18"/>
+          <w:szCs w:val="18"/>
+        </w:rPr>
+      </w:pPr>
+      <w:r>
+        <w:rPr>
+          <w:rFonts w:ascii="Consolas" w:hAnsi="Consolas" w:cs="Consolas"/>
+          <w:sz w:val="18"/>
+          <w:szCs w:val="18"/>
+        </w:rPr>
+        <w:t xml:space="preserve">    type: </w:t>
+      </w:r>
+      <w:r>
+        <w:rPr>
+          <w:rFonts w:ascii="Consolas" w:hAnsi="Consolas" w:cs="Consolas"/>
+          <w:color w:val="0B769F" w:themeColor="accent4" w:themeShade="BF"/>
+          <w:sz w:val="18"/>
+          <w:szCs w:val="18"/>
+        </w:rPr>
+        <w:t>str</w:t>
+      </w:r>
+    </w:p>
+    <w:p>
+      <w:pPr>
+        <w:rPr>
+          <w:rFonts w:ascii="Consolas" w:hAnsi="Consolas" w:cs="Consolas"/>
+          <w:sz w:val="18"/>
+          <w:szCs w:val="18"/>
+        </w:rPr>
+      </w:pPr>
+      <w:r>
+        <w:rPr>
+          <w:rFonts w:ascii="Consolas" w:hAnsi="Consolas" w:cs="Consolas"/>
+          <w:sz w:val="18"/>
+          <w:szCs w:val="18"/>
+        </w:rPr>
+        <w:lastRenderedPageBreak/>
+        <w:t xml:space="preserve">    complexity: </w:t>
+      </w:r>
+      <w:r>
+        <w:rPr>
+          <w:rFonts w:ascii="Consolas" w:hAnsi="Consolas" w:cs="Consolas"/>
+          <w:color w:val="0B769F" w:themeColor="accent4" w:themeShade="BF"/>
+          <w:sz w:val="18"/>
+          <w:szCs w:val="18"/>
+        </w:rPr>
+        <w:t>float</w:t>
+      </w:r>
+    </w:p>
+    <w:p>
+      <w:pPr>
+        <w:rPr>
+          <w:rFonts w:ascii="Consolas" w:hAnsi="Consolas" w:cs="Consolas"/>
+          <w:sz w:val="18"/>
+          <w:szCs w:val="18"/>
+        </w:rPr>
+      </w:pPr>
+      <w:r>
+        <w:rPr>
+          <w:rFonts w:ascii="Consolas" w:hAnsi="Consolas" w:cs="Consolas"/>
+          <w:sz w:val="18"/>
+          <w:szCs w:val="18"/>
+        </w:rPr>
+        <w:t xml:space="preserve">    requirements: </w:t>
+      </w:r>
+      <w:r>
+        <w:rPr>
+          <w:rFonts w:ascii="Consolas" w:hAnsi="Consolas" w:cs="Consolas"/>
+          <w:color w:val="0B769F" w:themeColor="accent4" w:themeShade="BF"/>
+          <w:sz w:val="18"/>
+          <w:szCs w:val="18"/>
+        </w:rPr>
+        <w:t>List</w:t>
+      </w:r>
+      <w:r>
+        <w:rPr>
+          <w:rFonts w:ascii="Consolas" w:hAnsi="Consolas" w:cs="Consolas"/>
+          <w:sz w:val="18"/>
+          <w:szCs w:val="18"/>
+        </w:rPr>
+        <w:t>[</w:t>
+      </w:r>
+      <w:r>
+        <w:rPr>
+          <w:rFonts w:ascii="Consolas" w:hAnsi="Consolas" w:cs="Consolas"/>
+          <w:color w:val="0B769F" w:themeColor="accent4" w:themeShade="BF"/>
+          <w:sz w:val="18"/>
+          <w:szCs w:val="18"/>
+        </w:rPr>
+        <w:t>str</w:t>
+      </w:r>
+      <w:r>
+        <w:rPr>
+          <w:rFonts w:ascii="Consolas" w:hAnsi="Consolas" w:cs="Consolas"/>
+          <w:sz w:val="18"/>
+          <w:szCs w:val="18"/>
+        </w:rPr>
+        <w:t>]</w:t>
+      </w:r>
+    </w:p>
+    <w:p>
+      <w:pPr>
+        <w:rPr>
+          <w:rFonts w:ascii="Consolas" w:hAnsi="Consolas" w:cs="Consolas"/>
+          <w:sz w:val="18"/>
+          <w:szCs w:val="18"/>
+        </w:rPr>
+      </w:pPr>
+      <w:r>
+        <w:rPr>
+          <w:rFonts w:ascii="Consolas" w:hAnsi="Consolas" w:cs="Consolas"/>
+          <w:sz w:val="18"/>
+          <w:szCs w:val="18"/>
+        </w:rPr>
+        <w:t xml:space="preserve">    deadline: </w:t>
+      </w:r>
+      <w:r>
+        <w:rPr>
+          <w:rFonts w:ascii="Consolas" w:hAnsi="Consolas" w:cs="Consolas"/>
+          <w:color w:val="0B769F" w:themeColor="accent4" w:themeShade="BF"/>
+          <w:sz w:val="18"/>
+          <w:szCs w:val="18"/>
+        </w:rPr>
+        <w:t>float</w:t>
+      </w:r>
+    </w:p>
+    <w:p>
+      <w:pPr>
+        <w:rPr>
+          <w:rFonts w:ascii="Consolas" w:hAnsi="Consolas" w:cs="Consolas"/>
+          <w:sz w:val="18"/>
+          <w:szCs w:val="18"/>
+        </w:rPr>
+      </w:pPr>
+      <w:r>
+        <w:rPr>
+          <w:rFonts w:ascii="Consolas" w:hAnsi="Consolas" w:cs="Consolas"/>
+          <w:sz w:val="18"/>
+          <w:szCs w:val="18"/>
+        </w:rPr>
+        <w:t xml:space="preserve">    priority: </w:t>
+      </w:r>
+      <w:r>
+        <w:rPr>
+          <w:rFonts w:ascii="Consolas" w:hAnsi="Consolas" w:cs="Consolas"/>
+          <w:color w:val="0B769F" w:themeColor="accent4" w:themeShade="BF"/>
+          <w:sz w:val="18"/>
+          <w:szCs w:val="18"/>
+        </w:rPr>
+        <w:t>float</w:t>
+      </w:r>
+    </w:p>
+    <w:p>
+      <w:pPr>
+        <w:rPr>
+          <w:rFonts w:ascii="Consolas" w:hAnsi="Consolas" w:cs="Consolas"/>
+          <w:sz w:val="18"/>
+          <w:szCs w:val="18"/>
+        </w:rPr>
+      </w:pPr>
+      <w:r>
+        <w:rPr>
+          <w:rFonts w:ascii="Consolas" w:hAnsi="Consolas" w:cs="Consolas"/>
+          <w:sz w:val="18"/>
+          <w:szCs w:val="18"/>
+        </w:rPr>
+        <w:t xml:space="preserve">    status: </w:t>
+      </w:r>
+      <w:r>
+        <w:rPr>
+          <w:rFonts w:ascii="Consolas" w:hAnsi="Consolas" w:cs="Consolas"/>
+          <w:color w:val="0B769F" w:themeColor="accent4" w:themeShade="BF"/>
+          <w:sz w:val="18"/>
+          <w:szCs w:val="18"/>
+        </w:rPr>
+        <w:t>str</w:t>
+      </w:r>
+      <w:r>
+        <w:rPr>
+          <w:rFonts w:ascii="Consolas" w:hAnsi="Consolas" w:cs="Consolas"/>
+          <w:sz w:val="18"/>
+          <w:szCs w:val="18"/>
+        </w:rPr>
+        <w:t xml:space="preserve"> = </w:t>
+      </w:r>
+      <w:r>
+        <w:rPr>
+          <w:rFonts w:ascii="Consolas" w:hAnsi="Consolas" w:cs="Consolas"/>
+          <w:color w:val="4EA72E" w:themeColor="accent6"/>
+          <w:sz w:val="18"/>
+          <w:szCs w:val="18"/>
+        </w:rPr>
+        <w:t>"pending"</w:t>
+      </w:r>
+    </w:p>
+    <w:p>
+      <w:pPr>
+        <w:rPr>
+          <w:rFonts w:ascii="Consolas" w:hAnsi="Consolas" w:cs="Consolas"/>
+          <w:sz w:val="18"/>
+          <w:szCs w:val="18"/>
+        </w:rPr>
+      </w:pPr>
+      <w:r>
+        <w:rPr>
+          <w:rFonts w:ascii="Consolas" w:hAnsi="Consolas" w:cs="Consolas"/>
+          <w:sz w:val="18"/>
+          <w:szCs w:val="18"/>
+        </w:rPr>
+        <w:t xml:space="preserve">    assigned_agent: </w:t>
+      </w:r>
+      <w:r>
+        <w:rPr>
+          <w:rFonts w:ascii="Consolas" w:hAnsi="Consolas" w:cs="Consolas"/>
+          <w:color w:val="0B769F" w:themeColor="accent4" w:themeShade="BF"/>
+          <w:sz w:val="18"/>
+          <w:szCs w:val="18"/>
+        </w:rPr>
+        <w:t>Optional</w:t>
+      </w:r>
+      <w:r>
+        <w:rPr>
+          <w:rFonts w:ascii="Consolas" w:hAnsi="Consolas" w:cs="Consolas"/>
+          <w:sz w:val="18"/>
+          <w:szCs w:val="18"/>
+        </w:rPr>
+        <w:t>[</w:t>
+      </w:r>
+      <w:r>
+        <w:rPr>
+          <w:rFonts w:ascii="Consolas" w:hAnsi="Consolas" w:cs="Consolas"/>
+          <w:color w:val="0B769F" w:themeColor="accent4" w:themeShade="BF"/>
+          <w:sz w:val="18"/>
+          <w:szCs w:val="18"/>
+        </w:rPr>
+        <w:t>str</w:t>
+      </w:r>
+      <w:r>
+        <w:rPr>
+          <w:rFonts w:ascii="Consolas" w:hAnsi="Consolas" w:cs="Consolas"/>
+          <w:sz w:val="18"/>
+          <w:szCs w:val="18"/>
+        </w:rPr>
+        <w:t xml:space="preserve">] = </w:t>
+      </w:r>
+      <w:r>
+        <w:rPr>
+          <w:rFonts w:ascii="Consolas" w:hAnsi="Consolas" w:cs="Consolas"/>
+          <w:color w:val="F52D07"/>
+          <w:sz w:val="18"/>
+          <w:szCs w:val="18"/>
+        </w:rPr>
+        <w:t>None</w:t>
+      </w:r>
+    </w:p>
+    <w:p>
+      <w:pPr>
+        <w:rPr>
+          <w:rFonts w:ascii="Consolas" w:hAnsi="Consolas" w:cs="Consolas"/>
+          <w:sz w:val="18"/>
+          <w:szCs w:val="18"/>
+        </w:rPr>
+      </w:pPr>
+      <w:r>
+        <w:rPr>
+          <w:rFonts w:ascii="Consolas" w:hAnsi="Consolas" w:cs="Consolas"/>
+          <w:sz w:val="18"/>
+          <w:szCs w:val="18"/>
+        </w:rPr>
+        <w:t xml:space="preserve">    completion_time: </w:t>
+      </w:r>
+      <w:r>
+        <w:rPr>
+          <w:rFonts w:ascii="Consolas" w:hAnsi="Consolas" w:cs="Consolas"/>
+          <w:color w:val="0B769F" w:themeColor="accent4" w:themeShade="BF"/>
+          <w:sz w:val="18"/>
+          <w:szCs w:val="18"/>
+        </w:rPr>
+        <w:t>Optional</w:t>
+      </w:r>
+      <w:r>
+        <w:rPr>
+          <w:rFonts w:ascii="Consolas" w:hAnsi="Consolas" w:cs="Consolas"/>
+          <w:sz w:val="18"/>
+          <w:szCs w:val="18"/>
+        </w:rPr>
+        <w:t>[</w:t>
+      </w:r>
+      <w:r>
+        <w:rPr>
+          <w:rFonts w:ascii="Consolas" w:hAnsi="Consolas" w:cs="Consolas"/>
+          <w:color w:val="0B769F" w:themeColor="accent4" w:themeShade="BF"/>
+          <w:sz w:val="18"/>
+          <w:szCs w:val="18"/>
+        </w:rPr>
+        <w:t>float</w:t>
+      </w:r>
+      <w:r>
+        <w:rPr>
+          <w:rFonts w:ascii="Consolas" w:hAnsi="Consolas" w:cs="Consolas"/>
+          <w:sz w:val="18"/>
+          <w:szCs w:val="18"/>
+        </w:rPr>
+        <w:t xml:space="preserve">] = </w:t>
+      </w:r>
+      <w:r>
+        <w:rPr>
+          <w:rFonts w:ascii="Consolas" w:hAnsi="Consolas" w:cs="Consolas"/>
+          <w:color w:val="F52D07"/>
+          <w:sz w:val="18"/>
+          <w:szCs w:val="18"/>
+        </w:rPr>
+        <w:t>None</w:t>
+      </w:r>
+    </w:p>
+    <w:p>
+      <w:pPr>
+        <w:rPr>
+          <w:rFonts w:ascii="Consolas" w:hAnsi="Consolas" w:cs="Consolas"/>
+          <w:sz w:val="18"/>
+          <w:szCs w:val="18"/>
+        </w:rPr>
+      </w:pPr>
+      <w:r>
+        <w:rPr>
+          <w:rFonts w:ascii="Consolas" w:hAnsi="Consolas" w:cs="Consolas"/>
+          <w:sz w:val="18"/>
+          <w:szCs w:val="18"/>
+        </w:rPr>
+        <w:t xml:space="preserve">    quality_score: </w:t>
+      </w:r>
+      <w:r>
+        <w:rPr>
+          <w:rFonts w:ascii="Consolas" w:hAnsi="Consolas" w:cs="Consolas"/>
+          <w:color w:val="0B769F" w:themeColor="accent4" w:themeShade="BF"/>
+          <w:sz w:val="18"/>
+          <w:szCs w:val="18"/>
+        </w:rPr>
+        <w:t>Optional</w:t>
+      </w:r>
+      <w:r>
+        <w:rPr>
+          <w:rFonts w:ascii="Consolas" w:hAnsi="Consolas" w:cs="Consolas"/>
+          <w:sz w:val="18"/>
+          <w:szCs w:val="18"/>
+        </w:rPr>
+        <w:t>[</w:t>
+      </w:r>
+      <w:r>
+        <w:rPr>
+          <w:rFonts w:ascii="Consolas" w:hAnsi="Consolas" w:cs="Consolas"/>
+          <w:color w:val="0B769F" w:themeColor="accent4" w:themeShade="BF"/>
+          <w:sz w:val="18"/>
+          <w:szCs w:val="18"/>
+        </w:rPr>
+        <w:t>float</w:t>
+      </w:r>
+      <w:r>
+        <w:rPr>
+          <w:rFonts w:ascii="Consolas" w:hAnsi="Consolas" w:cs="Consolas"/>
+          <w:sz w:val="18"/>
+          <w:szCs w:val="18"/>
+        </w:rPr>
+        <w:t xml:space="preserve">] = </w:t>
+      </w:r>
+      <w:r>
+        <w:rPr>
+          <w:rFonts w:ascii="Consolas" w:hAnsi="Consolas" w:cs="Consolas"/>
+          <w:color w:val="F52D07"/>
+          <w:sz w:val="18"/>
+          <w:szCs w:val="18"/>
+        </w:rPr>
+        <w:t>None</w:t>
+      </w:r>
+    </w:p>
+    <w:p>
+      <w:pPr>
+        <w:rPr>
+          <w:rFonts w:ascii="Consolas" w:hAnsi="Consolas" w:cs="Consolas"/>
+          <w:sz w:val="18"/>
+          <w:szCs w:val="18"/>
+        </w:rPr>
+      </w:pPr>
+    </w:p>
+    <w:p>
+      <w:pPr>
+        <w:rPr>
+          <w:rFonts w:ascii="Consolas" w:hAnsi="Consolas" w:cs="Consolas"/>
+          <w:color w:val="FFC000"/>
+          <w:sz w:val="18"/>
+          <w:szCs w:val="18"/>
+        </w:rPr>
+      </w:pPr>
+      <w:r>
+        <w:rPr>
+          <w:rFonts w:ascii="Consolas" w:hAnsi="Consolas" w:cs="Consolas"/>
+          <w:color w:val="FFC000"/>
+          <w:sz w:val="18"/>
+          <w:szCs w:val="18"/>
+        </w:rPr>
+        <w:t>@dataclass</w:t>
+      </w:r>
+    </w:p>
+    <w:p>
+      <w:pPr>
+        <w:rPr>
+          <w:rFonts w:ascii="Consolas" w:hAnsi="Consolas" w:cs="Consolas"/>
+          <w:sz w:val="18"/>
+          <w:szCs w:val="18"/>
+        </w:rPr>
+      </w:pPr>
+      <w:r>
+        <w:rPr>
+          <w:rFonts w:ascii="Consolas" w:hAnsi="Consolas" w:cs="Consolas"/>
+          <w:color w:val="C00000"/>
+          <w:sz w:val="18"/>
+          <w:szCs w:val="18"/>
+        </w:rPr>
+        <w:t>class</w:t>
+      </w:r>
+      <w:r>
+        <w:rPr>
+          <w:rFonts w:ascii="Consolas" w:hAnsi="Consolas" w:cs="Consolas"/>
+          <w:sz w:val="18"/>
+          <w:szCs w:val="18"/>
+        </w:rPr>
+        <w:t xml:space="preserve"> AgentState:</w:t>
+      </w:r>
+    </w:p>
+    <w:p>
+      <w:pPr>
+        <w:rPr>
+          <w:rFonts w:ascii="Consolas" w:hAnsi="Consolas" w:cs="Consolas"/>
+          <w:sz w:val="18"/>
+          <w:szCs w:val="18"/>
+        </w:rPr>
+      </w:pPr>
+      <w:r>
+        <w:rPr>
+          <w:rFonts w:ascii="Consolas" w:hAnsi="Consolas" w:cs="Consolas"/>
+          <w:sz w:val="18"/>
+          <w:szCs w:val="18"/>
+        </w:rPr>
+        <w:t xml:space="preserve">    </w:t>
+      </w:r>
+      <w:r>
+        <w:rPr>
+          <w:rFonts w:ascii="Consolas" w:hAnsi="Consolas" w:cs="Consolas"/>
+          <w:color w:val="3A7C22" w:themeColor="accent6" w:themeShade="BF"/>
+          <w:sz w:val="18"/>
+          <w:szCs w:val="18"/>
+        </w:rPr>
+        <w:t>"""Tracks individual agent state"""</w:t>
+      </w:r>
+    </w:p>
+    <w:p>
+      <w:pPr>
+        <w:rPr>
+          <w:rFonts w:ascii="Consolas" w:hAnsi="Consolas" w:cs="Consolas"/>
+          <w:sz w:val="18"/>
+          <w:szCs w:val="18"/>
+        </w:rPr>
+      </w:pPr>
+      <w:r>
+        <w:rPr>
+          <w:rFonts w:ascii="Consolas" w:hAnsi="Consolas" w:cs="Consolas"/>
+          <w:sz w:val="18"/>
+          <w:szCs w:val="18"/>
+        </w:rPr>
+        <w:t xml:space="preserve">    id: </w:t>
+      </w:r>
+      <w:r>
+        <w:rPr>
+          <w:rFonts w:ascii="Consolas" w:hAnsi="Consolas" w:cs="Consolas"/>
+          <w:color w:val="0B769F" w:themeColor="accent4" w:themeShade="BF"/>
+          <w:sz w:val="18"/>
+          <w:szCs w:val="18"/>
+        </w:rPr>
+        <w:t>str</w:t>
+      </w:r>
+    </w:p>
+    <w:p>
+      <w:pPr>
+        <w:rPr>
+          <w:rFonts w:ascii="Consolas" w:hAnsi="Consolas" w:cs="Consolas"/>
+          <w:sz w:val="18"/>
+          <w:szCs w:val="18"/>
+        </w:rPr>
+      </w:pPr>
+      <w:r>
+        <w:rPr>
+          <w:rFonts w:ascii="Consolas" w:hAnsi="Consolas" w:cs="Consolas"/>
+          <w:sz w:val="18"/>
+          <w:szCs w:val="18"/>
+        </w:rPr>
+        <w:t xml:space="preserve">    role: </w:t>
+      </w:r>
+      <w:r>
+        <w:rPr>
+          <w:rFonts w:ascii="Consolas" w:hAnsi="Consolas" w:cs="Consolas"/>
+          <w:color w:val="0B769F" w:themeColor="accent4" w:themeShade="BF"/>
+          <w:sz w:val="18"/>
+          <w:szCs w:val="18"/>
+        </w:rPr>
+        <w:t>AgentRole</w:t>
+      </w:r>
+    </w:p>
+    <w:p>
+      <w:pPr>
+        <w:rPr>
+          <w:rFonts w:ascii="Consolas" w:hAnsi="Consolas" w:cs="Consolas"/>
+          <w:sz w:val="18"/>
+          <w:szCs w:val="18"/>
+        </w:rPr>
+      </w:pPr>
+      <w:r>
+        <w:rPr>
+          <w:rFonts w:ascii="Consolas" w:hAnsi="Consolas" w:cs="Consolas"/>
+          <w:sz w:val="18"/>
+          <w:szCs w:val="18"/>
+        </w:rPr>
+        <w:t xml:space="preserve">    capacity: </w:t>
+      </w:r>
+      <w:r>
+        <w:rPr>
+          <w:rFonts w:ascii="Consolas" w:hAnsi="Consolas" w:cs="Consolas"/>
+          <w:color w:val="0B769F" w:themeColor="accent4" w:themeShade="BF"/>
+          <w:sz w:val="18"/>
+          <w:szCs w:val="18"/>
+        </w:rPr>
+        <w:t>float</w:t>
+      </w:r>
+    </w:p>
+    <w:p>
+      <w:pPr>
+        <w:rPr>
+          <w:rFonts w:ascii="Consolas" w:hAnsi="Consolas" w:cs="Consolas"/>
+          <w:sz w:val="18"/>
+          <w:szCs w:val="18"/>
+        </w:rPr>
+      </w:pPr>
+      <w:r>
+        <w:rPr>
+          <w:rFonts w:ascii="Consolas" w:hAnsi="Consolas" w:cs="Consolas"/>
+          <w:sz w:val="18"/>
+          <w:szCs w:val="18"/>
+        </w:rPr>
+        <w:t xml:space="preserve">    expertise: </w:t>
+      </w:r>
+      <w:r>
+        <w:rPr>
+          <w:rFonts w:ascii="Consolas" w:hAnsi="Consolas" w:cs="Consolas"/>
+          <w:color w:val="0B769F" w:themeColor="accent4" w:themeShade="BF"/>
+          <w:sz w:val="18"/>
+          <w:szCs w:val="18"/>
+        </w:rPr>
+        <w:t>Dict</w:t>
+      </w:r>
+      <w:r>
+        <w:rPr>
+          <w:rFonts w:ascii="Consolas" w:hAnsi="Consolas" w:cs="Consolas"/>
+          <w:sz w:val="18"/>
+          <w:szCs w:val="18"/>
+        </w:rPr>
+        <w:t>[</w:t>
+      </w:r>
+      <w:r>
+        <w:rPr>
+          <w:rFonts w:ascii="Consolas" w:hAnsi="Consolas" w:cs="Consolas"/>
+          <w:color w:val="0B769F" w:themeColor="accent4" w:themeShade="BF"/>
+          <w:sz w:val="18"/>
+          <w:szCs w:val="18"/>
+        </w:rPr>
+        <w:t>str</w:t>
+      </w:r>
+      <w:r>
+        <w:rPr>
+          <w:rFonts w:ascii="Consolas" w:hAnsi="Consolas" w:cs="Consolas"/>
+          <w:sz w:val="18"/>
+          <w:szCs w:val="18"/>
+        </w:rPr>
+        <w:t xml:space="preserve">, </w:t>
+      </w:r>
+      <w:r>
+        <w:rPr>
+          <w:rFonts w:ascii="Consolas" w:hAnsi="Consolas" w:cs="Consolas"/>
+          <w:color w:val="0B769F" w:themeColor="accent4" w:themeShade="BF"/>
+          <w:sz w:val="18"/>
+          <w:szCs w:val="18"/>
+        </w:rPr>
+        <w:t>float</w:t>
+      </w:r>
+      <w:r>
+        <w:rPr>
+          <w:rFonts w:ascii="Consolas" w:hAnsi="Consolas" w:cs="Consolas"/>
+          <w:sz w:val="18"/>
+          <w:szCs w:val="18"/>
+        </w:rPr>
+        <w:t>]</w:t>
+      </w:r>
+    </w:p>
+    <w:p>
+      <w:pPr>
+        <w:rPr>
+          <w:rFonts w:ascii="Consolas" w:hAnsi="Consolas" w:cs="Consolas"/>
+          <w:sz w:val="18"/>
+          <w:szCs w:val="18"/>
+        </w:rPr>
+      </w:pPr>
+      <w:r>
+        <w:rPr>
+          <w:rFonts w:ascii="Consolas" w:hAnsi="Consolas" w:cs="Consolas"/>
+          <w:sz w:val="18"/>
+          <w:szCs w:val="18"/>
+        </w:rPr>
+        <w:t xml:space="preserve">    current_load: </w:t>
+      </w:r>
+      <w:r>
+        <w:rPr>
+          <w:rFonts w:ascii="Consolas" w:hAnsi="Consolas" w:cs="Consolas"/>
+          <w:color w:val="0B769F" w:themeColor="accent4" w:themeShade="BF"/>
+          <w:sz w:val="18"/>
+          <w:szCs w:val="18"/>
+        </w:rPr>
+        <w:t>float</w:t>
+      </w:r>
+      <w:r>
+        <w:rPr>
+          <w:rFonts w:ascii="Consolas" w:hAnsi="Consolas" w:cs="Consolas"/>
+          <w:sz w:val="18"/>
+          <w:szCs w:val="18"/>
+        </w:rPr>
+        <w:t xml:space="preserve"> = </w:t>
+      </w:r>
+      <w:r>
+        <w:rPr>
+          <w:rFonts w:ascii="Consolas" w:hAnsi="Consolas" w:cs="Consolas"/>
+          <w:color w:val="0F9ED5" w:themeColor="accent4"/>
+          <w:sz w:val="18"/>
+          <w:szCs w:val="18"/>
+        </w:rPr>
+        <w:t>0.0</w:t>
+      </w:r>
+    </w:p>
+    <w:p>
+      <w:pPr>
+        <w:rPr>
+          <w:rFonts w:ascii="Consolas" w:hAnsi="Consolas" w:cs="Consolas"/>
+          <w:sz w:val="18"/>
+          <w:szCs w:val="18"/>
+        </w:rPr>
+      </w:pPr>
+      <w:r>
+        <w:rPr>
+          <w:rFonts w:ascii="Consolas" w:hAnsi="Consolas" w:cs="Consolas"/>
+          <w:sz w:val="18"/>
+          <w:szCs w:val="18"/>
+        </w:rPr>
+        <w:t xml:space="preserve">    completed_tasks: </w:t>
+      </w:r>
+      <w:r>
+        <w:rPr>
+          <w:rFonts w:ascii="Consolas" w:hAnsi="Consolas" w:cs="Consolas"/>
+          <w:color w:val="0B769F" w:themeColor="accent4" w:themeShade="BF"/>
+          <w:sz w:val="18"/>
+          <w:szCs w:val="18"/>
+        </w:rPr>
+        <w:t>int</w:t>
+      </w:r>
+      <w:r>
+        <w:rPr>
+          <w:rFonts w:ascii="Consolas" w:hAnsi="Consolas" w:cs="Consolas"/>
+          <w:sz w:val="18"/>
+          <w:szCs w:val="18"/>
+        </w:rPr>
+        <w:t xml:space="preserve"> =</w:t>
+      </w:r>
+      <w:r>
+        <w:rPr>
+          <w:rFonts w:ascii="Consolas" w:hAnsi="Consolas" w:cs="Consolas"/>
+          <w:color w:val="0F9ED5" w:themeColor="accent4"/>
+          <w:sz w:val="18"/>
+          <w:szCs w:val="18"/>
+        </w:rPr>
+        <w:t xml:space="preserve"> 0</w:t>
+      </w:r>
+    </w:p>
+    <w:p>
+      <w:pPr>
+        <w:rPr>
+          <w:rFonts w:ascii="Consolas" w:hAnsi="Consolas" w:cs="Consolas"/>
+          <w:sz w:val="18"/>
+          <w:szCs w:val="18"/>
+        </w:rPr>
+      </w:pPr>
+      <w:r>
+        <w:rPr>
+          <w:rFonts w:ascii="Consolas" w:hAnsi="Consolas" w:cs="Consolas"/>
+          <w:sz w:val="18"/>
+          <w:szCs w:val="18"/>
+        </w:rPr>
+        <w:t xml:space="preserve">    success_rate: </w:t>
+      </w:r>
+      <w:r>
+        <w:rPr>
+          <w:rFonts w:ascii="Consolas" w:hAnsi="Consolas" w:cs="Consolas"/>
+          <w:color w:val="0B769F" w:themeColor="accent4" w:themeShade="BF"/>
+          <w:sz w:val="18"/>
+          <w:szCs w:val="18"/>
+        </w:rPr>
+        <w:t>float</w:t>
+      </w:r>
+      <w:r>
+        <w:rPr>
+          <w:rFonts w:ascii="Consolas" w:hAnsi="Consolas" w:cs="Consolas"/>
+          <w:sz w:val="18"/>
+          <w:szCs w:val="18"/>
+        </w:rPr>
+        <w:t xml:space="preserve"> = </w:t>
+      </w:r>
+      <w:r>
+        <w:rPr>
+          <w:rFonts w:ascii="Consolas" w:hAnsi="Consolas" w:cs="Consolas"/>
+          <w:color w:val="0F9ED5" w:themeColor="accent4"/>
+          <w:sz w:val="18"/>
+          <w:szCs w:val="18"/>
+        </w:rPr>
+        <w:t>1.0</w:t>
+      </w:r>
+    </w:p>
+    <w:p>
+      <w:pPr>
+        <w:rPr>
+          <w:rFonts w:ascii="Consolas" w:hAnsi="Consolas" w:cs="Consolas"/>
+          <w:sz w:val="18"/>
+          <w:szCs w:val="18"/>
+        </w:rPr>
+      </w:pPr>
+      <w:r>
+        <w:rPr>
+          <w:rFonts w:ascii="Consolas" w:hAnsi="Consolas" w:cs="Consolas"/>
+          <w:sz w:val="18"/>
+          <w:szCs w:val="18"/>
+        </w:rPr>
+        <w:t xml:space="preserve">    collaboration_score: </w:t>
+      </w:r>
+      <w:r>
+        <w:rPr>
+          <w:rFonts w:ascii="Consolas" w:hAnsi="Consolas" w:cs="Consolas"/>
+          <w:color w:val="0B769F" w:themeColor="accent4" w:themeShade="BF"/>
+          <w:sz w:val="18"/>
+          <w:szCs w:val="18"/>
+        </w:rPr>
+        <w:t>float</w:t>
+      </w:r>
+      <w:r>
+        <w:rPr>
+          <w:rFonts w:ascii="Consolas" w:hAnsi="Consolas" w:cs="Consolas"/>
+          <w:sz w:val="18"/>
+          <w:szCs w:val="18"/>
+        </w:rPr>
+        <w:t xml:space="preserve"> = </w:t>
+      </w:r>
+      <w:r>
+        <w:rPr>
+          <w:rFonts w:ascii="Consolas" w:hAnsi="Consolas" w:cs="Consolas"/>
+          <w:color w:val="0F9ED5" w:themeColor="accent4"/>
+          <w:sz w:val="18"/>
+          <w:szCs w:val="18"/>
+        </w:rPr>
+        <w:t>1.0</w:t>
+      </w:r>
+    </w:p>
+    <w:p>
+      <w:pPr>
+        <w:rPr>
+          <w:rFonts w:ascii="Consolas" w:hAnsi="Consolas" w:cs="Consolas"/>
+          <w:sz w:val="18"/>
+          <w:szCs w:val="18"/>
+        </w:rPr>
+      </w:pPr>
+    </w:p>
+    <w:p>
+      <w:r>
+        <w:t xml:space="preserve"> </w:t>
+      </w:r>
+    </w:p>
+    <w:p/>
+    <w:p/>
+    <w:p/>
+    <w:p>
       <w:pPr>
         <w:pStyle w:val="Heading1"/>
       </w:pPr>
@@ -2461,10 +3687,795 @@
     </w:p>
     <w:p>
       <w:r>
+        <w:t>Too low learning rate means slow adaptation to new task distributions.</w:t>
+      </w:r>
+    </w:p>
+    <w:p>
+      <w:r>
+        <w:t xml:space="preserve">With 7 agents × multiple task types, 3e-4 strikes a balance between learning speed and stability. For simpler environments, </w:t>
+      </w:r>
+      <w:r>
+        <w:t>one</w:t>
+      </w:r>
+      <w:r>
+        <w:t xml:space="preserve"> might use 1e-3; for more complex, 1e-4.</w:t>
+      </w:r>
+    </w:p>
+    <w:p/>
+    <w:p>
+      <w:pPr>
+        <w:rPr>
+          <w:b/>
+          <w:bCs/>
+        </w:rPr>
+      </w:pPr>
+      <w:r>
+        <w:rPr>
+          <w:b/>
+          <w:bCs/>
+        </w:rPr>
+        <w:t>Trajectory length</w:t>
+      </w:r>
+    </w:p>
+    <w:p>
+      <w:r>
+        <w:t xml:space="preserve">The trajectory length </w:t>
+      </w:r>
+      <w:r>
+        <w:rPr>
+          <w:rFonts w:ascii="Consolas" w:hAnsi="Consolas" w:cs="Consolas"/>
+        </w:rPr>
+        <w:t>n_steps</w:t>
+      </w:r>
+      <w:r>
+        <w:t xml:space="preserve"> controls the number of environmental steps collected before each policy update. </w:t>
+      </w:r>
+    </w:p>
+    <w:p>
+      <w:r>
+        <w:t xml:space="preserve">The environment of this problem generates tasks probabilistically (30% chance per step) </w:t>
+      </w:r>
+    </w:p>
+    <w:p/>
+    <w:p>
+      <w:pPr>
+        <w:rPr>
+          <w:rFonts w:ascii="Consolas" w:hAnsi="Consolas" w:cs="Consolas"/>
+          <w:sz w:val="18"/>
+          <w:szCs w:val="18"/>
+        </w:rPr>
+      </w:pPr>
+      <w:r>
+        <w:rPr>
+          <w:rFonts w:ascii="Consolas" w:hAnsi="Consolas" w:cs="Consolas"/>
+          <w:color w:val="E97132" w:themeColor="accent2"/>
+          <w:sz w:val="18"/>
+          <w:szCs w:val="18"/>
+        </w:rPr>
+        <w:t>def</w:t>
+      </w:r>
+      <w:r>
+        <w:rPr>
+          <w:rFonts w:ascii="Consolas" w:hAnsi="Consolas" w:cs="Consolas"/>
+          <w:sz w:val="18"/>
+          <w:szCs w:val="18"/>
+        </w:rPr>
+        <w:t xml:space="preserve"> _generate_task(</w:t>
+      </w:r>
+      <w:r>
+        <w:rPr>
+          <w:rFonts w:ascii="Consolas" w:hAnsi="Consolas" w:cs="Consolas"/>
+          <w:color w:val="7030A0"/>
+          <w:sz w:val="18"/>
+          <w:szCs w:val="18"/>
+        </w:rPr>
+        <w:t>self</w:t>
+      </w:r>
+      <w:r>
+        <w:rPr>
+          <w:rFonts w:ascii="Consolas" w:hAnsi="Consolas" w:cs="Consolas"/>
+          <w:sz w:val="18"/>
+          <w:szCs w:val="18"/>
+        </w:rPr>
+        <w:t xml:space="preserve">) -&gt; </w:t>
+      </w:r>
+      <w:r>
+        <w:rPr>
+          <w:rFonts w:ascii="Consolas" w:hAnsi="Consolas" w:cs="Consolas"/>
+          <w:color w:val="0B769F" w:themeColor="accent4" w:themeShade="BF"/>
+          <w:sz w:val="18"/>
+          <w:szCs w:val="18"/>
+        </w:rPr>
+        <w:t>Task</w:t>
+      </w:r>
+      <w:r>
+        <w:rPr>
+          <w:rFonts w:ascii="Consolas" w:hAnsi="Consolas" w:cs="Consolas"/>
+          <w:sz w:val="18"/>
+          <w:szCs w:val="18"/>
+        </w:rPr>
+        <w:t>:</w:t>
+      </w:r>
+    </w:p>
+    <w:p>
+      <w:pPr>
+        <w:rPr>
+          <w:rFonts w:ascii="Consolas" w:hAnsi="Consolas" w:cs="Consolas"/>
+          <w:sz w:val="18"/>
+          <w:szCs w:val="18"/>
+        </w:rPr>
+      </w:pPr>
+      <w:r>
+        <w:rPr>
+          <w:rFonts w:ascii="Consolas" w:hAnsi="Consolas" w:cs="Consolas"/>
+          <w:sz w:val="18"/>
+          <w:szCs w:val="18"/>
+        </w:rPr>
+        <w:t xml:space="preserve">   </w:t>
+      </w:r>
+      <w:r>
+        <w:rPr>
+          <w:rFonts w:ascii="Consolas" w:hAnsi="Consolas" w:cs="Consolas"/>
+          <w:sz w:val="18"/>
+          <w:szCs w:val="18"/>
+        </w:rPr>
         <w:t xml:space="preserve"> </w:t>
       </w:r>
-    </w:p>
-    <w:p/>
+      <w:r>
+        <w:rPr>
+          <w:rFonts w:ascii="Consolas" w:hAnsi="Consolas" w:cs="Consolas"/>
+          <w:color w:val="3A7C22" w:themeColor="accent6" w:themeShade="BF"/>
+          <w:sz w:val="18"/>
+          <w:szCs w:val="18"/>
+        </w:rPr>
+        <w:t>"""Generate a new task with random properties"""</w:t>
+      </w:r>
+    </w:p>
+    <w:p>
+      <w:pPr>
+        <w:rPr>
+          <w:rFonts w:ascii="Consolas" w:hAnsi="Consolas" w:cs="Consolas"/>
+          <w:sz w:val="18"/>
+          <w:szCs w:val="18"/>
+        </w:rPr>
+      </w:pPr>
+      <w:r>
+        <w:rPr>
+          <w:rFonts w:ascii="Consolas" w:hAnsi="Consolas" w:cs="Consolas"/>
+          <w:sz w:val="18"/>
+          <w:szCs w:val="18"/>
+        </w:rPr>
+        <w:t xml:space="preserve">    task_types = [</w:t>
+      </w:r>
+      <w:r>
+        <w:rPr>
+          <w:rFonts w:ascii="Consolas" w:hAnsi="Consolas" w:cs="Consolas"/>
+          <w:color w:val="4EA72E" w:themeColor="accent6"/>
+          <w:sz w:val="18"/>
+          <w:szCs w:val="18"/>
+        </w:rPr>
+        <w:t>"research"</w:t>
+      </w:r>
+      <w:r>
+        <w:rPr>
+          <w:rFonts w:ascii="Consolas" w:hAnsi="Consolas" w:cs="Consolas"/>
+          <w:sz w:val="18"/>
+          <w:szCs w:val="18"/>
+        </w:rPr>
+        <w:t xml:space="preserve">, </w:t>
+      </w:r>
+      <w:r>
+        <w:rPr>
+          <w:rFonts w:ascii="Consolas" w:hAnsi="Consolas" w:cs="Consolas"/>
+          <w:color w:val="4EA72E" w:themeColor="accent6"/>
+          <w:sz w:val="18"/>
+          <w:szCs w:val="18"/>
+        </w:rPr>
+        <w:t>"analysis"</w:t>
+      </w:r>
+      <w:r>
+        <w:rPr>
+          <w:rFonts w:ascii="Consolas" w:hAnsi="Consolas" w:cs="Consolas"/>
+          <w:sz w:val="18"/>
+          <w:szCs w:val="18"/>
+        </w:rPr>
+        <w:t xml:space="preserve">, </w:t>
+      </w:r>
+      <w:r>
+        <w:rPr>
+          <w:rFonts w:ascii="Consolas" w:hAnsi="Consolas" w:cs="Consolas"/>
+          <w:color w:val="4EA72E" w:themeColor="accent6"/>
+          <w:sz w:val="18"/>
+          <w:szCs w:val="18"/>
+        </w:rPr>
+        <w:t>"execution"</w:t>
+      </w:r>
+      <w:r>
+        <w:rPr>
+          <w:rFonts w:ascii="Consolas" w:hAnsi="Consolas" w:cs="Consolas"/>
+          <w:sz w:val="18"/>
+          <w:szCs w:val="18"/>
+        </w:rPr>
+        <w:t xml:space="preserve">, </w:t>
+      </w:r>
+      <w:r>
+        <w:rPr>
+          <w:rFonts w:ascii="Consolas" w:hAnsi="Consolas" w:cs="Consolas"/>
+          <w:color w:val="4EA72E" w:themeColor="accent6"/>
+          <w:sz w:val="18"/>
+          <w:szCs w:val="18"/>
+        </w:rPr>
+        <w:t>"validation"</w:t>
+      </w:r>
+      <w:r>
+        <w:rPr>
+          <w:rFonts w:ascii="Consolas" w:hAnsi="Consolas" w:cs="Consolas"/>
+          <w:sz w:val="18"/>
+          <w:szCs w:val="18"/>
+        </w:rPr>
+        <w:t>]</w:t>
+      </w:r>
+    </w:p>
+    <w:p>
+      <w:pPr>
+        <w:rPr>
+          <w:rFonts w:ascii="Consolas" w:hAnsi="Consolas" w:cs="Consolas"/>
+          <w:sz w:val="18"/>
+          <w:szCs w:val="18"/>
+        </w:rPr>
+      </w:pPr>
+      <w:r>
+        <w:rPr>
+          <w:rFonts w:ascii="Consolas" w:hAnsi="Consolas" w:cs="Consolas"/>
+          <w:sz w:val="18"/>
+          <w:szCs w:val="18"/>
+        </w:rPr>
+        <w:t xml:space="preserve">    task_type = np.random.</w:t>
+      </w:r>
+      <w:r>
+        <w:rPr>
+          <w:rFonts w:ascii="Consolas" w:hAnsi="Consolas" w:cs="Consolas"/>
+          <w:color w:val="80340D" w:themeColor="accent2" w:themeShade="80"/>
+          <w:sz w:val="18"/>
+          <w:szCs w:val="18"/>
+        </w:rPr>
+        <w:t>choice</w:t>
+      </w:r>
+      <w:r>
+        <w:rPr>
+          <w:rFonts w:ascii="Consolas" w:hAnsi="Consolas" w:cs="Consolas"/>
+          <w:sz w:val="18"/>
+          <w:szCs w:val="18"/>
+        </w:rPr>
+        <w:t>(task_types)</w:t>
+      </w:r>
+    </w:p>
+    <w:p>
+      <w:pPr>
+        <w:rPr>
+          <w:rFonts w:ascii="Consolas" w:hAnsi="Consolas" w:cs="Consolas"/>
+          <w:sz w:val="18"/>
+          <w:szCs w:val="18"/>
+        </w:rPr>
+      </w:pPr>
+    </w:p>
+    <w:p>
+      <w:pPr>
+        <w:rPr>
+          <w:rFonts w:ascii="Consolas" w:hAnsi="Consolas" w:cs="Consolas"/>
+          <w:sz w:val="18"/>
+          <w:szCs w:val="18"/>
+        </w:rPr>
+      </w:pPr>
+      <w:r>
+        <w:rPr>
+          <w:rFonts w:ascii="Consolas" w:hAnsi="Consolas" w:cs="Consolas"/>
+          <w:sz w:val="18"/>
+          <w:szCs w:val="18"/>
+        </w:rPr>
+        <w:t xml:space="preserve">    return </w:t>
+      </w:r>
+      <w:r>
+        <w:rPr>
+          <w:rFonts w:ascii="Consolas" w:hAnsi="Consolas" w:cs="Consolas"/>
+          <w:color w:val="0B769F" w:themeColor="accent4" w:themeShade="BF"/>
+          <w:sz w:val="18"/>
+          <w:szCs w:val="18"/>
+        </w:rPr>
+        <w:t>Task</w:t>
+      </w:r>
+      <w:r>
+        <w:rPr>
+          <w:rFonts w:ascii="Consolas" w:hAnsi="Consolas" w:cs="Consolas"/>
+          <w:sz w:val="18"/>
+          <w:szCs w:val="18"/>
+        </w:rPr>
+        <w:t>(</w:t>
+      </w:r>
+    </w:p>
+    <w:p>
+      <w:pPr>
+        <w:rPr>
+          <w:rFonts w:ascii="Consolas" w:hAnsi="Consolas" w:cs="Consolas"/>
+          <w:sz w:val="18"/>
+          <w:szCs w:val="18"/>
+        </w:rPr>
+      </w:pPr>
+      <w:r>
+        <w:rPr>
+          <w:rFonts w:ascii="Consolas" w:hAnsi="Consolas" w:cs="Consolas"/>
+          <w:sz w:val="18"/>
+          <w:szCs w:val="18"/>
+        </w:rPr>
+        <w:t xml:space="preserve">        id=f</w:t>
+      </w:r>
+      <w:r>
+        <w:rPr>
+          <w:rFonts w:ascii="Consolas" w:hAnsi="Consolas" w:cs="Consolas"/>
+          <w:color w:val="4EA72E" w:themeColor="accent6"/>
+          <w:sz w:val="18"/>
+          <w:szCs w:val="18"/>
+        </w:rPr>
+        <w:t>"task_</w:t>
+      </w:r>
+      <w:r>
+        <w:rPr>
+          <w:rFonts w:ascii="Consolas" w:hAnsi="Consolas" w:cs="Consolas"/>
+          <w:sz w:val="18"/>
+          <w:szCs w:val="18"/>
+        </w:rPr>
+        <w:t>{np.random.</w:t>
+      </w:r>
+      <w:r>
+        <w:rPr>
+          <w:rFonts w:ascii="Consolas" w:hAnsi="Consolas" w:cs="Consolas"/>
+          <w:color w:val="80340D" w:themeColor="accent2" w:themeShade="80"/>
+          <w:sz w:val="18"/>
+          <w:szCs w:val="18"/>
+        </w:rPr>
+        <w:t>randint</w:t>
+      </w:r>
+      <w:r>
+        <w:rPr>
+          <w:rFonts w:ascii="Consolas" w:hAnsi="Consolas" w:cs="Consolas"/>
+          <w:sz w:val="18"/>
+          <w:szCs w:val="18"/>
+        </w:rPr>
+        <w:t>(</w:t>
+      </w:r>
+      <w:r>
+        <w:rPr>
+          <w:rFonts w:ascii="Consolas" w:hAnsi="Consolas" w:cs="Consolas"/>
+          <w:color w:val="0F9ED5" w:themeColor="accent4"/>
+          <w:sz w:val="18"/>
+          <w:szCs w:val="18"/>
+        </w:rPr>
+        <w:t>10000</w:t>
+      </w:r>
+      <w:r>
+        <w:rPr>
+          <w:rFonts w:ascii="Consolas" w:hAnsi="Consolas" w:cs="Consolas"/>
+          <w:sz w:val="18"/>
+          <w:szCs w:val="18"/>
+        </w:rPr>
+        <w:t>)}</w:t>
+      </w:r>
+      <w:r>
+        <w:rPr>
+          <w:rFonts w:ascii="Consolas" w:hAnsi="Consolas" w:cs="Consolas"/>
+          <w:color w:val="4EA72E" w:themeColor="accent6"/>
+          <w:sz w:val="18"/>
+          <w:szCs w:val="18"/>
+        </w:rPr>
+        <w:t>"</w:t>
+      </w:r>
+      <w:r>
+        <w:rPr>
+          <w:rFonts w:ascii="Consolas" w:hAnsi="Consolas" w:cs="Consolas"/>
+          <w:sz w:val="18"/>
+          <w:szCs w:val="18"/>
+        </w:rPr>
+        <w:t>,</w:t>
+      </w:r>
+    </w:p>
+    <w:p>
+      <w:pPr>
+        <w:rPr>
+          <w:rFonts w:ascii="Consolas" w:hAnsi="Consolas" w:cs="Consolas"/>
+          <w:sz w:val="18"/>
+          <w:szCs w:val="18"/>
+        </w:rPr>
+      </w:pPr>
+      <w:r>
+        <w:rPr>
+          <w:rFonts w:ascii="Consolas" w:hAnsi="Consolas" w:cs="Consolas"/>
+          <w:sz w:val="18"/>
+          <w:szCs w:val="18"/>
+        </w:rPr>
+        <w:t xml:space="preserve">        type=task_type,</w:t>
+      </w:r>
+    </w:p>
+    <w:p>
+      <w:pPr>
+        <w:rPr>
+          <w:rFonts w:ascii="Consolas" w:hAnsi="Consolas" w:cs="Consolas"/>
+          <w:sz w:val="18"/>
+          <w:szCs w:val="18"/>
+        </w:rPr>
+      </w:pPr>
+      <w:r>
+        <w:rPr>
+          <w:rFonts w:ascii="Consolas" w:hAnsi="Consolas" w:cs="Consolas"/>
+          <w:sz w:val="18"/>
+          <w:szCs w:val="18"/>
+        </w:rPr>
+        <w:t xml:space="preserve">        complexity=np.random.</w:t>
+      </w:r>
+      <w:r>
+        <w:rPr>
+          <w:rFonts w:ascii="Consolas" w:hAnsi="Consolas" w:cs="Consolas"/>
+          <w:color w:val="80340D" w:themeColor="accent2" w:themeShade="80"/>
+          <w:sz w:val="18"/>
+          <w:szCs w:val="18"/>
+        </w:rPr>
+        <w:t>uniform</w:t>
+      </w:r>
+      <w:r>
+        <w:rPr>
+          <w:rFonts w:ascii="Consolas" w:hAnsi="Consolas" w:cs="Consolas"/>
+          <w:sz w:val="18"/>
+          <w:szCs w:val="18"/>
+        </w:rPr>
+        <w:t>(</w:t>
+      </w:r>
+      <w:r>
+        <w:rPr>
+          <w:rFonts w:ascii="Consolas" w:hAnsi="Consolas" w:cs="Consolas"/>
+          <w:color w:val="0F9ED5" w:themeColor="accent4"/>
+          <w:sz w:val="18"/>
+          <w:szCs w:val="18"/>
+        </w:rPr>
+        <w:t>0.3</w:t>
+      </w:r>
+      <w:r>
+        <w:rPr>
+          <w:rFonts w:ascii="Consolas" w:hAnsi="Consolas" w:cs="Consolas"/>
+          <w:sz w:val="18"/>
+          <w:szCs w:val="18"/>
+        </w:rPr>
+        <w:t xml:space="preserve">, </w:t>
+      </w:r>
+      <w:r>
+        <w:rPr>
+          <w:rFonts w:ascii="Consolas" w:hAnsi="Consolas" w:cs="Consolas"/>
+          <w:color w:val="0F9ED5" w:themeColor="accent4"/>
+          <w:sz w:val="18"/>
+          <w:szCs w:val="18"/>
+        </w:rPr>
+        <w:t>1.0</w:t>
+      </w:r>
+      <w:r>
+        <w:rPr>
+          <w:rFonts w:ascii="Consolas" w:hAnsi="Consolas" w:cs="Consolas"/>
+          <w:sz w:val="18"/>
+          <w:szCs w:val="18"/>
+        </w:rPr>
+        <w:t>),</w:t>
+      </w:r>
+    </w:p>
+    <w:p>
+      <w:pPr>
+        <w:rPr>
+          <w:rFonts w:ascii="Consolas" w:hAnsi="Consolas" w:cs="Consolas"/>
+          <w:sz w:val="18"/>
+          <w:szCs w:val="18"/>
+        </w:rPr>
+      </w:pPr>
+      <w:r>
+        <w:rPr>
+          <w:rFonts w:ascii="Consolas" w:hAnsi="Consolas" w:cs="Consolas"/>
+          <w:sz w:val="18"/>
+          <w:szCs w:val="18"/>
+        </w:rPr>
+        <w:t xml:space="preserve">        requirements=[np.random.</w:t>
+      </w:r>
+      <w:r>
+        <w:rPr>
+          <w:rFonts w:ascii="Consolas" w:hAnsi="Consolas" w:cs="Consolas"/>
+          <w:color w:val="80340D" w:themeColor="accent2" w:themeShade="80"/>
+          <w:sz w:val="18"/>
+          <w:szCs w:val="18"/>
+        </w:rPr>
+        <w:t>choice</w:t>
+      </w:r>
+      <w:r>
+        <w:rPr>
+          <w:rFonts w:ascii="Consolas" w:hAnsi="Consolas" w:cs="Consolas"/>
+          <w:sz w:val="18"/>
+          <w:szCs w:val="18"/>
+        </w:rPr>
+        <w:t xml:space="preserve">(task_types) </w:t>
+      </w:r>
+      <w:r>
+        <w:rPr>
+          <w:rFonts w:ascii="Consolas" w:hAnsi="Consolas" w:cs="Consolas"/>
+          <w:color w:val="C00000"/>
+          <w:sz w:val="18"/>
+          <w:szCs w:val="18"/>
+        </w:rPr>
+        <w:t>for</w:t>
+      </w:r>
+      <w:r>
+        <w:rPr>
+          <w:rFonts w:ascii="Consolas" w:hAnsi="Consolas" w:cs="Consolas"/>
+          <w:sz w:val="18"/>
+          <w:szCs w:val="18"/>
+        </w:rPr>
+        <w:t xml:space="preserve"> _ </w:t>
+      </w:r>
+      <w:r>
+        <w:rPr>
+          <w:rFonts w:ascii="Consolas" w:hAnsi="Consolas" w:cs="Consolas"/>
+          <w:color w:val="C00000"/>
+          <w:sz w:val="18"/>
+          <w:szCs w:val="18"/>
+        </w:rPr>
+        <w:t>in</w:t>
+      </w:r>
+      <w:r>
+        <w:rPr>
+          <w:rFonts w:ascii="Consolas" w:hAnsi="Consolas" w:cs="Consolas"/>
+          <w:sz w:val="18"/>
+          <w:szCs w:val="18"/>
+        </w:rPr>
+        <w:t xml:space="preserve"> </w:t>
+      </w:r>
+      <w:r>
+        <w:rPr>
+          <w:rFonts w:ascii="Consolas" w:hAnsi="Consolas" w:cs="Consolas"/>
+          <w:color w:val="80340D" w:themeColor="accent2" w:themeShade="80"/>
+          <w:sz w:val="18"/>
+          <w:szCs w:val="18"/>
+        </w:rPr>
+        <w:t>range</w:t>
+      </w:r>
+      <w:r>
+        <w:rPr>
+          <w:rFonts w:ascii="Consolas" w:hAnsi="Consolas" w:cs="Consolas"/>
+          <w:sz w:val="18"/>
+          <w:szCs w:val="18"/>
+        </w:rPr>
+        <w:t>(np.random.</w:t>
+      </w:r>
+      <w:r>
+        <w:rPr>
+          <w:rFonts w:ascii="Consolas" w:hAnsi="Consolas" w:cs="Consolas"/>
+          <w:color w:val="80340D" w:themeColor="accent2" w:themeShade="80"/>
+          <w:sz w:val="18"/>
+          <w:szCs w:val="18"/>
+        </w:rPr>
+        <w:t>randint</w:t>
+      </w:r>
+      <w:r>
+        <w:rPr>
+          <w:rFonts w:ascii="Consolas" w:hAnsi="Consolas" w:cs="Consolas"/>
+          <w:sz w:val="18"/>
+          <w:szCs w:val="18"/>
+        </w:rPr>
+        <w:t>(</w:t>
+      </w:r>
+      <w:r>
+        <w:rPr>
+          <w:rFonts w:ascii="Consolas" w:hAnsi="Consolas" w:cs="Consolas"/>
+          <w:color w:val="0F9ED5" w:themeColor="accent4"/>
+          <w:sz w:val="18"/>
+          <w:szCs w:val="18"/>
+        </w:rPr>
+        <w:t>1</w:t>
+      </w:r>
+      <w:r>
+        <w:rPr>
+          <w:rFonts w:ascii="Consolas" w:hAnsi="Consolas" w:cs="Consolas"/>
+          <w:sz w:val="18"/>
+          <w:szCs w:val="18"/>
+        </w:rPr>
+        <w:t xml:space="preserve">, </w:t>
+      </w:r>
+      <w:r>
+        <w:rPr>
+          <w:rFonts w:ascii="Consolas" w:hAnsi="Consolas" w:cs="Consolas"/>
+          <w:color w:val="0F9ED5" w:themeColor="accent4"/>
+          <w:sz w:val="18"/>
+          <w:szCs w:val="18"/>
+        </w:rPr>
+        <w:t>3</w:t>
+      </w:r>
+      <w:r>
+        <w:rPr>
+          <w:rFonts w:ascii="Consolas" w:hAnsi="Consolas" w:cs="Consolas"/>
+          <w:sz w:val="18"/>
+          <w:szCs w:val="18"/>
+        </w:rPr>
+        <w:t>))],</w:t>
+      </w:r>
+    </w:p>
+    <w:p>
+      <w:pPr>
+        <w:rPr>
+          <w:rFonts w:ascii="Consolas" w:hAnsi="Consolas" w:cs="Consolas"/>
+          <w:sz w:val="18"/>
+          <w:szCs w:val="18"/>
+        </w:rPr>
+      </w:pPr>
+      <w:r>
+        <w:rPr>
+          <w:rFonts w:ascii="Consolas" w:hAnsi="Consolas" w:cs="Consolas"/>
+          <w:sz w:val="18"/>
+          <w:szCs w:val="18"/>
+        </w:rPr>
+        <w:t xml:space="preserve">        deadline=np.random.</w:t>
+      </w:r>
+      <w:r>
+        <w:rPr>
+          <w:rFonts w:ascii="Consolas" w:hAnsi="Consolas" w:cs="Consolas"/>
+          <w:color w:val="80340D" w:themeColor="accent2" w:themeShade="80"/>
+          <w:sz w:val="18"/>
+          <w:szCs w:val="18"/>
+        </w:rPr>
+        <w:t>uniform</w:t>
+      </w:r>
+      <w:r>
+        <w:rPr>
+          <w:rFonts w:ascii="Consolas" w:hAnsi="Consolas" w:cs="Consolas"/>
+          <w:sz w:val="18"/>
+          <w:szCs w:val="18"/>
+        </w:rPr>
+        <w:t>(</w:t>
+      </w:r>
+      <w:r>
+        <w:rPr>
+          <w:rFonts w:ascii="Consolas" w:hAnsi="Consolas" w:cs="Consolas"/>
+          <w:color w:val="0F9ED5" w:themeColor="accent4"/>
+          <w:sz w:val="18"/>
+          <w:szCs w:val="18"/>
+        </w:rPr>
+        <w:t>10</w:t>
+      </w:r>
+      <w:r>
+        <w:rPr>
+          <w:rFonts w:ascii="Consolas" w:hAnsi="Consolas" w:cs="Consolas"/>
+          <w:sz w:val="18"/>
+          <w:szCs w:val="18"/>
+        </w:rPr>
+        <w:t xml:space="preserve">, </w:t>
+      </w:r>
+      <w:r>
+        <w:rPr>
+          <w:rFonts w:ascii="Consolas" w:hAnsi="Consolas" w:cs="Consolas"/>
+          <w:color w:val="0F9ED5" w:themeColor="accent4"/>
+          <w:sz w:val="18"/>
+          <w:szCs w:val="18"/>
+        </w:rPr>
+        <w:t>50</w:t>
+      </w:r>
+      <w:r>
+        <w:rPr>
+          <w:rFonts w:ascii="Consolas" w:hAnsi="Consolas" w:cs="Consolas"/>
+          <w:sz w:val="18"/>
+          <w:szCs w:val="18"/>
+        </w:rPr>
+        <w:t>),</w:t>
+      </w:r>
+    </w:p>
+    <w:p>
+      <w:pPr>
+        <w:rPr>
+          <w:rFonts w:ascii="Consolas" w:hAnsi="Consolas" w:cs="Consolas"/>
+          <w:sz w:val="18"/>
+          <w:szCs w:val="18"/>
+        </w:rPr>
+      </w:pPr>
+      <w:r>
+        <w:rPr>
+          <w:rFonts w:ascii="Consolas" w:hAnsi="Consolas" w:cs="Consolas"/>
+          <w:sz w:val="18"/>
+          <w:szCs w:val="18"/>
+        </w:rPr>
+        <w:t xml:space="preserve">        priority=np.random.</w:t>
+      </w:r>
+      <w:r>
+        <w:rPr>
+          <w:rFonts w:ascii="Consolas" w:hAnsi="Consolas" w:cs="Consolas"/>
+          <w:color w:val="80340D" w:themeColor="accent2" w:themeShade="80"/>
+          <w:sz w:val="18"/>
+          <w:szCs w:val="18"/>
+        </w:rPr>
+        <w:t>uniform</w:t>
+      </w:r>
+      <w:r>
+        <w:rPr>
+          <w:rFonts w:ascii="Consolas" w:hAnsi="Consolas" w:cs="Consolas"/>
+          <w:sz w:val="18"/>
+          <w:szCs w:val="18"/>
+        </w:rPr>
+        <w:t>(</w:t>
+      </w:r>
+      <w:r>
+        <w:rPr>
+          <w:rFonts w:ascii="Consolas" w:hAnsi="Consolas" w:cs="Consolas"/>
+          <w:color w:val="0F9ED5" w:themeColor="accent4"/>
+          <w:sz w:val="18"/>
+          <w:szCs w:val="18"/>
+        </w:rPr>
+        <w:t>0.1</w:t>
+      </w:r>
+      <w:r>
+        <w:rPr>
+          <w:rFonts w:ascii="Consolas" w:hAnsi="Consolas" w:cs="Consolas"/>
+          <w:sz w:val="18"/>
+          <w:szCs w:val="18"/>
+        </w:rPr>
+        <w:t xml:space="preserve">, </w:t>
+      </w:r>
+      <w:r>
+        <w:rPr>
+          <w:rFonts w:ascii="Consolas" w:hAnsi="Consolas" w:cs="Consolas"/>
+          <w:color w:val="0F9ED5" w:themeColor="accent4"/>
+          <w:sz w:val="18"/>
+          <w:szCs w:val="18"/>
+        </w:rPr>
+        <w:t>1.0</w:t>
+      </w:r>
+      <w:r>
+        <w:rPr>
+          <w:rFonts w:ascii="Consolas" w:hAnsi="Consolas" w:cs="Consolas"/>
+          <w:sz w:val="18"/>
+          <w:szCs w:val="18"/>
+        </w:rPr>
+        <w:t>)</w:t>
+      </w:r>
+      <w:r>
+        <w:rPr>
+          <w:rFonts w:ascii="Consolas" w:hAnsi="Consolas" w:cs="Consolas"/>
+          <w:sz w:val="18"/>
+          <w:szCs w:val="18"/>
+        </w:rPr>
+        <w:t>)</w:t>
+      </w:r>
+    </w:p>
+    <w:p>
+      <w:r>
+        <w:t xml:space="preserve"> </w:t>
+      </w:r>
+    </w:p>
+    <w:p>
+      <w:r>
+        <w:t># Your reward structure benefits from long trajectories:</w:t>
+      </w:r>
+    </w:p>
+    <w:p>
+      <w:r>
+        <w:t xml:space="preserve"># - Completion rewards (quality * priority * </w:t>
+      </w:r>
+      <w:proofErr w:type="spellStart"/>
+      <w:r>
+        <w:t>time_bonus</w:t>
+      </w:r>
+      <w:proofErr w:type="spellEnd"/>
+      <w:r>
+        <w:t>) * 10</w:t>
+      </w:r>
+    </w:p>
+    <w:p>
+      <w:r>
+        <w:t># - Collaboration bonuses accumulate</w:t>
+      </w:r>
+    </w:p>
+    <w:p>
+      <w:r>
+        <w:t># - Queue penalties are time-dependent</w:t>
+      </w:r>
+    </w:p>
     <w:p/>
     <w:p/>
     <w:p>
@@ -2493,6 +4504,7 @@
     <w:p/>
     <w:p>
       <w:r>
+        <w:lastRenderedPageBreak/>
         <w:t xml:space="preserve">[2] </w:t>
       </w:r>
       <w:hyperlink r:id="rId11" w:history="1">
@@ -3215,7 +5227,7 @@
           </mc:Choice>
           <mc:Fallback>
             <w:pict>
-              <v:shape w14:anchorId="4E957905" id="Freeform 3" o:spid="_x0000_s1026" style="position:absolute;margin-left:71.05pt;margin-top:3.35pt;width:110.75pt;height:26pt;z-index:251665408;visibility:visible;mso-wrap-style:square;mso-wrap-distance-left:9pt;mso-wrap-distance-top:0;mso-wrap-distance-right:9pt;mso-wrap-distance-bottom:0;mso-position-horizontal:absolute;mso-position-horizontal-relative:text;mso-position-vertical:absolute;mso-position-vertical-relative:text;v-text-anchor:middle" coordsize="1406771,330481" o:gfxdata="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" path="m,324504c6474,267230,12949,209956,65741,163140,118533,116324,217145,70504,316753,43610,416361,16716,560792,6755,663388,1775v102596,-4980,183278,996,268941,11953c1017992,24685,1117600,48591,1177365,67516v59765,18925,79686,35859,113553,59765c1324785,151187,1361640,183061,1380565,210951v18925,27890,23906,83671,23906,83671c1408455,314544,1406463,322512,1404471,330481e" filled="f" strokecolor="#030e13 [484]" strokeweight="1pt">
+              <v:shape w14:anchorId="36D7E0EE" id="Freeform 3" o:spid="_x0000_s1026" style="position:absolute;margin-left:71.05pt;margin-top:3.35pt;width:110.75pt;height:26pt;z-index:251665408;visibility:visible;mso-wrap-style:square;mso-wrap-distance-left:9pt;mso-wrap-distance-top:0;mso-wrap-distance-right:9pt;mso-wrap-distance-bottom:0;mso-position-horizontal:absolute;mso-position-horizontal-relative:text;mso-position-vertical:absolute;mso-position-vertical-relative:text;v-text-anchor:middle" coordsize="1406771,330481" o:gfxdata="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" path="m,324504c6474,267230,12949,209956,65741,163140,118533,116324,217145,70504,316753,43610,416361,16716,560792,6755,663388,1775v102596,-4980,183278,996,268941,11953c1017992,24685,1117600,48591,1177365,67516v59765,18925,79686,35859,113553,59765c1324785,151187,1361640,183061,1380565,210951v18925,27890,23906,83671,23906,83671c1408455,314544,1406463,322512,1404471,330481e" filled="f" strokecolor="#030e13 [484]" strokeweight="1pt">
                 <v:stroke endarrow="block" endarrowwidth="narrow" endarrowlength="short" joinstyle="miter"/>
                 <v:path arrowok="t" o:connecttype="custom" o:connectlocs="0,324504;65741,163140;316753,43610;663388,1775;932329,13728;1177365,67516;1290918,127281;1380565,210951;1404471,294622;1404471,330481" o:connectangles="0,0,0,0,0,0,0,0,0,0"/>
               </v:shape>
@@ -3656,7 +5668,7 @@
           </mc:Choice>
           <mc:Fallback>
             <w:pict>
-              <v:shape w14:anchorId="5619159C" id="Freeform 4" o:spid="_x0000_s1026" style="position:absolute;margin-left:70.45pt;margin-top:3.2pt;width:111.2pt;height:25pt;z-index:251666432;visibility:visible;mso-wrap-style:square;mso-wrap-distance-left:9pt;mso-wrap-distance-top:0;mso-wrap-distance-right:9pt;mso-wrap-distance-bottom:0;mso-position-horizontal:absolute;mso-position-horizontal-relative:text;mso-position-vertical:absolute;mso-position-vertical-relative:text;v-text-anchor:middle" coordsize="1412408,317188" o:gfxdata="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" path="m1412217,v498,46816,996,93632,-11953,125506c1387315,157380,1374366,169333,1334523,191247v-39843,21914,-108573,48808,-173318,65741c1096460,273921,1060601,282886,946052,292847v-114549,9961,-356596,21914,-472141,23906c358366,318745,312546,313765,252781,304800,193016,295835,153174,286871,115323,262965,77472,239059,44600,190251,25675,161365,6750,132479,5754,112557,1770,89647v-3984,-22910,,-65741,,-65741l1770,11953e" filled="f" strokecolor="#030e13 [484]" strokeweight="1pt">
+              <v:shape w14:anchorId="3911960B" id="Freeform 4" o:spid="_x0000_s1026" style="position:absolute;margin-left:70.45pt;margin-top:3.2pt;width:111.2pt;height:25pt;z-index:251666432;visibility:visible;mso-wrap-style:square;mso-wrap-distance-left:9pt;mso-wrap-distance-top:0;mso-wrap-distance-right:9pt;mso-wrap-distance-bottom:0;mso-position-horizontal:absolute;mso-position-horizontal-relative:text;mso-position-vertical:absolute;mso-position-vertical-relative:text;v-text-anchor:middle" coordsize="1412408,317188" o:gfxdata="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" path="m1412217,v498,46816,996,93632,-11953,125506c1387315,157380,1374366,169333,1334523,191247v-39843,21914,-108573,48808,-173318,65741c1096460,273921,1060601,282886,946052,292847v-114549,9961,-356596,21914,-472141,23906c358366,318745,312546,313765,252781,304800,193016,295835,153174,286871,115323,262965,77472,239059,44600,190251,25675,161365,6750,132479,5754,112557,1770,89647v-3984,-22910,,-65741,,-65741l1770,11953e" filled="f" strokecolor="#030e13 [484]" strokeweight="1pt">
                 <v:stroke endarrow="block" endarrowwidth="narrow" endarrowlength="short" joinstyle="miter"/>
                 <v:path arrowok="t" o:connecttype="custom" o:connectlocs="1412217,0;1400264,125506;1334523,191247;1161205,256988;946052,292847;473911,316753;252781,304800;115323,262965;25675,161365;1770,89647;1770,23906;1770,11953" o:connectangles="0,0,0,0,0,0,0,0,0,0,0,0"/>
               </v:shape>
@@ -3752,7 +5764,6 @@
     <w:p/>
     <w:p>
       <w:r>
-        <w:lastRenderedPageBreak/>
         <w:t xml:space="preserve">                         Figure </w:t>
       </w:r>
       <w:r>
@@ -4059,6 +6070,7 @@
     </w:p>
     <w:p>
       <w:r>
+        <w:lastRenderedPageBreak/>
         <w:t xml:space="preserve">The distinction between discrete and continuous state and action spaces have profound </w:t>
       </w:r>
       <w:r>
@@ -4411,7 +6423,6 @@
         </w:rPr>
       </w:pPr>
       <w:r>
-        <w:lastRenderedPageBreak/>
         <w:t xml:space="preserve">Policy as a computable function which depends on a set of parameters </w:t>
       </w:r>
       <w:r>
@@ -5680,7 +7691,6 @@
     <w:p/>
     <w:p>
       <w:r>
-        <w:lastRenderedPageBreak/>
         <w:t xml:space="preserve">MDP is a tuple </w:t>
       </w:r>
       <m:oMath>
@@ -7675,6 +9685,7 @@
         <w:rPr>
           <w:color w:val="EE0000"/>
         </w:rPr>
+        <w:lastRenderedPageBreak/>
         <w:t xml:space="preserve">Policy is a map from state to action – a function </w:t>
       </w:r>
       <m:oMath>
@@ -8541,7 +10552,6 @@
         <w:rPr>
           <w:rFonts w:eastAsiaTheme="minorEastAsia"/>
         </w:rPr>
-        <w:lastRenderedPageBreak/>
         <w:t xml:space="preserve">  In the discounted reward setting, the reward function </w:t>
       </w:r>
       <m:oMath>
@@ -11011,32 +13021,31 @@
           <w:rFonts w:eastAsiaTheme="minorEastAsia"/>
         </w:rPr>
       </w:pPr>
-      <w:proofErr w:type="gramStart"/>
       <w:r>
         <w:rPr>
           <w:rFonts w:eastAsiaTheme="minorEastAsia"/>
         </w:rPr>
         <w:t>where</w:t>
       </w:r>
-      <w:proofErr w:type="gramEnd"/>
-    </w:p>
-    <w:p>
-      <w:pPr>
-        <w:rPr>
-          <w:rFonts w:eastAsiaTheme="minorEastAsia"/>
-        </w:rPr>
-      </w:pPr>
-    </w:p>
-    <w:p>
-      <w:pPr>
-        <w:rPr>
-          <w:rFonts w:eastAsiaTheme="minorEastAsia"/>
-        </w:rPr>
-      </w:pPr>
-      <w:r>
-        <w:rPr>
-          <w:rFonts w:eastAsiaTheme="minorEastAsia"/>
-        </w:rPr>
+    </w:p>
+    <w:p>
+      <w:pPr>
+        <w:rPr>
+          <w:rFonts w:eastAsiaTheme="minorEastAsia"/>
+        </w:rPr>
+      </w:pPr>
+    </w:p>
+    <w:p>
+      <w:pPr>
+        <w:rPr>
+          <w:rFonts w:eastAsiaTheme="minorEastAsia"/>
+        </w:rPr>
+      </w:pPr>
+      <w:r>
+        <w:rPr>
+          <w:rFonts w:eastAsiaTheme="minorEastAsia"/>
+        </w:rPr>
+        <w:lastRenderedPageBreak/>
         <w:t xml:space="preserve"> </w:t>
       </w:r>
       <m:oMath>
@@ -14548,6 +16557,7 @@
       </w:pPr>
       <w:bookmarkStart w:id="9" w:name="_Toc220489386"/>
       <w:r>
+        <w:lastRenderedPageBreak/>
         <w:t>Policy Gradients</w:t>
       </w:r>
       <w:bookmarkEnd w:id="9"/>
@@ -19638,7 +21648,7 @@
 </file>
 
 <file path=customXml/itemProps1.xml><?xml version="1.0" encoding="utf-8"?>
-<ds:datastoreItem xmlns:ds="http://schemas.openxmlformats.org/officeDocument/2006/customXml" ds:itemID="{05E98AD1-C428-424B-89F8-DDCB47DEA92B}">
+<ds:datastoreItem xmlns:ds="http://schemas.openxmlformats.org/officeDocument/2006/customXml" ds:itemID="{909E0E84-A459-D44D-B1AE-E35B1E0C3194}">
   <ds:schemaRefs>
     <ds:schemaRef ds:uri="http://schemas.openxmlformats.org/officeDocument/2006/bibliography"/>
   </ds:schemaRefs>

--- a/docs/Agentic_Workflows_wtith_RL_Loop.docx
+++ b/docs/Agentic_Workflows_wtith_RL_Loop.docx
@@ -1345,6 +1345,14 @@
       </w:sdtContent>
     </w:sdt>
     <w:p/>
+    <w:p>
+      <w:pPr>
+        <w:pStyle w:val="Heading1"/>
+      </w:pPr>
+      <w:r>
+        <w:t>Overview of the System</w:t>
+      </w:r>
+    </w:p>
     <w:p/>
     <w:p>
       <w:r>
@@ -1813,6 +1821,7 @@
           <w:sz w:val="18"/>
           <w:szCs w:val="18"/>
         </w:rPr>
+        <w:lastRenderedPageBreak/>
         <w:t xml:space="preserve">    type: </w:t>
       </w:r>
       <w:r>
@@ -1839,7 +1848,6 @@
           <w:sz w:val="18"/>
           <w:szCs w:val="18"/>
         </w:rPr>
-        <w:lastRenderedPageBreak/>
         <w:t xml:space="preserve">    complexity: </w:t>
       </w:r>
       <w:r>
@@ -2588,11 +2596,1139 @@
     <w:p>
       <w:r>
         <w:t xml:space="preserve"> </w:t>
+      </w:r>
+    </w:p>
+    <w:p>
+      <w:pPr>
+        <w:pStyle w:val="Heading2"/>
+      </w:pPr>
+      <w:bookmarkStart w:id="0" w:name="_Ref220573207"/>
+      <w:r>
+        <w:t>Task Generation</w:t>
+      </w:r>
+      <w:bookmarkEnd w:id="0"/>
+    </w:p>
+    <w:p/>
+    <w:p>
+      <w:r>
+        <w:t xml:space="preserve">The environment of this problem generates tasks probabilistically (30% chance per step) . </w:t>
+      </w:r>
+      <w:r>
+        <w:t xml:space="preserve">The </w:t>
+      </w:r>
+      <w:r>
+        <w:t>code excerpts below</w:t>
+      </w:r>
+      <w:r>
+        <w:t xml:space="preserve"> illustrate the task generation workflow</w:t>
+      </w:r>
+    </w:p>
+    <w:p/>
+    <w:p>
+      <w:pPr>
+        <w:rPr>
+          <w:rFonts w:ascii="Consolas" w:hAnsi="Consolas" w:cs="Consolas"/>
+          <w:sz w:val="18"/>
+          <w:szCs w:val="18"/>
+        </w:rPr>
+      </w:pPr>
+      <w:r>
+        <w:rPr>
+          <w:rFonts w:ascii="Consolas" w:hAnsi="Consolas" w:cs="Consolas"/>
+          <w:color w:val="C00000"/>
+          <w:sz w:val="18"/>
+          <w:szCs w:val="18"/>
+        </w:rPr>
+        <w:t>def</w:t>
+      </w:r>
+      <w:r>
+        <w:rPr>
+          <w:rFonts w:ascii="Consolas" w:hAnsi="Consolas" w:cs="Consolas"/>
+          <w:sz w:val="18"/>
+          <w:szCs w:val="18"/>
+        </w:rPr>
+        <w:t xml:space="preserve"> _generate_task(</w:t>
+      </w:r>
+      <w:r>
+        <w:rPr>
+          <w:rFonts w:ascii="Consolas" w:hAnsi="Consolas" w:cs="Consolas"/>
+          <w:color w:val="7030A0"/>
+          <w:sz w:val="18"/>
+          <w:szCs w:val="18"/>
+        </w:rPr>
+        <w:t>self</w:t>
+      </w:r>
+      <w:r>
+        <w:rPr>
+          <w:rFonts w:ascii="Consolas" w:hAnsi="Consolas" w:cs="Consolas"/>
+          <w:sz w:val="18"/>
+          <w:szCs w:val="18"/>
+        </w:rPr>
+        <w:t xml:space="preserve">) -&gt; </w:t>
+      </w:r>
+      <w:r>
+        <w:rPr>
+          <w:rFonts w:ascii="Consolas" w:hAnsi="Consolas" w:cs="Consolas"/>
+          <w:color w:val="0B769F" w:themeColor="accent4" w:themeShade="BF"/>
+          <w:sz w:val="18"/>
+          <w:szCs w:val="18"/>
+        </w:rPr>
+        <w:t>Task</w:t>
+      </w:r>
+      <w:r>
+        <w:rPr>
+          <w:rFonts w:ascii="Consolas" w:hAnsi="Consolas" w:cs="Consolas"/>
+          <w:sz w:val="18"/>
+          <w:szCs w:val="18"/>
+        </w:rPr>
+        <w:t>:</w:t>
+      </w:r>
+    </w:p>
+    <w:p>
+      <w:pPr>
+        <w:rPr>
+          <w:rFonts w:ascii="Consolas" w:hAnsi="Consolas" w:cs="Consolas"/>
+          <w:sz w:val="18"/>
+          <w:szCs w:val="18"/>
+        </w:rPr>
+      </w:pPr>
+      <w:r>
+        <w:rPr>
+          <w:rFonts w:ascii="Consolas" w:hAnsi="Consolas" w:cs="Consolas"/>
+          <w:sz w:val="18"/>
+          <w:szCs w:val="18"/>
+        </w:rPr>
+        <w:t xml:space="preserve">   </w:t>
+      </w:r>
+      <w:r>
+        <w:rPr>
+          <w:rFonts w:ascii="Consolas" w:hAnsi="Consolas" w:cs="Consolas"/>
+          <w:sz w:val="18"/>
+          <w:szCs w:val="18"/>
+        </w:rPr>
+        <w:t xml:space="preserve"> </w:t>
+      </w:r>
+      <w:r>
+        <w:rPr>
+          <w:rFonts w:ascii="Consolas" w:hAnsi="Consolas" w:cs="Consolas"/>
+          <w:color w:val="3A7C22" w:themeColor="accent6" w:themeShade="BF"/>
+          <w:sz w:val="18"/>
+          <w:szCs w:val="18"/>
+        </w:rPr>
+        <w:t>"""Generate a new task with random properties"""</w:t>
+      </w:r>
+    </w:p>
+    <w:p>
+      <w:pPr>
+        <w:rPr>
+          <w:rFonts w:ascii="Consolas" w:hAnsi="Consolas" w:cs="Consolas"/>
+          <w:sz w:val="18"/>
+          <w:szCs w:val="18"/>
+        </w:rPr>
+      </w:pPr>
+      <w:r>
+        <w:rPr>
+          <w:rFonts w:ascii="Consolas" w:hAnsi="Consolas" w:cs="Consolas"/>
+          <w:sz w:val="18"/>
+          <w:szCs w:val="18"/>
+        </w:rPr>
+        <w:t xml:space="preserve">    task_types = [</w:t>
+      </w:r>
+      <w:r>
+        <w:rPr>
+          <w:rFonts w:ascii="Consolas" w:hAnsi="Consolas" w:cs="Consolas"/>
+          <w:color w:val="4EA72E" w:themeColor="accent6"/>
+          <w:sz w:val="18"/>
+          <w:szCs w:val="18"/>
+        </w:rPr>
+        <w:t>"research"</w:t>
+      </w:r>
+      <w:r>
+        <w:rPr>
+          <w:rFonts w:ascii="Consolas" w:hAnsi="Consolas" w:cs="Consolas"/>
+          <w:sz w:val="18"/>
+          <w:szCs w:val="18"/>
+        </w:rPr>
+        <w:t xml:space="preserve">, </w:t>
+      </w:r>
+      <w:r>
+        <w:rPr>
+          <w:rFonts w:ascii="Consolas" w:hAnsi="Consolas" w:cs="Consolas"/>
+          <w:color w:val="4EA72E" w:themeColor="accent6"/>
+          <w:sz w:val="18"/>
+          <w:szCs w:val="18"/>
+        </w:rPr>
+        <w:t>"analysis"</w:t>
+      </w:r>
+      <w:r>
+        <w:rPr>
+          <w:rFonts w:ascii="Consolas" w:hAnsi="Consolas" w:cs="Consolas"/>
+          <w:sz w:val="18"/>
+          <w:szCs w:val="18"/>
+        </w:rPr>
+        <w:t xml:space="preserve">, </w:t>
+      </w:r>
+      <w:r>
+        <w:rPr>
+          <w:rFonts w:ascii="Consolas" w:hAnsi="Consolas" w:cs="Consolas"/>
+          <w:color w:val="4EA72E" w:themeColor="accent6"/>
+          <w:sz w:val="18"/>
+          <w:szCs w:val="18"/>
+        </w:rPr>
+        <w:t>"execution"</w:t>
+      </w:r>
+      <w:r>
+        <w:rPr>
+          <w:rFonts w:ascii="Consolas" w:hAnsi="Consolas" w:cs="Consolas"/>
+          <w:sz w:val="18"/>
+          <w:szCs w:val="18"/>
+        </w:rPr>
+        <w:t xml:space="preserve">, </w:t>
+      </w:r>
+      <w:r>
+        <w:rPr>
+          <w:rFonts w:ascii="Consolas" w:hAnsi="Consolas" w:cs="Consolas"/>
+          <w:color w:val="4EA72E" w:themeColor="accent6"/>
+          <w:sz w:val="18"/>
+          <w:szCs w:val="18"/>
+        </w:rPr>
+        <w:t>"validation"</w:t>
+      </w:r>
+      <w:r>
+        <w:rPr>
+          <w:rFonts w:ascii="Consolas" w:hAnsi="Consolas" w:cs="Consolas"/>
+          <w:sz w:val="18"/>
+          <w:szCs w:val="18"/>
+        </w:rPr>
+        <w:t>]</w:t>
+      </w:r>
+    </w:p>
+    <w:p>
+      <w:pPr>
+        <w:rPr>
+          <w:rFonts w:ascii="Consolas" w:hAnsi="Consolas" w:cs="Consolas"/>
+          <w:sz w:val="18"/>
+          <w:szCs w:val="18"/>
+        </w:rPr>
+      </w:pPr>
+      <w:r>
+        <w:rPr>
+          <w:rFonts w:ascii="Consolas" w:hAnsi="Consolas" w:cs="Consolas"/>
+          <w:sz w:val="18"/>
+          <w:szCs w:val="18"/>
+        </w:rPr>
+        <w:t xml:space="preserve">    task_type = np.random.</w:t>
+      </w:r>
+      <w:r>
+        <w:rPr>
+          <w:rFonts w:ascii="Consolas" w:hAnsi="Consolas" w:cs="Consolas"/>
+          <w:color w:val="80340D" w:themeColor="accent2" w:themeShade="80"/>
+          <w:sz w:val="18"/>
+          <w:szCs w:val="18"/>
+        </w:rPr>
+        <w:t>choice</w:t>
+      </w:r>
+      <w:r>
+        <w:rPr>
+          <w:rFonts w:ascii="Consolas" w:hAnsi="Consolas" w:cs="Consolas"/>
+          <w:sz w:val="18"/>
+          <w:szCs w:val="18"/>
+        </w:rPr>
+        <w:t>(task_types)</w:t>
+      </w:r>
+    </w:p>
+    <w:p>
+      <w:pPr>
+        <w:rPr>
+          <w:rFonts w:ascii="Consolas" w:hAnsi="Consolas" w:cs="Consolas"/>
+          <w:sz w:val="18"/>
+          <w:szCs w:val="18"/>
+        </w:rPr>
+      </w:pPr>
+    </w:p>
+    <w:p>
+      <w:pPr>
+        <w:rPr>
+          <w:rFonts w:ascii="Consolas" w:hAnsi="Consolas" w:cs="Consolas"/>
+          <w:sz w:val="18"/>
+          <w:szCs w:val="18"/>
+        </w:rPr>
+      </w:pPr>
+      <w:r>
+        <w:rPr>
+          <w:rFonts w:ascii="Consolas" w:hAnsi="Consolas" w:cs="Consolas"/>
+          <w:sz w:val="18"/>
+          <w:szCs w:val="18"/>
+        </w:rPr>
+        <w:t xml:space="preserve">    </w:t>
+      </w:r>
+      <w:r>
+        <w:rPr>
+          <w:rFonts w:ascii="Consolas" w:hAnsi="Consolas" w:cs="Consolas"/>
+          <w:color w:val="C00000"/>
+          <w:sz w:val="18"/>
+          <w:szCs w:val="18"/>
+        </w:rPr>
+        <w:t>return</w:t>
+      </w:r>
+      <w:r>
+        <w:rPr>
+          <w:rFonts w:ascii="Consolas" w:hAnsi="Consolas" w:cs="Consolas"/>
+          <w:sz w:val="18"/>
+          <w:szCs w:val="18"/>
+        </w:rPr>
+        <w:t xml:space="preserve"> </w:t>
+      </w:r>
+      <w:r>
+        <w:rPr>
+          <w:rFonts w:ascii="Consolas" w:hAnsi="Consolas" w:cs="Consolas"/>
+          <w:color w:val="0B769F" w:themeColor="accent4" w:themeShade="BF"/>
+          <w:sz w:val="18"/>
+          <w:szCs w:val="18"/>
+        </w:rPr>
+        <w:t>Task</w:t>
+      </w:r>
+      <w:r>
+        <w:rPr>
+          <w:rFonts w:ascii="Consolas" w:hAnsi="Consolas" w:cs="Consolas"/>
+          <w:sz w:val="18"/>
+          <w:szCs w:val="18"/>
+        </w:rPr>
+        <w:t>(</w:t>
+      </w:r>
+    </w:p>
+    <w:p>
+      <w:pPr>
+        <w:rPr>
+          <w:rFonts w:ascii="Consolas" w:hAnsi="Consolas" w:cs="Consolas"/>
+          <w:sz w:val="18"/>
+          <w:szCs w:val="18"/>
+        </w:rPr>
+      </w:pPr>
+      <w:r>
+        <w:rPr>
+          <w:rFonts w:ascii="Consolas" w:hAnsi="Consolas" w:cs="Consolas"/>
+          <w:sz w:val="18"/>
+          <w:szCs w:val="18"/>
+        </w:rPr>
+        <w:t xml:space="preserve">        id=f</w:t>
+      </w:r>
+      <w:r>
+        <w:rPr>
+          <w:rFonts w:ascii="Consolas" w:hAnsi="Consolas" w:cs="Consolas"/>
+          <w:color w:val="4EA72E" w:themeColor="accent6"/>
+          <w:sz w:val="18"/>
+          <w:szCs w:val="18"/>
+        </w:rPr>
+        <w:t>"task_</w:t>
+      </w:r>
+      <w:r>
+        <w:rPr>
+          <w:rFonts w:ascii="Consolas" w:hAnsi="Consolas" w:cs="Consolas"/>
+          <w:sz w:val="18"/>
+          <w:szCs w:val="18"/>
+        </w:rPr>
+        <w:t>{np.random.</w:t>
+      </w:r>
+      <w:r>
+        <w:rPr>
+          <w:rFonts w:ascii="Consolas" w:hAnsi="Consolas" w:cs="Consolas"/>
+          <w:color w:val="80340D" w:themeColor="accent2" w:themeShade="80"/>
+          <w:sz w:val="18"/>
+          <w:szCs w:val="18"/>
+        </w:rPr>
+        <w:t>randint</w:t>
+      </w:r>
+      <w:r>
+        <w:rPr>
+          <w:rFonts w:ascii="Consolas" w:hAnsi="Consolas" w:cs="Consolas"/>
+          <w:sz w:val="18"/>
+          <w:szCs w:val="18"/>
+        </w:rPr>
+        <w:t>(</w:t>
+      </w:r>
+      <w:r>
+        <w:rPr>
+          <w:rFonts w:ascii="Consolas" w:hAnsi="Consolas" w:cs="Consolas"/>
+          <w:color w:val="0F9ED5" w:themeColor="accent4"/>
+          <w:sz w:val="18"/>
+          <w:szCs w:val="18"/>
+        </w:rPr>
+        <w:t>10000</w:t>
+      </w:r>
+      <w:r>
+        <w:rPr>
+          <w:rFonts w:ascii="Consolas" w:hAnsi="Consolas" w:cs="Consolas"/>
+          <w:sz w:val="18"/>
+          <w:szCs w:val="18"/>
+        </w:rPr>
+        <w:t>)}</w:t>
+      </w:r>
+      <w:r>
+        <w:rPr>
+          <w:rFonts w:ascii="Consolas" w:hAnsi="Consolas" w:cs="Consolas"/>
+          <w:color w:val="4EA72E" w:themeColor="accent6"/>
+          <w:sz w:val="18"/>
+          <w:szCs w:val="18"/>
+        </w:rPr>
+        <w:t>"</w:t>
+      </w:r>
+      <w:r>
+        <w:rPr>
+          <w:rFonts w:ascii="Consolas" w:hAnsi="Consolas" w:cs="Consolas"/>
+          <w:sz w:val="18"/>
+          <w:szCs w:val="18"/>
+        </w:rPr>
+        <w:t>,</w:t>
+      </w:r>
+    </w:p>
+    <w:p>
+      <w:pPr>
+        <w:rPr>
+          <w:rFonts w:ascii="Consolas" w:hAnsi="Consolas" w:cs="Consolas"/>
+          <w:sz w:val="18"/>
+          <w:szCs w:val="18"/>
+        </w:rPr>
+      </w:pPr>
+      <w:r>
+        <w:rPr>
+          <w:rFonts w:ascii="Consolas" w:hAnsi="Consolas" w:cs="Consolas"/>
+          <w:sz w:val="18"/>
+          <w:szCs w:val="18"/>
+        </w:rPr>
+        <w:t xml:space="preserve">        type=task_type,</w:t>
+      </w:r>
+    </w:p>
+    <w:p>
+      <w:pPr>
+        <w:rPr>
+          <w:rFonts w:ascii="Consolas" w:hAnsi="Consolas" w:cs="Consolas"/>
+          <w:sz w:val="18"/>
+          <w:szCs w:val="18"/>
+        </w:rPr>
+      </w:pPr>
+      <w:r>
+        <w:rPr>
+          <w:rFonts w:ascii="Consolas" w:hAnsi="Consolas" w:cs="Consolas"/>
+          <w:sz w:val="18"/>
+          <w:szCs w:val="18"/>
+        </w:rPr>
+        <w:t xml:space="preserve">        complexity=np.random.</w:t>
+      </w:r>
+      <w:r>
+        <w:rPr>
+          <w:rFonts w:ascii="Consolas" w:hAnsi="Consolas" w:cs="Consolas"/>
+          <w:color w:val="80340D" w:themeColor="accent2" w:themeShade="80"/>
+          <w:sz w:val="18"/>
+          <w:szCs w:val="18"/>
+        </w:rPr>
+        <w:t>uniform</w:t>
+      </w:r>
+      <w:r>
+        <w:rPr>
+          <w:rFonts w:ascii="Consolas" w:hAnsi="Consolas" w:cs="Consolas"/>
+          <w:sz w:val="18"/>
+          <w:szCs w:val="18"/>
+        </w:rPr>
+        <w:t>(</w:t>
+      </w:r>
+      <w:r>
+        <w:rPr>
+          <w:rFonts w:ascii="Consolas" w:hAnsi="Consolas" w:cs="Consolas"/>
+          <w:color w:val="0F9ED5" w:themeColor="accent4"/>
+          <w:sz w:val="18"/>
+          <w:szCs w:val="18"/>
+        </w:rPr>
+        <w:t>0.3</w:t>
+      </w:r>
+      <w:r>
+        <w:rPr>
+          <w:rFonts w:ascii="Consolas" w:hAnsi="Consolas" w:cs="Consolas"/>
+          <w:sz w:val="18"/>
+          <w:szCs w:val="18"/>
+        </w:rPr>
+        <w:t xml:space="preserve">, </w:t>
+      </w:r>
+      <w:r>
+        <w:rPr>
+          <w:rFonts w:ascii="Consolas" w:hAnsi="Consolas" w:cs="Consolas"/>
+          <w:color w:val="0F9ED5" w:themeColor="accent4"/>
+          <w:sz w:val="18"/>
+          <w:szCs w:val="18"/>
+        </w:rPr>
+        <w:t>1.0</w:t>
+      </w:r>
+      <w:r>
+        <w:rPr>
+          <w:rFonts w:ascii="Consolas" w:hAnsi="Consolas" w:cs="Consolas"/>
+          <w:sz w:val="18"/>
+          <w:szCs w:val="18"/>
+        </w:rPr>
+        <w:t>),</w:t>
+      </w:r>
+    </w:p>
+    <w:p>
+      <w:pPr>
+        <w:rPr>
+          <w:rFonts w:ascii="Consolas" w:hAnsi="Consolas" w:cs="Consolas"/>
+          <w:sz w:val="18"/>
+          <w:szCs w:val="18"/>
+        </w:rPr>
+      </w:pPr>
+      <w:r>
+        <w:rPr>
+          <w:rFonts w:ascii="Consolas" w:hAnsi="Consolas" w:cs="Consolas"/>
+          <w:sz w:val="18"/>
+          <w:szCs w:val="18"/>
+        </w:rPr>
+        <w:t xml:space="preserve">        requirements=[np.random.</w:t>
+      </w:r>
+      <w:r>
+        <w:rPr>
+          <w:rFonts w:ascii="Consolas" w:hAnsi="Consolas" w:cs="Consolas"/>
+          <w:color w:val="80340D" w:themeColor="accent2" w:themeShade="80"/>
+          <w:sz w:val="18"/>
+          <w:szCs w:val="18"/>
+        </w:rPr>
+        <w:t>choice</w:t>
+      </w:r>
+      <w:r>
+        <w:rPr>
+          <w:rFonts w:ascii="Consolas" w:hAnsi="Consolas" w:cs="Consolas"/>
+          <w:sz w:val="18"/>
+          <w:szCs w:val="18"/>
+        </w:rPr>
+        <w:t xml:space="preserve">(task_types) </w:t>
+      </w:r>
+      <w:r>
+        <w:rPr>
+          <w:rFonts w:ascii="Consolas" w:hAnsi="Consolas" w:cs="Consolas"/>
+          <w:color w:val="C00000"/>
+          <w:sz w:val="18"/>
+          <w:szCs w:val="18"/>
+        </w:rPr>
+        <w:t>for</w:t>
+      </w:r>
+      <w:r>
+        <w:rPr>
+          <w:rFonts w:ascii="Consolas" w:hAnsi="Consolas" w:cs="Consolas"/>
+          <w:sz w:val="18"/>
+          <w:szCs w:val="18"/>
+        </w:rPr>
+        <w:t xml:space="preserve"> _ </w:t>
+      </w:r>
+      <w:r>
+        <w:rPr>
+          <w:rFonts w:ascii="Consolas" w:hAnsi="Consolas" w:cs="Consolas"/>
+          <w:color w:val="C00000"/>
+          <w:sz w:val="18"/>
+          <w:szCs w:val="18"/>
+        </w:rPr>
+        <w:t>in</w:t>
+      </w:r>
+      <w:r>
+        <w:rPr>
+          <w:rFonts w:ascii="Consolas" w:hAnsi="Consolas" w:cs="Consolas"/>
+          <w:sz w:val="18"/>
+          <w:szCs w:val="18"/>
+        </w:rPr>
+        <w:t xml:space="preserve"> </w:t>
+      </w:r>
+      <w:r>
+        <w:rPr>
+          <w:rFonts w:ascii="Consolas" w:hAnsi="Consolas" w:cs="Consolas"/>
+          <w:color w:val="80340D" w:themeColor="accent2" w:themeShade="80"/>
+          <w:sz w:val="18"/>
+          <w:szCs w:val="18"/>
+        </w:rPr>
+        <w:t>range</w:t>
+      </w:r>
+      <w:r>
+        <w:rPr>
+          <w:rFonts w:ascii="Consolas" w:hAnsi="Consolas" w:cs="Consolas"/>
+          <w:sz w:val="18"/>
+          <w:szCs w:val="18"/>
+        </w:rPr>
+        <w:t>(np.random.</w:t>
+      </w:r>
+      <w:r>
+        <w:rPr>
+          <w:rFonts w:ascii="Consolas" w:hAnsi="Consolas" w:cs="Consolas"/>
+          <w:color w:val="80340D" w:themeColor="accent2" w:themeShade="80"/>
+          <w:sz w:val="18"/>
+          <w:szCs w:val="18"/>
+        </w:rPr>
+        <w:t>randint</w:t>
+      </w:r>
+      <w:r>
+        <w:rPr>
+          <w:rFonts w:ascii="Consolas" w:hAnsi="Consolas" w:cs="Consolas"/>
+          <w:sz w:val="18"/>
+          <w:szCs w:val="18"/>
+        </w:rPr>
+        <w:t>(</w:t>
+      </w:r>
+      <w:r>
+        <w:rPr>
+          <w:rFonts w:ascii="Consolas" w:hAnsi="Consolas" w:cs="Consolas"/>
+          <w:color w:val="0F9ED5" w:themeColor="accent4"/>
+          <w:sz w:val="18"/>
+          <w:szCs w:val="18"/>
+        </w:rPr>
+        <w:t>1</w:t>
+      </w:r>
+      <w:r>
+        <w:rPr>
+          <w:rFonts w:ascii="Consolas" w:hAnsi="Consolas" w:cs="Consolas"/>
+          <w:sz w:val="18"/>
+          <w:szCs w:val="18"/>
+        </w:rPr>
+        <w:t xml:space="preserve">, </w:t>
+      </w:r>
+      <w:r>
+        <w:rPr>
+          <w:rFonts w:ascii="Consolas" w:hAnsi="Consolas" w:cs="Consolas"/>
+          <w:color w:val="0F9ED5" w:themeColor="accent4"/>
+          <w:sz w:val="18"/>
+          <w:szCs w:val="18"/>
+        </w:rPr>
+        <w:t>3</w:t>
+      </w:r>
+      <w:r>
+        <w:rPr>
+          <w:rFonts w:ascii="Consolas" w:hAnsi="Consolas" w:cs="Consolas"/>
+          <w:sz w:val="18"/>
+          <w:szCs w:val="18"/>
+        </w:rPr>
+        <w:t>))],</w:t>
+      </w:r>
+    </w:p>
+    <w:p>
+      <w:pPr>
+        <w:rPr>
+          <w:rFonts w:ascii="Consolas" w:hAnsi="Consolas" w:cs="Consolas"/>
+          <w:sz w:val="18"/>
+          <w:szCs w:val="18"/>
+        </w:rPr>
+      </w:pPr>
+      <w:r>
+        <w:rPr>
+          <w:rFonts w:ascii="Consolas" w:hAnsi="Consolas" w:cs="Consolas"/>
+          <w:sz w:val="18"/>
+          <w:szCs w:val="18"/>
+        </w:rPr>
+        <w:t xml:space="preserve">        deadline=np.random.</w:t>
+      </w:r>
+      <w:r>
+        <w:rPr>
+          <w:rFonts w:ascii="Consolas" w:hAnsi="Consolas" w:cs="Consolas"/>
+          <w:color w:val="80340D" w:themeColor="accent2" w:themeShade="80"/>
+          <w:sz w:val="18"/>
+          <w:szCs w:val="18"/>
+        </w:rPr>
+        <w:t>uniform</w:t>
+      </w:r>
+      <w:r>
+        <w:rPr>
+          <w:rFonts w:ascii="Consolas" w:hAnsi="Consolas" w:cs="Consolas"/>
+          <w:sz w:val="18"/>
+          <w:szCs w:val="18"/>
+        </w:rPr>
+        <w:t>(</w:t>
+      </w:r>
+      <w:r>
+        <w:rPr>
+          <w:rFonts w:ascii="Consolas" w:hAnsi="Consolas" w:cs="Consolas"/>
+          <w:color w:val="0F9ED5" w:themeColor="accent4"/>
+          <w:sz w:val="18"/>
+          <w:szCs w:val="18"/>
+        </w:rPr>
+        <w:t>10</w:t>
+      </w:r>
+      <w:r>
+        <w:rPr>
+          <w:rFonts w:ascii="Consolas" w:hAnsi="Consolas" w:cs="Consolas"/>
+          <w:sz w:val="18"/>
+          <w:szCs w:val="18"/>
+        </w:rPr>
+        <w:t xml:space="preserve">, </w:t>
+      </w:r>
+      <w:r>
+        <w:rPr>
+          <w:rFonts w:ascii="Consolas" w:hAnsi="Consolas" w:cs="Consolas"/>
+          <w:color w:val="0F9ED5" w:themeColor="accent4"/>
+          <w:sz w:val="18"/>
+          <w:szCs w:val="18"/>
+        </w:rPr>
+        <w:t>50</w:t>
+      </w:r>
+      <w:r>
+        <w:rPr>
+          <w:rFonts w:ascii="Consolas" w:hAnsi="Consolas" w:cs="Consolas"/>
+          <w:sz w:val="18"/>
+          <w:szCs w:val="18"/>
+        </w:rPr>
+        <w:t>),</w:t>
+      </w:r>
+    </w:p>
+    <w:p>
+      <w:pPr>
+        <w:rPr>
+          <w:rFonts w:ascii="Consolas" w:hAnsi="Consolas" w:cs="Consolas"/>
+          <w:sz w:val="18"/>
+          <w:szCs w:val="18"/>
+        </w:rPr>
+      </w:pPr>
+      <w:r>
+        <w:rPr>
+          <w:rFonts w:ascii="Consolas" w:hAnsi="Consolas" w:cs="Consolas"/>
+          <w:sz w:val="18"/>
+          <w:szCs w:val="18"/>
+        </w:rPr>
+        <w:t xml:space="preserve">        priority=np.random.</w:t>
+      </w:r>
+      <w:r>
+        <w:rPr>
+          <w:rFonts w:ascii="Consolas" w:hAnsi="Consolas" w:cs="Consolas"/>
+          <w:color w:val="80340D" w:themeColor="accent2" w:themeShade="80"/>
+          <w:sz w:val="18"/>
+          <w:szCs w:val="18"/>
+        </w:rPr>
+        <w:t>uniform</w:t>
+      </w:r>
+      <w:r>
+        <w:rPr>
+          <w:rFonts w:ascii="Consolas" w:hAnsi="Consolas" w:cs="Consolas"/>
+          <w:sz w:val="18"/>
+          <w:szCs w:val="18"/>
+        </w:rPr>
+        <w:t>(</w:t>
+      </w:r>
+      <w:r>
+        <w:rPr>
+          <w:rFonts w:ascii="Consolas" w:hAnsi="Consolas" w:cs="Consolas"/>
+          <w:color w:val="0F9ED5" w:themeColor="accent4"/>
+          <w:sz w:val="18"/>
+          <w:szCs w:val="18"/>
+        </w:rPr>
+        <w:t>0.1</w:t>
+      </w:r>
+      <w:r>
+        <w:rPr>
+          <w:rFonts w:ascii="Consolas" w:hAnsi="Consolas" w:cs="Consolas"/>
+          <w:sz w:val="18"/>
+          <w:szCs w:val="18"/>
+        </w:rPr>
+        <w:t xml:space="preserve">, </w:t>
+      </w:r>
+      <w:r>
+        <w:rPr>
+          <w:rFonts w:ascii="Consolas" w:hAnsi="Consolas" w:cs="Consolas"/>
+          <w:color w:val="0F9ED5" w:themeColor="accent4"/>
+          <w:sz w:val="18"/>
+          <w:szCs w:val="18"/>
+        </w:rPr>
+        <w:t>1.0</w:t>
+      </w:r>
+      <w:r>
+        <w:rPr>
+          <w:rFonts w:ascii="Consolas" w:hAnsi="Consolas" w:cs="Consolas"/>
+          <w:sz w:val="18"/>
+          <w:szCs w:val="18"/>
+        </w:rPr>
+        <w:t>))</w:t>
+      </w:r>
+    </w:p>
+    <w:p/>
+    <w:p/>
+    <w:p>
+      <w:pPr>
+        <w:rPr>
+          <w:rFonts w:ascii="Consolas" w:hAnsi="Consolas" w:cs="Consolas"/>
+          <w:sz w:val="18"/>
+          <w:szCs w:val="18"/>
+        </w:rPr>
+      </w:pPr>
+      <w:r>
+        <w:rPr>
+          <w:rFonts w:ascii="Consolas" w:hAnsi="Consolas" w:cs="Consolas"/>
+          <w:color w:val="C00000"/>
+          <w:sz w:val="18"/>
+          <w:szCs w:val="18"/>
+        </w:rPr>
+        <w:t>def</w:t>
+      </w:r>
+      <w:r>
+        <w:rPr>
+          <w:rFonts w:ascii="Consolas" w:hAnsi="Consolas" w:cs="Consolas"/>
+          <w:sz w:val="18"/>
+          <w:szCs w:val="18"/>
+        </w:rPr>
+        <w:t xml:space="preserve"> step(</w:t>
+      </w:r>
+      <w:r>
+        <w:rPr>
+          <w:rFonts w:ascii="Consolas" w:hAnsi="Consolas" w:cs="Consolas"/>
+          <w:color w:val="7030A0"/>
+          <w:sz w:val="18"/>
+          <w:szCs w:val="18"/>
+        </w:rPr>
+        <w:t>self</w:t>
+      </w:r>
+      <w:r>
+        <w:rPr>
+          <w:rFonts w:ascii="Consolas" w:hAnsi="Consolas" w:cs="Consolas"/>
+          <w:sz w:val="18"/>
+          <w:szCs w:val="18"/>
+        </w:rPr>
+        <w:t>, action: np.</w:t>
+      </w:r>
+      <w:r>
+        <w:rPr>
+          <w:rFonts w:ascii="Consolas" w:hAnsi="Consolas" w:cs="Consolas"/>
+          <w:color w:val="0B769F" w:themeColor="accent4" w:themeShade="BF"/>
+          <w:sz w:val="18"/>
+          <w:szCs w:val="18"/>
+        </w:rPr>
+        <w:t>ndarray</w:t>
+      </w:r>
+      <w:r>
+        <w:rPr>
+          <w:rFonts w:ascii="Consolas" w:hAnsi="Consolas" w:cs="Consolas"/>
+          <w:sz w:val="18"/>
+          <w:szCs w:val="18"/>
+        </w:rPr>
+        <w:t xml:space="preserve">) -&gt; </w:t>
+      </w:r>
+      <w:r>
+        <w:rPr>
+          <w:rFonts w:ascii="Consolas" w:hAnsi="Consolas" w:cs="Consolas"/>
+          <w:color w:val="0B769F" w:themeColor="accent4" w:themeShade="BF"/>
+          <w:sz w:val="18"/>
+          <w:szCs w:val="18"/>
+        </w:rPr>
+        <w:t>Tuple</w:t>
+      </w:r>
+      <w:r>
+        <w:rPr>
+          <w:rFonts w:ascii="Consolas" w:hAnsi="Consolas" w:cs="Consolas"/>
+          <w:sz w:val="18"/>
+          <w:szCs w:val="18"/>
+        </w:rPr>
+        <w:t>[np.</w:t>
+      </w:r>
+      <w:r>
+        <w:rPr>
+          <w:rFonts w:ascii="Consolas" w:hAnsi="Consolas" w:cs="Consolas"/>
+          <w:color w:val="0B769F" w:themeColor="accent4" w:themeShade="BF"/>
+          <w:sz w:val="18"/>
+          <w:szCs w:val="18"/>
+        </w:rPr>
+        <w:t>ndarray</w:t>
+      </w:r>
+      <w:r>
+        <w:rPr>
+          <w:rFonts w:ascii="Consolas" w:hAnsi="Consolas" w:cs="Consolas"/>
+          <w:sz w:val="18"/>
+          <w:szCs w:val="18"/>
+        </w:rPr>
+        <w:t xml:space="preserve">, </w:t>
+      </w:r>
+      <w:r>
+        <w:rPr>
+          <w:rFonts w:ascii="Consolas" w:hAnsi="Consolas" w:cs="Consolas"/>
+          <w:color w:val="0B769F" w:themeColor="accent4" w:themeShade="BF"/>
+          <w:sz w:val="18"/>
+          <w:szCs w:val="18"/>
+        </w:rPr>
+        <w:t>float</w:t>
+      </w:r>
+      <w:r>
+        <w:rPr>
+          <w:rFonts w:ascii="Consolas" w:hAnsi="Consolas" w:cs="Consolas"/>
+          <w:sz w:val="18"/>
+          <w:szCs w:val="18"/>
+        </w:rPr>
+        <w:t xml:space="preserve">, </w:t>
+      </w:r>
+      <w:r>
+        <w:rPr>
+          <w:rFonts w:ascii="Consolas" w:hAnsi="Consolas" w:cs="Consolas"/>
+          <w:color w:val="0B769F" w:themeColor="accent4" w:themeShade="BF"/>
+          <w:sz w:val="18"/>
+          <w:szCs w:val="18"/>
+        </w:rPr>
+        <w:t>bool</w:t>
+      </w:r>
+      <w:r>
+        <w:rPr>
+          <w:rFonts w:ascii="Consolas" w:hAnsi="Consolas" w:cs="Consolas"/>
+          <w:sz w:val="18"/>
+          <w:szCs w:val="18"/>
+        </w:rPr>
+        <w:t xml:space="preserve">, </w:t>
+      </w:r>
+      <w:r>
+        <w:rPr>
+          <w:rFonts w:ascii="Consolas" w:hAnsi="Consolas" w:cs="Consolas"/>
+          <w:color w:val="0B769F" w:themeColor="accent4" w:themeShade="BF"/>
+          <w:sz w:val="18"/>
+          <w:szCs w:val="18"/>
+        </w:rPr>
+        <w:t>bool</w:t>
+      </w:r>
+      <w:r>
+        <w:rPr>
+          <w:rFonts w:ascii="Consolas" w:hAnsi="Consolas" w:cs="Consolas"/>
+          <w:sz w:val="18"/>
+          <w:szCs w:val="18"/>
+        </w:rPr>
+        <w:t xml:space="preserve">, </w:t>
+      </w:r>
+      <w:r>
+        <w:rPr>
+          <w:rFonts w:ascii="Consolas" w:hAnsi="Consolas" w:cs="Consolas"/>
+          <w:color w:val="0B769F" w:themeColor="accent4" w:themeShade="BF"/>
+          <w:sz w:val="18"/>
+          <w:szCs w:val="18"/>
+        </w:rPr>
+        <w:t>Dict</w:t>
+      </w:r>
+      <w:r>
+        <w:rPr>
+          <w:rFonts w:ascii="Consolas" w:hAnsi="Consolas" w:cs="Consolas"/>
+          <w:sz w:val="18"/>
+          <w:szCs w:val="18"/>
+        </w:rPr>
+        <w:t>]:</w:t>
+      </w:r>
+    </w:p>
+    <w:p>
+      <w:pPr>
+        <w:rPr>
+          <w:rFonts w:ascii="Consolas" w:hAnsi="Consolas" w:cs="Consolas"/>
+          <w:sz w:val="18"/>
+          <w:szCs w:val="18"/>
+        </w:rPr>
+      </w:pPr>
+      <w:r>
+        <w:rPr>
+          <w:rFonts w:ascii="Consolas" w:hAnsi="Consolas" w:cs="Consolas"/>
+          <w:sz w:val="18"/>
+          <w:szCs w:val="18"/>
+        </w:rPr>
+        <w:t xml:space="preserve">    </w:t>
+      </w:r>
+      <w:r>
+        <w:rPr>
+          <w:rFonts w:ascii="Consolas" w:hAnsi="Consolas" w:cs="Consolas"/>
+          <w:color w:val="3A7C22" w:themeColor="accent6" w:themeShade="BF"/>
+          <w:sz w:val="18"/>
+          <w:szCs w:val="18"/>
+        </w:rPr>
+        <w:t>"""Execute action and return new state"""</w:t>
+      </w:r>
+    </w:p>
+    <w:p>
+      <w:pPr>
+        <w:rPr>
+          <w:rFonts w:ascii="Consolas" w:hAnsi="Consolas" w:cs="Consolas"/>
+          <w:sz w:val="18"/>
+          <w:szCs w:val="18"/>
+        </w:rPr>
+      </w:pPr>
+      <w:r>
+        <w:rPr>
+          <w:rFonts w:ascii="Consolas" w:hAnsi="Consolas" w:cs="Consolas"/>
+          <w:sz w:val="18"/>
+          <w:szCs w:val="18"/>
+        </w:rPr>
+        <w:t xml:space="preserve">    </w:t>
+      </w:r>
+      <w:r>
+        <w:rPr>
+          <w:rFonts w:ascii="Consolas" w:hAnsi="Consolas" w:cs="Consolas"/>
+          <w:color w:val="7030A0"/>
+          <w:sz w:val="18"/>
+          <w:szCs w:val="18"/>
+        </w:rPr>
+        <w:t>self</w:t>
+      </w:r>
+      <w:r>
+        <w:rPr>
+          <w:rFonts w:ascii="Consolas" w:hAnsi="Consolas" w:cs="Consolas"/>
+          <w:sz w:val="18"/>
+          <w:szCs w:val="18"/>
+        </w:rPr>
+        <w:t xml:space="preserve">.current_step += </w:t>
+      </w:r>
+      <w:r>
+        <w:rPr>
+          <w:rFonts w:ascii="Consolas" w:hAnsi="Consolas" w:cs="Consolas"/>
+          <w:color w:val="0F9ED5" w:themeColor="accent4"/>
+          <w:sz w:val="18"/>
+          <w:szCs w:val="18"/>
+        </w:rPr>
+        <w:t>1</w:t>
+      </w:r>
+    </w:p>
+    <w:p>
+      <w:pPr>
+        <w:rPr>
+          <w:rFonts w:ascii="Consolas" w:hAnsi="Consolas" w:cs="Consolas"/>
+          <w:sz w:val="18"/>
+          <w:szCs w:val="18"/>
+        </w:rPr>
+      </w:pPr>
+      <w:r>
+        <w:rPr>
+          <w:rFonts w:ascii="Consolas" w:hAnsi="Consolas" w:cs="Consolas"/>
+          <w:sz w:val="18"/>
+          <w:szCs w:val="18"/>
+        </w:rPr>
+        <w:t xml:space="preserve">    ...</w:t>
+      </w:r>
+    </w:p>
+    <w:p>
+      <w:pPr>
+        <w:rPr>
+          <w:rFonts w:ascii="Consolas" w:hAnsi="Consolas" w:cs="Consolas"/>
+          <w:sz w:val="18"/>
+          <w:szCs w:val="18"/>
+        </w:rPr>
+      </w:pPr>
+      <w:r>
+        <w:rPr>
+          <w:rFonts w:ascii="Consolas" w:hAnsi="Consolas" w:cs="Consolas"/>
+          <w:sz w:val="18"/>
+          <w:szCs w:val="18"/>
+        </w:rPr>
+        <w:t xml:space="preserve">    </w:t>
+      </w:r>
+      <w:r>
+        <w:rPr>
+          <w:rFonts w:ascii="Consolas" w:hAnsi="Consolas" w:cs="Consolas"/>
+          <w:color w:val="3A7C22" w:themeColor="accent6" w:themeShade="BF"/>
+          <w:sz w:val="18"/>
+          <w:szCs w:val="18"/>
+        </w:rPr>
+        <w:t># Generate new tasks</w:t>
+      </w:r>
+    </w:p>
+    <w:p>
+      <w:pPr>
+        <w:rPr>
+          <w:rFonts w:ascii="Consolas" w:hAnsi="Consolas" w:cs="Consolas"/>
+          <w:sz w:val="18"/>
+          <w:szCs w:val="18"/>
+        </w:rPr>
+      </w:pPr>
+      <w:r>
+        <w:rPr>
+          <w:rFonts w:ascii="Consolas" w:hAnsi="Consolas" w:cs="Consolas"/>
+          <w:sz w:val="18"/>
+          <w:szCs w:val="18"/>
+        </w:rPr>
+        <w:t xml:space="preserve">    </w:t>
+      </w:r>
+      <w:r>
+        <w:rPr>
+          <w:rFonts w:ascii="Consolas" w:hAnsi="Consolas" w:cs="Consolas"/>
+          <w:color w:val="C00000"/>
+          <w:sz w:val="18"/>
+          <w:szCs w:val="18"/>
+        </w:rPr>
+        <w:t>if</w:t>
+      </w:r>
+      <w:r>
+        <w:rPr>
+          <w:rFonts w:ascii="Consolas" w:hAnsi="Consolas" w:cs="Consolas"/>
+          <w:sz w:val="18"/>
+          <w:szCs w:val="18"/>
+        </w:rPr>
+        <w:t xml:space="preserve"> np.random.random() &lt; </w:t>
+      </w:r>
+      <w:r>
+        <w:rPr>
+          <w:rFonts w:ascii="Consolas" w:hAnsi="Consolas" w:cs="Consolas"/>
+          <w:color w:val="0F9ED5" w:themeColor="accent4"/>
+          <w:sz w:val="18"/>
+          <w:szCs w:val="18"/>
+        </w:rPr>
+        <w:t>0.3</w:t>
+      </w:r>
+      <w:r>
+        <w:rPr>
+          <w:rFonts w:ascii="Consolas" w:hAnsi="Consolas" w:cs="Consolas"/>
+          <w:sz w:val="18"/>
+          <w:szCs w:val="18"/>
+        </w:rPr>
+        <w:t>:</w:t>
+      </w:r>
+    </w:p>
+    <w:p>
+      <w:pPr>
+        <w:rPr>
+          <w:rFonts w:ascii="Consolas" w:hAnsi="Consolas" w:cs="Consolas"/>
+          <w:sz w:val="18"/>
+          <w:szCs w:val="18"/>
+        </w:rPr>
+      </w:pPr>
+      <w:r>
+        <w:rPr>
+          <w:rFonts w:ascii="Consolas" w:hAnsi="Consolas" w:cs="Consolas"/>
+          <w:sz w:val="18"/>
+          <w:szCs w:val="18"/>
+        </w:rPr>
+        <w:t xml:space="preserve">    </w:t>
+      </w:r>
+      <w:r>
+        <w:rPr>
+          <w:rFonts w:ascii="Consolas" w:hAnsi="Consolas" w:cs="Consolas"/>
+          <w:sz w:val="18"/>
+          <w:szCs w:val="18"/>
+        </w:rPr>
+        <w:t xml:space="preserve">    </w:t>
+      </w:r>
+      <w:r>
+        <w:rPr>
+          <w:rFonts w:ascii="Consolas" w:hAnsi="Consolas" w:cs="Consolas"/>
+          <w:color w:val="7030A0"/>
+          <w:sz w:val="18"/>
+          <w:szCs w:val="18"/>
+        </w:rPr>
+        <w:t>self</w:t>
+      </w:r>
+      <w:r>
+        <w:rPr>
+          <w:rFonts w:ascii="Consolas" w:hAnsi="Consolas" w:cs="Consolas"/>
+          <w:sz w:val="18"/>
+          <w:szCs w:val="18"/>
+        </w:rPr>
+        <w:t>.task_queue.append(</w:t>
+      </w:r>
+      <w:r>
+        <w:rPr>
+          <w:rFonts w:ascii="Consolas" w:hAnsi="Consolas" w:cs="Consolas"/>
+          <w:color w:val="7030A0"/>
+          <w:sz w:val="18"/>
+          <w:szCs w:val="18"/>
+        </w:rPr>
+        <w:t>self</w:t>
+      </w:r>
+      <w:r>
+        <w:rPr>
+          <w:rFonts w:ascii="Consolas" w:hAnsi="Consolas" w:cs="Consolas"/>
+          <w:sz w:val="18"/>
+          <w:szCs w:val="18"/>
+        </w:rPr>
+        <w:t>._generate_task())</w:t>
       </w:r>
     </w:p>
     <w:p/>
     <w:p/>
     <w:p/>
+    <w:p/>
     <w:p>
       <w:pPr>
         <w:pStyle w:val="Heading1"/>
@@ -2607,7 +3743,6 @@
         <w:pStyle w:val="Heading2"/>
       </w:pPr>
       <w:r>
-        <w:lastRenderedPageBreak/>
         <w:t>Core Classes</w:t>
       </w:r>
     </w:p>
@@ -2684,7 +3819,6 @@
         <w:pStyle w:val="Heading2"/>
       </w:pPr>
       <w:r>
-        <w:lastRenderedPageBreak/>
         <w:t>Smart Agent and Tool System Classes</w:t>
       </w:r>
     </w:p>
@@ -2760,11 +3894,11 @@
       <w:pPr>
         <w:pStyle w:val="Heading1"/>
       </w:pPr>
-      <w:bookmarkStart w:id="0" w:name="_Toc220489377"/>
+      <w:bookmarkStart w:id="1" w:name="_Toc220489377"/>
       <w:r>
         <w:t>System Flowchart</w:t>
       </w:r>
-      <w:bookmarkEnd w:id="0"/>
+      <w:bookmarkEnd w:id="1"/>
     </w:p>
     <w:p/>
     <w:p>
@@ -2838,7 +3972,7 @@
       <w:pPr>
         <w:pStyle w:val="Heading2"/>
       </w:pPr>
-      <w:bookmarkStart w:id="1" w:name="_Toc220489378"/>
+      <w:bookmarkStart w:id="2" w:name="_Toc220489378"/>
       <w:r>
         <w:rPr>
           <w:noProof/>
@@ -2973,7 +4107,7 @@
       <w:r>
         <w:t>Training Loop</w:t>
       </w:r>
-      <w:bookmarkEnd w:id="1"/>
+      <w:bookmarkEnd w:id="2"/>
     </w:p>
     <w:p/>
     <w:p/>
@@ -3109,11 +4243,11 @@
       <w:pPr>
         <w:pStyle w:val="Heading3"/>
       </w:pPr>
-      <w:bookmarkStart w:id="2" w:name="_Toc220489379"/>
+      <w:bookmarkStart w:id="3" w:name="_Toc220489379"/>
       <w:r>
         <w:t>Parallel Vectorized Environments</w:t>
       </w:r>
-      <w:bookmarkEnd w:id="2"/>
+      <w:bookmarkEnd w:id="3"/>
     </w:p>
     <w:p/>
     <w:p>
@@ -3250,11 +4384,11 @@
       <w:pPr>
         <w:pStyle w:val="Heading3"/>
       </w:pPr>
-      <w:bookmarkStart w:id="3" w:name="_Toc220489380"/>
+      <w:bookmarkStart w:id="4" w:name="_Toc220489380"/>
       <w:r>
         <w:t>Initialize the PPO model</w:t>
       </w:r>
-      <w:bookmarkEnd w:id="3"/>
+      <w:bookmarkEnd w:id="4"/>
       <w:r>
         <w:t xml:space="preserve"> </w:t>
       </w:r>
@@ -3692,13 +4826,159 @@
     </w:p>
     <w:p>
       <w:r>
-        <w:t xml:space="preserve">With 7 agents × multiple task types, 3e-4 strikes a balance between learning speed and stability. For simpler environments, </w:t>
+        <w:t xml:space="preserve">With </w:t>
+      </w:r>
+      <m:oMath>
+        <m:r>
+          <w:rPr>
+            <w:rFonts w:ascii="Cambria Math" w:hAnsi="Cambria Math"/>
+          </w:rPr>
+          <m:t>7</m:t>
+        </m:r>
+      </m:oMath>
+      <w:r>
+        <w:t xml:space="preserve"> agents × multiple task types, </w:t>
+      </w:r>
+      <m:oMath>
+        <m:r>
+          <w:rPr>
+            <w:rFonts w:ascii="Cambria Math" w:hAnsi="Cambria Math"/>
+          </w:rPr>
+          <m:t>3</m:t>
+        </m:r>
+        <m:r>
+          <w:rPr>
+            <w:rFonts w:ascii="Cambria Math" w:hAnsi="Cambria Math"/>
+          </w:rPr>
+          <m:t>×</m:t>
+        </m:r>
+        <m:sSup>
+          <m:sSupPr>
+            <m:ctrlPr>
+              <w:rPr>
+                <w:rFonts w:ascii="Cambria Math" w:hAnsi="Cambria Math"/>
+                <w:i/>
+              </w:rPr>
+            </m:ctrlPr>
+          </m:sSupPr>
+          <m:e>
+            <m:r>
+              <w:rPr>
+                <w:rFonts w:ascii="Cambria Math" w:hAnsi="Cambria Math"/>
+              </w:rPr>
+              <m:t>10</m:t>
+            </m:r>
+          </m:e>
+          <m:sup>
+            <m:r>
+              <w:rPr>
+                <w:rFonts w:ascii="Cambria Math" w:hAnsi="Cambria Math"/>
+              </w:rPr>
+              <m:t>-4</m:t>
+            </m:r>
+          </m:sup>
+        </m:sSup>
+      </m:oMath>
+      <w:r>
+        <w:t xml:space="preserve"> strikes a balance between learning speed and stability. For simpler environments, </w:t>
       </w:r>
       <w:r>
         <w:t>one</w:t>
       </w:r>
       <w:r>
-        <w:t xml:space="preserve"> might use 1e-3; for more complex, 1e-4.</w:t>
+        <w:t xml:space="preserve"> might use </w:t>
+      </w:r>
+      <m:oMath>
+        <m:r>
+          <w:rPr>
+            <w:rFonts w:ascii="Cambria Math" w:hAnsi="Cambria Math"/>
+          </w:rPr>
+          <m:t>1</m:t>
+        </m:r>
+        <m:r>
+          <w:rPr>
+            <w:rFonts w:ascii="Cambria Math" w:hAnsi="Cambria Math"/>
+          </w:rPr>
+          <m:t>×</m:t>
+        </m:r>
+        <m:sSup>
+          <m:sSupPr>
+            <m:ctrlPr>
+              <w:rPr>
+                <w:rFonts w:ascii="Cambria Math" w:hAnsi="Cambria Math"/>
+                <w:i/>
+              </w:rPr>
+            </m:ctrlPr>
+          </m:sSupPr>
+          <m:e>
+            <m:r>
+              <w:rPr>
+                <w:rFonts w:ascii="Cambria Math" w:hAnsi="Cambria Math"/>
+              </w:rPr>
+              <m:t>10</m:t>
+            </m:r>
+          </m:e>
+          <m:sup>
+            <m:r>
+              <w:rPr>
+                <w:rFonts w:ascii="Cambria Math" w:hAnsi="Cambria Math"/>
+              </w:rPr>
+              <m:t>-</m:t>
+            </m:r>
+            <m:r>
+              <w:rPr>
+                <w:rFonts w:ascii="Cambria Math" w:hAnsi="Cambria Math"/>
+              </w:rPr>
+              <m:t>3</m:t>
+            </m:r>
+          </m:sup>
+        </m:sSup>
+      </m:oMath>
+      <w:r>
+        <w:t xml:space="preserve">; for more complex, </w:t>
+      </w:r>
+      <m:oMath>
+        <m:r>
+          <w:rPr>
+            <w:rFonts w:ascii="Cambria Math" w:hAnsi="Cambria Math"/>
+          </w:rPr>
+          <m:t>1</m:t>
+        </m:r>
+        <m:r>
+          <w:rPr>
+            <w:rFonts w:ascii="Cambria Math" w:hAnsi="Cambria Math"/>
+          </w:rPr>
+          <m:t>×</m:t>
+        </m:r>
+        <m:sSup>
+          <m:sSupPr>
+            <m:ctrlPr>
+              <w:rPr>
+                <w:rFonts w:ascii="Cambria Math" w:hAnsi="Cambria Math"/>
+                <w:i/>
+              </w:rPr>
+            </m:ctrlPr>
+          </m:sSupPr>
+          <m:e>
+            <m:r>
+              <w:rPr>
+                <w:rFonts w:ascii="Cambria Math" w:hAnsi="Cambria Math"/>
+              </w:rPr>
+              <m:t>10</m:t>
+            </m:r>
+          </m:e>
+          <m:sup>
+            <m:r>
+              <w:rPr>
+                <w:rFonts w:ascii="Cambria Math" w:hAnsi="Cambria Math"/>
+              </w:rPr>
+              <m:t>-4</m:t>
+            </m:r>
+          </m:sup>
+        </m:sSup>
+      </m:oMath>
+      <w:r>
+        <w:t>.</w:t>
       </w:r>
     </w:p>
     <w:p/>
@@ -3732,761 +5012,137 @@
       </w:r>
     </w:p>
     <w:p>
-      <w:r>
-        <w:t xml:space="preserve">The environment of this problem generates tasks probabilistically (30% chance per step) </w:t>
-      </w:r>
-    </w:p>
-    <w:p/>
-    <w:p>
-      <w:pPr>
-        <w:rPr>
-          <w:rFonts w:ascii="Consolas" w:hAnsi="Consolas" w:cs="Consolas"/>
-          <w:sz w:val="18"/>
-          <w:szCs w:val="18"/>
-        </w:rPr>
-      </w:pPr>
-      <w:r>
-        <w:rPr>
-          <w:rFonts w:ascii="Consolas" w:hAnsi="Consolas" w:cs="Consolas"/>
-          <w:color w:val="E97132" w:themeColor="accent2"/>
-          <w:sz w:val="18"/>
-          <w:szCs w:val="18"/>
-        </w:rPr>
-        <w:t>def</w:t>
-      </w:r>
-      <w:r>
-        <w:rPr>
-          <w:rFonts w:ascii="Consolas" w:hAnsi="Consolas" w:cs="Consolas"/>
-          <w:sz w:val="18"/>
-          <w:szCs w:val="18"/>
-        </w:rPr>
-        <w:t xml:space="preserve"> _generate_task(</w:t>
-      </w:r>
-      <w:r>
-        <w:rPr>
-          <w:rFonts w:ascii="Consolas" w:hAnsi="Consolas" w:cs="Consolas"/>
-          <w:color w:val="7030A0"/>
-          <w:sz w:val="18"/>
-          <w:szCs w:val="18"/>
-        </w:rPr>
-        <w:t>self</w:t>
-      </w:r>
-      <w:r>
-        <w:rPr>
-          <w:rFonts w:ascii="Consolas" w:hAnsi="Consolas" w:cs="Consolas"/>
-          <w:sz w:val="18"/>
-          <w:szCs w:val="18"/>
-        </w:rPr>
-        <w:t xml:space="preserve">) -&gt; </w:t>
-      </w:r>
-      <w:r>
-        <w:rPr>
-          <w:rFonts w:ascii="Consolas" w:hAnsi="Consolas" w:cs="Consolas"/>
+      <w:pPr>
+        <w:rPr>
+          <w:rFonts w:ascii="Consolas" w:hAnsi="Consolas" w:cs="Consolas"/>
+          <w:sz w:val="18"/>
+          <w:szCs w:val="18"/>
+        </w:rPr>
+      </w:pPr>
+      <w:r>
+        <w:t>The environment of this problem generates tasks probabilistically (</w:t>
+      </w:r>
+      <w:r>
+        <w:t>30</w:t>
+      </w:r>
+      <w:r>
+        <w:t xml:space="preserve">% </w:t>
+      </w:r>
+      <w:r>
+        <w:t xml:space="preserve">chance per step) </w:t>
+      </w:r>
+      <w:r>
+        <w:t>.</w:t>
+      </w:r>
+      <w:r>
+        <w:t xml:space="preserve"> For details refer to </w:t>
+      </w:r>
+      <w:r>
+        <w:rPr>
           <w:color w:val="0B769F" w:themeColor="accent4" w:themeShade="BF"/>
-          <w:sz w:val="18"/>
-          <w:szCs w:val="18"/>
-        </w:rPr>
-        <w:t>Task</w:t>
-      </w:r>
-      <w:r>
-        <w:rPr>
-          <w:rFonts w:ascii="Consolas" w:hAnsi="Consolas" w:cs="Consolas"/>
-          <w:sz w:val="18"/>
-          <w:szCs w:val="18"/>
-        </w:rPr>
-        <w:t>:</w:t>
-      </w:r>
-    </w:p>
-    <w:p>
-      <w:pPr>
-        <w:rPr>
-          <w:rFonts w:ascii="Consolas" w:hAnsi="Consolas" w:cs="Consolas"/>
-          <w:sz w:val="18"/>
-          <w:szCs w:val="18"/>
-        </w:rPr>
-      </w:pPr>
-      <w:r>
-        <w:rPr>
-          <w:rFonts w:ascii="Consolas" w:hAnsi="Consolas" w:cs="Consolas"/>
-          <w:sz w:val="18"/>
-          <w:szCs w:val="18"/>
-        </w:rPr>
-        <w:t xml:space="preserve">   </w:t>
-      </w:r>
-      <w:r>
-        <w:rPr>
-          <w:rFonts w:ascii="Consolas" w:hAnsi="Consolas" w:cs="Consolas"/>
-          <w:sz w:val="18"/>
-          <w:szCs w:val="18"/>
-        </w:rPr>
-        <w:t xml:space="preserve"> </w:t>
-      </w:r>
-      <w:r>
-        <w:rPr>
-          <w:rFonts w:ascii="Consolas" w:hAnsi="Consolas" w:cs="Consolas"/>
-          <w:color w:val="3A7C22" w:themeColor="accent6" w:themeShade="BF"/>
-          <w:sz w:val="18"/>
-          <w:szCs w:val="18"/>
-        </w:rPr>
-        <w:t>"""Generate a new task with random properties"""</w:t>
-      </w:r>
-    </w:p>
-    <w:p>
-      <w:pPr>
-        <w:rPr>
-          <w:rFonts w:ascii="Consolas" w:hAnsi="Consolas" w:cs="Consolas"/>
-          <w:sz w:val="18"/>
-          <w:szCs w:val="18"/>
-        </w:rPr>
-      </w:pPr>
-      <w:r>
-        <w:rPr>
-          <w:rFonts w:ascii="Consolas" w:hAnsi="Consolas" w:cs="Consolas"/>
-          <w:sz w:val="18"/>
-          <w:szCs w:val="18"/>
-        </w:rPr>
-        <w:t xml:space="preserve">    task_types = [</w:t>
-      </w:r>
-      <w:r>
-        <w:rPr>
-          <w:rFonts w:ascii="Consolas" w:hAnsi="Consolas" w:cs="Consolas"/>
-          <w:color w:val="4EA72E" w:themeColor="accent6"/>
-          <w:sz w:val="18"/>
-          <w:szCs w:val="18"/>
-        </w:rPr>
-        <w:t>"research"</w:t>
-      </w:r>
-      <w:r>
-        <w:rPr>
-          <w:rFonts w:ascii="Consolas" w:hAnsi="Consolas" w:cs="Consolas"/>
-          <w:sz w:val="18"/>
-          <w:szCs w:val="18"/>
-        </w:rPr>
-        <w:t xml:space="preserve">, </w:t>
-      </w:r>
-      <w:r>
-        <w:rPr>
-          <w:rFonts w:ascii="Consolas" w:hAnsi="Consolas" w:cs="Consolas"/>
-          <w:color w:val="4EA72E" w:themeColor="accent6"/>
-          <w:sz w:val="18"/>
-          <w:szCs w:val="18"/>
-        </w:rPr>
-        <w:t>"analysis"</w:t>
-      </w:r>
-      <w:r>
-        <w:rPr>
-          <w:rFonts w:ascii="Consolas" w:hAnsi="Consolas" w:cs="Consolas"/>
-          <w:sz w:val="18"/>
-          <w:szCs w:val="18"/>
-        </w:rPr>
-        <w:t xml:space="preserve">, </w:t>
-      </w:r>
-      <w:r>
-        <w:rPr>
-          <w:rFonts w:ascii="Consolas" w:hAnsi="Consolas" w:cs="Consolas"/>
-          <w:color w:val="4EA72E" w:themeColor="accent6"/>
-          <w:sz w:val="18"/>
-          <w:szCs w:val="18"/>
-        </w:rPr>
-        <w:t>"execution"</w:t>
-      </w:r>
-      <w:r>
-        <w:rPr>
-          <w:rFonts w:ascii="Consolas" w:hAnsi="Consolas" w:cs="Consolas"/>
-          <w:sz w:val="18"/>
-          <w:szCs w:val="18"/>
-        </w:rPr>
-        <w:t xml:space="preserve">, </w:t>
-      </w:r>
-      <w:r>
-        <w:rPr>
-          <w:rFonts w:ascii="Consolas" w:hAnsi="Consolas" w:cs="Consolas"/>
-          <w:color w:val="4EA72E" w:themeColor="accent6"/>
-          <w:sz w:val="18"/>
-          <w:szCs w:val="18"/>
-        </w:rPr>
-        <w:t>"validation"</w:t>
-      </w:r>
-      <w:r>
-        <w:rPr>
-          <w:rFonts w:ascii="Consolas" w:hAnsi="Consolas" w:cs="Consolas"/>
-          <w:sz w:val="18"/>
-          <w:szCs w:val="18"/>
-        </w:rPr>
-        <w:t>]</w:t>
-      </w:r>
-    </w:p>
-    <w:p>
-      <w:pPr>
-        <w:rPr>
-          <w:rFonts w:ascii="Consolas" w:hAnsi="Consolas" w:cs="Consolas"/>
-          <w:sz w:val="18"/>
-          <w:szCs w:val="18"/>
-        </w:rPr>
-      </w:pPr>
-      <w:r>
-        <w:rPr>
-          <w:rFonts w:ascii="Consolas" w:hAnsi="Consolas" w:cs="Consolas"/>
-          <w:sz w:val="18"/>
-          <w:szCs w:val="18"/>
-        </w:rPr>
-        <w:t xml:space="preserve">    task_type = np.random.</w:t>
-      </w:r>
-      <w:r>
-        <w:rPr>
-          <w:rFonts w:ascii="Consolas" w:hAnsi="Consolas" w:cs="Consolas"/>
-          <w:color w:val="80340D" w:themeColor="accent2" w:themeShade="80"/>
-          <w:sz w:val="18"/>
-          <w:szCs w:val="18"/>
-        </w:rPr>
-        <w:t>choice</w:t>
-      </w:r>
-      <w:r>
-        <w:rPr>
-          <w:rFonts w:ascii="Consolas" w:hAnsi="Consolas" w:cs="Consolas"/>
-          <w:sz w:val="18"/>
-          <w:szCs w:val="18"/>
-        </w:rPr>
-        <w:t>(task_types)</w:t>
-      </w:r>
-    </w:p>
-    <w:p>
-      <w:pPr>
-        <w:rPr>
-          <w:rFonts w:ascii="Consolas" w:hAnsi="Consolas" w:cs="Consolas"/>
-          <w:sz w:val="18"/>
-          <w:szCs w:val="18"/>
-        </w:rPr>
-      </w:pPr>
-    </w:p>
-    <w:p>
-      <w:pPr>
-        <w:rPr>
-          <w:rFonts w:ascii="Consolas" w:hAnsi="Consolas" w:cs="Consolas"/>
-          <w:sz w:val="18"/>
-          <w:szCs w:val="18"/>
-        </w:rPr>
-      </w:pPr>
-      <w:r>
-        <w:rPr>
-          <w:rFonts w:ascii="Consolas" w:hAnsi="Consolas" w:cs="Consolas"/>
-          <w:sz w:val="18"/>
-          <w:szCs w:val="18"/>
-        </w:rPr>
-        <w:t xml:space="preserve">    return </w:t>
-      </w:r>
-      <w:r>
-        <w:rPr>
-          <w:rFonts w:ascii="Consolas" w:hAnsi="Consolas" w:cs="Consolas"/>
+          <w:u w:val="single"/>
+        </w:rPr>
+        <w:fldChar w:fldCharType="begin"/>
+      </w:r>
+      <w:r>
+        <w:rPr>
           <w:color w:val="0B769F" w:themeColor="accent4" w:themeShade="BF"/>
-          <w:sz w:val="18"/>
-          <w:szCs w:val="18"/>
-        </w:rPr>
-        <w:t>Task</w:t>
-      </w:r>
-      <w:r>
-        <w:rPr>
-          <w:rFonts w:ascii="Consolas" w:hAnsi="Consolas" w:cs="Consolas"/>
-          <w:sz w:val="18"/>
-          <w:szCs w:val="18"/>
-        </w:rPr>
-        <w:t>(</w:t>
-      </w:r>
-    </w:p>
-    <w:p>
-      <w:pPr>
-        <w:rPr>
-          <w:rFonts w:ascii="Consolas" w:hAnsi="Consolas" w:cs="Consolas"/>
-          <w:sz w:val="18"/>
-          <w:szCs w:val="18"/>
-        </w:rPr>
-      </w:pPr>
-      <w:r>
-        <w:rPr>
-          <w:rFonts w:ascii="Consolas" w:hAnsi="Consolas" w:cs="Consolas"/>
-          <w:sz w:val="18"/>
-          <w:szCs w:val="18"/>
-        </w:rPr>
-        <w:t xml:space="preserve">        id=f</w:t>
-      </w:r>
-      <w:r>
-        <w:rPr>
-          <w:rFonts w:ascii="Consolas" w:hAnsi="Consolas" w:cs="Consolas"/>
-          <w:color w:val="4EA72E" w:themeColor="accent6"/>
-          <w:sz w:val="18"/>
-          <w:szCs w:val="18"/>
-        </w:rPr>
-        <w:t>"task_</w:t>
-      </w:r>
-      <w:r>
-        <w:rPr>
-          <w:rFonts w:ascii="Consolas" w:hAnsi="Consolas" w:cs="Consolas"/>
-          <w:sz w:val="18"/>
-          <w:szCs w:val="18"/>
-        </w:rPr>
-        <w:t>{np.random.</w:t>
-      </w:r>
-      <w:r>
-        <w:rPr>
-          <w:rFonts w:ascii="Consolas" w:hAnsi="Consolas" w:cs="Consolas"/>
-          <w:color w:val="80340D" w:themeColor="accent2" w:themeShade="80"/>
-          <w:sz w:val="18"/>
-          <w:szCs w:val="18"/>
-        </w:rPr>
-        <w:t>randint</w:t>
-      </w:r>
-      <w:r>
-        <w:rPr>
-          <w:rFonts w:ascii="Consolas" w:hAnsi="Consolas" w:cs="Consolas"/>
-          <w:sz w:val="18"/>
-          <w:szCs w:val="18"/>
-        </w:rPr>
-        <w:t>(</w:t>
-      </w:r>
-      <w:r>
-        <w:rPr>
-          <w:rFonts w:ascii="Consolas" w:hAnsi="Consolas" w:cs="Consolas"/>
-          <w:color w:val="0F9ED5" w:themeColor="accent4"/>
-          <w:sz w:val="18"/>
-          <w:szCs w:val="18"/>
-        </w:rPr>
-        <w:t>10000</w:t>
-      </w:r>
-      <w:r>
-        <w:rPr>
-          <w:rFonts w:ascii="Consolas" w:hAnsi="Consolas" w:cs="Consolas"/>
-          <w:sz w:val="18"/>
-          <w:szCs w:val="18"/>
-        </w:rPr>
-        <w:t>)}</w:t>
-      </w:r>
-      <w:r>
-        <w:rPr>
-          <w:rFonts w:ascii="Consolas" w:hAnsi="Consolas" w:cs="Consolas"/>
-          <w:color w:val="4EA72E" w:themeColor="accent6"/>
-          <w:sz w:val="18"/>
-          <w:szCs w:val="18"/>
-        </w:rPr>
-        <w:t>"</w:t>
-      </w:r>
-      <w:r>
-        <w:rPr>
-          <w:rFonts w:ascii="Consolas" w:hAnsi="Consolas" w:cs="Consolas"/>
-          <w:sz w:val="18"/>
-          <w:szCs w:val="18"/>
-        </w:rPr>
-        <w:t>,</w:t>
-      </w:r>
-    </w:p>
-    <w:p>
-      <w:pPr>
-        <w:rPr>
-          <w:rFonts w:ascii="Consolas" w:hAnsi="Consolas" w:cs="Consolas"/>
-          <w:sz w:val="18"/>
-          <w:szCs w:val="18"/>
-        </w:rPr>
-      </w:pPr>
-      <w:r>
-        <w:rPr>
-          <w:rFonts w:ascii="Consolas" w:hAnsi="Consolas" w:cs="Consolas"/>
-          <w:sz w:val="18"/>
-          <w:szCs w:val="18"/>
-        </w:rPr>
-        <w:t xml:space="preserve">        type=task_type,</w:t>
-      </w:r>
-    </w:p>
-    <w:p>
-      <w:pPr>
-        <w:rPr>
-          <w:rFonts w:ascii="Consolas" w:hAnsi="Consolas" w:cs="Consolas"/>
-          <w:sz w:val="18"/>
-          <w:szCs w:val="18"/>
-        </w:rPr>
-      </w:pPr>
-      <w:r>
-        <w:rPr>
-          <w:rFonts w:ascii="Consolas" w:hAnsi="Consolas" w:cs="Consolas"/>
-          <w:sz w:val="18"/>
-          <w:szCs w:val="18"/>
-        </w:rPr>
-        <w:t xml:space="preserve">        complexity=np.random.</w:t>
-      </w:r>
-      <w:r>
-        <w:rPr>
-          <w:rFonts w:ascii="Consolas" w:hAnsi="Consolas" w:cs="Consolas"/>
-          <w:color w:val="80340D" w:themeColor="accent2" w:themeShade="80"/>
-          <w:sz w:val="18"/>
-          <w:szCs w:val="18"/>
-        </w:rPr>
-        <w:t>uniform</w:t>
-      </w:r>
-      <w:r>
-        <w:rPr>
-          <w:rFonts w:ascii="Consolas" w:hAnsi="Consolas" w:cs="Consolas"/>
-          <w:sz w:val="18"/>
-          <w:szCs w:val="18"/>
-        </w:rPr>
-        <w:t>(</w:t>
-      </w:r>
-      <w:r>
-        <w:rPr>
-          <w:rFonts w:ascii="Consolas" w:hAnsi="Consolas" w:cs="Consolas"/>
-          <w:color w:val="0F9ED5" w:themeColor="accent4"/>
-          <w:sz w:val="18"/>
-          <w:szCs w:val="18"/>
-        </w:rPr>
-        <w:t>0.3</w:t>
-      </w:r>
-      <w:r>
-        <w:rPr>
-          <w:rFonts w:ascii="Consolas" w:hAnsi="Consolas" w:cs="Consolas"/>
-          <w:sz w:val="18"/>
-          <w:szCs w:val="18"/>
-        </w:rPr>
-        <w:t xml:space="preserve">, </w:t>
-      </w:r>
-      <w:r>
-        <w:rPr>
-          <w:rFonts w:ascii="Consolas" w:hAnsi="Consolas" w:cs="Consolas"/>
-          <w:color w:val="0F9ED5" w:themeColor="accent4"/>
-          <w:sz w:val="18"/>
-          <w:szCs w:val="18"/>
-        </w:rPr>
-        <w:t>1.0</w:t>
-      </w:r>
-      <w:r>
-        <w:rPr>
-          <w:rFonts w:ascii="Consolas" w:hAnsi="Consolas" w:cs="Consolas"/>
-          <w:sz w:val="18"/>
-          <w:szCs w:val="18"/>
-        </w:rPr>
-        <w:t>),</w:t>
-      </w:r>
-    </w:p>
-    <w:p>
-      <w:pPr>
-        <w:rPr>
-          <w:rFonts w:ascii="Consolas" w:hAnsi="Consolas" w:cs="Consolas"/>
-          <w:sz w:val="18"/>
-          <w:szCs w:val="18"/>
-        </w:rPr>
-      </w:pPr>
-      <w:r>
-        <w:rPr>
-          <w:rFonts w:ascii="Consolas" w:hAnsi="Consolas" w:cs="Consolas"/>
-          <w:sz w:val="18"/>
-          <w:szCs w:val="18"/>
-        </w:rPr>
-        <w:t xml:space="preserve">        requirements=[np.random.</w:t>
-      </w:r>
-      <w:r>
-        <w:rPr>
-          <w:rFonts w:ascii="Consolas" w:hAnsi="Consolas" w:cs="Consolas"/>
-          <w:color w:val="80340D" w:themeColor="accent2" w:themeShade="80"/>
-          <w:sz w:val="18"/>
-          <w:szCs w:val="18"/>
-        </w:rPr>
-        <w:t>choice</w:t>
-      </w:r>
-      <w:r>
-        <w:rPr>
-          <w:rFonts w:ascii="Consolas" w:hAnsi="Consolas" w:cs="Consolas"/>
-          <w:sz w:val="18"/>
-          <w:szCs w:val="18"/>
-        </w:rPr>
-        <w:t xml:space="preserve">(task_types) </w:t>
-      </w:r>
-      <w:r>
-        <w:rPr>
-          <w:rFonts w:ascii="Consolas" w:hAnsi="Consolas" w:cs="Consolas"/>
-          <w:color w:val="C00000"/>
-          <w:sz w:val="18"/>
-          <w:szCs w:val="18"/>
-        </w:rPr>
-        <w:t>for</w:t>
-      </w:r>
-      <w:r>
-        <w:rPr>
-          <w:rFonts w:ascii="Consolas" w:hAnsi="Consolas" w:cs="Consolas"/>
-          <w:sz w:val="18"/>
-          <w:szCs w:val="18"/>
-        </w:rPr>
-        <w:t xml:space="preserve"> _ </w:t>
-      </w:r>
-      <w:r>
-        <w:rPr>
-          <w:rFonts w:ascii="Consolas" w:hAnsi="Consolas" w:cs="Consolas"/>
-          <w:color w:val="C00000"/>
-          <w:sz w:val="18"/>
-          <w:szCs w:val="18"/>
-        </w:rPr>
-        <w:t>in</w:t>
-      </w:r>
-      <w:r>
-        <w:rPr>
-          <w:rFonts w:ascii="Consolas" w:hAnsi="Consolas" w:cs="Consolas"/>
-          <w:sz w:val="18"/>
-          <w:szCs w:val="18"/>
-        </w:rPr>
-        <w:t xml:space="preserve"> </w:t>
-      </w:r>
-      <w:r>
-        <w:rPr>
-          <w:rFonts w:ascii="Consolas" w:hAnsi="Consolas" w:cs="Consolas"/>
-          <w:color w:val="80340D" w:themeColor="accent2" w:themeShade="80"/>
-          <w:sz w:val="18"/>
-          <w:szCs w:val="18"/>
-        </w:rPr>
-        <w:t>range</w:t>
-      </w:r>
-      <w:r>
-        <w:rPr>
-          <w:rFonts w:ascii="Consolas" w:hAnsi="Consolas" w:cs="Consolas"/>
-          <w:sz w:val="18"/>
-          <w:szCs w:val="18"/>
-        </w:rPr>
-        <w:t>(np.random.</w:t>
-      </w:r>
-      <w:r>
-        <w:rPr>
-          <w:rFonts w:ascii="Consolas" w:hAnsi="Consolas" w:cs="Consolas"/>
-          <w:color w:val="80340D" w:themeColor="accent2" w:themeShade="80"/>
-          <w:sz w:val="18"/>
-          <w:szCs w:val="18"/>
-        </w:rPr>
-        <w:t>randint</w:t>
-      </w:r>
-      <w:r>
-        <w:rPr>
-          <w:rFonts w:ascii="Consolas" w:hAnsi="Consolas" w:cs="Consolas"/>
-          <w:sz w:val="18"/>
-          <w:szCs w:val="18"/>
-        </w:rPr>
-        <w:t>(</w:t>
-      </w:r>
-      <w:r>
-        <w:rPr>
-          <w:rFonts w:ascii="Consolas" w:hAnsi="Consolas" w:cs="Consolas"/>
-          <w:color w:val="0F9ED5" w:themeColor="accent4"/>
-          <w:sz w:val="18"/>
-          <w:szCs w:val="18"/>
-        </w:rPr>
-        <w:t>1</w:t>
-      </w:r>
-      <w:r>
-        <w:rPr>
-          <w:rFonts w:ascii="Consolas" w:hAnsi="Consolas" w:cs="Consolas"/>
-          <w:sz w:val="18"/>
-          <w:szCs w:val="18"/>
-        </w:rPr>
-        <w:t xml:space="preserve">, </w:t>
-      </w:r>
-      <w:r>
-        <w:rPr>
-          <w:rFonts w:ascii="Consolas" w:hAnsi="Consolas" w:cs="Consolas"/>
-          <w:color w:val="0F9ED5" w:themeColor="accent4"/>
-          <w:sz w:val="18"/>
-          <w:szCs w:val="18"/>
-        </w:rPr>
-        <w:t>3</w:t>
-      </w:r>
-      <w:r>
-        <w:rPr>
-          <w:rFonts w:ascii="Consolas" w:hAnsi="Consolas" w:cs="Consolas"/>
-          <w:sz w:val="18"/>
-          <w:szCs w:val="18"/>
-        </w:rPr>
-        <w:t>))],</w:t>
-      </w:r>
-    </w:p>
-    <w:p>
-      <w:pPr>
-        <w:rPr>
-          <w:rFonts w:ascii="Consolas" w:hAnsi="Consolas" w:cs="Consolas"/>
-          <w:sz w:val="18"/>
-          <w:szCs w:val="18"/>
-        </w:rPr>
-      </w:pPr>
-      <w:r>
-        <w:rPr>
-          <w:rFonts w:ascii="Consolas" w:hAnsi="Consolas" w:cs="Consolas"/>
-          <w:sz w:val="18"/>
-          <w:szCs w:val="18"/>
-        </w:rPr>
-        <w:t xml:space="preserve">        deadline=np.random.</w:t>
-      </w:r>
-      <w:r>
-        <w:rPr>
-          <w:rFonts w:ascii="Consolas" w:hAnsi="Consolas" w:cs="Consolas"/>
-          <w:color w:val="80340D" w:themeColor="accent2" w:themeShade="80"/>
-          <w:sz w:val="18"/>
-          <w:szCs w:val="18"/>
-        </w:rPr>
-        <w:t>uniform</w:t>
-      </w:r>
-      <w:r>
-        <w:rPr>
-          <w:rFonts w:ascii="Consolas" w:hAnsi="Consolas" w:cs="Consolas"/>
-          <w:sz w:val="18"/>
-          <w:szCs w:val="18"/>
-        </w:rPr>
-        <w:t>(</w:t>
-      </w:r>
-      <w:r>
-        <w:rPr>
-          <w:rFonts w:ascii="Consolas" w:hAnsi="Consolas" w:cs="Consolas"/>
-          <w:color w:val="0F9ED5" w:themeColor="accent4"/>
-          <w:sz w:val="18"/>
-          <w:szCs w:val="18"/>
-        </w:rPr>
-        <w:t>10</w:t>
-      </w:r>
-      <w:r>
-        <w:rPr>
-          <w:rFonts w:ascii="Consolas" w:hAnsi="Consolas" w:cs="Consolas"/>
-          <w:sz w:val="18"/>
-          <w:szCs w:val="18"/>
-        </w:rPr>
-        <w:t xml:space="preserve">, </w:t>
-      </w:r>
-      <w:r>
-        <w:rPr>
-          <w:rFonts w:ascii="Consolas" w:hAnsi="Consolas" w:cs="Consolas"/>
-          <w:color w:val="0F9ED5" w:themeColor="accent4"/>
-          <w:sz w:val="18"/>
-          <w:szCs w:val="18"/>
-        </w:rPr>
-        <w:t>50</w:t>
-      </w:r>
-      <w:r>
-        <w:rPr>
-          <w:rFonts w:ascii="Consolas" w:hAnsi="Consolas" w:cs="Consolas"/>
-          <w:sz w:val="18"/>
-          <w:szCs w:val="18"/>
-        </w:rPr>
-        <w:t>),</w:t>
-      </w:r>
-    </w:p>
-    <w:p>
-      <w:pPr>
-        <w:rPr>
-          <w:rFonts w:ascii="Consolas" w:hAnsi="Consolas" w:cs="Consolas"/>
-          <w:sz w:val="18"/>
-          <w:szCs w:val="18"/>
-        </w:rPr>
-      </w:pPr>
-      <w:r>
-        <w:rPr>
-          <w:rFonts w:ascii="Consolas" w:hAnsi="Consolas" w:cs="Consolas"/>
-          <w:sz w:val="18"/>
-          <w:szCs w:val="18"/>
-        </w:rPr>
-        <w:t xml:space="preserve">        priority=np.random.</w:t>
-      </w:r>
-      <w:r>
-        <w:rPr>
-          <w:rFonts w:ascii="Consolas" w:hAnsi="Consolas" w:cs="Consolas"/>
-          <w:color w:val="80340D" w:themeColor="accent2" w:themeShade="80"/>
-          <w:sz w:val="18"/>
-          <w:szCs w:val="18"/>
-        </w:rPr>
-        <w:t>uniform</w:t>
-      </w:r>
-      <w:r>
-        <w:rPr>
-          <w:rFonts w:ascii="Consolas" w:hAnsi="Consolas" w:cs="Consolas"/>
-          <w:sz w:val="18"/>
-          <w:szCs w:val="18"/>
-        </w:rPr>
-        <w:t>(</w:t>
-      </w:r>
-      <w:r>
-        <w:rPr>
-          <w:rFonts w:ascii="Consolas" w:hAnsi="Consolas" w:cs="Consolas"/>
-          <w:color w:val="0F9ED5" w:themeColor="accent4"/>
-          <w:sz w:val="18"/>
-          <w:szCs w:val="18"/>
-        </w:rPr>
-        <w:t>0.1</w:t>
-      </w:r>
-      <w:r>
-        <w:rPr>
-          <w:rFonts w:ascii="Consolas" w:hAnsi="Consolas" w:cs="Consolas"/>
-          <w:sz w:val="18"/>
-          <w:szCs w:val="18"/>
-        </w:rPr>
-        <w:t xml:space="preserve">, </w:t>
-      </w:r>
-      <w:r>
-        <w:rPr>
-          <w:rFonts w:ascii="Consolas" w:hAnsi="Consolas" w:cs="Consolas"/>
-          <w:color w:val="0F9ED5" w:themeColor="accent4"/>
-          <w:sz w:val="18"/>
-          <w:szCs w:val="18"/>
-        </w:rPr>
-        <w:t>1.0</w:t>
-      </w:r>
-      <w:r>
-        <w:rPr>
-          <w:rFonts w:ascii="Consolas" w:hAnsi="Consolas" w:cs="Consolas"/>
-          <w:sz w:val="18"/>
-          <w:szCs w:val="18"/>
-        </w:rPr>
-        <w:t>)</w:t>
-      </w:r>
-      <w:r>
-        <w:rPr>
-          <w:rFonts w:ascii="Consolas" w:hAnsi="Consolas" w:cs="Consolas"/>
-          <w:sz w:val="18"/>
-          <w:szCs w:val="18"/>
-        </w:rPr>
-        <w:t>)</w:t>
-      </w:r>
-    </w:p>
-    <w:p>
-      <w:r>
-        <w:t xml:space="preserve"> </w:t>
-      </w:r>
-    </w:p>
-    <w:p>
-      <w:r>
-        <w:t># Your reward structure benefits from long trajectories:</w:t>
-      </w:r>
-    </w:p>
-    <w:p>
-      <w:r>
-        <w:t xml:space="preserve"># - Completion rewards (quality * priority * </w:t>
-      </w:r>
-      <w:proofErr w:type="spellStart"/>
-      <w:r>
-        <w:t>time_bonus</w:t>
-      </w:r>
-      <w:proofErr w:type="spellEnd"/>
-      <w:r>
-        <w:t>) * 10</w:t>
-      </w:r>
-    </w:p>
-    <w:p>
-      <w:r>
-        <w:t># - Collaboration bonuses accumulate</w:t>
-      </w:r>
-    </w:p>
-    <w:p>
-      <w:r>
-        <w:t># - Queue penalties are time-dependent</w:t>
+          <w:u w:val="single"/>
+        </w:rPr>
+        <w:instrText xml:space="preserve"> REF _Ref220573207 \h </w:instrText>
+      </w:r>
+      <w:r>
+        <w:rPr>
+          <w:color w:val="0B769F" w:themeColor="accent4" w:themeShade="BF"/>
+          <w:u w:val="single"/>
+        </w:rPr>
+      </w:r>
+      <w:r>
+        <w:rPr>
+          <w:color w:val="0B769F" w:themeColor="accent4" w:themeShade="BF"/>
+          <w:u w:val="single"/>
+        </w:rPr>
+        <w:fldChar w:fldCharType="separate"/>
+      </w:r>
+      <w:r>
+        <w:rPr>
+          <w:color w:val="0B769F" w:themeColor="accent4" w:themeShade="BF"/>
+          <w:u w:val="single"/>
+        </w:rPr>
+        <w:t>Task Generation</w:t>
+      </w:r>
+      <w:r>
+        <w:rPr>
+          <w:color w:val="0B769F" w:themeColor="accent4" w:themeShade="BF"/>
+          <w:u w:val="single"/>
+        </w:rPr>
+        <w:fldChar w:fldCharType="end"/>
+      </w:r>
+      <w:r>
+        <w:fldChar w:fldCharType="begin"/>
+      </w:r>
+      <w:r>
+        <w:instrText xml:space="preserve"> REF _Ref220573207 \h </w:instrText>
+      </w:r>
+      <w:r>
+        <w:fldChar w:fldCharType="separate"/>
+      </w:r>
+      <w:r>
+        <w:fldChar w:fldCharType="end"/>
+      </w:r>
+      <w:r>
+        <w:t xml:space="preserve"> in the first section of this document.</w:t>
       </w:r>
     </w:p>
     <w:p/>
     <w:p/>
+    <w:p/>
+    <w:p/>
+    <w:p/>
+    <w:p/>
+    <w:p/>
+    <w:p>
+      <w:r>
+        <w:t>The</w:t>
+      </w:r>
+      <w:r>
+        <w:t xml:space="preserve"> reward structure benefits from long trajectories:</w:t>
+      </w:r>
+    </w:p>
+    <w:p>
+      <w:r>
+        <w:t xml:space="preserve">- Completion rewards </w:t>
+      </w:r>
+      <w:r>
+        <w:rPr>
+          <w:rFonts w:ascii="Consolas" w:hAnsi="Consolas" w:cs="Consolas"/>
+          <w:sz w:val="18"/>
+          <w:szCs w:val="18"/>
+        </w:rPr>
+        <w:t>(quality * priority * time_bonus) * 10</w:t>
+      </w:r>
+    </w:p>
+    <w:p>
+      <w:r>
+        <w:t>- Collaboration bonuses accumulate</w:t>
+      </w:r>
+    </w:p>
+    <w:p>
+      <w:r>
+        <w:t>- Queue penalties are time-dependent</w:t>
+      </w:r>
+    </w:p>
+    <w:p/>
+    <w:p/>
     <w:p>
       <w:pPr>
         <w:pStyle w:val="Heading1"/>
       </w:pPr>
-      <w:bookmarkStart w:id="4" w:name="_Toc220489381"/>
+      <w:bookmarkStart w:id="5" w:name="_Toc220489381"/>
       <w:r>
         <w:t>References</w:t>
       </w:r>
-      <w:bookmarkEnd w:id="4"/>
+      <w:bookmarkEnd w:id="5"/>
     </w:p>
     <w:p>
       <w:r>
@@ -4504,7 +5160,6 @@
     <w:p/>
     <w:p>
       <w:r>
-        <w:lastRenderedPageBreak/>
         <w:t xml:space="preserve">[2] </w:t>
       </w:r>
       <w:hyperlink r:id="rId11" w:history="1">
@@ -4519,6 +5174,7 @@
     <w:p/>
     <w:p>
       <w:r>
+        <w:lastRenderedPageBreak/>
         <w:t xml:space="preserve">[3] </w:t>
       </w:r>
       <w:hyperlink r:id="rId12" w:history="1">
@@ -4934,22 +5590,22 @@
       <w:pPr>
         <w:pStyle w:val="Heading1"/>
       </w:pPr>
-      <w:bookmarkStart w:id="5" w:name="_Toc220489382"/>
+      <w:bookmarkStart w:id="6" w:name="_Toc220489382"/>
       <w:r>
         <w:t>Appendix</w:t>
       </w:r>
-      <w:bookmarkEnd w:id="5"/>
+      <w:bookmarkEnd w:id="6"/>
     </w:p>
     <w:p/>
     <w:p>
       <w:pPr>
         <w:pStyle w:val="Heading2"/>
       </w:pPr>
-      <w:bookmarkStart w:id="6" w:name="_Toc220489383"/>
+      <w:bookmarkStart w:id="7" w:name="_Toc220489383"/>
       <w:r>
         <w:t>Key Concepts in Reinforcement Learning</w:t>
       </w:r>
-      <w:bookmarkEnd w:id="6"/>
+      <w:bookmarkEnd w:id="7"/>
     </w:p>
     <w:p/>
     <w:p>
@@ -5227,7 +5883,7 @@
           </mc:Choice>
           <mc:Fallback>
             <w:pict>
-              <v:shape w14:anchorId="36D7E0EE" id="Freeform 3" o:spid="_x0000_s1026" style="position:absolute;margin-left:71.05pt;margin-top:3.35pt;width:110.75pt;height:26pt;z-index:251665408;visibility:visible;mso-wrap-style:square;mso-wrap-distance-left:9pt;mso-wrap-distance-top:0;mso-wrap-distance-right:9pt;mso-wrap-distance-bottom:0;mso-position-horizontal:absolute;mso-position-horizontal-relative:text;mso-position-vertical:absolute;mso-position-vertical-relative:text;v-text-anchor:middle" coordsize="1406771,330481" o:gfxdata="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" path="m,324504c6474,267230,12949,209956,65741,163140,118533,116324,217145,70504,316753,43610,416361,16716,560792,6755,663388,1775v102596,-4980,183278,996,268941,11953c1017992,24685,1117600,48591,1177365,67516v59765,18925,79686,35859,113553,59765c1324785,151187,1361640,183061,1380565,210951v18925,27890,23906,83671,23906,83671c1408455,314544,1406463,322512,1404471,330481e" filled="f" strokecolor="#030e13 [484]" strokeweight="1pt">
+              <v:shape w14:anchorId="7C3B2250" id="Freeform 3" o:spid="_x0000_s1026" style="position:absolute;margin-left:71.05pt;margin-top:3.35pt;width:110.75pt;height:26pt;z-index:251665408;visibility:visible;mso-wrap-style:square;mso-wrap-distance-left:9pt;mso-wrap-distance-top:0;mso-wrap-distance-right:9pt;mso-wrap-distance-bottom:0;mso-position-horizontal:absolute;mso-position-horizontal-relative:text;mso-position-vertical:absolute;mso-position-vertical-relative:text;v-text-anchor:middle" coordsize="1406771,330481" o:gfxdata="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" path="m,324504c6474,267230,12949,209956,65741,163140,118533,116324,217145,70504,316753,43610,416361,16716,560792,6755,663388,1775v102596,-4980,183278,996,268941,11953c1017992,24685,1117600,48591,1177365,67516v59765,18925,79686,35859,113553,59765c1324785,151187,1361640,183061,1380565,210951v18925,27890,23906,83671,23906,83671c1408455,314544,1406463,322512,1404471,330481e" filled="f" strokecolor="#030e13 [484]" strokeweight="1pt">
                 <v:stroke endarrow="block" endarrowwidth="narrow" endarrowlength="short" joinstyle="miter"/>
                 <v:path arrowok="t" o:connecttype="custom" o:connectlocs="0,324504;65741,163140;316753,43610;663388,1775;932329,13728;1177365,67516;1290918,127281;1380565,210951;1404471,294622;1404471,330481" o:connectangles="0,0,0,0,0,0,0,0,0,0"/>
               </v:shape>
@@ -5668,7 +6324,7 @@
           </mc:Choice>
           <mc:Fallback>
             <w:pict>
-              <v:shape w14:anchorId="3911960B" id="Freeform 4" o:spid="_x0000_s1026" style="position:absolute;margin-left:70.45pt;margin-top:3.2pt;width:111.2pt;height:25pt;z-index:251666432;visibility:visible;mso-wrap-style:square;mso-wrap-distance-left:9pt;mso-wrap-distance-top:0;mso-wrap-distance-right:9pt;mso-wrap-distance-bottom:0;mso-position-horizontal:absolute;mso-position-horizontal-relative:text;mso-position-vertical:absolute;mso-position-vertical-relative:text;v-text-anchor:middle" coordsize="1412408,317188" o:gfxdata="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" path="m1412217,v498,46816,996,93632,-11953,125506c1387315,157380,1374366,169333,1334523,191247v-39843,21914,-108573,48808,-173318,65741c1096460,273921,1060601,282886,946052,292847v-114549,9961,-356596,21914,-472141,23906c358366,318745,312546,313765,252781,304800,193016,295835,153174,286871,115323,262965,77472,239059,44600,190251,25675,161365,6750,132479,5754,112557,1770,89647v-3984,-22910,,-65741,,-65741l1770,11953e" filled="f" strokecolor="#030e13 [484]" strokeweight="1pt">
+              <v:shape w14:anchorId="309887CD" id="Freeform 4" o:spid="_x0000_s1026" style="position:absolute;margin-left:70.45pt;margin-top:3.2pt;width:111.2pt;height:25pt;z-index:251666432;visibility:visible;mso-wrap-style:square;mso-wrap-distance-left:9pt;mso-wrap-distance-top:0;mso-wrap-distance-right:9pt;mso-wrap-distance-bottom:0;mso-position-horizontal:absolute;mso-position-horizontal-relative:text;mso-position-vertical:absolute;mso-position-vertical-relative:text;v-text-anchor:middle" coordsize="1412408,317188" o:gfxdata="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" path="m1412217,v498,46816,996,93632,-11953,125506c1387315,157380,1374366,169333,1334523,191247v-39843,21914,-108573,48808,-173318,65741c1096460,273921,1060601,282886,946052,292847v-114549,9961,-356596,21914,-472141,23906c358366,318745,312546,313765,252781,304800,193016,295835,153174,286871,115323,262965,77472,239059,44600,190251,25675,161365,6750,132479,5754,112557,1770,89647v-3984,-22910,,-65741,,-65741l1770,11953e" filled="f" strokecolor="#030e13 [484]" strokeweight="1pt">
                 <v:stroke endarrow="block" endarrowwidth="narrow" endarrowlength="short" joinstyle="miter"/>
                 <v:path arrowok="t" o:connecttype="custom" o:connectlocs="1412217,0;1400264,125506;1334523,191247;1161205,256988;946052,292847;473911,316753;252781,304800;115323,262965;25675,161365;1770,89647;1770,23906;1770,11953" o:connectangles="0,0,0,0,0,0,0,0,0,0,0,0"/>
               </v:shape>
@@ -6070,14 +6726,17 @@
     </w:p>
     <w:p>
       <w:r>
+        <w:t xml:space="preserve">The distinction between discrete and continuous state and action spaces have profound </w:t>
+      </w:r>
+      <w:r>
+        <w:t>consequences for the methods of deep RL. Some families of algorithms can only be applied directly in one case and need substantial rework which would impose additional limitations on their performance in the other case.</w:t>
+      </w:r>
+      <w:r>
+        <w:t xml:space="preserve"> In this expose we will </w:t>
+      </w:r>
+      <w:r>
         <w:lastRenderedPageBreak/>
-        <w:t xml:space="preserve">The distinction between discrete and continuous state and action spaces have profound </w:t>
-      </w:r>
-      <w:r>
-        <w:t>consequences for the methods of deep RL. Some families of algorithms can only be applied directly in one case and need substantial rework which would impose additional limitations on their performance in the other case.</w:t>
-      </w:r>
-      <w:r>
-        <w:t xml:space="preserve"> In this expose we will limit our attention to discrete state and action spaces governed by discrete Markov Decision Processes in order to make the presentation of the discussed algorithms as simple as possible.</w:t>
+        <w:t>limit our attention to discrete state and action spaces governed by discrete Markov Decision Processes in order to make the presentation of the discussed algorithms as simple as possible.</w:t>
       </w:r>
     </w:p>
     <w:p/>
@@ -7595,6 +8254,7 @@
     <w:p/>
     <w:p>
       <w:r>
+        <w:lastRenderedPageBreak/>
         <w:t xml:space="preserve">The two most common types of stochastic policies are </w:t>
       </w:r>
       <w:r>
@@ -7639,11 +8299,11 @@
       <w:pPr>
         <w:pStyle w:val="Heading2"/>
       </w:pPr>
-      <w:bookmarkStart w:id="7" w:name="_Toc220489384"/>
+      <w:bookmarkStart w:id="8" w:name="_Toc220489384"/>
       <w:r>
         <w:t>Bellman’s Equations for Markov Decision Processes</w:t>
       </w:r>
-      <w:bookmarkEnd w:id="7"/>
+      <w:bookmarkEnd w:id="8"/>
     </w:p>
     <w:p/>
     <w:p>
@@ -7666,11 +8326,11 @@
       <w:pPr>
         <w:pStyle w:val="Heading2"/>
       </w:pPr>
-      <w:bookmarkStart w:id="8" w:name="_Toc220489385"/>
+      <w:bookmarkStart w:id="9" w:name="_Toc220489385"/>
       <w:r>
         <w:t>Actor-Critic Reinforcement Learning Algorithms</w:t>
       </w:r>
-      <w:bookmarkEnd w:id="8"/>
+      <w:bookmarkEnd w:id="9"/>
     </w:p>
     <w:p/>
     <w:p>
@@ -9685,7 +10345,6 @@
         <w:rPr>
           <w:color w:val="EE0000"/>
         </w:rPr>
-        <w:lastRenderedPageBreak/>
         <w:t xml:space="preserve">Policy is a map from state to action – a function </w:t>
       </w:r>
       <m:oMath>
@@ -9734,6 +10393,7 @@
           <w:sz w:val="20"/>
           <w:szCs w:val="20"/>
         </w:rPr>
+        <w:lastRenderedPageBreak/>
         <w:t xml:space="preserve">If the agent is following policy </w:t>
       </w:r>
       <m:oMath>
@@ -13045,7 +13705,6 @@
         <w:rPr>
           <w:rFonts w:eastAsiaTheme="minorEastAsia"/>
         </w:rPr>
-        <w:lastRenderedPageBreak/>
         <w:t xml:space="preserve"> </w:t>
       </w:r>
       <m:oMath>
@@ -13340,6 +13999,7 @@
         <w:rPr>
           <w:rFonts w:eastAsiaTheme="minorEastAsia"/>
         </w:rPr>
+        <w:lastRenderedPageBreak/>
         <w:t xml:space="preserve">is the discounted state distribution. </w:t>
       </w:r>
     </w:p>
@@ -16555,12 +17215,11 @@
       <w:pPr>
         <w:pStyle w:val="Heading2"/>
       </w:pPr>
-      <w:bookmarkStart w:id="9" w:name="_Toc220489386"/>
-      <w:r>
-        <w:lastRenderedPageBreak/>
+      <w:bookmarkStart w:id="10" w:name="_Toc220489386"/>
+      <w:r>
         <w:t>Policy Gradients</w:t>
       </w:r>
-      <w:bookmarkEnd w:id="9"/>
+      <w:bookmarkEnd w:id="10"/>
     </w:p>
     <w:p/>
     <w:p>
@@ -16569,6 +17228,7 @@
           <w:b/>
           <w:bCs/>
         </w:rPr>
+        <w:lastRenderedPageBreak/>
         <w:t>Definition</w:t>
       </w:r>
       <w:r>
@@ -17067,7 +17727,7 @@
       <w:pPr>
         <w:pStyle w:val="Heading2"/>
       </w:pPr>
-      <w:bookmarkStart w:id="10" w:name="_Toc220489387"/>
+      <w:bookmarkStart w:id="11" w:name="_Toc220489387"/>
       <w:r>
         <w:rPr>
           <w:color w:val="auto"/>
@@ -17077,7 +17737,7 @@
       <w:r>
         <w:t>ed Advantage Estimation</w:t>
       </w:r>
-      <w:bookmarkEnd w:id="10"/>
+      <w:bookmarkEnd w:id="11"/>
     </w:p>
     <w:p/>
     <w:p/>
@@ -17131,11 +17791,11 @@
       <w:pPr>
         <w:pStyle w:val="Heading2"/>
       </w:pPr>
-      <w:bookmarkStart w:id="11" w:name="_Toc220489388"/>
+      <w:bookmarkStart w:id="12" w:name="_Toc220489388"/>
       <w:r>
         <w:t>Proximal Policy Optimization</w:t>
       </w:r>
-      <w:bookmarkEnd w:id="11"/>
+      <w:bookmarkEnd w:id="12"/>
     </w:p>
     <w:p/>
     <w:p/>
@@ -17197,7 +17857,7 @@
           <w:rFonts w:eastAsiaTheme="minorEastAsia"/>
         </w:rPr>
       </w:pPr>
-      <w:bookmarkStart w:id="12" w:name="_Toc220489389"/>
+      <w:bookmarkStart w:id="13" w:name="_Toc220489389"/>
       <w:r>
         <w:rPr>
           <w:rFonts w:eastAsiaTheme="minorEastAsia"/>
@@ -17222,7 +17882,7 @@
         </w:rPr>
         <w:t xml:space="preserve"> implemented with PyTorch Deep Learning library</w:t>
       </w:r>
-      <w:bookmarkEnd w:id="12"/>
+      <w:bookmarkEnd w:id="13"/>
       <w:r>
         <w:rPr>
           <w:rFonts w:eastAsiaTheme="minorEastAsia"/>
@@ -17345,7 +18005,7 @@
           <w:rFonts w:eastAsiaTheme="minorEastAsia"/>
         </w:rPr>
       </w:pPr>
-      <w:bookmarkStart w:id="13" w:name="_Toc220489390"/>
+      <w:bookmarkStart w:id="14" w:name="_Toc220489390"/>
       <w:r>
         <w:rPr>
           <w:rFonts w:eastAsiaTheme="minorEastAsia"/>
@@ -17388,7 +18048,7 @@
         </w:rPr>
         <w:t>nn.Sequential</w:t>
       </w:r>
-      <w:bookmarkEnd w:id="13"/>
+      <w:bookmarkEnd w:id="14"/>
       <w:r>
         <w:rPr>
           <w:rFonts w:eastAsiaTheme="minorEastAsia"/>
@@ -17809,6 +18469,7 @@
           <w:sz w:val="18"/>
           <w:szCs w:val="18"/>
         </w:rPr>
+        <w:lastRenderedPageBreak/>
         <w:t>input_image = torch.rand(1, 28, 28)</w:t>
       </w:r>
     </w:p>
@@ -17880,7 +18541,13 @@
         <w:t>Architecture Flow</w:t>
       </w:r>
       <w:r>
-        <w:t xml:space="preserve"> and Tensor Shape Transformations shown below</w:t>
+        <w:t xml:space="preserve"> and Tensor Shape Transformations </w:t>
+      </w:r>
+      <w:r>
+        <w:t xml:space="preserve">for the network on Example 1 </w:t>
+      </w:r>
+      <w:r>
+        <w:t>shown below</w:t>
       </w:r>
     </w:p>
     <w:p>
@@ -18255,7 +18922,13 @@
     <w:p>
       <w:r>
         <w:lastRenderedPageBreak/>
-        <w:t>Network layer stack  and Layer operations shown below:</w:t>
+        <w:t xml:space="preserve">Network layer stack  and Layer operations </w:t>
+      </w:r>
+      <w:r>
+        <w:t xml:space="preserve">for the network on Example 1 </w:t>
+      </w:r>
+      <w:r>
+        <w:t>shown below:</w:t>
       </w:r>
     </w:p>
     <w:p>
@@ -18397,7 +19070,13 @@
     <w:p>
       <w:r>
         <w:lastRenderedPageBreak/>
-        <w:t>Information Flow with Dimensions shown below:</w:t>
+        <w:t xml:space="preserve">Information Flow with Dimensions </w:t>
+      </w:r>
+      <w:r>
+        <w:t xml:space="preserve">for the network on Example 1 </w:t>
+      </w:r>
+      <w:r>
+        <w:t>shown below:</w:t>
       </w:r>
     </w:p>
     <w:p/>
@@ -18527,7 +19206,13 @@
         </w:drawing>
       </w:r>
       <w:r>
-        <w:t>Computation Graph shown below:</w:t>
+        <w:t xml:space="preserve">Computation Graph </w:t>
+      </w:r>
+      <w:r>
+        <w:t xml:space="preserve">for the network on Example 1 </w:t>
+      </w:r>
+      <w:r>
+        <w:t>shown below:</w:t>
       </w:r>
     </w:p>
     <w:p/>
@@ -18535,6 +19220,9 @@
     <w:p>
       <w:r>
         <w:t>Summary Table</w:t>
+      </w:r>
+      <w:r>
+        <w:t xml:space="preserve"> for the network on Example 1</w:t>
       </w:r>
     </w:p>
     <w:p>
@@ -18603,7 +19291,13 @@
     <w:p/>
     <w:p>
       <w:r>
-        <w:t>Equations for the Example Network</w:t>
+        <w:t xml:space="preserve">Equations for the Example </w:t>
+      </w:r>
+      <w:r>
+        <w:t xml:space="preserve">1 </w:t>
+      </w:r>
+      <w:r>
+        <w:t>Network</w:t>
       </w:r>
     </w:p>
     <w:p/>
@@ -18914,8 +19608,8 @@
       <w:pPr>
         <w:pStyle w:val="Heading3"/>
       </w:pPr>
-      <w:bookmarkStart w:id="14" w:name="_Toc220489391"/>
-      <w:bookmarkStart w:id="15" w:name="_Ref220489476"/>
+      <w:bookmarkStart w:id="15" w:name="_Toc220489391"/>
+      <w:bookmarkStart w:id="16" w:name="_Ref220489476"/>
       <w:r>
         <w:rPr>
           <w:rFonts w:eastAsiaTheme="minorEastAsia"/>
@@ -18934,8 +19628,8 @@
         </w:rPr>
         <w:t>modeled with nn.Sequential</w:t>
       </w:r>
-      <w:bookmarkEnd w:id="14"/>
       <w:bookmarkEnd w:id="15"/>
+      <w:bookmarkEnd w:id="16"/>
     </w:p>
     <w:p/>
     <w:p>
@@ -19543,6 +20237,9 @@
       <w:r>
         <w:lastRenderedPageBreak/>
         <w:t>Architecture Flow and Tensor Shape Transformations</w:t>
+      </w:r>
+      <w:r>
+        <w:t xml:space="preserve"> for the network on Example 2</w:t>
       </w:r>
     </w:p>
     <w:p>
@@ -19925,6 +20622,9 @@
         <w:t xml:space="preserve">Network layer stack </w:t>
       </w:r>
       <w:r>
+        <w:t>for the network on Example 2</w:t>
+      </w:r>
+      <w:r>
         <w:t>:</w:t>
       </w:r>
     </w:p>
@@ -20059,6 +20759,9 @@
       </w:r>
       <w:r>
         <w:t>Detailed Network Architecture</w:t>
+      </w:r>
+      <w:r>
+        <w:t xml:space="preserve"> for Example 2</w:t>
       </w:r>
       <w:r>
         <w:t>:</w:t>
@@ -21648,7 +22351,7 @@
 </file>
 
 <file path=customXml/itemProps1.xml><?xml version="1.0" encoding="utf-8"?>
-<ds:datastoreItem xmlns:ds="http://schemas.openxmlformats.org/officeDocument/2006/customXml" ds:itemID="{909E0E84-A459-D44D-B1AE-E35B1E0C3194}">
+<ds:datastoreItem xmlns:ds="http://schemas.openxmlformats.org/officeDocument/2006/customXml" ds:itemID="{5EDCB0F3-8B1B-6D4B-8A85-903A7541ADFB}">
   <ds:schemaRefs>
     <ds:schemaRef ds:uri="http://schemas.openxmlformats.org/officeDocument/2006/bibliography"/>
   </ds:schemaRefs>

--- a/docs/Agentic_Workflows_wtith_RL_Loop.docx
+++ b/docs/Agentic_Workflows_wtith_RL_Loop.docx
@@ -1440,7 +1440,7 @@
           <w:sz w:val="18"/>
           <w:szCs w:val="18"/>
         </w:rPr>
-        <w:t xml:space="preserve"> AgentRole(</w:t>
+        <w:t xml:space="preserve"> </w:t>
       </w:r>
       <w:r>
         <w:rPr>
@@ -1449,6 +1449,23 @@
           <w:sz w:val="18"/>
           <w:szCs w:val="18"/>
         </w:rPr>
+        <w:t>AgentRole</w:t>
+      </w:r>
+      <w:r>
+        <w:rPr>
+          <w:rFonts w:ascii="Consolas" w:hAnsi="Consolas" w:cs="Consolas"/>
+          <w:sz w:val="18"/>
+          <w:szCs w:val="18"/>
+        </w:rPr>
+        <w:t>(</w:t>
+      </w:r>
+      <w:r>
+        <w:rPr>
+          <w:rFonts w:ascii="Consolas" w:hAnsi="Consolas" w:cs="Consolas"/>
+          <w:color w:val="0B769F" w:themeColor="accent4" w:themeShade="BF"/>
+          <w:sz w:val="18"/>
+          <w:szCs w:val="18"/>
+        </w:rPr>
         <w:t>Enum</w:t>
       </w:r>
       <w:r>
@@ -1752,7 +1769,24 @@
           <w:sz w:val="18"/>
           <w:szCs w:val="18"/>
         </w:rPr>
-        <w:t xml:space="preserve"> Task:</w:t>
+        <w:t xml:space="preserve"> </w:t>
+      </w:r>
+      <w:r>
+        <w:rPr>
+          <w:rFonts w:ascii="Consolas" w:hAnsi="Consolas" w:cs="Consolas"/>
+          <w:color w:val="0B769F" w:themeColor="accent4" w:themeShade="BF"/>
+          <w:sz w:val="18"/>
+          <w:szCs w:val="18"/>
+        </w:rPr>
+        <w:t>Task</w:t>
+      </w:r>
+      <w:r>
+        <w:rPr>
+          <w:rFonts w:ascii="Consolas" w:hAnsi="Consolas" w:cs="Consolas"/>
+          <w:sz w:val="18"/>
+          <w:szCs w:val="18"/>
+        </w:rPr>
+        <w:t>:</w:t>
       </w:r>
     </w:p>
     <w:p>
@@ -2237,7 +2271,24 @@
           <w:sz w:val="18"/>
           <w:szCs w:val="18"/>
         </w:rPr>
-        <w:t xml:space="preserve"> AgentState:</w:t>
+        <w:t xml:space="preserve"> </w:t>
+      </w:r>
+      <w:r>
+        <w:rPr>
+          <w:rFonts w:ascii="Consolas" w:hAnsi="Consolas" w:cs="Consolas"/>
+          <w:color w:val="0B769F" w:themeColor="accent4" w:themeShade="BF"/>
+          <w:sz w:val="18"/>
+          <w:szCs w:val="18"/>
+        </w:rPr>
+        <w:t>AgentState</w:t>
+      </w:r>
+      <w:r>
+        <w:rPr>
+          <w:rFonts w:ascii="Consolas" w:hAnsi="Consolas" w:cs="Consolas"/>
+          <w:sz w:val="18"/>
+          <w:szCs w:val="18"/>
+        </w:rPr>
+        <w:t>:</w:t>
       </w:r>
     </w:p>
     <w:p>
@@ -2593,11 +2644,1285 @@
         </w:rPr>
       </w:pPr>
     </w:p>
-    <w:p>
-      <w:r>
+    <w:p/>
+    <w:p>
+      <w:pPr>
+        <w:pStyle w:val="Heading2"/>
+      </w:pPr>
+      <w:r>
+        <w:t>Initializing the Agents</w:t>
+      </w:r>
+    </w:p>
+    <w:p/>
+    <w:p>
+      <w:pPr>
+        <w:rPr>
+          <w:rFonts w:ascii="Consolas" w:hAnsi="Consolas" w:cs="Consolas"/>
+          <w:sz w:val="18"/>
+          <w:szCs w:val="18"/>
+        </w:rPr>
+      </w:pPr>
+      <w:r>
+        <w:rPr>
+          <w:rFonts w:ascii="Consolas" w:hAnsi="Consolas" w:cs="Consolas"/>
+          <w:color w:val="C00000"/>
+          <w:sz w:val="18"/>
+          <w:szCs w:val="18"/>
+        </w:rPr>
+        <w:t>def</w:t>
+      </w:r>
+      <w:r>
+        <w:rPr>
+          <w:rFonts w:ascii="Consolas" w:hAnsi="Consolas" w:cs="Consolas"/>
+          <w:sz w:val="18"/>
+          <w:szCs w:val="18"/>
+        </w:rPr>
         <w:t xml:space="preserve"> </w:t>
       </w:r>
-    </w:p>
+      <w:r>
+        <w:rPr>
+          <w:rFonts w:ascii="Consolas" w:hAnsi="Consolas" w:cs="Consolas"/>
+          <w:b/>
+          <w:bCs/>
+          <w:color w:val="AB7942"/>
+          <w:sz w:val="18"/>
+          <w:szCs w:val="18"/>
+        </w:rPr>
+        <w:t>_initialize_agents</w:t>
+      </w:r>
+      <w:r>
+        <w:rPr>
+          <w:rFonts w:ascii="Consolas" w:hAnsi="Consolas" w:cs="Consolas"/>
+          <w:sz w:val="18"/>
+          <w:szCs w:val="18"/>
+        </w:rPr>
+        <w:t>(self) -&gt; List[AgentState]:</w:t>
+      </w:r>
+    </w:p>
+    <w:p>
+      <w:pPr>
+        <w:rPr>
+          <w:rFonts w:ascii="Consolas" w:hAnsi="Consolas" w:cs="Consolas"/>
+          <w:sz w:val="18"/>
+          <w:szCs w:val="18"/>
+        </w:rPr>
+      </w:pPr>
+      <w:r>
+        <w:rPr>
+          <w:rFonts w:ascii="Consolas" w:hAnsi="Consolas" w:cs="Consolas"/>
+          <w:sz w:val="18"/>
+          <w:szCs w:val="18"/>
+        </w:rPr>
+        <w:t xml:space="preserve">    </w:t>
+      </w:r>
+      <w:r>
+        <w:rPr>
+          <w:rFonts w:ascii="Consolas" w:hAnsi="Consolas" w:cs="Consolas"/>
+          <w:color w:val="3A7C22" w:themeColor="accent6" w:themeShade="BF"/>
+          <w:sz w:val="18"/>
+          <w:szCs w:val="18"/>
+        </w:rPr>
+        <w:t>"""Initialize agents with diverse roles and capabilities"""</w:t>
+      </w:r>
+    </w:p>
+    <w:p>
+      <w:pPr>
+        <w:rPr>
+          <w:rFonts w:ascii="Consolas" w:hAnsi="Consolas" w:cs="Consolas"/>
+          <w:sz w:val="18"/>
+          <w:szCs w:val="18"/>
+        </w:rPr>
+      </w:pPr>
+      <w:r>
+        <w:rPr>
+          <w:rFonts w:ascii="Consolas" w:hAnsi="Consolas" w:cs="Consolas"/>
+          <w:sz w:val="18"/>
+          <w:szCs w:val="18"/>
+        </w:rPr>
+        <w:t xml:space="preserve">    agents = []</w:t>
+      </w:r>
+    </w:p>
+    <w:p>
+      <w:pPr>
+        <w:rPr>
+          <w:rFonts w:ascii="Consolas" w:hAnsi="Consolas" w:cs="Consolas"/>
+          <w:sz w:val="18"/>
+          <w:szCs w:val="18"/>
+        </w:rPr>
+      </w:pPr>
+      <w:r>
+        <w:rPr>
+          <w:rFonts w:ascii="Consolas" w:hAnsi="Consolas" w:cs="Consolas"/>
+          <w:sz w:val="18"/>
+          <w:szCs w:val="18"/>
+        </w:rPr>
+        <w:t xml:space="preserve">    roles = </w:t>
+      </w:r>
+      <w:r>
+        <w:rPr>
+          <w:rFonts w:ascii="Consolas" w:hAnsi="Consolas" w:cs="Consolas"/>
+          <w:color w:val="0B769F" w:themeColor="accent4" w:themeShade="BF"/>
+          <w:sz w:val="18"/>
+          <w:szCs w:val="18"/>
+        </w:rPr>
+        <w:t>list</w:t>
+      </w:r>
+      <w:r>
+        <w:rPr>
+          <w:rFonts w:ascii="Consolas" w:hAnsi="Consolas" w:cs="Consolas"/>
+          <w:sz w:val="18"/>
+          <w:szCs w:val="18"/>
+        </w:rPr>
+        <w:t>(</w:t>
+      </w:r>
+      <w:r>
+        <w:rPr>
+          <w:rFonts w:ascii="Consolas" w:hAnsi="Consolas" w:cs="Consolas"/>
+          <w:color w:val="0B769F" w:themeColor="accent4" w:themeShade="BF"/>
+          <w:sz w:val="18"/>
+          <w:szCs w:val="18"/>
+        </w:rPr>
+        <w:t>AgentRole</w:t>
+      </w:r>
+      <w:r>
+        <w:rPr>
+          <w:rFonts w:ascii="Consolas" w:hAnsi="Consolas" w:cs="Consolas"/>
+          <w:sz w:val="18"/>
+          <w:szCs w:val="18"/>
+        </w:rPr>
+        <w:t>)[:</w:t>
+      </w:r>
+      <w:r>
+        <w:rPr>
+          <w:rFonts w:ascii="Consolas" w:hAnsi="Consolas" w:cs="Consolas"/>
+          <w:color w:val="7030A0"/>
+          <w:sz w:val="18"/>
+          <w:szCs w:val="18"/>
+        </w:rPr>
+        <w:t>self</w:t>
+      </w:r>
+      <w:r>
+        <w:rPr>
+          <w:rFonts w:ascii="Consolas" w:hAnsi="Consolas" w:cs="Consolas"/>
+          <w:sz w:val="18"/>
+          <w:szCs w:val="18"/>
+        </w:rPr>
+        <w:t>.n_agents]</w:t>
+      </w:r>
+    </w:p>
+    <w:p>
+      <w:pPr>
+        <w:rPr>
+          <w:rFonts w:ascii="Consolas" w:hAnsi="Consolas" w:cs="Consolas"/>
+          <w:sz w:val="18"/>
+          <w:szCs w:val="18"/>
+        </w:rPr>
+      </w:pPr>
+    </w:p>
+    <w:p>
+      <w:pPr>
+        <w:rPr>
+          <w:rFonts w:ascii="Consolas" w:hAnsi="Consolas" w:cs="Consolas"/>
+          <w:sz w:val="18"/>
+          <w:szCs w:val="18"/>
+        </w:rPr>
+      </w:pPr>
+      <w:r>
+        <w:rPr>
+          <w:rFonts w:ascii="Consolas" w:hAnsi="Consolas" w:cs="Consolas"/>
+          <w:sz w:val="18"/>
+          <w:szCs w:val="18"/>
+        </w:rPr>
+        <w:t xml:space="preserve">    </w:t>
+      </w:r>
+      <w:r>
+        <w:rPr>
+          <w:rFonts w:ascii="Consolas" w:hAnsi="Consolas" w:cs="Consolas"/>
+          <w:color w:val="C00000"/>
+          <w:sz w:val="18"/>
+          <w:szCs w:val="18"/>
+        </w:rPr>
+        <w:t>for</w:t>
+      </w:r>
+      <w:r>
+        <w:rPr>
+          <w:rFonts w:ascii="Consolas" w:hAnsi="Consolas" w:cs="Consolas"/>
+          <w:sz w:val="18"/>
+          <w:szCs w:val="18"/>
+        </w:rPr>
+        <w:t xml:space="preserve"> i, role </w:t>
+      </w:r>
+      <w:r>
+        <w:rPr>
+          <w:rFonts w:ascii="Consolas" w:hAnsi="Consolas" w:cs="Consolas"/>
+          <w:color w:val="C00000"/>
+          <w:sz w:val="18"/>
+          <w:szCs w:val="18"/>
+        </w:rPr>
+        <w:t>in</w:t>
+      </w:r>
+      <w:r>
+        <w:rPr>
+          <w:rFonts w:ascii="Consolas" w:hAnsi="Consolas" w:cs="Consolas"/>
+          <w:sz w:val="18"/>
+          <w:szCs w:val="18"/>
+        </w:rPr>
+        <w:t xml:space="preserve"> </w:t>
+      </w:r>
+      <w:r>
+        <w:rPr>
+          <w:rFonts w:ascii="Consolas" w:hAnsi="Consolas" w:cs="Consolas"/>
+          <w:color w:val="AB7942"/>
+          <w:sz w:val="18"/>
+          <w:szCs w:val="18"/>
+        </w:rPr>
+        <w:t>enumerate</w:t>
+      </w:r>
+      <w:r>
+        <w:rPr>
+          <w:rFonts w:ascii="Consolas" w:hAnsi="Consolas" w:cs="Consolas"/>
+          <w:sz w:val="18"/>
+          <w:szCs w:val="18"/>
+        </w:rPr>
+        <w:t>(roles):</w:t>
+      </w:r>
+    </w:p>
+    <w:p>
+      <w:pPr>
+        <w:rPr>
+          <w:rFonts w:ascii="Consolas" w:hAnsi="Consolas" w:cs="Consolas"/>
+          <w:sz w:val="18"/>
+          <w:szCs w:val="18"/>
+        </w:rPr>
+      </w:pPr>
+      <w:r>
+        <w:rPr>
+          <w:rFonts w:ascii="Consolas" w:hAnsi="Consolas" w:cs="Consolas"/>
+          <w:sz w:val="18"/>
+          <w:szCs w:val="18"/>
+        </w:rPr>
+        <w:t xml:space="preserve">    </w:t>
+      </w:r>
+      <w:r>
+        <w:rPr>
+          <w:rFonts w:ascii="Consolas" w:hAnsi="Consolas" w:cs="Consolas"/>
+          <w:sz w:val="18"/>
+          <w:szCs w:val="18"/>
+        </w:rPr>
+        <w:t xml:space="preserve">    </w:t>
+      </w:r>
+      <w:r>
+        <w:rPr>
+          <w:rFonts w:ascii="Consolas" w:hAnsi="Consolas" w:cs="Consolas"/>
+          <w:sz w:val="18"/>
+          <w:szCs w:val="18"/>
+        </w:rPr>
+        <w:t>expertise = {</w:t>
+      </w:r>
+    </w:p>
+    <w:p>
+      <w:pPr>
+        <w:rPr>
+          <w:rFonts w:ascii="Consolas" w:hAnsi="Consolas" w:cs="Consolas"/>
+          <w:sz w:val="18"/>
+          <w:szCs w:val="18"/>
+        </w:rPr>
+      </w:pPr>
+      <w:r>
+        <w:rPr>
+          <w:rFonts w:ascii="Consolas" w:hAnsi="Consolas" w:cs="Consolas"/>
+          <w:sz w:val="18"/>
+          <w:szCs w:val="18"/>
+        </w:rPr>
+        <w:t xml:space="preserve">        </w:t>
+      </w:r>
+      <w:r>
+        <w:rPr>
+          <w:rFonts w:ascii="Consolas" w:hAnsi="Consolas" w:cs="Consolas"/>
+          <w:sz w:val="18"/>
+          <w:szCs w:val="18"/>
+        </w:rPr>
+        <w:t xml:space="preserve">    </w:t>
+      </w:r>
+      <w:r>
+        <w:rPr>
+          <w:rFonts w:ascii="Consolas" w:hAnsi="Consolas" w:cs="Consolas"/>
+          <w:color w:val="4EA72E" w:themeColor="accent6"/>
+          <w:sz w:val="18"/>
+          <w:szCs w:val="18"/>
+        </w:rPr>
+        <w:t>"research"</w:t>
+      </w:r>
+      <w:r>
+        <w:rPr>
+          <w:rFonts w:ascii="Consolas" w:hAnsi="Consolas" w:cs="Consolas"/>
+          <w:sz w:val="18"/>
+          <w:szCs w:val="18"/>
+        </w:rPr>
+        <w:t>: np.random.</w:t>
+      </w:r>
+      <w:r>
+        <w:rPr>
+          <w:rFonts w:ascii="Consolas" w:hAnsi="Consolas" w:cs="Consolas"/>
+          <w:color w:val="AB7942"/>
+          <w:sz w:val="18"/>
+          <w:szCs w:val="18"/>
+        </w:rPr>
+        <w:t>uniform</w:t>
+      </w:r>
+      <w:r>
+        <w:rPr>
+          <w:rFonts w:ascii="Consolas" w:hAnsi="Consolas" w:cs="Consolas"/>
+          <w:sz w:val="18"/>
+          <w:szCs w:val="18"/>
+        </w:rPr>
+        <w:t>(</w:t>
+      </w:r>
+      <w:r>
+        <w:rPr>
+          <w:rFonts w:ascii="Consolas" w:hAnsi="Consolas" w:cs="Consolas"/>
+          <w:color w:val="0F9ED5" w:themeColor="accent4"/>
+          <w:sz w:val="18"/>
+          <w:szCs w:val="18"/>
+        </w:rPr>
+        <w:t>0.5</w:t>
+      </w:r>
+      <w:r>
+        <w:rPr>
+          <w:rFonts w:ascii="Consolas" w:hAnsi="Consolas" w:cs="Consolas"/>
+          <w:sz w:val="18"/>
+          <w:szCs w:val="18"/>
+        </w:rPr>
+        <w:t xml:space="preserve">, </w:t>
+      </w:r>
+      <w:r>
+        <w:rPr>
+          <w:rFonts w:ascii="Consolas" w:hAnsi="Consolas" w:cs="Consolas"/>
+          <w:color w:val="0F9ED5" w:themeColor="accent4"/>
+          <w:sz w:val="18"/>
+          <w:szCs w:val="18"/>
+        </w:rPr>
+        <w:t>1.0</w:t>
+      </w:r>
+      <w:r>
+        <w:rPr>
+          <w:rFonts w:ascii="Consolas" w:hAnsi="Consolas" w:cs="Consolas"/>
+          <w:sz w:val="18"/>
+          <w:szCs w:val="18"/>
+        </w:rPr>
+        <w:t>),</w:t>
+      </w:r>
+    </w:p>
+    <w:p>
+      <w:pPr>
+        <w:rPr>
+          <w:rFonts w:ascii="Consolas" w:hAnsi="Consolas" w:cs="Consolas"/>
+          <w:sz w:val="18"/>
+          <w:szCs w:val="18"/>
+        </w:rPr>
+      </w:pPr>
+      <w:r>
+        <w:rPr>
+          <w:rFonts w:ascii="Consolas" w:hAnsi="Consolas" w:cs="Consolas"/>
+          <w:sz w:val="18"/>
+          <w:szCs w:val="18"/>
+        </w:rPr>
+        <w:t xml:space="preserve">            </w:t>
+      </w:r>
+      <w:r>
+        <w:rPr>
+          <w:rFonts w:ascii="Consolas" w:hAnsi="Consolas" w:cs="Consolas"/>
+          <w:color w:val="4EA72E" w:themeColor="accent6"/>
+          <w:sz w:val="18"/>
+          <w:szCs w:val="18"/>
+        </w:rPr>
+        <w:t>"analysis"</w:t>
+      </w:r>
+      <w:r>
+        <w:rPr>
+          <w:rFonts w:ascii="Consolas" w:hAnsi="Consolas" w:cs="Consolas"/>
+          <w:sz w:val="18"/>
+          <w:szCs w:val="18"/>
+        </w:rPr>
+        <w:t>: np.random.</w:t>
+      </w:r>
+      <w:r>
+        <w:rPr>
+          <w:rFonts w:ascii="Consolas" w:hAnsi="Consolas" w:cs="Consolas"/>
+          <w:color w:val="AB7942"/>
+          <w:sz w:val="18"/>
+          <w:szCs w:val="18"/>
+        </w:rPr>
+        <w:t>uniform</w:t>
+      </w:r>
+      <w:r>
+        <w:rPr>
+          <w:rFonts w:ascii="Consolas" w:hAnsi="Consolas" w:cs="Consolas"/>
+          <w:sz w:val="18"/>
+          <w:szCs w:val="18"/>
+        </w:rPr>
+        <w:t>(</w:t>
+      </w:r>
+      <w:r>
+        <w:rPr>
+          <w:rFonts w:ascii="Consolas" w:hAnsi="Consolas" w:cs="Consolas"/>
+          <w:color w:val="0F9ED5" w:themeColor="accent4"/>
+          <w:sz w:val="18"/>
+          <w:szCs w:val="18"/>
+        </w:rPr>
+        <w:t>0.5</w:t>
+      </w:r>
+      <w:r>
+        <w:rPr>
+          <w:rFonts w:ascii="Consolas" w:hAnsi="Consolas" w:cs="Consolas"/>
+          <w:sz w:val="18"/>
+          <w:szCs w:val="18"/>
+        </w:rPr>
+        <w:t xml:space="preserve">, </w:t>
+      </w:r>
+      <w:r>
+        <w:rPr>
+          <w:rFonts w:ascii="Consolas" w:hAnsi="Consolas" w:cs="Consolas"/>
+          <w:color w:val="0F9ED5" w:themeColor="accent4"/>
+          <w:sz w:val="18"/>
+          <w:szCs w:val="18"/>
+        </w:rPr>
+        <w:t>1.0</w:t>
+      </w:r>
+      <w:r>
+        <w:rPr>
+          <w:rFonts w:ascii="Consolas" w:hAnsi="Consolas" w:cs="Consolas"/>
+          <w:sz w:val="18"/>
+          <w:szCs w:val="18"/>
+        </w:rPr>
+        <w:t>),</w:t>
+      </w:r>
+    </w:p>
+    <w:p>
+      <w:pPr>
+        <w:rPr>
+          <w:rFonts w:ascii="Consolas" w:hAnsi="Consolas" w:cs="Consolas"/>
+          <w:sz w:val="18"/>
+          <w:szCs w:val="18"/>
+        </w:rPr>
+      </w:pPr>
+      <w:r>
+        <w:rPr>
+          <w:rFonts w:ascii="Consolas" w:hAnsi="Consolas" w:cs="Consolas"/>
+          <w:sz w:val="18"/>
+          <w:szCs w:val="18"/>
+        </w:rPr>
+        <w:t xml:space="preserve">            </w:t>
+      </w:r>
+      <w:r>
+        <w:rPr>
+          <w:rFonts w:ascii="Consolas" w:hAnsi="Consolas" w:cs="Consolas"/>
+          <w:color w:val="4EA72E" w:themeColor="accent6"/>
+          <w:sz w:val="18"/>
+          <w:szCs w:val="18"/>
+        </w:rPr>
+        <w:t>"execution"</w:t>
+      </w:r>
+      <w:r>
+        <w:rPr>
+          <w:rFonts w:ascii="Consolas" w:hAnsi="Consolas" w:cs="Consolas"/>
+          <w:sz w:val="18"/>
+          <w:szCs w:val="18"/>
+        </w:rPr>
+        <w:t>: np.random.</w:t>
+      </w:r>
+      <w:r>
+        <w:rPr>
+          <w:rFonts w:ascii="Consolas" w:hAnsi="Consolas" w:cs="Consolas"/>
+          <w:color w:val="AB7942"/>
+          <w:sz w:val="18"/>
+          <w:szCs w:val="18"/>
+        </w:rPr>
+        <w:t>uniform</w:t>
+      </w:r>
+      <w:r>
+        <w:rPr>
+          <w:rFonts w:ascii="Consolas" w:hAnsi="Consolas" w:cs="Consolas"/>
+          <w:sz w:val="18"/>
+          <w:szCs w:val="18"/>
+        </w:rPr>
+        <w:t>(</w:t>
+      </w:r>
+      <w:r>
+        <w:rPr>
+          <w:rFonts w:ascii="Consolas" w:hAnsi="Consolas" w:cs="Consolas"/>
+          <w:color w:val="0F9ED5" w:themeColor="accent4"/>
+          <w:sz w:val="18"/>
+          <w:szCs w:val="18"/>
+        </w:rPr>
+        <w:t>0.5</w:t>
+      </w:r>
+      <w:r>
+        <w:rPr>
+          <w:rFonts w:ascii="Consolas" w:hAnsi="Consolas" w:cs="Consolas"/>
+          <w:sz w:val="18"/>
+          <w:szCs w:val="18"/>
+        </w:rPr>
+        <w:t xml:space="preserve">, </w:t>
+      </w:r>
+      <w:r>
+        <w:rPr>
+          <w:rFonts w:ascii="Consolas" w:hAnsi="Consolas" w:cs="Consolas"/>
+          <w:color w:val="0F9ED5" w:themeColor="accent4"/>
+          <w:sz w:val="18"/>
+          <w:szCs w:val="18"/>
+        </w:rPr>
+        <w:t>1.0</w:t>
+      </w:r>
+      <w:r>
+        <w:rPr>
+          <w:rFonts w:ascii="Consolas" w:hAnsi="Consolas" w:cs="Consolas"/>
+          <w:sz w:val="18"/>
+          <w:szCs w:val="18"/>
+        </w:rPr>
+        <w:t>),</w:t>
+      </w:r>
+    </w:p>
+    <w:p>
+      <w:pPr>
+        <w:rPr>
+          <w:rFonts w:ascii="Consolas" w:hAnsi="Consolas" w:cs="Consolas"/>
+          <w:sz w:val="18"/>
+          <w:szCs w:val="18"/>
+        </w:rPr>
+      </w:pPr>
+      <w:r>
+        <w:rPr>
+          <w:rFonts w:ascii="Consolas" w:hAnsi="Consolas" w:cs="Consolas"/>
+          <w:sz w:val="18"/>
+          <w:szCs w:val="18"/>
+        </w:rPr>
+        <w:t xml:space="preserve">            </w:t>
+      </w:r>
+      <w:r>
+        <w:rPr>
+          <w:rFonts w:ascii="Consolas" w:hAnsi="Consolas" w:cs="Consolas"/>
+          <w:color w:val="4EA72E" w:themeColor="accent6"/>
+          <w:sz w:val="18"/>
+          <w:szCs w:val="18"/>
+        </w:rPr>
+        <w:t>"validation"</w:t>
+      </w:r>
+      <w:r>
+        <w:rPr>
+          <w:rFonts w:ascii="Consolas" w:hAnsi="Consolas" w:cs="Consolas"/>
+          <w:sz w:val="18"/>
+          <w:szCs w:val="18"/>
+        </w:rPr>
+        <w:t>: np.random.</w:t>
+      </w:r>
+      <w:r>
+        <w:rPr>
+          <w:rFonts w:ascii="Consolas" w:hAnsi="Consolas" w:cs="Consolas"/>
+          <w:color w:val="AB7942"/>
+          <w:sz w:val="18"/>
+          <w:szCs w:val="18"/>
+        </w:rPr>
+        <w:t>uniform</w:t>
+      </w:r>
+      <w:r>
+        <w:rPr>
+          <w:rFonts w:ascii="Consolas" w:hAnsi="Consolas" w:cs="Consolas"/>
+          <w:sz w:val="18"/>
+          <w:szCs w:val="18"/>
+        </w:rPr>
+        <w:t>(</w:t>
+      </w:r>
+      <w:r>
+        <w:rPr>
+          <w:rFonts w:ascii="Consolas" w:hAnsi="Consolas" w:cs="Consolas"/>
+          <w:color w:val="0F9ED5" w:themeColor="accent4"/>
+          <w:sz w:val="18"/>
+          <w:szCs w:val="18"/>
+        </w:rPr>
+        <w:t>0.5</w:t>
+      </w:r>
+      <w:r>
+        <w:rPr>
+          <w:rFonts w:ascii="Consolas" w:hAnsi="Consolas" w:cs="Consolas"/>
+          <w:sz w:val="18"/>
+          <w:szCs w:val="18"/>
+        </w:rPr>
+        <w:t xml:space="preserve">, </w:t>
+      </w:r>
+      <w:r>
+        <w:rPr>
+          <w:rFonts w:ascii="Consolas" w:hAnsi="Consolas" w:cs="Consolas"/>
+          <w:color w:val="0F9ED5" w:themeColor="accent4"/>
+          <w:sz w:val="18"/>
+          <w:szCs w:val="18"/>
+        </w:rPr>
+        <w:t>1.0</w:t>
+      </w:r>
+      <w:r>
+        <w:rPr>
+          <w:rFonts w:ascii="Consolas" w:hAnsi="Consolas" w:cs="Consolas"/>
+          <w:sz w:val="18"/>
+          <w:szCs w:val="18"/>
+        </w:rPr>
+        <w:t>)</w:t>
+      </w:r>
+    </w:p>
+    <w:p>
+      <w:pPr>
+        <w:rPr>
+          <w:rFonts w:ascii="Consolas" w:hAnsi="Consolas" w:cs="Consolas"/>
+          <w:sz w:val="18"/>
+          <w:szCs w:val="18"/>
+        </w:rPr>
+      </w:pPr>
+      <w:r>
+        <w:rPr>
+          <w:rFonts w:ascii="Consolas" w:hAnsi="Consolas" w:cs="Consolas"/>
+          <w:sz w:val="18"/>
+          <w:szCs w:val="18"/>
+        </w:rPr>
+        <w:t xml:space="preserve">        }</w:t>
+      </w:r>
+    </w:p>
+    <w:p>
+      <w:pPr>
+        <w:rPr>
+          <w:rFonts w:ascii="Consolas" w:hAnsi="Consolas" w:cs="Consolas"/>
+          <w:sz w:val="18"/>
+          <w:szCs w:val="18"/>
+        </w:rPr>
+      </w:pPr>
+    </w:p>
+    <w:p>
+      <w:pPr>
+        <w:rPr>
+          <w:rFonts w:ascii="Consolas" w:hAnsi="Consolas" w:cs="Consolas"/>
+          <w:sz w:val="18"/>
+          <w:szCs w:val="18"/>
+        </w:rPr>
+      </w:pPr>
+      <w:r>
+        <w:rPr>
+          <w:rFonts w:ascii="Consolas" w:hAnsi="Consolas" w:cs="Consolas"/>
+          <w:sz w:val="18"/>
+          <w:szCs w:val="18"/>
+        </w:rPr>
+        <w:t xml:space="preserve">        </w:t>
+      </w:r>
+      <w:r>
+        <w:rPr>
+          <w:rFonts w:ascii="Consolas" w:hAnsi="Consolas" w:cs="Consolas"/>
+          <w:color w:val="3A7C22" w:themeColor="accent6" w:themeShade="BF"/>
+          <w:sz w:val="18"/>
+          <w:szCs w:val="18"/>
+        </w:rPr>
+        <w:t># Boost expertise based on role</w:t>
+      </w:r>
+    </w:p>
+    <w:p>
+      <w:pPr>
+        <w:rPr>
+          <w:rFonts w:ascii="Consolas" w:hAnsi="Consolas" w:cs="Consolas"/>
+          <w:sz w:val="18"/>
+          <w:szCs w:val="18"/>
+        </w:rPr>
+      </w:pPr>
+      <w:r>
+        <w:rPr>
+          <w:rFonts w:ascii="Consolas" w:hAnsi="Consolas" w:cs="Consolas"/>
+          <w:sz w:val="18"/>
+          <w:szCs w:val="18"/>
+        </w:rPr>
+        <w:t xml:space="preserve">        </w:t>
+      </w:r>
+      <w:r>
+        <w:rPr>
+          <w:rFonts w:ascii="Consolas" w:hAnsi="Consolas" w:cs="Consolas"/>
+          <w:color w:val="C00000"/>
+          <w:sz w:val="18"/>
+          <w:szCs w:val="18"/>
+        </w:rPr>
+        <w:t>if</w:t>
+      </w:r>
+      <w:r>
+        <w:rPr>
+          <w:rFonts w:ascii="Consolas" w:hAnsi="Consolas" w:cs="Consolas"/>
+          <w:sz w:val="18"/>
+          <w:szCs w:val="18"/>
+        </w:rPr>
+        <w:t xml:space="preserve"> role == </w:t>
+      </w:r>
+      <w:r>
+        <w:rPr>
+          <w:rFonts w:ascii="Consolas" w:hAnsi="Consolas" w:cs="Consolas"/>
+          <w:color w:val="074F6A" w:themeColor="accent4" w:themeShade="80"/>
+          <w:sz w:val="18"/>
+          <w:szCs w:val="18"/>
+        </w:rPr>
+        <w:t>AgentRole</w:t>
+      </w:r>
+      <w:r>
+        <w:rPr>
+          <w:rFonts w:ascii="Consolas" w:hAnsi="Consolas" w:cs="Consolas"/>
+          <w:sz w:val="18"/>
+          <w:szCs w:val="18"/>
+        </w:rPr>
+        <w:t>.</w:t>
+      </w:r>
+      <w:r>
+        <w:rPr>
+          <w:rFonts w:ascii="Consolas" w:hAnsi="Consolas" w:cs="Consolas"/>
+          <w:color w:val="00B0F0"/>
+          <w:sz w:val="18"/>
+          <w:szCs w:val="18"/>
+        </w:rPr>
+        <w:t>RESEARCHER</w:t>
+      </w:r>
+      <w:r>
+        <w:rPr>
+          <w:rFonts w:ascii="Consolas" w:hAnsi="Consolas" w:cs="Consolas"/>
+          <w:sz w:val="18"/>
+          <w:szCs w:val="18"/>
+        </w:rPr>
+        <w:t>:</w:t>
+      </w:r>
+    </w:p>
+    <w:p>
+      <w:pPr>
+        <w:rPr>
+          <w:rFonts w:ascii="Consolas" w:hAnsi="Consolas" w:cs="Consolas"/>
+          <w:sz w:val="18"/>
+          <w:szCs w:val="18"/>
+        </w:rPr>
+      </w:pPr>
+      <w:r>
+        <w:rPr>
+          <w:rFonts w:ascii="Consolas" w:hAnsi="Consolas" w:cs="Consolas"/>
+          <w:sz w:val="18"/>
+          <w:szCs w:val="18"/>
+        </w:rPr>
+        <w:t xml:space="preserve">           </w:t>
+      </w:r>
+      <w:r>
+        <w:rPr>
+          <w:rFonts w:ascii="Consolas" w:hAnsi="Consolas" w:cs="Consolas"/>
+          <w:sz w:val="18"/>
+          <w:szCs w:val="18"/>
+        </w:rPr>
+        <w:t xml:space="preserve"> </w:t>
+      </w:r>
+      <w:r>
+        <w:rPr>
+          <w:rFonts w:ascii="Consolas" w:hAnsi="Consolas" w:cs="Consolas"/>
+          <w:sz w:val="18"/>
+          <w:szCs w:val="18"/>
+        </w:rPr>
+        <w:t>expertise[</w:t>
+      </w:r>
+      <w:r>
+        <w:rPr>
+          <w:rFonts w:ascii="Consolas" w:hAnsi="Consolas" w:cs="Consolas"/>
+          <w:color w:val="4EA72E" w:themeColor="accent6"/>
+          <w:sz w:val="18"/>
+          <w:szCs w:val="18"/>
+        </w:rPr>
+        <w:t>"research"</w:t>
+      </w:r>
+      <w:r>
+        <w:rPr>
+          <w:rFonts w:ascii="Consolas" w:hAnsi="Consolas" w:cs="Consolas"/>
+          <w:sz w:val="18"/>
+          <w:szCs w:val="18"/>
+        </w:rPr>
+        <w:t>] = min(</w:t>
+      </w:r>
+      <w:r>
+        <w:rPr>
+          <w:rFonts w:ascii="Consolas" w:hAnsi="Consolas" w:cs="Consolas"/>
+          <w:color w:val="0F9ED5" w:themeColor="accent4"/>
+          <w:sz w:val="18"/>
+          <w:szCs w:val="18"/>
+        </w:rPr>
+        <w:t>1.0</w:t>
+      </w:r>
+      <w:r>
+        <w:rPr>
+          <w:rFonts w:ascii="Consolas" w:hAnsi="Consolas" w:cs="Consolas"/>
+          <w:sz w:val="18"/>
+          <w:szCs w:val="18"/>
+        </w:rPr>
+        <w:t>, expertise[</w:t>
+      </w:r>
+      <w:r>
+        <w:rPr>
+          <w:rFonts w:ascii="Consolas" w:hAnsi="Consolas" w:cs="Consolas"/>
+          <w:color w:val="4EA72E" w:themeColor="accent6"/>
+          <w:sz w:val="18"/>
+          <w:szCs w:val="18"/>
+        </w:rPr>
+        <w:t>"research"</w:t>
+      </w:r>
+      <w:r>
+        <w:rPr>
+          <w:rFonts w:ascii="Consolas" w:hAnsi="Consolas" w:cs="Consolas"/>
+          <w:sz w:val="18"/>
+          <w:szCs w:val="18"/>
+        </w:rPr>
+        <w:t xml:space="preserve">] + </w:t>
+      </w:r>
+      <w:r>
+        <w:rPr>
+          <w:rFonts w:ascii="Consolas" w:hAnsi="Consolas" w:cs="Consolas"/>
+          <w:color w:val="0F9ED5" w:themeColor="accent4"/>
+          <w:sz w:val="18"/>
+          <w:szCs w:val="18"/>
+        </w:rPr>
+        <w:t>0.3</w:t>
+      </w:r>
+      <w:r>
+        <w:rPr>
+          <w:rFonts w:ascii="Consolas" w:hAnsi="Consolas" w:cs="Consolas"/>
+          <w:sz w:val="18"/>
+          <w:szCs w:val="18"/>
+        </w:rPr>
+        <w:t>)</w:t>
+      </w:r>
+    </w:p>
+    <w:p>
+      <w:pPr>
+        <w:rPr>
+          <w:rFonts w:ascii="Consolas" w:hAnsi="Consolas" w:cs="Consolas"/>
+          <w:sz w:val="18"/>
+          <w:szCs w:val="18"/>
+        </w:rPr>
+      </w:pPr>
+      <w:r>
+        <w:rPr>
+          <w:rFonts w:ascii="Consolas" w:hAnsi="Consolas" w:cs="Consolas"/>
+          <w:sz w:val="18"/>
+          <w:szCs w:val="18"/>
+        </w:rPr>
+        <w:t xml:space="preserve">        </w:t>
+      </w:r>
+      <w:r>
+        <w:rPr>
+          <w:rFonts w:ascii="Consolas" w:hAnsi="Consolas" w:cs="Consolas"/>
+          <w:color w:val="C00000"/>
+          <w:sz w:val="18"/>
+          <w:szCs w:val="18"/>
+        </w:rPr>
+        <w:t>elif</w:t>
+      </w:r>
+      <w:r>
+        <w:rPr>
+          <w:rFonts w:ascii="Consolas" w:hAnsi="Consolas" w:cs="Consolas"/>
+          <w:sz w:val="18"/>
+          <w:szCs w:val="18"/>
+        </w:rPr>
+        <w:t xml:space="preserve"> role == </w:t>
+      </w:r>
+      <w:r>
+        <w:rPr>
+          <w:rFonts w:ascii="Consolas" w:hAnsi="Consolas" w:cs="Consolas"/>
+          <w:color w:val="074F6A" w:themeColor="accent4" w:themeShade="80"/>
+          <w:sz w:val="18"/>
+          <w:szCs w:val="18"/>
+        </w:rPr>
+        <w:t>AgentRole</w:t>
+      </w:r>
+      <w:r>
+        <w:rPr>
+          <w:rFonts w:ascii="Consolas" w:hAnsi="Consolas" w:cs="Consolas"/>
+          <w:sz w:val="18"/>
+          <w:szCs w:val="18"/>
+        </w:rPr>
+        <w:t>.</w:t>
+      </w:r>
+      <w:r>
+        <w:rPr>
+          <w:rFonts w:ascii="Consolas" w:hAnsi="Consolas" w:cs="Consolas"/>
+          <w:color w:val="0F9ED5" w:themeColor="accent4"/>
+          <w:sz w:val="18"/>
+          <w:szCs w:val="18"/>
+        </w:rPr>
+        <w:t>ANALYZER</w:t>
+      </w:r>
+      <w:r>
+        <w:rPr>
+          <w:rFonts w:ascii="Consolas" w:hAnsi="Consolas" w:cs="Consolas"/>
+          <w:sz w:val="18"/>
+          <w:szCs w:val="18"/>
+        </w:rPr>
+        <w:t>:</w:t>
+      </w:r>
+    </w:p>
+    <w:p>
+      <w:pPr>
+        <w:rPr>
+          <w:rFonts w:ascii="Consolas" w:hAnsi="Consolas" w:cs="Consolas"/>
+          <w:sz w:val="18"/>
+          <w:szCs w:val="18"/>
+        </w:rPr>
+      </w:pPr>
+      <w:r>
+        <w:rPr>
+          <w:rFonts w:ascii="Consolas" w:hAnsi="Consolas" w:cs="Consolas"/>
+          <w:sz w:val="18"/>
+          <w:szCs w:val="18"/>
+        </w:rPr>
+        <w:t xml:space="preserve">            expertise[</w:t>
+      </w:r>
+      <w:r>
+        <w:rPr>
+          <w:rFonts w:ascii="Consolas" w:hAnsi="Consolas" w:cs="Consolas"/>
+          <w:color w:val="4EA72E" w:themeColor="accent6"/>
+          <w:sz w:val="18"/>
+          <w:szCs w:val="18"/>
+        </w:rPr>
+        <w:t>"analysis"</w:t>
+      </w:r>
+      <w:r>
+        <w:rPr>
+          <w:rFonts w:ascii="Consolas" w:hAnsi="Consolas" w:cs="Consolas"/>
+          <w:sz w:val="18"/>
+          <w:szCs w:val="18"/>
+        </w:rPr>
+        <w:t>] = min(</w:t>
+      </w:r>
+      <w:r>
+        <w:rPr>
+          <w:rFonts w:ascii="Consolas" w:hAnsi="Consolas" w:cs="Consolas"/>
+          <w:color w:val="0F9ED5" w:themeColor="accent4"/>
+          <w:sz w:val="18"/>
+          <w:szCs w:val="18"/>
+        </w:rPr>
+        <w:t>1.0</w:t>
+      </w:r>
+      <w:r>
+        <w:rPr>
+          <w:rFonts w:ascii="Consolas" w:hAnsi="Consolas" w:cs="Consolas"/>
+          <w:sz w:val="18"/>
+          <w:szCs w:val="18"/>
+        </w:rPr>
+        <w:t>, expertise[</w:t>
+      </w:r>
+      <w:r>
+        <w:rPr>
+          <w:rFonts w:ascii="Consolas" w:hAnsi="Consolas" w:cs="Consolas"/>
+          <w:color w:val="4EA72E" w:themeColor="accent6"/>
+          <w:sz w:val="18"/>
+          <w:szCs w:val="18"/>
+        </w:rPr>
+        <w:t>"analysis"</w:t>
+      </w:r>
+      <w:r>
+        <w:rPr>
+          <w:rFonts w:ascii="Consolas" w:hAnsi="Consolas" w:cs="Consolas"/>
+          <w:sz w:val="18"/>
+          <w:szCs w:val="18"/>
+        </w:rPr>
+        <w:t xml:space="preserve">] + </w:t>
+      </w:r>
+      <w:r>
+        <w:rPr>
+          <w:rFonts w:ascii="Consolas" w:hAnsi="Consolas" w:cs="Consolas"/>
+          <w:color w:val="0F9ED5" w:themeColor="accent4"/>
+          <w:sz w:val="18"/>
+          <w:szCs w:val="18"/>
+        </w:rPr>
+        <w:t>0.3</w:t>
+      </w:r>
+      <w:r>
+        <w:rPr>
+          <w:rFonts w:ascii="Consolas" w:hAnsi="Consolas" w:cs="Consolas"/>
+          <w:sz w:val="18"/>
+          <w:szCs w:val="18"/>
+        </w:rPr>
+        <w:t>)</w:t>
+      </w:r>
+    </w:p>
+    <w:p>
+      <w:pPr>
+        <w:rPr>
+          <w:rFonts w:ascii="Consolas" w:hAnsi="Consolas" w:cs="Consolas"/>
+          <w:sz w:val="18"/>
+          <w:szCs w:val="18"/>
+        </w:rPr>
+      </w:pPr>
+    </w:p>
+    <w:p>
+      <w:pPr>
+        <w:rPr>
+          <w:rFonts w:ascii="Consolas" w:hAnsi="Consolas" w:cs="Consolas"/>
+          <w:sz w:val="18"/>
+          <w:szCs w:val="18"/>
+        </w:rPr>
+      </w:pPr>
+      <w:r>
+        <w:rPr>
+          <w:rFonts w:ascii="Consolas" w:hAnsi="Consolas" w:cs="Consolas"/>
+          <w:sz w:val="18"/>
+          <w:szCs w:val="18"/>
+        </w:rPr>
+        <w:t xml:space="preserve">        agents.</w:t>
+      </w:r>
+      <w:r>
+        <w:rPr>
+          <w:rFonts w:ascii="Consolas" w:hAnsi="Consolas" w:cs="Consolas"/>
+          <w:color w:val="AB7942"/>
+          <w:sz w:val="18"/>
+          <w:szCs w:val="18"/>
+        </w:rPr>
+        <w:t>append</w:t>
+      </w:r>
+      <w:r>
+        <w:rPr>
+          <w:rFonts w:ascii="Consolas" w:hAnsi="Consolas" w:cs="Consolas"/>
+          <w:sz w:val="18"/>
+          <w:szCs w:val="18"/>
+        </w:rPr>
+        <w:t>(</w:t>
+      </w:r>
+      <w:r>
+        <w:rPr>
+          <w:rFonts w:ascii="Consolas" w:hAnsi="Consolas" w:cs="Consolas"/>
+          <w:color w:val="0B769F" w:themeColor="accent4" w:themeShade="BF"/>
+          <w:sz w:val="18"/>
+          <w:szCs w:val="18"/>
+        </w:rPr>
+        <w:t>AgentState</w:t>
+      </w:r>
+      <w:r>
+        <w:rPr>
+          <w:rFonts w:ascii="Consolas" w:hAnsi="Consolas" w:cs="Consolas"/>
+          <w:sz w:val="18"/>
+          <w:szCs w:val="18"/>
+        </w:rPr>
+        <w:t>(</w:t>
+      </w:r>
+    </w:p>
+    <w:p>
+      <w:pPr>
+        <w:rPr>
+          <w:rFonts w:ascii="Consolas" w:hAnsi="Consolas" w:cs="Consolas"/>
+          <w:sz w:val="18"/>
+          <w:szCs w:val="18"/>
+        </w:rPr>
+      </w:pPr>
+      <w:r>
+        <w:rPr>
+          <w:rFonts w:ascii="Consolas" w:hAnsi="Consolas" w:cs="Consolas"/>
+          <w:sz w:val="18"/>
+          <w:szCs w:val="18"/>
+        </w:rPr>
+        <w:t xml:space="preserve">            id=</w:t>
+      </w:r>
+      <w:r>
+        <w:rPr>
+          <w:rFonts w:ascii="Consolas" w:hAnsi="Consolas" w:cs="Consolas"/>
+          <w:color w:val="4EA72E" w:themeColor="accent6"/>
+          <w:sz w:val="18"/>
+          <w:szCs w:val="18"/>
+        </w:rPr>
+        <w:t>f"agent_{i}"</w:t>
+      </w:r>
+      <w:r>
+        <w:rPr>
+          <w:rFonts w:ascii="Consolas" w:hAnsi="Consolas" w:cs="Consolas"/>
+          <w:sz w:val="18"/>
+          <w:szCs w:val="18"/>
+        </w:rPr>
+        <w:t>,</w:t>
+      </w:r>
+    </w:p>
+    <w:p>
+      <w:pPr>
+        <w:rPr>
+          <w:rFonts w:ascii="Consolas" w:hAnsi="Consolas" w:cs="Consolas"/>
+          <w:sz w:val="18"/>
+          <w:szCs w:val="18"/>
+        </w:rPr>
+      </w:pPr>
+      <w:r>
+        <w:rPr>
+          <w:rFonts w:ascii="Consolas" w:hAnsi="Consolas" w:cs="Consolas"/>
+          <w:sz w:val="18"/>
+          <w:szCs w:val="18"/>
+        </w:rPr>
+        <w:t xml:space="preserve">            role=role,</w:t>
+      </w:r>
+    </w:p>
+    <w:p>
+      <w:pPr>
+        <w:rPr>
+          <w:rFonts w:ascii="Consolas" w:hAnsi="Consolas" w:cs="Consolas"/>
+          <w:sz w:val="18"/>
+          <w:szCs w:val="18"/>
+        </w:rPr>
+      </w:pPr>
+      <w:r>
+        <w:rPr>
+          <w:rFonts w:ascii="Consolas" w:hAnsi="Consolas" w:cs="Consolas"/>
+          <w:sz w:val="18"/>
+          <w:szCs w:val="18"/>
+        </w:rPr>
+        <w:t xml:space="preserve">            capacity=np.random.</w:t>
+      </w:r>
+      <w:r>
+        <w:rPr>
+          <w:rFonts w:ascii="Consolas" w:hAnsi="Consolas" w:cs="Consolas"/>
+          <w:color w:val="AB7942"/>
+          <w:sz w:val="18"/>
+          <w:szCs w:val="18"/>
+        </w:rPr>
+        <w:t>uniform</w:t>
+      </w:r>
+      <w:r>
+        <w:rPr>
+          <w:rFonts w:ascii="Consolas" w:hAnsi="Consolas" w:cs="Consolas"/>
+          <w:sz w:val="18"/>
+          <w:szCs w:val="18"/>
+        </w:rPr>
+        <w:t>(</w:t>
+      </w:r>
+      <w:r>
+        <w:rPr>
+          <w:rFonts w:ascii="Consolas" w:hAnsi="Consolas" w:cs="Consolas"/>
+          <w:color w:val="00B0F0"/>
+          <w:sz w:val="18"/>
+          <w:szCs w:val="18"/>
+        </w:rPr>
+        <w:t>0.8</w:t>
+      </w:r>
+      <w:r>
+        <w:rPr>
+          <w:rFonts w:ascii="Consolas" w:hAnsi="Consolas" w:cs="Consolas"/>
+          <w:sz w:val="18"/>
+          <w:szCs w:val="18"/>
+        </w:rPr>
+        <w:t xml:space="preserve">, </w:t>
+      </w:r>
+      <w:r>
+        <w:rPr>
+          <w:rFonts w:ascii="Consolas" w:hAnsi="Consolas" w:cs="Consolas"/>
+          <w:color w:val="00B0F0"/>
+          <w:sz w:val="18"/>
+          <w:szCs w:val="18"/>
+        </w:rPr>
+        <w:t>1.0</w:t>
+      </w:r>
+      <w:r>
+        <w:rPr>
+          <w:rFonts w:ascii="Consolas" w:hAnsi="Consolas" w:cs="Consolas"/>
+          <w:sz w:val="18"/>
+          <w:szCs w:val="18"/>
+        </w:rPr>
+        <w:t>),</w:t>
+      </w:r>
+    </w:p>
+    <w:p>
+      <w:pPr>
+        <w:rPr>
+          <w:rFonts w:ascii="Consolas" w:hAnsi="Consolas" w:cs="Consolas"/>
+          <w:sz w:val="18"/>
+          <w:szCs w:val="18"/>
+        </w:rPr>
+      </w:pPr>
+      <w:r>
+        <w:rPr>
+          <w:rFonts w:ascii="Consolas" w:hAnsi="Consolas" w:cs="Consolas"/>
+          <w:sz w:val="18"/>
+          <w:szCs w:val="18"/>
+        </w:rPr>
+        <w:t xml:space="preserve">           </w:t>
+      </w:r>
+      <w:r>
+        <w:rPr>
+          <w:rFonts w:ascii="Consolas" w:hAnsi="Consolas" w:cs="Consolas"/>
+          <w:sz w:val="18"/>
+          <w:szCs w:val="18"/>
+        </w:rPr>
+        <w:t xml:space="preserve"> </w:t>
+      </w:r>
+      <w:r>
+        <w:rPr>
+          <w:rFonts w:ascii="Consolas" w:hAnsi="Consolas" w:cs="Consolas"/>
+          <w:sz w:val="18"/>
+          <w:szCs w:val="18"/>
+        </w:rPr>
+        <w:t>expertise=expertise</w:t>
+      </w:r>
+    </w:p>
+    <w:p>
+      <w:pPr>
+        <w:rPr>
+          <w:rFonts w:ascii="Consolas" w:hAnsi="Consolas" w:cs="Consolas"/>
+          <w:sz w:val="18"/>
+          <w:szCs w:val="18"/>
+        </w:rPr>
+      </w:pPr>
+      <w:r>
+        <w:rPr>
+          <w:rFonts w:ascii="Consolas" w:hAnsi="Consolas" w:cs="Consolas"/>
+          <w:sz w:val="18"/>
+          <w:szCs w:val="18"/>
+        </w:rPr>
+        <w:t xml:space="preserve">         ))</w:t>
+      </w:r>
+    </w:p>
+    <w:p>
+      <w:pPr>
+        <w:rPr>
+          <w:rFonts w:ascii="Consolas" w:hAnsi="Consolas" w:cs="Consolas"/>
+          <w:sz w:val="18"/>
+          <w:szCs w:val="18"/>
+        </w:rPr>
+      </w:pPr>
+    </w:p>
+    <w:p>
+      <w:pPr>
+        <w:rPr>
+          <w:rFonts w:ascii="Consolas" w:hAnsi="Consolas" w:cs="Consolas"/>
+          <w:sz w:val="18"/>
+          <w:szCs w:val="18"/>
+        </w:rPr>
+      </w:pPr>
+      <w:r>
+        <w:rPr>
+          <w:rFonts w:ascii="Consolas" w:hAnsi="Consolas" w:cs="Consolas"/>
+          <w:sz w:val="18"/>
+          <w:szCs w:val="18"/>
+        </w:rPr>
+        <w:t xml:space="preserve">    </w:t>
+      </w:r>
+      <w:r>
+        <w:rPr>
+          <w:rFonts w:ascii="Consolas" w:hAnsi="Consolas" w:cs="Consolas"/>
+          <w:color w:val="C00000"/>
+          <w:sz w:val="18"/>
+          <w:szCs w:val="18"/>
+        </w:rPr>
+        <w:t>return</w:t>
+      </w:r>
+      <w:r>
+        <w:rPr>
+          <w:rFonts w:ascii="Consolas" w:hAnsi="Consolas" w:cs="Consolas"/>
+          <w:sz w:val="18"/>
+          <w:szCs w:val="18"/>
+        </w:rPr>
+        <w:t xml:space="preserve"> agents</w:t>
+      </w:r>
+      <w:r>
+        <w:rPr>
+          <w:rFonts w:ascii="Consolas" w:hAnsi="Consolas" w:cs="Consolas"/>
+          <w:sz w:val="18"/>
+          <w:szCs w:val="18"/>
+        </w:rPr>
+        <w:t xml:space="preserve"> </w:t>
+      </w:r>
+    </w:p>
+    <w:p/>
     <w:p>
       <w:pPr>
         <w:pStyle w:val="Heading2"/>
@@ -2647,7 +3972,26 @@
           <w:sz w:val="18"/>
           <w:szCs w:val="18"/>
         </w:rPr>
-        <w:t xml:space="preserve"> _generate_task(</w:t>
+        <w:t xml:space="preserve"> </w:t>
+      </w:r>
+      <w:r>
+        <w:rPr>
+          <w:rFonts w:ascii="Consolas" w:hAnsi="Consolas" w:cs="Consolas"/>
+          <w:b/>
+          <w:bCs/>
+          <w:color w:val="AB7942"/>
+          <w:sz w:val="18"/>
+          <w:szCs w:val="18"/>
+        </w:rPr>
+        <w:t>_generate_task</w:t>
+      </w:r>
+      <w:r>
+        <w:rPr>
+          <w:rFonts w:ascii="Consolas" w:hAnsi="Consolas" w:cs="Consolas"/>
+          <w:sz w:val="18"/>
+          <w:szCs w:val="18"/>
+        </w:rPr>
+        <w:t>(</w:t>
       </w:r>
       <w:r>
         <w:rPr>
@@ -3364,7 +4708,26 @@
           <w:sz w:val="18"/>
           <w:szCs w:val="18"/>
         </w:rPr>
-        <w:t xml:space="preserve"> step(</w:t>
+        <w:t xml:space="preserve"> </w:t>
+      </w:r>
+      <w:r>
+        <w:rPr>
+          <w:rFonts w:ascii="Consolas" w:hAnsi="Consolas" w:cs="Consolas"/>
+          <w:b/>
+          <w:bCs/>
+          <w:color w:val="AB7942"/>
+          <w:sz w:val="18"/>
+          <w:szCs w:val="18"/>
+        </w:rPr>
+        <w:t>step</w:t>
+      </w:r>
+      <w:r>
+        <w:rPr>
+          <w:rFonts w:ascii="Consolas" w:hAnsi="Consolas" w:cs="Consolas"/>
+          <w:sz w:val="18"/>
+          <w:szCs w:val="18"/>
+        </w:rPr>
+        <w:t>(</w:t>
       </w:r>
       <w:r>
         <w:rPr>
@@ -3722,18 +5085,2926 @@
           <w:sz w:val="18"/>
           <w:szCs w:val="18"/>
         </w:rPr>
-        <w:t>._generate_task())</w:t>
+        <w:t>.</w:t>
+      </w:r>
+      <w:r>
+        <w:rPr>
+          <w:rFonts w:ascii="Consolas" w:hAnsi="Consolas" w:cs="Consolas"/>
+          <w:color w:val="AB7942"/>
+          <w:sz w:val="18"/>
+          <w:szCs w:val="18"/>
+        </w:rPr>
+        <w:t>_generate_task</w:t>
+      </w:r>
+      <w:r>
+        <w:rPr>
+          <w:rFonts w:ascii="Consolas" w:hAnsi="Consolas" w:cs="Consolas"/>
+          <w:sz w:val="18"/>
+          <w:szCs w:val="18"/>
+        </w:rPr>
+        <w:t>())</w:t>
+      </w:r>
+    </w:p>
+    <w:p>
+      <w:pPr>
+        <w:rPr>
+          <w:rFonts w:ascii="Consolas" w:hAnsi="Consolas" w:cs="Consolas"/>
+          <w:sz w:val="18"/>
+          <w:szCs w:val="18"/>
+        </w:rPr>
+      </w:pPr>
+      <w:r>
+        <w:t xml:space="preserve">          </w:t>
+      </w:r>
+      <w:r>
+        <w:rPr>
+          <w:rFonts w:ascii="Consolas" w:hAnsi="Consolas" w:cs="Consolas"/>
+          <w:sz w:val="18"/>
+          <w:szCs w:val="18"/>
+        </w:rPr>
+        <w:t>...</w:t>
       </w:r>
     </w:p>
     <w:p/>
     <w:p/>
     <w:p/>
+    <w:p>
+      <w:pPr>
+        <w:pStyle w:val="Heading2"/>
+      </w:pPr>
+      <w:r>
+        <w:t>Create PPO Model</w:t>
+      </w:r>
+    </w:p>
     <w:p/>
     <w:p>
       <w:pPr>
+        <w:rPr>
+          <w:rFonts w:ascii="Consolas" w:hAnsi="Consolas" w:cs="Consolas"/>
+          <w:sz w:val="18"/>
+          <w:szCs w:val="18"/>
+        </w:rPr>
+      </w:pPr>
+      <w:r>
+        <w:rPr>
+          <w:rFonts w:ascii="Consolas" w:hAnsi="Consolas" w:cs="Consolas"/>
+          <w:color w:val="C00000"/>
+          <w:sz w:val="18"/>
+          <w:szCs w:val="18"/>
+        </w:rPr>
+        <w:t>def</w:t>
+      </w:r>
+      <w:r>
+        <w:rPr>
+          <w:rFonts w:ascii="Consolas" w:hAnsi="Consolas" w:cs="Consolas"/>
+          <w:sz w:val="18"/>
+          <w:szCs w:val="18"/>
+        </w:rPr>
+        <w:t xml:space="preserve"> </w:t>
+      </w:r>
+      <w:r>
+        <w:rPr>
+          <w:rFonts w:ascii="Consolas" w:hAnsi="Consolas" w:cs="Consolas"/>
+          <w:b/>
+          <w:bCs/>
+          <w:color w:val="AB7942"/>
+          <w:sz w:val="18"/>
+          <w:szCs w:val="18"/>
+        </w:rPr>
+        <w:t>_create_model</w:t>
+      </w:r>
+      <w:r>
+        <w:rPr>
+          <w:rFonts w:ascii="Consolas" w:hAnsi="Consolas" w:cs="Consolas"/>
+          <w:sz w:val="18"/>
+          <w:szCs w:val="18"/>
+        </w:rPr>
+        <w:t>(</w:t>
+      </w:r>
+      <w:r>
+        <w:rPr>
+          <w:rFonts w:ascii="Consolas" w:hAnsi="Consolas" w:cs="Consolas"/>
+          <w:color w:val="7030A0"/>
+          <w:sz w:val="18"/>
+          <w:szCs w:val="18"/>
+        </w:rPr>
+        <w:t>self</w:t>
+      </w:r>
+      <w:r>
+        <w:rPr>
+          <w:rFonts w:ascii="Consolas" w:hAnsi="Consolas" w:cs="Consolas"/>
+          <w:sz w:val="18"/>
+          <w:szCs w:val="18"/>
+        </w:rPr>
+        <w:t>) -&gt; PPO:</w:t>
+      </w:r>
+    </w:p>
+    <w:p>
+      <w:pPr>
+        <w:rPr>
+          <w:rFonts w:ascii="Consolas" w:hAnsi="Consolas" w:cs="Consolas"/>
+          <w:sz w:val="18"/>
+          <w:szCs w:val="18"/>
+        </w:rPr>
+      </w:pPr>
+      <w:r>
+        <w:rPr>
+          <w:rFonts w:ascii="Consolas" w:hAnsi="Consolas" w:cs="Consolas"/>
+          <w:sz w:val="18"/>
+          <w:szCs w:val="18"/>
+        </w:rPr>
+        <w:t xml:space="preserve">    </w:t>
+      </w:r>
+      <w:r>
+        <w:rPr>
+          <w:rFonts w:ascii="Consolas" w:hAnsi="Consolas" w:cs="Consolas"/>
+          <w:sz w:val="18"/>
+          <w:szCs w:val="18"/>
+        </w:rPr>
+        <w:t>"""Create PPO model with custom architecture"""</w:t>
+      </w:r>
+    </w:p>
+    <w:p>
+      <w:pPr>
+        <w:rPr>
+          <w:rFonts w:ascii="Consolas" w:hAnsi="Consolas" w:cs="Consolas"/>
+          <w:sz w:val="18"/>
+          <w:szCs w:val="18"/>
+        </w:rPr>
+      </w:pPr>
+      <w:r>
+        <w:rPr>
+          <w:rFonts w:ascii="Consolas" w:hAnsi="Consolas" w:cs="Consolas"/>
+          <w:sz w:val="18"/>
+          <w:szCs w:val="18"/>
+        </w:rPr>
+        <w:t xml:space="preserve">    policy_kwargs = </w:t>
+      </w:r>
+      <w:r>
+        <w:rPr>
+          <w:rFonts w:ascii="Consolas" w:hAnsi="Consolas" w:cs="Consolas"/>
+          <w:color w:val="0B769F" w:themeColor="accent4" w:themeShade="BF"/>
+          <w:sz w:val="18"/>
+          <w:szCs w:val="18"/>
+        </w:rPr>
+        <w:t>dict</w:t>
+      </w:r>
+      <w:r>
+        <w:rPr>
+          <w:rFonts w:ascii="Consolas" w:hAnsi="Consolas" w:cs="Consolas"/>
+          <w:sz w:val="18"/>
+          <w:szCs w:val="18"/>
+        </w:rPr>
+        <w:t>(</w:t>
+      </w:r>
+    </w:p>
+    <w:p>
+      <w:pPr>
+        <w:rPr>
+          <w:rFonts w:ascii="Consolas" w:hAnsi="Consolas" w:cs="Consolas"/>
+          <w:sz w:val="18"/>
+          <w:szCs w:val="18"/>
+        </w:rPr>
+      </w:pPr>
+      <w:r>
+        <w:rPr>
+          <w:rFonts w:ascii="Consolas" w:hAnsi="Consolas" w:cs="Consolas"/>
+          <w:sz w:val="18"/>
+          <w:szCs w:val="18"/>
+        </w:rPr>
+        <w:t xml:space="preserve">    </w:t>
+      </w:r>
+      <w:r>
+        <w:rPr>
+          <w:rFonts w:ascii="Consolas" w:hAnsi="Consolas" w:cs="Consolas"/>
+          <w:sz w:val="18"/>
+          <w:szCs w:val="18"/>
+        </w:rPr>
+        <w:t xml:space="preserve">    </w:t>
+      </w:r>
+      <w:r>
+        <w:rPr>
+          <w:rFonts w:ascii="Consolas" w:hAnsi="Consolas" w:cs="Consolas"/>
+          <w:sz w:val="18"/>
+          <w:szCs w:val="18"/>
+        </w:rPr>
+        <w:t>net_arch=[</w:t>
+      </w:r>
+    </w:p>
+    <w:p>
+      <w:pPr>
+        <w:rPr>
+          <w:rFonts w:ascii="Consolas" w:hAnsi="Consolas" w:cs="Consolas"/>
+          <w:sz w:val="18"/>
+          <w:szCs w:val="18"/>
+        </w:rPr>
+      </w:pPr>
+      <w:r>
+        <w:rPr>
+          <w:rFonts w:ascii="Consolas" w:hAnsi="Consolas" w:cs="Consolas"/>
+          <w:sz w:val="18"/>
+          <w:szCs w:val="18"/>
+        </w:rPr>
+        <w:t xml:space="preserve">        </w:t>
+      </w:r>
+      <w:r>
+        <w:rPr>
+          <w:rFonts w:ascii="Consolas" w:hAnsi="Consolas" w:cs="Consolas"/>
+          <w:sz w:val="18"/>
+          <w:szCs w:val="18"/>
+        </w:rPr>
+        <w:t xml:space="preserve">    </w:t>
+      </w:r>
+      <w:r>
+        <w:rPr>
+          <w:rFonts w:ascii="Consolas" w:hAnsi="Consolas" w:cs="Consolas"/>
+          <w:color w:val="0B769F" w:themeColor="accent4" w:themeShade="BF"/>
+          <w:sz w:val="18"/>
+          <w:szCs w:val="18"/>
+        </w:rPr>
+        <w:t>dict</w:t>
+      </w:r>
+      <w:r>
+        <w:rPr>
+          <w:rFonts w:ascii="Consolas" w:hAnsi="Consolas" w:cs="Consolas"/>
+          <w:sz w:val="18"/>
+          <w:szCs w:val="18"/>
+        </w:rPr>
+        <w:t>(pi=[</w:t>
+      </w:r>
+      <w:r>
+        <w:rPr>
+          <w:rFonts w:ascii="Consolas" w:hAnsi="Consolas" w:cs="Consolas"/>
+          <w:color w:val="0F9ED5" w:themeColor="accent4"/>
+          <w:sz w:val="18"/>
+          <w:szCs w:val="18"/>
+        </w:rPr>
+        <w:t>256</w:t>
+      </w:r>
+      <w:r>
+        <w:rPr>
+          <w:rFonts w:ascii="Consolas" w:hAnsi="Consolas" w:cs="Consolas"/>
+          <w:sz w:val="18"/>
+          <w:szCs w:val="18"/>
+        </w:rPr>
+        <w:t xml:space="preserve">, </w:t>
+      </w:r>
+      <w:r>
+        <w:rPr>
+          <w:rFonts w:ascii="Consolas" w:hAnsi="Consolas" w:cs="Consolas"/>
+          <w:color w:val="0F9ED5" w:themeColor="accent4"/>
+          <w:sz w:val="18"/>
+          <w:szCs w:val="18"/>
+        </w:rPr>
+        <w:t>256</w:t>
+      </w:r>
+      <w:r>
+        <w:rPr>
+          <w:rFonts w:ascii="Consolas" w:hAnsi="Consolas" w:cs="Consolas"/>
+          <w:sz w:val="18"/>
+          <w:szCs w:val="18"/>
+        </w:rPr>
+        <w:t xml:space="preserve">, </w:t>
+      </w:r>
+      <w:r>
+        <w:rPr>
+          <w:rFonts w:ascii="Consolas" w:hAnsi="Consolas" w:cs="Consolas"/>
+          <w:color w:val="0F9ED5" w:themeColor="accent4"/>
+          <w:sz w:val="18"/>
+          <w:szCs w:val="18"/>
+        </w:rPr>
+        <w:t>128</w:t>
+      </w:r>
+      <w:r>
+        <w:rPr>
+          <w:rFonts w:ascii="Consolas" w:hAnsi="Consolas" w:cs="Consolas"/>
+          <w:sz w:val="18"/>
+          <w:szCs w:val="18"/>
+        </w:rPr>
+        <w:t>], vf=[256, 256, 128])</w:t>
+      </w:r>
+    </w:p>
+    <w:p>
+      <w:pPr>
+        <w:rPr>
+          <w:rFonts w:ascii="Consolas" w:hAnsi="Consolas" w:cs="Consolas"/>
+          <w:sz w:val="18"/>
+          <w:szCs w:val="18"/>
+        </w:rPr>
+      </w:pPr>
+      <w:r>
+        <w:rPr>
+          <w:rFonts w:ascii="Consolas" w:hAnsi="Consolas" w:cs="Consolas"/>
+          <w:sz w:val="18"/>
+          <w:szCs w:val="18"/>
+        </w:rPr>
+        <w:t xml:space="preserve">        ],</w:t>
+      </w:r>
+    </w:p>
+    <w:p>
+      <w:pPr>
+        <w:rPr>
+          <w:rFonts w:ascii="Consolas" w:hAnsi="Consolas" w:cs="Consolas"/>
+          <w:sz w:val="18"/>
+          <w:szCs w:val="18"/>
+        </w:rPr>
+      </w:pPr>
+      <w:r>
+        <w:rPr>
+          <w:rFonts w:ascii="Consolas" w:hAnsi="Consolas" w:cs="Consolas"/>
+          <w:sz w:val="18"/>
+          <w:szCs w:val="18"/>
+        </w:rPr>
+        <w:t xml:space="preserve">        activation_fn=nn.</w:t>
+      </w:r>
+      <w:r>
+        <w:rPr>
+          <w:rFonts w:ascii="Consolas" w:hAnsi="Consolas" w:cs="Consolas"/>
+          <w:color w:val="00B0F0"/>
+          <w:sz w:val="18"/>
+          <w:szCs w:val="18"/>
+        </w:rPr>
+        <w:t>ReLU</w:t>
+      </w:r>
+    </w:p>
+    <w:p>
+      <w:pPr>
+        <w:rPr>
+          <w:rFonts w:ascii="Consolas" w:hAnsi="Consolas" w:cs="Consolas"/>
+          <w:sz w:val="18"/>
+          <w:szCs w:val="18"/>
+        </w:rPr>
+      </w:pPr>
+      <w:r>
+        <w:rPr>
+          <w:rFonts w:ascii="Consolas" w:hAnsi="Consolas" w:cs="Consolas"/>
+          <w:sz w:val="18"/>
+          <w:szCs w:val="18"/>
+        </w:rPr>
+        <w:t xml:space="preserve">    )</w:t>
+      </w:r>
+    </w:p>
+    <w:p>
+      <w:pPr>
+        <w:rPr>
+          <w:rFonts w:ascii="Consolas" w:hAnsi="Consolas" w:cs="Consolas"/>
+          <w:sz w:val="18"/>
+          <w:szCs w:val="18"/>
+        </w:rPr>
+      </w:pPr>
+    </w:p>
+    <w:p>
+      <w:pPr>
+        <w:rPr>
+          <w:rFonts w:ascii="Consolas" w:hAnsi="Consolas" w:cs="Consolas"/>
+          <w:sz w:val="18"/>
+          <w:szCs w:val="18"/>
+        </w:rPr>
+      </w:pPr>
+      <w:r>
+        <w:rPr>
+          <w:rFonts w:ascii="Consolas" w:hAnsi="Consolas" w:cs="Consolas"/>
+          <w:sz w:val="18"/>
+          <w:szCs w:val="18"/>
+        </w:rPr>
+        <w:t xml:space="preserve">    model = </w:t>
+      </w:r>
+      <w:r>
+        <w:rPr>
+          <w:rFonts w:ascii="Consolas" w:hAnsi="Consolas" w:cs="Consolas"/>
+          <w:color w:val="0B769F" w:themeColor="accent4" w:themeShade="BF"/>
+          <w:sz w:val="18"/>
+          <w:szCs w:val="18"/>
+        </w:rPr>
+        <w:t>PPO</w:t>
+      </w:r>
+      <w:r>
+        <w:rPr>
+          <w:rFonts w:ascii="Consolas" w:hAnsi="Consolas" w:cs="Consolas"/>
+          <w:sz w:val="18"/>
+          <w:szCs w:val="18"/>
+        </w:rPr>
+        <w:t>(</w:t>
+      </w:r>
+    </w:p>
+    <w:p>
+      <w:pPr>
+        <w:rPr>
+          <w:rFonts w:ascii="Consolas" w:hAnsi="Consolas" w:cs="Consolas"/>
+          <w:sz w:val="18"/>
+          <w:szCs w:val="18"/>
+        </w:rPr>
+      </w:pPr>
+      <w:r>
+        <w:rPr>
+          <w:rFonts w:ascii="Consolas" w:hAnsi="Consolas" w:cs="Consolas"/>
+          <w:sz w:val="18"/>
+          <w:szCs w:val="18"/>
+        </w:rPr>
+        <w:t xml:space="preserve">        </w:t>
+      </w:r>
+      <w:r>
+        <w:rPr>
+          <w:rFonts w:ascii="Consolas" w:hAnsi="Consolas" w:cs="Consolas"/>
+          <w:color w:val="4EA72E" w:themeColor="accent6"/>
+          <w:sz w:val="18"/>
+          <w:szCs w:val="18"/>
+        </w:rPr>
+        <w:t>"MlpPolicy"</w:t>
+      </w:r>
+      <w:r>
+        <w:rPr>
+          <w:rFonts w:ascii="Consolas" w:hAnsi="Consolas" w:cs="Consolas"/>
+          <w:sz w:val="18"/>
+          <w:szCs w:val="18"/>
+        </w:rPr>
+        <w:t>,</w:t>
+      </w:r>
+    </w:p>
+    <w:p>
+      <w:pPr>
+        <w:rPr>
+          <w:rFonts w:ascii="Consolas" w:hAnsi="Consolas" w:cs="Consolas"/>
+          <w:sz w:val="18"/>
+          <w:szCs w:val="18"/>
+        </w:rPr>
+      </w:pPr>
+      <w:r>
+        <w:rPr>
+          <w:rFonts w:ascii="Consolas" w:hAnsi="Consolas" w:cs="Consolas"/>
+          <w:sz w:val="18"/>
+          <w:szCs w:val="18"/>
+        </w:rPr>
+        <w:t xml:space="preserve">        </w:t>
+      </w:r>
+      <w:r>
+        <w:rPr>
+          <w:rFonts w:ascii="Consolas" w:hAnsi="Consolas" w:cs="Consolas"/>
+          <w:color w:val="7030A0"/>
+          <w:sz w:val="18"/>
+          <w:szCs w:val="18"/>
+        </w:rPr>
+        <w:t>self</w:t>
+      </w:r>
+      <w:r>
+        <w:rPr>
+          <w:rFonts w:ascii="Consolas" w:hAnsi="Consolas" w:cs="Consolas"/>
+          <w:sz w:val="18"/>
+          <w:szCs w:val="18"/>
+        </w:rPr>
+        <w:t>.env,</w:t>
+      </w:r>
+    </w:p>
+    <w:p>
+      <w:pPr>
+        <w:rPr>
+          <w:rFonts w:ascii="Consolas" w:hAnsi="Consolas" w:cs="Consolas"/>
+          <w:sz w:val="18"/>
+          <w:szCs w:val="18"/>
+        </w:rPr>
+      </w:pPr>
+      <w:r>
+        <w:rPr>
+          <w:rFonts w:ascii="Consolas" w:hAnsi="Consolas" w:cs="Consolas"/>
+          <w:sz w:val="18"/>
+          <w:szCs w:val="18"/>
+        </w:rPr>
+        <w:t xml:space="preserve">        learning_rate=</w:t>
+      </w:r>
+      <w:r>
+        <w:rPr>
+          <w:rFonts w:ascii="Consolas" w:hAnsi="Consolas" w:cs="Consolas"/>
+          <w:color w:val="0F9ED5" w:themeColor="accent4"/>
+          <w:sz w:val="18"/>
+          <w:szCs w:val="18"/>
+        </w:rPr>
+        <w:t>3e-4</w:t>
+      </w:r>
+      <w:r>
+        <w:rPr>
+          <w:rFonts w:ascii="Consolas" w:hAnsi="Consolas" w:cs="Consolas"/>
+          <w:sz w:val="18"/>
+          <w:szCs w:val="18"/>
+        </w:rPr>
+        <w:t>,</w:t>
+      </w:r>
+    </w:p>
+    <w:p>
+      <w:pPr>
+        <w:rPr>
+          <w:rFonts w:ascii="Consolas" w:hAnsi="Consolas" w:cs="Consolas"/>
+          <w:sz w:val="18"/>
+          <w:szCs w:val="18"/>
+        </w:rPr>
+      </w:pPr>
+      <w:r>
+        <w:rPr>
+          <w:rFonts w:ascii="Consolas" w:hAnsi="Consolas" w:cs="Consolas"/>
+          <w:sz w:val="18"/>
+          <w:szCs w:val="18"/>
+        </w:rPr>
+        <w:t xml:space="preserve">        n_steps=</w:t>
+      </w:r>
+      <w:r>
+        <w:rPr>
+          <w:rFonts w:ascii="Consolas" w:hAnsi="Consolas" w:cs="Consolas"/>
+          <w:color w:val="0F9ED5" w:themeColor="accent4"/>
+          <w:sz w:val="18"/>
+          <w:szCs w:val="18"/>
+        </w:rPr>
+        <w:t>2048</w:t>
+      </w:r>
+      <w:r>
+        <w:rPr>
+          <w:rFonts w:ascii="Consolas" w:hAnsi="Consolas" w:cs="Consolas"/>
+          <w:sz w:val="18"/>
+          <w:szCs w:val="18"/>
+        </w:rPr>
+        <w:t>,</w:t>
+      </w:r>
+    </w:p>
+    <w:p>
+      <w:pPr>
+        <w:rPr>
+          <w:rFonts w:ascii="Consolas" w:hAnsi="Consolas" w:cs="Consolas"/>
+          <w:sz w:val="18"/>
+          <w:szCs w:val="18"/>
+        </w:rPr>
+      </w:pPr>
+      <w:r>
+        <w:rPr>
+          <w:rFonts w:ascii="Consolas" w:hAnsi="Consolas" w:cs="Consolas"/>
+          <w:sz w:val="18"/>
+          <w:szCs w:val="18"/>
+        </w:rPr>
+        <w:t xml:space="preserve">        batch_size=</w:t>
+      </w:r>
+      <w:r>
+        <w:rPr>
+          <w:rFonts w:ascii="Consolas" w:hAnsi="Consolas" w:cs="Consolas"/>
+          <w:color w:val="0F9ED5" w:themeColor="accent4"/>
+          <w:sz w:val="18"/>
+          <w:szCs w:val="18"/>
+        </w:rPr>
+        <w:t>64</w:t>
+      </w:r>
+      <w:r>
+        <w:rPr>
+          <w:rFonts w:ascii="Consolas" w:hAnsi="Consolas" w:cs="Consolas"/>
+          <w:sz w:val="18"/>
+          <w:szCs w:val="18"/>
+        </w:rPr>
+        <w:t>,</w:t>
+      </w:r>
+    </w:p>
+    <w:p>
+      <w:pPr>
+        <w:rPr>
+          <w:rFonts w:ascii="Consolas" w:hAnsi="Consolas" w:cs="Consolas"/>
+          <w:sz w:val="18"/>
+          <w:szCs w:val="18"/>
+        </w:rPr>
+      </w:pPr>
+      <w:r>
+        <w:rPr>
+          <w:rFonts w:ascii="Consolas" w:hAnsi="Consolas" w:cs="Consolas"/>
+          <w:sz w:val="18"/>
+          <w:szCs w:val="18"/>
+        </w:rPr>
+        <w:t xml:space="preserve">        n_epochs=10,</w:t>
+      </w:r>
+    </w:p>
+    <w:p>
+      <w:pPr>
+        <w:rPr>
+          <w:rFonts w:ascii="Consolas" w:hAnsi="Consolas" w:cs="Consolas"/>
+          <w:sz w:val="18"/>
+          <w:szCs w:val="18"/>
+        </w:rPr>
+      </w:pPr>
+      <w:r>
+        <w:rPr>
+          <w:rFonts w:ascii="Consolas" w:hAnsi="Consolas" w:cs="Consolas"/>
+          <w:sz w:val="18"/>
+          <w:szCs w:val="18"/>
+        </w:rPr>
+        <w:t xml:space="preserve">        gamma=0.99,</w:t>
+      </w:r>
+    </w:p>
+    <w:p>
+      <w:pPr>
+        <w:rPr>
+          <w:rFonts w:ascii="Consolas" w:hAnsi="Consolas" w:cs="Consolas"/>
+          <w:sz w:val="18"/>
+          <w:szCs w:val="18"/>
+        </w:rPr>
+      </w:pPr>
+      <w:r>
+        <w:rPr>
+          <w:rFonts w:ascii="Consolas" w:hAnsi="Consolas" w:cs="Consolas"/>
+          <w:sz w:val="18"/>
+          <w:szCs w:val="18"/>
+        </w:rPr>
+        <w:t xml:space="preserve">        gae_lambda=0.95,</w:t>
+      </w:r>
+    </w:p>
+    <w:p>
+      <w:pPr>
+        <w:rPr>
+          <w:rFonts w:ascii="Consolas" w:hAnsi="Consolas" w:cs="Consolas"/>
+          <w:sz w:val="18"/>
+          <w:szCs w:val="18"/>
+        </w:rPr>
+      </w:pPr>
+      <w:r>
+        <w:rPr>
+          <w:rFonts w:ascii="Consolas" w:hAnsi="Consolas" w:cs="Consolas"/>
+          <w:sz w:val="18"/>
+          <w:szCs w:val="18"/>
+        </w:rPr>
+        <w:lastRenderedPageBreak/>
+        <w:t xml:space="preserve">        clip_range=0.2,</w:t>
+      </w:r>
+    </w:p>
+    <w:p>
+      <w:pPr>
+        <w:rPr>
+          <w:rFonts w:ascii="Consolas" w:hAnsi="Consolas" w:cs="Consolas"/>
+          <w:sz w:val="18"/>
+          <w:szCs w:val="18"/>
+        </w:rPr>
+      </w:pPr>
+      <w:r>
+        <w:rPr>
+          <w:rFonts w:ascii="Consolas" w:hAnsi="Consolas" w:cs="Consolas"/>
+          <w:sz w:val="18"/>
+          <w:szCs w:val="18"/>
+        </w:rPr>
+        <w:t xml:space="preserve">        clip_range_vf=None,</w:t>
+      </w:r>
+    </w:p>
+    <w:p>
+      <w:pPr>
+        <w:rPr>
+          <w:rFonts w:ascii="Consolas" w:hAnsi="Consolas" w:cs="Consolas"/>
+          <w:sz w:val="18"/>
+          <w:szCs w:val="18"/>
+        </w:rPr>
+      </w:pPr>
+      <w:r>
+        <w:rPr>
+          <w:rFonts w:ascii="Consolas" w:hAnsi="Consolas" w:cs="Consolas"/>
+          <w:sz w:val="18"/>
+          <w:szCs w:val="18"/>
+        </w:rPr>
+        <w:t xml:space="preserve">        ent_coef=0.01,</w:t>
+      </w:r>
+    </w:p>
+    <w:p>
+      <w:pPr>
+        <w:rPr>
+          <w:rFonts w:ascii="Consolas" w:hAnsi="Consolas" w:cs="Consolas"/>
+          <w:sz w:val="18"/>
+          <w:szCs w:val="18"/>
+        </w:rPr>
+      </w:pPr>
+      <w:r>
+        <w:rPr>
+          <w:rFonts w:ascii="Consolas" w:hAnsi="Consolas" w:cs="Consolas"/>
+          <w:sz w:val="18"/>
+          <w:szCs w:val="18"/>
+        </w:rPr>
+        <w:t xml:space="preserve">        vf_coef=0.5,</w:t>
+      </w:r>
+    </w:p>
+    <w:p>
+      <w:pPr>
+        <w:rPr>
+          <w:rFonts w:ascii="Consolas" w:hAnsi="Consolas" w:cs="Consolas"/>
+          <w:sz w:val="18"/>
+          <w:szCs w:val="18"/>
+        </w:rPr>
+      </w:pPr>
+      <w:r>
+        <w:rPr>
+          <w:rFonts w:ascii="Consolas" w:hAnsi="Consolas" w:cs="Consolas"/>
+          <w:sz w:val="18"/>
+          <w:szCs w:val="18"/>
+        </w:rPr>
+        <w:t xml:space="preserve">        max_grad_norm=0.5,</w:t>
+      </w:r>
+    </w:p>
+    <w:p>
+      <w:pPr>
+        <w:rPr>
+          <w:rFonts w:ascii="Consolas" w:hAnsi="Consolas" w:cs="Consolas"/>
+          <w:sz w:val="18"/>
+          <w:szCs w:val="18"/>
+        </w:rPr>
+      </w:pPr>
+      <w:r>
+        <w:rPr>
+          <w:rFonts w:ascii="Consolas" w:hAnsi="Consolas" w:cs="Consolas"/>
+          <w:sz w:val="18"/>
+          <w:szCs w:val="18"/>
+        </w:rPr>
+        <w:t xml:space="preserve">        policy_kwargs=policy_kwargs,</w:t>
+      </w:r>
+    </w:p>
+    <w:p>
+      <w:pPr>
+        <w:rPr>
+          <w:rFonts w:ascii="Consolas" w:hAnsi="Consolas" w:cs="Consolas"/>
+          <w:sz w:val="18"/>
+          <w:szCs w:val="18"/>
+        </w:rPr>
+      </w:pPr>
+      <w:r>
+        <w:rPr>
+          <w:rFonts w:ascii="Consolas" w:hAnsi="Consolas" w:cs="Consolas"/>
+          <w:sz w:val="18"/>
+          <w:szCs w:val="18"/>
+        </w:rPr>
+        <w:t xml:space="preserve">        verbose=1,</w:t>
+      </w:r>
+    </w:p>
+    <w:p>
+      <w:pPr>
+        <w:rPr>
+          <w:rFonts w:ascii="Consolas" w:hAnsi="Consolas" w:cs="Consolas"/>
+          <w:sz w:val="18"/>
+          <w:szCs w:val="18"/>
+        </w:rPr>
+      </w:pPr>
+      <w:r>
+        <w:rPr>
+          <w:rFonts w:ascii="Consolas" w:hAnsi="Consolas" w:cs="Consolas"/>
+          <w:sz w:val="18"/>
+          <w:szCs w:val="18"/>
+        </w:rPr>
+        <w:t xml:space="preserve">        tensorboard_log=</w:t>
+      </w:r>
+      <w:r>
+        <w:rPr>
+          <w:rFonts w:ascii="Consolas" w:hAnsi="Consolas" w:cs="Consolas"/>
+          <w:color w:val="4EA72E" w:themeColor="accent6"/>
+          <w:sz w:val="18"/>
+          <w:szCs w:val="18"/>
+        </w:rPr>
+        <w:t>"./tensorboard_logs/</w:t>
+      </w:r>
+      <w:r>
+        <w:rPr>
+          <w:rFonts w:ascii="Consolas" w:hAnsi="Consolas" w:cs="Consolas"/>
+          <w:color w:val="4EA72E" w:themeColor="accent6"/>
+          <w:sz w:val="18"/>
+          <w:szCs w:val="18"/>
+        </w:rPr>
+        <w:t>”</w:t>
+      </w:r>
+      <w:r>
+        <w:rPr>
+          <w:rFonts w:ascii="Consolas" w:hAnsi="Consolas" w:cs="Consolas"/>
+          <w:sz w:val="18"/>
+          <w:szCs w:val="18"/>
+        </w:rPr>
+        <w:t>)</w:t>
+      </w:r>
+    </w:p>
+    <w:p>
+      <w:pPr>
+        <w:rPr>
+          <w:rFonts w:ascii="Consolas" w:hAnsi="Consolas" w:cs="Consolas"/>
+          <w:sz w:val="18"/>
+          <w:szCs w:val="18"/>
+        </w:rPr>
+      </w:pPr>
+    </w:p>
+    <w:p>
+      <w:pPr>
+        <w:rPr>
+          <w:rFonts w:ascii="Consolas" w:hAnsi="Consolas" w:cs="Consolas"/>
+          <w:sz w:val="18"/>
+          <w:szCs w:val="18"/>
+        </w:rPr>
+      </w:pPr>
+      <w:r>
+        <w:rPr>
+          <w:rFonts w:ascii="Consolas" w:hAnsi="Consolas" w:cs="Consolas"/>
+          <w:sz w:val="18"/>
+          <w:szCs w:val="18"/>
+        </w:rPr>
+        <w:t xml:space="preserve">        </w:t>
+      </w:r>
+      <w:r>
+        <w:rPr>
+          <w:rFonts w:ascii="Consolas" w:hAnsi="Consolas" w:cs="Consolas"/>
+          <w:color w:val="C00000"/>
+          <w:sz w:val="18"/>
+          <w:szCs w:val="18"/>
+        </w:rPr>
+        <w:t>return</w:t>
+      </w:r>
+      <w:r>
+        <w:rPr>
+          <w:rFonts w:ascii="Consolas" w:hAnsi="Consolas" w:cs="Consolas"/>
+          <w:sz w:val="18"/>
+          <w:szCs w:val="18"/>
+        </w:rPr>
+        <w:t xml:space="preserve"> model</w:t>
+      </w:r>
+    </w:p>
+    <w:p>
+      <w:pPr>
+        <w:rPr>
+          <w:rFonts w:ascii="Consolas" w:hAnsi="Consolas" w:cs="Consolas"/>
+          <w:sz w:val="18"/>
+          <w:szCs w:val="18"/>
+        </w:rPr>
+      </w:pPr>
+    </w:p>
+    <w:p>
+      <w:pPr>
+        <w:rPr>
+          <w:rFonts w:ascii="Consolas" w:hAnsi="Consolas" w:cs="Consolas"/>
+          <w:sz w:val="18"/>
+          <w:szCs w:val="18"/>
+        </w:rPr>
+      </w:pPr>
+      <w:r>
+        <w:rPr>
+          <w:rFonts w:ascii="Consolas" w:hAnsi="Consolas" w:cs="Consolas"/>
+          <w:sz w:val="18"/>
+          <w:szCs w:val="18"/>
+        </w:rPr>
+        <w:t>...</w:t>
+      </w:r>
+    </w:p>
+    <w:p>
+      <w:pPr>
+        <w:rPr>
+          <w:rFonts w:ascii="Consolas" w:hAnsi="Consolas" w:cs="Consolas"/>
+          <w:sz w:val="18"/>
+          <w:szCs w:val="18"/>
+        </w:rPr>
+      </w:pPr>
+      <w:r>
+        <w:rPr>
+          <w:rFonts w:ascii="Consolas" w:hAnsi="Consolas" w:cs="Consolas"/>
+          <w:color w:val="7030A0"/>
+          <w:sz w:val="18"/>
+          <w:szCs w:val="18"/>
+        </w:rPr>
+        <w:t>self</w:t>
+      </w:r>
+      <w:r>
+        <w:rPr>
+          <w:rFonts w:ascii="Consolas" w:hAnsi="Consolas" w:cs="Consolas"/>
+          <w:sz w:val="18"/>
+          <w:szCs w:val="18"/>
+        </w:rPr>
+        <w:t xml:space="preserve">.model = </w:t>
+      </w:r>
+      <w:r>
+        <w:rPr>
+          <w:rFonts w:ascii="Consolas" w:hAnsi="Consolas" w:cs="Consolas"/>
+          <w:color w:val="7030A0"/>
+          <w:sz w:val="18"/>
+          <w:szCs w:val="18"/>
+        </w:rPr>
+        <w:t>self</w:t>
+      </w:r>
+      <w:r>
+        <w:rPr>
+          <w:rFonts w:ascii="Consolas" w:hAnsi="Consolas" w:cs="Consolas"/>
+          <w:sz w:val="18"/>
+          <w:szCs w:val="18"/>
+        </w:rPr>
+        <w:t>.</w:t>
+      </w:r>
+      <w:r>
+        <w:rPr>
+          <w:rFonts w:ascii="Consolas" w:hAnsi="Consolas" w:cs="Consolas"/>
+          <w:color w:val="AB7942"/>
+          <w:sz w:val="18"/>
+          <w:szCs w:val="18"/>
+        </w:rPr>
+        <w:t>_create_model</w:t>
+      </w:r>
+      <w:r>
+        <w:rPr>
+          <w:rFonts w:ascii="Consolas" w:hAnsi="Consolas" w:cs="Consolas"/>
+          <w:sz w:val="18"/>
+          <w:szCs w:val="18"/>
+        </w:rPr>
+        <w:t>()</w:t>
+      </w:r>
+    </w:p>
+    <w:p/>
+    <w:p>
+      <w:pPr>
+        <w:pStyle w:val="Heading2"/>
+      </w:pPr>
+      <w:r>
+        <w:t xml:space="preserve">Set up Model Training Callbacks </w:t>
+      </w:r>
+    </w:p>
+    <w:p>
+      <w:r>
+        <w:t>def _setup_callbacks(self):</w:t>
+      </w:r>
+    </w:p>
+    <w:p>
+      <w:r>
+        <w:t xml:space="preserve">        """Setup training callbacks for monitoring and checkpointing"""</w:t>
+      </w:r>
+    </w:p>
+    <w:p>
+      <w:r>
+        <w:t xml:space="preserve">        eval_callback = EvalCallback(</w:t>
+      </w:r>
+    </w:p>
+    <w:p>
+      <w:r>
+        <w:t xml:space="preserve">            self.eval_env,</w:t>
+      </w:r>
+    </w:p>
+    <w:p>
+      <w:r>
+        <w:t xml:space="preserve">            best_model_save_path="./models/best_model/",</w:t>
+      </w:r>
+    </w:p>
+    <w:p>
+      <w:r>
+        <w:t xml:space="preserve">            log_path="./logs/",</w:t>
+      </w:r>
+    </w:p>
+    <w:p>
+      <w:r>
+        <w:t xml:space="preserve">            eval_freq=5000,</w:t>
+      </w:r>
+    </w:p>
+    <w:p>
+      <w:r>
+        <w:t xml:space="preserve">            deterministic=True,</w:t>
+      </w:r>
+    </w:p>
+    <w:p>
+      <w:r>
+        <w:t xml:space="preserve">            render=False,</w:t>
+      </w:r>
+    </w:p>
+    <w:p>
+      <w:r>
+        <w:t xml:space="preserve">            n_eval_episodes=10</w:t>
+      </w:r>
+    </w:p>
+    <w:p>
+      <w:r>
+        <w:t xml:space="preserve">        )</w:t>
+      </w:r>
+    </w:p>
+    <w:p/>
+    <w:p>
+      <w:r>
+        <w:t xml:space="preserve">        checkpoint_callback = CheckpointCallback(</w:t>
+      </w:r>
+    </w:p>
+    <w:p>
+      <w:r>
+        <w:t xml:space="preserve">            save_freq=10000,</w:t>
+      </w:r>
+    </w:p>
+    <w:p>
+      <w:r>
+        <w:t xml:space="preserve">            save_path="./models/checkpoints/",</w:t>
+      </w:r>
+    </w:p>
+    <w:p>
+      <w:r>
+        <w:t xml:space="preserve">            name_prefix="agentic_rl_model"</w:t>
+      </w:r>
+    </w:p>
+    <w:p>
+      <w:r>
+        <w:t xml:space="preserve">        )</w:t>
+      </w:r>
+    </w:p>
+    <w:p/>
+    <w:p>
+      <w:r>
+        <w:t xml:space="preserve">        return [eval_callback, checkpoint_callback]</w:t>
+      </w:r>
+    </w:p>
+    <w:p>
+      <w:r>
+        <w:t>...</w:t>
+      </w:r>
+    </w:p>
+    <w:p>
+      <w:r>
+        <w:t>self.callbacks = self._setup_callbacks()</w:t>
+      </w:r>
+    </w:p>
+    <w:p/>
+    <w:p/>
+    <w:p>
+      <w:pPr>
+        <w:pStyle w:val="Heading2"/>
+      </w:pPr>
+      <w:r>
+        <w:t>Train the PPO Model</w:t>
+      </w:r>
+    </w:p>
+    <w:p>
+      <w:r>
+        <w:t>def train(self, total_timesteps: int = 100000):</w:t>
+      </w:r>
+    </w:p>
+    <w:p>
+      <w:r>
+        <w:t xml:space="preserve">        """Train the multi-agent system"""</w:t>
+      </w:r>
+    </w:p>
+    <w:p>
+      <w:r>
+        <w:t xml:space="preserve">        logger.info(f"Starting training for {total_timesteps} timesteps")</w:t>
+      </w:r>
+    </w:p>
+    <w:p/>
+    <w:p>
+      <w:r>
+        <w:t xml:space="preserve">        self.model.learn(</w:t>
+      </w:r>
+    </w:p>
+    <w:p>
+      <w:r>
+        <w:t xml:space="preserve">            total_timesteps=total_timesteps,</w:t>
+      </w:r>
+    </w:p>
+    <w:p>
+      <w:r>
+        <w:t xml:space="preserve">            callback=self.callbacks,</w:t>
+      </w:r>
+    </w:p>
+    <w:p>
+      <w:r>
+        <w:t xml:space="preserve">            log_interval=10,</w:t>
+      </w:r>
+    </w:p>
+    <w:p>
+      <w:r>
+        <w:t xml:space="preserve">            progress_bar=True</w:t>
+      </w:r>
+    </w:p>
+    <w:p>
+      <w:r>
+        <w:t xml:space="preserve">        )</w:t>
+      </w:r>
+    </w:p>
+    <w:p/>
+    <w:p>
+      <w:r>
+        <w:t xml:space="preserve">        logger.info("Training completed")</w:t>
+      </w:r>
+    </w:p>
+    <w:p>
+      <w:r>
+        <w:t xml:space="preserve">        return self.model</w:t>
+      </w:r>
+    </w:p>
+    <w:p/>
+    <w:p>
+      <w:pPr>
+        <w:pStyle w:val="Heading2"/>
+      </w:pPr>
+    </w:p>
+    <w:p>
+      <w:pPr>
+        <w:pStyle w:val="Heading2"/>
+      </w:pPr>
+      <w:r>
+        <w:t>Task Processing</w:t>
+      </w:r>
+    </w:p>
+    <w:p/>
+    <w:p/>
+    <w:p>
+      <w:r>
+        <w:t>def _assign_task(self, agent: AgentState, task: Task):</w:t>
+      </w:r>
+    </w:p>
+    <w:p>
+      <w:r>
+        <w:t xml:space="preserve">        """Assign a task to an agent"""</w:t>
+      </w:r>
+    </w:p>
+    <w:p>
+      <w:r>
+        <w:t xml:space="preserve">        task.assigned_agent = agent.id</w:t>
+      </w:r>
+    </w:p>
+    <w:p>
+      <w:r>
+        <w:t xml:space="preserve">        task.status = "active"</w:t>
+      </w:r>
+    </w:p>
+    <w:p>
+      <w:r>
+        <w:t xml:space="preserve">        self.active_tasks[task.id] = (task, agent)</w:t>
+      </w:r>
+    </w:p>
+    <w:p>
+      <w:r>
+        <w:t xml:space="preserve">        agent.current_load += task.complexity</w:t>
+      </w:r>
+    </w:p>
+    <w:p/>
+    <w:p>
+      <w:r>
+        <w:t xml:space="preserve"> def _complete_task(self, task: Task, agent: AgentState):</w:t>
+      </w:r>
+    </w:p>
+    <w:p>
+      <w:r>
+        <w:t xml:space="preserve">        """Mark a task as completed"""</w:t>
+      </w:r>
+    </w:p>
+    <w:p>
+      <w:r>
+        <w:t xml:space="preserve">        task.status = "completed"</w:t>
+      </w:r>
+    </w:p>
+    <w:p>
+      <w:r>
+        <w:t xml:space="preserve">        task.completion_time = self.current_step</w:t>
+      </w:r>
+    </w:p>
+    <w:p>
+      <w:r>
+        <w:t xml:space="preserve">        task.quality_score = agent.expertise.get(task.type, 0.5) * agent.success_rate</w:t>
+      </w:r>
+    </w:p>
+    <w:p/>
+    <w:p>
+      <w:r>
+        <w:t xml:space="preserve">        self.completed_tasks.append(task)</w:t>
+      </w:r>
+    </w:p>
+    <w:p>
+      <w:r>
+        <w:t xml:space="preserve">        del self.active_tasks[task.id]</w:t>
+      </w:r>
+    </w:p>
+    <w:p/>
+    <w:p>
+      <w:r>
+        <w:t xml:space="preserve">        agent.current_load = max(0, agent.current_load - task.complexity)</w:t>
+      </w:r>
+    </w:p>
+    <w:p>
+      <w:r>
+        <w:t xml:space="preserve">        agent.completed_tasks += 1</w:t>
+      </w:r>
+    </w:p>
+    <w:p>
+      <w:r>
+        <w:t xml:space="preserve">        agent.success_rate = 0.95 * agent.success_rate + 0.05 * task.quality_score</w:t>
+      </w:r>
+    </w:p>
+    <w:p/>
+    <w:p/>
+    <w:p>
+      <w:pPr>
+        <w:pStyle w:val="Heading2"/>
+      </w:pPr>
+      <w:r>
+        <w:t>Collaboration Matrix</w:t>
+      </w:r>
+    </w:p>
+    <w:p/>
+    <w:p>
+      <w:r>
+        <w:t>...</w:t>
+      </w:r>
+    </w:p>
+    <w:p>
+      <w:r>
+        <w:t>self.collaboration_matrix = np.ones((n_agents, n_agents))</w:t>
+      </w:r>
+    </w:p>
+    <w:p>
+      <w:r>
+        <w:t>...</w:t>
+      </w:r>
+    </w:p>
+    <w:p>
+      <w:r>
+        <w:t># inside evaluate(n_episodes)</w:t>
+      </w:r>
+    </w:p>
+    <w:p>
+      <w:r>
+        <w:t>action, _ = self.model.predict(obs, deterministic=True)</w:t>
+      </w:r>
+    </w:p>
+    <w:p>
+      <w:r>
+        <w:t>...</w:t>
+      </w:r>
+    </w:p>
+    <w:p>
+      <w:r>
+        <w:t># inside function step()</w:t>
+      </w:r>
+    </w:p>
+    <w:p>
+      <w:r>
+        <w:t>...</w:t>
+      </w:r>
+    </w:p>
+    <w:p>
+      <w:r>
+        <w:t xml:space="preserve">  # Update collaboration matrix based on actions</w:t>
+      </w:r>
+    </w:p>
+    <w:p>
+      <w:r>
+        <w:t xml:space="preserve">        for i in range(self.n_agents):</w:t>
+      </w:r>
+    </w:p>
+    <w:p>
+      <w:r>
+        <w:t xml:space="preserve">            for j in range(self.n_agents):</w:t>
+      </w:r>
+    </w:p>
+    <w:p>
+      <w:r>
+        <w:t xml:space="preserve">                if i != j and action[i, 2] &gt; 0.7 and action[j, 2] &gt; 0.7:</w:t>
+      </w:r>
+    </w:p>
+    <w:p>
+      <w:r>
+        <w:t xml:space="preserve">                    self.collaboration_matrix[i, j] *= 1.01</w:t>
+      </w:r>
+    </w:p>
+    <w:p>
+      <w:r>
+        <w:t xml:space="preserve">                    reward += 0.5  # Collaboration bonus</w:t>
+      </w:r>
+    </w:p>
+    <w:p/>
+    <w:p/>
+    <w:p>
+      <w:pPr>
+        <w:pStyle w:val="Heading2"/>
+      </w:pPr>
+      <w:r>
+        <w:lastRenderedPageBreak/>
+        <w:t>Observation Generation</w:t>
+      </w:r>
+    </w:p>
+    <w:p/>
+    <w:p>
+      <w:pPr>
+        <w:rPr>
+          <w:rFonts w:ascii="Consolas" w:hAnsi="Consolas" w:cs="Consolas"/>
+          <w:sz w:val="18"/>
+          <w:szCs w:val="18"/>
+        </w:rPr>
+      </w:pPr>
+      <w:r>
+        <w:rPr>
+          <w:rFonts w:ascii="Consolas" w:hAnsi="Consolas" w:cs="Consolas"/>
+          <w:color w:val="C00000"/>
+          <w:sz w:val="18"/>
+          <w:szCs w:val="18"/>
+        </w:rPr>
+        <w:t>def</w:t>
+      </w:r>
+      <w:r>
+        <w:rPr>
+          <w:rFonts w:ascii="Consolas" w:hAnsi="Consolas" w:cs="Consolas"/>
+          <w:sz w:val="18"/>
+          <w:szCs w:val="18"/>
+        </w:rPr>
+        <w:t xml:space="preserve"> </w:t>
+      </w:r>
+      <w:r>
+        <w:rPr>
+          <w:rFonts w:ascii="Consolas" w:hAnsi="Consolas" w:cs="Consolas"/>
+          <w:b/>
+          <w:bCs/>
+          <w:color w:val="AB7942"/>
+          <w:sz w:val="18"/>
+          <w:szCs w:val="18"/>
+        </w:rPr>
+        <w:t>_get_observation</w:t>
+      </w:r>
+      <w:r>
+        <w:rPr>
+          <w:rFonts w:ascii="Consolas" w:hAnsi="Consolas" w:cs="Consolas"/>
+          <w:sz w:val="18"/>
+          <w:szCs w:val="18"/>
+        </w:rPr>
+        <w:t>(</w:t>
+      </w:r>
+      <w:r>
+        <w:rPr>
+          <w:rFonts w:ascii="Consolas" w:hAnsi="Consolas" w:cs="Consolas"/>
+          <w:color w:val="7030A0"/>
+          <w:sz w:val="18"/>
+          <w:szCs w:val="18"/>
+        </w:rPr>
+        <w:t>self</w:t>
+      </w:r>
+      <w:r>
+        <w:rPr>
+          <w:rFonts w:ascii="Consolas" w:hAnsi="Consolas" w:cs="Consolas"/>
+          <w:sz w:val="18"/>
+          <w:szCs w:val="18"/>
+        </w:rPr>
+        <w:t>) -&gt; np.</w:t>
+      </w:r>
+      <w:r>
+        <w:rPr>
+          <w:rFonts w:ascii="Consolas" w:hAnsi="Consolas" w:cs="Consolas"/>
+          <w:color w:val="0B769F" w:themeColor="accent4" w:themeShade="BF"/>
+          <w:sz w:val="18"/>
+          <w:szCs w:val="18"/>
+        </w:rPr>
+        <w:t>ndarray</w:t>
+      </w:r>
+      <w:r>
+        <w:rPr>
+          <w:rFonts w:ascii="Consolas" w:hAnsi="Consolas" w:cs="Consolas"/>
+          <w:sz w:val="18"/>
+          <w:szCs w:val="18"/>
+        </w:rPr>
+        <w:t>:</w:t>
+      </w:r>
+    </w:p>
+    <w:p>
+      <w:pPr>
+        <w:rPr>
+          <w:rFonts w:ascii="Consolas" w:hAnsi="Consolas" w:cs="Consolas"/>
+          <w:sz w:val="18"/>
+          <w:szCs w:val="18"/>
+        </w:rPr>
+      </w:pPr>
+      <w:r>
+        <w:rPr>
+          <w:rFonts w:ascii="Consolas" w:hAnsi="Consolas" w:cs="Consolas"/>
+          <w:sz w:val="18"/>
+          <w:szCs w:val="18"/>
+        </w:rPr>
+        <w:t xml:space="preserve">    </w:t>
+      </w:r>
+      <w:r>
+        <w:rPr>
+          <w:rFonts w:ascii="Consolas" w:hAnsi="Consolas" w:cs="Consolas"/>
+          <w:color w:val="3A7C22" w:themeColor="accent6" w:themeShade="BF"/>
+          <w:sz w:val="18"/>
+          <w:szCs w:val="18"/>
+        </w:rPr>
+        <w:t>"""Construct observation vector from current state"""</w:t>
+      </w:r>
+    </w:p>
+    <w:p>
+      <w:pPr>
+        <w:rPr>
+          <w:rFonts w:ascii="Consolas" w:hAnsi="Consolas" w:cs="Consolas"/>
+          <w:sz w:val="18"/>
+          <w:szCs w:val="18"/>
+        </w:rPr>
+      </w:pPr>
+      <w:r>
+        <w:rPr>
+          <w:rFonts w:ascii="Consolas" w:hAnsi="Consolas" w:cs="Consolas"/>
+          <w:sz w:val="18"/>
+          <w:szCs w:val="18"/>
+        </w:rPr>
+        <w:t xml:space="preserve">    obs = []</w:t>
+      </w:r>
+    </w:p>
+    <w:p>
+      <w:pPr>
+        <w:rPr>
+          <w:rFonts w:ascii="Consolas" w:hAnsi="Consolas" w:cs="Consolas"/>
+          <w:sz w:val="18"/>
+          <w:szCs w:val="18"/>
+        </w:rPr>
+      </w:pPr>
+    </w:p>
+    <w:p>
+      <w:pPr>
+        <w:rPr>
+          <w:rFonts w:ascii="Consolas" w:hAnsi="Consolas" w:cs="Consolas"/>
+          <w:color w:val="3A7C22" w:themeColor="accent6" w:themeShade="BF"/>
+          <w:sz w:val="18"/>
+          <w:szCs w:val="18"/>
+        </w:rPr>
+      </w:pPr>
+      <w:r>
+        <w:rPr>
+          <w:rFonts w:ascii="Consolas" w:hAnsi="Consolas" w:cs="Consolas"/>
+          <w:sz w:val="18"/>
+          <w:szCs w:val="18"/>
+        </w:rPr>
+        <w:t xml:space="preserve">    </w:t>
+      </w:r>
+      <w:r>
+        <w:rPr>
+          <w:rFonts w:ascii="Consolas" w:hAnsi="Consolas" w:cs="Consolas"/>
+          <w:color w:val="3A7C22" w:themeColor="accent6" w:themeShade="BF"/>
+          <w:sz w:val="18"/>
+          <w:szCs w:val="18"/>
+        </w:rPr>
+        <w:t># Agent states</w:t>
+      </w:r>
+    </w:p>
+    <w:p>
+      <w:pPr>
+        <w:rPr>
+          <w:rFonts w:ascii="Consolas" w:hAnsi="Consolas" w:cs="Consolas"/>
+          <w:sz w:val="18"/>
+          <w:szCs w:val="18"/>
+        </w:rPr>
+      </w:pPr>
+      <w:r>
+        <w:rPr>
+          <w:rFonts w:ascii="Consolas" w:hAnsi="Consolas" w:cs="Consolas"/>
+          <w:sz w:val="18"/>
+          <w:szCs w:val="18"/>
+        </w:rPr>
+        <w:t xml:space="preserve">    </w:t>
+      </w:r>
+      <w:r>
+        <w:rPr>
+          <w:rFonts w:ascii="Consolas" w:hAnsi="Consolas" w:cs="Consolas"/>
+          <w:color w:val="C00000"/>
+          <w:sz w:val="18"/>
+          <w:szCs w:val="18"/>
+        </w:rPr>
+        <w:t>for</w:t>
+      </w:r>
+      <w:r>
+        <w:rPr>
+          <w:rFonts w:ascii="Consolas" w:hAnsi="Consolas" w:cs="Consolas"/>
+          <w:sz w:val="18"/>
+          <w:szCs w:val="18"/>
+        </w:rPr>
+        <w:t xml:space="preserve"> agent </w:t>
+      </w:r>
+      <w:r>
+        <w:rPr>
+          <w:rFonts w:ascii="Consolas" w:hAnsi="Consolas" w:cs="Consolas"/>
+          <w:color w:val="C00000"/>
+          <w:sz w:val="18"/>
+          <w:szCs w:val="18"/>
+        </w:rPr>
+        <w:t>in</w:t>
+      </w:r>
+      <w:r>
+        <w:rPr>
+          <w:rFonts w:ascii="Consolas" w:hAnsi="Consolas" w:cs="Consolas"/>
+          <w:sz w:val="18"/>
+          <w:szCs w:val="18"/>
+        </w:rPr>
+        <w:t xml:space="preserve"> </w:t>
+      </w:r>
+      <w:r>
+        <w:rPr>
+          <w:rFonts w:ascii="Consolas" w:hAnsi="Consolas" w:cs="Consolas"/>
+          <w:color w:val="7030A0"/>
+          <w:sz w:val="18"/>
+          <w:szCs w:val="18"/>
+        </w:rPr>
+        <w:t>self</w:t>
+      </w:r>
+      <w:r>
+        <w:rPr>
+          <w:rFonts w:ascii="Consolas" w:hAnsi="Consolas" w:cs="Consolas"/>
+          <w:sz w:val="18"/>
+          <w:szCs w:val="18"/>
+        </w:rPr>
+        <w:t>.agents:</w:t>
+      </w:r>
+    </w:p>
+    <w:p>
+      <w:pPr>
+        <w:rPr>
+          <w:rFonts w:ascii="Consolas" w:hAnsi="Consolas" w:cs="Consolas"/>
+          <w:sz w:val="18"/>
+          <w:szCs w:val="18"/>
+        </w:rPr>
+      </w:pPr>
+      <w:r>
+        <w:rPr>
+          <w:rFonts w:ascii="Consolas" w:hAnsi="Consolas" w:cs="Consolas"/>
+          <w:sz w:val="18"/>
+          <w:szCs w:val="18"/>
+        </w:rPr>
+        <w:t xml:space="preserve">    </w:t>
+      </w:r>
+      <w:r>
+        <w:rPr>
+          <w:rFonts w:ascii="Consolas" w:hAnsi="Consolas" w:cs="Consolas"/>
+          <w:sz w:val="18"/>
+          <w:szCs w:val="18"/>
+        </w:rPr>
+        <w:t xml:space="preserve">    </w:t>
+      </w:r>
+      <w:r>
+        <w:rPr>
+          <w:rFonts w:ascii="Consolas" w:hAnsi="Consolas" w:cs="Consolas"/>
+          <w:sz w:val="18"/>
+          <w:szCs w:val="18"/>
+        </w:rPr>
+        <w:t>obs.</w:t>
+      </w:r>
+      <w:r>
+        <w:rPr>
+          <w:rFonts w:ascii="Consolas" w:hAnsi="Consolas" w:cs="Consolas"/>
+          <w:color w:val="AB7942"/>
+          <w:sz w:val="18"/>
+          <w:szCs w:val="18"/>
+        </w:rPr>
+        <w:t>extend</w:t>
+      </w:r>
+      <w:r>
+        <w:rPr>
+          <w:rFonts w:ascii="Consolas" w:hAnsi="Consolas" w:cs="Consolas"/>
+          <w:sz w:val="18"/>
+          <w:szCs w:val="18"/>
+        </w:rPr>
+        <w:t>([</w:t>
+      </w:r>
+    </w:p>
+    <w:p>
+      <w:pPr>
+        <w:rPr>
+          <w:rFonts w:ascii="Consolas" w:hAnsi="Consolas" w:cs="Consolas"/>
+          <w:sz w:val="18"/>
+          <w:szCs w:val="18"/>
+        </w:rPr>
+      </w:pPr>
+      <w:r>
+        <w:rPr>
+          <w:rFonts w:ascii="Consolas" w:hAnsi="Consolas" w:cs="Consolas"/>
+          <w:sz w:val="18"/>
+          <w:szCs w:val="18"/>
+        </w:rPr>
+        <w:t xml:space="preserve">        </w:t>
+      </w:r>
+      <w:r>
+        <w:rPr>
+          <w:rFonts w:ascii="Consolas" w:hAnsi="Consolas" w:cs="Consolas"/>
+          <w:sz w:val="18"/>
+          <w:szCs w:val="18"/>
+        </w:rPr>
+        <w:t xml:space="preserve">    </w:t>
+      </w:r>
+      <w:r>
+        <w:rPr>
+          <w:rFonts w:ascii="Consolas" w:hAnsi="Consolas" w:cs="Consolas"/>
+          <w:sz w:val="18"/>
+          <w:szCs w:val="18"/>
+        </w:rPr>
+        <w:t>agent.capacity,</w:t>
+      </w:r>
+    </w:p>
+    <w:p>
+      <w:pPr>
+        <w:rPr>
+          <w:rFonts w:ascii="Consolas" w:hAnsi="Consolas" w:cs="Consolas"/>
+          <w:sz w:val="18"/>
+          <w:szCs w:val="18"/>
+        </w:rPr>
+      </w:pPr>
+      <w:r>
+        <w:rPr>
+          <w:rFonts w:ascii="Consolas" w:hAnsi="Consolas" w:cs="Consolas"/>
+          <w:sz w:val="18"/>
+          <w:szCs w:val="18"/>
+        </w:rPr>
+        <w:t xml:space="preserve">            agent.current_load,</w:t>
+      </w:r>
+    </w:p>
+    <w:p>
+      <w:pPr>
+        <w:rPr>
+          <w:rFonts w:ascii="Consolas" w:hAnsi="Consolas" w:cs="Consolas"/>
+          <w:sz w:val="18"/>
+          <w:szCs w:val="18"/>
+        </w:rPr>
+      </w:pPr>
+      <w:r>
+        <w:rPr>
+          <w:rFonts w:ascii="Consolas" w:hAnsi="Consolas" w:cs="Consolas"/>
+          <w:sz w:val="18"/>
+          <w:szCs w:val="18"/>
+        </w:rPr>
+        <w:t xml:space="preserve">            agent.completed_tasks / </w:t>
+      </w:r>
+      <w:r>
+        <w:rPr>
+          <w:rFonts w:ascii="Consolas" w:hAnsi="Consolas" w:cs="Consolas"/>
+          <w:color w:val="AB7942"/>
+          <w:sz w:val="18"/>
+          <w:szCs w:val="18"/>
+        </w:rPr>
+        <w:t>max</w:t>
+      </w:r>
+      <w:r>
+        <w:rPr>
+          <w:rFonts w:ascii="Consolas" w:hAnsi="Consolas" w:cs="Consolas"/>
+          <w:sz w:val="18"/>
+          <w:szCs w:val="18"/>
+        </w:rPr>
+        <w:t>(</w:t>
+      </w:r>
+      <w:r>
+        <w:rPr>
+          <w:rFonts w:ascii="Consolas" w:hAnsi="Consolas" w:cs="Consolas"/>
+          <w:color w:val="0F9ED5" w:themeColor="accent4"/>
+          <w:sz w:val="18"/>
+          <w:szCs w:val="18"/>
+        </w:rPr>
+        <w:t>1</w:t>
+      </w:r>
+      <w:r>
+        <w:rPr>
+          <w:rFonts w:ascii="Consolas" w:hAnsi="Consolas" w:cs="Consolas"/>
+          <w:sz w:val="18"/>
+          <w:szCs w:val="18"/>
+        </w:rPr>
+        <w:t xml:space="preserve">, </w:t>
+      </w:r>
+      <w:r>
+        <w:rPr>
+          <w:rFonts w:ascii="Consolas" w:hAnsi="Consolas" w:cs="Consolas"/>
+          <w:color w:val="7030A0"/>
+          <w:sz w:val="18"/>
+          <w:szCs w:val="18"/>
+        </w:rPr>
+        <w:t>self</w:t>
+      </w:r>
+      <w:r>
+        <w:rPr>
+          <w:rFonts w:ascii="Consolas" w:hAnsi="Consolas" w:cs="Consolas"/>
+          <w:sz w:val="18"/>
+          <w:szCs w:val="18"/>
+        </w:rPr>
+        <w:t>.current_step),</w:t>
+      </w:r>
+    </w:p>
+    <w:p>
+      <w:pPr>
+        <w:rPr>
+          <w:rFonts w:ascii="Consolas" w:hAnsi="Consolas" w:cs="Consolas"/>
+          <w:sz w:val="18"/>
+          <w:szCs w:val="18"/>
+        </w:rPr>
+      </w:pPr>
+      <w:r>
+        <w:rPr>
+          <w:rFonts w:ascii="Consolas" w:hAnsi="Consolas" w:cs="Consolas"/>
+          <w:sz w:val="18"/>
+          <w:szCs w:val="18"/>
+        </w:rPr>
+        <w:t xml:space="preserve">            agent.success_rate,</w:t>
+      </w:r>
+    </w:p>
+    <w:p>
+      <w:pPr>
+        <w:rPr>
+          <w:rFonts w:ascii="Consolas" w:hAnsi="Consolas" w:cs="Consolas"/>
+          <w:sz w:val="18"/>
+          <w:szCs w:val="18"/>
+        </w:rPr>
+      </w:pPr>
+      <w:r>
+        <w:rPr>
+          <w:rFonts w:ascii="Consolas" w:hAnsi="Consolas" w:cs="Consolas"/>
+          <w:sz w:val="18"/>
+          <w:szCs w:val="18"/>
+        </w:rPr>
+        <w:t xml:space="preserve">            agent.collaboration_score,</w:t>
+      </w:r>
+    </w:p>
+    <w:p>
+      <w:pPr>
+        <w:rPr>
+          <w:rFonts w:ascii="Consolas" w:hAnsi="Consolas" w:cs="Consolas"/>
+          <w:sz w:val="18"/>
+          <w:szCs w:val="18"/>
+        </w:rPr>
+      </w:pPr>
+      <w:r>
+        <w:rPr>
+          <w:rFonts w:ascii="Consolas" w:hAnsi="Consolas" w:cs="Consolas"/>
+          <w:sz w:val="18"/>
+          <w:szCs w:val="18"/>
+        </w:rPr>
+        <w:t xml:space="preserve">            agent.expertise.get(</w:t>
+      </w:r>
+      <w:r>
+        <w:rPr>
+          <w:rFonts w:ascii="Consolas" w:hAnsi="Consolas" w:cs="Consolas"/>
+          <w:color w:val="4EA72E" w:themeColor="accent6"/>
+          <w:sz w:val="18"/>
+          <w:szCs w:val="18"/>
+        </w:rPr>
+        <w:t>"research"</w:t>
+      </w:r>
+      <w:r>
+        <w:rPr>
+          <w:rFonts w:ascii="Consolas" w:hAnsi="Consolas" w:cs="Consolas"/>
+          <w:sz w:val="18"/>
+          <w:szCs w:val="18"/>
+        </w:rPr>
+        <w:t xml:space="preserve">, </w:t>
+      </w:r>
+      <w:r>
+        <w:rPr>
+          <w:rFonts w:ascii="Consolas" w:hAnsi="Consolas" w:cs="Consolas"/>
+          <w:color w:val="0F9ED5" w:themeColor="accent4"/>
+          <w:sz w:val="18"/>
+          <w:szCs w:val="18"/>
+        </w:rPr>
+        <w:t>0</w:t>
+      </w:r>
+      <w:r>
+        <w:rPr>
+          <w:rFonts w:ascii="Consolas" w:hAnsi="Consolas" w:cs="Consolas"/>
+          <w:sz w:val="18"/>
+          <w:szCs w:val="18"/>
+        </w:rPr>
+        <w:t>),</w:t>
+      </w:r>
+    </w:p>
+    <w:p>
+      <w:pPr>
+        <w:rPr>
+          <w:rFonts w:ascii="Consolas" w:hAnsi="Consolas" w:cs="Consolas"/>
+          <w:sz w:val="18"/>
+          <w:szCs w:val="18"/>
+        </w:rPr>
+      </w:pPr>
+      <w:r>
+        <w:rPr>
+          <w:rFonts w:ascii="Consolas" w:hAnsi="Consolas" w:cs="Consolas"/>
+          <w:sz w:val="18"/>
+          <w:szCs w:val="18"/>
+        </w:rPr>
+        <w:t xml:space="preserve">           </w:t>
+      </w:r>
+      <w:r>
+        <w:rPr>
+          <w:rFonts w:ascii="Consolas" w:hAnsi="Consolas" w:cs="Consolas"/>
+          <w:sz w:val="18"/>
+          <w:szCs w:val="18"/>
+        </w:rPr>
+        <w:t xml:space="preserve"> </w:t>
+      </w:r>
+      <w:r>
+        <w:rPr>
+          <w:rFonts w:ascii="Consolas" w:hAnsi="Consolas" w:cs="Consolas"/>
+          <w:sz w:val="18"/>
+          <w:szCs w:val="18"/>
+        </w:rPr>
+        <w:t>agent.expertise.get(</w:t>
+      </w:r>
+      <w:r>
+        <w:rPr>
+          <w:rFonts w:ascii="Consolas" w:hAnsi="Consolas" w:cs="Consolas"/>
+          <w:color w:val="4EA72E" w:themeColor="accent6"/>
+          <w:sz w:val="18"/>
+          <w:szCs w:val="18"/>
+        </w:rPr>
+        <w:t>"analysis"</w:t>
+      </w:r>
+      <w:r>
+        <w:rPr>
+          <w:rFonts w:ascii="Consolas" w:hAnsi="Consolas" w:cs="Consolas"/>
+          <w:sz w:val="18"/>
+          <w:szCs w:val="18"/>
+        </w:rPr>
+        <w:t xml:space="preserve">, </w:t>
+      </w:r>
+      <w:r>
+        <w:rPr>
+          <w:rFonts w:ascii="Consolas" w:hAnsi="Consolas" w:cs="Consolas"/>
+          <w:color w:val="0F9ED5" w:themeColor="accent4"/>
+          <w:sz w:val="18"/>
+          <w:szCs w:val="18"/>
+        </w:rPr>
+        <w:t>0</w:t>
+      </w:r>
+      <w:r>
+        <w:rPr>
+          <w:rFonts w:ascii="Consolas" w:hAnsi="Consolas" w:cs="Consolas"/>
+          <w:sz w:val="18"/>
+          <w:szCs w:val="18"/>
+        </w:rPr>
+        <w:t>)</w:t>
+      </w:r>
+    </w:p>
+    <w:p>
+      <w:pPr>
+        <w:rPr>
+          <w:rFonts w:ascii="Consolas" w:hAnsi="Consolas" w:cs="Consolas"/>
+          <w:sz w:val="18"/>
+          <w:szCs w:val="18"/>
+        </w:rPr>
+      </w:pPr>
+      <w:r>
+        <w:rPr>
+          <w:rFonts w:ascii="Consolas" w:hAnsi="Consolas" w:cs="Consolas"/>
+          <w:sz w:val="18"/>
+          <w:szCs w:val="18"/>
+        </w:rPr>
+        <w:t xml:space="preserve">        ])</w:t>
+      </w:r>
+    </w:p>
+    <w:p>
+      <w:pPr>
+        <w:rPr>
+          <w:rFonts w:ascii="Consolas" w:hAnsi="Consolas" w:cs="Consolas"/>
+          <w:sz w:val="18"/>
+          <w:szCs w:val="18"/>
+        </w:rPr>
+      </w:pPr>
+    </w:p>
+    <w:p>
+      <w:pPr>
+        <w:rPr>
+          <w:rFonts w:ascii="Consolas" w:hAnsi="Consolas" w:cs="Consolas"/>
+          <w:sz w:val="18"/>
+          <w:szCs w:val="18"/>
+        </w:rPr>
+      </w:pPr>
+      <w:r>
+        <w:rPr>
+          <w:rFonts w:ascii="Consolas" w:hAnsi="Consolas" w:cs="Consolas"/>
+          <w:sz w:val="18"/>
+          <w:szCs w:val="18"/>
+        </w:rPr>
+        <w:t xml:space="preserve">        </w:t>
+      </w:r>
+      <w:r>
+        <w:rPr>
+          <w:rFonts w:ascii="Consolas" w:hAnsi="Consolas" w:cs="Consolas"/>
+          <w:color w:val="3A7C22" w:themeColor="accent6" w:themeShade="BF"/>
+          <w:sz w:val="18"/>
+          <w:szCs w:val="18"/>
+        </w:rPr>
+        <w:t># Task queue state</w:t>
+      </w:r>
+    </w:p>
+    <w:p>
+      <w:pPr>
+        <w:rPr>
+          <w:rFonts w:ascii="Consolas" w:hAnsi="Consolas" w:cs="Consolas"/>
+          <w:sz w:val="18"/>
+          <w:szCs w:val="18"/>
+        </w:rPr>
+      </w:pPr>
+      <w:r>
+        <w:rPr>
+          <w:rFonts w:ascii="Consolas" w:hAnsi="Consolas" w:cs="Consolas"/>
+          <w:sz w:val="18"/>
+          <w:szCs w:val="18"/>
+        </w:rPr>
+        <w:t xml:space="preserve">        for i in </w:t>
+      </w:r>
+      <w:r>
+        <w:rPr>
+          <w:rFonts w:ascii="Consolas" w:hAnsi="Consolas" w:cs="Consolas"/>
+          <w:color w:val="AB7942"/>
+          <w:sz w:val="18"/>
+          <w:szCs w:val="18"/>
+        </w:rPr>
+        <w:t>range</w:t>
+      </w:r>
+      <w:r>
+        <w:rPr>
+          <w:rFonts w:ascii="Consolas" w:hAnsi="Consolas" w:cs="Consolas"/>
+          <w:sz w:val="18"/>
+          <w:szCs w:val="18"/>
+        </w:rPr>
+        <w:t>(</w:t>
+      </w:r>
+      <w:r>
+        <w:rPr>
+          <w:rFonts w:ascii="Consolas" w:hAnsi="Consolas" w:cs="Consolas"/>
+          <w:color w:val="7030A0"/>
+          <w:sz w:val="18"/>
+          <w:szCs w:val="18"/>
+        </w:rPr>
+        <w:t>self</w:t>
+      </w:r>
+      <w:r>
+        <w:rPr>
+          <w:rFonts w:ascii="Consolas" w:hAnsi="Consolas" w:cs="Consolas"/>
+          <w:sz w:val="18"/>
+          <w:szCs w:val="18"/>
+        </w:rPr>
+        <w:t>.max_tasks):</w:t>
+      </w:r>
+    </w:p>
+    <w:p>
+      <w:pPr>
+        <w:rPr>
+          <w:rFonts w:ascii="Consolas" w:hAnsi="Consolas" w:cs="Consolas"/>
+          <w:sz w:val="18"/>
+          <w:szCs w:val="18"/>
+        </w:rPr>
+      </w:pPr>
+      <w:r>
+        <w:rPr>
+          <w:rFonts w:ascii="Consolas" w:hAnsi="Consolas" w:cs="Consolas"/>
+          <w:sz w:val="18"/>
+          <w:szCs w:val="18"/>
+        </w:rPr>
+        <w:t xml:space="preserve">            if i &lt; </w:t>
+      </w:r>
+      <w:r>
+        <w:rPr>
+          <w:rFonts w:ascii="Consolas" w:hAnsi="Consolas" w:cs="Consolas"/>
+          <w:color w:val="AB7942"/>
+          <w:sz w:val="18"/>
+          <w:szCs w:val="18"/>
+        </w:rPr>
+        <w:t>len</w:t>
+      </w:r>
+      <w:r>
+        <w:rPr>
+          <w:rFonts w:ascii="Consolas" w:hAnsi="Consolas" w:cs="Consolas"/>
+          <w:sz w:val="18"/>
+          <w:szCs w:val="18"/>
+        </w:rPr>
+        <w:t>(</w:t>
+      </w:r>
+      <w:r>
+        <w:rPr>
+          <w:rFonts w:ascii="Consolas" w:hAnsi="Consolas" w:cs="Consolas"/>
+          <w:color w:val="7030A0"/>
+          <w:sz w:val="18"/>
+          <w:szCs w:val="18"/>
+        </w:rPr>
+        <w:t>self</w:t>
+      </w:r>
+      <w:r>
+        <w:rPr>
+          <w:rFonts w:ascii="Consolas" w:hAnsi="Consolas" w:cs="Consolas"/>
+          <w:sz w:val="18"/>
+          <w:szCs w:val="18"/>
+        </w:rPr>
+        <w:t>.task_queue):</w:t>
+      </w:r>
+    </w:p>
+    <w:p>
+      <w:pPr>
+        <w:rPr>
+          <w:rFonts w:ascii="Consolas" w:hAnsi="Consolas" w:cs="Consolas"/>
+          <w:sz w:val="18"/>
+          <w:szCs w:val="18"/>
+        </w:rPr>
+      </w:pPr>
+      <w:r>
+        <w:rPr>
+          <w:rFonts w:ascii="Consolas" w:hAnsi="Consolas" w:cs="Consolas"/>
+          <w:sz w:val="18"/>
+          <w:szCs w:val="18"/>
+        </w:rPr>
+        <w:t xml:space="preserve">                task = </w:t>
+      </w:r>
+      <w:r>
+        <w:rPr>
+          <w:rFonts w:ascii="Consolas" w:hAnsi="Consolas" w:cs="Consolas"/>
+          <w:color w:val="0B769F" w:themeColor="accent4" w:themeShade="BF"/>
+          <w:sz w:val="18"/>
+          <w:szCs w:val="18"/>
+        </w:rPr>
+        <w:t>list</w:t>
+      </w:r>
+      <w:r>
+        <w:rPr>
+          <w:rFonts w:ascii="Consolas" w:hAnsi="Consolas" w:cs="Consolas"/>
+          <w:sz w:val="18"/>
+          <w:szCs w:val="18"/>
+        </w:rPr>
+        <w:t>(self.task_queue)[i]</w:t>
+      </w:r>
+    </w:p>
+    <w:p>
+      <w:pPr>
+        <w:rPr>
+          <w:rFonts w:ascii="Consolas" w:hAnsi="Consolas" w:cs="Consolas"/>
+          <w:sz w:val="18"/>
+          <w:szCs w:val="18"/>
+        </w:rPr>
+      </w:pPr>
+      <w:r>
+        <w:rPr>
+          <w:rFonts w:ascii="Consolas" w:hAnsi="Consolas" w:cs="Consolas"/>
+          <w:sz w:val="18"/>
+          <w:szCs w:val="18"/>
+        </w:rPr>
+        <w:t xml:space="preserve">                obs.extend([</w:t>
+      </w:r>
+    </w:p>
+    <w:p>
+      <w:pPr>
+        <w:rPr>
+          <w:rFonts w:ascii="Consolas" w:hAnsi="Consolas" w:cs="Consolas"/>
+          <w:sz w:val="18"/>
+          <w:szCs w:val="18"/>
+        </w:rPr>
+      </w:pPr>
+      <w:r>
+        <w:rPr>
+          <w:rFonts w:ascii="Consolas" w:hAnsi="Consolas" w:cs="Consolas"/>
+          <w:sz w:val="18"/>
+          <w:szCs w:val="18"/>
+        </w:rPr>
+        <w:t xml:space="preserve">                    task.complexity,</w:t>
+      </w:r>
+    </w:p>
+    <w:p>
+      <w:pPr>
+        <w:rPr>
+          <w:rFonts w:ascii="Consolas" w:hAnsi="Consolas" w:cs="Consolas"/>
+          <w:sz w:val="18"/>
+          <w:szCs w:val="18"/>
+        </w:rPr>
+      </w:pPr>
+      <w:r>
+        <w:rPr>
+          <w:rFonts w:ascii="Consolas" w:hAnsi="Consolas" w:cs="Consolas"/>
+          <w:sz w:val="18"/>
+          <w:szCs w:val="18"/>
+        </w:rPr>
+        <w:t xml:space="preserve">                    task.priority,</w:t>
+      </w:r>
+    </w:p>
+    <w:p>
+      <w:pPr>
+        <w:rPr>
+          <w:rFonts w:ascii="Consolas" w:hAnsi="Consolas" w:cs="Consolas"/>
+          <w:sz w:val="18"/>
+          <w:szCs w:val="18"/>
+        </w:rPr>
+      </w:pPr>
+      <w:r>
+        <w:rPr>
+          <w:rFonts w:ascii="Consolas" w:hAnsi="Consolas" w:cs="Consolas"/>
+          <w:sz w:val="18"/>
+          <w:szCs w:val="18"/>
+        </w:rPr>
+        <w:t xml:space="preserve">                    task.deadline,</w:t>
+      </w:r>
+    </w:p>
+    <w:p>
+      <w:pPr>
+        <w:rPr>
+          <w:rFonts w:ascii="Consolas" w:hAnsi="Consolas" w:cs="Consolas"/>
+          <w:sz w:val="18"/>
+          <w:szCs w:val="18"/>
+        </w:rPr>
+      </w:pPr>
+      <w:r>
+        <w:rPr>
+          <w:rFonts w:ascii="Consolas" w:hAnsi="Consolas" w:cs="Consolas"/>
+          <w:sz w:val="18"/>
+          <w:szCs w:val="18"/>
+        </w:rPr>
+        <w:t xml:space="preserve">                    1.0,  </w:t>
+      </w:r>
+      <w:r>
+        <w:rPr>
+          <w:rFonts w:ascii="Consolas" w:hAnsi="Consolas" w:cs="Consolas"/>
+          <w:color w:val="3A7C22" w:themeColor="accent6" w:themeShade="BF"/>
+          <w:sz w:val="18"/>
+          <w:szCs w:val="18"/>
+        </w:rPr>
+        <w:t># task exists</w:t>
+      </w:r>
+    </w:p>
+    <w:p>
+      <w:pPr>
+        <w:rPr>
+          <w:rFonts w:ascii="Consolas" w:hAnsi="Consolas" w:cs="Consolas"/>
+          <w:sz w:val="18"/>
+          <w:szCs w:val="18"/>
+        </w:rPr>
+      </w:pPr>
+      <w:r>
+        <w:rPr>
+          <w:rFonts w:ascii="Consolas" w:hAnsi="Consolas" w:cs="Consolas"/>
+          <w:sz w:val="18"/>
+          <w:szCs w:val="18"/>
+        </w:rPr>
+        <w:t xml:space="preserve">                    0.0   </w:t>
+      </w:r>
+      <w:r>
+        <w:rPr>
+          <w:rFonts w:ascii="Consolas" w:hAnsi="Consolas" w:cs="Consolas"/>
+          <w:color w:val="3A7C22" w:themeColor="accent6" w:themeShade="BF"/>
+          <w:sz w:val="18"/>
+          <w:szCs w:val="18"/>
+        </w:rPr>
+        <w:t># not yet assigned</w:t>
+      </w:r>
+    </w:p>
+    <w:p>
+      <w:pPr>
+        <w:rPr>
+          <w:rFonts w:ascii="Consolas" w:hAnsi="Consolas" w:cs="Consolas"/>
+          <w:sz w:val="18"/>
+          <w:szCs w:val="18"/>
+        </w:rPr>
+      </w:pPr>
+      <w:r>
+        <w:rPr>
+          <w:rFonts w:ascii="Consolas" w:hAnsi="Consolas" w:cs="Consolas"/>
+          <w:sz w:val="18"/>
+          <w:szCs w:val="18"/>
+        </w:rPr>
+        <w:t xml:space="preserve">                ])</w:t>
+      </w:r>
+    </w:p>
+    <w:p>
+      <w:pPr>
+        <w:rPr>
+          <w:rFonts w:ascii="Consolas" w:hAnsi="Consolas" w:cs="Consolas"/>
+          <w:sz w:val="18"/>
+          <w:szCs w:val="18"/>
+        </w:rPr>
+      </w:pPr>
+      <w:r>
+        <w:rPr>
+          <w:rFonts w:ascii="Consolas" w:hAnsi="Consolas" w:cs="Consolas"/>
+          <w:sz w:val="18"/>
+          <w:szCs w:val="18"/>
+        </w:rPr>
+        <w:t xml:space="preserve">            </w:t>
+      </w:r>
+      <w:r>
+        <w:rPr>
+          <w:rFonts w:ascii="Consolas" w:hAnsi="Consolas" w:cs="Consolas"/>
+          <w:color w:val="C00000"/>
+          <w:sz w:val="18"/>
+          <w:szCs w:val="18"/>
+        </w:rPr>
+        <w:t>else</w:t>
+      </w:r>
+      <w:r>
+        <w:rPr>
+          <w:rFonts w:ascii="Consolas" w:hAnsi="Consolas" w:cs="Consolas"/>
+          <w:sz w:val="18"/>
+          <w:szCs w:val="18"/>
+        </w:rPr>
+        <w:t>:</w:t>
+      </w:r>
+    </w:p>
+    <w:p>
+      <w:pPr>
+        <w:rPr>
+          <w:rFonts w:ascii="Consolas" w:hAnsi="Consolas" w:cs="Consolas"/>
+          <w:sz w:val="18"/>
+          <w:szCs w:val="18"/>
+        </w:rPr>
+      </w:pPr>
+      <w:r>
+        <w:rPr>
+          <w:rFonts w:ascii="Consolas" w:hAnsi="Consolas" w:cs="Consolas"/>
+          <w:sz w:val="18"/>
+          <w:szCs w:val="18"/>
+        </w:rPr>
+        <w:t xml:space="preserve">                obs.</w:t>
+      </w:r>
+      <w:r>
+        <w:rPr>
+          <w:rFonts w:ascii="Consolas" w:hAnsi="Consolas" w:cs="Consolas"/>
+          <w:color w:val="AB7942"/>
+          <w:sz w:val="18"/>
+          <w:szCs w:val="18"/>
+        </w:rPr>
+        <w:t>extend</w:t>
+      </w:r>
+      <w:r>
+        <w:rPr>
+          <w:rFonts w:ascii="Consolas" w:hAnsi="Consolas" w:cs="Consolas"/>
+          <w:sz w:val="18"/>
+          <w:szCs w:val="18"/>
+        </w:rPr>
+        <w:t>([</w:t>
+      </w:r>
+      <w:r>
+        <w:rPr>
+          <w:rFonts w:ascii="Consolas" w:hAnsi="Consolas" w:cs="Consolas"/>
+          <w:color w:val="0F9ED5" w:themeColor="accent4"/>
+          <w:sz w:val="18"/>
+          <w:szCs w:val="18"/>
+        </w:rPr>
+        <w:t>0</w:t>
+      </w:r>
+      <w:r>
+        <w:rPr>
+          <w:rFonts w:ascii="Consolas" w:hAnsi="Consolas" w:cs="Consolas"/>
+          <w:sz w:val="18"/>
+          <w:szCs w:val="18"/>
+        </w:rPr>
+        <w:t xml:space="preserve">, </w:t>
+      </w:r>
+      <w:r>
+        <w:rPr>
+          <w:rFonts w:ascii="Consolas" w:hAnsi="Consolas" w:cs="Consolas"/>
+          <w:color w:val="0F9ED5" w:themeColor="accent4"/>
+          <w:sz w:val="18"/>
+          <w:szCs w:val="18"/>
+        </w:rPr>
+        <w:t>0</w:t>
+      </w:r>
+      <w:r>
+        <w:rPr>
+          <w:rFonts w:ascii="Consolas" w:hAnsi="Consolas" w:cs="Consolas"/>
+          <w:sz w:val="18"/>
+          <w:szCs w:val="18"/>
+        </w:rPr>
+        <w:t xml:space="preserve">, </w:t>
+      </w:r>
+      <w:r>
+        <w:rPr>
+          <w:rFonts w:ascii="Consolas" w:hAnsi="Consolas" w:cs="Consolas"/>
+          <w:color w:val="0F9ED5" w:themeColor="accent4"/>
+          <w:sz w:val="18"/>
+          <w:szCs w:val="18"/>
+        </w:rPr>
+        <w:t>0</w:t>
+      </w:r>
+      <w:r>
+        <w:rPr>
+          <w:rFonts w:ascii="Consolas" w:hAnsi="Consolas" w:cs="Consolas"/>
+          <w:sz w:val="18"/>
+          <w:szCs w:val="18"/>
+        </w:rPr>
+        <w:t xml:space="preserve">, </w:t>
+      </w:r>
+      <w:r>
+        <w:rPr>
+          <w:rFonts w:ascii="Consolas" w:hAnsi="Consolas" w:cs="Consolas"/>
+          <w:color w:val="0F9ED5" w:themeColor="accent4"/>
+          <w:sz w:val="18"/>
+          <w:szCs w:val="18"/>
+        </w:rPr>
+        <w:t>0</w:t>
+      </w:r>
+      <w:r>
+        <w:rPr>
+          <w:rFonts w:ascii="Consolas" w:hAnsi="Consolas" w:cs="Consolas"/>
+          <w:sz w:val="18"/>
+          <w:szCs w:val="18"/>
+        </w:rPr>
+        <w:t xml:space="preserve">, </w:t>
+      </w:r>
+      <w:r>
+        <w:rPr>
+          <w:rFonts w:ascii="Consolas" w:hAnsi="Consolas" w:cs="Consolas"/>
+          <w:color w:val="0F9ED5" w:themeColor="accent4"/>
+          <w:sz w:val="18"/>
+          <w:szCs w:val="18"/>
+        </w:rPr>
+        <w:t>0</w:t>
+      </w:r>
+      <w:r>
+        <w:rPr>
+          <w:rFonts w:ascii="Consolas" w:hAnsi="Consolas" w:cs="Consolas"/>
+          <w:sz w:val="18"/>
+          <w:szCs w:val="18"/>
+        </w:rPr>
+        <w:t>])</w:t>
+      </w:r>
+    </w:p>
+    <w:p>
+      <w:pPr>
+        <w:rPr>
+          <w:rFonts w:ascii="Consolas" w:hAnsi="Consolas" w:cs="Consolas"/>
+          <w:sz w:val="18"/>
+          <w:szCs w:val="18"/>
+        </w:rPr>
+      </w:pPr>
+    </w:p>
+    <w:p>
+      <w:pPr>
+        <w:rPr>
+          <w:rFonts w:ascii="Consolas" w:hAnsi="Consolas" w:cs="Consolas"/>
+          <w:sz w:val="18"/>
+          <w:szCs w:val="18"/>
+        </w:rPr>
+      </w:pPr>
+      <w:r>
+        <w:rPr>
+          <w:rFonts w:ascii="Consolas" w:hAnsi="Consolas" w:cs="Consolas"/>
+          <w:sz w:val="18"/>
+          <w:szCs w:val="18"/>
+        </w:rPr>
+        <w:t xml:space="preserve">        </w:t>
+      </w:r>
+      <w:r>
+        <w:rPr>
+          <w:rFonts w:ascii="Consolas" w:hAnsi="Consolas" w:cs="Consolas"/>
+          <w:color w:val="3A7C22" w:themeColor="accent6" w:themeShade="BF"/>
+          <w:sz w:val="18"/>
+          <w:szCs w:val="18"/>
+        </w:rPr>
+        <w:t># Collaboration matrix (flattened)</w:t>
+      </w:r>
+    </w:p>
+    <w:p>
+      <w:pPr>
+        <w:rPr>
+          <w:rFonts w:ascii="Consolas" w:hAnsi="Consolas" w:cs="Consolas"/>
+          <w:sz w:val="18"/>
+          <w:szCs w:val="18"/>
+        </w:rPr>
+      </w:pPr>
+      <w:r>
+        <w:rPr>
+          <w:rFonts w:ascii="Consolas" w:hAnsi="Consolas" w:cs="Consolas"/>
+          <w:sz w:val="18"/>
+          <w:szCs w:val="18"/>
+        </w:rPr>
+        <w:t xml:space="preserve">        obs.</w:t>
+      </w:r>
+      <w:r>
+        <w:rPr>
+          <w:rFonts w:ascii="Consolas" w:hAnsi="Consolas" w:cs="Consolas"/>
+          <w:color w:val="AB7942"/>
+          <w:sz w:val="18"/>
+          <w:szCs w:val="18"/>
+        </w:rPr>
+        <w:t>extend</w:t>
+      </w:r>
+      <w:r>
+        <w:rPr>
+          <w:rFonts w:ascii="Consolas" w:hAnsi="Consolas" w:cs="Consolas"/>
+          <w:sz w:val="18"/>
+          <w:szCs w:val="18"/>
+        </w:rPr>
+        <w:t>(</w:t>
+      </w:r>
+      <w:r>
+        <w:rPr>
+          <w:rFonts w:ascii="Consolas" w:hAnsi="Consolas" w:cs="Consolas"/>
+          <w:color w:val="7030A0"/>
+          <w:sz w:val="18"/>
+          <w:szCs w:val="18"/>
+        </w:rPr>
+        <w:t>self</w:t>
+      </w:r>
+      <w:r>
+        <w:rPr>
+          <w:rFonts w:ascii="Consolas" w:hAnsi="Consolas" w:cs="Consolas"/>
+          <w:sz w:val="18"/>
+          <w:szCs w:val="18"/>
+        </w:rPr>
+        <w:t>.collaboration_matrix.</w:t>
+      </w:r>
+      <w:r>
+        <w:rPr>
+          <w:rFonts w:ascii="Consolas" w:hAnsi="Consolas" w:cs="Consolas"/>
+          <w:color w:val="AB7942"/>
+          <w:sz w:val="18"/>
+          <w:szCs w:val="18"/>
+        </w:rPr>
+        <w:t>flatten</w:t>
+      </w:r>
+      <w:r>
+        <w:rPr>
+          <w:rFonts w:ascii="Consolas" w:hAnsi="Consolas" w:cs="Consolas"/>
+          <w:sz w:val="18"/>
+          <w:szCs w:val="18"/>
+        </w:rPr>
+        <w:t>())</w:t>
+      </w:r>
+    </w:p>
+    <w:p>
+      <w:pPr>
+        <w:rPr>
+          <w:rFonts w:ascii="Consolas" w:hAnsi="Consolas" w:cs="Consolas"/>
+          <w:sz w:val="18"/>
+          <w:szCs w:val="18"/>
+        </w:rPr>
+      </w:pPr>
+    </w:p>
+    <w:p>
+      <w:pPr>
+        <w:rPr>
+          <w:rFonts w:ascii="Consolas" w:hAnsi="Consolas" w:cs="Consolas"/>
+          <w:sz w:val="18"/>
+          <w:szCs w:val="18"/>
+        </w:rPr>
+      </w:pPr>
+      <w:r>
+        <w:rPr>
+          <w:rFonts w:ascii="Consolas" w:hAnsi="Consolas" w:cs="Consolas"/>
+          <w:sz w:val="18"/>
+          <w:szCs w:val="18"/>
+        </w:rPr>
+        <w:t xml:space="preserve">        </w:t>
+      </w:r>
+      <w:r>
+        <w:rPr>
+          <w:rFonts w:ascii="Consolas" w:hAnsi="Consolas" w:cs="Consolas"/>
+          <w:color w:val="C00000"/>
+          <w:sz w:val="18"/>
+          <w:szCs w:val="18"/>
+        </w:rPr>
+        <w:t>return</w:t>
+      </w:r>
+      <w:r>
+        <w:rPr>
+          <w:rFonts w:ascii="Consolas" w:hAnsi="Consolas" w:cs="Consolas"/>
+          <w:sz w:val="18"/>
+          <w:szCs w:val="18"/>
+        </w:rPr>
+        <w:t xml:space="preserve"> np.array(obs, dtype=np.</w:t>
+      </w:r>
+      <w:r>
+        <w:rPr>
+          <w:rFonts w:ascii="Consolas" w:hAnsi="Consolas" w:cs="Consolas"/>
+          <w:color w:val="0B769F" w:themeColor="accent4" w:themeShade="BF"/>
+          <w:sz w:val="18"/>
+          <w:szCs w:val="18"/>
+        </w:rPr>
+        <w:t>float32</w:t>
+      </w:r>
+      <w:r>
+        <w:rPr>
+          <w:rFonts w:ascii="Consolas" w:hAnsi="Consolas" w:cs="Consolas"/>
+          <w:sz w:val="18"/>
+          <w:szCs w:val="18"/>
+        </w:rPr>
+        <w:t>)</w:t>
+      </w:r>
+    </w:p>
+    <w:p/>
+    <w:p>
+      <w:pPr>
+        <w:pStyle w:val="Heading2"/>
+      </w:pPr>
+      <w:r>
+        <w:t xml:space="preserve">Step </w:t>
+      </w:r>
+      <w:r>
+        <w:t>Execution</w:t>
+      </w:r>
+    </w:p>
+    <w:p>
+      <w:pPr>
+        <w:pStyle w:val="Heading2"/>
+      </w:pPr>
+    </w:p>
+    <w:p>
+      <w:r>
+        <w:t>def step(self, action: np.ndarray) -&gt; Tuple[np.ndarray, float, bool, bool, Dict]:</w:t>
+      </w:r>
+    </w:p>
+    <w:p>
+      <w:r>
+        <w:t xml:space="preserve">        """Execute action and return new state"""</w:t>
+      </w:r>
+    </w:p>
+    <w:p>
+      <w:r>
+        <w:t xml:space="preserve">        self.current_step += 1</w:t>
+      </w:r>
+    </w:p>
+    <w:p/>
+    <w:p>
+      <w:r>
+        <w:t xml:space="preserve">        # Parse actions</w:t>
+      </w:r>
+    </w:p>
+    <w:p>
+      <w:r>
+        <w:t xml:space="preserve">        action = action.reshape(self.n_agents, 3)</w:t>
+      </w:r>
+    </w:p>
+    <w:p/>
+    <w:p>
+      <w:r>
+        <w:t xml:space="preserve">        # Process task assignments</w:t>
+      </w:r>
+    </w:p>
+    <w:p>
+      <w:r>
+        <w:t xml:space="preserve">        reward = 0</w:t>
+      </w:r>
+    </w:p>
+    <w:p>
+      <w:r>
+        <w:t xml:space="preserve">        for i, agent in enumerate(self.agents):</w:t>
+      </w:r>
+    </w:p>
+    <w:p>
+      <w:r>
+        <w:t xml:space="preserve">            if len(self.task_queue) &gt; 0 and action[i, 0] &gt; 0.5:</w:t>
+      </w:r>
+    </w:p>
+    <w:p>
+      <w:r>
+        <w:lastRenderedPageBreak/>
+        <w:t xml:space="preserve">                task = self.task_queue.popleft()</w:t>
+      </w:r>
+    </w:p>
+    <w:p>
+      <w:r>
+        <w:t xml:space="preserve">                self._assign_task(agent, task)</w:t>
+      </w:r>
+    </w:p>
+    <w:p/>
+    <w:p>
+      <w:r>
+        <w:t xml:space="preserve">                # Calculate immediate reward for assignment</w:t>
+      </w:r>
+    </w:p>
+    <w:p>
+      <w:r>
+        <w:t xml:space="preserve">                match_score = agent.expertise.get(task.type, 0.5)</w:t>
+      </w:r>
+    </w:p>
+    <w:p>
+      <w:r>
+        <w:t xml:space="preserve">                reward += match_score * task.priority</w:t>
+      </w:r>
+    </w:p>
+    <w:p/>
+    <w:p>
+      <w:r>
+        <w:t xml:space="preserve">        # Process active tasks</w:t>
+      </w:r>
+    </w:p>
+    <w:p>
+      <w:r>
+        <w:t xml:space="preserve">        completed_this_step = []</w:t>
+      </w:r>
+    </w:p>
+    <w:p>
+      <w:r>
+        <w:t xml:space="preserve">        for task_id, (task, agent) in list(self.active_tasks.items()):</w:t>
+      </w:r>
+    </w:p>
+    <w:p>
+      <w:r>
+        <w:t xml:space="preserve">            progress = agent.expertise.get(task.type, 0.5) * agent.capacity</w:t>
+      </w:r>
+    </w:p>
+    <w:p/>
+    <w:p>
+      <w:r>
+        <w:t xml:space="preserve">            # Check if task completed</w:t>
+      </w:r>
+    </w:p>
+    <w:p>
+      <w:r>
+        <w:t xml:space="preserve">            if np.random.random() &lt; progress:</w:t>
+      </w:r>
+    </w:p>
+    <w:p>
+      <w:r>
+        <w:t xml:space="preserve">                self._complete_task(task, agent)</w:t>
+      </w:r>
+    </w:p>
+    <w:p>
+      <w:r>
+        <w:t xml:space="preserve">                completed_this_step.append(task)</w:t>
+      </w:r>
+    </w:p>
+    <w:p/>
+    <w:p>
+      <w:r>
+        <w:t xml:space="preserve">                # Calculate completion reward</w:t>
+      </w:r>
+    </w:p>
+    <w:p>
+      <w:r>
+        <w:t xml:space="preserve">                time_bonus = max(0, 1 - (self.current_step / task.deadline))</w:t>
+      </w:r>
+    </w:p>
+    <w:p>
+      <w:r>
+        <w:t xml:space="preserve">                quality = agent.expertise.get(task.type, 0.5) * agent.success_rate</w:t>
+      </w:r>
+    </w:p>
+    <w:p>
+      <w:r>
+        <w:t xml:space="preserve">                reward += (quality * task.priority * (1 + time_bonus)) * 10</w:t>
+      </w:r>
+    </w:p>
+    <w:p/>
+    <w:p>
+      <w:r>
+        <w:t xml:space="preserve">        # Update collaboration matrix based on actions</w:t>
+      </w:r>
+    </w:p>
+    <w:p>
+      <w:r>
+        <w:t xml:space="preserve">        for i in range(self.n_agents):</w:t>
+      </w:r>
+    </w:p>
+    <w:p>
+      <w:r>
+        <w:t xml:space="preserve">            for j in range(self.n_agents):</w:t>
+      </w:r>
+    </w:p>
+    <w:p>
+      <w:r>
+        <w:t xml:space="preserve">                if i != j and action[i, 2] &gt; 0.7 and action[j, 2] &gt; 0.7:</w:t>
+      </w:r>
+    </w:p>
+    <w:p>
+      <w:r>
+        <w:t xml:space="preserve">                    self.collaboration_matrix[i, j] *= 1.01</w:t>
+      </w:r>
+    </w:p>
+    <w:p>
+      <w:r>
+        <w:t xml:space="preserve">                    reward += 0.5  # Collaboration bonus</w:t>
+      </w:r>
+    </w:p>
+    <w:p/>
+    <w:p>
+      <w:r>
+        <w:t xml:space="preserve">        # Generate new tasks</w:t>
+      </w:r>
+    </w:p>
+    <w:p>
+      <w:r>
+        <w:t xml:space="preserve">        if np.random.random() &lt; 0.3:</w:t>
+      </w:r>
+    </w:p>
+    <w:p>
+      <w:r>
+        <w:t xml:space="preserve">            self.task_queue.append(self._generate_task())</w:t>
+      </w:r>
+    </w:p>
+    <w:p/>
+    <w:p>
+      <w:r>
+        <w:t xml:space="preserve">        # Calculate penalties</w:t>
+      </w:r>
+    </w:p>
+    <w:p>
+      <w:r>
+        <w:t xml:space="preserve">        queue_penalty = len(self.task_queue) * 0.1</w:t>
+      </w:r>
+    </w:p>
+    <w:p>
+      <w:r>
+        <w:t xml:space="preserve">        overdue_penalty = sum(1 for t in self.active_tasks.values()</w:t>
+      </w:r>
+    </w:p>
+    <w:p>
+      <w:r>
+        <w:t xml:space="preserve">                            if self.current_step &gt; t[0].deadline) * 0.5</w:t>
+      </w:r>
+    </w:p>
+    <w:p>
+      <w:r>
+        <w:t xml:space="preserve">        reward -= (queue_penalty + overdue_penalty)</w:t>
+      </w:r>
+    </w:p>
+    <w:p/>
+    <w:p>
+      <w:r>
+        <w:t xml:space="preserve">        # Check termination</w:t>
+      </w:r>
+    </w:p>
+    <w:p>
+      <w:r>
+        <w:t xml:space="preserve">        done = self.current_step &gt;= self.max_steps</w:t>
+      </w:r>
+    </w:p>
+    <w:p>
+      <w:r>
+        <w:t xml:space="preserve">        truncated = False</w:t>
+      </w:r>
+    </w:p>
+    <w:p/>
+    <w:p>
+      <w:r>
+        <w:t xml:space="preserve">        # Prepare info</w:t>
+      </w:r>
+    </w:p>
+    <w:p>
+      <w:r>
+        <w:t xml:space="preserve">        info = {</w:t>
+      </w:r>
+    </w:p>
+    <w:p>
+      <w:r>
+        <w:t xml:space="preserve">            "completed_tasks": len(completed_this_step),</w:t>
+      </w:r>
+    </w:p>
+    <w:p>
+      <w:r>
+        <w:t xml:space="preserve">            "queue_length": len(self.task_queue),</w:t>
+      </w:r>
+    </w:p>
+    <w:p>
+      <w:r>
+        <w:t xml:space="preserve">            "active_tasks": len(self.active_tasks),</w:t>
+      </w:r>
+    </w:p>
+    <w:p>
+      <w:r>
+        <w:lastRenderedPageBreak/>
+        <w:t xml:space="preserve">            "avg_success_rate": np.mean([a.success_rate for a in self.agents])</w:t>
+      </w:r>
+    </w:p>
+    <w:p>
+      <w:r>
+        <w:t xml:space="preserve">        }</w:t>
+      </w:r>
+    </w:p>
+    <w:p/>
+    <w:p>
+      <w:r>
+        <w:t xml:space="preserve">        return self._get_observation(), reward, done, truncated, info</w:t>
+      </w:r>
+    </w:p>
+    <w:p/>
+    <w:p/>
+    <w:p/>
+    <w:p>
+      <w:pPr>
+        <w:pStyle w:val="Heading2"/>
+      </w:pPr>
+      <w:r>
+        <w:t>Evaluate the PPO Model</w:t>
+      </w:r>
+    </w:p>
+    <w:p>
+      <w:r>
+        <w:t xml:space="preserve">    def evaluate(self, n_episodes: int = 10) -&gt; Dict[str, float]:</w:t>
+      </w:r>
+    </w:p>
+    <w:p>
+      <w:r>
+        <w:t xml:space="preserve">        """Evaluate the trained model"""</w:t>
+      </w:r>
+    </w:p>
+    <w:p>
+      <w:r>
+        <w:t xml:space="preserve">        env = self.env_class()</w:t>
+      </w:r>
+    </w:p>
+    <w:p/>
+    <w:p>
+      <w:r>
+        <w:t xml:space="preserve">        episode_rewards = []</w:t>
+      </w:r>
+    </w:p>
+    <w:p>
+      <w:r>
+        <w:t xml:space="preserve">        episode_lengths = []</w:t>
+      </w:r>
+    </w:p>
+    <w:p>
+      <w:r>
+        <w:t xml:space="preserve">        task_completion_rates = []</w:t>
+      </w:r>
+    </w:p>
+    <w:p/>
+    <w:p>
+      <w:r>
+        <w:t xml:space="preserve">        for episode in range(n_episodes):</w:t>
+      </w:r>
+    </w:p>
+    <w:p>
+      <w:r>
+        <w:t xml:space="preserve">            obs, _ = env.reset()</w:t>
+      </w:r>
+    </w:p>
+    <w:p>
+      <w:r>
+        <w:t xml:space="preserve">            done = False</w:t>
+      </w:r>
+    </w:p>
+    <w:p>
+      <w:r>
+        <w:t xml:space="preserve">            episode_reward = 0</w:t>
+      </w:r>
+    </w:p>
+    <w:p>
+      <w:r>
+        <w:t xml:space="preserve">            episode_length = 0</w:t>
+      </w:r>
+    </w:p>
+    <w:p/>
+    <w:p>
+      <w:r>
+        <w:t xml:space="preserve">            while not done:</w:t>
+      </w:r>
+    </w:p>
+    <w:p>
+      <w:r>
+        <w:t xml:space="preserve">                action, _ = self.model.predict(obs, deterministic=True)</w:t>
+      </w:r>
+    </w:p>
+    <w:p>
+      <w:r>
+        <w:t xml:space="preserve">                obs, reward, done, truncated, info = env.step(action)</w:t>
+      </w:r>
+    </w:p>
+    <w:p>
+      <w:r>
+        <w:t xml:space="preserve">                episode_reward += reward</w:t>
+      </w:r>
+    </w:p>
+    <w:p>
+      <w:r>
+        <w:t xml:space="preserve">                episode_length += 1</w:t>
+      </w:r>
+    </w:p>
+    <w:p/>
+    <w:p>
+      <w:r>
+        <w:t xml:space="preserve">            episode_rewards.append(episode_reward)</w:t>
+      </w:r>
+    </w:p>
+    <w:p>
+      <w:r>
+        <w:t xml:space="preserve">            episode_lengths.append(episode_length)</w:t>
+      </w:r>
+    </w:p>
+    <w:p/>
+    <w:p>
+      <w:r>
+        <w:t xml:space="preserve">            if len(env.completed_tasks) &gt; 0:</w:t>
+      </w:r>
+    </w:p>
+    <w:p>
+      <w:r>
+        <w:t xml:space="preserve">                completion_rate = len(env.completed_tasks) / (len(env.completed_tasks) + len(env.task_queue))</w:t>
+      </w:r>
+    </w:p>
+    <w:p>
+      <w:r>
+        <w:t xml:space="preserve">                task_completion_rates.append(completion_rate)</w:t>
+      </w:r>
+    </w:p>
+    <w:p/>
+    <w:p>
+      <w:r>
+        <w:t xml:space="preserve">        metrics = {</w:t>
+      </w:r>
+    </w:p>
+    <w:p>
+      <w:r>
+        <w:t xml:space="preserve">            "mean_reward": np.mean(episode_rewards),</w:t>
+      </w:r>
+    </w:p>
+    <w:p>
+      <w:r>
+        <w:t xml:space="preserve">            "std_reward": np.std(episode_rewards),</w:t>
+      </w:r>
+    </w:p>
+    <w:p>
+      <w:r>
+        <w:t xml:space="preserve">            "mean_episode_length": np.mean(episode_lengths),</w:t>
+      </w:r>
+    </w:p>
+    <w:p>
+      <w:r>
+        <w:t xml:space="preserve">            "task_completion_rate": np.mean(task_completion_rates) if task_completion_rates else 0</w:t>
+      </w:r>
+    </w:p>
+    <w:p>
+      <w:r>
+        <w:t xml:space="preserve">        }</w:t>
+      </w:r>
+    </w:p>
+    <w:p/>
+    <w:p>
+      <w:r>
+        <w:t xml:space="preserve">        return metrics</w:t>
+      </w:r>
+    </w:p>
+    <w:p/>
+    <w:p/>
+    <w:p/>
+    <w:p>
+      <w:pPr>
         <w:pStyle w:val="Heading1"/>
       </w:pPr>
       <w:r>
+        <w:lastRenderedPageBreak/>
         <w:t>Class Diagrams</w:t>
       </w:r>
     </w:p>
@@ -3819,6 +8090,7 @@
         <w:pStyle w:val="Heading2"/>
       </w:pPr>
       <w:r>
+        <w:lastRenderedPageBreak/>
         <w:t>Smart Agent and Tool System Classes</w:t>
       </w:r>
     </w:p>
@@ -5883,7 +10155,7 @@
           </mc:Choice>
           <mc:Fallback>
             <w:pict>
-              <v:shape w14:anchorId="7C3B2250" id="Freeform 3" o:spid="_x0000_s1026" style="position:absolute;margin-left:71.05pt;margin-top:3.35pt;width:110.75pt;height:26pt;z-index:251665408;visibility:visible;mso-wrap-style:square;mso-wrap-distance-left:9pt;mso-wrap-distance-top:0;mso-wrap-distance-right:9pt;mso-wrap-distance-bottom:0;mso-position-horizontal:absolute;mso-position-horizontal-relative:text;mso-position-vertical:absolute;mso-position-vertical-relative:text;v-text-anchor:middle" coordsize="1406771,330481" o:gfxdata="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" path="m,324504c6474,267230,12949,209956,65741,163140,118533,116324,217145,70504,316753,43610,416361,16716,560792,6755,663388,1775v102596,-4980,183278,996,268941,11953c1017992,24685,1117600,48591,1177365,67516v59765,18925,79686,35859,113553,59765c1324785,151187,1361640,183061,1380565,210951v18925,27890,23906,83671,23906,83671c1408455,314544,1406463,322512,1404471,330481e" filled="f" strokecolor="#030e13 [484]" strokeweight="1pt">
+              <v:shape w14:anchorId="26CF3550" id="Freeform 3" o:spid="_x0000_s1026" style="position:absolute;margin-left:71.05pt;margin-top:3.35pt;width:110.75pt;height:26pt;z-index:251665408;visibility:visible;mso-wrap-style:square;mso-wrap-distance-left:9pt;mso-wrap-distance-top:0;mso-wrap-distance-right:9pt;mso-wrap-distance-bottom:0;mso-position-horizontal:absolute;mso-position-horizontal-relative:text;mso-position-vertical:absolute;mso-position-vertical-relative:text;v-text-anchor:middle" coordsize="1406771,330481" o:gfxdata="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" path="m,324504c6474,267230,12949,209956,65741,163140,118533,116324,217145,70504,316753,43610,416361,16716,560792,6755,663388,1775v102596,-4980,183278,996,268941,11953c1017992,24685,1117600,48591,1177365,67516v59765,18925,79686,35859,113553,59765c1324785,151187,1361640,183061,1380565,210951v18925,27890,23906,83671,23906,83671c1408455,314544,1406463,322512,1404471,330481e" filled="f" strokecolor="#030e13 [484]" strokeweight="1pt">
                 <v:stroke endarrow="block" endarrowwidth="narrow" endarrowlength="short" joinstyle="miter"/>
                 <v:path arrowok="t" o:connecttype="custom" o:connectlocs="0,324504;65741,163140;316753,43610;663388,1775;932329,13728;1177365,67516;1290918,127281;1380565,210951;1404471,294622;1404471,330481" o:connectangles="0,0,0,0,0,0,0,0,0,0"/>
               </v:shape>
@@ -6324,7 +10596,7 @@
           </mc:Choice>
           <mc:Fallback>
             <w:pict>
-              <v:shape w14:anchorId="309887CD" id="Freeform 4" o:spid="_x0000_s1026" style="position:absolute;margin-left:70.45pt;margin-top:3.2pt;width:111.2pt;height:25pt;z-index:251666432;visibility:visible;mso-wrap-style:square;mso-wrap-distance-left:9pt;mso-wrap-distance-top:0;mso-wrap-distance-right:9pt;mso-wrap-distance-bottom:0;mso-position-horizontal:absolute;mso-position-horizontal-relative:text;mso-position-vertical:absolute;mso-position-vertical-relative:text;v-text-anchor:middle" coordsize="1412408,317188" o:gfxdata="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" path="m1412217,v498,46816,996,93632,-11953,125506c1387315,157380,1374366,169333,1334523,191247v-39843,21914,-108573,48808,-173318,65741c1096460,273921,1060601,282886,946052,292847v-114549,9961,-356596,21914,-472141,23906c358366,318745,312546,313765,252781,304800,193016,295835,153174,286871,115323,262965,77472,239059,44600,190251,25675,161365,6750,132479,5754,112557,1770,89647v-3984,-22910,,-65741,,-65741l1770,11953e" filled="f" strokecolor="#030e13 [484]" strokeweight="1pt">
+              <v:shape w14:anchorId="4181F14D" id="Freeform 4" o:spid="_x0000_s1026" style="position:absolute;margin-left:70.45pt;margin-top:3.2pt;width:111.2pt;height:25pt;z-index:251666432;visibility:visible;mso-wrap-style:square;mso-wrap-distance-left:9pt;mso-wrap-distance-top:0;mso-wrap-distance-right:9pt;mso-wrap-distance-bottom:0;mso-position-horizontal:absolute;mso-position-horizontal-relative:text;mso-position-vertical:absolute;mso-position-vertical-relative:text;v-text-anchor:middle" coordsize="1412408,317188" o:gfxdata="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" path="m1412217,v498,46816,996,93632,-11953,125506c1387315,157380,1374366,169333,1334523,191247v-39843,21914,-108573,48808,-173318,65741c1096460,273921,1060601,282886,946052,292847v-114549,9961,-356596,21914,-472141,23906c358366,318745,312546,313765,252781,304800,193016,295835,153174,286871,115323,262965,77472,239059,44600,190251,25675,161365,6750,132479,5754,112557,1770,89647v-3984,-22910,,-65741,,-65741l1770,11953e" filled="f" strokecolor="#030e13 [484]" strokeweight="1pt">
                 <v:stroke endarrow="block" endarrowwidth="narrow" endarrowlength="short" joinstyle="miter"/>
                 <v:path arrowok="t" o:connecttype="custom" o:connectlocs="1412217,0;1400264,125506;1334523,191247;1161205,256988;946052,292847;473911,316753;252781,304800;115323,262965;25675,161365;1770,89647;1770,23906;1770,11953" o:connectangles="0,0,0,0,0,0,0,0,0,0,0,0"/>
               </v:shape>
@@ -12503,21 +16775,7 @@
         <w:rPr>
           <w:rFonts w:eastAsiaTheme="minorEastAsia"/>
         </w:rPr>
-        <w:t xml:space="preserve"> is a probability density function. Here we are not </w:t>
-      </w:r>
-      <w:proofErr w:type="gramStart"/>
-      <w:r>
-        <w:rPr>
-          <w:rFonts w:eastAsiaTheme="minorEastAsia"/>
-        </w:rPr>
-        <w:t>making an assumption</w:t>
-      </w:r>
-      <w:proofErr w:type="gramEnd"/>
-      <w:r>
-        <w:rPr>
-          <w:rFonts w:eastAsiaTheme="minorEastAsia"/>
-        </w:rPr>
-        <w:t xml:space="preserve"> of stationarity for  </w:t>
+        <w:t xml:space="preserve"> is a probability density function. Here we are not making an assumption of stationarity for  </w:t>
       </w:r>
       <m:oMath>
         <m:r>
@@ -22351,7 +26609,7 @@
 </file>
 
 <file path=customXml/itemProps1.xml><?xml version="1.0" encoding="utf-8"?>
-<ds:datastoreItem xmlns:ds="http://schemas.openxmlformats.org/officeDocument/2006/customXml" ds:itemID="{5EDCB0F3-8B1B-6D4B-8A85-903A7541ADFB}">
+<ds:datastoreItem xmlns:ds="http://schemas.openxmlformats.org/officeDocument/2006/customXml" ds:itemID="{4602F1DC-878E-AA4F-8E18-A03803A046E4}">
   <ds:schemaRefs>
     <ds:schemaRef ds:uri="http://schemas.openxmlformats.org/officeDocument/2006/bibliography"/>
   </ds:schemaRefs>

--- a/docs/Agentic_Workflows_wtith_RL_Loop.docx
+++ b/docs/Agentic_Workflows_wtith_RL_Loop.docx
@@ -1371,7 +1371,20 @@
         <w:t xml:space="preserve"> to implement adaptive workflow which will manage learning-based task allocation.</w:t>
       </w:r>
       <w:r>
-        <w:t xml:space="preserve"> In this document we will discuss the application of the PPO for the agentic workflow illustrated in the notebook [1].</w:t>
+        <w:t xml:space="preserve"> In this document we will discuss the application of the PPO for the </w:t>
+      </w:r>
+      <w:r>
+        <w:rPr>
+          <w:i/>
+          <w:iCs/>
+        </w:rPr>
+        <w:t>simulated</w:t>
+      </w:r>
+      <w:r>
+        <w:t xml:space="preserve"> </w:t>
+      </w:r>
+      <w:r>
+        <w:t>agentic workflow illustrated in the notebook [1].</w:t>
       </w:r>
     </w:p>
     <w:p/>
@@ -10155,7 +10168,7 @@
           </mc:Choice>
           <mc:Fallback>
             <w:pict>
-              <v:shape w14:anchorId="26CF3550" id="Freeform 3" o:spid="_x0000_s1026" style="position:absolute;margin-left:71.05pt;margin-top:3.35pt;width:110.75pt;height:26pt;z-index:251665408;visibility:visible;mso-wrap-style:square;mso-wrap-distance-left:9pt;mso-wrap-distance-top:0;mso-wrap-distance-right:9pt;mso-wrap-distance-bottom:0;mso-position-horizontal:absolute;mso-position-horizontal-relative:text;mso-position-vertical:absolute;mso-position-vertical-relative:text;v-text-anchor:middle" coordsize="1406771,330481" o:gfxdata="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" path="m,324504c6474,267230,12949,209956,65741,163140,118533,116324,217145,70504,316753,43610,416361,16716,560792,6755,663388,1775v102596,-4980,183278,996,268941,11953c1017992,24685,1117600,48591,1177365,67516v59765,18925,79686,35859,113553,59765c1324785,151187,1361640,183061,1380565,210951v18925,27890,23906,83671,23906,83671c1408455,314544,1406463,322512,1404471,330481e" filled="f" strokecolor="#030e13 [484]" strokeweight="1pt">
+              <v:shape w14:anchorId="4455938C" id="Freeform 3" o:spid="_x0000_s1026" style="position:absolute;margin-left:71.05pt;margin-top:3.35pt;width:110.75pt;height:26pt;z-index:251665408;visibility:visible;mso-wrap-style:square;mso-wrap-distance-left:9pt;mso-wrap-distance-top:0;mso-wrap-distance-right:9pt;mso-wrap-distance-bottom:0;mso-position-horizontal:absolute;mso-position-horizontal-relative:text;mso-position-vertical:absolute;mso-position-vertical-relative:text;v-text-anchor:middle" coordsize="1406771,330481" o:gfxdata="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" path="m,324504c6474,267230,12949,209956,65741,163140,118533,116324,217145,70504,316753,43610,416361,16716,560792,6755,663388,1775v102596,-4980,183278,996,268941,11953c1017992,24685,1117600,48591,1177365,67516v59765,18925,79686,35859,113553,59765c1324785,151187,1361640,183061,1380565,210951v18925,27890,23906,83671,23906,83671c1408455,314544,1406463,322512,1404471,330481e" filled="f" strokecolor="#030e13 [484]" strokeweight="1pt">
                 <v:stroke endarrow="block" endarrowwidth="narrow" endarrowlength="short" joinstyle="miter"/>
                 <v:path arrowok="t" o:connecttype="custom" o:connectlocs="0,324504;65741,163140;316753,43610;663388,1775;932329,13728;1177365,67516;1290918,127281;1380565,210951;1404471,294622;1404471,330481" o:connectangles="0,0,0,0,0,0,0,0,0,0"/>
               </v:shape>
@@ -10596,7 +10609,7 @@
           </mc:Choice>
           <mc:Fallback>
             <w:pict>
-              <v:shape w14:anchorId="4181F14D" id="Freeform 4" o:spid="_x0000_s1026" style="position:absolute;margin-left:70.45pt;margin-top:3.2pt;width:111.2pt;height:25pt;z-index:251666432;visibility:visible;mso-wrap-style:square;mso-wrap-distance-left:9pt;mso-wrap-distance-top:0;mso-wrap-distance-right:9pt;mso-wrap-distance-bottom:0;mso-position-horizontal:absolute;mso-position-horizontal-relative:text;mso-position-vertical:absolute;mso-position-vertical-relative:text;v-text-anchor:middle" coordsize="1412408,317188" o:gfxdata="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" path="m1412217,v498,46816,996,93632,-11953,125506c1387315,157380,1374366,169333,1334523,191247v-39843,21914,-108573,48808,-173318,65741c1096460,273921,1060601,282886,946052,292847v-114549,9961,-356596,21914,-472141,23906c358366,318745,312546,313765,252781,304800,193016,295835,153174,286871,115323,262965,77472,239059,44600,190251,25675,161365,6750,132479,5754,112557,1770,89647v-3984,-22910,,-65741,,-65741l1770,11953e" filled="f" strokecolor="#030e13 [484]" strokeweight="1pt">
+              <v:shape w14:anchorId="2735AEBC" id="Freeform 4" o:spid="_x0000_s1026" style="position:absolute;margin-left:70.45pt;margin-top:3.2pt;width:111.2pt;height:25pt;z-index:251666432;visibility:visible;mso-wrap-style:square;mso-wrap-distance-left:9pt;mso-wrap-distance-top:0;mso-wrap-distance-right:9pt;mso-wrap-distance-bottom:0;mso-position-horizontal:absolute;mso-position-horizontal-relative:text;mso-position-vertical:absolute;mso-position-vertical-relative:text;v-text-anchor:middle" coordsize="1412408,317188" o:gfxdata="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" path="m1412217,v498,46816,996,93632,-11953,125506c1387315,157380,1374366,169333,1334523,191247v-39843,21914,-108573,48808,-173318,65741c1096460,273921,1060601,282886,946052,292847v-114549,9961,-356596,21914,-472141,23906c358366,318745,312546,313765,252781,304800,193016,295835,153174,286871,115323,262965,77472,239059,44600,190251,25675,161365,6750,132479,5754,112557,1770,89647v-3984,-22910,,-65741,,-65741l1770,11953e" filled="f" strokecolor="#030e13 [484]" strokeweight="1pt">
                 <v:stroke endarrow="block" endarrowwidth="narrow" endarrowlength="short" joinstyle="miter"/>
                 <v:path arrowok="t" o:connecttype="custom" o:connectlocs="1412217,0;1400264,125506;1334523,191247;1161205,256988;946052,292847;473911,316753;252781,304800;115323,262965;25675,161365;1770,89647;1770,23906;1770,11953" o:connectangles="0,0,0,0,0,0,0,0,0,0,0,0"/>
               </v:shape>
@@ -26609,7 +26622,7 @@
 </file>
 
 <file path=customXml/itemProps1.xml><?xml version="1.0" encoding="utf-8"?>
-<ds:datastoreItem xmlns:ds="http://schemas.openxmlformats.org/officeDocument/2006/customXml" ds:itemID="{4602F1DC-878E-AA4F-8E18-A03803A046E4}">
+<ds:datastoreItem xmlns:ds="http://schemas.openxmlformats.org/officeDocument/2006/customXml" ds:itemID="{4164CB2B-B91D-C542-9CF5-DA839A27BEB7}">
   <ds:schemaRefs>
     <ds:schemaRef ds:uri="http://schemas.openxmlformats.org/officeDocument/2006/bibliography"/>
   </ds:schemaRefs>

--- a/docs/Agentic_Workflows_wtith_RL_Loop.docx
+++ b/docs/Agentic_Workflows_wtith_RL_Loop.docx
@@ -68,6 +68,11 @@
               <w:tab w:val="right" w:leader="dot" w:pos="9350"/>
             </w:tabs>
             <w:rPr>
+              <w:rFonts w:eastAsiaTheme="minorEastAsia"/>
+              <w:b w:val="0"/>
+              <w:bCs w:val="0"/>
+              <w:i w:val="0"/>
+              <w:iCs w:val="0"/>
               <w:noProof/>
               <w:sz w:val="20"/>
               <w:szCs w:val="20"/>
@@ -98,7 +103,7 @@
             </w:rPr>
             <w:fldChar w:fldCharType="separate"/>
           </w:r>
-          <w:hyperlink w:anchor="_Toc220489377" w:history="1">
+          <w:hyperlink w:anchor="_Toc220678872" w:history="1">
             <w:r>
               <w:rPr>
                 <w:rStyle w:val="Hyperlink"/>
@@ -106,7 +111,7 @@
                 <w:sz w:val="20"/>
                 <w:szCs w:val="20"/>
               </w:rPr>
-              <w:t>System Flowchart</w:t>
+              <w:t>Overview of the System</w:t>
             </w:r>
             <w:r>
               <w:rPr>
@@ -133,7 +138,7 @@
                 <w:sz w:val="20"/>
                 <w:szCs w:val="20"/>
               </w:rPr>
-              <w:instrText xml:space="preserve"> PAGEREF _Toc220489377 \h </w:instrText>
+              <w:instrText xml:space="preserve"> PAGEREF _Toc220678872 \h </w:instrText>
             </w:r>
             <w:r>
               <w:rPr>
@@ -159,7 +164,7 @@
                 <w:sz w:val="20"/>
                 <w:szCs w:val="20"/>
               </w:rPr>
-              <w:t>1</w:t>
+              <w:t>2</w:t>
             </w:r>
             <w:r>
               <w:rPr>
@@ -179,12 +184,15 @@
               <w:tab w:val="right" w:leader="dot" w:pos="9350"/>
             </w:tabs>
             <w:rPr>
+              <w:rFonts w:eastAsiaTheme="minorEastAsia"/>
+              <w:b w:val="0"/>
+              <w:bCs w:val="0"/>
               <w:noProof/>
               <w:sz w:val="20"/>
               <w:szCs w:val="20"/>
             </w:rPr>
           </w:pPr>
-          <w:hyperlink w:anchor="_Toc220489378" w:history="1">
+          <w:hyperlink w:anchor="_Toc220678873" w:history="1">
             <w:r>
               <w:rPr>
                 <w:rStyle w:val="Hyperlink"/>
@@ -192,7 +200,7 @@
                 <w:sz w:val="20"/>
                 <w:szCs w:val="20"/>
               </w:rPr>
-              <w:t>Training Loop</w:t>
+              <w:t>Initializing the Agents</w:t>
             </w:r>
             <w:r>
               <w:rPr>
@@ -219,7 +227,7 @@
                 <w:sz w:val="20"/>
                 <w:szCs w:val="20"/>
               </w:rPr>
-              <w:instrText xml:space="preserve"> PAGEREF _Toc220489378 \h </w:instrText>
+              <w:instrText xml:space="preserve"> PAGEREF _Toc220678873 \h </w:instrText>
             </w:r>
             <w:r>
               <w:rPr>
@@ -246,6 +254,1345 @@
                 <w:szCs w:val="20"/>
               </w:rPr>
               <w:t>3</w:t>
+            </w:r>
+            <w:r>
+              <w:rPr>
+                <w:noProof/>
+                <w:webHidden/>
+                <w:sz w:val="20"/>
+                <w:szCs w:val="20"/>
+              </w:rPr>
+              <w:fldChar w:fldCharType="end"/>
+            </w:r>
+          </w:hyperlink>
+        </w:p>
+        <w:p>
+          <w:pPr>
+            <w:pStyle w:val="TOC2"/>
+            <w:tabs>
+              <w:tab w:val="right" w:leader="dot" w:pos="9350"/>
+            </w:tabs>
+            <w:rPr>
+              <w:rFonts w:eastAsiaTheme="minorEastAsia"/>
+              <w:b w:val="0"/>
+              <w:bCs w:val="0"/>
+              <w:noProof/>
+              <w:sz w:val="20"/>
+              <w:szCs w:val="20"/>
+            </w:rPr>
+          </w:pPr>
+          <w:hyperlink w:anchor="_Toc220678874" w:history="1">
+            <w:r>
+              <w:rPr>
+                <w:rStyle w:val="Hyperlink"/>
+                <w:noProof/>
+                <w:sz w:val="20"/>
+                <w:szCs w:val="20"/>
+              </w:rPr>
+              <w:t>Task Generation</w:t>
+            </w:r>
+            <w:r>
+              <w:rPr>
+                <w:noProof/>
+                <w:webHidden/>
+                <w:sz w:val="20"/>
+                <w:szCs w:val="20"/>
+              </w:rPr>
+              <w:tab/>
+            </w:r>
+            <w:r>
+              <w:rPr>
+                <w:noProof/>
+                <w:webHidden/>
+                <w:sz w:val="20"/>
+                <w:szCs w:val="20"/>
+              </w:rPr>
+              <w:fldChar w:fldCharType="begin"/>
+            </w:r>
+            <w:r>
+              <w:rPr>
+                <w:noProof/>
+                <w:webHidden/>
+                <w:sz w:val="20"/>
+                <w:szCs w:val="20"/>
+              </w:rPr>
+              <w:instrText xml:space="preserve"> PAGEREF _Toc220678874 \h </w:instrText>
+            </w:r>
+            <w:r>
+              <w:rPr>
+                <w:noProof/>
+                <w:webHidden/>
+                <w:sz w:val="20"/>
+                <w:szCs w:val="20"/>
+              </w:rPr>
+            </w:r>
+            <w:r>
+              <w:rPr>
+                <w:noProof/>
+                <w:webHidden/>
+                <w:sz w:val="20"/>
+                <w:szCs w:val="20"/>
+              </w:rPr>
+              <w:fldChar w:fldCharType="separate"/>
+            </w:r>
+            <w:r>
+              <w:rPr>
+                <w:noProof/>
+                <w:webHidden/>
+                <w:sz w:val="20"/>
+                <w:szCs w:val="20"/>
+              </w:rPr>
+              <w:t>3</w:t>
+            </w:r>
+            <w:r>
+              <w:rPr>
+                <w:noProof/>
+                <w:webHidden/>
+                <w:sz w:val="20"/>
+                <w:szCs w:val="20"/>
+              </w:rPr>
+              <w:fldChar w:fldCharType="end"/>
+            </w:r>
+          </w:hyperlink>
+        </w:p>
+        <w:p>
+          <w:pPr>
+            <w:pStyle w:val="TOC2"/>
+            <w:tabs>
+              <w:tab w:val="right" w:leader="dot" w:pos="9350"/>
+            </w:tabs>
+            <w:rPr>
+              <w:rFonts w:eastAsiaTheme="minorEastAsia"/>
+              <w:b w:val="0"/>
+              <w:bCs w:val="0"/>
+              <w:noProof/>
+              <w:sz w:val="20"/>
+              <w:szCs w:val="20"/>
+            </w:rPr>
+          </w:pPr>
+          <w:hyperlink w:anchor="_Toc220678875" w:history="1">
+            <w:r>
+              <w:rPr>
+                <w:rStyle w:val="Hyperlink"/>
+                <w:noProof/>
+                <w:sz w:val="20"/>
+                <w:szCs w:val="20"/>
+              </w:rPr>
+              <w:t>Create PPO Model</w:t>
+            </w:r>
+            <w:r>
+              <w:rPr>
+                <w:noProof/>
+                <w:webHidden/>
+                <w:sz w:val="20"/>
+                <w:szCs w:val="20"/>
+              </w:rPr>
+              <w:tab/>
+            </w:r>
+            <w:r>
+              <w:rPr>
+                <w:noProof/>
+                <w:webHidden/>
+                <w:sz w:val="20"/>
+                <w:szCs w:val="20"/>
+              </w:rPr>
+              <w:fldChar w:fldCharType="begin"/>
+            </w:r>
+            <w:r>
+              <w:rPr>
+                <w:noProof/>
+                <w:webHidden/>
+                <w:sz w:val="20"/>
+                <w:szCs w:val="20"/>
+              </w:rPr>
+              <w:instrText xml:space="preserve"> PAGEREF _Toc220678875 \h </w:instrText>
+            </w:r>
+            <w:r>
+              <w:rPr>
+                <w:noProof/>
+                <w:webHidden/>
+                <w:sz w:val="20"/>
+                <w:szCs w:val="20"/>
+              </w:rPr>
+            </w:r>
+            <w:r>
+              <w:rPr>
+                <w:noProof/>
+                <w:webHidden/>
+                <w:sz w:val="20"/>
+                <w:szCs w:val="20"/>
+              </w:rPr>
+              <w:fldChar w:fldCharType="separate"/>
+            </w:r>
+            <w:r>
+              <w:rPr>
+                <w:noProof/>
+                <w:webHidden/>
+                <w:sz w:val="20"/>
+                <w:szCs w:val="20"/>
+              </w:rPr>
+              <w:t>4</w:t>
+            </w:r>
+            <w:r>
+              <w:rPr>
+                <w:noProof/>
+                <w:webHidden/>
+                <w:sz w:val="20"/>
+                <w:szCs w:val="20"/>
+              </w:rPr>
+              <w:fldChar w:fldCharType="end"/>
+            </w:r>
+          </w:hyperlink>
+        </w:p>
+        <w:p>
+          <w:pPr>
+            <w:pStyle w:val="TOC2"/>
+            <w:tabs>
+              <w:tab w:val="right" w:leader="dot" w:pos="9350"/>
+            </w:tabs>
+            <w:rPr>
+              <w:rFonts w:eastAsiaTheme="minorEastAsia"/>
+              <w:b w:val="0"/>
+              <w:bCs w:val="0"/>
+              <w:noProof/>
+              <w:sz w:val="20"/>
+              <w:szCs w:val="20"/>
+            </w:rPr>
+          </w:pPr>
+          <w:hyperlink w:anchor="_Toc220678876" w:history="1">
+            <w:r>
+              <w:rPr>
+                <w:rStyle w:val="Hyperlink"/>
+                <w:noProof/>
+                <w:sz w:val="20"/>
+                <w:szCs w:val="20"/>
+              </w:rPr>
+              <w:t>Set up Model Training Callbacks</w:t>
+            </w:r>
+            <w:r>
+              <w:rPr>
+                <w:noProof/>
+                <w:webHidden/>
+                <w:sz w:val="20"/>
+                <w:szCs w:val="20"/>
+              </w:rPr>
+              <w:tab/>
+            </w:r>
+            <w:r>
+              <w:rPr>
+                <w:noProof/>
+                <w:webHidden/>
+                <w:sz w:val="20"/>
+                <w:szCs w:val="20"/>
+              </w:rPr>
+              <w:fldChar w:fldCharType="begin"/>
+            </w:r>
+            <w:r>
+              <w:rPr>
+                <w:noProof/>
+                <w:webHidden/>
+                <w:sz w:val="20"/>
+                <w:szCs w:val="20"/>
+              </w:rPr>
+              <w:instrText xml:space="preserve"> PAGEREF _Toc220678876 \h </w:instrText>
+            </w:r>
+            <w:r>
+              <w:rPr>
+                <w:noProof/>
+                <w:webHidden/>
+                <w:sz w:val="20"/>
+                <w:szCs w:val="20"/>
+              </w:rPr>
+            </w:r>
+            <w:r>
+              <w:rPr>
+                <w:noProof/>
+                <w:webHidden/>
+                <w:sz w:val="20"/>
+                <w:szCs w:val="20"/>
+              </w:rPr>
+              <w:fldChar w:fldCharType="separate"/>
+            </w:r>
+            <w:r>
+              <w:rPr>
+                <w:noProof/>
+                <w:webHidden/>
+                <w:sz w:val="20"/>
+                <w:szCs w:val="20"/>
+              </w:rPr>
+              <w:t>4</w:t>
+            </w:r>
+            <w:r>
+              <w:rPr>
+                <w:noProof/>
+                <w:webHidden/>
+                <w:sz w:val="20"/>
+                <w:szCs w:val="20"/>
+              </w:rPr>
+              <w:fldChar w:fldCharType="end"/>
+            </w:r>
+          </w:hyperlink>
+        </w:p>
+        <w:p>
+          <w:pPr>
+            <w:pStyle w:val="TOC2"/>
+            <w:tabs>
+              <w:tab w:val="right" w:leader="dot" w:pos="9350"/>
+            </w:tabs>
+            <w:rPr>
+              <w:rFonts w:eastAsiaTheme="minorEastAsia"/>
+              <w:b w:val="0"/>
+              <w:bCs w:val="0"/>
+              <w:noProof/>
+              <w:sz w:val="20"/>
+              <w:szCs w:val="20"/>
+            </w:rPr>
+          </w:pPr>
+          <w:hyperlink w:anchor="_Toc220678877" w:history="1">
+            <w:r>
+              <w:rPr>
+                <w:rStyle w:val="Hyperlink"/>
+                <w:noProof/>
+                <w:sz w:val="20"/>
+                <w:szCs w:val="20"/>
+              </w:rPr>
+              <w:t>Train the PPO Model</w:t>
+            </w:r>
+            <w:r>
+              <w:rPr>
+                <w:noProof/>
+                <w:webHidden/>
+                <w:sz w:val="20"/>
+                <w:szCs w:val="20"/>
+              </w:rPr>
+              <w:tab/>
+            </w:r>
+            <w:r>
+              <w:rPr>
+                <w:noProof/>
+                <w:webHidden/>
+                <w:sz w:val="20"/>
+                <w:szCs w:val="20"/>
+              </w:rPr>
+              <w:fldChar w:fldCharType="begin"/>
+            </w:r>
+            <w:r>
+              <w:rPr>
+                <w:noProof/>
+                <w:webHidden/>
+                <w:sz w:val="20"/>
+                <w:szCs w:val="20"/>
+              </w:rPr>
+              <w:instrText xml:space="preserve"> PAGEREF _Toc220678877 \h </w:instrText>
+            </w:r>
+            <w:r>
+              <w:rPr>
+                <w:noProof/>
+                <w:webHidden/>
+                <w:sz w:val="20"/>
+                <w:szCs w:val="20"/>
+              </w:rPr>
+            </w:r>
+            <w:r>
+              <w:rPr>
+                <w:noProof/>
+                <w:webHidden/>
+                <w:sz w:val="20"/>
+                <w:szCs w:val="20"/>
+              </w:rPr>
+              <w:fldChar w:fldCharType="separate"/>
+            </w:r>
+            <w:r>
+              <w:rPr>
+                <w:noProof/>
+                <w:webHidden/>
+                <w:sz w:val="20"/>
+                <w:szCs w:val="20"/>
+              </w:rPr>
+              <w:t>5</w:t>
+            </w:r>
+            <w:r>
+              <w:rPr>
+                <w:noProof/>
+                <w:webHidden/>
+                <w:sz w:val="20"/>
+                <w:szCs w:val="20"/>
+              </w:rPr>
+              <w:fldChar w:fldCharType="end"/>
+            </w:r>
+          </w:hyperlink>
+        </w:p>
+        <w:p>
+          <w:pPr>
+            <w:pStyle w:val="TOC2"/>
+            <w:tabs>
+              <w:tab w:val="right" w:leader="dot" w:pos="9350"/>
+            </w:tabs>
+            <w:rPr>
+              <w:rFonts w:eastAsiaTheme="minorEastAsia"/>
+              <w:b w:val="0"/>
+              <w:bCs w:val="0"/>
+              <w:noProof/>
+              <w:sz w:val="20"/>
+              <w:szCs w:val="20"/>
+            </w:rPr>
+          </w:pPr>
+          <w:hyperlink w:anchor="_Toc220678878" w:history="1">
+            <w:r>
+              <w:rPr>
+                <w:rStyle w:val="Hyperlink"/>
+                <w:noProof/>
+                <w:sz w:val="20"/>
+                <w:szCs w:val="20"/>
+              </w:rPr>
+              <w:t>Task Processing</w:t>
+            </w:r>
+            <w:r>
+              <w:rPr>
+                <w:noProof/>
+                <w:webHidden/>
+                <w:sz w:val="20"/>
+                <w:szCs w:val="20"/>
+              </w:rPr>
+              <w:tab/>
+            </w:r>
+            <w:r>
+              <w:rPr>
+                <w:noProof/>
+                <w:webHidden/>
+                <w:sz w:val="20"/>
+                <w:szCs w:val="20"/>
+              </w:rPr>
+              <w:fldChar w:fldCharType="begin"/>
+            </w:r>
+            <w:r>
+              <w:rPr>
+                <w:noProof/>
+                <w:webHidden/>
+                <w:sz w:val="20"/>
+                <w:szCs w:val="20"/>
+              </w:rPr>
+              <w:instrText xml:space="preserve"> PAGEREF _Toc220678878 \h </w:instrText>
+            </w:r>
+            <w:r>
+              <w:rPr>
+                <w:noProof/>
+                <w:webHidden/>
+                <w:sz w:val="20"/>
+                <w:szCs w:val="20"/>
+              </w:rPr>
+            </w:r>
+            <w:r>
+              <w:rPr>
+                <w:noProof/>
+                <w:webHidden/>
+                <w:sz w:val="20"/>
+                <w:szCs w:val="20"/>
+              </w:rPr>
+              <w:fldChar w:fldCharType="separate"/>
+            </w:r>
+            <w:r>
+              <w:rPr>
+                <w:noProof/>
+                <w:webHidden/>
+                <w:sz w:val="20"/>
+                <w:szCs w:val="20"/>
+              </w:rPr>
+              <w:t>5</w:t>
+            </w:r>
+            <w:r>
+              <w:rPr>
+                <w:noProof/>
+                <w:webHidden/>
+                <w:sz w:val="20"/>
+                <w:szCs w:val="20"/>
+              </w:rPr>
+              <w:fldChar w:fldCharType="end"/>
+            </w:r>
+          </w:hyperlink>
+        </w:p>
+        <w:p>
+          <w:pPr>
+            <w:pStyle w:val="TOC2"/>
+            <w:tabs>
+              <w:tab w:val="right" w:leader="dot" w:pos="9350"/>
+            </w:tabs>
+            <w:rPr>
+              <w:rFonts w:eastAsiaTheme="minorEastAsia"/>
+              <w:b w:val="0"/>
+              <w:bCs w:val="0"/>
+              <w:noProof/>
+              <w:sz w:val="20"/>
+              <w:szCs w:val="20"/>
+            </w:rPr>
+          </w:pPr>
+          <w:hyperlink w:anchor="_Toc220678879" w:history="1">
+            <w:r>
+              <w:rPr>
+                <w:rStyle w:val="Hyperlink"/>
+                <w:noProof/>
+                <w:sz w:val="20"/>
+                <w:szCs w:val="20"/>
+              </w:rPr>
+              <w:t>Collaboration Matrix</w:t>
+            </w:r>
+            <w:r>
+              <w:rPr>
+                <w:noProof/>
+                <w:webHidden/>
+                <w:sz w:val="20"/>
+                <w:szCs w:val="20"/>
+              </w:rPr>
+              <w:tab/>
+            </w:r>
+            <w:r>
+              <w:rPr>
+                <w:noProof/>
+                <w:webHidden/>
+                <w:sz w:val="20"/>
+                <w:szCs w:val="20"/>
+              </w:rPr>
+              <w:fldChar w:fldCharType="begin"/>
+            </w:r>
+            <w:r>
+              <w:rPr>
+                <w:noProof/>
+                <w:webHidden/>
+                <w:sz w:val="20"/>
+                <w:szCs w:val="20"/>
+              </w:rPr>
+              <w:instrText xml:space="preserve"> PAGEREF _Toc220678879 \h </w:instrText>
+            </w:r>
+            <w:r>
+              <w:rPr>
+                <w:noProof/>
+                <w:webHidden/>
+                <w:sz w:val="20"/>
+                <w:szCs w:val="20"/>
+              </w:rPr>
+            </w:r>
+            <w:r>
+              <w:rPr>
+                <w:noProof/>
+                <w:webHidden/>
+                <w:sz w:val="20"/>
+                <w:szCs w:val="20"/>
+              </w:rPr>
+              <w:fldChar w:fldCharType="separate"/>
+            </w:r>
+            <w:r>
+              <w:rPr>
+                <w:noProof/>
+                <w:webHidden/>
+                <w:sz w:val="20"/>
+                <w:szCs w:val="20"/>
+              </w:rPr>
+              <w:t>6</w:t>
+            </w:r>
+            <w:r>
+              <w:rPr>
+                <w:noProof/>
+                <w:webHidden/>
+                <w:sz w:val="20"/>
+                <w:szCs w:val="20"/>
+              </w:rPr>
+              <w:fldChar w:fldCharType="end"/>
+            </w:r>
+          </w:hyperlink>
+        </w:p>
+        <w:p>
+          <w:pPr>
+            <w:pStyle w:val="TOC2"/>
+            <w:tabs>
+              <w:tab w:val="right" w:leader="dot" w:pos="9350"/>
+            </w:tabs>
+            <w:rPr>
+              <w:rFonts w:eastAsiaTheme="minorEastAsia"/>
+              <w:b w:val="0"/>
+              <w:bCs w:val="0"/>
+              <w:noProof/>
+              <w:sz w:val="20"/>
+              <w:szCs w:val="20"/>
+            </w:rPr>
+          </w:pPr>
+          <w:hyperlink w:anchor="_Toc220678880" w:history="1">
+            <w:r>
+              <w:rPr>
+                <w:rStyle w:val="Hyperlink"/>
+                <w:noProof/>
+                <w:sz w:val="20"/>
+                <w:szCs w:val="20"/>
+              </w:rPr>
+              <w:t>Observation Generation</w:t>
+            </w:r>
+            <w:r>
+              <w:rPr>
+                <w:noProof/>
+                <w:webHidden/>
+                <w:sz w:val="20"/>
+                <w:szCs w:val="20"/>
+              </w:rPr>
+              <w:tab/>
+            </w:r>
+            <w:r>
+              <w:rPr>
+                <w:noProof/>
+                <w:webHidden/>
+                <w:sz w:val="20"/>
+                <w:szCs w:val="20"/>
+              </w:rPr>
+              <w:fldChar w:fldCharType="begin"/>
+            </w:r>
+            <w:r>
+              <w:rPr>
+                <w:noProof/>
+                <w:webHidden/>
+                <w:sz w:val="20"/>
+                <w:szCs w:val="20"/>
+              </w:rPr>
+              <w:instrText xml:space="preserve"> PAGEREF _Toc220678880 \h </w:instrText>
+            </w:r>
+            <w:r>
+              <w:rPr>
+                <w:noProof/>
+                <w:webHidden/>
+                <w:sz w:val="20"/>
+                <w:szCs w:val="20"/>
+              </w:rPr>
+            </w:r>
+            <w:r>
+              <w:rPr>
+                <w:noProof/>
+                <w:webHidden/>
+                <w:sz w:val="20"/>
+                <w:szCs w:val="20"/>
+              </w:rPr>
+              <w:fldChar w:fldCharType="separate"/>
+            </w:r>
+            <w:r>
+              <w:rPr>
+                <w:noProof/>
+                <w:webHidden/>
+                <w:sz w:val="20"/>
+                <w:szCs w:val="20"/>
+              </w:rPr>
+              <w:t>6</w:t>
+            </w:r>
+            <w:r>
+              <w:rPr>
+                <w:noProof/>
+                <w:webHidden/>
+                <w:sz w:val="20"/>
+                <w:szCs w:val="20"/>
+              </w:rPr>
+              <w:fldChar w:fldCharType="end"/>
+            </w:r>
+          </w:hyperlink>
+        </w:p>
+        <w:p>
+          <w:pPr>
+            <w:pStyle w:val="TOC2"/>
+            <w:tabs>
+              <w:tab w:val="right" w:leader="dot" w:pos="9350"/>
+            </w:tabs>
+            <w:rPr>
+              <w:rFonts w:eastAsiaTheme="minorEastAsia"/>
+              <w:b w:val="0"/>
+              <w:bCs w:val="0"/>
+              <w:noProof/>
+              <w:sz w:val="20"/>
+              <w:szCs w:val="20"/>
+            </w:rPr>
+          </w:pPr>
+          <w:hyperlink w:anchor="_Toc220678881" w:history="1">
+            <w:r>
+              <w:rPr>
+                <w:rStyle w:val="Hyperlink"/>
+                <w:noProof/>
+                <w:sz w:val="20"/>
+                <w:szCs w:val="20"/>
+              </w:rPr>
+              <w:t>Step Execution</w:t>
+            </w:r>
+            <w:r>
+              <w:rPr>
+                <w:noProof/>
+                <w:webHidden/>
+                <w:sz w:val="20"/>
+                <w:szCs w:val="20"/>
+              </w:rPr>
+              <w:tab/>
+            </w:r>
+            <w:r>
+              <w:rPr>
+                <w:noProof/>
+                <w:webHidden/>
+                <w:sz w:val="20"/>
+                <w:szCs w:val="20"/>
+              </w:rPr>
+              <w:fldChar w:fldCharType="begin"/>
+            </w:r>
+            <w:r>
+              <w:rPr>
+                <w:noProof/>
+                <w:webHidden/>
+                <w:sz w:val="20"/>
+                <w:szCs w:val="20"/>
+              </w:rPr>
+              <w:instrText xml:space="preserve"> PAGEREF _Toc220678881 \h </w:instrText>
+            </w:r>
+            <w:r>
+              <w:rPr>
+                <w:noProof/>
+                <w:webHidden/>
+                <w:sz w:val="20"/>
+                <w:szCs w:val="20"/>
+              </w:rPr>
+            </w:r>
+            <w:r>
+              <w:rPr>
+                <w:noProof/>
+                <w:webHidden/>
+                <w:sz w:val="20"/>
+                <w:szCs w:val="20"/>
+              </w:rPr>
+              <w:fldChar w:fldCharType="separate"/>
+            </w:r>
+            <w:r>
+              <w:rPr>
+                <w:noProof/>
+                <w:webHidden/>
+                <w:sz w:val="20"/>
+                <w:szCs w:val="20"/>
+              </w:rPr>
+              <w:t>7</w:t>
+            </w:r>
+            <w:r>
+              <w:rPr>
+                <w:noProof/>
+                <w:webHidden/>
+                <w:sz w:val="20"/>
+                <w:szCs w:val="20"/>
+              </w:rPr>
+              <w:fldChar w:fldCharType="end"/>
+            </w:r>
+          </w:hyperlink>
+        </w:p>
+        <w:p>
+          <w:pPr>
+            <w:pStyle w:val="TOC2"/>
+            <w:tabs>
+              <w:tab w:val="right" w:leader="dot" w:pos="9350"/>
+            </w:tabs>
+            <w:rPr>
+              <w:rFonts w:eastAsiaTheme="minorEastAsia"/>
+              <w:b w:val="0"/>
+              <w:bCs w:val="0"/>
+              <w:noProof/>
+              <w:sz w:val="20"/>
+              <w:szCs w:val="20"/>
+            </w:rPr>
+          </w:pPr>
+          <w:hyperlink w:anchor="_Toc220678882" w:history="1">
+            <w:r>
+              <w:rPr>
+                <w:rStyle w:val="Hyperlink"/>
+                <w:noProof/>
+                <w:sz w:val="20"/>
+                <w:szCs w:val="20"/>
+              </w:rPr>
+              <w:t>Evaluate the PPO Model</w:t>
+            </w:r>
+            <w:r>
+              <w:rPr>
+                <w:noProof/>
+                <w:webHidden/>
+                <w:sz w:val="20"/>
+                <w:szCs w:val="20"/>
+              </w:rPr>
+              <w:tab/>
+            </w:r>
+            <w:r>
+              <w:rPr>
+                <w:noProof/>
+                <w:webHidden/>
+                <w:sz w:val="20"/>
+                <w:szCs w:val="20"/>
+              </w:rPr>
+              <w:fldChar w:fldCharType="begin"/>
+            </w:r>
+            <w:r>
+              <w:rPr>
+                <w:noProof/>
+                <w:webHidden/>
+                <w:sz w:val="20"/>
+                <w:szCs w:val="20"/>
+              </w:rPr>
+              <w:instrText xml:space="preserve"> PAGEREF _Toc220678882 \h </w:instrText>
+            </w:r>
+            <w:r>
+              <w:rPr>
+                <w:noProof/>
+                <w:webHidden/>
+                <w:sz w:val="20"/>
+                <w:szCs w:val="20"/>
+              </w:rPr>
+            </w:r>
+            <w:r>
+              <w:rPr>
+                <w:noProof/>
+                <w:webHidden/>
+                <w:sz w:val="20"/>
+                <w:szCs w:val="20"/>
+              </w:rPr>
+              <w:fldChar w:fldCharType="separate"/>
+            </w:r>
+            <w:r>
+              <w:rPr>
+                <w:noProof/>
+                <w:webHidden/>
+                <w:sz w:val="20"/>
+                <w:szCs w:val="20"/>
+              </w:rPr>
+              <w:t>8</w:t>
+            </w:r>
+            <w:r>
+              <w:rPr>
+                <w:noProof/>
+                <w:webHidden/>
+                <w:sz w:val="20"/>
+                <w:szCs w:val="20"/>
+              </w:rPr>
+              <w:fldChar w:fldCharType="end"/>
+            </w:r>
+          </w:hyperlink>
+        </w:p>
+        <w:p>
+          <w:pPr>
+            <w:pStyle w:val="TOC1"/>
+            <w:tabs>
+              <w:tab w:val="right" w:leader="dot" w:pos="9350"/>
+            </w:tabs>
+            <w:rPr>
+              <w:rFonts w:eastAsiaTheme="minorEastAsia"/>
+              <w:b w:val="0"/>
+              <w:bCs w:val="0"/>
+              <w:i w:val="0"/>
+              <w:iCs w:val="0"/>
+              <w:noProof/>
+              <w:sz w:val="20"/>
+              <w:szCs w:val="20"/>
+            </w:rPr>
+          </w:pPr>
+          <w:hyperlink w:anchor="_Toc220678883" w:history="1">
+            <w:r>
+              <w:rPr>
+                <w:rStyle w:val="Hyperlink"/>
+                <w:noProof/>
+                <w:sz w:val="20"/>
+                <w:szCs w:val="20"/>
+              </w:rPr>
+              <w:t>Class Diagrams</w:t>
+            </w:r>
+            <w:r>
+              <w:rPr>
+                <w:noProof/>
+                <w:webHidden/>
+                <w:sz w:val="20"/>
+                <w:szCs w:val="20"/>
+              </w:rPr>
+              <w:tab/>
+            </w:r>
+            <w:r>
+              <w:rPr>
+                <w:noProof/>
+                <w:webHidden/>
+                <w:sz w:val="20"/>
+                <w:szCs w:val="20"/>
+              </w:rPr>
+              <w:fldChar w:fldCharType="begin"/>
+            </w:r>
+            <w:r>
+              <w:rPr>
+                <w:noProof/>
+                <w:webHidden/>
+                <w:sz w:val="20"/>
+                <w:szCs w:val="20"/>
+              </w:rPr>
+              <w:instrText xml:space="preserve"> PAGEREF _Toc220678883 \h </w:instrText>
+            </w:r>
+            <w:r>
+              <w:rPr>
+                <w:noProof/>
+                <w:webHidden/>
+                <w:sz w:val="20"/>
+                <w:szCs w:val="20"/>
+              </w:rPr>
+            </w:r>
+            <w:r>
+              <w:rPr>
+                <w:noProof/>
+                <w:webHidden/>
+                <w:sz w:val="20"/>
+                <w:szCs w:val="20"/>
+              </w:rPr>
+              <w:fldChar w:fldCharType="separate"/>
+            </w:r>
+            <w:r>
+              <w:rPr>
+                <w:noProof/>
+                <w:webHidden/>
+                <w:sz w:val="20"/>
+                <w:szCs w:val="20"/>
+              </w:rPr>
+              <w:t>9</w:t>
+            </w:r>
+            <w:r>
+              <w:rPr>
+                <w:noProof/>
+                <w:webHidden/>
+                <w:sz w:val="20"/>
+                <w:szCs w:val="20"/>
+              </w:rPr>
+              <w:fldChar w:fldCharType="end"/>
+            </w:r>
+          </w:hyperlink>
+        </w:p>
+        <w:p>
+          <w:pPr>
+            <w:pStyle w:val="TOC2"/>
+            <w:tabs>
+              <w:tab w:val="right" w:leader="dot" w:pos="9350"/>
+            </w:tabs>
+            <w:rPr>
+              <w:rFonts w:eastAsiaTheme="minorEastAsia"/>
+              <w:b w:val="0"/>
+              <w:bCs w:val="0"/>
+              <w:noProof/>
+              <w:sz w:val="20"/>
+              <w:szCs w:val="20"/>
+            </w:rPr>
+          </w:pPr>
+          <w:hyperlink w:anchor="_Toc220678884" w:history="1">
+            <w:r>
+              <w:rPr>
+                <w:rStyle w:val="Hyperlink"/>
+                <w:noProof/>
+                <w:sz w:val="20"/>
+                <w:szCs w:val="20"/>
+              </w:rPr>
+              <w:t>Core Classes</w:t>
+            </w:r>
+            <w:r>
+              <w:rPr>
+                <w:noProof/>
+                <w:webHidden/>
+                <w:sz w:val="20"/>
+                <w:szCs w:val="20"/>
+              </w:rPr>
+              <w:tab/>
+            </w:r>
+            <w:r>
+              <w:rPr>
+                <w:noProof/>
+                <w:webHidden/>
+                <w:sz w:val="20"/>
+                <w:szCs w:val="20"/>
+              </w:rPr>
+              <w:fldChar w:fldCharType="begin"/>
+            </w:r>
+            <w:r>
+              <w:rPr>
+                <w:noProof/>
+                <w:webHidden/>
+                <w:sz w:val="20"/>
+                <w:szCs w:val="20"/>
+              </w:rPr>
+              <w:instrText xml:space="preserve"> PAGEREF _Toc220678884 \h </w:instrText>
+            </w:r>
+            <w:r>
+              <w:rPr>
+                <w:noProof/>
+                <w:webHidden/>
+                <w:sz w:val="20"/>
+                <w:szCs w:val="20"/>
+              </w:rPr>
+            </w:r>
+            <w:r>
+              <w:rPr>
+                <w:noProof/>
+                <w:webHidden/>
+                <w:sz w:val="20"/>
+                <w:szCs w:val="20"/>
+              </w:rPr>
+              <w:fldChar w:fldCharType="separate"/>
+            </w:r>
+            <w:r>
+              <w:rPr>
+                <w:noProof/>
+                <w:webHidden/>
+                <w:sz w:val="20"/>
+                <w:szCs w:val="20"/>
+              </w:rPr>
+              <w:t>10</w:t>
+            </w:r>
+            <w:r>
+              <w:rPr>
+                <w:noProof/>
+                <w:webHidden/>
+                <w:sz w:val="20"/>
+                <w:szCs w:val="20"/>
+              </w:rPr>
+              <w:fldChar w:fldCharType="end"/>
+            </w:r>
+          </w:hyperlink>
+        </w:p>
+        <w:p>
+          <w:pPr>
+            <w:pStyle w:val="TOC2"/>
+            <w:tabs>
+              <w:tab w:val="right" w:leader="dot" w:pos="9350"/>
+            </w:tabs>
+            <w:rPr>
+              <w:rFonts w:eastAsiaTheme="minorEastAsia"/>
+              <w:b w:val="0"/>
+              <w:bCs w:val="0"/>
+              <w:noProof/>
+              <w:sz w:val="20"/>
+              <w:szCs w:val="20"/>
+            </w:rPr>
+          </w:pPr>
+          <w:hyperlink w:anchor="_Toc220678885" w:history="1">
+            <w:r>
+              <w:rPr>
+                <w:rStyle w:val="Hyperlink"/>
+                <w:noProof/>
+                <w:sz w:val="20"/>
+                <w:szCs w:val="20"/>
+              </w:rPr>
+              <w:t>Smart Agent and Tool System Classes</w:t>
+            </w:r>
+            <w:r>
+              <w:rPr>
+                <w:noProof/>
+                <w:webHidden/>
+                <w:sz w:val="20"/>
+                <w:szCs w:val="20"/>
+              </w:rPr>
+              <w:tab/>
+            </w:r>
+            <w:r>
+              <w:rPr>
+                <w:noProof/>
+                <w:webHidden/>
+                <w:sz w:val="20"/>
+                <w:szCs w:val="20"/>
+              </w:rPr>
+              <w:fldChar w:fldCharType="begin"/>
+            </w:r>
+            <w:r>
+              <w:rPr>
+                <w:noProof/>
+                <w:webHidden/>
+                <w:sz w:val="20"/>
+                <w:szCs w:val="20"/>
+              </w:rPr>
+              <w:instrText xml:space="preserve"> PAGEREF _Toc220678885 \h </w:instrText>
+            </w:r>
+            <w:r>
+              <w:rPr>
+                <w:noProof/>
+                <w:webHidden/>
+                <w:sz w:val="20"/>
+                <w:szCs w:val="20"/>
+              </w:rPr>
+            </w:r>
+            <w:r>
+              <w:rPr>
+                <w:noProof/>
+                <w:webHidden/>
+                <w:sz w:val="20"/>
+                <w:szCs w:val="20"/>
+              </w:rPr>
+              <w:fldChar w:fldCharType="separate"/>
+            </w:r>
+            <w:r>
+              <w:rPr>
+                <w:noProof/>
+                <w:webHidden/>
+                <w:sz w:val="20"/>
+                <w:szCs w:val="20"/>
+              </w:rPr>
+              <w:t>11</w:t>
+            </w:r>
+            <w:r>
+              <w:rPr>
+                <w:noProof/>
+                <w:webHidden/>
+                <w:sz w:val="20"/>
+                <w:szCs w:val="20"/>
+              </w:rPr>
+              <w:fldChar w:fldCharType="end"/>
+            </w:r>
+          </w:hyperlink>
+        </w:p>
+        <w:p>
+          <w:pPr>
+            <w:pStyle w:val="TOC1"/>
+            <w:tabs>
+              <w:tab w:val="right" w:leader="dot" w:pos="9350"/>
+            </w:tabs>
+            <w:rPr>
+              <w:rFonts w:eastAsiaTheme="minorEastAsia"/>
+              <w:b w:val="0"/>
+              <w:bCs w:val="0"/>
+              <w:i w:val="0"/>
+              <w:iCs w:val="0"/>
+              <w:noProof/>
+              <w:sz w:val="20"/>
+              <w:szCs w:val="20"/>
+            </w:rPr>
+          </w:pPr>
+          <w:hyperlink w:anchor="_Toc220678886" w:history="1">
+            <w:r>
+              <w:rPr>
+                <w:rStyle w:val="Hyperlink"/>
+                <w:noProof/>
+                <w:sz w:val="20"/>
+                <w:szCs w:val="20"/>
+              </w:rPr>
+              <w:t>System Flowchart</w:t>
+            </w:r>
+            <w:r>
+              <w:rPr>
+                <w:noProof/>
+                <w:webHidden/>
+                <w:sz w:val="20"/>
+                <w:szCs w:val="20"/>
+              </w:rPr>
+              <w:tab/>
+            </w:r>
+            <w:r>
+              <w:rPr>
+                <w:noProof/>
+                <w:webHidden/>
+                <w:sz w:val="20"/>
+                <w:szCs w:val="20"/>
+              </w:rPr>
+              <w:fldChar w:fldCharType="begin"/>
+            </w:r>
+            <w:r>
+              <w:rPr>
+                <w:noProof/>
+                <w:webHidden/>
+                <w:sz w:val="20"/>
+                <w:szCs w:val="20"/>
+              </w:rPr>
+              <w:instrText xml:space="preserve"> PAGEREF _Toc220678886 \h </w:instrText>
+            </w:r>
+            <w:r>
+              <w:rPr>
+                <w:noProof/>
+                <w:webHidden/>
+                <w:sz w:val="20"/>
+                <w:szCs w:val="20"/>
+              </w:rPr>
+            </w:r>
+            <w:r>
+              <w:rPr>
+                <w:noProof/>
+                <w:webHidden/>
+                <w:sz w:val="20"/>
+                <w:szCs w:val="20"/>
+              </w:rPr>
+              <w:fldChar w:fldCharType="separate"/>
+            </w:r>
+            <w:r>
+              <w:rPr>
+                <w:noProof/>
+                <w:webHidden/>
+                <w:sz w:val="20"/>
+                <w:szCs w:val="20"/>
+              </w:rPr>
+              <w:t>11</w:t>
+            </w:r>
+            <w:r>
+              <w:rPr>
+                <w:noProof/>
+                <w:webHidden/>
+                <w:sz w:val="20"/>
+                <w:szCs w:val="20"/>
+              </w:rPr>
+              <w:fldChar w:fldCharType="end"/>
+            </w:r>
+          </w:hyperlink>
+        </w:p>
+        <w:p>
+          <w:pPr>
+            <w:pStyle w:val="TOC2"/>
+            <w:tabs>
+              <w:tab w:val="right" w:leader="dot" w:pos="9350"/>
+            </w:tabs>
+            <w:rPr>
+              <w:rFonts w:eastAsiaTheme="minorEastAsia"/>
+              <w:b w:val="0"/>
+              <w:bCs w:val="0"/>
+              <w:noProof/>
+              <w:sz w:val="20"/>
+              <w:szCs w:val="20"/>
+            </w:rPr>
+          </w:pPr>
+          <w:hyperlink w:anchor="_Toc220678887" w:history="1">
+            <w:r>
+              <w:rPr>
+                <w:rStyle w:val="Hyperlink"/>
+                <w:noProof/>
+                <w:sz w:val="20"/>
+                <w:szCs w:val="20"/>
+              </w:rPr>
+              <w:t>Training Sequence</w:t>
+            </w:r>
+            <w:r>
+              <w:rPr>
+                <w:noProof/>
+                <w:webHidden/>
+                <w:sz w:val="20"/>
+                <w:szCs w:val="20"/>
+              </w:rPr>
+              <w:tab/>
+            </w:r>
+            <w:r>
+              <w:rPr>
+                <w:noProof/>
+                <w:webHidden/>
+                <w:sz w:val="20"/>
+                <w:szCs w:val="20"/>
+              </w:rPr>
+              <w:fldChar w:fldCharType="begin"/>
+            </w:r>
+            <w:r>
+              <w:rPr>
+                <w:noProof/>
+                <w:webHidden/>
+                <w:sz w:val="20"/>
+                <w:szCs w:val="20"/>
+              </w:rPr>
+              <w:instrText xml:space="preserve"> PAGEREF _Toc220678887 \h </w:instrText>
+            </w:r>
+            <w:r>
+              <w:rPr>
+                <w:noProof/>
+                <w:webHidden/>
+                <w:sz w:val="20"/>
+                <w:szCs w:val="20"/>
+              </w:rPr>
+            </w:r>
+            <w:r>
+              <w:rPr>
+                <w:noProof/>
+                <w:webHidden/>
+                <w:sz w:val="20"/>
+                <w:szCs w:val="20"/>
+              </w:rPr>
+              <w:fldChar w:fldCharType="separate"/>
+            </w:r>
+            <w:r>
+              <w:rPr>
+                <w:noProof/>
+                <w:webHidden/>
+                <w:sz w:val="20"/>
+                <w:szCs w:val="20"/>
+              </w:rPr>
+              <w:t>13</w:t>
+            </w:r>
+            <w:r>
+              <w:rPr>
+                <w:noProof/>
+                <w:webHidden/>
+                <w:sz w:val="20"/>
+                <w:szCs w:val="20"/>
+              </w:rPr>
+              <w:fldChar w:fldCharType="end"/>
+            </w:r>
+          </w:hyperlink>
+        </w:p>
+        <w:p>
+          <w:pPr>
+            <w:pStyle w:val="TOC2"/>
+            <w:tabs>
+              <w:tab w:val="right" w:leader="dot" w:pos="9350"/>
+            </w:tabs>
+            <w:rPr>
+              <w:rFonts w:eastAsiaTheme="minorEastAsia"/>
+              <w:b w:val="0"/>
+              <w:bCs w:val="0"/>
+              <w:noProof/>
+              <w:sz w:val="20"/>
+              <w:szCs w:val="20"/>
+            </w:rPr>
+          </w:pPr>
+          <w:hyperlink w:anchor="_Toc220678888" w:history="1">
+            <w:r>
+              <w:rPr>
+                <w:rStyle w:val="Hyperlink"/>
+                <w:noProof/>
+                <w:sz w:val="20"/>
+                <w:szCs w:val="20"/>
+              </w:rPr>
+              <w:t>Training Loop</w:t>
+            </w:r>
+            <w:r>
+              <w:rPr>
+                <w:noProof/>
+                <w:webHidden/>
+                <w:sz w:val="20"/>
+                <w:szCs w:val="20"/>
+              </w:rPr>
+              <w:tab/>
+            </w:r>
+            <w:r>
+              <w:rPr>
+                <w:noProof/>
+                <w:webHidden/>
+                <w:sz w:val="20"/>
+                <w:szCs w:val="20"/>
+              </w:rPr>
+              <w:fldChar w:fldCharType="begin"/>
+            </w:r>
+            <w:r>
+              <w:rPr>
+                <w:noProof/>
+                <w:webHidden/>
+                <w:sz w:val="20"/>
+                <w:szCs w:val="20"/>
+              </w:rPr>
+              <w:instrText xml:space="preserve"> PAGEREF _Toc220678888 \h </w:instrText>
+            </w:r>
+            <w:r>
+              <w:rPr>
+                <w:noProof/>
+                <w:webHidden/>
+                <w:sz w:val="20"/>
+                <w:szCs w:val="20"/>
+              </w:rPr>
+            </w:r>
+            <w:r>
+              <w:rPr>
+                <w:noProof/>
+                <w:webHidden/>
+                <w:sz w:val="20"/>
+                <w:szCs w:val="20"/>
+              </w:rPr>
+              <w:fldChar w:fldCharType="separate"/>
+            </w:r>
+            <w:r>
+              <w:rPr>
+                <w:noProof/>
+                <w:webHidden/>
+                <w:sz w:val="20"/>
+                <w:szCs w:val="20"/>
+              </w:rPr>
+              <w:t>14</w:t>
             </w:r>
             <w:r>
               <w:rPr>
@@ -265,10 +1612,11 @@
               <w:tab w:val="right" w:leader="dot" w:pos="9350"/>
             </w:tabs>
             <w:rPr>
+              <w:rFonts w:eastAsiaTheme="minorEastAsia"/>
               <w:noProof/>
             </w:rPr>
           </w:pPr>
-          <w:hyperlink w:anchor="_Toc220489379" w:history="1">
+          <w:hyperlink w:anchor="_Toc220678889" w:history="1">
             <w:r>
               <w:rPr>
                 <w:rStyle w:val="Hyperlink"/>
@@ -295,7 +1643,7 @@
                 <w:noProof/>
                 <w:webHidden/>
               </w:rPr>
-              <w:instrText xml:space="preserve"> PAGEREF _Toc220489379 \h </w:instrText>
+              <w:instrText xml:space="preserve"> PAGEREF _Toc220678889 \h </w:instrText>
             </w:r>
             <w:r>
               <w:rPr>
@@ -315,7 +1663,7 @@
                 <w:noProof/>
                 <w:webHidden/>
               </w:rPr>
-              <w:t>4</w:t>
+              <w:t>15</w:t>
             </w:r>
             <w:r>
               <w:rPr>
@@ -333,10 +1681,11 @@
               <w:tab w:val="right" w:leader="dot" w:pos="9350"/>
             </w:tabs>
             <w:rPr>
+              <w:rFonts w:eastAsiaTheme="minorEastAsia"/>
               <w:noProof/>
             </w:rPr>
           </w:pPr>
-          <w:hyperlink w:anchor="_Toc220489380" w:history="1">
+          <w:hyperlink w:anchor="_Toc220678890" w:history="1">
             <w:r>
               <w:rPr>
                 <w:rStyle w:val="Hyperlink"/>
@@ -363,7 +1712,7 @@
                 <w:noProof/>
                 <w:webHidden/>
               </w:rPr>
-              <w:instrText xml:space="preserve"> PAGEREF _Toc220489380 \h </w:instrText>
+              <w:instrText xml:space="preserve"> PAGEREF _Toc220678890 \h </w:instrText>
             </w:r>
             <w:r>
               <w:rPr>
@@ -383,7 +1732,145 @@
                 <w:noProof/>
                 <w:webHidden/>
               </w:rPr>
-              <w:t>4</w:t>
+              <w:t>15</w:t>
+            </w:r>
+            <w:r>
+              <w:rPr>
+                <w:noProof/>
+                <w:webHidden/>
+              </w:rPr>
+              <w:fldChar w:fldCharType="end"/>
+            </w:r>
+          </w:hyperlink>
+        </w:p>
+        <w:p>
+          <w:pPr>
+            <w:pStyle w:val="TOC3"/>
+            <w:tabs>
+              <w:tab w:val="right" w:leader="dot" w:pos="9350"/>
+            </w:tabs>
+            <w:rPr>
+              <w:rFonts w:eastAsiaTheme="minorEastAsia"/>
+              <w:noProof/>
+            </w:rPr>
+          </w:pPr>
+          <w:hyperlink w:anchor="_Toc220678891" w:history="1">
+            <w:r>
+              <w:rPr>
+                <w:rStyle w:val="Hyperlink"/>
+                <w:noProof/>
+              </w:rPr>
+              <w:t>Key PPO hyperparameters</w:t>
+            </w:r>
+            <w:r>
+              <w:rPr>
+                <w:noProof/>
+                <w:webHidden/>
+              </w:rPr>
+              <w:tab/>
+            </w:r>
+            <w:r>
+              <w:rPr>
+                <w:noProof/>
+                <w:webHidden/>
+              </w:rPr>
+              <w:fldChar w:fldCharType="begin"/>
+            </w:r>
+            <w:r>
+              <w:rPr>
+                <w:noProof/>
+                <w:webHidden/>
+              </w:rPr>
+              <w:instrText xml:space="preserve"> PAGEREF _Toc220678891 \h </w:instrText>
+            </w:r>
+            <w:r>
+              <w:rPr>
+                <w:noProof/>
+                <w:webHidden/>
+              </w:rPr>
+            </w:r>
+            <w:r>
+              <w:rPr>
+                <w:noProof/>
+                <w:webHidden/>
+              </w:rPr>
+              <w:fldChar w:fldCharType="separate"/>
+            </w:r>
+            <w:r>
+              <w:rPr>
+                <w:noProof/>
+                <w:webHidden/>
+              </w:rPr>
+              <w:t>16</w:t>
+            </w:r>
+            <w:r>
+              <w:rPr>
+                <w:noProof/>
+                <w:webHidden/>
+              </w:rPr>
+              <w:fldChar w:fldCharType="end"/>
+            </w:r>
+          </w:hyperlink>
+        </w:p>
+        <w:p>
+          <w:pPr>
+            <w:pStyle w:val="TOC3"/>
+            <w:tabs>
+              <w:tab w:val="right" w:leader="dot" w:pos="9350"/>
+            </w:tabs>
+            <w:rPr>
+              <w:rFonts w:eastAsiaTheme="minorEastAsia"/>
+              <w:noProof/>
+            </w:rPr>
+          </w:pPr>
+          <w:hyperlink w:anchor="_Toc220678892" w:history="1">
+            <w:r>
+              <w:rPr>
+                <w:rStyle w:val="Hyperlink"/>
+                <w:noProof/>
+              </w:rPr>
+              <w:t>PPO Hyperparameters deep dive</w:t>
+            </w:r>
+            <w:r>
+              <w:rPr>
+                <w:noProof/>
+                <w:webHidden/>
+              </w:rPr>
+              <w:tab/>
+            </w:r>
+            <w:r>
+              <w:rPr>
+                <w:noProof/>
+                <w:webHidden/>
+              </w:rPr>
+              <w:fldChar w:fldCharType="begin"/>
+            </w:r>
+            <w:r>
+              <w:rPr>
+                <w:noProof/>
+                <w:webHidden/>
+              </w:rPr>
+              <w:instrText xml:space="preserve"> PAGEREF _Toc220678892 \h </w:instrText>
+            </w:r>
+            <w:r>
+              <w:rPr>
+                <w:noProof/>
+                <w:webHidden/>
+              </w:rPr>
+            </w:r>
+            <w:r>
+              <w:rPr>
+                <w:noProof/>
+                <w:webHidden/>
+              </w:rPr>
+              <w:fldChar w:fldCharType="separate"/>
+            </w:r>
+            <w:r>
+              <w:rPr>
+                <w:noProof/>
+                <w:webHidden/>
+              </w:rPr>
+              <w:t>16</w:t>
             </w:r>
             <w:r>
               <w:rPr>
@@ -401,12 +1888,17 @@
               <w:tab w:val="right" w:leader="dot" w:pos="9350"/>
             </w:tabs>
             <w:rPr>
+              <w:rFonts w:eastAsiaTheme="minorEastAsia"/>
+              <w:b w:val="0"/>
+              <w:bCs w:val="0"/>
+              <w:i w:val="0"/>
+              <w:iCs w:val="0"/>
               <w:noProof/>
               <w:sz w:val="20"/>
               <w:szCs w:val="20"/>
             </w:rPr>
           </w:pPr>
-          <w:hyperlink w:anchor="_Toc220489381" w:history="1">
+          <w:hyperlink w:anchor="_Toc220678893" w:history="1">
             <w:r>
               <w:rPr>
                 <w:rStyle w:val="Hyperlink"/>
@@ -414,7 +1906,7 @@
                 <w:sz w:val="20"/>
                 <w:szCs w:val="20"/>
               </w:rPr>
-              <w:t>References</w:t>
+              <w:t>More Details on Task Processing and Task Management</w:t>
             </w:r>
             <w:r>
               <w:rPr>
@@ -441,7 +1933,7 @@
                 <w:sz w:val="20"/>
                 <w:szCs w:val="20"/>
               </w:rPr>
-              <w:instrText xml:space="preserve"> PAGEREF _Toc220489381 \h </w:instrText>
+              <w:instrText xml:space="preserve"> PAGEREF _Toc220678893 \h </w:instrText>
             </w:r>
             <w:r>
               <w:rPr>
@@ -467,7 +1959,7 @@
                 <w:sz w:val="20"/>
                 <w:szCs w:val="20"/>
               </w:rPr>
-              <w:t>5</w:t>
+              <w:t>16</w:t>
             </w:r>
             <w:r>
               <w:rPr>
@@ -487,12 +1979,17 @@
               <w:tab w:val="right" w:leader="dot" w:pos="9350"/>
             </w:tabs>
             <w:rPr>
+              <w:rFonts w:eastAsiaTheme="minorEastAsia"/>
+              <w:b w:val="0"/>
+              <w:bCs w:val="0"/>
+              <w:i w:val="0"/>
+              <w:iCs w:val="0"/>
               <w:noProof/>
               <w:sz w:val="20"/>
               <w:szCs w:val="20"/>
             </w:rPr>
           </w:pPr>
-          <w:hyperlink w:anchor="_Toc220489382" w:history="1">
+          <w:hyperlink w:anchor="_Toc220678894" w:history="1">
             <w:r>
               <w:rPr>
                 <w:rStyle w:val="Hyperlink"/>
@@ -500,7 +1997,7 @@
                 <w:sz w:val="20"/>
                 <w:szCs w:val="20"/>
               </w:rPr>
-              <w:t>Appendix</w:t>
+              <w:t>References</w:t>
             </w:r>
             <w:r>
               <w:rPr>
@@ -527,7 +2024,7 @@
                 <w:sz w:val="20"/>
                 <w:szCs w:val="20"/>
               </w:rPr>
-              <w:instrText xml:space="preserve"> PAGEREF _Toc220489382 \h </w:instrText>
+              <w:instrText xml:space="preserve"> PAGEREF _Toc220678894 \h </w:instrText>
             </w:r>
             <w:r>
               <w:rPr>
@@ -553,7 +2050,98 @@
                 <w:sz w:val="20"/>
                 <w:szCs w:val="20"/>
               </w:rPr>
-              <w:t>6</w:t>
+              <w:t>19</w:t>
+            </w:r>
+            <w:r>
+              <w:rPr>
+                <w:noProof/>
+                <w:webHidden/>
+                <w:sz w:val="20"/>
+                <w:szCs w:val="20"/>
+              </w:rPr>
+              <w:fldChar w:fldCharType="end"/>
+            </w:r>
+          </w:hyperlink>
+        </w:p>
+        <w:p>
+          <w:pPr>
+            <w:pStyle w:val="TOC1"/>
+            <w:tabs>
+              <w:tab w:val="right" w:leader="dot" w:pos="9350"/>
+            </w:tabs>
+            <w:rPr>
+              <w:rFonts w:eastAsiaTheme="minorEastAsia"/>
+              <w:b w:val="0"/>
+              <w:bCs w:val="0"/>
+              <w:i w:val="0"/>
+              <w:iCs w:val="0"/>
+              <w:noProof/>
+              <w:sz w:val="20"/>
+              <w:szCs w:val="20"/>
+            </w:rPr>
+          </w:pPr>
+          <w:hyperlink w:anchor="_Toc220678895" w:history="1">
+            <w:r>
+              <w:rPr>
+                <w:rStyle w:val="Hyperlink"/>
+                <w:noProof/>
+                <w:sz w:val="20"/>
+                <w:szCs w:val="20"/>
+              </w:rPr>
+              <w:t>Appendix</w:t>
+            </w:r>
+            <w:r>
+              <w:rPr>
+                <w:noProof/>
+                <w:webHidden/>
+                <w:sz w:val="20"/>
+                <w:szCs w:val="20"/>
+              </w:rPr>
+              <w:tab/>
+            </w:r>
+            <w:r>
+              <w:rPr>
+                <w:noProof/>
+                <w:webHidden/>
+                <w:sz w:val="20"/>
+                <w:szCs w:val="20"/>
+              </w:rPr>
+              <w:fldChar w:fldCharType="begin"/>
+            </w:r>
+            <w:r>
+              <w:rPr>
+                <w:noProof/>
+                <w:webHidden/>
+                <w:sz w:val="20"/>
+                <w:szCs w:val="20"/>
+              </w:rPr>
+              <w:instrText xml:space="preserve"> PAGEREF _Toc220678895 \h </w:instrText>
+            </w:r>
+            <w:r>
+              <w:rPr>
+                <w:noProof/>
+                <w:webHidden/>
+                <w:sz w:val="20"/>
+                <w:szCs w:val="20"/>
+              </w:rPr>
+            </w:r>
+            <w:r>
+              <w:rPr>
+                <w:noProof/>
+                <w:webHidden/>
+                <w:sz w:val="20"/>
+                <w:szCs w:val="20"/>
+              </w:rPr>
+              <w:fldChar w:fldCharType="separate"/>
+            </w:r>
+            <w:r>
+              <w:rPr>
+                <w:noProof/>
+                <w:webHidden/>
+                <w:sz w:val="20"/>
+                <w:szCs w:val="20"/>
+              </w:rPr>
+              <w:t>20</w:t>
             </w:r>
             <w:r>
               <w:rPr>
@@ -573,12 +2161,15 @@
               <w:tab w:val="right" w:leader="dot" w:pos="9350"/>
             </w:tabs>
             <w:rPr>
+              <w:rFonts w:eastAsiaTheme="minorEastAsia"/>
+              <w:b w:val="0"/>
+              <w:bCs w:val="0"/>
               <w:noProof/>
               <w:sz w:val="20"/>
               <w:szCs w:val="20"/>
             </w:rPr>
           </w:pPr>
-          <w:hyperlink w:anchor="_Toc220489383" w:history="1">
+          <w:hyperlink w:anchor="_Toc220678896" w:history="1">
             <w:r>
               <w:rPr>
                 <w:rStyle w:val="Hyperlink"/>
@@ -586,25 +2177,7 @@
                 <w:sz w:val="20"/>
                 <w:szCs w:val="20"/>
               </w:rPr>
-              <w:t>Key Concepts in Reinforcement Lear</w:t>
-            </w:r>
-            <w:r>
-              <w:rPr>
-                <w:rStyle w:val="Hyperlink"/>
-                <w:noProof/>
-                <w:sz w:val="20"/>
-                <w:szCs w:val="20"/>
-              </w:rPr>
-              <w:t>n</w:t>
-            </w:r>
-            <w:r>
-              <w:rPr>
-                <w:rStyle w:val="Hyperlink"/>
-                <w:noProof/>
-                <w:sz w:val="20"/>
-                <w:szCs w:val="20"/>
-              </w:rPr>
-              <w:t>ing</w:t>
+              <w:t>Key Concepts in Reinforcement Learning</w:t>
             </w:r>
             <w:r>
               <w:rPr>
@@ -631,7 +2204,7 @@
                 <w:sz w:val="20"/>
                 <w:szCs w:val="20"/>
               </w:rPr>
-              <w:instrText xml:space="preserve"> PAGEREF _Toc220489383 \h </w:instrText>
+              <w:instrText xml:space="preserve"> PAGEREF _Toc220678896 \h </w:instrText>
             </w:r>
             <w:r>
               <w:rPr>
@@ -657,7 +2230,7 @@
                 <w:sz w:val="20"/>
                 <w:szCs w:val="20"/>
               </w:rPr>
-              <w:t>6</w:t>
+              <w:t>20</w:t>
             </w:r>
             <w:r>
               <w:rPr>
@@ -677,12 +2250,15 @@
               <w:tab w:val="right" w:leader="dot" w:pos="9350"/>
             </w:tabs>
             <w:rPr>
+              <w:rFonts w:eastAsiaTheme="minorEastAsia"/>
+              <w:b w:val="0"/>
+              <w:bCs w:val="0"/>
               <w:noProof/>
               <w:sz w:val="20"/>
               <w:szCs w:val="20"/>
             </w:rPr>
           </w:pPr>
-          <w:hyperlink w:anchor="_Toc220489384" w:history="1">
+          <w:hyperlink w:anchor="_Toc220678897" w:history="1">
             <w:r>
               <w:rPr>
                 <w:rStyle w:val="Hyperlink"/>
@@ -717,7 +2293,7 @@
                 <w:sz w:val="20"/>
                 <w:szCs w:val="20"/>
               </w:rPr>
-              <w:instrText xml:space="preserve"> PAGEREF _Toc220489384 \h </w:instrText>
+              <w:instrText xml:space="preserve"> PAGEREF _Toc220678897 \h </w:instrText>
             </w:r>
             <w:r>
               <w:rPr>
@@ -743,7 +2319,7 @@
                 <w:sz w:val="20"/>
                 <w:szCs w:val="20"/>
               </w:rPr>
-              <w:t>8</w:t>
+              <w:t>22</w:t>
             </w:r>
             <w:r>
               <w:rPr>
@@ -763,12 +2339,15 @@
               <w:tab w:val="right" w:leader="dot" w:pos="9350"/>
             </w:tabs>
             <w:rPr>
+              <w:rFonts w:eastAsiaTheme="minorEastAsia"/>
+              <w:b w:val="0"/>
+              <w:bCs w:val="0"/>
               <w:noProof/>
               <w:sz w:val="20"/>
               <w:szCs w:val="20"/>
             </w:rPr>
           </w:pPr>
-          <w:hyperlink w:anchor="_Toc220489385" w:history="1">
+          <w:hyperlink w:anchor="_Toc220678898" w:history="1">
             <w:r>
               <w:rPr>
                 <w:rStyle w:val="Hyperlink"/>
@@ -803,7 +2382,7 @@
                 <w:sz w:val="20"/>
                 <w:szCs w:val="20"/>
               </w:rPr>
-              <w:instrText xml:space="preserve"> PAGEREF _Toc220489385 \h </w:instrText>
+              <w:instrText xml:space="preserve"> PAGEREF _Toc220678898 \h </w:instrText>
             </w:r>
             <w:r>
               <w:rPr>
@@ -829,7 +2408,7 @@
                 <w:sz w:val="20"/>
                 <w:szCs w:val="20"/>
               </w:rPr>
-              <w:t>8</w:t>
+              <w:t>22</w:t>
             </w:r>
             <w:r>
               <w:rPr>
@@ -849,12 +2428,15 @@
               <w:tab w:val="right" w:leader="dot" w:pos="9350"/>
             </w:tabs>
             <w:rPr>
+              <w:rFonts w:eastAsiaTheme="minorEastAsia"/>
+              <w:b w:val="0"/>
+              <w:bCs w:val="0"/>
               <w:noProof/>
               <w:sz w:val="20"/>
               <w:szCs w:val="20"/>
             </w:rPr>
           </w:pPr>
-          <w:hyperlink w:anchor="_Toc220489386" w:history="1">
+          <w:hyperlink w:anchor="_Toc220678899" w:history="1">
             <w:r>
               <w:rPr>
                 <w:rStyle w:val="Hyperlink"/>
@@ -889,7 +2471,7 @@
                 <w:sz w:val="20"/>
                 <w:szCs w:val="20"/>
               </w:rPr>
-              <w:instrText xml:space="preserve"> PAGEREF _Toc220489386 \h </w:instrText>
+              <w:instrText xml:space="preserve"> PAGEREF _Toc220678899 \h </w:instrText>
             </w:r>
             <w:r>
               <w:rPr>
@@ -915,7 +2497,7 @@
                 <w:sz w:val="20"/>
                 <w:szCs w:val="20"/>
               </w:rPr>
-              <w:t>11</w:t>
+              <w:t>25</w:t>
             </w:r>
             <w:r>
               <w:rPr>
@@ -935,12 +2517,15 @@
               <w:tab w:val="right" w:leader="dot" w:pos="9350"/>
             </w:tabs>
             <w:rPr>
+              <w:rFonts w:eastAsiaTheme="minorEastAsia"/>
+              <w:b w:val="0"/>
+              <w:bCs w:val="0"/>
               <w:noProof/>
               <w:sz w:val="20"/>
               <w:szCs w:val="20"/>
             </w:rPr>
           </w:pPr>
-          <w:hyperlink w:anchor="_Toc220489387" w:history="1">
+          <w:hyperlink w:anchor="_Toc220678900" w:history="1">
             <w:r>
               <w:rPr>
                 <w:rStyle w:val="Hyperlink"/>
@@ -975,7 +2560,7 @@
                 <w:sz w:val="20"/>
                 <w:szCs w:val="20"/>
               </w:rPr>
-              <w:instrText xml:space="preserve"> PAGEREF _Toc220489387 \h </w:instrText>
+              <w:instrText xml:space="preserve"> PAGEREF _Toc220678900 \h </w:instrText>
             </w:r>
             <w:r>
               <w:rPr>
@@ -1001,7 +2586,7 @@
                 <w:sz w:val="20"/>
                 <w:szCs w:val="20"/>
               </w:rPr>
-              <w:t>11</w:t>
+              <w:t>25</w:t>
             </w:r>
             <w:r>
               <w:rPr>
@@ -1021,12 +2606,15 @@
               <w:tab w:val="right" w:leader="dot" w:pos="9350"/>
             </w:tabs>
             <w:rPr>
+              <w:rFonts w:eastAsiaTheme="minorEastAsia"/>
+              <w:b w:val="0"/>
+              <w:bCs w:val="0"/>
               <w:noProof/>
               <w:sz w:val="20"/>
               <w:szCs w:val="20"/>
             </w:rPr>
           </w:pPr>
-          <w:hyperlink w:anchor="_Toc220489388" w:history="1">
+          <w:hyperlink w:anchor="_Toc220678901" w:history="1">
             <w:r>
               <w:rPr>
                 <w:rStyle w:val="Hyperlink"/>
@@ -1061,7 +2649,7 @@
                 <w:sz w:val="20"/>
                 <w:szCs w:val="20"/>
               </w:rPr>
-              <w:instrText xml:space="preserve"> PAGEREF _Toc220489388 \h </w:instrText>
+              <w:instrText xml:space="preserve"> PAGEREF _Toc220678901 \h </w:instrText>
             </w:r>
             <w:r>
               <w:rPr>
@@ -1087,7 +2675,7 @@
                 <w:sz w:val="20"/>
                 <w:szCs w:val="20"/>
               </w:rPr>
-              <w:t>11</w:t>
+              <w:t>25</w:t>
             </w:r>
             <w:r>
               <w:rPr>
@@ -1107,12 +2695,15 @@
               <w:tab w:val="right" w:leader="dot" w:pos="9350"/>
             </w:tabs>
             <w:rPr>
+              <w:rFonts w:eastAsiaTheme="minorEastAsia"/>
+              <w:b w:val="0"/>
+              <w:bCs w:val="0"/>
               <w:noProof/>
               <w:sz w:val="20"/>
               <w:szCs w:val="20"/>
             </w:rPr>
           </w:pPr>
-          <w:hyperlink w:anchor="_Toc220489389" w:history="1">
+          <w:hyperlink w:anchor="_Toc220678902" w:history="1">
             <w:r>
               <w:rPr>
                 <w:rStyle w:val="Hyperlink"/>
@@ -1147,7 +2738,7 @@
                 <w:sz w:val="20"/>
                 <w:szCs w:val="20"/>
               </w:rPr>
-              <w:instrText xml:space="preserve"> PAGEREF _Toc220489389 \h </w:instrText>
+              <w:instrText xml:space="preserve"> PAGEREF _Toc220678902 \h </w:instrText>
             </w:r>
             <w:r>
               <w:rPr>
@@ -1173,7 +2764,7 @@
                 <w:sz w:val="20"/>
                 <w:szCs w:val="20"/>
               </w:rPr>
-              <w:t>11</w:t>
+              <w:t>25</w:t>
             </w:r>
             <w:r>
               <w:rPr>
@@ -1193,10 +2784,11 @@
               <w:tab w:val="right" w:leader="dot" w:pos="9350"/>
             </w:tabs>
             <w:rPr>
+              <w:rFonts w:eastAsiaTheme="minorEastAsia"/>
               <w:noProof/>
             </w:rPr>
           </w:pPr>
-          <w:hyperlink w:anchor="_Toc220489390" w:history="1">
+          <w:hyperlink w:anchor="_Toc220678903" w:history="1">
             <w:r>
               <w:rPr>
                 <w:rStyle w:val="Hyperlink"/>
@@ -1231,7 +2823,7 @@
                 <w:noProof/>
                 <w:webHidden/>
               </w:rPr>
-              <w:instrText xml:space="preserve"> PAGEREF _Toc220489390 \h </w:instrText>
+              <w:instrText xml:space="preserve"> PAGEREF _Toc220678903 \h </w:instrText>
             </w:r>
             <w:r>
               <w:rPr>
@@ -1251,7 +2843,7 @@
                 <w:noProof/>
                 <w:webHidden/>
               </w:rPr>
-              <w:t>11</w:t>
+              <w:t>26</w:t>
             </w:r>
             <w:r>
               <w:rPr>
@@ -1269,10 +2861,11 @@
               <w:tab w:val="right" w:leader="dot" w:pos="9350"/>
             </w:tabs>
             <w:rPr>
+              <w:rFonts w:eastAsiaTheme="minorEastAsia"/>
               <w:noProof/>
             </w:rPr>
           </w:pPr>
-          <w:hyperlink w:anchor="_Toc220489391" w:history="1">
+          <w:hyperlink w:anchor="_Toc220678904" w:history="1">
             <w:r>
               <w:rPr>
                 <w:rStyle w:val="Hyperlink"/>
@@ -1299,7 +2892,7 @@
                 <w:noProof/>
                 <w:webHidden/>
               </w:rPr>
-              <w:instrText xml:space="preserve"> PAGEREF _Toc220489391 \h </w:instrText>
+              <w:instrText xml:space="preserve"> PAGEREF _Toc220678904 \h </w:instrText>
             </w:r>
             <w:r>
               <w:rPr>
@@ -1319,7 +2912,7 @@
                 <w:noProof/>
                 <w:webHidden/>
               </w:rPr>
-              <w:t>16</w:t>
+              <w:t>30</w:t>
             </w:r>
             <w:r>
               <w:rPr>
@@ -1349,9 +2942,11 @@
       <w:pPr>
         <w:pStyle w:val="Heading1"/>
       </w:pPr>
+      <w:bookmarkStart w:id="0" w:name="_Toc220678872"/>
       <w:r>
         <w:t>Overview of the System</w:t>
       </w:r>
+      <w:bookmarkEnd w:id="0"/>
     </w:p>
     <w:p/>
     <w:p>
@@ -1868,803 +3463,805 @@
           <w:sz w:val="18"/>
           <w:szCs w:val="18"/>
         </w:rPr>
+        <w:t xml:space="preserve">    type: </w:t>
+      </w:r>
+      <w:r>
+        <w:rPr>
+          <w:rFonts w:ascii="Consolas" w:hAnsi="Consolas" w:cs="Consolas"/>
+          <w:color w:val="0B769F" w:themeColor="accent4" w:themeShade="BF"/>
+          <w:sz w:val="18"/>
+          <w:szCs w:val="18"/>
+        </w:rPr>
+        <w:t>str</w:t>
+      </w:r>
+    </w:p>
+    <w:p>
+      <w:pPr>
+        <w:rPr>
+          <w:rFonts w:ascii="Consolas" w:hAnsi="Consolas" w:cs="Consolas"/>
+          <w:sz w:val="18"/>
+          <w:szCs w:val="18"/>
+        </w:rPr>
+      </w:pPr>
+      <w:r>
+        <w:rPr>
+          <w:rFonts w:ascii="Consolas" w:hAnsi="Consolas" w:cs="Consolas"/>
+          <w:sz w:val="18"/>
+          <w:szCs w:val="18"/>
+        </w:rPr>
+        <w:t xml:space="preserve">    complexity: </w:t>
+      </w:r>
+      <w:r>
+        <w:rPr>
+          <w:rFonts w:ascii="Consolas" w:hAnsi="Consolas" w:cs="Consolas"/>
+          <w:color w:val="0B769F" w:themeColor="accent4" w:themeShade="BF"/>
+          <w:sz w:val="18"/>
+          <w:szCs w:val="18"/>
+        </w:rPr>
+        <w:t>float</w:t>
+      </w:r>
+    </w:p>
+    <w:p>
+      <w:pPr>
+        <w:rPr>
+          <w:rFonts w:ascii="Consolas" w:hAnsi="Consolas" w:cs="Consolas"/>
+          <w:sz w:val="18"/>
+          <w:szCs w:val="18"/>
+        </w:rPr>
+      </w:pPr>
+      <w:r>
+        <w:rPr>
+          <w:rFonts w:ascii="Consolas" w:hAnsi="Consolas" w:cs="Consolas"/>
+          <w:sz w:val="18"/>
+          <w:szCs w:val="18"/>
+        </w:rPr>
+        <w:t xml:space="preserve">    requirements: </w:t>
+      </w:r>
+      <w:r>
+        <w:rPr>
+          <w:rFonts w:ascii="Consolas" w:hAnsi="Consolas" w:cs="Consolas"/>
+          <w:color w:val="0B769F" w:themeColor="accent4" w:themeShade="BF"/>
+          <w:sz w:val="18"/>
+          <w:szCs w:val="18"/>
+        </w:rPr>
+        <w:t>List</w:t>
+      </w:r>
+      <w:r>
+        <w:rPr>
+          <w:rFonts w:ascii="Consolas" w:hAnsi="Consolas" w:cs="Consolas"/>
+          <w:sz w:val="18"/>
+          <w:szCs w:val="18"/>
+        </w:rPr>
+        <w:t>[</w:t>
+      </w:r>
+      <w:r>
+        <w:rPr>
+          <w:rFonts w:ascii="Consolas" w:hAnsi="Consolas" w:cs="Consolas"/>
+          <w:color w:val="0B769F" w:themeColor="accent4" w:themeShade="BF"/>
+          <w:sz w:val="18"/>
+          <w:szCs w:val="18"/>
+        </w:rPr>
+        <w:t>str</w:t>
+      </w:r>
+      <w:r>
+        <w:rPr>
+          <w:rFonts w:ascii="Consolas" w:hAnsi="Consolas" w:cs="Consolas"/>
+          <w:sz w:val="18"/>
+          <w:szCs w:val="18"/>
+        </w:rPr>
+        <w:t>]</w:t>
+      </w:r>
+    </w:p>
+    <w:p>
+      <w:pPr>
+        <w:rPr>
+          <w:rFonts w:ascii="Consolas" w:hAnsi="Consolas" w:cs="Consolas"/>
+          <w:sz w:val="18"/>
+          <w:szCs w:val="18"/>
+        </w:rPr>
+      </w:pPr>
+      <w:r>
+        <w:rPr>
+          <w:rFonts w:ascii="Consolas" w:hAnsi="Consolas" w:cs="Consolas"/>
+          <w:sz w:val="18"/>
+          <w:szCs w:val="18"/>
+        </w:rPr>
+        <w:t xml:space="preserve">    deadline: </w:t>
+      </w:r>
+      <w:r>
+        <w:rPr>
+          <w:rFonts w:ascii="Consolas" w:hAnsi="Consolas" w:cs="Consolas"/>
+          <w:color w:val="0B769F" w:themeColor="accent4" w:themeShade="BF"/>
+          <w:sz w:val="18"/>
+          <w:szCs w:val="18"/>
+        </w:rPr>
+        <w:t>float</w:t>
+      </w:r>
+    </w:p>
+    <w:p>
+      <w:pPr>
+        <w:rPr>
+          <w:rFonts w:ascii="Consolas" w:hAnsi="Consolas" w:cs="Consolas"/>
+          <w:sz w:val="18"/>
+          <w:szCs w:val="18"/>
+        </w:rPr>
+      </w:pPr>
+      <w:r>
+        <w:rPr>
+          <w:rFonts w:ascii="Consolas" w:hAnsi="Consolas" w:cs="Consolas"/>
+          <w:sz w:val="18"/>
+          <w:szCs w:val="18"/>
+        </w:rPr>
+        <w:t xml:space="preserve">    priority: </w:t>
+      </w:r>
+      <w:r>
+        <w:rPr>
+          <w:rFonts w:ascii="Consolas" w:hAnsi="Consolas" w:cs="Consolas"/>
+          <w:color w:val="0B769F" w:themeColor="accent4" w:themeShade="BF"/>
+          <w:sz w:val="18"/>
+          <w:szCs w:val="18"/>
+        </w:rPr>
+        <w:t>float</w:t>
+      </w:r>
+    </w:p>
+    <w:p>
+      <w:pPr>
+        <w:rPr>
+          <w:rFonts w:ascii="Consolas" w:hAnsi="Consolas" w:cs="Consolas"/>
+          <w:sz w:val="18"/>
+          <w:szCs w:val="18"/>
+        </w:rPr>
+      </w:pPr>
+      <w:r>
+        <w:rPr>
+          <w:rFonts w:ascii="Consolas" w:hAnsi="Consolas" w:cs="Consolas"/>
+          <w:sz w:val="18"/>
+          <w:szCs w:val="18"/>
+        </w:rPr>
+        <w:t xml:space="preserve">    status: </w:t>
+      </w:r>
+      <w:r>
+        <w:rPr>
+          <w:rFonts w:ascii="Consolas" w:hAnsi="Consolas" w:cs="Consolas"/>
+          <w:color w:val="0B769F" w:themeColor="accent4" w:themeShade="BF"/>
+          <w:sz w:val="18"/>
+          <w:szCs w:val="18"/>
+        </w:rPr>
+        <w:t>str</w:t>
+      </w:r>
+      <w:r>
+        <w:rPr>
+          <w:rFonts w:ascii="Consolas" w:hAnsi="Consolas" w:cs="Consolas"/>
+          <w:sz w:val="18"/>
+          <w:szCs w:val="18"/>
+        </w:rPr>
+        <w:t xml:space="preserve"> = </w:t>
+      </w:r>
+      <w:r>
+        <w:rPr>
+          <w:rFonts w:ascii="Consolas" w:hAnsi="Consolas" w:cs="Consolas"/>
+          <w:color w:val="4EA72E" w:themeColor="accent6"/>
+          <w:sz w:val="18"/>
+          <w:szCs w:val="18"/>
+        </w:rPr>
+        <w:t>"pending"</w:t>
+      </w:r>
+    </w:p>
+    <w:p>
+      <w:pPr>
+        <w:rPr>
+          <w:rFonts w:ascii="Consolas" w:hAnsi="Consolas" w:cs="Consolas"/>
+          <w:sz w:val="18"/>
+          <w:szCs w:val="18"/>
+        </w:rPr>
+      </w:pPr>
+      <w:r>
+        <w:rPr>
+          <w:rFonts w:ascii="Consolas" w:hAnsi="Consolas" w:cs="Consolas"/>
+          <w:sz w:val="18"/>
+          <w:szCs w:val="18"/>
+        </w:rPr>
+        <w:t xml:space="preserve">    assigned_agent: </w:t>
+      </w:r>
+      <w:r>
+        <w:rPr>
+          <w:rFonts w:ascii="Consolas" w:hAnsi="Consolas" w:cs="Consolas"/>
+          <w:color w:val="0B769F" w:themeColor="accent4" w:themeShade="BF"/>
+          <w:sz w:val="18"/>
+          <w:szCs w:val="18"/>
+        </w:rPr>
+        <w:t>Optional</w:t>
+      </w:r>
+      <w:r>
+        <w:rPr>
+          <w:rFonts w:ascii="Consolas" w:hAnsi="Consolas" w:cs="Consolas"/>
+          <w:sz w:val="18"/>
+          <w:szCs w:val="18"/>
+        </w:rPr>
+        <w:t>[</w:t>
+      </w:r>
+      <w:r>
+        <w:rPr>
+          <w:rFonts w:ascii="Consolas" w:hAnsi="Consolas" w:cs="Consolas"/>
+          <w:color w:val="0B769F" w:themeColor="accent4" w:themeShade="BF"/>
+          <w:sz w:val="18"/>
+          <w:szCs w:val="18"/>
+        </w:rPr>
+        <w:t>str</w:t>
+      </w:r>
+      <w:r>
+        <w:rPr>
+          <w:rFonts w:ascii="Consolas" w:hAnsi="Consolas" w:cs="Consolas"/>
+          <w:sz w:val="18"/>
+          <w:szCs w:val="18"/>
+        </w:rPr>
+        <w:t xml:space="preserve">] = </w:t>
+      </w:r>
+      <w:r>
+        <w:rPr>
+          <w:rFonts w:ascii="Consolas" w:hAnsi="Consolas" w:cs="Consolas"/>
+          <w:color w:val="F52D07"/>
+          <w:sz w:val="18"/>
+          <w:szCs w:val="18"/>
+        </w:rPr>
+        <w:t>None</w:t>
+      </w:r>
+    </w:p>
+    <w:p>
+      <w:pPr>
+        <w:rPr>
+          <w:rFonts w:ascii="Consolas" w:hAnsi="Consolas" w:cs="Consolas"/>
+          <w:sz w:val="18"/>
+          <w:szCs w:val="18"/>
+        </w:rPr>
+      </w:pPr>
+      <w:r>
+        <w:rPr>
+          <w:rFonts w:ascii="Consolas" w:hAnsi="Consolas" w:cs="Consolas"/>
+          <w:sz w:val="18"/>
+          <w:szCs w:val="18"/>
+        </w:rPr>
+        <w:t xml:space="preserve">    completion_time: </w:t>
+      </w:r>
+      <w:r>
+        <w:rPr>
+          <w:rFonts w:ascii="Consolas" w:hAnsi="Consolas" w:cs="Consolas"/>
+          <w:color w:val="0B769F" w:themeColor="accent4" w:themeShade="BF"/>
+          <w:sz w:val="18"/>
+          <w:szCs w:val="18"/>
+        </w:rPr>
+        <w:t>Optional</w:t>
+      </w:r>
+      <w:r>
+        <w:rPr>
+          <w:rFonts w:ascii="Consolas" w:hAnsi="Consolas" w:cs="Consolas"/>
+          <w:sz w:val="18"/>
+          <w:szCs w:val="18"/>
+        </w:rPr>
+        <w:t>[</w:t>
+      </w:r>
+      <w:r>
+        <w:rPr>
+          <w:rFonts w:ascii="Consolas" w:hAnsi="Consolas" w:cs="Consolas"/>
+          <w:color w:val="0B769F" w:themeColor="accent4" w:themeShade="BF"/>
+          <w:sz w:val="18"/>
+          <w:szCs w:val="18"/>
+        </w:rPr>
+        <w:t>float</w:t>
+      </w:r>
+      <w:r>
+        <w:rPr>
+          <w:rFonts w:ascii="Consolas" w:hAnsi="Consolas" w:cs="Consolas"/>
+          <w:sz w:val="18"/>
+          <w:szCs w:val="18"/>
+        </w:rPr>
+        <w:t xml:space="preserve">] = </w:t>
+      </w:r>
+      <w:r>
+        <w:rPr>
+          <w:rFonts w:ascii="Consolas" w:hAnsi="Consolas" w:cs="Consolas"/>
+          <w:color w:val="F52D07"/>
+          <w:sz w:val="18"/>
+          <w:szCs w:val="18"/>
+        </w:rPr>
+        <w:t>None</w:t>
+      </w:r>
+    </w:p>
+    <w:p>
+      <w:pPr>
+        <w:rPr>
+          <w:rFonts w:ascii="Consolas" w:hAnsi="Consolas" w:cs="Consolas"/>
+          <w:sz w:val="18"/>
+          <w:szCs w:val="18"/>
+        </w:rPr>
+      </w:pPr>
+      <w:r>
+        <w:rPr>
+          <w:rFonts w:ascii="Consolas" w:hAnsi="Consolas" w:cs="Consolas"/>
+          <w:sz w:val="18"/>
+          <w:szCs w:val="18"/>
+        </w:rPr>
+        <w:t xml:space="preserve">    quality_score: </w:t>
+      </w:r>
+      <w:r>
+        <w:rPr>
+          <w:rFonts w:ascii="Consolas" w:hAnsi="Consolas" w:cs="Consolas"/>
+          <w:color w:val="0B769F" w:themeColor="accent4" w:themeShade="BF"/>
+          <w:sz w:val="18"/>
+          <w:szCs w:val="18"/>
+        </w:rPr>
+        <w:t>Optional</w:t>
+      </w:r>
+      <w:r>
+        <w:rPr>
+          <w:rFonts w:ascii="Consolas" w:hAnsi="Consolas" w:cs="Consolas"/>
+          <w:sz w:val="18"/>
+          <w:szCs w:val="18"/>
+        </w:rPr>
+        <w:t>[</w:t>
+      </w:r>
+      <w:r>
+        <w:rPr>
+          <w:rFonts w:ascii="Consolas" w:hAnsi="Consolas" w:cs="Consolas"/>
+          <w:color w:val="0B769F" w:themeColor="accent4" w:themeShade="BF"/>
+          <w:sz w:val="18"/>
+          <w:szCs w:val="18"/>
+        </w:rPr>
+        <w:t>float</w:t>
+      </w:r>
+      <w:r>
+        <w:rPr>
+          <w:rFonts w:ascii="Consolas" w:hAnsi="Consolas" w:cs="Consolas"/>
+          <w:sz w:val="18"/>
+          <w:szCs w:val="18"/>
+        </w:rPr>
+        <w:t xml:space="preserve">] = </w:t>
+      </w:r>
+      <w:r>
+        <w:rPr>
+          <w:rFonts w:ascii="Consolas" w:hAnsi="Consolas" w:cs="Consolas"/>
+          <w:color w:val="F52D07"/>
+          <w:sz w:val="18"/>
+          <w:szCs w:val="18"/>
+        </w:rPr>
+        <w:t>None</w:t>
+      </w:r>
+    </w:p>
+    <w:p>
+      <w:pPr>
+        <w:rPr>
+          <w:rFonts w:ascii="Consolas" w:hAnsi="Consolas" w:cs="Consolas"/>
+          <w:sz w:val="18"/>
+          <w:szCs w:val="18"/>
+        </w:rPr>
+      </w:pPr>
+    </w:p>
+    <w:p>
+      <w:pPr>
+        <w:rPr>
+          <w:rFonts w:ascii="Consolas" w:hAnsi="Consolas" w:cs="Consolas"/>
+          <w:color w:val="FFC000"/>
+          <w:sz w:val="18"/>
+          <w:szCs w:val="18"/>
+        </w:rPr>
+      </w:pPr>
+      <w:r>
+        <w:rPr>
+          <w:rFonts w:ascii="Consolas" w:hAnsi="Consolas" w:cs="Consolas"/>
+          <w:color w:val="FFC000"/>
+          <w:sz w:val="18"/>
+          <w:szCs w:val="18"/>
+        </w:rPr>
+        <w:t>@dataclass</w:t>
+      </w:r>
+    </w:p>
+    <w:p>
+      <w:pPr>
+        <w:rPr>
+          <w:rFonts w:ascii="Consolas" w:hAnsi="Consolas" w:cs="Consolas"/>
+          <w:sz w:val="18"/>
+          <w:szCs w:val="18"/>
+        </w:rPr>
+      </w:pPr>
+      <w:r>
+        <w:rPr>
+          <w:rFonts w:ascii="Consolas" w:hAnsi="Consolas" w:cs="Consolas"/>
+          <w:color w:val="C00000"/>
+          <w:sz w:val="18"/>
+          <w:szCs w:val="18"/>
+        </w:rPr>
+        <w:t>class</w:t>
+      </w:r>
+      <w:r>
+        <w:rPr>
+          <w:rFonts w:ascii="Consolas" w:hAnsi="Consolas" w:cs="Consolas"/>
+          <w:sz w:val="18"/>
+          <w:szCs w:val="18"/>
+        </w:rPr>
+        <w:t xml:space="preserve"> </w:t>
+      </w:r>
+      <w:r>
+        <w:rPr>
+          <w:rFonts w:ascii="Consolas" w:hAnsi="Consolas" w:cs="Consolas"/>
+          <w:color w:val="0B769F" w:themeColor="accent4" w:themeShade="BF"/>
+          <w:sz w:val="18"/>
+          <w:szCs w:val="18"/>
+        </w:rPr>
+        <w:t>AgentState</w:t>
+      </w:r>
+      <w:r>
+        <w:rPr>
+          <w:rFonts w:ascii="Consolas" w:hAnsi="Consolas" w:cs="Consolas"/>
+          <w:sz w:val="18"/>
+          <w:szCs w:val="18"/>
+        </w:rPr>
+        <w:t>:</w:t>
+      </w:r>
+    </w:p>
+    <w:p>
+      <w:pPr>
+        <w:rPr>
+          <w:rFonts w:ascii="Consolas" w:hAnsi="Consolas" w:cs="Consolas"/>
+          <w:sz w:val="18"/>
+          <w:szCs w:val="18"/>
+        </w:rPr>
+      </w:pPr>
+      <w:r>
+        <w:rPr>
+          <w:rFonts w:ascii="Consolas" w:hAnsi="Consolas" w:cs="Consolas"/>
+          <w:sz w:val="18"/>
+          <w:szCs w:val="18"/>
+        </w:rPr>
+        <w:t xml:space="preserve">    </w:t>
+      </w:r>
+      <w:r>
+        <w:rPr>
+          <w:rFonts w:ascii="Consolas" w:hAnsi="Consolas" w:cs="Consolas"/>
+          <w:color w:val="3A7C22" w:themeColor="accent6" w:themeShade="BF"/>
+          <w:sz w:val="18"/>
+          <w:szCs w:val="18"/>
+        </w:rPr>
+        <w:t>"""Tracks individual agent state"""</w:t>
+      </w:r>
+    </w:p>
+    <w:p>
+      <w:pPr>
+        <w:rPr>
+          <w:rFonts w:ascii="Consolas" w:hAnsi="Consolas" w:cs="Consolas"/>
+          <w:sz w:val="18"/>
+          <w:szCs w:val="18"/>
+        </w:rPr>
+      </w:pPr>
+      <w:r>
+        <w:rPr>
+          <w:rFonts w:ascii="Consolas" w:hAnsi="Consolas" w:cs="Consolas"/>
+          <w:sz w:val="18"/>
+          <w:szCs w:val="18"/>
+        </w:rPr>
+        <w:t xml:space="preserve">    id: </w:t>
+      </w:r>
+      <w:r>
+        <w:rPr>
+          <w:rFonts w:ascii="Consolas" w:hAnsi="Consolas" w:cs="Consolas"/>
+          <w:color w:val="0B769F" w:themeColor="accent4" w:themeShade="BF"/>
+          <w:sz w:val="18"/>
+          <w:szCs w:val="18"/>
+        </w:rPr>
+        <w:t>str</w:t>
+      </w:r>
+    </w:p>
+    <w:p>
+      <w:pPr>
+        <w:rPr>
+          <w:rFonts w:ascii="Consolas" w:hAnsi="Consolas" w:cs="Consolas"/>
+          <w:sz w:val="18"/>
+          <w:szCs w:val="18"/>
+        </w:rPr>
+      </w:pPr>
+      <w:r>
+        <w:rPr>
+          <w:rFonts w:ascii="Consolas" w:hAnsi="Consolas" w:cs="Consolas"/>
+          <w:sz w:val="18"/>
+          <w:szCs w:val="18"/>
+        </w:rPr>
+        <w:t xml:space="preserve">    role: </w:t>
+      </w:r>
+      <w:r>
+        <w:rPr>
+          <w:rFonts w:ascii="Consolas" w:hAnsi="Consolas" w:cs="Consolas"/>
+          <w:color w:val="0B769F" w:themeColor="accent4" w:themeShade="BF"/>
+          <w:sz w:val="18"/>
+          <w:szCs w:val="18"/>
+        </w:rPr>
+        <w:t>AgentRole</w:t>
+      </w:r>
+    </w:p>
+    <w:p>
+      <w:pPr>
+        <w:rPr>
+          <w:rFonts w:ascii="Consolas" w:hAnsi="Consolas" w:cs="Consolas"/>
+          <w:sz w:val="18"/>
+          <w:szCs w:val="18"/>
+        </w:rPr>
+      </w:pPr>
+      <w:r>
+        <w:rPr>
+          <w:rFonts w:ascii="Consolas" w:hAnsi="Consolas" w:cs="Consolas"/>
+          <w:sz w:val="18"/>
+          <w:szCs w:val="18"/>
+        </w:rPr>
+        <w:t xml:space="preserve">    capacity: </w:t>
+      </w:r>
+      <w:r>
+        <w:rPr>
+          <w:rFonts w:ascii="Consolas" w:hAnsi="Consolas" w:cs="Consolas"/>
+          <w:color w:val="0B769F" w:themeColor="accent4" w:themeShade="BF"/>
+          <w:sz w:val="18"/>
+          <w:szCs w:val="18"/>
+        </w:rPr>
+        <w:t>float</w:t>
+      </w:r>
+    </w:p>
+    <w:p>
+      <w:pPr>
+        <w:rPr>
+          <w:rFonts w:ascii="Consolas" w:hAnsi="Consolas" w:cs="Consolas"/>
+          <w:sz w:val="18"/>
+          <w:szCs w:val="18"/>
+        </w:rPr>
+      </w:pPr>
+      <w:r>
+        <w:rPr>
+          <w:rFonts w:ascii="Consolas" w:hAnsi="Consolas" w:cs="Consolas"/>
+          <w:sz w:val="18"/>
+          <w:szCs w:val="18"/>
+        </w:rPr>
+        <w:t xml:space="preserve">    expertise: </w:t>
+      </w:r>
+      <w:r>
+        <w:rPr>
+          <w:rFonts w:ascii="Consolas" w:hAnsi="Consolas" w:cs="Consolas"/>
+          <w:color w:val="0B769F" w:themeColor="accent4" w:themeShade="BF"/>
+          <w:sz w:val="18"/>
+          <w:szCs w:val="18"/>
+        </w:rPr>
+        <w:t>Dict</w:t>
+      </w:r>
+      <w:r>
+        <w:rPr>
+          <w:rFonts w:ascii="Consolas" w:hAnsi="Consolas" w:cs="Consolas"/>
+          <w:sz w:val="18"/>
+          <w:szCs w:val="18"/>
+        </w:rPr>
+        <w:t>[</w:t>
+      </w:r>
+      <w:r>
+        <w:rPr>
+          <w:rFonts w:ascii="Consolas" w:hAnsi="Consolas" w:cs="Consolas"/>
+          <w:color w:val="0B769F" w:themeColor="accent4" w:themeShade="BF"/>
+          <w:sz w:val="18"/>
+          <w:szCs w:val="18"/>
+        </w:rPr>
+        <w:t>str</w:t>
+      </w:r>
+      <w:r>
+        <w:rPr>
+          <w:rFonts w:ascii="Consolas" w:hAnsi="Consolas" w:cs="Consolas"/>
+          <w:sz w:val="18"/>
+          <w:szCs w:val="18"/>
+        </w:rPr>
+        <w:t xml:space="preserve">, </w:t>
+      </w:r>
+      <w:r>
+        <w:rPr>
+          <w:rFonts w:ascii="Consolas" w:hAnsi="Consolas" w:cs="Consolas"/>
+          <w:color w:val="0B769F" w:themeColor="accent4" w:themeShade="BF"/>
+          <w:sz w:val="18"/>
+          <w:szCs w:val="18"/>
+        </w:rPr>
+        <w:t>float</w:t>
+      </w:r>
+      <w:r>
+        <w:rPr>
+          <w:rFonts w:ascii="Consolas" w:hAnsi="Consolas" w:cs="Consolas"/>
+          <w:sz w:val="18"/>
+          <w:szCs w:val="18"/>
+        </w:rPr>
+        <w:t>]</w:t>
+      </w:r>
+    </w:p>
+    <w:p>
+      <w:pPr>
+        <w:rPr>
+          <w:rFonts w:ascii="Consolas" w:hAnsi="Consolas" w:cs="Consolas"/>
+          <w:sz w:val="18"/>
+          <w:szCs w:val="18"/>
+        </w:rPr>
+      </w:pPr>
+      <w:r>
+        <w:rPr>
+          <w:rFonts w:ascii="Consolas" w:hAnsi="Consolas" w:cs="Consolas"/>
+          <w:sz w:val="18"/>
+          <w:szCs w:val="18"/>
+        </w:rPr>
+        <w:t xml:space="preserve">    current_load: </w:t>
+      </w:r>
+      <w:r>
+        <w:rPr>
+          <w:rFonts w:ascii="Consolas" w:hAnsi="Consolas" w:cs="Consolas"/>
+          <w:color w:val="0B769F" w:themeColor="accent4" w:themeShade="BF"/>
+          <w:sz w:val="18"/>
+          <w:szCs w:val="18"/>
+        </w:rPr>
+        <w:t>float</w:t>
+      </w:r>
+      <w:r>
+        <w:rPr>
+          <w:rFonts w:ascii="Consolas" w:hAnsi="Consolas" w:cs="Consolas"/>
+          <w:sz w:val="18"/>
+          <w:szCs w:val="18"/>
+        </w:rPr>
+        <w:t xml:space="preserve"> = </w:t>
+      </w:r>
+      <w:r>
+        <w:rPr>
+          <w:rFonts w:ascii="Consolas" w:hAnsi="Consolas" w:cs="Consolas"/>
+          <w:color w:val="0F9ED5" w:themeColor="accent4"/>
+          <w:sz w:val="18"/>
+          <w:szCs w:val="18"/>
+        </w:rPr>
+        <w:t>0.0</w:t>
+      </w:r>
+    </w:p>
+    <w:p>
+      <w:pPr>
+        <w:rPr>
+          <w:rFonts w:ascii="Consolas" w:hAnsi="Consolas" w:cs="Consolas"/>
+          <w:sz w:val="18"/>
+          <w:szCs w:val="18"/>
+        </w:rPr>
+      </w:pPr>
+      <w:r>
+        <w:rPr>
+          <w:rFonts w:ascii="Consolas" w:hAnsi="Consolas" w:cs="Consolas"/>
+          <w:sz w:val="18"/>
+          <w:szCs w:val="18"/>
+        </w:rPr>
+        <w:t xml:space="preserve">    completed_tasks: </w:t>
+      </w:r>
+      <w:r>
+        <w:rPr>
+          <w:rFonts w:ascii="Consolas" w:hAnsi="Consolas" w:cs="Consolas"/>
+          <w:color w:val="0B769F" w:themeColor="accent4" w:themeShade="BF"/>
+          <w:sz w:val="18"/>
+          <w:szCs w:val="18"/>
+        </w:rPr>
+        <w:t>int</w:t>
+      </w:r>
+      <w:r>
+        <w:rPr>
+          <w:rFonts w:ascii="Consolas" w:hAnsi="Consolas" w:cs="Consolas"/>
+          <w:sz w:val="18"/>
+          <w:szCs w:val="18"/>
+        </w:rPr>
+        <w:t xml:space="preserve"> =</w:t>
+      </w:r>
+      <w:r>
+        <w:rPr>
+          <w:rFonts w:ascii="Consolas" w:hAnsi="Consolas" w:cs="Consolas"/>
+          <w:color w:val="0F9ED5" w:themeColor="accent4"/>
+          <w:sz w:val="18"/>
+          <w:szCs w:val="18"/>
+        </w:rPr>
+        <w:t xml:space="preserve"> 0</w:t>
+      </w:r>
+    </w:p>
+    <w:p>
+      <w:pPr>
+        <w:rPr>
+          <w:rFonts w:ascii="Consolas" w:hAnsi="Consolas" w:cs="Consolas"/>
+          <w:sz w:val="18"/>
+          <w:szCs w:val="18"/>
+        </w:rPr>
+      </w:pPr>
+      <w:r>
+        <w:rPr>
+          <w:rFonts w:ascii="Consolas" w:hAnsi="Consolas" w:cs="Consolas"/>
+          <w:sz w:val="18"/>
+          <w:szCs w:val="18"/>
+        </w:rPr>
+        <w:t xml:space="preserve">    success_rate: </w:t>
+      </w:r>
+      <w:r>
+        <w:rPr>
+          <w:rFonts w:ascii="Consolas" w:hAnsi="Consolas" w:cs="Consolas"/>
+          <w:color w:val="0B769F" w:themeColor="accent4" w:themeShade="BF"/>
+          <w:sz w:val="18"/>
+          <w:szCs w:val="18"/>
+        </w:rPr>
+        <w:t>float</w:t>
+      </w:r>
+      <w:r>
+        <w:rPr>
+          <w:rFonts w:ascii="Consolas" w:hAnsi="Consolas" w:cs="Consolas"/>
+          <w:sz w:val="18"/>
+          <w:szCs w:val="18"/>
+        </w:rPr>
+        <w:t xml:space="preserve"> = </w:t>
+      </w:r>
+      <w:r>
+        <w:rPr>
+          <w:rFonts w:ascii="Consolas" w:hAnsi="Consolas" w:cs="Consolas"/>
+          <w:color w:val="0F9ED5" w:themeColor="accent4"/>
+          <w:sz w:val="18"/>
+          <w:szCs w:val="18"/>
+        </w:rPr>
+        <w:t>1.0</w:t>
+      </w:r>
+    </w:p>
+    <w:p>
+      <w:pPr>
+        <w:rPr>
+          <w:rFonts w:ascii="Consolas" w:hAnsi="Consolas" w:cs="Consolas"/>
+          <w:sz w:val="18"/>
+          <w:szCs w:val="18"/>
+        </w:rPr>
+      </w:pPr>
+      <w:r>
+        <w:rPr>
+          <w:rFonts w:ascii="Consolas" w:hAnsi="Consolas" w:cs="Consolas"/>
+          <w:sz w:val="18"/>
+          <w:szCs w:val="18"/>
+        </w:rPr>
+        <w:t xml:space="preserve">    collaboration_score: </w:t>
+      </w:r>
+      <w:r>
+        <w:rPr>
+          <w:rFonts w:ascii="Consolas" w:hAnsi="Consolas" w:cs="Consolas"/>
+          <w:color w:val="0B769F" w:themeColor="accent4" w:themeShade="BF"/>
+          <w:sz w:val="18"/>
+          <w:szCs w:val="18"/>
+        </w:rPr>
+        <w:t>float</w:t>
+      </w:r>
+      <w:r>
+        <w:rPr>
+          <w:rFonts w:ascii="Consolas" w:hAnsi="Consolas" w:cs="Consolas"/>
+          <w:sz w:val="18"/>
+          <w:szCs w:val="18"/>
+        </w:rPr>
+        <w:t xml:space="preserve"> = </w:t>
+      </w:r>
+      <w:r>
+        <w:rPr>
+          <w:rFonts w:ascii="Consolas" w:hAnsi="Consolas" w:cs="Consolas"/>
+          <w:color w:val="0F9ED5" w:themeColor="accent4"/>
+          <w:sz w:val="18"/>
+          <w:szCs w:val="18"/>
+        </w:rPr>
+        <w:t>1.0</w:t>
+      </w:r>
+    </w:p>
+    <w:p>
+      <w:pPr>
+        <w:rPr>
+          <w:rFonts w:ascii="Consolas" w:hAnsi="Consolas" w:cs="Consolas"/>
+          <w:sz w:val="18"/>
+          <w:szCs w:val="18"/>
+        </w:rPr>
+      </w:pPr>
+    </w:p>
+    <w:p/>
+    <w:p>
+      <w:pPr>
+        <w:pStyle w:val="Heading2"/>
+      </w:pPr>
+      <w:bookmarkStart w:id="1" w:name="_Toc220678873"/>
+      <w:r>
         <w:lastRenderedPageBreak/>
-        <w:t xml:space="preserve">    type: </w:t>
-      </w:r>
-      <w:r>
-        <w:rPr>
-          <w:rFonts w:ascii="Consolas" w:hAnsi="Consolas" w:cs="Consolas"/>
-          <w:color w:val="0B769F" w:themeColor="accent4" w:themeShade="BF"/>
-          <w:sz w:val="18"/>
-          <w:szCs w:val="18"/>
-        </w:rPr>
-        <w:t>str</w:t>
-      </w:r>
-    </w:p>
-    <w:p>
-      <w:pPr>
-        <w:rPr>
-          <w:rFonts w:ascii="Consolas" w:hAnsi="Consolas" w:cs="Consolas"/>
-          <w:sz w:val="18"/>
-          <w:szCs w:val="18"/>
-        </w:rPr>
-      </w:pPr>
-      <w:r>
-        <w:rPr>
-          <w:rFonts w:ascii="Consolas" w:hAnsi="Consolas" w:cs="Consolas"/>
-          <w:sz w:val="18"/>
-          <w:szCs w:val="18"/>
-        </w:rPr>
-        <w:t xml:space="preserve">    complexity: </w:t>
-      </w:r>
-      <w:r>
-        <w:rPr>
-          <w:rFonts w:ascii="Consolas" w:hAnsi="Consolas" w:cs="Consolas"/>
-          <w:color w:val="0B769F" w:themeColor="accent4" w:themeShade="BF"/>
-          <w:sz w:val="18"/>
-          <w:szCs w:val="18"/>
-        </w:rPr>
-        <w:t>float</w:t>
-      </w:r>
-    </w:p>
-    <w:p>
-      <w:pPr>
-        <w:rPr>
-          <w:rFonts w:ascii="Consolas" w:hAnsi="Consolas" w:cs="Consolas"/>
-          <w:sz w:val="18"/>
-          <w:szCs w:val="18"/>
-        </w:rPr>
-      </w:pPr>
-      <w:r>
-        <w:rPr>
-          <w:rFonts w:ascii="Consolas" w:hAnsi="Consolas" w:cs="Consolas"/>
-          <w:sz w:val="18"/>
-          <w:szCs w:val="18"/>
-        </w:rPr>
-        <w:t xml:space="preserve">    requirements: </w:t>
-      </w:r>
-      <w:r>
-        <w:rPr>
-          <w:rFonts w:ascii="Consolas" w:hAnsi="Consolas" w:cs="Consolas"/>
-          <w:color w:val="0B769F" w:themeColor="accent4" w:themeShade="BF"/>
-          <w:sz w:val="18"/>
-          <w:szCs w:val="18"/>
-        </w:rPr>
-        <w:t>List</w:t>
-      </w:r>
-      <w:r>
-        <w:rPr>
-          <w:rFonts w:ascii="Consolas" w:hAnsi="Consolas" w:cs="Consolas"/>
-          <w:sz w:val="18"/>
-          <w:szCs w:val="18"/>
-        </w:rPr>
-        <w:t>[</w:t>
-      </w:r>
-      <w:r>
-        <w:rPr>
-          <w:rFonts w:ascii="Consolas" w:hAnsi="Consolas" w:cs="Consolas"/>
-          <w:color w:val="0B769F" w:themeColor="accent4" w:themeShade="BF"/>
-          <w:sz w:val="18"/>
-          <w:szCs w:val="18"/>
-        </w:rPr>
-        <w:t>str</w:t>
-      </w:r>
-      <w:r>
-        <w:rPr>
-          <w:rFonts w:ascii="Consolas" w:hAnsi="Consolas" w:cs="Consolas"/>
-          <w:sz w:val="18"/>
-          <w:szCs w:val="18"/>
-        </w:rPr>
-        <w:t>]</w:t>
-      </w:r>
-    </w:p>
-    <w:p>
-      <w:pPr>
-        <w:rPr>
-          <w:rFonts w:ascii="Consolas" w:hAnsi="Consolas" w:cs="Consolas"/>
-          <w:sz w:val="18"/>
-          <w:szCs w:val="18"/>
-        </w:rPr>
-      </w:pPr>
-      <w:r>
-        <w:rPr>
-          <w:rFonts w:ascii="Consolas" w:hAnsi="Consolas" w:cs="Consolas"/>
-          <w:sz w:val="18"/>
-          <w:szCs w:val="18"/>
-        </w:rPr>
-        <w:t xml:space="preserve">    deadline: </w:t>
-      </w:r>
-      <w:r>
-        <w:rPr>
-          <w:rFonts w:ascii="Consolas" w:hAnsi="Consolas" w:cs="Consolas"/>
-          <w:color w:val="0B769F" w:themeColor="accent4" w:themeShade="BF"/>
-          <w:sz w:val="18"/>
-          <w:szCs w:val="18"/>
-        </w:rPr>
-        <w:t>float</w:t>
-      </w:r>
-    </w:p>
-    <w:p>
-      <w:pPr>
-        <w:rPr>
-          <w:rFonts w:ascii="Consolas" w:hAnsi="Consolas" w:cs="Consolas"/>
-          <w:sz w:val="18"/>
-          <w:szCs w:val="18"/>
-        </w:rPr>
-      </w:pPr>
-      <w:r>
-        <w:rPr>
-          <w:rFonts w:ascii="Consolas" w:hAnsi="Consolas" w:cs="Consolas"/>
-          <w:sz w:val="18"/>
-          <w:szCs w:val="18"/>
-        </w:rPr>
-        <w:t xml:space="preserve">    priority: </w:t>
-      </w:r>
-      <w:r>
-        <w:rPr>
-          <w:rFonts w:ascii="Consolas" w:hAnsi="Consolas" w:cs="Consolas"/>
-          <w:color w:val="0B769F" w:themeColor="accent4" w:themeShade="BF"/>
-          <w:sz w:val="18"/>
-          <w:szCs w:val="18"/>
-        </w:rPr>
-        <w:t>float</w:t>
-      </w:r>
-    </w:p>
-    <w:p>
-      <w:pPr>
-        <w:rPr>
-          <w:rFonts w:ascii="Consolas" w:hAnsi="Consolas" w:cs="Consolas"/>
-          <w:sz w:val="18"/>
-          <w:szCs w:val="18"/>
-        </w:rPr>
-      </w:pPr>
-      <w:r>
-        <w:rPr>
-          <w:rFonts w:ascii="Consolas" w:hAnsi="Consolas" w:cs="Consolas"/>
-          <w:sz w:val="18"/>
-          <w:szCs w:val="18"/>
-        </w:rPr>
-        <w:t xml:space="preserve">    status: </w:t>
-      </w:r>
-      <w:r>
-        <w:rPr>
-          <w:rFonts w:ascii="Consolas" w:hAnsi="Consolas" w:cs="Consolas"/>
-          <w:color w:val="0B769F" w:themeColor="accent4" w:themeShade="BF"/>
-          <w:sz w:val="18"/>
-          <w:szCs w:val="18"/>
-        </w:rPr>
-        <w:t>str</w:t>
-      </w:r>
-      <w:r>
-        <w:rPr>
-          <w:rFonts w:ascii="Consolas" w:hAnsi="Consolas" w:cs="Consolas"/>
-          <w:sz w:val="18"/>
-          <w:szCs w:val="18"/>
-        </w:rPr>
-        <w:t xml:space="preserve"> = </w:t>
-      </w:r>
-      <w:r>
-        <w:rPr>
-          <w:rFonts w:ascii="Consolas" w:hAnsi="Consolas" w:cs="Consolas"/>
-          <w:color w:val="4EA72E" w:themeColor="accent6"/>
-          <w:sz w:val="18"/>
-          <w:szCs w:val="18"/>
-        </w:rPr>
-        <w:t>"pending"</w:t>
-      </w:r>
-    </w:p>
-    <w:p>
-      <w:pPr>
-        <w:rPr>
-          <w:rFonts w:ascii="Consolas" w:hAnsi="Consolas" w:cs="Consolas"/>
-          <w:sz w:val="18"/>
-          <w:szCs w:val="18"/>
-        </w:rPr>
-      </w:pPr>
-      <w:r>
-        <w:rPr>
-          <w:rFonts w:ascii="Consolas" w:hAnsi="Consolas" w:cs="Consolas"/>
-          <w:sz w:val="18"/>
-          <w:szCs w:val="18"/>
-        </w:rPr>
-        <w:t xml:space="preserve">    assigned_agent: </w:t>
-      </w:r>
-      <w:r>
-        <w:rPr>
-          <w:rFonts w:ascii="Consolas" w:hAnsi="Consolas" w:cs="Consolas"/>
-          <w:color w:val="0B769F" w:themeColor="accent4" w:themeShade="BF"/>
-          <w:sz w:val="18"/>
-          <w:szCs w:val="18"/>
-        </w:rPr>
-        <w:t>Optional</w:t>
-      </w:r>
-      <w:r>
-        <w:rPr>
-          <w:rFonts w:ascii="Consolas" w:hAnsi="Consolas" w:cs="Consolas"/>
-          <w:sz w:val="18"/>
-          <w:szCs w:val="18"/>
-        </w:rPr>
-        <w:t>[</w:t>
-      </w:r>
-      <w:r>
-        <w:rPr>
-          <w:rFonts w:ascii="Consolas" w:hAnsi="Consolas" w:cs="Consolas"/>
-          <w:color w:val="0B769F" w:themeColor="accent4" w:themeShade="BF"/>
-          <w:sz w:val="18"/>
-          <w:szCs w:val="18"/>
-        </w:rPr>
-        <w:t>str</w:t>
-      </w:r>
-      <w:r>
-        <w:rPr>
-          <w:rFonts w:ascii="Consolas" w:hAnsi="Consolas" w:cs="Consolas"/>
-          <w:sz w:val="18"/>
-          <w:szCs w:val="18"/>
-        </w:rPr>
-        <w:t xml:space="preserve">] = </w:t>
-      </w:r>
-      <w:r>
-        <w:rPr>
-          <w:rFonts w:ascii="Consolas" w:hAnsi="Consolas" w:cs="Consolas"/>
-          <w:color w:val="F52D07"/>
-          <w:sz w:val="18"/>
-          <w:szCs w:val="18"/>
-        </w:rPr>
-        <w:t>None</w:t>
-      </w:r>
-    </w:p>
-    <w:p>
-      <w:pPr>
-        <w:rPr>
-          <w:rFonts w:ascii="Consolas" w:hAnsi="Consolas" w:cs="Consolas"/>
-          <w:sz w:val="18"/>
-          <w:szCs w:val="18"/>
-        </w:rPr>
-      </w:pPr>
-      <w:r>
-        <w:rPr>
-          <w:rFonts w:ascii="Consolas" w:hAnsi="Consolas" w:cs="Consolas"/>
-          <w:sz w:val="18"/>
-          <w:szCs w:val="18"/>
-        </w:rPr>
-        <w:t xml:space="preserve">    completion_time: </w:t>
-      </w:r>
-      <w:r>
-        <w:rPr>
-          <w:rFonts w:ascii="Consolas" w:hAnsi="Consolas" w:cs="Consolas"/>
-          <w:color w:val="0B769F" w:themeColor="accent4" w:themeShade="BF"/>
-          <w:sz w:val="18"/>
-          <w:szCs w:val="18"/>
-        </w:rPr>
-        <w:t>Optional</w:t>
-      </w:r>
-      <w:r>
-        <w:rPr>
-          <w:rFonts w:ascii="Consolas" w:hAnsi="Consolas" w:cs="Consolas"/>
-          <w:sz w:val="18"/>
-          <w:szCs w:val="18"/>
-        </w:rPr>
-        <w:t>[</w:t>
-      </w:r>
-      <w:r>
-        <w:rPr>
-          <w:rFonts w:ascii="Consolas" w:hAnsi="Consolas" w:cs="Consolas"/>
-          <w:color w:val="0B769F" w:themeColor="accent4" w:themeShade="BF"/>
-          <w:sz w:val="18"/>
-          <w:szCs w:val="18"/>
-        </w:rPr>
-        <w:t>float</w:t>
-      </w:r>
-      <w:r>
-        <w:rPr>
-          <w:rFonts w:ascii="Consolas" w:hAnsi="Consolas" w:cs="Consolas"/>
-          <w:sz w:val="18"/>
-          <w:szCs w:val="18"/>
-        </w:rPr>
-        <w:t xml:space="preserve">] = </w:t>
-      </w:r>
-      <w:r>
-        <w:rPr>
-          <w:rFonts w:ascii="Consolas" w:hAnsi="Consolas" w:cs="Consolas"/>
-          <w:color w:val="F52D07"/>
-          <w:sz w:val="18"/>
-          <w:szCs w:val="18"/>
-        </w:rPr>
-        <w:t>None</w:t>
-      </w:r>
-    </w:p>
-    <w:p>
-      <w:pPr>
-        <w:rPr>
-          <w:rFonts w:ascii="Consolas" w:hAnsi="Consolas" w:cs="Consolas"/>
-          <w:sz w:val="18"/>
-          <w:szCs w:val="18"/>
-        </w:rPr>
-      </w:pPr>
-      <w:r>
-        <w:rPr>
-          <w:rFonts w:ascii="Consolas" w:hAnsi="Consolas" w:cs="Consolas"/>
-          <w:sz w:val="18"/>
-          <w:szCs w:val="18"/>
-        </w:rPr>
-        <w:t xml:space="preserve">    quality_score: </w:t>
-      </w:r>
-      <w:r>
-        <w:rPr>
-          <w:rFonts w:ascii="Consolas" w:hAnsi="Consolas" w:cs="Consolas"/>
-          <w:color w:val="0B769F" w:themeColor="accent4" w:themeShade="BF"/>
-          <w:sz w:val="18"/>
-          <w:szCs w:val="18"/>
-        </w:rPr>
-        <w:t>Optional</w:t>
-      </w:r>
-      <w:r>
-        <w:rPr>
-          <w:rFonts w:ascii="Consolas" w:hAnsi="Consolas" w:cs="Consolas"/>
-          <w:sz w:val="18"/>
-          <w:szCs w:val="18"/>
-        </w:rPr>
-        <w:t>[</w:t>
-      </w:r>
-      <w:r>
-        <w:rPr>
-          <w:rFonts w:ascii="Consolas" w:hAnsi="Consolas" w:cs="Consolas"/>
-          <w:color w:val="0B769F" w:themeColor="accent4" w:themeShade="BF"/>
-          <w:sz w:val="18"/>
-          <w:szCs w:val="18"/>
-        </w:rPr>
-        <w:t>float</w:t>
-      </w:r>
-      <w:r>
-        <w:rPr>
-          <w:rFonts w:ascii="Consolas" w:hAnsi="Consolas" w:cs="Consolas"/>
-          <w:sz w:val="18"/>
-          <w:szCs w:val="18"/>
-        </w:rPr>
-        <w:t xml:space="preserve">] = </w:t>
-      </w:r>
-      <w:r>
-        <w:rPr>
-          <w:rFonts w:ascii="Consolas" w:hAnsi="Consolas" w:cs="Consolas"/>
-          <w:color w:val="F52D07"/>
-          <w:sz w:val="18"/>
-          <w:szCs w:val="18"/>
-        </w:rPr>
-        <w:t>None</w:t>
-      </w:r>
-    </w:p>
-    <w:p>
-      <w:pPr>
-        <w:rPr>
-          <w:rFonts w:ascii="Consolas" w:hAnsi="Consolas" w:cs="Consolas"/>
-          <w:sz w:val="18"/>
-          <w:szCs w:val="18"/>
-        </w:rPr>
-      </w:pPr>
-    </w:p>
-    <w:p>
-      <w:pPr>
-        <w:rPr>
-          <w:rFonts w:ascii="Consolas" w:hAnsi="Consolas" w:cs="Consolas"/>
-          <w:color w:val="FFC000"/>
-          <w:sz w:val="18"/>
-          <w:szCs w:val="18"/>
-        </w:rPr>
-      </w:pPr>
-      <w:r>
-        <w:rPr>
-          <w:rFonts w:ascii="Consolas" w:hAnsi="Consolas" w:cs="Consolas"/>
-          <w:color w:val="FFC000"/>
-          <w:sz w:val="18"/>
-          <w:szCs w:val="18"/>
-        </w:rPr>
-        <w:t>@dataclass</w:t>
-      </w:r>
-    </w:p>
-    <w:p>
-      <w:pPr>
-        <w:rPr>
-          <w:rFonts w:ascii="Consolas" w:hAnsi="Consolas" w:cs="Consolas"/>
-          <w:sz w:val="18"/>
-          <w:szCs w:val="18"/>
-        </w:rPr>
-      </w:pPr>
-      <w:r>
-        <w:rPr>
-          <w:rFonts w:ascii="Consolas" w:hAnsi="Consolas" w:cs="Consolas"/>
-          <w:color w:val="C00000"/>
-          <w:sz w:val="18"/>
-          <w:szCs w:val="18"/>
-        </w:rPr>
-        <w:t>class</w:t>
-      </w:r>
-      <w:r>
-        <w:rPr>
-          <w:rFonts w:ascii="Consolas" w:hAnsi="Consolas" w:cs="Consolas"/>
-          <w:sz w:val="18"/>
-          <w:szCs w:val="18"/>
-        </w:rPr>
-        <w:t xml:space="preserve"> </w:t>
-      </w:r>
-      <w:r>
-        <w:rPr>
-          <w:rFonts w:ascii="Consolas" w:hAnsi="Consolas" w:cs="Consolas"/>
-          <w:color w:val="0B769F" w:themeColor="accent4" w:themeShade="BF"/>
-          <w:sz w:val="18"/>
-          <w:szCs w:val="18"/>
-        </w:rPr>
-        <w:t>AgentState</w:t>
-      </w:r>
-      <w:r>
-        <w:rPr>
-          <w:rFonts w:ascii="Consolas" w:hAnsi="Consolas" w:cs="Consolas"/>
-          <w:sz w:val="18"/>
-          <w:szCs w:val="18"/>
-        </w:rPr>
-        <w:t>:</w:t>
-      </w:r>
-    </w:p>
-    <w:p>
-      <w:pPr>
-        <w:rPr>
-          <w:rFonts w:ascii="Consolas" w:hAnsi="Consolas" w:cs="Consolas"/>
-          <w:sz w:val="18"/>
-          <w:szCs w:val="18"/>
-        </w:rPr>
-      </w:pPr>
-      <w:r>
-        <w:rPr>
-          <w:rFonts w:ascii="Consolas" w:hAnsi="Consolas" w:cs="Consolas"/>
-          <w:sz w:val="18"/>
-          <w:szCs w:val="18"/>
-        </w:rPr>
-        <w:t xml:space="preserve">    </w:t>
-      </w:r>
-      <w:r>
-        <w:rPr>
-          <w:rFonts w:ascii="Consolas" w:hAnsi="Consolas" w:cs="Consolas"/>
-          <w:color w:val="3A7C22" w:themeColor="accent6" w:themeShade="BF"/>
-          <w:sz w:val="18"/>
-          <w:szCs w:val="18"/>
-        </w:rPr>
-        <w:t>"""Tracks individual agent state"""</w:t>
-      </w:r>
-    </w:p>
-    <w:p>
-      <w:pPr>
-        <w:rPr>
-          <w:rFonts w:ascii="Consolas" w:hAnsi="Consolas" w:cs="Consolas"/>
-          <w:sz w:val="18"/>
-          <w:szCs w:val="18"/>
-        </w:rPr>
-      </w:pPr>
-      <w:r>
-        <w:rPr>
-          <w:rFonts w:ascii="Consolas" w:hAnsi="Consolas" w:cs="Consolas"/>
-          <w:sz w:val="18"/>
-          <w:szCs w:val="18"/>
-        </w:rPr>
-        <w:t xml:space="preserve">    id: </w:t>
-      </w:r>
-      <w:r>
-        <w:rPr>
-          <w:rFonts w:ascii="Consolas" w:hAnsi="Consolas" w:cs="Consolas"/>
-          <w:color w:val="0B769F" w:themeColor="accent4" w:themeShade="BF"/>
-          <w:sz w:val="18"/>
-          <w:szCs w:val="18"/>
-        </w:rPr>
-        <w:t>str</w:t>
-      </w:r>
-    </w:p>
-    <w:p>
-      <w:pPr>
-        <w:rPr>
-          <w:rFonts w:ascii="Consolas" w:hAnsi="Consolas" w:cs="Consolas"/>
-          <w:sz w:val="18"/>
-          <w:szCs w:val="18"/>
-        </w:rPr>
-      </w:pPr>
-      <w:r>
-        <w:rPr>
-          <w:rFonts w:ascii="Consolas" w:hAnsi="Consolas" w:cs="Consolas"/>
-          <w:sz w:val="18"/>
-          <w:szCs w:val="18"/>
-        </w:rPr>
-        <w:t xml:space="preserve">    role: </w:t>
-      </w:r>
-      <w:r>
-        <w:rPr>
-          <w:rFonts w:ascii="Consolas" w:hAnsi="Consolas" w:cs="Consolas"/>
-          <w:color w:val="0B769F" w:themeColor="accent4" w:themeShade="BF"/>
-          <w:sz w:val="18"/>
-          <w:szCs w:val="18"/>
-        </w:rPr>
-        <w:t>AgentRole</w:t>
-      </w:r>
-    </w:p>
-    <w:p>
-      <w:pPr>
-        <w:rPr>
-          <w:rFonts w:ascii="Consolas" w:hAnsi="Consolas" w:cs="Consolas"/>
-          <w:sz w:val="18"/>
-          <w:szCs w:val="18"/>
-        </w:rPr>
-      </w:pPr>
-      <w:r>
-        <w:rPr>
-          <w:rFonts w:ascii="Consolas" w:hAnsi="Consolas" w:cs="Consolas"/>
-          <w:sz w:val="18"/>
-          <w:szCs w:val="18"/>
-        </w:rPr>
-        <w:t xml:space="preserve">    capacity: </w:t>
-      </w:r>
-      <w:r>
-        <w:rPr>
-          <w:rFonts w:ascii="Consolas" w:hAnsi="Consolas" w:cs="Consolas"/>
-          <w:color w:val="0B769F" w:themeColor="accent4" w:themeShade="BF"/>
-          <w:sz w:val="18"/>
-          <w:szCs w:val="18"/>
-        </w:rPr>
-        <w:t>float</w:t>
-      </w:r>
-    </w:p>
-    <w:p>
-      <w:pPr>
-        <w:rPr>
-          <w:rFonts w:ascii="Consolas" w:hAnsi="Consolas" w:cs="Consolas"/>
-          <w:sz w:val="18"/>
-          <w:szCs w:val="18"/>
-        </w:rPr>
-      </w:pPr>
-      <w:r>
-        <w:rPr>
-          <w:rFonts w:ascii="Consolas" w:hAnsi="Consolas" w:cs="Consolas"/>
-          <w:sz w:val="18"/>
-          <w:szCs w:val="18"/>
-        </w:rPr>
-        <w:t xml:space="preserve">    expertise: </w:t>
-      </w:r>
-      <w:r>
-        <w:rPr>
-          <w:rFonts w:ascii="Consolas" w:hAnsi="Consolas" w:cs="Consolas"/>
-          <w:color w:val="0B769F" w:themeColor="accent4" w:themeShade="BF"/>
-          <w:sz w:val="18"/>
-          <w:szCs w:val="18"/>
-        </w:rPr>
-        <w:t>Dict</w:t>
-      </w:r>
-      <w:r>
-        <w:rPr>
-          <w:rFonts w:ascii="Consolas" w:hAnsi="Consolas" w:cs="Consolas"/>
-          <w:sz w:val="18"/>
-          <w:szCs w:val="18"/>
-        </w:rPr>
-        <w:t>[</w:t>
-      </w:r>
-      <w:r>
-        <w:rPr>
-          <w:rFonts w:ascii="Consolas" w:hAnsi="Consolas" w:cs="Consolas"/>
-          <w:color w:val="0B769F" w:themeColor="accent4" w:themeShade="BF"/>
-          <w:sz w:val="18"/>
-          <w:szCs w:val="18"/>
-        </w:rPr>
-        <w:t>str</w:t>
-      </w:r>
-      <w:r>
-        <w:rPr>
-          <w:rFonts w:ascii="Consolas" w:hAnsi="Consolas" w:cs="Consolas"/>
-          <w:sz w:val="18"/>
-          <w:szCs w:val="18"/>
-        </w:rPr>
-        <w:t xml:space="preserve">, </w:t>
-      </w:r>
-      <w:r>
-        <w:rPr>
-          <w:rFonts w:ascii="Consolas" w:hAnsi="Consolas" w:cs="Consolas"/>
-          <w:color w:val="0B769F" w:themeColor="accent4" w:themeShade="BF"/>
-          <w:sz w:val="18"/>
-          <w:szCs w:val="18"/>
-        </w:rPr>
-        <w:t>float</w:t>
-      </w:r>
-      <w:r>
-        <w:rPr>
-          <w:rFonts w:ascii="Consolas" w:hAnsi="Consolas" w:cs="Consolas"/>
-          <w:sz w:val="18"/>
-          <w:szCs w:val="18"/>
-        </w:rPr>
-        <w:t>]</w:t>
-      </w:r>
-    </w:p>
-    <w:p>
-      <w:pPr>
-        <w:rPr>
-          <w:rFonts w:ascii="Consolas" w:hAnsi="Consolas" w:cs="Consolas"/>
-          <w:sz w:val="18"/>
-          <w:szCs w:val="18"/>
-        </w:rPr>
-      </w:pPr>
-      <w:r>
-        <w:rPr>
-          <w:rFonts w:ascii="Consolas" w:hAnsi="Consolas" w:cs="Consolas"/>
-          <w:sz w:val="18"/>
-          <w:szCs w:val="18"/>
-        </w:rPr>
-        <w:t xml:space="preserve">    current_load: </w:t>
-      </w:r>
-      <w:r>
-        <w:rPr>
-          <w:rFonts w:ascii="Consolas" w:hAnsi="Consolas" w:cs="Consolas"/>
-          <w:color w:val="0B769F" w:themeColor="accent4" w:themeShade="BF"/>
-          <w:sz w:val="18"/>
-          <w:szCs w:val="18"/>
-        </w:rPr>
-        <w:t>float</w:t>
-      </w:r>
-      <w:r>
-        <w:rPr>
-          <w:rFonts w:ascii="Consolas" w:hAnsi="Consolas" w:cs="Consolas"/>
-          <w:sz w:val="18"/>
-          <w:szCs w:val="18"/>
-        </w:rPr>
-        <w:t xml:space="preserve"> = </w:t>
-      </w:r>
-      <w:r>
-        <w:rPr>
-          <w:rFonts w:ascii="Consolas" w:hAnsi="Consolas" w:cs="Consolas"/>
-          <w:color w:val="0F9ED5" w:themeColor="accent4"/>
-          <w:sz w:val="18"/>
-          <w:szCs w:val="18"/>
-        </w:rPr>
-        <w:t>0.0</w:t>
-      </w:r>
-    </w:p>
-    <w:p>
-      <w:pPr>
-        <w:rPr>
-          <w:rFonts w:ascii="Consolas" w:hAnsi="Consolas" w:cs="Consolas"/>
-          <w:sz w:val="18"/>
-          <w:szCs w:val="18"/>
-        </w:rPr>
-      </w:pPr>
-      <w:r>
-        <w:rPr>
-          <w:rFonts w:ascii="Consolas" w:hAnsi="Consolas" w:cs="Consolas"/>
-          <w:sz w:val="18"/>
-          <w:szCs w:val="18"/>
-        </w:rPr>
-        <w:t xml:space="preserve">    completed_tasks: </w:t>
-      </w:r>
-      <w:r>
-        <w:rPr>
-          <w:rFonts w:ascii="Consolas" w:hAnsi="Consolas" w:cs="Consolas"/>
-          <w:color w:val="0B769F" w:themeColor="accent4" w:themeShade="BF"/>
-          <w:sz w:val="18"/>
-          <w:szCs w:val="18"/>
-        </w:rPr>
-        <w:t>int</w:t>
-      </w:r>
-      <w:r>
-        <w:rPr>
-          <w:rFonts w:ascii="Consolas" w:hAnsi="Consolas" w:cs="Consolas"/>
-          <w:sz w:val="18"/>
-          <w:szCs w:val="18"/>
-        </w:rPr>
-        <w:t xml:space="preserve"> =</w:t>
-      </w:r>
-      <w:r>
-        <w:rPr>
-          <w:rFonts w:ascii="Consolas" w:hAnsi="Consolas" w:cs="Consolas"/>
-          <w:color w:val="0F9ED5" w:themeColor="accent4"/>
-          <w:sz w:val="18"/>
-          <w:szCs w:val="18"/>
-        </w:rPr>
-        <w:t xml:space="preserve"> 0</w:t>
-      </w:r>
-    </w:p>
-    <w:p>
-      <w:pPr>
-        <w:rPr>
-          <w:rFonts w:ascii="Consolas" w:hAnsi="Consolas" w:cs="Consolas"/>
-          <w:sz w:val="18"/>
-          <w:szCs w:val="18"/>
-        </w:rPr>
-      </w:pPr>
-      <w:r>
-        <w:rPr>
-          <w:rFonts w:ascii="Consolas" w:hAnsi="Consolas" w:cs="Consolas"/>
-          <w:sz w:val="18"/>
-          <w:szCs w:val="18"/>
-        </w:rPr>
-        <w:t xml:space="preserve">    success_rate: </w:t>
-      </w:r>
-      <w:r>
-        <w:rPr>
-          <w:rFonts w:ascii="Consolas" w:hAnsi="Consolas" w:cs="Consolas"/>
-          <w:color w:val="0B769F" w:themeColor="accent4" w:themeShade="BF"/>
-          <w:sz w:val="18"/>
-          <w:szCs w:val="18"/>
-        </w:rPr>
-        <w:t>float</w:t>
-      </w:r>
-      <w:r>
-        <w:rPr>
-          <w:rFonts w:ascii="Consolas" w:hAnsi="Consolas" w:cs="Consolas"/>
-          <w:sz w:val="18"/>
-          <w:szCs w:val="18"/>
-        </w:rPr>
-        <w:t xml:space="preserve"> = </w:t>
-      </w:r>
-      <w:r>
-        <w:rPr>
-          <w:rFonts w:ascii="Consolas" w:hAnsi="Consolas" w:cs="Consolas"/>
-          <w:color w:val="0F9ED5" w:themeColor="accent4"/>
-          <w:sz w:val="18"/>
-          <w:szCs w:val="18"/>
-        </w:rPr>
-        <w:t>1.0</w:t>
-      </w:r>
-    </w:p>
-    <w:p>
-      <w:pPr>
-        <w:rPr>
-          <w:rFonts w:ascii="Consolas" w:hAnsi="Consolas" w:cs="Consolas"/>
-          <w:sz w:val="18"/>
-          <w:szCs w:val="18"/>
-        </w:rPr>
-      </w:pPr>
-      <w:r>
-        <w:rPr>
-          <w:rFonts w:ascii="Consolas" w:hAnsi="Consolas" w:cs="Consolas"/>
-          <w:sz w:val="18"/>
-          <w:szCs w:val="18"/>
-        </w:rPr>
-        <w:t xml:space="preserve">    collaboration_score: </w:t>
-      </w:r>
-      <w:r>
-        <w:rPr>
-          <w:rFonts w:ascii="Consolas" w:hAnsi="Consolas" w:cs="Consolas"/>
-          <w:color w:val="0B769F" w:themeColor="accent4" w:themeShade="BF"/>
-          <w:sz w:val="18"/>
-          <w:szCs w:val="18"/>
-        </w:rPr>
-        <w:t>float</w:t>
-      </w:r>
-      <w:r>
-        <w:rPr>
-          <w:rFonts w:ascii="Consolas" w:hAnsi="Consolas" w:cs="Consolas"/>
-          <w:sz w:val="18"/>
-          <w:szCs w:val="18"/>
-        </w:rPr>
-        <w:t xml:space="preserve"> = </w:t>
-      </w:r>
-      <w:r>
-        <w:rPr>
-          <w:rFonts w:ascii="Consolas" w:hAnsi="Consolas" w:cs="Consolas"/>
-          <w:color w:val="0F9ED5" w:themeColor="accent4"/>
-          <w:sz w:val="18"/>
-          <w:szCs w:val="18"/>
-        </w:rPr>
-        <w:t>1.0</w:t>
-      </w:r>
-    </w:p>
-    <w:p>
-      <w:pPr>
-        <w:rPr>
-          <w:rFonts w:ascii="Consolas" w:hAnsi="Consolas" w:cs="Consolas"/>
-          <w:sz w:val="18"/>
-          <w:szCs w:val="18"/>
-        </w:rPr>
-      </w:pPr>
-    </w:p>
-    <w:p/>
-    <w:p>
-      <w:pPr>
-        <w:pStyle w:val="Heading2"/>
-      </w:pPr>
-      <w:r>
         <w:t>Initializing the Agents</w:t>
       </w:r>
+      <w:bookmarkEnd w:id="1"/>
     </w:p>
     <w:p/>
     <w:p>
@@ -3940,11 +5537,13 @@
       <w:pPr>
         <w:pStyle w:val="Heading2"/>
       </w:pPr>
-      <w:bookmarkStart w:id="0" w:name="_Ref220573207"/>
+      <w:bookmarkStart w:id="2" w:name="_Ref220573207"/>
+      <w:bookmarkStart w:id="3" w:name="_Toc220678874"/>
       <w:r>
         <w:t>Task Generation</w:t>
       </w:r>
-      <w:bookmarkEnd w:id="0"/>
+      <w:bookmarkEnd w:id="2"/>
+      <w:bookmarkEnd w:id="3"/>
     </w:p>
     <w:p/>
     <w:p>
@@ -4919,6 +6518,7 @@
           <w:sz w:val="18"/>
           <w:szCs w:val="18"/>
         </w:rPr>
+        <w:lastRenderedPageBreak/>
         <w:t xml:space="preserve">    </w:t>
       </w:r>
       <w:r>
@@ -5145,9 +6745,11 @@
       <w:pPr>
         <w:pStyle w:val="Heading2"/>
       </w:pPr>
+      <w:bookmarkStart w:id="4" w:name="_Toc220678875"/>
       <w:r>
         <w:t>Create PPO Model</w:t>
       </w:r>
+      <w:bookmarkEnd w:id="4"/>
     </w:p>
     <w:p/>
     <w:p>
@@ -5735,330 +7337,335 @@
           <w:sz w:val="18"/>
           <w:szCs w:val="18"/>
         </w:rPr>
+        <w:t xml:space="preserve">        clip_range=0.2,</w:t>
+      </w:r>
+    </w:p>
+    <w:p>
+      <w:pPr>
+        <w:rPr>
+          <w:rFonts w:ascii="Consolas" w:hAnsi="Consolas" w:cs="Consolas"/>
+          <w:sz w:val="18"/>
+          <w:szCs w:val="18"/>
+        </w:rPr>
+      </w:pPr>
+      <w:r>
+        <w:rPr>
+          <w:rFonts w:ascii="Consolas" w:hAnsi="Consolas" w:cs="Consolas"/>
+          <w:sz w:val="18"/>
+          <w:szCs w:val="18"/>
+        </w:rPr>
+        <w:t xml:space="preserve">        clip_range_vf=None,</w:t>
+      </w:r>
+    </w:p>
+    <w:p>
+      <w:pPr>
+        <w:rPr>
+          <w:rFonts w:ascii="Consolas" w:hAnsi="Consolas" w:cs="Consolas"/>
+          <w:sz w:val="18"/>
+          <w:szCs w:val="18"/>
+        </w:rPr>
+      </w:pPr>
+      <w:r>
+        <w:rPr>
+          <w:rFonts w:ascii="Consolas" w:hAnsi="Consolas" w:cs="Consolas"/>
+          <w:sz w:val="18"/>
+          <w:szCs w:val="18"/>
+        </w:rPr>
+        <w:t xml:space="preserve">        ent_coef=0.01,</w:t>
+      </w:r>
+    </w:p>
+    <w:p>
+      <w:pPr>
+        <w:rPr>
+          <w:rFonts w:ascii="Consolas" w:hAnsi="Consolas" w:cs="Consolas"/>
+          <w:sz w:val="18"/>
+          <w:szCs w:val="18"/>
+        </w:rPr>
+      </w:pPr>
+      <w:r>
+        <w:rPr>
+          <w:rFonts w:ascii="Consolas" w:hAnsi="Consolas" w:cs="Consolas"/>
+          <w:sz w:val="18"/>
+          <w:szCs w:val="18"/>
+        </w:rPr>
+        <w:t xml:space="preserve">        vf_coef=0.5,</w:t>
+      </w:r>
+    </w:p>
+    <w:p>
+      <w:pPr>
+        <w:rPr>
+          <w:rFonts w:ascii="Consolas" w:hAnsi="Consolas" w:cs="Consolas"/>
+          <w:sz w:val="18"/>
+          <w:szCs w:val="18"/>
+        </w:rPr>
+      </w:pPr>
+      <w:r>
+        <w:rPr>
+          <w:rFonts w:ascii="Consolas" w:hAnsi="Consolas" w:cs="Consolas"/>
+          <w:sz w:val="18"/>
+          <w:szCs w:val="18"/>
+        </w:rPr>
+        <w:t xml:space="preserve">        max_grad_norm=0.5,</w:t>
+      </w:r>
+    </w:p>
+    <w:p>
+      <w:pPr>
+        <w:rPr>
+          <w:rFonts w:ascii="Consolas" w:hAnsi="Consolas" w:cs="Consolas"/>
+          <w:sz w:val="18"/>
+          <w:szCs w:val="18"/>
+        </w:rPr>
+      </w:pPr>
+      <w:r>
+        <w:rPr>
+          <w:rFonts w:ascii="Consolas" w:hAnsi="Consolas" w:cs="Consolas"/>
+          <w:sz w:val="18"/>
+          <w:szCs w:val="18"/>
+        </w:rPr>
+        <w:t xml:space="preserve">        policy_kwargs=policy_kwargs,</w:t>
+      </w:r>
+    </w:p>
+    <w:p>
+      <w:pPr>
+        <w:rPr>
+          <w:rFonts w:ascii="Consolas" w:hAnsi="Consolas" w:cs="Consolas"/>
+          <w:sz w:val="18"/>
+          <w:szCs w:val="18"/>
+        </w:rPr>
+      </w:pPr>
+      <w:r>
+        <w:rPr>
+          <w:rFonts w:ascii="Consolas" w:hAnsi="Consolas" w:cs="Consolas"/>
+          <w:sz w:val="18"/>
+          <w:szCs w:val="18"/>
+        </w:rPr>
+        <w:t xml:space="preserve">        verbose=1,</w:t>
+      </w:r>
+    </w:p>
+    <w:p>
+      <w:pPr>
+        <w:rPr>
+          <w:rFonts w:ascii="Consolas" w:hAnsi="Consolas" w:cs="Consolas"/>
+          <w:sz w:val="18"/>
+          <w:szCs w:val="18"/>
+        </w:rPr>
+      </w:pPr>
+      <w:r>
+        <w:rPr>
+          <w:rFonts w:ascii="Consolas" w:hAnsi="Consolas" w:cs="Consolas"/>
+          <w:sz w:val="18"/>
+          <w:szCs w:val="18"/>
+        </w:rPr>
+        <w:t xml:space="preserve">        tensorboard_log=</w:t>
+      </w:r>
+      <w:r>
+        <w:rPr>
+          <w:rFonts w:ascii="Consolas" w:hAnsi="Consolas" w:cs="Consolas"/>
+          <w:color w:val="4EA72E" w:themeColor="accent6"/>
+          <w:sz w:val="18"/>
+          <w:szCs w:val="18"/>
+        </w:rPr>
+        <w:t>"./tensorboard_logs/</w:t>
+      </w:r>
+      <w:r>
+        <w:rPr>
+          <w:rFonts w:ascii="Consolas" w:hAnsi="Consolas" w:cs="Consolas"/>
+          <w:color w:val="4EA72E" w:themeColor="accent6"/>
+          <w:sz w:val="18"/>
+          <w:szCs w:val="18"/>
+        </w:rPr>
+        <w:t>”</w:t>
+      </w:r>
+      <w:r>
+        <w:rPr>
+          <w:rFonts w:ascii="Consolas" w:hAnsi="Consolas" w:cs="Consolas"/>
+          <w:sz w:val="18"/>
+          <w:szCs w:val="18"/>
+        </w:rPr>
+        <w:t>)</w:t>
+      </w:r>
+    </w:p>
+    <w:p>
+      <w:pPr>
+        <w:rPr>
+          <w:rFonts w:ascii="Consolas" w:hAnsi="Consolas" w:cs="Consolas"/>
+          <w:sz w:val="18"/>
+          <w:szCs w:val="18"/>
+        </w:rPr>
+      </w:pPr>
+    </w:p>
+    <w:p>
+      <w:pPr>
+        <w:rPr>
+          <w:rFonts w:ascii="Consolas" w:hAnsi="Consolas" w:cs="Consolas"/>
+          <w:sz w:val="18"/>
+          <w:szCs w:val="18"/>
+        </w:rPr>
+      </w:pPr>
+      <w:r>
+        <w:rPr>
+          <w:rFonts w:ascii="Consolas" w:hAnsi="Consolas" w:cs="Consolas"/>
+          <w:sz w:val="18"/>
+          <w:szCs w:val="18"/>
+        </w:rPr>
+        <w:t xml:space="preserve">        </w:t>
+      </w:r>
+      <w:r>
+        <w:rPr>
+          <w:rFonts w:ascii="Consolas" w:hAnsi="Consolas" w:cs="Consolas"/>
+          <w:color w:val="C00000"/>
+          <w:sz w:val="18"/>
+          <w:szCs w:val="18"/>
+        </w:rPr>
+        <w:t>return</w:t>
+      </w:r>
+      <w:r>
+        <w:rPr>
+          <w:rFonts w:ascii="Consolas" w:hAnsi="Consolas" w:cs="Consolas"/>
+          <w:sz w:val="18"/>
+          <w:szCs w:val="18"/>
+        </w:rPr>
+        <w:t xml:space="preserve"> model</w:t>
+      </w:r>
+    </w:p>
+    <w:p>
+      <w:pPr>
+        <w:rPr>
+          <w:rFonts w:ascii="Consolas" w:hAnsi="Consolas" w:cs="Consolas"/>
+          <w:sz w:val="18"/>
+          <w:szCs w:val="18"/>
+        </w:rPr>
+      </w:pPr>
+    </w:p>
+    <w:p>
+      <w:pPr>
+        <w:rPr>
+          <w:rFonts w:ascii="Consolas" w:hAnsi="Consolas" w:cs="Consolas"/>
+          <w:sz w:val="18"/>
+          <w:szCs w:val="18"/>
+        </w:rPr>
+      </w:pPr>
+      <w:r>
+        <w:rPr>
+          <w:rFonts w:ascii="Consolas" w:hAnsi="Consolas" w:cs="Consolas"/>
+          <w:sz w:val="18"/>
+          <w:szCs w:val="18"/>
+        </w:rPr>
+        <w:t>...</w:t>
+      </w:r>
+    </w:p>
+    <w:p>
+      <w:pPr>
+        <w:rPr>
+          <w:rFonts w:ascii="Consolas" w:hAnsi="Consolas" w:cs="Consolas"/>
+          <w:sz w:val="18"/>
+          <w:szCs w:val="18"/>
+        </w:rPr>
+      </w:pPr>
+      <w:r>
+        <w:rPr>
+          <w:rFonts w:ascii="Consolas" w:hAnsi="Consolas" w:cs="Consolas"/>
+          <w:color w:val="7030A0"/>
+          <w:sz w:val="18"/>
+          <w:szCs w:val="18"/>
+        </w:rPr>
+        <w:t>self</w:t>
+      </w:r>
+      <w:r>
+        <w:rPr>
+          <w:rFonts w:ascii="Consolas" w:hAnsi="Consolas" w:cs="Consolas"/>
+          <w:sz w:val="18"/>
+          <w:szCs w:val="18"/>
+        </w:rPr>
+        <w:t xml:space="preserve">.model = </w:t>
+      </w:r>
+      <w:r>
+        <w:rPr>
+          <w:rFonts w:ascii="Consolas" w:hAnsi="Consolas" w:cs="Consolas"/>
+          <w:color w:val="7030A0"/>
+          <w:sz w:val="18"/>
+          <w:szCs w:val="18"/>
+        </w:rPr>
+        <w:t>self</w:t>
+      </w:r>
+      <w:r>
+        <w:rPr>
+          <w:rFonts w:ascii="Consolas" w:hAnsi="Consolas" w:cs="Consolas"/>
+          <w:sz w:val="18"/>
+          <w:szCs w:val="18"/>
+        </w:rPr>
+        <w:t>.</w:t>
+      </w:r>
+      <w:r>
+        <w:rPr>
+          <w:rFonts w:ascii="Consolas" w:hAnsi="Consolas" w:cs="Consolas"/>
+          <w:color w:val="AB7942"/>
+          <w:sz w:val="18"/>
+          <w:szCs w:val="18"/>
+        </w:rPr>
+        <w:t>_create_model</w:t>
+      </w:r>
+      <w:r>
+        <w:rPr>
+          <w:rFonts w:ascii="Consolas" w:hAnsi="Consolas" w:cs="Consolas"/>
+          <w:sz w:val="18"/>
+          <w:szCs w:val="18"/>
+        </w:rPr>
+        <w:t>()</w:t>
+      </w:r>
+    </w:p>
+    <w:p/>
+    <w:p>
+      <w:pPr>
+        <w:pStyle w:val="Heading2"/>
+      </w:pPr>
+      <w:bookmarkStart w:id="5" w:name="_Toc220678876"/>
+      <w:r>
+        <w:t>Set up Model Training Callbacks</w:t>
+      </w:r>
+      <w:bookmarkEnd w:id="5"/>
+      <w:r>
+        <w:t xml:space="preserve"> </w:t>
+      </w:r>
+    </w:p>
+    <w:p>
+      <w:r>
+        <w:t>def _setup_callbacks(self):</w:t>
+      </w:r>
+    </w:p>
+    <w:p>
+      <w:r>
+        <w:t xml:space="preserve">        """Setup training callbacks for monitoring and checkpointing"""</w:t>
+      </w:r>
+    </w:p>
+    <w:p>
+      <w:r>
+        <w:t xml:space="preserve">        eval_callback = EvalCallback(</w:t>
+      </w:r>
+    </w:p>
+    <w:p>
+      <w:r>
+        <w:t xml:space="preserve">            self.eval_env,</w:t>
+      </w:r>
+    </w:p>
+    <w:p>
+      <w:r>
+        <w:t xml:space="preserve">            best_model_save_path="./models/best_model/",</w:t>
+      </w:r>
+    </w:p>
+    <w:p>
+      <w:r>
+        <w:t xml:space="preserve">            log_path="./logs/",</w:t>
+      </w:r>
+    </w:p>
+    <w:p>
+      <w:r>
+        <w:t xml:space="preserve">            eval_freq=5000,</w:t>
+      </w:r>
+    </w:p>
+    <w:p>
+      <w:r>
         <w:lastRenderedPageBreak/>
-        <w:t xml:space="preserve">        clip_range=0.2,</w:t>
-      </w:r>
-    </w:p>
-    <w:p>
-      <w:pPr>
-        <w:rPr>
-          <w:rFonts w:ascii="Consolas" w:hAnsi="Consolas" w:cs="Consolas"/>
-          <w:sz w:val="18"/>
-          <w:szCs w:val="18"/>
-        </w:rPr>
-      </w:pPr>
-      <w:r>
-        <w:rPr>
-          <w:rFonts w:ascii="Consolas" w:hAnsi="Consolas" w:cs="Consolas"/>
-          <w:sz w:val="18"/>
-          <w:szCs w:val="18"/>
-        </w:rPr>
-        <w:t xml:space="preserve">        clip_range_vf=None,</w:t>
-      </w:r>
-    </w:p>
-    <w:p>
-      <w:pPr>
-        <w:rPr>
-          <w:rFonts w:ascii="Consolas" w:hAnsi="Consolas" w:cs="Consolas"/>
-          <w:sz w:val="18"/>
-          <w:szCs w:val="18"/>
-        </w:rPr>
-      </w:pPr>
-      <w:r>
-        <w:rPr>
-          <w:rFonts w:ascii="Consolas" w:hAnsi="Consolas" w:cs="Consolas"/>
-          <w:sz w:val="18"/>
-          <w:szCs w:val="18"/>
-        </w:rPr>
-        <w:t xml:space="preserve">        ent_coef=0.01,</w:t>
-      </w:r>
-    </w:p>
-    <w:p>
-      <w:pPr>
-        <w:rPr>
-          <w:rFonts w:ascii="Consolas" w:hAnsi="Consolas" w:cs="Consolas"/>
-          <w:sz w:val="18"/>
-          <w:szCs w:val="18"/>
-        </w:rPr>
-      </w:pPr>
-      <w:r>
-        <w:rPr>
-          <w:rFonts w:ascii="Consolas" w:hAnsi="Consolas" w:cs="Consolas"/>
-          <w:sz w:val="18"/>
-          <w:szCs w:val="18"/>
-        </w:rPr>
-        <w:t xml:space="preserve">        vf_coef=0.5,</w:t>
-      </w:r>
-    </w:p>
-    <w:p>
-      <w:pPr>
-        <w:rPr>
-          <w:rFonts w:ascii="Consolas" w:hAnsi="Consolas" w:cs="Consolas"/>
-          <w:sz w:val="18"/>
-          <w:szCs w:val="18"/>
-        </w:rPr>
-      </w:pPr>
-      <w:r>
-        <w:rPr>
-          <w:rFonts w:ascii="Consolas" w:hAnsi="Consolas" w:cs="Consolas"/>
-          <w:sz w:val="18"/>
-          <w:szCs w:val="18"/>
-        </w:rPr>
-        <w:t xml:space="preserve">        max_grad_norm=0.5,</w:t>
-      </w:r>
-    </w:p>
-    <w:p>
-      <w:pPr>
-        <w:rPr>
-          <w:rFonts w:ascii="Consolas" w:hAnsi="Consolas" w:cs="Consolas"/>
-          <w:sz w:val="18"/>
-          <w:szCs w:val="18"/>
-        </w:rPr>
-      </w:pPr>
-      <w:r>
-        <w:rPr>
-          <w:rFonts w:ascii="Consolas" w:hAnsi="Consolas" w:cs="Consolas"/>
-          <w:sz w:val="18"/>
-          <w:szCs w:val="18"/>
-        </w:rPr>
-        <w:t xml:space="preserve">        policy_kwargs=policy_kwargs,</w:t>
-      </w:r>
-    </w:p>
-    <w:p>
-      <w:pPr>
-        <w:rPr>
-          <w:rFonts w:ascii="Consolas" w:hAnsi="Consolas" w:cs="Consolas"/>
-          <w:sz w:val="18"/>
-          <w:szCs w:val="18"/>
-        </w:rPr>
-      </w:pPr>
-      <w:r>
-        <w:rPr>
-          <w:rFonts w:ascii="Consolas" w:hAnsi="Consolas" w:cs="Consolas"/>
-          <w:sz w:val="18"/>
-          <w:szCs w:val="18"/>
-        </w:rPr>
-        <w:t xml:space="preserve">        verbose=1,</w:t>
-      </w:r>
-    </w:p>
-    <w:p>
-      <w:pPr>
-        <w:rPr>
-          <w:rFonts w:ascii="Consolas" w:hAnsi="Consolas" w:cs="Consolas"/>
-          <w:sz w:val="18"/>
-          <w:szCs w:val="18"/>
-        </w:rPr>
-      </w:pPr>
-      <w:r>
-        <w:rPr>
-          <w:rFonts w:ascii="Consolas" w:hAnsi="Consolas" w:cs="Consolas"/>
-          <w:sz w:val="18"/>
-          <w:szCs w:val="18"/>
-        </w:rPr>
-        <w:t xml:space="preserve">        tensorboard_log=</w:t>
-      </w:r>
-      <w:r>
-        <w:rPr>
-          <w:rFonts w:ascii="Consolas" w:hAnsi="Consolas" w:cs="Consolas"/>
-          <w:color w:val="4EA72E" w:themeColor="accent6"/>
-          <w:sz w:val="18"/>
-          <w:szCs w:val="18"/>
-        </w:rPr>
-        <w:t>"./tensorboard_logs/</w:t>
-      </w:r>
-      <w:r>
-        <w:rPr>
-          <w:rFonts w:ascii="Consolas" w:hAnsi="Consolas" w:cs="Consolas"/>
-          <w:color w:val="4EA72E" w:themeColor="accent6"/>
-          <w:sz w:val="18"/>
-          <w:szCs w:val="18"/>
-        </w:rPr>
-        <w:t>”</w:t>
-      </w:r>
-      <w:r>
-        <w:rPr>
-          <w:rFonts w:ascii="Consolas" w:hAnsi="Consolas" w:cs="Consolas"/>
-          <w:sz w:val="18"/>
-          <w:szCs w:val="18"/>
-        </w:rPr>
-        <w:t>)</w:t>
-      </w:r>
-    </w:p>
-    <w:p>
-      <w:pPr>
-        <w:rPr>
-          <w:rFonts w:ascii="Consolas" w:hAnsi="Consolas" w:cs="Consolas"/>
-          <w:sz w:val="18"/>
-          <w:szCs w:val="18"/>
-        </w:rPr>
-      </w:pPr>
-    </w:p>
-    <w:p>
-      <w:pPr>
-        <w:rPr>
-          <w:rFonts w:ascii="Consolas" w:hAnsi="Consolas" w:cs="Consolas"/>
-          <w:sz w:val="18"/>
-          <w:szCs w:val="18"/>
-        </w:rPr>
-      </w:pPr>
-      <w:r>
-        <w:rPr>
-          <w:rFonts w:ascii="Consolas" w:hAnsi="Consolas" w:cs="Consolas"/>
-          <w:sz w:val="18"/>
-          <w:szCs w:val="18"/>
-        </w:rPr>
-        <w:t xml:space="preserve">        </w:t>
-      </w:r>
-      <w:r>
-        <w:rPr>
-          <w:rFonts w:ascii="Consolas" w:hAnsi="Consolas" w:cs="Consolas"/>
-          <w:color w:val="C00000"/>
-          <w:sz w:val="18"/>
-          <w:szCs w:val="18"/>
-        </w:rPr>
-        <w:t>return</w:t>
-      </w:r>
-      <w:r>
-        <w:rPr>
-          <w:rFonts w:ascii="Consolas" w:hAnsi="Consolas" w:cs="Consolas"/>
-          <w:sz w:val="18"/>
-          <w:szCs w:val="18"/>
-        </w:rPr>
-        <w:t xml:space="preserve"> model</w:t>
-      </w:r>
-    </w:p>
-    <w:p>
-      <w:pPr>
-        <w:rPr>
-          <w:rFonts w:ascii="Consolas" w:hAnsi="Consolas" w:cs="Consolas"/>
-          <w:sz w:val="18"/>
-          <w:szCs w:val="18"/>
-        </w:rPr>
-      </w:pPr>
-    </w:p>
-    <w:p>
-      <w:pPr>
-        <w:rPr>
-          <w:rFonts w:ascii="Consolas" w:hAnsi="Consolas" w:cs="Consolas"/>
-          <w:sz w:val="18"/>
-          <w:szCs w:val="18"/>
-        </w:rPr>
-      </w:pPr>
-      <w:r>
-        <w:rPr>
-          <w:rFonts w:ascii="Consolas" w:hAnsi="Consolas" w:cs="Consolas"/>
-          <w:sz w:val="18"/>
-          <w:szCs w:val="18"/>
-        </w:rPr>
-        <w:t>...</w:t>
-      </w:r>
-    </w:p>
-    <w:p>
-      <w:pPr>
-        <w:rPr>
-          <w:rFonts w:ascii="Consolas" w:hAnsi="Consolas" w:cs="Consolas"/>
-          <w:sz w:val="18"/>
-          <w:szCs w:val="18"/>
-        </w:rPr>
-      </w:pPr>
-      <w:r>
-        <w:rPr>
-          <w:rFonts w:ascii="Consolas" w:hAnsi="Consolas" w:cs="Consolas"/>
-          <w:color w:val="7030A0"/>
-          <w:sz w:val="18"/>
-          <w:szCs w:val="18"/>
-        </w:rPr>
-        <w:t>self</w:t>
-      </w:r>
-      <w:r>
-        <w:rPr>
-          <w:rFonts w:ascii="Consolas" w:hAnsi="Consolas" w:cs="Consolas"/>
-          <w:sz w:val="18"/>
-          <w:szCs w:val="18"/>
-        </w:rPr>
-        <w:t xml:space="preserve">.model = </w:t>
-      </w:r>
-      <w:r>
-        <w:rPr>
-          <w:rFonts w:ascii="Consolas" w:hAnsi="Consolas" w:cs="Consolas"/>
-          <w:color w:val="7030A0"/>
-          <w:sz w:val="18"/>
-          <w:szCs w:val="18"/>
-        </w:rPr>
-        <w:t>self</w:t>
-      </w:r>
-      <w:r>
-        <w:rPr>
-          <w:rFonts w:ascii="Consolas" w:hAnsi="Consolas" w:cs="Consolas"/>
-          <w:sz w:val="18"/>
-          <w:szCs w:val="18"/>
-        </w:rPr>
-        <w:t>.</w:t>
-      </w:r>
-      <w:r>
-        <w:rPr>
-          <w:rFonts w:ascii="Consolas" w:hAnsi="Consolas" w:cs="Consolas"/>
-          <w:color w:val="AB7942"/>
-          <w:sz w:val="18"/>
-          <w:szCs w:val="18"/>
-        </w:rPr>
-        <w:t>_create_model</w:t>
-      </w:r>
-      <w:r>
-        <w:rPr>
-          <w:rFonts w:ascii="Consolas" w:hAnsi="Consolas" w:cs="Consolas"/>
-          <w:sz w:val="18"/>
-          <w:szCs w:val="18"/>
-        </w:rPr>
-        <w:t>()</w:t>
-      </w:r>
-    </w:p>
-    <w:p/>
-    <w:p>
-      <w:pPr>
-        <w:pStyle w:val="Heading2"/>
-      </w:pPr>
-      <w:r>
-        <w:t xml:space="preserve">Set up Model Training Callbacks </w:t>
-      </w:r>
-    </w:p>
-    <w:p>
-      <w:r>
-        <w:t>def _setup_callbacks(self):</w:t>
-      </w:r>
-    </w:p>
-    <w:p>
-      <w:r>
-        <w:t xml:space="preserve">        """Setup training callbacks for monitoring and checkpointing"""</w:t>
-      </w:r>
-    </w:p>
-    <w:p>
-      <w:r>
-        <w:t xml:space="preserve">        eval_callback = EvalCallback(</w:t>
-      </w:r>
-    </w:p>
-    <w:p>
-      <w:r>
-        <w:t xml:space="preserve">            self.eval_env,</w:t>
-      </w:r>
-    </w:p>
-    <w:p>
-      <w:r>
-        <w:t xml:space="preserve">            best_model_save_path="./models/best_model/",</w:t>
-      </w:r>
-    </w:p>
-    <w:p>
-      <w:r>
-        <w:t xml:space="preserve">            log_path="./logs/",</w:t>
-      </w:r>
-    </w:p>
-    <w:p>
-      <w:r>
-        <w:t xml:space="preserve">            eval_freq=5000,</w:t>
-      </w:r>
-    </w:p>
-    <w:p>
-      <w:r>
         <w:t xml:space="preserve">            deterministic=True,</w:t>
       </w:r>
     </w:p>
@@ -6125,9 +7732,11 @@
       <w:pPr>
         <w:pStyle w:val="Heading2"/>
       </w:pPr>
+      <w:bookmarkStart w:id="6" w:name="_Toc220678877"/>
       <w:r>
         <w:t>Train the PPO Model</w:t>
       </w:r>
+      <w:bookmarkEnd w:id="6"/>
     </w:p>
     <w:p>
       <w:r>
@@ -6196,9 +7805,11 @@
       <w:pPr>
         <w:pStyle w:val="Heading2"/>
       </w:pPr>
+      <w:bookmarkStart w:id="7" w:name="_Toc220678878"/>
       <w:r>
         <w:t>Task Processing</w:t>
       </w:r>
+      <w:bookmarkEnd w:id="7"/>
     </w:p>
     <w:p/>
     <w:p/>
@@ -6291,9 +7902,11 @@
       <w:pPr>
         <w:pStyle w:val="Heading2"/>
       </w:pPr>
+      <w:bookmarkStart w:id="8" w:name="_Toc220678879"/>
       <w:r>
         <w:t>Collaboration Matrix</w:t>
       </w:r>
+      <w:bookmarkEnd w:id="8"/>
     </w:p>
     <w:p/>
     <w:p>
@@ -6372,10 +7985,11 @@
       <w:pPr>
         <w:pStyle w:val="Heading2"/>
       </w:pPr>
-      <w:r>
-        <w:lastRenderedPageBreak/>
+      <w:bookmarkStart w:id="9" w:name="_Toc220678880"/>
+      <w:r>
         <w:t>Observation Generation</w:t>
       </w:r>
+      <w:bookmarkEnd w:id="9"/>
     </w:p>
     <w:p/>
     <w:p>
@@ -7126,6 +8740,7 @@
           <w:sz w:val="18"/>
           <w:szCs w:val="18"/>
         </w:rPr>
+        <w:lastRenderedPageBreak/>
         <w:t xml:space="preserve">                obs.extend([</w:t>
       </w:r>
     </w:p>
@@ -7570,12 +9185,14 @@
       <w:pPr>
         <w:pStyle w:val="Heading2"/>
       </w:pPr>
+      <w:bookmarkStart w:id="10" w:name="_Toc220678881"/>
       <w:r>
         <w:t xml:space="preserve">Step </w:t>
       </w:r>
       <w:r>
         <w:t>Execution</w:t>
       </w:r>
+      <w:bookmarkEnd w:id="10"/>
     </w:p>
     <w:p>
       <w:pPr>
@@ -7631,7 +9248,6 @@
     </w:p>
     <w:p>
       <w:r>
-        <w:lastRenderedPageBreak/>
         <w:t xml:space="preserve">                task = self.task_queue.popleft()</w:t>
       </w:r>
     </w:p>
@@ -7836,7 +9452,6 @@
     </w:p>
     <w:p>
       <w:r>
-        <w:lastRenderedPageBreak/>
         <w:t xml:space="preserve">            "avg_success_rate": np.mean([a.success_rate for a in self.agents])</w:t>
       </w:r>
     </w:p>
@@ -7858,9 +9473,11 @@
       <w:pPr>
         <w:pStyle w:val="Heading2"/>
       </w:pPr>
+      <w:bookmarkStart w:id="11" w:name="_Toc220678882"/>
       <w:r>
         <w:t>Evaluate the PPO Model</w:t>
       </w:r>
+      <w:bookmarkEnd w:id="11"/>
     </w:p>
     <w:p>
       <w:r>
@@ -8016,19 +9633,23 @@
       <w:pPr>
         <w:pStyle w:val="Heading1"/>
       </w:pPr>
+      <w:bookmarkStart w:id="12" w:name="_Toc220678883"/>
+      <w:r>
+        <w:t>Class Diagrams</w:t>
+      </w:r>
+      <w:bookmarkEnd w:id="12"/>
+    </w:p>
+    <w:p/>
+    <w:p>
+      <w:pPr>
+        <w:pStyle w:val="Heading2"/>
+      </w:pPr>
+      <w:bookmarkStart w:id="13" w:name="_Toc220678884"/>
       <w:r>
         <w:lastRenderedPageBreak/>
-        <w:t>Class Diagrams</w:t>
-      </w:r>
-    </w:p>
-    <w:p/>
-    <w:p>
-      <w:pPr>
-        <w:pStyle w:val="Heading2"/>
-      </w:pPr>
-      <w:r>
         <w:t>Core Classes</w:t>
       </w:r>
+      <w:bookmarkEnd w:id="13"/>
     </w:p>
     <w:p>
       <w:pPr>
@@ -8102,10 +9723,12 @@
       <w:pPr>
         <w:pStyle w:val="Heading2"/>
       </w:pPr>
+      <w:bookmarkStart w:id="14" w:name="_Toc220678885"/>
       <w:r>
         <w:lastRenderedPageBreak/>
         <w:t>Smart Agent and Tool System Classes</w:t>
       </w:r>
+      <w:bookmarkEnd w:id="14"/>
     </w:p>
     <w:p>
       <w:pPr>
@@ -8179,11 +9802,11 @@
       <w:pPr>
         <w:pStyle w:val="Heading1"/>
       </w:pPr>
-      <w:bookmarkStart w:id="1" w:name="_Toc220489377"/>
+      <w:bookmarkStart w:id="15" w:name="_Toc220678886"/>
       <w:r>
         <w:t>System Flowchart</w:t>
       </w:r>
-      <w:bookmarkEnd w:id="1"/>
+      <w:bookmarkEnd w:id="15"/>
     </w:p>
     <w:p/>
     <w:p>
@@ -8257,7 +9880,7 @@
       <w:pPr>
         <w:pStyle w:val="Heading2"/>
       </w:pPr>
-      <w:bookmarkStart w:id="2" w:name="_Toc220489378"/>
+      <w:bookmarkStart w:id="16" w:name="_Toc220678887"/>
       <w:r>
         <w:rPr>
           <w:noProof/>
@@ -8322,12 +9945,14 @@
       <w:r>
         <w:t>Training Sequence</w:t>
       </w:r>
+      <w:bookmarkEnd w:id="16"/>
     </w:p>
     <w:p/>
     <w:p>
       <w:pPr>
         <w:pStyle w:val="Heading2"/>
       </w:pPr>
+      <w:bookmarkStart w:id="17" w:name="_Toc220678888"/>
       <w:r>
         <w:rPr>
           <w:noProof/>
@@ -8392,7 +10017,7 @@
       <w:r>
         <w:t>Training Loop</w:t>
       </w:r>
-      <w:bookmarkEnd w:id="2"/>
+      <w:bookmarkEnd w:id="17"/>
     </w:p>
     <w:p/>
     <w:p/>
@@ -8528,11 +10153,11 @@
       <w:pPr>
         <w:pStyle w:val="Heading3"/>
       </w:pPr>
-      <w:bookmarkStart w:id="3" w:name="_Toc220489379"/>
+      <w:bookmarkStart w:id="18" w:name="_Toc220678889"/>
       <w:r>
         <w:t>Parallel Vectorized Environments</w:t>
       </w:r>
-      <w:bookmarkEnd w:id="3"/>
+      <w:bookmarkEnd w:id="18"/>
     </w:p>
     <w:p/>
     <w:p>
@@ -8669,11 +10294,11 @@
       <w:pPr>
         <w:pStyle w:val="Heading3"/>
       </w:pPr>
-      <w:bookmarkStart w:id="4" w:name="_Toc220489380"/>
+      <w:bookmarkStart w:id="19" w:name="_Toc220678890"/>
       <w:r>
         <w:t>Initialize the PPO model</w:t>
       </w:r>
-      <w:bookmarkEnd w:id="4"/>
+      <w:bookmarkEnd w:id="19"/>
       <w:r>
         <w:t xml:space="preserve"> </w:t>
       </w:r>
@@ -8936,10 +10561,12 @@
       <w:pPr>
         <w:pStyle w:val="Heading3"/>
       </w:pPr>
+      <w:bookmarkStart w:id="20" w:name="_Toc220678891"/>
       <w:r>
         <w:lastRenderedPageBreak/>
         <w:t>Key PPO hyperparameters</w:t>
       </w:r>
+      <w:bookmarkEnd w:id="20"/>
     </w:p>
     <w:p/>
     <w:p>
@@ -9024,9 +10651,11 @@
       <w:pPr>
         <w:pStyle w:val="Heading3"/>
       </w:pPr>
+      <w:bookmarkStart w:id="21" w:name="_Toc220678892"/>
       <w:r>
         <w:t>PPO Hyperparameters deep dive</w:t>
       </w:r>
+      <w:bookmarkEnd w:id="21"/>
     </w:p>
     <w:p>
       <w:pPr>
@@ -9419,21 +11048,1362 @@
     </w:p>
     <w:p/>
     <w:p/>
+    <w:p/>
+    <w:p/>
+    <w:p>
+      <w:r>
+        <w:t>//TODO:</w:t>
+      </w:r>
+    </w:p>
+    <w:p/>
+    <w:p/>
     <w:p>
       <w:pPr>
         <w:pStyle w:val="Heading1"/>
       </w:pPr>
-      <w:bookmarkStart w:id="5" w:name="_Toc220489381"/>
+      <w:bookmarkStart w:id="22" w:name="_Toc220678893"/>
+      <w:r>
+        <w:t>More Details on Task Processing and Task Management</w:t>
+      </w:r>
+      <w:bookmarkEnd w:id="22"/>
+    </w:p>
+    <w:p/>
+    <w:p/>
+    <w:p/>
+    <w:p>
+      <w:r>
+        <w:t xml:space="preserve">Refer to the markdown </w:t>
+      </w:r>
+      <w:hyperlink r:id="rId10" w:history="1">
+        <w:r>
+          <w:rPr>
+            <w:rStyle w:val="Hyperlink"/>
+          </w:rPr>
+          <w:t>task_driven_agentic_workflow_with_rl_loop.md</w:t>
+        </w:r>
+      </w:hyperlink>
+    </w:p>
+    <w:p/>
+    <w:p/>
+    <w:p>
+      <w:pPr>
+        <w:keepNext/>
+        <w:keepLines/>
+      </w:pPr>
+      <w:r>
+        <w:rPr>
+          <w:noProof/>
+        </w:rPr>
+        <w:lastRenderedPageBreak/>
+        <mc:AlternateContent>
+          <mc:Choice Requires="wps">
+            <w:drawing>
+              <wp:anchor distT="0" distB="0" distL="114300" distR="114300" simplePos="0" relativeHeight="251703296" behindDoc="0" locked="0" layoutInCell="1" allowOverlap="1" wp14:anchorId="357ECB32" wp14:editId="3EC73C53">
+                <wp:simplePos x="0" y="0"/>
+                <wp:positionH relativeFrom="column">
+                  <wp:posOffset>-549835</wp:posOffset>
+                </wp:positionH>
+                <wp:positionV relativeFrom="paragraph">
+                  <wp:posOffset>1409887</wp:posOffset>
+                </wp:positionV>
+                <wp:extent cx="6660186" cy="2108947"/>
+                <wp:effectExtent l="0" t="12700" r="7620" b="12065"/>
+                <wp:wrapNone/>
+                <wp:docPr id="1991677915" name="Freeform 27"/>
+                <wp:cNvGraphicFramePr/>
+                <a:graphic xmlns:a="http://schemas.openxmlformats.org/drawingml/2006/main">
+                  <a:graphicData uri="http://schemas.microsoft.com/office/word/2010/wordprocessingShape">
+                    <wps:wsp>
+                      <wps:cNvSpPr/>
+                      <wps:spPr>
+                        <a:xfrm>
+                          <a:off x="0" y="0"/>
+                          <a:ext cx="6660186" cy="2108947"/>
+                        </a:xfrm>
+                        <a:custGeom>
+                          <a:avLst/>
+                          <a:gdLst>
+                            <a:gd name="connsiteX0" fmla="*/ 6480510 w 6660186"/>
+                            <a:gd name="connsiteY0" fmla="*/ 1559 h 2143785"/>
+                            <a:gd name="connsiteX1" fmla="*/ 6534298 w 6660186"/>
+                            <a:gd name="connsiteY1" fmla="*/ 19488 h 2143785"/>
+                            <a:gd name="connsiteX2" fmla="*/ 6653827 w 6660186"/>
+                            <a:gd name="connsiteY2" fmla="*/ 139018 h 2143785"/>
+                            <a:gd name="connsiteX3" fmla="*/ 6623945 w 6660186"/>
+                            <a:gd name="connsiteY3" fmla="*/ 246594 h 2143785"/>
+                            <a:gd name="connsiteX4" fmla="*/ 6456604 w 6660186"/>
+                            <a:gd name="connsiteY4" fmla="*/ 330265 h 2143785"/>
+                            <a:gd name="connsiteX5" fmla="*/ 6115945 w 6660186"/>
+                            <a:gd name="connsiteY5" fmla="*/ 396006 h 2143785"/>
+                            <a:gd name="connsiteX6" fmla="*/ 5936651 w 6660186"/>
+                            <a:gd name="connsiteY6" fmla="*/ 407959 h 2143785"/>
+                            <a:gd name="connsiteX7" fmla="*/ 5452557 w 6660186"/>
+                            <a:gd name="connsiteY7" fmla="*/ 437841 h 2143785"/>
+                            <a:gd name="connsiteX8" fmla="*/ 5087992 w 6660186"/>
+                            <a:gd name="connsiteY8" fmla="*/ 461747 h 2143785"/>
+                            <a:gd name="connsiteX9" fmla="*/ 4657686 w 6660186"/>
+                            <a:gd name="connsiteY9" fmla="*/ 479676 h 2143785"/>
+                            <a:gd name="connsiteX10" fmla="*/ 4197498 w 6660186"/>
+                            <a:gd name="connsiteY10" fmla="*/ 485653 h 2143785"/>
+                            <a:gd name="connsiteX11" fmla="*/ 3587898 w 6660186"/>
+                            <a:gd name="connsiteY11" fmla="*/ 509559 h 2143785"/>
+                            <a:gd name="connsiteX12" fmla="*/ 3121733 w 6660186"/>
+                            <a:gd name="connsiteY12" fmla="*/ 521512 h 2143785"/>
+                            <a:gd name="connsiteX13" fmla="*/ 2314910 w 6660186"/>
+                            <a:gd name="connsiteY13" fmla="*/ 527488 h 2143785"/>
+                            <a:gd name="connsiteX14" fmla="*/ 1806910 w 6660186"/>
+                            <a:gd name="connsiteY14" fmla="*/ 539441 h 2143785"/>
+                            <a:gd name="connsiteX15" fmla="*/ 1161451 w 6660186"/>
+                            <a:gd name="connsiteY15" fmla="*/ 545418 h 2143785"/>
+                            <a:gd name="connsiteX16" fmla="*/ 593686 w 6660186"/>
+                            <a:gd name="connsiteY16" fmla="*/ 569323 h 2143785"/>
+                            <a:gd name="connsiteX17" fmla="*/ 282910 w 6660186"/>
+                            <a:gd name="connsiteY17" fmla="*/ 629088 h 2143785"/>
+                            <a:gd name="connsiteX18" fmla="*/ 85686 w 6660186"/>
+                            <a:gd name="connsiteY18" fmla="*/ 718735 h 2143785"/>
+                            <a:gd name="connsiteX19" fmla="*/ 2016 w 6660186"/>
+                            <a:gd name="connsiteY19" fmla="*/ 999629 h 2143785"/>
+                            <a:gd name="connsiteX20" fmla="*/ 31898 w 6660186"/>
+                            <a:gd name="connsiteY20" fmla="*/ 1394076 h 2143785"/>
+                            <a:gd name="connsiteX21" fmla="*/ 97639 w 6660186"/>
+                            <a:gd name="connsiteY21" fmla="*/ 1674970 h 2143785"/>
+                            <a:gd name="connsiteX22" fmla="*/ 193263 w 6660186"/>
+                            <a:gd name="connsiteY22" fmla="*/ 1890123 h 2143785"/>
+                            <a:gd name="connsiteX23" fmla="*/ 318769 w 6660186"/>
+                            <a:gd name="connsiteY23" fmla="*/ 2045512 h 2143785"/>
+                            <a:gd name="connsiteX24" fmla="*/ 492086 w 6660186"/>
+                            <a:gd name="connsiteY24" fmla="*/ 2135159 h 2143785"/>
+                            <a:gd name="connsiteX25" fmla="*/ 581733 w 6660186"/>
+                            <a:gd name="connsiteY25" fmla="*/ 2135159 h 2143785"/>
+                          </a:gdLst>
+                          <a:ahLst/>
+                          <a:cxnLst>
+                            <a:cxn ang="0">
+                              <a:pos x="connsiteX0" y="connsiteY0"/>
+                            </a:cxn>
+                            <a:cxn ang="0">
+                              <a:pos x="connsiteX1" y="connsiteY1"/>
+                            </a:cxn>
+                            <a:cxn ang="0">
+                              <a:pos x="connsiteX2" y="connsiteY2"/>
+                            </a:cxn>
+                            <a:cxn ang="0">
+                              <a:pos x="connsiteX3" y="connsiteY3"/>
+                            </a:cxn>
+                            <a:cxn ang="0">
+                              <a:pos x="connsiteX4" y="connsiteY4"/>
+                            </a:cxn>
+                            <a:cxn ang="0">
+                              <a:pos x="connsiteX5" y="connsiteY5"/>
+                            </a:cxn>
+                            <a:cxn ang="0">
+                              <a:pos x="connsiteX6" y="connsiteY6"/>
+                            </a:cxn>
+                            <a:cxn ang="0">
+                              <a:pos x="connsiteX7" y="connsiteY7"/>
+                            </a:cxn>
+                            <a:cxn ang="0">
+                              <a:pos x="connsiteX8" y="connsiteY8"/>
+                            </a:cxn>
+                            <a:cxn ang="0">
+                              <a:pos x="connsiteX9" y="connsiteY9"/>
+                            </a:cxn>
+                            <a:cxn ang="0">
+                              <a:pos x="connsiteX10" y="connsiteY10"/>
+                            </a:cxn>
+                            <a:cxn ang="0">
+                              <a:pos x="connsiteX11" y="connsiteY11"/>
+                            </a:cxn>
+                            <a:cxn ang="0">
+                              <a:pos x="connsiteX12" y="connsiteY12"/>
+                            </a:cxn>
+                            <a:cxn ang="0">
+                              <a:pos x="connsiteX13" y="connsiteY13"/>
+                            </a:cxn>
+                            <a:cxn ang="0">
+                              <a:pos x="connsiteX14" y="connsiteY14"/>
+                            </a:cxn>
+                            <a:cxn ang="0">
+                              <a:pos x="connsiteX15" y="connsiteY15"/>
+                            </a:cxn>
+                            <a:cxn ang="0">
+                              <a:pos x="connsiteX16" y="connsiteY16"/>
+                            </a:cxn>
+                            <a:cxn ang="0">
+                              <a:pos x="connsiteX17" y="connsiteY17"/>
+                            </a:cxn>
+                            <a:cxn ang="0">
+                              <a:pos x="connsiteX18" y="connsiteY18"/>
+                            </a:cxn>
+                            <a:cxn ang="0">
+                              <a:pos x="connsiteX19" y="connsiteY19"/>
+                            </a:cxn>
+                            <a:cxn ang="0">
+                              <a:pos x="connsiteX20" y="connsiteY20"/>
+                            </a:cxn>
+                            <a:cxn ang="0">
+                              <a:pos x="connsiteX21" y="connsiteY21"/>
+                            </a:cxn>
+                            <a:cxn ang="0">
+                              <a:pos x="connsiteX22" y="connsiteY22"/>
+                            </a:cxn>
+                            <a:cxn ang="0">
+                              <a:pos x="connsiteX23" y="connsiteY23"/>
+                            </a:cxn>
+                            <a:cxn ang="0">
+                              <a:pos x="connsiteX24" y="connsiteY24"/>
+                            </a:cxn>
+                            <a:cxn ang="0">
+                              <a:pos x="connsiteX25" y="connsiteY25"/>
+                            </a:cxn>
+                          </a:cxnLst>
+                          <a:rect l="l" t="t" r="r" b="b"/>
+                          <a:pathLst>
+                            <a:path w="6660186" h="2143785">
+                              <a:moveTo>
+                                <a:pt x="6480510" y="1559"/>
+                              </a:moveTo>
+                              <a:cubicBezTo>
+                                <a:pt x="6492961" y="-932"/>
+                                <a:pt x="6505412" y="-3422"/>
+                                <a:pt x="6534298" y="19488"/>
+                              </a:cubicBezTo>
+                              <a:cubicBezTo>
+                                <a:pt x="6563184" y="42398"/>
+                                <a:pt x="6638886" y="101167"/>
+                                <a:pt x="6653827" y="139018"/>
+                              </a:cubicBezTo>
+                              <a:cubicBezTo>
+                                <a:pt x="6668768" y="176869"/>
+                                <a:pt x="6656815" y="214720"/>
+                                <a:pt x="6623945" y="246594"/>
+                              </a:cubicBezTo>
+                              <a:cubicBezTo>
+                                <a:pt x="6591075" y="278468"/>
+                                <a:pt x="6541271" y="305363"/>
+                                <a:pt x="6456604" y="330265"/>
+                              </a:cubicBezTo>
+                              <a:cubicBezTo>
+                                <a:pt x="6371937" y="355167"/>
+                                <a:pt x="6202604" y="383057"/>
+                                <a:pt x="6115945" y="396006"/>
+                              </a:cubicBezTo>
+                              <a:cubicBezTo>
+                                <a:pt x="6029286" y="408955"/>
+                                <a:pt x="5936651" y="407959"/>
+                                <a:pt x="5936651" y="407959"/>
+                              </a:cubicBezTo>
+                              <a:lnTo>
+                                <a:pt x="5452557" y="437841"/>
+                              </a:lnTo>
+                              <a:lnTo>
+                                <a:pt x="5087992" y="461747"/>
+                              </a:lnTo>
+                              <a:cubicBezTo>
+                                <a:pt x="4955514" y="468719"/>
+                                <a:pt x="4806102" y="475692"/>
+                                <a:pt x="4657686" y="479676"/>
+                              </a:cubicBezTo>
+                              <a:cubicBezTo>
+                                <a:pt x="4509270" y="483660"/>
+                                <a:pt x="4375796" y="480673"/>
+                                <a:pt x="4197498" y="485653"/>
+                              </a:cubicBezTo>
+                              <a:cubicBezTo>
+                                <a:pt x="4019200" y="490633"/>
+                                <a:pt x="3587898" y="509559"/>
+                                <a:pt x="3587898" y="509559"/>
+                              </a:cubicBezTo>
+                              <a:lnTo>
+                                <a:pt x="3121733" y="521512"/>
+                              </a:lnTo>
+                              <a:lnTo>
+                                <a:pt x="2314910" y="527488"/>
+                              </a:lnTo>
+                              <a:lnTo>
+                                <a:pt x="1806910" y="539441"/>
+                              </a:lnTo>
+                              <a:lnTo>
+                                <a:pt x="1161451" y="545418"/>
+                              </a:lnTo>
+                              <a:cubicBezTo>
+                                <a:pt x="959247" y="550398"/>
+                                <a:pt x="740109" y="555378"/>
+                                <a:pt x="593686" y="569323"/>
+                              </a:cubicBezTo>
+                              <a:cubicBezTo>
+                                <a:pt x="447262" y="583268"/>
+                                <a:pt x="367577" y="604186"/>
+                                <a:pt x="282910" y="629088"/>
+                              </a:cubicBezTo>
+                              <a:cubicBezTo>
+                                <a:pt x="198243" y="653990"/>
+                                <a:pt x="132502" y="656978"/>
+                                <a:pt x="85686" y="718735"/>
+                              </a:cubicBezTo>
+                              <a:cubicBezTo>
+                                <a:pt x="38870" y="780492"/>
+                                <a:pt x="10981" y="887072"/>
+                                <a:pt x="2016" y="999629"/>
+                              </a:cubicBezTo>
+                              <a:cubicBezTo>
+                                <a:pt x="-6949" y="1112186"/>
+                                <a:pt x="15961" y="1281519"/>
+                                <a:pt x="31898" y="1394076"/>
+                              </a:cubicBezTo>
+                              <a:cubicBezTo>
+                                <a:pt x="47835" y="1506633"/>
+                                <a:pt x="70745" y="1592296"/>
+                                <a:pt x="97639" y="1674970"/>
+                              </a:cubicBezTo>
+                              <a:cubicBezTo>
+                                <a:pt x="124533" y="1757644"/>
+                                <a:pt x="156408" y="1828366"/>
+                                <a:pt x="193263" y="1890123"/>
+                              </a:cubicBezTo>
+                              <a:cubicBezTo>
+                                <a:pt x="230118" y="1951880"/>
+                                <a:pt x="268965" y="2004673"/>
+                                <a:pt x="318769" y="2045512"/>
+                              </a:cubicBezTo>
+                              <a:cubicBezTo>
+                                <a:pt x="368573" y="2086351"/>
+                                <a:pt x="448259" y="2120218"/>
+                                <a:pt x="492086" y="2135159"/>
+                              </a:cubicBezTo>
+                              <a:cubicBezTo>
+                                <a:pt x="535913" y="2150100"/>
+                                <a:pt x="558823" y="2142629"/>
+                                <a:pt x="581733" y="2135159"/>
+                              </a:cubicBezTo>
+                            </a:path>
+                          </a:pathLst>
+                        </a:custGeom>
+                        <a:noFill/>
+                        <a:ln w="6350">
+                          <a:solidFill>
+                            <a:schemeClr val="accent1">
+                              <a:shade val="15000"/>
+                              <a:alpha val="52165"/>
+                            </a:schemeClr>
+                          </a:solidFill>
+                        </a:ln>
+                      </wps:spPr>
+                      <wps:style>
+                        <a:lnRef idx="2">
+                          <a:schemeClr val="accent1">
+                            <a:shade val="15000"/>
+                          </a:schemeClr>
+                        </a:lnRef>
+                        <a:fillRef idx="1">
+                          <a:schemeClr val="accent1"/>
+                        </a:fillRef>
+                        <a:effectRef idx="0">
+                          <a:schemeClr val="accent1"/>
+                        </a:effectRef>
+                        <a:fontRef idx="minor">
+                          <a:schemeClr val="lt1"/>
+                        </a:fontRef>
+                      </wps:style>
+                      <wps:bodyPr rot="0" spcFirstLastPara="0" vertOverflow="overflow" horzOverflow="overflow" vert="horz" wrap="square" lIns="91440" tIns="45720" rIns="91440" bIns="45720" numCol="1" spcCol="0" rtlCol="0" fromWordArt="0" anchor="ctr" anchorCtr="0" forceAA="0" compatLnSpc="1">
+                        <a:prstTxWarp prst="textNoShape">
+                          <a:avLst/>
+                        </a:prstTxWarp>
+                        <a:noAutofit/>
+                      </wps:bodyPr>
+                    </wps:wsp>
+                  </a:graphicData>
+                </a:graphic>
+                <wp14:sizeRelV relativeFrom="margin">
+                  <wp14:pctHeight>0</wp14:pctHeight>
+                </wp14:sizeRelV>
+              </wp:anchor>
+            </w:drawing>
+          </mc:Choice>
+          <mc:Fallback>
+            <w:pict>
+              <v:shape w14:anchorId="2B41A16D" id="Freeform 27" o:spid="_x0000_s1026" style="position:absolute;margin-left:-43.3pt;margin-top:111pt;width:524.4pt;height:166.05pt;z-index:251703296;visibility:visible;mso-wrap-style:square;mso-height-percent:0;mso-wrap-distance-left:9pt;mso-wrap-distance-top:0;mso-wrap-distance-right:9pt;mso-wrap-distance-bottom:0;mso-position-horizontal:absolute;mso-position-horizontal-relative:text;mso-position-vertical:absolute;mso-position-vertical-relative:text;mso-height-percent:0;mso-height-relative:margin;v-text-anchor:middle" coordsize="6660186,2143785" o:gfxdata="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" path="m6480510,1559v12451,-2491,24902,-4981,53788,17929c6563184,42398,6638886,101167,6653827,139018v14941,37851,2988,75702,-29882,107576c6591075,278468,6541271,305363,6456604,330265v-84667,24902,-254000,52792,-340659,65741c6029286,408955,5936651,407959,5936651,407959r-484094,29882l5087992,461747v-132478,6972,-281890,13945,-430306,17929c4509270,483660,4375796,480673,4197498,485653v-178298,4980,-609600,23906,-609600,23906l3121733,521512r-806823,5976l1806910,539441r-645459,5977c959247,550398,740109,555378,593686,569323,447262,583268,367577,604186,282910,629088,198243,653990,132502,656978,85686,718735,38870,780492,10981,887072,2016,999629v-8965,112557,13945,281890,29882,394447c47835,1506633,70745,1592296,97639,1674970v26894,82674,58769,153396,95624,215153c230118,1951880,268965,2004673,318769,2045512v49804,40839,129490,74706,173317,89647c535913,2150100,558823,2142629,581733,2135159e" filled="f" strokecolor="#030e13 [484]" strokeweight=".5pt">
+                <v:stroke opacity="34181f" joinstyle="miter"/>
+                <v:path arrowok="t" o:connecttype="custom" o:connectlocs="6480510,1534;6534298,19171;6653827,136759;6623945,242587;6456604,324898;6115945,389571;5936651,401329;5452557,430726;5087992,454243;4657686,471881;4197498,477761;3587898,501278;3121733,513037;2314910,518916;1806910,530675;1161451,536555;593686,560071;282910,618865;85686,707055;2016,983384;31898,1371421;97639,1647751;193263,1859407;318769,2012271;492086,2100461;581733,2100461" o:connectangles="0,0,0,0,0,0,0,0,0,0,0,0,0,0,0,0,0,0,0,0,0,0,0,0,0,0"/>
+              </v:shape>
+            </w:pict>
+          </mc:Fallback>
+        </mc:AlternateContent>
+      </w:r>
+      <w:r>
+        <w:rPr>
+          <w:noProof/>
+        </w:rPr>
+        <mc:AlternateContent>
+          <mc:Choice Requires="wps">
+            <w:drawing>
+              <wp:anchor distT="0" distB="0" distL="114300" distR="114300" simplePos="0" relativeHeight="251702272" behindDoc="0" locked="0" layoutInCell="1" allowOverlap="1" wp14:anchorId="31CC4D69" wp14:editId="05E5DD5F">
+                <wp:simplePos x="0" y="0"/>
+                <wp:positionH relativeFrom="column">
+                  <wp:posOffset>-337715</wp:posOffset>
+                </wp:positionH>
+                <wp:positionV relativeFrom="paragraph">
+                  <wp:posOffset>787587</wp:posOffset>
+                </wp:positionV>
+                <wp:extent cx="6597555" cy="2043953"/>
+                <wp:effectExtent l="0" t="0" r="6985" b="13970"/>
+                <wp:wrapNone/>
+                <wp:docPr id="1431603322" name="Freeform 26"/>
+                <wp:cNvGraphicFramePr/>
+                <a:graphic xmlns:a="http://schemas.openxmlformats.org/drawingml/2006/main">
+                  <a:graphicData uri="http://schemas.microsoft.com/office/word/2010/wordprocessingShape">
+                    <wps:wsp>
+                      <wps:cNvSpPr/>
+                      <wps:spPr>
+                        <a:xfrm>
+                          <a:off x="0" y="0"/>
+                          <a:ext cx="6597555" cy="2043953"/>
+                        </a:xfrm>
+                        <a:custGeom>
+                          <a:avLst/>
+                          <a:gdLst>
+                            <a:gd name="connsiteX0" fmla="*/ 6284303 w 6597555"/>
+                            <a:gd name="connsiteY0" fmla="*/ 0 h 2043953"/>
+                            <a:gd name="connsiteX1" fmla="*/ 6487503 w 6597555"/>
+                            <a:gd name="connsiteY1" fmla="*/ 197223 h 2043953"/>
+                            <a:gd name="connsiteX2" fmla="*/ 6553244 w 6597555"/>
+                            <a:gd name="connsiteY2" fmla="*/ 352612 h 2043953"/>
+                            <a:gd name="connsiteX3" fmla="*/ 6595080 w 6597555"/>
+                            <a:gd name="connsiteY3" fmla="*/ 561788 h 2043953"/>
+                            <a:gd name="connsiteX4" fmla="*/ 6589103 w 6597555"/>
+                            <a:gd name="connsiteY4" fmla="*/ 717176 h 2043953"/>
+                            <a:gd name="connsiteX5" fmla="*/ 6559221 w 6597555"/>
+                            <a:gd name="connsiteY5" fmla="*/ 908423 h 2043953"/>
+                            <a:gd name="connsiteX6" fmla="*/ 6481527 w 6597555"/>
+                            <a:gd name="connsiteY6" fmla="*/ 1081741 h 2043953"/>
+                            <a:gd name="connsiteX7" fmla="*/ 6332115 w 6597555"/>
+                            <a:gd name="connsiteY7" fmla="*/ 1171388 h 2043953"/>
+                            <a:gd name="connsiteX8" fmla="*/ 6332115 w 6597555"/>
+                            <a:gd name="connsiteY8" fmla="*/ 1171388 h 2043953"/>
+                            <a:gd name="connsiteX9" fmla="*/ 5985480 w 6597555"/>
+                            <a:gd name="connsiteY9" fmla="*/ 1219200 h 2043953"/>
+                            <a:gd name="connsiteX10" fmla="*/ 5692633 w 6597555"/>
+                            <a:gd name="connsiteY10" fmla="*/ 1243106 h 2043953"/>
+                            <a:gd name="connsiteX11" fmla="*/ 5220491 w 6597555"/>
+                            <a:gd name="connsiteY11" fmla="*/ 1261035 h 2043953"/>
+                            <a:gd name="connsiteX12" fmla="*/ 4826044 w 6597555"/>
+                            <a:gd name="connsiteY12" fmla="*/ 1272988 h 2043953"/>
+                            <a:gd name="connsiteX13" fmla="*/ 4419644 w 6597555"/>
+                            <a:gd name="connsiteY13" fmla="*/ 1284941 h 2043953"/>
+                            <a:gd name="connsiteX14" fmla="*/ 3750280 w 6597555"/>
+                            <a:gd name="connsiteY14" fmla="*/ 1290917 h 2043953"/>
+                            <a:gd name="connsiteX15" fmla="*/ 3128727 w 6597555"/>
+                            <a:gd name="connsiteY15" fmla="*/ 1296894 h 2043953"/>
+                            <a:gd name="connsiteX16" fmla="*/ 2507174 w 6597555"/>
+                            <a:gd name="connsiteY16" fmla="*/ 1302870 h 2043953"/>
+                            <a:gd name="connsiteX17" fmla="*/ 1939409 w 6597555"/>
+                            <a:gd name="connsiteY17" fmla="*/ 1308847 h 2043953"/>
+                            <a:gd name="connsiteX18" fmla="*/ 1574844 w 6597555"/>
+                            <a:gd name="connsiteY18" fmla="*/ 1314823 h 2043953"/>
+                            <a:gd name="connsiteX19" fmla="*/ 1102703 w 6597555"/>
+                            <a:gd name="connsiteY19" fmla="*/ 1320800 h 2043953"/>
+                            <a:gd name="connsiteX20" fmla="*/ 612633 w 6597555"/>
+                            <a:gd name="connsiteY20" fmla="*/ 1332753 h 2043953"/>
+                            <a:gd name="connsiteX21" fmla="*/ 319786 w 6597555"/>
+                            <a:gd name="connsiteY21" fmla="*/ 1338729 h 2043953"/>
+                            <a:gd name="connsiteX22" fmla="*/ 152444 w 6597555"/>
+                            <a:gd name="connsiteY22" fmla="*/ 1356659 h 2043953"/>
+                            <a:gd name="connsiteX23" fmla="*/ 14986 w 6597555"/>
+                            <a:gd name="connsiteY23" fmla="*/ 1506070 h 2043953"/>
+                            <a:gd name="connsiteX24" fmla="*/ 9009 w 6597555"/>
+                            <a:gd name="connsiteY24" fmla="*/ 1685364 h 2043953"/>
+                            <a:gd name="connsiteX25" fmla="*/ 62797 w 6597555"/>
+                            <a:gd name="connsiteY25" fmla="*/ 1840753 h 2043953"/>
+                            <a:gd name="connsiteX26" fmla="*/ 140491 w 6597555"/>
+                            <a:gd name="connsiteY26" fmla="*/ 1936376 h 2043953"/>
+                            <a:gd name="connsiteX27" fmla="*/ 206233 w 6597555"/>
+                            <a:gd name="connsiteY27" fmla="*/ 2008094 h 2043953"/>
+                            <a:gd name="connsiteX28" fmla="*/ 289903 w 6597555"/>
+                            <a:gd name="connsiteY28" fmla="*/ 2032000 h 2043953"/>
+                            <a:gd name="connsiteX29" fmla="*/ 355644 w 6597555"/>
+                            <a:gd name="connsiteY29" fmla="*/ 2043953 h 2043953"/>
+                          </a:gdLst>
+                          <a:ahLst/>
+                          <a:cxnLst>
+                            <a:cxn ang="0">
+                              <a:pos x="connsiteX0" y="connsiteY0"/>
+                            </a:cxn>
+                            <a:cxn ang="0">
+                              <a:pos x="connsiteX1" y="connsiteY1"/>
+                            </a:cxn>
+                            <a:cxn ang="0">
+                              <a:pos x="connsiteX2" y="connsiteY2"/>
+                            </a:cxn>
+                            <a:cxn ang="0">
+                              <a:pos x="connsiteX3" y="connsiteY3"/>
+                            </a:cxn>
+                            <a:cxn ang="0">
+                              <a:pos x="connsiteX4" y="connsiteY4"/>
+                            </a:cxn>
+                            <a:cxn ang="0">
+                              <a:pos x="connsiteX5" y="connsiteY5"/>
+                            </a:cxn>
+                            <a:cxn ang="0">
+                              <a:pos x="connsiteX6" y="connsiteY6"/>
+                            </a:cxn>
+                            <a:cxn ang="0">
+                              <a:pos x="connsiteX7" y="connsiteY7"/>
+                            </a:cxn>
+                            <a:cxn ang="0">
+                              <a:pos x="connsiteX8" y="connsiteY8"/>
+                            </a:cxn>
+                            <a:cxn ang="0">
+                              <a:pos x="connsiteX9" y="connsiteY9"/>
+                            </a:cxn>
+                            <a:cxn ang="0">
+                              <a:pos x="connsiteX10" y="connsiteY10"/>
+                            </a:cxn>
+                            <a:cxn ang="0">
+                              <a:pos x="connsiteX11" y="connsiteY11"/>
+                            </a:cxn>
+                            <a:cxn ang="0">
+                              <a:pos x="connsiteX12" y="connsiteY12"/>
+                            </a:cxn>
+                            <a:cxn ang="0">
+                              <a:pos x="connsiteX13" y="connsiteY13"/>
+                            </a:cxn>
+                            <a:cxn ang="0">
+                              <a:pos x="connsiteX14" y="connsiteY14"/>
+                            </a:cxn>
+                            <a:cxn ang="0">
+                              <a:pos x="connsiteX15" y="connsiteY15"/>
+                            </a:cxn>
+                            <a:cxn ang="0">
+                              <a:pos x="connsiteX16" y="connsiteY16"/>
+                            </a:cxn>
+                            <a:cxn ang="0">
+                              <a:pos x="connsiteX17" y="connsiteY17"/>
+                            </a:cxn>
+                            <a:cxn ang="0">
+                              <a:pos x="connsiteX18" y="connsiteY18"/>
+                            </a:cxn>
+                            <a:cxn ang="0">
+                              <a:pos x="connsiteX19" y="connsiteY19"/>
+                            </a:cxn>
+                            <a:cxn ang="0">
+                              <a:pos x="connsiteX20" y="connsiteY20"/>
+                            </a:cxn>
+                            <a:cxn ang="0">
+                              <a:pos x="connsiteX21" y="connsiteY21"/>
+                            </a:cxn>
+                            <a:cxn ang="0">
+                              <a:pos x="connsiteX22" y="connsiteY22"/>
+                            </a:cxn>
+                            <a:cxn ang="0">
+                              <a:pos x="connsiteX23" y="connsiteY23"/>
+                            </a:cxn>
+                            <a:cxn ang="0">
+                              <a:pos x="connsiteX24" y="connsiteY24"/>
+                            </a:cxn>
+                            <a:cxn ang="0">
+                              <a:pos x="connsiteX25" y="connsiteY25"/>
+                            </a:cxn>
+                            <a:cxn ang="0">
+                              <a:pos x="connsiteX26" y="connsiteY26"/>
+                            </a:cxn>
+                            <a:cxn ang="0">
+                              <a:pos x="connsiteX27" y="connsiteY27"/>
+                            </a:cxn>
+                            <a:cxn ang="0">
+                              <a:pos x="connsiteX28" y="connsiteY28"/>
+                            </a:cxn>
+                            <a:cxn ang="0">
+                              <a:pos x="connsiteX29" y="connsiteY29"/>
+                            </a:cxn>
+                          </a:cxnLst>
+                          <a:rect l="l" t="t" r="r" b="b"/>
+                          <a:pathLst>
+                            <a:path w="6597555" h="2043953">
+                              <a:moveTo>
+                                <a:pt x="6284303" y="0"/>
+                              </a:moveTo>
+                              <a:cubicBezTo>
+                                <a:pt x="6363491" y="69227"/>
+                                <a:pt x="6442680" y="138454"/>
+                                <a:pt x="6487503" y="197223"/>
+                              </a:cubicBezTo>
+                              <a:cubicBezTo>
+                                <a:pt x="6532327" y="255992"/>
+                                <a:pt x="6535315" y="291851"/>
+                                <a:pt x="6553244" y="352612"/>
+                              </a:cubicBezTo>
+                              <a:cubicBezTo>
+                                <a:pt x="6571174" y="413373"/>
+                                <a:pt x="6589104" y="501027"/>
+                                <a:pt x="6595080" y="561788"/>
+                              </a:cubicBezTo>
+                              <a:cubicBezTo>
+                                <a:pt x="6601056" y="622549"/>
+                                <a:pt x="6595079" y="659404"/>
+                                <a:pt x="6589103" y="717176"/>
+                              </a:cubicBezTo>
+                              <a:cubicBezTo>
+                                <a:pt x="6583127" y="774948"/>
+                                <a:pt x="6577150" y="847662"/>
+                                <a:pt x="6559221" y="908423"/>
+                              </a:cubicBezTo>
+                              <a:cubicBezTo>
+                                <a:pt x="6541292" y="969184"/>
+                                <a:pt x="6519378" y="1037913"/>
+                                <a:pt x="6481527" y="1081741"/>
+                              </a:cubicBezTo>
+                              <a:cubicBezTo>
+                                <a:pt x="6443676" y="1125569"/>
+                                <a:pt x="6332115" y="1171388"/>
+                                <a:pt x="6332115" y="1171388"/>
+                              </a:cubicBezTo>
+                              <a:lnTo>
+                                <a:pt x="6332115" y="1171388"/>
+                              </a:lnTo>
+                              <a:cubicBezTo>
+                                <a:pt x="6274342" y="1179357"/>
+                                <a:pt x="6092060" y="1207247"/>
+                                <a:pt x="5985480" y="1219200"/>
+                              </a:cubicBezTo>
+                              <a:cubicBezTo>
+                                <a:pt x="5878900" y="1231153"/>
+                                <a:pt x="5820131" y="1236133"/>
+                                <a:pt x="5692633" y="1243106"/>
+                              </a:cubicBezTo>
+                              <a:cubicBezTo>
+                                <a:pt x="5565135" y="1250079"/>
+                                <a:pt x="5220491" y="1261035"/>
+                                <a:pt x="5220491" y="1261035"/>
+                              </a:cubicBezTo>
+                              <a:lnTo>
+                                <a:pt x="4826044" y="1272988"/>
+                              </a:lnTo>
+                              <a:lnTo>
+                                <a:pt x="4419644" y="1284941"/>
+                              </a:lnTo>
+                              <a:lnTo>
+                                <a:pt x="3750280" y="1290917"/>
+                              </a:lnTo>
+                              <a:lnTo>
+                                <a:pt x="3128727" y="1296894"/>
+                              </a:lnTo>
+                              <a:lnTo>
+                                <a:pt x="2507174" y="1302870"/>
+                              </a:lnTo>
+                              <a:lnTo>
+                                <a:pt x="1939409" y="1308847"/>
+                              </a:lnTo>
+                              <a:lnTo>
+                                <a:pt x="1574844" y="1314823"/>
+                              </a:lnTo>
+                              <a:lnTo>
+                                <a:pt x="1102703" y="1320800"/>
+                              </a:lnTo>
+                              <a:lnTo>
+                                <a:pt x="612633" y="1332753"/>
+                              </a:lnTo>
+                              <a:cubicBezTo>
+                                <a:pt x="482147" y="1335741"/>
+                                <a:pt x="396484" y="1334745"/>
+                                <a:pt x="319786" y="1338729"/>
+                              </a:cubicBezTo>
+                              <a:cubicBezTo>
+                                <a:pt x="243088" y="1342713"/>
+                                <a:pt x="203244" y="1328769"/>
+                                <a:pt x="152444" y="1356659"/>
+                              </a:cubicBezTo>
+                              <a:cubicBezTo>
+                                <a:pt x="101644" y="1384549"/>
+                                <a:pt x="38892" y="1451286"/>
+                                <a:pt x="14986" y="1506070"/>
+                              </a:cubicBezTo>
+                              <a:cubicBezTo>
+                                <a:pt x="-8920" y="1560854"/>
+                                <a:pt x="1041" y="1629584"/>
+                                <a:pt x="9009" y="1685364"/>
+                              </a:cubicBezTo>
+                              <a:cubicBezTo>
+                                <a:pt x="16977" y="1741144"/>
+                                <a:pt x="40883" y="1798918"/>
+                                <a:pt x="62797" y="1840753"/>
+                              </a:cubicBezTo>
+                              <a:cubicBezTo>
+                                <a:pt x="84711" y="1882588"/>
+                                <a:pt x="116585" y="1908486"/>
+                                <a:pt x="140491" y="1936376"/>
+                              </a:cubicBezTo>
+                              <a:cubicBezTo>
+                                <a:pt x="164397" y="1964266"/>
+                                <a:pt x="181331" y="1992157"/>
+                                <a:pt x="206233" y="2008094"/>
+                              </a:cubicBezTo>
+                              <a:cubicBezTo>
+                                <a:pt x="231135" y="2024031"/>
+                                <a:pt x="265001" y="2026024"/>
+                                <a:pt x="289903" y="2032000"/>
+                              </a:cubicBezTo>
+                              <a:cubicBezTo>
+                                <a:pt x="314805" y="2037976"/>
+                                <a:pt x="335224" y="2040964"/>
+                                <a:pt x="355644" y="2043953"/>
+                              </a:cubicBezTo>
+                            </a:path>
+                          </a:pathLst>
+                        </a:custGeom>
+                        <a:noFill/>
+                        <a:ln w="6350">
+                          <a:solidFill>
+                            <a:schemeClr val="accent1">
+                              <a:shade val="15000"/>
+                              <a:alpha val="53000"/>
+                            </a:schemeClr>
+                          </a:solidFill>
+                        </a:ln>
+                      </wps:spPr>
+                      <wps:style>
+                        <a:lnRef idx="2">
+                          <a:schemeClr val="accent1">
+                            <a:shade val="15000"/>
+                          </a:schemeClr>
+                        </a:lnRef>
+                        <a:fillRef idx="1">
+                          <a:schemeClr val="accent1"/>
+                        </a:fillRef>
+                        <a:effectRef idx="0">
+                          <a:schemeClr val="accent1"/>
+                        </a:effectRef>
+                        <a:fontRef idx="minor">
+                          <a:schemeClr val="lt1"/>
+                        </a:fontRef>
+                      </wps:style>
+                      <wps:bodyPr rot="0" spcFirstLastPara="0" vertOverflow="overflow" horzOverflow="overflow" vert="horz" wrap="square" lIns="91440" tIns="45720" rIns="91440" bIns="45720" numCol="1" spcCol="0" rtlCol="0" fromWordArt="0" anchor="ctr" anchorCtr="0" forceAA="0" compatLnSpc="1">
+                        <a:prstTxWarp prst="textNoShape">
+                          <a:avLst/>
+                        </a:prstTxWarp>
+                        <a:noAutofit/>
+                      </wps:bodyPr>
+                    </wps:wsp>
+                  </a:graphicData>
+                </a:graphic>
+              </wp:anchor>
+            </w:drawing>
+          </mc:Choice>
+          <mc:Fallback>
+            <w:pict>
+              <v:shape w14:anchorId="6B2A4A6C" id="Freeform 26" o:spid="_x0000_s1026" style="position:absolute;margin-left:-26.6pt;margin-top:62pt;width:519.5pt;height:160.95pt;z-index:251702272;visibility:visible;mso-wrap-style:square;mso-wrap-distance-left:9pt;mso-wrap-distance-top:0;mso-wrap-distance-right:9pt;mso-wrap-distance-bottom:0;mso-position-horizontal:absolute;mso-position-horizontal-relative:text;mso-position-vertical:absolute;mso-position-vertical-relative:text;v-text-anchor:middle" coordsize="6597555,2043953" o:gfxdata="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" path="m6284303,v79188,69227,158377,138454,203200,197223c6532327,255992,6535315,291851,6553244,352612v17930,60761,35860,148415,41836,209176c6601056,622549,6595079,659404,6589103,717176v-5976,57772,-11953,130486,-29882,191247c6541292,969184,6519378,1037913,6481527,1081741v-37851,43828,-149412,89647,-149412,89647l6332115,1171388v-57773,7969,-240055,35859,-346635,47812c5878900,1231153,5820131,1236133,5692633,1243106v-127498,6973,-472142,17929,-472142,17929l4826044,1272988r-406400,11953l3750280,1290917r-621553,5977l2507174,1302870r-567765,5977l1574844,1314823r-472141,5977l612633,1332753v-130486,2988,-216149,1992,-292847,5976c243088,1342713,203244,1328769,152444,1356659v-50800,27890,-113552,94627,-137458,149411c-8920,1560854,1041,1629584,9009,1685364v7968,55780,31874,113554,53788,155389c84711,1882588,116585,1908486,140491,1936376v23906,27890,40840,55781,65742,71718c231135,2024031,265001,2026024,289903,2032000v24902,5976,45321,8964,65741,11953e" filled="f" strokecolor="#030e13 [484]" strokeweight=".5pt">
+                <v:stroke opacity="34695f" joinstyle="miter"/>
+                <v:path arrowok="t" o:connecttype="custom" o:connectlocs="6284303,0;6487503,197223;6553244,352612;6595080,561788;6589103,717176;6559221,908423;6481527,1081741;6332115,1171388;6332115,1171388;5985480,1219200;5692633,1243106;5220491,1261035;4826044,1272988;4419644,1284941;3750280,1290917;3128727,1296894;2507174,1302870;1939409,1308847;1574844,1314823;1102703,1320800;612633,1332753;319786,1338729;152444,1356659;14986,1506070;9009,1685364;62797,1840753;140491,1936376;206233,2008094;289903,2032000;355644,2043953" o:connectangles="0,0,0,0,0,0,0,0,0,0,0,0,0,0,0,0,0,0,0,0,0,0,0,0,0,0,0,0,0,0"/>
+              </v:shape>
+            </w:pict>
+          </mc:Fallback>
+        </mc:AlternateContent>
+      </w:r>
+      <w:r>
+        <w:rPr>
+          <w:noProof/>
+        </w:rPr>
+        <w:drawing>
+          <wp:anchor distT="0" distB="0" distL="114300" distR="114300" simplePos="0" relativeHeight="251699200" behindDoc="0" locked="0" layoutInCell="1" allowOverlap="1" wp14:anchorId="6F96A75E" wp14:editId="047609C5">
+            <wp:simplePos x="0" y="0"/>
+            <wp:positionH relativeFrom="column">
+              <wp:posOffset>0</wp:posOffset>
+            </wp:positionH>
+            <wp:positionV relativeFrom="paragraph">
+              <wp:posOffset>153222</wp:posOffset>
+            </wp:positionV>
+            <wp:extent cx="5943600" cy="1706880"/>
+            <wp:effectExtent l="0" t="0" r="0" b="0"/>
+            <wp:wrapTopAndBottom/>
+            <wp:docPr id="1030730928" name="Picture 22" descr="A diagram of a task&#10;&#10;AI-generated content may be incorrect."/>
+            <wp:cNvGraphicFramePr>
+              <a:graphicFrameLocks xmlns:a="http://schemas.openxmlformats.org/drawingml/2006/main" noChangeAspect="1"/>
+            </wp:cNvGraphicFramePr>
+            <a:graphic xmlns:a="http://schemas.openxmlformats.org/drawingml/2006/main">
+              <a:graphicData uri="http://schemas.openxmlformats.org/drawingml/2006/picture">
+                <pic:pic xmlns:pic="http://schemas.openxmlformats.org/drawingml/2006/picture">
+                  <pic:nvPicPr>
+                    <pic:cNvPr id="1030730928" name="Picture 22" descr="A diagram of a task&#10;&#10;AI-generated content may be incorrect."/>
+                    <pic:cNvPicPr/>
+                  </pic:nvPicPr>
+                  <pic:blipFill>
+                    <a:blip r:embed="rId11" cstate="print">
+                      <a:extLst>
+                        <a:ext uri="{28A0092B-C50C-407E-A947-70E740481C1C}">
+                          <a14:useLocalDpi xmlns:a14="http://schemas.microsoft.com/office/drawing/2010/main" val="0"/>
+                        </a:ext>
+                      </a:extLst>
+                    </a:blip>
+                    <a:stretch>
+                      <a:fillRect/>
+                    </a:stretch>
+                  </pic:blipFill>
+                  <pic:spPr>
+                    <a:xfrm>
+                      <a:off x="0" y="0"/>
+                      <a:ext cx="5943600" cy="1706880"/>
+                    </a:xfrm>
+                    <a:prstGeom prst="rect">
+                      <a:avLst/>
+                    </a:prstGeom>
+                  </pic:spPr>
+                </pic:pic>
+              </a:graphicData>
+            </a:graphic>
+            <wp14:sizeRelH relativeFrom="page">
+              <wp14:pctWidth>0</wp14:pctWidth>
+            </wp14:sizeRelH>
+            <wp14:sizeRelV relativeFrom="page">
+              <wp14:pctHeight>0</wp14:pctHeight>
+            </wp14:sizeRelV>
+          </wp:anchor>
+        </w:drawing>
+      </w:r>
+    </w:p>
+    <w:p>
+      <w:pPr>
+        <w:keepNext/>
+        <w:keepLines/>
+      </w:pPr>
+    </w:p>
+    <w:p>
+      <w:pPr>
+        <w:keepNext/>
+        <w:keepLines/>
+      </w:pPr>
+      <w:r>
+        <w:rPr>
+          <w:noProof/>
+        </w:rPr>
+        <mc:AlternateContent>
+          <mc:Choice Requires="wps">
+            <w:drawing>
+              <wp:anchor distT="0" distB="0" distL="114300" distR="114300" simplePos="0" relativeHeight="251704320" behindDoc="0" locked="0" layoutInCell="1" allowOverlap="1" wp14:anchorId="2369404F" wp14:editId="3DB7C436">
+                <wp:simplePos x="0" y="0"/>
+                <wp:positionH relativeFrom="column">
+                  <wp:posOffset>-267294</wp:posOffset>
+                </wp:positionH>
+                <wp:positionV relativeFrom="paragraph">
+                  <wp:posOffset>891764</wp:posOffset>
+                </wp:positionV>
+                <wp:extent cx="6555831" cy="1980354"/>
+                <wp:effectExtent l="0" t="0" r="10160" b="13970"/>
+                <wp:wrapNone/>
+                <wp:docPr id="68003526" name="Freeform 28"/>
+                <wp:cNvGraphicFramePr/>
+                <a:graphic xmlns:a="http://schemas.openxmlformats.org/drawingml/2006/main">
+                  <a:graphicData uri="http://schemas.microsoft.com/office/word/2010/wordprocessingShape">
+                    <wps:wsp>
+                      <wps:cNvSpPr/>
+                      <wps:spPr>
+                        <a:xfrm>
+                          <a:off x="0" y="0"/>
+                          <a:ext cx="6555831" cy="1980354"/>
+                        </a:xfrm>
+                        <a:custGeom>
+                          <a:avLst/>
+                          <a:gdLst>
+                            <a:gd name="connsiteX0" fmla="*/ 6207906 w 6555831"/>
+                            <a:gd name="connsiteY0" fmla="*/ 0 h 1980354"/>
+                            <a:gd name="connsiteX1" fmla="*/ 6423059 w 6555831"/>
+                            <a:gd name="connsiteY1" fmla="*/ 245035 h 1980354"/>
+                            <a:gd name="connsiteX2" fmla="*/ 6494776 w 6555831"/>
+                            <a:gd name="connsiteY2" fmla="*/ 424330 h 1980354"/>
+                            <a:gd name="connsiteX3" fmla="*/ 6554541 w 6555831"/>
+                            <a:gd name="connsiteY3" fmla="*/ 711200 h 1980354"/>
+                            <a:gd name="connsiteX4" fmla="*/ 6530635 w 6555831"/>
+                            <a:gd name="connsiteY4" fmla="*/ 932330 h 1980354"/>
+                            <a:gd name="connsiteX5" fmla="*/ 6470870 w 6555831"/>
+                            <a:gd name="connsiteY5" fmla="*/ 1147482 h 1980354"/>
+                            <a:gd name="connsiteX6" fmla="*/ 6345365 w 6555831"/>
+                            <a:gd name="connsiteY6" fmla="*/ 1302871 h 1980354"/>
+                            <a:gd name="connsiteX7" fmla="*/ 6076423 w 6555831"/>
+                            <a:gd name="connsiteY7" fmla="*/ 1356659 h 1980354"/>
+                            <a:gd name="connsiteX8" fmla="*/ 5735765 w 6555831"/>
+                            <a:gd name="connsiteY8" fmla="*/ 1374588 h 1980354"/>
+                            <a:gd name="connsiteX9" fmla="*/ 5287529 w 6555831"/>
+                            <a:gd name="connsiteY9" fmla="*/ 1362635 h 1980354"/>
+                            <a:gd name="connsiteX10" fmla="*/ 4689882 w 6555831"/>
+                            <a:gd name="connsiteY10" fmla="*/ 1350682 h 1980354"/>
+                            <a:gd name="connsiteX11" fmla="*/ 4038447 w 6555831"/>
+                            <a:gd name="connsiteY11" fmla="*/ 1350682 h 1980354"/>
+                            <a:gd name="connsiteX12" fmla="*/ 3488612 w 6555831"/>
+                            <a:gd name="connsiteY12" fmla="*/ 1356659 h 1980354"/>
+                            <a:gd name="connsiteX13" fmla="*/ 2896941 w 6555831"/>
+                            <a:gd name="connsiteY13" fmla="*/ 1350682 h 1980354"/>
+                            <a:gd name="connsiteX14" fmla="*/ 2143906 w 6555831"/>
+                            <a:gd name="connsiteY14" fmla="*/ 1350682 h 1980354"/>
+                            <a:gd name="connsiteX15" fmla="*/ 1510400 w 6555831"/>
+                            <a:gd name="connsiteY15" fmla="*/ 1362635 h 1980354"/>
+                            <a:gd name="connsiteX16" fmla="*/ 841035 w 6555831"/>
+                            <a:gd name="connsiteY16" fmla="*/ 1362635 h 1980354"/>
+                            <a:gd name="connsiteX17" fmla="*/ 327059 w 6555831"/>
+                            <a:gd name="connsiteY17" fmla="*/ 1362635 h 1980354"/>
+                            <a:gd name="connsiteX18" fmla="*/ 111906 w 6555831"/>
+                            <a:gd name="connsiteY18" fmla="*/ 1398494 h 1980354"/>
+                            <a:gd name="connsiteX19" fmla="*/ 4329 w 6555831"/>
+                            <a:gd name="connsiteY19" fmla="*/ 1595718 h 1980354"/>
+                            <a:gd name="connsiteX20" fmla="*/ 28235 w 6555831"/>
+                            <a:gd name="connsiteY20" fmla="*/ 1792941 h 1980354"/>
+                            <a:gd name="connsiteX21" fmla="*/ 93976 w 6555831"/>
+                            <a:gd name="connsiteY21" fmla="*/ 1912471 h 1980354"/>
+                            <a:gd name="connsiteX22" fmla="*/ 207529 w 6555831"/>
+                            <a:gd name="connsiteY22" fmla="*/ 1972235 h 1980354"/>
+                            <a:gd name="connsiteX23" fmla="*/ 267294 w 6555831"/>
+                            <a:gd name="connsiteY23" fmla="*/ 1978212 h 1980354"/>
+                          </a:gdLst>
+                          <a:ahLst/>
+                          <a:cxnLst>
+                            <a:cxn ang="0">
+                              <a:pos x="connsiteX0" y="connsiteY0"/>
+                            </a:cxn>
+                            <a:cxn ang="0">
+                              <a:pos x="connsiteX1" y="connsiteY1"/>
+                            </a:cxn>
+                            <a:cxn ang="0">
+                              <a:pos x="connsiteX2" y="connsiteY2"/>
+                            </a:cxn>
+                            <a:cxn ang="0">
+                              <a:pos x="connsiteX3" y="connsiteY3"/>
+                            </a:cxn>
+                            <a:cxn ang="0">
+                              <a:pos x="connsiteX4" y="connsiteY4"/>
+                            </a:cxn>
+                            <a:cxn ang="0">
+                              <a:pos x="connsiteX5" y="connsiteY5"/>
+                            </a:cxn>
+                            <a:cxn ang="0">
+                              <a:pos x="connsiteX6" y="connsiteY6"/>
+                            </a:cxn>
+                            <a:cxn ang="0">
+                              <a:pos x="connsiteX7" y="connsiteY7"/>
+                            </a:cxn>
+                            <a:cxn ang="0">
+                              <a:pos x="connsiteX8" y="connsiteY8"/>
+                            </a:cxn>
+                            <a:cxn ang="0">
+                              <a:pos x="connsiteX9" y="connsiteY9"/>
+                            </a:cxn>
+                            <a:cxn ang="0">
+                              <a:pos x="connsiteX10" y="connsiteY10"/>
+                            </a:cxn>
+                            <a:cxn ang="0">
+                              <a:pos x="connsiteX11" y="connsiteY11"/>
+                            </a:cxn>
+                            <a:cxn ang="0">
+                              <a:pos x="connsiteX12" y="connsiteY12"/>
+                            </a:cxn>
+                            <a:cxn ang="0">
+                              <a:pos x="connsiteX13" y="connsiteY13"/>
+                            </a:cxn>
+                            <a:cxn ang="0">
+                              <a:pos x="connsiteX14" y="connsiteY14"/>
+                            </a:cxn>
+                            <a:cxn ang="0">
+                              <a:pos x="connsiteX15" y="connsiteY15"/>
+                            </a:cxn>
+                            <a:cxn ang="0">
+                              <a:pos x="connsiteX16" y="connsiteY16"/>
+                            </a:cxn>
+                            <a:cxn ang="0">
+                              <a:pos x="connsiteX17" y="connsiteY17"/>
+                            </a:cxn>
+                            <a:cxn ang="0">
+                              <a:pos x="connsiteX18" y="connsiteY18"/>
+                            </a:cxn>
+                            <a:cxn ang="0">
+                              <a:pos x="connsiteX19" y="connsiteY19"/>
+                            </a:cxn>
+                            <a:cxn ang="0">
+                              <a:pos x="connsiteX20" y="connsiteY20"/>
+                            </a:cxn>
+                            <a:cxn ang="0">
+                              <a:pos x="connsiteX21" y="connsiteY21"/>
+                            </a:cxn>
+                            <a:cxn ang="0">
+                              <a:pos x="connsiteX22" y="connsiteY22"/>
+                            </a:cxn>
+                            <a:cxn ang="0">
+                              <a:pos x="connsiteX23" y="connsiteY23"/>
+                            </a:cxn>
+                          </a:cxnLst>
+                          <a:rect l="l" t="t" r="r" b="b"/>
+                          <a:pathLst>
+                            <a:path w="6555831" h="1980354">
+                              <a:moveTo>
+                                <a:pt x="6207906" y="0"/>
+                              </a:moveTo>
+                              <a:cubicBezTo>
+                                <a:pt x="6291576" y="87156"/>
+                                <a:pt x="6375247" y="174313"/>
+                                <a:pt x="6423059" y="245035"/>
+                              </a:cubicBezTo>
+                              <a:cubicBezTo>
+                                <a:pt x="6470871" y="315757"/>
+                                <a:pt x="6472862" y="346636"/>
+                                <a:pt x="6494776" y="424330"/>
+                              </a:cubicBezTo>
+                              <a:cubicBezTo>
+                                <a:pt x="6516690" y="502024"/>
+                                <a:pt x="6548565" y="626533"/>
+                                <a:pt x="6554541" y="711200"/>
+                              </a:cubicBezTo>
+                              <a:cubicBezTo>
+                                <a:pt x="6560517" y="795867"/>
+                                <a:pt x="6544580" y="859616"/>
+                                <a:pt x="6530635" y="932330"/>
+                              </a:cubicBezTo>
+                              <a:cubicBezTo>
+                                <a:pt x="6516690" y="1005044"/>
+                                <a:pt x="6501748" y="1085725"/>
+                                <a:pt x="6470870" y="1147482"/>
+                              </a:cubicBezTo>
+                              <a:cubicBezTo>
+                                <a:pt x="6439992" y="1209239"/>
+                                <a:pt x="6411106" y="1268008"/>
+                                <a:pt x="6345365" y="1302871"/>
+                              </a:cubicBezTo>
+                              <a:cubicBezTo>
+                                <a:pt x="6279624" y="1337734"/>
+                                <a:pt x="6178023" y="1344706"/>
+                                <a:pt x="6076423" y="1356659"/>
+                              </a:cubicBezTo>
+                              <a:cubicBezTo>
+                                <a:pt x="5974823" y="1368612"/>
+                                <a:pt x="5867247" y="1373592"/>
+                                <a:pt x="5735765" y="1374588"/>
+                              </a:cubicBezTo>
+                              <a:cubicBezTo>
+                                <a:pt x="5604283" y="1375584"/>
+                                <a:pt x="5287529" y="1362635"/>
+                                <a:pt x="5287529" y="1362635"/>
+                              </a:cubicBezTo>
+                              <a:lnTo>
+                                <a:pt x="4689882" y="1350682"/>
+                              </a:lnTo>
+                              <a:lnTo>
+                                <a:pt x="4038447" y="1350682"/>
+                              </a:lnTo>
+                              <a:lnTo>
+                                <a:pt x="3488612" y="1356659"/>
+                              </a:lnTo>
+                              <a:cubicBezTo>
+                                <a:pt x="3298361" y="1356659"/>
+                                <a:pt x="2896941" y="1350682"/>
+                                <a:pt x="2896941" y="1350682"/>
+                              </a:cubicBezTo>
+                              <a:lnTo>
+                                <a:pt x="2143906" y="1350682"/>
+                              </a:lnTo>
+                              <a:cubicBezTo>
+                                <a:pt x="1912816" y="1352674"/>
+                                <a:pt x="1510400" y="1362635"/>
+                                <a:pt x="1510400" y="1362635"/>
+                              </a:cubicBezTo>
+                              <a:lnTo>
+                                <a:pt x="841035" y="1362635"/>
+                              </a:lnTo>
+                              <a:cubicBezTo>
+                                <a:pt x="643812" y="1362635"/>
+                                <a:pt x="448580" y="1356659"/>
+                                <a:pt x="327059" y="1362635"/>
+                              </a:cubicBezTo>
+                              <a:cubicBezTo>
+                                <a:pt x="205538" y="1368611"/>
+                                <a:pt x="165694" y="1359647"/>
+                                <a:pt x="111906" y="1398494"/>
+                              </a:cubicBezTo>
+                              <a:cubicBezTo>
+                                <a:pt x="58118" y="1437341"/>
+                                <a:pt x="18274" y="1529977"/>
+                                <a:pt x="4329" y="1595718"/>
+                              </a:cubicBezTo>
+                              <a:cubicBezTo>
+                                <a:pt x="-9616" y="1661459"/>
+                                <a:pt x="13294" y="1740149"/>
+                                <a:pt x="28235" y="1792941"/>
+                              </a:cubicBezTo>
+                              <a:cubicBezTo>
+                                <a:pt x="43176" y="1845733"/>
+                                <a:pt x="64094" y="1882589"/>
+                                <a:pt x="93976" y="1912471"/>
+                              </a:cubicBezTo>
+                              <a:cubicBezTo>
+                                <a:pt x="123858" y="1942353"/>
+                                <a:pt x="178643" y="1961278"/>
+                                <a:pt x="207529" y="1972235"/>
+                              </a:cubicBezTo>
+                              <a:cubicBezTo>
+                                <a:pt x="236415" y="1983192"/>
+                                <a:pt x="251854" y="1980702"/>
+                                <a:pt x="267294" y="1978212"/>
+                              </a:cubicBezTo>
+                            </a:path>
+                          </a:pathLst>
+                        </a:custGeom>
+                        <a:noFill/>
+                        <a:ln w="6350">
+                          <a:solidFill>
+                            <a:schemeClr val="accent1">
+                              <a:shade val="15000"/>
+                              <a:alpha val="45000"/>
+                            </a:schemeClr>
+                          </a:solidFill>
+                        </a:ln>
+                      </wps:spPr>
+                      <wps:style>
+                        <a:lnRef idx="2">
+                          <a:schemeClr val="accent1">
+                            <a:shade val="15000"/>
+                          </a:schemeClr>
+                        </a:lnRef>
+                        <a:fillRef idx="1">
+                          <a:schemeClr val="accent1"/>
+                        </a:fillRef>
+                        <a:effectRef idx="0">
+                          <a:schemeClr val="accent1"/>
+                        </a:effectRef>
+                        <a:fontRef idx="minor">
+                          <a:schemeClr val="lt1"/>
+                        </a:fontRef>
+                      </wps:style>
+                      <wps:bodyPr rot="0" spcFirstLastPara="0" vertOverflow="overflow" horzOverflow="overflow" vert="horz" wrap="square" lIns="91440" tIns="45720" rIns="91440" bIns="45720" numCol="1" spcCol="0" rtlCol="0" fromWordArt="0" anchor="ctr" anchorCtr="0" forceAA="0" compatLnSpc="1">
+                        <a:prstTxWarp prst="textNoShape">
+                          <a:avLst/>
+                        </a:prstTxWarp>
+                        <a:noAutofit/>
+                      </wps:bodyPr>
+                    </wps:wsp>
+                  </a:graphicData>
+                </a:graphic>
+              </wp:anchor>
+            </w:drawing>
+          </mc:Choice>
+          <mc:Fallback>
+            <w:pict>
+              <v:shape w14:anchorId="1812825E" id="Freeform 28" o:spid="_x0000_s1026" style="position:absolute;margin-left:-21.05pt;margin-top:70.2pt;width:516.2pt;height:155.95pt;z-index:251704320;visibility:visible;mso-wrap-style:square;mso-wrap-distance-left:9pt;mso-wrap-distance-top:0;mso-wrap-distance-right:9pt;mso-wrap-distance-bottom:0;mso-position-horizontal:absolute;mso-position-horizontal-relative:text;mso-position-vertical:absolute;mso-position-vertical-relative:text;v-text-anchor:middle" coordsize="6555831,1980354" o:gfxdata="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" path="m6207906,v83670,87156,167341,174313,215153,245035c6470871,315757,6472862,346636,6494776,424330v21914,77694,53789,202203,59765,286870c6560517,795867,6544580,859616,6530635,932330v-13945,72714,-28887,153395,-59765,215152c6439992,1209239,6411106,1268008,6345365,1302871v-65741,34863,-167342,41835,-268942,53788c5974823,1368612,5867247,1373592,5735765,1374588v-131482,996,-448236,-11953,-448236,-11953l4689882,1350682r-651435,l3488612,1356659v-190251,,-591671,-5977,-591671,-5977l2143906,1350682v-231090,1992,-633506,11953,-633506,11953l841035,1362635v-197223,,-392455,-5976,-513976,c205538,1368611,165694,1359647,111906,1398494,58118,1437341,18274,1529977,4329,1595718v-13945,65741,8965,144431,23906,197223c43176,1845733,64094,1882589,93976,1912471v29882,29882,84667,48807,113553,59764c236415,1983192,251854,1980702,267294,1978212e" filled="f" strokecolor="#030e13 [484]" strokeweight=".5pt">
+                <v:stroke opacity="29555f" joinstyle="miter"/>
+                <v:path arrowok="t" o:connecttype="custom" o:connectlocs="6207906,0;6423059,245035;6494776,424330;6554541,711200;6530635,932330;6470870,1147482;6345365,1302871;6076423,1356659;5735765,1374588;5287529,1362635;4689882,1350682;4038447,1350682;3488612,1356659;2896941,1350682;2143906,1350682;1510400,1362635;841035,1362635;327059,1362635;111906,1398494;4329,1595718;28235,1792941;93976,1912471;207529,1972235;267294,1978212" o:connectangles="0,0,0,0,0,0,0,0,0,0,0,0,0,0,0,0,0,0,0,0,0,0,0,0"/>
+              </v:shape>
+            </w:pict>
+          </mc:Fallback>
+        </mc:AlternateContent>
+      </w:r>
+    </w:p>
+    <w:p>
+      <w:pPr>
+        <w:keepNext/>
+        <w:keepLines/>
+      </w:pPr>
+      <w:r>
+        <w:rPr>
+          <w:noProof/>
+        </w:rPr>
+        <w:drawing>
+          <wp:anchor distT="0" distB="0" distL="114300" distR="114300" simplePos="0" relativeHeight="251700224" behindDoc="0" locked="0" layoutInCell="1" allowOverlap="1" wp14:anchorId="1830629F" wp14:editId="4DA9C1A1">
+            <wp:simplePos x="0" y="0"/>
+            <wp:positionH relativeFrom="column">
+              <wp:posOffset>0</wp:posOffset>
+            </wp:positionH>
+            <wp:positionV relativeFrom="paragraph">
+              <wp:posOffset>0</wp:posOffset>
+            </wp:positionV>
+            <wp:extent cx="5943600" cy="1780540"/>
+            <wp:effectExtent l="0" t="0" r="0" b="0"/>
+            <wp:wrapTopAndBottom/>
+            <wp:docPr id="2086568339" name="Picture 23" descr="A diagram of a computer&#10;&#10;AI-generated content may be incorrect."/>
+            <wp:cNvGraphicFramePr>
+              <a:graphicFrameLocks xmlns:a="http://schemas.openxmlformats.org/drawingml/2006/main" noChangeAspect="1"/>
+            </wp:cNvGraphicFramePr>
+            <a:graphic xmlns:a="http://schemas.openxmlformats.org/drawingml/2006/main">
+              <a:graphicData uri="http://schemas.openxmlformats.org/drawingml/2006/picture">
+                <pic:pic xmlns:pic="http://schemas.openxmlformats.org/drawingml/2006/picture">
+                  <pic:nvPicPr>
+                    <pic:cNvPr id="2086568339" name="Picture 23" descr="A diagram of a computer&#10;&#10;AI-generated content may be incorrect."/>
+                    <pic:cNvPicPr/>
+                  </pic:nvPicPr>
+                  <pic:blipFill>
+                    <a:blip r:embed="rId12" cstate="print">
+                      <a:extLst>
+                        <a:ext uri="{28A0092B-C50C-407E-A947-70E740481C1C}">
+                          <a14:useLocalDpi xmlns:a14="http://schemas.microsoft.com/office/drawing/2010/main" val="0"/>
+                        </a:ext>
+                      </a:extLst>
+                    </a:blip>
+                    <a:stretch>
+                      <a:fillRect/>
+                    </a:stretch>
+                  </pic:blipFill>
+                  <pic:spPr>
+                    <a:xfrm>
+                      <a:off x="0" y="0"/>
+                      <a:ext cx="5943600" cy="1780540"/>
+                    </a:xfrm>
+                    <a:prstGeom prst="rect">
+                      <a:avLst/>
+                    </a:prstGeom>
+                  </pic:spPr>
+                </pic:pic>
+              </a:graphicData>
+            </a:graphic>
+            <wp14:sizeRelH relativeFrom="page">
+              <wp14:pctWidth>0</wp14:pctWidth>
+            </wp14:sizeRelH>
+            <wp14:sizeRelV relativeFrom="page">
+              <wp14:pctHeight>0</wp14:pctHeight>
+            </wp14:sizeRelV>
+          </wp:anchor>
+        </w:drawing>
+      </w:r>
+    </w:p>
+    <w:p>
+      <w:pPr>
+        <w:keepNext/>
+        <w:keepLines/>
+      </w:pPr>
+    </w:p>
+    <w:p>
+      <w:pPr>
+        <w:keepNext/>
+        <w:keepLines/>
+      </w:pPr>
+      <w:r>
+        <w:rPr>
+          <w:noProof/>
+        </w:rPr>
+        <w:drawing>
+          <wp:anchor distT="0" distB="0" distL="114300" distR="114300" simplePos="0" relativeHeight="251701248" behindDoc="0" locked="0" layoutInCell="1" allowOverlap="1" wp14:anchorId="616DC447" wp14:editId="0B7CD321">
+            <wp:simplePos x="0" y="0"/>
+            <wp:positionH relativeFrom="column">
+              <wp:posOffset>0</wp:posOffset>
+            </wp:positionH>
+            <wp:positionV relativeFrom="paragraph">
+              <wp:posOffset>0</wp:posOffset>
+            </wp:positionV>
+            <wp:extent cx="5943600" cy="1683385"/>
+            <wp:effectExtent l="0" t="0" r="0" b="5715"/>
+            <wp:wrapTopAndBottom/>
+            <wp:docPr id="284446466" name="Picture 24" descr="A diagram of a number of objects&#10;&#10;AI-generated content may be incorrect."/>
+            <wp:cNvGraphicFramePr>
+              <a:graphicFrameLocks xmlns:a="http://schemas.openxmlformats.org/drawingml/2006/main" noChangeAspect="1"/>
+            </wp:cNvGraphicFramePr>
+            <a:graphic xmlns:a="http://schemas.openxmlformats.org/drawingml/2006/main">
+              <a:graphicData uri="http://schemas.openxmlformats.org/drawingml/2006/picture">
+                <pic:pic xmlns:pic="http://schemas.openxmlformats.org/drawingml/2006/picture">
+                  <pic:nvPicPr>
+                    <pic:cNvPr id="284446466" name="Picture 24" descr="A diagram of a number of objects&#10;&#10;AI-generated content may be incorrect."/>
+                    <pic:cNvPicPr/>
+                  </pic:nvPicPr>
+                  <pic:blipFill>
+                    <a:blip r:embed="rId13" cstate="print">
+                      <a:extLst>
+                        <a:ext uri="{28A0092B-C50C-407E-A947-70E740481C1C}">
+                          <a14:useLocalDpi xmlns:a14="http://schemas.microsoft.com/office/drawing/2010/main" val="0"/>
+                        </a:ext>
+                      </a:extLst>
+                    </a:blip>
+                    <a:stretch>
+                      <a:fillRect/>
+                    </a:stretch>
+                  </pic:blipFill>
+                  <pic:spPr>
+                    <a:xfrm>
+                      <a:off x="0" y="0"/>
+                      <a:ext cx="5943600" cy="1683385"/>
+                    </a:xfrm>
+                    <a:prstGeom prst="rect">
+                      <a:avLst/>
+                    </a:prstGeom>
+                  </pic:spPr>
+                </pic:pic>
+              </a:graphicData>
+            </a:graphic>
+            <wp14:sizeRelH relativeFrom="page">
+              <wp14:pctWidth>0</wp14:pctWidth>
+            </wp14:sizeRelH>
+            <wp14:sizeRelV relativeFrom="page">
+              <wp14:pctHeight>0</wp14:pctHeight>
+            </wp14:sizeRelV>
+          </wp:anchor>
+        </w:drawing>
+      </w:r>
+    </w:p>
+    <w:p>
+      <w:pPr>
+        <w:keepNext/>
+        <w:keepLines/>
+      </w:pPr>
+      <w:r>
+        <w:rPr>
+          <w:noProof/>
+        </w:rPr>
+        <w:drawing>
+          <wp:inline distT="0" distB="0" distL="0" distR="0" wp14:anchorId="4B2A86E8" wp14:editId="6BB14A50">
+            <wp:extent cx="3824492" cy="1745129"/>
+            <wp:effectExtent l="0" t="0" r="0" b="0"/>
+            <wp:docPr id="2043466291" name="Picture 25" descr="A diagram of a record in task history&#10;&#10;AI-generated content may be incorrect."/>
+            <wp:cNvGraphicFramePr>
+              <a:graphicFrameLocks xmlns:a="http://schemas.openxmlformats.org/drawingml/2006/main" noChangeAspect="1"/>
+            </wp:cNvGraphicFramePr>
+            <a:graphic xmlns:a="http://schemas.openxmlformats.org/drawingml/2006/main">
+              <a:graphicData uri="http://schemas.openxmlformats.org/drawingml/2006/picture">
+                <pic:pic xmlns:pic="http://schemas.openxmlformats.org/drawingml/2006/picture">
+                  <pic:nvPicPr>
+                    <pic:cNvPr id="2043466291" name="Picture 25" descr="A diagram of a record in task history&#10;&#10;AI-generated content may be incorrect."/>
+                    <pic:cNvPicPr/>
+                  </pic:nvPicPr>
+                  <pic:blipFill>
+                    <a:blip r:embed="rId14" cstate="print">
+                      <a:extLst>
+                        <a:ext uri="{28A0092B-C50C-407E-A947-70E740481C1C}">
+                          <a14:useLocalDpi xmlns:a14="http://schemas.microsoft.com/office/drawing/2010/main" val="0"/>
+                        </a:ext>
+                      </a:extLst>
+                    </a:blip>
+                    <a:stretch>
+                      <a:fillRect/>
+                    </a:stretch>
+                  </pic:blipFill>
+                  <pic:spPr>
+                    <a:xfrm>
+                      <a:off x="0" y="0"/>
+                      <a:ext cx="3852844" cy="1758066"/>
+                    </a:xfrm>
+                    <a:prstGeom prst="rect">
+                      <a:avLst/>
+                    </a:prstGeom>
+                  </pic:spPr>
+                </pic:pic>
+              </a:graphicData>
+            </a:graphic>
+          </wp:inline>
+        </w:drawing>
+      </w:r>
+    </w:p>
+    <w:p/>
+    <w:p/>
+    <w:p/>
+    <w:p/>
+    <w:p/>
+    <w:p/>
+    <w:p/>
+    <w:p/>
+    <w:p/>
+    <w:p/>
+    <w:p>
+      <w:pPr>
+        <w:pStyle w:val="Heading1"/>
+      </w:pPr>
+      <w:bookmarkStart w:id="23" w:name="_Toc220678894"/>
       <w:r>
         <w:t>References</w:t>
       </w:r>
-      <w:bookmarkEnd w:id="5"/>
+      <w:bookmarkEnd w:id="23"/>
     </w:p>
     <w:p>
       <w:r>
         <w:t xml:space="preserve">[1] </w:t>
       </w:r>
-      <w:hyperlink r:id="rId10" w:history="1">
+      <w:hyperlink r:id="rId15" w:history="1">
         <w:r>
           <w:rPr>
             <w:rStyle w:val="Hyperlink"/>
@@ -9447,7 +12417,7 @@
       <w:r>
         <w:t xml:space="preserve">[2] </w:t>
       </w:r>
-      <w:hyperlink r:id="rId11" w:history="1">
+      <w:hyperlink r:id="rId16" w:history="1">
         <w:r>
           <w:rPr>
             <w:rStyle w:val="Hyperlink"/>
@@ -9459,10 +12429,9 @@
     <w:p/>
     <w:p>
       <w:r>
-        <w:lastRenderedPageBreak/>
         <w:t xml:space="preserve">[3] </w:t>
       </w:r>
-      <w:hyperlink r:id="rId12" w:history="1">
+      <w:hyperlink r:id="rId17" w:history="1">
         <w:r>
           <w:rPr>
             <w:rStyle w:val="Hyperlink"/>
@@ -9476,7 +12445,7 @@
       <w:r>
         <w:t xml:space="preserve">[4] </w:t>
       </w:r>
-      <w:hyperlink r:id="rId13" w:history="1">
+      <w:hyperlink r:id="rId18" w:history="1">
         <w:r>
           <w:rPr>
             <w:rStyle w:val="Hyperlink"/>
@@ -9490,7 +12459,7 @@
       <w:r>
         <w:t xml:space="preserve">[5] </w:t>
       </w:r>
-      <w:hyperlink r:id="rId14" w:history="1">
+      <w:hyperlink r:id="rId19" w:history="1">
         <w:r>
           <w:rPr>
             <w:rStyle w:val="Hyperlink"/>
@@ -9504,7 +12473,7 @@
       <w:r>
         <w:t xml:space="preserve">[6] </w:t>
       </w:r>
-      <w:hyperlink r:id="rId15" w:history="1">
+      <w:hyperlink r:id="rId20" w:history="1">
         <w:r>
           <w:rPr>
             <w:rStyle w:val="Hyperlink"/>
@@ -9524,7 +12493,7 @@
       <w:r>
         <w:t xml:space="preserve">] </w:t>
       </w:r>
-      <w:hyperlink r:id="rId16" w:history="1">
+      <w:hyperlink r:id="rId21" w:history="1">
         <w:r>
           <w:rPr>
             <w:rStyle w:val="Hyperlink"/>
@@ -9544,7 +12513,7 @@
       <w:r>
         <w:t xml:space="preserve">] </w:t>
       </w:r>
-      <w:hyperlink r:id="rId17" w:history="1">
+      <w:hyperlink r:id="rId22" w:history="1">
         <w:r>
           <w:rPr>
             <w:rStyle w:val="Hyperlink"/>
@@ -9564,7 +12533,7 @@
       <w:r>
         <w:t xml:space="preserve">] </w:t>
       </w:r>
-      <w:hyperlink r:id="rId18" w:history="1">
+      <w:hyperlink r:id="rId23" w:history="1">
         <w:r>
           <w:rPr>
             <w:rStyle w:val="Hyperlink"/>
@@ -9587,7 +12556,7 @@
       <w:r>
         <w:t xml:space="preserve"> </w:t>
       </w:r>
-      <w:hyperlink r:id="rId19" w:history="1">
+      <w:hyperlink r:id="rId24" w:history="1">
         <w:r>
           <w:rPr>
             <w:rStyle w:val="Hyperlink"/>
@@ -9607,7 +12576,7 @@
       <w:r>
         <w:t xml:space="preserve">] </w:t>
       </w:r>
-      <w:hyperlink r:id="rId20" w:history="1">
+      <w:hyperlink r:id="rId25" w:history="1">
         <w:r>
           <w:rPr>
             <w:rStyle w:val="Hyperlink"/>
@@ -9630,7 +12599,7 @@
       <w:r>
         <w:t xml:space="preserve">] </w:t>
       </w:r>
-      <w:hyperlink r:id="rId21" w:history="1">
+      <w:hyperlink r:id="rId26" w:history="1">
         <w:r>
           <w:rPr>
             <w:rStyle w:val="Hyperlink"/>
@@ -9651,7 +12620,7 @@
       <w:r>
         <w:t xml:space="preserve">] </w:t>
       </w:r>
-      <w:hyperlink r:id="rId22" w:history="1">
+      <w:hyperlink r:id="rId27" w:history="1">
         <w:r>
           <w:rPr>
             <w:rStyle w:val="Hyperlink"/>
@@ -9672,7 +12641,7 @@
       <w:r>
         <w:t xml:space="preserve">] </w:t>
       </w:r>
-      <w:hyperlink r:id="rId23" w:history="1">
+      <w:hyperlink r:id="rId28" w:history="1">
         <w:r>
           <w:rPr>
             <w:rStyle w:val="Hyperlink"/>
@@ -9693,7 +12662,7 @@
       <w:r>
         <w:t xml:space="preserve">] </w:t>
       </w:r>
-      <w:hyperlink r:id="rId24" w:history="1">
+      <w:hyperlink r:id="rId29" w:history="1">
         <w:r>
           <w:rPr>
             <w:rStyle w:val="Hyperlink"/>
@@ -9706,6 +12675,7 @@
     <w:p/>
     <w:p>
       <w:r>
+        <w:lastRenderedPageBreak/>
         <w:t>[1</w:t>
       </w:r>
       <w:r>
@@ -9714,7 +12684,7 @@
       <w:r>
         <w:t xml:space="preserve">] </w:t>
       </w:r>
-      <w:hyperlink r:id="rId25" w:history="1">
+      <w:hyperlink r:id="rId30" w:history="1">
         <w:r>
           <w:rPr>
             <w:rStyle w:val="Hyperlink"/>
@@ -9740,7 +12710,7 @@
       <w:r>
         <w:t xml:space="preserve">[17] </w:t>
       </w:r>
-      <w:hyperlink r:id="rId26" w:history="1">
+      <w:hyperlink r:id="rId31" w:history="1">
         <w:r>
           <w:rPr>
             <w:rStyle w:val="Hyperlink"/>
@@ -9754,7 +12724,7 @@
       <w:r>
         <w:t xml:space="preserve">[18] </w:t>
       </w:r>
-      <w:hyperlink r:id="rId27" w:history="1">
+      <w:hyperlink r:id="rId32" w:history="1">
         <w:r>
           <w:rPr>
             <w:rStyle w:val="Hyperlink"/>
@@ -9768,7 +12738,7 @@
       <w:r>
         <w:t xml:space="preserve">[19] </w:t>
       </w:r>
-      <w:hyperlink r:id="rId28" w:history="1">
+      <w:hyperlink r:id="rId33" w:history="1">
         <w:r>
           <w:rPr>
             <w:rStyle w:val="Hyperlink"/>
@@ -9785,7 +12755,7 @@
       <w:r>
         <w:t xml:space="preserve"> </w:t>
       </w:r>
-      <w:hyperlink r:id="rId29" w:history="1">
+      <w:hyperlink r:id="rId34" w:history="1">
         <w:r>
           <w:rPr>
             <w:rStyle w:val="Hyperlink"/>
@@ -9802,7 +12772,7 @@
       <w:r>
         <w:t xml:space="preserve"> </w:t>
       </w:r>
-      <w:hyperlink r:id="rId30" w:history="1">
+      <w:hyperlink r:id="rId35" w:history="1">
         <w:r>
           <w:rPr>
             <w:rStyle w:val="Hyperlink"/>
@@ -9819,7 +12789,7 @@
       <w:r>
         <w:t xml:space="preserve"> </w:t>
       </w:r>
-      <w:hyperlink r:id="rId31" w:history="1">
+      <w:hyperlink r:id="rId36" w:history="1">
         <w:r>
           <w:rPr>
             <w:rStyle w:val="Hyperlink"/>
@@ -9833,7 +12803,7 @@
       <w:r>
         <w:t xml:space="preserve">[23] </w:t>
       </w:r>
-      <w:hyperlink r:id="rId32" w:history="1">
+      <w:hyperlink r:id="rId37" w:history="1">
         <w:r>
           <w:rPr>
             <w:rStyle w:val="Hyperlink"/>
@@ -9847,7 +12817,7 @@
       <w:r>
         <w:t xml:space="preserve">[24] </w:t>
       </w:r>
-      <w:hyperlink r:id="rId33" w:history="1">
+      <w:hyperlink r:id="rId38" w:history="1">
         <w:r>
           <w:rPr>
             <w:rStyle w:val="Hyperlink"/>
@@ -9861,7 +12831,7 @@
       <w:r>
         <w:t xml:space="preserve">[25] </w:t>
       </w:r>
-      <w:hyperlink r:id="rId34" w:history="1">
+      <w:hyperlink r:id="rId39" w:history="1">
         <w:r>
           <w:rPr>
             <w:rStyle w:val="Hyperlink"/>
@@ -9875,22 +12845,22 @@
       <w:pPr>
         <w:pStyle w:val="Heading1"/>
       </w:pPr>
-      <w:bookmarkStart w:id="6" w:name="_Toc220489382"/>
+      <w:bookmarkStart w:id="24" w:name="_Toc220678895"/>
       <w:r>
         <w:t>Appendix</w:t>
       </w:r>
-      <w:bookmarkEnd w:id="6"/>
+      <w:bookmarkEnd w:id="24"/>
     </w:p>
     <w:p/>
     <w:p>
       <w:pPr>
         <w:pStyle w:val="Heading2"/>
       </w:pPr>
-      <w:bookmarkStart w:id="7" w:name="_Toc220489383"/>
+      <w:bookmarkStart w:id="25" w:name="_Toc220678896"/>
       <w:r>
         <w:t>Key Concepts in Reinforcement Learning</w:t>
       </w:r>
-      <w:bookmarkEnd w:id="7"/>
+      <w:bookmarkEnd w:id="25"/>
     </w:p>
     <w:p/>
     <w:p>
@@ -10168,7 +13138,7 @@
           </mc:Choice>
           <mc:Fallback>
             <w:pict>
-              <v:shape w14:anchorId="4455938C" id="Freeform 3" o:spid="_x0000_s1026" style="position:absolute;margin-left:71.05pt;margin-top:3.35pt;width:110.75pt;height:26pt;z-index:251665408;visibility:visible;mso-wrap-style:square;mso-wrap-distance-left:9pt;mso-wrap-distance-top:0;mso-wrap-distance-right:9pt;mso-wrap-distance-bottom:0;mso-position-horizontal:absolute;mso-position-horizontal-relative:text;mso-position-vertical:absolute;mso-position-vertical-relative:text;v-text-anchor:middle" coordsize="1406771,330481" o:gfxdata="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" path="m,324504c6474,267230,12949,209956,65741,163140,118533,116324,217145,70504,316753,43610,416361,16716,560792,6755,663388,1775v102596,-4980,183278,996,268941,11953c1017992,24685,1117600,48591,1177365,67516v59765,18925,79686,35859,113553,59765c1324785,151187,1361640,183061,1380565,210951v18925,27890,23906,83671,23906,83671c1408455,314544,1406463,322512,1404471,330481e" filled="f" strokecolor="#030e13 [484]" strokeweight="1pt">
+              <v:shape w14:anchorId="0CAB7EC6" id="Freeform 3" o:spid="_x0000_s1026" style="position:absolute;margin-left:71.05pt;margin-top:3.35pt;width:110.75pt;height:26pt;z-index:251665408;visibility:visible;mso-wrap-style:square;mso-wrap-distance-left:9pt;mso-wrap-distance-top:0;mso-wrap-distance-right:9pt;mso-wrap-distance-bottom:0;mso-position-horizontal:absolute;mso-position-horizontal-relative:text;mso-position-vertical:absolute;mso-position-vertical-relative:text;v-text-anchor:middle" coordsize="1406771,330481" o:gfxdata="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" path="m,324504c6474,267230,12949,209956,65741,163140,118533,116324,217145,70504,316753,43610,416361,16716,560792,6755,663388,1775v102596,-4980,183278,996,268941,11953c1017992,24685,1117600,48591,1177365,67516v59765,18925,79686,35859,113553,59765c1324785,151187,1361640,183061,1380565,210951v18925,27890,23906,83671,23906,83671c1408455,314544,1406463,322512,1404471,330481e" filled="f" strokecolor="#030e13 [484]" strokeweight="1pt">
                 <v:stroke endarrow="block" endarrowwidth="narrow" endarrowlength="short" joinstyle="miter"/>
                 <v:path arrowok="t" o:connecttype="custom" o:connectlocs="0,324504;65741,163140;316753,43610;663388,1775;932329,13728;1177365,67516;1290918,127281;1380565,210951;1404471,294622;1404471,330481" o:connectangles="0,0,0,0,0,0,0,0,0,0"/>
               </v:shape>
@@ -10609,7 +13579,7 @@
           </mc:Choice>
           <mc:Fallback>
             <w:pict>
-              <v:shape w14:anchorId="2735AEBC" id="Freeform 4" o:spid="_x0000_s1026" style="position:absolute;margin-left:70.45pt;margin-top:3.2pt;width:111.2pt;height:25pt;z-index:251666432;visibility:visible;mso-wrap-style:square;mso-wrap-distance-left:9pt;mso-wrap-distance-top:0;mso-wrap-distance-right:9pt;mso-wrap-distance-bottom:0;mso-position-horizontal:absolute;mso-position-horizontal-relative:text;mso-position-vertical:absolute;mso-position-vertical-relative:text;v-text-anchor:middle" coordsize="1412408,317188" o:gfxdata="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" path="m1412217,v498,46816,996,93632,-11953,125506c1387315,157380,1374366,169333,1334523,191247v-39843,21914,-108573,48808,-173318,65741c1096460,273921,1060601,282886,946052,292847v-114549,9961,-356596,21914,-472141,23906c358366,318745,312546,313765,252781,304800,193016,295835,153174,286871,115323,262965,77472,239059,44600,190251,25675,161365,6750,132479,5754,112557,1770,89647v-3984,-22910,,-65741,,-65741l1770,11953e" filled="f" strokecolor="#030e13 [484]" strokeweight="1pt">
+              <v:shape w14:anchorId="1E17BB84" id="Freeform 4" o:spid="_x0000_s1026" style="position:absolute;margin-left:70.45pt;margin-top:3.2pt;width:111.2pt;height:25pt;z-index:251666432;visibility:visible;mso-wrap-style:square;mso-wrap-distance-left:9pt;mso-wrap-distance-top:0;mso-wrap-distance-right:9pt;mso-wrap-distance-bottom:0;mso-position-horizontal:absolute;mso-position-horizontal-relative:text;mso-position-vertical:absolute;mso-position-vertical-relative:text;v-text-anchor:middle" coordsize="1412408,317188" o:gfxdata="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" path="m1412217,v498,46816,996,93632,-11953,125506c1387315,157380,1374366,169333,1334523,191247v-39843,21914,-108573,48808,-173318,65741c1096460,273921,1060601,282886,946052,292847v-114549,9961,-356596,21914,-472141,23906c358366,318745,312546,313765,252781,304800,193016,295835,153174,286871,115323,262965,77472,239059,44600,190251,25675,161365,6750,132479,5754,112557,1770,89647v-3984,-22910,,-65741,,-65741l1770,11953e" filled="f" strokecolor="#030e13 [484]" strokeweight="1pt">
                 <v:stroke endarrow="block" endarrowwidth="narrow" endarrowlength="short" joinstyle="miter"/>
                 <v:path arrowok="t" o:connecttype="custom" o:connectlocs="1412217,0;1400264,125506;1334523,191247;1161205,256988;946052,292847;473911,316753;252781,304800;115323,262965;25675,161365;1770,89647;1770,23906;1770,11953" o:connectangles="0,0,0,0,0,0,0,0,0,0,0,0"/>
               </v:shape>
@@ -11017,11 +13987,7 @@
         <w:t>consequences for the methods of deep RL. Some families of algorithms can only be applied directly in one case and need substantial rework which would impose additional limitations on their performance in the other case.</w:t>
       </w:r>
       <w:r>
-        <w:t xml:space="preserve"> In this expose we will </w:t>
-      </w:r>
-      <w:r>
-        <w:lastRenderedPageBreak/>
-        <w:t>limit our attention to discrete state and action spaces governed by discrete Markov Decision Processes in order to make the presentation of the discussed algorithms as simple as possible.</w:t>
+        <w:t xml:space="preserve"> In this expose we will limit our attention to discrete state and action spaces governed by discrete Markov Decision Processes in order to make the presentation of the discussed algorithms as simple as possible.</w:t>
       </w:r>
     </w:p>
     <w:p/>
@@ -11698,6 +14664,7 @@
           <w:b/>
           <w:bCs/>
         </w:rPr>
+        <w:lastRenderedPageBreak/>
         <w:t>Example</w:t>
       </w:r>
       <w:r>
@@ -12539,7 +15506,6 @@
     <w:p/>
     <w:p>
       <w:r>
-        <w:lastRenderedPageBreak/>
         <w:t xml:space="preserve">The two most common types of stochastic policies are </w:t>
       </w:r>
       <w:r>
@@ -12584,11 +15550,11 @@
       <w:pPr>
         <w:pStyle w:val="Heading2"/>
       </w:pPr>
-      <w:bookmarkStart w:id="8" w:name="_Toc220489384"/>
+      <w:bookmarkStart w:id="26" w:name="_Toc220678897"/>
       <w:r>
         <w:t>Bellman’s Equations for Markov Decision Processes</w:t>
       </w:r>
-      <w:bookmarkEnd w:id="8"/>
+      <w:bookmarkEnd w:id="26"/>
     </w:p>
     <w:p/>
     <w:p>
@@ -12611,11 +15577,11 @@
       <w:pPr>
         <w:pStyle w:val="Heading2"/>
       </w:pPr>
-      <w:bookmarkStart w:id="9" w:name="_Toc220489385"/>
+      <w:bookmarkStart w:id="27" w:name="_Toc220678898"/>
       <w:r>
         <w:t>Actor-Critic Reinforcement Learning Algorithms</w:t>
       </w:r>
-      <w:bookmarkEnd w:id="9"/>
+      <w:bookmarkEnd w:id="27"/>
     </w:p>
     <w:p/>
     <w:p>
@@ -13359,6 +16325,7 @@
           <w:rPr>
             <w:rFonts w:ascii="Cambria Math" w:hAnsi="Cambria Math"/>
           </w:rPr>
+          <w:lastRenderedPageBreak/>
           <m:t>P</m:t>
         </m:r>
         <m:d>
@@ -14678,7 +17645,6 @@
           <w:sz w:val="20"/>
           <w:szCs w:val="20"/>
         </w:rPr>
-        <w:lastRenderedPageBreak/>
         <w:t xml:space="preserve">If the agent is following policy </w:t>
       </w:r>
       <m:oMath>
@@ -18270,7 +21236,6 @@
         <w:rPr>
           <w:rFonts w:eastAsiaTheme="minorEastAsia"/>
         </w:rPr>
-        <w:lastRenderedPageBreak/>
         <w:t xml:space="preserve">is the discounted state distribution. </w:t>
       </w:r>
     </w:p>
@@ -21486,11 +24451,11 @@
       <w:pPr>
         <w:pStyle w:val="Heading2"/>
       </w:pPr>
-      <w:bookmarkStart w:id="10" w:name="_Toc220489386"/>
+      <w:bookmarkStart w:id="28" w:name="_Toc220678899"/>
       <w:r>
         <w:t>Policy Gradients</w:t>
       </w:r>
-      <w:bookmarkEnd w:id="10"/>
+      <w:bookmarkEnd w:id="28"/>
     </w:p>
     <w:p/>
     <w:p>
@@ -21499,7 +24464,6 @@
           <w:b/>
           <w:bCs/>
         </w:rPr>
-        <w:lastRenderedPageBreak/>
         <w:t>Definition</w:t>
       </w:r>
       <w:r>
@@ -21998,7 +24962,7 @@
       <w:pPr>
         <w:pStyle w:val="Heading2"/>
       </w:pPr>
-      <w:bookmarkStart w:id="11" w:name="_Toc220489387"/>
+      <w:bookmarkStart w:id="29" w:name="_Toc220678900"/>
       <w:r>
         <w:rPr>
           <w:color w:val="auto"/>
@@ -22008,7 +24972,7 @@
       <w:r>
         <w:t>ed Advantage Estimation</w:t>
       </w:r>
-      <w:bookmarkEnd w:id="11"/>
+      <w:bookmarkEnd w:id="29"/>
     </w:p>
     <w:p/>
     <w:p/>
@@ -22062,11 +25026,11 @@
       <w:pPr>
         <w:pStyle w:val="Heading2"/>
       </w:pPr>
-      <w:bookmarkStart w:id="12" w:name="_Toc220489388"/>
+      <w:bookmarkStart w:id="30" w:name="_Toc220678901"/>
       <w:r>
         <w:t>Proximal Policy Optimization</w:t>
       </w:r>
-      <w:bookmarkEnd w:id="12"/>
+      <w:bookmarkEnd w:id="30"/>
     </w:p>
     <w:p/>
     <w:p/>
@@ -22128,7 +25092,7 @@
           <w:rFonts w:eastAsiaTheme="minorEastAsia"/>
         </w:rPr>
       </w:pPr>
-      <w:bookmarkStart w:id="13" w:name="_Toc220489389"/>
+      <w:bookmarkStart w:id="31" w:name="_Toc220678902"/>
       <w:r>
         <w:rPr>
           <w:rFonts w:eastAsiaTheme="minorEastAsia"/>
@@ -22153,7 +25117,7 @@
         </w:rPr>
         <w:t xml:space="preserve"> implemented with PyTorch Deep Learning library</w:t>
       </w:r>
-      <w:bookmarkEnd w:id="13"/>
+      <w:bookmarkEnd w:id="31"/>
       <w:r>
         <w:rPr>
           <w:rFonts w:eastAsiaTheme="minorEastAsia"/>
@@ -22179,6 +25143,7 @@
         <w:rPr>
           <w:rFonts w:ascii="Consolas" w:eastAsiaTheme="minorEastAsia" w:hAnsi="Consolas" w:cs="Consolas"/>
         </w:rPr>
+        <w:lastRenderedPageBreak/>
         <w:t>nn.Sequential</w:t>
       </w:r>
       <w:r>
@@ -22250,7 +25215,7 @@
       <w:r>
         <w:t xml:space="preserve">For more details see </w:t>
       </w:r>
-      <w:hyperlink r:id="rId35" w:history="1">
+      <w:hyperlink r:id="rId40" w:history="1">
         <w:r>
           <w:rPr>
             <w:rStyle w:val="Hyperlink"/>
@@ -22276,7 +25241,7 @@
           <w:rFonts w:eastAsiaTheme="minorEastAsia"/>
         </w:rPr>
       </w:pPr>
-      <w:bookmarkStart w:id="14" w:name="_Toc220489390"/>
+      <w:bookmarkStart w:id="32" w:name="_Toc220678903"/>
       <w:r>
         <w:rPr>
           <w:rFonts w:eastAsiaTheme="minorEastAsia"/>
@@ -22319,7 +25284,7 @@
         </w:rPr>
         <w:t>nn.Sequential</w:t>
       </w:r>
-      <w:bookmarkEnd w:id="14"/>
+      <w:bookmarkEnd w:id="32"/>
       <w:r>
         <w:rPr>
           <w:rFonts w:eastAsiaTheme="minorEastAsia"/>
@@ -22740,7 +25705,6 @@
           <w:sz w:val="18"/>
           <w:szCs w:val="18"/>
         </w:rPr>
-        <w:lastRenderedPageBreak/>
         <w:t>input_image = torch.rand(1, 28, 28)</w:t>
       </w:r>
     </w:p>
@@ -23091,7 +26055,7 @@
                     <pic:cNvPicPr/>
                   </pic:nvPicPr>
                   <pic:blipFill>
-                    <a:blip r:embed="rId36" cstate="print">
+                    <a:blip r:embed="rId41" cstate="print">
                       <a:extLst>
                         <a:ext uri="{28A0092B-C50C-407E-A947-70E740481C1C}">
                           <a14:useLocalDpi xmlns:a14="http://schemas.microsoft.com/office/drawing/2010/main" val="0"/>
@@ -23151,7 +26115,7 @@
                     <pic:cNvPicPr/>
                   </pic:nvPicPr>
                   <pic:blipFill>
-                    <a:blip r:embed="rId37" cstate="print">
+                    <a:blip r:embed="rId42" cstate="print">
                       <a:extLst>
                         <a:ext uri="{28A0092B-C50C-407E-A947-70E740481C1C}">
                           <a14:useLocalDpi xmlns:a14="http://schemas.microsoft.com/office/drawing/2010/main" val="0"/>
@@ -23231,7 +26195,7 @@
                     <pic:cNvPicPr/>
                   </pic:nvPicPr>
                   <pic:blipFill>
-                    <a:blip r:embed="rId38" cstate="print">
+                    <a:blip r:embed="rId43" cstate="print">
                       <a:extLst>
                         <a:ext uri="{28A0092B-C50C-407E-A947-70E740481C1C}">
                           <a14:useLocalDpi xmlns:a14="http://schemas.microsoft.com/office/drawing/2010/main" val="0"/>
@@ -23291,7 +26255,7 @@
                     <pic:cNvPicPr/>
                   </pic:nvPicPr>
                   <pic:blipFill>
-                    <a:blip r:embed="rId39" cstate="print">
+                    <a:blip r:embed="rId44" cstate="print">
                       <a:extLst>
                         <a:ext uri="{28A0092B-C50C-407E-A947-70E740481C1C}">
                           <a14:useLocalDpi xmlns:a14="http://schemas.microsoft.com/office/drawing/2010/main" val="0"/>
@@ -23381,7 +26345,7 @@
                     <pic:cNvPicPr/>
                   </pic:nvPicPr>
                   <pic:blipFill>
-                    <a:blip r:embed="rId40" cstate="print">
+                    <a:blip r:embed="rId45" cstate="print">
                       <a:extLst>
                         <a:ext uri="{28A0092B-C50C-407E-A947-70E740481C1C}">
                           <a14:useLocalDpi xmlns:a14="http://schemas.microsoft.com/office/drawing/2010/main" val="0"/>
@@ -23444,7 +26408,7 @@
                     <pic:cNvPicPr/>
                   </pic:nvPicPr>
                   <pic:blipFill>
-                    <a:blip r:embed="rId41" cstate="print">
+                    <a:blip r:embed="rId46" cstate="print">
                       <a:extLst>
                         <a:ext uri="{28A0092B-C50C-407E-A947-70E740481C1C}">
                           <a14:useLocalDpi xmlns:a14="http://schemas.microsoft.com/office/drawing/2010/main" val="0"/>
@@ -23525,7 +26489,7 @@
                     <pic:cNvPicPr/>
                   </pic:nvPicPr>
                   <pic:blipFill>
-                    <a:blip r:embed="rId42" cstate="print">
+                    <a:blip r:embed="rId47" cstate="print">
                       <a:extLst>
                         <a:ext uri="{28A0092B-C50C-407E-A947-70E740481C1C}">
                           <a14:useLocalDpi xmlns:a14="http://schemas.microsoft.com/office/drawing/2010/main" val="0"/>
@@ -23864,7 +26828,7 @@
       <w:r>
         <w:t xml:space="preserve">For details see the markdown </w:t>
       </w:r>
-      <w:hyperlink r:id="rId43" w:history="1">
+      <w:hyperlink r:id="rId48" w:history="1">
         <w:r>
           <w:rPr>
             <w:rStyle w:val="Hyperlink"/>
@@ -23879,8 +26843,8 @@
       <w:pPr>
         <w:pStyle w:val="Heading3"/>
       </w:pPr>
-      <w:bookmarkStart w:id="15" w:name="_Toc220489391"/>
-      <w:bookmarkStart w:id="16" w:name="_Ref220489476"/>
+      <w:bookmarkStart w:id="33" w:name="_Ref220489476"/>
+      <w:bookmarkStart w:id="34" w:name="_Toc220678904"/>
       <w:r>
         <w:rPr>
           <w:rFonts w:eastAsiaTheme="minorEastAsia"/>
@@ -23899,8 +26863,8 @@
         </w:rPr>
         <w:t>modeled with nn.Sequential</w:t>
       </w:r>
-      <w:bookmarkEnd w:id="15"/>
-      <w:bookmarkEnd w:id="16"/>
+      <w:bookmarkEnd w:id="33"/>
+      <w:bookmarkEnd w:id="34"/>
     </w:p>
     <w:p/>
     <w:p>
@@ -24792,7 +27756,7 @@
                     <pic:cNvPicPr/>
                   </pic:nvPicPr>
                   <pic:blipFill>
-                    <a:blip r:embed="rId44" cstate="print">
+                    <a:blip r:embed="rId49" cstate="print">
                       <a:extLst>
                         <a:ext uri="{28A0092B-C50C-407E-A947-70E740481C1C}">
                           <a14:useLocalDpi xmlns:a14="http://schemas.microsoft.com/office/drawing/2010/main" val="0"/>
@@ -24852,7 +27816,7 @@
                     <pic:cNvPicPr/>
                   </pic:nvPicPr>
                   <pic:blipFill>
-                    <a:blip r:embed="rId45" cstate="print">
+                    <a:blip r:embed="rId50" cstate="print">
                       <a:extLst>
                         <a:ext uri="{28A0092B-C50C-407E-A947-70E740481C1C}">
                           <a14:useLocalDpi xmlns:a14="http://schemas.microsoft.com/office/drawing/2010/main" val="0"/>
@@ -24928,7 +27892,7 @@
                     <pic:cNvPicPr/>
                   </pic:nvPicPr>
                   <pic:blipFill>
-                    <a:blip r:embed="rId46" cstate="print">
+                    <a:blip r:embed="rId51" cstate="print">
                       <a:extLst>
                         <a:ext uri="{28A0092B-C50C-407E-A947-70E740481C1C}">
                           <a14:useLocalDpi xmlns:a14="http://schemas.microsoft.com/office/drawing/2010/main" val="0"/>
@@ -24996,7 +27960,7 @@
                     <pic:cNvPicPr/>
                   </pic:nvPicPr>
                   <pic:blipFill>
-                    <a:blip r:embed="rId47" cstate="print">
+                    <a:blip r:embed="rId52" cstate="print">
                       <a:extLst>
                         <a:ext uri="{28A0092B-C50C-407E-A947-70E740481C1C}">
                           <a14:useLocalDpi xmlns:a14="http://schemas.microsoft.com/office/drawing/2010/main" val="0"/>
@@ -25087,7 +28051,7 @@
       <w:r>
         <w:t xml:space="preserve"> </w:t>
       </w:r>
-      <w:hyperlink r:id="rId48" w:history="1">
+      <w:hyperlink r:id="rId53" w:history="1">
         <w:r>
           <w:rPr>
             <w:rStyle w:val="Hyperlink"/>
@@ -26622,7 +29586,7 @@
 </file>
 
 <file path=customXml/itemProps1.xml><?xml version="1.0" encoding="utf-8"?>
-<ds:datastoreItem xmlns:ds="http://schemas.openxmlformats.org/officeDocument/2006/customXml" ds:itemID="{4164CB2B-B91D-C542-9CF5-DA839A27BEB7}">
+<ds:datastoreItem xmlns:ds="http://schemas.openxmlformats.org/officeDocument/2006/customXml" ds:itemID="{4D312C63-B9B3-044D-A766-6DC331CD26CE}">
   <ds:schemaRefs>
     <ds:schemaRef ds:uri="http://schemas.openxmlformats.org/officeDocument/2006/bibliography"/>
   </ds:schemaRefs>

--- a/docs/Agentic_Workflows_wtith_RL_Loop.docx
+++ b/docs/Agentic_Workflows_wtith_RL_Loop.docx
@@ -11052,7 +11052,16 @@
     <w:p/>
     <w:p>
       <w:r>
+        <w:rPr>
+          <w:color w:val="EE0000"/>
+        </w:rPr>
         <w:t>//TODO:</w:t>
+      </w:r>
+      <w:r>
+        <w:rPr>
+          <w:color w:val="EE0000"/>
+        </w:rPr>
+        <w:t xml:space="preserve"> finish the section on key PPO parameters</w:t>
       </w:r>
     </w:p>
     <w:p/>
@@ -11422,7 +11431,7 @@
           </mc:Choice>
           <mc:Fallback>
             <w:pict>
-              <v:shape w14:anchorId="2B41A16D" id="Freeform 27" o:spid="_x0000_s1026" style="position:absolute;margin-left:-43.3pt;margin-top:111pt;width:524.4pt;height:166.05pt;z-index:251703296;visibility:visible;mso-wrap-style:square;mso-height-percent:0;mso-wrap-distance-left:9pt;mso-wrap-distance-top:0;mso-wrap-distance-right:9pt;mso-wrap-distance-bottom:0;mso-position-horizontal:absolute;mso-position-horizontal-relative:text;mso-position-vertical:absolute;mso-position-vertical-relative:text;mso-height-percent:0;mso-height-relative:margin;v-text-anchor:middle" coordsize="6660186,2143785" o:gfxdata="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" path="m6480510,1559v12451,-2491,24902,-4981,53788,17929c6563184,42398,6638886,101167,6653827,139018v14941,37851,2988,75702,-29882,107576c6591075,278468,6541271,305363,6456604,330265v-84667,24902,-254000,52792,-340659,65741c6029286,408955,5936651,407959,5936651,407959r-484094,29882l5087992,461747v-132478,6972,-281890,13945,-430306,17929c4509270,483660,4375796,480673,4197498,485653v-178298,4980,-609600,23906,-609600,23906l3121733,521512r-806823,5976l1806910,539441r-645459,5977c959247,550398,740109,555378,593686,569323,447262,583268,367577,604186,282910,629088,198243,653990,132502,656978,85686,718735,38870,780492,10981,887072,2016,999629v-8965,112557,13945,281890,29882,394447c47835,1506633,70745,1592296,97639,1674970v26894,82674,58769,153396,95624,215153c230118,1951880,268965,2004673,318769,2045512v49804,40839,129490,74706,173317,89647c535913,2150100,558823,2142629,581733,2135159e" filled="f" strokecolor="#030e13 [484]" strokeweight=".5pt">
+              <v:shape w14:anchorId="5A124B4F" id="Freeform 27" o:spid="_x0000_s1026" style="position:absolute;margin-left:-43.3pt;margin-top:111pt;width:524.4pt;height:166.05pt;z-index:251703296;visibility:visible;mso-wrap-style:square;mso-height-percent:0;mso-wrap-distance-left:9pt;mso-wrap-distance-top:0;mso-wrap-distance-right:9pt;mso-wrap-distance-bottom:0;mso-position-horizontal:absolute;mso-position-horizontal-relative:text;mso-position-vertical:absolute;mso-position-vertical-relative:text;mso-height-percent:0;mso-height-relative:margin;v-text-anchor:middle" coordsize="6660186,2143785" o:gfxdata="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" path="m6480510,1559v12451,-2491,24902,-4981,53788,17929c6563184,42398,6638886,101167,6653827,139018v14941,37851,2988,75702,-29882,107576c6591075,278468,6541271,305363,6456604,330265v-84667,24902,-254000,52792,-340659,65741c6029286,408955,5936651,407959,5936651,407959r-484094,29882l5087992,461747v-132478,6972,-281890,13945,-430306,17929c4509270,483660,4375796,480673,4197498,485653v-178298,4980,-609600,23906,-609600,23906l3121733,521512r-806823,5976l1806910,539441r-645459,5977c959247,550398,740109,555378,593686,569323,447262,583268,367577,604186,282910,629088,198243,653990,132502,656978,85686,718735,38870,780492,10981,887072,2016,999629v-8965,112557,13945,281890,29882,394447c47835,1506633,70745,1592296,97639,1674970v26894,82674,58769,153396,95624,215153c230118,1951880,268965,2004673,318769,2045512v49804,40839,129490,74706,173317,89647c535913,2150100,558823,2142629,581733,2135159e" filled="f" strokecolor="#030e13 [484]" strokeweight=".5pt">
                 <v:stroke opacity="34181f" joinstyle="miter"/>
                 <v:path arrowok="t" o:connecttype="custom" o:connectlocs="6480510,1534;6534298,19171;6653827,136759;6623945,242587;6456604,324898;6115945,389571;5936651,401329;5452557,430726;5087992,454243;4657686,471881;4197498,477761;3587898,501278;3121733,513037;2314910,518916;1806910,530675;1161451,536555;593686,560071;282910,618865;85686,707055;2016,983384;31898,1371421;97639,1647751;193263,1859407;318769,2012271;492086,2100461;581733,2100461" o:connectangles="0,0,0,0,0,0,0,0,0,0,0,0,0,0,0,0,0,0,0,0,0,0,0,0,0,0"/>
               </v:shape>
@@ -11790,7 +11799,7 @@
           </mc:Choice>
           <mc:Fallback>
             <w:pict>
-              <v:shape w14:anchorId="6B2A4A6C" id="Freeform 26" o:spid="_x0000_s1026" style="position:absolute;margin-left:-26.6pt;margin-top:62pt;width:519.5pt;height:160.95pt;z-index:251702272;visibility:visible;mso-wrap-style:square;mso-wrap-distance-left:9pt;mso-wrap-distance-top:0;mso-wrap-distance-right:9pt;mso-wrap-distance-bottom:0;mso-position-horizontal:absolute;mso-position-horizontal-relative:text;mso-position-vertical:absolute;mso-position-vertical-relative:text;v-text-anchor:middle" coordsize="6597555,2043953" o:gfxdata="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" path="m6284303,v79188,69227,158377,138454,203200,197223c6532327,255992,6535315,291851,6553244,352612v17930,60761,35860,148415,41836,209176c6601056,622549,6595079,659404,6589103,717176v-5976,57772,-11953,130486,-29882,191247c6541292,969184,6519378,1037913,6481527,1081741v-37851,43828,-149412,89647,-149412,89647l6332115,1171388v-57773,7969,-240055,35859,-346635,47812c5878900,1231153,5820131,1236133,5692633,1243106v-127498,6973,-472142,17929,-472142,17929l4826044,1272988r-406400,11953l3750280,1290917r-621553,5977l2507174,1302870r-567765,5977l1574844,1314823r-472141,5977l612633,1332753v-130486,2988,-216149,1992,-292847,5976c243088,1342713,203244,1328769,152444,1356659v-50800,27890,-113552,94627,-137458,149411c-8920,1560854,1041,1629584,9009,1685364v7968,55780,31874,113554,53788,155389c84711,1882588,116585,1908486,140491,1936376v23906,27890,40840,55781,65742,71718c231135,2024031,265001,2026024,289903,2032000v24902,5976,45321,8964,65741,11953e" filled="f" strokecolor="#030e13 [484]" strokeweight=".5pt">
+              <v:shape w14:anchorId="1F2CEDC4" id="Freeform 26" o:spid="_x0000_s1026" style="position:absolute;margin-left:-26.6pt;margin-top:62pt;width:519.5pt;height:160.95pt;z-index:251702272;visibility:visible;mso-wrap-style:square;mso-wrap-distance-left:9pt;mso-wrap-distance-top:0;mso-wrap-distance-right:9pt;mso-wrap-distance-bottom:0;mso-position-horizontal:absolute;mso-position-horizontal-relative:text;mso-position-vertical:absolute;mso-position-vertical-relative:text;v-text-anchor:middle" coordsize="6597555,2043953" o:gfxdata="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" path="m6284303,v79188,69227,158377,138454,203200,197223c6532327,255992,6535315,291851,6553244,352612v17930,60761,35860,148415,41836,209176c6601056,622549,6595079,659404,6589103,717176v-5976,57772,-11953,130486,-29882,191247c6541292,969184,6519378,1037913,6481527,1081741v-37851,43828,-149412,89647,-149412,89647l6332115,1171388v-57773,7969,-240055,35859,-346635,47812c5878900,1231153,5820131,1236133,5692633,1243106v-127498,6973,-472142,17929,-472142,17929l4826044,1272988r-406400,11953l3750280,1290917r-621553,5977l2507174,1302870r-567765,5977l1574844,1314823r-472141,5977l612633,1332753v-130486,2988,-216149,1992,-292847,5976c243088,1342713,203244,1328769,152444,1356659v-50800,27890,-113552,94627,-137458,149411c-8920,1560854,1041,1629584,9009,1685364v7968,55780,31874,113554,53788,155389c84711,1882588,116585,1908486,140491,1936376v23906,27890,40840,55781,65742,71718c231135,2024031,265001,2026024,289903,2032000v24902,5976,45321,8964,65741,11953e" filled="f" strokecolor="#030e13 [484]" strokeweight=".5pt">
                 <v:stroke opacity="34695f" joinstyle="miter"/>
                 <v:path arrowok="t" o:connecttype="custom" o:connectlocs="6284303,0;6487503,197223;6553244,352612;6595080,561788;6589103,717176;6559221,908423;6481527,1081741;6332115,1171388;6332115,1171388;5985480,1219200;5692633,1243106;5220491,1261035;4826044,1272988;4419644,1284941;3750280,1290917;3128727,1296894;2507174,1302870;1939409,1308847;1574844,1314823;1102703,1320800;612633,1332753;319786,1338729;152444,1356659;14986,1506070;9009,1685364;62797,1840753;140491,1936376;206233,2008094;289903,2032000;355644,2043953" o:connectangles="0,0,0,0,0,0,0,0,0,0,0,0,0,0,0,0,0,0,0,0,0,0,0,0,0,0,0,0,0,0"/>
               </v:shape>
@@ -11870,6 +11879,344 @@
         <w:keepNext/>
         <w:keepLines/>
       </w:pPr>
+      <w:r>
+        <w:rPr>
+          <w:noProof/>
+        </w:rPr>
+        <mc:AlternateContent>
+          <mc:Choice Requires="wps">
+            <w:drawing>
+              <wp:anchor distT="0" distB="0" distL="114300" distR="114300" simplePos="0" relativeHeight="251705344" behindDoc="0" locked="0" layoutInCell="1" allowOverlap="1" wp14:anchorId="62D6C4AB" wp14:editId="1E119D12">
+                <wp:simplePos x="0" y="0"/>
+                <wp:positionH relativeFrom="column">
+                  <wp:posOffset>-562590</wp:posOffset>
+                </wp:positionH>
+                <wp:positionV relativeFrom="paragraph">
+                  <wp:posOffset>1444026</wp:posOffset>
+                </wp:positionV>
+                <wp:extent cx="6672793" cy="2097040"/>
+                <wp:effectExtent l="0" t="0" r="7620" b="11430"/>
+                <wp:wrapNone/>
+                <wp:docPr id="1532289456" name="Freeform 29"/>
+                <wp:cNvGraphicFramePr/>
+                <a:graphic xmlns:a="http://schemas.openxmlformats.org/drawingml/2006/main">
+                  <a:graphicData uri="http://schemas.microsoft.com/office/word/2010/wordprocessingShape">
+                    <wps:wsp>
+                      <wps:cNvSpPr/>
+                      <wps:spPr>
+                        <a:xfrm>
+                          <a:off x="0" y="0"/>
+                          <a:ext cx="6672793" cy="2097040"/>
+                        </a:xfrm>
+                        <a:custGeom>
+                          <a:avLst/>
+                          <a:gdLst>
+                            <a:gd name="connsiteX0" fmla="*/ 6503202 w 6672793"/>
+                            <a:gd name="connsiteY0" fmla="*/ 9526 h 2097040"/>
+                            <a:gd name="connsiteX1" fmla="*/ 6586872 w 6672793"/>
+                            <a:gd name="connsiteY1" fmla="*/ 3550 h 2097040"/>
+                            <a:gd name="connsiteX2" fmla="*/ 6658590 w 6672793"/>
+                            <a:gd name="connsiteY2" fmla="*/ 57338 h 2097040"/>
+                            <a:gd name="connsiteX3" fmla="*/ 6670543 w 6672793"/>
+                            <a:gd name="connsiteY3" fmla="*/ 224679 h 2097040"/>
+                            <a:gd name="connsiteX4" fmla="*/ 6628708 w 6672793"/>
+                            <a:gd name="connsiteY4" fmla="*/ 493620 h 2097040"/>
+                            <a:gd name="connsiteX5" fmla="*/ 6479296 w 6672793"/>
+                            <a:gd name="connsiteY5" fmla="*/ 654985 h 2097040"/>
+                            <a:gd name="connsiteX6" fmla="*/ 6132661 w 6672793"/>
+                            <a:gd name="connsiteY6" fmla="*/ 690844 h 2097040"/>
+                            <a:gd name="connsiteX7" fmla="*/ 5588802 w 6672793"/>
+                            <a:gd name="connsiteY7" fmla="*/ 696820 h 2097040"/>
+                            <a:gd name="connsiteX8" fmla="*/ 4979202 w 6672793"/>
+                            <a:gd name="connsiteY8" fmla="*/ 684868 h 2097040"/>
+                            <a:gd name="connsiteX9" fmla="*/ 4405461 w 6672793"/>
+                            <a:gd name="connsiteY9" fmla="*/ 678891 h 2097040"/>
+                            <a:gd name="connsiteX10" fmla="*/ 3777931 w 6672793"/>
+                            <a:gd name="connsiteY10" fmla="*/ 666938 h 2097040"/>
+                            <a:gd name="connsiteX11" fmla="*/ 3222119 w 6672793"/>
+                            <a:gd name="connsiteY11" fmla="*/ 666938 h 2097040"/>
+                            <a:gd name="connsiteX12" fmla="*/ 2600566 w 6672793"/>
+                            <a:gd name="connsiteY12" fmla="*/ 666938 h 2097040"/>
+                            <a:gd name="connsiteX13" fmla="*/ 1937178 w 6672793"/>
+                            <a:gd name="connsiteY13" fmla="*/ 666938 h 2097040"/>
+                            <a:gd name="connsiteX14" fmla="*/ 1214025 w 6672793"/>
+                            <a:gd name="connsiteY14" fmla="*/ 660962 h 2097040"/>
+                            <a:gd name="connsiteX15" fmla="*/ 676143 w 6672793"/>
+                            <a:gd name="connsiteY15" fmla="*/ 649009 h 2097040"/>
+                            <a:gd name="connsiteX16" fmla="*/ 209978 w 6672793"/>
+                            <a:gd name="connsiteY16" fmla="*/ 726703 h 2097040"/>
+                            <a:gd name="connsiteX17" fmla="*/ 36661 w 6672793"/>
+                            <a:gd name="connsiteY17" fmla="*/ 965762 h 2097040"/>
+                            <a:gd name="connsiteX18" fmla="*/ 802 w 6672793"/>
+                            <a:gd name="connsiteY18" fmla="*/ 1312397 h 2097040"/>
+                            <a:gd name="connsiteX19" fmla="*/ 54590 w 6672793"/>
+                            <a:gd name="connsiteY19" fmla="*/ 1605244 h 2097040"/>
+                            <a:gd name="connsiteX20" fmla="*/ 138261 w 6672793"/>
+                            <a:gd name="connsiteY20" fmla="*/ 1844303 h 2097040"/>
+                            <a:gd name="connsiteX21" fmla="*/ 257790 w 6672793"/>
+                            <a:gd name="connsiteY21" fmla="*/ 1963832 h 2097040"/>
+                            <a:gd name="connsiteX22" fmla="*/ 341461 w 6672793"/>
+                            <a:gd name="connsiteY22" fmla="*/ 2035550 h 2097040"/>
+                            <a:gd name="connsiteX23" fmla="*/ 443061 w 6672793"/>
+                            <a:gd name="connsiteY23" fmla="*/ 2077385 h 2097040"/>
+                            <a:gd name="connsiteX24" fmla="*/ 514778 w 6672793"/>
+                            <a:gd name="connsiteY24" fmla="*/ 2095315 h 2097040"/>
+                            <a:gd name="connsiteX25" fmla="*/ 568566 w 6672793"/>
+                            <a:gd name="connsiteY25" fmla="*/ 2095315 h 2097040"/>
+                          </a:gdLst>
+                          <a:ahLst/>
+                          <a:cxnLst>
+                            <a:cxn ang="0">
+                              <a:pos x="connsiteX0" y="connsiteY0"/>
+                            </a:cxn>
+                            <a:cxn ang="0">
+                              <a:pos x="connsiteX1" y="connsiteY1"/>
+                            </a:cxn>
+                            <a:cxn ang="0">
+                              <a:pos x="connsiteX2" y="connsiteY2"/>
+                            </a:cxn>
+                            <a:cxn ang="0">
+                              <a:pos x="connsiteX3" y="connsiteY3"/>
+                            </a:cxn>
+                            <a:cxn ang="0">
+                              <a:pos x="connsiteX4" y="connsiteY4"/>
+                            </a:cxn>
+                            <a:cxn ang="0">
+                              <a:pos x="connsiteX5" y="connsiteY5"/>
+                            </a:cxn>
+                            <a:cxn ang="0">
+                              <a:pos x="connsiteX6" y="connsiteY6"/>
+                            </a:cxn>
+                            <a:cxn ang="0">
+                              <a:pos x="connsiteX7" y="connsiteY7"/>
+                            </a:cxn>
+                            <a:cxn ang="0">
+                              <a:pos x="connsiteX8" y="connsiteY8"/>
+                            </a:cxn>
+                            <a:cxn ang="0">
+                              <a:pos x="connsiteX9" y="connsiteY9"/>
+                            </a:cxn>
+                            <a:cxn ang="0">
+                              <a:pos x="connsiteX10" y="connsiteY10"/>
+                            </a:cxn>
+                            <a:cxn ang="0">
+                              <a:pos x="connsiteX11" y="connsiteY11"/>
+                            </a:cxn>
+                            <a:cxn ang="0">
+                              <a:pos x="connsiteX12" y="connsiteY12"/>
+                            </a:cxn>
+                            <a:cxn ang="0">
+                              <a:pos x="connsiteX13" y="connsiteY13"/>
+                            </a:cxn>
+                            <a:cxn ang="0">
+                              <a:pos x="connsiteX14" y="connsiteY14"/>
+                            </a:cxn>
+                            <a:cxn ang="0">
+                              <a:pos x="connsiteX15" y="connsiteY15"/>
+                            </a:cxn>
+                            <a:cxn ang="0">
+                              <a:pos x="connsiteX16" y="connsiteY16"/>
+                            </a:cxn>
+                            <a:cxn ang="0">
+                              <a:pos x="connsiteX17" y="connsiteY17"/>
+                            </a:cxn>
+                            <a:cxn ang="0">
+                              <a:pos x="connsiteX18" y="connsiteY18"/>
+                            </a:cxn>
+                            <a:cxn ang="0">
+                              <a:pos x="connsiteX19" y="connsiteY19"/>
+                            </a:cxn>
+                            <a:cxn ang="0">
+                              <a:pos x="connsiteX20" y="connsiteY20"/>
+                            </a:cxn>
+                            <a:cxn ang="0">
+                              <a:pos x="connsiteX21" y="connsiteY21"/>
+                            </a:cxn>
+                            <a:cxn ang="0">
+                              <a:pos x="connsiteX22" y="connsiteY22"/>
+                            </a:cxn>
+                            <a:cxn ang="0">
+                              <a:pos x="connsiteX23" y="connsiteY23"/>
+                            </a:cxn>
+                            <a:cxn ang="0">
+                              <a:pos x="connsiteX24" y="connsiteY24"/>
+                            </a:cxn>
+                            <a:cxn ang="0">
+                              <a:pos x="connsiteX25" y="connsiteY25"/>
+                            </a:cxn>
+                          </a:cxnLst>
+                          <a:rect l="l" t="t" r="r" b="b"/>
+                          <a:pathLst>
+                            <a:path w="6672793" h="2097040">
+                              <a:moveTo>
+                                <a:pt x="6503202" y="9526"/>
+                              </a:moveTo>
+                              <a:cubicBezTo>
+                                <a:pt x="6532088" y="2553"/>
+                                <a:pt x="6560974" y="-4419"/>
+                                <a:pt x="6586872" y="3550"/>
+                              </a:cubicBezTo>
+                              <a:cubicBezTo>
+                                <a:pt x="6612770" y="11519"/>
+                                <a:pt x="6644645" y="20483"/>
+                                <a:pt x="6658590" y="57338"/>
+                              </a:cubicBezTo>
+                              <a:cubicBezTo>
+                                <a:pt x="6672535" y="94193"/>
+                                <a:pt x="6675523" y="151965"/>
+                                <a:pt x="6670543" y="224679"/>
+                              </a:cubicBezTo>
+                              <a:cubicBezTo>
+                                <a:pt x="6665563" y="297393"/>
+                                <a:pt x="6660582" y="421902"/>
+                                <a:pt x="6628708" y="493620"/>
+                              </a:cubicBezTo>
+                              <a:cubicBezTo>
+                                <a:pt x="6596834" y="565338"/>
+                                <a:pt x="6561970" y="622114"/>
+                                <a:pt x="6479296" y="654985"/>
+                              </a:cubicBezTo>
+                              <a:cubicBezTo>
+                                <a:pt x="6396622" y="687856"/>
+                                <a:pt x="6281077" y="683872"/>
+                                <a:pt x="6132661" y="690844"/>
+                              </a:cubicBezTo>
+                              <a:cubicBezTo>
+                                <a:pt x="5984245" y="697816"/>
+                                <a:pt x="5781045" y="697816"/>
+                                <a:pt x="5588802" y="696820"/>
+                              </a:cubicBezTo>
+                              <a:cubicBezTo>
+                                <a:pt x="5396559" y="695824"/>
+                                <a:pt x="4979202" y="684868"/>
+                                <a:pt x="4979202" y="684868"/>
+                              </a:cubicBezTo>
+                              <a:lnTo>
+                                <a:pt x="4405461" y="678891"/>
+                              </a:lnTo>
+                              <a:lnTo>
+                                <a:pt x="3777931" y="666938"/>
+                              </a:lnTo>
+                              <a:cubicBezTo>
+                                <a:pt x="3580707" y="664946"/>
+                                <a:pt x="3222119" y="666938"/>
+                                <a:pt x="3222119" y="666938"/>
+                              </a:cubicBezTo>
+                              <a:lnTo>
+                                <a:pt x="2600566" y="666938"/>
+                              </a:lnTo>
+                              <a:lnTo>
+                                <a:pt x="1937178" y="666938"/>
+                              </a:lnTo>
+                              <a:lnTo>
+                                <a:pt x="1214025" y="660962"/>
+                              </a:lnTo>
+                              <a:cubicBezTo>
+                                <a:pt x="1003853" y="657974"/>
+                                <a:pt x="843484" y="638052"/>
+                                <a:pt x="676143" y="649009"/>
+                              </a:cubicBezTo>
+                              <a:cubicBezTo>
+                                <a:pt x="508802" y="659966"/>
+                                <a:pt x="316558" y="673911"/>
+                                <a:pt x="209978" y="726703"/>
+                              </a:cubicBezTo>
+                              <a:cubicBezTo>
+                                <a:pt x="103398" y="779495"/>
+                                <a:pt x="71524" y="868146"/>
+                                <a:pt x="36661" y="965762"/>
+                              </a:cubicBezTo>
+                              <a:cubicBezTo>
+                                <a:pt x="1798" y="1063378"/>
+                                <a:pt x="-2186" y="1205817"/>
+                                <a:pt x="802" y="1312397"/>
+                              </a:cubicBezTo>
+                              <a:cubicBezTo>
+                                <a:pt x="3790" y="1418977"/>
+                                <a:pt x="31680" y="1516593"/>
+                                <a:pt x="54590" y="1605244"/>
+                              </a:cubicBezTo>
+                              <a:cubicBezTo>
+                                <a:pt x="77500" y="1693895"/>
+                                <a:pt x="104394" y="1784538"/>
+                                <a:pt x="138261" y="1844303"/>
+                              </a:cubicBezTo>
+                              <a:cubicBezTo>
+                                <a:pt x="172128" y="1904068"/>
+                                <a:pt x="223923" y="1931958"/>
+                                <a:pt x="257790" y="1963832"/>
+                              </a:cubicBezTo>
+                              <a:cubicBezTo>
+                                <a:pt x="291657" y="1995706"/>
+                                <a:pt x="310582" y="2016625"/>
+                                <a:pt x="341461" y="2035550"/>
+                              </a:cubicBezTo>
+                              <a:cubicBezTo>
+                                <a:pt x="372339" y="2054476"/>
+                                <a:pt x="414175" y="2067424"/>
+                                <a:pt x="443061" y="2077385"/>
+                              </a:cubicBezTo>
+                              <a:cubicBezTo>
+                                <a:pt x="471947" y="2087346"/>
+                                <a:pt x="493860" y="2092327"/>
+                                <a:pt x="514778" y="2095315"/>
+                              </a:cubicBezTo>
+                              <a:cubicBezTo>
+                                <a:pt x="535696" y="2098303"/>
+                                <a:pt x="552131" y="2096809"/>
+                                <a:pt x="568566" y="2095315"/>
+                              </a:cubicBezTo>
+                            </a:path>
+                          </a:pathLst>
+                        </a:custGeom>
+                        <a:noFill/>
+                        <a:ln w="6350">
+                          <a:solidFill>
+                            <a:schemeClr val="accent1">
+                              <a:shade val="15000"/>
+                              <a:alpha val="48801"/>
+                            </a:schemeClr>
+                          </a:solidFill>
+                        </a:ln>
+                      </wps:spPr>
+                      <wps:style>
+                        <a:lnRef idx="2">
+                          <a:schemeClr val="accent1">
+                            <a:shade val="15000"/>
+                          </a:schemeClr>
+                        </a:lnRef>
+                        <a:fillRef idx="1">
+                          <a:schemeClr val="accent1"/>
+                        </a:fillRef>
+                        <a:effectRef idx="0">
+                          <a:schemeClr val="accent1"/>
+                        </a:effectRef>
+                        <a:fontRef idx="minor">
+                          <a:schemeClr val="lt1"/>
+                        </a:fontRef>
+                      </wps:style>
+                      <wps:bodyPr rot="0" spcFirstLastPara="0" vertOverflow="overflow" horzOverflow="overflow" vert="horz" wrap="square" lIns="91440" tIns="45720" rIns="91440" bIns="45720" numCol="1" spcCol="0" rtlCol="0" fromWordArt="0" anchor="ctr" anchorCtr="0" forceAA="0" compatLnSpc="1">
+                        <a:prstTxWarp prst="textNoShape">
+                          <a:avLst/>
+                        </a:prstTxWarp>
+                        <a:noAutofit/>
+                      </wps:bodyPr>
+                    </wps:wsp>
+                  </a:graphicData>
+                </a:graphic>
+              </wp:anchor>
+            </w:drawing>
+          </mc:Choice>
+          <mc:Fallback>
+            <w:pict>
+              <v:shape w14:anchorId="10000944" id="Freeform 29" o:spid="_x0000_s1026" style="position:absolute;margin-left:-44.3pt;margin-top:113.7pt;width:525.4pt;height:165.1pt;z-index:251705344;visibility:visible;mso-wrap-style:square;mso-wrap-distance-left:9pt;mso-wrap-distance-top:0;mso-wrap-distance-right:9pt;mso-wrap-distance-bottom:0;mso-position-horizontal:absolute;mso-position-horizontal-relative:text;mso-position-vertical:absolute;mso-position-vertical-relative:text;v-text-anchor:middle" coordsize="6672793,2097040" o:gfxdata="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" path="m6503202,9526v28886,-6973,57772,-13945,83670,-5976c6612770,11519,6644645,20483,6658590,57338v13945,36855,16933,94627,11953,167341c6665563,297393,6660582,421902,6628708,493620v-31874,71718,-66738,128494,-149412,161365c6396622,687856,6281077,683872,6132661,690844v-148416,6972,-351616,6972,-543859,5976c5396559,695824,4979202,684868,4979202,684868r-573741,-5977l3777931,666938v-197224,-1992,-555812,,-555812,l2600566,666938r-663388,l1214025,660962c1003853,657974,843484,638052,676143,649009,508802,659966,316558,673911,209978,726703,103398,779495,71524,868146,36661,965762,1798,1063378,-2186,1205817,802,1312397v2988,106580,30878,204196,53788,292847c77500,1693895,104394,1784538,138261,1844303v33867,59765,85662,87655,119529,119529c291657,1995706,310582,2016625,341461,2035550v30878,18926,72714,31874,101600,41835c471947,2087346,493860,2092327,514778,2095315v20918,2988,37353,1494,53788,e" filled="f" strokecolor="#030e13 [484]" strokeweight=".5pt">
+                <v:stroke opacity="31868f" joinstyle="miter"/>
+                <v:path arrowok="t" o:connecttype="custom" o:connectlocs="6503202,9526;6586872,3550;6658590,57338;6670543,224679;6628708,493620;6479296,654985;6132661,690844;5588802,696820;4979202,684868;4405461,678891;3777931,666938;3222119,666938;2600566,666938;1937178,666938;1214025,660962;676143,649009;209978,726703;36661,965762;802,1312397;54590,1605244;138261,1844303;257790,1963832;341461,2035550;443061,2077385;514778,2095315;568566,2095315" o:connectangles="0,0,0,0,0,0,0,0,0,0,0,0,0,0,0,0,0,0,0,0,0,0,0,0,0,0"/>
+              </v:shape>
+            </w:pict>
+          </mc:Fallback>
+        </mc:AlternateContent>
+      </w:r>
       <w:r>
         <w:rPr>
           <w:noProof/>
@@ -12180,7 +12527,7 @@
           </mc:Choice>
           <mc:Fallback>
             <w:pict>
-              <v:shape w14:anchorId="1812825E" id="Freeform 28" o:spid="_x0000_s1026" style="position:absolute;margin-left:-21.05pt;margin-top:70.2pt;width:516.2pt;height:155.95pt;z-index:251704320;visibility:visible;mso-wrap-style:square;mso-wrap-distance-left:9pt;mso-wrap-distance-top:0;mso-wrap-distance-right:9pt;mso-wrap-distance-bottom:0;mso-position-horizontal:absolute;mso-position-horizontal-relative:text;mso-position-vertical:absolute;mso-position-vertical-relative:text;v-text-anchor:middle" coordsize="6555831,1980354" o:gfxdata="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" path="m6207906,v83670,87156,167341,174313,215153,245035c6470871,315757,6472862,346636,6494776,424330v21914,77694,53789,202203,59765,286870c6560517,795867,6544580,859616,6530635,932330v-13945,72714,-28887,153395,-59765,215152c6439992,1209239,6411106,1268008,6345365,1302871v-65741,34863,-167342,41835,-268942,53788c5974823,1368612,5867247,1373592,5735765,1374588v-131482,996,-448236,-11953,-448236,-11953l4689882,1350682r-651435,l3488612,1356659v-190251,,-591671,-5977,-591671,-5977l2143906,1350682v-231090,1992,-633506,11953,-633506,11953l841035,1362635v-197223,,-392455,-5976,-513976,c205538,1368611,165694,1359647,111906,1398494,58118,1437341,18274,1529977,4329,1595718v-13945,65741,8965,144431,23906,197223c43176,1845733,64094,1882589,93976,1912471v29882,29882,84667,48807,113553,59764c236415,1983192,251854,1980702,267294,1978212e" filled="f" strokecolor="#030e13 [484]" strokeweight=".5pt">
+              <v:shape w14:anchorId="0C8079C5" id="Freeform 28" o:spid="_x0000_s1026" style="position:absolute;margin-left:-21.05pt;margin-top:70.2pt;width:516.2pt;height:155.95pt;z-index:251704320;visibility:visible;mso-wrap-style:square;mso-wrap-distance-left:9pt;mso-wrap-distance-top:0;mso-wrap-distance-right:9pt;mso-wrap-distance-bottom:0;mso-position-horizontal:absolute;mso-position-horizontal-relative:text;mso-position-vertical:absolute;mso-position-vertical-relative:text;v-text-anchor:middle" coordsize="6555831,1980354" o:gfxdata="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" path="m6207906,v83670,87156,167341,174313,215153,245035c6470871,315757,6472862,346636,6494776,424330v21914,77694,53789,202203,59765,286870c6560517,795867,6544580,859616,6530635,932330v-13945,72714,-28887,153395,-59765,215152c6439992,1209239,6411106,1268008,6345365,1302871v-65741,34863,-167342,41835,-268942,53788c5974823,1368612,5867247,1373592,5735765,1374588v-131482,996,-448236,-11953,-448236,-11953l4689882,1350682r-651435,l3488612,1356659v-190251,,-591671,-5977,-591671,-5977l2143906,1350682v-231090,1992,-633506,11953,-633506,11953l841035,1362635v-197223,,-392455,-5976,-513976,c205538,1368611,165694,1359647,111906,1398494,58118,1437341,18274,1529977,4329,1595718v-13945,65741,8965,144431,23906,197223c43176,1845733,64094,1882589,93976,1912471v29882,29882,84667,48807,113553,59764c236415,1983192,251854,1980702,267294,1978212e" filled="f" strokecolor="#030e13 [484]" strokeweight=".5pt">
                 <v:stroke opacity="29555f" joinstyle="miter"/>
                 <v:path arrowok="t" o:connecttype="custom" o:connectlocs="6207906,0;6423059,245035;6494776,424330;6554541,711200;6530635,932330;6470870,1147482;6345365,1302871;6076423,1356659;5735765,1374588;5287529,1362635;4689882,1350682;4038447,1350682;3488612,1356659;2896941,1350682;2143906,1350682;1510400,1362635;841035,1362635;327059,1362635;111906,1398494;4329,1595718;28235,1792941;93976,1912471;207529,1972235;267294,1978212" o:connectangles="0,0,0,0,0,0,0,0,0,0,0,0,0,0,0,0,0,0,0,0,0,0,0,0"/>
               </v:shape>
@@ -12260,6 +12607,308 @@
         <w:keepNext/>
         <w:keepLines/>
       </w:pPr>
+      <w:r>
+        <w:rPr>
+          <w:noProof/>
+        </w:rPr>
+        <mc:AlternateContent>
+          <mc:Choice Requires="wps">
+            <w:drawing>
+              <wp:anchor distT="0" distB="0" distL="114300" distR="114300" simplePos="0" relativeHeight="251706368" behindDoc="0" locked="0" layoutInCell="1" allowOverlap="1" wp14:anchorId="2ECDAE79" wp14:editId="61B94DB5">
+                <wp:simplePos x="0" y="0"/>
+                <wp:positionH relativeFrom="column">
+                  <wp:posOffset>-586312</wp:posOffset>
+                </wp:positionH>
+                <wp:positionV relativeFrom="paragraph">
+                  <wp:posOffset>1268394</wp:posOffset>
+                </wp:positionV>
+                <wp:extent cx="6811425" cy="1900517"/>
+                <wp:effectExtent l="0" t="0" r="8890" b="17780"/>
+                <wp:wrapNone/>
+                <wp:docPr id="695067436" name="Freeform 30"/>
+                <wp:cNvGraphicFramePr/>
+                <a:graphic xmlns:a="http://schemas.openxmlformats.org/drawingml/2006/main">
+                  <a:graphicData uri="http://schemas.microsoft.com/office/word/2010/wordprocessingShape">
+                    <wps:wsp>
+                      <wps:cNvSpPr/>
+                      <wps:spPr>
+                        <a:xfrm>
+                          <a:off x="0" y="0"/>
+                          <a:ext cx="6811425" cy="1900517"/>
+                        </a:xfrm>
+                        <a:custGeom>
+                          <a:avLst/>
+                          <a:gdLst>
+                            <a:gd name="connsiteX0" fmla="*/ 6514971 w 6811425"/>
+                            <a:gd name="connsiteY0" fmla="*/ 0 h 1900517"/>
+                            <a:gd name="connsiteX1" fmla="*/ 6748053 w 6811425"/>
+                            <a:gd name="connsiteY1" fmla="*/ 59765 h 1900517"/>
+                            <a:gd name="connsiteX2" fmla="*/ 6807818 w 6811425"/>
+                            <a:gd name="connsiteY2" fmla="*/ 125506 h 1900517"/>
+                            <a:gd name="connsiteX3" fmla="*/ 6801841 w 6811425"/>
+                            <a:gd name="connsiteY3" fmla="*/ 197223 h 1900517"/>
+                            <a:gd name="connsiteX4" fmla="*/ 6777936 w 6811425"/>
+                            <a:gd name="connsiteY4" fmla="*/ 292847 h 1900517"/>
+                            <a:gd name="connsiteX5" fmla="*/ 6712194 w 6811425"/>
+                            <a:gd name="connsiteY5" fmla="*/ 460188 h 1900517"/>
+                            <a:gd name="connsiteX6" fmla="*/ 6604618 w 6811425"/>
+                            <a:gd name="connsiteY6" fmla="*/ 585694 h 1900517"/>
+                            <a:gd name="connsiteX7" fmla="*/ 6407394 w 6811425"/>
+                            <a:gd name="connsiteY7" fmla="*/ 633506 h 1900517"/>
+                            <a:gd name="connsiteX8" fmla="*/ 5929277 w 6811425"/>
+                            <a:gd name="connsiteY8" fmla="*/ 657412 h 1900517"/>
+                            <a:gd name="connsiteX9" fmla="*/ 5068665 w 6811425"/>
+                            <a:gd name="connsiteY9" fmla="*/ 669365 h 1900517"/>
+                            <a:gd name="connsiteX10" fmla="*/ 4028759 w 6811425"/>
+                            <a:gd name="connsiteY10" fmla="*/ 657412 h 1900517"/>
+                            <a:gd name="connsiteX11" fmla="*/ 2863347 w 6811425"/>
+                            <a:gd name="connsiteY11" fmla="*/ 657412 h 1900517"/>
+                            <a:gd name="connsiteX12" fmla="*/ 1500712 w 6811425"/>
+                            <a:gd name="connsiteY12" fmla="*/ 657412 h 1900517"/>
+                            <a:gd name="connsiteX13" fmla="*/ 610218 w 6811425"/>
+                            <a:gd name="connsiteY13" fmla="*/ 663388 h 1900517"/>
+                            <a:gd name="connsiteX14" fmla="*/ 257606 w 6811425"/>
+                            <a:gd name="connsiteY14" fmla="*/ 735106 h 1900517"/>
+                            <a:gd name="connsiteX15" fmla="*/ 54406 w 6811425"/>
+                            <a:gd name="connsiteY15" fmla="*/ 956235 h 1900517"/>
+                            <a:gd name="connsiteX16" fmla="*/ 618 w 6811425"/>
+                            <a:gd name="connsiteY16" fmla="*/ 1296894 h 1900517"/>
+                            <a:gd name="connsiteX17" fmla="*/ 78312 w 6811425"/>
+                            <a:gd name="connsiteY17" fmla="*/ 1649506 h 1900517"/>
+                            <a:gd name="connsiteX18" fmla="*/ 215771 w 6811425"/>
+                            <a:gd name="connsiteY18" fmla="*/ 1828800 h 1900517"/>
+                            <a:gd name="connsiteX19" fmla="*/ 329324 w 6811425"/>
+                            <a:gd name="connsiteY19" fmla="*/ 1870635 h 1900517"/>
+                            <a:gd name="connsiteX20" fmla="*/ 460806 w 6811425"/>
+                            <a:gd name="connsiteY20" fmla="*/ 1894541 h 1900517"/>
+                            <a:gd name="connsiteX21" fmla="*/ 586312 w 6811425"/>
+                            <a:gd name="connsiteY21" fmla="*/ 1900517 h 1900517"/>
+                          </a:gdLst>
+                          <a:ahLst/>
+                          <a:cxnLst>
+                            <a:cxn ang="0">
+                              <a:pos x="connsiteX0" y="connsiteY0"/>
+                            </a:cxn>
+                            <a:cxn ang="0">
+                              <a:pos x="connsiteX1" y="connsiteY1"/>
+                            </a:cxn>
+                            <a:cxn ang="0">
+                              <a:pos x="connsiteX2" y="connsiteY2"/>
+                            </a:cxn>
+                            <a:cxn ang="0">
+                              <a:pos x="connsiteX3" y="connsiteY3"/>
+                            </a:cxn>
+                            <a:cxn ang="0">
+                              <a:pos x="connsiteX4" y="connsiteY4"/>
+                            </a:cxn>
+                            <a:cxn ang="0">
+                              <a:pos x="connsiteX5" y="connsiteY5"/>
+                            </a:cxn>
+                            <a:cxn ang="0">
+                              <a:pos x="connsiteX6" y="connsiteY6"/>
+                            </a:cxn>
+                            <a:cxn ang="0">
+                              <a:pos x="connsiteX7" y="connsiteY7"/>
+                            </a:cxn>
+                            <a:cxn ang="0">
+                              <a:pos x="connsiteX8" y="connsiteY8"/>
+                            </a:cxn>
+                            <a:cxn ang="0">
+                              <a:pos x="connsiteX9" y="connsiteY9"/>
+                            </a:cxn>
+                            <a:cxn ang="0">
+                              <a:pos x="connsiteX10" y="connsiteY10"/>
+                            </a:cxn>
+                            <a:cxn ang="0">
+                              <a:pos x="connsiteX11" y="connsiteY11"/>
+                            </a:cxn>
+                            <a:cxn ang="0">
+                              <a:pos x="connsiteX12" y="connsiteY12"/>
+                            </a:cxn>
+                            <a:cxn ang="0">
+                              <a:pos x="connsiteX13" y="connsiteY13"/>
+                            </a:cxn>
+                            <a:cxn ang="0">
+                              <a:pos x="connsiteX14" y="connsiteY14"/>
+                            </a:cxn>
+                            <a:cxn ang="0">
+                              <a:pos x="connsiteX15" y="connsiteY15"/>
+                            </a:cxn>
+                            <a:cxn ang="0">
+                              <a:pos x="connsiteX16" y="connsiteY16"/>
+                            </a:cxn>
+                            <a:cxn ang="0">
+                              <a:pos x="connsiteX17" y="connsiteY17"/>
+                            </a:cxn>
+                            <a:cxn ang="0">
+                              <a:pos x="connsiteX18" y="connsiteY18"/>
+                            </a:cxn>
+                            <a:cxn ang="0">
+                              <a:pos x="connsiteX19" y="connsiteY19"/>
+                            </a:cxn>
+                            <a:cxn ang="0">
+                              <a:pos x="connsiteX20" y="connsiteY20"/>
+                            </a:cxn>
+                            <a:cxn ang="0">
+                              <a:pos x="connsiteX21" y="connsiteY21"/>
+                            </a:cxn>
+                          </a:cxnLst>
+                          <a:rect l="l" t="t" r="r" b="b"/>
+                          <a:pathLst>
+                            <a:path w="6811425" h="1900517">
+                              <a:moveTo>
+                                <a:pt x="6514971" y="0"/>
+                              </a:moveTo>
+                              <a:cubicBezTo>
+                                <a:pt x="6607108" y="19423"/>
+                                <a:pt x="6699245" y="38847"/>
+                                <a:pt x="6748053" y="59765"/>
+                              </a:cubicBezTo>
+                              <a:cubicBezTo>
+                                <a:pt x="6796861" y="80683"/>
+                                <a:pt x="6798853" y="102596"/>
+                                <a:pt x="6807818" y="125506"/>
+                              </a:cubicBezTo>
+                              <a:cubicBezTo>
+                                <a:pt x="6816783" y="148416"/>
+                                <a:pt x="6806821" y="169333"/>
+                                <a:pt x="6801841" y="197223"/>
+                              </a:cubicBezTo>
+                              <a:cubicBezTo>
+                                <a:pt x="6796861" y="225113"/>
+                                <a:pt x="6792877" y="249020"/>
+                                <a:pt x="6777936" y="292847"/>
+                              </a:cubicBezTo>
+                              <a:cubicBezTo>
+                                <a:pt x="6762995" y="336674"/>
+                                <a:pt x="6741080" y="411380"/>
+                                <a:pt x="6712194" y="460188"/>
+                              </a:cubicBezTo>
+                              <a:cubicBezTo>
+                                <a:pt x="6683308" y="508996"/>
+                                <a:pt x="6655418" y="556808"/>
+                                <a:pt x="6604618" y="585694"/>
+                              </a:cubicBezTo>
+                              <a:cubicBezTo>
+                                <a:pt x="6553818" y="614580"/>
+                                <a:pt x="6519951" y="621553"/>
+                                <a:pt x="6407394" y="633506"/>
+                              </a:cubicBezTo>
+                              <a:cubicBezTo>
+                                <a:pt x="6294837" y="645459"/>
+                                <a:pt x="6152398" y="651436"/>
+                                <a:pt x="5929277" y="657412"/>
+                              </a:cubicBezTo>
+                              <a:cubicBezTo>
+                                <a:pt x="5706156" y="663388"/>
+                                <a:pt x="5385418" y="669365"/>
+                                <a:pt x="5068665" y="669365"/>
+                              </a:cubicBezTo>
+                              <a:cubicBezTo>
+                                <a:pt x="4751912" y="669365"/>
+                                <a:pt x="4028759" y="657412"/>
+                                <a:pt x="4028759" y="657412"/>
+                              </a:cubicBezTo>
+                              <a:lnTo>
+                                <a:pt x="2863347" y="657412"/>
+                              </a:lnTo>
+                              <a:lnTo>
+                                <a:pt x="1500712" y="657412"/>
+                              </a:lnTo>
+                              <a:lnTo>
+                                <a:pt x="610218" y="663388"/>
+                              </a:lnTo>
+                              <a:cubicBezTo>
+                                <a:pt x="403034" y="676337"/>
+                                <a:pt x="350241" y="686298"/>
+                                <a:pt x="257606" y="735106"/>
+                              </a:cubicBezTo>
+                              <a:cubicBezTo>
+                                <a:pt x="164971" y="783914"/>
+                                <a:pt x="97237" y="862604"/>
+                                <a:pt x="54406" y="956235"/>
+                              </a:cubicBezTo>
+                              <a:cubicBezTo>
+                                <a:pt x="11575" y="1049866"/>
+                                <a:pt x="-3366" y="1181349"/>
+                                <a:pt x="618" y="1296894"/>
+                              </a:cubicBezTo>
+                              <a:cubicBezTo>
+                                <a:pt x="4602" y="1412439"/>
+                                <a:pt x="42453" y="1560855"/>
+                                <a:pt x="78312" y="1649506"/>
+                              </a:cubicBezTo>
+                              <a:cubicBezTo>
+                                <a:pt x="114171" y="1738157"/>
+                                <a:pt x="173936" y="1791945"/>
+                                <a:pt x="215771" y="1828800"/>
+                              </a:cubicBezTo>
+                              <a:cubicBezTo>
+                                <a:pt x="257606" y="1865655"/>
+                                <a:pt x="288485" y="1859678"/>
+                                <a:pt x="329324" y="1870635"/>
+                              </a:cubicBezTo>
+                              <a:cubicBezTo>
+                                <a:pt x="370163" y="1881592"/>
+                                <a:pt x="417975" y="1889561"/>
+                                <a:pt x="460806" y="1894541"/>
+                              </a:cubicBezTo>
+                              <a:cubicBezTo>
+                                <a:pt x="503637" y="1899521"/>
+                                <a:pt x="544974" y="1900019"/>
+                                <a:pt x="586312" y="1900517"/>
+                              </a:cubicBezTo>
+                            </a:path>
+                          </a:pathLst>
+                        </a:custGeom>
+                        <a:noFill/>
+                        <a:ln w="6350">
+                          <a:solidFill>
+                            <a:schemeClr val="accent1">
+                              <a:shade val="15000"/>
+                              <a:alpha val="52000"/>
+                            </a:schemeClr>
+                          </a:solidFill>
+                        </a:ln>
+                      </wps:spPr>
+                      <wps:style>
+                        <a:lnRef idx="2">
+                          <a:schemeClr val="accent1">
+                            <a:shade val="15000"/>
+                          </a:schemeClr>
+                        </a:lnRef>
+                        <a:fillRef idx="1">
+                          <a:schemeClr val="accent1"/>
+                        </a:fillRef>
+                        <a:effectRef idx="0">
+                          <a:schemeClr val="accent1"/>
+                        </a:effectRef>
+                        <a:fontRef idx="minor">
+                          <a:schemeClr val="lt1"/>
+                        </a:fontRef>
+                      </wps:style>
+                      <wps:bodyPr rot="0" spcFirstLastPara="0" vertOverflow="overflow" horzOverflow="overflow" vert="horz" wrap="square" lIns="91440" tIns="45720" rIns="91440" bIns="45720" numCol="1" spcCol="0" rtlCol="0" fromWordArt="0" anchor="ctr" anchorCtr="0" forceAA="0" compatLnSpc="1">
+                        <a:prstTxWarp prst="textNoShape">
+                          <a:avLst/>
+                        </a:prstTxWarp>
+                        <a:noAutofit/>
+                      </wps:bodyPr>
+                    </wps:wsp>
+                  </a:graphicData>
+                </a:graphic>
+              </wp:anchor>
+            </w:drawing>
+          </mc:Choice>
+          <mc:Fallback>
+            <w:pict>
+              <v:shape w14:anchorId="1F09CBDE" id="Freeform 30" o:spid="_x0000_s1026" style="position:absolute;margin-left:-46.15pt;margin-top:99.85pt;width:536.35pt;height:149.65pt;z-index:251706368;visibility:visible;mso-wrap-style:square;mso-wrap-distance-left:9pt;mso-wrap-distance-top:0;mso-wrap-distance-right:9pt;mso-wrap-distance-bottom:0;mso-position-horizontal:absolute;mso-position-horizontal-relative:text;mso-position-vertical:absolute;mso-position-vertical-relative:text;v-text-anchor:middle" coordsize="6811425,1900517" o:gfxdata="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" path="m6514971,v92137,19423,184274,38847,233082,59765c6796861,80683,6798853,102596,6807818,125506v8965,22910,-997,43827,-5977,71717c6796861,225113,6792877,249020,6777936,292847v-14941,43827,-36856,118533,-65742,167341c6683308,508996,6655418,556808,6604618,585694v-50800,28886,-84667,35859,-197224,47812c6294837,645459,6152398,651436,5929277,657412v-223121,5976,-543859,11953,-860612,11953c4751912,669365,4028759,657412,4028759,657412r-1165412,l1500712,657412r-890494,5976c403034,676337,350241,686298,257606,735106,164971,783914,97237,862604,54406,956235,11575,1049866,-3366,1181349,618,1296894v3984,115545,41835,263961,77694,352612c114171,1738157,173936,1791945,215771,1828800v41835,36855,72714,30878,113553,41835c370163,1881592,417975,1889561,460806,1894541v42831,4980,84168,5478,125506,5976e" filled="f" strokecolor="#030e13 [484]" strokeweight=".5pt">
+                <v:stroke opacity="34181f" joinstyle="miter"/>
+                <v:path arrowok="t" o:connecttype="custom" o:connectlocs="6514971,0;6748053,59765;6807818,125506;6801841,197223;6777936,292847;6712194,460188;6604618,585694;6407394,633506;5929277,657412;5068665,669365;4028759,657412;2863347,657412;1500712,657412;610218,663388;257606,735106;54406,956235;618,1296894;78312,1649506;215771,1828800;329324,1870635;460806,1894541;586312,1900517" o:connectangles="0,0,0,0,0,0,0,0,0,0,0,0,0,0,0,0,0,0,0,0,0,0"/>
+              </v:shape>
+            </w:pict>
+          </mc:Fallback>
+        </mc:AlternateContent>
+      </w:r>
     </w:p>
     <w:p>
       <w:pPr>
@@ -13138,7 +13787,7 @@
           </mc:Choice>
           <mc:Fallback>
             <w:pict>
-              <v:shape w14:anchorId="0CAB7EC6" id="Freeform 3" o:spid="_x0000_s1026" style="position:absolute;margin-left:71.05pt;margin-top:3.35pt;width:110.75pt;height:26pt;z-index:251665408;visibility:visible;mso-wrap-style:square;mso-wrap-distance-left:9pt;mso-wrap-distance-top:0;mso-wrap-distance-right:9pt;mso-wrap-distance-bottom:0;mso-position-horizontal:absolute;mso-position-horizontal-relative:text;mso-position-vertical:absolute;mso-position-vertical-relative:text;v-text-anchor:middle" coordsize="1406771,330481" o:gfxdata="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" path="m,324504c6474,267230,12949,209956,65741,163140,118533,116324,217145,70504,316753,43610,416361,16716,560792,6755,663388,1775v102596,-4980,183278,996,268941,11953c1017992,24685,1117600,48591,1177365,67516v59765,18925,79686,35859,113553,59765c1324785,151187,1361640,183061,1380565,210951v18925,27890,23906,83671,23906,83671c1408455,314544,1406463,322512,1404471,330481e" filled="f" strokecolor="#030e13 [484]" strokeweight="1pt">
+              <v:shape w14:anchorId="67E50E8C" id="Freeform 3" o:spid="_x0000_s1026" style="position:absolute;margin-left:71.05pt;margin-top:3.35pt;width:110.75pt;height:26pt;z-index:251665408;visibility:visible;mso-wrap-style:square;mso-wrap-distance-left:9pt;mso-wrap-distance-top:0;mso-wrap-distance-right:9pt;mso-wrap-distance-bottom:0;mso-position-horizontal:absolute;mso-position-horizontal-relative:text;mso-position-vertical:absolute;mso-position-vertical-relative:text;v-text-anchor:middle" coordsize="1406771,330481" o:gfxdata="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" path="m,324504c6474,267230,12949,209956,65741,163140,118533,116324,217145,70504,316753,43610,416361,16716,560792,6755,663388,1775v102596,-4980,183278,996,268941,11953c1017992,24685,1117600,48591,1177365,67516v59765,18925,79686,35859,113553,59765c1324785,151187,1361640,183061,1380565,210951v18925,27890,23906,83671,23906,83671c1408455,314544,1406463,322512,1404471,330481e" filled="f" strokecolor="#030e13 [484]" strokeweight="1pt">
                 <v:stroke endarrow="block" endarrowwidth="narrow" endarrowlength="short" joinstyle="miter"/>
                 <v:path arrowok="t" o:connecttype="custom" o:connectlocs="0,324504;65741,163140;316753,43610;663388,1775;932329,13728;1177365,67516;1290918,127281;1380565,210951;1404471,294622;1404471,330481" o:connectangles="0,0,0,0,0,0,0,0,0,0"/>
               </v:shape>
@@ -13579,7 +14228,7 @@
           </mc:Choice>
           <mc:Fallback>
             <w:pict>
-              <v:shape w14:anchorId="1E17BB84" id="Freeform 4" o:spid="_x0000_s1026" style="position:absolute;margin-left:70.45pt;margin-top:3.2pt;width:111.2pt;height:25pt;z-index:251666432;visibility:visible;mso-wrap-style:square;mso-wrap-distance-left:9pt;mso-wrap-distance-top:0;mso-wrap-distance-right:9pt;mso-wrap-distance-bottom:0;mso-position-horizontal:absolute;mso-position-horizontal-relative:text;mso-position-vertical:absolute;mso-position-vertical-relative:text;v-text-anchor:middle" coordsize="1412408,317188" o:gfxdata="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" path="m1412217,v498,46816,996,93632,-11953,125506c1387315,157380,1374366,169333,1334523,191247v-39843,21914,-108573,48808,-173318,65741c1096460,273921,1060601,282886,946052,292847v-114549,9961,-356596,21914,-472141,23906c358366,318745,312546,313765,252781,304800,193016,295835,153174,286871,115323,262965,77472,239059,44600,190251,25675,161365,6750,132479,5754,112557,1770,89647v-3984,-22910,,-65741,,-65741l1770,11953e" filled="f" strokecolor="#030e13 [484]" strokeweight="1pt">
+              <v:shape w14:anchorId="18027C1F" id="Freeform 4" o:spid="_x0000_s1026" style="position:absolute;margin-left:70.45pt;margin-top:3.2pt;width:111.2pt;height:25pt;z-index:251666432;visibility:visible;mso-wrap-style:square;mso-wrap-distance-left:9pt;mso-wrap-distance-top:0;mso-wrap-distance-right:9pt;mso-wrap-distance-bottom:0;mso-position-horizontal:absolute;mso-position-horizontal-relative:text;mso-position-vertical:absolute;mso-position-vertical-relative:text;v-text-anchor:middle" coordsize="1412408,317188" o:gfxdata="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" path="m1412217,v498,46816,996,93632,-11953,125506c1387315,157380,1374366,169333,1334523,191247v-39843,21914,-108573,48808,-173318,65741c1096460,273921,1060601,282886,946052,292847v-114549,9961,-356596,21914,-472141,23906c358366,318745,312546,313765,252781,304800,193016,295835,153174,286871,115323,262965,77472,239059,44600,190251,25675,161365,6750,132479,5754,112557,1770,89647v-3984,-22910,,-65741,,-65741l1770,11953e" filled="f" strokecolor="#030e13 [484]" strokeweight="1pt">
                 <v:stroke endarrow="block" endarrowwidth="narrow" endarrowlength="short" joinstyle="miter"/>
                 <v:path arrowok="t" o:connecttype="custom" o:connectlocs="1412217,0;1400264,125506;1334523,191247;1161205,256988;946052,292847;473911,316753;252781,304800;115323,262965;25675,161365;1770,89647;1770,23906;1770,11953" o:connectangles="0,0,0,0,0,0,0,0,0,0,0,0"/>
               </v:shape>
@@ -29586,7 +30235,7 @@
 </file>
 
 <file path=customXml/itemProps1.xml><?xml version="1.0" encoding="utf-8"?>
-<ds:datastoreItem xmlns:ds="http://schemas.openxmlformats.org/officeDocument/2006/customXml" ds:itemID="{4D312C63-B9B3-044D-A766-6DC331CD26CE}">
+<ds:datastoreItem xmlns:ds="http://schemas.openxmlformats.org/officeDocument/2006/customXml" ds:itemID="{4CEC64FB-F41D-184C-8AFF-AB1FFE88710D}">
   <ds:schemaRefs>
     <ds:schemaRef ds:uri="http://schemas.openxmlformats.org/officeDocument/2006/bibliography"/>
   </ds:schemaRefs>

--- a/docs/Agentic_Workflows_wtith_RL_Loop.docx
+++ b/docs/Agentic_Workflows_wtith_RL_Loop.docx
@@ -4259,6 +4259,82 @@
       <w:bookmarkStart w:id="1" w:name="_Toc220678873"/>
       <w:r>
         <w:lastRenderedPageBreak/>
+        <w:t>Agents Roles and Hierarchy</w:t>
+      </w:r>
+    </w:p>
+    <w:p>
+      <w:r>
+        <w:rPr>
+          <w:noProof/>
+        </w:rPr>
+        <w:drawing>
+          <wp:anchor distT="0" distB="0" distL="114300" distR="114300" simplePos="0" relativeHeight="251709440" behindDoc="0" locked="0" layoutInCell="1" allowOverlap="1" wp14:anchorId="337C3589" wp14:editId="748BCF0D">
+            <wp:simplePos x="0" y="0"/>
+            <wp:positionH relativeFrom="column">
+              <wp:posOffset>-318770</wp:posOffset>
+            </wp:positionH>
+            <wp:positionV relativeFrom="paragraph">
+              <wp:posOffset>172720</wp:posOffset>
+            </wp:positionV>
+            <wp:extent cx="6776085" cy="3950335"/>
+            <wp:effectExtent l="0" t="0" r="5715" b="0"/>
+            <wp:wrapTopAndBottom/>
+            <wp:docPr id="1219627044" name="Picture 37" descr="A screenshot of a computer&#10;&#10;AI-generated content may be incorrect."/>
+            <wp:cNvGraphicFramePr>
+              <a:graphicFrameLocks xmlns:a="http://schemas.openxmlformats.org/drawingml/2006/main" noChangeAspect="1"/>
+            </wp:cNvGraphicFramePr>
+            <a:graphic xmlns:a="http://schemas.openxmlformats.org/drawingml/2006/main">
+              <a:graphicData uri="http://schemas.openxmlformats.org/drawingml/2006/picture">
+                <pic:pic xmlns:pic="http://schemas.openxmlformats.org/drawingml/2006/picture">
+                  <pic:nvPicPr>
+                    <pic:cNvPr id="1219627044" name="Picture 37" descr="A screenshot of a computer&#10;&#10;AI-generated content may be incorrect."/>
+                    <pic:cNvPicPr/>
+                  </pic:nvPicPr>
+                  <pic:blipFill>
+                    <a:blip r:embed="rId5" cstate="print">
+                      <a:extLst>
+                        <a:ext uri="{28A0092B-C50C-407E-A947-70E740481C1C}">
+                          <a14:useLocalDpi xmlns:a14="http://schemas.microsoft.com/office/drawing/2010/main" val="0"/>
+                        </a:ext>
+                      </a:extLst>
+                    </a:blip>
+                    <a:stretch>
+                      <a:fillRect/>
+                    </a:stretch>
+                  </pic:blipFill>
+                  <pic:spPr>
+                    <a:xfrm>
+                      <a:off x="0" y="0"/>
+                      <a:ext cx="6776085" cy="3950335"/>
+                    </a:xfrm>
+                    <a:prstGeom prst="rect">
+                      <a:avLst/>
+                    </a:prstGeom>
+                  </pic:spPr>
+                </pic:pic>
+              </a:graphicData>
+            </a:graphic>
+            <wp14:sizeRelH relativeFrom="page">
+              <wp14:pctWidth>0</wp14:pctWidth>
+            </wp14:sizeRelH>
+            <wp14:sizeRelV relativeFrom="page">
+              <wp14:pctHeight>0</wp14:pctHeight>
+            </wp14:sizeRelV>
+          </wp:anchor>
+        </w:drawing>
+      </w:r>
+    </w:p>
+    <w:p/>
+    <w:p>
+      <w:pPr>
+        <w:pStyle w:val="Heading2"/>
+      </w:pPr>
+    </w:p>
+    <w:p>
+      <w:pPr>
+        <w:pStyle w:val="Heading2"/>
+      </w:pPr>
+      <w:r>
         <w:t>Initializing the Agents</w:t>
       </w:r>
       <w:bookmarkEnd w:id="1"/>
@@ -5326,6 +5402,7 @@
           <w:sz w:val="18"/>
           <w:szCs w:val="18"/>
         </w:rPr>
+        <w:lastRenderedPageBreak/>
         <w:t xml:space="preserve">            id=</w:t>
       </w:r>
       <w:r>
@@ -6518,7 +6595,6 @@
           <w:sz w:val="18"/>
           <w:szCs w:val="18"/>
         </w:rPr>
-        <w:lastRenderedPageBreak/>
         <w:t xml:space="preserve">    </w:t>
       </w:r>
       <w:r>
@@ -7150,6 +7226,7 @@
           <w:sz w:val="18"/>
           <w:szCs w:val="18"/>
         </w:rPr>
+        <w:lastRenderedPageBreak/>
         <w:t xml:space="preserve">        </w:t>
       </w:r>
       <w:r>
@@ -7665,7 +7742,6 @@
     </w:p>
     <w:p>
       <w:r>
-        <w:lastRenderedPageBreak/>
         <w:t xml:space="preserve">            deterministic=True,</w:t>
       </w:r>
     </w:p>
@@ -7956,6 +8032,7 @@
     </w:p>
     <w:p>
       <w:r>
+        <w:lastRenderedPageBreak/>
         <w:t xml:space="preserve">        for i in range(self.n_agents):</w:t>
       </w:r>
     </w:p>
@@ -8740,677 +8817,677 @@
           <w:sz w:val="18"/>
           <w:szCs w:val="18"/>
         </w:rPr>
+        <w:t xml:space="preserve">                obs.extend([</w:t>
+      </w:r>
+    </w:p>
+    <w:p>
+      <w:pPr>
+        <w:rPr>
+          <w:rFonts w:ascii="Consolas" w:hAnsi="Consolas" w:cs="Consolas"/>
+          <w:sz w:val="18"/>
+          <w:szCs w:val="18"/>
+        </w:rPr>
+      </w:pPr>
+      <w:r>
+        <w:rPr>
+          <w:rFonts w:ascii="Consolas" w:hAnsi="Consolas" w:cs="Consolas"/>
+          <w:sz w:val="18"/>
+          <w:szCs w:val="18"/>
+        </w:rPr>
+        <w:t xml:space="preserve">                    task.complexity,</w:t>
+      </w:r>
+    </w:p>
+    <w:p>
+      <w:pPr>
+        <w:rPr>
+          <w:rFonts w:ascii="Consolas" w:hAnsi="Consolas" w:cs="Consolas"/>
+          <w:sz w:val="18"/>
+          <w:szCs w:val="18"/>
+        </w:rPr>
+      </w:pPr>
+      <w:r>
+        <w:rPr>
+          <w:rFonts w:ascii="Consolas" w:hAnsi="Consolas" w:cs="Consolas"/>
+          <w:sz w:val="18"/>
+          <w:szCs w:val="18"/>
+        </w:rPr>
+        <w:t xml:space="preserve">                    task.priority,</w:t>
+      </w:r>
+    </w:p>
+    <w:p>
+      <w:pPr>
+        <w:rPr>
+          <w:rFonts w:ascii="Consolas" w:hAnsi="Consolas" w:cs="Consolas"/>
+          <w:sz w:val="18"/>
+          <w:szCs w:val="18"/>
+        </w:rPr>
+      </w:pPr>
+      <w:r>
+        <w:rPr>
+          <w:rFonts w:ascii="Consolas" w:hAnsi="Consolas" w:cs="Consolas"/>
+          <w:sz w:val="18"/>
+          <w:szCs w:val="18"/>
+        </w:rPr>
+        <w:t xml:space="preserve">                    task.deadline,</w:t>
+      </w:r>
+    </w:p>
+    <w:p>
+      <w:pPr>
+        <w:rPr>
+          <w:rFonts w:ascii="Consolas" w:hAnsi="Consolas" w:cs="Consolas"/>
+          <w:sz w:val="18"/>
+          <w:szCs w:val="18"/>
+        </w:rPr>
+      </w:pPr>
+      <w:r>
+        <w:rPr>
+          <w:rFonts w:ascii="Consolas" w:hAnsi="Consolas" w:cs="Consolas"/>
+          <w:sz w:val="18"/>
+          <w:szCs w:val="18"/>
+        </w:rPr>
+        <w:t xml:space="preserve">                    1.0,  </w:t>
+      </w:r>
+      <w:r>
+        <w:rPr>
+          <w:rFonts w:ascii="Consolas" w:hAnsi="Consolas" w:cs="Consolas"/>
+          <w:color w:val="3A7C22" w:themeColor="accent6" w:themeShade="BF"/>
+          <w:sz w:val="18"/>
+          <w:szCs w:val="18"/>
+        </w:rPr>
+        <w:t># task exists</w:t>
+      </w:r>
+    </w:p>
+    <w:p>
+      <w:pPr>
+        <w:rPr>
+          <w:rFonts w:ascii="Consolas" w:hAnsi="Consolas" w:cs="Consolas"/>
+          <w:sz w:val="18"/>
+          <w:szCs w:val="18"/>
+        </w:rPr>
+      </w:pPr>
+      <w:r>
+        <w:rPr>
+          <w:rFonts w:ascii="Consolas" w:hAnsi="Consolas" w:cs="Consolas"/>
+          <w:sz w:val="18"/>
+          <w:szCs w:val="18"/>
+        </w:rPr>
+        <w:t xml:space="preserve">                    0.0   </w:t>
+      </w:r>
+      <w:r>
+        <w:rPr>
+          <w:rFonts w:ascii="Consolas" w:hAnsi="Consolas" w:cs="Consolas"/>
+          <w:color w:val="3A7C22" w:themeColor="accent6" w:themeShade="BF"/>
+          <w:sz w:val="18"/>
+          <w:szCs w:val="18"/>
+        </w:rPr>
+        <w:t># not yet assigned</w:t>
+      </w:r>
+    </w:p>
+    <w:p>
+      <w:pPr>
+        <w:rPr>
+          <w:rFonts w:ascii="Consolas" w:hAnsi="Consolas" w:cs="Consolas"/>
+          <w:sz w:val="18"/>
+          <w:szCs w:val="18"/>
+        </w:rPr>
+      </w:pPr>
+      <w:r>
+        <w:rPr>
+          <w:rFonts w:ascii="Consolas" w:hAnsi="Consolas" w:cs="Consolas"/>
+          <w:sz w:val="18"/>
+          <w:szCs w:val="18"/>
+        </w:rPr>
+        <w:t xml:space="preserve">                ])</w:t>
+      </w:r>
+    </w:p>
+    <w:p>
+      <w:pPr>
+        <w:rPr>
+          <w:rFonts w:ascii="Consolas" w:hAnsi="Consolas" w:cs="Consolas"/>
+          <w:sz w:val="18"/>
+          <w:szCs w:val="18"/>
+        </w:rPr>
+      </w:pPr>
+      <w:r>
+        <w:rPr>
+          <w:rFonts w:ascii="Consolas" w:hAnsi="Consolas" w:cs="Consolas"/>
+          <w:sz w:val="18"/>
+          <w:szCs w:val="18"/>
+        </w:rPr>
+        <w:t xml:space="preserve">            </w:t>
+      </w:r>
+      <w:r>
+        <w:rPr>
+          <w:rFonts w:ascii="Consolas" w:hAnsi="Consolas" w:cs="Consolas"/>
+          <w:color w:val="C00000"/>
+          <w:sz w:val="18"/>
+          <w:szCs w:val="18"/>
+        </w:rPr>
+        <w:t>else</w:t>
+      </w:r>
+      <w:r>
+        <w:rPr>
+          <w:rFonts w:ascii="Consolas" w:hAnsi="Consolas" w:cs="Consolas"/>
+          <w:sz w:val="18"/>
+          <w:szCs w:val="18"/>
+        </w:rPr>
+        <w:t>:</w:t>
+      </w:r>
+    </w:p>
+    <w:p>
+      <w:pPr>
+        <w:rPr>
+          <w:rFonts w:ascii="Consolas" w:hAnsi="Consolas" w:cs="Consolas"/>
+          <w:sz w:val="18"/>
+          <w:szCs w:val="18"/>
+        </w:rPr>
+      </w:pPr>
+      <w:r>
+        <w:rPr>
+          <w:rFonts w:ascii="Consolas" w:hAnsi="Consolas" w:cs="Consolas"/>
+          <w:sz w:val="18"/>
+          <w:szCs w:val="18"/>
+        </w:rPr>
+        <w:t xml:space="preserve">                obs.</w:t>
+      </w:r>
+      <w:r>
+        <w:rPr>
+          <w:rFonts w:ascii="Consolas" w:hAnsi="Consolas" w:cs="Consolas"/>
+          <w:color w:val="AB7942"/>
+          <w:sz w:val="18"/>
+          <w:szCs w:val="18"/>
+        </w:rPr>
+        <w:t>extend</w:t>
+      </w:r>
+      <w:r>
+        <w:rPr>
+          <w:rFonts w:ascii="Consolas" w:hAnsi="Consolas" w:cs="Consolas"/>
+          <w:sz w:val="18"/>
+          <w:szCs w:val="18"/>
+        </w:rPr>
+        <w:t>([</w:t>
+      </w:r>
+      <w:r>
+        <w:rPr>
+          <w:rFonts w:ascii="Consolas" w:hAnsi="Consolas" w:cs="Consolas"/>
+          <w:color w:val="0F9ED5" w:themeColor="accent4"/>
+          <w:sz w:val="18"/>
+          <w:szCs w:val="18"/>
+        </w:rPr>
+        <w:t>0</w:t>
+      </w:r>
+      <w:r>
+        <w:rPr>
+          <w:rFonts w:ascii="Consolas" w:hAnsi="Consolas" w:cs="Consolas"/>
+          <w:sz w:val="18"/>
+          <w:szCs w:val="18"/>
+        </w:rPr>
+        <w:t xml:space="preserve">, </w:t>
+      </w:r>
+      <w:r>
+        <w:rPr>
+          <w:rFonts w:ascii="Consolas" w:hAnsi="Consolas" w:cs="Consolas"/>
+          <w:color w:val="0F9ED5" w:themeColor="accent4"/>
+          <w:sz w:val="18"/>
+          <w:szCs w:val="18"/>
+        </w:rPr>
+        <w:t>0</w:t>
+      </w:r>
+      <w:r>
+        <w:rPr>
+          <w:rFonts w:ascii="Consolas" w:hAnsi="Consolas" w:cs="Consolas"/>
+          <w:sz w:val="18"/>
+          <w:szCs w:val="18"/>
+        </w:rPr>
+        <w:t xml:space="preserve">, </w:t>
+      </w:r>
+      <w:r>
+        <w:rPr>
+          <w:rFonts w:ascii="Consolas" w:hAnsi="Consolas" w:cs="Consolas"/>
+          <w:color w:val="0F9ED5" w:themeColor="accent4"/>
+          <w:sz w:val="18"/>
+          <w:szCs w:val="18"/>
+        </w:rPr>
+        <w:t>0</w:t>
+      </w:r>
+      <w:r>
+        <w:rPr>
+          <w:rFonts w:ascii="Consolas" w:hAnsi="Consolas" w:cs="Consolas"/>
+          <w:sz w:val="18"/>
+          <w:szCs w:val="18"/>
+        </w:rPr>
+        <w:t xml:space="preserve">, </w:t>
+      </w:r>
+      <w:r>
+        <w:rPr>
+          <w:rFonts w:ascii="Consolas" w:hAnsi="Consolas" w:cs="Consolas"/>
+          <w:color w:val="0F9ED5" w:themeColor="accent4"/>
+          <w:sz w:val="18"/>
+          <w:szCs w:val="18"/>
+        </w:rPr>
+        <w:t>0</w:t>
+      </w:r>
+      <w:r>
+        <w:rPr>
+          <w:rFonts w:ascii="Consolas" w:hAnsi="Consolas" w:cs="Consolas"/>
+          <w:sz w:val="18"/>
+          <w:szCs w:val="18"/>
+        </w:rPr>
+        <w:t xml:space="preserve">, </w:t>
+      </w:r>
+      <w:r>
+        <w:rPr>
+          <w:rFonts w:ascii="Consolas" w:hAnsi="Consolas" w:cs="Consolas"/>
+          <w:color w:val="0F9ED5" w:themeColor="accent4"/>
+          <w:sz w:val="18"/>
+          <w:szCs w:val="18"/>
+        </w:rPr>
+        <w:t>0</w:t>
+      </w:r>
+      <w:r>
+        <w:rPr>
+          <w:rFonts w:ascii="Consolas" w:hAnsi="Consolas" w:cs="Consolas"/>
+          <w:sz w:val="18"/>
+          <w:szCs w:val="18"/>
+        </w:rPr>
+        <w:t>])</w:t>
+      </w:r>
+    </w:p>
+    <w:p>
+      <w:pPr>
+        <w:rPr>
+          <w:rFonts w:ascii="Consolas" w:hAnsi="Consolas" w:cs="Consolas"/>
+          <w:sz w:val="18"/>
+          <w:szCs w:val="18"/>
+        </w:rPr>
+      </w:pPr>
+    </w:p>
+    <w:p>
+      <w:pPr>
+        <w:rPr>
+          <w:rFonts w:ascii="Consolas" w:hAnsi="Consolas" w:cs="Consolas"/>
+          <w:sz w:val="18"/>
+          <w:szCs w:val="18"/>
+        </w:rPr>
+      </w:pPr>
+      <w:r>
+        <w:rPr>
+          <w:rFonts w:ascii="Consolas" w:hAnsi="Consolas" w:cs="Consolas"/>
+          <w:sz w:val="18"/>
+          <w:szCs w:val="18"/>
+        </w:rPr>
+        <w:t xml:space="preserve">        </w:t>
+      </w:r>
+      <w:r>
+        <w:rPr>
+          <w:rFonts w:ascii="Consolas" w:hAnsi="Consolas" w:cs="Consolas"/>
+          <w:color w:val="3A7C22" w:themeColor="accent6" w:themeShade="BF"/>
+          <w:sz w:val="18"/>
+          <w:szCs w:val="18"/>
+        </w:rPr>
+        <w:t># Collaboration matrix (flattened)</w:t>
+      </w:r>
+    </w:p>
+    <w:p>
+      <w:pPr>
+        <w:rPr>
+          <w:rFonts w:ascii="Consolas" w:hAnsi="Consolas" w:cs="Consolas"/>
+          <w:sz w:val="18"/>
+          <w:szCs w:val="18"/>
+        </w:rPr>
+      </w:pPr>
+      <w:r>
+        <w:rPr>
+          <w:rFonts w:ascii="Consolas" w:hAnsi="Consolas" w:cs="Consolas"/>
+          <w:sz w:val="18"/>
+          <w:szCs w:val="18"/>
+        </w:rPr>
+        <w:t xml:space="preserve">        obs.</w:t>
+      </w:r>
+      <w:r>
+        <w:rPr>
+          <w:rFonts w:ascii="Consolas" w:hAnsi="Consolas" w:cs="Consolas"/>
+          <w:color w:val="AB7942"/>
+          <w:sz w:val="18"/>
+          <w:szCs w:val="18"/>
+        </w:rPr>
+        <w:t>extend</w:t>
+      </w:r>
+      <w:r>
+        <w:rPr>
+          <w:rFonts w:ascii="Consolas" w:hAnsi="Consolas" w:cs="Consolas"/>
+          <w:sz w:val="18"/>
+          <w:szCs w:val="18"/>
+        </w:rPr>
+        <w:t>(</w:t>
+      </w:r>
+      <w:r>
+        <w:rPr>
+          <w:rFonts w:ascii="Consolas" w:hAnsi="Consolas" w:cs="Consolas"/>
+          <w:color w:val="7030A0"/>
+          <w:sz w:val="18"/>
+          <w:szCs w:val="18"/>
+        </w:rPr>
+        <w:t>self</w:t>
+      </w:r>
+      <w:r>
+        <w:rPr>
+          <w:rFonts w:ascii="Consolas" w:hAnsi="Consolas" w:cs="Consolas"/>
+          <w:sz w:val="18"/>
+          <w:szCs w:val="18"/>
+        </w:rPr>
+        <w:t>.collaboration_matrix.</w:t>
+      </w:r>
+      <w:r>
+        <w:rPr>
+          <w:rFonts w:ascii="Consolas" w:hAnsi="Consolas" w:cs="Consolas"/>
+          <w:color w:val="AB7942"/>
+          <w:sz w:val="18"/>
+          <w:szCs w:val="18"/>
+        </w:rPr>
+        <w:t>flatten</w:t>
+      </w:r>
+      <w:r>
+        <w:rPr>
+          <w:rFonts w:ascii="Consolas" w:hAnsi="Consolas" w:cs="Consolas"/>
+          <w:sz w:val="18"/>
+          <w:szCs w:val="18"/>
+        </w:rPr>
+        <w:t>())</w:t>
+      </w:r>
+    </w:p>
+    <w:p>
+      <w:pPr>
+        <w:rPr>
+          <w:rFonts w:ascii="Consolas" w:hAnsi="Consolas" w:cs="Consolas"/>
+          <w:sz w:val="18"/>
+          <w:szCs w:val="18"/>
+        </w:rPr>
+      </w:pPr>
+    </w:p>
+    <w:p>
+      <w:pPr>
+        <w:rPr>
+          <w:rFonts w:ascii="Consolas" w:hAnsi="Consolas" w:cs="Consolas"/>
+          <w:sz w:val="18"/>
+          <w:szCs w:val="18"/>
+        </w:rPr>
+      </w:pPr>
+      <w:r>
+        <w:rPr>
+          <w:rFonts w:ascii="Consolas" w:hAnsi="Consolas" w:cs="Consolas"/>
+          <w:sz w:val="18"/>
+          <w:szCs w:val="18"/>
+        </w:rPr>
+        <w:t xml:space="preserve">        </w:t>
+      </w:r>
+      <w:r>
+        <w:rPr>
+          <w:rFonts w:ascii="Consolas" w:hAnsi="Consolas" w:cs="Consolas"/>
+          <w:color w:val="C00000"/>
+          <w:sz w:val="18"/>
+          <w:szCs w:val="18"/>
+        </w:rPr>
+        <w:t>return</w:t>
+      </w:r>
+      <w:r>
+        <w:rPr>
+          <w:rFonts w:ascii="Consolas" w:hAnsi="Consolas" w:cs="Consolas"/>
+          <w:sz w:val="18"/>
+          <w:szCs w:val="18"/>
+        </w:rPr>
+        <w:t xml:space="preserve"> np.array(obs, dtype=np.</w:t>
+      </w:r>
+      <w:r>
+        <w:rPr>
+          <w:rFonts w:ascii="Consolas" w:hAnsi="Consolas" w:cs="Consolas"/>
+          <w:color w:val="0B769F" w:themeColor="accent4" w:themeShade="BF"/>
+          <w:sz w:val="18"/>
+          <w:szCs w:val="18"/>
+        </w:rPr>
+        <w:t>float32</w:t>
+      </w:r>
+      <w:r>
+        <w:rPr>
+          <w:rFonts w:ascii="Consolas" w:hAnsi="Consolas" w:cs="Consolas"/>
+          <w:sz w:val="18"/>
+          <w:szCs w:val="18"/>
+        </w:rPr>
+        <w:t>)</w:t>
+      </w:r>
+    </w:p>
+    <w:p/>
+    <w:p>
+      <w:pPr>
+        <w:pStyle w:val="Heading2"/>
+      </w:pPr>
+      <w:bookmarkStart w:id="10" w:name="_Toc220678881"/>
+      <w:r>
+        <w:t xml:space="preserve">Step </w:t>
+      </w:r>
+      <w:r>
+        <w:t>Execution</w:t>
+      </w:r>
+      <w:bookmarkEnd w:id="10"/>
+    </w:p>
+    <w:p>
+      <w:pPr>
+        <w:pStyle w:val="Heading2"/>
+      </w:pPr>
+    </w:p>
+    <w:p>
+      <w:r>
+        <w:t>def step(self, action: np.ndarray) -&gt; Tuple[np.ndarray, float, bool, bool, Dict]:</w:t>
+      </w:r>
+    </w:p>
+    <w:p>
+      <w:r>
+        <w:t xml:space="preserve">        """Execute action and return new state"""</w:t>
+      </w:r>
+    </w:p>
+    <w:p>
+      <w:r>
+        <w:t xml:space="preserve">        self.current_step += 1</w:t>
+      </w:r>
+    </w:p>
+    <w:p/>
+    <w:p>
+      <w:r>
         <w:lastRenderedPageBreak/>
-        <w:t xml:space="preserve">                obs.extend([</w:t>
-      </w:r>
-    </w:p>
-    <w:p>
-      <w:pPr>
-        <w:rPr>
-          <w:rFonts w:ascii="Consolas" w:hAnsi="Consolas" w:cs="Consolas"/>
-          <w:sz w:val="18"/>
-          <w:szCs w:val="18"/>
-        </w:rPr>
-      </w:pPr>
-      <w:r>
-        <w:rPr>
-          <w:rFonts w:ascii="Consolas" w:hAnsi="Consolas" w:cs="Consolas"/>
-          <w:sz w:val="18"/>
-          <w:szCs w:val="18"/>
-        </w:rPr>
-        <w:t xml:space="preserve">                    task.complexity,</w:t>
-      </w:r>
-    </w:p>
-    <w:p>
-      <w:pPr>
-        <w:rPr>
-          <w:rFonts w:ascii="Consolas" w:hAnsi="Consolas" w:cs="Consolas"/>
-          <w:sz w:val="18"/>
-          <w:szCs w:val="18"/>
-        </w:rPr>
-      </w:pPr>
-      <w:r>
-        <w:rPr>
-          <w:rFonts w:ascii="Consolas" w:hAnsi="Consolas" w:cs="Consolas"/>
-          <w:sz w:val="18"/>
-          <w:szCs w:val="18"/>
-        </w:rPr>
-        <w:t xml:space="preserve">                    task.priority,</w:t>
-      </w:r>
-    </w:p>
-    <w:p>
-      <w:pPr>
-        <w:rPr>
-          <w:rFonts w:ascii="Consolas" w:hAnsi="Consolas" w:cs="Consolas"/>
-          <w:sz w:val="18"/>
-          <w:szCs w:val="18"/>
-        </w:rPr>
-      </w:pPr>
-      <w:r>
-        <w:rPr>
-          <w:rFonts w:ascii="Consolas" w:hAnsi="Consolas" w:cs="Consolas"/>
-          <w:sz w:val="18"/>
-          <w:szCs w:val="18"/>
-        </w:rPr>
-        <w:t xml:space="preserve">                    task.deadline,</w:t>
-      </w:r>
-    </w:p>
-    <w:p>
-      <w:pPr>
-        <w:rPr>
-          <w:rFonts w:ascii="Consolas" w:hAnsi="Consolas" w:cs="Consolas"/>
-          <w:sz w:val="18"/>
-          <w:szCs w:val="18"/>
-        </w:rPr>
-      </w:pPr>
-      <w:r>
-        <w:rPr>
-          <w:rFonts w:ascii="Consolas" w:hAnsi="Consolas" w:cs="Consolas"/>
-          <w:sz w:val="18"/>
-          <w:szCs w:val="18"/>
-        </w:rPr>
-        <w:t xml:space="preserve">                    1.0,  </w:t>
-      </w:r>
-      <w:r>
-        <w:rPr>
-          <w:rFonts w:ascii="Consolas" w:hAnsi="Consolas" w:cs="Consolas"/>
-          <w:color w:val="3A7C22" w:themeColor="accent6" w:themeShade="BF"/>
-          <w:sz w:val="18"/>
-          <w:szCs w:val="18"/>
-        </w:rPr>
-        <w:t># task exists</w:t>
-      </w:r>
-    </w:p>
-    <w:p>
-      <w:pPr>
-        <w:rPr>
-          <w:rFonts w:ascii="Consolas" w:hAnsi="Consolas" w:cs="Consolas"/>
-          <w:sz w:val="18"/>
-          <w:szCs w:val="18"/>
-        </w:rPr>
-      </w:pPr>
-      <w:r>
-        <w:rPr>
-          <w:rFonts w:ascii="Consolas" w:hAnsi="Consolas" w:cs="Consolas"/>
-          <w:sz w:val="18"/>
-          <w:szCs w:val="18"/>
-        </w:rPr>
-        <w:t xml:space="preserve">                    0.0   </w:t>
-      </w:r>
-      <w:r>
-        <w:rPr>
-          <w:rFonts w:ascii="Consolas" w:hAnsi="Consolas" w:cs="Consolas"/>
-          <w:color w:val="3A7C22" w:themeColor="accent6" w:themeShade="BF"/>
-          <w:sz w:val="18"/>
-          <w:szCs w:val="18"/>
-        </w:rPr>
-        <w:t># not yet assigned</w:t>
-      </w:r>
-    </w:p>
-    <w:p>
-      <w:pPr>
-        <w:rPr>
-          <w:rFonts w:ascii="Consolas" w:hAnsi="Consolas" w:cs="Consolas"/>
-          <w:sz w:val="18"/>
-          <w:szCs w:val="18"/>
-        </w:rPr>
-      </w:pPr>
-      <w:r>
-        <w:rPr>
-          <w:rFonts w:ascii="Consolas" w:hAnsi="Consolas" w:cs="Consolas"/>
-          <w:sz w:val="18"/>
-          <w:szCs w:val="18"/>
-        </w:rPr>
-        <w:t xml:space="preserve">                ])</w:t>
-      </w:r>
-    </w:p>
-    <w:p>
-      <w:pPr>
-        <w:rPr>
-          <w:rFonts w:ascii="Consolas" w:hAnsi="Consolas" w:cs="Consolas"/>
-          <w:sz w:val="18"/>
-          <w:szCs w:val="18"/>
-        </w:rPr>
-      </w:pPr>
-      <w:r>
-        <w:rPr>
-          <w:rFonts w:ascii="Consolas" w:hAnsi="Consolas" w:cs="Consolas"/>
-          <w:sz w:val="18"/>
-          <w:szCs w:val="18"/>
-        </w:rPr>
-        <w:t xml:space="preserve">            </w:t>
-      </w:r>
-      <w:r>
-        <w:rPr>
-          <w:rFonts w:ascii="Consolas" w:hAnsi="Consolas" w:cs="Consolas"/>
-          <w:color w:val="C00000"/>
-          <w:sz w:val="18"/>
-          <w:szCs w:val="18"/>
-        </w:rPr>
-        <w:t>else</w:t>
-      </w:r>
-      <w:r>
-        <w:rPr>
-          <w:rFonts w:ascii="Consolas" w:hAnsi="Consolas" w:cs="Consolas"/>
-          <w:sz w:val="18"/>
-          <w:szCs w:val="18"/>
-        </w:rPr>
-        <w:t>:</w:t>
-      </w:r>
-    </w:p>
-    <w:p>
-      <w:pPr>
-        <w:rPr>
-          <w:rFonts w:ascii="Consolas" w:hAnsi="Consolas" w:cs="Consolas"/>
-          <w:sz w:val="18"/>
-          <w:szCs w:val="18"/>
-        </w:rPr>
-      </w:pPr>
-      <w:r>
-        <w:rPr>
-          <w:rFonts w:ascii="Consolas" w:hAnsi="Consolas" w:cs="Consolas"/>
-          <w:sz w:val="18"/>
-          <w:szCs w:val="18"/>
-        </w:rPr>
-        <w:t xml:space="preserve">                obs.</w:t>
-      </w:r>
-      <w:r>
-        <w:rPr>
-          <w:rFonts w:ascii="Consolas" w:hAnsi="Consolas" w:cs="Consolas"/>
-          <w:color w:val="AB7942"/>
-          <w:sz w:val="18"/>
-          <w:szCs w:val="18"/>
-        </w:rPr>
-        <w:t>extend</w:t>
-      </w:r>
-      <w:r>
-        <w:rPr>
-          <w:rFonts w:ascii="Consolas" w:hAnsi="Consolas" w:cs="Consolas"/>
-          <w:sz w:val="18"/>
-          <w:szCs w:val="18"/>
-        </w:rPr>
-        <w:t>([</w:t>
-      </w:r>
-      <w:r>
-        <w:rPr>
-          <w:rFonts w:ascii="Consolas" w:hAnsi="Consolas" w:cs="Consolas"/>
-          <w:color w:val="0F9ED5" w:themeColor="accent4"/>
-          <w:sz w:val="18"/>
-          <w:szCs w:val="18"/>
-        </w:rPr>
-        <w:t>0</w:t>
-      </w:r>
-      <w:r>
-        <w:rPr>
-          <w:rFonts w:ascii="Consolas" w:hAnsi="Consolas" w:cs="Consolas"/>
-          <w:sz w:val="18"/>
-          <w:szCs w:val="18"/>
-        </w:rPr>
-        <w:t xml:space="preserve">, </w:t>
-      </w:r>
-      <w:r>
-        <w:rPr>
-          <w:rFonts w:ascii="Consolas" w:hAnsi="Consolas" w:cs="Consolas"/>
-          <w:color w:val="0F9ED5" w:themeColor="accent4"/>
-          <w:sz w:val="18"/>
-          <w:szCs w:val="18"/>
-        </w:rPr>
-        <w:t>0</w:t>
-      </w:r>
-      <w:r>
-        <w:rPr>
-          <w:rFonts w:ascii="Consolas" w:hAnsi="Consolas" w:cs="Consolas"/>
-          <w:sz w:val="18"/>
-          <w:szCs w:val="18"/>
-        </w:rPr>
-        <w:t xml:space="preserve">, </w:t>
-      </w:r>
-      <w:r>
-        <w:rPr>
-          <w:rFonts w:ascii="Consolas" w:hAnsi="Consolas" w:cs="Consolas"/>
-          <w:color w:val="0F9ED5" w:themeColor="accent4"/>
-          <w:sz w:val="18"/>
-          <w:szCs w:val="18"/>
-        </w:rPr>
-        <w:t>0</w:t>
-      </w:r>
-      <w:r>
-        <w:rPr>
-          <w:rFonts w:ascii="Consolas" w:hAnsi="Consolas" w:cs="Consolas"/>
-          <w:sz w:val="18"/>
-          <w:szCs w:val="18"/>
-        </w:rPr>
-        <w:t xml:space="preserve">, </w:t>
-      </w:r>
-      <w:r>
-        <w:rPr>
-          <w:rFonts w:ascii="Consolas" w:hAnsi="Consolas" w:cs="Consolas"/>
-          <w:color w:val="0F9ED5" w:themeColor="accent4"/>
-          <w:sz w:val="18"/>
-          <w:szCs w:val="18"/>
-        </w:rPr>
-        <w:t>0</w:t>
-      </w:r>
-      <w:r>
-        <w:rPr>
-          <w:rFonts w:ascii="Consolas" w:hAnsi="Consolas" w:cs="Consolas"/>
-          <w:sz w:val="18"/>
-          <w:szCs w:val="18"/>
-        </w:rPr>
-        <w:t xml:space="preserve">, </w:t>
-      </w:r>
-      <w:r>
-        <w:rPr>
-          <w:rFonts w:ascii="Consolas" w:hAnsi="Consolas" w:cs="Consolas"/>
-          <w:color w:val="0F9ED5" w:themeColor="accent4"/>
-          <w:sz w:val="18"/>
-          <w:szCs w:val="18"/>
-        </w:rPr>
-        <w:t>0</w:t>
-      </w:r>
-      <w:r>
-        <w:rPr>
-          <w:rFonts w:ascii="Consolas" w:hAnsi="Consolas" w:cs="Consolas"/>
-          <w:sz w:val="18"/>
-          <w:szCs w:val="18"/>
-        </w:rPr>
-        <w:t>])</w:t>
-      </w:r>
-    </w:p>
-    <w:p>
-      <w:pPr>
-        <w:rPr>
-          <w:rFonts w:ascii="Consolas" w:hAnsi="Consolas" w:cs="Consolas"/>
-          <w:sz w:val="18"/>
-          <w:szCs w:val="18"/>
-        </w:rPr>
-      </w:pPr>
-    </w:p>
-    <w:p>
-      <w:pPr>
-        <w:rPr>
-          <w:rFonts w:ascii="Consolas" w:hAnsi="Consolas" w:cs="Consolas"/>
-          <w:sz w:val="18"/>
-          <w:szCs w:val="18"/>
-        </w:rPr>
-      </w:pPr>
-      <w:r>
-        <w:rPr>
-          <w:rFonts w:ascii="Consolas" w:hAnsi="Consolas" w:cs="Consolas"/>
-          <w:sz w:val="18"/>
-          <w:szCs w:val="18"/>
-        </w:rPr>
-        <w:t xml:space="preserve">        </w:t>
-      </w:r>
-      <w:r>
-        <w:rPr>
-          <w:rFonts w:ascii="Consolas" w:hAnsi="Consolas" w:cs="Consolas"/>
-          <w:color w:val="3A7C22" w:themeColor="accent6" w:themeShade="BF"/>
-          <w:sz w:val="18"/>
-          <w:szCs w:val="18"/>
-        </w:rPr>
-        <w:t># Collaboration matrix (flattened)</w:t>
-      </w:r>
-    </w:p>
-    <w:p>
-      <w:pPr>
-        <w:rPr>
-          <w:rFonts w:ascii="Consolas" w:hAnsi="Consolas" w:cs="Consolas"/>
-          <w:sz w:val="18"/>
-          <w:szCs w:val="18"/>
-        </w:rPr>
-      </w:pPr>
-      <w:r>
-        <w:rPr>
-          <w:rFonts w:ascii="Consolas" w:hAnsi="Consolas" w:cs="Consolas"/>
-          <w:sz w:val="18"/>
-          <w:szCs w:val="18"/>
-        </w:rPr>
-        <w:t xml:space="preserve">        obs.</w:t>
-      </w:r>
-      <w:r>
-        <w:rPr>
-          <w:rFonts w:ascii="Consolas" w:hAnsi="Consolas" w:cs="Consolas"/>
-          <w:color w:val="AB7942"/>
-          <w:sz w:val="18"/>
-          <w:szCs w:val="18"/>
-        </w:rPr>
-        <w:t>extend</w:t>
-      </w:r>
-      <w:r>
-        <w:rPr>
-          <w:rFonts w:ascii="Consolas" w:hAnsi="Consolas" w:cs="Consolas"/>
-          <w:sz w:val="18"/>
-          <w:szCs w:val="18"/>
-        </w:rPr>
-        <w:t>(</w:t>
-      </w:r>
-      <w:r>
-        <w:rPr>
-          <w:rFonts w:ascii="Consolas" w:hAnsi="Consolas" w:cs="Consolas"/>
-          <w:color w:val="7030A0"/>
-          <w:sz w:val="18"/>
-          <w:szCs w:val="18"/>
-        </w:rPr>
-        <w:t>self</w:t>
-      </w:r>
-      <w:r>
-        <w:rPr>
-          <w:rFonts w:ascii="Consolas" w:hAnsi="Consolas" w:cs="Consolas"/>
-          <w:sz w:val="18"/>
-          <w:szCs w:val="18"/>
-        </w:rPr>
-        <w:t>.collaboration_matrix.</w:t>
-      </w:r>
-      <w:r>
-        <w:rPr>
-          <w:rFonts w:ascii="Consolas" w:hAnsi="Consolas" w:cs="Consolas"/>
-          <w:color w:val="AB7942"/>
-          <w:sz w:val="18"/>
-          <w:szCs w:val="18"/>
-        </w:rPr>
-        <w:t>flatten</w:t>
-      </w:r>
-      <w:r>
-        <w:rPr>
-          <w:rFonts w:ascii="Consolas" w:hAnsi="Consolas" w:cs="Consolas"/>
-          <w:sz w:val="18"/>
-          <w:szCs w:val="18"/>
-        </w:rPr>
-        <w:t>())</w:t>
-      </w:r>
-    </w:p>
-    <w:p>
-      <w:pPr>
-        <w:rPr>
-          <w:rFonts w:ascii="Consolas" w:hAnsi="Consolas" w:cs="Consolas"/>
-          <w:sz w:val="18"/>
-          <w:szCs w:val="18"/>
-        </w:rPr>
-      </w:pPr>
-    </w:p>
-    <w:p>
-      <w:pPr>
-        <w:rPr>
-          <w:rFonts w:ascii="Consolas" w:hAnsi="Consolas" w:cs="Consolas"/>
-          <w:sz w:val="18"/>
-          <w:szCs w:val="18"/>
-        </w:rPr>
-      </w:pPr>
-      <w:r>
-        <w:rPr>
-          <w:rFonts w:ascii="Consolas" w:hAnsi="Consolas" w:cs="Consolas"/>
-          <w:sz w:val="18"/>
-          <w:szCs w:val="18"/>
-        </w:rPr>
-        <w:t xml:space="preserve">        </w:t>
-      </w:r>
-      <w:r>
-        <w:rPr>
-          <w:rFonts w:ascii="Consolas" w:hAnsi="Consolas" w:cs="Consolas"/>
-          <w:color w:val="C00000"/>
-          <w:sz w:val="18"/>
-          <w:szCs w:val="18"/>
-        </w:rPr>
-        <w:t>return</w:t>
-      </w:r>
-      <w:r>
-        <w:rPr>
-          <w:rFonts w:ascii="Consolas" w:hAnsi="Consolas" w:cs="Consolas"/>
-          <w:sz w:val="18"/>
-          <w:szCs w:val="18"/>
-        </w:rPr>
-        <w:t xml:space="preserve"> np.array(obs, dtype=np.</w:t>
-      </w:r>
-      <w:r>
-        <w:rPr>
-          <w:rFonts w:ascii="Consolas" w:hAnsi="Consolas" w:cs="Consolas"/>
-          <w:color w:val="0B769F" w:themeColor="accent4" w:themeShade="BF"/>
-          <w:sz w:val="18"/>
-          <w:szCs w:val="18"/>
-        </w:rPr>
-        <w:t>float32</w:t>
-      </w:r>
-      <w:r>
-        <w:rPr>
-          <w:rFonts w:ascii="Consolas" w:hAnsi="Consolas" w:cs="Consolas"/>
-          <w:sz w:val="18"/>
-          <w:szCs w:val="18"/>
-        </w:rPr>
-        <w:t>)</w:t>
+        <w:t xml:space="preserve">        # Parse actions</w:t>
+      </w:r>
+    </w:p>
+    <w:p>
+      <w:r>
+        <w:t xml:space="preserve">        action = action.reshape(self.n_agents, 3)</w:t>
       </w:r>
     </w:p>
     <w:p/>
     <w:p>
-      <w:pPr>
-        <w:pStyle w:val="Heading2"/>
-      </w:pPr>
-      <w:bookmarkStart w:id="10" w:name="_Toc220678881"/>
-      <w:r>
-        <w:t xml:space="preserve">Step </w:t>
-      </w:r>
-      <w:r>
-        <w:t>Execution</w:t>
-      </w:r>
-      <w:bookmarkEnd w:id="10"/>
-    </w:p>
-    <w:p>
-      <w:pPr>
-        <w:pStyle w:val="Heading2"/>
-      </w:pPr>
-    </w:p>
-    <w:p>
-      <w:r>
-        <w:t>def step(self, action: np.ndarray) -&gt; Tuple[np.ndarray, float, bool, bool, Dict]:</w:t>
-      </w:r>
-    </w:p>
-    <w:p>
-      <w:r>
-        <w:t xml:space="preserve">        """Execute action and return new state"""</w:t>
-      </w:r>
-    </w:p>
-    <w:p>
-      <w:r>
-        <w:t xml:space="preserve">        self.current_step += 1</w:t>
+      <w:r>
+        <w:t xml:space="preserve">        # Process task assignments</w:t>
+      </w:r>
+    </w:p>
+    <w:p>
+      <w:r>
+        <w:t xml:space="preserve">        reward = 0</w:t>
+      </w:r>
+    </w:p>
+    <w:p>
+      <w:r>
+        <w:t xml:space="preserve">        for i, agent in enumerate(self.agents):</w:t>
+      </w:r>
+    </w:p>
+    <w:p>
+      <w:r>
+        <w:t xml:space="preserve">            if len(self.task_queue) &gt; 0 and action[i, 0] &gt; 0.5:</w:t>
+      </w:r>
+    </w:p>
+    <w:p>
+      <w:r>
+        <w:t xml:space="preserve">                task = self.task_queue.popleft()</w:t>
+      </w:r>
+    </w:p>
+    <w:p>
+      <w:r>
+        <w:t xml:space="preserve">                self._assign_task(agent, task)</w:t>
       </w:r>
     </w:p>
     <w:p/>
     <w:p>
       <w:r>
-        <w:t xml:space="preserve">        # Parse actions</w:t>
-      </w:r>
-    </w:p>
-    <w:p>
-      <w:r>
-        <w:t xml:space="preserve">        action = action.reshape(self.n_agents, 3)</w:t>
+        <w:t xml:space="preserve">                # Calculate immediate reward for assignment</w:t>
+      </w:r>
+    </w:p>
+    <w:p>
+      <w:r>
+        <w:t xml:space="preserve">                match_score = agent.expertise.get(task.type, 0.5)</w:t>
+      </w:r>
+    </w:p>
+    <w:p>
+      <w:r>
+        <w:t xml:space="preserve">                reward += match_score * task.priority</w:t>
       </w:r>
     </w:p>
     <w:p/>
     <w:p>
       <w:r>
-        <w:t xml:space="preserve">        # Process task assignments</w:t>
-      </w:r>
-    </w:p>
-    <w:p>
-      <w:r>
-        <w:t xml:space="preserve">        reward = 0</w:t>
-      </w:r>
-    </w:p>
-    <w:p>
-      <w:r>
-        <w:t xml:space="preserve">        for i, agent in enumerate(self.agents):</w:t>
-      </w:r>
-    </w:p>
-    <w:p>
-      <w:r>
-        <w:t xml:space="preserve">            if len(self.task_queue) &gt; 0 and action[i, 0] &gt; 0.5:</w:t>
-      </w:r>
-    </w:p>
-    <w:p>
-      <w:r>
-        <w:t xml:space="preserve">                task = self.task_queue.popleft()</w:t>
-      </w:r>
-    </w:p>
-    <w:p>
-      <w:r>
-        <w:t xml:space="preserve">                self._assign_task(agent, task)</w:t>
+        <w:t xml:space="preserve">        # Process active tasks</w:t>
+      </w:r>
+    </w:p>
+    <w:p>
+      <w:r>
+        <w:t xml:space="preserve">        completed_this_step = []</w:t>
+      </w:r>
+    </w:p>
+    <w:p>
+      <w:r>
+        <w:t xml:space="preserve">        for task_id, (task, agent) in list(self.active_tasks.items()):</w:t>
+      </w:r>
+    </w:p>
+    <w:p>
+      <w:r>
+        <w:t xml:space="preserve">            progress = agent.expertise.get(task.type, 0.5) * agent.capacity</w:t>
       </w:r>
     </w:p>
     <w:p/>
     <w:p>
       <w:r>
-        <w:t xml:space="preserve">                # Calculate immediate reward for assignment</w:t>
-      </w:r>
-    </w:p>
-    <w:p>
-      <w:r>
-        <w:t xml:space="preserve">                match_score = agent.expertise.get(task.type, 0.5)</w:t>
-      </w:r>
-    </w:p>
-    <w:p>
-      <w:r>
-        <w:t xml:space="preserve">                reward += match_score * task.priority</w:t>
+        <w:t xml:space="preserve">            # Check if task completed</w:t>
+      </w:r>
+    </w:p>
+    <w:p>
+      <w:r>
+        <w:t xml:space="preserve">            if np.random.random() &lt; progress:</w:t>
+      </w:r>
+    </w:p>
+    <w:p>
+      <w:r>
+        <w:t xml:space="preserve">                self._complete_task(task, agent)</w:t>
+      </w:r>
+    </w:p>
+    <w:p>
+      <w:r>
+        <w:t xml:space="preserve">                completed_this_step.append(task)</w:t>
       </w:r>
     </w:p>
     <w:p/>
     <w:p>
       <w:r>
-        <w:t xml:space="preserve">        # Process active tasks</w:t>
-      </w:r>
-    </w:p>
-    <w:p>
-      <w:r>
-        <w:t xml:space="preserve">        completed_this_step = []</w:t>
-      </w:r>
-    </w:p>
-    <w:p>
-      <w:r>
-        <w:t xml:space="preserve">        for task_id, (task, agent) in list(self.active_tasks.items()):</w:t>
-      </w:r>
-    </w:p>
-    <w:p>
-      <w:r>
-        <w:t xml:space="preserve">            progress = agent.expertise.get(task.type, 0.5) * agent.capacity</w:t>
+        <w:t xml:space="preserve">                # Calculate completion reward</w:t>
+      </w:r>
+    </w:p>
+    <w:p>
+      <w:r>
+        <w:t xml:space="preserve">                time_bonus = max(0, 1 - (self.current_step / task.deadline))</w:t>
+      </w:r>
+    </w:p>
+    <w:p>
+      <w:r>
+        <w:t xml:space="preserve">                quality = agent.expertise.get(task.type, 0.5) * agent.success_rate</w:t>
+      </w:r>
+    </w:p>
+    <w:p>
+      <w:r>
+        <w:t xml:space="preserve">                reward += (quality * task.priority * (1 + time_bonus)) * 10</w:t>
       </w:r>
     </w:p>
     <w:p/>
     <w:p>
       <w:r>
-        <w:t xml:space="preserve">            # Check if task completed</w:t>
-      </w:r>
-    </w:p>
-    <w:p>
-      <w:r>
-        <w:t xml:space="preserve">            if np.random.random() &lt; progress:</w:t>
-      </w:r>
-    </w:p>
-    <w:p>
-      <w:r>
-        <w:t xml:space="preserve">                self._complete_task(task, agent)</w:t>
-      </w:r>
-    </w:p>
-    <w:p>
-      <w:r>
-        <w:t xml:space="preserve">                completed_this_step.append(task)</w:t>
+        <w:t xml:space="preserve">        # Update collaboration matrix based on actions</w:t>
+      </w:r>
+    </w:p>
+    <w:p>
+      <w:r>
+        <w:t xml:space="preserve">        for i in range(self.n_agents):</w:t>
+      </w:r>
+    </w:p>
+    <w:p>
+      <w:r>
+        <w:t xml:space="preserve">            for j in range(self.n_agents):</w:t>
+      </w:r>
+    </w:p>
+    <w:p>
+      <w:r>
+        <w:t xml:space="preserve">                if i != j and action[i, 2] &gt; 0.7 and action[j, 2] &gt; 0.7:</w:t>
+      </w:r>
+    </w:p>
+    <w:p>
+      <w:r>
+        <w:t xml:space="preserve">                    self.collaboration_matrix[i, j] *= 1.01</w:t>
+      </w:r>
+    </w:p>
+    <w:p>
+      <w:r>
+        <w:t xml:space="preserve">                    reward += 0.5  # Collaboration bonus</w:t>
       </w:r>
     </w:p>
     <w:p/>
     <w:p>
       <w:r>
-        <w:t xml:space="preserve">                # Calculate completion reward</w:t>
-      </w:r>
-    </w:p>
-    <w:p>
-      <w:r>
-        <w:t xml:space="preserve">                time_bonus = max(0, 1 - (self.current_step / task.deadline))</w:t>
-      </w:r>
-    </w:p>
-    <w:p>
-      <w:r>
-        <w:t xml:space="preserve">                quality = agent.expertise.get(task.type, 0.5) * agent.success_rate</w:t>
-      </w:r>
-    </w:p>
-    <w:p>
-      <w:r>
-        <w:t xml:space="preserve">                reward += (quality * task.priority * (1 + time_bonus)) * 10</w:t>
+        <w:t xml:space="preserve">        # Generate new tasks</w:t>
+      </w:r>
+    </w:p>
+    <w:p>
+      <w:r>
+        <w:t xml:space="preserve">        if np.random.random() &lt; 0.3:</w:t>
+      </w:r>
+    </w:p>
+    <w:p>
+      <w:r>
+        <w:t xml:space="preserve">            self.task_queue.append(self._generate_task())</w:t>
       </w:r>
     </w:p>
     <w:p/>
     <w:p>
       <w:r>
-        <w:t xml:space="preserve">        # Update collaboration matrix based on actions</w:t>
-      </w:r>
-    </w:p>
-    <w:p>
-      <w:r>
-        <w:t xml:space="preserve">        for i in range(self.n_agents):</w:t>
-      </w:r>
-    </w:p>
-    <w:p>
-      <w:r>
-        <w:t xml:space="preserve">            for j in range(self.n_agents):</w:t>
-      </w:r>
-    </w:p>
-    <w:p>
-      <w:r>
-        <w:t xml:space="preserve">                if i != j and action[i, 2] &gt; 0.7 and action[j, 2] &gt; 0.7:</w:t>
-      </w:r>
-    </w:p>
-    <w:p>
-      <w:r>
-        <w:t xml:space="preserve">                    self.collaboration_matrix[i, j] *= 1.01</w:t>
-      </w:r>
-    </w:p>
-    <w:p>
-      <w:r>
-        <w:t xml:space="preserve">                    reward += 0.5  # Collaboration bonus</w:t>
+        <w:t xml:space="preserve">        # Calculate penalties</w:t>
+      </w:r>
+    </w:p>
+    <w:p>
+      <w:r>
+        <w:t xml:space="preserve">        queue_penalty = len(self.task_queue) * 0.1</w:t>
+      </w:r>
+    </w:p>
+    <w:p>
+      <w:r>
+        <w:t xml:space="preserve">        overdue_penalty = sum(1 for t in self.active_tasks.values()</w:t>
+      </w:r>
+    </w:p>
+    <w:p>
+      <w:r>
+        <w:t xml:space="preserve">                            if self.current_step &gt; t[0].deadline) * 0.5</w:t>
+      </w:r>
+    </w:p>
+    <w:p>
+      <w:r>
+        <w:t xml:space="preserve">        reward -= (queue_penalty + overdue_penalty)</w:t>
       </w:r>
     </w:p>
     <w:p/>
     <w:p>
       <w:r>
-        <w:t xml:space="preserve">        # Generate new tasks</w:t>
-      </w:r>
-    </w:p>
-    <w:p>
-      <w:r>
-        <w:t xml:space="preserve">        if np.random.random() &lt; 0.3:</w:t>
-      </w:r>
-    </w:p>
-    <w:p>
-      <w:r>
-        <w:t xml:space="preserve">            self.task_queue.append(self._generate_task())</w:t>
-      </w:r>
-    </w:p>
-    <w:p/>
-    <w:p>
-      <w:r>
-        <w:t xml:space="preserve">        # Calculate penalties</w:t>
-      </w:r>
-    </w:p>
-    <w:p>
-      <w:r>
-        <w:t xml:space="preserve">        queue_penalty = len(self.task_queue) * 0.1</w:t>
-      </w:r>
-    </w:p>
-    <w:p>
-      <w:r>
-        <w:t xml:space="preserve">        overdue_penalty = sum(1 for t in self.active_tasks.values()</w:t>
-      </w:r>
-    </w:p>
-    <w:p>
-      <w:r>
-        <w:t xml:space="preserve">                            if self.current_step &gt; t[0].deadline) * 0.5</w:t>
-      </w:r>
-    </w:p>
-    <w:p>
-      <w:r>
-        <w:t xml:space="preserve">        reward -= (queue_penalty + overdue_penalty)</w:t>
-      </w:r>
-    </w:p>
-    <w:p/>
-    <w:p>
-      <w:r>
         <w:t xml:space="preserve">        # Check termination</w:t>
       </w:r>
     </w:p>
@@ -9421,6 +9498,7 @@
     </w:p>
     <w:p>
       <w:r>
+        <w:lastRenderedPageBreak/>
         <w:t xml:space="preserve">        truncated = False</w:t>
       </w:r>
     </w:p>
@@ -9684,7 +9762,7 @@
                     <pic:cNvPicPr/>
                   </pic:nvPicPr>
                   <pic:blipFill>
-                    <a:blip r:embed="rId5" cstate="print">
+                    <a:blip r:embed="rId6" cstate="print">
                       <a:extLst>
                         <a:ext uri="{28A0092B-C50C-407E-A947-70E740481C1C}">
                           <a14:useLocalDpi xmlns:a14="http://schemas.microsoft.com/office/drawing/2010/main" val="0"/>
@@ -9763,7 +9841,7 @@
                     <pic:cNvPicPr/>
                   </pic:nvPicPr>
                   <pic:blipFill>
-                    <a:blip r:embed="rId6" cstate="print">
+                    <a:blip r:embed="rId7" cstate="print">
                       <a:extLst>
                         <a:ext uri="{28A0092B-C50C-407E-A947-70E740481C1C}">
                           <a14:useLocalDpi xmlns:a14="http://schemas.microsoft.com/office/drawing/2010/main" val="0"/>
@@ -9843,7 +9921,7 @@
                     <pic:cNvPicPr/>
                   </pic:nvPicPr>
                   <pic:blipFill>
-                    <a:blip r:embed="rId7" cstate="print">
+                    <a:blip r:embed="rId8" cstate="print">
                       <a:extLst>
                         <a:ext uri="{28A0092B-C50C-407E-A947-70E740481C1C}">
                           <a14:useLocalDpi xmlns:a14="http://schemas.microsoft.com/office/drawing/2010/main" val="0"/>
@@ -9910,7 +9988,7 @@
                     <pic:cNvPicPr/>
                   </pic:nvPicPr>
                   <pic:blipFill>
-                    <a:blip r:embed="rId8" cstate="print">
+                    <a:blip r:embed="rId9" cstate="print">
                       <a:extLst>
                         <a:ext uri="{28A0092B-C50C-407E-A947-70E740481C1C}">
                           <a14:useLocalDpi xmlns:a14="http://schemas.microsoft.com/office/drawing/2010/main" val="0"/>
@@ -9982,7 +10060,7 @@
                     <pic:cNvPicPr/>
                   </pic:nvPicPr>
                   <pic:blipFill>
-                    <a:blip r:embed="rId9" cstate="print">
+                    <a:blip r:embed="rId10" cstate="print">
                       <a:extLst>
                         <a:ext uri="{28A0092B-C50C-407E-A947-70E740481C1C}">
                           <a14:useLocalDpi xmlns:a14="http://schemas.microsoft.com/office/drawing/2010/main" val="0"/>
@@ -11076,14 +11154,11 @@
       </w:r>
       <w:bookmarkEnd w:id="22"/>
     </w:p>
-    <w:p/>
-    <w:p/>
-    <w:p/>
     <w:p>
       <w:r>
         <w:t xml:space="preserve">Refer to the markdown </w:t>
       </w:r>
-      <w:hyperlink r:id="rId10" w:history="1">
+      <w:hyperlink r:id="rId11" w:history="1">
         <w:r>
           <w:rPr>
             <w:rStyle w:val="Hyperlink"/>
@@ -11093,7 +11168,15 @@
       </w:hyperlink>
     </w:p>
     <w:p/>
-    <w:p/>
+    <w:p>
+      <w:pPr>
+        <w:pStyle w:val="Heading2"/>
+      </w:pPr>
+      <w:r>
+        <w:lastRenderedPageBreak/>
+        <w:t>Agent Task Execution Flowchart</w:t>
+      </w:r>
+    </w:p>
     <w:p>
       <w:pPr>
         <w:keepNext/>
@@ -11103,7 +11186,6 @@
         <w:rPr>
           <w:noProof/>
         </w:rPr>
-        <w:lastRenderedPageBreak/>
         <mc:AlternateContent>
           <mc:Choice Requires="wps">
             <w:drawing>
@@ -11431,7 +11513,7 @@
           </mc:Choice>
           <mc:Fallback>
             <w:pict>
-              <v:shape w14:anchorId="5A124B4F" id="Freeform 27" o:spid="_x0000_s1026" style="position:absolute;margin-left:-43.3pt;margin-top:111pt;width:524.4pt;height:166.05pt;z-index:251703296;visibility:visible;mso-wrap-style:square;mso-height-percent:0;mso-wrap-distance-left:9pt;mso-wrap-distance-top:0;mso-wrap-distance-right:9pt;mso-wrap-distance-bottom:0;mso-position-horizontal:absolute;mso-position-horizontal-relative:text;mso-position-vertical:absolute;mso-position-vertical-relative:text;mso-height-percent:0;mso-height-relative:margin;v-text-anchor:middle" coordsize="6660186,2143785" o:gfxdata="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" path="m6480510,1559v12451,-2491,24902,-4981,53788,17929c6563184,42398,6638886,101167,6653827,139018v14941,37851,2988,75702,-29882,107576c6591075,278468,6541271,305363,6456604,330265v-84667,24902,-254000,52792,-340659,65741c6029286,408955,5936651,407959,5936651,407959r-484094,29882l5087992,461747v-132478,6972,-281890,13945,-430306,17929c4509270,483660,4375796,480673,4197498,485653v-178298,4980,-609600,23906,-609600,23906l3121733,521512r-806823,5976l1806910,539441r-645459,5977c959247,550398,740109,555378,593686,569323,447262,583268,367577,604186,282910,629088,198243,653990,132502,656978,85686,718735,38870,780492,10981,887072,2016,999629v-8965,112557,13945,281890,29882,394447c47835,1506633,70745,1592296,97639,1674970v26894,82674,58769,153396,95624,215153c230118,1951880,268965,2004673,318769,2045512v49804,40839,129490,74706,173317,89647c535913,2150100,558823,2142629,581733,2135159e" filled="f" strokecolor="#030e13 [484]" strokeweight=".5pt">
+              <v:shape w14:anchorId="647DF43C" id="Freeform 27" o:spid="_x0000_s1026" style="position:absolute;margin-left:-43.3pt;margin-top:111pt;width:524.4pt;height:166.05pt;z-index:251703296;visibility:visible;mso-wrap-style:square;mso-height-percent:0;mso-wrap-distance-left:9pt;mso-wrap-distance-top:0;mso-wrap-distance-right:9pt;mso-wrap-distance-bottom:0;mso-position-horizontal:absolute;mso-position-horizontal-relative:text;mso-position-vertical:absolute;mso-position-vertical-relative:text;mso-height-percent:0;mso-height-relative:margin;v-text-anchor:middle" coordsize="6660186,2143785" o:gfxdata="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" path="m6480510,1559v12451,-2491,24902,-4981,53788,17929c6563184,42398,6638886,101167,6653827,139018v14941,37851,2988,75702,-29882,107576c6591075,278468,6541271,305363,6456604,330265v-84667,24902,-254000,52792,-340659,65741c6029286,408955,5936651,407959,5936651,407959r-484094,29882l5087992,461747v-132478,6972,-281890,13945,-430306,17929c4509270,483660,4375796,480673,4197498,485653v-178298,4980,-609600,23906,-609600,23906l3121733,521512r-806823,5976l1806910,539441r-645459,5977c959247,550398,740109,555378,593686,569323,447262,583268,367577,604186,282910,629088,198243,653990,132502,656978,85686,718735,38870,780492,10981,887072,2016,999629v-8965,112557,13945,281890,29882,394447c47835,1506633,70745,1592296,97639,1674970v26894,82674,58769,153396,95624,215153c230118,1951880,268965,2004673,318769,2045512v49804,40839,129490,74706,173317,89647c535913,2150100,558823,2142629,581733,2135159e" filled="f" strokecolor="#030e13 [484]" strokeweight=".5pt">
                 <v:stroke opacity="34181f" joinstyle="miter"/>
                 <v:path arrowok="t" o:connecttype="custom" o:connectlocs="6480510,1534;6534298,19171;6653827,136759;6623945,242587;6456604,324898;6115945,389571;5936651,401329;5452557,430726;5087992,454243;4657686,471881;4197498,477761;3587898,501278;3121733,513037;2314910,518916;1806910,530675;1161451,536555;593686,560071;282910,618865;85686,707055;2016,983384;31898,1371421;97639,1647751;193263,1859407;318769,2012271;492086,2100461;581733,2100461" o:connectangles="0,0,0,0,0,0,0,0,0,0,0,0,0,0,0,0,0,0,0,0,0,0,0,0,0,0"/>
               </v:shape>
@@ -11799,7 +11881,7 @@
           </mc:Choice>
           <mc:Fallback>
             <w:pict>
-              <v:shape w14:anchorId="1F2CEDC4" id="Freeform 26" o:spid="_x0000_s1026" style="position:absolute;margin-left:-26.6pt;margin-top:62pt;width:519.5pt;height:160.95pt;z-index:251702272;visibility:visible;mso-wrap-style:square;mso-wrap-distance-left:9pt;mso-wrap-distance-top:0;mso-wrap-distance-right:9pt;mso-wrap-distance-bottom:0;mso-position-horizontal:absolute;mso-position-horizontal-relative:text;mso-position-vertical:absolute;mso-position-vertical-relative:text;v-text-anchor:middle" coordsize="6597555,2043953" o:gfxdata="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" path="m6284303,v79188,69227,158377,138454,203200,197223c6532327,255992,6535315,291851,6553244,352612v17930,60761,35860,148415,41836,209176c6601056,622549,6595079,659404,6589103,717176v-5976,57772,-11953,130486,-29882,191247c6541292,969184,6519378,1037913,6481527,1081741v-37851,43828,-149412,89647,-149412,89647l6332115,1171388v-57773,7969,-240055,35859,-346635,47812c5878900,1231153,5820131,1236133,5692633,1243106v-127498,6973,-472142,17929,-472142,17929l4826044,1272988r-406400,11953l3750280,1290917r-621553,5977l2507174,1302870r-567765,5977l1574844,1314823r-472141,5977l612633,1332753v-130486,2988,-216149,1992,-292847,5976c243088,1342713,203244,1328769,152444,1356659v-50800,27890,-113552,94627,-137458,149411c-8920,1560854,1041,1629584,9009,1685364v7968,55780,31874,113554,53788,155389c84711,1882588,116585,1908486,140491,1936376v23906,27890,40840,55781,65742,71718c231135,2024031,265001,2026024,289903,2032000v24902,5976,45321,8964,65741,11953e" filled="f" strokecolor="#030e13 [484]" strokeweight=".5pt">
+              <v:shape w14:anchorId="2355A5C8" id="Freeform 26" o:spid="_x0000_s1026" style="position:absolute;margin-left:-26.6pt;margin-top:62pt;width:519.5pt;height:160.95pt;z-index:251702272;visibility:visible;mso-wrap-style:square;mso-wrap-distance-left:9pt;mso-wrap-distance-top:0;mso-wrap-distance-right:9pt;mso-wrap-distance-bottom:0;mso-position-horizontal:absolute;mso-position-horizontal-relative:text;mso-position-vertical:absolute;mso-position-vertical-relative:text;v-text-anchor:middle" coordsize="6597555,2043953" o:gfxdata="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" path="m6284303,v79188,69227,158377,138454,203200,197223c6532327,255992,6535315,291851,6553244,352612v17930,60761,35860,148415,41836,209176c6601056,622549,6595079,659404,6589103,717176v-5976,57772,-11953,130486,-29882,191247c6541292,969184,6519378,1037913,6481527,1081741v-37851,43828,-149412,89647,-149412,89647l6332115,1171388v-57773,7969,-240055,35859,-346635,47812c5878900,1231153,5820131,1236133,5692633,1243106v-127498,6973,-472142,17929,-472142,17929l4826044,1272988r-406400,11953l3750280,1290917r-621553,5977l2507174,1302870r-567765,5977l1574844,1314823r-472141,5977l612633,1332753v-130486,2988,-216149,1992,-292847,5976c243088,1342713,203244,1328769,152444,1356659v-50800,27890,-113552,94627,-137458,149411c-8920,1560854,1041,1629584,9009,1685364v7968,55780,31874,113554,53788,155389c84711,1882588,116585,1908486,140491,1936376v23906,27890,40840,55781,65742,71718c231135,2024031,265001,2026024,289903,2032000v24902,5976,45321,8964,65741,11953e" filled="f" strokecolor="#030e13 [484]" strokeweight=".5pt">
                 <v:stroke opacity="34695f" joinstyle="miter"/>
                 <v:path arrowok="t" o:connecttype="custom" o:connectlocs="6284303,0;6487503,197223;6553244,352612;6595080,561788;6589103,717176;6559221,908423;6481527,1081741;6332115,1171388;6332115,1171388;5985480,1219200;5692633,1243106;5220491,1261035;4826044,1272988;4419644,1284941;3750280,1290917;3128727,1296894;2507174,1302870;1939409,1308847;1574844,1314823;1102703,1320800;612633,1332753;319786,1338729;152444,1356659;14986,1506070;9009,1685364;62797,1840753;140491,1936376;206233,2008094;289903,2032000;355644,2043953" o:connectangles="0,0,0,0,0,0,0,0,0,0,0,0,0,0,0,0,0,0,0,0,0,0,0,0,0,0,0,0,0,0"/>
               </v:shape>
@@ -11835,7 +11917,7 @@
                     <pic:cNvPicPr/>
                   </pic:nvPicPr>
                   <pic:blipFill>
-                    <a:blip r:embed="rId11" cstate="print">
+                    <a:blip r:embed="rId12" cstate="print">
                       <a:extLst>
                         <a:ext uri="{28A0092B-C50C-407E-A947-70E740481C1C}">
                           <a14:useLocalDpi xmlns:a14="http://schemas.microsoft.com/office/drawing/2010/main" val="0"/>
@@ -12209,7 +12291,7 @@
           </mc:Choice>
           <mc:Fallback>
             <w:pict>
-              <v:shape w14:anchorId="10000944" id="Freeform 29" o:spid="_x0000_s1026" style="position:absolute;margin-left:-44.3pt;margin-top:113.7pt;width:525.4pt;height:165.1pt;z-index:251705344;visibility:visible;mso-wrap-style:square;mso-wrap-distance-left:9pt;mso-wrap-distance-top:0;mso-wrap-distance-right:9pt;mso-wrap-distance-bottom:0;mso-position-horizontal:absolute;mso-position-horizontal-relative:text;mso-position-vertical:absolute;mso-position-vertical-relative:text;v-text-anchor:middle" coordsize="6672793,2097040" o:gfxdata="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" path="m6503202,9526v28886,-6973,57772,-13945,83670,-5976c6612770,11519,6644645,20483,6658590,57338v13945,36855,16933,94627,11953,167341c6665563,297393,6660582,421902,6628708,493620v-31874,71718,-66738,128494,-149412,161365c6396622,687856,6281077,683872,6132661,690844v-148416,6972,-351616,6972,-543859,5976c5396559,695824,4979202,684868,4979202,684868r-573741,-5977l3777931,666938v-197224,-1992,-555812,,-555812,l2600566,666938r-663388,l1214025,660962c1003853,657974,843484,638052,676143,649009,508802,659966,316558,673911,209978,726703,103398,779495,71524,868146,36661,965762,1798,1063378,-2186,1205817,802,1312397v2988,106580,30878,204196,53788,292847c77500,1693895,104394,1784538,138261,1844303v33867,59765,85662,87655,119529,119529c291657,1995706,310582,2016625,341461,2035550v30878,18926,72714,31874,101600,41835c471947,2087346,493860,2092327,514778,2095315v20918,2988,37353,1494,53788,e" filled="f" strokecolor="#030e13 [484]" strokeweight=".5pt">
+              <v:shape w14:anchorId="7FEE4F9E" id="Freeform 29" o:spid="_x0000_s1026" style="position:absolute;margin-left:-44.3pt;margin-top:113.7pt;width:525.4pt;height:165.1pt;z-index:251705344;visibility:visible;mso-wrap-style:square;mso-wrap-distance-left:9pt;mso-wrap-distance-top:0;mso-wrap-distance-right:9pt;mso-wrap-distance-bottom:0;mso-position-horizontal:absolute;mso-position-horizontal-relative:text;mso-position-vertical:absolute;mso-position-vertical-relative:text;v-text-anchor:middle" coordsize="6672793,2097040" o:gfxdata="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" path="m6503202,9526v28886,-6973,57772,-13945,83670,-5976c6612770,11519,6644645,20483,6658590,57338v13945,36855,16933,94627,11953,167341c6665563,297393,6660582,421902,6628708,493620v-31874,71718,-66738,128494,-149412,161365c6396622,687856,6281077,683872,6132661,690844v-148416,6972,-351616,6972,-543859,5976c5396559,695824,4979202,684868,4979202,684868r-573741,-5977l3777931,666938v-197224,-1992,-555812,,-555812,l2600566,666938r-663388,l1214025,660962c1003853,657974,843484,638052,676143,649009,508802,659966,316558,673911,209978,726703,103398,779495,71524,868146,36661,965762,1798,1063378,-2186,1205817,802,1312397v2988,106580,30878,204196,53788,292847c77500,1693895,104394,1784538,138261,1844303v33867,59765,85662,87655,119529,119529c291657,1995706,310582,2016625,341461,2035550v30878,18926,72714,31874,101600,41835c471947,2087346,493860,2092327,514778,2095315v20918,2988,37353,1494,53788,e" filled="f" strokecolor="#030e13 [484]" strokeweight=".5pt">
                 <v:stroke opacity="31868f" joinstyle="miter"/>
                 <v:path arrowok="t" o:connecttype="custom" o:connectlocs="6503202,9526;6586872,3550;6658590,57338;6670543,224679;6628708,493620;6479296,654985;6132661,690844;5588802,696820;4979202,684868;4405461,678891;3777931,666938;3222119,666938;2600566,666938;1937178,666938;1214025,660962;676143,649009;209978,726703;36661,965762;802,1312397;54590,1605244;138261,1844303;257790,1963832;341461,2035550;443061,2077385;514778,2095315;568566,2095315" o:connectangles="0,0,0,0,0,0,0,0,0,0,0,0,0,0,0,0,0,0,0,0,0,0,0,0,0,0"/>
               </v:shape>
@@ -12527,7 +12609,7 @@
           </mc:Choice>
           <mc:Fallback>
             <w:pict>
-              <v:shape w14:anchorId="0C8079C5" id="Freeform 28" o:spid="_x0000_s1026" style="position:absolute;margin-left:-21.05pt;margin-top:70.2pt;width:516.2pt;height:155.95pt;z-index:251704320;visibility:visible;mso-wrap-style:square;mso-wrap-distance-left:9pt;mso-wrap-distance-top:0;mso-wrap-distance-right:9pt;mso-wrap-distance-bottom:0;mso-position-horizontal:absolute;mso-position-horizontal-relative:text;mso-position-vertical:absolute;mso-position-vertical-relative:text;v-text-anchor:middle" coordsize="6555831,1980354" o:gfxdata="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" path="m6207906,v83670,87156,167341,174313,215153,245035c6470871,315757,6472862,346636,6494776,424330v21914,77694,53789,202203,59765,286870c6560517,795867,6544580,859616,6530635,932330v-13945,72714,-28887,153395,-59765,215152c6439992,1209239,6411106,1268008,6345365,1302871v-65741,34863,-167342,41835,-268942,53788c5974823,1368612,5867247,1373592,5735765,1374588v-131482,996,-448236,-11953,-448236,-11953l4689882,1350682r-651435,l3488612,1356659v-190251,,-591671,-5977,-591671,-5977l2143906,1350682v-231090,1992,-633506,11953,-633506,11953l841035,1362635v-197223,,-392455,-5976,-513976,c205538,1368611,165694,1359647,111906,1398494,58118,1437341,18274,1529977,4329,1595718v-13945,65741,8965,144431,23906,197223c43176,1845733,64094,1882589,93976,1912471v29882,29882,84667,48807,113553,59764c236415,1983192,251854,1980702,267294,1978212e" filled="f" strokecolor="#030e13 [484]" strokeweight=".5pt">
+              <v:shape w14:anchorId="3A53DDCA" id="Freeform 28" o:spid="_x0000_s1026" style="position:absolute;margin-left:-21.05pt;margin-top:70.2pt;width:516.2pt;height:155.95pt;z-index:251704320;visibility:visible;mso-wrap-style:square;mso-wrap-distance-left:9pt;mso-wrap-distance-top:0;mso-wrap-distance-right:9pt;mso-wrap-distance-bottom:0;mso-position-horizontal:absolute;mso-position-horizontal-relative:text;mso-position-vertical:absolute;mso-position-vertical-relative:text;v-text-anchor:middle" coordsize="6555831,1980354" o:gfxdata="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" path="m6207906,v83670,87156,167341,174313,215153,245035c6470871,315757,6472862,346636,6494776,424330v21914,77694,53789,202203,59765,286870c6560517,795867,6544580,859616,6530635,932330v-13945,72714,-28887,153395,-59765,215152c6439992,1209239,6411106,1268008,6345365,1302871v-65741,34863,-167342,41835,-268942,53788c5974823,1368612,5867247,1373592,5735765,1374588v-131482,996,-448236,-11953,-448236,-11953l4689882,1350682r-651435,l3488612,1356659v-190251,,-591671,-5977,-591671,-5977l2143906,1350682v-231090,1992,-633506,11953,-633506,11953l841035,1362635v-197223,,-392455,-5976,-513976,c205538,1368611,165694,1359647,111906,1398494,58118,1437341,18274,1529977,4329,1595718v-13945,65741,8965,144431,23906,197223c43176,1845733,64094,1882589,93976,1912471v29882,29882,84667,48807,113553,59764c236415,1983192,251854,1980702,267294,1978212e" filled="f" strokecolor="#030e13 [484]" strokeweight=".5pt">
                 <v:stroke opacity="29555f" joinstyle="miter"/>
                 <v:path arrowok="t" o:connecttype="custom" o:connectlocs="6207906,0;6423059,245035;6494776,424330;6554541,711200;6530635,932330;6470870,1147482;6345365,1302871;6076423,1356659;5735765,1374588;5287529,1362635;4689882,1350682;4038447,1350682;3488612,1356659;2896941,1350682;2143906,1350682;1510400,1362635;841035,1362635;327059,1362635;111906,1398494;4329,1595718;28235,1792941;93976,1912471;207529,1972235;267294,1978212" o:connectangles="0,0,0,0,0,0,0,0,0,0,0,0,0,0,0,0,0,0,0,0,0,0,0,0"/>
               </v:shape>
@@ -12569,7 +12651,7 @@
                     <pic:cNvPicPr/>
                   </pic:nvPicPr>
                   <pic:blipFill>
-                    <a:blip r:embed="rId12" cstate="print">
+                    <a:blip r:embed="rId13" cstate="print">
                       <a:extLst>
                         <a:ext uri="{28A0092B-C50C-407E-A947-70E740481C1C}">
                           <a14:useLocalDpi xmlns:a14="http://schemas.microsoft.com/office/drawing/2010/main" val="0"/>
@@ -12901,7 +12983,7 @@
           </mc:Choice>
           <mc:Fallback>
             <w:pict>
-              <v:shape w14:anchorId="1F09CBDE" id="Freeform 30" o:spid="_x0000_s1026" style="position:absolute;margin-left:-46.15pt;margin-top:99.85pt;width:536.35pt;height:149.65pt;z-index:251706368;visibility:visible;mso-wrap-style:square;mso-wrap-distance-left:9pt;mso-wrap-distance-top:0;mso-wrap-distance-right:9pt;mso-wrap-distance-bottom:0;mso-position-horizontal:absolute;mso-position-horizontal-relative:text;mso-position-vertical:absolute;mso-position-vertical-relative:text;v-text-anchor:middle" coordsize="6811425,1900517" o:gfxdata="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" path="m6514971,v92137,19423,184274,38847,233082,59765c6796861,80683,6798853,102596,6807818,125506v8965,22910,-997,43827,-5977,71717c6796861,225113,6792877,249020,6777936,292847v-14941,43827,-36856,118533,-65742,167341c6683308,508996,6655418,556808,6604618,585694v-50800,28886,-84667,35859,-197224,47812c6294837,645459,6152398,651436,5929277,657412v-223121,5976,-543859,11953,-860612,11953c4751912,669365,4028759,657412,4028759,657412r-1165412,l1500712,657412r-890494,5976c403034,676337,350241,686298,257606,735106,164971,783914,97237,862604,54406,956235,11575,1049866,-3366,1181349,618,1296894v3984,115545,41835,263961,77694,352612c114171,1738157,173936,1791945,215771,1828800v41835,36855,72714,30878,113553,41835c370163,1881592,417975,1889561,460806,1894541v42831,4980,84168,5478,125506,5976e" filled="f" strokecolor="#030e13 [484]" strokeweight=".5pt">
+              <v:shape w14:anchorId="623508F1" id="Freeform 30" o:spid="_x0000_s1026" style="position:absolute;margin-left:-46.15pt;margin-top:99.85pt;width:536.35pt;height:149.65pt;z-index:251706368;visibility:visible;mso-wrap-style:square;mso-wrap-distance-left:9pt;mso-wrap-distance-top:0;mso-wrap-distance-right:9pt;mso-wrap-distance-bottom:0;mso-position-horizontal:absolute;mso-position-horizontal-relative:text;mso-position-vertical:absolute;mso-position-vertical-relative:text;v-text-anchor:middle" coordsize="6811425,1900517" o:gfxdata="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" path="m6514971,v92137,19423,184274,38847,233082,59765c6796861,80683,6798853,102596,6807818,125506v8965,22910,-997,43827,-5977,71717c6796861,225113,6792877,249020,6777936,292847v-14941,43827,-36856,118533,-65742,167341c6683308,508996,6655418,556808,6604618,585694v-50800,28886,-84667,35859,-197224,47812c6294837,645459,6152398,651436,5929277,657412v-223121,5976,-543859,11953,-860612,11953c4751912,669365,4028759,657412,4028759,657412r-1165412,l1500712,657412r-890494,5976c403034,676337,350241,686298,257606,735106,164971,783914,97237,862604,54406,956235,11575,1049866,-3366,1181349,618,1296894v3984,115545,41835,263961,77694,352612c114171,1738157,173936,1791945,215771,1828800v41835,36855,72714,30878,113553,41835c370163,1881592,417975,1889561,460806,1894541v42831,4980,84168,5478,125506,5976e" filled="f" strokecolor="#030e13 [484]" strokeweight=".5pt">
                 <v:stroke opacity="34181f" joinstyle="miter"/>
                 <v:path arrowok="t" o:connecttype="custom" o:connectlocs="6514971,0;6748053,59765;6807818,125506;6801841,197223;6777936,292847;6712194,460188;6604618,585694;6407394,633506;5929277,657412;5068665,669365;4028759,657412;2863347,657412;1500712,657412;610218,663388;257606,735106;54406,956235;618,1296894;78312,1649506;215771,1828800;329324,1870635;460806,1894541;586312,1900517" o:connectangles="0,0,0,0,0,0,0,0,0,0,0,0,0,0,0,0,0,0,0,0,0,0"/>
               </v:shape>
@@ -12943,7 +13025,7 @@
                     <pic:cNvPicPr/>
                   </pic:nvPicPr>
                   <pic:blipFill>
-                    <a:blip r:embed="rId13" cstate="print">
+                    <a:blip r:embed="rId14" cstate="print">
                       <a:extLst>
                         <a:ext uri="{28A0092B-C50C-407E-A947-70E740481C1C}">
                           <a14:useLocalDpi xmlns:a14="http://schemas.microsoft.com/office/drawing/2010/main" val="0"/>
@@ -13001,7 +13083,7 @@
                     <pic:cNvPicPr/>
                   </pic:nvPicPr>
                   <pic:blipFill>
-                    <a:blip r:embed="rId14" cstate="print">
+                    <a:blip r:embed="rId15" cstate="print">
                       <a:extLst>
                         <a:ext uri="{28A0092B-C50C-407E-A947-70E740481C1C}">
                           <a14:useLocalDpi xmlns:a14="http://schemas.microsoft.com/office/drawing/2010/main" val="0"/>
@@ -13028,6 +13110,212 @@
         </w:drawing>
       </w:r>
     </w:p>
+    <w:p>
+      <w:pPr>
+        <w:pStyle w:val="Heading2"/>
+      </w:pPr>
+      <w:r>
+        <w:lastRenderedPageBreak/>
+        <w:t>Task Lifecycle Flowchart</w:t>
+      </w:r>
+    </w:p>
+    <w:p>
+      <w:r>
+        <w:rPr>
+          <w:noProof/>
+        </w:rPr>
+        <w:drawing>
+          <wp:anchor distT="0" distB="0" distL="114300" distR="114300" simplePos="0" relativeHeight="251707392" behindDoc="0" locked="0" layoutInCell="1" allowOverlap="1" wp14:anchorId="4398E4C5" wp14:editId="2382DBC8">
+            <wp:simplePos x="0" y="0"/>
+            <wp:positionH relativeFrom="column">
+              <wp:posOffset>1446082</wp:posOffset>
+            </wp:positionH>
+            <wp:positionV relativeFrom="paragraph">
+              <wp:posOffset>191247</wp:posOffset>
+            </wp:positionV>
+            <wp:extent cx="3319827" cy="7763435"/>
+            <wp:effectExtent l="0" t="0" r="0" b="0"/>
+            <wp:wrapTopAndBottom/>
+            <wp:docPr id="1346609704" name="Picture 34" descr="A diagram of a process flow&#10;&#10;AI-generated content may be incorrect."/>
+            <wp:cNvGraphicFramePr>
+              <a:graphicFrameLocks xmlns:a="http://schemas.openxmlformats.org/drawingml/2006/main" noChangeAspect="1"/>
+            </wp:cNvGraphicFramePr>
+            <a:graphic xmlns:a="http://schemas.openxmlformats.org/drawingml/2006/main">
+              <a:graphicData uri="http://schemas.openxmlformats.org/drawingml/2006/picture">
+                <pic:pic xmlns:pic="http://schemas.openxmlformats.org/drawingml/2006/picture">
+                  <pic:nvPicPr>
+                    <pic:cNvPr id="1346609704" name="Picture 34" descr="A diagram of a process flow&#10;&#10;AI-generated content may be incorrect."/>
+                    <pic:cNvPicPr/>
+                  </pic:nvPicPr>
+                  <pic:blipFill>
+                    <a:blip r:embed="rId16">
+                      <a:extLst>
+                        <a:ext uri="{28A0092B-C50C-407E-A947-70E740481C1C}">
+                          <a14:useLocalDpi xmlns:a14="http://schemas.microsoft.com/office/drawing/2010/main" val="0"/>
+                        </a:ext>
+                      </a:extLst>
+                    </a:blip>
+                    <a:stretch>
+                      <a:fillRect/>
+                    </a:stretch>
+                  </pic:blipFill>
+                  <pic:spPr>
+                    <a:xfrm>
+                      <a:off x="0" y="0"/>
+                      <a:ext cx="3319827" cy="7763435"/>
+                    </a:xfrm>
+                    <a:prstGeom prst="rect">
+                      <a:avLst/>
+                    </a:prstGeom>
+                  </pic:spPr>
+                </pic:pic>
+              </a:graphicData>
+            </a:graphic>
+            <wp14:sizeRelH relativeFrom="page">
+              <wp14:pctWidth>0</wp14:pctWidth>
+            </wp14:sizeRelH>
+            <wp14:sizeRelV relativeFrom="page">
+              <wp14:pctHeight>0</wp14:pctHeight>
+            </wp14:sizeRelV>
+          </wp:anchor>
+        </w:drawing>
+      </w:r>
+    </w:p>
+    <w:p>
+      <w:r>
+        <w:rPr>
+          <w:noProof/>
+        </w:rPr>
+        <w:lastRenderedPageBreak/>
+        <w:drawing>
+          <wp:anchor distT="0" distB="0" distL="114300" distR="114300" simplePos="0" relativeHeight="251708416" behindDoc="0" locked="0" layoutInCell="1" allowOverlap="1" wp14:anchorId="0CAB3DED" wp14:editId="4D1A0A61">
+            <wp:simplePos x="0" y="0"/>
+            <wp:positionH relativeFrom="column">
+              <wp:posOffset>1810871</wp:posOffset>
+            </wp:positionH>
+            <wp:positionV relativeFrom="paragraph">
+              <wp:posOffset>298</wp:posOffset>
+            </wp:positionV>
+            <wp:extent cx="2853055" cy="8229600"/>
+            <wp:effectExtent l="0" t="0" r="4445" b="0"/>
+            <wp:wrapTopAndBottom/>
+            <wp:docPr id="859797970" name="Picture 36" descr="A diagram of a process flow&#10;&#10;AI-generated content may be incorrect."/>
+            <wp:cNvGraphicFramePr>
+              <a:graphicFrameLocks xmlns:a="http://schemas.openxmlformats.org/drawingml/2006/main" noChangeAspect="1"/>
+            </wp:cNvGraphicFramePr>
+            <a:graphic xmlns:a="http://schemas.openxmlformats.org/drawingml/2006/main">
+              <a:graphicData uri="http://schemas.openxmlformats.org/drawingml/2006/picture">
+                <pic:pic xmlns:pic="http://schemas.openxmlformats.org/drawingml/2006/picture">
+                  <pic:nvPicPr>
+                    <pic:cNvPr id="859797970" name="Picture 36" descr="A diagram of a process flow&#10;&#10;AI-generated content may be incorrect."/>
+                    <pic:cNvPicPr/>
+                  </pic:nvPicPr>
+                  <pic:blipFill>
+                    <a:blip r:embed="rId17" cstate="print">
+                      <a:extLst>
+                        <a:ext uri="{28A0092B-C50C-407E-A947-70E740481C1C}">
+                          <a14:useLocalDpi xmlns:a14="http://schemas.microsoft.com/office/drawing/2010/main" val="0"/>
+                        </a:ext>
+                      </a:extLst>
+                    </a:blip>
+                    <a:stretch>
+                      <a:fillRect/>
+                    </a:stretch>
+                  </pic:blipFill>
+                  <pic:spPr>
+                    <a:xfrm>
+                      <a:off x="0" y="0"/>
+                      <a:ext cx="2853055" cy="8229600"/>
+                    </a:xfrm>
+                    <a:prstGeom prst="rect">
+                      <a:avLst/>
+                    </a:prstGeom>
+                  </pic:spPr>
+                </pic:pic>
+              </a:graphicData>
+            </a:graphic>
+            <wp14:sizeRelH relativeFrom="page">
+              <wp14:pctWidth>0</wp14:pctWidth>
+            </wp14:sizeRelH>
+            <wp14:sizeRelV relativeFrom="page">
+              <wp14:pctHeight>0</wp14:pctHeight>
+            </wp14:sizeRelV>
+          </wp:anchor>
+        </w:drawing>
+      </w:r>
+    </w:p>
+    <w:p/>
+    <w:p/>
+    <w:p>
+      <w:pPr>
+        <w:pStyle w:val="Heading2"/>
+      </w:pPr>
+      <w:r>
+        <w:t>Task States</w:t>
+      </w:r>
+    </w:p>
+    <w:p>
+      <w:r>
+        <w:rPr>
+          <w:noProof/>
+        </w:rPr>
+        <w:drawing>
+          <wp:anchor distT="0" distB="0" distL="114300" distR="114300" simplePos="0" relativeHeight="251711488" behindDoc="0" locked="0" layoutInCell="1" allowOverlap="1" wp14:anchorId="090400F0" wp14:editId="4096CEE4">
+            <wp:simplePos x="0" y="0"/>
+            <wp:positionH relativeFrom="column">
+              <wp:posOffset>979805</wp:posOffset>
+            </wp:positionH>
+            <wp:positionV relativeFrom="paragraph">
+              <wp:posOffset>226060</wp:posOffset>
+            </wp:positionV>
+            <wp:extent cx="3722370" cy="7439660"/>
+            <wp:effectExtent l="0" t="0" r="0" b="2540"/>
+            <wp:wrapTopAndBottom/>
+            <wp:docPr id="1905372401" name="Picture 38" descr="A diagram of a process&#10;&#10;AI-generated content may be incorrect."/>
+            <wp:cNvGraphicFramePr>
+              <a:graphicFrameLocks xmlns:a="http://schemas.openxmlformats.org/drawingml/2006/main" noChangeAspect="1"/>
+            </wp:cNvGraphicFramePr>
+            <a:graphic xmlns:a="http://schemas.openxmlformats.org/drawingml/2006/main">
+              <a:graphicData uri="http://schemas.openxmlformats.org/drawingml/2006/picture">
+                <pic:pic xmlns:pic="http://schemas.openxmlformats.org/drawingml/2006/picture">
+                  <pic:nvPicPr>
+                    <pic:cNvPr id="1905372401" name="Picture 38" descr="A diagram of a process&#10;&#10;AI-generated content may be incorrect."/>
+                    <pic:cNvPicPr/>
+                  </pic:nvPicPr>
+                  <pic:blipFill>
+                    <a:blip r:embed="rId18" cstate="print">
+                      <a:extLst>
+                        <a:ext uri="{28A0092B-C50C-407E-A947-70E740481C1C}">
+                          <a14:useLocalDpi xmlns:a14="http://schemas.microsoft.com/office/drawing/2010/main" val="0"/>
+                        </a:ext>
+                      </a:extLst>
+                    </a:blip>
+                    <a:stretch>
+                      <a:fillRect/>
+                    </a:stretch>
+                  </pic:blipFill>
+                  <pic:spPr>
+                    <a:xfrm>
+                      <a:off x="0" y="0"/>
+                      <a:ext cx="3722370" cy="7439660"/>
+                    </a:xfrm>
+                    <a:prstGeom prst="rect">
+                      <a:avLst/>
+                    </a:prstGeom>
+                  </pic:spPr>
+                </pic:pic>
+              </a:graphicData>
+            </a:graphic>
+            <wp14:sizeRelH relativeFrom="page">
+              <wp14:pctWidth>0</wp14:pctWidth>
+            </wp14:sizeRelH>
+            <wp14:sizeRelV relativeFrom="page">
+              <wp14:pctHeight>0</wp14:pctHeight>
+            </wp14:sizeRelV>
+          </wp:anchor>
+        </w:drawing>
+      </w:r>
+    </w:p>
     <w:p/>
     <w:p/>
     <w:p/>
@@ -13036,8 +13324,6 @@
     <w:p/>
     <w:p/>
     <w:p/>
-    <w:p/>
-    <w:p/>
     <w:p>
       <w:pPr>
         <w:pStyle w:val="Heading1"/>
@@ -13052,7 +13338,7 @@
       <w:r>
         <w:t xml:space="preserve">[1] </w:t>
       </w:r>
-      <w:hyperlink r:id="rId15" w:history="1">
+      <w:hyperlink r:id="rId19" w:history="1">
         <w:r>
           <w:rPr>
             <w:rStyle w:val="Hyperlink"/>
@@ -13066,7 +13352,7 @@
       <w:r>
         <w:t xml:space="preserve">[2] </w:t>
       </w:r>
-      <w:hyperlink r:id="rId16" w:history="1">
+      <w:hyperlink r:id="rId20" w:history="1">
         <w:r>
           <w:rPr>
             <w:rStyle w:val="Hyperlink"/>
@@ -13080,7 +13366,7 @@
       <w:r>
         <w:t xml:space="preserve">[3] </w:t>
       </w:r>
-      <w:hyperlink r:id="rId17" w:history="1">
+      <w:hyperlink r:id="rId21" w:history="1">
         <w:r>
           <w:rPr>
             <w:rStyle w:val="Hyperlink"/>
@@ -13094,7 +13380,7 @@
       <w:r>
         <w:t xml:space="preserve">[4] </w:t>
       </w:r>
-      <w:hyperlink r:id="rId18" w:history="1">
+      <w:hyperlink r:id="rId22" w:history="1">
         <w:r>
           <w:rPr>
             <w:rStyle w:val="Hyperlink"/>
@@ -13108,7 +13394,7 @@
       <w:r>
         <w:t xml:space="preserve">[5] </w:t>
       </w:r>
-      <w:hyperlink r:id="rId19" w:history="1">
+      <w:hyperlink r:id="rId23" w:history="1">
         <w:r>
           <w:rPr>
             <w:rStyle w:val="Hyperlink"/>
@@ -13122,7 +13408,7 @@
       <w:r>
         <w:t xml:space="preserve">[6] </w:t>
       </w:r>
-      <w:hyperlink r:id="rId20" w:history="1">
+      <w:hyperlink r:id="rId24" w:history="1">
         <w:r>
           <w:rPr>
             <w:rStyle w:val="Hyperlink"/>
@@ -13142,7 +13428,7 @@
       <w:r>
         <w:t xml:space="preserve">] </w:t>
       </w:r>
-      <w:hyperlink r:id="rId21" w:history="1">
+      <w:hyperlink r:id="rId25" w:history="1">
         <w:r>
           <w:rPr>
             <w:rStyle w:val="Hyperlink"/>
@@ -13162,7 +13448,7 @@
       <w:r>
         <w:t xml:space="preserve">] </w:t>
       </w:r>
-      <w:hyperlink r:id="rId22" w:history="1">
+      <w:hyperlink r:id="rId26" w:history="1">
         <w:r>
           <w:rPr>
             <w:rStyle w:val="Hyperlink"/>
@@ -13182,7 +13468,7 @@
       <w:r>
         <w:t xml:space="preserve">] </w:t>
       </w:r>
-      <w:hyperlink r:id="rId23" w:history="1">
+      <w:hyperlink r:id="rId27" w:history="1">
         <w:r>
           <w:rPr>
             <w:rStyle w:val="Hyperlink"/>
@@ -13205,7 +13491,7 @@
       <w:r>
         <w:t xml:space="preserve"> </w:t>
       </w:r>
-      <w:hyperlink r:id="rId24" w:history="1">
+      <w:hyperlink r:id="rId28" w:history="1">
         <w:r>
           <w:rPr>
             <w:rStyle w:val="Hyperlink"/>
@@ -13225,7 +13511,7 @@
       <w:r>
         <w:t xml:space="preserve">] </w:t>
       </w:r>
-      <w:hyperlink r:id="rId25" w:history="1">
+      <w:hyperlink r:id="rId29" w:history="1">
         <w:r>
           <w:rPr>
             <w:rStyle w:val="Hyperlink"/>
@@ -13248,7 +13534,7 @@
       <w:r>
         <w:t xml:space="preserve">] </w:t>
       </w:r>
-      <w:hyperlink r:id="rId26" w:history="1">
+      <w:hyperlink r:id="rId30" w:history="1">
         <w:r>
           <w:rPr>
             <w:rStyle w:val="Hyperlink"/>
@@ -13269,7 +13555,7 @@
       <w:r>
         <w:t xml:space="preserve">] </w:t>
       </w:r>
-      <w:hyperlink r:id="rId27" w:history="1">
+      <w:hyperlink r:id="rId31" w:history="1">
         <w:r>
           <w:rPr>
             <w:rStyle w:val="Hyperlink"/>
@@ -13290,7 +13576,7 @@
       <w:r>
         <w:t xml:space="preserve">] </w:t>
       </w:r>
-      <w:hyperlink r:id="rId28" w:history="1">
+      <w:hyperlink r:id="rId32" w:history="1">
         <w:r>
           <w:rPr>
             <w:rStyle w:val="Hyperlink"/>
@@ -13311,7 +13597,7 @@
       <w:r>
         <w:t xml:space="preserve">] </w:t>
       </w:r>
-      <w:hyperlink r:id="rId29" w:history="1">
+      <w:hyperlink r:id="rId33" w:history="1">
         <w:r>
           <w:rPr>
             <w:rStyle w:val="Hyperlink"/>
@@ -13324,7 +13610,6 @@
     <w:p/>
     <w:p>
       <w:r>
-        <w:lastRenderedPageBreak/>
         <w:t>[1</w:t>
       </w:r>
       <w:r>
@@ -13333,7 +13618,7 @@
       <w:r>
         <w:t xml:space="preserve">] </w:t>
       </w:r>
-      <w:hyperlink r:id="rId30" w:history="1">
+      <w:hyperlink r:id="rId34" w:history="1">
         <w:r>
           <w:rPr>
             <w:rStyle w:val="Hyperlink"/>
@@ -13357,9 +13642,10 @@
     </w:p>
     <w:p>
       <w:r>
+        <w:lastRenderedPageBreak/>
         <w:t xml:space="preserve">[17] </w:t>
       </w:r>
-      <w:hyperlink r:id="rId31" w:history="1">
+      <w:hyperlink r:id="rId35" w:history="1">
         <w:r>
           <w:rPr>
             <w:rStyle w:val="Hyperlink"/>
@@ -13373,7 +13659,7 @@
       <w:r>
         <w:t xml:space="preserve">[18] </w:t>
       </w:r>
-      <w:hyperlink r:id="rId32" w:history="1">
+      <w:hyperlink r:id="rId36" w:history="1">
         <w:r>
           <w:rPr>
             <w:rStyle w:val="Hyperlink"/>
@@ -13387,7 +13673,7 @@
       <w:r>
         <w:t xml:space="preserve">[19] </w:t>
       </w:r>
-      <w:hyperlink r:id="rId33" w:history="1">
+      <w:hyperlink r:id="rId37" w:history="1">
         <w:r>
           <w:rPr>
             <w:rStyle w:val="Hyperlink"/>
@@ -13404,7 +13690,7 @@
       <w:r>
         <w:t xml:space="preserve"> </w:t>
       </w:r>
-      <w:hyperlink r:id="rId34" w:history="1">
+      <w:hyperlink r:id="rId38" w:history="1">
         <w:r>
           <w:rPr>
             <w:rStyle w:val="Hyperlink"/>
@@ -13421,7 +13707,7 @@
       <w:r>
         <w:t xml:space="preserve"> </w:t>
       </w:r>
-      <w:hyperlink r:id="rId35" w:history="1">
+      <w:hyperlink r:id="rId39" w:history="1">
         <w:r>
           <w:rPr>
             <w:rStyle w:val="Hyperlink"/>
@@ -13438,7 +13724,7 @@
       <w:r>
         <w:t xml:space="preserve"> </w:t>
       </w:r>
-      <w:hyperlink r:id="rId36" w:history="1">
+      <w:hyperlink r:id="rId40" w:history="1">
         <w:r>
           <w:rPr>
             <w:rStyle w:val="Hyperlink"/>
@@ -13452,7 +13738,7 @@
       <w:r>
         <w:t xml:space="preserve">[23] </w:t>
       </w:r>
-      <w:hyperlink r:id="rId37" w:history="1">
+      <w:hyperlink r:id="rId41" w:history="1">
         <w:r>
           <w:rPr>
             <w:rStyle w:val="Hyperlink"/>
@@ -13466,7 +13752,7 @@
       <w:r>
         <w:t xml:space="preserve">[24] </w:t>
       </w:r>
-      <w:hyperlink r:id="rId38" w:history="1">
+      <w:hyperlink r:id="rId42" w:history="1">
         <w:r>
           <w:rPr>
             <w:rStyle w:val="Hyperlink"/>
@@ -13480,7 +13766,7 @@
       <w:r>
         <w:t xml:space="preserve">[25] </w:t>
       </w:r>
-      <w:hyperlink r:id="rId39" w:history="1">
+      <w:hyperlink r:id="rId43" w:history="1">
         <w:r>
           <w:rPr>
             <w:rStyle w:val="Hyperlink"/>
@@ -13787,7 +14073,7 @@
           </mc:Choice>
           <mc:Fallback>
             <w:pict>
-              <v:shape w14:anchorId="67E50E8C" id="Freeform 3" o:spid="_x0000_s1026" style="position:absolute;margin-left:71.05pt;margin-top:3.35pt;width:110.75pt;height:26pt;z-index:251665408;visibility:visible;mso-wrap-style:square;mso-wrap-distance-left:9pt;mso-wrap-distance-top:0;mso-wrap-distance-right:9pt;mso-wrap-distance-bottom:0;mso-position-horizontal:absolute;mso-position-horizontal-relative:text;mso-position-vertical:absolute;mso-position-vertical-relative:text;v-text-anchor:middle" coordsize="1406771,330481" o:gfxdata="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" path="m,324504c6474,267230,12949,209956,65741,163140,118533,116324,217145,70504,316753,43610,416361,16716,560792,6755,663388,1775v102596,-4980,183278,996,268941,11953c1017992,24685,1117600,48591,1177365,67516v59765,18925,79686,35859,113553,59765c1324785,151187,1361640,183061,1380565,210951v18925,27890,23906,83671,23906,83671c1408455,314544,1406463,322512,1404471,330481e" filled="f" strokecolor="#030e13 [484]" strokeweight="1pt">
+              <v:shape w14:anchorId="535302A5" id="Freeform 3" o:spid="_x0000_s1026" style="position:absolute;margin-left:71.05pt;margin-top:3.35pt;width:110.75pt;height:26pt;z-index:251665408;visibility:visible;mso-wrap-style:square;mso-wrap-distance-left:9pt;mso-wrap-distance-top:0;mso-wrap-distance-right:9pt;mso-wrap-distance-bottom:0;mso-position-horizontal:absolute;mso-position-horizontal-relative:text;mso-position-vertical:absolute;mso-position-vertical-relative:text;v-text-anchor:middle" coordsize="1406771,330481" o:gfxdata="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" path="m,324504c6474,267230,12949,209956,65741,163140,118533,116324,217145,70504,316753,43610,416361,16716,560792,6755,663388,1775v102596,-4980,183278,996,268941,11953c1017992,24685,1117600,48591,1177365,67516v59765,18925,79686,35859,113553,59765c1324785,151187,1361640,183061,1380565,210951v18925,27890,23906,83671,23906,83671c1408455,314544,1406463,322512,1404471,330481e" filled="f" strokecolor="#030e13 [484]" strokeweight="1pt">
                 <v:stroke endarrow="block" endarrowwidth="narrow" endarrowlength="short" joinstyle="miter"/>
                 <v:path arrowok="t" o:connecttype="custom" o:connectlocs="0,324504;65741,163140;316753,43610;663388,1775;932329,13728;1177365,67516;1290918,127281;1380565,210951;1404471,294622;1404471,330481" o:connectangles="0,0,0,0,0,0,0,0,0,0"/>
               </v:shape>
@@ -14228,7 +14514,7 @@
           </mc:Choice>
           <mc:Fallback>
             <w:pict>
-              <v:shape w14:anchorId="18027C1F" id="Freeform 4" o:spid="_x0000_s1026" style="position:absolute;margin-left:70.45pt;margin-top:3.2pt;width:111.2pt;height:25pt;z-index:251666432;visibility:visible;mso-wrap-style:square;mso-wrap-distance-left:9pt;mso-wrap-distance-top:0;mso-wrap-distance-right:9pt;mso-wrap-distance-bottom:0;mso-position-horizontal:absolute;mso-position-horizontal-relative:text;mso-position-vertical:absolute;mso-position-vertical-relative:text;v-text-anchor:middle" coordsize="1412408,317188" o:gfxdata="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" path="m1412217,v498,46816,996,93632,-11953,125506c1387315,157380,1374366,169333,1334523,191247v-39843,21914,-108573,48808,-173318,65741c1096460,273921,1060601,282886,946052,292847v-114549,9961,-356596,21914,-472141,23906c358366,318745,312546,313765,252781,304800,193016,295835,153174,286871,115323,262965,77472,239059,44600,190251,25675,161365,6750,132479,5754,112557,1770,89647v-3984,-22910,,-65741,,-65741l1770,11953e" filled="f" strokecolor="#030e13 [484]" strokeweight="1pt">
+              <v:shape w14:anchorId="2DCD0812" id="Freeform 4" o:spid="_x0000_s1026" style="position:absolute;margin-left:70.45pt;margin-top:3.2pt;width:111.2pt;height:25pt;z-index:251666432;visibility:visible;mso-wrap-style:square;mso-wrap-distance-left:9pt;mso-wrap-distance-top:0;mso-wrap-distance-right:9pt;mso-wrap-distance-bottom:0;mso-position-horizontal:absolute;mso-position-horizontal-relative:text;mso-position-vertical:absolute;mso-position-vertical-relative:text;v-text-anchor:middle" coordsize="1412408,317188" o:gfxdata="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" path="m1412217,v498,46816,996,93632,-11953,125506c1387315,157380,1374366,169333,1334523,191247v-39843,21914,-108573,48808,-173318,65741c1096460,273921,1060601,282886,946052,292847v-114549,9961,-356596,21914,-472141,23906c358366,318745,312546,313765,252781,304800,193016,295835,153174,286871,115323,262965,77472,239059,44600,190251,25675,161365,6750,132479,5754,112557,1770,89647v-3984,-22910,,-65741,,-65741l1770,11953e" filled="f" strokecolor="#030e13 [484]" strokeweight="1pt">
                 <v:stroke endarrow="block" endarrowwidth="narrow" endarrowlength="short" joinstyle="miter"/>
                 <v:path arrowok="t" o:connecttype="custom" o:connectlocs="1412217,0;1400264,125506;1334523,191247;1161205,256988;946052,292847;473911,316753;252781,304800;115323,262965;25675,161365;1770,89647;1770,23906;1770,11953" o:connectangles="0,0,0,0,0,0,0,0,0,0,0,0"/>
               </v:shape>
@@ -14448,6 +14734,7 @@
           <w:b/>
           <w:bCs/>
         </w:rPr>
+        <w:lastRenderedPageBreak/>
         <w:t>Definition</w:t>
       </w:r>
       <w:r>
@@ -25864,7 +26151,7 @@
       <w:r>
         <w:t xml:space="preserve">For more details see </w:t>
       </w:r>
-      <w:hyperlink r:id="rId40" w:history="1">
+      <w:hyperlink r:id="rId44" w:history="1">
         <w:r>
           <w:rPr>
             <w:rStyle w:val="Hyperlink"/>
@@ -26704,7 +26991,7 @@
                     <pic:cNvPicPr/>
                   </pic:nvPicPr>
                   <pic:blipFill>
-                    <a:blip r:embed="rId41" cstate="print">
+                    <a:blip r:embed="rId45" cstate="print">
                       <a:extLst>
                         <a:ext uri="{28A0092B-C50C-407E-A947-70E740481C1C}">
                           <a14:useLocalDpi xmlns:a14="http://schemas.microsoft.com/office/drawing/2010/main" val="0"/>
@@ -26764,7 +27051,7 @@
                     <pic:cNvPicPr/>
                   </pic:nvPicPr>
                   <pic:blipFill>
-                    <a:blip r:embed="rId42" cstate="print">
+                    <a:blip r:embed="rId46" cstate="print">
                       <a:extLst>
                         <a:ext uri="{28A0092B-C50C-407E-A947-70E740481C1C}">
                           <a14:useLocalDpi xmlns:a14="http://schemas.microsoft.com/office/drawing/2010/main" val="0"/>
@@ -26844,7 +27131,7 @@
                     <pic:cNvPicPr/>
                   </pic:nvPicPr>
                   <pic:blipFill>
-                    <a:blip r:embed="rId43" cstate="print">
+                    <a:blip r:embed="rId47" cstate="print">
                       <a:extLst>
                         <a:ext uri="{28A0092B-C50C-407E-A947-70E740481C1C}">
                           <a14:useLocalDpi xmlns:a14="http://schemas.microsoft.com/office/drawing/2010/main" val="0"/>
@@ -26904,7 +27191,7 @@
                     <pic:cNvPicPr/>
                   </pic:nvPicPr>
                   <pic:blipFill>
-                    <a:blip r:embed="rId44" cstate="print">
+                    <a:blip r:embed="rId48" cstate="print">
                       <a:extLst>
                         <a:ext uri="{28A0092B-C50C-407E-A947-70E740481C1C}">
                           <a14:useLocalDpi xmlns:a14="http://schemas.microsoft.com/office/drawing/2010/main" val="0"/>
@@ -26994,7 +27281,7 @@
                     <pic:cNvPicPr/>
                   </pic:nvPicPr>
                   <pic:blipFill>
-                    <a:blip r:embed="rId45" cstate="print">
+                    <a:blip r:embed="rId49" cstate="print">
                       <a:extLst>
                         <a:ext uri="{28A0092B-C50C-407E-A947-70E740481C1C}">
                           <a14:useLocalDpi xmlns:a14="http://schemas.microsoft.com/office/drawing/2010/main" val="0"/>
@@ -27057,7 +27344,7 @@
                     <pic:cNvPicPr/>
                   </pic:nvPicPr>
                   <pic:blipFill>
-                    <a:blip r:embed="rId46" cstate="print">
+                    <a:blip r:embed="rId50" cstate="print">
                       <a:extLst>
                         <a:ext uri="{28A0092B-C50C-407E-A947-70E740481C1C}">
                           <a14:useLocalDpi xmlns:a14="http://schemas.microsoft.com/office/drawing/2010/main" val="0"/>
@@ -27138,7 +27425,7 @@
                     <pic:cNvPicPr/>
                   </pic:nvPicPr>
                   <pic:blipFill>
-                    <a:blip r:embed="rId47" cstate="print">
+                    <a:blip r:embed="rId51" cstate="print">
                       <a:extLst>
                         <a:ext uri="{28A0092B-C50C-407E-A947-70E740481C1C}">
                           <a14:useLocalDpi xmlns:a14="http://schemas.microsoft.com/office/drawing/2010/main" val="0"/>
@@ -27477,7 +27764,7 @@
       <w:r>
         <w:t xml:space="preserve">For details see the markdown </w:t>
       </w:r>
-      <w:hyperlink r:id="rId48" w:history="1">
+      <w:hyperlink r:id="rId52" w:history="1">
         <w:r>
           <w:rPr>
             <w:rStyle w:val="Hyperlink"/>
@@ -28405,7 +28692,7 @@
                     <pic:cNvPicPr/>
                   </pic:nvPicPr>
                   <pic:blipFill>
-                    <a:blip r:embed="rId49" cstate="print">
+                    <a:blip r:embed="rId53" cstate="print">
                       <a:extLst>
                         <a:ext uri="{28A0092B-C50C-407E-A947-70E740481C1C}">
                           <a14:useLocalDpi xmlns:a14="http://schemas.microsoft.com/office/drawing/2010/main" val="0"/>
@@ -28465,7 +28752,7 @@
                     <pic:cNvPicPr/>
                   </pic:nvPicPr>
                   <pic:blipFill>
-                    <a:blip r:embed="rId50" cstate="print">
+                    <a:blip r:embed="rId54" cstate="print">
                       <a:extLst>
                         <a:ext uri="{28A0092B-C50C-407E-A947-70E740481C1C}">
                           <a14:useLocalDpi xmlns:a14="http://schemas.microsoft.com/office/drawing/2010/main" val="0"/>
@@ -28541,7 +28828,7 @@
                     <pic:cNvPicPr/>
                   </pic:nvPicPr>
                   <pic:blipFill>
-                    <a:blip r:embed="rId51" cstate="print">
+                    <a:blip r:embed="rId55" cstate="print">
                       <a:extLst>
                         <a:ext uri="{28A0092B-C50C-407E-A947-70E740481C1C}">
                           <a14:useLocalDpi xmlns:a14="http://schemas.microsoft.com/office/drawing/2010/main" val="0"/>
@@ -28609,7 +28896,7 @@
                     <pic:cNvPicPr/>
                   </pic:nvPicPr>
                   <pic:blipFill>
-                    <a:blip r:embed="rId52" cstate="print">
+                    <a:blip r:embed="rId56" cstate="print">
                       <a:extLst>
                         <a:ext uri="{28A0092B-C50C-407E-A947-70E740481C1C}">
                           <a14:useLocalDpi xmlns:a14="http://schemas.microsoft.com/office/drawing/2010/main" val="0"/>
@@ -28700,7 +28987,7 @@
       <w:r>
         <w:t xml:space="preserve"> </w:t>
       </w:r>
-      <w:hyperlink r:id="rId53" w:history="1">
+      <w:hyperlink r:id="rId57" w:history="1">
         <w:r>
           <w:rPr>
             <w:rStyle w:val="Hyperlink"/>
@@ -3